--- a/server/templates/reports/FO-PO-PSM-65-08 FORMATO PARA LA ELABORACIÓN DE INFORMES TÉCNICOS DE ESTUDIO DE RUIDO INTRADOMICILIARIO-plantilla.docx
+++ b/server/templates/reports/FO-PO-PSM-65-08 FORMATO PARA LA ELABORACIÓN DE INFORMES TÉCNICOS DE ESTUDIO DE RUIDO INTRADOMICILIARIO-plantilla.docx
@@ -1,6 +1,6 @@
 
 <file path=word/document.xml><?xml version='1.0' encoding='UTF-8' standalone='yes'?>
-<w:document xmlns:wpc="http://schemas.microsoft.com/office/word/2010/wordprocessingCanvas" xmlns:cx="http://schemas.microsoft.com/office/drawing/2014/chartex" xmlns:cx1="http://schemas.microsoft.com/office/drawing/2015/9/8/chartex" xmlns:cx2="http://schemas.microsoft.com/office/drawing/2015/10/21/chartex" xmlns:cx3="http://schemas.microsoft.com/office/drawing/2016/5/9/chartex" xmlns:cx4="http://schemas.microsoft.com/office/drawing/2016/5/10/chartex" xmlns:cx5="http://schemas.microsoft.com/office/drawing/2016/5/11/chartex" xmlns:cx6="http://schemas.microsoft.com/office/drawing/2016/5/12/chartex" xmlns:cx7="http://schemas.microsoft.com/office/drawing/2016/5/13/chartex" xmlns:cx8="http://schemas.microsoft.com/office/drawing/2016/5/14/chartex" xmlns:mc="http://schemas.openxmlformats.org/markup-compatibility/2006" xmlns:aink="http://schemas.microsoft.com/office/drawing/2016/ink" xmlns:am3d="http://schemas.microsoft.com/office/drawing/2017/model3d" xmlns:o="urn:schemas-microsoft-com:office:office" xmlns:oel="http://schemas.microsoft.com/office/2019/extlst" xmlns:r="http://schemas.openxmlformats.org/officeDocument/2006/relationships" xmlns:m="http://schemas.openxmlformats.org/officeDocument/2006/math" xmlns:v="urn:schemas-microsoft-com:vml" xmlns:wp14="http://schemas.microsoft.com/office/word/2010/wordprocessingDrawing" xmlns:wp="http://schemas.openxmlformats.org/drawingml/2006/wordprocessingDrawing" xmlns:w10="urn:schemas-microsoft-com:office:word" xmlns:w="http://schemas.openxmlformats.org/wordprocessingml/2006/main" xmlns:w14="http://schemas.microsoft.com/office/word/2010/wordml" xmlns:w15="http://schemas.microsoft.com/office/word/2012/wordml" xmlns:w16cex="http://schemas.microsoft.com/office/word/2018/wordml/cex" xmlns:w16cid="http://schemas.microsoft.com/office/word/2016/wordml/cid" xmlns:w16="http://schemas.microsoft.com/office/word/2018/wordml" xmlns:w16sdtdh="http://schemas.microsoft.com/office/word/2020/wordml/sdtdatahash" xmlns:w16se="http://schemas.microsoft.com/office/word/2015/wordml/symex" xmlns:wpg="http://schemas.microsoft.com/office/word/2010/wordprocessingGroup" xmlns:wpi="http://schemas.microsoft.com/office/word/2010/wordprocessingInk" xmlns:wne="http://schemas.microsoft.com/office/word/2006/wordml" xmlns:wps="http://schemas.microsoft.com/office/word/2010/wordprocessingShape" mc:Ignorable="w14 w15 w16se w16cid w16 w16cex w16sdtdh wp14"><w:body><w:p><w:pPr><w:tabs><w:tab w:val="left" w:pos="3122"/><w:tab w:val="center" w:pos="4600"/></w:tabs><w:spacing w:line="360" w:lineRule="auto"/><w:jc w:val="both"/><w:rPr><w:rFonts w:ascii="Avenir Next LT Pro" w:hAnsi="Avenir Next LT Pro" w:cstheme="minorHAnsi"/><w:b/><w:color w:val="303030"/><w:sz w:val="32"/><w:szCs w:val="32"/></w:rPr></w:pPr><w:r><w:rPr><w:rFonts w:ascii="Avenir Next LT Pro" w:hAnsi="Avenir Next LT Pro" w:cstheme="minorHAnsi"/><w:b/><w:color w:val="303030"/><w:sz w:val="32"/><w:szCs w:val="32"/></w:rPr><w:t>INFORME TÉCNICO DE ESTUDIO </w:t></w:r><w:commentRangeStart w:id="0"/><w:commentRangeStart w:id="1"/><w:r><w:rPr><w:rFonts w:ascii="Avenir Next LT Pro" w:hAnsi="Avenir Next LT Pro" w:cstheme="minorHAnsi"/><w:b/><w:color w:val="303030"/><w:sz w:val="32"/><w:szCs w:val="32"/></w:rPr><w:t>DE RUIDO INTRADOMICILIARIO</w:t></w:r><w:commentRangeEnd w:id="0"/><w:r><w:rPr><w:rStyle w:val="Refdecomentario"/><w:rFonts w:ascii="Tahoma" w:hAnsi="Tahoma"/><w:szCs w:val="20"/><w:lang w:val="es-MX" w:eastAsia="es-MX"/></w:rPr><w:commentReference w:id="0"/></w:r><w:commentRangeEnd w:id="1"/><w:r><w:rPr><w:rStyle w:val="Refdecomentario"/><w:rFonts w:ascii="Tahoma" w:hAnsi="Tahoma"/><w:szCs w:val="20"/><w:lang w:val="es-MX" w:eastAsia="es-MX"/></w:rPr><w:commentReference w:id="1"/></w:r></w:p><w:p><w:pPr><w:tabs><w:tab w:val="left" w:pos="8040"/></w:tabs><w:rPr><w:rFonts w:ascii="Avenir Next LT Pro" w:hAnsi="Avenir Next LT Pro" w:cstheme="minorHAnsi"/><w:b/><w:color w:val="303030"/><w:sz w:val="40"/><w:szCs w:val="60"/></w:rPr></w:pPr></w:p><w:p><w:pPr><w:rPr><w:rFonts w:ascii="Avenir Next LT Pro" w:hAnsi="Avenir Next LT Pro" w:cstheme="minorHAnsi"/><w:b/><w:color w:val="303030"/><w:sz w:val="40"/><w:szCs w:val="60"/></w:rPr></w:pPr></w:p><w:p><w:pPr><w:rPr><w:rFonts w:ascii="Avenir Next LT Pro" w:hAnsi="Avenir Next LT Pro" w:cstheme="minorHAnsi"/><w:b/><w:color w:val="303030"/><w:sz w:val="40"/><w:szCs w:val="60"/></w:rPr></w:pPr></w:p><w:p><w:pPr><w:rPr><w:rFonts w:ascii="Avenir Next LT Pro" w:hAnsi="Avenir Next LT Pro" w:cstheme="minorHAnsi"/><w:b/><w:color w:val="303030"/><w:sz w:val="40"/><w:szCs w:val="60"/></w:rPr></w:pPr></w:p><w:p><w:pPr><w:rPr><w:rFonts w:ascii="Avenir Next LT Pro" w:hAnsi="Avenir Next LT Pro" w:cstheme="minorHAnsi"/><w:b/><w:color w:val="303030"/><w:sz w:val="40"/><w:szCs w:val="60"/></w:rPr></w:pPr></w:p><w:p><w:pPr><w:jc w:val="both"/><w:rPr><w:rFonts w:ascii="Avenir Next LT Pro" w:hAnsi="Avenir Next LT Pro"/><w:b/><w:bCs/><w:color w:val="303030"/><w:sz w:val="52"/><w:szCs w:val="52"/></w:rPr></w:pPr><w:r><w:rPr><w:rFonts w:ascii="Avenir Next LT Pro" w:hAnsi="Avenir Next LT Pro"/><w:b/><w:bCs/><w:color w:val="303030"/><w:sz w:val="52"/><w:szCs w:val="52"/></w:rPr><w:t>{var_1}</w:t></w:r></w:p><w:p><w:pPr><w:jc w:val="both"/><w:rPr><w:rFonts w:ascii="Avenir Next LT Pro" w:hAnsi="Avenir Next LT Pro" w:cstheme="minorHAnsi"/><w:i/><w:color w:val="303030"/><w:sz w:val="10"/><w:szCs w:val="16"/></w:rPr></w:pPr><w:r><w:rPr><w:rFonts w:ascii="Avenir Next LT Pro" w:hAnsi="Avenir Next LT Pro"/><w:b/><w:bCs/><w:color w:val="303030"/><w:sz w:val="40"/><w:szCs w:val="40"/></w:rPr><w:t>{var_2}</w:t></w:r><w:commentRangeStart w:id="2"/><w:r><w:rPr><w:rFonts w:ascii="Avenir Next LT Pro" w:hAnsi="Avenir Next LT Pro"/><w:b/><w:bCs/><w:color w:val="303030"/><w:sz w:val="40"/><w:szCs w:val="40"/></w:rPr></w:r><w:commentRangeEnd w:id="2"/><w:r><w:rPr><w:rStyle w:val="Refdecomentario"/><w:rFonts w:ascii="Tahoma" w:hAnsi="Tahoma"/><w:szCs w:val="20"/><w:lang w:val="es-MX" w:eastAsia="es-MX"/></w:rPr><w:commentReference w:id="2"/></w:r></w:p><w:p><w:pPr><w:rPr><w:rFonts w:ascii="Avenir Next LT Pro" w:hAnsi="Avenir Next LT Pro" w:cstheme="minorHAnsi"/><w:b/><w:color w:val="303030"/><w:sz w:val="28"/><w:szCs w:val="28"/></w:rPr></w:pPr></w:p><w:p><w:pPr><w:rPr><w:rFonts w:ascii="Avenir Next LT Pro" w:hAnsi="Avenir Next LT Pro" w:cstheme="minorHAnsi"/><w:b/><w:color w:val="303030"/><w:sz w:val="28"/><w:szCs w:val="28"/></w:rPr></w:pPr></w:p><w:p><w:pPr><w:rPr><w:rFonts w:ascii="Avenir Next LT Pro" w:hAnsi="Avenir Next LT Pro" w:cstheme="minorHAnsi"/><w:b/><w:color w:val="303030"/><w:sz w:val="28"/><w:szCs w:val="28"/></w:rPr></w:pPr></w:p><w:p><w:pPr><w:rPr><w:rFonts w:ascii="Avenir Next LT Pro" w:hAnsi="Avenir Next LT Pro" w:cstheme="minorHAnsi"/><w:b/><w:color w:val="303030"/><w:sz w:val="28"/><w:szCs w:val="28"/></w:rPr></w:pPr></w:p><w:p><w:pPr><w:rPr><w:rFonts w:ascii="Avenir Next LT Pro" w:hAnsi="Avenir Next LT Pro" w:cstheme="minorHAnsi"/><w:b/><w:color w:val="303030"/><w:sz w:val="28"/><w:szCs w:val="28"/></w:rPr></w:pPr></w:p><w:p><w:pPr><w:spacing w:line="360" w:lineRule="auto"/><w:jc w:val="both"/><w:rPr><w:rFonts w:ascii="Avenir Next LT Pro" w:hAnsi="Avenir Next LT Pro" w:cstheme="minorHAnsi"/><w:b/><w:i/><w:color w:val="303030"/><w:sz w:val="28"/><w:szCs w:val="28"/></w:rPr></w:pPr><w:r><w:rPr><w:rFonts w:ascii="Avenir Next LT Pro" w:hAnsi="Avenir Next LT Pro" w:cstheme="minorHAnsi"/><w:b/><w:i/><w:color w:val="303030"/><w:sz w:val="28"/><w:szCs w:val="28"/></w:rPr><w:t>Monitoreo de ruido intradomiciliario realizado el día </w:t></w:r><w:r><w:rPr><w:rFonts w:ascii="Avenir Next LT Pro" w:hAnsi="Avenir Next LT Pro" w:cstheme="minorHAnsi"/><w:b/><w:i/><w:color w:val="303030"/><w:sz w:val="28"/><w:szCs w:val="28"/></w:rPr><w:t>{monitoreo_de_ruido_intradomiciliario_realizado_el__1}</w:t></w:r><w:r><w:rPr><w:rFonts w:ascii="Avenir Next LT Pro" w:hAnsi="Avenir Next LT Pro" w:cstheme="minorHAnsi"/><w:b/><w:i/><w:color w:val="303030"/><w:sz w:val="28"/><w:szCs w:val="28"/></w:rPr><w:t> </w:t></w:r><w:r><w:rPr><w:rFonts w:ascii="Avenir Next LT Pro" w:hAnsi="Avenir Next LT Pro" w:cstheme="minorHAnsi"/><w:b/><w:i/><w:color w:val="303030"/><w:sz w:val="28"/><w:szCs w:val="28"/></w:rPr><w:t>de </w:t></w:r><w:r><w:rPr><w:rFonts w:ascii="Avenir Next LT Pro" w:hAnsi="Avenir Next LT Pro" w:cstheme="minorHAnsi"/><w:b/><w:i/><w:color w:val="303030"/><w:sz w:val="28"/><w:szCs w:val="28"/></w:rPr><w:t>{monitoreo_de_ruido_intradomiciliario_realizado_el__2}</w:t></w:r><w:r><w:rPr><w:rFonts w:ascii="Avenir Next LT Pro" w:hAnsi="Avenir Next LT Pro" w:cstheme="minorHAnsi"/><w:b/><w:i/><w:color w:val="303030"/><w:sz w:val="28"/><w:szCs w:val="28"/></w:rPr><w:t> de </w:t></w:r><w:r><w:rPr><w:rFonts w:ascii="Avenir Next LT Pro" w:hAnsi="Avenir Next LT Pro" w:cstheme="minorHAnsi"/><w:b/><w:i/><w:color w:val="303030"/><w:sz w:val="28"/><w:szCs w:val="28"/></w:rPr><w:t>{de_de_1}</w:t></w:r><w:r><w:rPr><w:rFonts w:ascii="Avenir Next LT Pro" w:hAnsi="Avenir Next LT Pro" w:cstheme="minorHAnsi"/><w:b/><w:i/><w:color w:val="303030"/><w:sz w:val="28"/><w:szCs w:val="28"/></w:rPr><w:t>, </w:t></w:r><w:r><w:rPr><w:rFonts w:ascii="Avenir Next LT Pro" w:hAnsi="Avenir Next LT Pro" w:cstheme="minorHAnsi"/><w:b/><w:i/><w:color w:val="303030"/><w:sz w:val="28"/><w:szCs w:val="28"/></w:rPr><w:t>{de_de_2}</w:t></w:r><w:r><w:rPr><w:rFonts w:ascii="Avenir Next LT Pro" w:hAnsi="Avenir Next LT Pro" w:cstheme="minorHAnsi"/><w:b/><w:i/><w:color w:val="303030"/><w:sz w:val="28"/><w:szCs w:val="28"/></w:rPr></w:r><w:r><w:rPr><w:rFonts w:ascii="Avenir Next LT Pro" w:hAnsi="Avenir Next LT Pro" w:cstheme="minorHAnsi"/><w:b/><w:i/><w:color w:val="303030"/><w:sz w:val="28"/><w:szCs w:val="28"/></w:rPr></w:r><w:r><w:rPr><w:rFonts w:ascii="Avenir Next LT Pro" w:hAnsi="Avenir Next LT Pro" w:cstheme="minorHAnsi"/><w:b/><w:i/><w:color w:val="303030"/><w:sz w:val="28"/><w:szCs w:val="28"/></w:rPr></w:r><w:r><w:rPr><w:rFonts w:ascii="Avenir Next LT Pro" w:hAnsi="Avenir Next LT Pro" w:cstheme="minorHAnsi"/><w:b/><w:i/><w:color w:val="303030"/><w:sz w:val="28"/><w:szCs w:val="28"/></w:rPr></w:r><w:commentRangeStart w:id="3"/><w:r><w:rPr><w:rFonts w:ascii="Avenir Next LT Pro" w:hAnsi="Avenir Next LT Pro" w:cstheme="minorHAnsi"/><w:b/><w:i/><w:color w:val="303030"/><w:sz w:val="28"/><w:szCs w:val="28"/></w:rPr></w:r><w:commentRangeEnd w:id="3"/><w:r><w:rPr><w:rStyle w:val="Refdecomentario"/><w:rFonts w:ascii="Tahoma" w:hAnsi="Tahoma"/><w:szCs w:val="20"/><w:lang w:val="es-MX" w:eastAsia="es-MX"/></w:rPr><w:commentReference w:id="3"/></w:r><w:r><w:rPr><w:rFonts w:ascii="Avenir Next LT Pro" w:hAnsi="Avenir Next LT Pro" w:cstheme="minorHAnsi"/><w:b/><w:i/><w:color w:val="303030"/><w:sz w:val="28"/><w:szCs w:val="28"/></w:rPr><w:t>.</w:t></w:r></w:p><w:p><w:pPr><w:spacing w:line="360" w:lineRule="auto"/><w:jc w:val="both"/><w:rPr><w:rFonts w:ascii="Avenir Next LT Pro" w:hAnsi="Avenir Next LT Pro" w:cstheme="minorHAnsi"/><w:b/><w:color w:val="303030"/><w:sz w:val="22"/></w:rPr></w:pPr></w:p><w:p><w:pPr><w:spacing w:line="276" w:lineRule="auto"/><w:jc w:val="both"/><w:rPr><w:rFonts w:ascii="Avenir Next LT Pro" w:hAnsi="Avenir Next LT Pro" w:cstheme="minorHAnsi"/><w:b/><w:color w:val="303030"/><w:sz w:val="22"/></w:rPr></w:pPr></w:p><w:p><w:pPr><w:spacing w:line="276" w:lineRule="auto"/><w:jc w:val="both"/><w:rPr><w:rFonts w:ascii="Avenir Next LT Pro" w:hAnsi="Avenir Next LT Pro" w:cstheme="minorHAnsi"/><w:b/><w:color w:val="303030"/><w:sz w:val="22"/></w:rPr></w:pPr></w:p><w:p><w:pPr><w:spacing w:line="276" w:lineRule="auto"/><w:jc w:val="both"/><w:rPr><w:rFonts w:ascii="Avenir Next LT Pro" w:hAnsi="Avenir Next LT Pro" w:cstheme="minorHAnsi"/><w:b/><w:color w:val="303030"/><w:sz w:val="22"/></w:rPr></w:pPr></w:p><w:p><w:pPr><w:spacing w:line="276" w:lineRule="auto"/><w:jc w:val="both"/><w:rPr><w:rFonts w:ascii="Avenir Next LT Pro" w:hAnsi="Avenir Next LT Pro" w:cstheme="minorHAnsi"/><w:b/><w:color w:val="303030"/><w:sz w:val="22"/></w:rPr></w:pPr></w:p><w:p><w:pPr><w:spacing w:line="276" w:lineRule="auto"/><w:jc w:val="both"/><w:rPr><w:rFonts w:ascii="Avenir Next LT Pro" w:hAnsi="Avenir Next LT Pro" w:cstheme="minorHAnsi"/><w:b/><w:color w:val="303030"/><w:sz w:val="22"/></w:rPr></w:pPr></w:p><w:p><w:pPr><w:spacing w:line="276" w:lineRule="auto"/><w:jc w:val="both"/><w:rPr><w:rFonts w:ascii="Avenir Next LT Pro" w:hAnsi="Avenir Next LT Pro" w:cstheme="minorHAnsi"/><w:b/><w:color w:val="303030"/><w:sz w:val="22"/></w:rPr></w:pPr></w:p><w:p><w:pPr><w:spacing w:line="276" w:lineRule="auto"/><w:jc w:val="both"/><w:rPr><w:rFonts w:ascii="Avenir Next LT Pro" w:hAnsi="Avenir Next LT Pro" w:cstheme="minorHAnsi"/><w:b/><w:color w:val="303030"/><w:sz w:val="22"/></w:rPr></w:pPr></w:p><w:p><w:pPr><w:spacing w:line="276" w:lineRule="auto"/><w:jc w:val="both"/><w:rPr><w:rFonts w:ascii="Avenir Next LT Pro" w:hAnsi="Avenir Next LT Pro" w:cstheme="minorHAnsi"/><w:b/><w:color w:val="303030"/><w:sz w:val="22"/></w:rPr></w:pPr></w:p><w:p><w:pPr><w:jc w:val="right"/><w:rPr><w:rFonts w:ascii="Avenir Next LT Pro" w:hAnsi="Avenir Next LT Pro" w:cs="Calibri"/><w:b/><w:color w:val="303030"/><w:sz w:val="22"/><w:szCs w:val="20"/></w:rPr></w:pPr><w:r><w:rPr><w:rFonts w:ascii="Avenir Next LT Pro" w:hAnsi="Avenir Next LT Pro" w:cs="Calibri"/><w:b/><w:color w:val="303030"/><w:sz w:val="22"/><w:szCs w:val="20"/></w:rPr><w:t>{var_3}</w:t></w:r><w:commentRangeStart w:id="4"/><w:r><w:rPr><w:rFonts w:ascii="Avenir Next LT Pro" w:hAnsi="Avenir Next LT Pro" w:cs="Calibri"/><w:b/><w:color w:val="303030"/><w:sz w:val="22"/><w:szCs w:val="20"/></w:rPr></w:r><w:commentRangeEnd w:id="4"/><w:r><w:rPr><w:rStyle w:val="Refdecomentario"/><w:rFonts w:ascii="Tahoma" w:hAnsi="Tahoma"/><w:szCs w:val="20"/><w:lang w:val="es-MX" w:eastAsia="es-MX"/></w:rPr><w:commentReference w:id="4"/></w:r><w:r><w:rPr><w:rFonts w:ascii="Avenir Next LT Pro" w:hAnsi="Avenir Next LT Pro" w:cstheme="minorHAnsi"/><w:b/><w:color w:val="303030"/></w:rPr><w:t>{var_4}</w:t></w:r></w:p><w:p><w:pPr><w:pStyle w:val="TtuloTDC"/><w:spacing w:before="0" w:line="360" w:lineRule="auto"/><w:rPr><w:rFonts w:ascii="Avenir Next LT Pro" w:hAnsi="Avenir Next LT Pro" w:cstheme="minorHAnsi"/><w:color w:val="303030"/><w:sz w:val="32"/><w:szCs w:val="32"/></w:rPr></w:pPr><w:bookmarkStart w:id="5" w:name="_Toc322074608"/><w:bookmarkStart w:id="6" w:name="_Toc322447681"/><w:bookmarkStart w:id="7" w:name="_Toc326159403"/><w:r><w:rPr><w:rFonts w:ascii="Avenir Next LT Pro" w:hAnsi="Avenir Next LT Pro" w:cstheme="minorHAnsi"/><w:color w:val="303030"/><w:sz w:val="32"/><w:szCs w:val="32"/></w:rPr><w:lastRenderedPageBreak/><w:t>TABLA DE </w:t></w:r><w:commentRangeStart w:id="8"/><w:commentRangeStart w:id="9"/><w:r><w:rPr><w:rFonts w:ascii="Avenir Next LT Pro" w:hAnsi="Avenir Next LT Pro" w:cstheme="minorHAnsi"/><w:color w:val="303030"/><w:sz w:val="32"/><w:szCs w:val="32"/></w:rPr><w:t>CONTENIDO</w:t></w:r><w:commentRangeEnd w:id="8"/><w:r><w:rPr><w:rStyle w:val="Refdecomentario"/><w:rFonts w:ascii="Tahoma" w:eastAsia="Times New Roman" w:hAnsi="Tahoma"/><w:b w:val="0"/><w:bCs w:val="0"/><w:color w:val="auto"/><w:szCs w:val="20"/><w:lang w:val="es-MX" w:eastAsia="es-MX"/></w:rPr><w:commentReference w:id="8"/></w:r><w:commentRangeEnd w:id="9"/><w:r><w:rPr><w:rStyle w:val="Refdecomentario"/><w:rFonts w:ascii="Tahoma" w:eastAsia="Times New Roman" w:hAnsi="Tahoma"/><w:b w:val="0"/><w:bCs w:val="0"/><w:color w:val="auto"/><w:szCs w:val="20"/><w:lang w:val="es-MX" w:eastAsia="es-MX"/></w:rPr><w:commentReference w:id="9"/></w:r></w:p><w:p><w:pPr><w:pStyle w:val="TDC1"/><w:tabs><w:tab w:val="left" w:pos="600"/><w:tab w:val="right" w:leader="dot" w:pos="8830"/></w:tabs><w:rPr><w:rFonts w:asciiTheme="minorHAnsi" w:eastAsiaTheme="minorEastAsia" w:hAnsiTheme="minorHAnsi" w:cstheme="minorBidi"/><w:b w:val="0"/><w:bCs w:val="0"/><w:caps w:val="0"/><w:noProof/><w:color w:val="auto"/><w:kern w:val="2"/><w:szCs w:val="22"/><w14:ligatures w14:val="standardContextual"/></w:rPr></w:pPr><w:r><w:rPr><w:rFonts w:cstheme="minorHAnsi"/><w:szCs w:val="22"/></w:rPr><w:fldChar w:fldCharType="begin"/></w:r><w:r><w:rPr><w:rFonts w:cstheme="minorHAnsi"/><w:szCs w:val="22"/></w:rPr><w:instrText xml:space="preserve"> TOC \o "1-2" \h \z \u </w:instrText></w:r><w:r><w:rPr><w:rFonts w:cstheme="minorHAnsi"/><w:szCs w:val="22"/></w:rPr><w:fldChar w:fldCharType="separate"/></w:r><w:hyperlink w:anchor="_Toc215310858" w:history="1"><w:r><w:rPr><w:rStyle w:val="Hipervnculo"/><w:rFonts w:cstheme="minorHAnsi"/><w:noProof/></w:rPr><w:t>1.INFORMACIÓN GENERAL81.1.Información de la empresa81.2.Empresa responsable del estudio81.3.Fecha de la medición81.4.Hora de medición91.5.Descripción de los tiempos e intervalos de medición91.6.Propósito de la medición101.7.Normativa de referencia101.8.Ubicación de la medición102.INFORMACIÓN DE LOS EQUIPOS DE MEDIDA123.PROCEDIMIENTO DE MEDICIÓN UTILIZADO133.1. Determinación de emisión de ruido133.2. Ajustes de los niveles de presión sonora</w:t></w:r><w:r><w:rPr><w:noProof/><w:webHidden/></w:rPr><w:tab/></w:r><w:r><w:rPr><w:noProof/><w:webHidden/></w:rPr><w:fldChar w:fldCharType="begin"/></w:r><w:r><w:rPr><w:noProof/><w:webHidden/></w:rPr><w:instrText xml:space="preserve"> PAGEREF _Toc215310870 \h </w:instrText></w:r><w:r><w:rPr><w:noProof/><w:webHidden/></w:rPr></w:r><w:r><w:rPr><w:noProof/><w:webHidden/></w:rPr><w:fldChar w:fldCharType="separate"/></w:r><w:r><w:rPr><w:noProof/><w:webHidden/></w:rPr><w:t>14</w:t></w:r><w:r><w:rPr><w:noProof/><w:webHidden/></w:rPr><w:fldChar w:fldCharType="end"/></w:r></w:hyperlink></w:p><w:p><w:pPr><w:pStyle w:val="TDC2"/><w:tabs><w:tab w:val="right" w:leader="dot" w:pos="8830"/></w:tabs><w:rPr><w:rFonts w:asciiTheme="minorHAnsi" w:eastAsiaTheme="minorEastAsia" w:hAnsiTheme="minorHAnsi" w:cstheme="minorBidi"/><w:smallCaps w:val="0"/><w:noProof/><w:color w:val="auto"/><w:kern w:val="2"/><w:szCs w:val="22"/><w14:ligatures w14:val="standardContextual"/></w:rPr></w:pPr><w:hyperlink w:anchor="_Toc215310871" w:history="1"><w:r><w:rPr><w:rStyle w:val="Hipervnculo"/><w:rFonts w:cs="Calibri"/><w:noProof/></w:rPr><w:t>3.3. Determinación de los valores de Correcciones K</w:t></w:r><w:r><w:rPr><w:noProof/><w:webHidden/></w:rPr><w:tab/></w:r><w:r><w:rPr><w:noProof/><w:webHidden/></w:rPr><w:fldChar w:fldCharType="begin"/></w:r><w:r><w:rPr><w:noProof/><w:webHidden/></w:rPr><w:instrText xml:space="preserve"> PAGEREF _Toc215310871 \h </w:instrText></w:r><w:r><w:rPr><w:noProof/><w:webHidden/></w:rPr></w:r><w:r><w:rPr><w:noProof/><w:webHidden/></w:rPr><w:fldChar w:fldCharType="separate"/></w:r><w:r><w:rPr><w:noProof/><w:webHidden/></w:rPr><w:t>14</w:t></w:r><w:r><w:rPr><w:noProof/><w:webHidden/></w:rPr><w:fldChar w:fldCharType="end"/></w:r></w:hyperlink></w:p><w:p><w:pPr><w:pStyle w:val="TDC2"/><w:tabs><w:tab w:val="right" w:leader="dot" w:pos="8830"/></w:tabs><w:rPr><w:rFonts w:asciiTheme="minorHAnsi" w:eastAsiaTheme="minorEastAsia" w:hAnsiTheme="minorHAnsi" w:cstheme="minorBidi"/><w:smallCaps w:val="0"/><w:noProof/><w:color w:val="auto"/><w:kern w:val="2"/><w:szCs w:val="22"/><w14:ligatures w14:val="standardContextual"/></w:rPr></w:pPr><w:hyperlink w:anchor="_Toc215310872" w:history="1"><w:r><w:rPr><w:rStyle w:val="Hipervnculo"/><w:noProof/></w:rPr><w:t>3.4. Metodología en campo</w:t></w:r><w:r><w:rPr><w:noProof/><w:webHidden/></w:rPr><w:tab/></w:r><w:r><w:rPr><w:noProof/><w:webHidden/></w:rPr><w:fldChar w:fldCharType="begin"/></w:r><w:r><w:rPr><w:noProof/><w:webHidden/></w:rPr><w:instrText xml:space="preserve"> PAGEREF _Toc215310872 \h </w:instrText></w:r><w:r><w:rPr><w:noProof/><w:webHidden/></w:rPr></w:r><w:r><w:rPr><w:noProof/><w:webHidden/></w:rPr><w:fldChar w:fldCharType="separate"/></w:r><w:r><w:rPr><w:noProof/><w:webHidden/></w:rPr><w:t>17</w:t></w:r><w:r><w:rPr><w:noProof/><w:webHidden/></w:rPr><w:fldChar w:fldCharType="end"/></w:r></w:hyperlink></w:p><w:p><w:r><w:t>{chart_indices}</w:t></w:r></w:p><w:p><w:pPr><w:pStyle w:val="TDC1"/><w:tabs><w:tab w:val="left" w:pos="600"/><w:tab w:val="right" w:leader="dot" w:pos="8830"/></w:tabs><w:rPr><w:rFonts w:asciiTheme="minorHAnsi" w:eastAsiaTheme="minorEastAsia" w:hAnsiTheme="minorHAnsi" w:cstheme="minorBidi"/><w:b w:val="0"/><w:bCs w:val="0"/><w:caps w:val="0"/><w:noProof/><w:color w:val="auto"/><w:kern w:val="2"/><w:szCs w:val="22"/><w14:ligatures w14:val="standardContextual"/></w:rPr></w:pPr><w:hyperlink w:anchor="_Toc215310873" w:history="1"><w:r><w:rPr><w:rStyle w:val="Hipervnculo"/><w:rFonts w:cstheme="minorHAnsi"/><w:noProof/></w:rPr><w:t>4.CARACTERISTICAS DE LA MEDICIÓN194.1.Condiciones predominantes194.2.Condiciones atmosféricas194.3.Procedimiento para la medición del viento214.4.Naturaleza / estado del terreno entre la fuente y el receptor224.5.Ubicación de asentamientos poblacionales y potenciales receptores de interés en ecosistemas estratégicos235.RESULTADOS DE LA MEDICIÓN245.1 Normativa utilizada245.2 Resultados numéricos y comparación con la normatividad aplicada245.3 Cálculos aplicados276.DESCRIPCIÓN Y VARIABILIDAD DE LAS FUENTES DE SONIDO EXISTENTES297.INCERTIDUMBRE DE MEDICIONES307.1.  Regla de decisión y declaración de conformidad308. CONCLUSIONES Y RECOMENDACIONES329.BIBLIOGRAFÍA3310. ANEXOS3411. HISTORIAL DE CAMBIOS35TABLAS</w:t></w:r><w:commentRangeEnd w:id="10"/><w:r><w:rPr><w:rStyle w:val="Refdecomentario"/><w:rFonts w:ascii="Avenir Next LT Pro" w:hAnsi="Avenir Next LT Pro"/><w:b/><w:sz w:val="32"/><w:szCs w:val="32"/><w:lang w:val="es-MX" w:eastAsia="es-MX"/></w:rPr><w:commentReference w:id="10"/></w:r></w:p><w:p><w:pPr><w:pStyle w:val="Tabladeilustraciones"/><w:tabs><w:tab w:val="right" w:leader="dot" w:pos="8830"/></w:tabs><w:spacing w:line="360" w:lineRule="auto"/><w:rPr><w:rFonts w:ascii="Avenir Next LT Pro" w:eastAsiaTheme="minorEastAsia" w:hAnsi="Avenir Next LT Pro" w:cstheme="minorBidi"/><w:bCs/><w:noProof/><w:kern w:val="2"/><w:sz w:val="20"/><w:szCs w:val="20"/><w:lang w:val="es-CO" w:eastAsia="es-CO"/><w14:ligatures w14:val="standardContextual"/></w:rPr></w:pPr><w:r><w:rPr><w:rStyle w:val="Hipervnculo"/><w:rFonts w:ascii="Avenir Next LT Pro" w:hAnsi="Avenir Next LT Pro" w:cs="Calibri"/><w:b/><w:noProof/><w:color w:val="303030"/><w:sz w:val="20"/><w:szCs w:val="20"/><w:lang w:val="es-CO"/></w:rPr><w:fldChar w:fldCharType="begin"/></w:r><w:r><w:rPr><w:rStyle w:val="Hipervnculo"/><w:rFonts w:ascii="Avenir Next LT Pro" w:hAnsi="Avenir Next LT Pro" w:cs="Calibri"/><w:b/><w:noProof/><w:color w:val="303030"/><w:sz w:val="20"/><w:szCs w:val="20"/><w:lang w:val="es-CO"/></w:rPr><w:instrText xml:space="preserve"> TOC \h \z \c "Tabla" </w:instrText></w:r><w:r><w:rPr><w:rStyle w:val="Hipervnculo"/><w:rFonts w:ascii="Avenir Next LT Pro" w:hAnsi="Avenir Next LT Pro" w:cs="Calibri"/><w:b/><w:noProof/><w:color w:val="303030"/><w:sz w:val="20"/><w:szCs w:val="20"/><w:lang w:val="es-CO"/></w:rPr><w:fldChar w:fldCharType="separate"/></w:r><w:hyperlink w:anchor="_Toc209532328" w:history="1"><w:r><w:rPr><w:rStyle w:val="Hipervnculo"/><w:rFonts w:ascii="Avenir Next LT Pro" w:hAnsi="Avenir Next LT Pro" w:cs="Calibri"/><w:bCs/><w:noProof/><w:sz w:val="20"/><w:szCs w:val="20"/></w:rPr><w:t>Tabla 1. Hora de Inicio y finalización – Planta apagada.</w:t></w:r><w:r><w:rPr><w:rFonts w:ascii="Avenir Next LT Pro" w:hAnsi="Avenir Next LT Pro"/><w:bCs/><w:noProof/><w:webHidden/><w:sz w:val="20"/><w:szCs w:val="20"/></w:rPr><w:tab/></w:r><w:r><w:rPr><w:rFonts w:ascii="Avenir Next LT Pro" w:hAnsi="Avenir Next LT Pro"/><w:bCs/><w:noProof/><w:webHidden/><w:sz w:val="20"/><w:szCs w:val="20"/></w:rPr><w:fldChar w:fldCharType="begin"/></w:r><w:r><w:rPr><w:rFonts w:ascii="Avenir Next LT Pro" w:hAnsi="Avenir Next LT Pro"/><w:bCs/><w:noProof/><w:webHidden/><w:sz w:val="20"/><w:szCs w:val="20"/></w:rPr><w:instrText xml:space="preserve"> PAGEREF _Toc209532328 \h </w:instrText></w:r><w:r><w:rPr><w:rFonts w:ascii="Avenir Next LT Pro" w:hAnsi="Avenir Next LT Pro"/><w:bCs/><w:noProof/><w:webHidden/><w:sz w:val="20"/><w:szCs w:val="20"/></w:rPr></w:r><w:r><w:rPr><w:rFonts w:ascii="Avenir Next LT Pro" w:hAnsi="Avenir Next LT Pro"/><w:bCs/><w:noProof/><w:webHidden/><w:sz w:val="20"/><w:szCs w:val="20"/></w:rPr><w:fldChar w:fldCharType="separate"/></w:r><w:r><w:rPr><w:rFonts w:ascii="Avenir Next LT Pro" w:hAnsi="Avenir Next LT Pro"/><w:bCs/><w:noProof/><w:webHidden/><w:sz w:val="20"/><w:szCs w:val="20"/></w:rPr><w:t>9</w:t></w:r><w:r><w:rPr><w:rFonts w:ascii="Avenir Next LT Pro" w:hAnsi="Avenir Next LT Pro"/><w:bCs/><w:noProof/><w:webHidden/><w:sz w:val="20"/><w:szCs w:val="20"/></w:rPr><w:fldChar w:fldCharType="end"/></w:r></w:hyperlink></w:p><w:p><w:pPr><w:pStyle w:val="Tabladeilustraciones"/><w:tabs><w:tab w:val="right" w:leader="dot" w:pos="8830"/></w:tabs><w:spacing w:line="360" w:lineRule="auto"/><w:rPr><w:rFonts w:ascii="Avenir Next LT Pro" w:eastAsiaTheme="minorEastAsia" w:hAnsi="Avenir Next LT Pro" w:cstheme="minorBidi"/><w:bCs/><w:noProof/><w:kern w:val="2"/><w:sz w:val="20"/><w:szCs w:val="20"/><w:lang w:val="es-CO" w:eastAsia="es-CO"/><w14:ligatures w14:val="standardContextual"/></w:rPr></w:pPr><w:hyperlink w:anchor="_Toc209532329" w:history="1"><w:r><w:rPr><w:rStyle w:val="Hipervnculo"/><w:rFonts w:ascii="Avenir Next LT Pro" w:hAnsi="Avenir Next LT Pro" w:cs="Calibri"/><w:bCs/><w:noProof/><w:sz w:val="20"/><w:szCs w:val="20"/></w:rPr><w:t>Tabla 2. Hora de Inicio y finalización – Planta encendida.</w:t></w:r><w:r><w:rPr><w:rFonts w:ascii="Avenir Next LT Pro" w:hAnsi="Avenir Next LT Pro"/><w:bCs/><w:noProof/><w:webHidden/><w:sz w:val="20"/><w:szCs w:val="20"/></w:rPr><w:tab/></w:r><w:r><w:rPr><w:rFonts w:ascii="Avenir Next LT Pro" w:hAnsi="Avenir Next LT Pro"/><w:bCs/><w:noProof/><w:webHidden/><w:sz w:val="20"/><w:szCs w:val="20"/></w:rPr><w:fldChar w:fldCharType="begin"/></w:r><w:r><w:rPr><w:rFonts w:ascii="Avenir Next LT Pro" w:hAnsi="Avenir Next LT Pro"/><w:bCs/><w:noProof/><w:webHidden/><w:sz w:val="20"/><w:szCs w:val="20"/></w:rPr><w:instrText xml:space="preserve"> PAGEREF _Toc209532329 \h </w:instrText></w:r><w:r><w:rPr><w:rFonts w:ascii="Avenir Next LT Pro" w:hAnsi="Avenir Next LT Pro"/><w:bCs/><w:noProof/><w:webHidden/><w:sz w:val="20"/><w:szCs w:val="20"/></w:rPr></w:r><w:r><w:rPr><w:rFonts w:ascii="Avenir Next LT Pro" w:hAnsi="Avenir Next LT Pro"/><w:bCs/><w:noProof/><w:webHidden/><w:sz w:val="20"/><w:szCs w:val="20"/></w:rPr><w:fldChar w:fldCharType="separate"/></w:r><w:r><w:rPr><w:rFonts w:ascii="Avenir Next LT Pro" w:hAnsi="Avenir Next LT Pro"/><w:bCs/><w:noProof/><w:webHidden/><w:sz w:val="20"/><w:szCs w:val="20"/></w:rPr><w:t>9</w:t></w:r><w:r><w:rPr><w:rFonts w:ascii="Avenir Next LT Pro" w:hAnsi="Avenir Next LT Pro"/><w:bCs/><w:noProof/><w:webHidden/><w:sz w:val="20"/><w:szCs w:val="20"/></w:rPr><w:fldChar w:fldCharType="end"/></w:r></w:hyperlink></w:p><w:p><w:pPr><w:pStyle w:val="Tabladeilustraciones"/><w:tabs><w:tab w:val="right" w:leader="dot" w:pos="8830"/></w:tabs><w:spacing w:line="360" w:lineRule="auto"/><w:rPr><w:rFonts w:ascii="Avenir Next LT Pro" w:eastAsiaTheme="minorEastAsia" w:hAnsi="Avenir Next LT Pro" w:cstheme="minorBidi"/><w:bCs/><w:noProof/><w:kern w:val="2"/><w:sz w:val="20"/><w:szCs w:val="20"/><w:lang w:val="es-CO" w:eastAsia="es-CO"/><w14:ligatures w14:val="standardContextual"/></w:rPr></w:pPr><w:hyperlink w:anchor="_Toc209532330" w:history="1"><w:r><w:rPr><w:rStyle w:val="Hipervnculo"/><w:rFonts w:ascii="Avenir Next LT Pro" w:hAnsi="Avenir Next LT Pro"/><w:bCs/><w:noProof/><w:sz w:val="20"/><w:szCs w:val="20"/><w:lang w:val="es-CO"/></w:rPr><w:t>Tabla 3. </w:t></w:r><w:r><w:rPr><w:rStyle w:val="Hipervnculo"/><w:rFonts w:ascii="Avenir Next LT Pro" w:hAnsi="Avenir Next LT Pro" w:cs="Calibri"/><w:bCs/><w:noProof/><w:sz w:val="20"/><w:szCs w:val="20"/><w:lang w:val="es-CO"/></w:rPr><w:t>Distribución de tiempos de medición y espera</w:t></w:r><w:r><w:rPr><w:rFonts w:ascii="Avenir Next LT Pro" w:hAnsi="Avenir Next LT Pro"/><w:bCs/><w:noProof/><w:webHidden/><w:sz w:val="20"/><w:szCs w:val="20"/></w:rPr><w:tab/></w:r><w:r><w:rPr><w:rFonts w:ascii="Avenir Next LT Pro" w:hAnsi="Avenir Next LT Pro"/><w:bCs/><w:noProof/><w:webHidden/><w:sz w:val="20"/><w:szCs w:val="20"/></w:rPr><w:fldChar w:fldCharType="begin"/></w:r><w:r><w:rPr><w:rFonts w:ascii="Avenir Next LT Pro" w:hAnsi="Avenir Next LT Pro"/><w:bCs/><w:noProof/><w:webHidden/><w:sz w:val="20"/><w:szCs w:val="20"/></w:rPr><w:instrText xml:space="preserve"> PAGEREF _Toc209532330 \h </w:instrText></w:r><w:r><w:rPr><w:rFonts w:ascii="Avenir Next LT Pro" w:hAnsi="Avenir Next LT Pro"/><w:bCs/><w:noProof/><w:webHidden/><w:sz w:val="20"/><w:szCs w:val="20"/></w:rPr></w:r><w:r><w:rPr><w:rFonts w:ascii="Avenir Next LT Pro" w:hAnsi="Avenir Next LT Pro"/><w:bCs/><w:noProof/><w:webHidden/><w:sz w:val="20"/><w:szCs w:val="20"/></w:rPr><w:fldChar w:fldCharType="separate"/></w:r><w:r><w:rPr><w:rFonts w:ascii="Avenir Next LT Pro" w:hAnsi="Avenir Next LT Pro"/><w:bCs/><w:noProof/><w:webHidden/><w:sz w:val="20"/><w:szCs w:val="20"/></w:rPr><w:t>9</w:t></w:r><w:r><w:rPr><w:rFonts w:ascii="Avenir Next LT Pro" w:hAnsi="Avenir Next LT Pro"/><w:bCs/><w:noProof/><w:webHidden/><w:sz w:val="20"/><w:szCs w:val="20"/></w:rPr><w:fldChar w:fldCharType="end"/></w:r></w:hyperlink></w:p><w:p><w:pPr><w:pStyle w:val="Tabladeilustraciones"/><w:tabs><w:tab w:val="right" w:leader="dot" w:pos="8830"/></w:tabs><w:spacing w:line="360" w:lineRule="auto"/><w:rPr><w:rFonts w:ascii="Avenir Next LT Pro" w:eastAsiaTheme="minorEastAsia" w:hAnsi="Avenir Next LT Pro" w:cstheme="minorBidi"/><w:bCs/><w:noProof/><w:kern w:val="2"/><w:sz w:val="20"/><w:szCs w:val="20"/><w:lang w:val="es-CO" w:eastAsia="es-CO"/><w14:ligatures w14:val="standardContextual"/></w:rPr></w:pPr><w:hyperlink w:anchor="_Toc209532331" w:history="1"><w:r><w:rPr><w:rStyle w:val="Hipervnculo"/><w:rFonts w:ascii="Avenir Next LT Pro" w:hAnsi="Avenir Next LT Pro"/><w:bCs/><w:noProof/><w:sz w:val="20"/><w:szCs w:val="20"/><w:lang w:val="es-CO"/></w:rPr><w:t>Tabla 4. </w:t></w:r><w:r><w:rPr><w:rStyle w:val="Hipervnculo"/><w:rFonts w:ascii="Avenir Next LT Pro" w:hAnsi="Avenir Next LT Pro" w:cs="Calibri"/><w:bCs/><w:noProof/><w:sz w:val="20"/><w:szCs w:val="20"/><w:lang w:val="es-CO"/></w:rPr><w:t>Intervalos de referencia empleados</w:t></w:r><w:r><w:rPr><w:rFonts w:ascii="Avenir Next LT Pro" w:hAnsi="Avenir Next LT Pro"/><w:bCs/><w:noProof/><w:webHidden/><w:sz w:val="20"/><w:szCs w:val="20"/></w:rPr><w:tab/></w:r><w:r><w:rPr><w:rFonts w:ascii="Avenir Next LT Pro" w:hAnsi="Avenir Next LT Pro"/><w:bCs/><w:noProof/><w:webHidden/><w:sz w:val="20"/><w:szCs w:val="20"/></w:rPr><w:fldChar w:fldCharType="begin"/></w:r><w:r><w:rPr><w:rFonts w:ascii="Avenir Next LT Pro" w:hAnsi="Avenir Next LT Pro"/><w:bCs/><w:noProof/><w:webHidden/><w:sz w:val="20"/><w:szCs w:val="20"/></w:rPr><w:instrText xml:space="preserve"> PAGEREF _Toc209532331 \h </w:instrText></w:r><w:r><w:rPr><w:rFonts w:ascii="Avenir Next LT Pro" w:hAnsi="Avenir Next LT Pro"/><w:bCs/><w:noProof/><w:webHidden/><w:sz w:val="20"/><w:szCs w:val="20"/></w:rPr></w:r><w:r><w:rPr><w:rFonts w:ascii="Avenir Next LT Pro" w:hAnsi="Avenir Next LT Pro"/><w:bCs/><w:noProof/><w:webHidden/><w:sz w:val="20"/><w:szCs w:val="20"/></w:rPr><w:fldChar w:fldCharType="separate"/></w:r><w:r><w:rPr><w:rFonts w:ascii="Avenir Next LT Pro" w:hAnsi="Avenir Next LT Pro"/><w:bCs/><w:noProof/><w:webHidden/><w:sz w:val="20"/><w:szCs w:val="20"/></w:rPr><w:t>10</w:t></w:r><w:r><w:rPr><w:rFonts w:ascii="Avenir Next LT Pro" w:hAnsi="Avenir Next LT Pro"/><w:bCs/><w:noProof/><w:webHidden/><w:sz w:val="20"/><w:szCs w:val="20"/></w:rPr><w:fldChar w:fldCharType="end"/></w:r></w:hyperlink></w:p><w:p><w:pPr><w:pStyle w:val="Tabladeilustraciones"/><w:tabs><w:tab w:val="right" w:leader="dot" w:pos="8830"/></w:tabs><w:spacing w:line="360" w:lineRule="auto"/><w:rPr><w:rFonts w:ascii="Avenir Next LT Pro" w:eastAsiaTheme="minorEastAsia" w:hAnsi="Avenir Next LT Pro" w:cstheme="minorBidi"/><w:bCs/><w:noProof/><w:kern w:val="2"/><w:sz w:val="20"/><w:szCs w:val="20"/><w:lang w:val="es-CO" w:eastAsia="es-CO"/><w14:ligatures w14:val="standardContextual"/></w:rPr></w:pPr><w:hyperlink w:anchor="_Toc209532332" w:history="1"><w:r><w:rPr><w:rStyle w:val="Hipervnculo"/><w:rFonts w:ascii="Avenir Next LT Pro" w:hAnsi="Avenir Next LT Pro" w:cstheme="minorHAnsi"/><w:bCs/><w:noProof/><w:sz w:val="20"/><w:szCs w:val="20"/></w:rPr><w:t>Tabla 5. Descripción y ubicación en el punto de muestreo.</w:t></w:r><w:r><w:rPr><w:rFonts w:ascii="Avenir Next LT Pro" w:hAnsi="Avenir Next LT Pro"/><w:bCs/><w:noProof/><w:webHidden/><w:sz w:val="20"/><w:szCs w:val="20"/></w:rPr><w:tab/></w:r><w:r><w:rPr><w:rFonts w:ascii="Avenir Next LT Pro" w:hAnsi="Avenir Next LT Pro"/><w:bCs/><w:noProof/><w:webHidden/><w:sz w:val="20"/><w:szCs w:val="20"/></w:rPr><w:fldChar w:fldCharType="begin"/></w:r><w:r><w:rPr><w:rFonts w:ascii="Avenir Next LT Pro" w:hAnsi="Avenir Next LT Pro"/><w:bCs/><w:noProof/><w:webHidden/><w:sz w:val="20"/><w:szCs w:val="20"/></w:rPr><w:instrText xml:space="preserve"> PAGEREF _Toc209532332 \h </w:instrText></w:r><w:r><w:rPr><w:rFonts w:ascii="Avenir Next LT Pro" w:hAnsi="Avenir Next LT Pro"/><w:bCs/><w:noProof/><w:webHidden/><w:sz w:val="20"/><w:szCs w:val="20"/></w:rPr></w:r><w:r><w:rPr><w:rFonts w:ascii="Avenir Next LT Pro" w:hAnsi="Avenir Next LT Pro"/><w:bCs/><w:noProof/><w:webHidden/><w:sz w:val="20"/><w:szCs w:val="20"/></w:rPr><w:fldChar w:fldCharType="separate"/></w:r><w:r><w:rPr><w:rFonts w:ascii="Avenir Next LT Pro" w:hAnsi="Avenir Next LT Pro"/><w:bCs/><w:noProof/><w:webHidden/><w:sz w:val="20"/><w:szCs w:val="20"/></w:rPr><w:t>11</w:t></w:r><w:r><w:rPr><w:rFonts w:ascii="Avenir Next LT Pro" w:hAnsi="Avenir Next LT Pro"/><w:bCs/><w:noProof/><w:webHidden/><w:sz w:val="20"/><w:szCs w:val="20"/></w:rPr><w:fldChar w:fldCharType="end"/></w:r></w:hyperlink></w:p><w:p><w:pPr><w:pStyle w:val="Tabladeilustraciones"/><w:tabs><w:tab w:val="right" w:leader="dot" w:pos="8830"/></w:tabs><w:spacing w:line="360" w:lineRule="auto"/><w:rPr><w:rFonts w:ascii="Avenir Next LT Pro" w:eastAsiaTheme="minorEastAsia" w:hAnsi="Avenir Next LT Pro" w:cstheme="minorBidi"/><w:bCs/><w:noProof/><w:kern w:val="2"/><w:sz w:val="20"/><w:szCs w:val="20"/><w:lang w:val="es-CO" w:eastAsia="es-CO"/><w14:ligatures w14:val="standardContextual"/></w:rPr></w:pPr><w:hyperlink w:anchor="_Toc209532333" w:history="1"><w:r><w:rPr><w:rStyle w:val="Hipervnculo"/><w:rFonts w:ascii="Avenir Next LT Pro" w:hAnsi="Avenir Next LT Pro"/><w:bCs/><w:noProof/><w:sz w:val="20"/><w:szCs w:val="20"/><w:lang w:val="es-CO"/></w:rPr><w:t>Tabla 6. Verificación de los equipos e instrumentos utilizados para la toma</w:t></w:r><w:r><w:rPr><w:rFonts w:ascii="Avenir Next LT Pro" w:hAnsi="Avenir Next LT Pro"/><w:bCs/><w:noProof/><w:webHidden/><w:sz w:val="20"/><w:szCs w:val="20"/></w:rPr><w:tab/></w:r><w:r><w:rPr><w:rFonts w:ascii="Avenir Next LT Pro" w:hAnsi="Avenir Next LT Pro"/><w:bCs/><w:noProof/><w:webHidden/><w:sz w:val="20"/><w:szCs w:val="20"/></w:rPr><w:fldChar w:fldCharType="begin"/></w:r><w:r><w:rPr><w:rFonts w:ascii="Avenir Next LT Pro" w:hAnsi="Avenir Next LT Pro"/><w:bCs/><w:noProof/><w:webHidden/><w:sz w:val="20"/><w:szCs w:val="20"/></w:rPr><w:instrText xml:space="preserve"> PAGEREF _Toc209532333 \h </w:instrText></w:r><w:r><w:rPr><w:rFonts w:ascii="Avenir Next LT Pro" w:hAnsi="Avenir Next LT Pro"/><w:bCs/><w:noProof/><w:webHidden/><w:sz w:val="20"/><w:szCs w:val="20"/></w:rPr></w:r><w:r><w:rPr><w:rFonts w:ascii="Avenir Next LT Pro" w:hAnsi="Avenir Next LT Pro"/><w:bCs/><w:noProof/><w:webHidden/><w:sz w:val="20"/><w:szCs w:val="20"/></w:rPr><w:fldChar w:fldCharType="separate"/></w:r><w:r><w:rPr><w:rFonts w:ascii="Avenir Next LT Pro" w:hAnsi="Avenir Next LT Pro"/><w:bCs/><w:noProof/><w:webHidden/><w:sz w:val="20"/><w:szCs w:val="20"/></w:rPr><w:t>18</w:t></w:r><w:r><w:rPr><w:rFonts w:ascii="Avenir Next LT Pro" w:hAnsi="Avenir Next LT Pro"/><w:bCs/><w:noProof/><w:webHidden/><w:sz w:val="20"/><w:szCs w:val="20"/></w:rPr><w:fldChar w:fldCharType="end"/></w:r></w:hyperlink></w:p><w:p><w:pPr><w:pStyle w:val="Tabladeilustraciones"/><w:tabs><w:tab w:val="right" w:leader="dot" w:pos="8830"/></w:tabs><w:spacing w:line="360" w:lineRule="auto"/><w:rPr><w:rFonts w:ascii="Avenir Next LT Pro" w:eastAsiaTheme="minorEastAsia" w:hAnsi="Avenir Next LT Pro" w:cstheme="minorBidi"/><w:bCs/><w:noProof/><w:kern w:val="2"/><w:sz w:val="20"/><w:szCs w:val="20"/><w:lang w:val="es-CO" w:eastAsia="es-CO"/><w14:ligatures w14:val="standardContextual"/></w:rPr></w:pPr><w:hyperlink w:anchor="_Toc209532334" w:history="1"><w:r><w:rPr><w:rStyle w:val="Hipervnculo"/><w:rFonts w:ascii="Avenir Next LT Pro" w:hAnsi="Avenir Next LT Pro" w:cstheme="minorHAnsi"/><w:bCs/><w:noProof/><w:sz w:val="20"/><w:szCs w:val="20"/><w:lang w:val="es-CO"/></w:rPr><w:t>Tabla 7. Variables meteorológicas.</w:t></w:r><w:r><w:rPr><w:rFonts w:ascii="Avenir Next LT Pro" w:hAnsi="Avenir Next LT Pro"/><w:bCs/><w:noProof/><w:webHidden/><w:sz w:val="20"/><w:szCs w:val="20"/></w:rPr><w:tab/></w:r><w:r><w:rPr><w:rFonts w:ascii="Avenir Next LT Pro" w:hAnsi="Avenir Next LT Pro"/><w:bCs/><w:noProof/><w:webHidden/><w:sz w:val="20"/><w:szCs w:val="20"/></w:rPr><w:fldChar w:fldCharType="begin"/></w:r><w:r><w:rPr><w:rFonts w:ascii="Avenir Next LT Pro" w:hAnsi="Avenir Next LT Pro"/><w:bCs/><w:noProof/><w:webHidden/><w:sz w:val="20"/><w:szCs w:val="20"/></w:rPr><w:instrText xml:space="preserve"> PAGEREF _Toc209532334 \h </w:instrText></w:r><w:r><w:rPr><w:rFonts w:ascii="Avenir Next LT Pro" w:hAnsi="Avenir Next LT Pro"/><w:bCs/><w:noProof/><w:webHidden/><w:sz w:val="20"/><w:szCs w:val="20"/></w:rPr></w:r><w:r><w:rPr><w:rFonts w:ascii="Avenir Next LT Pro" w:hAnsi="Avenir Next LT Pro"/><w:bCs/><w:noProof/><w:webHidden/><w:sz w:val="20"/><w:szCs w:val="20"/></w:rPr><w:fldChar w:fldCharType="separate"/></w:r><w:r><w:rPr><w:rFonts w:ascii="Avenir Next LT Pro" w:hAnsi="Avenir Next LT Pro"/><w:bCs/><w:noProof/><w:webHidden/><w:sz w:val="20"/><w:szCs w:val="20"/></w:rPr><w:t>21</w:t></w:r><w:r><w:rPr><w:rFonts w:ascii="Avenir Next LT Pro" w:hAnsi="Avenir Next LT Pro"/><w:bCs/><w:noProof/><w:webHidden/><w:sz w:val="20"/><w:szCs w:val="20"/></w:rPr><w:fldChar w:fldCharType="end"/></w:r></w:hyperlink></w:p><w:p><w:pPr><w:pStyle w:val="Tabladeilustraciones"/><w:tabs><w:tab w:val="right" w:leader="dot" w:pos="8830"/></w:tabs><w:spacing w:line="360" w:lineRule="auto"/><w:rPr><w:rFonts w:ascii="Avenir Next LT Pro" w:eastAsiaTheme="minorEastAsia" w:hAnsi="Avenir Next LT Pro" w:cstheme="minorBidi"/><w:bCs/><w:noProof/><w:kern w:val="2"/><w:sz w:val="20"/><w:szCs w:val="20"/><w:lang w:val="es-CO" w:eastAsia="es-CO"/><w14:ligatures w14:val="standardContextual"/></w:rPr></w:pPr><w:hyperlink w:anchor="_Toc209532335" w:history="1"><w:r><w:rPr><w:rStyle w:val="Hipervnculo"/><w:rFonts w:ascii="Avenir Next LT Pro" w:hAnsi="Avenir Next LT Pro" w:cstheme="minorHAnsi"/><w:bCs/><w:noProof/><w:sz w:val="20"/><w:szCs w:val="20"/><w:lang w:val="es-CO"/></w:rPr><w:t>Tabla 8. Variables meteorológicas – Velocidad del viento.</w:t></w:r><w:r><w:rPr><w:rFonts w:ascii="Avenir Next LT Pro" w:hAnsi="Avenir Next LT Pro"/><w:bCs/><w:noProof/><w:webHidden/><w:sz w:val="20"/><w:szCs w:val="20"/></w:rPr><w:tab/></w:r><w:r><w:rPr><w:rFonts w:ascii="Avenir Next LT Pro" w:hAnsi="Avenir Next LT Pro"/><w:bCs/><w:noProof/><w:webHidden/><w:sz w:val="20"/><w:szCs w:val="20"/></w:rPr><w:fldChar w:fldCharType="begin"/></w:r><w:r><w:rPr><w:rFonts w:ascii="Avenir Next LT Pro" w:hAnsi="Avenir Next LT Pro"/><w:bCs/><w:noProof/><w:webHidden/><w:sz w:val="20"/><w:szCs w:val="20"/></w:rPr><w:instrText xml:space="preserve"> PAGEREF _Toc209532335 \h </w:instrText></w:r><w:r><w:rPr><w:rFonts w:ascii="Avenir Next LT Pro" w:hAnsi="Avenir Next LT Pro"/><w:bCs/><w:noProof/><w:webHidden/><w:sz w:val="20"/><w:szCs w:val="20"/></w:rPr></w:r><w:r><w:rPr><w:rFonts w:ascii="Avenir Next LT Pro" w:hAnsi="Avenir Next LT Pro"/><w:bCs/><w:noProof/><w:webHidden/><w:sz w:val="20"/><w:szCs w:val="20"/></w:rPr><w:fldChar w:fldCharType="separate"/></w:r><w:r><w:rPr><w:rFonts w:ascii="Avenir Next LT Pro" w:hAnsi="Avenir Next LT Pro"/><w:bCs/><w:noProof/><w:webHidden/><w:sz w:val="20"/><w:szCs w:val="20"/></w:rPr><w:t>21</w:t></w:r><w:r><w:rPr><w:rFonts w:ascii="Avenir Next LT Pro" w:hAnsi="Avenir Next LT Pro"/><w:bCs/><w:noProof/><w:webHidden/><w:sz w:val="20"/><w:szCs w:val="20"/></w:rPr><w:fldChar w:fldCharType="end"/></w:r></w:hyperlink></w:p><w:p><w:pPr><w:pStyle w:val="Tabladeilustraciones"/><w:tabs><w:tab w:val="right" w:leader="dot" w:pos="8830"/></w:tabs><w:spacing w:line="360" w:lineRule="auto"/><w:rPr><w:rFonts w:ascii="Avenir Next LT Pro" w:eastAsiaTheme="minorEastAsia" w:hAnsi="Avenir Next LT Pro" w:cstheme="minorBidi"/><w:bCs/><w:noProof/><w:kern w:val="2"/><w:sz w:val="20"/><w:szCs w:val="20"/><w:lang w:val="es-CO" w:eastAsia="es-CO"/><w14:ligatures w14:val="standardContextual"/></w:rPr></w:pPr><w:hyperlink w:anchor="_Toc209532336" w:history="1"><w:r><w:rPr><w:rStyle w:val="Hipervnculo"/><w:rFonts w:ascii="Avenir Next LT Pro" w:hAnsi="Avenir Next LT Pro" w:cs="Calibri"/><w:bCs/><w:noProof/><w:sz w:val="20"/><w:szCs w:val="20"/></w:rPr><w:t>Tabla 9. Datos en crudo de velocidad del viento – Planta encendida</w:t></w:r><w:r><w:rPr><w:rFonts w:ascii="Avenir Next LT Pro" w:hAnsi="Avenir Next LT Pro"/><w:bCs/><w:noProof/><w:webHidden/><w:sz w:val="20"/><w:szCs w:val="20"/></w:rPr><w:tab/></w:r><w:r><w:rPr><w:rFonts w:ascii="Avenir Next LT Pro" w:hAnsi="Avenir Next LT Pro"/><w:bCs/><w:noProof/><w:webHidden/><w:sz w:val="20"/><w:szCs w:val="20"/></w:rPr><w:fldChar w:fldCharType="begin"/></w:r><w:r><w:rPr><w:rFonts w:ascii="Avenir Next LT Pro" w:hAnsi="Avenir Next LT Pro"/><w:bCs/><w:noProof/><w:webHidden/><w:sz w:val="20"/><w:szCs w:val="20"/></w:rPr><w:instrText xml:space="preserve"> PAGEREF _Toc209532336 \h </w:instrText></w:r><w:r><w:rPr><w:rFonts w:ascii="Avenir Next LT Pro" w:hAnsi="Avenir Next LT Pro"/><w:bCs/><w:noProof/><w:webHidden/><w:sz w:val="20"/><w:szCs w:val="20"/></w:rPr></w:r><w:r><w:rPr><w:rFonts w:ascii="Avenir Next LT Pro" w:hAnsi="Avenir Next LT Pro"/><w:bCs/><w:noProof/><w:webHidden/><w:sz w:val="20"/><w:szCs w:val="20"/></w:rPr><w:fldChar w:fldCharType="separate"/></w:r><w:r><w:rPr><w:rFonts w:ascii="Avenir Next LT Pro" w:hAnsi="Avenir Next LT Pro"/><w:bCs/><w:noProof/><w:webHidden/><w:sz w:val="20"/><w:szCs w:val="20"/></w:rPr><w:t>22</w:t></w:r><w:r><w:rPr><w:rFonts w:ascii="Avenir Next LT Pro" w:hAnsi="Avenir Next LT Pro"/><w:bCs/><w:noProof/><w:webHidden/><w:sz w:val="20"/><w:szCs w:val="20"/></w:rPr><w:fldChar w:fldCharType="end"/></w:r></w:hyperlink></w:p><w:p><w:pPr><w:pStyle w:val="Tabladeilustraciones"/><w:tabs><w:tab w:val="right" w:leader="dot" w:pos="8830"/></w:tabs><w:spacing w:line="360" w:lineRule="auto"/><w:rPr><w:rFonts w:ascii="Avenir Next LT Pro" w:eastAsiaTheme="minorEastAsia" w:hAnsi="Avenir Next LT Pro" w:cstheme="minorBidi"/><w:bCs/><w:noProof/><w:kern w:val="2"/><w:sz w:val="20"/><w:szCs w:val="20"/><w:lang w:val="es-CO" w:eastAsia="es-CO"/><w14:ligatures w14:val="standardContextual"/></w:rPr></w:pPr><w:hyperlink w:anchor="_Toc209532337" w:history="1"><w:r><w:rPr><w:rStyle w:val="Hipervnculo"/><w:rFonts w:ascii="Avenir Next LT Pro" w:hAnsi="Avenir Next LT Pro" w:cs="Calibri"/><w:bCs/><w:noProof/><w:sz w:val="20"/><w:szCs w:val="20"/></w:rPr><w:t>Tabla 10. Datos en crudo de velocidad del viento – Planta apagada</w:t></w:r><w:r><w:rPr><w:rFonts w:ascii="Avenir Next LT Pro" w:hAnsi="Avenir Next LT Pro"/><w:bCs/><w:noProof/><w:webHidden/><w:sz w:val="20"/><w:szCs w:val="20"/></w:rPr><w:tab/></w:r><w:r><w:rPr><w:rFonts w:ascii="Avenir Next LT Pro" w:hAnsi="Avenir Next LT Pro"/><w:bCs/><w:noProof/><w:webHidden/><w:sz w:val="20"/><w:szCs w:val="20"/></w:rPr><w:fldChar w:fldCharType="begin"/></w:r><w:r><w:rPr><w:rFonts w:ascii="Avenir Next LT Pro" w:hAnsi="Avenir Next LT Pro"/><w:bCs/><w:noProof/><w:webHidden/><w:sz w:val="20"/><w:szCs w:val="20"/></w:rPr><w:instrText xml:space="preserve"> PAGEREF _Toc209532337 \h </w:instrText></w:r><w:r><w:rPr><w:rFonts w:ascii="Avenir Next LT Pro" w:hAnsi="Avenir Next LT Pro"/><w:bCs/><w:noProof/><w:webHidden/><w:sz w:val="20"/><w:szCs w:val="20"/></w:rPr></w:r><w:r><w:rPr><w:rFonts w:ascii="Avenir Next LT Pro" w:hAnsi="Avenir Next LT Pro"/><w:bCs/><w:noProof/><w:webHidden/><w:sz w:val="20"/><w:szCs w:val="20"/></w:rPr><w:fldChar w:fldCharType="separate"/></w:r><w:r><w:rPr><w:rFonts w:ascii="Avenir Next LT Pro" w:hAnsi="Avenir Next LT Pro"/><w:bCs/><w:noProof/><w:webHidden/><w:sz w:val="20"/><w:szCs w:val="20"/></w:rPr><w:t>22</w:t></w:r><w:r><w:rPr><w:rFonts w:ascii="Avenir Next LT Pro" w:hAnsi="Avenir Next LT Pro"/><w:bCs/><w:noProof/><w:webHidden/><w:sz w:val="20"/><w:szCs w:val="20"/></w:rPr><w:fldChar w:fldCharType="end"/></w:r></w:hyperlink></w:p><w:p><w:pPr><w:pStyle w:val="Tabladeilustraciones"/><w:tabs><w:tab w:val="right" w:leader="dot" w:pos="8830"/></w:tabs><w:spacing w:line="360" w:lineRule="auto"/><w:rPr><w:rFonts w:ascii="Avenir Next LT Pro" w:eastAsiaTheme="minorEastAsia" w:hAnsi="Avenir Next LT Pro" w:cstheme="minorBidi"/><w:bCs/><w:noProof/><w:kern w:val="2"/><w:sz w:val="20"/><w:szCs w:val="20"/><w:lang w:val="es-CO" w:eastAsia="es-CO"/><w14:ligatures w14:val="standardContextual"/></w:rPr></w:pPr><w:hyperlink w:anchor="_Toc209532338" w:history="1"><w:r><w:rPr><w:rStyle w:val="Hipervnculo"/><w:rFonts w:ascii="Avenir Next LT Pro" w:hAnsi="Avenir Next LT Pro" w:cstheme="minorHAnsi"/><w:bCs/><w:noProof/><w:sz w:val="20"/><w:szCs w:val="20"/></w:rPr><w:t>Tabla 11. </w:t></w:r><w:r><w:rPr><w:rStyle w:val="Hipervnculo"/><w:rFonts w:ascii="Avenir Next LT Pro" w:hAnsi="Avenir Next LT Pro" w:cs="Calibri"/><w:bCs/><w:noProof/><w:sz w:val="20"/><w:szCs w:val="20"/></w:rPr><w:t>Identificación de Asentamientos poblacionales y ecosistemas estratégicos.</w:t></w:r><w:r><w:rPr><w:rFonts w:ascii="Avenir Next LT Pro" w:hAnsi="Avenir Next LT Pro"/><w:bCs/><w:noProof/><w:webHidden/><w:sz w:val="20"/><w:szCs w:val="20"/></w:rPr><w:tab/></w:r><w:r><w:rPr><w:rFonts w:ascii="Avenir Next LT Pro" w:hAnsi="Avenir Next LT Pro"/><w:bCs/><w:noProof/><w:webHidden/><w:sz w:val="20"/><w:szCs w:val="20"/></w:rPr><w:fldChar w:fldCharType="begin"/></w:r><w:r><w:rPr><w:rFonts w:ascii="Avenir Next LT Pro" w:hAnsi="Avenir Next LT Pro"/><w:bCs/><w:noProof/><w:webHidden/><w:sz w:val="20"/><w:szCs w:val="20"/></w:rPr><w:instrText xml:space="preserve"> PAGEREF _Toc209532338 \h </w:instrText></w:r><w:r><w:rPr><w:rFonts w:ascii="Avenir Next LT Pro" w:hAnsi="Avenir Next LT Pro"/><w:bCs/><w:noProof/><w:webHidden/><w:sz w:val="20"/><w:szCs w:val="20"/></w:rPr></w:r><w:r><w:rPr><w:rFonts w:ascii="Avenir Next LT Pro" w:hAnsi="Avenir Next LT Pro"/><w:bCs/><w:noProof/><w:webHidden/><w:sz w:val="20"/><w:szCs w:val="20"/></w:rPr><w:fldChar w:fldCharType="separate"/></w:r><w:r><w:rPr><w:rFonts w:ascii="Avenir Next LT Pro" w:hAnsi="Avenir Next LT Pro"/><w:bCs/><w:noProof/><w:webHidden/><w:sz w:val="20"/><w:szCs w:val="20"/></w:rPr><w:t>23</w:t></w:r><w:r><w:rPr><w:rFonts w:ascii="Avenir Next LT Pro" w:hAnsi="Avenir Next LT Pro"/><w:bCs/><w:noProof/><w:webHidden/><w:sz w:val="20"/><w:szCs w:val="20"/></w:rPr><w:fldChar w:fldCharType="end"/></w:r></w:hyperlink></w:p><w:p><w:pPr><w:pStyle w:val="Tabladeilustraciones"/><w:tabs><w:tab w:val="right" w:leader="dot" w:pos="8830"/></w:tabs><w:spacing w:line="360" w:lineRule="auto"/><w:rPr><w:rFonts w:ascii="Avenir Next LT Pro" w:eastAsiaTheme="minorEastAsia" w:hAnsi="Avenir Next LT Pro" w:cstheme="minorBidi"/><w:bCs/><w:noProof/><w:kern w:val="2"/><w:sz w:val="20"/><w:szCs w:val="20"/><w:lang w:val="es-CO" w:eastAsia="es-CO"/><w14:ligatures w14:val="standardContextual"/></w:rPr></w:pPr><w:hyperlink w:anchor="_Toc209532339" w:history="1"><w:r><w:rPr><w:rStyle w:val="Hipervnculo"/><w:rFonts w:ascii="Avenir Next LT Pro" w:hAnsi="Avenir Next LT Pro" w:cstheme="minorHAnsi"/><w:bCs/><w:noProof/><w:sz w:val="20"/><w:szCs w:val="20"/><w:lang w:val="es-CO"/></w:rPr><w:t>Tabla 12. Estándares máximos permisibles</w:t></w:r><w:r><w:rPr><w:rFonts w:ascii="Avenir Next LT Pro" w:hAnsi="Avenir Next LT Pro"/><w:bCs/><w:noProof/><w:webHidden/><w:sz w:val="20"/><w:szCs w:val="20"/></w:rPr><w:tab/></w:r><w:r><w:rPr><w:rFonts w:ascii="Avenir Next LT Pro" w:hAnsi="Avenir Next LT Pro"/><w:bCs/><w:noProof/><w:webHidden/><w:sz w:val="20"/><w:szCs w:val="20"/></w:rPr><w:fldChar w:fldCharType="begin"/></w:r><w:r><w:rPr><w:rFonts w:ascii="Avenir Next LT Pro" w:hAnsi="Avenir Next LT Pro"/><w:bCs/><w:noProof/><w:webHidden/><w:sz w:val="20"/><w:szCs w:val="20"/></w:rPr><w:instrText xml:space="preserve"> PAGEREF _Toc209532339 \h </w:instrText></w:r><w:r><w:rPr><w:rFonts w:ascii="Avenir Next LT Pro" w:hAnsi="Avenir Next LT Pro"/><w:bCs/><w:noProof/><w:webHidden/><w:sz w:val="20"/><w:szCs w:val="20"/></w:rPr></w:r><w:r><w:rPr><w:rFonts w:ascii="Avenir Next LT Pro" w:hAnsi="Avenir Next LT Pro"/><w:bCs/><w:noProof/><w:webHidden/><w:sz w:val="20"/><w:szCs w:val="20"/></w:rPr><w:fldChar w:fldCharType="separate"/></w:r><w:r><w:rPr><w:rFonts w:ascii="Avenir Next LT Pro" w:hAnsi="Avenir Next LT Pro"/><w:bCs/><w:noProof/><w:webHidden/><w:sz w:val="20"/><w:szCs w:val="20"/></w:rPr><w:t>24</w:t></w:r><w:r><w:rPr><w:rFonts w:ascii="Avenir Next LT Pro" w:hAnsi="Avenir Next LT Pro"/><w:bCs/><w:noProof/><w:webHidden/><w:sz w:val="20"/><w:szCs w:val="20"/></w:rPr><w:fldChar w:fldCharType="end"/></w:r></w:hyperlink></w:p><w:p><w:pPr><w:pStyle w:val="Tabladeilustraciones"/><w:tabs><w:tab w:val="right" w:leader="dot" w:pos="8830"/></w:tabs><w:spacing w:line="360" w:lineRule="auto"/><w:rPr><w:rFonts w:ascii="Avenir Next LT Pro" w:eastAsiaTheme="minorEastAsia" w:hAnsi="Avenir Next LT Pro" w:cstheme="minorBidi"/><w:bCs/><w:noProof/><w:kern w:val="2"/><w:sz w:val="20"/><w:szCs w:val="20"/><w:lang w:val="es-CO" w:eastAsia="es-CO"/><w14:ligatures w14:val="standardContextual"/></w:rPr></w:pPr><w:hyperlink w:anchor="_Toc209532340" w:history="1"><w:r><w:rPr><w:rStyle w:val="Hipervnculo"/><w:rFonts w:ascii="Avenir Next LT Pro" w:hAnsi="Avenir Next LT Pro" w:cstheme="minorHAnsi"/><w:bCs/><w:noProof/><w:sz w:val="20"/><w:szCs w:val="20"/><w:lang w:val="es-CO"/></w:rPr><w:t>Tabla 13. Ruido intradomiciliario horario diurno – Planta apagada</w:t></w:r><w:r><w:rPr><w:rFonts w:ascii="Avenir Next LT Pro" w:hAnsi="Avenir Next LT Pro"/><w:bCs/><w:noProof/><w:webHidden/><w:sz w:val="20"/><w:szCs w:val="20"/></w:rPr><w:tab/></w:r><w:r><w:rPr><w:rFonts w:ascii="Avenir Next LT Pro" w:hAnsi="Avenir Next LT Pro"/><w:bCs/><w:noProof/><w:webHidden/><w:sz w:val="20"/><w:szCs w:val="20"/></w:rPr><w:fldChar w:fldCharType="begin"/></w:r><w:r><w:rPr><w:rFonts w:ascii="Avenir Next LT Pro" w:hAnsi="Avenir Next LT Pro"/><w:bCs/><w:noProof/><w:webHidden/><w:sz w:val="20"/><w:szCs w:val="20"/></w:rPr><w:instrText xml:space="preserve"> PAGEREF _Toc209532340 \h </w:instrText></w:r><w:r><w:rPr><w:rFonts w:ascii="Avenir Next LT Pro" w:hAnsi="Avenir Next LT Pro"/><w:bCs/><w:noProof/><w:webHidden/><w:sz w:val="20"/><w:szCs w:val="20"/></w:rPr></w:r><w:r><w:rPr><w:rFonts w:ascii="Avenir Next LT Pro" w:hAnsi="Avenir Next LT Pro"/><w:bCs/><w:noProof/><w:webHidden/><w:sz w:val="20"/><w:szCs w:val="20"/></w:rPr><w:fldChar w:fldCharType="separate"/></w:r><w:r><w:rPr><w:rFonts w:ascii="Avenir Next LT Pro" w:hAnsi="Avenir Next LT Pro"/><w:bCs/><w:noProof/><w:webHidden/><w:sz w:val="20"/><w:szCs w:val="20"/></w:rPr><w:t>24</w:t></w:r><w:r><w:rPr><w:rFonts w:ascii="Avenir Next LT Pro" w:hAnsi="Avenir Next LT Pro"/><w:bCs/><w:noProof/><w:webHidden/><w:sz w:val="20"/><w:szCs w:val="20"/></w:rPr><w:fldChar w:fldCharType="end"/></w:r></w:hyperlink></w:p><w:p><w:pPr><w:pStyle w:val="Tabladeilustraciones"/><w:tabs><w:tab w:val="right" w:leader="dot" w:pos="8830"/></w:tabs><w:spacing w:line="360" w:lineRule="auto"/><w:rPr><w:rFonts w:ascii="Avenir Next LT Pro" w:eastAsiaTheme="minorEastAsia" w:hAnsi="Avenir Next LT Pro" w:cstheme="minorBidi"/><w:bCs/><w:noProof/><w:kern w:val="2"/><w:sz w:val="20"/><w:szCs w:val="20"/><w:lang w:val="es-CO" w:eastAsia="es-CO"/><w14:ligatures w14:val="standardContextual"/></w:rPr></w:pPr><w:hyperlink w:anchor="_Toc209532341" w:history="1"><w:r><w:rPr><w:rStyle w:val="Hipervnculo"/><w:rFonts w:ascii="Avenir Next LT Pro" w:hAnsi="Avenir Next LT Pro" w:cstheme="minorHAnsi"/><w:bCs/><w:noProof/><w:sz w:val="20"/><w:szCs w:val="20"/><w:lang w:val="es-CO"/></w:rPr><w:t>Tabla 14. Ruido intradomiciliario nocturno</w:t></w:r><w:r><w:rPr><w:rFonts w:ascii="Avenir Next LT Pro" w:hAnsi="Avenir Next LT Pro"/><w:bCs/><w:noProof/><w:webHidden/><w:sz w:val="20"/><w:szCs w:val="20"/></w:rPr><w:tab/></w:r><w:r><w:rPr><w:rFonts w:ascii="Avenir Next LT Pro" w:hAnsi="Avenir Next LT Pro"/><w:bCs/><w:noProof/><w:webHidden/><w:sz w:val="20"/><w:szCs w:val="20"/></w:rPr><w:fldChar w:fldCharType="begin"/></w:r><w:r><w:rPr><w:rFonts w:ascii="Avenir Next LT Pro" w:hAnsi="Avenir Next LT Pro"/><w:bCs/><w:noProof/><w:webHidden/><w:sz w:val="20"/><w:szCs w:val="20"/></w:rPr><w:instrText xml:space="preserve"> PAGEREF _Toc209532341 \h </w:instrText></w:r><w:r><w:rPr><w:rFonts w:ascii="Avenir Next LT Pro" w:hAnsi="Avenir Next LT Pro"/><w:bCs/><w:noProof/><w:webHidden/><w:sz w:val="20"/><w:szCs w:val="20"/></w:rPr></w:r><w:r><w:rPr><w:rFonts w:ascii="Avenir Next LT Pro" w:hAnsi="Avenir Next LT Pro"/><w:bCs/><w:noProof/><w:webHidden/><w:sz w:val="20"/><w:szCs w:val="20"/></w:rPr><w:fldChar w:fldCharType="separate"/></w:r><w:r><w:rPr><w:rFonts w:ascii="Avenir Next LT Pro" w:hAnsi="Avenir Next LT Pro"/><w:bCs/><w:noProof/><w:webHidden/><w:sz w:val="20"/><w:szCs w:val="20"/></w:rPr><w:t>25</w:t></w:r><w:r><w:rPr><w:rFonts w:ascii="Avenir Next LT Pro" w:hAnsi="Avenir Next LT Pro"/><w:bCs/><w:noProof/><w:webHidden/><w:sz w:val="20"/><w:szCs w:val="20"/></w:rPr><w:fldChar w:fldCharType="end"/></w:r></w:hyperlink></w:p><w:p><w:pPr><w:pStyle w:val="Tabladeilustraciones"/><w:tabs><w:tab w:val="right" w:leader="dot" w:pos="8830"/></w:tabs><w:spacing w:line="360" w:lineRule="auto"/><w:rPr><w:rFonts w:ascii="Avenir Next LT Pro" w:eastAsiaTheme="minorEastAsia" w:hAnsi="Avenir Next LT Pro" w:cstheme="minorBidi"/><w:bCs/><w:noProof/><w:kern w:val="2"/><w:sz w:val="20"/><w:szCs w:val="20"/><w:lang w:val="es-CO" w:eastAsia="es-CO"/><w14:ligatures w14:val="standardContextual"/></w:rPr></w:pPr><w:hyperlink w:anchor="_Toc209532342" w:history="1"><w:r><w:rPr><w:rStyle w:val="Hipervnculo"/><w:rFonts w:ascii="Avenir Next LT Pro" w:hAnsi="Avenir Next LT Pro"/><w:bCs/><w:noProof/><w:sz w:val="20"/><w:szCs w:val="20"/><w:lang w:val="es-CO"/></w:rPr><w:t>Tabla 15. Ruido intradomiciliario jornada diurna – planta encendida</w:t></w:r><w:r><w:rPr><w:rFonts w:ascii="Avenir Next LT Pro" w:hAnsi="Avenir Next LT Pro"/><w:bCs/><w:noProof/><w:webHidden/><w:sz w:val="20"/><w:szCs w:val="20"/></w:rPr><w:tab/></w:r><w:r><w:rPr><w:rFonts w:ascii="Avenir Next LT Pro" w:hAnsi="Avenir Next LT Pro"/><w:bCs/><w:noProof/><w:webHidden/><w:sz w:val="20"/><w:szCs w:val="20"/></w:rPr><w:fldChar w:fldCharType="begin"/></w:r><w:r><w:rPr><w:rFonts w:ascii="Avenir Next LT Pro" w:hAnsi="Avenir Next LT Pro"/><w:bCs/><w:noProof/><w:webHidden/><w:sz w:val="20"/><w:szCs w:val="20"/></w:rPr><w:instrText xml:space="preserve"> PAGEREF _Toc209532342 \h </w:instrText></w:r><w:r><w:rPr><w:rFonts w:ascii="Avenir Next LT Pro" w:hAnsi="Avenir Next LT Pro"/><w:bCs/><w:noProof/><w:webHidden/><w:sz w:val="20"/><w:szCs w:val="20"/></w:rPr></w:r><w:r><w:rPr><w:rFonts w:ascii="Avenir Next LT Pro" w:hAnsi="Avenir Next LT Pro"/><w:bCs/><w:noProof/><w:webHidden/><w:sz w:val="20"/><w:szCs w:val="20"/></w:rPr><w:fldChar w:fldCharType="separate"/></w:r><w:r><w:rPr><w:rFonts w:ascii="Avenir Next LT Pro" w:hAnsi="Avenir Next LT Pro"/><w:bCs/><w:noProof/><w:webHidden/><w:sz w:val="20"/><w:szCs w:val="20"/></w:rPr><w:t>25</w:t></w:r><w:r><w:rPr><w:rFonts w:ascii="Avenir Next LT Pro" w:hAnsi="Avenir Next LT Pro"/><w:bCs/><w:noProof/><w:webHidden/><w:sz w:val="20"/><w:szCs w:val="20"/></w:rPr><w:fldChar w:fldCharType="end"/></w:r></w:hyperlink></w:p><w:p><w:pPr><w:pStyle w:val="Tabladeilustraciones"/><w:tabs><w:tab w:val="right" w:leader="dot" w:pos="8830"/></w:tabs><w:spacing w:line="360" w:lineRule="auto"/><w:rPr><w:rFonts w:ascii="Avenir Next LT Pro" w:eastAsiaTheme="minorEastAsia" w:hAnsi="Avenir Next LT Pro" w:cstheme="minorBidi"/><w:bCs/><w:noProof/><w:kern w:val="2"/><w:sz w:val="20"/><w:szCs w:val="20"/><w:lang w:val="es-CO" w:eastAsia="es-CO"/><w14:ligatures w14:val="standardContextual"/></w:rPr></w:pPr><w:hyperlink w:anchor="_Toc209532343" w:history="1"><w:r><w:rPr><w:rStyle w:val="Hipervnculo"/><w:rFonts w:ascii="Avenir Next LT Pro" w:hAnsi="Avenir Next LT Pro"/><w:bCs/><w:noProof/><w:sz w:val="20"/><w:szCs w:val="20"/><w:lang w:val="es-CO"/></w:rPr><w:t>Tabla 16. Ruido intradomiciliario jornada nocturna – planta encendida</w:t></w:r><w:r><w:rPr><w:rFonts w:ascii="Avenir Next LT Pro" w:hAnsi="Avenir Next LT Pro"/><w:bCs/><w:noProof/><w:webHidden/><w:sz w:val="20"/><w:szCs w:val="20"/></w:rPr><w:tab/></w:r><w:r><w:rPr><w:rFonts w:ascii="Avenir Next LT Pro" w:hAnsi="Avenir Next LT Pro"/><w:bCs/><w:noProof/><w:webHidden/><w:sz w:val="20"/><w:szCs w:val="20"/></w:rPr><w:fldChar w:fldCharType="begin"/></w:r><w:r><w:rPr><w:rFonts w:ascii="Avenir Next LT Pro" w:hAnsi="Avenir Next LT Pro"/><w:bCs/><w:noProof/><w:webHidden/><w:sz w:val="20"/><w:szCs w:val="20"/></w:rPr><w:instrText xml:space="preserve"> PAGEREF _Toc209532343 \h </w:instrText></w:r><w:r><w:rPr><w:rFonts w:ascii="Avenir Next LT Pro" w:hAnsi="Avenir Next LT Pro"/><w:bCs/><w:noProof/><w:webHidden/><w:sz w:val="20"/><w:szCs w:val="20"/></w:rPr></w:r><w:r><w:rPr><w:rFonts w:ascii="Avenir Next LT Pro" w:hAnsi="Avenir Next LT Pro"/><w:bCs/><w:noProof/><w:webHidden/><w:sz w:val="20"/><w:szCs w:val="20"/></w:rPr><w:fldChar w:fldCharType="separate"/></w:r><w:r><w:rPr><w:rFonts w:ascii="Avenir Next LT Pro" w:hAnsi="Avenir Next LT Pro"/><w:bCs/><w:noProof/><w:webHidden/><w:sz w:val="20"/><w:szCs w:val="20"/></w:rPr><w:t>25</w:t></w:r><w:r><w:rPr><w:rFonts w:ascii="Avenir Next LT Pro" w:hAnsi="Avenir Next LT Pro"/><w:bCs/><w:noProof/><w:webHidden/><w:sz w:val="20"/><w:szCs w:val="20"/></w:rPr><w:fldChar w:fldCharType="end"/></w:r></w:hyperlink></w:p><w:p><w:pPr><w:pStyle w:val="Tabladeilustraciones"/><w:tabs><w:tab w:val="right" w:leader="dot" w:pos="8830"/></w:tabs><w:spacing w:line="360" w:lineRule="auto"/><w:rPr><w:rFonts w:ascii="Avenir Next LT Pro" w:eastAsiaTheme="minorEastAsia" w:hAnsi="Avenir Next LT Pro" w:cstheme="minorBidi"/><w:bCs/><w:noProof/><w:kern w:val="2"/><w:sz w:val="20"/><w:szCs w:val="20"/><w:lang w:val="es-CO" w:eastAsia="es-CO"/><w14:ligatures w14:val="standardContextual"/></w:rPr></w:pPr><w:hyperlink w:anchor="_Toc209532344" w:history="1"><w:r><w:rPr><w:rStyle w:val="Hipervnculo"/><w:rFonts w:ascii="Avenir Next LT Pro" w:hAnsi="Avenir Next LT Pro"/><w:bCs/><w:noProof/><w:sz w:val="20"/><w:szCs w:val="20"/><w:lang w:val="es-CO"/></w:rPr><w:t>Tabla 17. Cálculos de ruido intradomiciliario horario diurno – Planta apagada</w:t></w:r><w:r><w:rPr><w:rFonts w:ascii="Avenir Next LT Pro" w:hAnsi="Avenir Next LT Pro"/><w:bCs/><w:noProof/><w:webHidden/><w:sz w:val="20"/><w:szCs w:val="20"/></w:rPr><w:tab/></w:r><w:r><w:rPr><w:rFonts w:ascii="Avenir Next LT Pro" w:hAnsi="Avenir Next LT Pro"/><w:bCs/><w:noProof/><w:webHidden/><w:sz w:val="20"/><w:szCs w:val="20"/></w:rPr><w:fldChar w:fldCharType="begin"/></w:r><w:r><w:rPr><w:rFonts w:ascii="Avenir Next LT Pro" w:hAnsi="Avenir Next LT Pro"/><w:bCs/><w:noProof/><w:webHidden/><w:sz w:val="20"/><w:szCs w:val="20"/></w:rPr><w:instrText xml:space="preserve"> PAGEREF _Toc209532344 \h </w:instrText></w:r><w:r><w:rPr><w:rFonts w:ascii="Avenir Next LT Pro" w:hAnsi="Avenir Next LT Pro"/><w:bCs/><w:noProof/><w:webHidden/><w:sz w:val="20"/><w:szCs w:val="20"/></w:rPr></w:r><w:r><w:rPr><w:rFonts w:ascii="Avenir Next LT Pro" w:hAnsi="Avenir Next LT Pro"/><w:bCs/><w:noProof/><w:webHidden/><w:sz w:val="20"/><w:szCs w:val="20"/></w:rPr><w:fldChar w:fldCharType="separate"/></w:r><w:r><w:rPr><w:rFonts w:ascii="Avenir Next LT Pro" w:hAnsi="Avenir Next LT Pro"/><w:bCs/><w:noProof/><w:webHidden/><w:sz w:val="20"/><w:szCs w:val="20"/></w:rPr><w:t>27</w:t></w:r><w:r><w:rPr><w:rFonts w:ascii="Avenir Next LT Pro" w:hAnsi="Avenir Next LT Pro"/><w:bCs/><w:noProof/><w:webHidden/><w:sz w:val="20"/><w:szCs w:val="20"/></w:rPr><w:fldChar w:fldCharType="end"/></w:r></w:hyperlink></w:p><w:p><w:pPr><w:pStyle w:val="Tabladeilustraciones"/><w:tabs><w:tab w:val="right" w:leader="dot" w:pos="8830"/></w:tabs><w:spacing w:line="360" w:lineRule="auto"/><w:rPr><w:rFonts w:ascii="Avenir Next LT Pro" w:eastAsiaTheme="minorEastAsia" w:hAnsi="Avenir Next LT Pro" w:cstheme="minorBidi"/><w:bCs/><w:noProof/><w:kern w:val="2"/><w:sz w:val="20"/><w:szCs w:val="20"/><w:lang w:val="es-CO" w:eastAsia="es-CO"/><w14:ligatures w14:val="standardContextual"/></w:rPr></w:pPr><w:hyperlink w:anchor="_Toc209532345" w:history="1"><w:r><w:rPr><w:rStyle w:val="Hipervnculo"/><w:rFonts w:ascii="Avenir Next LT Pro" w:hAnsi="Avenir Next LT Pro"/><w:bCs/><w:noProof/><w:sz w:val="20"/><w:szCs w:val="20"/><w:lang w:val="es-CO"/></w:rPr><w:t>Tabla 18. Cálculos de ruido intradomiciliario horario nocturno - Planta apagada</w:t></w:r><w:r><w:rPr><w:rFonts w:ascii="Avenir Next LT Pro" w:hAnsi="Avenir Next LT Pro"/><w:bCs/><w:noProof/><w:webHidden/><w:sz w:val="20"/><w:szCs w:val="20"/></w:rPr><w:tab/></w:r><w:r><w:rPr><w:rFonts w:ascii="Avenir Next LT Pro" w:hAnsi="Avenir Next LT Pro"/><w:bCs/><w:noProof/><w:webHidden/><w:sz w:val="20"/><w:szCs w:val="20"/></w:rPr><w:fldChar w:fldCharType="begin"/></w:r><w:r><w:rPr><w:rFonts w:ascii="Avenir Next LT Pro" w:hAnsi="Avenir Next LT Pro"/><w:bCs/><w:noProof/><w:webHidden/><w:sz w:val="20"/><w:szCs w:val="20"/></w:rPr><w:instrText xml:space="preserve"> PAGEREF _Toc209532345 \h </w:instrText></w:r><w:r><w:rPr><w:rFonts w:ascii="Avenir Next LT Pro" w:hAnsi="Avenir Next LT Pro"/><w:bCs/><w:noProof/><w:webHidden/><w:sz w:val="20"/><w:szCs w:val="20"/></w:rPr></w:r><w:r><w:rPr><w:rFonts w:ascii="Avenir Next LT Pro" w:hAnsi="Avenir Next LT Pro"/><w:bCs/><w:noProof/><w:webHidden/><w:sz w:val="20"/><w:szCs w:val="20"/></w:rPr><w:fldChar w:fldCharType="separate"/></w:r><w:r><w:rPr><w:rFonts w:ascii="Avenir Next LT Pro" w:hAnsi="Avenir Next LT Pro"/><w:bCs/><w:noProof/><w:webHidden/><w:sz w:val="20"/><w:szCs w:val="20"/></w:rPr><w:t>27</w:t></w:r><w:r><w:rPr><w:rFonts w:ascii="Avenir Next LT Pro" w:hAnsi="Avenir Next LT Pro"/><w:bCs/><w:noProof/><w:webHidden/><w:sz w:val="20"/><w:szCs w:val="20"/></w:rPr><w:fldChar w:fldCharType="end"/></w:r></w:hyperlink></w:p><w:p><w:pPr><w:pStyle w:val="Tabladeilustraciones"/><w:tabs><w:tab w:val="right" w:leader="dot" w:pos="8830"/></w:tabs><w:spacing w:line="360" w:lineRule="auto"/><w:rPr><w:rFonts w:ascii="Avenir Next LT Pro" w:eastAsiaTheme="minorEastAsia" w:hAnsi="Avenir Next LT Pro" w:cstheme="minorBidi"/><w:bCs/><w:noProof/><w:kern w:val="2"/><w:sz w:val="20"/><w:szCs w:val="20"/><w:lang w:val="es-CO" w:eastAsia="es-CO"/><w14:ligatures w14:val="standardContextual"/></w:rPr></w:pPr><w:hyperlink w:anchor="_Toc209532346" w:history="1"><w:r><w:rPr><w:rStyle w:val="Hipervnculo"/><w:rFonts w:ascii="Avenir Next LT Pro" w:hAnsi="Avenir Next LT Pro"/><w:bCs/><w:noProof/><w:sz w:val="20"/><w:szCs w:val="20"/><w:lang w:val="es-CO"/></w:rPr><w:t>Tabla 19. Cálculos de ruido intradomiciliario horario diurno – Planta encendida</w:t></w:r><w:r><w:rPr><w:rFonts w:ascii="Avenir Next LT Pro" w:hAnsi="Avenir Next LT Pro"/><w:bCs/><w:noProof/><w:webHidden/><w:sz w:val="20"/><w:szCs w:val="20"/></w:rPr><w:tab/></w:r><w:r><w:rPr><w:rFonts w:ascii="Avenir Next LT Pro" w:hAnsi="Avenir Next LT Pro"/><w:bCs/><w:noProof/><w:webHidden/><w:sz w:val="20"/><w:szCs w:val="20"/></w:rPr><w:fldChar w:fldCharType="begin"/></w:r><w:r><w:rPr><w:rFonts w:ascii="Avenir Next LT Pro" w:hAnsi="Avenir Next LT Pro"/><w:bCs/><w:noProof/><w:webHidden/><w:sz w:val="20"/><w:szCs w:val="20"/></w:rPr><w:instrText xml:space="preserve"> PAGEREF _Toc209532346 \h </w:instrText></w:r><w:r><w:rPr><w:rFonts w:ascii="Avenir Next LT Pro" w:hAnsi="Avenir Next LT Pro"/><w:bCs/><w:noProof/><w:webHidden/><w:sz w:val="20"/><w:szCs w:val="20"/></w:rPr></w:r><w:r><w:rPr><w:rFonts w:ascii="Avenir Next LT Pro" w:hAnsi="Avenir Next LT Pro"/><w:bCs/><w:noProof/><w:webHidden/><w:sz w:val="20"/><w:szCs w:val="20"/></w:rPr><w:fldChar w:fldCharType="separate"/></w:r><w:r><w:rPr><w:rFonts w:ascii="Avenir Next LT Pro" w:hAnsi="Avenir Next LT Pro"/><w:bCs/><w:noProof/><w:webHidden/><w:sz w:val="20"/><w:szCs w:val="20"/></w:rPr><w:t>27</w:t></w:r><w:r><w:rPr><w:rFonts w:ascii="Avenir Next LT Pro" w:hAnsi="Avenir Next LT Pro"/><w:bCs/><w:noProof/><w:webHidden/><w:sz w:val="20"/><w:szCs w:val="20"/></w:rPr><w:fldChar w:fldCharType="end"/></w:r></w:hyperlink></w:p><w:p><w:pPr><w:pStyle w:val="Tabladeilustraciones"/><w:tabs><w:tab w:val="right" w:leader="dot" w:pos="8830"/></w:tabs><w:spacing w:line="360" w:lineRule="auto"/><w:rPr><w:rFonts w:ascii="Avenir Next LT Pro" w:eastAsiaTheme="minorEastAsia" w:hAnsi="Avenir Next LT Pro" w:cstheme="minorBidi"/><w:bCs/><w:noProof/><w:kern w:val="2"/><w:sz w:val="20"/><w:szCs w:val="20"/><w:lang w:val="es-CO" w:eastAsia="es-CO"/><w14:ligatures w14:val="standardContextual"/></w:rPr></w:pPr><w:hyperlink w:anchor="_Toc209532347" w:history="1"><w:r><w:rPr><w:rStyle w:val="Hipervnculo"/><w:rFonts w:ascii="Avenir Next LT Pro" w:hAnsi="Avenir Next LT Pro"/><w:bCs/><w:noProof/><w:sz w:val="20"/><w:szCs w:val="20"/><w:lang w:val="es-CO"/></w:rPr><w:t>Tabla 20. Cálculos de ruido intradomiciliario horario nocturno - Planta encendida</w:t></w:r><w:r><w:rPr><w:rFonts w:ascii="Avenir Next LT Pro" w:hAnsi="Avenir Next LT Pro"/><w:bCs/><w:noProof/><w:webHidden/><w:sz w:val="20"/><w:szCs w:val="20"/></w:rPr><w:tab/></w:r><w:r><w:rPr><w:rFonts w:ascii="Avenir Next LT Pro" w:hAnsi="Avenir Next LT Pro"/><w:bCs/><w:noProof/><w:webHidden/><w:sz w:val="20"/><w:szCs w:val="20"/></w:rPr><w:fldChar w:fldCharType="begin"/></w:r><w:r><w:rPr><w:rFonts w:ascii="Avenir Next LT Pro" w:hAnsi="Avenir Next LT Pro"/><w:bCs/><w:noProof/><w:webHidden/><w:sz w:val="20"/><w:szCs w:val="20"/></w:rPr><w:instrText xml:space="preserve"> PAGEREF _Toc209532347 \h </w:instrText></w:r><w:r><w:rPr><w:rFonts w:ascii="Avenir Next LT Pro" w:hAnsi="Avenir Next LT Pro"/><w:bCs/><w:noProof/><w:webHidden/><w:sz w:val="20"/><w:szCs w:val="20"/></w:rPr></w:r><w:r><w:rPr><w:rFonts w:ascii="Avenir Next LT Pro" w:hAnsi="Avenir Next LT Pro"/><w:bCs/><w:noProof/><w:webHidden/><w:sz w:val="20"/><w:szCs w:val="20"/></w:rPr><w:fldChar w:fldCharType="separate"/></w:r><w:r><w:rPr><w:rFonts w:ascii="Avenir Next LT Pro" w:hAnsi="Avenir Next LT Pro"/><w:bCs/><w:noProof/><w:webHidden/><w:sz w:val="20"/><w:szCs w:val="20"/></w:rPr><w:t>27</w:t></w:r><w:r><w:rPr><w:rFonts w:ascii="Avenir Next LT Pro" w:hAnsi="Avenir Next LT Pro"/><w:bCs/><w:noProof/><w:webHidden/><w:sz w:val="20"/><w:szCs w:val="20"/></w:rPr><w:fldChar w:fldCharType="end"/></w:r></w:hyperlink></w:p><w:p><w:pPr><w:pStyle w:val="Tabladeilustraciones"/><w:tabs><w:tab w:val="right" w:leader="dot" w:pos="8830"/></w:tabs><w:spacing w:line="360" w:lineRule="auto"/><w:rPr><w:rFonts w:ascii="Avenir Next LT Pro" w:eastAsiaTheme="minorEastAsia" w:hAnsi="Avenir Next LT Pro" w:cstheme="minorBidi"/><w:bCs/><w:noProof/><w:kern w:val="2"/><w:sz w:val="20"/><w:szCs w:val="20"/><w:lang w:val="es-CO" w:eastAsia="es-CO"/><w14:ligatures w14:val="standardContextual"/></w:rPr></w:pPr><w:hyperlink w:anchor="_Toc209532348" w:history="1"><w:r><w:rPr><w:rStyle w:val="Hipervnculo"/><w:rFonts w:ascii="Avenir Next LT Pro" w:hAnsi="Avenir Next LT Pro"/><w:bCs/><w:noProof/><w:sz w:val="20"/><w:szCs w:val="20"/><w:lang w:val="es-CO"/></w:rPr><w:t>Tabla 21. Identificación de las fuentes de sonido existentes</w:t></w:r><w:r><w:rPr><w:rFonts w:ascii="Avenir Next LT Pro" w:hAnsi="Avenir Next LT Pro"/><w:bCs/><w:noProof/><w:webHidden/><w:sz w:val="20"/><w:szCs w:val="20"/></w:rPr><w:tab/></w:r><w:r><w:rPr><w:rFonts w:ascii="Avenir Next LT Pro" w:hAnsi="Avenir Next LT Pro"/><w:bCs/><w:noProof/><w:webHidden/><w:sz w:val="20"/><w:szCs w:val="20"/></w:rPr><w:fldChar w:fldCharType="begin"/></w:r><w:r><w:rPr><w:rFonts w:ascii="Avenir Next LT Pro" w:hAnsi="Avenir Next LT Pro"/><w:bCs/><w:noProof/><w:webHidden/><w:sz w:val="20"/><w:szCs w:val="20"/></w:rPr><w:instrText xml:space="preserve"> PAGEREF _Toc209532348 \h </w:instrText></w:r><w:r><w:rPr><w:rFonts w:ascii="Avenir Next LT Pro" w:hAnsi="Avenir Next LT Pro"/><w:bCs/><w:noProof/><w:webHidden/><w:sz w:val="20"/><w:szCs w:val="20"/></w:rPr></w:r><w:r><w:rPr><w:rFonts w:ascii="Avenir Next LT Pro" w:hAnsi="Avenir Next LT Pro"/><w:bCs/><w:noProof/><w:webHidden/><w:sz w:val="20"/><w:szCs w:val="20"/></w:rPr><w:fldChar w:fldCharType="separate"/></w:r><w:r><w:rPr><w:rFonts w:ascii="Avenir Next LT Pro" w:hAnsi="Avenir Next LT Pro"/><w:bCs/><w:noProof/><w:webHidden/><w:sz w:val="20"/><w:szCs w:val="20"/></w:rPr><w:t>29</w:t></w:r><w:r><w:rPr><w:rFonts w:ascii="Avenir Next LT Pro" w:hAnsi="Avenir Next LT Pro"/><w:bCs/><w:noProof/><w:webHidden/><w:sz w:val="20"/><w:szCs w:val="20"/></w:rPr><w:fldChar w:fldCharType="end"/></w:r></w:hyperlink></w:p><w:p><w:pPr><w:pStyle w:val="Tabladeilustraciones"/><w:tabs><w:tab w:val="right" w:leader="dot" w:pos="8830"/></w:tabs><w:spacing w:line="360" w:lineRule="auto"/><w:rPr><w:rFonts w:ascii="Avenir Next LT Pro" w:eastAsiaTheme="minorEastAsia" w:hAnsi="Avenir Next LT Pro" w:cstheme="minorBidi"/><w:bCs/><w:noProof/><w:kern w:val="2"/><w:sz w:val="20"/><w:szCs w:val="20"/><w:lang w:val="es-CO" w:eastAsia="es-CO"/><w14:ligatures w14:val="standardContextual"/></w:rPr></w:pPr><w:hyperlink w:anchor="_Toc209532349" w:history="1"><w:r><w:rPr><w:rStyle w:val="Hipervnculo"/><w:rFonts w:ascii="Avenir Next LT Pro" w:hAnsi="Avenir Next LT Pro"/><w:bCs/><w:noProof/><w:sz w:val="20"/><w:szCs w:val="20"/><w:lang w:val="es-CO"/></w:rPr><w:t>Tabla 22. Anexos del informe técnico</w:t></w:r><w:r><w:rPr><w:rFonts w:ascii="Avenir Next LT Pro" w:hAnsi="Avenir Next LT Pro"/><w:bCs/><w:noProof/><w:webHidden/><w:sz w:val="20"/><w:szCs w:val="20"/></w:rPr><w:tab/></w:r><w:r><w:rPr><w:rFonts w:ascii="Avenir Next LT Pro" w:hAnsi="Avenir Next LT Pro"/><w:bCs/><w:noProof/><w:webHidden/><w:sz w:val="20"/><w:szCs w:val="20"/></w:rPr><w:fldChar w:fldCharType="begin"/></w:r><w:r><w:rPr><w:rFonts w:ascii="Avenir Next LT Pro" w:hAnsi="Avenir Next LT Pro"/><w:bCs/><w:noProof/><w:webHidden/><w:sz w:val="20"/><w:szCs w:val="20"/></w:rPr><w:instrText xml:space="preserve"> PAGEREF _Toc209532349 \h </w:instrText></w:r><w:r><w:rPr><w:rFonts w:ascii="Avenir Next LT Pro" w:hAnsi="Avenir Next LT Pro"/><w:bCs/><w:noProof/><w:webHidden/><w:sz w:val="20"/><w:szCs w:val="20"/></w:rPr></w:r><w:r><w:rPr><w:rFonts w:ascii="Avenir Next LT Pro" w:hAnsi="Avenir Next LT Pro"/><w:bCs/><w:noProof/><w:webHidden/><w:sz w:val="20"/><w:szCs w:val="20"/></w:rPr><w:fldChar w:fldCharType="separate"/></w:r><w:r><w:rPr><w:rFonts w:ascii="Avenir Next LT Pro" w:hAnsi="Avenir Next LT Pro"/><w:bCs/><w:noProof/><w:webHidden/><w:sz w:val="20"/><w:szCs w:val="20"/></w:rPr><w:t>34</w:t></w:r><w:r><w:rPr><w:rFonts w:ascii="Avenir Next LT Pro" w:hAnsi="Avenir Next LT Pro"/><w:bCs/><w:noProof/><w:webHidden/><w:sz w:val="20"/><w:szCs w:val="20"/></w:rPr><w:fldChar w:fldCharType="end"/></w:r></w:hyperlink></w:p><w:p><w:pPr><w:pStyle w:val="Tabladeilustraciones"/><w:tabs><w:tab w:val="right" w:leader="dot" w:pos="8830"/></w:tabs><w:spacing w:line="360" w:lineRule="auto"/><w:rPr><w:rFonts w:ascii="Avenir Next LT Pro" w:eastAsiaTheme="minorEastAsia" w:hAnsi="Avenir Next LT Pro" w:cstheme="minorBidi"/><w:b/><w:noProof/><w:kern w:val="2"/><w:sz w:val="20"/><w:szCs w:val="20"/><w:lang w:val="es-CO" w:eastAsia="es-CO"/><w14:ligatures w14:val="standardContextual"/></w:rPr></w:pPr><w:hyperlink w:anchor="_Toc209532350" w:history="1"><w:r><w:rPr><w:rStyle w:val="Hipervnculo"/><w:rFonts w:ascii="Avenir Next LT Pro" w:hAnsi="Avenir Next LT Pro"/><w:bCs/><w:noProof/><w:sz w:val="20"/><w:szCs w:val="20"/><w:lang w:val="es-CO"/></w:rPr><w:t>Tabla 23. </w:t></w:r><w:r><w:rPr><w:rStyle w:val="Hipervnculo"/><w:rFonts w:ascii="Avenir Next LT Pro" w:hAnsi="Avenir Next LT Pro" w:cs="Calibri"/><w:bCs/><w:noProof/><w:sz w:val="20"/><w:szCs w:val="20"/><w:lang w:val="es-CO"/></w:rPr><w:t>Historial de cambios.</w:t></w:r><w:r><w:rPr><w:rFonts w:ascii="Avenir Next LT Pro" w:hAnsi="Avenir Next LT Pro"/><w:bCs/><w:noProof/><w:webHidden/><w:sz w:val="20"/><w:szCs w:val="20"/></w:rPr><w:tab/></w:r><w:r><w:rPr><w:rFonts w:ascii="Avenir Next LT Pro" w:hAnsi="Avenir Next LT Pro"/><w:bCs/><w:noProof/><w:webHidden/><w:sz w:val="20"/><w:szCs w:val="20"/></w:rPr><w:fldChar w:fldCharType="begin"/></w:r><w:r><w:rPr><w:rFonts w:ascii="Avenir Next LT Pro" w:hAnsi="Avenir Next LT Pro"/><w:bCs/><w:noProof/><w:webHidden/><w:sz w:val="20"/><w:szCs w:val="20"/></w:rPr><w:instrText xml:space="preserve"> PAGEREF _Toc209532350 \h </w:instrText></w:r><w:r><w:rPr><w:rFonts w:ascii="Avenir Next LT Pro" w:hAnsi="Avenir Next LT Pro"/><w:bCs/><w:noProof/><w:webHidden/><w:sz w:val="20"/><w:szCs w:val="20"/></w:rPr></w:r><w:r><w:rPr><w:rFonts w:ascii="Avenir Next LT Pro" w:hAnsi="Avenir Next LT Pro"/><w:bCs/><w:noProof/><w:webHidden/><w:sz w:val="20"/><w:szCs w:val="20"/></w:rPr><w:fldChar w:fldCharType="separate"/></w:r><w:r><w:rPr><w:rFonts w:ascii="Avenir Next LT Pro" w:hAnsi="Avenir Next LT Pro"/><w:bCs/><w:noProof/><w:webHidden/><w:sz w:val="20"/><w:szCs w:val="20"/></w:rPr><w:t>35</w:t></w:r><w:r><w:rPr><w:rFonts w:ascii="Avenir Next LT Pro" w:hAnsi="Avenir Next LT Pro"/><w:bCs/><w:noProof/><w:webHidden/><w:sz w:val="20"/><w:szCs w:val="20"/></w:rPr><w:fldChar w:fldCharType="end"/></w:r></w:hyperlink></w:p><w:p><w:pPr><w:spacing w:line="360" w:lineRule="auto"/><w:rPr><w:rStyle w:val="Hipervnculo"/><w:rFonts w:ascii="Avenir Next LT Pro" w:hAnsi="Avenir Next LT Pro" w:cs="Calibri"/><w:noProof/><w:color w:val="303030"/><w:sz w:val="20"/><w:szCs w:val="20"/></w:rPr></w:pPr><w:r><w:rPr><w:rStyle w:val="Hipervnculo"/><w:rFonts w:ascii="Avenir Next LT Pro" w:hAnsi="Avenir Next LT Pro" w:cs="Calibri"/><w:b/><w:noProof/><w:color w:val="303030"/><w:sz w:val="20"/><w:szCs w:val="20"/></w:rPr><w:fldChar w:fldCharType="end"/></w:r></w:p><w:p><w:pPr><w:spacing w:line="360" w:lineRule="auto"/><w:rPr><w:rStyle w:val="Hipervnculo"/><w:rFonts w:ascii="Avenir Next LT Pro" w:hAnsi="Avenir Next LT Pro" w:cs="Calibri"/><w:noProof/><w:color w:val="303030"/><w:sz w:val="20"/><w:szCs w:val="20"/></w:rPr></w:pPr></w:p><w:p><w:pPr><w:spacing w:line="360" w:lineRule="auto"/><w:rPr><w:rStyle w:val="Hipervnculo"/><w:rFonts w:ascii="Avenir Next LT Pro" w:hAnsi="Avenir Next LT Pro" w:cs="Calibri"/><w:noProof/><w:color w:val="303030"/><w:sz w:val="20"/><w:szCs w:val="20"/></w:rPr></w:pPr></w:p><w:p><w:pPr><w:pStyle w:val="TtuloTDC"/><w:spacing w:before="0" w:after="240"/><w:rPr><w:rFonts w:ascii="Avenir Next LT Pro" w:hAnsi="Avenir Next LT Pro" w:cstheme="minorHAnsi"/><w:color w:val="303030"/><w:sz w:val="32"/><w:szCs w:val="32"/></w:rPr></w:pPr><w:r><w:rPr><w:rFonts w:ascii="Avenir Next LT Pro" w:hAnsi="Avenir Next LT Pro" w:cstheme="minorHAnsi"/><w:color w:val="303030"/><w:sz w:val="32"/><w:szCs w:val="32"/></w:rPr><w:t>ÍNDICES DE </w:t></w:r><w:commentRangeStart w:id="11"/><w:r><w:rPr><w:rFonts w:ascii="Avenir Next LT Pro" w:hAnsi="Avenir Next LT Pro" w:cstheme="minorHAnsi"/><w:color w:val="303030"/><w:sz w:val="32"/><w:szCs w:val="32"/></w:rPr><w:t>GRÁFICA</w:t></w:r><w:r><w:rPr><w:rFonts w:ascii="Avenir Next LT Pro" w:hAnsi="Avenir Next LT Pro" w:cstheme="minorHAnsi"/><w:color w:val="303030"/><w:sz w:val="32"/><w:szCs w:val="32"/></w:rPr><w:t>S</w:t></w:r><w:commentRangeEnd w:id="11"/><w:r><w:rPr><w:rStyle w:val="Refdecomentario"/><w:rFonts w:ascii="Tahoma" w:eastAsia="Times New Roman" w:hAnsi="Tahoma"/><w:b w:val="0"/><w:bCs w:val="0"/><w:color w:val="auto"/><w:szCs w:val="20"/><w:lang w:val="es-MX" w:eastAsia="es-MX"/></w:rPr><w:commentReference w:id="11"/></w:r></w:p><w:p><w:pPr><w:pStyle w:val="Tabladeilustraciones"/><w:tabs><w:tab w:val="right" w:leader="dot" w:pos="8830"/></w:tabs><w:spacing w:line="360" w:lineRule="auto"/><w:rPr><w:rFonts w:ascii="Avenir Next LT Pro" w:eastAsiaTheme="minorEastAsia" w:hAnsi="Avenir Next LT Pro" w:cstheme="minorBidi"/><w:noProof/><w:kern w:val="2"/><w:sz w:val="20"/><w:szCs w:val="20"/><w:lang w:val="es-CO" w:eastAsia="es-CO"/><w14:ligatures w14:val="standardContextual"/></w:rPr></w:pPr><w:r><w:rPr><w:rStyle w:val="Hipervnculo"/><w:rFonts w:ascii="Avenir Next LT Pro" w:hAnsi="Avenir Next LT Pro" w:cs="Calibri"/><w:noProof/><w:color w:val="303030"/><w:sz w:val="20"/><w:szCs w:val="20"/><w:lang w:val="es-CO"/></w:rPr><w:fldChar w:fldCharType="begin"/></w:r><w:r><w:rPr><w:rStyle w:val="Hipervnculo"/><w:rFonts w:ascii="Avenir Next LT Pro" w:hAnsi="Avenir Next LT Pro" w:cs="Calibri"/><w:noProof/><w:color w:val="303030"/><w:sz w:val="20"/><w:szCs w:val="20"/><w:lang w:val="es-CO"/></w:rPr><w:instrText xml:space="preserve"> TOC \h \z \c "Gráfica" </w:instrText></w:r><w:r><w:rPr><w:rStyle w:val="Hipervnculo"/><w:rFonts w:ascii="Avenir Next LT Pro" w:hAnsi="Avenir Next LT Pro" w:cs="Calibri"/><w:noProof/><w:color w:val="303030"/><w:sz w:val="20"/><w:szCs w:val="20"/><w:lang w:val="es-CO"/></w:rPr><w:fldChar w:fldCharType="separate"/></w:r><w:hyperlink w:anchor="_Toc198219766" w:history="1"><w:r><w:rPr><w:rStyle w:val="Hipervnculo"/><w:rFonts w:ascii="Avenir Next LT Pro" w:hAnsi="Avenir Next LT Pro"/><w:noProof/><w:sz w:val="20"/><w:szCs w:val="20"/><w:lang w:val="es-CO"/></w:rPr><w:t>Gráfica 1. Ruido intradomiciliario diurno – Planta apagada</w:t></w:r><w:r><w:rPr><w:rFonts w:ascii="Avenir Next LT Pro" w:hAnsi="Avenir Next LT Pro"/><w:noProof/><w:webHidden/><w:sz w:val="20"/><w:szCs w:val="20"/></w:rPr><w:tab/></w:r><w:r><w:rPr><w:rFonts w:ascii="Avenir Next LT Pro" w:hAnsi="Avenir Next LT Pro"/><w:noProof/><w:webHidden/><w:sz w:val="20"/><w:szCs w:val="20"/></w:rPr><w:fldChar w:fldCharType="begin"/></w:r><w:r><w:rPr><w:rFonts w:ascii="Avenir Next LT Pro" w:hAnsi="Avenir Next LT Pro"/><w:noProof/><w:webHidden/><w:sz w:val="20"/><w:szCs w:val="20"/></w:rPr><w:instrText xml:space="preserve"> PAGEREF _Toc198219766 \h </w:instrText></w:r><w:r><w:rPr><w:rFonts w:ascii="Avenir Next LT Pro" w:hAnsi="Avenir Next LT Pro"/><w:noProof/><w:webHidden/><w:sz w:val="20"/><w:szCs w:val="20"/></w:rPr></w:r><w:r><w:rPr><w:rFonts w:ascii="Avenir Next LT Pro" w:hAnsi="Avenir Next LT Pro"/><w:noProof/><w:webHidden/><w:sz w:val="20"/><w:szCs w:val="20"/></w:rPr><w:fldChar w:fldCharType="separate"/></w:r><w:r><w:rPr><w:rFonts w:ascii="Avenir Next LT Pro" w:hAnsi="Avenir Next LT Pro"/><w:noProof/><w:webHidden/><w:sz w:val="20"/><w:szCs w:val="20"/></w:rPr><w:t>24</w:t></w:r><w:r><w:rPr><w:rFonts w:ascii="Avenir Next LT Pro" w:hAnsi="Avenir Next LT Pro"/><w:noProof/><w:webHidden/><w:sz w:val="20"/><w:szCs w:val="20"/></w:rPr><w:fldChar w:fldCharType="end"/></w:r></w:hyperlink></w:p><w:p><w:pPr><w:pStyle w:val="Tabladeilustraciones"/><w:tabs><w:tab w:val="right" w:leader="dot" w:pos="8830"/></w:tabs><w:spacing w:line="360" w:lineRule="auto"/><w:rPr><w:rFonts w:ascii="Avenir Next LT Pro" w:eastAsiaTheme="minorEastAsia" w:hAnsi="Avenir Next LT Pro" w:cstheme="minorBidi"/><w:noProof/><w:kern w:val="2"/><w:sz w:val="20"/><w:szCs w:val="20"/><w:lang w:val="es-CO" w:eastAsia="es-CO"/><w14:ligatures w14:val="standardContextual"/></w:rPr></w:pPr><w:hyperlink w:anchor="_Toc198219767" w:history="1"><w:r><w:rPr><w:rStyle w:val="Hipervnculo"/><w:rFonts w:ascii="Avenir Next LT Pro" w:hAnsi="Avenir Next LT Pro"/><w:noProof/><w:sz w:val="20"/><w:szCs w:val="20"/><w:lang w:val="es-CO"/></w:rPr><w:t>Gráfica 2. Ruido intradomiciliario nocturno – planta apagada</w:t></w:r><w:r><w:rPr><w:rFonts w:ascii="Avenir Next LT Pro" w:hAnsi="Avenir Next LT Pro"/><w:noProof/><w:webHidden/><w:sz w:val="20"/><w:szCs w:val="20"/></w:rPr><w:tab/></w:r><w:r><w:rPr><w:rFonts w:ascii="Avenir Next LT Pro" w:hAnsi="Avenir Next LT Pro"/><w:noProof/><w:webHidden/><w:sz w:val="20"/><w:szCs w:val="20"/></w:rPr><w:fldChar w:fldCharType="begin"/></w:r><w:r><w:rPr><w:rFonts w:ascii="Avenir Next LT Pro" w:hAnsi="Avenir Next LT Pro"/><w:noProof/><w:webHidden/><w:sz w:val="20"/><w:szCs w:val="20"/></w:rPr><w:instrText xml:space="preserve"> PAGEREF _Toc198219767 \h </w:instrText></w:r><w:r><w:rPr><w:rFonts w:ascii="Avenir Next LT Pro" w:hAnsi="Avenir Next LT Pro"/><w:noProof/><w:webHidden/><w:sz w:val="20"/><w:szCs w:val="20"/></w:rPr></w:r><w:r><w:rPr><w:rFonts w:ascii="Avenir Next LT Pro" w:hAnsi="Avenir Next LT Pro"/><w:noProof/><w:webHidden/><w:sz w:val="20"/><w:szCs w:val="20"/></w:rPr><w:fldChar w:fldCharType="separate"/></w:r><w:r><w:rPr><w:rFonts w:ascii="Avenir Next LT Pro" w:hAnsi="Avenir Next LT Pro"/><w:noProof/><w:webHidden/><w:sz w:val="20"/><w:szCs w:val="20"/></w:rPr><w:t>25</w:t></w:r><w:r><w:rPr><w:rFonts w:ascii="Avenir Next LT Pro" w:hAnsi="Avenir Next LT Pro"/><w:noProof/><w:webHidden/><w:sz w:val="20"/><w:szCs w:val="20"/></w:rPr><w:fldChar w:fldCharType="end"/></w:r></w:hyperlink></w:p><w:p><w:pPr><w:pStyle w:val="Tabladeilustraciones"/><w:tabs><w:tab w:val="right" w:leader="dot" w:pos="8830"/></w:tabs><w:spacing w:line="360" w:lineRule="auto"/><w:rPr><w:rFonts w:ascii="Avenir Next LT Pro" w:eastAsiaTheme="minorEastAsia" w:hAnsi="Avenir Next LT Pro" w:cstheme="minorBidi"/><w:noProof/><w:kern w:val="2"/><w:sz w:val="20"/><w:szCs w:val="20"/><w:lang w:val="es-CO" w:eastAsia="es-CO"/><w14:ligatures w14:val="standardContextual"/></w:rPr></w:pPr><w:hyperlink w:anchor="_Toc198219768" w:history="1"><w:r><w:rPr><w:rStyle w:val="Hipervnculo"/><w:rFonts w:ascii="Avenir Next LT Pro" w:hAnsi="Avenir Next LT Pro"/><w:noProof/><w:sz w:val="20"/><w:szCs w:val="20"/></w:rPr><w:t>Gráfica 3. </w:t></w:r><w:r><w:rPr><w:rStyle w:val="Hipervnculo"/><w:rFonts w:ascii="Avenir Next LT Pro" w:hAnsi="Avenir Next LT Pro" w:cstheme="minorHAnsi"/><w:noProof/><w:sz w:val="20"/><w:szCs w:val="20"/></w:rPr><w:t>Comparación Ruido intradomiciliario planta encendida vs Norma diurna</w:t></w:r><w:r><w:rPr><w:rFonts w:ascii="Avenir Next LT Pro" w:hAnsi="Avenir Next LT Pro"/><w:noProof/><w:webHidden/><w:sz w:val="20"/><w:szCs w:val="20"/></w:rPr><w:tab/></w:r><w:r><w:rPr><w:rFonts w:ascii="Avenir Next LT Pro" w:hAnsi="Avenir Next LT Pro"/><w:noProof/><w:webHidden/><w:sz w:val="20"/><w:szCs w:val="20"/></w:rPr><w:fldChar w:fldCharType="begin"/></w:r><w:r><w:rPr><w:rFonts w:ascii="Avenir Next LT Pro" w:hAnsi="Avenir Next LT Pro"/><w:noProof/><w:webHidden/><w:sz w:val="20"/><w:szCs w:val="20"/></w:rPr><w:instrText xml:space="preserve"> PAGEREF _Toc198219768 \h </w:instrText></w:r><w:r><w:rPr><w:rFonts w:ascii="Avenir Next LT Pro" w:hAnsi="Avenir Next LT Pro"/><w:noProof/><w:webHidden/><w:sz w:val="20"/><w:szCs w:val="20"/></w:rPr></w:r><w:r><w:rPr><w:rFonts w:ascii="Avenir Next LT Pro" w:hAnsi="Avenir Next LT Pro"/><w:noProof/><w:webHidden/><w:sz w:val="20"/><w:szCs w:val="20"/></w:rPr><w:fldChar w:fldCharType="separate"/></w:r><w:r><w:rPr><w:rFonts w:ascii="Avenir Next LT Pro" w:hAnsi="Avenir Next LT Pro"/><w:noProof/><w:webHidden/><w:sz w:val="20"/><w:szCs w:val="20"/></w:rPr><w:t>25</w:t></w:r><w:r><w:rPr><w:rFonts w:ascii="Avenir Next LT Pro" w:hAnsi="Avenir Next LT Pro"/><w:noProof/><w:webHidden/><w:sz w:val="20"/><w:szCs w:val="20"/></w:rPr><w:fldChar w:fldCharType="end"/></w:r></w:hyperlink></w:p><w:p><w:pPr><w:pStyle w:val="Tabladeilustraciones"/><w:tabs><w:tab w:val="right" w:leader="dot" w:pos="8830"/></w:tabs><w:spacing w:line="360" w:lineRule="auto"/><w:rPr><w:rFonts w:ascii="Avenir Next LT Pro" w:eastAsiaTheme="minorEastAsia" w:hAnsi="Avenir Next LT Pro" w:cstheme="minorBidi"/><w:noProof/><w:kern w:val="2"/><w:sz w:val="20"/><w:szCs w:val="20"/><w:lang w:val="es-CO" w:eastAsia="es-CO"/><w14:ligatures w14:val="standardContextual"/></w:rPr></w:pPr><w:hyperlink w:anchor="_Toc198219769" w:history="1"><w:r><w:rPr><w:rStyle w:val="Hipervnculo"/><w:rFonts w:ascii="Avenir Next LT Pro" w:hAnsi="Avenir Next LT Pro"/><w:noProof/><w:sz w:val="20"/><w:szCs w:val="20"/><w:lang w:val="es-CO"/></w:rPr><w:t>Gráfica 4. </w:t></w:r><w:r><w:rPr><w:rStyle w:val="Hipervnculo"/><w:rFonts w:ascii="Avenir Next LT Pro" w:hAnsi="Avenir Next LT Pro" w:cstheme="minorHAnsi"/><w:noProof/><w:sz w:val="20"/><w:szCs w:val="20"/><w:lang w:val="es-CO"/></w:rPr><w:t>Comparación Ruido intradomiciliario planta encendida vs Norma nocturna</w:t></w:r><w:r><w:rPr><w:rFonts w:ascii="Avenir Next LT Pro" w:hAnsi="Avenir Next LT Pro"/><w:noProof/><w:webHidden/><w:sz w:val="20"/><w:szCs w:val="20"/></w:rPr><w:tab/></w:r><w:r><w:rPr><w:rFonts w:ascii="Avenir Next LT Pro" w:hAnsi="Avenir Next LT Pro"/><w:noProof/><w:webHidden/><w:sz w:val="20"/><w:szCs w:val="20"/></w:rPr><w:fldChar w:fldCharType="begin"/></w:r><w:r><w:rPr><w:rFonts w:ascii="Avenir Next LT Pro" w:hAnsi="Avenir Next LT Pro"/><w:noProof/><w:webHidden/><w:sz w:val="20"/><w:szCs w:val="20"/></w:rPr><w:instrText xml:space="preserve"> PAGEREF _Toc198219769 \h </w:instrText></w:r><w:r><w:rPr><w:rFonts w:ascii="Avenir Next LT Pro" w:hAnsi="Avenir Next LT Pro"/><w:noProof/><w:webHidden/><w:sz w:val="20"/><w:szCs w:val="20"/></w:rPr></w:r><w:r><w:rPr><w:rFonts w:ascii="Avenir Next LT Pro" w:hAnsi="Avenir Next LT Pro"/><w:noProof/><w:webHidden/><w:sz w:val="20"/><w:szCs w:val="20"/></w:rPr><w:fldChar w:fldCharType="separate"/></w:r><w:r><w:rPr><w:rFonts w:ascii="Avenir Next LT Pro" w:hAnsi="Avenir Next LT Pro"/><w:noProof/><w:webHidden/><w:sz w:val="20"/><w:szCs w:val="20"/></w:rPr><w:t>26</w:t></w:r><w:r><w:rPr><w:rFonts w:ascii="Avenir Next LT Pro" w:hAnsi="Avenir Next LT Pro"/><w:noProof/><w:webHidden/><w:sz w:val="20"/><w:szCs w:val="20"/></w:rPr><w:fldChar w:fldCharType="end"/></w:r></w:hyperlink></w:p><w:p><w:pPr><w:pStyle w:val="Tabladeilustraciones"/><w:tabs><w:tab w:val="right" w:leader="dot" w:pos="8830"/></w:tabs><w:spacing w:line="360" w:lineRule="auto"/><w:rPr><w:rFonts w:ascii="Avenir Next LT Pro" w:hAnsi="Avenir Next LT Pro" w:cstheme="minorHAnsi"/><w:noProof/><w:color w:val="303030"/><w:sz w:val="20"/><w:szCs w:val="20"/><w:lang w:val="es-CO"/></w:rPr></w:pPr><w:r><w:rPr><w:rStyle w:val="Hipervnculo"/><w:rFonts w:ascii="Avenir Next LT Pro" w:hAnsi="Avenir Next LT Pro" w:cs="Calibri"/><w:noProof/><w:color w:val="303030"/><w:sz w:val="20"/><w:szCs w:val="20"/><w:lang w:val="es-CO"/></w:rPr><w:fldChar w:fldCharType="end"/></w:r><w:r><w:rPr><w:rFonts w:ascii="Avenir Next LT Pro" w:hAnsi="Avenir Next LT Pro" w:cstheme="minorHAnsi"/><w:color w:val="303030"/><w:sz w:val="20"/><w:szCs w:val="20"/><w:lang w:val="es-CO"/></w:rPr><w:br w:type="page"/></w:r></w:p><w:p><w:pPr><w:pStyle w:val="TtuloTDC"/><w:spacing w:before="0" w:line="360" w:lineRule="auto"/><w:rPr><w:rFonts w:ascii="Avenir Next LT Pro" w:hAnsi="Avenir Next LT Pro" w:cstheme="minorHAnsi"/><w:color w:val="303030"/><w:sz w:val="32"/><w:szCs w:val="32"/></w:rPr></w:pPr><w:r><w:rPr><w:rFonts w:ascii="Avenir Next LT Pro" w:hAnsi="Avenir Next LT Pro" w:cstheme="minorHAnsi"/><w:color w:val="303030"/><w:sz w:val="32"/><w:szCs w:val="32"/></w:rPr><w:lastRenderedPageBreak/><w:t>Í</w:t></w:r><w:r><w:rPr><w:rFonts w:ascii="Avenir Next LT Pro" w:hAnsi="Avenir Next LT Pro" w:cstheme="minorHAnsi"/><w:color w:val="303030"/><w:sz w:val="32"/><w:szCs w:val="32"/></w:rPr><w:t>NDICES DE </w:t></w:r><w:commentRangeStart w:id="12"/><w:r><w:rPr><w:rFonts w:ascii="Avenir Next LT Pro" w:hAnsi="Avenir Next LT Pro" w:cstheme="minorHAnsi"/><w:color w:val="303030"/><w:sz w:val="32"/><w:szCs w:val="32"/></w:rPr><w:t>FOTOGRAFÍAS</w:t></w:r><w:commentRangeEnd w:id="12"/><w:r><w:rPr><w:rStyle w:val="Refdecomentario"/><w:rFonts w:ascii="Tahoma" w:eastAsia="Times New Roman" w:hAnsi="Tahoma"/><w:b w:val="0"/><w:bCs w:val="0"/><w:color w:val="auto"/><w:szCs w:val="20"/><w:lang w:val="es-MX" w:eastAsia="es-MX"/></w:rPr><w:commentReference w:id="12"/></w:r></w:p><w:bookmarkStart w:id="13" w:name="_Toc337484804"/><w:p><w:pPr><w:pStyle w:val="Tabladeilustraciones"/><w:tabs><w:tab w:val="right" w:leader="dot" w:pos="8830"/></w:tabs><w:spacing w:line="360" w:lineRule="auto"/><w:rPr><w:rFonts w:ascii="Avenir Next LT Pro" w:eastAsiaTheme="minorEastAsia" w:hAnsi="Avenir Next LT Pro" w:cstheme="minorBidi"/><w:noProof/><w:kern w:val="2"/><w:sz w:val="20"/><w:szCs w:val="20"/><w:lang w:val="es-CO" w:eastAsia="es-CO"/><w14:ligatures w14:val="standardContextual"/></w:rPr></w:pPr><w:r><w:rPr><w:rStyle w:val="Hipervnculo"/><w:rFonts w:ascii="Avenir Next LT Pro" w:hAnsi="Avenir Next LT Pro" w:cstheme="minorHAnsi"/><w:noProof/><w:color w:val="303030"/><w:sz w:val="20"/><w:szCs w:val="20"/><w:lang w:val="es-CO"/></w:rPr><w:fldChar w:fldCharType="begin"/></w:r><w:r><w:rPr><w:rStyle w:val="Hipervnculo"/><w:rFonts w:ascii="Avenir Next LT Pro" w:hAnsi="Avenir Next LT Pro" w:cstheme="minorHAnsi"/><w:noProof/><w:color w:val="303030"/><w:sz w:val="20"/><w:szCs w:val="20"/><w:lang w:val="es-CO"/></w:rPr><w:instrText xml:space="preserve"> TOC \h \z \c "Fotografía" </w:instrText></w:r><w:r><w:rPr><w:rStyle w:val="Hipervnculo"/><w:rFonts w:ascii="Avenir Next LT Pro" w:hAnsi="Avenir Next LT Pro" w:cstheme="minorHAnsi"/><w:noProof/><w:color w:val="303030"/><w:sz w:val="20"/><w:szCs w:val="20"/><w:lang w:val="es-CO"/></w:rPr><w:fldChar w:fldCharType="separate"/></w:r><w:hyperlink w:anchor="_Toc198219817" w:history="1"><w:r><w:rPr><w:rStyle w:val="Hipervnculo"/><w:rFonts w:ascii="Avenir Next LT Pro" w:hAnsi="Avenir Next LT Pro"/><w:noProof/><w:sz w:val="20"/><w:szCs w:val="20"/><w:lang w:val="es-CO"/></w:rPr><w:t>Fotografía 1. Mediciones en el punto RI</w:t></w:r><w:r><w:rPr><w:rStyle w:val="Hipervnculo"/><w:rFonts w:ascii="Avenir Next LT Pro" w:hAnsi="Avenir Next LT Pro" w:cstheme="minorHAnsi"/><w:noProof/><w:sz w:val="20"/><w:szCs w:val="20"/><w:lang w:val="es-CO"/></w:rPr><w:t> </w:t></w:r><w:r><w:rPr><w:rStyle w:val="Hipervnculo"/><w:rFonts w:ascii="Avenir Next LT Pro" w:hAnsi="Avenir Next LT Pro"/><w:noProof/><w:sz w:val="20"/><w:szCs w:val="20"/><w:lang w:val="es-CO"/></w:rPr><w:t>jornada diurna</w:t></w:r><w:r><w:rPr><w:rFonts w:ascii="Avenir Next LT Pro" w:hAnsi="Avenir Next LT Pro"/><w:noProof/><w:webHidden/><w:sz w:val="20"/><w:szCs w:val="20"/></w:rPr><w:tab/></w:r><w:r><w:rPr><w:rFonts w:ascii="Avenir Next LT Pro" w:hAnsi="Avenir Next LT Pro"/><w:noProof/><w:webHidden/><w:sz w:val="20"/><w:szCs w:val="20"/></w:rPr><w:fldChar w:fldCharType="begin"/></w:r><w:r><w:rPr><w:rFonts w:ascii="Avenir Next LT Pro" w:hAnsi="Avenir Next LT Pro"/><w:noProof/><w:webHidden/><w:sz w:val="20"/><w:szCs w:val="20"/></w:rPr><w:instrText xml:space="preserve"> PAGEREF _Toc198219817 \h </w:instrText></w:r><w:r><w:rPr><w:rFonts w:ascii="Avenir Next LT Pro" w:hAnsi="Avenir Next LT Pro"/><w:noProof/><w:webHidden/><w:sz w:val="20"/><w:szCs w:val="20"/></w:rPr></w:r><w:r><w:rPr><w:rFonts w:ascii="Avenir Next LT Pro" w:hAnsi="Avenir Next LT Pro"/><w:noProof/><w:webHidden/><w:sz w:val="20"/><w:szCs w:val="20"/></w:rPr><w:fldChar w:fldCharType="separate"/></w:r><w:r><w:rPr><w:rFonts w:ascii="Avenir Next LT Pro" w:hAnsi="Avenir Next LT Pro"/><w:noProof/><w:webHidden/><w:sz w:val="20"/><w:szCs w:val="20"/></w:rPr><w:t>24</w:t></w:r><w:r><w:rPr><w:rFonts w:ascii="Avenir Next LT Pro" w:hAnsi="Avenir Next LT Pro"/><w:noProof/><w:webHidden/><w:sz w:val="20"/><w:szCs w:val="20"/></w:rPr><w:fldChar w:fldCharType="end"/></w:r></w:hyperlink></w:p><w:p><w:pPr><w:pStyle w:val="Tabladeilustraciones"/><w:tabs><w:tab w:val="right" w:leader="dot" w:pos="8830"/></w:tabs><w:spacing w:line="360" w:lineRule="auto"/><w:rPr><w:rFonts w:ascii="Avenir Next LT Pro" w:eastAsiaTheme="minorEastAsia" w:hAnsi="Avenir Next LT Pro" w:cstheme="minorBidi"/><w:noProof/><w:kern w:val="2"/><w:sz w:val="20"/><w:szCs w:val="20"/><w:lang w:val="es-CO" w:eastAsia="es-CO"/><w14:ligatures w14:val="standardContextual"/></w:rPr></w:pPr><w:hyperlink w:anchor="_Toc198219818" w:history="1"><w:r><w:rPr><w:rStyle w:val="Hipervnculo"/><w:rFonts w:ascii="Avenir Next LT Pro" w:hAnsi="Avenir Next LT Pro" w:cstheme="minorHAnsi"/><w:noProof/><w:sz w:val="20"/><w:szCs w:val="20"/><w:lang w:val="es-CO"/></w:rPr><w:t>Fotografía 2. Mediciones en el punto RI jornada nocturna</w:t></w:r><w:r><w:rPr><w:rFonts w:ascii="Avenir Next LT Pro" w:hAnsi="Avenir Next LT Pro"/><w:noProof/><w:webHidden/><w:sz w:val="20"/><w:szCs w:val="20"/></w:rPr><w:tab/></w:r><w:r><w:rPr><w:rFonts w:ascii="Avenir Next LT Pro" w:hAnsi="Avenir Next LT Pro"/><w:noProof/><w:webHidden/><w:sz w:val="20"/><w:szCs w:val="20"/></w:rPr><w:fldChar w:fldCharType="begin"/></w:r><w:r><w:rPr><w:rFonts w:ascii="Avenir Next LT Pro" w:hAnsi="Avenir Next LT Pro"/><w:noProof/><w:webHidden/><w:sz w:val="20"/><w:szCs w:val="20"/></w:rPr><w:instrText xml:space="preserve"> PAGEREF _Toc198219818 \h </w:instrText></w:r><w:r><w:rPr><w:rFonts w:ascii="Avenir Next LT Pro" w:hAnsi="Avenir Next LT Pro"/><w:noProof/><w:webHidden/><w:sz w:val="20"/><w:szCs w:val="20"/></w:rPr></w:r><w:r><w:rPr><w:rFonts w:ascii="Avenir Next LT Pro" w:hAnsi="Avenir Next LT Pro"/><w:noProof/><w:webHidden/><w:sz w:val="20"/><w:szCs w:val="20"/></w:rPr><w:fldChar w:fldCharType="separate"/></w:r><w:r><w:rPr><w:rFonts w:ascii="Avenir Next LT Pro" w:hAnsi="Avenir Next LT Pro"/><w:noProof/><w:webHidden/><w:sz w:val="20"/><w:szCs w:val="20"/></w:rPr><w:t>24</w:t></w:r><w:r><w:rPr><w:rFonts w:ascii="Avenir Next LT Pro" w:hAnsi="Avenir Next LT Pro"/><w:noProof/><w:webHidden/><w:sz w:val="20"/><w:szCs w:val="20"/></w:rPr><w:fldChar w:fldCharType="end"/></w:r></w:hyperlink></w:p><w:p><w:pPr><w:spacing w:line="360" w:lineRule="auto"/><w:jc w:val="both"/><w:rPr><w:rStyle w:val="Hipervnculo"/><w:rFonts w:ascii="Avenir Next LT Pro" w:hAnsi="Avenir Next LT Pro" w:cstheme="minorHAnsi"/><w:noProof/><w:color w:val="303030"/><w:sz w:val="20"/><w:szCs w:val="20"/><w:lang w:eastAsia="es-MX"/></w:rPr></w:pPr><w:r><w:rPr><w:rStyle w:val="Hipervnculo"/><w:rFonts w:ascii="Avenir Next LT Pro" w:hAnsi="Avenir Next LT Pro" w:cstheme="minorHAnsi"/><w:noProof/><w:color w:val="303030"/><w:sz w:val="20"/><w:szCs w:val="20"/><w:lang w:eastAsia="es-MX"/></w:rPr><w:fldChar w:fldCharType="end"/></w:r></w:p><w:p><w:pPr><w:spacing w:line="360" w:lineRule="auto"/><w:jc w:val="both"/><w:rPr><w:rStyle w:val="Hipervnculo"/><w:rFonts w:ascii="Avenir Next LT Pro" w:hAnsi="Avenir Next LT Pro" w:cstheme="minorHAnsi"/><w:noProof/><w:color w:val="303030"/><w:sz w:val="20"/><w:szCs w:val="20"/><w:lang w:eastAsia="es-MX"/></w:rPr></w:pPr></w:p><w:p><w:pPr><w:spacing w:line="360" w:lineRule="auto"/><w:jc w:val="both"/><w:rPr><w:rStyle w:val="Hipervnculo"/><w:rFonts w:ascii="Avenir Next LT Pro" w:hAnsi="Avenir Next LT Pro" w:cstheme="minorHAnsi"/><w:noProof/><w:color w:val="303030"/><w:sz w:val="20"/><w:szCs w:val="20"/><w:lang w:eastAsia="es-MX"/></w:rPr></w:pPr></w:p><w:p><w:pPr><w:spacing w:line="360" w:lineRule="auto"/><w:jc w:val="both"/><w:rPr><w:rStyle w:val="Hipervnculo"/><w:rFonts w:ascii="Avenir Next LT Pro" w:hAnsi="Avenir Next LT Pro" w:cstheme="minorHAnsi"/><w:noProof/><w:color w:val="303030"/><w:sz w:val="20"/><w:szCs w:val="20"/><w:lang w:eastAsia="es-MX"/></w:rPr></w:pPr></w:p><w:p><w:pPr><w:spacing w:line="360" w:lineRule="auto"/><w:jc w:val="both"/><w:rPr><w:rStyle w:val="Hipervnculo"/><w:rFonts w:ascii="Avenir Next LT Pro" w:hAnsi="Avenir Next LT Pro" w:cstheme="minorHAnsi"/><w:noProof/><w:color w:val="303030"/><w:sz w:val="20"/><w:szCs w:val="20"/><w:lang w:eastAsia="es-MX"/></w:rPr></w:pPr></w:p><w:p><w:pPr><w:spacing w:line="360" w:lineRule="auto"/><w:jc w:val="both"/><w:rPr><w:rStyle w:val="Hipervnculo"/><w:rFonts w:ascii="Avenir Next LT Pro" w:hAnsi="Avenir Next LT Pro" w:cstheme="minorHAnsi"/><w:noProof/><w:color w:val="303030"/><w:sz w:val="20"/><w:szCs w:val="20"/><w:lang w:eastAsia="es-MX"/></w:rPr></w:pPr><w:r><w:rPr><w:rStyle w:val="Hipervnculo"/><w:rFonts w:ascii="Avenir Next LT Pro" w:hAnsi="Avenir Next LT Pro" w:cstheme="minorHAnsi"/><w:noProof/><w:color w:val="303030"/><w:sz w:val="20"/><w:szCs w:val="20"/><w:lang w:eastAsia="es-MX"/></w:rPr><w:br w:type="page"/></w:r></w:p><w:p><w:pPr><w:pStyle w:val="TtuloTDC"/><w:spacing w:before="0" w:line="360" w:lineRule="auto"/><w:rPr><w:rFonts w:ascii="Avenir Next LT Pro" w:hAnsi="Avenir Next LT Pro" w:cstheme="minorHAnsi"/><w:color w:val="303030"/><w:sz w:val="32"/><w:szCs w:val="32"/></w:rPr></w:pPr><w:r><w:rPr><w:rFonts w:ascii="Avenir Next LT Pro" w:hAnsi="Avenir Next LT Pro" w:cstheme="minorHAnsi"/><w:color w:val="303030"/><w:sz w:val="32"/><w:szCs w:val="32"/></w:rPr><w:lastRenderedPageBreak/><w:t>ÍNDICES DE </w:t></w:r><w:commentRangeStart w:id="14"/><w:r><w:rPr><w:rFonts w:ascii="Avenir Next LT Pro" w:hAnsi="Avenir Next LT Pro" w:cstheme="minorHAnsi"/><w:color w:val="303030"/><w:sz w:val="32"/><w:szCs w:val="32"/></w:rPr><w:t>FIGURAS</w:t></w:r><w:commentRangeEnd w:id="14"/><w:r><w:rPr><w:rStyle w:val="Refdecomentario"/><w:rFonts w:ascii="Tahoma" w:eastAsia="Times New Roman" w:hAnsi="Tahoma"/><w:b w:val="0"/><w:bCs w:val="0"/><w:color w:val="auto"/><w:szCs w:val="20"/><w:lang w:val="es-MX" w:eastAsia="es-MX"/></w:rPr><w:commentReference w:id="14"/></w:r></w:p><w:p><w:pPr><w:pStyle w:val="Tabladeilustraciones"/><w:tabs><w:tab w:val="right" w:leader="dot" w:pos="8830"/></w:tabs><w:spacing w:line="360" w:lineRule="auto"/><w:rPr><w:rFonts w:ascii="Avenir Next LT Pro" w:eastAsiaTheme="minorEastAsia" w:hAnsi="Avenir Next LT Pro" w:cstheme="minorBidi"/><w:noProof/><w:kern w:val="2"/><w:sz w:val="20"/><w:szCs w:val="20"/><w:lang w:val="es-CO" w:eastAsia="es-CO"/><w14:ligatures w14:val="standardContextual"/></w:rPr></w:pPr><w:r><w:rPr><w:rStyle w:val="Hipervnculo"/><w:rFonts w:ascii="Avenir Next LT Pro" w:hAnsi="Avenir Next LT Pro" w:cstheme="minorHAnsi"/><w:noProof/><w:color w:val="303030"/><w:sz w:val="20"/><w:szCs w:val="20"/><w:lang w:val="es-CO"/></w:rPr><w:fldChar w:fldCharType="begin"/></w:r><w:r><w:rPr><w:rStyle w:val="Hipervnculo"/><w:rFonts w:ascii="Avenir Next LT Pro" w:hAnsi="Avenir Next LT Pro" w:cstheme="minorHAnsi"/><w:noProof/><w:color w:val="303030"/><w:sz w:val="20"/><w:szCs w:val="20"/><w:lang w:val="es-CO"/></w:rPr><w:instrText xml:space="preserve"> TOC \h \z \c "Figura" </w:instrText></w:r><w:r><w:rPr><w:rStyle w:val="Hipervnculo"/><w:rFonts w:ascii="Avenir Next LT Pro" w:hAnsi="Avenir Next LT Pro" w:cstheme="minorHAnsi"/><w:noProof/><w:color w:val="303030"/><w:sz w:val="20"/><w:szCs w:val="20"/><w:lang w:val="es-CO"/></w:rPr><w:fldChar w:fldCharType="separate"/></w:r><w:hyperlink w:anchor="_Toc198219831" w:history="1"><w:r><w:rPr><w:rStyle w:val="Hipervnculo"/><w:rFonts w:ascii="Avenir Next LT Pro" w:hAnsi="Avenir Next LT Pro" w:cstheme="minorHAnsi"/><w:noProof/><w:sz w:val="20"/><w:szCs w:val="20"/><w:lang w:val="es-CO"/></w:rPr><w:t>Figura 1. Ubicación del punto de monitoreo.</w:t></w:r><w:r><w:rPr><w:rFonts w:ascii="Avenir Next LT Pro" w:hAnsi="Avenir Next LT Pro"/><w:noProof/><w:webHidden/><w:sz w:val="20"/><w:szCs w:val="20"/></w:rPr><w:tab/></w:r><w:r><w:rPr><w:rFonts w:ascii="Avenir Next LT Pro" w:hAnsi="Avenir Next LT Pro"/><w:noProof/><w:webHidden/><w:sz w:val="20"/><w:szCs w:val="20"/></w:rPr><w:fldChar w:fldCharType="begin"/></w:r><w:r><w:rPr><w:rFonts w:ascii="Avenir Next LT Pro" w:hAnsi="Avenir Next LT Pro"/><w:noProof/><w:webHidden/><w:sz w:val="20"/><w:szCs w:val="20"/></w:rPr><w:instrText xml:space="preserve"> PAGEREF _Toc198219831 \h </w:instrText></w:r><w:r><w:rPr><w:rFonts w:ascii="Avenir Next LT Pro" w:hAnsi="Avenir Next LT Pro"/><w:noProof/><w:webHidden/><w:sz w:val="20"/><w:szCs w:val="20"/></w:rPr></w:r><w:r><w:rPr><w:rFonts w:ascii="Avenir Next LT Pro" w:hAnsi="Avenir Next LT Pro"/><w:noProof/><w:webHidden/><w:sz w:val="20"/><w:szCs w:val="20"/></w:rPr><w:fldChar w:fldCharType="separate"/></w:r><w:r><w:rPr><w:rFonts w:ascii="Avenir Next LT Pro" w:hAnsi="Avenir Next LT Pro"/><w:noProof/><w:webHidden/><w:sz w:val="20"/><w:szCs w:val="20"/></w:rPr><w:t>12</w:t></w:r><w:r><w:rPr><w:rFonts w:ascii="Avenir Next LT Pro" w:hAnsi="Avenir Next LT Pro"/><w:noProof/><w:webHidden/><w:sz w:val="20"/><w:szCs w:val="20"/></w:rPr><w:fldChar w:fldCharType="end"/></w:r></w:hyperlink></w:p><w:p><w:pPr><w:pStyle w:val="Tabladeilustraciones"/><w:tabs><w:tab w:val="right" w:leader="dot" w:pos="8830"/></w:tabs><w:spacing w:line="360" w:lineRule="auto"/><w:rPr><w:rFonts w:ascii="Avenir Next LT Pro" w:eastAsiaTheme="minorEastAsia" w:hAnsi="Avenir Next LT Pro" w:cstheme="minorBidi"/><w:noProof/><w:kern w:val="2"/><w:sz w:val="20"/><w:szCs w:val="20"/><w:lang w:val="es-CO" w:eastAsia="es-CO"/><w14:ligatures w14:val="standardContextual"/></w:rPr></w:pPr><w:hyperlink w:anchor="_Toc198219832" w:history="1"><w:r><w:rPr><w:rStyle w:val="Hipervnculo"/><w:rFonts w:ascii="Avenir Next LT Pro" w:hAnsi="Avenir Next LT Pro" w:cstheme="minorHAnsi"/><w:noProof/><w:sz w:val="20"/><w:szCs w:val="20"/><w:lang w:eastAsia="es-ES"/></w:rPr><w:t>Figura 2. Equipos de monitoreo de ruido (Imágenes de referencia).</w:t></w:r><w:r><w:rPr><w:rFonts w:ascii="Avenir Next LT Pro" w:hAnsi="Avenir Next LT Pro"/><w:noProof/><w:webHidden/><w:sz w:val="20"/><w:szCs w:val="20"/></w:rPr><w:tab/></w:r><w:r><w:rPr><w:rFonts w:ascii="Avenir Next LT Pro" w:hAnsi="Avenir Next LT Pro"/><w:noProof/><w:webHidden/><w:sz w:val="20"/><w:szCs w:val="20"/></w:rPr><w:fldChar w:fldCharType="begin"/></w:r><w:r><w:rPr><w:rFonts w:ascii="Avenir Next LT Pro" w:hAnsi="Avenir Next LT Pro"/><w:noProof/><w:webHidden/><w:sz w:val="20"/><w:szCs w:val="20"/></w:rPr><w:instrText xml:space="preserve"> PAGEREF _Toc198219832 \h </w:instrText></w:r><w:r><w:rPr><w:rFonts w:ascii="Avenir Next LT Pro" w:hAnsi="Avenir Next LT Pro"/><w:noProof/><w:webHidden/><w:sz w:val="20"/><w:szCs w:val="20"/></w:rPr></w:r><w:r><w:rPr><w:rFonts w:ascii="Avenir Next LT Pro" w:hAnsi="Avenir Next LT Pro"/><w:noProof/><w:webHidden/><w:sz w:val="20"/><w:szCs w:val="20"/></w:rPr><w:fldChar w:fldCharType="separate"/></w:r><w:r><w:rPr><w:rFonts w:ascii="Avenir Next LT Pro" w:hAnsi="Avenir Next LT Pro"/><w:noProof/><w:webHidden/><w:sz w:val="20"/><w:szCs w:val="20"/></w:rPr><w:t>13</w:t></w:r><w:r><w:rPr><w:rFonts w:ascii="Avenir Next LT Pro" w:hAnsi="Avenir Next LT Pro"/><w:noProof/><w:webHidden/><w:sz w:val="20"/><w:szCs w:val="20"/></w:rPr><w:fldChar w:fldCharType="end"/></w:r></w:hyperlink></w:p><w:p><w:pPr><w:pStyle w:val="Tabladeilustraciones"/><w:tabs><w:tab w:val="right" w:leader="dot" w:pos="8830"/></w:tabs><w:spacing w:line="360" w:lineRule="auto"/><w:rPr><w:rFonts w:ascii="Avenir Next LT Pro" w:eastAsiaTheme="minorEastAsia" w:hAnsi="Avenir Next LT Pro" w:cstheme="minorBidi"/><w:noProof/><w:kern w:val="2"/><w:sz w:val="20"/><w:szCs w:val="20"/><w:lang w:val="es-CO" w:eastAsia="es-CO"/><w14:ligatures w14:val="standardContextual"/></w:rPr></w:pPr><w:hyperlink w:anchor="_Toc198219833" w:history="1"><w:r><w:rPr><w:rStyle w:val="Hipervnculo"/><w:rFonts w:ascii="Avenir Next LT Pro" w:hAnsi="Avenir Next LT Pro" w:cstheme="minorHAnsi"/><w:noProof/><w:sz w:val="20"/><w:szCs w:val="20"/></w:rPr><w:t>Figura 3. Rosa de viento de la zona de monitoreo.</w:t></w:r><w:r><w:rPr><w:rFonts w:ascii="Avenir Next LT Pro" w:hAnsi="Avenir Next LT Pro"/><w:noProof/><w:webHidden/><w:sz w:val="20"/><w:szCs w:val="20"/></w:rPr><w:tab/></w:r><w:r><w:rPr><w:rFonts w:ascii="Avenir Next LT Pro" w:hAnsi="Avenir Next LT Pro"/><w:noProof/><w:webHidden/><w:sz w:val="20"/><w:szCs w:val="20"/></w:rPr><w:fldChar w:fldCharType="begin"/></w:r><w:r><w:rPr><w:rFonts w:ascii="Avenir Next LT Pro" w:hAnsi="Avenir Next LT Pro"/><w:noProof/><w:webHidden/><w:sz w:val="20"/><w:szCs w:val="20"/></w:rPr><w:instrText xml:space="preserve"> PAGEREF _Toc198219833 \h </w:instrText></w:r><w:r><w:rPr><w:rFonts w:ascii="Avenir Next LT Pro" w:hAnsi="Avenir Next LT Pro"/><w:noProof/><w:webHidden/><w:sz w:val="20"/><w:szCs w:val="20"/></w:rPr></w:r><w:r><w:rPr><w:rFonts w:ascii="Avenir Next LT Pro" w:hAnsi="Avenir Next LT Pro"/><w:noProof/><w:webHidden/><w:sz w:val="20"/><w:szCs w:val="20"/></w:rPr><w:fldChar w:fldCharType="separate"/></w:r><w:r><w:rPr><w:rFonts w:ascii="Avenir Next LT Pro" w:hAnsi="Avenir Next LT Pro"/><w:noProof/><w:webHidden/><w:sz w:val="20"/><w:szCs w:val="20"/></w:rPr><w:t>22</w:t></w:r><w:r><w:rPr><w:rFonts w:ascii="Avenir Next LT Pro" w:hAnsi="Avenir Next LT Pro"/><w:noProof/><w:webHidden/><w:sz w:val="20"/><w:szCs w:val="20"/></w:rPr><w:fldChar w:fldCharType="end"/></w:r></w:hyperlink></w:p><w:p><w:pPr><w:pStyle w:val="Tabladeilustraciones"/><w:tabs><w:tab w:val="right" w:leader="dot" w:pos="8830"/></w:tabs><w:spacing w:line="360" w:lineRule="auto"/><w:rPr><w:rFonts w:ascii="Avenir Next LT Pro" w:eastAsiaTheme="minorEastAsia" w:hAnsi="Avenir Next LT Pro" w:cstheme="minorBidi"/><w:noProof/><w:kern w:val="2"/><w:sz w:val="20"/><w:szCs w:val="20"/><w:lang w:val="es-CO" w:eastAsia="es-CO"/><w14:ligatures w14:val="standardContextual"/></w:rPr></w:pPr><w:hyperlink w:anchor="_Toc198219834" w:history="1"><w:r><w:rPr><w:rStyle w:val="Hipervnculo"/><w:rFonts w:ascii="Avenir Next LT Pro" w:hAnsi="Avenir Next LT Pro"/><w:noProof/><w:sz w:val="20"/><w:szCs w:val="20"/><w:lang w:val="es-CO"/></w:rPr><w:t>Figura 4. Identificación de asentamientos poblacionales</w:t></w:r><w:r><w:rPr><w:rFonts w:ascii="Avenir Next LT Pro" w:hAnsi="Avenir Next LT Pro"/><w:noProof/><w:webHidden/><w:sz w:val="20"/><w:szCs w:val="20"/></w:rPr><w:tab/></w:r><w:r><w:rPr><w:rFonts w:ascii="Avenir Next LT Pro" w:hAnsi="Avenir Next LT Pro"/><w:noProof/><w:webHidden/><w:sz w:val="20"/><w:szCs w:val="20"/></w:rPr><w:fldChar w:fldCharType="begin"/></w:r><w:r><w:rPr><w:rFonts w:ascii="Avenir Next LT Pro" w:hAnsi="Avenir Next LT Pro"/><w:noProof/><w:webHidden/><w:sz w:val="20"/><w:szCs w:val="20"/></w:rPr><w:instrText xml:space="preserve"> PAGEREF _Toc198219834 \h </w:instrText></w:r><w:r><w:rPr><w:rFonts w:ascii="Avenir Next LT Pro" w:hAnsi="Avenir Next LT Pro"/><w:noProof/><w:webHidden/><w:sz w:val="20"/><w:szCs w:val="20"/></w:rPr></w:r><w:r><w:rPr><w:rFonts w:ascii="Avenir Next LT Pro" w:hAnsi="Avenir Next LT Pro"/><w:noProof/><w:webHidden/><w:sz w:val="20"/><w:szCs w:val="20"/></w:rPr><w:fldChar w:fldCharType="separate"/></w:r><w:r><w:rPr><w:rFonts w:ascii="Avenir Next LT Pro" w:hAnsi="Avenir Next LT Pro"/><w:noProof/><w:webHidden/><w:sz w:val="20"/><w:szCs w:val="20"/></w:rPr><w:t>24</w:t></w:r><w:r><w:rPr><w:rFonts w:ascii="Avenir Next LT Pro" w:hAnsi="Avenir Next LT Pro"/><w:noProof/><w:webHidden/><w:sz w:val="20"/><w:szCs w:val="20"/></w:rPr><w:fldChar w:fldCharType="end"/></w:r></w:hyperlink></w:p><w:p><w:pPr><w:pStyle w:val="Tabladeilustraciones"/><w:tabs><w:tab w:val="right" w:leader="dot" w:pos="8830"/></w:tabs><w:spacing w:line="360" w:lineRule="auto"/><w:rPr><w:rFonts w:ascii="Avenir Next LT Pro" w:eastAsiaTheme="minorEastAsia" w:hAnsi="Avenir Next LT Pro" w:cstheme="minorBidi"/><w:noProof/><w:kern w:val="2"/><w:sz w:val="20"/><w:szCs w:val="20"/><w:lang w:val="es-CO" w:eastAsia="es-CO"/><w14:ligatures w14:val="standardContextual"/></w:rPr></w:pPr><w:hyperlink w:anchor="_Toc198219835" w:history="1"><w:r><w:rPr><w:rStyle w:val="Hipervnculo"/><w:rFonts w:ascii="Avenir Next LT Pro" w:hAnsi="Avenir Next LT Pro" w:cs="Calibri"/><w:noProof/><w:sz w:val="20"/><w:szCs w:val="20"/><w:lang w:val="es-CO"/></w:rPr><w:t>Figura 5</w:t></w:r><w:r><w:rPr><w:rStyle w:val="Hipervnculo"/><w:rFonts w:ascii="Avenir Next LT Pro" w:hAnsi="Avenir Next LT Pro"/><w:noProof/><w:sz w:val="20"/><w:szCs w:val="20"/><w:lang w:val="es-CO"/></w:rPr><w:t>. Mapa detallado de la posición de las fuentes de sonido, objetos relevantes y puntos de monitoreo</w:t></w:r><w:r><w:rPr><w:rFonts w:ascii="Avenir Next LT Pro" w:hAnsi="Avenir Next LT Pro"/><w:noProof/><w:webHidden/><w:sz w:val="20"/><w:szCs w:val="20"/></w:rPr><w:tab/></w:r><w:r><w:rPr><w:rFonts w:ascii="Avenir Next LT Pro" w:hAnsi="Avenir Next LT Pro"/><w:noProof/><w:webHidden/><w:sz w:val="20"/><w:szCs w:val="20"/></w:rPr><w:fldChar w:fldCharType="begin"/></w:r><w:r><w:rPr><w:rFonts w:ascii="Avenir Next LT Pro" w:hAnsi="Avenir Next LT Pro"/><w:noProof/><w:webHidden/><w:sz w:val="20"/><w:szCs w:val="20"/></w:rPr><w:instrText xml:space="preserve"> PAGEREF _Toc198219835 \h </w:instrText></w:r><w:r><w:rPr><w:rFonts w:ascii="Avenir Next LT Pro" w:hAnsi="Avenir Next LT Pro"/><w:noProof/><w:webHidden/><w:sz w:val="20"/><w:szCs w:val="20"/></w:rPr></w:r><w:r><w:rPr><w:rFonts w:ascii="Avenir Next LT Pro" w:hAnsi="Avenir Next LT Pro"/><w:noProof/><w:webHidden/><w:sz w:val="20"/><w:szCs w:val="20"/></w:rPr><w:fldChar w:fldCharType="separate"/></w:r><w:r><w:rPr><w:rFonts w:ascii="Avenir Next LT Pro" w:hAnsi="Avenir Next LT Pro"/><w:noProof/><w:webHidden/><w:sz w:val="20"/><w:szCs w:val="20"/></w:rPr><w:t>30</w:t></w:r><w:r><w:rPr><w:rFonts w:ascii="Avenir Next LT Pro" w:hAnsi="Avenir Next LT Pro"/><w:noProof/><w:webHidden/><w:sz w:val="20"/><w:szCs w:val="20"/></w:rPr><w:fldChar w:fldCharType="end"/></w:r></w:hyperlink></w:p><w:p><w:pPr><w:pStyle w:val="Tabladeilustraciones"/><w:tabs><w:tab w:val="right" w:leader="dot" w:pos="8830"/></w:tabs><w:spacing w:line="360" w:lineRule="auto"/><w:rPr><w:rFonts w:ascii="Avenir Next LT Pro" w:eastAsiaTheme="minorEastAsia" w:hAnsi="Avenir Next LT Pro" w:cstheme="minorBidi"/><w:noProof/><w:kern w:val="2"/><w:sz w:val="20"/><w:szCs w:val="20"/><w:lang w:val="es-CO" w:eastAsia="es-CO"/><w14:ligatures w14:val="standardContextual"/></w:rPr></w:pPr><w:hyperlink w:anchor="_Toc198219836" w:history="1"><w:r><w:rPr><w:rStyle w:val="Hipervnculo"/><w:rFonts w:ascii="Avenir Next LT Pro" w:hAnsi="Avenir Next LT Pro" w:cs="Calibri"/><w:noProof/><w:sz w:val="20"/><w:szCs w:val="20"/></w:rPr><w:t>Figura 6. Declaración binaria con la regla de aceptación simple</w:t></w:r><w:r><w:rPr><w:rFonts w:ascii="Avenir Next LT Pro" w:hAnsi="Avenir Next LT Pro"/><w:noProof/><w:webHidden/><w:sz w:val="20"/><w:szCs w:val="20"/></w:rPr><w:tab/></w:r><w:r><w:rPr><w:rFonts w:ascii="Avenir Next LT Pro" w:hAnsi="Avenir Next LT Pro"/><w:noProof/><w:webHidden/><w:sz w:val="20"/><w:szCs w:val="20"/></w:rPr><w:fldChar w:fldCharType="begin"/></w:r><w:r><w:rPr><w:rFonts w:ascii="Avenir Next LT Pro" w:hAnsi="Avenir Next LT Pro"/><w:noProof/><w:webHidden/><w:sz w:val="20"/><w:szCs w:val="20"/></w:rPr><w:instrText xml:space="preserve"> PAGEREF _Toc198219836 \h </w:instrText></w:r><w:r><w:rPr><w:rFonts w:ascii="Avenir Next LT Pro" w:hAnsi="Avenir Next LT Pro"/><w:noProof/><w:webHidden/><w:sz w:val="20"/><w:szCs w:val="20"/></w:rPr></w:r><w:r><w:rPr><w:rFonts w:ascii="Avenir Next LT Pro" w:hAnsi="Avenir Next LT Pro"/><w:noProof/><w:webHidden/><w:sz w:val="20"/><w:szCs w:val="20"/></w:rPr><w:fldChar w:fldCharType="separate"/></w:r><w:r><w:rPr><w:rFonts w:ascii="Avenir Next LT Pro" w:hAnsi="Avenir Next LT Pro"/><w:noProof/><w:webHidden/><w:sz w:val="20"/><w:szCs w:val="20"/></w:rPr><w:t>31</w:t></w:r><w:r><w:rPr><w:rFonts w:ascii="Avenir Next LT Pro" w:hAnsi="Avenir Next LT Pro"/><w:noProof/><w:webHidden/><w:sz w:val="20"/><w:szCs w:val="20"/></w:rPr><w:fldChar w:fldCharType="end"/></w:r></w:hyperlink></w:p><w:p><w:pPr><w:spacing w:line="360" w:lineRule="auto"/><w:jc w:val="both"/><w:rPr><w:rStyle w:val="Hipervnculo"/><w:rFonts w:ascii="Avenir Next LT Pro" w:hAnsi="Avenir Next LT Pro" w:cstheme="minorHAnsi"/><w:noProof/><w:color w:val="303030"/><w:sz w:val="20"/><w:szCs w:val="20"/></w:rPr></w:pPr><w:r><w:rPr><w:rStyle w:val="Hipervnculo"/><w:rFonts w:ascii="Avenir Next LT Pro" w:hAnsi="Avenir Next LT Pro" w:cstheme="minorHAnsi"/><w:noProof/><w:color w:val="303030"/><w:sz w:val="20"/><w:szCs w:val="20"/></w:rPr><w:fldChar w:fldCharType="end"/></w:r><w:r><w:rPr><w:rStyle w:val="Hipervnculo"/><w:rFonts w:ascii="Avenir Next LT Pro" w:hAnsi="Avenir Next LT Pro" w:cstheme="minorHAnsi"/><w:noProof/><w:color w:val="303030"/><w:sz w:val="20"/><w:szCs w:val="20"/></w:rPr><w:br w:type="page"/></w:r></w:p><w:p><w:pPr><w:pStyle w:val="Ttulo1"/><w:numPr><w:ilvl w:val="0"/><w:numId w:val="5"/></w:numPr><w:spacing w:line="276" w:lineRule="auto"/><w:jc w:val="both"/><w:rPr><w:rFonts w:ascii="Avenir Next LT Pro" w:hAnsi="Avenir Next LT Pro" w:cstheme="minorHAnsi"/><w:bCs w:val="0"/><w:color w:val="303030"/><w:sz w:val="40"/><w:szCs w:val="40"/></w:rPr></w:pPr><w:bookmarkStart w:id="15" w:name="_Toc211423067"/><w:bookmarkStart w:id="16" w:name="_Toc215310858"/><w:r><w:rPr><w:rFonts w:ascii="Avenir Next LT Pro" w:hAnsi="Avenir Next LT Pro" w:cstheme="minorHAnsi"/><w:bCs w:val="0"/><w:color w:val="303030"/><w:sz w:val="40"/><w:szCs w:val="40"/></w:rPr><w:lastRenderedPageBreak/><w:t>I</w:t></w:r><w:bookmarkEnd w:id="5"/><w:bookmarkEnd w:id="6"/><w:bookmarkEnd w:id="7"/><w:bookmarkEnd w:id="13"/><w:r><w:rPr><w:rFonts w:ascii="Avenir Next LT Pro" w:hAnsi="Avenir Next LT Pro" w:cstheme="minorHAnsi"/><w:bCs w:val="0"/><w:color w:val="303030"/><w:sz w:val="40"/><w:szCs w:val="40"/></w:rPr><w:t>NFORMACIÓN GENERAL</w:t></w:r><w:bookmarkEnd w:id="15"/><w:bookmarkEnd w:id="16"/></w:p><w:p><w:pPr><w:rPr><w:rFonts w:ascii="Avenir Next LT Pro" w:hAnsi="Avenir Next LT Pro"/><w:color w:val="303030"/></w:rPr></w:pPr></w:p><w:p><w:pPr><w:pStyle w:val="Ttulo2"/><w:numPr><w:ilvl w:val="1"/><w:numId w:val="21"/></w:numPr><w:rPr><w:rFonts w:ascii="Avenir Next LT Pro" w:hAnsi="Avenir Next LT Pro"/><w:color w:val="303030"/><w:sz w:val="28"/><w:szCs w:val="28"/></w:rPr></w:pPr><w:bookmarkStart w:id="17" w:name="_Toc211423068"/><w:bookmarkStart w:id="18" w:name="_Ref12440758"/><w:bookmarkStart w:id="19" w:name="_Toc215310859"/><w:r><w:rPr><w:rFonts w:ascii="Avenir Next LT Pro" w:hAnsi="Avenir Next LT Pro"/><w:color w:val="303030"/><w:sz w:val="28"/><w:szCs w:val="28"/></w:rPr><w:t>Información de la </w:t></w:r><w:commentRangeStart w:id="20"/><w:commentRangeStart w:id="21"/><w:r><w:rPr><w:rFonts w:ascii="Avenir Next LT Pro" w:hAnsi="Avenir Next LT Pro"/><w:color w:val="303030"/><w:sz w:val="28"/><w:szCs w:val="28"/></w:rPr><w:t>empresa</w:t></w:r><w:commentRangeEnd w:id="20"/><w:r><w:rPr><w:rStyle w:val="Refdecomentario"/><w:rFonts w:ascii="Tahoma" w:hAnsi="Tahoma"/><w:b w:val="0"/><w:bCs w:val="0"/><w:szCs w:val="20"/><w:lang w:val="es-MX" w:eastAsia="es-MX"/></w:rPr><w:commentReference w:id="20"/></w:r><w:commentRangeEnd w:id="21"/><w:r><w:rPr><w:rStyle w:val="Refdecomentario"/><w:rFonts w:ascii="Tahoma" w:hAnsi="Tahoma"/><w:b w:val="0"/><w:bCs w:val="0"/><w:szCs w:val="20"/><w:lang w:val="es-MX" w:eastAsia="es-MX"/></w:rPr><w:commentReference w:id="21"/></w:r><w:bookmarkEnd w:id="17"/><w:bookmarkEnd w:id="19"/></w:p><w:p><w:pPr><w:rPr><w:color w:val="303030"/></w:rPr></w:pPr></w:p><w:tbl><w:tblPr><w:tblStyle w:val="Tablaconcuadrcula"/><w:tblW w:w="0" w:type="auto"/><w:tblBorders><w:top w:val="none" w:sz="0" w:space="0" w:color="auto"/><w:left w:val="none" w:sz="0" w:space="0" w:color="auto"/><w:bottom w:val="none" w:sz="0" w:space="0" w:color="auto"/><w:right w:val="none" w:sz="0" w:space="0" w:color="auto"/><w:insideH w:val="none" w:sz="0" w:space="0" w:color="auto"/><w:insideV w:val="none" w:sz="0" w:space="0" w:color="auto"/></w:tblBorders><w:tblLook w:val="04A0" w:firstRow="1" w:lastRow="0" w:firstColumn="1" w:lastColumn="0" w:noHBand="0" w:noVBand="1"/></w:tblPr><w:tblGrid><w:gridCol w:w="3256"/><w:gridCol w:w="5572"/></w:tblGrid><w:tr><w:tc><w:tcPr><w:tcW w:w="3256" w:type="dxa"/></w:tcPr><w:p><w:pPr><w:spacing w:line="360" w:lineRule="auto"/><w:rPr><w:rFonts w:ascii="Avenir Next LT Pro" w:hAnsi="Avenir Next LT Pro" w:cs="Calibri"/><w:b/><w:color w:val="303030"/><w:sz w:val="22"/><w:szCs w:val="22"/></w:rPr></w:pPr><w:r><w:rPr><w:rFonts w:ascii="Avenir Next LT Pro" w:hAnsi="Avenir Next LT Pro" w:cs="Calibri"/><w:b/><w:color w:val="303030"/><w:sz w:val="22"/><w:szCs w:val="22"/></w:rPr><w:t>Razón social:</w:t></w:r></w:p></w:tc><w:tc><w:tcPr><w:tcW w:w="5572" w:type="dxa"/></w:tcPr><w:p><w:pPr><w:spacing w:line="360" w:lineRule="auto"/><w:rPr><w:rFonts w:ascii="Avenir Next LT Pro" w:hAnsi="Avenir Next LT Pro" w:cs="Calibri"/><w:b/><w:color w:val="303030"/><w:sz w:val="22"/><w:szCs w:val="22"/></w:rPr></w:pPr><w:r><w:rPr><w:rFonts w:ascii="Avenir Next LT Pro" w:hAnsi="Avenir Next LT Pro"/><w:color w:val="303030"/><w:sz w:val="22"/><w:szCs w:val="22"/></w:rPr><w:t>{tag_razon_social}</w:t></w:r></w:p></w:tc></w:tr><w:tr><w:tc><w:tcPr><w:tcW w:w="3256" w:type="dxa"/></w:tcPr><w:p><w:pPr><w:spacing w:line="360" w:lineRule="auto"/><w:rPr><w:rFonts w:ascii="Avenir Next LT Pro" w:hAnsi="Avenir Next LT Pro" w:cs="Calibri"/><w:b/><w:color w:val="303030"/><w:sz w:val="22"/><w:szCs w:val="22"/></w:rPr></w:pPr><w:r><w:rPr><w:rFonts w:ascii="Avenir Next LT Pro" w:hAnsi="Avenir Next LT Pro" w:cs="Calibri"/><w:b/><w:color w:val="303030"/><w:sz w:val="22"/><w:szCs w:val="22"/></w:rPr><w:t>Correo contacto ambiental:</w:t></w:r></w:p></w:tc><w:tc><w:tcPr><w:tcW w:w="5572" w:type="dxa"/></w:tcPr><w:p><w:pPr><w:spacing w:line="360" w:lineRule="auto"/><w:rPr><w:rFonts w:ascii="Avenir Next LT Pro" w:hAnsi="Avenir Next LT Pro" w:cs="Calibri"/><w:b/><w:color w:val="303030"/><w:sz w:val="22"/><w:szCs w:val="22"/></w:rPr></w:pPr><w:r><w:rPr><w:rFonts w:ascii="Avenir Next LT Pro" w:hAnsi="Avenir Next LT Pro"/><w:color w:val="303030"/><w:sz w:val="22"/><w:szCs w:val="22"/></w:rPr><w:t>{tag_correo_valor}</w:t></w:r></w:p></w:tc></w:tr><w:tr><w:tc><w:tcPr><w:tcW w:w="3256" w:type="dxa"/></w:tcPr><w:p><w:pPr><w:spacing w:line="360" w:lineRule="auto"/><w:rPr><w:rFonts w:ascii="Avenir Next LT Pro" w:hAnsi="Avenir Next LT Pro" w:cs="Calibri"/><w:b/><w:color w:val="303030"/><w:sz w:val="22"/><w:szCs w:val="22"/></w:rPr></w:pPr><w:r><w:rPr><w:rFonts w:ascii="Avenir Next LT Pro" w:hAnsi="Avenir Next LT Pro" w:cs="Calibri"/><w:b/><w:color w:val="303030"/><w:sz w:val="22"/><w:szCs w:val="22"/></w:rPr><w:t>Nombre del cliente:</w:t></w:r></w:p></w:tc><w:tc><w:tcPr><w:tcW w:w="5572" w:type="dxa"/></w:tcPr><w:p><w:pPr><w:spacing w:line="360" w:lineRule="auto"/><w:rPr><w:rFonts w:ascii="Avenir Next LT Pro" w:hAnsi="Avenir Next LT Pro" w:cs="Calibri"/><w:b/><w:color w:val="303030"/><w:sz w:val="22"/><w:szCs w:val="22"/></w:rPr></w:pPr><w:r><w:rPr><w:rFonts w:ascii="Avenir Next LT Pro" w:hAnsi="Avenir Next LT Pro"/><w:color w:val="303030"/><w:sz w:val="22"/><w:szCs w:val="22"/></w:rPr><w:t>{tag_representante}</w:t></w:r></w:p></w:tc></w:tr><w:tr><w:tc><w:tcPr><w:tcW w:w="3256" w:type="dxa"/></w:tcPr><w:p><w:pPr><w:spacing w:line="360" w:lineRule="auto"/><w:rPr><w:rFonts w:ascii="Avenir Next LT Pro" w:hAnsi="Avenir Next LT Pro" w:cs="Calibri"/><w:b/><w:color w:val="303030"/><w:sz w:val="22"/><w:szCs w:val="22"/></w:rPr></w:pPr><w:r><w:rPr><w:rFonts w:ascii="Avenir Next LT Pro" w:hAnsi="Avenir Next LT Pro" w:cs="Calibri"/><w:b/><w:color w:val="303030"/><w:sz w:val="22"/><w:szCs w:val="22"/></w:rPr><w:t>Teléfono: </w:t></w:r></w:p></w:tc><w:tc><w:tcPr><w:tcW w:w="5572" w:type="dxa"/></w:tcPr><w:p><w:pPr><w:spacing w:line="360" w:lineRule="auto"/><w:rPr><w:rFonts w:ascii="Avenir Next LT Pro" w:hAnsi="Avenir Next LT Pro" w:cs="Calibri"/><w:b/><w:color w:val="303030"/><w:sz w:val="22"/><w:szCs w:val="22"/></w:rPr></w:pPr><w:r><w:rPr><w:rFonts w:ascii="Avenir Next LT Pro" w:hAnsi="Avenir Next LT Pro"/><w:color w:val="303030"/><w:sz w:val="22"/><w:szCs w:val="22"/></w:rPr><w:t>{tag_telefono_valor}</w:t></w:r></w:p></w:tc></w:tr><w:tr><w:tc><w:tcPr><w:tcW w:w="3256" w:type="dxa"/></w:tcPr><w:p><w:pPr><w:spacing w:line="360" w:lineRule="auto"/><w:rPr><w:rFonts w:ascii="Avenir Next LT Pro" w:hAnsi="Avenir Next LT Pro" w:cs="Calibri"/><w:b/><w:color w:val="303030"/><w:sz w:val="22"/><w:szCs w:val="22"/></w:rPr></w:pPr><w:r><w:rPr><w:rFonts w:ascii="Avenir Next LT Pro" w:hAnsi="Avenir Next LT Pro" w:cs="Calibri"/><w:b/><w:color w:val="303030"/><w:sz w:val="22"/><w:szCs w:val="22"/></w:rPr><w:t>Dirección:</w:t></w:r></w:p></w:tc><w:tc><w:tcPr><w:tcW w:w="5572" w:type="dxa"/></w:tcPr><w:p><w:pPr><w:spacing w:line="360" w:lineRule="auto"/><w:rPr><w:rFonts w:ascii="Avenir Next LT Pro" w:hAnsi="Avenir Next LT Pro" w:cs="Calibri"/><w:b/><w:color w:val="303030"/><w:sz w:val="22"/><w:szCs w:val="22"/></w:rPr></w:pPr><w:r><w:rPr><w:rFonts w:ascii="Avenir Next LT Pro" w:hAnsi="Avenir Next LT Pro"/><w:color w:val="303030"/><w:sz w:val="22"/><w:szCs w:val="22"/></w:rPr><w:t>{tag_direccion}</w:t></w:r></w:p></w:tc></w:tr><w:tr><w:tc><w:tcPr><w:tcW w:w="3256" w:type="dxa"/></w:tcPr><w:p><w:pPr><w:spacing w:line="360" w:lineRule="auto"/><w:rPr><w:rFonts w:ascii="Avenir Next LT Pro" w:hAnsi="Avenir Next LT Pro" w:cs="Calibri"/><w:b/><w:color w:val="303030"/><w:sz w:val="22"/><w:szCs w:val="22"/></w:rPr></w:pPr><w:r><w:rPr><w:rFonts w:ascii="Avenir Next LT Pro" w:hAnsi="Avenir Next LT Pro" w:cs="Calibri"/><w:b/><w:color w:val="303030"/><w:sz w:val="22"/><w:szCs w:val="22"/></w:rPr><w:t>Departamento:</w:t></w:r></w:p></w:tc><w:tc><w:tcPr><w:tcW w:w="5572" w:type="dxa"/></w:tcPr><w:p><w:pPr><w:spacing w:line="360" w:lineRule="auto"/><w:rPr><w:rFonts w:ascii="Avenir Next LT Pro" w:hAnsi="Avenir Next LT Pro" w:cs="Calibri"/><w:b/><w:color w:val="303030"/><w:sz w:val="22"/><w:szCs w:val="22"/></w:rPr></w:pPr><w:r><w:rPr><w:rFonts w:ascii="Avenir Next LT Pro" w:hAnsi="Avenir Next LT Pro"/><w:color w:val="303030"/><w:sz w:val="22"/><w:szCs w:val="22"/></w:rPr><w:t>{tag_departamento}</w:t></w:r></w:p></w:tc></w:tr><w:tr><w:tc><w:tcPr><w:tcW w:w="3256" w:type="dxa"/></w:tcPr><w:p><w:pPr><w:spacing w:line="360" w:lineRule="auto"/><w:rPr><w:rFonts w:ascii="Avenir Next LT Pro" w:hAnsi="Avenir Next LT Pro" w:cs="Calibri"/><w:b/><w:color w:val="303030"/><w:sz w:val="22"/><w:szCs w:val="22"/></w:rPr></w:pPr><w:r><w:rPr><w:rFonts w:ascii="Avenir Next LT Pro" w:hAnsi="Avenir Next LT Pro" w:cs="Calibri"/><w:b/><w:color w:val="303030"/><w:sz w:val="22"/><w:szCs w:val="22"/></w:rPr><w:t>Ciudad o municipio: </w:t></w:r><w:r><w:rPr><w:rFonts w:ascii="Avenir Next LT Pro" w:hAnsi="Avenir Next LT Pro" w:cs="Calibri"/><w:color w:val="303030"/><w:sz w:val="22"/><w:szCs w:val="22"/></w:rPr><w:tab/></w:r></w:p></w:tc><w:tc><w:tcPr><w:tcW w:w="5572" w:type="dxa"/></w:tcPr><w:p><w:pPr><w:spacing w:line="360" w:lineRule="auto"/><w:rPr><w:rFonts w:ascii="Avenir Next LT Pro" w:hAnsi="Avenir Next LT Pro" w:cs="Calibri"/><w:b/><w:color w:val="303030"/><w:sz w:val="22"/><w:szCs w:val="22"/></w:rPr></w:pPr><w:r><w:rPr><w:rFonts w:ascii="Avenir Next LT Pro" w:hAnsi="Avenir Next LT Pro"/><w:color w:val="303030"/><w:sz w:val="22"/><w:szCs w:val="22"/></w:rPr><w:t>{tag_ciudad}</w:t></w:r></w:p></w:tc></w:tr><w:tr><w:tc><w:tcPr><w:tcW w:w="3256" w:type="dxa"/></w:tcPr><w:p><w:pPr><w:spacing w:line="360" w:lineRule="auto"/><w:rPr><w:rFonts w:ascii="Avenir Next LT Pro" w:hAnsi="Avenir Next LT Pro" w:cs="Calibri"/><w:b/><w:color w:val="303030"/><w:sz w:val="22"/><w:szCs w:val="22"/></w:rPr></w:pPr><w:r><w:rPr><w:rFonts w:ascii="Avenir Next LT Pro" w:hAnsi="Avenir Next LT Pro" w:cs="Calibri"/><w:b/><w:color w:val="303030"/><w:sz w:val="22"/><w:szCs w:val="22"/></w:rPr><w:t>Actividad económica:</w:t></w:r></w:p></w:tc><w:tc><w:tcPr><w:tcW w:w="5572" w:type="dxa"/></w:tcPr><w:p><w:pPr><w:spacing w:line="360" w:lineRule="auto"/><w:rPr><w:rFonts w:ascii="Avenir Next LT Pro" w:hAnsi="Avenir Next LT Pro"/><w:color w:val="303030"/><w:sz w:val="22"/><w:szCs w:val="22"/></w:rPr></w:pPr><w:r><w:rPr><w:rFonts w:ascii="Avenir Next LT Pro" w:hAnsi="Avenir Next LT Pro"/><w:color w:val="303030"/><w:sz w:val="22"/><w:szCs w:val="22"/></w:rPr><w:t>{tag_actividad_economica} </w:t></w:r></w:p><w:p><w:pPr><w:spacing w:line="360" w:lineRule="auto"/><w:rPr><w:rFonts w:ascii="Avenir Next LT Pro" w:hAnsi="Avenir Next LT Pro" w:cs="Calibri"/><w:b/><w:color w:val="303030"/><w:sz w:val="22"/><w:szCs w:val="22"/></w:rPr></w:pPr></w:p></w:tc></w:tr></w:tbl><w:p><w:pPr><w:pStyle w:val="Ttulo2"/><w:numPr><w:ilvl w:val="1"/><w:numId w:val="21"/></w:numPr><w:rPr><w:rFonts w:ascii="Avenir Next LT Pro" w:hAnsi="Avenir Next LT Pro"/><w:color w:val="303030"/><w:sz w:val="28"/><w:szCs w:val="28"/></w:rPr></w:pPr><w:bookmarkStart w:id="22" w:name="_Toc211423069"/><w:bookmarkStart w:id="23" w:name="_Toc215310860"/><w:r><w:rPr><w:rFonts w:ascii="Avenir Next LT Pro" w:hAnsi="Avenir Next LT Pro"/><w:color w:val="303030"/><w:sz w:val="28"/><w:szCs w:val="28"/></w:rPr><w:t>Empresa responsable del estudio</w:t></w:r><w:bookmarkEnd w:id="23"/></w:p><w:p/><w:p><w:pPr><w:spacing w:after="240" w:line="360" w:lineRule="auto"/><w:jc w:val="both"/><w:rPr><w:rFonts w:ascii="Avenir Next LT Pro" w:hAnsi="Avenir Next LT Pro" w:cstheme="minorHAnsi"/><w:color w:val="303030"/><w:sz w:val="22"/><w:szCs w:val="22"/></w:rPr></w:pPr><w:r><w:rPr><w:rFonts w:ascii="Avenir Next LT Pro" w:hAnsi="Avenir Next LT Pro" w:cstheme="minorHAnsi"/><w:b/><w:bCs/><w:color w:val="303030"/><w:sz w:val="22"/><w:szCs w:val="22"/></w:rPr><w:t>{contrato_los_servicios_de_servicios_de_ingenieria__1}</w:t></w:r><w:r><w:rPr><w:rFonts w:ascii="Avenir Next LT Pro" w:hAnsi="Avenir Next LT Pro" w:cstheme="minorHAnsi"/><w:color w:val="303030"/><w:sz w:val="22"/><w:szCs w:val="22"/></w:rPr></w:r><w:r><w:rPr><w:rFonts w:ascii="Avenir Next LT Pro" w:hAnsi="Avenir Next LT Pro" w:cstheme="minorHAnsi"/><w:color w:val="303030"/><w:sz w:val="22"/><w:szCs w:val="22"/></w:rPr><w:t> contrató los servicios de </w:t></w:r><w:r><w:rPr><w:rFonts w:ascii="Avenir Next LT Pro" w:hAnsi="Avenir Next LT Pro" w:cstheme="minorHAnsi"/><w:b/><w:bCs/><w:color w:val="303030"/><w:sz w:val="22"/><w:szCs w:val="22"/></w:rPr><w:t>Servicios de Ingeniería y Ambiente S.A.S. - </w:t></w:r><w:r><w:rPr><w:rFonts w:ascii="Avenir Next LT Pro" w:hAnsi="Avenir Next LT Pro" w:cstheme="minorHAnsi"/><w:b/><w:bCs/><w:color w:val="303030"/><w:sz w:val="22"/><w:szCs w:val="22"/></w:rPr><w:t>SERAMBIENTE S.A.S.</w:t></w:r><w:r><w:rPr><w:rFonts w:ascii="Avenir Next LT Pro" w:hAnsi="Avenir Next LT Pro" w:cstheme="minorHAnsi"/><w:color w:val="303030"/><w:sz w:val="22"/><w:szCs w:val="22"/></w:rPr><w:t>, para desarrollar </w:t></w:r><w:r><w:rPr><w:rFonts w:ascii="Avenir Next LT Pro" w:hAnsi="Avenir Next LT Pro" w:cs="Calibri"/><w:color w:val="303030"/><w:sz w:val="22"/><w:szCs w:val="22"/></w:rPr><w:t>un monitoreo de </w:t></w:r><w:r><w:rPr><w:rFonts w:ascii="Avenir Next LT Pro" w:hAnsi="Avenir Next LT Pro" w:cs="Calibri"/><w:color w:val="303030"/><w:sz w:val="22"/><w:szCs w:val="22"/></w:rPr><w:t>emisión de ruido</w:t></w:r><w:r><w:rPr><w:rFonts w:ascii="Avenir Next LT Pro" w:hAnsi="Avenir Next LT Pro" w:cs="Calibri"/><w:color w:val="303030"/><w:sz w:val="22"/><w:szCs w:val="22"/></w:rPr><w:t>, en </w:t></w:r><w:r><w:rPr><w:rFonts w:ascii="Avenir Next LT Pro" w:hAnsi="Avenir Next LT Pro" w:cs="Calibri"/><w:color w:val="303030"/><w:sz w:val="22"/><w:szCs w:val="22"/></w:rPr><w:t>{serambiente_s_a_s_para_desarrollar_un_monitoreo_de_1}</w:t></w:r><w:r><w:rPr><w:rFonts w:ascii="Avenir Next LT Pro" w:hAnsi="Avenir Next LT Pro" w:cstheme="minorHAnsi"/><w:color w:val="303030"/><w:sz w:val="22"/><w:szCs w:val="22"/></w:rPr><w:t> SERAMBIENTE S.A.S. es una empresa acreditada por el Instituto de Hidrología, Meteorología y Estudios Ambientales de Colombia – </w:t></w:r><w:r><w:rPr><w:rFonts w:ascii="Avenir Next LT Pro" w:hAnsi="Avenir Next LT Pro" w:cstheme="minorHAnsi"/><w:color w:val="303030"/><w:sz w:val="22"/><w:szCs w:val="22"/></w:rPr><w:t>(IDEAM), a través de la Resolu</w:t></w:r><w:commentRangeStart w:id="24"/><w:r><w:rPr><w:rFonts w:ascii="Avenir Next LT Pro" w:hAnsi="Avenir Next LT Pro" w:cstheme="minorHAnsi"/><w:color w:val="303030"/><w:sz w:val="22"/><w:szCs w:val="22"/></w:rPr><w:t>ción </w:t></w:r><w:commentRangeEnd w:id="24"/><w:r><w:rPr><w:rStyle w:val="Refdecomentario"/><w:rFonts w:ascii="Tahoma" w:hAnsi="Tahoma"/><w:szCs w:val="20"/><w:lang w:val="es-MX" w:eastAsia="es-MX"/></w:rPr><w:commentReference w:id="24"/></w:r><w:proofErr w:type="spellStart"/><w:r><w:rPr><w:rFonts w:ascii="Avenir Next LT Pro" w:hAnsi="Avenir Next LT Pro" w:cstheme="minorHAnsi"/><w:color w:val="303030"/><w:sz w:val="22"/><w:szCs w:val="22"/></w:rPr><w:t>{serambiente_s_a_s_es_una_empresa_acreditada_por_el_1}</w:t></w:r><w:proofErr w:type="spellEnd"/><w:r><w:rPr><w:rFonts w:ascii="Avenir Next LT Pro" w:hAnsi="Avenir Next LT Pro" w:cstheme="minorHAnsi"/><w:color w:val="303030"/><w:sz w:val="22"/><w:szCs w:val="22"/></w:rPr></w:r><w:proofErr w:type="spellStart"/><w:r><w:rPr><w:rFonts w:ascii="Avenir Next LT Pro" w:hAnsi="Avenir Next LT Pro" w:cstheme="minorHAnsi"/><w:color w:val="303030"/><w:sz w:val="22"/><w:szCs w:val="22"/></w:rPr></w:r><w:proofErr w:type="spellEnd"/><w:r><w:rPr><w:rFonts w:ascii="Avenir Next LT Pro" w:hAnsi="Avenir Next LT Pro" w:cstheme="minorHAnsi"/><w:color w:val="303030"/><w:sz w:val="22"/><w:szCs w:val="22"/></w:rPr><w:t>, vigente hasta el </w:t></w:r><w:proofErr w:type="spellStart"/><w:r><w:rPr><w:rFonts w:ascii="Avenir Next LT Pro" w:hAnsi="Avenir Next LT Pro" w:cstheme="minorHAnsi"/><w:color w:val="303030"/><w:sz w:val="22"/><w:szCs w:val="22"/></w:rPr><w:t>{vigente_hasta_el_1}</w:t></w:r><w:proofErr w:type="spellEnd"/><w:r><w:rPr><w:rFonts w:ascii="Avenir Next LT Pro" w:hAnsi="Avenir Next LT Pro" w:cstheme="minorHAnsi"/><w:color w:val="303030"/><w:sz w:val="22"/><w:szCs w:val="22"/></w:rPr></w:r><w:proofErr w:type="spellStart"/><w:r><w:rPr><w:rFonts w:ascii="Avenir Next LT Pro" w:hAnsi="Avenir Next LT Pro" w:cstheme="minorHAnsi"/><w:color w:val="303030"/><w:sz w:val="22"/><w:szCs w:val="22"/></w:rPr></w:r><w:proofErr w:type="spellEnd"/><w:r><w:rPr><w:rFonts w:ascii="Avenir Next LT Pro" w:hAnsi="Avenir Next LT Pro" w:cstheme="minorHAnsi"/><w:color w:val="303030"/><w:sz w:val="22"/><w:szCs w:val="22"/></w:rPr></w:r><w:proofErr w:type="spellStart"/><w:r><w:rPr><w:rFonts w:ascii="Avenir Next LT Pro" w:hAnsi="Avenir Next LT Pro" w:cstheme="minorHAnsi"/><w:color w:val="303030"/><w:sz w:val="22"/><w:szCs w:val="22"/></w:rPr></w:r><w:proofErr w:type="spellEnd"/><w:r><w:rPr><w:rFonts w:ascii="Avenir Next LT Pro" w:hAnsi="Avenir Next LT Pro" w:cstheme="minorHAnsi"/><w:color w:val="303030"/><w:sz w:val="22"/><w:szCs w:val="22"/></w:rPr><w:t> para producir información cuantitativa física y química para los estudios o análisis ambientales requeridos por las autoridades competentes; se encuentra ubicada en la carrera 41 # 73B-72 en la ciudad de Barranquilla. </w:t></w:r></w:p><w:p><w:pPr><w:pStyle w:val="Ttulo2"/><w:numPr><w:ilvl w:val="1"/><w:numId w:val="21"/></w:numPr><w:rPr><w:rFonts w:ascii="Avenir Next LT Pro" w:hAnsi="Avenir Next LT Pro"/><w:color w:val="303030"/><w:sz w:val="28"/><w:szCs w:val="28"/></w:rPr></w:pPr><w:bookmarkStart w:id="25" w:name="_Toc215310861"/><w:r><w:rPr><w:rFonts w:ascii="Avenir Next LT Pro" w:hAnsi="Avenir Next LT Pro"/><w:color w:val="303030"/><w:sz w:val="28"/><w:szCs w:val="28"/></w:rPr><w:t>Fecha de la medición</w:t></w:r><w:bookmarkEnd w:id="18"/><w:bookmarkEnd w:id="22"/><w:bookmarkEnd w:id="25"/></w:p><w:p><w:pPr><w:rPr><w:rFonts w:ascii="Avenir Next LT Pro" w:hAnsi="Avenir Next LT Pro"/><w:b/><w:color w:val="303030"/><w:sz w:val="22"/><w:szCs w:val="22"/></w:rPr></w:pPr></w:p><w:p><w:pPr><w:spacing w:after="240" w:line="360" w:lineRule="auto"/><w:jc w:val="both"/><w:rPr><w:rFonts w:ascii="Avenir Next LT Pro" w:hAnsi="Avenir Next LT Pro" w:cstheme="minorHAnsi"/><w:color w:val="303030"/><w:sz w:val="22"/><w:szCs w:val="22"/></w:rPr></w:pPr><w:r><w:rPr><w:rFonts w:ascii="Avenir Next LT Pro" w:hAnsi="Avenir Next LT Pro" w:cstheme="minorHAnsi"/><w:color w:val="303030"/><w:sz w:val="22"/><w:szCs w:val="22"/></w:rPr><w:t>Las </w:t></w:r><w:r><w:rPr><w:rFonts w:ascii="Avenir Next LT Pro" w:hAnsi="Avenir Next LT Pro" w:cstheme="minorHAnsi"/><w:color w:val="303030"/><w:sz w:val="22"/><w:szCs w:val="22"/></w:rPr><w:t>mediciones de ruido intradomiciliario se llevaron a cabo </w:t></w:r><w:r><w:rPr><w:rFonts w:ascii="Avenir Next LT Pro" w:hAnsi="Avenir Next LT Pro" w:cstheme="minorHAnsi"/><w:color w:val="303030"/><w:sz w:val="22"/><w:szCs w:val="22"/></w:rPr><w:t>en</w:t></w:r><w:r><w:rPr><w:rFonts w:ascii="Avenir Next LT Pro" w:hAnsi="Avenir Next LT Pro" w:cstheme="minorHAnsi"/><w:color w:val="303030"/><w:sz w:val="22"/><w:szCs w:val="22"/></w:rPr><w:t> </w:t></w:r><w:commentRangeStart w:id="26"/><w:proofErr w:type="spellStart"/><w:r><w:rPr><w:rFonts w:ascii="Avenir Next LT Pro" w:hAnsi="Avenir Next LT Pro" w:cstheme="minorHAnsi"/><w:color w:val="303030"/><w:sz w:val="22"/><w:szCs w:val="22"/></w:rPr><w:t>{las_mediciones_de_ruido_intradomiciliario_se_lleva_1}</w:t></w:r><w:commentRangeEnd w:id="26"/><w:proofErr w:type="spellEnd"/><w:r><w:rPr><w:rStyle w:val="Refdecomentario"/><w:rFonts w:ascii="Tahoma" w:hAnsi="Tahoma"/><w:szCs w:val="20"/><w:lang w:val="es-MX" w:eastAsia="es-MX"/></w:rPr><w:commentReference w:id="26"/></w:r><w:r><w:rPr><w:rFonts w:ascii="Avenir Next LT Pro" w:hAnsi="Avenir Next LT Pro" w:cstheme="minorHAnsi"/><w:color w:val="303030"/><w:sz w:val="22"/><w:szCs w:val="22"/></w:rPr><w:t>{mediciones_de_ruido_intradomiciliario_se_llevaron__1}</w:t></w:r><w:proofErr w:type="spellStart"/><w:r><w:rPr><w:rFonts w:ascii="Avenir Next LT Pro" w:hAnsi="Avenir Next LT Pro" w:cstheme="minorHAnsi"/><w:color w:val="303030"/><w:sz w:val="22"/><w:szCs w:val="22"/></w:rPr></w:r><w:proofErr w:type="spellEnd"/><w:r><w:rPr><w:rFonts w:ascii="Avenir Next LT Pro" w:hAnsi="Avenir Next LT Pro" w:cstheme="minorHAnsi"/><w:color w:val="303030"/><w:sz w:val="22"/><w:szCs w:val="22"/></w:rPr><w:t> de monitoreo, ubicados en el área de estudio de la compañía </w:t></w:r><w:r><w:rPr><w:rFonts w:ascii="Avenir Next LT Pro" w:hAnsi="Avenir Next LT Pro" w:cstheme="minorHAnsi"/><w:b/><w:bCs/><w:color w:val="303030"/><w:sz w:val="22"/><w:szCs w:val="22"/></w:rPr><w:t>{var_1}</w:t></w:r><w:r><w:rPr><w:rFonts w:ascii="Avenir Next LT Pro" w:hAnsi="Avenir Next LT Pro" w:cstheme="minorHAnsi"/><w:color w:val="303030"/><w:sz w:val="22"/><w:szCs w:val="22"/></w:rPr><w:t>, la cual se localiza en el </w:t></w:r><w:commentRangeStart w:id="27"/><w:proofErr w:type="spellStart"/><w:r><w:rPr><w:rFonts w:ascii="Avenir Next LT Pro" w:hAnsi="Avenir Next LT Pro" w:cstheme="minorHAnsi"/><w:color w:val="303030"/><w:sz w:val="22"/><w:szCs w:val="22"/></w:rPr><w:t>{de_monitoreo_ubicados_en_el_area_de_estudio_de_la__1}</w:t></w:r><w:proofErr w:type="spellEnd"/><w:r><w:rPr><w:rFonts w:ascii="Avenir Next LT Pro" w:hAnsi="Avenir Next LT Pro" w:cstheme="minorHAnsi"/><w:color w:val="303030"/><w:sz w:val="22"/><w:szCs w:val="22"/></w:rPr></w:r><w:proofErr w:type="spellStart"/><w:r><w:rPr><w:rFonts w:ascii="Avenir Next LT Pro" w:hAnsi="Avenir Next LT Pro" w:cstheme="minorHAnsi"/><w:color w:val="303030"/><w:sz w:val="22"/><w:szCs w:val="22"/></w:rPr></w:r><w:proofErr w:type="spellEnd"/><w:r><w:rPr><w:rFonts w:ascii="Avenir Next LT Pro" w:hAnsi="Avenir Next LT Pro" w:cstheme="minorHAnsi"/><w:color w:val="303030"/><w:sz w:val="22"/><w:szCs w:val="22"/></w:rPr></w:r><w:proofErr w:type="spellStart"/><w:r><w:rPr><w:rFonts w:ascii="Avenir Next LT Pro" w:hAnsi="Avenir Next LT Pro" w:cstheme="minorHAnsi"/><w:color w:val="303030"/><w:sz w:val="22"/><w:szCs w:val="22"/></w:rPr></w:r><w:proofErr w:type="spellEnd"/><w:r><w:rPr><w:rFonts w:ascii="Avenir Next LT Pro" w:hAnsi="Avenir Next LT Pro" w:cstheme="minorHAnsi"/><w:color w:val="303030"/><w:sz w:val="22"/><w:szCs w:val="22"/></w:rPr></w:r><w:proofErr w:type="spellStart"/><w:r><w:rPr><w:rFonts w:ascii="Avenir Next LT Pro" w:hAnsi="Avenir Next LT Pro" w:cstheme="minorHAnsi"/><w:color w:val="303030"/><w:sz w:val="22"/><w:szCs w:val="22"/></w:rPr></w:r><w:commentRangeEnd w:id="27"/><w:proofErr w:type="spellEnd"/><w:r><w:rPr><w:rStyle w:val="Refdecomentario"/><w:rFonts w:ascii="Tahoma" w:hAnsi="Tahoma"/><w:szCs w:val="20"/><w:lang w:val="es-MX" w:eastAsia="es-MX"/></w:rPr><w:commentReference w:id="27"/></w:r><w:r><w:rPr><w:rFonts w:ascii="Avenir Next LT Pro" w:hAnsi="Avenir Next LT Pro" w:cstheme="minorHAnsi"/><w:color w:val="303030"/><w:sz w:val="22"/><w:szCs w:val="22"/></w:rPr><w:t>. Cabe señalar que, la jornada de monitoreo se ejecutó el día </w:t></w:r><w:proofErr w:type="spellStart"/><w:r><w:rPr><w:rFonts w:ascii="Avenir Next LT Pro" w:hAnsi="Avenir Next LT Pro" w:cstheme="minorHAnsi"/><w:color w:val="303030"/><w:sz w:val="22"/><w:szCs w:val="22"/></w:rPr><w:t>{cabe_se_alar_que_la_jornada_de_monitoreo_se_ejecut_1}</w:t></w:r><w:proofErr w:type="spellEnd"/><w:r><w:rPr><w:rFonts w:ascii="Avenir Next LT Pro" w:hAnsi="Avenir Next LT Pro" w:cstheme="minorHAnsi"/><w:color w:val="303030"/><w:sz w:val="22"/><w:szCs w:val="22"/></w:rPr></w:r><w:r><w:rPr><w:rFonts w:ascii="Avenir Next LT Pro" w:hAnsi="Avenir Next LT Pro" w:cstheme="minorHAnsi"/><w:color w:val="303030"/><w:sz w:val="22"/><w:szCs w:val="22"/></w:rPr></w:r><w:r><w:rPr><w:rFonts w:ascii="Avenir Next LT Pro" w:hAnsi="Avenir Next LT Pro" w:cstheme="minorHAnsi"/><w:color w:val="303030"/><w:sz w:val="22"/><w:szCs w:val="22"/></w:rPr></w:r><w:r><w:rPr><w:rFonts w:ascii="Avenir Next LT Pro" w:hAnsi="Avenir Next LT Pro" w:cstheme="minorHAnsi"/><w:color w:val="303030"/><w:sz w:val="22"/><w:szCs w:val="22"/></w:rPr></w:r><w:r><w:rPr><w:rFonts w:ascii="Avenir Next LT Pro" w:hAnsi="Avenir Next LT Pro" w:cstheme="minorHAnsi"/><w:color w:val="303030"/><w:sz w:val="22"/><w:szCs w:val="22"/></w:rPr></w:r><w:commentRangeStart w:id="28"/><w:r><w:rPr><w:rFonts w:ascii="Avenir Next LT Pro" w:hAnsi="Avenir Next LT Pro" w:cstheme="minorHAnsi"/><w:color w:val="303030"/><w:sz w:val="22"/><w:szCs w:val="22"/></w:rPr></w:r><w:commentRangeEnd w:id="28"/><w:r><w:rPr><w:rStyle w:val="Refdecomentario"/><w:rFonts w:ascii="Tahoma" w:hAnsi="Tahoma"/><w:szCs w:val="20"/><w:lang w:val="es-MX" w:eastAsia="es-MX"/></w:rPr><w:commentReference w:id="28"/></w:r><w:r><w:rPr><w:rFonts w:ascii="Avenir Next LT Pro" w:hAnsi="Avenir Next LT Pro" w:cstheme="minorHAnsi"/><w:color w:val="303030"/><w:sz w:val="22"/><w:szCs w:val="22"/></w:rPr><w:t>{para_ello_se_tuvo_en_cuenta_los_criterios_establec_1}</w:t></w:r><w:r><w:rPr><w:rFonts w:ascii="Avenir Next LT Pro" w:hAnsi="Avenir Next LT Pro" w:cstheme="minorHAnsi"/><w:color w:val="303030"/><w:sz w:val="22"/><w:szCs w:val="22"/></w:rPr><w:t>. Para ello se tuvo en cuenta los criterios establecidos en la Resolución 0627 del 07 de abril de 2006 del Ministerio de Ambiente, Vivienda y Desarrollo Territorial, actualmente Ministerio de Ambiente y Desarrollo Sostenible MADS, y </w:t></w:r><w:bookmarkStart w:id="29" w:name="_Hlk158916024"/><w:r><w:rPr><w:rFonts w:ascii="Avenir Next LT Pro" w:hAnsi="Avenir Next LT Pro" w:cstheme="minorHAnsi"/><w:color w:val="303030"/><w:sz w:val="22"/><w:szCs w:val="22"/></w:rPr><w:t>Resolución 8321 de 1983 del </w:t></w:r><w:r><w:rPr><w:rFonts w:ascii="Avenir Next LT Pro" w:hAnsi="Avenir Next LT Pro" w:cstheme="minorHAnsi"/><w:color w:val="303030"/><w:sz w:val="22"/><w:szCs w:val="22"/></w:rPr><w:lastRenderedPageBreak/><w:t>Ministerio de Salud</w:t></w:r><w:bookmarkEnd w:id="29"/><w:r><w:rPr><w:rFonts w:ascii="Avenir Next LT Pro" w:hAnsi="Avenir Next LT Pro" w:cstheme="minorHAnsi"/><w:color w:val="303030"/><w:sz w:val="22"/><w:szCs w:val="22"/></w:rPr><w:t>, los requerimientos del interesado y los procedimientos internos para el monitoreo de emisión de ruido y ruido ambiental de SERAMBIENTE S.A.S. y lo </w:t></w:r><w:r><w:rPr><w:rFonts w:ascii="Avenir Next LT Pro" w:hAnsi="Avenir Next LT Pro" w:cstheme="minorHAnsi"/><w:color w:val="303030"/><w:sz w:val="22"/><w:szCs w:val="22"/></w:rPr><w:t>planificado en el plan de monitoreo</w:t></w:r><w:r><w:rPr><w:rFonts w:ascii="Avenir Next LT Pro" w:hAnsi="Avenir Next LT Pro" w:cstheme="minorHAnsi"/><w:color w:val="303030"/><w:sz w:val="22"/><w:szCs w:val="22"/></w:rPr><w:t>.</w:t></w:r><w:r><w:rPr><w:rFonts w:ascii="Avenir Next LT Pro" w:hAnsi="Avenir Next LT Pro" w:cstheme="minorHAnsi"/><w:color w:val="303030"/><w:sz w:val="22"/><w:szCs w:val="22"/></w:rPr><w:t> </w:t></w:r></w:p><w:p><w:pPr><w:pStyle w:val="Prrafodelista"/><w:numPr><w:ilvl w:val="0"/><w:numId w:val="24"/></w:numPr><w:spacing w:line="360" w:lineRule="auto"/><w:jc w:val="both"/><w:rPr><w:rFonts w:ascii="Avenir Next LT Pro" w:hAnsi="Avenir Next LT Pro" w:cstheme="minorHAnsi"/><w:color w:val="303030"/><w:sz w:val="22"/><w:szCs w:val="22"/></w:rPr></w:pPr><w:r><w:rPr><w:rFonts w:ascii="Avenir Next LT Pro" w:hAnsi="Avenir Next LT Pro" w:cstheme="minorHAnsi"/><w:color w:val="303030"/><w:sz w:val="22"/><w:szCs w:val="22"/></w:rPr><w:t>PO-PSM-01 Planeación y ejecución del servicio.</w:t></w:r></w:p><w:p><w:pPr><w:numPr><w:ilvl w:val="0"/><w:numId w:val="24"/></w:numPr><w:spacing w:line="360" w:lineRule="auto"/><w:jc w:val="both"/><w:rPr><w:rFonts w:ascii="Avenir Next LT Pro" w:hAnsi="Avenir Next LT Pro" w:cstheme="minorHAnsi"/><w:color w:val="303030"/><w:sz w:val="22"/><w:szCs w:val="22"/></w:rPr></w:pPr><w:r><w:rPr><w:rFonts w:ascii="Avenir Next LT Pro" w:hAnsi="Avenir Next LT Pro" w:cstheme="minorHAnsi"/><w:color w:val="303030"/><w:sz w:val="22"/><w:szCs w:val="22"/></w:rPr><w:t>PO-PSM-11</w:t></w:r><w:r><w:rPr><w:rFonts w:ascii="Avenir Next LT Pro" w:hAnsi="Avenir Next LT Pro" w:cstheme="minorHAnsi"/><w:color w:val="303030"/><w:sz w:val="22"/><w:szCs w:val="22"/></w:rPr><w:t> </w:t></w:r><w:r><w:rPr><w:rFonts w:ascii="Avenir Next LT Pro" w:hAnsi="Avenir Next LT Pro" w:cstheme="minorHAnsi"/><w:color w:val="303030"/><w:sz w:val="22"/><w:szCs w:val="22"/></w:rPr><w:t>Procedimiento de medición de emisión de ruido y ruido ambiental.</w:t></w:r></w:p><w:p><w:pPr><w:numPr><w:ilvl w:val="0"/><w:numId w:val="24"/></w:numPr><w:spacing w:line="360" w:lineRule="auto"/><w:jc w:val="both"/><w:rPr><w:rFonts w:ascii="Avenir Next LT Pro" w:hAnsi="Avenir Next LT Pro" w:cstheme="minorHAnsi"/><w:color w:val="303030"/><w:sz w:val="22"/><w:szCs w:val="22"/></w:rPr></w:pPr><w:r><w:rPr><w:rFonts w:ascii="Avenir Next LT Pro" w:hAnsi="Avenir Next LT Pro" w:cstheme="minorHAnsi"/><w:color w:val="303030"/><w:sz w:val="22"/><w:szCs w:val="22"/></w:rPr><w:t>FO-PO-PSM-72-06 Plan de monitoreo.</w:t></w:r></w:p><w:p><w:pPr><w:numPr><w:ilvl w:val="0"/><w:numId w:val="24"/></w:numPr><w:spacing w:after="240" w:line="360" w:lineRule="auto"/><w:jc w:val="both"/><w:rPr><w:rFonts w:ascii="Avenir Next LT Pro" w:hAnsi="Avenir Next LT Pro" w:cstheme="minorHAnsi"/><w:color w:val="303030"/><w:sz w:val="22"/><w:szCs w:val="22"/></w:rPr></w:pPr><w:r><w:rPr><w:rFonts w:ascii="Avenir Next LT Pro" w:hAnsi="Avenir Next LT Pro" w:cstheme="minorHAnsi"/><w:color w:val="303030"/><w:sz w:val="22"/><w:szCs w:val="22"/></w:rPr><w:t>PO-PSM-65 Procedimiento para la elaboración de informes técnicos de ruido ambiental y emisión de ruido.</w:t></w:r></w:p><w:p><w:pPr><w:pStyle w:val="Ttulo2"/><w:numPr><w:ilvl w:val="1"/><w:numId w:val="21"/></w:numPr><w:rPr><w:rFonts w:ascii="Avenir Next LT Pro" w:hAnsi="Avenir Next LT Pro"/><w:color w:val="303030"/><w:sz w:val="28"/><w:szCs w:val="28"/></w:rPr></w:pPr><w:bookmarkStart w:id="30" w:name="_Toc211423070"/><w:bookmarkStart w:id="31" w:name="_Toc215310862"/><w:r><w:rPr><w:rFonts w:ascii="Avenir Next LT Pro" w:hAnsi="Avenir Next LT Pro"/><w:color w:val="303030"/><w:sz w:val="28"/><w:szCs w:val="28"/></w:rPr><w:t>Hora </w:t></w:r><w:r><w:rPr><w:rFonts w:ascii="Avenir Next LT Pro" w:hAnsi="Avenir Next LT Pro"/><w:color w:val="303030"/><w:sz w:val="28"/><w:szCs w:val="28"/></w:rPr><w:t>de medición</w:t></w:r><w:bookmarkEnd w:id="30"/><w:bookmarkEnd w:id="31"/></w:p><w:p><w:pPr><w:rPr><w:rFonts w:ascii="Avenir Next LT Pro" w:hAnsi="Avenir Next LT Pro"/><w:b/><w:color w:val="303030"/><w:sz w:val="22"/><w:szCs w:val="22"/></w:rPr></w:pPr></w:p><w:p><w:pPr><w:spacing w:after="240" w:line="360" w:lineRule="auto"/><w:jc w:val="both"/><w:rPr><w:rFonts w:ascii="Avenir Next LT Pro" w:hAnsi="Avenir Next LT Pro" w:cstheme="minorHAnsi"/><w:color w:val="303030"/><w:sz w:val="22"/><w:szCs w:val="22"/></w:rPr></w:pPr><w:r><w:rPr><w:rFonts w:ascii="Avenir Next LT Pro" w:hAnsi="Avenir Next LT Pro" w:cstheme="minorHAnsi"/><w:color w:val="303030"/><w:sz w:val="22"/><w:szCs w:val="22"/></w:rPr><w:t>El monitoreo se realizó en </w:t></w:r><w:r><w:rPr><w:rFonts w:ascii="Avenir Next LT Pro" w:hAnsi="Avenir Next LT Pro" w:cstheme="minorHAnsi"/><w:color w:val="303030"/><w:sz w:val="22"/><w:szCs w:val="22"/></w:rPr><w:t>{el_monitoreo_se_realizo_en_1}</w:t></w:r><w:r><w:rPr><w:rFonts w:ascii="Avenir Next LT Pro" w:hAnsi="Avenir Next LT Pro" w:cstheme="minorHAnsi"/><w:color w:val="303030"/><w:sz w:val="22"/><w:szCs w:val="22"/></w:rPr><w:t> los detalles de la fecha y hora de medición se especifican en la </w:t></w:r><w:r><w:rPr><w:rFonts w:ascii="Avenir Next LT Pro" w:hAnsi="Avenir Next LT Pro" w:cstheme="minorHAnsi"/><w:color w:val="303030"/><w:sz w:val="22"/><w:szCs w:val="22"/></w:rPr><w:fldChar w:fldCharType="begin"/></w:r><w:r><w:rPr><w:rFonts w:ascii="Avenir Next LT Pro" w:hAnsi="Avenir Next LT Pro" w:cstheme="minorHAnsi"/><w:color w:val="303030"/><w:sz w:val="22"/><w:szCs w:val="22"/></w:rPr><w:instrText xml:space="preserve"> REF _Ref525574272 \h  \* MERGEFORMAT </w:instrText></w:r><w:r><w:rPr><w:rFonts w:ascii="Avenir Next LT Pro" w:hAnsi="Avenir Next LT Pro" w:cstheme="minorHAnsi"/><w:color w:val="303030"/><w:sz w:val="22"/><w:szCs w:val="22"/></w:rPr></w:r><w:r><w:rPr><w:rFonts w:ascii="Avenir Next LT Pro" w:hAnsi="Avenir Next LT Pro" w:cstheme="minorHAnsi"/><w:color w:val="303030"/><w:sz w:val="22"/><w:szCs w:val="22"/></w:rPr><w:fldChar w:fldCharType="separate"/></w:r><w:r><w:rPr><w:rFonts w:ascii="Avenir Next LT Pro" w:hAnsi="Avenir Next LT Pro" w:cs="Calibri"/><w:b/><w:color w:val="303030"/><w:sz w:val="22"/><w:szCs w:val="22"/></w:rPr><w:t>Tabla </w:t></w:r><w:r><w:rPr><w:rFonts w:ascii="Avenir Next LT Pro" w:hAnsi="Avenir Next LT Pro" w:cs="Calibri"/><w:b/><w:noProof/><w:color w:val="303030"/><w:sz w:val="22"/><w:szCs w:val="22"/></w:rPr><w:t>1</w:t></w:r><w:r><w:rPr><w:rFonts w:ascii="Avenir Next LT Pro" w:hAnsi="Avenir Next LT Pro" w:cstheme="minorHAnsi"/><w:color w:val="303030"/><w:sz w:val="22"/><w:szCs w:val="22"/></w:rPr><w:fldChar w:fldCharType="end"/></w:r><w:r><w:rPr><w:rFonts w:ascii="Avenir Next LT Pro" w:hAnsi="Avenir Next LT Pro" w:cstheme="minorHAnsi"/><w:color w:val="303030"/><w:sz w:val="22"/><w:szCs w:val="22"/></w:rPr><w:t> y </w:t></w:r><w:r><w:rPr><w:rFonts w:ascii="Avenir Next LT Pro" w:hAnsi="Avenir Next LT Pro" w:cstheme="minorHAnsi"/><w:color w:val="303030"/><w:sz w:val="22"/><w:szCs w:val="22"/></w:rPr><w:fldChar w:fldCharType="begin"/></w:r><w:r><w:rPr><w:rFonts w:ascii="Avenir Next LT Pro" w:hAnsi="Avenir Next LT Pro" w:cstheme="minorHAnsi"/><w:color w:val="303030"/><w:sz w:val="22"/><w:szCs w:val="22"/></w:rPr><w:instrText xml:space="preserve"> REF _Ref157165249 \h  \* MERGEFORMAT </w:instrText></w:r><w:r><w:rPr><w:rFonts w:ascii="Avenir Next LT Pro" w:hAnsi="Avenir Next LT Pro" w:cstheme="minorHAnsi"/><w:color w:val="303030"/><w:sz w:val="22"/><w:szCs w:val="22"/></w:rPr></w:r><w:r><w:rPr><w:rFonts w:ascii="Avenir Next LT Pro" w:hAnsi="Avenir Next LT Pro" w:cstheme="minorHAnsi"/><w:color w:val="303030"/><w:sz w:val="22"/><w:szCs w:val="22"/></w:rPr><w:fldChar w:fldCharType="separate"/></w:r><w:r><w:rPr><w:rFonts w:ascii="Avenir Next LT Pro" w:hAnsi="Avenir Next LT Pro" w:cs="Calibri"/><w:b/><w:color w:val="303030"/><w:sz w:val="22"/><w:szCs w:val="22"/></w:rPr><w:t>Tabla </w:t></w:r><w:r><w:rPr><w:rFonts w:ascii="Avenir Next LT Pro" w:hAnsi="Avenir Next LT Pro" w:cs="Calibri"/><w:b/><w:noProof/><w:color w:val="303030"/><w:sz w:val="22"/><w:szCs w:val="22"/></w:rPr><w:t>2</w:t></w:r><w:r><w:rPr><w:rFonts w:ascii="Avenir Next LT Pro" w:hAnsi="Avenir Next LT Pro" w:cstheme="minorHAnsi"/><w:color w:val="303030"/><w:sz w:val="22"/><w:szCs w:val="22"/></w:rPr><w:fldChar w:fldCharType="end"/></w:r><w:r><w:rPr><w:rFonts w:ascii="Avenir Next LT Pro" w:hAnsi="Avenir Next LT Pro" w:cstheme="minorHAnsi"/><w:color w:val="303030"/><w:sz w:val="22"/><w:szCs w:val="22"/></w:rPr><w:t>.</w:t></w:r></w:p><w:p><w:pPr><w:jc w:val="center"/><w:rPr><w:rFonts w:ascii="Avenir Next LT Pro" w:hAnsi="Avenir Next LT Pro" w:cstheme="minorHAnsi"/><w:b/><w:color w:val="303030"/><w:sz w:val="20"/><w:szCs w:val="20"/></w:rPr></w:pPr><w:bookmarkStart w:id="32" w:name="_Ref525574272"/><w:bookmarkStart w:id="33" w:name="_Toc11059444"/><w:bookmarkStart w:id="34" w:name="_Toc21682132"/><w:bookmarkStart w:id="35" w:name="_Toc209532328"/><w:r><w:rPr><w:rFonts w:ascii="Avenir Next LT Pro" w:hAnsi="Avenir Next LT Pro" w:cs="Calibri"/><w:b/><w:color w:val="303030"/><w:sz w:val="20"/><w:szCs w:val="20"/></w:rPr><w:t>Tabla </w:t></w:r><w:r><w:rPr><w:rFonts w:ascii="Avenir Next LT Pro" w:hAnsi="Avenir Next LT Pro" w:cs="Calibri"/><w:b/><w:color w:val="303030"/><w:sz w:val="20"/><w:szCs w:val="20"/></w:rPr><w:fldChar w:fldCharType="begin"/></w:r><w:r><w:rPr><w:rFonts w:ascii="Avenir Next LT Pro" w:hAnsi="Avenir Next LT Pro" w:cs="Calibri"/><w:b/><w:color w:val="303030"/><w:sz w:val="20"/><w:szCs w:val="20"/></w:rPr><w:instrText xml:space="preserve"> SEQ Tabla \* ARABIC </w:instrText></w:r><w:r><w:rPr><w:rFonts w:ascii="Avenir Next LT Pro" w:hAnsi="Avenir Next LT Pro" w:cs="Calibri"/><w:b/><w:color w:val="303030"/><w:sz w:val="20"/><w:szCs w:val="20"/></w:rPr><w:fldChar w:fldCharType="separate"/></w:r><w:r><w:rPr><w:rFonts w:ascii="Avenir Next LT Pro" w:hAnsi="Avenir Next LT Pro" w:cs="Calibri"/><w:b/><w:noProof/><w:color w:val="303030"/><w:sz w:val="20"/><w:szCs w:val="20"/></w:rPr><w:t>1</w:t></w:r><w:r><w:rPr><w:rFonts w:ascii="Avenir Next LT Pro" w:hAnsi="Avenir Next LT Pro" w:cs="Calibri"/><w:b/><w:color w:val="303030"/><w:sz w:val="20"/><w:szCs w:val="20"/></w:rPr><w:fldChar w:fldCharType="end"/></w:r><w:bookmarkEnd w:id="32"/><w:r><w:rPr><w:rFonts w:ascii="Avenir Next LT Pro" w:hAnsi="Avenir Next LT Pro" w:cs="Calibri"/><w:b/><w:color w:val="303030"/><w:sz w:val="20"/><w:szCs w:val="20"/></w:rPr><w:t>. Hora de Inicio y finalización</w:t></w:r><w:bookmarkEnd w:id="33"/><w:bookmarkEnd w:id="34"/><w:r><w:rPr><w:rFonts w:ascii="Avenir Next LT Pro" w:hAnsi="Avenir Next LT Pro" w:cs="Calibri"/><w:b/><w:color w:val="303030"/><w:sz w:val="20"/><w:szCs w:val="20"/></w:rPr><w:t> – </w:t></w:r><w:commentRangeStart w:id="36"/><w:r><w:rPr><w:rFonts w:ascii="Avenir Next LT Pro" w:hAnsi="Avenir Next LT Pro" w:cs="Calibri"/><w:b/><w:color w:val="303030"/><w:sz w:val="20"/><w:szCs w:val="20"/></w:rPr><w:t>{1_hora_de_inicio_y_finalizacion_1}</w:t></w:r><w:commentRangeEnd w:id="36"/><w:r><w:rPr><w:rStyle w:val="Refdecomentario"/><w:rFonts w:ascii="Tahoma" w:hAnsi="Tahoma"/><w:szCs w:val="20"/><w:lang w:val="es-MX" w:eastAsia="es-MX"/></w:rPr><w:commentReference w:id="36"/></w:r><w:r><w:rPr><w:rFonts w:ascii="Avenir Next LT Pro" w:hAnsi="Avenir Next LT Pro" w:cs="Calibri"/><w:b/><w:color w:val="303030"/><w:sz w:val="20"/><w:szCs w:val="20"/></w:rPr><w:t>{hora_de_inicio_y_finalizacion_1}</w:t></w:r><w:r><w:rPr><w:rFonts w:ascii="Avenir Next LT Pro" w:hAnsi="Avenir Next LT Pro" w:cs="Calibri"/><w:b/><w:color w:val="303030"/><w:sz w:val="20"/><w:szCs w:val="20"/></w:rPr><w:t>a</w:t></w:r><w:r><w:rPr><w:rFonts w:ascii="Avenir Next LT Pro" w:hAnsi="Avenir Next LT Pro" w:cs="Calibri"/><w:b/><w:color w:val="303030"/><w:sz w:val="20"/><w:szCs w:val="20"/></w:rPr><w:t>.</w:t></w:r><w:bookmarkEnd w:id="35"/></w:p><w:tbl><w:tblPr><w:tblW w:w="5000" w:type="pct"/><w:jc w:val="center"/><w:tblBorders><w:top w:val="single" w:sz="4" w:space="0" w:color="808080" w:themeColor="background1" w:themeShade="80"/><w:left w:val="single" w:sz="4" w:space="0" w:color="808080" w:themeColor="background1" w:themeShade="80"/><w:bottom w:val="single" w:sz="4" w:space="0" w:color="808080" w:themeColor="background1" w:themeShade="80"/><w:right w:val="single" w:sz="4" w:space="0" w:color="808080" w:themeColor="background1" w:themeShade="80"/><w:insideH w:val="single" w:sz="4" w:space="0" w:color="808080" w:themeColor="background1" w:themeShade="80"/><w:insideV w:val="single" w:sz="4" w:space="0" w:color="808080" w:themeColor="background1" w:themeShade="80"/></w:tblBorders><w:tblCellMar><w:left w:w="70" w:type="dxa"/><w:right w:w="70" w:type="dxa"/></w:tblCellMar><w:tblLook w:val="04A0" w:firstRow="1" w:lastRow="0" w:firstColumn="1" w:lastColumn="0" w:noHBand="0" w:noVBand="1"/></w:tblPr><w:tblGrid><w:gridCol w:w="2871"/><w:gridCol w:w="1307"/><w:gridCol w:w="1012"/><w:gridCol w:w="1314"/><w:gridCol w:w="1012"/><w:gridCol w:w="1314"/></w:tblGrid><w:tr><w:trPr><w:trHeight w:val="20"/><w:jc w:val="center"/></w:trPr><w:tc><w:tcPr><w:tcW w:w="1626" w:type="pct"/><w:vMerge w:val="restart"/><w:noWrap/><w:vAlign w:val="center"/><w:hideMark/></w:tcPr><w:p><w:pPr><w:jc w:val="center"/><w:rPr><w:rFonts w:ascii="Avenir Next LT Pro" w:hAnsi="Avenir Next LT Pro" w:cs="Calibri"/><w:b/><w:bCs/><w:color w:val="FFFFFF" w:themeColor="background1"/><w:sz w:val="20"/><w:szCs w:val="20"/></w:rPr></w:pPr><w:r><w:rPr><w:rFonts w:ascii="Avenir Next LT Pro" w:hAnsi="Avenir Next LT Pro" w:cs="Calibri"/><w:b/><w:bCs/><w:color w:val="FFFFFF" w:themeColor="background1"/><w:sz w:val="20"/><w:szCs w:val="20"/></w:rPr><w:t>Punto</w:t></w:r></w:p></w:tc><w:tc><w:tcPr><w:tcW w:w="740" w:type="pct"/><w:vMerge w:val="restart"/><w:vAlign w:val="center"/></w:tcPr><w:p><w:pPr><w:jc w:val="center"/><w:rPr><w:rFonts w:ascii="Avenir Next LT Pro" w:hAnsi="Avenir Next LT Pro" w:cs="Calibri"/><w:b/><w:bCs/><w:color w:val="FFFFFF" w:themeColor="background1"/><w:sz w:val="20"/><w:szCs w:val="20"/></w:rPr></w:pPr><w:r><w:rPr><w:rFonts w:ascii="Avenir Next LT Pro" w:hAnsi="Avenir Next LT Pro" w:cs="Calibri"/><w:b/><w:bCs/><w:color w:val="FFFFFF" w:themeColor="background1"/><w:sz w:val="20"/><w:szCs w:val="20"/></w:rPr><w:t>Fecha</w:t></w:r></w:p></w:tc><w:tc><w:tcPr><w:tcW w:w="2634" w:type="pct"/><w:gridSpan w:val="4"/><w:noWrap/><w:vAlign w:val="center"/><w:hideMark/></w:tcPr><w:p><w:pPr><w:jc w:val="center"/><w:rPr><w:rFonts w:ascii="Avenir Next LT Pro" w:hAnsi="Avenir Next LT Pro" w:cs="Calibri"/><w:b/><w:bCs/><w:color w:val="FFFFFF" w:themeColor="background1"/><w:sz w:val="20"/><w:szCs w:val="20"/></w:rPr></w:pPr><w:r><w:rPr><w:rFonts w:ascii="Avenir Next LT Pro" w:hAnsi="Avenir Next LT Pro" w:cs="Calibri"/><w:b/><w:bCs/><w:color w:val="FFFFFF" w:themeColor="background1"/><w:sz w:val="20"/><w:szCs w:val="20"/></w:rPr><w:t>Hora de la </w:t></w:r><w:commentRangeStart w:id="37"/><w:r><w:rPr><w:rFonts w:ascii="Avenir Next LT Pro" w:hAnsi="Avenir Next LT Pro" w:cs="Calibri"/><w:b/><w:bCs/><w:color w:val="FFFFFF" w:themeColor="background1"/><w:sz w:val="20"/><w:szCs w:val="20"/></w:rPr><w:t>medición</w:t></w:r><w:commentRangeEnd w:id="37"/><w:r><w:rPr><w:rStyle w:val="Refdecomentario"/><w:rFonts w:ascii="Tahoma" w:hAnsi="Tahoma"/><w:szCs w:val="20"/><w:lang w:val="es-MX" w:eastAsia="es-MX"/></w:rPr><w:commentReference w:id="37"/></w:r></w:p></w:tc></w:tr><w:tr><w:trPr><w:trHeight w:val="20"/><w:jc w:val="center"/></w:trPr><w:tc><w:tcPr><w:tcW w:w="1626" w:type="pct"/><w:vMerge/><w:vAlign w:val="center"/><w:hideMark/></w:tcPr><w:p><w:pPr><w:jc w:val="center"/><w:rPr><w:rFonts w:ascii="Avenir Next LT Pro" w:hAnsi="Avenir Next LT Pro" w:cs="Calibri"/><w:b/><w:bCs/><w:color w:val="FFFFFF" w:themeColor="background1"/><w:sz w:val="20"/><w:szCs w:val="20"/></w:rPr></w:pPr></w:p></w:tc><w:tc><w:tcPr><w:tcW w:w="740" w:type="pct"/><w:vMerge/><w:vAlign w:val="center"/></w:tcPr><w:p><w:pPr><w:jc w:val="center"/><w:rPr><w:rFonts w:ascii="Avenir Next LT Pro" w:hAnsi="Avenir Next LT Pro" w:cs="Calibri"/><w:b/><w:bCs/><w:color w:val="FFFFFF" w:themeColor="background1"/><w:sz w:val="20"/><w:szCs w:val="20"/></w:rPr></w:pPr></w:p></w:tc><w:tc><w:tcPr><w:tcW w:w="1317" w:type="pct"/><w:gridSpan w:val="2"/><w:noWrap/><w:vAlign w:val="center"/><w:hideMark/></w:tcPr><w:p><w:pPr><w:jc w:val="center"/><w:rPr><w:rFonts w:ascii="Avenir Next LT Pro" w:hAnsi="Avenir Next LT Pro" w:cs="Calibri"/><w:b/><w:bCs/><w:color w:val="FFFFFF" w:themeColor="background1"/><w:sz w:val="20"/><w:szCs w:val="20"/></w:rPr></w:pPr><w:r><w:rPr><w:rFonts w:ascii="Avenir Next LT Pro" w:hAnsi="Avenir Next LT Pro" w:cs="Calibri"/><w:b/><w:bCs/><w:color w:val="FFFFFF" w:themeColor="background1"/><w:sz w:val="20"/><w:szCs w:val="20"/></w:rPr><w:t>Jornada diurna</w:t></w:r></w:p></w:tc><w:tc><w:tcPr><w:tcW w:w="1317" w:type="pct"/><w:gridSpan w:val="2"/><w:noWrap/><w:vAlign w:val="center"/><w:hideMark/></w:tcPr><w:p><w:pPr><w:jc w:val="center"/><w:rPr><w:rFonts w:ascii="Avenir Next LT Pro" w:hAnsi="Avenir Next LT Pro" w:cs="Calibri"/><w:b/><w:bCs/><w:color w:val="FFFFFF" w:themeColor="background1"/><w:sz w:val="20"/><w:szCs w:val="20"/></w:rPr></w:pPr><w:r><w:rPr><w:rFonts w:ascii="Avenir Next LT Pro" w:hAnsi="Avenir Next LT Pro" w:cs="Calibri"/><w:b/><w:bCs/><w:color w:val="FFFFFF" w:themeColor="background1"/><w:sz w:val="20"/><w:szCs w:val="20"/></w:rPr><w:t>Jornada nocturna</w:t></w:r></w:p></w:tc></w:tr><w:tr><w:trPr><w:trHeight w:val="20"/><w:jc w:val="center"/></w:trPr><w:tc><w:tcPr><w:tcW w:w="1626" w:type="pct"/><w:vMerge/><w:vAlign w:val="center"/><w:hideMark/></w:tcPr><w:p><w:pPr><w:jc w:val="center"/><w:rPr><w:rFonts w:ascii="Avenir Next LT Pro" w:hAnsi="Avenir Next LT Pro" w:cs="Calibri"/><w:b/><w:bCs/><w:color w:val="FFFFFF" w:themeColor="background1"/><w:sz w:val="20"/><w:szCs w:val="20"/></w:rPr></w:pPr></w:p></w:tc><w:tc><w:tcPr><w:tcW w:w="740" w:type="pct"/><w:vMerge/><w:vAlign w:val="center"/></w:tcPr><w:p><w:pPr><w:jc w:val="center"/><w:rPr><w:rFonts w:ascii="Avenir Next LT Pro" w:hAnsi="Avenir Next LT Pro" w:cs="Calibri"/><w:b/><w:bCs/><w:color w:val="FFFFFF" w:themeColor="background1"/><w:sz w:val="20"/><w:szCs w:val="20"/></w:rPr></w:pPr></w:p></w:tc><w:tc><w:tcPr><w:tcW w:w="573" w:type="pct"/><w:noWrap/><w:vAlign w:val="center"/><w:hideMark/></w:tcPr><w:p><w:pPr><w:jc w:val="center"/><w:rPr><w:rFonts w:ascii="Avenir Next LT Pro" w:hAnsi="Avenir Next LT Pro" w:cs="Calibri"/><w:b/><w:bCs/><w:color w:val="FFFFFF" w:themeColor="background1"/><w:sz w:val="20"/><w:szCs w:val="20"/></w:rPr></w:pPr><w:r><w:rPr><w:rFonts w:ascii="Avenir Next LT Pro" w:hAnsi="Avenir Next LT Pro" w:cs="Calibri"/><w:b/><w:bCs/><w:color w:val="FFFFFF" w:themeColor="background1"/><w:sz w:val="20"/><w:szCs w:val="20"/></w:rPr><w:t>Inicio</w:t></w:r></w:p></w:tc><w:tc><w:tcPr><w:tcW w:w="744" w:type="pct"/><w:noWrap/><w:vAlign w:val="center"/><w:hideMark/></w:tcPr><w:p><w:pPr><w:jc w:val="center"/><w:rPr><w:rFonts w:ascii="Avenir Next LT Pro" w:hAnsi="Avenir Next LT Pro" w:cs="Calibri"/><w:b/><w:bCs/><w:color w:val="FFFFFF" w:themeColor="background1"/><w:sz w:val="20"/><w:szCs w:val="20"/></w:rPr></w:pPr><w:r><w:rPr><w:rFonts w:ascii="Avenir Next LT Pro" w:hAnsi="Avenir Next LT Pro" w:cs="Calibri"/><w:b/><w:bCs/><w:color w:val="FFFFFF" w:themeColor="background1"/><w:sz w:val="20"/><w:szCs w:val="20"/></w:rPr><w:t>Finalización</w:t></w:r></w:p></w:tc><w:tc><w:tcPr><w:tcW w:w="573" w:type="pct"/><w:noWrap/><w:vAlign w:val="center"/><w:hideMark/></w:tcPr><w:p><w:pPr><w:jc w:val="center"/><w:rPr><w:rFonts w:ascii="Avenir Next LT Pro" w:hAnsi="Avenir Next LT Pro" w:cs="Calibri"/><w:b/><w:bCs/><w:color w:val="FFFFFF" w:themeColor="background1"/><w:sz w:val="20"/><w:szCs w:val="20"/></w:rPr></w:pPr><w:r><w:rPr><w:rFonts w:ascii="Avenir Next LT Pro" w:hAnsi="Avenir Next LT Pro" w:cs="Calibri"/><w:b/><w:bCs/><w:color w:val="FFFFFF" w:themeColor="background1"/><w:sz w:val="20"/><w:szCs w:val="20"/></w:rPr><w:t>Inicio</w:t></w:r></w:p></w:tc><w:tc><w:tcPr><w:tcW w:w="744" w:type="pct"/><w:noWrap/><w:vAlign w:val="center"/><w:hideMark/></w:tcPr><w:p><w:pPr><w:jc w:val="center"/><w:rPr><w:rFonts w:ascii="Avenir Next LT Pro" w:hAnsi="Avenir Next LT Pro" w:cs="Calibri"/><w:b/><w:bCs/><w:color w:val="FFFFFF" w:themeColor="background1"/><w:sz w:val="20"/><w:szCs w:val="20"/></w:rPr></w:pPr><w:r><w:rPr><w:rFonts w:ascii="Avenir Next LT Pro" w:hAnsi="Avenir Next LT Pro" w:cs="Calibri"/><w:b/><w:bCs/><w:color w:val="FFFFFF" w:themeColor="background1"/><w:sz w:val="20"/><w:szCs w:val="20"/></w:rPr><w:t>Finalización</w:t></w:r></w:p></w:tc></w:tr><w:tr><w:trPr><w:trHeight w:val="20"/><w:jc w:val="center"/></w:trPr><w:tc><w:tcPr><w:tcW w:w="1626" w:type="pct"/><w:noWrap/><w:vAlign w:val="center"/></w:tcPr><w:p><w:pPr><w:jc w:val="center"/><w:rPr><w:rFonts w:ascii="Avenir Next LT Pro" w:hAnsi="Avenir Next LT Pro" w:cstheme="minorHAnsi"/><w:color w:val="303030"/><w:sz w:val="20"/><w:szCs w:val="20"/></w:rPr></w:pPr></w:p></w:tc><w:tc><w:tcPr><w:tcW w:w="740" w:type="pct"/><w:vAlign w:val="center"/></w:tcPr><w:p><w:pPr><w:jc w:val="center"/><w:rPr><w:rFonts w:ascii="Avenir Next LT Pro" w:hAnsi="Avenir Next LT Pro" w:cs="Calibri"/><w:color w:val="303030"/><w:sz w:val="20"/><w:szCs w:val="20"/></w:rPr></w:pPr></w:p></w:tc><w:tc><w:tcPr><w:tcW w:w="573" w:type="pct"/><w:noWrap/><w:vAlign w:val="bottom"/></w:tcPr><w:p><w:pPr><w:jc w:val="center"/><w:rPr><w:rFonts w:ascii="Avenir Next LT Pro" w:hAnsi="Avenir Next LT Pro" w:cs="Calibri"/><w:color w:val="303030"/><w:sz w:val="20"/><w:szCs w:val="20"/></w:rPr></w:pPr></w:p></w:tc><w:tc><w:tcPr><w:tcW w:w="744" w:type="pct"/><w:noWrap/><w:vAlign w:val="bottom"/></w:tcPr><w:p><w:pPr><w:jc w:val="center"/><w:rPr><w:rFonts w:ascii="Avenir Next LT Pro" w:hAnsi="Avenir Next LT Pro" w:cs="Calibri"/><w:color w:val="303030"/><w:sz w:val="20"/><w:szCs w:val="20"/></w:rPr></w:pPr></w:p></w:tc><w:tc><w:tcPr><w:tcW w:w="573" w:type="pct"/><w:noWrap/><w:vAlign w:val="bottom"/></w:tcPr><w:p><w:pPr><w:jc w:val="center"/><w:rPr><w:rFonts w:ascii="Avenir Next LT Pro" w:hAnsi="Avenir Next LT Pro" w:cs="Calibri"/><w:color w:val="303030"/><w:sz w:val="20"/><w:szCs w:val="20"/></w:rPr></w:pPr></w:p></w:tc><w:tc><w:tcPr><w:tcW w:w="744" w:type="pct"/><w:noWrap/><w:vAlign w:val="bottom"/></w:tcPr><w:p><w:pPr><w:jc w:val="center"/><w:rPr><w:rFonts w:ascii="Avenir Next LT Pro" w:hAnsi="Avenir Next LT Pro" w:cs="Calibri"/><w:color w:val="303030"/><w:sz w:val="20"/><w:szCs w:val="20"/></w:rPr></w:pPr></w:p></w:tc></w:tr></w:tbl><w:p><w:pPr><w:spacing w:after="240"/><w:jc w:val="center"/><w:rPr><w:rFonts w:ascii="Avenir Next LT Pro" w:hAnsi="Avenir Next LT Pro" w:cs="Calibri"/><w:i/><w:color w:val="303030"/><w:sz w:val="20"/><w:szCs w:val="20"/></w:rPr></w:pPr><w:r><w:rPr><w:rFonts w:ascii="Avenir Next LT Pro" w:hAnsi="Avenir Next LT Pro" w:cs="Calibri"/><w:i/><w:color w:val="303030"/><w:sz w:val="20"/><w:szCs w:val="20"/></w:rPr><w:t>Fuente: SERAMBIENTE S.A.S., </w:t></w:r><w:commentRangeStart w:id="38"/><w:r><w:rPr><w:rFonts w:ascii="Avenir Next LT Pro" w:hAnsi="Avenir Next LT Pro" w:cs="Calibri"/><w:i/><w:color w:val="303030"/><w:sz w:val="20"/><w:szCs w:val="20"/></w:rPr><w:t>XXXX</w:t></w:r><w:commentRangeEnd w:id="38"/><w:r><w:rPr><w:rStyle w:val="Refdecomentario"/><w:rFonts w:ascii="Tahoma" w:hAnsi="Tahoma"/><w:szCs w:val="20"/><w:lang w:val="es-MX" w:eastAsia="es-MX"/></w:rPr><w:commentReference w:id="38"/></w:r><w:r><w:rPr><w:rFonts w:ascii="Avenir Next LT Pro" w:hAnsi="Avenir Next LT Pro" w:cs="Calibri"/><w:i/><w:color w:val="303030"/><w:sz w:val="20"/><w:szCs w:val="20"/></w:rPr><w:t>.</w:t></w:r></w:p><w:p><w:pPr><w:jc w:val="center"/><w:rPr><w:rFonts w:ascii="Avenir Next LT Pro" w:hAnsi="Avenir Next LT Pro" w:cstheme="minorHAnsi"/><w:b/><w:color w:val="303030"/><w:sz w:val="20"/><w:szCs w:val="20"/></w:rPr></w:pPr><w:bookmarkStart w:id="39" w:name="_Ref157165249"/><w:bookmarkStart w:id="40" w:name="_Toc209532329"/><w:r><w:rPr><w:rFonts w:ascii="Avenir Next LT Pro" w:hAnsi="Avenir Next LT Pro" w:cs="Calibri"/><w:b/><w:color w:val="303030"/><w:sz w:val="20"/><w:szCs w:val="20"/></w:rPr><w:t>Tabla </w:t></w:r><w:r><w:rPr><w:rFonts w:ascii="Avenir Next LT Pro" w:hAnsi="Avenir Next LT Pro" w:cs="Calibri"/><w:b/><w:color w:val="303030"/><w:sz w:val="20"/><w:szCs w:val="20"/></w:rPr><w:fldChar w:fldCharType="begin"/></w:r><w:r><w:rPr><w:rFonts w:ascii="Avenir Next LT Pro" w:hAnsi="Avenir Next LT Pro" w:cs="Calibri"/><w:b/><w:color w:val="303030"/><w:sz w:val="20"/><w:szCs w:val="20"/></w:rPr><w:instrText xml:space="preserve"> SEQ Tabla \* ARABIC </w:instrText></w:r><w:r><w:rPr><w:rFonts w:ascii="Avenir Next LT Pro" w:hAnsi="Avenir Next LT Pro" w:cs="Calibri"/><w:b/><w:color w:val="303030"/><w:sz w:val="20"/><w:szCs w:val="20"/></w:rPr><w:fldChar w:fldCharType="separate"/></w:r><w:r><w:rPr><w:rFonts w:ascii="Avenir Next LT Pro" w:hAnsi="Avenir Next LT Pro" w:cs="Calibri"/><w:b/><w:noProof/><w:color w:val="303030"/><w:sz w:val="20"/><w:szCs w:val="20"/></w:rPr><w:t>2</w:t></w:r><w:r><w:rPr><w:rFonts w:ascii="Avenir Next LT Pro" w:hAnsi="Avenir Next LT Pro" w:cs="Calibri"/><w:b/><w:color w:val="303030"/><w:sz w:val="20"/><w:szCs w:val="20"/></w:rPr><w:fldChar w:fldCharType="end"/></w:r><w:bookmarkEnd w:id="39"/><w:r><w:rPr><w:rFonts w:ascii="Avenir Next LT Pro" w:hAnsi="Avenir Next LT Pro" w:cs="Calibri"/><w:b/><w:color w:val="303030"/><w:sz w:val="20"/><w:szCs w:val="20"/></w:rPr><w:t>. Hora de Inicio y finalización – </w:t></w:r><w:r><w:rPr><w:rFonts w:ascii="Avenir Next LT Pro" w:hAnsi="Avenir Next LT Pro" w:cs="Calibri"/><w:b/><w:color w:val="303030"/><w:sz w:val="20"/><w:szCs w:val="20"/></w:rPr><w:t>{2_hora_de_inicio_y_finalizacion_1}</w:t></w:r><w:bookmarkEnd w:id="40"/></w:p><w:tbl><w:tblPr><w:tblW w:w="5000" w:type="pct"/><w:jc w:val="center"/><w:tblBorders><w:top w:val="single" w:sz="4" w:space="0" w:color="808080" w:themeColor="background1" w:themeShade="80"/><w:left w:val="single" w:sz="4" w:space="0" w:color="808080" w:themeColor="background1" w:themeShade="80"/><w:bottom w:val="single" w:sz="4" w:space="0" w:color="808080" w:themeColor="background1" w:themeShade="80"/><w:right w:val="single" w:sz="4" w:space="0" w:color="808080" w:themeColor="background1" w:themeShade="80"/><w:insideH w:val="single" w:sz="4" w:space="0" w:color="808080" w:themeColor="background1" w:themeShade="80"/><w:insideV w:val="single" w:sz="4" w:space="0" w:color="808080" w:themeColor="background1" w:themeShade="80"/></w:tblBorders><w:tblCellMar><w:left w:w="70" w:type="dxa"/><w:right w:w="70" w:type="dxa"/></w:tblCellMar><w:tblLook w:val="04A0" w:firstRow="1" w:lastRow="0" w:firstColumn="1" w:lastColumn="0" w:noHBand="0" w:noVBand="1"/></w:tblPr><w:tblGrid><w:gridCol w:w="2871"/><w:gridCol w:w="1307"/><w:gridCol w:w="1012"/><w:gridCol w:w="1314"/><w:gridCol w:w="1012"/><w:gridCol w:w="1314"/></w:tblGrid><w:tr><w:trPr><w:trHeight w:val="20"/><w:jc w:val="center"/></w:trPr><w:tc><w:tcPr><w:tcW w:w="1626" w:type="pct"/><w:vMerge w:val="restart"/><w:noWrap/><w:vAlign w:val="center"/><w:hideMark/></w:tcPr><w:p><w:pPr><w:jc w:val="center"/><w:rPr><w:rFonts w:ascii="Avenir Next LT Pro" w:hAnsi="Avenir Next LT Pro" w:cs="Calibri"/><w:b/><w:bCs/><w:color w:val="FFFFFF" w:themeColor="background1"/><w:sz w:val="20"/><w:szCs w:val="20"/></w:rPr></w:pPr><w:r><w:rPr><w:rFonts w:ascii="Avenir Next LT Pro" w:hAnsi="Avenir Next LT Pro" w:cs="Calibri"/><w:b/><w:bCs/><w:color w:val="FFFFFF" w:themeColor="background1"/><w:sz w:val="20"/><w:szCs w:val="20"/></w:rPr><w:t>Punto</w:t></w:r></w:p></w:tc><w:tc><w:tcPr><w:tcW w:w="740" w:type="pct"/><w:vMerge w:val="restart"/><w:vAlign w:val="center"/></w:tcPr><w:p><w:pPr><w:jc w:val="center"/><w:rPr><w:rFonts w:ascii="Avenir Next LT Pro" w:hAnsi="Avenir Next LT Pro" w:cs="Calibri"/><w:b/><w:bCs/><w:color w:val="FFFFFF" w:themeColor="background1"/><w:sz w:val="20"/><w:szCs w:val="20"/></w:rPr></w:pPr><w:r><w:rPr><w:rFonts w:ascii="Avenir Next LT Pro" w:hAnsi="Avenir Next LT Pro" w:cs="Calibri"/><w:b/><w:bCs/><w:color w:val="FFFFFF" w:themeColor="background1"/><w:sz w:val="20"/><w:szCs w:val="20"/></w:rPr><w:t>Fecha</w:t></w:r></w:p></w:tc><w:tc><w:tcPr><w:tcW w:w="2634" w:type="pct"/><w:gridSpan w:val="4"/><w:noWrap/><w:vAlign w:val="center"/><w:hideMark/></w:tcPr><w:p><w:pPr><w:jc w:val="center"/><w:rPr><w:rFonts w:ascii="Avenir Next LT Pro" w:hAnsi="Avenir Next LT Pro" w:cs="Calibri"/><w:b/><w:bCs/><w:color w:val="FFFFFF" w:themeColor="background1"/><w:sz w:val="20"/><w:szCs w:val="20"/></w:rPr></w:pPr><w:r><w:rPr><w:rFonts w:ascii="Avenir Next LT Pro" w:hAnsi="Avenir Next LT Pro" w:cs="Calibri"/><w:b/><w:bCs/><w:color w:val="FFFFFF" w:themeColor="background1"/><w:sz w:val="20"/><w:szCs w:val="20"/></w:rPr><w:t>Hora de la medición</w:t></w:r></w:p></w:tc></w:tr><w:tr><w:trPr><w:trHeight w:val="20"/><w:jc w:val="center"/></w:trPr><w:tc><w:tcPr><w:tcW w:w="1626" w:type="pct"/><w:vMerge/><w:vAlign w:val="center"/><w:hideMark/></w:tcPr><w:p><w:pPr><w:jc w:val="center"/><w:rPr><w:rFonts w:ascii="Avenir Next LT Pro" w:hAnsi="Avenir Next LT Pro" w:cs="Calibri"/><w:b/><w:bCs/><w:color w:val="FFFFFF" w:themeColor="background1"/><w:sz w:val="20"/><w:szCs w:val="20"/></w:rPr></w:pPr></w:p></w:tc><w:tc><w:tcPr><w:tcW w:w="740" w:type="pct"/><w:vMerge/><w:vAlign w:val="center"/></w:tcPr><w:p><w:pPr><w:jc w:val="center"/><w:rPr><w:rFonts w:ascii="Avenir Next LT Pro" w:hAnsi="Avenir Next LT Pro" w:cs="Calibri"/><w:b/><w:bCs/><w:color w:val="FFFFFF" w:themeColor="background1"/><w:sz w:val="20"/><w:szCs w:val="20"/></w:rPr></w:pPr></w:p></w:tc><w:tc><w:tcPr><w:tcW w:w="1317" w:type="pct"/><w:gridSpan w:val="2"/><w:noWrap/><w:vAlign w:val="center"/><w:hideMark/></w:tcPr><w:p><w:pPr><w:jc w:val="center"/><w:rPr><w:rFonts w:ascii="Avenir Next LT Pro" w:hAnsi="Avenir Next LT Pro" w:cs="Calibri"/><w:b/><w:bCs/><w:color w:val="FFFFFF" w:themeColor="background1"/><w:sz w:val="20"/><w:szCs w:val="20"/></w:rPr></w:pPr><w:r><w:rPr><w:rFonts w:ascii="Avenir Next LT Pro" w:hAnsi="Avenir Next LT Pro" w:cs="Calibri"/><w:b/><w:bCs/><w:color w:val="FFFFFF" w:themeColor="background1"/><w:sz w:val="20"/><w:szCs w:val="20"/></w:rPr><w:t>Jornada diurna</w:t></w:r></w:p></w:tc><w:tc><w:tcPr><w:tcW w:w="1317" w:type="pct"/><w:gridSpan w:val="2"/><w:noWrap/><w:vAlign w:val="center"/><w:hideMark/></w:tcPr><w:p><w:pPr><w:jc w:val="center"/><w:rPr><w:rFonts w:ascii="Avenir Next LT Pro" w:hAnsi="Avenir Next LT Pro" w:cs="Calibri"/><w:b/><w:bCs/><w:color w:val="FFFFFF" w:themeColor="background1"/><w:sz w:val="20"/><w:szCs w:val="20"/></w:rPr></w:pPr><w:r><w:rPr><w:rFonts w:ascii="Avenir Next LT Pro" w:hAnsi="Avenir Next LT Pro" w:cs="Calibri"/><w:b/><w:bCs/><w:color w:val="FFFFFF" w:themeColor="background1"/><w:sz w:val="20"/><w:szCs w:val="20"/></w:rPr><w:t>Jornada nocturna</w:t></w:r></w:p></w:tc></w:tr><w:tr><w:trPr><w:trHeight w:val="20"/><w:jc w:val="center"/></w:trPr><w:tc><w:tcPr><w:tcW w:w="1626" w:type="pct"/><w:vMerge/><w:vAlign w:val="center"/><w:hideMark/></w:tcPr><w:p><w:pPr><w:jc w:val="center"/><w:rPr><w:rFonts w:ascii="Avenir Next LT Pro" w:hAnsi="Avenir Next LT Pro" w:cs="Calibri"/><w:b/><w:bCs/><w:color w:val="FFFFFF" w:themeColor="background1"/><w:sz w:val="20"/><w:szCs w:val="20"/></w:rPr></w:pPr></w:p></w:tc><w:tc><w:tcPr><w:tcW w:w="740" w:type="pct"/><w:vMerge/><w:vAlign w:val="center"/></w:tcPr><w:p><w:pPr><w:jc w:val="center"/><w:rPr><w:rFonts w:ascii="Avenir Next LT Pro" w:hAnsi="Avenir Next LT Pro" w:cs="Calibri"/><w:b/><w:bCs/><w:color w:val="FFFFFF" w:themeColor="background1"/><w:sz w:val="20"/><w:szCs w:val="20"/></w:rPr></w:pPr></w:p></w:tc><w:tc><w:tcPr><w:tcW w:w="573" w:type="pct"/><w:noWrap/><w:vAlign w:val="center"/><w:hideMark/></w:tcPr><w:p><w:pPr><w:jc w:val="center"/><w:rPr><w:rFonts w:ascii="Avenir Next LT Pro" w:hAnsi="Avenir Next LT Pro" w:cs="Calibri"/><w:b/><w:bCs/><w:color w:val="FFFFFF" w:themeColor="background1"/><w:sz w:val="20"/><w:szCs w:val="20"/></w:rPr></w:pPr><w:r><w:rPr><w:rFonts w:ascii="Avenir Next LT Pro" w:hAnsi="Avenir Next LT Pro" w:cs="Calibri"/><w:b/><w:bCs/><w:color w:val="FFFFFF" w:themeColor="background1"/><w:sz w:val="20"/><w:szCs w:val="20"/></w:rPr><w:t>Inicio</w:t></w:r></w:p></w:tc><w:tc><w:tcPr><w:tcW w:w="744" w:type="pct"/><w:noWrap/><w:vAlign w:val="center"/><w:hideMark/></w:tcPr><w:p><w:pPr><w:jc w:val="center"/><w:rPr><w:rFonts w:ascii="Avenir Next LT Pro" w:hAnsi="Avenir Next LT Pro" w:cs="Calibri"/><w:b/><w:bCs/><w:color w:val="FFFFFF" w:themeColor="background1"/><w:sz w:val="20"/><w:szCs w:val="20"/></w:rPr></w:pPr><w:r><w:rPr><w:rFonts w:ascii="Avenir Next LT Pro" w:hAnsi="Avenir Next LT Pro" w:cs="Calibri"/><w:b/><w:bCs/><w:color w:val="FFFFFF" w:themeColor="background1"/><w:sz w:val="20"/><w:szCs w:val="20"/></w:rPr><w:t>Finalización</w:t></w:r></w:p></w:tc><w:tc><w:tcPr><w:tcW w:w="573" w:type="pct"/><w:noWrap/><w:vAlign w:val="center"/><w:hideMark/></w:tcPr><w:p><w:pPr><w:jc w:val="center"/><w:rPr><w:rFonts w:ascii="Avenir Next LT Pro" w:hAnsi="Avenir Next LT Pro" w:cs="Calibri"/><w:b/><w:bCs/><w:color w:val="FFFFFF" w:themeColor="background1"/><w:sz w:val="20"/><w:szCs w:val="20"/></w:rPr></w:pPr><w:r><w:rPr><w:rFonts w:ascii="Avenir Next LT Pro" w:hAnsi="Avenir Next LT Pro" w:cs="Calibri"/><w:b/><w:bCs/><w:color w:val="FFFFFF" w:themeColor="background1"/><w:sz w:val="20"/><w:szCs w:val="20"/></w:rPr><w:t>Inicio</w:t></w:r></w:p></w:tc><w:tc><w:tcPr><w:tcW w:w="744" w:type="pct"/><w:noWrap/><w:vAlign w:val="center"/><w:hideMark/></w:tcPr><w:p><w:pPr><w:jc w:val="center"/><w:rPr><w:rFonts w:ascii="Avenir Next LT Pro" w:hAnsi="Avenir Next LT Pro" w:cs="Calibri"/><w:b/><w:bCs/><w:color w:val="FFFFFF" w:themeColor="background1"/><w:sz w:val="20"/><w:szCs w:val="20"/></w:rPr></w:pPr><w:r><w:rPr><w:rFonts w:ascii="Avenir Next LT Pro" w:hAnsi="Avenir Next LT Pro" w:cs="Calibri"/><w:b/><w:bCs/><w:color w:val="FFFFFF" w:themeColor="background1"/><w:sz w:val="20"/><w:szCs w:val="20"/></w:rPr><w:t>Finalización</w:t></w:r></w:p></w:tc></w:tr><w:tr><w:trPr><w:trHeight w:val="20"/><w:jc w:val="center"/></w:trPr><w:tc><w:tcPr><w:tcW w:w="1626" w:type="pct"/><w:tcBorders><w:top w:val="single" w:sz="4" w:space="0" w:color="808080"/><w:left w:val="single" w:sz="4" w:space="0" w:color="808080"/><w:bottom w:val="single" w:sz="4" w:space="0" w:color="808080"/><w:right w:val="single" w:sz="4" w:space="0" w:color="808080"/></w:tcBorders><w:noWrap/><w:vAlign w:val="center"/></w:tcPr><w:p><w:pPr><w:jc w:val="center"/><w:rPr><w:rFonts w:ascii="Avenir Next LT Pro" w:hAnsi="Avenir Next LT Pro" w:cstheme="minorHAnsi"/><w:color w:val="303030"/><w:sz w:val="20"/><w:szCs w:val="20"/></w:rPr></w:pPr></w:p></w:tc><w:tc><w:tcPr><w:tcW w:w="740" w:type="pct"/><w:vAlign w:val="center"/></w:tcPr><w:p><w:pPr><w:jc w:val="center"/><w:rPr><w:rFonts w:ascii="Avenir Next LT Pro" w:hAnsi="Avenir Next LT Pro" w:cs="Calibri"/><w:color w:val="303030"/><w:sz w:val="20"/><w:szCs w:val="20"/></w:rPr></w:pPr></w:p></w:tc><w:tc><w:tcPr><w:tcW w:w="573" w:type="pct"/><w:tcBorders><w:top w:val="single" w:sz="4" w:space="0" w:color="808080"/><w:left w:val="single" w:sz="4" w:space="0" w:color="808080"/><w:bottom w:val="single" w:sz="4" w:space="0" w:color="808080"/><w:right w:val="single" w:sz="4" w:space="0" w:color="808080"/></w:tcBorders><w:noWrap/><w:vAlign w:val="bottom"/></w:tcPr><w:p><w:pPr><w:jc w:val="center"/><w:rPr><w:rFonts w:ascii="Avenir Next LT Pro" w:hAnsi="Avenir Next LT Pro" w:cs="Calibri"/><w:color w:val="303030"/><w:sz w:val="20"/><w:szCs w:val="20"/></w:rPr></w:pPr></w:p></w:tc><w:tc><w:tcPr><w:tcW w:w="744" w:type="pct"/><w:tcBorders><w:top w:val="single" w:sz="4" w:space="0" w:color="808080"/><w:left w:val="single" w:sz="4" w:space="0" w:color="808080"/><w:bottom w:val="single" w:sz="4" w:space="0" w:color="808080"/><w:right w:val="single" w:sz="4" w:space="0" w:color="808080"/></w:tcBorders><w:noWrap/><w:vAlign w:val="bottom"/></w:tcPr><w:p><w:pPr><w:jc w:val="center"/><w:rPr><w:rFonts w:ascii="Avenir Next LT Pro" w:hAnsi="Avenir Next LT Pro" w:cs="Calibri"/><w:color w:val="303030"/><w:sz w:val="20"/><w:szCs w:val="20"/></w:rPr></w:pPr></w:p></w:tc><w:tc><w:tcPr><w:tcW w:w="573" w:type="pct"/><w:tcBorders><w:top w:val="single" w:sz="4" w:space="0" w:color="808080"/><w:left w:val="single" w:sz="4" w:space="0" w:color="808080"/><w:bottom w:val="single" w:sz="4" w:space="0" w:color="808080"/><w:right w:val="single" w:sz="4" w:space="0" w:color="808080"/></w:tcBorders><w:noWrap/><w:vAlign w:val="bottom"/></w:tcPr><w:p><w:pPr><w:jc w:val="center"/><w:rPr><w:rFonts w:ascii="Avenir Next LT Pro" w:hAnsi="Avenir Next LT Pro" w:cs="Calibri"/><w:color w:val="303030"/><w:sz w:val="20"/><w:szCs w:val="20"/></w:rPr></w:pPr></w:p></w:tc><w:tc><w:tcPr><w:tcW w:w="744" w:type="pct"/><w:tcBorders><w:top w:val="single" w:sz="4" w:space="0" w:color="808080"/><w:left w:val="single" w:sz="4" w:space="0" w:color="808080"/><w:bottom w:val="single" w:sz="4" w:space="0" w:color="808080"/><w:right w:val="single" w:sz="4" w:space="0" w:color="808080"/></w:tcBorders><w:noWrap/><w:vAlign w:val="bottom"/></w:tcPr><w:p><w:pPr><w:jc w:val="center"/><w:rPr><w:rFonts w:ascii="Avenir Next LT Pro" w:hAnsi="Avenir Next LT Pro" w:cs="Calibri"/><w:color w:val="303030"/><w:sz w:val="20"/><w:szCs w:val="20"/></w:rPr></w:pPr></w:p></w:tc></w:tr></w:tbl><w:p><w:pPr><w:spacing w:after="240"/><w:jc w:val="center"/><w:rPr><w:rFonts w:ascii="Avenir Next LT Pro" w:hAnsi="Avenir Next LT Pro" w:cs="Calibri"/><w:i/><w:color w:val="303030"/><w:sz w:val="20"/><w:szCs w:val="20"/></w:rPr></w:pPr><w:r><w:rPr><w:rFonts w:ascii="Avenir Next LT Pro" w:hAnsi="Avenir Next LT Pro" w:cs="Calibri"/><w:i/><w:color w:val="303030"/><w:sz w:val="20"/><w:szCs w:val="20"/></w:rPr><w:t>Fuente: SERAMBIENTE S.A.S., </w:t></w:r><w:r><w:rPr><w:rFonts w:ascii="Avenir Next LT Pro" w:hAnsi="Avenir Next LT Pro" w:cs="Calibri"/><w:i/><w:color w:val="303030"/><w:sz w:val="20"/><w:szCs w:val="20"/></w:rPr><w:t>{fuente_serambiente_s_a_s_1}</w:t></w:r><w:r><w:rPr><w:rFonts w:ascii="Avenir Next LT Pro" w:hAnsi="Avenir Next LT Pro" w:cs="Calibri"/><w:i/><w:color w:val="303030"/><w:sz w:val="20"/><w:szCs w:val="20"/></w:rPr></w:r></w:p><w:p><w:pPr><w:pStyle w:val="Ttulo2"/><w:numPr><w:ilvl w:val="1"/><w:numId w:val="21"/></w:numPr><w:rPr><w:rFonts w:ascii="Avenir Next LT Pro" w:hAnsi="Avenir Next LT Pro"/><w:color w:val="303030"/><w:sz w:val="28"/><w:szCs w:val="28"/></w:rPr></w:pPr><w:bookmarkStart w:id="41" w:name="_Toc211423071"/><w:bookmarkStart w:id="42" w:name="_Toc215310863"/><w:r><w:rPr><w:rFonts w:ascii="Avenir Next LT Pro" w:hAnsi="Avenir Next LT Pro"/><w:color w:val="303030"/><w:sz w:val="28"/><w:szCs w:val="28"/></w:rPr><w:t>Descripción de los tiempos e intervalos</w:t></w:r><w:r><w:rPr><w:rFonts w:ascii="Avenir Next LT Pro" w:hAnsi="Avenir Next LT Pro"/><w:color w:val="303030"/><w:sz w:val="28"/><w:szCs w:val="28"/></w:rPr><w:t> de </w:t></w:r><w:commentRangeStart w:id="43"/><w:r><w:rPr><w:rFonts w:ascii="Avenir Next LT Pro" w:hAnsi="Avenir Next LT Pro"/><w:color w:val="303030"/><w:sz w:val="28"/><w:szCs w:val="28"/></w:rPr><w:t>medición</w:t></w:r><w:commentRangeEnd w:id="43"/><w:r><w:rPr><w:rFonts w:ascii="Avenir Next LT Pro" w:hAnsi="Avenir Next LT Pro"/><w:color w:val="303030"/><w:sz w:val="28"/><w:szCs w:val="28"/></w:rPr><w:commentReference w:id="43"/></w:r><w:bookmarkEnd w:id="41"/><w:bookmarkEnd w:id="42"/><w:r><w:rPr><w:rFonts w:ascii="Avenir Next LT Pro" w:hAnsi="Avenir Next LT Pro"/><w:color w:val="303030"/><w:sz w:val="28"/><w:szCs w:val="28"/></w:rPr><w:t> </w:t></w:r></w:p><w:p><w:pPr><w:jc w:val="center"/><w:rPr><w:rFonts w:ascii="Avenir Next LT Pro" w:hAnsi="Avenir Next LT Pro"/><w:color w:val="303030"/></w:rPr></w:pPr></w:p><w:p><w:pPr><w:spacing w:after="240" w:line="360" w:lineRule="auto"/><w:jc w:val="both"/><w:rPr><w:rFonts w:ascii="Avenir Next LT Pro" w:hAnsi="Avenir Next LT Pro" w:cstheme="minorHAnsi"/><w:color w:val="303030"/><w:sz w:val="22"/><w:szCs w:val="22"/></w:rPr></w:pPr><w:r><w:rPr><w:rFonts w:ascii="Avenir Next LT Pro" w:hAnsi="Avenir Next LT Pro" w:cstheme="minorHAnsi"/><w:color w:val="303030"/><w:sz w:val="22"/><w:szCs w:val="22"/></w:rPr><w:t>Siguiendo lo establecido en el artículo 5 de la Resolución 0627 de 2006, el tiempo de medida para monitoreos de ruido intradomiciliario, por cada punto de muestreo es de una hora, la cual puede ser medida de forma continua o con intervalos de tiempo distribuidos uniformemente dentro de la misma, hasta obtener como mínimo </w:t></w:r><w:r><w:rPr><w:rFonts w:ascii="Avenir Next LT Pro" w:hAnsi="Avenir Next LT Pro" w:cstheme="minorHAnsi"/><w:color w:val="303030"/><w:sz w:val="22"/><w:szCs w:val="22"/></w:rPr><w:t>{siguiendo_lo_establecido_en_el_articulo_5_de_la_re_1}</w:t></w:r><w:r><w:rPr><w:rFonts w:ascii="Avenir Next LT Pro" w:hAnsi="Avenir Next LT Pro" w:cstheme="minorHAnsi"/><w:color w:val="303030"/><w:sz w:val="22"/><w:szCs w:val="22"/></w:rPr></w:r><w:r><w:rPr><w:rFonts w:ascii="Avenir Next LT Pro" w:hAnsi="Avenir Next LT Pro" w:cstheme="minorHAnsi"/><w:color w:val="303030"/><w:sz w:val="22"/><w:szCs w:val="22"/></w:rPr><w:t>, dando cumplimiento a lo establecido en el artículo 5 </w:t></w:r><w:r><w:rPr><w:rFonts w:ascii="Avenir Next LT Pro" w:hAnsi="Avenir Next LT Pro" w:cstheme="minorHAnsi"/><w:color w:val="303030"/><w:sz w:val="22"/><w:szCs w:val="22"/></w:rPr><w:t>de la Resolución 627 de 2006</w:t></w:r><w:r><w:rPr><w:rFonts w:ascii="Avenir Next LT Pro" w:hAnsi="Avenir Next LT Pro" w:cstheme="minorHAnsi"/><w:color w:val="303030"/><w:sz w:val="22"/><w:szCs w:val="22"/></w:rPr><w:t>. En la </w:t></w:r><w:r><w:rPr><w:rFonts w:ascii="Avenir Next LT Pro" w:hAnsi="Avenir Next LT Pro" w:cstheme="minorHAnsi"/><w:b/><w:color w:val="303030"/><w:sz w:val="22"/><w:szCs w:val="22"/></w:rPr><w:fldChar w:fldCharType="begin"/></w:r><w:r><w:rPr><w:rFonts w:ascii="Avenir Next LT Pro" w:hAnsi="Avenir Next LT Pro" w:cstheme="minorHAnsi"/><w:b/><w:color w:val="303030"/><w:sz w:val="22"/><w:szCs w:val="22"/></w:rPr><w:instrText xml:space="preserve"> REF _Ref16686348 \h  \* MERGEFORMAT </w:instrText></w:r><w:r><w:rPr><w:rFonts w:ascii="Avenir Next LT Pro" w:hAnsi="Avenir Next LT Pro" w:cstheme="minorHAnsi"/><w:b/><w:color w:val="303030"/><w:sz w:val="22"/><w:szCs w:val="22"/></w:rPr></w:r><w:r><w:rPr><w:rFonts w:ascii="Avenir Next LT Pro" w:hAnsi="Avenir Next LT Pro" w:cstheme="minorHAnsi"/><w:b/><w:color w:val="303030"/><w:sz w:val="22"/><w:szCs w:val="22"/></w:rPr><w:fldChar w:fldCharType="separate"/></w:r><w:r><w:rPr><w:rFonts w:ascii="Avenir Next LT Pro" w:hAnsi="Avenir Next LT Pro"/><w:b/><w:color w:val="303030"/><w:sz w:val="22"/><w:szCs w:val="22"/></w:rPr><w:t>Tabla </w:t></w:r><w:r><w:rPr><w:rFonts w:ascii="Avenir Next LT Pro" w:hAnsi="Avenir Next LT Pro"/><w:b/><w:noProof/><w:color w:val="303030"/><w:sz w:val="22"/><w:szCs w:val="22"/></w:rPr><w:lastRenderedPageBreak/><w:t>3</w:t></w:r><w:r><w:rPr><w:rFonts w:ascii="Avenir Next LT Pro" w:hAnsi="Avenir Next LT Pro" w:cstheme="minorHAnsi"/><w:b/><w:color w:val="303030"/><w:sz w:val="22"/><w:szCs w:val="22"/></w:rPr><w:fldChar w:fldCharType="end"/></w:r><w:r><w:rPr><w:rFonts w:ascii="Avenir Next LT Pro" w:hAnsi="Avenir Next LT Pro" w:cstheme="minorHAnsi"/><w:color w:val="303030"/><w:sz w:val="22"/><w:szCs w:val="22"/></w:rPr><w:t> </w:t></w:r><w:r><w:rPr><w:rFonts w:ascii="Avenir Next LT Pro" w:hAnsi="Avenir Next LT Pro" w:cstheme="minorHAnsi"/><w:color w:val="303030"/><w:sz w:val="22"/><w:szCs w:val="22"/></w:rPr><w:t>se presentan la distribución de tiempos de medición y espera empleada durante las jornadas de medición</w:t></w:r><w:r><w:rPr><w:rFonts w:ascii="Avenir Next LT Pro" w:hAnsi="Avenir Next LT Pro" w:cstheme="minorHAnsi"/><w:color w:val="303030"/><w:sz w:val="22"/><w:szCs w:val="22"/></w:rPr><w:t>.</w:t></w:r></w:p><w:p><w:pPr><w:pStyle w:val="Descripcin"/><w:spacing w:before="0" w:after="0"/><w:jc w:val="center"/><w:rPr><w:rFonts w:ascii="Avenir Next LT Pro" w:hAnsi="Avenir Next LT Pro" w:cs="Calibri"/><w:color w:val="303030"/><w:lang w:val="es-CO"/></w:rPr></w:pPr><w:bookmarkStart w:id="44" w:name="_Ref16686348"/><w:bookmarkStart w:id="45" w:name="_Toc16626933"/><w:bookmarkStart w:id="46" w:name="_Toc209532330"/><w:r><w:rPr><w:rFonts w:ascii="Avenir Next LT Pro" w:hAnsi="Avenir Next LT Pro"/><w:color w:val="303030"/><w:lang w:val="es-CO"/></w:rPr><w:t>Tabla </w:t></w:r><w:r><w:rPr><w:rFonts w:ascii="Avenir Next LT Pro" w:hAnsi="Avenir Next LT Pro"/><w:color w:val="303030"/><w:lang w:val="es-CO"/></w:rPr><w:fldChar w:fldCharType="begin"/></w:r><w:r><w:rPr><w:rFonts w:ascii="Avenir Next LT Pro" w:hAnsi="Avenir Next LT Pro"/><w:color w:val="303030"/><w:lang w:val="es-CO"/></w:rPr><w:instrText xml:space="preserve"> SEQ Tabla \* ARABIC </w:instrText></w:r><w:r><w:rPr><w:rFonts w:ascii="Avenir Next LT Pro" w:hAnsi="Avenir Next LT Pro"/><w:color w:val="303030"/><w:lang w:val="es-CO"/></w:rPr><w:fldChar w:fldCharType="separate"/></w:r><w:r><w:rPr><w:rFonts w:ascii="Avenir Next LT Pro" w:hAnsi="Avenir Next LT Pro"/><w:noProof/><w:color w:val="303030"/><w:lang w:val="es-CO"/></w:rPr><w:t>3</w:t></w:r><w:r><w:rPr><w:rFonts w:ascii="Avenir Next LT Pro" w:hAnsi="Avenir Next LT Pro"/><w:color w:val="303030"/><w:lang w:val="es-CO"/></w:rPr><w:fldChar w:fldCharType="end"/></w:r><w:bookmarkEnd w:id="44"/><w:r><w:rPr><w:rFonts w:ascii="Avenir Next LT Pro" w:hAnsi="Avenir Next LT Pro"/><w:color w:val="303030"/><w:lang w:val="es-CO"/></w:rPr><w:t>. </w:t></w:r><w:r><w:rPr><w:rFonts w:ascii="Avenir Next LT Pro" w:hAnsi="Avenir Next LT Pro" w:cs="Calibri"/><w:color w:val="303030"/><w:lang w:val="es-CO"/></w:rPr><w:t>Distribución de tiempos de medición y </w:t></w:r><w:commentRangeStart w:id="47"/><w:r><w:rPr><w:rFonts w:ascii="Avenir Next LT Pro" w:hAnsi="Avenir Next LT Pro" w:cs="Calibri"/><w:color w:val="303030"/><w:lang w:val="es-CO"/></w:rPr><w:t>espera</w:t></w:r><w:bookmarkEnd w:id="45"/><w:commentRangeEnd w:id="47"/><w:r><w:rPr><w:rStyle w:val="Refdecomentario"/><w:b w:val="0"/><w:bCs w:val="0"/></w:rPr><w:commentReference w:id="47"/></w:r><w:bookmarkEnd w:id="46"/></w:p><w:tbl><w:tblPr><w:tblW w:w="5000" w:type="pct"/><w:jc w:val="center"/><w:tblBorders><w:top w:val="single" w:sz="4" w:space="0" w:color="808080" w:themeColor="background1" w:themeShade="80"/><w:left w:val="single" w:sz="4" w:space="0" w:color="808080" w:themeColor="background1" w:themeShade="80"/><w:bottom w:val="single" w:sz="4" w:space="0" w:color="808080" w:themeColor="background1" w:themeShade="80"/><w:right w:val="single" w:sz="4" w:space="0" w:color="808080" w:themeColor="background1" w:themeShade="80"/><w:insideH w:val="single" w:sz="4" w:space="0" w:color="808080" w:themeColor="background1" w:themeShade="80"/><w:insideV w:val="single" w:sz="4" w:space="0" w:color="808080" w:themeColor="background1" w:themeShade="80"/></w:tblBorders><w:tblCellMar><w:left w:w="70" w:type="dxa"/><w:right w:w="70" w:type="dxa"/></w:tblCellMar><w:tblLook w:val="04A0" w:firstRow="1" w:lastRow="0" w:firstColumn="1" w:lastColumn="0" w:noHBand="0" w:noVBand="1"/></w:tblPr><w:tblGrid><w:gridCol w:w="4968"/><w:gridCol w:w="3862"/></w:tblGrid><w:tr><w:trPr><w:trHeight w:val="20"/><w:tblHeader/><w:jc w:val="center"/></w:trPr><w:tc><w:tcPr><w:tcW w:w="2813" w:type="pct"/><w:noWrap/><w:vAlign w:val="center"/></w:tcPr><w:p><w:pPr><w:jc w:val="center"/><w:rPr><w:rFonts w:ascii="Avenir Next LT Pro" w:hAnsi="Avenir Next LT Pro" w:cs="Calibri"/><w:b/><w:bCs/><w:color w:val="FFFFFF" w:themeColor="background1"/><w:sz w:val="20"/><w:szCs w:val="20"/></w:rPr></w:pPr><w:r><w:rPr><w:rFonts w:ascii="Avenir Next LT Pro" w:hAnsi="Avenir Next LT Pro" w:cs="Calibri"/><w:b/><w:bCs/><w:color w:val="FFFFFF" w:themeColor="background1"/><w:sz w:val="20"/><w:szCs w:val="20"/></w:rPr><w:t>Actividad</w:t></w:r></w:p></w:tc><w:tc><w:tcPr><w:tcW w:w="2187" w:type="pct"/><w:noWrap/><w:vAlign w:val="center"/></w:tcPr><w:p><w:pPr><w:jc w:val="center"/><w:rPr><w:rFonts w:ascii="Avenir Next LT Pro" w:hAnsi="Avenir Next LT Pro" w:cs="Calibri"/><w:b/><w:bCs/><w:color w:val="FFFFFF" w:themeColor="background1"/><w:sz w:val="20"/><w:szCs w:val="20"/></w:rPr></w:pPr><w:r><w:rPr><w:rFonts w:ascii="Avenir Next LT Pro" w:hAnsi="Avenir Next LT Pro" w:cs="Calibri"/><w:b/><w:bCs/><w:color w:val="FFFFFF" w:themeColor="background1"/><w:sz w:val="20"/><w:szCs w:val="20"/></w:rPr><w:t>Duración (min)</w:t></w:r></w:p></w:tc></w:tr><w:tr><w:trPr><w:trHeight w:val="20"/><w:jc w:val="center"/></w:trPr><w:tc><w:tcPr><w:tcW w:w="2813" w:type="pct"/><w:noWrap/><w:vAlign w:val="bottom"/></w:tcPr><w:p><w:pPr><w:jc w:val="center"/><w:rPr><w:rFonts w:ascii="Avenir Next LT Pro" w:hAnsi="Avenir Next LT Pro" w:cs="Calibri"/><w:b/><w:bCs/><w:color w:val="303030"/><w:sz w:val="20"/><w:szCs w:val="20"/></w:rPr></w:pPr><w:r><w:rPr><w:rFonts w:ascii="Avenir Next LT Pro" w:hAnsi="Avenir Next LT Pro" w:cs="Calibri"/><w:b/><w:bCs/><w:color w:val="303030"/><w:sz w:val="20"/><w:szCs w:val="20"/></w:rPr><w:t>Medición 1</w:t></w:r></w:p></w:tc><w:tc><w:tcPr><w:tcW w:w="2187" w:type="pct"/><w:noWrap/><w:vAlign w:val="bottom"/></w:tcPr><w:p><w:pPr><w:jc w:val="center"/><w:rPr><w:rFonts w:ascii="Avenir Next LT Pro" w:hAnsi="Avenir Next LT Pro" w:cs="Calibri"/><w:b/><w:bCs/><w:color w:val="303030"/><w:sz w:val="20"/><w:szCs w:val="20"/></w:rPr></w:pPr><w:r><w:rPr><w:rFonts w:ascii="Avenir Next LT Pro" w:hAnsi="Avenir Next LT Pro" w:cs="Calibri"/><w:b/><w:bCs/><w:color w:val="303030"/><w:sz w:val="20"/><w:szCs w:val="20"/></w:rPr><w:t>60</w:t></w:r></w:p></w:tc></w:tr><w:tr><w:trPr><w:trHeight w:val="20"/><w:jc w:val="center"/></w:trPr><w:tc><w:tcPr><w:tcW w:w="2813" w:type="pct"/><w:noWrap/><w:vAlign w:val="bottom"/></w:tcPr><w:p><w:pPr><w:jc w:val="center"/><w:rPr><w:rFonts w:ascii="Avenir Next LT Pro" w:hAnsi="Avenir Next LT Pro" w:cs="Calibri"/><w:color w:val="303030"/><w:sz w:val="20"/><w:szCs w:val="20"/></w:rPr></w:pPr><w:r><w:rPr><w:rFonts w:ascii="Avenir Next LT Pro" w:hAnsi="Avenir Next LT Pro" w:cs="Calibri"/><w:color w:val="303030"/><w:sz w:val="20"/><w:szCs w:val="20"/></w:rPr><w:t>Descanso 1</w:t></w:r></w:p></w:tc><w:tc><w:tcPr><w:tcW w:w="2187" w:type="pct"/><w:noWrap/><w:vAlign w:val="bottom"/></w:tcPr><w:p><w:pPr><w:jc w:val="center"/><w:rPr><w:rFonts w:ascii="Avenir Next LT Pro" w:hAnsi="Avenir Next LT Pro" w:cs="Calibri"/><w:color w:val="303030"/><w:sz w:val="20"/><w:szCs w:val="20"/></w:rPr></w:pPr><w:r><w:rPr><w:rFonts w:ascii="Avenir Next LT Pro" w:hAnsi="Avenir Next LT Pro" w:cs="Calibri"/><w:color w:val="303030"/><w:sz w:val="20"/><w:szCs w:val="20"/></w:rPr><w:t>0</w:t></w:r></w:p></w:tc></w:tr></w:tbl><w:p><w:pPr><w:jc w:val="center"/><w:rPr><w:rFonts w:ascii="Avenir Next LT Pro" w:hAnsi="Avenir Next LT Pro" w:cs="Calibri"/><w:i/><w:color w:val="303030"/><w:sz w:val="20"/><w:szCs w:val="20"/></w:rPr></w:pPr><w:r><w:rPr><w:rFonts w:ascii="Avenir Next LT Pro" w:hAnsi="Avenir Next LT Pro" w:cs="Calibri"/><w:i/><w:color w:val="303030"/><w:sz w:val="20"/><w:szCs w:val="20"/></w:rPr><w:t>Fuente: SERAMBIENTE S.A.S., </w:t></w:r><w:commentRangeStart w:id="48"/><w:r><w:rPr><w:rFonts w:ascii="Avenir Next LT Pro" w:hAnsi="Avenir Next LT Pro" w:cs="Calibri"/><w:i/><w:color w:val="303030"/><w:sz w:val="20"/><w:szCs w:val="20"/></w:rPr><w:t>XXXX</w:t></w:r><w:commentRangeEnd w:id="48"/><w:r><w:rPr><w:rStyle w:val="Refdecomentario"/><w:rFonts w:ascii="Tahoma" w:hAnsi="Tahoma"/><w:szCs w:val="20"/><w:lang w:val="es-MX" w:eastAsia="es-MX"/></w:rPr><w:commentReference w:id="48"/></w:r><w:r><w:rPr><w:rFonts w:ascii="Avenir Next LT Pro" w:hAnsi="Avenir Next LT Pro" w:cs="Calibri"/><w:i/><w:color w:val="303030"/><w:sz w:val="20"/><w:szCs w:val="20"/></w:rPr><w:t>.</w:t></w:r></w:p><w:p><w:pPr><w:jc w:val="center"/><w:rPr><w:rFonts w:ascii="Avenir Next LT Pro" w:hAnsi="Avenir Next LT Pro" w:cstheme="minorHAnsi"/><w:color w:val="303030"/><w:sz w:val="22"/><w:szCs w:val="22"/></w:rPr></w:pPr></w:p><w:p><w:pPr><w:spacing w:after="240" w:line="360" w:lineRule="auto"/><w:jc w:val="both"/><w:rPr><w:rFonts w:ascii="Avenir Next LT Pro" w:hAnsi="Avenir Next LT Pro" w:cstheme="minorHAnsi"/><w:color w:val="303030"/><w:sz w:val="22"/><w:szCs w:val="22"/></w:rPr></w:pPr><w:r><w:rPr><w:rFonts w:ascii="Avenir Next LT Pro" w:hAnsi="Avenir Next LT Pro" w:cstheme="minorHAnsi"/><w:color w:val="303030"/><w:sz w:val="22"/><w:szCs w:val="22"/></w:rPr><w:t>Los intervalos de referencia empleados para jornadas diurna y nocturna fueron los establecidos por el artículo 2 de la Resolución 0627 de 2006, siendo estos:</w:t></w:r></w:p><w:p><w:pPr><w:spacing w:after="240" w:line="360" w:lineRule="auto"/><w:jc w:val="both"/><w:rPr><w:rFonts w:ascii="Avenir Next LT Pro" w:hAnsi="Avenir Next LT Pro" w:cstheme="minorHAnsi"/><w:color w:val="303030"/><w:sz w:val="22"/><w:szCs w:val="22"/></w:rPr></w:pPr></w:p><w:p><w:pPr><w:pStyle w:val="Descripcin"/><w:spacing w:before="0" w:after="0"/><w:jc w:val="center"/><w:rPr><w:rFonts w:ascii="Avenir Next LT Pro" w:hAnsi="Avenir Next LT Pro" w:cs="Calibri"/><w:color w:val="303030"/><w:lang w:val="es-CO"/></w:rPr></w:pPr><w:bookmarkStart w:id="49" w:name="_Toc16626934"/><w:bookmarkStart w:id="50" w:name="_Toc209532331"/><w:r><w:rPr><w:rFonts w:ascii="Avenir Next LT Pro" w:hAnsi="Avenir Next LT Pro"/><w:color w:val="303030"/><w:lang w:val="es-CO"/></w:rPr><w:t>Tabla </w:t></w:r><w:r><w:rPr><w:rFonts w:ascii="Avenir Next LT Pro" w:hAnsi="Avenir Next LT Pro"/><w:color w:val="303030"/><w:lang w:val="es-CO"/></w:rPr><w:fldChar w:fldCharType="begin"/></w:r><w:r><w:rPr><w:rFonts w:ascii="Avenir Next LT Pro" w:hAnsi="Avenir Next LT Pro"/><w:color w:val="303030"/><w:lang w:val="es-CO"/></w:rPr><w:instrText xml:space="preserve"> SEQ Tabla \* ARABIC </w:instrText></w:r><w:r><w:rPr><w:rFonts w:ascii="Avenir Next LT Pro" w:hAnsi="Avenir Next LT Pro"/><w:color w:val="303030"/><w:lang w:val="es-CO"/></w:rPr><w:fldChar w:fldCharType="separate"/></w:r><w:r><w:rPr><w:rFonts w:ascii="Avenir Next LT Pro" w:hAnsi="Avenir Next LT Pro"/><w:noProof/><w:color w:val="303030"/><w:lang w:val="es-CO"/></w:rPr><w:t>4</w:t></w:r><w:r><w:rPr><w:rFonts w:ascii="Avenir Next LT Pro" w:hAnsi="Avenir Next LT Pro"/><w:color w:val="303030"/><w:lang w:val="es-CO"/></w:rPr><w:fldChar w:fldCharType="end"/></w:r><w:r><w:rPr><w:rFonts w:ascii="Avenir Next LT Pro" w:hAnsi="Avenir Next LT Pro"/><w:color w:val="303030"/><w:lang w:val="es-CO"/></w:rPr><w:t>. </w:t></w:r><w:bookmarkEnd w:id="49"/><w:r><w:rPr><w:rFonts w:ascii="Avenir Next LT Pro" w:hAnsi="Avenir Next LT Pro" w:cs="Calibri"/><w:color w:val="303030"/><w:lang w:val="es-CO"/></w:rPr><w:t>Intervalos de referencia empleados</w:t></w:r><w:bookmarkEnd w:id="50"/></w:p><w:tbl><w:tblPr><w:tblW w:w="5000" w:type="pct"/><w:jc w:val="center"/><w:tblBorders><w:top w:val="single" w:sz="4" w:space="0" w:color="808080" w:themeColor="background1" w:themeShade="80"/><w:left w:val="single" w:sz="4" w:space="0" w:color="808080" w:themeColor="background1" w:themeShade="80"/><w:bottom w:val="single" w:sz="4" w:space="0" w:color="808080" w:themeColor="background1" w:themeShade="80"/><w:right w:val="single" w:sz="4" w:space="0" w:color="808080" w:themeColor="background1" w:themeShade="80"/><w:insideH w:val="single" w:sz="4" w:space="0" w:color="808080" w:themeColor="background1" w:themeShade="80"/><w:insideV w:val="single" w:sz="4" w:space="0" w:color="808080" w:themeColor="background1" w:themeShade="80"/></w:tblBorders><w:tblLook w:val="04A0" w:firstRow="1" w:lastRow="0" w:firstColumn="1" w:lastColumn="0" w:noHBand="0" w:noVBand="1"/></w:tblPr><w:tblGrid><w:gridCol w:w="4182"/><w:gridCol w:w="4648"/></w:tblGrid><w:tr><w:trPr><w:trHeight w:val="264"/><w:jc w:val="center"/></w:trPr><w:tc><w:tcPr><w:tcW w:w="2368" w:type="pct"/></w:tcPr><w:p><w:pPr><w:spacing w:line="276" w:lineRule="auto"/><w:jc w:val="center"/><w:rPr><w:rFonts w:ascii="Avenir Next LT Pro" w:hAnsi="Avenir Next LT Pro" w:cstheme="minorHAnsi"/><w:b/><w:color w:val="FFFFFF" w:themeColor="background1"/><w:sz w:val="20"/><w:szCs w:val="20"/></w:rPr></w:pPr><w:r><w:rPr><w:rFonts w:ascii="Avenir Next LT Pro" w:hAnsi="Avenir Next LT Pro" w:cstheme="minorHAnsi"/><w:b/><w:color w:val="FFFFFF" w:themeColor="background1"/><w:sz w:val="20"/><w:szCs w:val="20"/></w:rPr><w:t>Diurno</w:t></w:r></w:p></w:tc><w:tc><w:tcPr><w:tcW w:w="2632" w:type="pct"/></w:tcPr><w:p><w:pPr><w:spacing w:line="276" w:lineRule="auto"/><w:jc w:val="center"/><w:rPr><w:rFonts w:ascii="Avenir Next LT Pro" w:hAnsi="Avenir Next LT Pro" w:cstheme="minorHAnsi"/><w:b/><w:color w:val="FFFFFF" w:themeColor="background1"/><w:sz w:val="20"/><w:szCs w:val="20"/></w:rPr></w:pPr><w:r><w:rPr><w:rFonts w:ascii="Avenir Next LT Pro" w:hAnsi="Avenir Next LT Pro" w:cstheme="minorHAnsi"/><w:b/><w:color w:val="FFFFFF" w:themeColor="background1"/><w:sz w:val="20"/><w:szCs w:val="20"/></w:rPr><w:t>Nocturno</w:t></w:r></w:p></w:tc></w:tr><w:tr><w:trPr><w:jc w:val="center"/></w:trPr><w:tc><w:tcPr><w:tcW w:w="2368" w:type="pct"/></w:tcPr><w:p><w:pPr><w:spacing w:line="276" w:lineRule="auto"/><w:jc w:val="center"/><w:rPr><w:rFonts w:ascii="Avenir Next LT Pro" w:hAnsi="Avenir Next LT Pro" w:cstheme="minorHAnsi"/><w:color w:val="303030"/><w:sz w:val="20"/><w:szCs w:val="20"/></w:rPr></w:pPr><w:r><w:rPr><w:rFonts w:ascii="Avenir Next LT Pro" w:hAnsi="Avenir Next LT Pro" w:cstheme="minorHAnsi"/><w:color w:val="303030"/><w:sz w:val="20"/><w:szCs w:val="20"/></w:rPr><w:t>De 7:01 a 21:00 horas</w:t></w:r></w:p></w:tc><w:tc><w:tcPr><w:tcW w:w="2632" w:type="pct"/></w:tcPr><w:p><w:pPr><w:spacing w:line="276" w:lineRule="auto"/><w:jc w:val="center"/><w:rPr><w:rFonts w:ascii="Avenir Next LT Pro" w:hAnsi="Avenir Next LT Pro" w:cstheme="minorHAnsi"/><w:color w:val="303030"/><w:sz w:val="20"/><w:szCs w:val="20"/></w:rPr></w:pPr><w:r><w:rPr><w:rFonts w:ascii="Avenir Next LT Pro" w:hAnsi="Avenir Next LT Pro" w:cstheme="minorHAnsi"/><w:color w:val="303030"/><w:sz w:val="20"/><w:szCs w:val="20"/></w:rPr><w:t>De 21:01 a 7:00 horas</w:t></w:r></w:p></w:tc></w:tr></w:tbl><w:p><w:pPr><w:spacing w:after="240"/><w:jc w:val="center"/><w:rPr><w:rFonts w:ascii="Avenir Next LT Pro" w:hAnsi="Avenir Next LT Pro" w:cs="Calibri"/><w:i/><w:color w:val="303030"/><w:sz w:val="20"/><w:szCs w:val="20"/></w:rPr></w:pPr><w:r><w:rPr><w:rFonts w:ascii="Avenir Next LT Pro" w:hAnsi="Avenir Next LT Pro" w:cs="Calibri"/><w:i/><w:color w:val="303030"/><w:sz w:val="20"/><w:szCs w:val="20"/></w:rPr><w:t>Fuente: Resolución 0627 del MAVDT actualmente MADS., 2006.</w:t></w:r></w:p><w:p><w:pPr><w:pStyle w:val="Ttulo2"/><w:numPr><w:ilvl w:val="1"/><w:numId w:val="21"/></w:numPr><w:spacing w:after="240"/><w:rPr><w:rFonts w:ascii="Avenir Next LT Pro" w:hAnsi="Avenir Next LT Pro"/><w:color w:val="303030"/><w:sz w:val="28"/><w:szCs w:val="28"/></w:rPr></w:pPr><w:bookmarkStart w:id="51" w:name="_Toc211423072"/><w:bookmarkStart w:id="52" w:name="_Toc215310864"/><w:r><w:rPr><w:rFonts w:ascii="Avenir Next LT Pro" w:hAnsi="Avenir Next LT Pro"/><w:color w:val="303030"/><w:sz w:val="28"/><w:szCs w:val="28"/></w:rPr><w:t>Propósito de la medición</w:t></w:r><w:bookmarkEnd w:id="51"/><w:bookmarkEnd w:id="52"/></w:p><w:p><w:pPr><w:spacing w:after="240" w:line="360" w:lineRule="auto"/><w:jc w:val="both"/><w:rPr><w:rFonts w:ascii="Avenir Next LT Pro" w:hAnsi="Avenir Next LT Pro" w:cs="Calibri"/><w:color w:val="303030"/><w:sz w:val="22"/><w:szCs w:val="22"/></w:rPr></w:pPr><w:r><w:rPr><w:rFonts w:ascii="Avenir Next LT Pro" w:hAnsi="Avenir Next LT Pro" w:cstheme="minorHAnsi"/><w:color w:val="303030"/><w:sz w:val="22"/><w:szCs w:val="22"/></w:rPr><w:t>SERAMBIENTE S.A.S. es una empresa acreditada por el Instituto de Hidrología, </w:t></w:r><w:r><w:rPr><w:rFonts w:ascii="Avenir Next LT Pro" w:hAnsi="Avenir Next LT Pro" w:cstheme="minorHAnsi"/><w:color w:val="303030"/><w:sz w:val="22"/><w:szCs w:val="22"/></w:rPr><w:t>Meteorología y Estudios Ambientales de Colombia – (IDEAM), a través de la Resolu</w:t></w:r><w:commentRangeStart w:id="53"/><w:r><w:rPr><w:rFonts w:ascii="Avenir Next LT Pro" w:hAnsi="Avenir Next LT Pro" w:cstheme="minorHAnsi"/><w:color w:val="303030"/><w:sz w:val="22"/><w:szCs w:val="22"/></w:rPr><w:t>ción </w:t></w:r><w:commentRangeEnd w:id="53"/><w:r><w:rPr><w:rStyle w:val="Refdecomentario"/><w:rFonts w:ascii="Tahoma" w:hAnsi="Tahoma"/><w:szCs w:val="20"/><w:lang w:val="es-MX" w:eastAsia="es-MX"/></w:rPr><w:commentReference w:id="53"/></w:r><w:proofErr w:type="spellStart"/><w:r><w:rPr><w:rFonts w:ascii="Avenir Next LT Pro" w:hAnsi="Avenir Next LT Pro" w:cstheme="minorHAnsi"/><w:color w:val="303030"/><w:sz w:val="22"/><w:szCs w:val="22"/></w:rPr><w:t>{serambiente_s_a_s_es_una_empresa_acreditada_por_el_2}</w:t></w:r><w:proofErr w:type="spellEnd"/><w:r><w:rPr><w:rFonts w:ascii="Avenir Next LT Pro" w:hAnsi="Avenir Next LT Pro" w:cstheme="minorHAnsi"/><w:color w:val="303030"/><w:sz w:val="22"/><w:szCs w:val="22"/></w:rPr></w:r><w:proofErr w:type="spellStart"/><w:r><w:rPr><w:rFonts w:ascii="Avenir Next LT Pro" w:hAnsi="Avenir Next LT Pro" w:cstheme="minorHAnsi"/><w:color w:val="303030"/><w:sz w:val="22"/><w:szCs w:val="22"/></w:rPr></w:r><w:proofErr w:type="spellEnd"/><w:r><w:rPr><w:rFonts w:ascii="Avenir Next LT Pro" w:hAnsi="Avenir Next LT Pro" w:cstheme="minorHAnsi"/><w:color w:val="303030"/><w:sz w:val="22"/><w:szCs w:val="22"/></w:rPr></w:r><w:proofErr w:type="spellStart"/><w:r><w:rPr><w:rFonts w:ascii="Avenir Next LT Pro" w:hAnsi="Avenir Next LT Pro" w:cstheme="minorHAnsi"/><w:color w:val="303030"/><w:sz w:val="22"/><w:szCs w:val="22"/></w:rPr></w:r><w:proofErr w:type="spellEnd"/><w:r><w:rPr><w:rFonts w:ascii="Avenir Next LT Pro" w:hAnsi="Avenir Next LT Pro" w:cstheme="minorHAnsi"/><w:color w:val="303030"/><w:sz w:val="22"/><w:szCs w:val="22"/></w:rPr></w:r><w:proofErr w:type="spellStart"/><w:r><w:rPr><w:rFonts w:ascii="Avenir Next LT Pro" w:hAnsi="Avenir Next LT Pro" w:cstheme="minorHAnsi"/><w:color w:val="303030"/><w:sz w:val="22"/><w:szCs w:val="22"/></w:rPr></w:r><w:proofErr w:type="spellEnd"/><w:r><w:rPr><w:rFonts w:ascii="Avenir Next LT Pro" w:hAnsi="Avenir Next LT Pro" w:cstheme="minorHAnsi"/><w:color w:val="303030"/><w:sz w:val="22"/><w:szCs w:val="22"/></w:rPr></w:r><w:proofErr w:type="spellStart"/><w:r><w:rPr><w:rFonts w:ascii="Avenir Next LT Pro" w:hAnsi="Avenir Next LT Pro" w:cstheme="minorHAnsi"/><w:color w:val="303030"/><w:sz w:val="22"/><w:szCs w:val="22"/></w:rPr></w:r><w:proofErr w:type="spellEnd"/><w:r><w:rPr><w:rFonts w:ascii="Avenir Next LT Pro" w:hAnsi="Avenir Next LT Pro" w:cstheme="minorHAnsi"/><w:color w:val="303030"/><w:sz w:val="22"/><w:szCs w:val="22"/></w:rPr><w:t>, para producir información cuantitativa física y química para los estudios o análisis ambientales requeridos por las autoridades competentes; se encuentra ubicada en la carrera 41 # 73B-72 en la ciudad de Barranquilla. </w:t></w:r></w:p><w:p><w:pPr><w:pStyle w:val="Ttulo2"/><w:numPr><w:ilvl w:val="1"/><w:numId w:val="21"/></w:numPr><w:spacing w:after="240"/><w:rPr><w:rFonts w:ascii="Avenir Next LT Pro" w:hAnsi="Avenir Next LT Pro"/><w:color w:val="303030"/><w:sz w:val="28"/><w:szCs w:val="28"/></w:rPr></w:pPr><w:bookmarkStart w:id="54" w:name="_Toc211423073"/><w:bookmarkStart w:id="55" w:name="_Toc215310865"/><w:r><w:rPr><w:rFonts w:ascii="Avenir Next LT Pro" w:hAnsi="Avenir Next LT Pro"/><w:color w:val="303030"/><w:sz w:val="28"/><w:szCs w:val="28"/></w:rPr><w:t>Normativa de referencia</w:t></w:r><w:bookmarkEnd w:id="54"/><w:bookmarkEnd w:id="55"/></w:p><w:p><w:pPr><w:spacing w:after="240" w:line="360" w:lineRule="auto"/><w:jc w:val="both"/><w:rPr><w:rFonts w:ascii="Avenir Next LT Pro" w:hAnsi="Avenir Next LT Pro" w:cstheme="minorHAnsi"/><w:color w:val="303030"/><w:sz w:val="22"/><w:szCs w:val="22"/></w:rPr></w:pPr><w:r><w:rPr><w:rFonts w:ascii="Avenir Next LT Pro" w:hAnsi="Avenir Next LT Pro" w:cstheme="minorHAnsi"/><w:color w:val="303030"/><w:sz w:val="22"/><w:szCs w:val="22"/></w:rPr><w:t>La metodología de medición de ruido intradomiciliario es la misma de emisión de ruido, mencionada en la Resolución 0627 de 2006 (norma de ruido nacional). La comparación normativa se realiza teniendo en cuenta lo establecido en la Resolución 8321 de 1983 del Ministerio de Salud, artículo 17</w:t></w:r><w:r><w:rPr><w:rFonts w:ascii="Avenir Next LT Pro" w:hAnsi="Avenir Next LT Pro" w:cstheme="minorHAnsi"/><w:color w:val="303030"/><w:sz w:val="22"/><w:szCs w:val="22"/></w:rPr><w:t>{la_metodologia_de_medicion_de_ruido_intradomicilia_1}</w:t></w:r><w:commentRangeStart w:id="56"/><w:r><w:rPr><w:rFonts w:ascii="Avenir Next LT Pro" w:hAnsi="Avenir Next LT Pro" w:cstheme="minorHAnsi"/><w:color w:val="303030"/><w:sz w:val="22"/><w:szCs w:val="22"/></w:rPr></w:r><w:r><w:rPr><w:rFonts w:ascii="Avenir Next LT Pro" w:hAnsi="Avenir Next LT Pro" w:cstheme="minorHAnsi"/><w:color w:val="303030"/><w:sz w:val="22"/><w:szCs w:val="22"/></w:rPr></w:r><w:r><w:rPr><w:rFonts w:ascii="Avenir Next LT Pro" w:hAnsi="Avenir Next LT Pro" w:cstheme="minorHAnsi"/><w:color w:val="303030"/><w:sz w:val="22"/><w:szCs w:val="22"/></w:rPr><w:t> </w:t></w:r><w:commentRangeEnd w:id="56"/><w:r><w:rPr><w:rStyle w:val="Refdecomentario"/><w:rFonts w:ascii="Tahoma" w:hAnsi="Tahoma"/><w:szCs w:val="20"/><w:lang w:val="es-MX" w:eastAsia="es-MX"/></w:rPr><w:commentReference w:id="56"/></w:r></w:p><w:p><w:pPr><w:pStyle w:val="Ttulo2"/><w:numPr><w:ilvl w:val="1"/><w:numId w:val="21"/></w:numPr><w:spacing w:after="240"/><w:rPr><w:rFonts w:ascii="Avenir Next LT Pro" w:hAnsi="Avenir Next LT Pro"/><w:color w:val="303030"/><w:sz w:val="28"/><w:szCs w:val="28"/></w:rPr></w:pPr><w:bookmarkStart w:id="57" w:name="_Toc211423074"/><w:bookmarkStart w:id="58" w:name="_Toc215310866"/><w:r><w:rPr><w:rFonts w:ascii="Avenir Next LT Pro" w:hAnsi="Avenir Next LT Pro"/><w:color w:val="303030"/><w:sz w:val="28"/><w:szCs w:val="28"/></w:rPr><w:t>Ubicación de la medición</w:t></w:r><w:bookmarkEnd w:id="57"/><w:bookmarkEnd w:id="58"/></w:p><w:p><w:pPr><w:rPr><w:rFonts w:ascii="Avenir Next LT Pro" w:hAnsi="Avenir Next LT Pro"/><w:color w:val="303030"/></w:rPr></w:pPr></w:p><w:p><w:pPr><w:widowControl w:val="0"/><w:spacing w:after="240" w:line="360" w:lineRule="auto"/><w:jc w:val="both"/><w:rPr><w:rFonts w:ascii="Avenir Next LT Pro" w:hAnsi="Avenir Next LT Pro" w:cstheme="minorHAnsi"/><w:color w:val="303030"/><w:sz w:val="22"/><w:szCs w:val="22"/></w:rPr></w:pPr><w:r><w:rPr><w:rFonts w:ascii="Avenir Next LT Pro" w:hAnsi="Avenir Next LT Pro" w:cstheme="minorHAnsi"/><w:color w:val="303030"/><w:sz w:val="22"/><w:szCs w:val="22"/></w:rPr><w:t>Se llevaron a cabo mediciones de ruido </w:t></w:r><w:r><w:rPr><w:rFonts w:ascii="Avenir Next LT Pro" w:hAnsi="Avenir Next LT Pro" w:cstheme="minorHAnsi"/><w:color w:val="303030"/><w:sz w:val="22"/><w:szCs w:val="22"/></w:rPr><w:t>intradomiciliario</w:t></w:r><w:r><w:rPr><w:rFonts w:ascii="Avenir Next LT Pro" w:hAnsi="Avenir Next LT Pro" w:cstheme="minorHAnsi"/><w:color w:val="303030"/><w:sz w:val="22"/><w:szCs w:val="22"/></w:rPr><w:t> </w:t></w:r><w:r><w:rPr><w:rFonts w:ascii="Avenir Next LT Pro" w:hAnsi="Avenir Next LT Pro" w:cstheme="minorHAnsi"/><w:color w:val="303030"/><w:sz w:val="22"/><w:szCs w:val="22"/></w:rPr><w:t>en </w:t></w:r><w:commentRangeStart w:id="59"/><w:proofErr w:type="spellStart"/><w:r><w:rPr><w:rFonts w:ascii="Avenir Next LT Pro" w:hAnsi="Avenir Next LT Pro" w:cstheme="minorHAnsi"/><w:color w:val="303030"/><w:sz w:val="22"/><w:szCs w:val="22"/></w:rPr><w:t>{se_llevaron_a_cabo_mediciones_de_ruido_intradomici_1}</w:t></w:r><w:commentRangeEnd w:id="59"/><w:proofErr w:type="spellEnd"/><w:r><w:rPr><w:rStyle w:val="Refdecomentario"/><w:rFonts w:ascii="Tahoma" w:hAnsi="Tahoma"/><w:szCs w:val="20"/><w:lang w:val="es-MX" w:eastAsia="es-MX"/></w:rPr></w:r><w:r><w:rPr><w:rFonts w:ascii="Avenir Next LT Pro" w:hAnsi="Avenir Next LT Pro" w:cstheme="minorHAnsi"/><w:color w:val="303030"/><w:sz w:val="22"/><w:szCs w:val="22"/></w:rPr></w:r><w:proofErr w:type="spellStart"/><w:r><w:rPr><w:rFonts w:ascii="Avenir Next LT Pro" w:hAnsi="Avenir Next LT Pro" w:cstheme="minorHAnsi"/><w:color w:val="303030"/><w:sz w:val="22"/><w:szCs w:val="22"/></w:rPr></w:r><w:proofErr w:type="spellEnd"/><w:r><w:rPr><w:rFonts w:ascii="Avenir Next LT Pro" w:hAnsi="Avenir Next LT Pro" w:cstheme="minorHAnsi"/><w:color w:val="303030"/><w:sz w:val="22"/><w:szCs w:val="22"/></w:rPr></w:r><w:r><w:rPr><w:rFonts w:ascii="Avenir Next LT Pro" w:hAnsi="Avenir Next LT Pro" w:cstheme="minorHAnsi"/><w:color w:val="303030"/><w:sz w:val="22"/><w:szCs w:val="22"/></w:rPr><w:t> los cuales se encuentran ubicados en el </w:t></w:r><w:r><w:rPr><w:rFonts w:ascii="Avenir Next LT Pro" w:hAnsi="Avenir Next LT Pro"/><w:color w:val="303030"/><w:sz w:val="22"/><w:szCs w:val="22"/></w:rPr><w:t>área de estudio de </w:t></w:r><w:r><w:rPr><w:rFonts w:ascii="Avenir Next LT Pro" w:hAnsi="Avenir Next LT Pro" w:cstheme="minorHAnsi"/><w:b/><w:bCs/><w:color w:val="303030"/><w:sz w:val="22"/><w:szCs w:val="22"/></w:rPr><w:t>{los_cuales_se_encuentran_ubicados_en_el_area_de_es_1}</w:t></w:r><w:r><w:rPr><w:rFonts w:ascii="Avenir Next LT Pro" w:hAnsi="Avenir Next LT Pro"/><w:color w:val="303030"/><w:sz w:val="22"/><w:szCs w:val="22"/></w:rPr></w:r><w:r><w:rPr><w:rFonts w:ascii="Avenir Next LT Pro" w:hAnsi="Avenir Next LT Pro"/><w:color w:val="303030"/><w:sz w:val="22"/><w:szCs w:val="22"/></w:rPr><w:t> en el </w:t></w:r><w:commentRangeStart w:id="60"/><w:proofErr w:type="spellStart"/><w:r><w:rPr><w:rFonts w:ascii="Avenir Next LT Pro" w:hAnsi="Avenir Next LT Pro" w:cstheme="minorHAnsi"/><w:color w:val="303030"/><w:sz w:val="22"/><w:szCs w:val="22"/></w:rPr><w:t>xxxxx</w:t></w:r><w:proofErr w:type="spellEnd"/><w:r><w:rPr><w:rFonts w:ascii="Avenir Next LT Pro" w:hAnsi="Avenir Next LT Pro" w:cstheme="minorHAnsi"/><w:color w:val="303030"/><w:sz w:val="22"/><w:szCs w:val="22"/></w:rPr><w:t> </w:t></w:r><w:proofErr w:type="spellStart"/><w:r><w:rPr><w:rFonts w:ascii="Avenir Next LT Pro" w:hAnsi="Avenir Next LT Pro" w:cstheme="minorHAnsi"/><w:color w:val="303030"/><w:sz w:val="22"/><w:szCs w:val="22"/></w:rPr><w:t>xxxx</w:t></w:r><w:proofErr w:type="spellEnd"/><w:r><w:rPr><w:rFonts w:ascii="Avenir Next LT Pro" w:hAnsi="Avenir Next LT Pro" w:cstheme="minorHAnsi"/><w:color w:val="303030"/><w:sz w:val="22"/><w:szCs w:val="22"/></w:rPr><w:t>, </w:t></w:r><w:proofErr w:type="spellStart"/><w:r><w:rPr><w:rFonts w:ascii="Avenir Next LT Pro" w:hAnsi="Avenir Next LT Pro" w:cstheme="minorHAnsi"/><w:color w:val="303030"/><w:sz w:val="22"/><w:szCs w:val="22"/></w:rPr><w:lastRenderedPageBreak/><w:t>xxxxx</w:t></w:r><w:proofErr w:type="spellEnd"/><w:r><w:rPr><w:rFonts w:ascii="Avenir Next LT Pro" w:hAnsi="Avenir Next LT Pro" w:cstheme="minorHAnsi"/><w:color w:val="303030"/><w:sz w:val="22"/><w:szCs w:val="22"/></w:rPr><w:t> </w:t></w:r><w:proofErr w:type="spellStart"/><w:r><w:rPr><w:rFonts w:ascii="Avenir Next LT Pro" w:hAnsi="Avenir Next LT Pro" w:cstheme="minorHAnsi"/><w:color w:val="303030"/><w:sz w:val="22"/><w:szCs w:val="22"/></w:rPr><w:t>xxxx</w:t></w:r><w:commentRangeEnd w:id="60"/><w:proofErr w:type="spellEnd"/><w:r><w:rPr><w:rStyle w:val="Refdecomentario"/><w:rFonts w:ascii="Tahoma" w:hAnsi="Tahoma"/><w:szCs w:val="20"/><w:lang w:val="es-MX" w:eastAsia="es-MX"/></w:rPr><w:commentReference w:id="60"/></w:r><w:r><w:rPr><w:rFonts w:ascii="Avenir Next LT Pro" w:hAnsi="Avenir Next LT Pro" w:cstheme="minorHAnsi"/><w:color w:val="303030"/><w:sz w:val="22"/><w:szCs w:val="22"/></w:rPr><w:t>. Estas mediciones se realizaron siguiendo lo establecido por la Resolución 0627 de 2006; las mediciones se realizaron con el sonómetro ubicado siempre hacia </w:t></w:r><w:r><w:rPr><w:rFonts w:ascii="Avenir Next LT Pro" w:hAnsi="Avenir Next LT Pro" w:cstheme="minorHAnsi"/><w:color w:val="303030"/><w:sz w:val="22"/><w:szCs w:val="22"/></w:rPr><w:t>el área del afectado</w:t></w:r><w:r><w:rPr><w:rFonts w:ascii="Avenir Next LT Pro" w:hAnsi="Avenir Next LT Pro" w:cstheme="minorHAnsi"/><w:color w:val="303030"/><w:sz w:val="22"/><w:szCs w:val="22"/></w:rPr><w:t>, sobre un trípode</w:t></w:r><w:r><w:rPr><w:rFonts w:ascii="Avenir Next LT Pro" w:hAnsi="Avenir Next LT Pro" w:cstheme="minorHAnsi"/><w:color w:val="303030"/><w:sz w:val="22"/><w:szCs w:val="22"/></w:rPr><w:t>. </w:t></w:r><w:commentRangeStart w:id="61"/><w:r><w:rPr><w:rFonts w:ascii="Avenir Next LT Pro" w:hAnsi="Avenir Next LT Pro" w:cstheme="minorHAnsi"/><w:color w:val="303030"/><w:sz w:val="22"/><w:szCs w:val="22"/></w:rPr><w:t>{estas_mediciones_se_realizaron_siguiendo_lo_establ_1}</w:t></w:r><w:commentRangeEnd w:id="61"/><w:r><w:rPr><w:rStyle w:val="Refdecomentario"/><w:rFonts w:ascii="Tahoma" w:hAnsi="Tahoma"/><w:szCs w:val="20"/><w:lang w:val="es-MX" w:eastAsia="es-MX"/></w:rPr></w:r><w:r><w:rPr><w:rFonts w:ascii="Avenir Next LT Pro" w:hAnsi="Avenir Next LT Pro" w:cstheme="minorHAnsi"/><w:color w:val="303030"/><w:sz w:val="22"/><w:szCs w:val="22"/></w:rPr></w:r><w:r><w:rPr><w:rFonts w:ascii="Avenir Next LT Pro" w:hAnsi="Avenir Next LT Pro" w:cstheme="minorHAnsi"/><w:color w:val="303030"/><w:sz w:val="22"/><w:szCs w:val="22"/></w:rPr></w:r><w:r><w:rPr><w:rFonts w:ascii="Avenir Next LT Pro" w:hAnsi="Avenir Next LT Pro" w:cstheme="minorHAnsi"/><w:color w:val="303030"/><w:sz w:val="22"/><w:szCs w:val="22"/></w:rPr></w:r><w:r><w:rPr><w:rFonts w:ascii="Avenir Next LT Pro" w:hAnsi="Avenir Next LT Pro"/><w:color w:val="303030"/><w:sz w:val="22"/><w:szCs w:val="22"/></w:rPr></w:r></w:p><w:p><w:pPr><w:pStyle w:val="NormalWeb"/><w:spacing w:before="0" w:beforeAutospacing="0" w:after="0" w:afterAutospacing="0" w:line="360" w:lineRule="auto"/><w:jc w:val="both"/><w:rPr><w:rFonts w:ascii="Avenir Next LT Pro" w:hAnsi="Avenir Next LT Pro" w:cstheme="minorHAnsi"/><w:color w:val="303030"/><w:sz w:val="22"/><w:szCs w:val="22"/><w:lang w:val="en-US"/></w:rPr></w:pPr><w:bookmarkStart w:id="62" w:name="_Toc534961085"/><w:commentRangeStart w:id="63"/><w:proofErr w:type="spellStart"/><w:r><w:rPr><w:rFonts w:ascii="Avenir Next LT Pro" w:hAnsi="Avenir Next LT Pro" w:cstheme="minorHAnsi"/><w:color w:val="303030"/><w:sz w:val="22"/><w:szCs w:val="22"/><w:lang w:val="en-US"/></w:rPr><w:t>{var_5}</w:t></w:r><w:commentRangeEnd w:id="63"/><w:proofErr w:type="spellEnd"/><w:r><w:rPr><w:rStyle w:val="Refdecomentario"/><w:rFonts w:ascii="Tahoma" w:hAnsi="Tahoma"/><w:szCs w:val="20"/><w:lang w:val="es-MX" w:eastAsia="es-MX"/></w:rPr></w:r><w:r><w:rPr><w:rFonts w:ascii="Avenir Next LT Pro" w:hAnsi="Avenir Next LT Pro" w:cstheme="minorHAnsi"/><w:color w:val="303030"/><w:sz w:val="22"/><w:szCs w:val="22"/><w:lang w:val="en-US"/></w:rPr></w:r><w:r><w:rPr><w:rFonts w:ascii="Avenir Next LT Pro" w:hAnsi="Avenir Next LT Pro" w:cstheme="minorHAnsi"/><w:color w:val="303030"/><w:sz w:val="22"/><w:szCs w:val="22"/><w:lang w:val="en-US"/></w:rPr><w:t> </w:t></w:r></w:p><w:p><w:pPr><w:pStyle w:val="NormalWeb"/><w:spacing w:before="0" w:beforeAutospacing="0" w:after="0" w:afterAutospacing="0" w:line="360" w:lineRule="auto"/><w:jc w:val="both"/><w:rPr><w:rFonts w:ascii="Avenir Next LT Pro" w:hAnsi="Avenir Next LT Pro" w:cstheme="minorHAnsi"/><w:color w:val="303030"/><w:sz w:val="22"/><w:szCs w:val="22"/><w:lang w:val="en-US"/></w:rPr></w:pPr></w:p><w:p><w:pPr><w:widowControl w:val="0"/><w:spacing w:after="240" w:line="360" w:lineRule="auto"/><w:jc w:val="both"/><w:rPr><w:rFonts w:ascii="Avenir Next LT Pro" w:hAnsi="Avenir Next LT Pro" w:cstheme="minorHAnsi"/><w:b/><w:bCs/><w:color w:val="303030"/><w:sz w:val="22"/><w:szCs w:val="22"/></w:rPr></w:pPr><w:r><w:rPr><w:rFonts w:ascii="Avenir Next LT Pro" w:hAnsi="Avenir Next LT Pro" w:cstheme="minorHAnsi"/><w:color w:val="303030"/><w:sz w:val="22"/><w:szCs w:val="22"/></w:rPr><w:t>El punto de monitoreo se ubicó de acuerdo con el sistema de coordenadas geográficas WGS84 y coordenadas planas Magna Sirgas con origen Nacional, las coordenadas se relacionan en la </w:t></w:r><w:r><w:rPr><w:rFonts w:ascii="Avenir Next LT Pro" w:hAnsi="Avenir Next LT Pro" w:cstheme="minorHAnsi"/><w:color w:val="303030"/><w:sz w:val="22"/><w:szCs w:val="22"/></w:rPr><w:fldChar w:fldCharType="begin"/></w:r><w:r><w:rPr><w:rFonts w:ascii="Avenir Next LT Pro" w:hAnsi="Avenir Next LT Pro" w:cstheme="minorHAnsi"/><w:color w:val="303030"/><w:sz w:val="22"/><w:szCs w:val="22"/></w:rPr><w:instrText xml:space="preserve"> REF _Ref112600997 \h  \* MERGEFORMAT </w:instrText></w:r><w:r><w:rPr><w:rFonts w:ascii="Avenir Next LT Pro" w:hAnsi="Avenir Next LT Pro" w:cstheme="minorHAnsi"/><w:color w:val="303030"/><w:sz w:val="22"/><w:szCs w:val="22"/></w:rPr></w:r><w:r><w:rPr><w:rFonts w:ascii="Avenir Next LT Pro" w:hAnsi="Avenir Next LT Pro" w:cstheme="minorHAnsi"/><w:color w:val="303030"/><w:sz w:val="22"/><w:szCs w:val="22"/></w:rPr><w:fldChar w:fldCharType="separate"/></w:r><w:r><w:rPr><w:rFonts w:ascii="Avenir Next LT Pro" w:hAnsi="Avenir Next LT Pro" w:cstheme="minorHAnsi"/><w:b/><w:color w:val="303030"/><w:sz w:val="22"/><w:szCs w:val="22"/></w:rPr><w:t>Tabla </w:t></w:r><w:r><w:rPr><w:rFonts w:ascii="Avenir Next LT Pro" w:hAnsi="Avenir Next LT Pro" w:cstheme="minorHAnsi"/><w:b/><w:noProof/><w:color w:val="303030"/><w:sz w:val="22"/><w:szCs w:val="22"/></w:rPr><w:t>5</w:t></w:r><w:r><w:rPr><w:rFonts w:ascii="Avenir Next LT Pro" w:hAnsi="Avenir Next LT Pro" w:cstheme="minorHAnsi"/><w:color w:val="303030"/><w:sz w:val="22"/><w:szCs w:val="22"/></w:rPr><w:fldChar w:fldCharType="end"/></w:r><w:r><w:rPr><w:rFonts w:ascii="Avenir Next LT Pro" w:hAnsi="Avenir Next LT Pro" w:cstheme="minorHAnsi"/><w:color w:val="303030"/><w:sz w:val="22"/><w:szCs w:val="22"/></w:rPr><w:t> y la ubicación geográfica en la </w:t></w:r><w:r><w:rPr><w:rFonts w:ascii="Avenir Next LT Pro" w:hAnsi="Avenir Next LT Pro" w:cstheme="minorHAnsi"/><w:b/><w:bCs/><w:color w:val="303030"/><w:sz w:val="22"/><w:szCs w:val="22"/></w:rPr><w:fldChar w:fldCharType="begin"/></w:r><w:r><w:rPr><w:rFonts w:ascii="Avenir Next LT Pro" w:hAnsi="Avenir Next LT Pro" w:cstheme="minorHAnsi"/><w:b/><w:color w:val="303030"/><w:sz w:val="22"/><w:szCs w:val="22"/></w:rPr><w:instrText xml:space="preserve"> REF _Ref112600974 \h </w:instrText></w:r><w:r><w:rPr><w:rFonts w:ascii="Avenir Next LT Pro" w:hAnsi="Avenir Next LT Pro" w:cstheme="minorHAnsi"/><w:b/><w:bCs/><w:color w:val="303030"/><w:sz w:val="22"/><w:szCs w:val="22"/></w:rPr><w:instrText xml:space="preserve"> \* MERGEFORMAT </w:instrText></w:r><w:r><w:rPr><w:rFonts w:ascii="Avenir Next LT Pro" w:hAnsi="Avenir Next LT Pro" w:cstheme="minorHAnsi"/><w:b/><w:bCs/><w:color w:val="303030"/><w:sz w:val="22"/><w:szCs w:val="22"/></w:rPr></w:r><w:r><w:rPr><w:rFonts w:ascii="Avenir Next LT Pro" w:hAnsi="Avenir Next LT Pro" w:cstheme="minorHAnsi"/><w:b/><w:bCs/><w:color w:val="303030"/><w:sz w:val="22"/><w:szCs w:val="22"/></w:rPr><w:fldChar w:fldCharType="separate"/></w:r><w:r><w:rPr><w:rFonts w:ascii="Avenir Next LT Pro" w:hAnsi="Avenir Next LT Pro" w:cstheme="minorHAnsi"/><w:b/><w:color w:val="303030"/><w:sz w:val="22"/><w:szCs w:val="22"/></w:rPr><w:t>Figura </w:t></w:r><w:r><w:rPr><w:rFonts w:ascii="Avenir Next LT Pro" w:hAnsi="Avenir Next LT Pro" w:cstheme="minorHAnsi"/><w:b/><w:noProof/><w:color w:val="303030"/><w:sz w:val="22"/><w:szCs w:val="22"/></w:rPr><w:t>1</w:t></w:r><w:r><w:rPr><w:rFonts w:ascii="Avenir Next LT Pro" w:hAnsi="Avenir Next LT Pro" w:cstheme="minorHAnsi"/><w:b/><w:bCs/><w:color w:val="303030"/><w:sz w:val="22"/><w:szCs w:val="22"/></w:rPr><w:fldChar w:fldCharType="end"/></w:r><w:r><w:rPr><w:rFonts w:ascii="Avenir Next LT Pro" w:hAnsi="Avenir Next LT Pro" w:cstheme="minorHAnsi"/><w:b/><w:bCs/><w:color w:val="303030"/><w:sz w:val="22"/><w:szCs w:val="22"/></w:rPr><w:t>.</w:t></w:r><w:r><w:rPr><w:rFonts w:ascii="Avenir Next LT Pro" w:hAnsi="Avenir Next LT Pro" w:cstheme="minorHAnsi"/><w:b/><w:bCs/><w:color w:val="303030"/><w:sz w:val="22"/><w:szCs w:val="22"/></w:rPr><w:t> </w:t></w:r></w:p><w:p><w:pPr><w:pStyle w:val="NormalWeb"/><w:spacing w:before="0" w:beforeAutospacing="0" w:after="0" w:afterAutospacing="0"/><w:jc w:val="center"/><w:rPr><w:rFonts w:ascii="Avenir Next LT Pro" w:hAnsi="Avenir Next LT Pro" w:cstheme="minorHAnsi"/><w:b/><w:color w:val="303030"/><w:sz w:val="20"/><w:szCs w:val="20"/></w:rPr></w:pPr><w:bookmarkStart w:id="64" w:name="_Ref112600997"/><w:bookmarkStart w:id="65" w:name="_Toc209532332"/><w:r><w:rPr><w:rFonts w:ascii="Avenir Next LT Pro" w:hAnsi="Avenir Next LT Pro" w:cstheme="minorHAnsi"/><w:b/><w:color w:val="303030"/><w:sz w:val="20"/><w:szCs w:val="20"/></w:rPr><w:t>Tabla </w:t></w:r><w:r><w:rPr><w:rFonts w:ascii="Avenir Next LT Pro" w:hAnsi="Avenir Next LT Pro" w:cstheme="minorHAnsi"/><w:b/><w:color w:val="303030"/><w:sz w:val="20"/><w:szCs w:val="20"/></w:rPr><w:fldChar w:fldCharType="begin"/></w:r><w:r><w:rPr><w:rFonts w:ascii="Avenir Next LT Pro" w:hAnsi="Avenir Next LT Pro" w:cstheme="minorHAnsi"/><w:b/><w:color w:val="303030"/><w:sz w:val="20"/><w:szCs w:val="20"/></w:rPr><w:instrText xml:space="preserve"> SEQ Tabla \* ARABIC </w:instrText></w:r><w:r><w:rPr><w:rFonts w:ascii="Avenir Next LT Pro" w:hAnsi="Avenir Next LT Pro" w:cstheme="minorHAnsi"/><w:b/><w:color w:val="303030"/><w:sz w:val="20"/><w:szCs w:val="20"/></w:rPr><w:fldChar w:fldCharType="separate"/></w:r><w:r><w:rPr><w:rFonts w:ascii="Avenir Next LT Pro" w:hAnsi="Avenir Next LT Pro" w:cstheme="minorHAnsi"/><w:b/><w:noProof/><w:color w:val="303030"/><w:sz w:val="20"/><w:szCs w:val="20"/></w:rPr><w:t>5</w:t></w:r><w:r><w:rPr><w:rFonts w:ascii="Avenir Next LT Pro" w:hAnsi="Avenir Next LT Pro" w:cstheme="minorHAnsi"/><w:b/><w:color w:val="303030"/><w:sz w:val="20"/><w:szCs w:val="20"/></w:rPr><w:fldChar w:fldCharType="end"/></w:r><w:bookmarkEnd w:id="64"/><w:r><w:rPr><w:rFonts w:ascii="Avenir Next LT Pro" w:hAnsi="Avenir Next LT Pro" w:cstheme="minorHAnsi"/><w:b/><w:color w:val="303030"/><w:sz w:val="20"/><w:szCs w:val="20"/></w:rPr><w:t>. Descripción y ubicación </w:t></w:r><w:r><w:rPr><w:rFonts w:ascii="Avenir Next LT Pro" w:hAnsi="Avenir Next LT Pro" w:cstheme="minorHAnsi"/><w:b/><w:color w:val="303030"/><w:sz w:val="20"/><w:szCs w:val="20"/></w:rPr><w:t>en el punto</w:t></w:r><w:r><w:rPr><w:rFonts w:ascii="Avenir Next LT Pro" w:hAnsi="Avenir Next LT Pro" w:cstheme="minorHAnsi"/><w:b/><w:color w:val="303030"/><w:sz w:val="20"/><w:szCs w:val="20"/></w:rPr><w:t> de </w:t></w:r><w:bookmarkEnd w:id="62"/><w:r><w:rPr><w:rFonts w:ascii="Avenir Next LT Pro" w:hAnsi="Avenir Next LT Pro" w:cstheme="minorHAnsi"/><w:b/><w:color w:val="303030"/><w:sz w:val="20"/><w:szCs w:val="20"/></w:rPr><w:t>muestreo.</w:t></w:r><w:bookmarkEnd w:id="65"/></w:p><w:tbl><w:tblPr><w:tblW w:w="4922" w:type="pct"/><w:tblInd w:w="137" w:type="dxa"/><w:tblBorders><w:top w:val="single" w:sz="4" w:space="0" w:color="808080" w:themeColor="background1" w:themeShade="80"/><w:left w:val="single" w:sz="4" w:space="0" w:color="808080" w:themeColor="background1" w:themeShade="80"/><w:bottom w:val="single" w:sz="4" w:space="0" w:color="808080" w:themeColor="background1" w:themeShade="80"/><w:right w:val="single" w:sz="4" w:space="0" w:color="808080" w:themeColor="background1" w:themeShade="80"/><w:insideH w:val="single" w:sz="4" w:space="0" w:color="808080" w:themeColor="background1" w:themeShade="80"/><w:insideV w:val="single" w:sz="4" w:space="0" w:color="808080" w:themeColor="background1" w:themeShade="80"/></w:tblBorders><w:tblCellMar><w:left w:w="70" w:type="dxa"/><w:right w:w="70" w:type="dxa"/></w:tblCellMar><w:tblLook w:val="04A0" w:firstRow="1" w:lastRow="0" w:firstColumn="1" w:lastColumn="0" w:noHBand="0" w:noVBand="1"/></w:tblPr><w:tblGrid><w:gridCol w:w="1700"/><w:gridCol w:w="864"/><w:gridCol w:w="1556"/><w:gridCol w:w="1465"/><w:gridCol w:w="1622"/><w:gridCol w:w="1485"/></w:tblGrid><w:tr><w:trPr><w:trHeight w:val="20"/><w:tblHeader/></w:trPr><w:tc><w:tcPr><w:tcW w:w="978" w:type="pct"/><w:vMerge w:val="restart"/><w:vAlign w:val="center"/><w:hideMark/></w:tcPr><w:p><w:pPr><w:jc w:val="center"/><w:rPr><w:rFonts w:ascii="Avenir Next LT Pro" w:hAnsi="Avenir Next LT Pro" w:cs="Calibri"/><w:b/><w:bCs/><w:color w:val="FFFFFF" w:themeColor="background1"/><w:sz w:val="20"/><w:szCs w:val="20"/><w:lang w:eastAsia="es-ES"/></w:rPr></w:pPr><w:r><w:rPr><w:rFonts w:ascii="Avenir Next LT Pro" w:hAnsi="Avenir Next LT Pro" w:cs="Calibri"/><w:b/><w:bCs/><w:color w:val="FFFFFF" w:themeColor="background1"/><w:sz w:val="20"/><w:szCs w:val="20"/><w:lang w:eastAsia="es-ES"/></w:rPr><w:t>Puntos</w:t></w:r></w:p></w:tc><w:tc><w:tcPr><w:tcW w:w="497" w:type="pct"/><w:vMerge w:val="restart"/><w:vAlign w:val="center"/><w:hideMark/></w:tcPr><w:p><w:pPr><w:jc w:val="center"/><w:rPr><w:rFonts w:ascii="Avenir Next LT Pro" w:hAnsi="Avenir Next LT Pro" w:cs="Calibri"/><w:b/><w:bCs/><w:color w:val="FFFFFF" w:themeColor="background1"/><w:sz w:val="20"/><w:szCs w:val="20"/><w:lang w:eastAsia="es-ES"/></w:rPr></w:pPr><w:r><w:rPr><w:rFonts w:ascii="Avenir Next LT Pro" w:hAnsi="Avenir Next LT Pro" w:cs="Calibri"/><w:b/><w:bCs/><w:color w:val="FFFFFF" w:themeColor="background1"/><w:sz w:val="20"/><w:szCs w:val="20"/><w:lang w:eastAsia="es-ES"/></w:rPr><w:t>Cota (msnm)</w:t></w:r></w:p></w:tc><w:tc><w:tcPr><w:tcW w:w="3525" w:type="pct"/><w:gridSpan w:val="4"/><w:vAlign w:val="center"/><w:hideMark/></w:tcPr><w:p><w:pPr><w:jc w:val="center"/><w:rPr><w:rFonts w:ascii="Avenir Next LT Pro" w:hAnsi="Avenir Next LT Pro" w:cs="Calibri"/><w:b/><w:bCs/><w:color w:val="FFFFFF" w:themeColor="background1"/><w:sz w:val="20"/><w:szCs w:val="20"/><w:lang w:eastAsia="es-ES"/></w:rPr></w:pPr><w:r><w:rPr><w:rFonts w:ascii="Avenir Next LT Pro" w:hAnsi="Avenir Next LT Pro" w:cs="Calibri"/><w:b/><w:bCs/><w:color w:val="FFFFFF" w:themeColor="background1"/><w:sz w:val="20"/><w:szCs w:val="20"/><w:lang w:eastAsia="es-ES"/></w:rPr><w:t>Georreferenciación</w:t></w:r></w:p></w:tc></w:tr><w:tr><w:trPr><w:trHeight w:val="291"/><w:tblHeader/></w:trPr><w:tc><w:tcPr><w:tcW w:w="978" w:type="pct"/><w:vMerge/><w:vAlign w:val="center"/><w:hideMark/></w:tcPr><w:p><w:pPr><w:jc w:val="center"/><w:rPr><w:rFonts w:ascii="Avenir Next LT Pro" w:hAnsi="Avenir Next LT Pro" w:cs="Calibri"/><w:b/><w:bCs/><w:color w:val="FFFFFF" w:themeColor="background1"/><w:sz w:val="20"/><w:szCs w:val="20"/><w:lang w:eastAsia="es-ES"/></w:rPr></w:pPr></w:p></w:tc><w:tc><w:tcPr><w:tcW w:w="497" w:type="pct"/><w:vMerge/><w:vAlign w:val="center"/><w:hideMark/></w:tcPr><w:p><w:pPr><w:jc w:val="center"/><w:rPr><w:rFonts w:ascii="Avenir Next LT Pro" w:hAnsi="Avenir Next LT Pro" w:cs="Calibri"/><w:b/><w:bCs/><w:color w:val="FFFFFF" w:themeColor="background1"/><w:sz w:val="20"/><w:szCs w:val="20"/><w:lang w:eastAsia="es-ES"/></w:rPr></w:pPr></w:p></w:tc><w:tc><w:tcPr><w:tcW w:w="1738" w:type="pct"/><w:gridSpan w:val="2"/><w:vMerge w:val="restart"/><w:vAlign w:val="center"/><w:hideMark/></w:tcPr><w:p><w:pPr><w:jc w:val="center"/><w:rPr><w:rFonts w:ascii="Avenir Next LT Pro" w:hAnsi="Avenir Next LT Pro" w:cs="Calibri"/><w:b/><w:bCs/><w:color w:val="FFFFFF" w:themeColor="background1"/><w:sz w:val="20"/><w:szCs w:val="20"/><w:lang w:eastAsia="es-ES"/></w:rPr></w:pPr><w:r><w:rPr><w:rFonts w:ascii="Avenir Next LT Pro" w:hAnsi="Avenir Next LT Pro" w:cs="Calibri"/><w:b/><w:color w:val="FFFFFF" w:themeColor="background1"/><w:sz w:val="20"/><w:szCs w:val="20"/><w:lang w:eastAsia="es-ES"/></w:rPr><w:t>Coordenadas Geográficas WGS84</w:t></w:r></w:p></w:tc><w:tc><w:tcPr><w:tcW w:w="1787" w:type="pct"/><w:gridSpan w:val="2"/><w:vMerge w:val="restart"/><w:vAlign w:val="center"/><w:hideMark/></w:tcPr><w:p><w:pPr><w:jc w:val="center"/><w:rPr><w:rFonts w:ascii="Avenir Next LT Pro" w:hAnsi="Avenir Next LT Pro" w:cs="Calibri"/><w:b/><w:bCs/><w:color w:val="FFFFFF" w:themeColor="background1"/><w:sz w:val="20"/><w:szCs w:val="20"/><w:lang w:eastAsia="es-ES"/></w:rPr></w:pPr><w:r><w:rPr><w:rFonts w:ascii="Avenir Next LT Pro" w:hAnsi="Avenir Next LT Pro" w:cs="Calibri"/><w:b/><w:color w:val="FFFFFF" w:themeColor="background1"/><w:sz w:val="20"/><w:szCs w:val="20"/><w:lang w:eastAsia="es-ES"/></w:rPr><w:t>Sistema Magna sirgas Origen Nacional (m)</w:t></w:r></w:p></w:tc></w:tr><w:tr><w:trPr><w:trHeight w:val="291"/><w:tblHeader/></w:trPr><w:tc><w:tcPr><w:tcW w:w="978" w:type="pct"/><w:vMerge/><w:vAlign w:val="center"/><w:hideMark/></w:tcPr><w:p><w:pPr><w:jc w:val="center"/><w:rPr><w:rFonts w:ascii="Avenir Next LT Pro" w:hAnsi="Avenir Next LT Pro" w:cs="Calibri"/><w:b/><w:bCs/><w:color w:val="FFFFFF" w:themeColor="background1"/><w:sz w:val="20"/><w:szCs w:val="20"/><w:lang w:eastAsia="es-ES"/></w:rPr></w:pPr></w:p></w:tc><w:tc><w:tcPr><w:tcW w:w="497" w:type="pct"/><w:vMerge/><w:vAlign w:val="center"/><w:hideMark/></w:tcPr><w:p><w:pPr><w:jc w:val="center"/><w:rPr><w:rFonts w:ascii="Avenir Next LT Pro" w:hAnsi="Avenir Next LT Pro" w:cs="Calibri"/><w:b/><w:bCs/><w:color w:val="FFFFFF" w:themeColor="background1"/><w:sz w:val="20"/><w:szCs w:val="20"/><w:lang w:eastAsia="es-ES"/></w:rPr></w:pPr></w:p></w:tc><w:tc><w:tcPr><w:tcW w:w="1738" w:type="pct"/><w:gridSpan w:val="2"/><w:vMerge/><w:vAlign w:val="center"/><w:hideMark/></w:tcPr><w:p><w:pPr><w:jc w:val="center"/><w:rPr><w:rFonts w:ascii="Avenir Next LT Pro" w:hAnsi="Avenir Next LT Pro" w:cs="Calibri"/><w:b/><w:bCs/><w:color w:val="FFFFFF" w:themeColor="background1"/><w:sz w:val="20"/><w:szCs w:val="20"/><w:lang w:eastAsia="es-ES"/></w:rPr></w:pPr></w:p></w:tc><w:tc><w:tcPr><w:tcW w:w="1787" w:type="pct"/><w:gridSpan w:val="2"/><w:vMerge/><w:vAlign w:val="center"/><w:hideMark/></w:tcPr><w:p><w:pPr><w:jc w:val="center"/><w:rPr><w:rFonts w:ascii="Avenir Next LT Pro" w:hAnsi="Avenir Next LT Pro" w:cs="Calibri"/><w:b/><w:bCs/><w:color w:val="FFFFFF" w:themeColor="background1"/><w:sz w:val="20"/><w:szCs w:val="20"/><w:lang w:eastAsia="es-ES"/></w:rPr></w:pPr></w:p></w:tc></w:tr><w:tr><w:trPr><w:trHeight w:val="20"/><w:tblHeader/></w:trPr><w:tc><w:tcPr><w:tcW w:w="978" w:type="pct"/><w:vMerge/><w:vAlign w:val="center"/><w:hideMark/></w:tcPr><w:p><w:pPr><w:jc w:val="center"/><w:rPr><w:rFonts w:ascii="Avenir Next LT Pro" w:hAnsi="Avenir Next LT Pro" w:cs="Calibri"/><w:b/><w:bCs/><w:color w:val="FFFFFF" w:themeColor="background1"/><w:sz w:val="20"/><w:szCs w:val="20"/><w:lang w:eastAsia="es-ES"/></w:rPr></w:pPr></w:p></w:tc><w:tc><w:tcPr><w:tcW w:w="497" w:type="pct"/><w:vMerge/><w:vAlign w:val="center"/><w:hideMark/></w:tcPr><w:p><w:pPr><w:jc w:val="center"/><w:rPr><w:rFonts w:ascii="Avenir Next LT Pro" w:hAnsi="Avenir Next LT Pro" w:cs="Calibri"/><w:b/><w:bCs/><w:color w:val="FFFFFF" w:themeColor="background1"/><w:sz w:val="20"/><w:szCs w:val="20"/><w:lang w:eastAsia="es-ES"/></w:rPr></w:pPr></w:p></w:tc><w:tc><w:tcPr><w:tcW w:w="895" w:type="pct"/><w:vAlign w:val="center"/><w:hideMark/></w:tcPr><w:p><w:pPr><w:jc w:val="center"/><w:rPr><w:rFonts w:ascii="Avenir Next LT Pro" w:hAnsi="Avenir Next LT Pro" w:cs="Calibri"/><w:b/><w:bCs/><w:color w:val="FFFFFF" w:themeColor="background1"/><w:sz w:val="20"/><w:szCs w:val="20"/><w:lang w:eastAsia="es-ES"/></w:rPr></w:pPr><w:r><w:rPr><w:rFonts w:ascii="Avenir Next LT Pro" w:hAnsi="Avenir Next LT Pro" w:cs="Calibri"/><w:b/><w:bCs/><w:color w:val="FFFFFF" w:themeColor="background1"/><w:sz w:val="20"/><w:szCs w:val="20"/><w:lang w:eastAsia="es-ES"/></w:rPr><w:t>Norte(N)</w:t></w:r></w:p></w:tc><w:tc><w:tcPr><w:tcW w:w="843" w:type="pct"/><w:vAlign w:val="center"/><w:hideMark/></w:tcPr><w:p><w:pPr><w:jc w:val="center"/><w:rPr><w:rFonts w:ascii="Avenir Next LT Pro" w:hAnsi="Avenir Next LT Pro" w:cs="Calibri"/><w:b/><w:bCs/><w:color w:val="FFFFFF" w:themeColor="background1"/><w:sz w:val="20"/><w:szCs w:val="20"/><w:lang w:eastAsia="es-ES"/></w:rPr></w:pPr><w:r><w:rPr><w:rFonts w:ascii="Avenir Next LT Pro" w:hAnsi="Avenir Next LT Pro" w:cs="Calibri"/><w:b/><w:bCs/><w:color w:val="FFFFFF" w:themeColor="background1"/><w:sz w:val="20"/><w:szCs w:val="20"/><w:lang w:eastAsia="es-ES"/></w:rPr><w:t>Oeste(W)</w:t></w:r></w:p></w:tc><w:tc><w:tcPr><w:tcW w:w="933" w:type="pct"/><w:vAlign w:val="center"/><w:hideMark/></w:tcPr><w:p><w:pPr><w:jc w:val="center"/><w:rPr><w:rFonts w:ascii="Avenir Next LT Pro" w:hAnsi="Avenir Next LT Pro" w:cs="Calibri"/><w:b/><w:bCs/><w:color w:val="FFFFFF" w:themeColor="background1"/><w:sz w:val="20"/><w:szCs w:val="20"/><w:lang w:eastAsia="es-ES"/></w:rPr></w:pPr><w:r><w:rPr><w:rFonts w:ascii="Avenir Next LT Pro" w:hAnsi="Avenir Next LT Pro" w:cs="Calibri"/><w:b/><w:bCs/><w:color w:val="FFFFFF" w:themeColor="background1"/><w:sz w:val="20"/><w:szCs w:val="20"/><w:lang w:eastAsia="es-ES"/></w:rPr><w:t>Norte(N)</w:t></w:r></w:p></w:tc><w:tc><w:tcPr><w:tcW w:w="854" w:type="pct"/><w:vAlign w:val="center"/><w:hideMark/></w:tcPr><w:p><w:pPr><w:jc w:val="center"/><w:rPr><w:rFonts w:ascii="Avenir Next LT Pro" w:hAnsi="Avenir Next LT Pro" w:cs="Calibri"/><w:b/><w:bCs/><w:color w:val="FFFFFF" w:themeColor="background1"/><w:sz w:val="20"/><w:szCs w:val="20"/><w:lang w:eastAsia="es-ES"/></w:rPr></w:pPr><w:r><w:rPr><w:rFonts w:ascii="Avenir Next LT Pro" w:hAnsi="Avenir Next LT Pro" w:cs="Calibri"/><w:b/><w:bCs/><w:color w:val="FFFFFF" w:themeColor="background1"/><w:sz w:val="20"/><w:szCs w:val="20"/><w:lang w:eastAsia="es-ES"/></w:rPr><w:t>Este(E)</w:t></w:r></w:p></w:tc></w:tr><w:tr><w:trPr><w:trHeight w:val="20"/></w:trPr><w:tc><w:tcPr><w:tcW w:w="978" w:type="pct"/><w:vAlign w:val="center"/></w:tcPr><w:p><w:pPr><w:jc w:val="center"/><w:rPr><w:rFonts w:ascii="Avenir Next LT Pro" w:hAnsi="Avenir Next LT Pro" w:cs="Calibri"/><w:color w:val="303030"/><w:sz w:val="20"/><w:szCs w:val="20"/><w:lang w:eastAsia="es-ES"/></w:rPr></w:pPr><w:r><w:rPr><w:rFonts w:ascii="Avenir Next LT Pro" w:hAnsi="Avenir Next LT Pro" w:cs="Calibri"/><w:color w:val="303030"/><w:sz w:val="20"/></w:rPr><w:t>{var_58}</w:t></w:r></w:p></w:tc><w:tc><w:tcPr><w:tcW w:w="497" w:type="pct"/><w:vAlign w:val="center"/></w:tcPr><w:p><w:pPr><w:jc w:val="center"/><w:rPr><w:rFonts w:ascii="Avenir Next LT Pro" w:hAnsi="Avenir Next LT Pro" w:cs="Calibri"/><w:color w:val="303030"/><w:sz w:val="20"/><w:szCs w:val="20"/><w:lang w:eastAsia="es-ES"/></w:rPr></w:pPr><w:r><w:rPr><w:rFonts w:ascii="Avenir Next LT Pro" w:hAnsi="Avenir Next LT Pro" w:cs="Calibri"/><w:color w:val="303030"/><w:sz w:val="20"/><w:szCs w:val="20"/><w:lang w:eastAsia="es-ES"/></w:rPr><w:t>{var_59}</w:t></w:r></w:p></w:tc><w:tc><w:tcPr><w:tcW w:w="895" w:type="pct"/><w:vAlign w:val="center"/></w:tcPr><w:p><w:pPr><w:jc w:val="center"/><w:rPr><w:rFonts w:ascii="Avenir Next LT Pro" w:hAnsi="Avenir Next LT Pro" w:cs="Calibri"/><w:color w:val="303030"/><w:sz w:val="20"/><w:szCs w:val="20"/><w:lang w:eastAsia="es-ES"/></w:rPr></w:pPr><w:proofErr w:type="spellStart"/><w:r><w:rPr><w:rFonts w:ascii="Avenir Next LT Pro" w:hAnsi="Avenir Next LT Pro" w:cs="Calibri"/><w:color w:val="303030"/><w:sz w:val="20"/><w:szCs w:val="20"/></w:rPr><w:t>{var_60}</w:t></w:r><w:proofErr w:type="gramStart"/><w:r><w:rPr><w:rFonts w:ascii="Avenir Next LT Pro" w:hAnsi="Avenir Next LT Pro" w:cs="Calibri"/><w:color w:val="303030"/><w:sz w:val="20"/><w:szCs w:val="20"/></w:rPr></w:r><w:proofErr w:type="gramEnd"/><w:r><w:rPr><w:rFonts w:ascii="Avenir Next LT Pro" w:hAnsi="Avenir Next LT Pro" w:cs="Calibri"/><w:color w:val="303030"/><w:sz w:val="20"/><w:szCs w:val="20"/></w:rPr></w:r><w:proofErr w:type="spellEnd"/></w:p></w:tc><w:tc><w:tcPr><w:tcW w:w="843" w:type="pct"/><w:vAlign w:val="center"/></w:tcPr><w:p><w:pPr><w:jc w:val="center"/><w:rPr><w:rFonts w:ascii="Avenir Next LT Pro" w:hAnsi="Avenir Next LT Pro" w:cs="Calibri"/><w:color w:val="303030"/><w:sz w:val="20"/><w:szCs w:val="20"/><w:lang w:eastAsia="es-ES"/></w:rPr></w:pPr><w:proofErr w:type="spellStart"/><w:r><w:rPr><w:rFonts w:ascii="Avenir Next LT Pro" w:hAnsi="Avenir Next LT Pro" w:cs="Calibri"/><w:color w:val="303030"/><w:sz w:val="20"/><w:szCs w:val="20"/></w:rPr><w:t>{var_61}</w:t></w:r><w:proofErr w:type="gramStart"/><w:r><w:rPr><w:rFonts w:ascii="Avenir Next LT Pro" w:hAnsi="Avenir Next LT Pro" w:cs="Calibri"/><w:color w:val="303030"/><w:sz w:val="20"/><w:szCs w:val="20"/></w:rPr></w:r><w:proofErr w:type="gramEnd"/><w:r><w:rPr><w:rFonts w:ascii="Avenir Next LT Pro" w:hAnsi="Avenir Next LT Pro" w:cs="Calibri"/><w:color w:val="303030"/><w:sz w:val="20"/><w:szCs w:val="20"/></w:rPr></w:r><w:proofErr w:type="spellEnd"/></w:p></w:tc><w:tc><w:tcPr><w:tcW w:w="933" w:type="pct"/><w:vAlign w:val="center"/></w:tcPr><w:p><w:pPr><w:jc w:val="center"/><w:rPr><w:rFonts w:ascii="Avenir Next LT Pro" w:hAnsi="Avenir Next LT Pro" w:cs="Calibri"/><w:color w:val="303030"/><w:sz w:val="20"/><w:szCs w:val="20"/><w:lang w:eastAsia="es-ES"/></w:rPr></w:pPr><w:r><w:rPr><w:rFonts w:ascii="Avenir Next LT Pro" w:hAnsi="Avenir Next LT Pro" w:cs="Calibri"/><w:color w:val="303030"/><w:sz w:val="20"/><w:szCs w:val="20"/></w:rPr><w:t>{var_62}</w:t></w:r></w:p></w:tc><w:tc><w:tcPr><w:tcW w:w="854" w:type="pct"/><w:vAlign w:val="center"/></w:tcPr><w:p><w:pPr><w:jc w:val="center"/><w:rPr><w:rFonts w:ascii="Avenir Next LT Pro" w:hAnsi="Avenir Next LT Pro" w:cs="Calibri"/><w:color w:val="303030"/><w:sz w:val="20"/><w:szCs w:val="20"/><w:lang w:eastAsia="es-ES"/></w:rPr></w:pPr><w:r><w:rPr><w:rFonts w:ascii="Avenir Next LT Pro" w:hAnsi="Avenir Next LT Pro" w:cs="Calibri"/><w:color w:val="303030"/><w:sz w:val="20"/><w:szCs w:val="20"/></w:rPr><w:t>{var_63}</w:t></w:r></w:p></w:tc></w:tr><w:tr><w:trPr><w:trHeight w:val="20"/></w:trPr><w:tc><w:tcPr><w:tcW w:w="978" w:type="pct"/><w:vAlign w:val="center"/></w:tcPr><w:p><w:pPr><w:jc w:val="center"/><w:rPr><w:rFonts w:ascii="Avenir Next LT Pro" w:hAnsi="Avenir Next LT Pro" w:cstheme="minorHAnsi"/><w:color w:val="303030"/><w:sz w:val="20"/><w:szCs w:val="20"/></w:rPr></w:pPr><w:r><w:rPr><w:rFonts w:ascii="Avenir Next LT Pro" w:hAnsi="Avenir Next LT Pro" w:cs="Calibri"/><w:color w:val="303030"/><w:sz w:val="20"/></w:rPr><w:t>{var_58}</w:t></w:r></w:p></w:tc><w:tc><w:tcPr><w:tcW w:w="497" w:type="pct"/><w:vAlign w:val="center"/></w:tcPr><w:p><w:pPr><w:jc w:val="center"/><w:rPr><w:rFonts w:ascii="Avenir Next LT Pro" w:hAnsi="Avenir Next LT Pro" w:cstheme="minorHAnsi"/><w:color w:val="303030"/><w:sz w:val="20"/><w:szCs w:val="20"/></w:rPr></w:pPr><w:r><w:rPr><w:rFonts w:ascii="Avenir Next LT Pro" w:hAnsi="Avenir Next LT Pro" w:cs="Calibri"/><w:color w:val="303030"/><w:sz w:val="20"/><w:szCs w:val="20"/><w:lang w:eastAsia="es-ES"/></w:rPr><w:t>{var_59}</w:t></w:r></w:p></w:tc><w:tc><w:tcPr><w:tcW w:w="895" w:type="pct"/><w:vAlign w:val="center"/></w:tcPr><w:p><w:pPr><w:jc w:val="center"/><w:rPr><w:rFonts w:ascii="Avenir Next LT Pro" w:hAnsi="Avenir Next LT Pro" w:cstheme="minorHAnsi"/><w:color w:val="303030"/><w:sz w:val="20"/><w:szCs w:val="20"/></w:rPr></w:pPr><w:proofErr w:type="spellStart"/><w:r><w:rPr><w:rFonts w:ascii="Avenir Next LT Pro" w:hAnsi="Avenir Next LT Pro" w:cs="Calibri"/><w:color w:val="303030"/><w:sz w:val="20"/><w:szCs w:val="20"/></w:rPr><w:t>{var_60}</w:t></w:r><w:proofErr w:type="gramStart"/><w:r><w:rPr><w:rFonts w:ascii="Avenir Next LT Pro" w:hAnsi="Avenir Next LT Pro" w:cs="Calibri"/><w:color w:val="303030"/><w:sz w:val="20"/><w:szCs w:val="20"/></w:rPr></w:r><w:proofErr w:type="gramEnd"/><w:r><w:rPr><w:rFonts w:ascii="Avenir Next LT Pro" w:hAnsi="Avenir Next LT Pro" w:cs="Calibri"/><w:color w:val="303030"/><w:sz w:val="20"/><w:szCs w:val="20"/></w:rPr></w:r><w:proofErr w:type="spellEnd"/></w:p></w:tc><w:tc><w:tcPr><w:tcW w:w="843" w:type="pct"/><w:vAlign w:val="center"/></w:tcPr><w:p><w:pPr><w:jc w:val="center"/><w:rPr><w:rFonts w:ascii="Avenir Next LT Pro" w:hAnsi="Avenir Next LT Pro" w:cstheme="minorHAnsi"/><w:color w:val="303030"/><w:sz w:val="20"/><w:szCs w:val="20"/></w:rPr></w:pPr><w:proofErr w:type="spellStart"/><w:r><w:rPr><w:rFonts w:ascii="Avenir Next LT Pro" w:hAnsi="Avenir Next LT Pro" w:cs="Calibri"/><w:color w:val="303030"/><w:sz w:val="20"/><w:szCs w:val="20"/></w:rPr><w:t>{var_61}</w:t></w:r><w:proofErr w:type="gramStart"/><w:r><w:rPr><w:rFonts w:ascii="Avenir Next LT Pro" w:hAnsi="Avenir Next LT Pro" w:cs="Calibri"/><w:color w:val="303030"/><w:sz w:val="20"/><w:szCs w:val="20"/></w:rPr></w:r><w:proofErr w:type="gramEnd"/><w:r><w:rPr><w:rFonts w:ascii="Avenir Next LT Pro" w:hAnsi="Avenir Next LT Pro" w:cs="Calibri"/><w:color w:val="303030"/><w:sz w:val="20"/><w:szCs w:val="20"/></w:rPr></w:r><w:proofErr w:type="spellEnd"/></w:p></w:tc><w:tc><w:tcPr><w:tcW w:w="933" w:type="pct"/><w:vAlign w:val="center"/></w:tcPr><w:p><w:pPr><w:jc w:val="center"/><w:rPr><w:rFonts w:ascii="Avenir Next LT Pro" w:hAnsi="Avenir Next LT Pro" w:cstheme="minorHAnsi"/><w:color w:val="303030"/><w:sz w:val="20"/><w:szCs w:val="20"/></w:rPr></w:pPr><w:r><w:rPr><w:rFonts w:ascii="Avenir Next LT Pro" w:hAnsi="Avenir Next LT Pro" w:cs="Calibri"/><w:color w:val="303030"/><w:sz w:val="20"/><w:szCs w:val="20"/></w:rPr><w:t>{var_62}</w:t></w:r></w:p></w:tc><w:tc><w:tcPr><w:tcW w:w="854" w:type="pct"/><w:vAlign w:val="center"/></w:tcPr><w:p><w:pPr><w:jc w:val="center"/><w:rPr><w:rFonts w:ascii="Avenir Next LT Pro" w:hAnsi="Avenir Next LT Pro" w:cstheme="minorHAnsi"/><w:color w:val="303030"/><w:sz w:val="20"/><w:szCs w:val="20"/></w:rPr></w:pPr><w:r><w:rPr><w:rFonts w:ascii="Avenir Next LT Pro" w:hAnsi="Avenir Next LT Pro" w:cs="Calibri"/><w:color w:val="303030"/><w:sz w:val="20"/><w:szCs w:val="20"/></w:rPr><w:t>{var_63}</w:t></w:r></w:p></w:tc></w:tr></w:tbl><w:p><w:pPr><w:jc w:val="center"/><w:rPr><w:rFonts w:ascii="Avenir Next LT Pro" w:hAnsi="Avenir Next LT Pro" w:cs="Calibri"/><w:i/><w:color w:val="303030"/><w:sz w:val="20"/><w:szCs w:val="20"/></w:rPr></w:pPr><w:r><w:rPr><w:rFonts w:ascii="Avenir Next LT Pro" w:hAnsi="Avenir Next LT Pro" w:cs="Calibri"/><w:i/><w:color w:val="303030"/><w:sz w:val="20"/><w:szCs w:val="20"/></w:rPr><w:t>Fuente: SERAMBIENTE S.A.S., </w:t></w:r><w:r><w:rPr><w:rFonts w:ascii="Avenir Next LT Pro" w:hAnsi="Avenir Next LT Pro" w:cs="Calibri"/><w:i/><w:color w:val="303030"/><w:sz w:val="20"/><w:szCs w:val="20"/></w:rPr><w:t>XXXX</w:t></w:r><w:r><w:rPr><w:rFonts w:ascii="Avenir Next LT Pro" w:hAnsi="Avenir Next LT Pro" w:cs="Calibri"/><w:i/><w:color w:val="303030"/><w:sz w:val="20"/><w:szCs w:val="20"/></w:rPr><w:t>.</w:t></w:r></w:p><w:p><w:pPr><w:jc w:val="center"/><w:rPr><w:rFonts w:ascii="Avenir Next LT Pro" w:hAnsi="Avenir Next LT Pro" w:cs="Calibri"/><w:i/><w:color w:val="303030"/><w:sz w:val="20"/><w:szCs w:val="20"/></w:rPr></w:pPr></w:p><w:p><w:pPr><w:jc w:val="center"/><w:rPr><w:rFonts w:ascii="Avenir Next LT Pro" w:hAnsi="Avenir Next LT Pro" w:cs="Calibri"/><w:i/><w:color w:val="303030"/><w:sz w:val="20"/><w:szCs w:val="20"/></w:rPr></w:pPr></w:p><w:p><w:pPr><w:pStyle w:val="Descripcin"/><w:spacing w:before="0" w:after="0"/><w:jc w:val="center"/><w:rPr><w:rFonts w:ascii="Avenir Next LT Pro" w:hAnsi="Avenir Next LT Pro" w:cstheme="minorHAnsi"/><w:b w:val="0"/><w:i/><w:color w:val="303030"/><w:lang w:val="es-CO"/></w:rPr></w:pPr><w:bookmarkStart w:id="66" w:name="_Ref112600974"/><w:bookmarkStart w:id="67" w:name="_Toc198219831"/><w:r><w:rPr><w:rFonts w:ascii="Avenir Next LT Pro" w:hAnsi="Avenir Next LT Pro" w:cstheme="minorHAnsi"/><w:color w:val="303030"/><w:szCs w:val="22"/><w:lang w:val="es-CO"/></w:rPr><w:t>{var_6}</w:t></w:r><w:r><w:rPr><w:rFonts w:ascii="Avenir Next LT Pro" w:hAnsi="Avenir Next LT Pro" w:cstheme="minorHAnsi"/><w:color w:val="303030"/><w:szCs w:val="22"/><w:lang w:val="es-CO"/></w:rPr></w:r><w:r><w:rPr><w:rFonts w:ascii="Avenir Next LT Pro" w:hAnsi="Avenir Next LT Pro" w:cstheme="minorHAnsi"/><w:color w:val="303030"/><w:szCs w:val="22"/><w:lang w:val="es-CO"/></w:rPr></w:r><w:r><w:rPr><w:rFonts w:ascii="Avenir Next LT Pro" w:hAnsi="Avenir Next LT Pro" w:cstheme="minorHAnsi"/><w:color w:val="303030"/><w:szCs w:val="22"/><w:lang w:val="es-CO"/></w:rPr></w:r><w:r><w:rPr><w:rFonts w:ascii="Avenir Next LT Pro" w:hAnsi="Avenir Next LT Pro" w:cstheme="minorHAnsi"/><w:noProof/><w:color w:val="303030"/><w:szCs w:val="22"/><w:lang w:val="es-CO"/></w:rPr></w:r><w:r><w:rPr><w:rFonts w:ascii="Avenir Next LT Pro" w:hAnsi="Avenir Next LT Pro" w:cstheme="minorHAnsi"/><w:color w:val="303030"/><w:szCs w:val="22"/><w:lang w:val="es-CO"/></w:rPr></w:r><w:bookmarkEnd w:id="66"/><w:r><w:rPr><w:rFonts w:ascii="Avenir Next LT Pro" w:hAnsi="Avenir Next LT Pro" w:cstheme="minorHAnsi"/><w:color w:val="303030"/><w:szCs w:val="22"/><w:lang w:val="es-CO"/></w:rPr></w:r><w:r><w:rPr><w:rFonts w:ascii="Avenir Next LT Pro" w:hAnsi="Avenir Next LT Pro" w:cstheme="minorHAnsi"/><w:color w:val="303030"/><w:szCs w:val="22"/><w:lang w:val="es-CO"/></w:rPr></w:r><w:r><w:rPr><w:rFonts w:ascii="Avenir Next LT Pro" w:hAnsi="Avenir Next LT Pro" w:cstheme="minorHAnsi"/><w:color w:val="303030"/><w:szCs w:val="22"/><w:lang w:val="es-CO"/></w:rPr></w:r><w:r><w:rPr><w:rFonts w:ascii="Avenir Next LT Pro" w:hAnsi="Avenir Next LT Pro" w:cstheme="minorHAnsi"/><w:color w:val="303030"/><w:lang w:val="es-CO"/></w:rPr></w:r><w:bookmarkEnd w:id="67"/></w:p><w:p><w:pPr><w:spacing w:after="240"/><w:jc w:val="center"/><w:rPr><w:rFonts w:ascii="Avenir Next LT Pro" w:hAnsi="Avenir Next LT Pro"/><w:color w:val="303030"/></w:rPr></w:pPr><w:r><w:rPr><w:rFonts w:ascii="Avenir Next LT Pro" w:hAnsi="Avenir Next LT Pro" w:cs="Calibri"/><w:i/><w:color w:val="303030"/><w:sz w:val="20"/><w:szCs w:val="20"/></w:rPr><w:t>{var_7}</w:t></w:r><w:r><w:rPr><w:rFonts w:ascii="Avenir Next LT Pro" w:hAnsi="Avenir Next LT Pro" w:cs="Calibri"/><w:i/><w:color w:val="303030"/><w:sz w:val="20"/><w:szCs w:val="20"/></w:rPr></w:r><w:proofErr w:type="spellStart"/><w:r><w:rPr><w:rFonts w:ascii="Avenir Next LT Pro" w:hAnsi="Avenir Next LT Pro" w:cs="Calibri"/><w:i/><w:color w:val="303030"/><w:sz w:val="20"/><w:szCs w:val="20"/></w:rPr></w:r><w:proofErr w:type="spellEnd"/><w:r><w:rPr><w:rFonts w:ascii="Avenir Next LT Pro" w:hAnsi="Avenir Next LT Pro" w:cs="Calibri"/><w:i/><w:color w:val="303030"/><w:sz w:val="20"/><w:szCs w:val="20"/></w:rPr></w:r><w:commentRangeStart w:id="68"/><w:r><w:rPr><w:rFonts w:ascii="Avenir Next LT Pro" w:hAnsi="Avenir Next LT Pro" w:cs="Calibri"/><w:i/><w:color w:val="303030"/><w:sz w:val="20"/><w:szCs w:val="20"/></w:rPr></w:r><w:commentRangeEnd w:id="68"/><w:r><w:rPr><w:rStyle w:val="Refdecomentario"/><w:rFonts w:ascii="Tahoma" w:hAnsi="Tahoma"/><w:szCs w:val="20"/><w:lang w:val="es-MX" w:eastAsia="es-MX"/></w:rPr><w:commentReference w:id="68"/></w:r><w:r><w:rPr><w:rFonts w:ascii="Avenir Next LT Pro" w:hAnsi="Avenir Next LT Pro" w:cs="Calibri"/><w:i/><w:color w:val="303030"/><w:sz w:val="20"/><w:szCs w:val="20"/></w:rPr><w:t>.</w:t></w:r><w:r><w:rPr><w:rFonts w:ascii="Avenir Next LT Pro" w:hAnsi="Avenir Next LT Pro"/><w:color w:val="303030"/></w:rPr><w:t> </w:t></w:r></w:p><w:p><w:pPr><w:spacing w:after="240"/><w:jc w:val="center"/><w:rPr><w:rFonts w:ascii="Avenir Next LT Pro" w:hAnsi="Avenir Next LT Pro"/><w:color w:val="303030"/></w:rPr></w:pPr><w:r><w:rPr><w:rFonts w:ascii="Avenir Next LT Pro" w:hAnsi="Avenir Next LT Pro"/><w:color w:val="303030"/></w:rPr><w:t>{var_4}</w:t></w:r></w:p><w:p><w:pPr><w:pStyle w:val="Ttulo1"/><w:numPr><w:ilvl w:val="0"/><w:numId w:val="5"/></w:numPr><w:spacing w:line="276" w:lineRule="auto"/><w:ind w:left="709"/><w:jc w:val="both"/><w:rPr><w:rFonts w:ascii="Avenir Next LT Pro" w:hAnsi="Avenir Next LT Pro" w:cstheme="minorHAnsi"/><w:bCs w:val="0"/><w:color w:val="303030"/><w:sz w:val="40"/><w:szCs w:val="20"/></w:rPr></w:pPr><w:bookmarkStart w:id="69" w:name="_Toc211423075"/><w:bookmarkStart w:id="70" w:name="_Toc215310867"/><w:r><w:rPr><w:rFonts w:ascii="Avenir Next LT Pro" w:hAnsi="Avenir Next LT Pro" w:cstheme="minorHAnsi"/><w:bCs w:val="0"/><w:color w:val="303030"/><w:sz w:val="40"/><w:szCs w:val="20"/></w:rPr><w:lastRenderedPageBreak/><w:t>INFORMACIÓN DE LOS EQUIPOS DE </w:t></w:r><w:commentRangeStart w:id="71"/><w:r><w:rPr><w:rFonts w:ascii="Avenir Next LT Pro" w:hAnsi="Avenir Next LT Pro" w:cstheme="minorHAnsi"/><w:bCs w:val="0"/><w:color w:val="303030"/><w:sz w:val="40"/><w:szCs w:val="20"/></w:rPr><w:t>MEDIDA</w:t></w:r><w:commentRangeEnd w:id="71"/><w:r><w:rPr><w:rStyle w:val="Refdecomentario"/><w:rFonts w:ascii="Tahoma" w:hAnsi="Tahoma"/><w:b w:val="0"/><w:bCs w:val="0"/><w:szCs w:val="20"/><w:lang w:val="es-MX" w:eastAsia="es-MX"/></w:rPr><w:commentReference w:id="71"/></w:r><w:bookmarkEnd w:id="69"/><w:bookmarkEnd w:id="70"/></w:p><w:p><w:pPr><w:spacing w:before="100" w:beforeAutospacing="1" w:after="100" w:afterAutospacing="1" w:line="360" w:lineRule="auto"/><w:jc w:val="both"/><w:rPr><w:rFonts w:ascii="Avenir Next LT Pro" w:hAnsi="Avenir Next LT Pro" w:cstheme="minorHAnsi"/><w:color w:val="303030"/><w:sz w:val="22"/><w:szCs w:val="22"/><w:lang w:eastAsia="es-ES"/></w:rPr></w:pPr><w:r><w:rPr><w:rFonts w:ascii="Avenir Next LT Pro" w:hAnsi="Avenir Next LT Pro" w:cstheme="minorHAnsi"/><w:color w:val="303030"/><w:sz w:val="22"/><w:szCs w:val="22"/><w:lang w:eastAsia="es-ES"/></w:rPr><w:t>El</w:t></w:r><w:r><w:rPr><w:rFonts w:ascii="Avenir Next LT Pro" w:hAnsi="Avenir Next LT Pro" w:cstheme="minorHAnsi"/><w:color w:val="303030"/><w:sz w:val="22"/><w:szCs w:val="22"/><w:lang w:eastAsia="es-ES"/></w:rPr><w:t> equipo utilizado para la medición fue</w:t></w:r><w:r><w:rPr><w:rFonts w:ascii="Avenir Next LT Pro" w:hAnsi="Avenir Next LT Pro" w:cstheme="minorHAnsi"/><w:color w:val="303030"/><w:sz w:val="22"/><w:szCs w:val="22"/><w:lang w:eastAsia="es-ES"/></w:rPr><w:t> un</w:t></w:r><w:r><w:rPr><w:rFonts w:ascii="Avenir Next LT Pro" w:hAnsi="Avenir Next LT Pro" w:cstheme="minorHAnsi"/><w:color w:val="303030"/><w:sz w:val="22"/><w:szCs w:val="22"/><w:lang w:eastAsia="es-ES"/></w:rPr><w:t> sonómetro automático </w:t></w:r><w:commentRangeStart w:id="72"/><w:proofErr w:type="spellStart"/><w:r><w:rPr><w:rFonts w:ascii="Avenir Next LT Pro" w:hAnsi="Avenir Next LT Pro" w:cstheme="minorHAnsi"/><w:color w:val="303030"/><w:sz w:val="22"/><w:szCs w:val="22"/><w:lang w:eastAsia="es-ES"/></w:rPr><w:t>{el_equipo_utilizado_para_la_medicion_fue_un_sonome_1}</w:t></w:r><w:proofErr w:type="spellEnd"/><w:r><w:rPr><w:rFonts w:ascii="Avenir Next LT Pro" w:hAnsi="Avenir Next LT Pro" w:cstheme="minorHAnsi"/><w:color w:val="303030"/><w:sz w:val="22"/><w:szCs w:val="22"/><w:lang w:eastAsia="es-ES"/></w:rPr><w:t> </w:t></w:r><w:proofErr w:type="spellStart"/><w:r><w:rPr><w:rFonts w:ascii="Avenir Next LT Pro" w:hAnsi="Avenir Next LT Pro" w:cstheme="minorHAnsi"/><w:color w:val="303030"/><w:sz w:val="22"/><w:szCs w:val="22"/><w:lang w:eastAsia="es-ES"/></w:rPr><w:t>{equipo_utilizado_para_la_medicion_fue_un_sonometro_1}</w:t></w:r><w:commentRangeEnd w:id="72"/><w:proofErr w:type="spellEnd"/><w:r><w:rPr><w:rStyle w:val="Refdecomentario"/><w:rFonts w:ascii="Tahoma" w:hAnsi="Tahoma"/><w:szCs w:val="20"/><w:lang w:val="es-MX" w:eastAsia="es-MX"/></w:rPr><w:commentReference w:id="72"/></w:r><w:r><w:rPr><w:rFonts w:ascii="Avenir Next LT Pro" w:hAnsi="Avenir Next LT Pro" w:cstheme="minorHAnsi"/><w:color w:val="303030"/><w:sz w:val="22"/><w:szCs w:val="22"/><w:lang w:eastAsia="es-ES"/></w:rPr><w:t>. </w:t></w:r><w:r><w:rPr><w:rFonts w:ascii="Avenir Next LT Pro" w:hAnsi="Avenir Next LT Pro" w:cstheme="minorHAnsi"/><w:color w:val="303030"/><w:sz w:val="22"/><w:szCs w:val="22"/><w:lang w:eastAsia="es-ES"/></w:rPr><w:t>Las mediciones se efectuaron aplicando un filtro de ponderación frecuencia (</w:t></w:r><w:proofErr w:type="spellStart"/><w:r><w:rPr><w:rFonts w:ascii="Avenir Next LT Pro" w:hAnsi="Avenir Next LT Pro" w:cstheme="minorHAnsi"/><w:color w:val="303030"/><w:sz w:val="22"/><w:szCs w:val="22"/><w:lang w:eastAsia="es-ES"/></w:rPr><w:t>db</w:t></w:r><w:proofErr w:type="spellEnd"/><w:r><w:rPr><w:rFonts w:ascii="Avenir Next LT Pro" w:hAnsi="Avenir Next LT Pro" w:cstheme="minorHAnsi"/><w:color w:val="303030"/><w:sz w:val="22"/><w:szCs w:val="22"/><w:lang w:eastAsia="es-ES"/></w:rPr><w:t>(A)) y un filtro de ponderación temporal S (</w:t></w:r><w:proofErr w:type="spellStart"/><w:r><w:rPr><w:rFonts w:ascii="Avenir Next LT Pro" w:hAnsi="Avenir Next LT Pro" w:cstheme="minorHAnsi"/><w:color w:val="303030"/><w:sz w:val="22"/><w:szCs w:val="22"/><w:lang w:eastAsia="es-ES"/></w:rPr><w:t>Slow</w:t></w:r><w:proofErr w:type="spellEnd"/><w:r><w:rPr><w:rFonts w:ascii="Avenir Next LT Pro" w:hAnsi="Avenir Next LT Pro" w:cstheme="minorHAnsi"/><w:color w:val="303030"/><w:sz w:val="22"/><w:szCs w:val="22"/><w:lang w:eastAsia="es-ES"/></w:rPr><w:t>, respuesta, lenta), con micrófono desmontable y pantalla de viento.</w:t></w:r></w:p><w:p><w:pPr><w:spacing w:before="100" w:beforeAutospacing="1" w:after="100" w:afterAutospacing="1" w:line="360" w:lineRule="auto"/><w:jc w:val="both"/><w:rPr><w:rFonts w:ascii="Avenir Next LT Pro" w:hAnsi="Avenir Next LT Pro" w:cstheme="minorHAnsi"/><w:color w:val="303030"/><w:sz w:val="22"/><w:szCs w:val="22"/><w:lang w:eastAsia="es-ES"/></w:rPr></w:pPr><w:r><w:rPr><w:rFonts w:ascii="Avenir Next LT Pro" w:hAnsi="Avenir Next LT Pro" w:cstheme="minorHAnsi"/><w:color w:val="303030"/><w:sz w:val="22"/><w:szCs w:val="22"/><w:lang w:eastAsia="es-ES"/></w:rPr><w:t>Para la verificación del correcto funcionamiento d</w:t></w:r><w:r><w:rPr><w:rFonts w:ascii="Avenir Next LT Pro" w:hAnsi="Avenir Next LT Pro" w:cstheme="minorHAnsi"/><w:color w:val="303030"/><w:sz w:val="22"/><w:szCs w:val="22"/><w:lang w:eastAsia="es-ES"/></w:rPr><w:t>el</w:t></w:r><w:r><w:rPr><w:rFonts w:ascii="Avenir Next LT Pro" w:hAnsi="Avenir Next LT Pro" w:cstheme="minorHAnsi"/><w:color w:val="303030"/><w:sz w:val="22"/><w:szCs w:val="22"/><w:lang w:eastAsia="es-ES"/></w:rPr><w:t> sonómetro, se utilizó </w:t></w:r><w:r><w:rPr><w:rFonts w:ascii="Avenir Next LT Pro" w:hAnsi="Avenir Next LT Pro" w:cstheme="minorHAnsi"/><w:color w:val="303030"/><w:sz w:val="22"/><w:szCs w:val="22"/><w:lang w:eastAsia="es-ES"/></w:rPr><w:t>un</w:t></w:r><w:r><w:rPr><w:rFonts w:ascii="Avenir Next LT Pro" w:hAnsi="Avenir Next LT Pro" w:cstheme="minorHAnsi"/><w:color w:val="303030"/><w:sz w:val="22"/><w:szCs w:val="22"/><w:lang w:eastAsia="es-ES"/></w:rPr><w:t> calibrador acústico con precisión tipo 1 para sonómetros con una frecuencia de salida de 1000 Hz y 114 dB, con una dispersión de menos del 1% marca </w:t></w:r><w:commentRangeStart w:id="73"/><w:proofErr w:type="spellStart"/><w:r><w:rPr><w:rFonts w:ascii="Avenir Next LT Pro" w:hAnsi="Avenir Next LT Pro" w:cstheme="minorHAnsi"/><w:color w:val="303030"/><w:sz w:val="22"/><w:szCs w:val="22"/><w:lang w:eastAsia="es-ES"/></w:rPr><w:t>{el_equipo_utilizado_para_la_medicion_fue_un_sonome_1}</w:t></w:r><w:proofErr w:type="spellEnd"/><w:r><w:rPr><w:rFonts w:ascii="Avenir Next LT Pro" w:hAnsi="Avenir Next LT Pro" w:cstheme="minorHAnsi"/><w:color w:val="303030"/><w:sz w:val="22"/><w:szCs w:val="22"/><w:lang w:eastAsia="es-ES"/></w:rPr><w:t> </w:t></w:r><w:proofErr w:type="spellStart"/><w:r><w:rPr><w:rFonts w:ascii="Avenir Next LT Pro" w:hAnsi="Avenir Next LT Pro" w:cstheme="minorHAnsi"/><w:color w:val="303030"/><w:sz w:val="22"/><w:szCs w:val="22"/><w:lang w:eastAsia="es-ES"/></w:rPr><w:t>{equipo_utilizado_para_la_medicion_fue_un_sonometro_1}</w:t></w:r><w:commentRangeEnd w:id="73"/><w:proofErr w:type="spellEnd"/><w:r><w:rPr><w:rStyle w:val="Refdecomentario"/><w:rFonts w:ascii="Tahoma" w:hAnsi="Tahoma"/><w:szCs w:val="20"/><w:lang w:val="es-MX" w:eastAsia="es-MX"/></w:rPr><w:commentReference w:id="73"/></w:r><w:r><w:rPr><w:rFonts w:ascii="Avenir Next LT Pro" w:hAnsi="Avenir Next LT Pro" w:cstheme="minorHAnsi"/><w:color w:val="303030"/><w:sz w:val="22"/><w:szCs w:val="22"/><w:lang w:eastAsia="es-ES"/></w:rPr><w:t>. </w:t></w:r></w:p><w:p><w:pPr><w:spacing w:before="100" w:beforeAutospacing="1" w:after="100" w:afterAutospacing="1" w:line="360" w:lineRule="auto"/><w:jc w:val="both"/><w:rPr><w:rFonts w:ascii="Avenir Next LT Pro" w:hAnsi="Avenir Next LT Pro" w:cstheme="minorHAnsi"/><w:color w:val="303030"/><w:sz w:val="22"/><w:szCs w:val="22"/><w:lang w:eastAsia="es-ES"/></w:rPr></w:pPr><w:r><w:rPr><w:rFonts w:ascii="Avenir Next LT Pro" w:hAnsi="Avenir Next LT Pro" w:cstheme="minorHAnsi"/><w:color w:val="303030"/><w:sz w:val="22"/><w:szCs w:val="22"/><w:lang w:eastAsia="es-ES"/></w:rPr><w:t>Los datos de calibración, el ajuste y la fecha de vencimiento del certificado</w:t></w:r><w:r><w:rPr><w:rFonts w:ascii="Avenir Next LT Pro" w:hAnsi="Avenir Next LT Pro" w:cstheme="minorHAnsi"/><w:color w:val="303030"/><w:sz w:val="22"/><w:szCs w:val="22"/><w:lang w:eastAsia="es-ES"/></w:rPr><w:t> </w:t></w:r><w:r><w:rPr><w:rFonts w:ascii="Avenir Next LT Pro" w:hAnsi="Avenir Next LT Pro" w:cstheme="minorHAnsi"/><w:noProof/><w:color w:val="303030"/><w:sz w:val="22"/><w:szCs w:val="22"/></w:rPr><w:t>del sonometro y calibrador</w:t></w:r><w:r><w:rPr><w:rFonts w:ascii="Avenir Next LT Pro" w:hAnsi="Avenir Next LT Pro" w:cstheme="minorHAnsi"/><w:color w:val="303030"/><w:sz w:val="22"/><w:szCs w:val="22"/><w:lang w:eastAsia="es-ES"/></w:rPr><w:t> se encuentran en el </w:t></w:r><w:r><w:rPr><w:rFonts w:ascii="Avenir Next LT Pro" w:hAnsi="Avenir Next LT Pro" w:cstheme="minorHAnsi"/><w:b/><w:bCs/><w:color w:val="303030"/><w:sz w:val="22"/><w:szCs w:val="22"/><w:lang w:eastAsia="es-ES"/></w:rPr><w:t>Anexo 3. Calibraciones de equipos y Fichas técnicas</w:t></w:r><w:r><w:rPr><w:rFonts w:ascii="Avenir Next LT Pro" w:hAnsi="Avenir Next LT Pro" w:cstheme="minorHAnsi"/><w:color w:val="303030"/><w:sz w:val="22"/><w:szCs w:val="22"/><w:lang w:eastAsia="es-ES"/></w:rPr><w:t> y</w:t></w:r><w:r><w:rPr><w:rFonts w:ascii="Avenir Next LT Pro" w:hAnsi="Avenir Next LT Pro" w:cstheme="minorHAnsi"/><w:b/><w:bCs/><w:color w:val="303030"/><w:sz w:val="22"/><w:szCs w:val="22"/><w:lang w:eastAsia="es-ES"/></w:rPr><w:t> </w:t></w:r><w:r><w:rPr><w:rFonts w:ascii="Avenir Next LT Pro" w:hAnsi="Avenir Next LT Pro" w:cstheme="minorHAnsi"/><w:color w:val="303030"/><w:sz w:val="22"/><w:szCs w:val="22"/><w:lang w:eastAsia="es-ES"/></w:rPr><w:t>adicionalmente la </w:t></w:r><w:commentRangeStart w:id="74"/><w:r><w:rPr><w:rFonts w:ascii="Avenir Next LT Pro" w:hAnsi="Avenir Next LT Pro" w:cstheme="minorHAnsi"/><w:color w:val="303030"/><w:sz w:val="22"/><w:szCs w:val="22"/><w:lang w:eastAsia="es-ES"/></w:rPr><w:t>ficha técnica </w:t></w:r><w:commentRangeEnd w:id="74"/><w:r><w:rPr><w:rStyle w:val="Refdecomentario"/><w:rFonts w:ascii="Tahoma" w:hAnsi="Tahoma"/><w:szCs w:val="20"/><w:lang w:val="es-MX" w:eastAsia="es-MX"/></w:rPr><w:commentReference w:id="74"/></w:r><w:r><w:rPr><w:rFonts w:ascii="Avenir Next LT Pro" w:hAnsi="Avenir Next LT Pro" w:cstheme="minorHAnsi"/><w:color w:val="303030"/><w:sz w:val="22"/><w:szCs w:val="22"/><w:lang w:eastAsia="es-ES"/></w:rPr><w:t>correspondiente para estos mismos equipos.</w:t></w:r></w:p><w:tbl><w:tblPr><w:tblStyle w:val="Tablaconcuadrculaclara"/><w:tblW w:w="5000" w:type="pct"/><w:jc w:val="center"/><w:tblBorders><w:top w:val="single" w:sz="4" w:space="0" w:color="808080" w:themeColor="background1" w:themeShade="80"/><w:left w:val="single" w:sz="4" w:space="0" w:color="808080" w:themeColor="background1" w:themeShade="80"/><w:bottom w:val="single" w:sz="4" w:space="0" w:color="808080" w:themeColor="background1" w:themeShade="80"/><w:right w:val="single" w:sz="4" w:space="0" w:color="808080" w:themeColor="background1" w:themeShade="80"/><w:insideH w:val="single" w:sz="4" w:space="0" w:color="808080" w:themeColor="background1" w:themeShade="80"/><w:insideV w:val="single" w:sz="4" w:space="0" w:color="808080" w:themeColor="background1" w:themeShade="80"/></w:tblBorders><w:tblLook w:val="04A0" w:firstRow="1" w:lastRow="0" w:firstColumn="1" w:lastColumn="0" w:noHBand="0" w:noVBand="1"/></w:tblPr><w:tblGrid><w:gridCol w:w="4034"/><w:gridCol w:w="4796"/></w:tblGrid><w:tr><w:trPr><w:trHeight w:val="20"/><w:tblHeader/><w:jc w:val="center"/></w:trPr><w:tc><w:tcPr><w:tcW w:w="5000" w:type="pct"/><w:gridSpan w:val="2"/></w:tcPr><w:p><w:pPr><w:tabs><w:tab w:val="left" w:pos="4962"/></w:tabs><w:jc w:val="center"/><w:rPr><w:rFonts w:ascii="Avenir Next LT Pro" w:hAnsi="Avenir Next LT Pro" w:cs="Calibri"/><w:b/><w:color w:val="303030"/><w:sz w:val="20"/><w:szCs w:val="20"/></w:rPr></w:pPr><w:bookmarkStart w:id="75" w:name="_Toc19695846"/><w:bookmarkStart w:id="76" w:name="_Toc390424215"/><w:bookmarkStart w:id="77" w:name="_Toc406421880"/><w:bookmarkStart w:id="78" w:name="_Toc415149041"/><w:bookmarkStart w:id="79" w:name="_Toc492817084"/><w:bookmarkStart w:id="80" w:name="_Toc497388086"/><w:bookmarkStart w:id="81" w:name="_Toc19695820"/><w:r><w:rPr><w:rFonts w:ascii="Avenir Next LT Pro" w:hAnsi="Avenir Next LT Pro" w:cs="Calibri"/><w:b/><w:color w:val="FFFFFF" w:themeColor="background1"/><w:sz w:val="20"/><w:szCs w:val="20"/></w:rPr><w:t>{var_65}</w:t></w:r><w:commentRangeStart w:id="82"/><w:r><w:rPr><w:rFonts w:ascii="Avenir Next LT Pro" w:hAnsi="Avenir Next LT Pro" w:cs="Calibri"/><w:b/><w:color w:val="FFFFFF" w:themeColor="background1"/><w:sz w:val="20"/><w:szCs w:val="20"/></w:rPr></w:r><w:commentRangeEnd w:id="82"/><w:r><w:rPr><w:rStyle w:val="Refdecomentario"/><w:rFonts w:ascii="Tahoma" w:hAnsi="Tahoma"/><w:szCs w:val="20"/><w:lang w:val="es-MX" w:eastAsia="es-MX"/></w:rPr><w:commentReference w:id="82"/></w:r></w:p></w:tc></w:tr><w:tr><w:trPr><w:trHeight w:val="20"/><w:jc w:val="center"/></w:trPr><w:tc><w:tcPr><w:tcW w:w="2284" w:type="pct"/></w:tcPr><w:p><w:pPr><w:tabs><w:tab w:val="left" w:pos="4962"/></w:tabs><w:jc w:val="center"/><w:rPr><w:rFonts w:ascii="Avenir Next LT Pro" w:hAnsi="Avenir Next LT Pro" w:cs="Calibri"/><w:b/><w:color w:val="303030"/><w:sz w:val="20"/><w:szCs w:val="20"/></w:rPr></w:pPr></w:p></w:tc><w:tc><w:tcPr><w:tcW w:w="2716" w:type="pct"/><w:vAlign w:val="center"/></w:tcPr><w:p><w:pPr><w:tabs><w:tab w:val="left" w:pos="4962"/></w:tabs><w:jc w:val="center"/><w:rPr><w:rFonts w:ascii="Avenir Next LT Pro" w:hAnsi="Avenir Next LT Pro" w:cs="Calibri"/><w:b/><w:color w:val="303030"/><w:sz w:val="20"/><w:szCs w:val="20"/></w:rPr></w:pPr></w:p></w:tc></w:tr><w:tr><w:trPr><w:trHeight w:val="70"/><w:jc w:val="center"/></w:trPr><w:tc><w:tcPr><w:tcW w:w="2284" w:type="pct"/></w:tcPr><w:p><w:pPr><w:tabs><w:tab w:val="left" w:pos="4962"/></w:tabs><w:jc w:val="center"/><w:rPr><w:rFonts w:ascii="Avenir Next LT Pro" w:hAnsi="Avenir Next LT Pro" w:cs="Calibri"/><w:b/><w:color w:val="FFFFFF" w:themeColor="background1"/><w:sz w:val="20"/><w:szCs w:val="20"/></w:rPr></w:pPr><w:r><w:rPr><w:rFonts w:ascii="Avenir Next LT Pro" w:hAnsi="Avenir Next LT Pro" w:cs="Calibri"/><w:b/><w:color w:val="FFFFFF" w:themeColor="background1"/><w:sz w:val="20"/><w:szCs w:val="20"/></w:rPr><w:t>{var_66}</w:t></w:r><w:r><w:rPr><w:rFonts w:ascii="Avenir Next LT Pro" w:hAnsi="Avenir Next LT Pro" w:cs="Calibri"/><w:b/><w:color w:val="FFFFFF" w:themeColor="background1"/><w:sz w:val="20"/><w:szCs w:val="20"/></w:rPr></w:r></w:p></w:tc><w:tc><w:tcPr><w:tcW w:w="2716" w:type="pct"/></w:tcPr><w:p><w:pPr><w:pStyle w:val="Descripcin"/><w:spacing w:before="0" w:after="0"/><w:jc w:val="center"/><w:rPr><w:rFonts w:ascii="Avenir Next LT Pro" w:hAnsi="Avenir Next LT Pro" w:cs="Calibri"/><w:color w:val="FFFFFF" w:themeColor="background1"/><w:lang w:val="es-CO"/></w:rPr></w:pPr><w:r><w:rPr><w:rFonts w:ascii="Avenir Next LT Pro" w:hAnsi="Avenir Next LT Pro" w:cs="Calibri"/><w:color w:val="FFFFFF" w:themeColor="background1"/><w:lang w:val="es-CO"/></w:rPr><w:t>{var_67}</w:t></w:r><w:r><w:rPr><w:rFonts w:ascii="Avenir Next LT Pro" w:hAnsi="Avenir Next LT Pro" w:cs="Calibri"/><w:color w:val="FFFFFF" w:themeColor="background1"/><w:lang w:val="es-CO"/></w:rPr></w:r></w:p></w:tc></w:tr></w:tbl><w:p><w:pPr><w:jc w:val="center"/><w:rPr><w:rFonts w:ascii="Avenir Next LT Pro" w:hAnsi="Avenir Next LT Pro" w:cstheme="minorHAnsi"/><w:b/><w:color w:val="303030"/><w:sz w:val="20"/><w:szCs w:val="20"/><w:lang w:eastAsia="es-ES"/></w:rPr></w:pPr><w:bookmarkStart w:id="83" w:name="_Toc157114025"/><w:bookmarkStart w:id="84" w:name="_Toc198219832"/><w:r><w:rPr><w:rFonts w:ascii="Avenir Next LT Pro" w:hAnsi="Avenir Next LT Pro" w:cstheme="minorHAnsi"/><w:b/><w:color w:val="303030"/><w:sz w:val="20"/><w:szCs w:val="20"/><w:lang w:eastAsia="es-ES"/></w:rPr><w:t>{var_8}</w:t></w:r><w:r><w:rPr><w:rFonts w:ascii="Avenir Next LT Pro" w:hAnsi="Avenir Next LT Pro" w:cstheme="minorHAnsi"/><w:b/><w:color w:val="303030"/><w:sz w:val="20"/><w:szCs w:val="20"/><w:lang w:eastAsia="es-ES"/></w:rPr></w:r><w:r><w:rPr><w:rFonts w:ascii="Avenir Next LT Pro" w:hAnsi="Avenir Next LT Pro" w:cstheme="minorHAnsi"/><w:b/><w:color w:val="303030"/><w:sz w:val="20"/><w:szCs w:val="20"/><w:lang w:eastAsia="es-ES"/></w:rPr></w:r><w:r><w:rPr><w:rFonts w:ascii="Avenir Next LT Pro" w:hAnsi="Avenir Next LT Pro" w:cstheme="minorHAnsi"/><w:b/><w:color w:val="303030"/><w:sz w:val="20"/><w:szCs w:val="20"/><w:lang w:eastAsia="es-ES"/></w:rPr></w:r><w:r><w:rPr><w:rFonts w:ascii="Avenir Next LT Pro" w:hAnsi="Avenir Next LT Pro" w:cstheme="minorHAnsi"/><w:b/><w:noProof/><w:color w:val="303030"/><w:sz w:val="20"/><w:szCs w:val="20"/><w:lang w:eastAsia="es-ES"/></w:rPr></w:r><w:r><w:rPr><w:rFonts w:ascii="Avenir Next LT Pro" w:hAnsi="Avenir Next LT Pro" w:cstheme="minorHAnsi"/><w:b/><w:color w:val="303030"/><w:sz w:val="20"/><w:szCs w:val="20"/><w:lang w:eastAsia="es-ES"/></w:rPr></w:r><w:r><w:rPr><w:rFonts w:ascii="Avenir Next LT Pro" w:hAnsi="Avenir Next LT Pro" w:cstheme="minorHAnsi"/><w:b/><w:color w:val="303030"/><w:sz w:val="20"/><w:szCs w:val="20"/><w:lang w:eastAsia="es-ES"/></w:rPr></w:r><w:bookmarkEnd w:id="75"/><w:bookmarkEnd w:id="83"/><w:r><w:rPr><w:rFonts w:ascii="Avenir Next LT Pro" w:hAnsi="Avenir Next LT Pro" w:cstheme="minorHAnsi"/><w:b/><w:color w:val="303030"/><w:sz w:val="20"/><w:szCs w:val="20"/><w:lang w:eastAsia="es-ES"/></w:rPr></w:r><w:r><w:rPr><w:rFonts w:ascii="Avenir Next LT Pro" w:hAnsi="Avenir Next LT Pro" w:cstheme="minorHAnsi"/><w:b/><w:color w:val="303030"/><w:sz w:val="20"/><w:szCs w:val="20"/><w:lang w:eastAsia="es-ES"/></w:rPr></w:r><w:bookmarkEnd w:id="84"/></w:p><w:p><w:pPr><w:jc w:val="center"/><w:rPr><w:rFonts w:ascii="Avenir Next LT Pro" w:hAnsi="Avenir Next LT Pro" w:cstheme="minorHAnsi"/><w:i/><w:color w:val="303030"/><w:sz w:val="20"/><w:szCs w:val="20"/><w:lang w:eastAsia="es-ES"/></w:rPr></w:pPr><w:r><w:rPr><w:rFonts w:ascii="Avenir Next LT Pro" w:hAnsi="Avenir Next LT Pro" w:cstheme="minorHAnsi"/><w:i/><w:color w:val="303030"/><w:sz w:val="20"/><w:szCs w:val="20"/><w:lang w:eastAsia="es-ES"/></w:rPr><w:t>Fuente: Manual del Equipo </w:t></w:r><w:proofErr w:type="spellStart"/><w:r><w:rPr><w:rFonts w:ascii="Avenir Next LT Pro" w:hAnsi="Avenir Next LT Pro" w:cstheme="minorHAnsi"/><w:i/><w:color w:val="303030"/><w:sz w:val="20"/><w:szCs w:val="20"/><w:lang w:eastAsia="es-ES"/></w:rPr><w:t>{fuente_manual_del_equipo_1}</w:t></w:r><w:proofErr w:type="spellEnd"/><w:r><w:rPr><w:rFonts w:ascii="Avenir Next LT Pro" w:hAnsi="Avenir Next LT Pro" w:cstheme="minorHAnsi"/><w:i/><w:color w:val="303030"/><w:sz w:val="20"/><w:szCs w:val="20"/><w:lang w:eastAsia="es-ES"/></w:rPr></w:r><w:proofErr w:type="spellStart"/><w:r><w:rPr><w:rFonts w:ascii="Avenir Next LT Pro" w:hAnsi="Avenir Next LT Pro" w:cstheme="minorHAnsi"/><w:i/><w:color w:val="303030"/><w:sz w:val="20"/><w:szCs w:val="20"/><w:lang w:eastAsia="es-ES"/></w:rPr></w:r><w:proofErr w:type="spellEnd"/><w:r><w:rPr><w:rFonts w:ascii="Avenir Next LT Pro" w:hAnsi="Avenir Next LT Pro" w:cstheme="minorHAnsi"/><w:i/><w:color w:val="303030"/><w:sz w:val="20"/><w:szCs w:val="20"/><w:lang w:eastAsia="es-ES"/></w:rPr></w:r><w:proofErr w:type="spellStart"/><w:r><w:rPr><w:rFonts w:ascii="Avenir Next LT Pro" w:hAnsi="Avenir Next LT Pro" w:cstheme="minorHAnsi"/><w:i/><w:color w:val="303030"/><w:sz w:val="20"/><w:szCs w:val="20"/><w:lang w:eastAsia="es-ES"/></w:rPr></w:r><w:proofErr w:type="spellEnd"/><w:r><w:rPr><w:rFonts w:ascii="Avenir Next LT Pro" w:hAnsi="Avenir Next LT Pro" w:cstheme="minorHAnsi"/><w:i/><w:color w:val="303030"/><w:sz w:val="20"/><w:szCs w:val="20"/><w:lang w:eastAsia="es-ES"/></w:rPr></w:r><w:proofErr w:type="spellStart"/><w:r><w:rPr><w:rFonts w:ascii="Avenir Next LT Pro" w:hAnsi="Avenir Next LT Pro" w:cstheme="minorHAnsi"/><w:i/><w:color w:val="303030"/><w:sz w:val="20"/><w:szCs w:val="20"/><w:lang w:eastAsia="es-ES"/></w:rPr></w:r><w:proofErr w:type="spellEnd"/><w:r><w:rPr><w:rFonts w:ascii="Avenir Next LT Pro" w:hAnsi="Avenir Next LT Pro" w:cstheme="minorHAnsi"/><w:i/><w:color w:val="303030"/><w:sz w:val="20"/><w:szCs w:val="20"/><w:lang w:eastAsia="es-ES"/></w:rPr></w:r></w:p><w:p><w:pPr><w:jc w:val="center"/><w:rPr><w:rFonts w:ascii="Avenir Next LT Pro" w:hAnsi="Avenir Next LT Pro" w:cstheme="minorHAnsi"/><w:color w:val="303030"/><w:sz w:val="20"/><w:szCs w:val="20"/><w:lang w:eastAsia="es-ES"/></w:rPr></w:pPr></w:p><w:bookmarkEnd w:id="76"/><w:bookmarkEnd w:id="77"/><w:bookmarkEnd w:id="78"/><w:bookmarkEnd w:id="79"/><w:bookmarkEnd w:id="80"/><w:bookmarkEnd w:id="81"/><w:p><w:pPr><w:rPr><w:rFonts w:ascii="Avenir Next LT Pro" w:hAnsi="Avenir Next LT Pro"/><w:color w:val="303030"/><w:sz w:val="20"/><w:szCs w:val="20"/><w:lang w:eastAsia="es-ES"/></w:rPr></w:pPr><w:r><w:rPr><w:rFonts w:ascii="Avenir Next LT Pro" w:hAnsi="Avenir Next LT Pro"/><w:color w:val="303030"/><w:sz w:val="20"/><w:szCs w:val="20"/><w:lang w:eastAsia="es-ES"/></w:rPr><w:t>{var_4}</w:t></w:r></w:p><w:p><w:pPr><w:pStyle w:val="Ttulo1"/><w:numPr><w:ilvl w:val="0"/><w:numId w:val="5"/></w:numPr><w:spacing w:line="276" w:lineRule="auto"/><w:jc w:val="both"/><w:rPr><w:rFonts w:ascii="Avenir Next LT Pro" w:hAnsi="Avenir Next LT Pro" w:cstheme="minorHAnsi"/><w:bCs w:val="0"/><w:color w:val="303030"/><w:sz w:val="40"/><w:szCs w:val="20"/></w:rPr></w:pPr><w:bookmarkStart w:id="85" w:name="_Toc211423076"/><w:bookmarkStart w:id="86" w:name="_Toc215310868"/><w:r><w:rPr><w:rFonts w:ascii="Avenir Next LT Pro" w:hAnsi="Avenir Next LT Pro" w:cstheme="minorHAnsi"/><w:bCs w:val="0"/><w:color w:val="303030"/><w:sz w:val="40"/><w:szCs w:val="20"/></w:rPr><w:lastRenderedPageBreak/><w:t>PROCEDIMIENTO DE MEDICIÓN UTILIZADO</w:t></w:r><w:bookmarkEnd w:id="85"/><w:bookmarkEnd w:id="86"/><w:r><w:rPr><w:rFonts w:ascii="Avenir Next LT Pro" w:hAnsi="Avenir Next LT Pro" w:cstheme="minorHAnsi"/><w:bCs w:val="0"/><w:color w:val="303030"/><w:sz w:val="40"/><w:szCs w:val="20"/></w:rPr><w:t> </w:t></w:r></w:p><w:p><w:pPr><w:rPr><w:rFonts w:ascii="Avenir Next LT Pro" w:hAnsi="Avenir Next LT Pro"/><w:color w:val="303030"/></w:rPr></w:pPr></w:p><w:p><w:pPr><w:spacing w:after="240" w:line="360" w:lineRule="auto"/><w:jc w:val="both"/><w:rPr><w:rFonts w:ascii="Avenir Next LT Pro" w:hAnsi="Avenir Next LT Pro" w:cstheme="minorHAnsi"/><w:color w:val="303030"/><w:sz w:val="22"/><w:szCs w:val="22"/></w:rPr></w:pPr><w:r><w:rPr><w:rFonts w:ascii="Avenir Next LT Pro" w:hAnsi="Avenir Next LT Pro" w:cstheme="minorHAnsi"/><w:color w:val="303030"/><w:sz w:val="22"/><w:szCs w:val="22"/></w:rPr><w:t>Para</w:t></w:r><w:r><w:rPr><w:rFonts w:ascii="Avenir Next LT Pro" w:hAnsi="Avenir Next LT Pro" w:cstheme="minorHAnsi"/><w:color w:val="303030"/><w:sz w:val="22"/><w:szCs w:val="22"/></w:rPr><w:t> </w:t></w:r><w:r><w:rPr><w:rFonts w:ascii="Avenir Next LT Pro" w:hAnsi="Avenir Next LT Pro" w:cstheme="minorHAnsi"/><w:color w:val="303030"/><w:sz w:val="22"/><w:szCs w:val="22"/></w:rPr><w:t>las mediciones de ruido intradomiciliario, se aplica lo establecido por la Resolución 0627 del 07 de abril de 2006 Capitulo II Artículo 7. Los resultados obtenidos en las evaluaciones del ruido intradomiciliario son utilizados para la verificación de los niveles de </w:t></w:r><w:r><w:rPr><w:rFonts w:ascii="Avenir Next LT Pro" w:hAnsi="Avenir Next LT Pro" w:cstheme="minorHAnsi"/><w:color w:val="303030"/><w:sz w:val="22"/><w:szCs w:val="22"/></w:rPr><w:t>ruido intradomiciliario por parte de las fuentes</w:t></w:r><w:r><w:rPr><w:rFonts w:ascii="Avenir Next LT Pro" w:hAnsi="Avenir Next LT Pro" w:cstheme="minorHAnsi"/><w:color w:val="303030"/><w:sz w:val="22"/><w:szCs w:val="22"/></w:rPr><w:t>.</w:t></w:r></w:p><w:p><w:pPr><w:spacing w:after="240" w:line="360" w:lineRule="auto"/><w:jc w:val="both"/><w:rPr><w:rFonts w:ascii="Avenir Next LT Pro" w:hAnsi="Avenir Next LT Pro" w:cstheme="minorHAnsi"/><w:color w:val="303030"/><w:sz w:val="22"/><w:szCs w:val="22"/></w:rPr></w:pPr><w:r><w:rPr><w:rFonts w:ascii="Avenir Next LT Pro" w:hAnsi="Avenir Next LT Pro" w:cstheme="minorHAnsi"/><w:color w:val="303030"/><w:sz w:val="22"/><w:szCs w:val="22"/></w:rPr><w:t>Los parámetros monitoreados fueron:</w:t></w:r></w:p><w:p><w:pPr><w:numPr><w:ilvl w:val="0"/><w:numId w:val="25"/></w:numPr><w:spacing w:line="360" w:lineRule="auto"/><w:jc w:val="both"/><w:rPr><w:rFonts w:ascii="Avenir Next LT Pro" w:hAnsi="Avenir Next LT Pro" w:cs="Calibri"/><w:color w:val="303030"/><w:sz w:val="22"/><w:szCs w:val="22"/></w:rPr></w:pPr><w:r><w:rPr><w:rFonts w:ascii="Avenir Next LT Pro" w:hAnsi="Avenir Next LT Pro" w:cs="Calibri"/><w:color w:val="303030"/><w:sz w:val="22"/><w:szCs w:val="22"/></w:rPr><w:t>LAeq (</w:t></w:r><w:proofErr w:type="spellStart"/><w:r><w:rPr><w:rFonts w:ascii="Avenir Next LT Pro" w:hAnsi="Avenir Next LT Pro" w:cs="Calibri"/><w:color w:val="303030"/><w:sz w:val="22"/><w:szCs w:val="22"/></w:rPr><w:t>Slow</w:t></w:r><w:proofErr w:type="spellEnd"/><w:r><w:rPr><w:rFonts w:ascii="Avenir Next LT Pro" w:hAnsi="Avenir Next LT Pro" w:cs="Calibri"/><w:color w:val="303030"/><w:sz w:val="22"/><w:szCs w:val="22"/></w:rPr><w:t>)</w:t></w:r></w:p><w:p><w:pPr><w:pStyle w:val="Prrafodelista"/><w:numPr><w:ilvl w:val="0"/><w:numId w:val="25"/></w:numPr><w:rPr><w:rFonts w:ascii="Avenir Next LT Pro" w:hAnsi="Avenir Next LT Pro" w:cs="Calibri"/><w:color w:val="303030"/><w:sz w:val="22"/><w:szCs w:val="22"/></w:rPr></w:pPr><w:r><w:rPr><w:rFonts w:ascii="Avenir Next LT Pro" w:hAnsi="Avenir Next LT Pro" w:cs="Calibri"/><w:color w:val="303030"/><w:sz w:val="22"/><w:szCs w:val="22"/></w:rPr><w:t>L</w:t></w:r><w:r><w:rPr><w:rFonts w:ascii="Avenir Next LT Pro" w:hAnsi="Avenir Next LT Pro" w:cs="Calibri"/><w:color w:val="303030"/><w:sz w:val="22"/><w:szCs w:val="22"/><w:vertAlign w:val="subscript"/></w:rPr><w:t>90</w:t></w:r></w:p><w:p><w:pPr><w:numPr><w:ilvl w:val="0"/><w:numId w:val="25"/></w:numPr><w:spacing w:line="360" w:lineRule="auto"/><w:jc w:val="both"/><w:rPr><w:rFonts w:ascii="Avenir Next LT Pro" w:hAnsi="Avenir Next LT Pro" w:cs="Calibri"/><w:color w:val="303030"/><w:sz w:val="22"/><w:szCs w:val="22"/></w:rPr></w:pPr><w:proofErr w:type="spellStart"/><w:r><w:rPr><w:rFonts w:ascii="Avenir Next LT Pro" w:hAnsi="Avenir Next LT Pro" w:cs="Calibri"/><w:color w:val="303030"/><w:sz w:val="22"/><w:szCs w:val="22"/></w:rPr><w:t>Lmax</w:t></w:r><w:proofErr w:type="spellEnd"/></w:p><w:p><w:pPr><w:numPr><w:ilvl w:val="0"/><w:numId w:val="25"/></w:numPr><w:spacing w:line="360" w:lineRule="auto"/><w:jc w:val="both"/><w:rPr><w:rFonts w:ascii="Avenir Next LT Pro" w:hAnsi="Avenir Next LT Pro" w:cs="Calibri"/><w:color w:val="303030"/><w:sz w:val="22"/><w:szCs w:val="22"/></w:rPr></w:pPr><w:proofErr w:type="spellStart"/><w:r><w:rPr><w:rFonts w:ascii="Avenir Next LT Pro" w:hAnsi="Avenir Next LT Pro" w:cs="Calibri"/><w:color w:val="303030"/><w:sz w:val="22"/><w:szCs w:val="22"/></w:rPr><w:t>Lmin</w:t></w:r><w:proofErr w:type="spellEnd"/></w:p><w:p><w:pPr><w:numPr><w:ilvl w:val="0"/><w:numId w:val="25"/></w:numPr><w:spacing w:line="360" w:lineRule="auto"/><w:jc w:val="both"/><w:rPr><w:rFonts w:ascii="Avenir Next LT Pro" w:hAnsi="Avenir Next LT Pro" w:cs="Calibri"/><w:color w:val="303030"/><w:sz w:val="22"/><w:szCs w:val="22"/></w:rPr></w:pPr><w:r><w:rPr><w:rFonts w:ascii="Avenir Next LT Pro" w:hAnsi="Avenir Next LT Pro" w:cs="Calibri"/><w:color w:val="303030"/><w:sz w:val="22"/><w:szCs w:val="22"/></w:rPr><w:t>LAeq (Impulse)</w:t></w:r></w:p><w:p><w:pPr><w:spacing w:line="360" w:lineRule="auto"/><w:jc w:val="both"/><w:rPr><w:rFonts w:ascii="Avenir Next LT Pro" w:hAnsi="Avenir Next LT Pro" w:cs="Calibri"/><w:color w:val="303030"/><w:sz w:val="22"/><w:szCs w:val="22"/></w:rPr></w:pPr></w:p><w:p><w:pPr><w:pStyle w:val="Ttulo2"/><w:rPr><w:rFonts w:ascii="Avenir Next LT Pro" w:hAnsi="Avenir Next LT Pro"/><w:color w:val="303030"/><w:sz w:val="28"/><w:szCs w:val="28"/></w:rPr></w:pPr><w:bookmarkStart w:id="87" w:name="_Toc194429931"/><w:bookmarkStart w:id="88" w:name="_Toc211423077"/><w:bookmarkStart w:id="89" w:name="_Toc215310869"/><w:r><w:rPr><w:rFonts w:ascii="Avenir Next LT Pro" w:hAnsi="Avenir Next LT Pro"/><w:color w:val="303030"/><w:sz w:val="28"/><w:szCs w:val="28"/></w:rPr><w:t>3</w:t></w:r><w:r><w:rPr><w:rFonts w:ascii="Avenir Next LT Pro" w:hAnsi="Avenir Next LT Pro"/><w:color w:val="303030"/><w:sz w:val="28"/><w:szCs w:val="28"/></w:rPr><w:t>.1. Determinación </w:t></w:r><w:bookmarkEnd w:id="87"/><w:r><w:rPr><w:rFonts w:ascii="Avenir Next LT Pro" w:hAnsi="Avenir Next LT Pro"/><w:color w:val="303030"/><w:sz w:val="28"/><w:szCs w:val="28"/></w:rPr><w:t>de emisión de ruido</w:t></w:r><w:bookmarkEnd w:id="88"/><w:bookmarkEnd w:id="89"/></w:p><w:p><w:pPr><w:rPr><w:rFonts w:ascii="Avenir Next LT Pro" w:hAnsi="Avenir Next LT Pro" w:cstheme="minorHAnsi"/><w:b/><w:color w:val="303030"/><w:sz w:val="22"/><w:szCs w:val="22"/></w:rPr></w:pPr><w:bookmarkStart w:id="90" w:name="_Toc326159122"/><w:bookmarkStart w:id="91" w:name="_Toc326159412"/><w:bookmarkStart w:id="92" w:name="_Toc337484813"/><w:bookmarkStart w:id="93" w:name="_Toc476584853"/><w:bookmarkStart w:id="94" w:name="_Toc482631721"/></w:p><w:p><w:pPr><w:spacing w:line="360" w:lineRule="auto"/><w:jc w:val="both"/><w:rPr><w:rFonts w:ascii="Avenir Next LT Pro" w:hAnsi="Avenir Next LT Pro" w:cstheme="minorHAnsi"/><w:color w:val="303030"/><w:sz w:val="22"/><w:szCs w:val="22"/></w:rPr></w:pPr><w:r><w:rPr><w:rFonts w:ascii="Avenir Next LT Pro" w:hAnsi="Avenir Next LT Pro" w:cstheme="minorHAnsi"/><w:color w:val="303030"/><w:sz w:val="22"/><w:szCs w:val="22"/></w:rPr><w:t>La emisión o aporte de ruido de cualquier fuente se obtiene al restar logarítmicamente, el ruido residual corregido, del valor del nivel de presión sonora corregido continuo equivalente ponderado A, - </w:t></w:r><w:proofErr w:type="spellStart"/><w:r><w:rPr><w:rFonts w:ascii="Avenir Next LT Pro" w:hAnsi="Avenir Next LT Pro" w:cstheme="minorHAnsi"/><w:color w:val="303030"/><w:sz w:val="22"/><w:szCs w:val="22"/></w:rPr><w:t>LRAeq</w:t></w:r><w:proofErr w:type="spellEnd"/><w:r><w:rPr><w:rFonts w:ascii="Avenir Next LT Pro" w:hAnsi="Avenir Next LT Pro" w:cstheme="minorHAnsi"/><w:color w:val="303030"/><w:sz w:val="22"/><w:szCs w:val="22"/></w:rPr><w:t>, T -, como se expresa a continuación:</w:t></w:r></w:p><w:p><w:pPr><w:spacing w:line="360" w:lineRule="auto"/><w:jc w:val="both"/><w:rPr><w:rFonts w:ascii="Avenir Next LT Pro" w:hAnsi="Avenir Next LT Pro" w:cstheme="minorHAnsi"/><w:color w:val="303030"/><w:sz w:val="22"/><w:szCs w:val="22"/></w:rPr></w:pPr></w:p><w:p><w:pPr><w:spacing w:after="240" w:line="360" w:lineRule="auto"/><w:jc w:val="center"/><w:rPr><w:rFonts w:ascii="Avenir Next LT Pro" w:hAnsi="Avenir Next LT Pro" w:cstheme="minorHAnsi"/><w:color w:val="303030"/><w:sz w:val="22"/><w:szCs w:val="22"/></w:rPr></w:pPr><w:proofErr w:type="spellStart"/><w:r><w:rPr><w:rFonts w:ascii="Avenir Next LT Pro" w:hAnsi="Avenir Next LT Pro" w:cstheme="minorHAnsi"/><w:color w:val="303030"/><w:sz w:val="22"/><w:szCs w:val="22"/></w:rPr><w:t>Leqemisión</w:t></w:r><w:proofErr w:type="spellEnd"/><w:r><w:rPr><w:rFonts w:ascii="Avenir Next LT Pro" w:hAnsi="Avenir Next LT Pro" w:cstheme="minorHAnsi"/><w:color w:val="303030"/><w:sz w:val="22"/><w:szCs w:val="22"/></w:rPr><w:t> = 10 log (10 (</w:t></w:r><w:proofErr w:type="spellStart"/><w:r><w:rPr><w:rFonts w:ascii="Avenir Next LT Pro" w:hAnsi="Avenir Next LT Pro" w:cstheme="minorHAnsi"/><w:color w:val="303030"/><w:sz w:val="22"/><w:szCs w:val="22"/></w:rPr><w:t>LRAeq</w:t></w:r><w:proofErr w:type="spellEnd"/><w:r><w:rPr><w:rFonts w:ascii="Avenir Next LT Pro" w:hAnsi="Avenir Next LT Pro" w:cstheme="minorHAnsi"/><w:color w:val="303030"/><w:sz w:val="22"/><w:szCs w:val="22"/></w:rPr><w:t>, 1h) /10 – 10 (</w:t></w:r><w:proofErr w:type="spellStart"/><w:r><w:rPr><w:rFonts w:ascii="Avenir Next LT Pro" w:hAnsi="Avenir Next LT Pro" w:cstheme="minorHAnsi"/><w:color w:val="303030"/><w:sz w:val="22"/><w:szCs w:val="22"/></w:rPr><w:t>LRAeq</w:t></w:r><w:proofErr w:type="spellEnd"/><w:r><w:rPr><w:rFonts w:ascii="Avenir Next LT Pro" w:hAnsi="Avenir Next LT Pro" w:cstheme="minorHAnsi"/><w:color w:val="303030"/><w:sz w:val="22"/><w:szCs w:val="22"/></w:rPr><w:t>, 1h, Residual) /10)</w:t></w:r></w:p><w:p><w:pPr><w:spacing w:line="360" w:lineRule="auto"/><w:jc w:val="both"/><w:rPr><w:rFonts w:ascii="Avenir Next LT Pro" w:hAnsi="Avenir Next LT Pro" w:cstheme="minorHAnsi"/><w:color w:val="303030"/><w:sz w:val="22"/><w:szCs w:val="22"/></w:rPr></w:pPr><w:r><w:rPr><w:rFonts w:ascii="Avenir Next LT Pro" w:hAnsi="Avenir Next LT Pro" w:cstheme="minorHAnsi"/><w:color w:val="303030"/><w:sz w:val="22"/><w:szCs w:val="22"/></w:rPr><w:t>Dónde:</w:t></w:r></w:p><w:p><w:pPr><w:pStyle w:val="Prrafodelista"/><w:numPr><w:ilvl w:val="0"/><w:numId w:val="35"/></w:numPr><w:spacing w:line="360" w:lineRule="auto"/><w:jc w:val="both"/><w:rPr><w:rFonts w:ascii="Avenir Next LT Pro" w:hAnsi="Avenir Next LT Pro" w:cstheme="minorHAnsi"/><w:color w:val="303030"/><w:sz w:val="22"/><w:szCs w:val="22"/></w:rPr></w:pPr><w:proofErr w:type="spellStart"/><w:r><w:rPr><w:rFonts w:ascii="Avenir Next LT Pro" w:hAnsi="Avenir Next LT Pro" w:cstheme="minorHAnsi"/><w:color w:val="303030"/><w:sz w:val="22"/><w:szCs w:val="22"/></w:rPr><w:t>Leqemisión</w:t></w:r><w:proofErr w:type="spellEnd"/><w:r><w:rPr><w:rFonts w:ascii="Avenir Next LT Pro" w:hAnsi="Avenir Next LT Pro" w:cstheme="minorHAnsi"/><w:color w:val="303030"/><w:sz w:val="22"/><w:szCs w:val="22"/></w:rPr><w:t>: Nivel de emisión de presión sonora, o aporte de la(s) fuente(s) sonora(s), ponderado A,</w:t></w:r></w:p><w:p><w:pPr><w:pStyle w:val="Prrafodelista"/><w:numPr><w:ilvl w:val="0"/><w:numId w:val="35"/></w:numPr><w:spacing w:line="360" w:lineRule="auto"/><w:jc w:val="both"/><w:rPr><w:rFonts w:ascii="Avenir Next LT Pro" w:hAnsi="Avenir Next LT Pro" w:cstheme="minorHAnsi"/><w:color w:val="303030"/><w:sz w:val="22"/><w:szCs w:val="22"/></w:rPr></w:pPr><w:r><w:rPr><w:rFonts w:ascii="Avenir Next LT Pro" w:hAnsi="Avenir Next LT Pro" w:cstheme="minorHAnsi"/><w:color w:val="303030"/><w:sz w:val="22"/><w:szCs w:val="22"/></w:rPr><w:t>LRAeq,1 h: Nivel corregido de presión sonora continuo equivalente ponderado A, medido en una hora,</w:t></w:r></w:p><w:p><w:pPr><w:pStyle w:val="Prrafodelista"/><w:numPr><w:ilvl w:val="0"/><w:numId w:val="35"/></w:numPr><w:spacing w:after="240" w:line="360" w:lineRule="auto"/><w:jc w:val="both"/><w:rPr><w:rFonts w:ascii="Avenir Next LT Pro" w:hAnsi="Avenir Next LT Pro" w:cstheme="minorHAnsi"/><w:color w:val="303030"/><w:sz w:val="22"/><w:szCs w:val="22"/></w:rPr></w:pPr><w:r><w:rPr><w:rFonts w:ascii="Avenir Next LT Pro" w:hAnsi="Avenir Next LT Pro" w:cstheme="minorHAnsi"/><w:color w:val="303030"/><w:sz w:val="22"/><w:szCs w:val="22"/></w:rPr><w:t>LRAeq,1 h, Residual: Nivel corregido de presión sonora continuo equivalente ponderado A, Residual, medido en una hora.</w:t></w:r></w:p><w:p><w:pPr><w:spacing w:line="360" w:lineRule="auto"/><w:jc w:val="both"/><w:rPr><w:rFonts w:ascii="Avenir Next LT Pro" w:hAnsi="Avenir Next LT Pro" w:cstheme="minorHAnsi"/><w:color w:val="303030"/><w:sz w:val="22"/><w:szCs w:val="22"/></w:rPr></w:pPr><w:r><w:rPr><w:rFonts w:ascii="Avenir Next LT Pro" w:hAnsi="Avenir Next LT Pro" w:cstheme="minorHAnsi"/><w:color w:val="303030"/><w:sz w:val="22"/><w:szCs w:val="22"/></w:rPr><w:t>Parágrafo: En caso de no poderse evaluar el ruido residual, se toma el nivel percentil L90 corregido y se utiliza a cambio del valor del ruido residual corregido.</w:t></w:r></w:p><w:p><w:pPr><w:keepNext/><w:spacing w:after="240" w:line="360" w:lineRule="auto"/><w:jc w:val="both"/><w:outlineLvl w:val="1"/><w:rPr><w:rFonts w:ascii="Avenir Next LT Pro" w:hAnsi="Avenir Next LT Pro" w:cs="Calibri"/><w:b/><w:bCs/><w:color w:val="303030"/><w:sz w:val="28"/><w:szCs w:val="28"/></w:rPr></w:pPr><w:bookmarkStart w:id="95" w:name="_Toc211423078"/><w:bookmarkStart w:id="96" w:name="_Toc215310870"/><w:r><w:rPr><w:rFonts w:ascii="Avenir Next LT Pro" w:hAnsi="Avenir Next LT Pro" w:cs="Calibri"/><w:b/><w:bCs/><w:color w:val="303030"/><w:sz w:val="28"/><w:szCs w:val="28"/></w:rPr><w:lastRenderedPageBreak/><w:t>3</w:t></w:r><w:r><w:rPr><w:rFonts w:ascii="Avenir Next LT Pro" w:hAnsi="Avenir Next LT Pro" w:cs="Calibri"/><w:b/><w:bCs/><w:color w:val="303030"/><w:sz w:val="28"/><w:szCs w:val="28"/></w:rPr><w:t>.</w:t></w:r><w:r><w:rPr><w:rFonts w:ascii="Avenir Next LT Pro" w:hAnsi="Avenir Next LT Pro" w:cs="Calibri"/><w:b/><w:bCs/><w:color w:val="303030"/><w:sz w:val="28"/><w:szCs w:val="28"/></w:rPr><w:t>2</w:t></w:r><w:r><w:rPr><w:rFonts w:ascii="Avenir Next LT Pro" w:hAnsi="Avenir Next LT Pro" w:cs="Calibri"/><w:b/><w:bCs/><w:color w:val="303030"/><w:sz w:val="28"/><w:szCs w:val="28"/></w:rPr><w:t>. </w:t></w:r><w:r><w:rPr><w:rFonts w:ascii="Avenir Next LT Pro" w:hAnsi="Avenir Next LT Pro" w:cs="Calibri"/><w:b/><w:bCs/><w:color w:val="303030"/><w:sz w:val="28"/><w:szCs w:val="28"/></w:rPr><w:t>Ajustes de los niveles de presión sonora</w:t></w:r><w:bookmarkEnd w:id="90"/><w:bookmarkEnd w:id="91"/><w:bookmarkEnd w:id="92"/><w:bookmarkEnd w:id="93"/><w:bookmarkEnd w:id="94"/><w:bookmarkEnd w:id="95"/><w:bookmarkEnd w:id="96"/></w:p><w:p><w:pPr><w:spacing w:after="100" w:afterAutospacing="1" w:line="360" w:lineRule="auto"/><w:jc w:val="both"/><w:rPr><w:rFonts w:ascii="Avenir Next LT Pro" w:hAnsi="Avenir Next LT Pro" w:cs="Calibri"/><w:color w:val="303030"/><w:sz w:val="22"/><w:szCs w:val="22"/></w:rPr></w:pPr><w:r><w:rPr><w:rFonts w:ascii="Avenir Next LT Pro" w:hAnsi="Avenir Next LT Pro" w:cs="Calibri"/><w:color w:val="303030"/><w:sz w:val="22"/><w:szCs w:val="22"/></w:rPr><w:t>Los niveles de presión sonora continuo equivalente ponderados A, </w:t></w:r><w:r><w:rPr><w:rFonts w:ascii="Avenir Next LT Pro" w:hAnsi="Avenir Next LT Pro" w:cs="Calibri"/><w:color w:val="303030"/><w:sz w:val="22"/><w:szCs w:val="22"/></w:rPr><w:t>LA</w:t></w:r><w:r><w:rPr><w:rFonts w:ascii="Avenir Next LT Pro" w:hAnsi="Avenir Next LT Pro" w:cs="Calibri"/><w:color w:val="303030"/><w:sz w:val="22"/><w:szCs w:val="22"/><w:vertAlign w:val="subscript"/></w:rPr><w:t>eq</w:t></w:r><w:r><w:rPr><w:rFonts w:ascii="Avenir Next LT Pro" w:hAnsi="Avenir Next LT Pro" w:cs="Calibri"/><w:color w:val="303030"/><w:sz w:val="22"/><w:szCs w:val="22"/></w:rPr><w:t>, T</w:t></w:r><w:r><w:rPr><w:rFonts w:ascii="Avenir Next LT Pro" w:hAnsi="Avenir Next LT Pro" w:cs="Calibri"/><w:color w:val="303030"/><w:sz w:val="22"/><w:szCs w:val="22"/></w:rPr><w:t>, </w:t></w:r><w:r><w:rPr><w:rFonts w:ascii="Avenir Next LT Pro" w:hAnsi="Avenir Next LT Pro" w:cs="Calibri"/><w:color w:val="303030"/><w:sz w:val="22"/><w:szCs w:val="22"/></w:rPr><w:t>LA</w:t></w:r><w:r><w:rPr><w:rFonts w:ascii="Avenir Next LT Pro" w:hAnsi="Avenir Next LT Pro" w:cs="Calibri"/><w:color w:val="303030"/><w:sz w:val="22"/><w:szCs w:val="22"/><w:vertAlign w:val="subscript"/></w:rPr><w:t>eq</w:t></w:r><w:r><w:rPr><w:rFonts w:ascii="Avenir Next LT Pro" w:hAnsi="Avenir Next LT Pro" w:cs="Calibri"/><w:color w:val="303030"/><w:sz w:val="22"/><w:szCs w:val="22"/></w:rPr><w:t>, T</w:t></w:r><w:r><w:rPr><w:rFonts w:ascii="Avenir Next LT Pro" w:hAnsi="Avenir Next LT Pro" w:cs="Calibri"/><w:color w:val="303030"/><w:sz w:val="22"/><w:szCs w:val="22"/></w:rPr><w:t>, Residual y nivel percentil L90, se corrigen por impulsividad, tonalidad, condiciones meteorológicas, horarios, tipos de fuentes y receptores, para obtener niveles corregidos de presión sonora continuo equivalente ponderados A, </w:t></w:r><w:proofErr w:type="spellStart"/><w:r><w:rPr><w:rFonts w:ascii="Avenir Next LT Pro" w:hAnsi="Avenir Next LT Pro" w:cs="Calibri"/><w:color w:val="303030"/><w:sz w:val="22"/><w:szCs w:val="22"/></w:rPr><w:t>LRA</w:t></w:r><w:r><w:rPr><w:rFonts w:ascii="Avenir Next LT Pro" w:hAnsi="Avenir Next LT Pro" w:cs="Calibri"/><w:color w:val="303030"/><w:sz w:val="22"/><w:szCs w:val="22"/><w:vertAlign w:val="subscript"/></w:rPr><w:t>eq</w:t></w:r><w:proofErr w:type="spellEnd"/><w:r><w:rPr><w:rFonts w:ascii="Avenir Next LT Pro" w:hAnsi="Avenir Next LT Pro" w:cs="Calibri"/><w:color w:val="303030"/><w:sz w:val="22"/><w:szCs w:val="22"/></w:rPr><w:t>, T, </w:t></w:r><w:proofErr w:type="spellStart"/><w:r><w:rPr><w:rFonts w:ascii="Avenir Next LT Pro" w:hAnsi="Avenir Next LT Pro" w:cs="Calibri"/><w:color w:val="303030"/><w:sz w:val="22"/><w:szCs w:val="22"/></w:rPr><w:t>LRAeq</w:t></w:r><w:proofErr w:type="spellEnd"/><w:r><w:rPr><w:rFonts w:ascii="Avenir Next LT Pro" w:hAnsi="Avenir Next LT Pro" w:cs="Calibri"/><w:color w:val="303030"/><w:sz w:val="22"/><w:szCs w:val="22"/></w:rPr><w:t>, T</w:t></w:r><w:r><w:rPr><w:rFonts w:ascii="Avenir Next LT Pro" w:hAnsi="Avenir Next LT Pro" w:cs="Calibri"/><w:color w:val="303030"/><w:sz w:val="22"/><w:szCs w:val="22"/></w:rPr><w:t>, Residual y nivel percentil L90, respectivamente. La siguiente expresión servirá como base para efectuar dichas Correcciones:</w:t></w:r></w:p><w:p><w:pPr><w:spacing w:line="360" w:lineRule="auto"/><w:ind w:left="708" w:hanging="708"/><w:jc w:val="center"/><w:rPr><w:rFonts w:ascii="Avenir Next LT Pro" w:hAnsi="Avenir Next LT Pro" w:cs="Calibri"/><w:i/><w:color w:val="303030"/></w:rPr></w:pPr><w:r><w:rPr><w:rFonts w:ascii="Avenir Next LT Pro" w:hAnsi="Avenir Next LT Pro" w:cs="Calibri"/><w:i/><w:color w:val="303030"/><w:position w:val="-14"/></w:rPr><w:object w:dxaOrig="3420" w:dyaOrig="380" w14:anchorId="1154E7D6"><v:shapetype id="_x0000_t75" coordsize="21600,21600" o:spt="75" o:preferrelative="t" path="m@4@5l@4@11@9@11@9@5xe" filled="f" stroked="f"><v:stroke joinstyle="miter"/><v:formulas><v:f eqn="if lineDrawn pixelLineWidth 0"/><v:f eqn="sum @0 1 0"/><v:f eqn="sum 0 0 @1"/><v:f eqn="prod @2 1 2"/><v:f eqn="prod @3 21600 pixelWidth"/><v:f eqn="prod @3 21600 pixelHeight"/><v:f eqn="sum @0 0 1"/><v:f eqn="prod @6 1 2"/><v:f eqn="prod @7 21600 pixelWidth"/><v:f eqn="sum @8 21600 0"/><v:f eqn="prod @7 21600 pixelHeight"/><v:f eqn="sum @10 21600 0"/></v:formulas><v:path o:extrusionok="f" gradientshapeok="t" o:connecttype="rect"/><o:lock v:ext="edit" aspectratio="t"/></v:shapetype><v:shape id="_x0000_i1025" type="#_x0000_t75" style="width:201.6pt;height:22.15pt" o:ole="" fillcolor="window"><v:imagedata r:id="rId12" o:title=""/></v:shape><o:OLEObject Type="Embed" ProgID="Equation.3" ShapeID="_x0000_i1025" DrawAspect="Content" ObjectID="_1825923647" r:id="rId13"/></w:object></w:r></w:p><w:p><w:pPr><w:autoSpaceDE w:val="0"/><w:autoSpaceDN w:val="0"/><w:adjustRightInd w:val="0"/><w:spacing w:line="360" w:lineRule="auto"/><w:rPr><w:rFonts w:ascii="Avenir Next LT Pro" w:eastAsia="MS Mincho" w:hAnsi="Avenir Next LT Pro" w:cs="Calibri"/><w:color w:val="303030"/><w:sz w:val="22"/><w:szCs w:val="22"/><w:lang w:eastAsia="ja-JP"/></w:rPr></w:pPr><w:r><w:rPr><w:rFonts w:ascii="Avenir Next LT Pro" w:eastAsia="MS Mincho" w:hAnsi="Avenir Next LT Pro" w:cs="Calibri"/><w:color w:val="303030"/><w:sz w:val="22"/><w:szCs w:val="22"/><w:lang w:eastAsia="ja-JP"/></w:rPr><w:t>Dónde:</w:t></w:r></w:p><w:p><w:pPr><w:pStyle w:val="Prrafodelista"/><w:numPr><w:ilvl w:val="0"/><w:numId w:val="36"/></w:numPr><w:spacing w:line="360" w:lineRule="auto"/><w:jc w:val="both"/><w:rPr><w:rFonts w:ascii="Avenir Next LT Pro" w:hAnsi="Avenir Next LT Pro" w:cs="Calibri"/><w:color w:val="303030"/><w:sz w:val="22"/><w:szCs w:val="22"/></w:rPr></w:pPr><w:r><w:rPr><w:rFonts w:ascii="Avenir Next LT Pro" w:hAnsi="Avenir Next LT Pro" w:cs="Calibri"/><w:color w:val="303030"/><w:sz w:val="22"/><w:szCs w:val="22"/></w:rPr><w:t>K</w:t></w:r><w:r><w:rPr><w:rFonts w:ascii="Avenir Next LT Pro" w:hAnsi="Avenir Next LT Pro" w:cs="Calibri"/><w:color w:val="303030"/><w:sz w:val="22"/><w:szCs w:val="22"/><w:vertAlign w:val="subscript"/></w:rPr><w:t>I</w:t></w:r><w:r><w:rPr><w:rFonts w:ascii="Avenir Next LT Pro" w:hAnsi="Avenir Next LT Pro" w:cs="Calibri"/><w:color w:val="303030"/><w:sz w:val="22"/><w:szCs w:val="22"/></w:rPr><w:t>= es un ajuste por impulsos (</w:t></w:r><w:r><w:rPr><w:rFonts w:ascii="Avenir Next LT Pro" w:hAnsi="Avenir Next LT Pro" w:cs="Calibri"/><w:color w:val="303030"/><w:sz w:val="22"/><w:szCs w:val="22"/></w:rPr><w:t>dB(A)</w:t></w:r><w:r><w:rPr><w:rFonts w:ascii="Avenir Next LT Pro" w:hAnsi="Avenir Next LT Pro" w:cs="Calibri"/><w:color w:val="303030"/><w:sz w:val="22"/><w:szCs w:val="22"/></w:rPr><w:t>(A))</w:t></w:r></w:p><w:p><w:pPr><w:pStyle w:val="Prrafodelista"/><w:numPr><w:ilvl w:val="0"/><w:numId w:val="36"/></w:numPr><w:spacing w:line="360" w:lineRule="auto"/><w:jc w:val="both"/><w:rPr><w:rFonts w:ascii="Avenir Next LT Pro" w:hAnsi="Avenir Next LT Pro" w:cs="Calibri"/><w:color w:val="303030"/><w:sz w:val="22"/><w:szCs w:val="22"/></w:rPr></w:pPr><w:r><w:rPr><w:rFonts w:ascii="Avenir Next LT Pro" w:hAnsi="Avenir Next LT Pro" w:cs="Calibri"/><w:color w:val="303030"/><w:sz w:val="22"/><w:szCs w:val="22"/></w:rPr><w:t>K</w:t></w:r><w:r><w:rPr><w:rFonts w:ascii="Avenir Next LT Pro" w:hAnsi="Avenir Next LT Pro" w:cs="Calibri"/><w:color w:val="303030"/><w:sz w:val="22"/><w:szCs w:val="22"/><w:vertAlign w:val="subscript"/></w:rPr><w:t>T</w:t></w:r><w:r><w:rPr><w:rFonts w:ascii="Avenir Next LT Pro" w:hAnsi="Avenir Next LT Pro" w:cs="Calibri"/><w:color w:val="303030"/><w:sz w:val="22"/><w:szCs w:val="22"/></w:rPr><w:t> =es un ajuste por tono y contenido de información (</w:t></w:r><w:r><w:rPr><w:rFonts w:ascii="Avenir Next LT Pro" w:hAnsi="Avenir Next LT Pro" w:cs="Calibri"/><w:color w:val="303030"/><w:sz w:val="22"/><w:szCs w:val="22"/></w:rPr><w:t>dB(A)</w:t></w:r><w:r><w:rPr><w:rFonts w:ascii="Avenir Next LT Pro" w:hAnsi="Avenir Next LT Pro" w:cs="Calibri"/><w:color w:val="303030"/><w:sz w:val="22"/><w:szCs w:val="22"/></w:rPr><w:t>(A))</w:t></w:r></w:p><w:p><w:pPr><w:pStyle w:val="Prrafodelista"/><w:numPr><w:ilvl w:val="0"/><w:numId w:val="36"/></w:numPr><w:spacing w:line="360" w:lineRule="auto"/><w:jc w:val="both"/><w:rPr><w:rFonts w:ascii="Avenir Next LT Pro" w:hAnsi="Avenir Next LT Pro" w:cs="Calibri"/><w:color w:val="303030"/><w:sz w:val="22"/><w:szCs w:val="22"/></w:rPr></w:pPr><w:r><w:rPr><w:rFonts w:ascii="Avenir Next LT Pro" w:hAnsi="Avenir Next LT Pro" w:cs="Calibri"/><w:color w:val="303030"/><w:sz w:val="22"/><w:szCs w:val="22"/></w:rPr><w:t>K</w:t></w:r><w:r><w:rPr><w:rFonts w:ascii="Avenir Next LT Pro" w:hAnsi="Avenir Next LT Pro" w:cs="Calibri"/><w:color w:val="303030"/><w:sz w:val="22"/><w:szCs w:val="22"/><w:vertAlign w:val="subscript"/></w:rPr><w:t>R</w:t></w:r><w:r><w:rPr><w:rFonts w:ascii="Avenir Next LT Pro" w:hAnsi="Avenir Next LT Pro" w:cs="Calibri"/><w:color w:val="303030"/><w:sz w:val="22"/><w:szCs w:val="22"/></w:rPr><w:t> =es un ajuste por la hora del día (</w:t></w:r><w:r><w:rPr><w:rFonts w:ascii="Avenir Next LT Pro" w:hAnsi="Avenir Next LT Pro" w:cs="Calibri"/><w:color w:val="303030"/><w:sz w:val="22"/><w:szCs w:val="22"/></w:rPr><w:t>dB(A)</w:t></w:r><w:r><w:rPr><w:rFonts w:ascii="Avenir Next LT Pro" w:hAnsi="Avenir Next LT Pro" w:cs="Calibri"/><w:color w:val="303030"/><w:sz w:val="22"/><w:szCs w:val="22"/></w:rPr><w:t>(A))</w:t></w:r></w:p><w:p><w:pPr><w:pStyle w:val="Prrafodelista"/><w:numPr><w:ilvl w:val="0"/><w:numId w:val="36"/></w:numPr><w:spacing w:line="360" w:lineRule="auto"/><w:jc w:val="both"/><w:rPr><w:rFonts w:ascii="Avenir Next LT Pro" w:hAnsi="Avenir Next LT Pro" w:cs="Calibri"/><w:color w:val="303030"/><w:sz w:val="22"/><w:szCs w:val="22"/></w:rPr></w:pPr><w:r><w:rPr><w:rFonts w:ascii="Avenir Next LT Pro" w:hAnsi="Avenir Next LT Pro" w:cs="Calibri"/><w:color w:val="303030"/><w:sz w:val="22"/><w:szCs w:val="22"/></w:rPr><w:t>K</w:t></w:r><w:r><w:rPr><w:rFonts w:ascii="Avenir Next LT Pro" w:hAnsi="Avenir Next LT Pro" w:cs="Calibri"/><w:color w:val="303030"/><w:sz w:val="22"/><w:szCs w:val="22"/><w:vertAlign w:val="subscript"/></w:rPr><w:t>S</w:t></w:r><w:r><w:rPr><w:rFonts w:ascii="Avenir Next LT Pro" w:hAnsi="Avenir Next LT Pro" w:cs="Calibri"/><w:color w:val="303030"/><w:sz w:val="22"/><w:szCs w:val="22"/></w:rPr><w:t> =es un ajuste (positivo o negativo) para ciertas fuentes y situaciones, por </w:t></w:r><w:r><w:rPr><w:rFonts w:ascii="Avenir Next LT Pro" w:hAnsi="Avenir Next LT Pro" w:cs="Calibri"/><w:color w:val="303030"/><w:sz w:val="22"/><w:szCs w:val="22"/></w:rPr><w:t>ejemplo,</w:t></w:r><w:r><w:rPr><w:rFonts w:ascii="Avenir Next LT Pro" w:hAnsi="Avenir Next LT Pro" w:cs="Calibri"/><w:color w:val="303030"/><w:sz w:val="22"/><w:szCs w:val="22"/></w:rPr><w:t> bajas frecuencias (</w:t></w:r><w:r><w:rPr><w:rFonts w:ascii="Avenir Next LT Pro" w:hAnsi="Avenir Next LT Pro" w:cs="Calibri"/><w:color w:val="303030"/><w:sz w:val="22"/><w:szCs w:val="22"/></w:rPr><w:t>dB(A)</w:t></w:r><w:r><w:rPr><w:rFonts w:ascii="Avenir Next LT Pro" w:hAnsi="Avenir Next LT Pro" w:cs="Calibri"/><w:color w:val="303030"/><w:sz w:val="22"/><w:szCs w:val="22"/></w:rPr><w:t>)</w:t></w:r></w:p><w:p><w:pPr><w:pStyle w:val="Prrafodelista"/><w:numPr><w:ilvl w:val="0"/><w:numId w:val="36"/></w:numPr><w:spacing w:line="360" w:lineRule="auto"/><w:jc w:val="both"/><w:rPr><w:rFonts w:ascii="Avenir Next LT Pro" w:hAnsi="Avenir Next LT Pro" w:cs="Calibri"/><w:color w:val="303030"/><w:sz w:val="22"/><w:szCs w:val="22"/></w:rPr></w:pPr><w:r><w:rPr><w:rFonts w:ascii="Avenir Next LT Pro" w:hAnsi="Avenir Next LT Pro" w:cs="Calibri"/><w:color w:val="303030"/><w:sz w:val="22"/><w:szCs w:val="22"/></w:rPr><w:t>(X) =corresponde a cualquiera de los parámetros de medida de que trata el artículo 4 la Resolución </w:t></w:r><w:r><w:rPr><w:rFonts w:ascii="Avenir Next LT Pro" w:hAnsi="Avenir Next LT Pro" w:cs="Calibri"/><w:color w:val="303030"/><w:sz w:val="22"/><w:szCs w:val="22"/></w:rPr><w:t>0</w:t></w:r><w:r><w:rPr><w:rFonts w:ascii="Avenir Next LT Pro" w:hAnsi="Avenir Next LT Pro" w:cs="Calibri"/><w:color w:val="303030"/><w:sz w:val="22"/><w:szCs w:val="22"/></w:rPr><w:t>627 de 2006 MVADT</w:t></w:r></w:p><w:p><w:pPr><w:jc w:val="both"/><w:rPr><w:rFonts w:ascii="Avenir Next LT Pro" w:hAnsi="Avenir Next LT Pro" w:cs="Calibri"/><w:color w:val="303030"/><w:sz w:val="22"/><w:szCs w:val="22"/></w:rPr></w:pPr></w:p><w:p><w:pPr><w:spacing w:line="360" w:lineRule="auto"/><w:jc w:val="both"/><w:rPr><w:rFonts w:ascii="Avenir Next LT Pro" w:hAnsi="Avenir Next LT Pro" w:cstheme="minorHAnsi"/><w:color w:val="303030"/><w:sz w:val="22"/><w:szCs w:val="22"/></w:rPr></w:pPr><w:r><w:rPr><w:rFonts w:ascii="Avenir Next LT Pro" w:hAnsi="Avenir Next LT Pro" w:cstheme="minorHAnsi"/><w:color w:val="303030"/><w:sz w:val="22"/><w:szCs w:val="22"/></w:rPr><w:t>El nivel de presión sonora continúo equivalente ponderado A, LAeq, T, solo se corrige por un solo factor K, el de mayor valor en dB(A).</w:t></w:r><w:r><w:rPr><w:rFonts w:ascii="Avenir Next LT Pro" w:hAnsi="Avenir Next LT Pro" w:cstheme="minorHAnsi"/><w:color w:val="303030"/><w:sz w:val="22"/><w:szCs w:val="22"/></w:rPr><w:t> </w:t></w:r><w:r><w:rPr><w:rFonts w:ascii="Avenir Next LT Pro" w:hAnsi="Avenir Next LT Pro" w:cstheme="minorHAnsi"/><w:color w:val="303030"/><w:sz w:val="22"/><w:szCs w:val="22"/></w:rPr><w:t>Para corregir los niveles equivalentes por tonos y por impulsividad se debe proceder como se especifica en el Anexo 2 de la Resolución 0627 del 2006, que aplican para Emisión de ruido</w:t></w:r><w:r><w:rPr><w:rFonts w:ascii="Avenir Next LT Pro" w:hAnsi="Avenir Next LT Pro" w:cstheme="minorHAnsi"/><w:color w:val="303030"/><w:sz w:val="22"/><w:szCs w:val="22"/></w:rPr><w:t>.</w:t></w:r></w:p><w:p><w:pPr><w:spacing w:line="360" w:lineRule="auto"/><w:jc w:val="both"/><w:rPr><w:rFonts w:ascii="Avenir Next LT Pro" w:hAnsi="Avenir Next LT Pro" w:cs="Calibri"/><w:color w:val="303030"/><w:sz w:val="22"/><w:szCs w:val="22"/></w:rPr></w:pPr></w:p><w:p><w:pPr><w:keepNext/><w:spacing w:after="240" w:line="360" w:lineRule="auto"/><w:jc w:val="both"/><w:outlineLvl w:val="1"/><w:rPr><w:rFonts w:ascii="Avenir Next LT Pro" w:hAnsi="Avenir Next LT Pro" w:cs="Calibri"/><w:b/><w:bCs/><w:color w:val="303030"/><w:sz w:val="28"/><w:szCs w:val="28"/></w:rPr></w:pPr><w:bookmarkStart w:id="97" w:name="_Toc476584854"/><w:bookmarkStart w:id="98" w:name="_Toc482631722"/><w:bookmarkStart w:id="99" w:name="_Toc211423079"/><w:bookmarkStart w:id="100" w:name="_Toc215310871"/><w:r><w:rPr><w:rFonts w:ascii="Avenir Next LT Pro" w:hAnsi="Avenir Next LT Pro" w:cs="Calibri"/><w:b/><w:bCs/><w:color w:val="303030"/><w:sz w:val="28"/><w:szCs w:val="28"/></w:rPr><w:t>3</w:t></w:r><w:r><w:rPr><w:rFonts w:ascii="Avenir Next LT Pro" w:hAnsi="Avenir Next LT Pro" w:cs="Calibri"/><w:b/><w:bCs/><w:color w:val="303030"/><w:sz w:val="28"/><w:szCs w:val="28"/></w:rPr><w:t>.</w:t></w:r><w:r><w:rPr><w:rFonts w:ascii="Avenir Next LT Pro" w:hAnsi="Avenir Next LT Pro" w:cs="Calibri"/><w:b/><w:bCs/><w:color w:val="303030"/><w:sz w:val="28"/><w:szCs w:val="28"/></w:rPr><w:t>3</w:t></w:r><w:r><w:rPr><w:rFonts w:ascii="Avenir Next LT Pro" w:hAnsi="Avenir Next LT Pro" w:cs="Calibri"/><w:b/><w:bCs/><w:color w:val="303030"/><w:sz w:val="28"/><w:szCs w:val="28"/></w:rPr><w:t>. </w:t></w:r><w:r><w:rPr><w:rFonts w:ascii="Avenir Next LT Pro" w:hAnsi="Avenir Next LT Pro" w:cs="Calibri"/><w:b/><w:bCs/><w:color w:val="303030"/><w:sz w:val="28"/><w:szCs w:val="28"/></w:rPr><w:t>Determinación de los valores de Correcciones K</w:t></w:r><w:bookmarkEnd w:id="97"/><w:bookmarkEnd w:id="98"/><w:bookmarkEnd w:id="99"/><w:bookmarkEnd w:id="100"/></w:p><w:p><w:pPr><w:spacing w:after="240" w:line="360" w:lineRule="auto"/><w:jc w:val="both"/><w:rPr><w:rFonts w:ascii="Avenir Next LT Pro" w:hAnsi="Avenir Next LT Pro" w:cs="Calibri"/><w:bCs/><w:color w:val="303030"/><w:sz w:val="22"/><w:szCs w:val="22"/></w:rPr></w:pPr><w:r><w:rPr><w:rFonts w:ascii="Avenir Next LT Pro" w:hAnsi="Avenir Next LT Pro" w:cs="Calibri"/><w:bCs/><w:color w:val="303030"/><w:sz w:val="22"/><w:szCs w:val="22"/></w:rPr><w:t>La corrección de nivel K</w:t></w:r><w:r><w:rPr><w:rFonts w:ascii="Avenir Next LT Pro" w:hAnsi="Avenir Next LT Pro" w:cs="Calibri"/><w:bCs/><w:color w:val="303030"/><w:sz w:val="22"/><w:szCs w:val="22"/><w:vertAlign w:val="subscript"/></w:rPr><w:t>S</w:t></w:r><w:r><w:rPr><w:rFonts w:ascii="Avenir Next LT Pro" w:hAnsi="Avenir Next LT Pro" w:cs="Calibri"/><w:bCs/><w:color w:val="303030"/><w:sz w:val="22"/><w:szCs w:val="22"/></w:rPr><w:t> se aplica de la siguiente manera:</w:t></w:r></w:p><w:p><w:pPr><w:spacing w:after="240" w:line="360" w:lineRule="auto"/><w:jc w:val="both"/><w:rPr><w:rFonts w:ascii="Avenir Next LT Pro" w:hAnsi="Avenir Next LT Pro" w:cs="Calibri"/><w:color w:val="303030"/><w:sz w:val="22"/><w:szCs w:val="22"/></w:rPr></w:pPr><w:r><w:rPr><w:rFonts w:ascii="Avenir Next LT Pro" w:hAnsi="Avenir Next LT Pro" w:cs="Calibri"/><w:color w:val="303030"/><w:sz w:val="22"/><w:szCs w:val="22"/></w:rPr><w:t>Si el ruido proviene de las instalaciones de ventilación y climatización, bajas frecuencias:</w:t></w:r></w:p><w:p><w:pPr><w:numPr><w:ilvl w:val="0"/><w:numId w:val="26"/></w:numPr><w:spacing w:line="360" w:lineRule="auto"/><w:jc w:val="both"/><w:rPr><w:rFonts w:ascii="Avenir Next LT Pro" w:hAnsi="Avenir Next LT Pro" w:cs="Calibri"/><w:color w:val="303030"/><w:sz w:val="22"/><w:szCs w:val="22"/></w:rPr></w:pPr><w:r><w:rPr><w:rFonts w:ascii="Avenir Next LT Pro" w:hAnsi="Avenir Next LT Pro" w:cs="Calibri"/><w:color w:val="303030"/><w:sz w:val="22"/><w:szCs w:val="22"/></w:rPr><w:t>5 </w:t></w:r><w:r><w:rPr><w:rFonts w:ascii="Avenir Next LT Pro" w:hAnsi="Avenir Next LT Pro" w:cs="Calibri"/><w:color w:val="303030"/><w:sz w:val="22"/><w:szCs w:val="22"/></w:rPr><w:t>dB(A)</w:t></w:r><w:r><w:rPr><w:rFonts w:ascii="Avenir Next LT Pro" w:hAnsi="Avenir Next LT Pro" w:cs="Calibri"/><w:color w:val="303030"/><w:sz w:val="22"/><w:szCs w:val="22"/></w:rPr><w:t> en peri</w:t></w:r><w:r><w:rPr><w:rFonts w:ascii="Avenir Next LT Pro" w:hAnsi="Avenir Next LT Pro" w:cs="Calibri"/><w:color w:val="303030"/><w:sz w:val="22"/><w:szCs w:val="22"/></w:rPr><w:t>odo diurno;</w:t></w:r></w:p><w:p><w:pPr><w:numPr><w:ilvl w:val="0"/><w:numId w:val="26"/></w:numPr><w:spacing w:line="360" w:lineRule="auto"/><w:jc w:val="both"/><w:rPr><w:rFonts w:ascii="Avenir Next LT Pro" w:hAnsi="Avenir Next LT Pro" w:cs="Calibri"/><w:color w:val="303030"/><w:sz w:val="22"/><w:szCs w:val="22"/></w:rPr></w:pPr><w:r><w:rPr><w:rFonts w:ascii="Avenir Next LT Pro" w:hAnsi="Avenir Next LT Pro" w:cs="Calibri"/><w:color w:val="303030"/><w:sz w:val="22"/><w:szCs w:val="22"/></w:rPr><w:t>8 </w:t></w:r><w:r><w:rPr><w:rFonts w:ascii="Avenir Next LT Pro" w:hAnsi="Avenir Next LT Pro" w:cs="Calibri"/><w:color w:val="303030"/><w:sz w:val="22"/><w:szCs w:val="22"/></w:rPr><w:t>dB(A)</w:t></w:r><w:r><w:rPr><w:rFonts w:ascii="Avenir Next LT Pro" w:hAnsi="Avenir Next LT Pro" w:cs="Calibri"/><w:color w:val="303030"/><w:sz w:val="22"/><w:szCs w:val="22"/></w:rPr><w:t> </w:t></w:r><w:r><w:rPr><w:rFonts w:ascii="Avenir Next LT Pro" w:hAnsi="Avenir Next LT Pro" w:cs="Calibri"/><w:color w:val="303030"/><w:sz w:val="22"/><w:szCs w:val="22"/></w:rPr><w:t>en peri</w:t></w:r><w:r><w:rPr><w:rFonts w:ascii="Avenir Next LT Pro" w:hAnsi="Avenir Next LT Pro" w:cs="Calibri"/><w:color w:val="303030"/><w:sz w:val="22"/><w:szCs w:val="22"/></w:rPr><w:t>odo nocturno.</w:t></w:r></w:p><w:p><w:pPr><w:spacing w:line="360" w:lineRule="auto"/><w:ind w:left="720"/><w:jc w:val="both"/><w:rPr><w:rFonts w:ascii="Avenir Next LT Pro" w:hAnsi="Avenir Next LT Pro" w:cs="Calibri"/><w:color w:val="303030"/><w:sz w:val="22"/><w:szCs w:val="22"/></w:rPr></w:pPr></w:p><w:p><w:pPr><w:spacing w:after="240" w:line="360" w:lineRule="auto"/><w:jc w:val="both"/><w:rPr><w:rFonts w:ascii="Avenir Next LT Pro" w:hAnsi="Avenir Next LT Pro" w:cs="Calibri"/><w:b/><w:color w:val="303030"/><w:sz w:val="22"/><w:szCs w:val="22"/></w:rPr></w:pPr><w:r><w:rPr><w:rFonts w:ascii="Avenir Next LT Pro" w:hAnsi="Avenir Next LT Pro" w:cs="Calibri"/><w:b/><w:color w:val="303030"/><w:sz w:val="22"/><w:szCs w:val="22"/></w:rPr><w:lastRenderedPageBreak/><w:t>La corrección de nivel K</w:t></w:r><w:r><w:rPr><w:rFonts w:ascii="Avenir Next LT Pro" w:hAnsi="Avenir Next LT Pro" w:cs="Calibri"/><w:b/><w:color w:val="303030"/><w:sz w:val="22"/><w:szCs w:val="22"/><w:vertAlign w:val="subscript"/></w:rPr><w:t>R</w:t></w:r><w:r><w:rPr><w:rFonts w:ascii="Avenir Next LT Pro" w:hAnsi="Avenir Next LT Pro" w:cs="Calibri"/><w:b/><w:color w:val="303030"/><w:sz w:val="22"/><w:szCs w:val="22"/></w:rPr><w:t> por horarios se aplica de la siguiente manera:</w:t></w:r></w:p><w:p><w:pPr><w:spacing w:line="360" w:lineRule="auto"/><w:jc w:val="both"/><w:rPr><w:rFonts w:ascii="Avenir Next LT Pro" w:hAnsi="Avenir Next LT Pro" w:cs="Calibri"/><w:color w:val="303030"/><w:sz w:val="22"/><w:szCs w:val="22"/></w:rPr></w:pPr><w:r><w:rPr><w:rFonts w:ascii="Avenir Next LT Pro" w:hAnsi="Avenir Next LT Pro" w:cs="Calibri"/><w:color w:val="303030"/><w:sz w:val="22"/><w:szCs w:val="22"/></w:rPr><w:t>Si se desea calcular el nivel equivalente corregido ponderado por frecuencia A para el día y la noche LRAeq, dn, se efectúa la medición nocturna de ruido de la fuente específica, si esta funciona durante la noche, para tener en cuenta el grado de molestia que pueda causar a las personas se hace una corrección por adición de 10 </w:t></w:r><w:r><w:rPr><w:rFonts w:ascii="Avenir Next LT Pro" w:hAnsi="Avenir Next LT Pro" w:cs="Calibri"/><w:color w:val="303030"/><w:sz w:val="22"/><w:szCs w:val="22"/></w:rPr><w:t>dB(A)</w:t></w:r><w:r><w:rPr><w:rFonts w:ascii="Avenir Next LT Pro" w:hAnsi="Avenir Next LT Pro" w:cs="Calibri"/><w:color w:val="303030"/><w:sz w:val="22"/><w:szCs w:val="22"/></w:rPr><w:t> para el período nocturno en el cual funcione la fuente específica.</w:t></w:r></w:p><w:p><w:pPr><w:spacing w:line="360" w:lineRule="auto"/><w:jc w:val="both"/><w:rPr><w:rFonts w:ascii="Avenir Next LT Pro" w:hAnsi="Avenir Next LT Pro" w:cs="Calibri"/><w:color w:val="303030"/><w:sz w:val="22"/><w:szCs w:val="22"/></w:rPr></w:pPr></w:p><w:p><w:pPr><w:spacing w:line="360" w:lineRule="auto"/><w:jc w:val="both"/><w:rPr><w:rFonts w:ascii="Avenir Next LT Pro" w:hAnsi="Avenir Next LT Pro" w:cs="Calibri"/><w:b/><w:color w:val="303030"/><w:sz w:val="22"/><w:szCs w:val="22"/></w:rPr></w:pPr><w:r><w:rPr><w:rFonts w:ascii="Avenir Next LT Pro" w:hAnsi="Avenir Next LT Pro" w:cs="Calibri"/><w:b/><w:color w:val="303030"/><w:sz w:val="22"/><w:szCs w:val="22"/></w:rPr><w:t>La corrección de nivel </w:t></w:r><w:r><w:rPr><w:rFonts w:ascii="Avenir Next LT Pro" w:hAnsi="Avenir Next LT Pro" w:cs="Calibri"/><w:b/><w:color w:val="303030"/><w:sz w:val="22"/><w:szCs w:val="22"/></w:rPr><w:t>K</w:t></w:r><w:r><w:rPr><w:rFonts w:ascii="Avenir Next LT Pro" w:hAnsi="Avenir Next LT Pro" w:cs="Calibri"/><w:b/><w:color w:val="303030"/><w:sz w:val="22"/><w:szCs w:val="22"/><w:vertAlign w:val="subscript"/></w:rPr><w:t>T</w:t></w:r><w:r><w:rPr><w:rFonts w:ascii="Avenir Next LT Pro" w:hAnsi="Avenir Next LT Pro" w:cs="Calibri"/><w:b/><w:color w:val="303030"/><w:sz w:val="22"/><w:szCs w:val="22"/></w:rPr><w:t> se</w:t></w:r><w:r><w:rPr><w:rFonts w:ascii="Avenir Next LT Pro" w:hAnsi="Avenir Next LT Pro" w:cs="Calibri"/><w:b/><w:color w:val="303030"/><w:sz w:val="22"/><w:szCs w:val="22"/></w:rPr><w:t> determina de la siguiente manera:</w:t></w:r></w:p><w:p><w:pPr><w:spacing w:after="240" w:line="360" w:lineRule="auto"/><w:jc w:val="both"/><w:rPr><w:rFonts w:ascii="Avenir Next LT Pro" w:hAnsi="Avenir Next LT Pro" w:cs="Calibri"/><w:b/><w:color w:val="303030"/><w:sz w:val="22"/><w:szCs w:val="22"/></w:rPr></w:pPr><w:r><w:rPr><w:rFonts w:ascii="Avenir Next LT Pro" w:hAnsi="Avenir Next LT Pro" w:cs="Calibri"/><w:color w:val="303030"/><w:sz w:val="22"/><w:szCs w:val="22"/></w:rPr><w:t>Se toma en consideración los componentes tonales del ruido en el lugar de la medición y durante el tiempo que estén presentes estos tonos.</w:t></w:r></w:p><w:p><w:pPr><w:numPr><w:ilvl w:val="0"/><w:numId w:val="27"/></w:numPr><w:spacing w:line="360" w:lineRule="auto"/><w:jc w:val="both"/><w:rPr><w:rFonts w:ascii="Avenir Next LT Pro" w:hAnsi="Avenir Next LT Pro" w:cs="Calibri"/><w:color w:val="303030"/><w:sz w:val="22"/><w:szCs w:val="22"/></w:rPr></w:pPr><w:r><w:rPr><w:rFonts w:ascii="Avenir Next LT Pro" w:hAnsi="Avenir Next LT Pro" w:cs="Calibri"/><w:color w:val="303030"/><w:sz w:val="22"/><w:szCs w:val="22"/></w:rPr><w:t>Por percepción nula de componentes tonales: 0 </w:t></w:r><w:r><w:rPr><w:rFonts w:ascii="Avenir Next LT Pro" w:hAnsi="Avenir Next LT Pro" w:cs="Calibri"/><w:color w:val="303030"/><w:sz w:val="22"/><w:szCs w:val="22"/></w:rPr><w:t>dB(A)</w:t></w:r></w:p><w:p><w:pPr><w:numPr><w:ilvl w:val="0"/><w:numId w:val="27"/></w:numPr><w:spacing w:line="360" w:lineRule="auto"/><w:jc w:val="both"/><w:rPr><w:rFonts w:ascii="Avenir Next LT Pro" w:hAnsi="Avenir Next LT Pro" w:cs="Calibri"/><w:color w:val="303030"/><w:sz w:val="22"/><w:szCs w:val="22"/></w:rPr></w:pPr><w:r><w:rPr><w:rFonts w:ascii="Avenir Next LT Pro" w:hAnsi="Avenir Next LT Pro" w:cs="Calibri"/><w:color w:val="303030"/><w:sz w:val="22"/><w:szCs w:val="22"/></w:rPr><w:t>Por percepción neta de componentes tonales: 3 </w:t></w:r><w:r><w:rPr><w:rFonts w:ascii="Avenir Next LT Pro" w:hAnsi="Avenir Next LT Pro" w:cs="Calibri"/><w:color w:val="303030"/><w:sz w:val="22"/><w:szCs w:val="22"/></w:rPr><w:t>dB(A)</w:t></w:r></w:p><w:p><w:pPr><w:numPr><w:ilvl w:val="0"/><w:numId w:val="27"/></w:numPr><w:spacing w:line="360" w:lineRule="auto"/><w:jc w:val="both"/><w:rPr><w:rFonts w:ascii="Avenir Next LT Pro" w:hAnsi="Avenir Next LT Pro" w:cs="Calibri"/><w:color w:val="303030"/><w:sz w:val="22"/><w:szCs w:val="22"/></w:rPr></w:pPr><w:r><w:rPr><w:rFonts w:ascii="Avenir Next LT Pro" w:hAnsi="Avenir Next LT Pro" w:cs="Calibri"/><w:color w:val="303030"/><w:sz w:val="22"/><w:szCs w:val="22"/></w:rPr><w:t>Por percepción fuerte de componentes tonales: 6 </w:t></w:r><w:r><w:rPr><w:rFonts w:ascii="Avenir Next LT Pro" w:hAnsi="Avenir Next LT Pro" w:cs="Calibri"/><w:color w:val="303030"/><w:sz w:val="22"/><w:szCs w:val="22"/></w:rPr><w:t>dB(A)</w:t></w:r></w:p><w:p><w:pPr><w:spacing w:line="360" w:lineRule="auto"/><w:rPr><w:rFonts w:ascii="Avenir Next LT Pro" w:hAnsi="Avenir Next LT Pro" w:cs="Calibri"/><w:color w:val="303030"/><w:sz w:val="22"/><w:szCs w:val="22"/></w:rPr></w:pPr></w:p><w:p><w:pPr><w:spacing w:after="240" w:line="360" w:lineRule="auto"/><w:jc w:val="both"/><w:rPr><w:rFonts w:ascii="Avenir Next LT Pro" w:hAnsi="Avenir Next LT Pro" w:cs="Calibri"/><w:color w:val="303030"/><w:sz w:val="22"/><w:szCs w:val="22"/></w:rPr></w:pPr><w:r><w:rPr><w:rFonts w:ascii="Avenir Next LT Pro" w:hAnsi="Avenir Next LT Pro" w:cs="Calibri"/><w:color w:val="303030"/><w:sz w:val="22"/><w:szCs w:val="22"/></w:rPr><w:t>La manera detallada de evaluar la presencia de componentes tonales se presenta a continuación:</w:t></w:r></w:p><w:p><w:pPr><w:spacing w:after="240" w:line="360" w:lineRule="auto"/><w:jc w:val="both"/><w:rPr><w:rFonts w:ascii="Avenir Next LT Pro" w:hAnsi="Avenir Next LT Pro" w:cs="Calibri"/><w:color w:val="303030"/><w:sz w:val="22"/><w:szCs w:val="22"/></w:rPr></w:pPr><w:r><w:rPr><w:rFonts w:ascii="Avenir Next LT Pro" w:hAnsi="Avenir Next LT Pro" w:cs="Calibri"/><w:color w:val="303030"/><w:sz w:val="22"/><w:szCs w:val="22"/></w:rPr><w:t>Se hace un análisis con resolución de 1/3 de octava. Se calcula la diferencia:</w:t></w:r></w:p><w:p><w:pPr><w:spacing w:line="360" w:lineRule="auto"/><w:jc w:val="center"/><w:rPr><w:rFonts w:ascii="Avenir Next LT Pro" w:hAnsi="Avenir Next LT Pro" w:cs="Calibri"/><w:color w:val="303030"/><w:sz w:val="22"/><w:szCs w:val="22"/></w:rPr></w:pPr><w:r><w:rPr><w:rFonts w:ascii="Avenir Next LT Pro" w:hAnsi="Avenir Next LT Pro" w:cs="Calibri"/><w:color w:val="303030"/><w:sz w:val="22"/><w:szCs w:val="22"/></w:rPr><w:t>L = Lt – Ls</w:t></w:r></w:p><w:p><w:pPr><w:spacing w:line="360" w:lineRule="auto"/><w:jc w:val="both"/><w:rPr><w:rFonts w:ascii="Avenir Next LT Pro" w:hAnsi="Avenir Next LT Pro" w:cs="Calibri"/><w:color w:val="303030"/><w:sz w:val="22"/><w:szCs w:val="22"/></w:rPr></w:pPr><w:r><w:rPr><w:rFonts w:ascii="Avenir Next LT Pro" w:hAnsi="Avenir Next LT Pro" w:cs="Calibri"/><w:color w:val="303030"/><w:sz w:val="22"/><w:szCs w:val="22"/></w:rPr><w:t>Dónde:</w:t></w:r></w:p><w:p><w:pPr><w:pStyle w:val="Prrafodelista"/><w:numPr><w:ilvl w:val="0"/><w:numId w:val="37"/></w:numPr><w:spacing w:line="360" w:lineRule="auto"/><w:jc w:val="both"/><w:rPr><w:rFonts w:ascii="Avenir Next LT Pro" w:hAnsi="Avenir Next LT Pro" w:cs="Calibri"/><w:color w:val="303030"/><w:sz w:val="22"/><w:szCs w:val="22"/></w:rPr></w:pPr><w:r><w:rPr><w:rFonts w:ascii="Avenir Next LT Pro" w:hAnsi="Avenir Next LT Pro" w:cs="Calibri"/><w:color w:val="303030"/><w:sz w:val="22"/><w:szCs w:val="22"/></w:rPr><w:t>Lt: Es el nivel de presión sonora de la banda f que contiene el tono puro.</w:t></w:r></w:p><w:p><w:pPr><w:pStyle w:val="Prrafodelista"/><w:numPr><w:ilvl w:val="0"/><w:numId w:val="37"/></w:numPr><w:spacing w:after="240" w:line="360" w:lineRule="auto"/><w:jc w:val="both"/><w:rPr><w:rFonts w:ascii="Avenir Next LT Pro" w:hAnsi="Avenir Next LT Pro" w:cs="Calibri"/><w:color w:val="303030"/><w:sz w:val="22"/><w:szCs w:val="22"/></w:rPr></w:pPr><w:r><w:rPr><w:rFonts w:ascii="Avenir Next LT Pro" w:hAnsi="Avenir Next LT Pro" w:cs="Calibri"/><w:color w:val="303030"/><w:sz w:val="22"/><w:szCs w:val="22"/></w:rPr><w:t>Ls: Es la media de los niveles de las dos bandas situadas inmediatamente por encima y por debajo de f. </w:t></w:r></w:p><w:p><w:pPr><w:spacing w:after="240" w:line="360" w:lineRule="auto"/><w:jc w:val="both"/><w:rPr><w:rFonts w:ascii="Avenir Next LT Pro" w:hAnsi="Avenir Next LT Pro" w:cs="Calibri"/><w:color w:val="303030"/><w:sz w:val="22"/><w:szCs w:val="22"/></w:rPr></w:pPr><w:r><w:rPr><w:rFonts w:ascii="Avenir Next LT Pro" w:hAnsi="Avenir Next LT Pro" w:cs="Calibri"/><w:color w:val="303030"/><w:sz w:val="22"/><w:szCs w:val="22"/></w:rPr><w:t>Se determina la presencia o ausencia de componentes tonales, entre 20 a 125 Hz:</w:t></w:r></w:p><w:p><w:pPr><w:numPr><w:ilvl w:val="0"/><w:numId w:val="28"/></w:numPr><w:spacing w:line="360" w:lineRule="auto"/><w:jc w:val="both"/><w:rPr><w:rFonts w:ascii="Avenir Next LT Pro" w:hAnsi="Avenir Next LT Pro" w:cs="Calibri"/><w:color w:val="303030"/><w:sz w:val="22"/><w:szCs w:val="22"/></w:rPr></w:pPr><w:r><w:rPr><w:rFonts w:ascii="Avenir Next LT Pro" w:hAnsi="Avenir Next LT Pro" w:cs="Calibri"/><w:color w:val="303030"/><w:sz w:val="22"/><w:szCs w:val="22"/></w:rPr><w:t>Si L &lt; 8 </w:t></w:r><w:r><w:rPr><w:rFonts w:ascii="Avenir Next LT Pro" w:hAnsi="Avenir Next LT Pro" w:cs="Calibri"/><w:color w:val="303030"/><w:sz w:val="22"/><w:szCs w:val="22"/></w:rPr><w:t>dB(A)</w:t></w:r><w:r><w:rPr><w:rFonts w:ascii="Avenir Next LT Pro" w:hAnsi="Avenir Next LT Pro" w:cs="Calibri"/><w:color w:val="303030"/><w:sz w:val="22"/><w:szCs w:val="22"/></w:rPr><w:t>, no hay componentes tonales.</w:t></w:r></w:p><w:p><w:pPr><w:numPr><w:ilvl w:val="0"/><w:numId w:val="28"/></w:numPr><w:spacing w:line="360" w:lineRule="auto"/><w:jc w:val="both"/><w:rPr><w:rFonts w:ascii="Avenir Next LT Pro" w:hAnsi="Avenir Next LT Pro" w:cs="Calibri"/><w:color w:val="303030"/><w:sz w:val="22"/><w:szCs w:val="22"/></w:rPr></w:pPr><w:r><w:rPr><w:rFonts w:ascii="Avenir Next LT Pro" w:hAnsi="Avenir Next LT Pro" w:cs="Calibri"/><w:color w:val="303030"/><w:sz w:val="22"/><w:szCs w:val="22"/></w:rPr><w:t>Si 8 </w:t></w:r><w:r><w:rPr><w:rFonts w:ascii="Avenir Next LT Pro" w:hAnsi="Avenir Next LT Pro" w:cs="Calibri"/><w:color w:val="303030"/><w:sz w:val="22"/><w:szCs w:val="22"/></w:rPr><w:t>dB(A)</w:t></w:r><w:r><w:rPr><w:rFonts w:ascii="Avenir Next LT Pro" w:hAnsi="Avenir Next LT Pro" w:cs="Calibri"/><w:color w:val="303030"/><w:sz w:val="22"/><w:szCs w:val="22"/></w:rPr><w:t>≤ L ≤ 12 </w:t></w:r><w:r><w:rPr><w:rFonts w:ascii="Avenir Next LT Pro" w:hAnsi="Avenir Next LT Pro" w:cs="Calibri"/><w:color w:val="303030"/><w:sz w:val="22"/><w:szCs w:val="22"/></w:rPr><w:t>dB(A)</w:t></w:r><w:r><w:rPr><w:rFonts w:ascii="Avenir Next LT Pro" w:hAnsi="Avenir Next LT Pro" w:cs="Calibri"/><w:color w:val="303030"/><w:sz w:val="22"/><w:szCs w:val="22"/></w:rPr><w:t>,</w:t></w:r><w:r><w:rPr><w:rFonts w:ascii="Avenir Next LT Pro" w:hAnsi="Avenir Next LT Pro" w:cs="Calibri"/><w:color w:val="303030"/><w:sz w:val="22"/><w:szCs w:val="22"/></w:rPr><w:t> hay componente tonal neto.</w:t></w:r></w:p><w:p><w:pPr><w:numPr><w:ilvl w:val="0"/><w:numId w:val="28"/></w:numPr><w:spacing w:line="360" w:lineRule="auto"/><w:jc w:val="both"/><w:rPr><w:rFonts w:ascii="Avenir Next LT Pro" w:hAnsi="Avenir Next LT Pro" w:cs="Calibri"/><w:color w:val="303030"/><w:sz w:val="22"/><w:szCs w:val="22"/></w:rPr></w:pPr><w:r><w:rPr><w:rFonts w:ascii="Avenir Next LT Pro" w:hAnsi="Avenir Next LT Pro" w:cs="Calibri"/><w:color w:val="303030"/><w:sz w:val="22"/><w:szCs w:val="22"/></w:rPr><w:t>Si L &gt; 12 </w:t></w:r><w:r><w:rPr><w:rFonts w:ascii="Avenir Next LT Pro" w:hAnsi="Avenir Next LT Pro" w:cs="Calibri"/><w:color w:val="303030"/><w:sz w:val="22"/><w:szCs w:val="22"/></w:rPr><w:t>dB(A)</w:t></w:r><w:r><w:rPr><w:rFonts w:ascii="Avenir Next LT Pro" w:hAnsi="Avenir Next LT Pro" w:cs="Calibri"/><w:color w:val="303030"/><w:sz w:val="22"/><w:szCs w:val="22"/></w:rPr><w:t>, hay componente tonal fuerte.</w:t></w:r></w:p><w:p><w:pPr><w:spacing w:line="360" w:lineRule="auto"/><w:jc w:val="both"/><w:rPr><w:rFonts w:ascii="Avenir Next LT Pro" w:hAnsi="Avenir Next LT Pro" w:cs="Calibri"/><w:color w:val="303030"/><w:sz w:val="22"/><w:szCs w:val="22"/></w:rPr></w:pPr></w:p><w:p><w:pPr><w:spacing w:line="360" w:lineRule="auto"/><w:jc w:val="both"/><w:rPr><w:rFonts w:ascii="Avenir Next LT Pro" w:hAnsi="Avenir Next LT Pro" w:cs="Calibri"/><w:color w:val="303030"/><w:sz w:val="22"/><w:szCs w:val="22"/></w:rPr></w:pPr><w:r><w:rPr><w:rFonts w:ascii="Avenir Next LT Pro" w:hAnsi="Avenir Next LT Pro" w:cs="Calibri"/><w:color w:val="303030"/><w:sz w:val="22"/><w:szCs w:val="22"/></w:rPr><w:t>Se determina la presencia o ausencia de componentes tonales, entre 160 a 400 Hz:</w:t></w:r></w:p><w:p><w:pPr><w:numPr><w:ilvl w:val="0"/><w:numId w:val="29"/></w:numPr><w:spacing w:line="360" w:lineRule="auto"/><w:jc w:val="both"/><w:rPr><w:rFonts w:ascii="Avenir Next LT Pro" w:hAnsi="Avenir Next LT Pro" w:cs="Calibri"/><w:color w:val="303030"/><w:sz w:val="22"/><w:szCs w:val="22"/></w:rPr></w:pPr><w:r><w:rPr><w:rFonts w:ascii="Avenir Next LT Pro" w:hAnsi="Avenir Next LT Pro" w:cs="Calibri"/><w:color w:val="303030"/><w:sz w:val="22"/><w:szCs w:val="22"/></w:rPr><w:lastRenderedPageBreak/><w:t>Si L &lt; 5 </w:t></w:r><w:r><w:rPr><w:rFonts w:ascii="Avenir Next LT Pro" w:hAnsi="Avenir Next LT Pro" w:cs="Calibri"/><w:color w:val="303030"/><w:sz w:val="22"/><w:szCs w:val="22"/></w:rPr><w:t>dB(A)</w:t></w:r><w:r><w:rPr><w:rFonts w:ascii="Avenir Next LT Pro" w:hAnsi="Avenir Next LT Pro" w:cs="Calibri"/><w:color w:val="303030"/><w:sz w:val="22"/><w:szCs w:val="22"/></w:rPr><w:t>, no hay componentes tonales.</w:t></w:r></w:p><w:p><w:pPr><w:numPr><w:ilvl w:val="0"/><w:numId w:val="29"/></w:numPr><w:spacing w:line="360" w:lineRule="auto"/><w:jc w:val="both"/><w:rPr><w:rFonts w:ascii="Avenir Next LT Pro" w:hAnsi="Avenir Next LT Pro" w:cs="Calibri"/><w:color w:val="303030"/><w:sz w:val="22"/><w:szCs w:val="22"/></w:rPr></w:pPr><w:r><w:rPr><w:rFonts w:ascii="Avenir Next LT Pro" w:hAnsi="Avenir Next LT Pro" w:cs="Calibri"/><w:color w:val="303030"/><w:sz w:val="22"/><w:szCs w:val="22"/></w:rPr><w:t>Si 5 </w:t></w:r><w:r><w:rPr><w:rFonts w:ascii="Avenir Next LT Pro" w:hAnsi="Avenir Next LT Pro" w:cs="Calibri"/><w:color w:val="303030"/><w:sz w:val="22"/><w:szCs w:val="22"/></w:rPr><w:t>dB(A)</w:t></w:r><w:r><w:rPr><w:rFonts w:ascii="Avenir Next LT Pro" w:hAnsi="Avenir Next LT Pro" w:cs="Calibri"/><w:color w:val="303030"/><w:sz w:val="22"/><w:szCs w:val="22"/></w:rPr><w:t>≤ L ≤ 8 </w:t></w:r><w:r><w:rPr><w:rFonts w:ascii="Avenir Next LT Pro" w:hAnsi="Avenir Next LT Pro" w:cs="Calibri"/><w:color w:val="303030"/><w:sz w:val="22"/><w:szCs w:val="22"/></w:rPr><w:t>dB(A)</w:t></w:r><w:r><w:rPr><w:rFonts w:ascii="Avenir Next LT Pro" w:hAnsi="Avenir Next LT Pro" w:cs="Calibri"/><w:color w:val="303030"/><w:sz w:val="22"/><w:szCs w:val="22"/></w:rPr><w:t>, hay componente tonal neto.</w:t></w:r></w:p><w:p><w:pPr><w:numPr><w:ilvl w:val="0"/><w:numId w:val="29"/></w:numPr><w:spacing w:after="240" w:line="360" w:lineRule="auto"/><w:jc w:val="both"/><w:rPr><w:rFonts w:ascii="Avenir Next LT Pro" w:hAnsi="Avenir Next LT Pro" w:cs="Calibri"/><w:color w:val="303030"/><w:sz w:val="22"/><w:szCs w:val="22"/></w:rPr></w:pPr><w:r><w:rPr><w:rFonts w:ascii="Avenir Next LT Pro" w:hAnsi="Avenir Next LT Pro" w:cs="Calibri"/><w:color w:val="303030"/><w:sz w:val="22"/><w:szCs w:val="22"/></w:rPr><w:t>Si L &gt; 8 </w:t></w:r><w:r><w:rPr><w:rFonts w:ascii="Avenir Next LT Pro" w:hAnsi="Avenir Next LT Pro" w:cs="Calibri"/><w:color w:val="303030"/><w:sz w:val="22"/><w:szCs w:val="22"/></w:rPr><w:t>dB(A)</w:t></w:r><w:r><w:rPr><w:rFonts w:ascii="Avenir Next LT Pro" w:hAnsi="Avenir Next LT Pro" w:cs="Calibri"/><w:color w:val="303030"/><w:sz w:val="22"/><w:szCs w:val="22"/></w:rPr><w:t>, hay componente tonal fuerte.</w:t></w:r></w:p><w:p><w:pPr><w:spacing w:after="240" w:line="360" w:lineRule="auto"/><w:jc w:val="both"/><w:rPr><w:rFonts w:ascii="Avenir Next LT Pro" w:hAnsi="Avenir Next LT Pro" w:cs="Calibri"/><w:color w:val="303030"/><w:sz w:val="22"/><w:szCs w:val="22"/></w:rPr></w:pPr><w:r><w:rPr><w:rFonts w:ascii="Avenir Next LT Pro" w:hAnsi="Avenir Next LT Pro" w:cs="Calibri"/><w:color w:val="303030"/><w:sz w:val="22"/><w:szCs w:val="22"/></w:rPr><w:t>Se determina la presencia o ausencia de componentes tonales a partir de 500 Hz:</w:t></w:r></w:p><w:p><w:pPr><w:numPr><w:ilvl w:val="0"/><w:numId w:val="29"/></w:numPr><w:spacing w:line="360" w:lineRule="auto"/><w:jc w:val="both"/><w:rPr><w:rFonts w:ascii="Avenir Next LT Pro" w:hAnsi="Avenir Next LT Pro" w:cs="Calibri"/><w:color w:val="303030"/><w:sz w:val="22"/><w:szCs w:val="22"/></w:rPr></w:pPr><w:r><w:rPr><w:rFonts w:ascii="Avenir Next LT Pro" w:hAnsi="Avenir Next LT Pro" w:cs="Calibri"/><w:color w:val="303030"/><w:sz w:val="22"/><w:szCs w:val="22"/></w:rPr><w:t>Si L &lt; 3 </w:t></w:r><w:r><w:rPr><w:rFonts w:ascii="Avenir Next LT Pro" w:hAnsi="Avenir Next LT Pro" w:cs="Calibri"/><w:color w:val="303030"/><w:sz w:val="22"/><w:szCs w:val="22"/></w:rPr><w:t>dB(A)</w:t></w:r><w:r><w:rPr><w:rFonts w:ascii="Avenir Next LT Pro" w:hAnsi="Avenir Next LT Pro" w:cs="Calibri"/><w:color w:val="303030"/><w:sz w:val="22"/><w:szCs w:val="22"/></w:rPr><w:t>, no hay componentes tonales.</w:t></w:r></w:p><w:p><w:pPr><w:numPr><w:ilvl w:val="0"/><w:numId w:val="29"/></w:numPr><w:spacing w:line="360" w:lineRule="auto"/><w:jc w:val="both"/><w:rPr><w:rFonts w:ascii="Avenir Next LT Pro" w:hAnsi="Avenir Next LT Pro" w:cs="Calibri"/><w:color w:val="303030"/><w:sz w:val="22"/><w:szCs w:val="22"/></w:rPr></w:pPr><w:r><w:rPr><w:rFonts w:ascii="Avenir Next LT Pro" w:hAnsi="Avenir Next LT Pro" w:cs="Calibri"/><w:color w:val="303030"/><w:sz w:val="22"/><w:szCs w:val="22"/></w:rPr><w:t>Si 3 </w:t></w:r><w:r><w:rPr><w:rFonts w:ascii="Avenir Next LT Pro" w:hAnsi="Avenir Next LT Pro" w:cs="Calibri"/><w:color w:val="303030"/><w:sz w:val="22"/><w:szCs w:val="22"/></w:rPr><w:t>dB(A)</w:t></w:r><w:r><w:rPr><w:rFonts w:ascii="Avenir Next LT Pro" w:hAnsi="Avenir Next LT Pro" w:cs="Calibri"/><w:color w:val="303030"/><w:sz w:val="22"/><w:szCs w:val="22"/></w:rPr><w:t> ≤ L ≤ 5 </w:t></w:r><w:r><w:rPr><w:rFonts w:ascii="Avenir Next LT Pro" w:hAnsi="Avenir Next LT Pro" w:cs="Calibri"/><w:color w:val="303030"/><w:sz w:val="22"/><w:szCs w:val="22"/></w:rPr><w:t>dB(A)</w:t></w:r><w:r><w:rPr><w:rFonts w:ascii="Avenir Next LT Pro" w:hAnsi="Avenir Next LT Pro" w:cs="Calibri"/><w:color w:val="303030"/><w:sz w:val="22"/><w:szCs w:val="22"/></w:rPr><w:t>, hay componente tonal neto.</w:t></w:r></w:p><w:p><w:pPr><w:numPr><w:ilvl w:val="0"/><w:numId w:val="29"/></w:numPr><w:spacing w:after="240" w:line="360" w:lineRule="auto"/><w:jc w:val="both"/><w:rPr><w:rFonts w:ascii="Avenir Next LT Pro" w:hAnsi="Avenir Next LT Pro" w:cs="Calibri"/><w:color w:val="303030"/><w:sz w:val="22"/><w:szCs w:val="22"/></w:rPr></w:pPr><w:r><w:rPr><w:rFonts w:ascii="Avenir Next LT Pro" w:hAnsi="Avenir Next LT Pro" w:cs="Calibri"/><w:color w:val="303030"/><w:sz w:val="22"/><w:szCs w:val="22"/></w:rPr><w:t>Si L &gt; 5 </w:t></w:r><w:r><w:rPr><w:rFonts w:ascii="Avenir Next LT Pro" w:hAnsi="Avenir Next LT Pro" w:cs="Calibri"/><w:color w:val="303030"/><w:sz w:val="22"/><w:szCs w:val="22"/></w:rPr><w:t>dB(A)</w:t></w:r><w:r><w:rPr><w:rFonts w:ascii="Avenir Next LT Pro" w:hAnsi="Avenir Next LT Pro" w:cs="Calibri"/><w:color w:val="303030"/><w:sz w:val="22"/><w:szCs w:val="22"/></w:rPr><w:t>, hay componente tonal fuerte.</w:t></w:r></w:p><w:p><w:pPr><w:spacing w:after="240" w:line="360" w:lineRule="auto"/><w:jc w:val="both"/><w:rPr><w:rFonts w:ascii="Avenir Next LT Pro" w:hAnsi="Avenir Next LT Pro" w:cs="Calibri"/><w:b/><w:color w:val="303030"/><w:sz w:val="22"/><w:szCs w:val="22"/></w:rPr></w:pPr><w:r><w:rPr><w:rFonts w:ascii="Avenir Next LT Pro" w:hAnsi="Avenir Next LT Pro" w:cs="Calibri"/><w:b/><w:color w:val="303030"/><w:sz w:val="22"/><w:szCs w:val="22"/></w:rPr><w:t>La corrección de nivel K</w:t></w:r><w:r><w:rPr><w:rFonts w:ascii="Avenir Next LT Pro" w:hAnsi="Avenir Next LT Pro" w:cs="Calibri"/><w:b/><w:color w:val="303030"/><w:sz w:val="22"/><w:szCs w:val="22"/><w:vertAlign w:val="subscript"/></w:rPr><w:t>I </w:t></w:r><w:r><w:rPr><w:rFonts w:ascii="Avenir Next LT Pro" w:hAnsi="Avenir Next LT Pro" w:cs="Calibri"/><w:b/><w:color w:val="303030"/><w:sz w:val="22"/><w:szCs w:val="22"/></w:rPr><w:t>se determina de la siguiente manera:</w:t></w:r></w:p><w:p><w:pPr><w:spacing w:line="360" w:lineRule="auto"/><w:jc w:val="both"/><w:rPr><w:rFonts w:ascii="Avenir Next LT Pro" w:hAnsi="Avenir Next LT Pro" w:cs="Calibri"/><w:color w:val="303030"/><w:sz w:val="22"/><w:szCs w:val="22"/></w:rPr></w:pPr><w:r><w:rPr><w:rFonts w:ascii="Avenir Next LT Pro" w:hAnsi="Avenir Next LT Pro" w:cs="Calibri"/><w:color w:val="303030"/><w:sz w:val="22"/><w:szCs w:val="22"/></w:rPr><w:t>Se toma en consideración los componentes impulsivos en el lugar de la medición y durante el tiempo que estén presentes los respectivos impulsos.</w:t></w:r></w:p><w:p><w:pPr><w:spacing w:line="360" w:lineRule="auto"/><w:jc w:val="both"/><w:rPr><w:rFonts w:ascii="Avenir Next LT Pro" w:hAnsi="Avenir Next LT Pro" w:cs="Calibri"/><w:color w:val="303030"/><w:sz w:val="22"/><w:szCs w:val="22"/></w:rPr></w:pPr></w:p><w:p><w:pPr><w:numPr><w:ilvl w:val="0"/><w:numId w:val="29"/></w:numPr><w:spacing w:line="360" w:lineRule="auto"/><w:jc w:val="both"/><w:rPr><w:rFonts w:ascii="Avenir Next LT Pro" w:hAnsi="Avenir Next LT Pro" w:cs="Calibri"/><w:color w:val="303030"/><w:sz w:val="22"/><w:szCs w:val="22"/></w:rPr></w:pPr><w:r><w:rPr><w:rFonts w:ascii="Avenir Next LT Pro" w:hAnsi="Avenir Next LT Pro" w:cs="Calibri"/><w:color w:val="303030"/><w:sz w:val="22"/><w:szCs w:val="22"/></w:rPr><w:t>Por percepción nula de componentes impulsivos: 0 </w:t></w:r><w:r><w:rPr><w:rFonts w:ascii="Avenir Next LT Pro" w:hAnsi="Avenir Next LT Pro" w:cs="Calibri"/><w:color w:val="303030"/><w:sz w:val="22"/><w:szCs w:val="22"/></w:rPr><w:t>dB(A)</w:t></w:r><w:r><w:rPr><w:rFonts w:ascii="Avenir Next LT Pro" w:hAnsi="Avenir Next LT Pro" w:cs="Calibri"/><w:color w:val="303030"/><w:sz w:val="22"/><w:szCs w:val="22"/></w:rPr><w:t>.</w:t></w:r></w:p><w:p><w:pPr><w:numPr><w:ilvl w:val="0"/><w:numId w:val="29"/></w:numPr><w:spacing w:line="360" w:lineRule="auto"/><w:jc w:val="both"/><w:rPr><w:rFonts w:ascii="Avenir Next LT Pro" w:hAnsi="Avenir Next LT Pro" w:cs="Calibri"/><w:color w:val="303030"/><w:sz w:val="22"/><w:szCs w:val="22"/></w:rPr></w:pPr><w:r><w:rPr><w:rFonts w:ascii="Avenir Next LT Pro" w:hAnsi="Avenir Next LT Pro" w:cs="Calibri"/><w:color w:val="303030"/><w:sz w:val="22"/><w:szCs w:val="22"/></w:rPr><w:t>Por percepción neta de componentes impulsivos: 3 </w:t></w:r><w:r><w:rPr><w:rFonts w:ascii="Avenir Next LT Pro" w:hAnsi="Avenir Next LT Pro" w:cs="Calibri"/><w:color w:val="303030"/><w:sz w:val="22"/><w:szCs w:val="22"/></w:rPr><w:t>dB(A)</w:t></w:r><w:r><w:rPr><w:rFonts w:ascii="Avenir Next LT Pro" w:hAnsi="Avenir Next LT Pro" w:cs="Calibri"/><w:color w:val="303030"/><w:sz w:val="22"/><w:szCs w:val="22"/></w:rPr><w:t>.</w:t></w:r></w:p><w:p><w:pPr><w:numPr><w:ilvl w:val="0"/><w:numId w:val="29"/></w:numPr><w:spacing w:line="360" w:lineRule="auto"/><w:jc w:val="both"/><w:rPr><w:rFonts w:ascii="Avenir Next LT Pro" w:hAnsi="Avenir Next LT Pro" w:cs="Calibri"/><w:color w:val="303030"/><w:sz w:val="22"/><w:szCs w:val="22"/></w:rPr></w:pPr><w:r><w:rPr><w:rFonts w:ascii="Avenir Next LT Pro" w:hAnsi="Avenir Next LT Pro" w:cs="Calibri"/><w:color w:val="303030"/><w:sz w:val="22"/><w:szCs w:val="22"/></w:rPr><w:t>Por percepción fuerte de componentes impulsivos: 6 </w:t></w:r><w:r><w:rPr><w:rFonts w:ascii="Avenir Next LT Pro" w:hAnsi="Avenir Next LT Pro" w:cs="Calibri"/><w:color w:val="303030"/><w:sz w:val="22"/><w:szCs w:val="22"/></w:rPr><w:t>dB(A)</w:t></w:r><w:r><w:rPr><w:rFonts w:ascii="Avenir Next LT Pro" w:hAnsi="Avenir Next LT Pro" w:cs="Calibri"/><w:color w:val="303030"/><w:sz w:val="22"/><w:szCs w:val="22"/></w:rPr><w:t>.</w:t></w:r></w:p><w:p><w:pPr><w:spacing w:line="360" w:lineRule="auto"/><w:jc w:val="both"/><w:rPr><w:rFonts w:ascii="Avenir Next LT Pro" w:hAnsi="Avenir Next LT Pro" w:cs="Calibri"/><w:color w:val="303030"/><w:sz w:val="22"/><w:szCs w:val="22"/></w:rPr></w:pPr></w:p><w:p><w:pPr><w:spacing w:line="360" w:lineRule="auto"/><w:jc w:val="both"/><w:rPr><w:rFonts w:ascii="Avenir Next LT Pro" w:hAnsi="Avenir Next LT Pro" w:cs="Calibri"/><w:color w:val="303030"/><w:sz w:val="22"/><w:szCs w:val="22"/></w:rPr></w:pPr><w:r><w:rPr><w:rFonts w:ascii="Avenir Next LT Pro" w:hAnsi="Avenir Next LT Pro" w:cs="Calibri"/><w:color w:val="303030"/><w:sz w:val="22"/><w:szCs w:val="22"/></w:rPr><w:t>El ruido que se evalúa tiene componentes impulsivos si se perciben sonidos de alto nivel de presión sonora y duración corta. Para evaluar de manera detallada la presencia de componentes impulsivos se establece el siguiente procedimiento:</w:t></w:r></w:p><w:p><w:pPr><w:spacing w:line="360" w:lineRule="auto"/><w:jc w:val="both"/><w:rPr><w:rFonts w:ascii="Avenir Next LT Pro" w:hAnsi="Avenir Next LT Pro" w:cs="Calibri"/><w:color w:val="303030"/><w:sz w:val="22"/><w:szCs w:val="22"/></w:rPr></w:pPr></w:p><w:p><w:pPr><w:spacing w:line="360" w:lineRule="auto"/><w:jc w:val="both"/><w:rPr><w:rFonts w:ascii="Avenir Next LT Pro" w:hAnsi="Avenir Next LT Pro" w:cs="Calibri"/><w:color w:val="303030"/><w:sz w:val="22"/><w:szCs w:val="22"/></w:rPr></w:pPr><w:r><w:rPr><w:rFonts w:ascii="Avenir Next LT Pro" w:hAnsi="Avenir Next LT Pro" w:cs="Calibri"/><w:color w:val="303030"/><w:sz w:val="22"/><w:szCs w:val="22"/></w:rPr><w:t>Para una determinada fase de ruido de duración Ti en la cual se percibe un ruido impulsivo:</w:t></w:r></w:p><w:p><w:pPr><w:spacing w:line="360" w:lineRule="auto"/><w:jc w:val="both"/><w:rPr><w:rFonts w:ascii="Avenir Next LT Pro" w:hAnsi="Avenir Next LT Pro" w:cs="Calibri"/><w:color w:val="303030"/><w:sz w:val="22"/><w:szCs w:val="22"/></w:rPr></w:pPr></w:p><w:p><w:pPr><w:numPr><w:ilvl w:val="0"/><w:numId w:val="30"/></w:numPr><w:spacing w:line="360" w:lineRule="auto"/><w:jc w:val="both"/><w:rPr><w:rFonts w:ascii="Avenir Next LT Pro" w:hAnsi="Avenir Next LT Pro" w:cs="Calibri"/><w:color w:val="303030"/><w:sz w:val="22"/><w:szCs w:val="22"/></w:rPr></w:pPr><w:r><w:rPr><w:rFonts w:ascii="Avenir Next LT Pro" w:hAnsi="Avenir Next LT Pro" w:cs="Calibri"/><w:color w:val="303030"/><w:sz w:val="22"/><w:szCs w:val="22"/></w:rPr><w:t>Se mide el nivel de presión sonora continuo equivalente ponderado A, durante Ti, LA, Ti.</w:t></w:r></w:p><w:p><w:pPr><w:numPr><w:ilvl w:val="0"/><w:numId w:val="30"/></w:numPr><w:spacing w:line="360" w:lineRule="auto"/><w:jc w:val="both"/><w:rPr><w:rFonts w:ascii="Avenir Next LT Pro" w:hAnsi="Avenir Next LT Pro" w:cs="Calibri"/><w:color w:val="303030"/><w:sz w:val="22"/><w:szCs w:val="22"/></w:rPr></w:pPr><w:r><w:rPr><w:rFonts w:ascii="Avenir Next LT Pro" w:hAnsi="Avenir Next LT Pro" w:cs="Calibri"/><w:color w:val="303030"/><w:sz w:val="22"/><w:szCs w:val="22"/></w:rPr><w:t>Se mide el nivel de presión sonora ponderado A, determinado con la característica temporal Impulso (Impulse; en inglés), promediado en el tiempo Ti, LAI.</w:t></w:r></w:p><w:p><w:pPr><w:numPr><w:ilvl w:val="0"/><w:numId w:val="30"/></w:numPr><w:spacing w:line="360" w:lineRule="auto"/><w:jc w:val="both"/><w:rPr><w:rFonts w:ascii="Avenir Next LT Pro" w:hAnsi="Avenir Next LT Pro" w:cs="Calibri"/><w:color w:val="303030"/><w:sz w:val="22"/><w:szCs w:val="22"/></w:rPr></w:pPr><w:r><w:rPr><w:rFonts w:ascii="Avenir Next LT Pro" w:hAnsi="Avenir Next LT Pro" w:cs="Calibri"/><w:color w:val="303030"/><w:sz w:val="22"/><w:szCs w:val="22"/></w:rPr><w:t>Se calcula la diferencia:</w:t></w:r></w:p><w:p><w:pPr><w:spacing w:line="360" w:lineRule="auto"/><w:jc w:val="center"/><w:rPr><w:rFonts w:ascii="Avenir Next LT Pro" w:hAnsi="Avenir Next LT Pro" w:cs="Calibri"/><w:color w:val="303030"/><w:sz w:val="22"/><w:szCs w:val="22"/></w:rPr></w:pPr><w:r><w:rPr><w:rFonts w:ascii="Avenir Next LT Pro" w:hAnsi="Avenir Next LT Pro" w:cs="Calibri"/><w:color w:val="303030"/><w:sz w:val="22"/><w:szCs w:val="22"/></w:rPr><w:t>Li = LAI - LA, Ti.</w:t></w:r></w:p><w:p><w:pPr><w:spacing w:line="360" w:lineRule="auto"/><w:jc w:val="both"/><w:rPr><w:rFonts w:ascii="Avenir Next LT Pro" w:hAnsi="Avenir Next LT Pro" w:cs="Calibri"/><w:color w:val="303030"/><w:sz w:val="22"/><w:szCs w:val="22"/></w:rPr></w:pPr><w:r><w:rPr><w:rFonts w:ascii="Avenir Next LT Pro" w:hAnsi="Avenir Next LT Pro" w:cs="Calibri"/><w:color w:val="303030"/><w:sz w:val="22"/><w:szCs w:val="22"/></w:rPr><w:lastRenderedPageBreak/><w:t>Si LI &lt; 3 </w:t></w:r><w:r><w:rPr><w:rFonts w:ascii="Avenir Next LT Pro" w:hAnsi="Avenir Next LT Pro" w:cs="Calibri"/><w:color w:val="303030"/><w:sz w:val="22"/><w:szCs w:val="22"/></w:rPr><w:t>dB(A</w:t></w:r><w:r><w:rPr><w:rFonts w:ascii="Avenir Next LT Pro" w:hAnsi="Avenir Next LT Pro" w:cs="Calibri"/><w:color w:val="303030"/><w:sz w:val="22"/><w:szCs w:val="22"/></w:rPr><w:t>),</w:t></w:r><w:r><w:rPr><w:rFonts w:ascii="Avenir Next LT Pro" w:hAnsi="Avenir Next LT Pro" w:cs="Calibri"/><w:color w:val="303030"/><w:sz w:val="22"/><w:szCs w:val="22"/></w:rPr><w:t> no hay componentes impulsivos, </w:t></w:r><w:r><w:rPr><w:rFonts w:ascii="Avenir Next LT Pro" w:hAnsi="Avenir Next LT Pro" w:cs="Calibri"/><w:color w:val="303030"/><w:sz w:val="22"/><w:szCs w:val="22"/></w:rPr><w:t>Si 3 </w:t></w:r><w:r><w:rPr><w:rFonts w:ascii="Avenir Next LT Pro" w:hAnsi="Avenir Next LT Pro" w:cs="Calibri"/><w:color w:val="303030"/><w:sz w:val="22"/><w:szCs w:val="22"/></w:rPr><w:t>dB(A)</w:t></w:r><w:r><w:rPr><w:rFonts w:ascii="Avenir Next LT Pro" w:hAnsi="Avenir Next LT Pro" w:cs="Calibri"/><w:color w:val="303030"/><w:sz w:val="22"/><w:szCs w:val="22"/></w:rPr><w:t>≤ LI ≤ 6 </w:t></w:r><w:r><w:rPr><w:rFonts w:ascii="Avenir Next LT Pro" w:hAnsi="Avenir Next LT Pro" w:cs="Calibri"/><w:color w:val="303030"/><w:sz w:val="22"/><w:szCs w:val="22"/></w:rPr><w:t>dB(A)</w:t></w:r><w:r><w:rPr><w:rFonts w:ascii="Avenir Next LT Pro" w:hAnsi="Avenir Next LT Pro" w:cs="Calibri"/><w:color w:val="303030"/><w:sz w:val="22"/><w:szCs w:val="22"/></w:rPr><w:t>, hay percepción</w:t></w:r><w:r><w:rPr><w:rFonts w:ascii="Avenir Next LT Pro" w:hAnsi="Avenir Next LT Pro" w:cs="Calibri"/><w:color w:val="303030"/><w:sz w:val="22"/><w:szCs w:val="22"/></w:rPr><w:t> neta de componentes impulsivos </w:t></w:r><w:r><w:rPr><w:rFonts w:ascii="Avenir Next LT Pro" w:hAnsi="Avenir Next LT Pro" w:cs="Calibri"/><w:color w:val="303030"/><w:sz w:val="22"/><w:szCs w:val="22"/></w:rPr><w:t>y Si</w:t></w:r><w:r><w:rPr><w:rFonts w:ascii="Avenir Next LT Pro" w:hAnsi="Avenir Next LT Pro" w:cs="Calibri"/><w:color w:val="303030"/><w:sz w:val="22"/><w:szCs w:val="22"/></w:rPr><w:t> LI &gt; 6 </w:t></w:r><w:r><w:rPr><w:rFonts w:ascii="Avenir Next LT Pro" w:hAnsi="Avenir Next LT Pro" w:cs="Calibri"/><w:color w:val="303030"/><w:sz w:val="22"/><w:szCs w:val="22"/></w:rPr><w:t>dB(A)</w:t></w:r><w:r><w:rPr><w:rFonts w:ascii="Avenir Next LT Pro" w:hAnsi="Avenir Next LT Pro" w:cs="Calibri"/><w:color w:val="303030"/><w:sz w:val="22"/><w:szCs w:val="22"/></w:rPr><w:t>, hay percepción fuerte de componentes impulsivos.</w:t></w:r></w:p><w:p><w:pPr><w:spacing w:line="360" w:lineRule="auto"/><w:jc w:val="both"/><w:rPr><w:rFonts w:ascii="Avenir Next LT Pro" w:hAnsi="Avenir Next LT Pro" w:cs="Calibri"/><w:color w:val="303030"/><w:sz w:val="22"/><w:szCs w:val="22"/></w:rPr></w:pPr></w:p><w:p><w:pPr><w:pStyle w:val="Ttulo2"/><w:rPr><w:rFonts w:ascii="Avenir Next LT Pro" w:hAnsi="Avenir Next LT Pro"/><w:color w:val="303030"/><w:sz w:val="28"/><w:szCs w:val="28"/></w:rPr></w:pPr><w:bookmarkStart w:id="101" w:name="_Toc211423080"/><w:bookmarkStart w:id="102" w:name="_Toc215310872"/><w:r><w:rPr><w:rFonts w:ascii="Avenir Next LT Pro" w:hAnsi="Avenir Next LT Pro"/><w:color w:val="303030"/><w:sz w:val="28"/><w:szCs w:val="28"/></w:rPr><w:t>3.</w:t></w:r><w:r><w:rPr><w:rFonts w:ascii="Avenir Next LT Pro" w:hAnsi="Avenir Next LT Pro"/><w:color w:val="303030"/><w:sz w:val="28"/><w:szCs w:val="28"/></w:rPr><w:t>4</w:t></w:r><w:r><w:rPr><w:rFonts w:ascii="Avenir Next LT Pro" w:hAnsi="Avenir Next LT Pro"/><w:color w:val="303030"/><w:sz w:val="28"/><w:szCs w:val="28"/></w:rPr><w:t>.</w:t></w:r><w:r><w:rPr><w:rFonts w:ascii="Avenir Next LT Pro" w:hAnsi="Avenir Next LT Pro"/><w:color w:val="303030"/><w:sz w:val="28"/><w:szCs w:val="28"/></w:rPr><w:t> Metodología en campo</w:t></w:r><w:bookmarkEnd w:id="101"/><w:bookmarkEnd w:id="102"/></w:p><w:p><w:pPr><w:rPr><w:rFonts w:ascii="Avenir Next LT Pro" w:hAnsi="Avenir Next LT Pro"/><w:color w:val="303030"/></w:rPr></w:pPr></w:p><w:p><w:pPr><w:spacing w:after="240" w:line="360" w:lineRule="auto"/><w:jc w:val="both"/><w:rPr><w:rFonts w:ascii="Avenir Next LT Pro" w:hAnsi="Avenir Next LT Pro"/><w:color w:val="303030"/><w:sz w:val="22"/><w:szCs w:val="22"/></w:rPr></w:pPr><w:r><w:rPr><w:rFonts w:ascii="Avenir Next LT Pro" w:hAnsi="Avenir Next LT Pro"/><w:color w:val="303030"/><w:sz w:val="22"/><w:szCs w:val="22"/></w:rPr><w:t>Para la realización de las mediciones en campo de ruido intradomiciliario en el área de estudio de </w:t></w:r><w:r><w:rPr><w:rFonts w:ascii="Avenir Next LT Pro" w:hAnsi="Avenir Next LT Pro" w:cstheme="minorHAnsi"/><w:b/><w:bCs/><w:color w:val="303030"/><w:sz w:val="22"/><w:szCs w:val="22"/></w:rPr><w:t>{var_1}</w:t></w:r><w:r><w:rPr><w:rFonts w:ascii="Avenir Next LT Pro" w:hAnsi="Avenir Next LT Pro"/><w:color w:val="303030"/><w:sz w:val="22"/><w:szCs w:val="22"/></w:rPr><w:t> en el </w:t></w:r><w:commentRangeStart w:id="103"/><w:r><w:rPr><w:rFonts w:ascii="Avenir Next LT Pro" w:hAnsi="Avenir Next LT Pro" w:cstheme="minorHAnsi"/><w:color w:val="303030"/><w:sz w:val="22"/><w:szCs w:val="22"/></w:rPr><w:t>{de_monitoreo_ubicados_en_el_area_de_estudio_de_la__1}</w:t></w:r><w:commentRangeEnd w:id="103"/><w:r><w:rPr><w:rStyle w:val="Refdecomentario"/><w:rFonts w:ascii="Tahoma" w:hAnsi="Tahoma"/><w:szCs w:val="20"/><w:lang w:val="es-MX" w:eastAsia="es-MX"/></w:rPr></w:r><w:r><w:rPr><w:rFonts w:ascii="Avenir Next LT Pro" w:hAnsi="Avenir Next LT Pro"/><w:color w:val="303030"/><w:sz w:val="22"/><w:szCs w:val="22"/></w:rPr><w:t>, se tuvo en cuenta lo estipulado por la Resolución 0627 del 07 de abril de 2006 y en el procedimiento interno PO– PSM– 11 y FO-PO-PSM-72-06, Procedimiento de medición de emisión de ruido y ruido ambiental y Plan de monitoreo, respectivamente. Se selecciono </w:t></w:r><w:commentRangeStart w:id="104"/><w:r><w:rPr><w:rFonts w:ascii="Avenir Next LT Pro" w:hAnsi="Avenir Next LT Pro"/><w:color w:val="303030"/><w:sz w:val="22"/><w:szCs w:val="22"/></w:rPr><w:t>{las_mediciones_de_ruido_intradomiciliario_se_lleva_1}</w:t></w:r><w:commentRangeEnd w:id="104"/><w:r><w:rPr><w:rStyle w:val="Refdecomentario"/><w:rFonts w:ascii="Tahoma" w:hAnsi="Tahoma"/><w:szCs w:val="20"/><w:lang w:val="es-MX" w:eastAsia="es-MX"/></w:rPr><w:commentReference w:id="104"/></w:r><w:r><w:rPr><w:rFonts w:ascii="Avenir Next LT Pro" w:hAnsi="Avenir Next LT Pro"/><w:color w:val="303030"/><w:sz w:val="22"/><w:szCs w:val="22"/></w:rPr><w:t>{se_tuvo_en_cuenta_lo_estipulado_por_la_resolucion__1}</w:t></w:r><w:r><w:rPr><w:rFonts w:ascii="Avenir Next LT Pro" w:hAnsi="Avenir Next LT Pro"/><w:color w:val="303030"/><w:sz w:val="22"/><w:szCs w:val="22"/></w:rPr></w:r><w:r><w:rPr><w:rFonts w:ascii="Avenir Next LT Pro" w:hAnsi="Avenir Next LT Pro"/><w:color w:val="303030"/><w:sz w:val="22"/><w:szCs w:val="22"/></w:rPr></w:r><w:r><w:rPr><w:rFonts w:ascii="Avenir Next LT Pro" w:hAnsi="Avenir Next LT Pro"/><w:color w:val="303030"/><w:sz w:val="22"/><w:szCs w:val="22"/></w:rPr><w:t>el cual fue suministrado por el cliente en atención al protocolo. Esto es con el fin de mantener la trazabilidad de la información y poder realizar un análisis comparativo de los resultados si así se requiere.</w:t></w:r></w:p><w:p><w:pPr><w:spacing w:after="240" w:line="360" w:lineRule="auto"/><w:jc w:val="both"/><w:rPr><w:rFonts w:ascii="Avenir Next LT Pro" w:hAnsi="Avenir Next LT Pro"/><w:color w:val="303030"/><w:sz w:val="22"/><w:szCs w:val="22"/></w:rPr></w:pPr><w:r><w:rPr><w:rFonts w:ascii="Avenir Next LT Pro" w:hAnsi="Avenir Next LT Pro"/><w:color w:val="303030"/><w:sz w:val="22"/><w:szCs w:val="22"/></w:rPr><w:t>Inicialmente se hizo un recorrido de reconocimiento en el punto, teniendo en cuenta el capítulo I del anexo 3 de la Resolución 0627 de 2006. </w:t></w:r><w:r><w:rPr><w:rFonts w:ascii="Avenir Next LT Pro" w:hAnsi="Avenir Next LT Pro"/><w:color w:val="303030"/><w:sz w:val="22"/><w:szCs w:val="22"/></w:rPr><w:t>En este caso y por solicitud del cliente la altura sobre el suelo de los equipos se adecuo </w:t></w:r><w:commentRangeStart w:id="105"/><w:r><w:rPr><w:rFonts w:ascii="Avenir Next LT Pro" w:hAnsi="Avenir Next LT Pro"/><w:color w:val="303030"/><w:sz w:val="22"/><w:szCs w:val="22"/></w:rPr><w:t>{inicialmente_se_hizo_un_recorrido_de_reconocimient_1}</w:t></w:r><w:commentRangeEnd w:id="105"/><w:r><w:rPr><w:rStyle w:val="Refdecomentario"/><w:rFonts w:ascii="Tahoma" w:hAnsi="Tahoma"/><w:szCs w:val="20"/><w:lang w:val="es-MX" w:eastAsia="es-MX"/></w:rPr><w:commentReference w:id="105"/></w:r><w:r><w:rPr><w:rFonts w:ascii="Avenir Next LT Pro" w:hAnsi="Avenir Next LT Pro"/><w:color w:val="303030"/><w:sz w:val="22"/><w:szCs w:val="22"/></w:rPr><w:t>{inicialmente_se_hizo_un_recorrido_de_reconocimient_2}</w:t></w:r></w:p><w:p><w:pPr><w:spacing w:after="240" w:line="360" w:lineRule="auto"/><w:jc w:val="both"/><w:rPr><w:rFonts w:ascii="Avenir Next LT Pro" w:hAnsi="Avenir Next LT Pro"/><w:color w:val="303030"/><w:sz w:val="22"/><w:szCs w:val="22"/></w:rPr></w:pPr><w:r><w:rPr><w:rFonts w:ascii="Avenir Next LT Pro" w:hAnsi="Avenir Next LT Pro"/><w:color w:val="303030"/><w:sz w:val="22"/><w:szCs w:val="22"/></w:rPr><w:t>Antes de iniciar el monitoreo se realizó la medición de la velocidad del viento con</w:t></w:r><w:r><w:rPr><w:rFonts w:ascii="Avenir Next LT Pro" w:hAnsi="Avenir Next LT Pro"/><w:color w:val="303030"/><w:sz w:val="22"/><w:szCs w:val="22"/></w:rPr><w:t> </w:t></w:r><w:r><w:rPr><w:rFonts w:ascii="Avenir Next LT Pro" w:hAnsi="Avenir Next LT Pro"/><w:color w:val="303030"/><w:sz w:val="22"/><w:szCs w:val="22"/><w:lang w:eastAsia="es-MX"/></w:rPr><w:t>(</w:t></w:r><w:commentRangeStart w:id="106"/><w:r><w:rPr><w:rFonts w:ascii="Avenir Next LT Pro" w:hAnsi="Avenir Next LT Pro"/><w:color w:val="303030"/><w:sz w:val="22"/><w:szCs w:val="22"/><w:lang w:eastAsia="es-MX"/></w:rPr><w:t>Relacionar equipo empleado</w:t></w:r><w:commentRangeEnd w:id="106"/><w:r><w:rPr><w:rStyle w:val="Refdecomentario"/><w:rFonts w:ascii="Tahoma" w:hAnsi="Tahoma"/><w:szCs w:val="20"/><w:lang w:val="es-MX" w:eastAsia="es-MX"/></w:rPr><w:commentReference w:id="106"/></w:r><w:r><w:rPr><w:rFonts w:ascii="Avenir Next LT Pro" w:hAnsi="Avenir Next LT Pro"/><w:color w:val="303030"/><w:sz w:val="22"/><w:szCs w:val="22"/><w:lang w:eastAsia="es-MX"/></w:rPr><w:t>)</w:t></w:r><w:r><w:rPr><w:rFonts w:ascii="Avenir Next LT Pro" w:hAnsi="Avenir Next LT Pro"/><w:color w:val="303030"/><w:sz w:val="22"/><w:szCs w:val="22"/></w:rPr><w:t>, </w:t></w:r><w:r><w:rPr><w:rFonts w:ascii="Avenir Next LT Pro" w:hAnsi="Avenir Next LT Pro"/><w:color w:val="303030"/><w:sz w:val="22"/><w:szCs w:val="22"/></w:rPr><w:t>con lo que se estableció que, aunque no sería necesario la implementación de una pantalla anti-viento, se decidió el uso de </w:t></w:r><w:r><w:rPr><w:rFonts w:ascii="Avenir Next LT Pro" w:hAnsi="Avenir Next LT Pro"/><w:color w:val="303030"/><w:sz w:val="22"/><w:szCs w:val="22"/></w:rPr><w:t>esta</w:t></w:r><w:r><w:rPr><w:rFonts w:ascii="Avenir Next LT Pro" w:hAnsi="Avenir Next LT Pro"/><w:color w:val="303030"/><w:sz w:val="22"/><w:szCs w:val="22"/></w:rPr><w:t>, para evitar desperfectos durante la medición. Lo anterior se determinó teniendo en cuenta si dicha velocidad superaba el valor de referencia, correspondiente a 3 m/s </w:t></w:r><w:r><w:rPr><w:rFonts w:ascii="Avenir Next LT Pro" w:hAnsi="Avenir Next LT Pro"/><w:color w:val="303030"/><w:sz w:val="22"/><w:szCs w:val="22"/></w:rPr><w:t>(ver ítem </w:t></w:r><w:r><w:rPr><w:rFonts w:ascii="Avenir Next LT Pro" w:hAnsi="Avenir Next LT Pro"/><w:b/><w:color w:val="303030"/><w:sz w:val="22"/><w:szCs w:val="22"/></w:rPr><w:t>4.3</w:t></w:r><w:r><w:rPr><w:rFonts w:ascii="Avenir Next LT Pro" w:hAnsi="Avenir Next LT Pro"/><w:b/><w:color w:val="303030"/><w:sz w:val="22"/><w:szCs w:val="22"/></w:rPr><w:t> </w:t></w:r><w:r><w:rPr><w:rFonts w:ascii="Avenir Next LT Pro" w:hAnsi="Avenir Next LT Pro"/><w:b/><w:color w:val="303030"/><w:sz w:val="22"/><w:szCs w:val="22"/></w:rPr><w:fldChar w:fldCharType="begin"/></w:r><w:r><w:rPr><w:rFonts w:ascii="Avenir Next LT Pro" w:hAnsi="Avenir Next LT Pro"/><w:b/><w:color w:val="303030"/><w:sz w:val="22"/><w:szCs w:val="22"/></w:rPr><w:instrText xml:space="preserve"> REF _Ref23526649 \h  \* MERGEFORMAT </w:instrText></w:r><w:r><w:rPr><w:rFonts w:ascii="Avenir Next LT Pro" w:hAnsi="Avenir Next LT Pro"/><w:b/><w:color w:val="303030"/><w:sz w:val="22"/><w:szCs w:val="22"/></w:rPr></w:r><w:r><w:rPr><w:rFonts w:ascii="Avenir Next LT Pro" w:hAnsi="Avenir Next LT Pro"/><w:b/><w:color w:val="303030"/><w:sz w:val="22"/><w:szCs w:val="22"/></w:rPr><w:fldChar w:fldCharType="separate"/></w:r><w:r><w:rPr><w:rFonts w:ascii="Avenir Next LT Pro" w:hAnsi="Avenir Next LT Pro"/><w:b/><w:color w:val="303030"/><w:sz w:val="22"/><w:szCs w:val="22"/></w:rPr><w:t>Procedimiento para la medición del viento</w:t></w:r><w:r><w:rPr><w:rFonts w:ascii="Avenir Next LT Pro" w:hAnsi="Avenir Next LT Pro"/><w:b/><w:color w:val="303030"/><w:sz w:val="22"/><w:szCs w:val="22"/></w:rPr><w:fldChar w:fldCharType="end"/></w:r><w:r><w:rPr><w:rFonts w:ascii="Avenir Next LT Pro" w:hAnsi="Avenir Next LT Pro"/><w:color w:val="303030"/><w:sz w:val="22"/><w:szCs w:val="22"/></w:rPr><w:t>)</w:t></w:r><w:r><w:rPr><w:rFonts w:ascii="Avenir Next LT Pro" w:hAnsi="Avenir Next LT Pro"/><w:color w:val="303030"/><w:sz w:val="22"/><w:szCs w:val="22"/></w:rPr><w:t>.</w:t></w:r><w:r><w:rPr><w:rFonts w:ascii="Avenir Next LT Pro" w:hAnsi="Avenir Next LT Pro"/><w:color w:val="303030"/><w:sz w:val="22"/><w:szCs w:val="22"/></w:rPr><w:t> </w:t></w:r><w:r><w:rPr><w:rFonts w:ascii="Avenir Next LT Pro" w:hAnsi="Avenir Next LT Pro"/><w:color w:val="303030"/><w:sz w:val="22"/><w:szCs w:val="22"/></w:rPr><w:t>Adicionalmente se </w:t></w:r><w:r><w:rPr><w:rFonts w:ascii="Avenir Next LT Pro" w:hAnsi="Avenir Next LT Pro"/><w:color w:val="303030"/><w:sz w:val="22"/><w:szCs w:val="22"/></w:rPr><w:t>verific</w:t></w:r><w:r><w:rPr><w:rFonts w:ascii="Avenir Next LT Pro" w:hAnsi="Avenir Next LT Pro"/><w:color w:val="303030"/><w:sz w:val="22"/><w:szCs w:val="22"/></w:rPr><w:t>ó</w:t></w:r><w:r><w:rPr><w:rFonts w:ascii="Avenir Next LT Pro" w:hAnsi="Avenir Next LT Pro"/><w:color w:val="303030"/><w:sz w:val="22"/><w:szCs w:val="22"/></w:rPr><w:t> </w:t></w:r><w:r><w:rPr><w:rFonts w:ascii="Avenir Next LT Pro" w:hAnsi="Avenir Next LT Pro"/><w:color w:val="303030"/><w:sz w:val="22"/><w:szCs w:val="22"/></w:rPr><w:t>los parámetros de medici</w:t></w:r><w:r><w:rPr><w:rFonts w:ascii="Avenir Next LT Pro" w:hAnsi="Avenir Next LT Pro"/><w:color w:val="303030"/><w:sz w:val="22"/><w:szCs w:val="22"/></w:rPr><w:t>ón en el equipo, </w:t></w:r><w:r><w:rPr><w:rFonts w:ascii="Avenir Next LT Pro" w:hAnsi="Avenir Next LT Pro"/><w:color w:val="303030"/><w:sz w:val="22"/><w:szCs w:val="22"/></w:rPr><w:t>siendo estos:</w:t></w:r></w:p><w:p><w:pPr><w:pStyle w:val="Prrafodelista"/><w:numPr><w:ilvl w:val="0"/><w:numId w:val="31"/></w:numPr><w:spacing w:after="240" w:line="360" w:lineRule="auto"/><w:jc w:val="both"/><w:rPr><w:rFonts w:ascii="Avenir Next LT Pro" w:hAnsi="Avenir Next LT Pro"/><w:color w:val="303030"/><w:sz w:val="22"/><w:szCs w:val="22"/></w:rPr></w:pPr><w:r><w:rPr><w:rFonts w:ascii="Avenir Next LT Pro" w:hAnsi="Avenir Next LT Pro"/><w:color w:val="303030"/><w:sz w:val="22"/><w:szCs w:val="22"/></w:rPr><w:t>N</w:t></w:r><w:r><w:rPr><w:rFonts w:ascii="Avenir Next LT Pro" w:hAnsi="Avenir Next LT Pro"/><w:color w:val="303030"/><w:sz w:val="22"/><w:szCs w:val="22"/></w:rPr><w:t>ivel de presión sonora equivalente ponderado A</w:t></w:r><w:r><w:rPr><w:rFonts w:ascii="Avenir Next LT Pro" w:hAnsi="Avenir Next LT Pro"/><w:color w:val="303030"/><w:sz w:val="22"/><w:szCs w:val="22"/></w:rPr><w:t>.</w:t></w:r><w:r><w:rPr><w:rFonts w:ascii="Avenir Next LT Pro" w:hAnsi="Avenir Next LT Pro"/><w:color w:val="303030"/><w:sz w:val="22"/><w:szCs w:val="22"/></w:rPr><w:t> </w:t></w:r></w:p><w:p><w:pPr><w:pStyle w:val="Prrafodelista"/><w:numPr><w:ilvl w:val="0"/><w:numId w:val="31"/></w:numPr><w:spacing w:after="240" w:line="360" w:lineRule="auto"/><w:jc w:val="both"/><w:rPr><w:rFonts w:ascii="Avenir Next LT Pro" w:hAnsi="Avenir Next LT Pro"/><w:color w:val="303030"/><w:sz w:val="22"/><w:szCs w:val="22"/></w:rPr></w:pPr><w:r><w:rPr><w:rFonts w:ascii="Avenir Next LT Pro" w:hAnsi="Avenir Next LT Pro"/><w:color w:val="303030"/><w:sz w:val="22"/><w:szCs w:val="22"/></w:rPr><w:t>Ponderado lento (S) en el medidor 1</w:t></w:r><w:r><w:rPr><w:rFonts w:ascii="Avenir Next LT Pro" w:hAnsi="Avenir Next LT Pro"/><w:color w:val="303030"/><w:sz w:val="22"/><w:szCs w:val="22"/></w:rPr><w:t>.</w:t></w:r></w:p><w:p><w:pPr><w:pStyle w:val="Prrafodelista"/><w:numPr><w:ilvl w:val="0"/><w:numId w:val="31"/></w:numPr><w:spacing w:after="240" w:line="360" w:lineRule="auto"/><w:jc w:val="both"/><w:rPr><w:rFonts w:ascii="Avenir Next LT Pro" w:hAnsi="Avenir Next LT Pro"/><w:color w:val="303030"/><w:sz w:val="22"/><w:szCs w:val="22"/></w:rPr></w:pPr><w:r><w:rPr><w:rFonts w:ascii="Avenir Next LT Pro" w:hAnsi="Avenir Next LT Pro"/><w:color w:val="303030"/><w:sz w:val="22"/><w:szCs w:val="22"/></w:rPr><w:t>Ponderado impulsivo (I) en el medidor 2</w:t></w:r><w:r><w:rPr><w:rFonts w:ascii="Avenir Next LT Pro" w:hAnsi="Avenir Next LT Pro"/><w:color w:val="303030"/><w:sz w:val="22"/><w:szCs w:val="22"/></w:rPr><w:t>.</w:t></w:r><w:r><w:rPr><w:rFonts w:ascii="Avenir Next LT Pro" w:hAnsi="Avenir Next LT Pro"/><w:color w:val="303030"/><w:sz w:val="22"/><w:szCs w:val="22"/></w:rPr><w:t> </w:t></w:r></w:p><w:p><w:pPr><w:pStyle w:val="Prrafodelista"/><w:numPr><w:ilvl w:val="0"/><w:numId w:val="31"/></w:numPr><w:spacing w:after="240" w:line="360" w:lineRule="auto"/><w:jc w:val="both"/><w:rPr><w:rFonts w:ascii="Avenir Next LT Pro" w:hAnsi="Avenir Next LT Pro"/><w:color w:val="303030"/><w:sz w:val="22"/><w:szCs w:val="22"/></w:rPr></w:pPr><w:r><w:rPr><w:rFonts w:ascii="Avenir Next LT Pro" w:hAnsi="Avenir Next LT Pro"/><w:color w:val="303030"/><w:sz w:val="22"/><w:szCs w:val="22"/></w:rPr><w:t>Resolución 1/3 de octava</w:t></w:r><w:r><w:rPr><w:rFonts w:ascii="Avenir Next LT Pro" w:hAnsi="Avenir Next LT Pro"/><w:color w:val="303030"/><w:sz w:val="22"/><w:szCs w:val="22"/></w:rPr><w:t>. </w:t></w:r></w:p><w:p><w:pPr><w:spacing w:after="240" w:line="360" w:lineRule="auto"/><w:jc w:val="both"/><w:rPr><w:rFonts w:ascii="Avenir Next LT Pro" w:hAnsi="Avenir Next LT Pro"/><w:color w:val="303030"/><w:sz w:val="22"/><w:szCs w:val="22"/></w:rPr></w:pPr><w:r><w:rPr><w:rFonts w:ascii="Avenir Next LT Pro" w:hAnsi="Avenir Next LT Pro"/><w:color w:val="303030"/><w:sz w:val="22"/><w:szCs w:val="22"/></w:rPr><w:lastRenderedPageBreak/><w:t>Después de configurar los parámetros de medida del equipo, se procedió a realizar </w:t></w:r><w:r><w:rPr><w:rFonts w:ascii="Avenir Next LT Pro" w:hAnsi="Avenir Next LT Pro"/><w:color w:val="303030"/><w:sz w:val="22"/><w:szCs w:val="22"/></w:rPr><w:t>las </w:t></w:r><w:r><w:rPr><w:rFonts w:ascii="Avenir Next LT Pro" w:hAnsi="Avenir Next LT Pro"/><w:color w:val="303030"/><w:sz w:val="22"/><w:szCs w:val="22"/></w:rPr><w:t>mediciones</w:t></w:r><w:r><w:rPr><w:rFonts w:ascii="Avenir Next LT Pro" w:hAnsi="Avenir Next LT Pro"/><w:color w:val="303030"/><w:sz w:val="22"/><w:szCs w:val="22"/></w:rPr><w:t>.</w:t></w:r><w:r><w:rPr><w:rFonts w:ascii="Avenir Next LT Pro" w:hAnsi="Avenir Next LT Pro"/><w:color w:val="303030"/><w:sz w:val="22"/><w:szCs w:val="22"/></w:rPr><w:t> </w:t></w:r><w:r><w:rPr><w:rFonts w:ascii="Avenir Next LT Pro" w:hAnsi="Avenir Next LT Pro"/><w:color w:val="303030"/><w:sz w:val="22"/><w:szCs w:val="22"/></w:rPr><w:t>Al terminar la jornada se realizó nuevamente la verificación del equipo, con el fin de asegurar las condiciones iniciales y una toma de datos representativa.</w:t></w:r><w:r><w:rPr><w:rFonts w:ascii="Avenir Next LT Pro" w:hAnsi="Avenir Next LT Pro"/><w:color w:val="303030"/><w:sz w:val="22"/><w:szCs w:val="22"/></w:rPr><w:t> </w:t></w:r><w:r><w:rPr><w:rFonts w:ascii="Avenir Next LT Pro" w:hAnsi="Avenir Next LT Pro"/><w:color w:val="303030"/><w:sz w:val="22"/><w:szCs w:val="22"/></w:rPr><w:t>Adicionalmente</w:t></w:r><w:r><w:rPr><w:rFonts w:ascii="Avenir Next LT Pro" w:hAnsi="Avenir Next LT Pro"/><w:color w:val="303030"/><w:sz w:val="22"/><w:szCs w:val="22"/></w:rPr><w:t>,</w:t></w:r><w:r><w:rPr><w:rFonts w:ascii="Avenir Next LT Pro" w:hAnsi="Avenir Next LT Pro"/><w:color w:val="303030"/><w:sz w:val="22"/><w:szCs w:val="22"/></w:rPr><w:t> se supervisó</w:t></w:r><w:r><w:rPr><w:rFonts w:ascii="Avenir Next LT Pro" w:hAnsi="Avenir Next LT Pro"/><w:color w:val="303030"/><w:sz w:val="22"/><w:szCs w:val="22"/></w:rPr><w:t> e identificó las posibles fuentes generadoras</w:t></w:r><w:r><w:rPr><w:rFonts w:ascii="Avenir Next LT Pro" w:hAnsi="Avenir Next LT Pro"/><w:color w:val="303030"/><w:sz w:val="22"/><w:szCs w:val="22"/></w:rPr><w:t> de ruido</w:t></w:r><w:r><w:rPr><w:rFonts w:ascii="Avenir Next LT Pro" w:hAnsi="Avenir Next LT Pro"/><w:color w:val="303030"/><w:sz w:val="22"/><w:szCs w:val="22"/></w:rPr><w:t>, llevando así un control</w:t></w:r><w:r><w:rPr><w:rFonts w:ascii="Avenir Next LT Pro" w:hAnsi="Avenir Next LT Pro"/><w:color w:val="303030"/><w:sz w:val="22"/><w:szCs w:val="22"/></w:rPr><w:t> y registro en la </w:t></w:r><w:r><w:rPr><w:rFonts w:ascii="Avenir Next LT Pro" w:hAnsi="Avenir Next LT Pro"/><w:color w:val="303030"/><w:sz w:val="22"/><w:szCs w:val="22"/></w:rPr><w:t>documentación</w:t></w:r><w:r><w:rPr><w:rFonts w:ascii="Avenir Next LT Pro" w:hAnsi="Avenir Next LT Pro"/><w:color w:val="303030"/><w:sz w:val="22"/><w:szCs w:val="22"/></w:rPr><w:t>, así como la verificación de los equipos e instrumentos utilizados para la toma. </w:t></w:r><w:r><w:rPr><w:rFonts w:ascii="Avenir Next LT Pro" w:hAnsi="Avenir Next LT Pro"/><w:color w:val="303030"/><w:sz w:val="22"/><w:szCs w:val="22"/></w:rPr><w:t>A continuación, en la </w:t></w:r><w:r><w:rPr><w:rFonts w:ascii="Avenir Next LT Pro" w:hAnsi="Avenir Next LT Pro"/><w:b/><w:color w:val="303030"/><w:sz w:val="22"/><w:szCs w:val="22"/></w:rPr><w:fldChar w:fldCharType="begin"/></w:r><w:r><w:rPr><w:rFonts w:ascii="Avenir Next LT Pro" w:hAnsi="Avenir Next LT Pro"/><w:b/><w:color w:val="303030"/><w:sz w:val="22"/><w:szCs w:val="22"/></w:rPr><w:instrText xml:space="preserve"> REF _Ref2267405 \h  \* MERGEFORMAT </w:instrText></w:r><w:r><w:rPr><w:rFonts w:ascii="Avenir Next LT Pro" w:hAnsi="Avenir Next LT Pro"/><w:b/><w:color w:val="303030"/><w:sz w:val="22"/><w:szCs w:val="22"/></w:rPr></w:r><w:r><w:rPr><w:rFonts w:ascii="Avenir Next LT Pro" w:hAnsi="Avenir Next LT Pro"/><w:b/><w:color w:val="303030"/><w:sz w:val="22"/><w:szCs w:val="22"/></w:rPr><w:fldChar w:fldCharType="separate"/></w:r><w:r><w:rPr><w:rFonts w:ascii="Avenir Next LT Pro" w:hAnsi="Avenir Next LT Pro"/><w:b/><w:color w:val="303030"/><w:sz w:val="22"/><w:szCs w:val="22"/></w:rPr><w:t>Tabla </w:t></w:r><w:r><w:rPr><w:rFonts w:ascii="Avenir Next LT Pro" w:hAnsi="Avenir Next LT Pro"/><w:b/><w:noProof/><w:color w:val="303030"/><w:sz w:val="22"/><w:szCs w:val="22"/></w:rPr><w:t>6</w:t></w:r><w:r><w:rPr><w:rFonts w:ascii="Avenir Next LT Pro" w:hAnsi="Avenir Next LT Pro"/><w:b/><w:color w:val="303030"/><w:sz w:val="22"/><w:szCs w:val="22"/></w:rPr><w:fldChar w:fldCharType="end"/></w:r><w:r><w:rPr><w:rFonts w:ascii="Avenir Next LT Pro" w:hAnsi="Avenir Next LT Pro"/><w:color w:val="303030"/><w:sz w:val="22"/><w:szCs w:val="22"/></w:rPr><w:t> se presentan los datos de calibración tomadas en campo, las cuales se relacionan en el anexo 5 correspondiente a planillas de campo.</w:t></w:r></w:p><w:p><w:pPr><w:pStyle w:val="Descripcin"/><w:keepNext/><w:spacing w:before="0" w:after="0"/><w:jc w:val="center"/><w:rPr><w:rFonts w:ascii="Avenir Next LT Pro" w:hAnsi="Avenir Next LT Pro"/><w:color w:val="303030"/><w:sz w:val="22"/><w:szCs w:val="22"/><w:lang w:val="es-CO"/></w:rPr></w:pPr><w:bookmarkStart w:id="107" w:name="_Ref2267405"/><w:bookmarkStart w:id="108" w:name="_Toc9439118"/><w:bookmarkStart w:id="109" w:name="_Toc209532333"/><w:r><w:rPr><w:rFonts w:ascii="Avenir Next LT Pro" w:hAnsi="Avenir Next LT Pro"/><w:color w:val="303030"/><w:lang w:val="es-CO"/></w:rPr><w:t>Tabla </w:t></w:r><w:r><w:rPr><w:rFonts w:ascii="Avenir Next LT Pro" w:hAnsi="Avenir Next LT Pro"/><w:color w:val="303030"/><w:lang w:val="es-CO"/></w:rPr><w:fldChar w:fldCharType="begin"/></w:r><w:r><w:rPr><w:rFonts w:ascii="Avenir Next LT Pro" w:hAnsi="Avenir Next LT Pro"/><w:color w:val="303030"/><w:lang w:val="es-CO"/></w:rPr><w:instrText xml:space="preserve"> SEQ Tabla \* ARABIC </w:instrText></w:r><w:r><w:rPr><w:rFonts w:ascii="Avenir Next LT Pro" w:hAnsi="Avenir Next LT Pro"/><w:color w:val="303030"/><w:lang w:val="es-CO"/></w:rPr><w:fldChar w:fldCharType="separate"/></w:r><w:r><w:rPr><w:rFonts w:ascii="Avenir Next LT Pro" w:hAnsi="Avenir Next LT Pro"/><w:noProof/><w:color w:val="303030"/><w:lang w:val="es-CO"/></w:rPr><w:t>6</w:t></w:r><w:r><w:rPr><w:rFonts w:ascii="Avenir Next LT Pro" w:hAnsi="Avenir Next LT Pro"/><w:color w:val="303030"/><w:lang w:val="es-CO"/></w:rPr><w:fldChar w:fldCharType="end"/></w:r><w:bookmarkEnd w:id="107"/><w:r><w:rPr><w:rFonts w:ascii="Avenir Next LT Pro" w:hAnsi="Avenir Next LT Pro"/><w:color w:val="303030"/><w:lang w:val="es-CO"/></w:rPr><w:t>. Verificación de los equipos e instrumentos utilizados para la toma</w:t></w:r><w:bookmarkEnd w:id="108"/><w:bookmarkEnd w:id="109"/></w:p><w:tbl><w:tblPr><w:tblW w:w="5000" w:type="pct"/><w:jc w:val="center"/><w:tblBorders><w:top w:val="single" w:sz="4" w:space="0" w:color="808080" w:themeColor="background1" w:themeShade="80"/><w:left w:val="single" w:sz="4" w:space="0" w:color="808080" w:themeColor="background1" w:themeShade="80"/><w:bottom w:val="single" w:sz="4" w:space="0" w:color="808080" w:themeColor="background1" w:themeShade="80"/><w:right w:val="single" w:sz="4" w:space="0" w:color="808080" w:themeColor="background1" w:themeShade="80"/><w:insideH w:val="single" w:sz="4" w:space="0" w:color="808080" w:themeColor="background1" w:themeShade="80"/><w:insideV w:val="single" w:sz="4" w:space="0" w:color="808080" w:themeColor="background1" w:themeShade="80"/></w:tblBorders><w:tblCellMar><w:left w:w="70" w:type="dxa"/><w:right w:w="70" w:type="dxa"/></w:tblCellMar><w:tblLook w:val="04A0" w:firstRow="1" w:lastRow="0" w:firstColumn="1" w:lastColumn="0" w:noHBand="0" w:noVBand="1"/></w:tblPr><w:tblGrid><w:gridCol w:w="2199"/><w:gridCol w:w="1483"/><w:gridCol w:w="1626"/><w:gridCol w:w="1125"/><w:gridCol w:w="48"/><w:gridCol w:w="1173"/><w:gridCol w:w="1176"/></w:tblGrid><w:tr><w:trPr><w:trHeight w:val="20"/><w:jc w:val="center"/></w:trPr><w:tc><w:tcPr><w:tcW w:w="5000" w:type="pct"/><w:gridSpan w:val="7"/><w:noWrap/><w:vAlign w:val="center"/><w:hideMark/></w:tcPr><w:p><w:pPr><w:jc w:val="center"/><w:rPr><w:rFonts w:ascii="Avenir Next LT Pro" w:hAnsi="Avenir Next LT Pro" w:cstheme="minorHAnsi"/><w:b/><w:bCs/><w:color w:val="303030"/><w:sz w:val="20"/><w:szCs w:val="20"/><w:lang w:eastAsia="es-ES"/></w:rPr></w:pPr><w:r><w:rPr><w:rFonts w:ascii="Avenir Next LT Pro" w:hAnsi="Avenir Next LT Pro" w:cstheme="minorHAnsi"/><w:b/><w:bCs/><w:color w:val="FFFFFF" w:themeColor="background1"/><w:sz w:val="20"/><w:szCs w:val="20"/><w:lang w:eastAsia="es-ES"/></w:rPr><w:t>Datos de calibració</w:t></w:r><w:r><w:rPr><w:rFonts w:ascii="Avenir Next LT Pro" w:hAnsi="Avenir Next LT Pro" w:cstheme="minorHAnsi"/><w:b/><w:bCs/><w:color w:val="FFFFFF" w:themeColor="background1"/><w:sz w:val="20"/><w:szCs w:val="20"/><w:lang w:eastAsia="es-ES"/></w:rPr><w:t>n</w:t></w:r></w:p></w:tc></w:tr><w:tr><w:trPr><w:trHeight w:val="20"/><w:jc w:val="center"/></w:trPr><w:tc><w:tcPr><w:tcW w:w="1245" w:type="pct"/><w:noWrap/><w:vAlign w:val="center"/><w:hideMark/></w:tcPr><w:p><w:pPr><w:jc w:val="center"/><w:rPr><w:rFonts w:ascii="Avenir Next LT Pro" w:hAnsi="Avenir Next LT Pro" w:cstheme="minorHAnsi"/><w:b/><w:bCs/><w:color w:val="FFFFFF" w:themeColor="background1"/><w:sz w:val="20"/><w:szCs w:val="20"/><w:lang w:eastAsia="es-ES"/></w:rPr></w:pPr><w:r><w:rPr><w:rFonts w:ascii="Avenir Next LT Pro" w:hAnsi="Avenir Next LT Pro" w:cstheme="minorHAnsi"/><w:b/><w:bCs/><w:color w:val="FFFFFF" w:themeColor="background1"/><w:sz w:val="20"/><w:szCs w:val="20"/><w:lang w:eastAsia="es-ES"/></w:rPr><w:t>ID Sonómetro</w:t></w:r></w:p></w:tc><w:tc><w:tcPr><w:tcW w:w="840" w:type="pct"/><w:noWrap/><w:vAlign w:val="center"/></w:tcPr><w:p><w:pPr><w:jc w:val="center"/><w:rPr><w:rFonts w:ascii="Avenir Next LT Pro" w:hAnsi="Avenir Next LT Pro" w:cstheme="minorHAnsi"/><w:color w:val="303030"/><w:sz w:val="20"/><w:szCs w:val="20"/><w:lang w:eastAsia="es-ES"/></w:rPr></w:pPr><w:r><w:rPr><w:rFonts w:ascii="Avenir Next LT Pro" w:hAnsi="Avenir Next LT Pro" w:cstheme="minorHAnsi"/><w:color w:val="303030"/><w:sz w:val="20"/><w:szCs w:val="20"/><w:lang w:eastAsia="es-ES"/></w:rPr><w:t>{monitoreo_de_ruido_intradomiciliario_realizado_el__1}</w:t></w:r></w:p></w:tc><w:tc><w:tcPr><w:tcW w:w="2915" w:type="pct"/><w:gridSpan w:val="5"/><w:vAlign w:val="center"/><w:hideMark/></w:tcPr><w:p><w:pPr><w:jc w:val="center"/><w:rPr><w:rFonts w:ascii="Avenir Next LT Pro" w:hAnsi="Avenir Next LT Pro" w:cstheme="minorHAnsi"/><w:b/><w:bCs/><w:color w:val="303030"/><w:sz w:val="20"/><w:szCs w:val="20"/><w:lang w:eastAsia="es-ES"/></w:rPr></w:pPr><w:r><w:rPr><w:rFonts w:ascii="Avenir Next LT Pro" w:hAnsi="Avenir Next LT Pro" w:cstheme="minorHAnsi"/><w:b/><w:bCs/><w:color w:val="FFFFFF" w:themeColor="background1"/><w:sz w:val="20"/><w:szCs w:val="20"/><w:lang w:eastAsia="es-ES"/></w:rPr><w:t>¿Cumple calibración en todos los días? (114 dB(A))</w:t></w:r></w:p></w:tc></w:tr><w:tr><w:trPr><w:trHeight w:val="20"/><w:jc w:val="center"/></w:trPr><w:tc><w:tcPr><w:tcW w:w="1245" w:type="pct"/><w:noWrap/><w:vAlign w:val="center"/><w:hideMark/></w:tcPr><w:p><w:pPr><w:jc w:val="center"/><w:rPr><w:rFonts w:ascii="Avenir Next LT Pro" w:hAnsi="Avenir Next LT Pro" w:cstheme="minorHAnsi"/><w:b/><w:bCs/><w:color w:val="FFFFFF" w:themeColor="background1"/><w:sz w:val="20"/><w:szCs w:val="20"/><w:lang w:eastAsia="es-ES"/></w:rPr></w:pPr><w:r><w:rPr><w:rFonts w:ascii="Avenir Next LT Pro" w:hAnsi="Avenir Next LT Pro" w:cstheme="minorHAnsi"/><w:b/><w:bCs/><w:color w:val="FFFFFF" w:themeColor="background1"/><w:sz w:val="20"/><w:szCs w:val="20"/><w:lang w:eastAsia="es-ES"/></w:rPr><w:t>Serial sonómetro</w:t></w:r></w:p></w:tc><w:tc><w:tcPr><w:tcW w:w="840" w:type="pct"/><w:noWrap/><w:vAlign w:val="center"/></w:tcPr><w:p><w:pPr><w:jc w:val="center"/><w:rPr><w:rFonts w:ascii="Avenir Next LT Pro" w:hAnsi="Avenir Next LT Pro" w:cstheme="minorHAnsi"/><w:color w:val="303030"/><w:sz w:val="20"/><w:szCs w:val="20"/><w:lang w:eastAsia="es-ES"/></w:rPr></w:pPr><w:r><w:rPr><w:rFonts w:ascii="Avenir Next LT Pro" w:hAnsi="Avenir Next LT Pro" w:cstheme="minorHAnsi"/><w:color w:val="303030"/><w:sz w:val="20"/><w:szCs w:val="20"/><w:lang w:eastAsia="es-ES"/></w:rPr><w:t>{monitoreo_de_ruido_intradomiciliario_realizado_el__1}</w:t></w:r></w:p></w:tc><w:tc><w:tcPr><w:tcW w:w="921" w:type="pct"/><w:noWrap/><w:vAlign w:val="center"/></w:tcPr><w:p><w:pPr><w:jc w:val="center"/><w:rPr><w:rFonts w:ascii="Avenir Next LT Pro" w:hAnsi="Avenir Next LT Pro" w:cstheme="minorHAnsi"/><w:b/><w:bCs/><w:color w:val="303030"/><w:sz w:val="20"/><w:szCs w:val="20"/><w:lang w:eastAsia="es-ES"/></w:rPr></w:pPr><w:r><w:rPr><w:rFonts w:ascii="Avenir Next LT Pro" w:hAnsi="Avenir Next LT Pro" w:cstheme="minorHAnsi"/><w:b/><w:bCs/><w:color w:val="303030"/><w:sz w:val="20"/><w:szCs w:val="20"/><w:lang w:eastAsia="es-ES"/></w:rPr><w:t>SI</w:t></w:r></w:p></w:tc><w:tc><w:tcPr><w:tcW w:w="664" w:type="pct"/><w:gridSpan w:val="2"/><w:vAlign w:val="center"/></w:tcPr><w:p><w:pPr><w:jc w:val="center"/><w:rPr><w:rFonts w:ascii="Avenir Next LT Pro" w:hAnsi="Avenir Next LT Pro" w:cstheme="minorHAnsi"/><w:color w:val="303030"/><w:sz w:val="20"/><w:szCs w:val="20"/><w:lang w:eastAsia="es-ES"/></w:rPr></w:pPr><w:r><w:rPr><w:rFonts w:ascii="Avenir Next LT Pro" w:hAnsi="Avenir Next LT Pro" w:cstheme="minorHAnsi"/><w:color w:val="303030"/><w:sz w:val="20"/><w:szCs w:val="20"/><w:lang w:eastAsia="es-ES"/></w:rPr><w:t>{var_69}</w:t></w:r></w:p></w:tc><w:tc><w:tcPr><w:tcW w:w="664" w:type="pct"/><w:vAlign w:val="center"/></w:tcPr><w:p><w:pPr><w:jc w:val="center"/><w:rPr><w:rFonts w:ascii="Avenir Next LT Pro" w:hAnsi="Avenir Next LT Pro" w:cstheme="minorHAnsi"/><w:b/><w:bCs/><w:color w:val="303030"/><w:sz w:val="20"/><w:szCs w:val="20"/><w:lang w:eastAsia="es-ES"/></w:rPr></w:pPr><w:r><w:rPr><w:rFonts w:ascii="Avenir Next LT Pro" w:hAnsi="Avenir Next LT Pro" w:cstheme="minorHAnsi"/><w:b/><w:bCs/><w:color w:val="303030"/><w:sz w:val="20"/><w:szCs w:val="20"/><w:lang w:eastAsia="es-ES"/></w:rPr><w:t>NO</w:t></w:r></w:p></w:tc><w:tc><w:tcPr><w:tcW w:w="666" w:type="pct"/><w:vAlign w:val="center"/></w:tcPr><w:p><w:pPr><w:jc w:val="center"/><w:rPr><w:rFonts w:ascii="Avenir Next LT Pro" w:hAnsi="Avenir Next LT Pro" w:cstheme="minorHAnsi"/><w:color w:val="303030"/><w:sz w:val="20"/><w:szCs w:val="20"/><w:lang w:eastAsia="es-ES"/></w:rPr></w:pPr></w:p></w:tc></w:tr><w:tr><w:trPr><w:trHeight w:val="20"/><w:jc w:val="center"/></w:trPr><w:tc><w:tcPr><w:tcW w:w="2085" w:type="pct"/><w:gridSpan w:val="2"/><w:noWrap/><w:vAlign w:val="center"/><w:hideMark/></w:tcPr><w:p><w:pPr><w:jc w:val="center"/><w:rPr><w:rFonts w:ascii="Avenir Next LT Pro" w:hAnsi="Avenir Next LT Pro" w:cstheme="minorHAnsi"/><w:b/><w:bCs/><w:color w:val="303030"/><w:sz w:val="20"/><w:szCs w:val="20"/><w:lang w:eastAsia="es-ES"/></w:rPr></w:pPr><w:r><w:rPr><w:rFonts w:ascii="Avenir Next LT Pro" w:hAnsi="Avenir Next LT Pro" w:cstheme="minorHAnsi"/><w:b/><w:bCs/><w:color w:val="FFFFFF" w:themeColor="background1"/><w:sz w:val="20"/><w:szCs w:val="20"/><w:lang w:eastAsia="es-ES"/></w:rPr><w:t>Diurno</w:t></w:r></w:p></w:tc><w:tc><w:tcPr><w:tcW w:w="2915" w:type="pct"/><w:gridSpan w:val="5"/><w:noWrap/><w:vAlign w:val="center"/><w:hideMark/></w:tcPr><w:p><w:pPr><w:jc w:val="center"/><w:rPr><w:rFonts w:ascii="Avenir Next LT Pro" w:hAnsi="Avenir Next LT Pro" w:cstheme="minorHAnsi"/><w:b/><w:bCs/><w:color w:val="FFFFFF" w:themeColor="background1"/><w:sz w:val="20"/><w:szCs w:val="20"/><w:lang w:eastAsia="es-ES"/></w:rPr></w:pPr><w:r><w:rPr><w:rFonts w:ascii="Avenir Next LT Pro" w:hAnsi="Avenir Next LT Pro" w:cstheme="minorHAnsi"/><w:b/><w:bCs/><w:color w:val="FFFFFF" w:themeColor="background1"/><w:sz w:val="20"/><w:szCs w:val="20"/><w:lang w:eastAsia="es-ES"/></w:rPr><w:t>Nocturno</w:t></w:r></w:p></w:tc></w:tr><w:tr><w:trPr><w:trHeight w:val="20"/><w:jc w:val="center"/></w:trPr><w:tc><w:tcPr><w:tcW w:w="1245" w:type="pct"/><w:noWrap/><w:vAlign w:val="center"/><w:hideMark/></w:tcPr><w:p><w:pPr><w:jc w:val="center"/><w:rPr><w:rFonts w:ascii="Avenir Next LT Pro" w:hAnsi="Avenir Next LT Pro" w:cstheme="minorHAnsi"/><w:b/><w:bCs/><w:color w:val="FFFFFF" w:themeColor="background1"/><w:sz w:val="20"/><w:szCs w:val="20"/><w:lang w:eastAsia="es-ES"/></w:rPr></w:pPr><w:r><w:rPr><w:rFonts w:ascii="Avenir Next LT Pro" w:hAnsi="Avenir Next LT Pro" w:cstheme="minorHAnsi"/><w:b/><w:bCs/><w:color w:val="FFFFFF" w:themeColor="background1"/><w:sz w:val="20"/><w:szCs w:val="20"/><w:lang w:eastAsia="es-ES"/></w:rPr><w:t>Fecha</w:t></w:r></w:p></w:tc><w:tc><w:tcPr><w:tcW w:w="840" w:type="pct"/><w:noWrap/><w:vAlign w:val="center"/></w:tcPr><w:p><w:pPr><w:jc w:val="center"/><w:rPr><w:rFonts w:ascii="Avenir Next LT Pro" w:hAnsi="Avenir Next LT Pro" w:cstheme="minorHAnsi"/><w:color w:val="303030"/><w:sz w:val="20"/><w:szCs w:val="20"/><w:lang w:eastAsia="es-ES"/></w:rPr></w:pPr><w:r><w:rPr><w:rFonts w:ascii="Avenir Next LT Pro" w:hAnsi="Avenir Next LT Pro" w:cstheme="minorHAnsi"/><w:color w:val="303030"/><w:sz w:val="20"/><w:szCs w:val="20"/><w:lang w:eastAsia="es-ES"/></w:rPr><w:t>{var_59}</w:t></w:r></w:p></w:tc><w:tc><w:tcPr><w:tcW w:w="1558" w:type="pct"/><w:gridSpan w:val="2"/><w:noWrap/><w:vAlign w:val="center"/><w:hideMark/></w:tcPr><w:p><w:pPr><w:jc w:val="center"/><w:rPr><w:rFonts w:ascii="Avenir Next LT Pro" w:hAnsi="Avenir Next LT Pro" w:cstheme="minorHAnsi"/><w:b/><w:bCs/><w:color w:val="FFFFFF" w:themeColor="background1"/><w:sz w:val="20"/><w:szCs w:val="20"/><w:lang w:eastAsia="es-ES"/></w:rPr></w:pPr><w:r><w:rPr><w:rFonts w:ascii="Avenir Next LT Pro" w:hAnsi="Avenir Next LT Pro" w:cstheme="minorHAnsi"/><w:b/><w:bCs/><w:color w:val="FFFFFF" w:themeColor="background1"/><w:sz w:val="20"/><w:szCs w:val="20"/><w:lang w:eastAsia="es-ES"/></w:rPr><w:t>Fecha</w:t></w:r></w:p></w:tc><w:tc><w:tcPr><w:tcW w:w="1357" w:type="pct"/><w:gridSpan w:val="3"/><w:noWrap/><w:vAlign w:val="center"/></w:tcPr><w:p><w:pPr><w:jc w:val="center"/><w:rPr><w:rFonts w:ascii="Avenir Next LT Pro" w:hAnsi="Avenir Next LT Pro" w:cstheme="minorHAnsi"/><w:color w:val="303030"/><w:sz w:val="20"/><w:szCs w:val="20"/><w:lang w:eastAsia="es-ES"/></w:rPr></w:pPr><w:r><w:rPr><w:rFonts w:ascii="Avenir Next LT Pro" w:hAnsi="Avenir Next LT Pro" w:cstheme="minorHAnsi"/><w:color w:val="303030"/><w:sz w:val="20"/><w:szCs w:val="20"/><w:lang w:eastAsia="es-ES"/></w:rPr><w:t>{var_71}</w:t></w:r></w:p></w:tc></w:tr><w:tr><w:trPr><w:trHeight w:val="20"/><w:jc w:val="center"/></w:trPr><w:tc><w:tcPr><w:tcW w:w="1245" w:type="pct"/><w:noWrap/><w:vAlign w:val="center"/><w:hideMark/></w:tcPr><w:p><w:pPr><w:jc w:val="center"/><w:rPr><w:rFonts w:ascii="Avenir Next LT Pro" w:hAnsi="Avenir Next LT Pro" w:cstheme="minorHAnsi"/><w:b/><w:bCs/><w:color w:val="FFFFFF" w:themeColor="background1"/><w:sz w:val="20"/><w:szCs w:val="20"/><w:lang w:eastAsia="es-ES"/></w:rPr></w:pPr><w:r><w:rPr><w:rFonts w:ascii="Avenir Next LT Pro" w:hAnsi="Avenir Next LT Pro" w:cstheme="minorHAnsi"/><w:b/><w:bCs/><w:color w:val="FFFFFF" w:themeColor="background1"/><w:sz w:val="20"/><w:szCs w:val="20"/><w:lang w:eastAsia="es-ES"/></w:rPr><w:t>Hora cal. Inicial</w:t></w:r></w:p></w:tc><w:tc><w:tcPr><w:tcW w:w="840" w:type="pct"/><w:noWrap/><w:vAlign w:val="center"/></w:tcPr><w:p><w:pPr><w:jc w:val="center"/><w:rPr><w:rFonts w:ascii="Avenir Next LT Pro" w:hAnsi="Avenir Next LT Pro" w:cstheme="minorHAnsi"/><w:color w:val="303030"/><w:sz w:val="20"/><w:szCs w:val="20"/><w:lang w:eastAsia="es-ES"/></w:rPr></w:pPr><w:r><w:rPr><w:rFonts w:ascii="Avenir Next LT Pro" w:hAnsi="Avenir Next LT Pro" w:cstheme="minorHAnsi"/><w:color w:val="303030"/><w:sz w:val="20"/><w:szCs w:val="20"/><w:lang w:eastAsia="es-ES"/></w:rPr><w:t>{var_59}</w:t></w:r></w:p></w:tc><w:tc><w:tcPr><w:tcW w:w="1558" w:type="pct"/><w:gridSpan w:val="2"/><w:noWrap/><w:vAlign w:val="center"/><w:hideMark/></w:tcPr><w:p><w:pPr><w:jc w:val="center"/><w:rPr><w:rFonts w:ascii="Avenir Next LT Pro" w:hAnsi="Avenir Next LT Pro" w:cstheme="minorHAnsi"/><w:b/><w:bCs/><w:color w:val="FFFFFF" w:themeColor="background1"/><w:sz w:val="20"/><w:szCs w:val="20"/><w:lang w:eastAsia="es-ES"/></w:rPr></w:pPr><w:r><w:rPr><w:rFonts w:ascii="Avenir Next LT Pro" w:hAnsi="Avenir Next LT Pro" w:cstheme="minorHAnsi"/><w:b/><w:bCs/><w:color w:val="FFFFFF" w:themeColor="background1"/><w:sz w:val="20"/><w:szCs w:val="20"/><w:lang w:eastAsia="es-ES"/></w:rPr><w:t>Hora cal. Inicial</w:t></w:r></w:p></w:tc><w:tc><w:tcPr><w:tcW w:w="1357" w:type="pct"/><w:gridSpan w:val="3"/><w:noWrap/><w:vAlign w:val="center"/></w:tcPr><w:p><w:pPr><w:jc w:val="center"/><w:rPr><w:rFonts w:ascii="Avenir Next LT Pro" w:hAnsi="Avenir Next LT Pro" w:cstheme="minorHAnsi"/><w:color w:val="303030"/><w:sz w:val="20"/><w:szCs w:val="20"/><w:lang w:eastAsia="es-ES"/></w:rPr></w:pPr><w:r><w:rPr><w:rFonts w:ascii="Avenir Next LT Pro" w:hAnsi="Avenir Next LT Pro" w:cstheme="minorHAnsi"/><w:color w:val="303030"/><w:sz w:val="20"/><w:szCs w:val="20"/><w:lang w:eastAsia="es-ES"/></w:rPr><w:t>{var_71}</w:t></w:r></w:p></w:tc></w:tr><w:tr><w:trPr><w:trHeight w:val="20"/><w:jc w:val="center"/></w:trPr><w:tc><w:tcPr><w:tcW w:w="1245" w:type="pct"/><w:noWrap/><w:vAlign w:val="center"/><w:hideMark/></w:tcPr><w:p><w:pPr><w:jc w:val="center"/><w:rPr><w:rFonts w:ascii="Avenir Next LT Pro" w:hAnsi="Avenir Next LT Pro" w:cstheme="minorHAnsi"/><w:b/><w:bCs/><w:color w:val="FFFFFF" w:themeColor="background1"/><w:sz w:val="20"/><w:szCs w:val="20"/><w:lang w:eastAsia="es-ES"/></w:rPr></w:pPr><w:r><w:rPr><w:rFonts w:ascii="Avenir Next LT Pro" w:hAnsi="Avenir Next LT Pro" w:cstheme="minorHAnsi"/><w:b/><w:bCs/><w:color w:val="FFFFFF" w:themeColor="background1"/><w:sz w:val="20"/><w:szCs w:val="20"/><w:lang w:eastAsia="es-ES"/></w:rPr><w:t>Hora cal. Final</w:t></w:r></w:p></w:tc><w:tc><w:tcPr><w:tcW w:w="840" w:type="pct"/><w:noWrap/><w:vAlign w:val="center"/></w:tcPr><w:p><w:pPr><w:jc w:val="center"/><w:rPr><w:rFonts w:ascii="Avenir Next LT Pro" w:hAnsi="Avenir Next LT Pro" w:cstheme="minorHAnsi"/><w:color w:val="303030"/><w:sz w:val="20"/><w:szCs w:val="20"/><w:lang w:eastAsia="es-ES"/></w:rPr></w:pPr><w:r><w:rPr><w:rFonts w:ascii="Avenir Next LT Pro" w:hAnsi="Avenir Next LT Pro" w:cstheme="minorHAnsi"/><w:color w:val="303030"/><w:sz w:val="20"/><w:szCs w:val="20"/><w:lang w:eastAsia="es-ES"/></w:rPr><w:t>{var_59}</w:t></w:r></w:p></w:tc><w:tc><w:tcPr><w:tcW w:w="1558" w:type="pct"/><w:gridSpan w:val="2"/><w:noWrap/><w:vAlign w:val="center"/><w:hideMark/></w:tcPr><w:p><w:pPr><w:jc w:val="center"/><w:rPr><w:rFonts w:ascii="Avenir Next LT Pro" w:hAnsi="Avenir Next LT Pro" w:cstheme="minorHAnsi"/><w:b/><w:bCs/><w:color w:val="FFFFFF" w:themeColor="background1"/><w:sz w:val="20"/><w:szCs w:val="20"/><w:lang w:eastAsia="es-ES"/></w:rPr></w:pPr><w:r><w:rPr><w:rFonts w:ascii="Avenir Next LT Pro" w:hAnsi="Avenir Next LT Pro" w:cstheme="minorHAnsi"/><w:b/><w:bCs/><w:color w:val="FFFFFF" w:themeColor="background1"/><w:sz w:val="20"/><w:szCs w:val="20"/><w:lang w:eastAsia="es-ES"/></w:rPr><w:t>Hora cal. Final</w:t></w:r></w:p></w:tc><w:tc><w:tcPr><w:tcW w:w="1357" w:type="pct"/><w:gridSpan w:val="3"/><w:noWrap/><w:vAlign w:val="center"/></w:tcPr><w:p><w:pPr><w:jc w:val="center"/><w:rPr><w:rFonts w:ascii="Avenir Next LT Pro" w:hAnsi="Avenir Next LT Pro" w:cstheme="minorHAnsi"/><w:color w:val="303030"/><w:sz w:val="20"/><w:szCs w:val="20"/><w:lang w:eastAsia="es-ES"/></w:rPr></w:pPr><w:r><w:rPr><w:rFonts w:ascii="Avenir Next LT Pro" w:hAnsi="Avenir Next LT Pro" w:cstheme="minorHAnsi"/><w:color w:val="303030"/><w:sz w:val="20"/><w:szCs w:val="20"/><w:lang w:eastAsia="es-ES"/></w:rPr><w:t>{var_71}</w:t></w:r></w:p></w:tc></w:tr></w:tbl><w:p><w:pPr><w:jc w:val="center"/><w:rPr><w:rFonts w:ascii="Avenir Next LT Pro" w:hAnsi="Avenir Next LT Pro"/><w:i/><w:color w:val="303030"/><w:sz w:val="20"/><w:szCs w:val="20"/></w:rPr></w:pPr><w:r><w:rPr><w:rFonts w:ascii="Avenir Next LT Pro" w:hAnsi="Avenir Next LT Pro"/><w:i/><w:color w:val="303030"/><w:sz w:val="20"/><w:szCs w:val="20"/></w:rPr><w:t>Fuente: SERAMBIENTE S.A.S., </w:t></w:r><w:r><w:rPr><w:rFonts w:ascii="Avenir Next LT Pro" w:hAnsi="Avenir Next LT Pro"/><w:i/><w:color w:val="303030"/><w:sz w:val="20"/><w:szCs w:val="20"/></w:rPr><w:t>{fuente_serambiente_s_a_s_1}</w:t></w:r><w:r><w:rPr><w:rFonts w:ascii="Avenir Next LT Pro" w:hAnsi="Avenir Next LT Pro"/><w:i/><w:color w:val="303030"/><w:sz w:val="20"/><w:szCs w:val="20"/></w:rPr></w:r><w:r><w:rPr><w:rFonts w:ascii="Avenir Next LT Pro" w:hAnsi="Avenir Next LT Pro"/><w:i/><w:color w:val="303030"/><w:sz w:val="20"/><w:szCs w:val="20"/></w:rPr></w:r></w:p><w:p><w:pPr><w:pStyle w:val="Ttulo1"/><w:numPr><w:ilvl w:val="0"/><w:numId w:val="5"/></w:numPr><w:spacing w:line="276" w:lineRule="auto"/><w:jc w:val="both"/><w:rPr><w:rFonts w:ascii="Avenir Next LT Pro" w:hAnsi="Avenir Next LT Pro" w:cstheme="minorHAnsi"/><w:bCs w:val="0"/><w:color w:val="303030"/><w:sz w:val="40"/><w:szCs w:val="20"/></w:rPr></w:pPr><w:bookmarkStart w:id="110" w:name="_Toc211423081"/><w:bookmarkStart w:id="111" w:name="_Toc215310873"/><w:r><w:rPr><w:rFonts w:ascii="Avenir Next LT Pro" w:hAnsi="Avenir Next LT Pro" w:cstheme="minorHAnsi"/><w:bCs w:val="0"/><w:color w:val="303030"/><w:sz w:val="40"/><w:szCs w:val="20"/></w:rPr><w:lastRenderedPageBreak/><w:t>CARACTERISTICAS DE LA MEDICIÓN</w:t></w:r><w:bookmarkEnd w:id="110"/><w:bookmarkEnd w:id="111"/></w:p><w:p><w:pPr><w:rPr><w:rFonts w:ascii="Avenir Next LT Pro" w:hAnsi="Avenir Next LT Pro"/><w:color w:val="303030"/></w:rPr></w:pPr></w:p><w:p><w:pPr><w:pStyle w:val="Ttulo2"/><w:numPr><w:ilvl w:val="1"/><w:numId w:val="9"/></w:numPr><w:rPr><w:rFonts w:ascii="Avenir Next LT Pro" w:hAnsi="Avenir Next LT Pro"/><w:color w:val="303030"/><w:sz w:val="28"/><w:szCs w:val="28"/></w:rPr></w:pPr><w:bookmarkStart w:id="112" w:name="_Toc23931130"/><w:bookmarkStart w:id="113" w:name="_Toc24487541"/><w:bookmarkStart w:id="114" w:name="_Toc24488630"/><w:bookmarkStart w:id="115" w:name="_Toc25304180"/><w:bookmarkStart w:id="116" w:name="_Toc211423082"/><w:bookmarkStart w:id="117" w:name="_Toc215310874"/><w:r><w:rPr><w:rFonts w:ascii="Avenir Next LT Pro" w:hAnsi="Avenir Next LT Pro"/><w:color w:val="303030"/><w:sz w:val="28"/><w:szCs w:val="28"/></w:rPr><w:t>Condiciones predominantes</w:t></w:r><w:bookmarkEnd w:id="112"/><w:bookmarkEnd w:id="113"/><w:bookmarkEnd w:id="114"/><w:bookmarkEnd w:id="115"/><w:bookmarkEnd w:id="116"/><w:bookmarkEnd w:id="117"/></w:p><w:p><w:pPr><w:jc w:val="both"/><w:rPr><w:rFonts w:ascii="Avenir Next LT Pro" w:hAnsi="Avenir Next LT Pro"/><w:color w:val="303030"/><w:sz w:val="22"/><w:szCs w:val="22"/></w:rPr></w:pPr></w:p><w:p><w:pPr><w:spacing w:line="360" w:lineRule="auto"/><w:jc w:val="both"/><w:rPr><w:rFonts w:ascii="Avenir Next LT Pro" w:hAnsi="Avenir Next LT Pro"/><w:color w:val="303030"/><w:szCs w:val="22"/></w:rPr></w:pPr><w:r><w:rPr><w:rFonts w:ascii="Avenir Next LT Pro" w:hAnsi="Avenir Next LT Pro" w:cstheme="minorHAnsi"/><w:b/><w:bCs/><w:color w:val="303030"/><w:sz w:val="22"/><w:szCs w:val="22"/></w:rPr><w:t>{contrato_los_servicios_de_servicios_de_ingenieria__1}</w:t></w:r><w:r><w:rPr><w:rFonts w:ascii="Avenir Next LT Pro" w:hAnsi="Avenir Next LT Pro"/><w:color w:val="303030"/><w:sz w:val="22"/><w:szCs w:val="22"/></w:rPr><w:t> fue objeto de evaluación de </w:t></w:r><w:r><w:rPr><w:rFonts w:ascii="Avenir Next LT Pro" w:hAnsi="Avenir Next LT Pro"/><w:color w:val="303030"/><w:sz w:val="22"/><w:szCs w:val="22"/></w:rPr><w:t>ruido intradomiciliario</w:t></w:r><w:r><w:rPr><w:rFonts w:ascii="Avenir Next LT Pro" w:hAnsi="Avenir Next LT Pro"/><w:color w:val="303030"/><w:sz w:val="22"/><w:szCs w:val="22"/></w:rPr><w:t> asociada al desarrollo de su actividad</w:t></w:r><w:r><w:rPr><w:rFonts w:ascii="Avenir Next LT Pro" w:hAnsi="Avenir Next LT Pro"/><w:color w:val="303030"/><w:sz w:val="22"/><w:szCs w:val="22"/></w:rPr><w:t> económica</w:t></w:r><w:r><w:rPr><w:rFonts w:ascii="Avenir Next LT Pro" w:hAnsi="Avenir Next LT Pro"/><w:color w:val="303030"/><w:sz w:val="22"/><w:szCs w:val="22"/></w:rPr><w:t>. </w:t></w:r><w:r><w:rPr><w:rFonts w:ascii="Avenir Next LT Pro" w:hAnsi="Avenir Next LT Pro" w:cstheme="minorHAnsi"/><w:color w:val="303030"/><w:sz w:val="22"/><w:szCs w:val="20"/></w:rPr><w:t>Para la fecha y hora de</w:t></w:r><w:r><w:rPr><w:rFonts w:ascii="Avenir Next LT Pro" w:hAnsi="Avenir Next LT Pro" w:cstheme="minorHAnsi"/><w:color w:val="303030"/><w:sz w:val="22"/><w:szCs w:val="20"/></w:rPr><w:t>l</w:t></w:r><w:r><w:rPr><w:rFonts w:ascii="Avenir Next LT Pro" w:hAnsi="Avenir Next LT Pro" w:cstheme="minorHAnsi"/><w:color w:val="303030"/><w:sz w:val="22"/><w:szCs w:val="20"/></w:rPr><w:t> monitoreo el comportamiento de las operaciones desarrolladas fue de manera normal y continua durante la jornada laboral</w:t></w:r><w:r><w:rPr><w:rFonts w:ascii="Avenir Next LT Pro" w:hAnsi="Avenir Next LT Pro" w:cstheme="minorHAnsi"/><w:color w:val="303030"/><w:sz w:val="22"/><w:szCs w:val="20"/></w:rPr><w:t>, </w:t></w:r><w:commentRangeStart w:id="118"/><w:r><w:rPr><w:rFonts w:ascii="Avenir Next LT Pro" w:hAnsi="Avenir Next LT Pro" w:cstheme="minorHAnsi"/><w:color w:val="303030"/><w:sz w:val="22"/><w:szCs w:val="20"/></w:rPr><w:t>{para_la_fecha_y_hora_del_monitoreo_el_comportamien_1}</w:t></w:r><w:commentRangeEnd w:id="118"/><w:r><w:rPr><w:rStyle w:val="Refdecomentario"/><w:rFonts w:ascii="Tahoma" w:hAnsi="Tahoma"/><w:szCs w:val="20"/><w:lang w:val="es-MX" w:eastAsia="es-MX"/></w:rPr><w:commentReference w:id="118"/></w:r><w:r><w:rPr><w:rFonts w:ascii="Avenir Next LT Pro" w:hAnsi="Avenir Next LT Pro" w:cstheme="minorHAnsi"/><w:color w:val="303030"/><w:sz w:val="22"/><w:szCs w:val="20"/></w:rPr><w:t>{l_monitoreo_el_comportamiento_de_las_operaciones_d_1}</w:t></w:r><w:r><w:rPr><w:rFonts w:ascii="Avenir Next LT Pro" w:hAnsi="Avenir Next LT Pro" w:cstheme="minorHAnsi"/><w:color w:val="303030"/><w:sz w:val="22"/><w:szCs w:val="20"/></w:rPr></w:r><w:r><w:rPr><w:rFonts w:ascii="Avenir Next LT Pro" w:hAnsi="Avenir Next LT Pro" w:cstheme="minorHAnsi"/><w:color w:val="303030"/><w:sz w:val="22"/><w:szCs w:val="20"/></w:rPr></w:r><w:r><w:rPr><w:rFonts w:ascii="Avenir Next LT Pro" w:hAnsi="Avenir Next LT Pro" w:cstheme="minorHAnsi"/><w:color w:val="303030"/><w:sz w:val="22"/><w:szCs w:val="20"/></w:rPr></w:r><w:r><w:rPr><w:rFonts w:ascii="Avenir Next LT Pro" w:hAnsi="Avenir Next LT Pro" w:cstheme="minorHAnsi"/><w:color w:val="303030"/><w:sz w:val="22"/><w:szCs w:val="20"/></w:rPr></w:r><w:r><w:rPr><w:rFonts w:ascii="Avenir Next LT Pro" w:hAnsi="Avenir Next LT Pro" w:cstheme="minorHAnsi"/><w:color w:val="303030"/><w:sz w:val="22"/><w:szCs w:val="20"/></w:rPr></w:r></w:p><w:p><w:pPr><w:rPr><w:rFonts w:ascii="Avenir Next LT Pro" w:hAnsi="Avenir Next LT Pro"/><w:color w:val="303030"/></w:rPr></w:pPr></w:p><w:p><w:pPr><w:pStyle w:val="Ttulo2"/><w:numPr><w:ilvl w:val="1"/><w:numId w:val="9"/></w:numPr><w:rPr><w:rFonts w:ascii="Avenir Next LT Pro" w:hAnsi="Avenir Next LT Pro"/><w:color w:val="303030"/><w:sz w:val="28"/><w:szCs w:val="28"/></w:rPr></w:pPr><w:bookmarkStart w:id="119" w:name="_Toc23931131"/><w:bookmarkStart w:id="120" w:name="_Toc24487542"/><w:bookmarkStart w:id="121" w:name="_Toc24488631"/><w:bookmarkStart w:id="122" w:name="_Toc25304181"/><w:bookmarkStart w:id="123" w:name="_Toc211423083"/><w:bookmarkStart w:id="124" w:name="_Toc215310875"/><w:r><w:rPr><w:rFonts w:ascii="Avenir Next LT Pro" w:hAnsi="Avenir Next LT Pro"/><w:color w:val="303030"/><w:sz w:val="28"/><w:szCs w:val="28"/></w:rPr><w:t>Condiciones atmosféricas</w:t></w:r><w:bookmarkEnd w:id="119"/><w:bookmarkEnd w:id="120"/><w:bookmarkEnd w:id="121"/><w:bookmarkEnd w:id="122"/><w:bookmarkEnd w:id="123"/><w:bookmarkEnd w:id="124"/></w:p><w:p><w:pPr><w:rPr><w:rFonts w:ascii="Avenir Next LT Pro" w:hAnsi="Avenir Next LT Pro"/><w:color w:val="303030"/></w:rPr></w:pPr></w:p><w:p><w:pPr><w:spacing w:line="360" w:lineRule="auto"/><w:jc w:val="both"/><w:rPr><w:rFonts w:ascii="Avenir Next LT Pro" w:hAnsi="Avenir Next LT Pro" w:cstheme="minorHAnsi"/><w:color w:val="303030"/><w:sz w:val="22"/><w:szCs w:val="22"/></w:rPr></w:pPr><w:r><w:rPr><w:rFonts w:ascii="Avenir Next LT Pro" w:hAnsi="Avenir Next LT Pro" w:cstheme="minorHAnsi"/><w:color w:val="303030"/><w:sz w:val="22"/><w:szCs w:val="22"/></w:rPr><w:t>El clima es el resultado de numerosos factores que actúan conjuntamente, los accidentes geográficos, como montañas y mares influyen decisivamente en sus características.</w:t></w:r><w:r><w:rPr><w:rFonts w:ascii="Avenir Next LT Pro" w:hAnsi="Avenir Next LT Pro" w:cstheme="minorHAnsi"/><w:color w:val="303030"/><w:sz w:val="22"/><w:szCs w:val="22"/></w:rPr><w:t> </w:t></w:r><w:r><w:rPr><w:rFonts w:ascii="Avenir Next LT Pro" w:hAnsi="Avenir Next LT Pro" w:cstheme="minorHAnsi"/><w:color w:val="303030"/><w:sz w:val="22"/><w:szCs w:val="22"/></w:rPr><w:t>Para determinar estas características, podemos considerar como esenciales un reducido grupo de elementos: la temperatura, la humedad, la presión atmosférica</w:t></w:r><w:r><w:rPr><w:rFonts w:ascii="Avenir Next LT Pro" w:hAnsi="Avenir Next LT Pro" w:cstheme="minorHAnsi"/><w:color w:val="303030"/><w:sz w:val="22"/><w:szCs w:val="22"/></w:rPr><w:t>.</w:t></w:r></w:p><w:p><w:pPr><w:spacing w:line="360" w:lineRule="auto"/><w:jc w:val="both"/><w:rPr><w:rFonts w:ascii="Avenir Next LT Pro" w:hAnsi="Avenir Next LT Pro" w:cstheme="minorHAnsi"/><w:color w:val="303030"/><w:sz w:val="22"/><w:szCs w:val="22"/></w:rPr></w:pPr></w:p><w:p><w:pPr><w:spacing w:line="360" w:lineRule="auto"/><w:jc w:val="both"/><w:rPr><w:rFonts w:ascii="Avenir Next LT Pro" w:hAnsi="Avenir Next LT Pro" w:cstheme="minorHAnsi"/><w:color w:val="303030"/><w:sz w:val="22"/><w:szCs w:val="22"/><w:lang w:eastAsia="zh-TW"/></w:rPr></w:pPr><w:r><w:rPr><w:rFonts w:ascii="Avenir Next LT Pro" w:hAnsi="Avenir Next LT Pro" w:cstheme="minorHAnsi"/><w:color w:val="303030"/><w:sz w:val="22"/><w:szCs w:val="22"/><w:lang w:eastAsia="zh-TW"/></w:rPr><w:t>De acuerdo con</w:t></w:r><w:r><w:rPr><w:rFonts w:ascii="Avenir Next LT Pro" w:hAnsi="Avenir Next LT Pro" w:cstheme="minorHAnsi"/><w:color w:val="303030"/><w:sz w:val="22"/><w:szCs w:val="22"/><w:lang w:eastAsia="zh-TW"/></w:rPr><w:t> lo establecido en la Resolución 0627 de 2006, Artículo 20 parágrafo </w:t></w:r><w:r><w:rPr><w:rFonts w:ascii="Avenir Next LT Pro" w:hAnsi="Avenir Next LT Pro" w:cstheme="minorHAnsi"/><w:color w:val="303030"/><w:sz w:val="22"/><w:szCs w:val="22"/><w:lang w:eastAsia="zh-TW"/></w:rPr><w:t>I, la</w:t></w:r><w:r><w:rPr><w:rFonts w:ascii="Avenir Next LT Pro" w:hAnsi="Avenir Next LT Pro" w:cstheme="minorHAnsi"/><w:color w:val="303030"/><w:sz w:val="22"/><w:szCs w:val="22"/><w:lang w:eastAsia="zh-TW"/></w:rPr><w:t> velocidad del viento se debe medir utilizando</w:t></w:r><w:r><w:rPr><w:rFonts w:ascii="Avenir Next LT Pro" w:hAnsi="Avenir Next LT Pro" w:cstheme="minorHAnsi"/><w:color w:val="303030"/><w:sz w:val="22"/><w:szCs w:val="22"/><w:lang w:eastAsia="zh-TW"/></w:rPr><w:t> </w:t></w:r><w:r><w:rPr><w:rFonts w:ascii="Avenir Next LT Pro" w:hAnsi="Avenir Next LT Pro" w:cstheme="minorHAnsi"/><w:color w:val="303030"/><w:sz w:val="22"/><w:szCs w:val="22"/><w:lang w:eastAsia="zh-TW"/></w:rPr><w:t>un </w:t></w:r><w:r><w:rPr><w:rFonts w:ascii="Avenir Next LT Pro" w:hAnsi="Avenir Next LT Pro"/><w:color w:val="303030"/><w:sz w:val="22"/><w:szCs w:val="22"/><w:lang w:eastAsia="es-MX"/></w:rPr><w:t>(</w:t></w:r><w:r><w:rPr><w:rFonts w:ascii="Avenir Next LT Pro" w:hAnsi="Avenir Next LT Pro"/><w:color w:val="303030"/><w:sz w:val="22"/><w:szCs w:val="22"/><w:lang w:eastAsia="es-MX"/></w:rPr><w:t>{i_la_velocidad_del_viento_se_debe_medir_utilizando_1}</w:t></w:r><w:r><w:rPr><w:rFonts w:ascii="Avenir Next LT Pro" w:hAnsi="Avenir Next LT Pro" w:cstheme="minorHAnsi"/><w:color w:val="303030"/><w:sz w:val="22"/><w:szCs w:val="22"/><w:lang w:eastAsia="zh-TW"/></w:rPr></w:r><w:r><w:rPr><w:rFonts w:ascii="Avenir Next LT Pro" w:hAnsi="Avenir Next LT Pro" w:cstheme="minorHAnsi"/><w:color w:val="303030"/><w:sz w:val="22"/><w:szCs w:val="22"/><w:lang w:eastAsia="zh-TW"/></w:rPr><w:t> </w:t></w:r><w:r><w:rPr><w:rFonts w:ascii="Avenir Next LT Pro" w:hAnsi="Avenir Next LT Pro" w:cstheme="minorHAnsi"/><w:color w:val="303030"/><w:sz w:val="22"/><w:szCs w:val="22"/><w:lang w:eastAsia="zh-TW"/></w:rPr><w:t>si esta es mayor a 3 m/s, se debe utilizar una pantalla </w:t></w:r><w:r><w:rPr><w:rFonts w:ascii="Avenir Next LT Pro" w:hAnsi="Avenir Next LT Pro" w:cstheme="minorHAnsi"/><w:color w:val="303030"/><w:sz w:val="22"/><w:szCs w:val="22"/><w:lang w:eastAsia="zh-TW"/></w:rPr><w:t>anti-viento</w:t></w:r><w:r><w:rPr><w:rFonts w:ascii="Avenir Next LT Pro" w:hAnsi="Avenir Next LT Pro" w:cstheme="minorHAnsi"/><w:color w:val="303030"/><w:sz w:val="22"/><w:szCs w:val="22"/><w:lang w:eastAsia="zh-TW"/></w:rPr><w:t> adecuada de acuerdo con la velocidad del viento medido, y aplicar la respectiva corrección de acuerdo con las curvas de respuesta que el fabricante de las pantallas </w:t></w:r><w:r><w:rPr><w:rFonts w:ascii="Avenir Next LT Pro" w:hAnsi="Avenir Next LT Pro" w:cstheme="minorHAnsi"/><w:color w:val="303030"/><w:sz w:val="22"/><w:szCs w:val="22"/><w:lang w:eastAsia="zh-TW"/></w:rPr><w:t>anti-viento</w:t></w:r><w:r><w:rPr><w:rFonts w:ascii="Avenir Next LT Pro" w:hAnsi="Avenir Next LT Pro" w:cstheme="minorHAnsi"/><w:color w:val="303030"/><w:sz w:val="22"/><w:szCs w:val="22"/><w:lang w:eastAsia="zh-TW"/></w:rPr><w:t> y micrófonos suministra.</w:t></w:r><w:r><w:rPr><w:rFonts w:ascii="Avenir Next LT Pro" w:hAnsi="Avenir Next LT Pro" w:cstheme="minorHAnsi"/><w:color w:val="303030"/><w:sz w:val="22"/><w:szCs w:val="22"/><w:lang w:eastAsia="zh-TW"/></w:rPr><w:t> </w:t></w:r></w:p><w:p><w:pPr><w:spacing w:line="360" w:lineRule="auto"/><w:jc w:val="both"/><w:rPr><w:rFonts w:ascii="Avenir Next LT Pro" w:hAnsi="Avenir Next LT Pro" w:cstheme="minorHAnsi"/><w:color w:val="303030"/><w:sz w:val="22"/><w:szCs w:val="22"/><w:lang w:eastAsia="zh-TW"/></w:rPr></w:pPr></w:p><w:p><w:pPr><w:pStyle w:val="Ttulo3"/><w:keepLines/><w:spacing w:before="40" w:line="360" w:lineRule="auto"/><w:ind w:left="708"/><w:jc w:val="both"/><w:rPr><w:rFonts w:ascii="Avenir Next LT Pro" w:hAnsi="Avenir Next LT Pro" w:cs="Calibri"/><w:color w:val="303030"/><w:sz w:val="24"/><w:szCs w:val="24"/><w:lang w:val="es-CO"/></w:rPr></w:pPr><w:bookmarkStart w:id="125" w:name="_Toc80991989"/><w:bookmarkStart w:id="126" w:name="_Toc103269755"/><w:bookmarkStart w:id="127" w:name="_Toc111669915"/><w:r><w:rPr><w:rFonts w:ascii="Avenir Next LT Pro" w:hAnsi="Avenir Next LT Pro" w:cs="Calibri"/><w:color w:val="303030"/><w:sz w:val="24"/><w:szCs w:val="24"/><w:lang w:val="es-CO"/></w:rPr><w:t>4.2.1 La temperatura</w:t></w:r><w:bookmarkEnd w:id="125"/><w:bookmarkEnd w:id="126"/><w:bookmarkEnd w:id="127"/></w:p><w:p><w:pPr><w:spacing w:after="240" w:line="360" w:lineRule="auto"/><w:jc w:val="both"/><w:rPr><w:rFonts w:ascii="Avenir Next LT Pro" w:hAnsi="Avenir Next LT Pro" w:cs="Calibri"/><w:color w:val="303030"/><w:sz w:val="22"/><w:szCs w:val="22"/></w:rPr></w:pPr><w:r><w:rPr><w:rFonts w:ascii="Avenir Next LT Pro" w:hAnsi="Avenir Next LT Pro" w:cs="Calibri"/><w:color w:val="303030"/><w:sz w:val="22"/><w:szCs w:val="22"/></w:rPr><w:t>La temperatura atmosférica es un indicador de la cantidad de energía calorífica acumulada en el aire; la temperatura del aire suele medirse en escala Celsius (°C), y para ello, se usa el termómetro como instrumento de medición. La temperatura depende de diversos factores, por ejemplo, la inclinación de los rayos solares, el tipo de sustratos, la dirección y fuerza del viento, la latitud, la altura sobre el nivel del mar, la proximidad de masas de agua, entre otros factores.</w:t></w:r></w:p><w:p><w:pPr><w:pStyle w:val="Ttulo3"/><w:spacing w:line="360" w:lineRule="auto"/><w:ind w:left="708"/><w:jc w:val="both"/><w:rPr><w:rFonts w:ascii="Avenir Next LT Pro" w:hAnsi="Avenir Next LT Pro" w:cs="Calibri"/><w:color w:val="303030"/><w:sz w:val="24"/><w:szCs w:val="24"/><w:lang w:val="es-CO"/></w:rPr></w:pPr><w:bookmarkStart w:id="128" w:name="_Toc80991990"/><w:bookmarkStart w:id="129" w:name="_Toc103269756"/><w:bookmarkStart w:id="130" w:name="_Toc111669916"/><w:r><w:rPr><w:rFonts w:ascii="Avenir Next LT Pro" w:hAnsi="Avenir Next LT Pro" w:cs="Calibri"/><w:color w:val="303030"/><w:sz w:val="24"/><w:szCs w:val="24"/><w:lang w:val="es-CO"/></w:rPr><w:lastRenderedPageBreak/><w:t>4.2.2. Humedad en el aire</w:t></w:r><w:bookmarkEnd w:id="128"/><w:bookmarkEnd w:id="129"/><w:bookmarkEnd w:id="130"/></w:p><w:p><w:pPr><w:spacing w:line="360" w:lineRule="auto"/><w:jc w:val="both"/><w:rPr><w:rFonts w:ascii="Avenir Next LT Pro" w:hAnsi="Avenir Next LT Pro" w:cs="Calibri"/><w:color w:val="303030"/><w:sz w:val="22"/><w:szCs w:val="22"/></w:rPr></w:pPr><w:r><w:rPr><w:rFonts w:ascii="Avenir Next LT Pro" w:hAnsi="Avenir Next LT Pro" w:cs="Calibri"/><w:color w:val="303030"/><w:sz w:val="22"/><w:szCs w:val="22"/></w:rPr><w:t>La humedad indica la cantidad de vapor de agua presente en el aire. Según las relaciones psicométricas, la humedad del aire está relacionada con la temperatura ambiente y la presión atmosférica del lugar de medición.</w:t></w:r></w:p><w:p><w:pPr><w:pStyle w:val="Ttulo3"/><w:spacing w:line="360" w:lineRule="auto"/><w:ind w:left="708"/><w:jc w:val="both"/><w:rPr><w:rFonts w:ascii="Avenir Next LT Pro" w:hAnsi="Avenir Next LT Pro" w:cs="Calibri"/><w:color w:val="303030"/><w:sz w:val="24"/><w:szCs w:val="24"/><w:lang w:val="es-CO"/></w:rPr></w:pPr><w:r><w:rPr><w:rFonts w:ascii="Avenir Next LT Pro" w:hAnsi="Avenir Next LT Pro" w:cs="Calibri"/><w:color w:val="303030"/><w:sz w:val="24"/><w:szCs w:val="24"/><w:lang w:val="es-CO"/></w:rPr><w:t>4.2.3 La precipitación </w:t></w:r></w:p><w:p><w:pPr><w:spacing w:line="360" w:lineRule="auto"/><w:jc w:val="both"/><w:rPr><w:rFonts w:ascii="Avenir Next LT Pro" w:hAnsi="Avenir Next LT Pro" w:cs="Calibri"/><w:color w:val="303030"/><w:sz w:val="22"/><w:szCs w:val="22"/></w:rPr></w:pPr><w:r><w:rPr><w:rFonts w:ascii="Avenir Next LT Pro" w:hAnsi="Avenir Next LT Pro" w:cs="Calibri"/><w:color w:val="303030"/><w:sz w:val="22"/><w:szCs w:val="22"/></w:rPr><w:t>La precipitación es cualquier forma de hidrometeoro, conformado de partículas acuosas de forma sólida o líquida que caen de las nubes y llegan al suelo. Existen varios tipos de precipitación dependiendo de la cantidad o forma en que caen las partículas, el diámetro se halla generalmente comprendido entre 0,5 y 7 mm, (1 mm de precipitación es la lámina que alcanzaría un litro de agua sobre una superficie de un metro cuadrado, sin que se evapore o percole), y caen a una velocidad del orden de los 3 m/s. Dependiendo del tamaño de las gotas que lleguen al suelo y de cómo caigan existen distintos tipos de precipitación líquida: llovizna (gotas pequeñas que caen uniformemente), chubasco (gotas de mayor tamaño y que caen de forma violenta e intensa). La intensidad de la precipitación es la razón del incremento de la altura que alcanza la lluvia respecto al tiempo, se clasifica en ligera (2.5mm/hr o menos), moderada (2.5 a 7.5 mm/hr) y fuerte (mayor a 7.5 mm/hr) según corresponda. </w:t></w:r></w:p><w:p><w:pPr><w:pStyle w:val="Ttulo3"/><w:spacing w:line="360" w:lineRule="auto"/><w:ind w:left="708"/><w:jc w:val="both"/><w:rPr><w:rFonts w:ascii="Avenir Next LT Pro" w:hAnsi="Avenir Next LT Pro" w:cs="Calibri"/><w:b w:val="0"/><w:bCs w:val="0"/><w:color w:val="303030"/><w:sz w:val="24"/><w:szCs w:val="24"/><w:lang w:val="es-CO"/></w:rPr></w:pPr><w:bookmarkStart w:id="131" w:name="_Toc80991991"/><w:bookmarkStart w:id="132" w:name="_Toc103269757"/><w:bookmarkStart w:id="133" w:name="_Toc111669917"/><w:r><w:rPr><w:rFonts w:ascii="Avenir Next LT Pro" w:hAnsi="Avenir Next LT Pro" w:cs="Calibri"/><w:color w:val="303030"/><w:sz w:val="24"/><w:szCs w:val="24"/><w:lang w:val="es-CO"/></w:rPr><w:t>4.2.</w:t></w:r><w:r><w:rPr><w:rFonts w:ascii="Avenir Next LT Pro" w:hAnsi="Avenir Next LT Pro" w:cs="Calibri"/><w:color w:val="303030"/><w:sz w:val="24"/><w:szCs w:val="24"/><w:lang w:val="es-CO"/></w:rPr><w:t>4</w:t></w:r><w:r><w:rPr><w:rFonts w:ascii="Avenir Next LT Pro" w:hAnsi="Avenir Next LT Pro" w:cs="Calibri"/><w:color w:val="303030"/><w:sz w:val="24"/><w:szCs w:val="24"/><w:lang w:val="es-CO"/></w:rPr><w:t> Presión atmosférica</w:t></w:r><w:bookmarkEnd w:id="131"/><w:bookmarkEnd w:id="132"/><w:bookmarkEnd w:id="133"/></w:p><w:p><w:pPr><w:spacing w:line="360" w:lineRule="auto"/><w:jc w:val="both"/><w:rPr><w:rFonts w:ascii="Avenir Next LT Pro" w:hAnsi="Avenir Next LT Pro" w:cs="Calibri"/><w:color w:val="303030"/><w:sz w:val="22"/><w:szCs w:val="22"/></w:rPr></w:pPr><w:r><w:rPr><w:rFonts w:ascii="Avenir Next LT Pro" w:hAnsi="Avenir Next LT Pro" w:cs="Calibri"/><w:color w:val="303030"/><w:sz w:val="22"/><w:szCs w:val="22"/></w:rPr><w:t>La presión atmosférica es el peso del aire por unidad de superficie. El cual es ejercido en todas las direcciones</w:t></w:r><w:sdt><w:sdtPr><w:rPr><w:rFonts w:ascii="Avenir Next LT Pro" w:hAnsi="Avenir Next LT Pro" w:cs="Calibri"/><w:color w:val="303030"/><w:sz w:val="22"/><w:szCs w:val="22"/></w:rPr><w:id w:val="-1750811534"/><w:citation/></w:sdtPr><w:sdtContent><w:r><w:rPr><w:rFonts w:ascii="Avenir Next LT Pro" w:hAnsi="Avenir Next LT Pro" w:cs="Calibri"/><w:color w:val="303030"/><w:sz w:val="22"/><w:szCs w:val="22"/></w:rPr><w:fldChar w:fldCharType="begin"/></w:r><w:r><w:rPr><w:rFonts w:ascii="Avenir Next LT Pro" w:hAnsi="Avenir Next LT Pro" w:cs="Calibri"/><w:color w:val="303030"/><w:sz w:val="22"/><w:szCs w:val="22"/></w:rPr><w:instrText xml:space="preserve"> CITATION Rom17 \l 9226 </w:instrText></w:r><w:r><w:rPr><w:rFonts w:ascii="Avenir Next LT Pro" w:hAnsi="Avenir Next LT Pro" w:cs="Calibri"/><w:color w:val="303030"/><w:sz w:val="22"/><w:szCs w:val="22"/></w:rPr><w:fldChar w:fldCharType="separate"/></w:r><w:r><w:rPr><w:rFonts w:ascii="Avenir Next LT Pro" w:hAnsi="Avenir Next LT Pro" w:cs="Calibri"/><w:noProof/><w:color w:val="303030"/><w:sz w:val="22"/><w:szCs w:val="22"/></w:rPr><w:t> (Román, 2017)</w:t></w:r><w:r><w:rPr><w:rFonts w:ascii="Avenir Next LT Pro" w:hAnsi="Avenir Next LT Pro" w:cs="Calibri"/><w:color w:val="303030"/><w:sz w:val="22"/><w:szCs w:val="22"/></w:rPr><w:fldChar w:fldCharType="end"/></w:r></w:sdtContent></w:sdt><w:r><w:rPr><w:rFonts w:ascii="Avenir Next LT Pro" w:hAnsi="Avenir Next LT Pro" w:cs="Calibri"/><w:color w:val="303030"/><w:sz w:val="22"/><w:szCs w:val="22"/></w:rPr><w:t>. </w:t></w:r></w:p><w:p><w:pPr><w:pStyle w:val="Ttulo3"/><w:spacing w:line="360" w:lineRule="auto"/><w:ind w:left="708"/><w:jc w:val="both"/><w:rPr><w:rFonts w:ascii="Avenir Next LT Pro" w:hAnsi="Avenir Next LT Pro" w:cs="Calibri"/><w:color w:val="303030"/><w:sz w:val="24"/><w:szCs w:val="24"/><w:lang w:val="es-CO"/></w:rPr></w:pPr><w:bookmarkStart w:id="134" w:name="_Toc80991992"/><w:bookmarkStart w:id="135" w:name="_Toc103269758"/><w:bookmarkStart w:id="136" w:name="_Toc111669918"/><w:r><w:rPr><w:rFonts w:ascii="Avenir Next LT Pro" w:hAnsi="Avenir Next LT Pro" w:cs="Calibri"/><w:color w:val="303030"/><w:sz w:val="24"/><w:szCs w:val="24"/><w:lang w:val="es-CO"/></w:rPr><w:t>4.2.</w:t></w:r><w:r><w:rPr><w:rFonts w:ascii="Avenir Next LT Pro" w:hAnsi="Avenir Next LT Pro" w:cs="Calibri"/><w:color w:val="303030"/><w:sz w:val="24"/><w:szCs w:val="24"/><w:lang w:val="es-CO"/></w:rPr><w:t>5</w:t></w:r><w:r><w:rPr><w:rFonts w:ascii="Avenir Next LT Pro" w:hAnsi="Avenir Next LT Pro" w:cs="Calibri"/><w:color w:val="303030"/><w:sz w:val="24"/><w:szCs w:val="24"/><w:lang w:val="es-CO"/></w:rPr><w:t> Vientos</w:t></w:r><w:bookmarkEnd w:id="134"/><w:bookmarkEnd w:id="135"/><w:bookmarkEnd w:id="136"/></w:p><w:p><w:pPr><w:spacing w:after="240" w:line="360" w:lineRule="auto"/><w:jc w:val="both"/><w:rPr><w:rFonts w:ascii="Avenir Next LT Pro" w:hAnsi="Avenir Next LT Pro" w:cs="Calibri"/><w:color w:val="303030"/><w:sz w:val="22"/><w:szCs w:val="22"/></w:rPr></w:pPr><w:r><w:rPr><w:rFonts w:ascii="Avenir Next LT Pro" w:hAnsi="Avenir Next LT Pro" w:cs="Calibri"/><w:color w:val="303030"/><w:sz w:val="22"/><w:szCs w:val="22"/></w:rPr><w:t>El viento hace referencia al movimiento del aire de una zona a otra. Existen diferentes causas que provocan la existencia del viento, pero normalmente es originado cuando entre dos puntos se establece cierta diferencia de presión o temperatura. La velocidad del viento tiene diversas unidades de medida en las que se encuentra Kilómetros por hora (km/h), metros por segundo (m/s), nudos. </w:t></w:r><w:sdt><w:sdtPr><w:rPr><w:rFonts w:ascii="Avenir Next LT Pro" w:hAnsi="Avenir Next LT Pro" w:cs="Calibri"/><w:color w:val="303030"/><w:sz w:val="22"/><w:szCs w:val="22"/></w:rPr><w:id w:val="-2142189886"/><w:citation/></w:sdtPr><w:sdtContent><w:r><w:rPr><w:rFonts w:ascii="Avenir Next LT Pro" w:hAnsi="Avenir Next LT Pro" w:cs="Calibri"/><w:color w:val="303030"/><w:sz w:val="22"/><w:szCs w:val="22"/></w:rPr><w:fldChar w:fldCharType="begin"/></w:r><w:r><w:rPr><w:rFonts w:ascii="Avenir Next LT Pro" w:hAnsi="Avenir Next LT Pro" w:cs="Calibri"/><w:color w:val="303030"/><w:sz w:val="22"/><w:szCs w:val="22"/></w:rPr><w:instrText xml:space="preserve"> CITATION Rom17 \l 9226 </w:instrText></w:r><w:r><w:rPr><w:rFonts w:ascii="Avenir Next LT Pro" w:hAnsi="Avenir Next LT Pro" w:cs="Calibri"/><w:color w:val="303030"/><w:sz w:val="22"/><w:szCs w:val="22"/></w:rPr><w:fldChar w:fldCharType="separate"/></w:r><w:r><w:rPr><w:rFonts w:ascii="Avenir Next LT Pro" w:hAnsi="Avenir Next LT Pro" w:cs="Calibri"/><w:noProof/><w:color w:val="303030"/><w:sz w:val="22"/><w:szCs w:val="22"/></w:rPr><w:t>(Román, 2017)</w:t></w:r><w:r><w:rPr><w:rFonts w:ascii="Avenir Next LT Pro" w:hAnsi="Avenir Next LT Pro" w:cs="Calibri"/><w:color w:val="303030"/><w:sz w:val="22"/><w:szCs w:val="22"/></w:rPr><w:fldChar w:fldCharType="end"/></w:r></w:sdtContent></w:sdt><w:r><w:rPr><w:rFonts w:ascii="Avenir Next LT Pro" w:hAnsi="Avenir Next LT Pro" w:cs="Calibri"/><w:color w:val="303030"/><w:sz w:val="22"/><w:szCs w:val="22"/></w:rPr><w:t>.</w:t></w:r></w:p><w:p><w:pPr><w:spacing w:line="360" w:lineRule="auto"/><w:jc w:val="both"/><w:rPr><w:rFonts w:ascii="Avenir Next LT Pro" w:hAnsi="Avenir Next LT Pro" w:cs="Calibri"/><w:color w:val="303030"/><w:sz w:val="22"/><w:szCs w:val="22"/></w:rPr></w:pPr><w:r><w:rPr><w:rFonts w:ascii="Avenir Next LT Pro" w:hAnsi="Avenir Next LT Pro" w:cs="Calibri"/><w:color w:val="303030"/><w:sz w:val="22"/><w:szCs w:val="22"/></w:rPr><w:t>Las condiciones atmosféricas reportadas fueron registradas por </w:t></w:r><w:r><w:rPr><w:rFonts w:ascii="Avenir Next LT Pro" w:hAnsi="Avenir Next LT Pro" w:cs="Calibri"/><w:color w:val="303030"/><w:sz w:val="22"/><w:szCs w:val="22"/></w:rPr><w:t>{las_condiciones_atmosfericas_reportadas_fueron_reg_1}</w:t></w:r><w:r><w:rPr><w:rFonts w:ascii="Avenir Next LT Pro" w:hAnsi="Avenir Next LT Pro" w:cs="Calibri"/><w:color w:val="303030"/><w:sz w:val="22"/><w:szCs w:val="22"/></w:rPr><w:t>, la cual se</w:t></w:r><w:r><w:rPr><w:rFonts w:ascii="Avenir Next LT Pro" w:hAnsi="Avenir Next LT Pro" w:cs="Calibri"/><w:color w:val="303030"/><w:sz w:val="22"/><w:szCs w:val="22"/></w:rPr><w:t> encuentra ubicada en el </w:t></w:r><w:commentRangeStart w:id="137"/><w:r><w:rPr><w:rFonts w:ascii="Avenir Next LT Pro" w:hAnsi="Avenir Next LT Pro" w:cs="Calibri"/><w:color w:val="303030"/><w:sz w:val="22"/><w:szCs w:val="22"/></w:rPr><w:t>{las_condiciones_atmosfericas_reportadas_fueron_reg_2}</w:t></w:r><w:commentRangeEnd w:id="137"/><w:r><w:rPr><w:rStyle w:val="Refdecomentario"/><w:rFonts w:ascii="Tahoma" w:hAnsi="Tahoma"/><w:szCs w:val="20"/><w:lang w:val="es-MX" w:eastAsia="es-MX"/></w:rPr></w:r><w:r><w:rPr><w:rFonts w:ascii="Avenir Next LT Pro" w:hAnsi="Avenir Next LT Pro" w:cs="Calibri"/><w:color w:val="303030"/><w:sz w:val="22"/><w:szCs w:val="22"/></w:rPr></w:r><w:r><w:rPr><w:rFonts w:ascii="Avenir Next LT Pro" w:hAnsi="Avenir Next LT Pro" w:cs="Calibri"/><w:color w:val="303030"/><w:sz w:val="22"/><w:szCs w:val="22"/></w:rPr><w:t>El registro de </w:t></w:r><w:r><w:rPr><w:rFonts w:ascii="Avenir Next LT Pro" w:hAnsi="Avenir Next LT Pro" w:cs="Calibri"/><w:color w:val="303030"/><w:sz w:val="22"/><w:szCs w:val="22"/></w:rPr><w:lastRenderedPageBreak/><w:t>las diferentes variables atmosféricas se reporta en la</w:t></w:r><w:r><w:rPr><w:rFonts w:ascii="Avenir Next LT Pro" w:hAnsi="Avenir Next LT Pro" w:cs="Calibri"/><w:color w:val="303030"/><w:sz w:val="22"/><w:szCs w:val="22"/></w:rPr><w:t> </w:t></w:r><w:r><w:rPr><w:rFonts w:ascii="Avenir Next LT Pro" w:hAnsi="Avenir Next LT Pro" w:cs="Calibri"/><w:b/><w:color w:val="303030"/><w:sz w:val="22"/><w:szCs w:val="22"/></w:rPr><w:fldChar w:fldCharType="begin"/></w:r><w:r><w:rPr><w:rFonts w:ascii="Avenir Next LT Pro" w:hAnsi="Avenir Next LT Pro" w:cs="Calibri"/><w:b/><w:color w:val="303030"/><w:sz w:val="22"/><w:szCs w:val="22"/></w:rPr><w:instrText xml:space="preserve"> REF _Ref112600244 \h  \* MERGEFORMAT </w:instrText></w:r><w:r><w:rPr><w:rFonts w:ascii="Avenir Next LT Pro" w:hAnsi="Avenir Next LT Pro" w:cs="Calibri"/><w:b/><w:color w:val="303030"/><w:sz w:val="22"/><w:szCs w:val="22"/></w:rPr></w:r><w:r><w:rPr><w:rFonts w:ascii="Avenir Next LT Pro" w:hAnsi="Avenir Next LT Pro" w:cs="Calibri"/><w:b/><w:color w:val="303030"/><w:sz w:val="22"/><w:szCs w:val="22"/></w:rPr><w:fldChar w:fldCharType="separate"/></w:r><w:r><w:rPr><w:rFonts w:ascii="Avenir Next LT Pro" w:hAnsi="Avenir Next LT Pro" w:cstheme="minorHAnsi"/><w:b/><w:color w:val="303030"/><w:sz w:val="22"/><w:szCs w:val="22"/></w:rPr><w:t>Tabla </w:t></w:r><w:r><w:rPr><w:rFonts w:ascii="Avenir Next LT Pro" w:hAnsi="Avenir Next LT Pro" w:cstheme="minorHAnsi"/><w:b/><w:noProof/><w:color w:val="303030"/><w:sz w:val="22"/><w:szCs w:val="22"/></w:rPr><w:t>7</w:t></w:r><w:r><w:rPr><w:rFonts w:ascii="Avenir Next LT Pro" w:hAnsi="Avenir Next LT Pro" w:cs="Calibri"/><w:b/><w:color w:val="303030"/><w:sz w:val="22"/><w:szCs w:val="22"/></w:rPr><w:fldChar w:fldCharType="end"/></w:r><w:r><w:rPr><w:rFonts w:ascii="Avenir Next LT Pro" w:hAnsi="Avenir Next LT Pro" w:cs="Calibri"/><w:b/><w:bCs/><w:color w:val="303030"/><w:sz w:val="22"/><w:szCs w:val="22"/></w:rPr><w:t> </w:t></w:r><w:r><w:rPr><w:rFonts w:ascii="Avenir Next LT Pro" w:hAnsi="Avenir Next LT Pro" w:cs="Calibri"/><w:color w:val="303030"/><w:sz w:val="22"/><w:szCs w:val="22"/></w:rPr><w:t>y en la</w:t></w:r><w:r><w:rPr><w:rFonts w:ascii="Avenir Next LT Pro" w:hAnsi="Avenir Next LT Pro" w:cs="Calibri"/><w:color w:val="303030"/><w:sz w:val="22"/><w:szCs w:val="22"/></w:rPr><w:t> </w:t></w:r><w:r><w:rPr><w:rFonts w:ascii="Avenir Next LT Pro" w:hAnsi="Avenir Next LT Pro" w:cs="Calibri"/><w:b/><w:color w:val="303030"/><w:sz w:val="22"/><w:szCs w:val="22"/></w:rPr><w:fldChar w:fldCharType="begin"/></w:r><w:r><w:rPr><w:rFonts w:ascii="Avenir Next LT Pro" w:hAnsi="Avenir Next LT Pro" w:cs="Calibri"/><w:b/><w:color w:val="303030"/><w:sz w:val="22"/><w:szCs w:val="22"/></w:rPr><w:instrText xml:space="preserve"> REF _Ref112600257 \h  \* MERGEFORMAT </w:instrText></w:r><w:r><w:rPr><w:rFonts w:ascii="Avenir Next LT Pro" w:hAnsi="Avenir Next LT Pro" w:cs="Calibri"/><w:b/><w:color w:val="303030"/><w:sz w:val="22"/><w:szCs w:val="22"/></w:rPr></w:r><w:r><w:rPr><w:rFonts w:ascii="Avenir Next LT Pro" w:hAnsi="Avenir Next LT Pro" w:cs="Calibri"/><w:b/><w:color w:val="303030"/><w:sz w:val="22"/><w:szCs w:val="22"/></w:rPr><w:fldChar w:fldCharType="separate"/></w:r><w:r><w:rPr><w:rFonts w:ascii="Avenir Next LT Pro" w:hAnsi="Avenir Next LT Pro" w:cstheme="minorHAnsi"/><w:b/><w:color w:val="303030"/><w:sz w:val="22"/><w:szCs w:val="22"/></w:rPr><w:t>Tabla </w:t></w:r><w:r><w:rPr><w:rFonts w:ascii="Avenir Next LT Pro" w:hAnsi="Avenir Next LT Pro" w:cstheme="minorHAnsi"/><w:b/><w:noProof/><w:color w:val="303030"/><w:sz w:val="22"/><w:szCs w:val="22"/></w:rPr><w:t>8</w:t></w:r><w:r><w:rPr><w:rFonts w:ascii="Avenir Next LT Pro" w:hAnsi="Avenir Next LT Pro" w:cs="Calibri"/><w:b/><w:color w:val="303030"/><w:sz w:val="22"/><w:szCs w:val="22"/></w:rPr><w:fldChar w:fldCharType="end"/></w:r><w:r><w:rPr><w:rFonts w:ascii="Avenir Next LT Pro" w:hAnsi="Avenir Next LT Pro" w:cs="Calibri"/><w:color w:val="303030"/><w:sz w:val="22"/><w:szCs w:val="22"/></w:rPr><w:t>, se observa la velocidad del viento</w:t></w:r><w:r><w:rPr><w:rFonts w:ascii="Avenir Next LT Pro" w:hAnsi="Avenir Next LT Pro" w:cs="Calibri"/><w:color w:val="303030"/><w:sz w:val="22"/><w:szCs w:val="22"/></w:rPr><w:t>, </w:t></w:r><w:r><w:rPr><w:rFonts w:ascii="Avenir Next LT Pro" w:hAnsi="Avenir Next LT Pro" w:cs="Calibri"/><w:color w:val="303030"/><w:sz w:val="22"/><w:szCs w:val="22"/></w:rPr><w:t>la cual fue medida con un (</w:t></w:r><w:r><w:rPr><w:rFonts w:ascii="Avenir Next LT Pro" w:hAnsi="Avenir Next LT Pro" w:cs="Calibri"/><w:color w:val="303030"/><w:sz w:val="22"/><w:szCs w:val="22"/></w:rPr><w:t>{8_se_observa_la_velocidad_del_viento_la_cual_fue_m_1}</w:t></w:r><w:r><w:rPr><w:rFonts w:ascii="Avenir Next LT Pro" w:hAnsi="Avenir Next LT Pro" w:cs="Calibri"/><w:color w:val="303030"/><w:sz w:val="22"/><w:szCs w:val="22"/></w:rPr><w:t>) durante la etapa de campo.</w:t></w:r></w:p><w:p><w:pPr><w:pStyle w:val="Descripcin"/><w:spacing w:before="0" w:after="0"/><w:jc w:val="center"/><w:rPr><w:rFonts w:ascii="Avenir Next LT Pro" w:hAnsi="Avenir Next LT Pro" w:cstheme="minorHAnsi"/><w:color w:val="303030"/><w:szCs w:val="22"/><w:lang w:val="es-CO"/></w:rPr></w:pPr><w:bookmarkStart w:id="138" w:name="_Ref112600244"/><w:bookmarkStart w:id="139" w:name="_Toc534961089"/><w:bookmarkStart w:id="140" w:name="_Toc209532334"/><w:r><w:rPr><w:rFonts w:ascii="Avenir Next LT Pro" w:hAnsi="Avenir Next LT Pro" w:cstheme="minorHAnsi"/><w:color w:val="303030"/><w:szCs w:val="22"/><w:lang w:val="es-CO"/></w:rPr><w:t>{var_9}</w:t></w:r><w:bookmarkStart w:id="141" w:name="TABLA9"/><w:r><w:rPr><w:rFonts w:ascii="Avenir Next LT Pro" w:hAnsi="Avenir Next LT Pro" w:cstheme="minorHAnsi"/><w:color w:val="303030"/><w:szCs w:val="22"/><w:lang w:val="es-CO"/></w:rPr></w:r><w:r><w:rPr><w:rFonts w:ascii="Avenir Next LT Pro" w:hAnsi="Avenir Next LT Pro" w:cstheme="minorHAnsi"/><w:color w:val="303030"/><w:szCs w:val="22"/><w:lang w:val="es-CO"/></w:rPr></w:r><w:r><w:rPr><w:rFonts w:ascii="Avenir Next LT Pro" w:hAnsi="Avenir Next LT Pro" w:cstheme="minorHAnsi"/><w:color w:val="303030"/><w:szCs w:val="22"/><w:lang w:val="es-CO"/></w:rPr></w:r><w:r><w:rPr><w:rFonts w:ascii="Avenir Next LT Pro" w:hAnsi="Avenir Next LT Pro" w:cstheme="minorHAnsi"/><w:noProof/><w:color w:val="303030"/><w:szCs w:val="22"/><w:lang w:val="es-CO"/></w:rPr></w:r><w:r><w:rPr><w:rFonts w:ascii="Avenir Next LT Pro" w:hAnsi="Avenir Next LT Pro" w:cstheme="minorHAnsi"/><w:color w:val="303030"/><w:szCs w:val="22"/><w:lang w:val="es-CO"/></w:rPr></w:r><w:bookmarkEnd w:id="138"/><w:bookmarkEnd w:id="141"/><w:r><w:rPr><w:rFonts w:ascii="Avenir Next LT Pro" w:hAnsi="Avenir Next LT Pro" w:cstheme="minorHAnsi"/><w:color w:val="303030"/><w:szCs w:val="22"/><w:lang w:val="es-CO"/></w:rPr></w:r><w:bookmarkEnd w:id="139"/><w:bookmarkEnd w:id="140"/></w:p><w:tbl><w:tblPr><w:tblW w:w="5000" w:type="pct"/><w:jc w:val="center"/><w:tblBorders><w:top w:val="single" w:sz="4" w:space="0" w:color="808080" w:themeColor="background1" w:themeShade="80"/><w:left w:val="single" w:sz="4" w:space="0" w:color="808080" w:themeColor="background1" w:themeShade="80"/><w:bottom w:val="single" w:sz="4" w:space="0" w:color="808080" w:themeColor="background1" w:themeShade="80"/><w:right w:val="single" w:sz="4" w:space="0" w:color="808080" w:themeColor="background1" w:themeShade="80"/><w:insideH w:val="single" w:sz="4" w:space="0" w:color="808080" w:themeColor="background1" w:themeShade="80"/><w:insideV w:val="single" w:sz="4" w:space="0" w:color="808080" w:themeColor="background1" w:themeShade="80"/></w:tblBorders><w:tblCellMar><w:left w:w="70" w:type="dxa"/><w:right w:w="70" w:type="dxa"/></w:tblCellMar><w:tblLook w:val="04A0" w:firstRow="1" w:lastRow="0" w:firstColumn="1" w:lastColumn="0" w:noHBand="0" w:noVBand="1"/></w:tblPr><w:tblGrid><w:gridCol w:w="1671"/><w:gridCol w:w="1400"/><w:gridCol w:w="1535"/><w:gridCol w:w="1400"/><w:gridCol w:w="1468"/><w:gridCol w:w="1356"/></w:tblGrid><w:tr><w:trPr><w:trHeight w:val="20"/><w:jc w:val="center"/></w:trPr><w:tc><w:tcPr><w:tcW w:w="946" w:type="pct"/><w:noWrap/><w:vAlign w:val="center"/><w:hideMark/></w:tcPr><w:p><w:pPr><w:jc w:val="center"/><w:rPr><w:rFonts w:ascii="Avenir Next LT Pro" w:hAnsi="Avenir Next LT Pro" w:cstheme="minorHAnsi"/><w:b/><w:bCs/><w:color w:val="FFFFFF" w:themeColor="background1"/><w:sz w:val="20"/><w:szCs w:val="20"/></w:rPr></w:pPr><w:r><w:rPr><w:rFonts w:ascii="Avenir Next LT Pro" w:hAnsi="Avenir Next LT Pro" w:cstheme="minorHAnsi"/><w:b/><w:bCs/><w:color w:val="FFFFFF" w:themeColor="background1"/><w:sz w:val="20"/><w:szCs w:val="20"/><w:lang w:eastAsia="es-ES"/></w:rPr><w:t>{var_72}</w:t></w:r></w:p></w:tc><w:tc><w:tcPr><w:tcW w:w="793" w:type="pct"/><w:noWrap/><w:vAlign w:val="center"/><w:hideMark/></w:tcPr><w:p><w:pPr><w:jc w:val="center"/><w:rPr><w:rFonts w:ascii="Avenir Next LT Pro" w:hAnsi="Avenir Next LT Pro" w:cstheme="minorHAnsi"/><w:b/><w:bCs/><w:color w:val="FFFFFF" w:themeColor="background1"/><w:sz w:val="20"/><w:szCs w:val="20"/><w:lang w:eastAsia="es-ES"/></w:rPr></w:pPr><w:r><w:rPr><w:rFonts w:ascii="Avenir Next LT Pro" w:hAnsi="Avenir Next LT Pro" w:cstheme="minorHAnsi"/><w:b/><w:bCs/><w:color w:val="FFFFFF" w:themeColor="background1"/><w:sz w:val="20"/><w:szCs w:val="20"/><w:lang w:eastAsia="es-ES"/></w:rPr><w:t>{var_73}</w:t></w:r></w:p></w:tc><w:tc><w:tcPr><w:tcW w:w="869" w:type="pct"/><w:noWrap/><w:vAlign w:val="center"/><w:hideMark/></w:tcPr><w:p><w:pPr><w:jc w:val="center"/><w:rPr><w:rFonts w:ascii="Avenir Next LT Pro" w:hAnsi="Avenir Next LT Pro" w:cstheme="minorHAnsi"/><w:b/><w:bCs/><w:color w:val="FFFFFF" w:themeColor="background1"/><w:sz w:val="20"/><w:szCs w:val="20"/><w:lang w:eastAsia="es-ES"/></w:rPr></w:pPr><w:r><w:rPr><w:rFonts w:ascii="Avenir Next LT Pro" w:hAnsi="Avenir Next LT Pro" w:cstheme="minorHAnsi"/><w:b/><w:bCs/><w:color w:val="FFFFFF" w:themeColor="background1"/><w:sz w:val="20"/><w:szCs w:val="20"/><w:lang w:eastAsia="es-ES"/></w:rPr><w:t>{var_74}</w:t></w:r></w:p></w:tc><w:tc><w:tcPr><w:tcW w:w="793" w:type="pct"/><w:noWrap/><w:vAlign w:val="center"/><w:hideMark/></w:tcPr><w:p><w:pPr><w:jc w:val="center"/><w:rPr><w:rFonts w:ascii="Avenir Next LT Pro" w:hAnsi="Avenir Next LT Pro" w:cstheme="minorHAnsi"/><w:b/><w:bCs/><w:color w:val="FFFFFF" w:themeColor="background1"/><w:sz w:val="20"/><w:szCs w:val="20"/><w:lang w:eastAsia="es-ES"/></w:rPr></w:pPr><w:r><w:rPr><w:rFonts w:ascii="Avenir Next LT Pro" w:hAnsi="Avenir Next LT Pro" w:cstheme="minorHAnsi"/><w:b/><w:bCs/><w:color w:val="FFFFFF" w:themeColor="background1"/><w:sz w:val="20"/><w:szCs w:val="20"/><w:lang w:eastAsia="es-ES"/></w:rPr><w:t>{var_75}</w:t></w:r></w:p></w:tc><w:tc><w:tcPr><w:tcW w:w="831" w:type="pct"/><w:noWrap/><w:vAlign w:val="center"/><w:hideMark/></w:tcPr><w:p><w:pPr><w:jc w:val="center"/><w:rPr><w:rFonts w:ascii="Avenir Next LT Pro" w:hAnsi="Avenir Next LT Pro" w:cstheme="minorHAnsi"/><w:b/><w:bCs/><w:color w:val="FFFFFF" w:themeColor="background1"/><w:sz w:val="20"/><w:szCs w:val="20"/><w:lang w:eastAsia="es-ES"/></w:rPr></w:pPr><w:r><w:rPr><w:rFonts w:ascii="Avenir Next LT Pro" w:hAnsi="Avenir Next LT Pro" w:cstheme="minorHAnsi"/><w:b/><w:bCs/><w:color w:val="FFFFFF" w:themeColor="background1"/><w:sz w:val="20"/><w:szCs w:val="20"/><w:lang w:eastAsia="es-ES"/></w:rPr><w:t>{var_76}</w:t></w:r></w:p></w:tc><w:tc><w:tcPr><w:tcW w:w="768" w:type="pct"/></w:tcPr><w:p><w:pPr><w:jc w:val="center"/><w:rPr><w:rFonts w:ascii="Avenir Next LT Pro" w:hAnsi="Avenir Next LT Pro" w:cstheme="minorHAnsi"/><w:b/><w:bCs/><w:color w:val="FFFFFF" w:themeColor="background1"/><w:sz w:val="20"/><w:szCs w:val="20"/><w:lang w:eastAsia="es-ES"/></w:rPr></w:pPr><w:r><w:rPr><w:rFonts w:ascii="Avenir Next LT Pro" w:hAnsi="Avenir Next LT Pro" w:cstheme="minorHAnsi"/><w:b/><w:bCs/><w:color w:val="FFFFFF" w:themeColor="background1"/><w:sz w:val="20"/><w:szCs w:val="20"/><w:lang w:eastAsia="es-ES"/></w:rPr><w:t>{var_77}</w:t></w:r></w:p></w:tc></w:tr><w:tr><w:trPr><w:trHeight w:val="20"/><w:jc w:val="center"/></w:trPr><w:tc><w:tcPr><w:tcW w:w="946" w:type="pct"/><w:noWrap/><w:vAlign w:val="center"/></w:tcPr><w:p><w:pPr><w:jc w:val="center"/><w:rPr><w:rFonts w:ascii="Avenir Next LT Pro" w:hAnsi="Avenir Next LT Pro" w:cstheme="minorHAnsi"/><w:color w:val="303030"/><w:sz w:val="20"/><w:szCs w:val="20"/><w:lang w:eastAsia="es-ES"/></w:rPr></w:pPr></w:p></w:tc><w:tc><w:tcPr><w:tcW w:w="793" w:type="pct"/></w:tcPr><w:p><w:pPr><w:jc w:val="center"/><w:rPr><w:rFonts w:ascii="Avenir Next LT Pro" w:hAnsi="Avenir Next LT Pro" w:cstheme="minorHAnsi"/><w:color w:val="303030"/><w:sz w:val="20"/><w:szCs w:val="20"/><w:lang w:eastAsia="es-ES"/></w:rPr></w:pPr></w:p></w:tc><w:tc><w:tcPr><w:tcW w:w="869" w:type="pct"/></w:tcPr><w:p><w:pPr><w:jc w:val="center"/><w:rPr><w:rFonts w:ascii="Avenir Next LT Pro" w:hAnsi="Avenir Next LT Pro" w:cstheme="minorHAnsi"/><w:color w:val="303030"/><w:sz w:val="20"/><w:szCs w:val="20"/><w:lang w:eastAsia="es-ES"/></w:rPr></w:pPr></w:p></w:tc><w:tc><w:tcPr><w:tcW w:w="793" w:type="pct"/></w:tcPr><w:p><w:pPr><w:jc w:val="center"/><w:rPr><w:rFonts w:ascii="Avenir Next LT Pro" w:hAnsi="Avenir Next LT Pro" w:cstheme="minorHAnsi"/><w:color w:val="303030"/><w:sz w:val="20"/><w:szCs w:val="20"/><w:lang w:eastAsia="es-ES"/></w:rPr></w:pPr></w:p></w:tc><w:tc><w:tcPr><w:tcW w:w="831" w:type="pct"/></w:tcPr><w:p><w:pPr><w:jc w:val="center"/><w:rPr><w:rFonts w:ascii="Avenir Next LT Pro" w:hAnsi="Avenir Next LT Pro" w:cstheme="minorHAnsi"/><w:color w:val="303030"/><w:sz w:val="20"/><w:szCs w:val="20"/><w:lang w:eastAsia="es-ES"/></w:rPr></w:pPr></w:p></w:tc><w:tc><w:tcPr><w:tcW w:w="768" w:type="pct"/></w:tcPr><w:p><w:pPr><w:jc w:val="center"/><w:rPr><w:rFonts w:ascii="Avenir Next LT Pro" w:hAnsi="Avenir Next LT Pro" w:cstheme="minorHAnsi"/><w:color w:val="303030"/><w:sz w:val="20"/><w:szCs w:val="20"/><w:lang w:eastAsia="es-ES"/></w:rPr></w:pPr></w:p></w:tc></w:tr></w:tbl><w:p><w:pPr><w:jc w:val="center"/><w:rPr><w:rFonts w:ascii="Avenir Next LT Pro" w:eastAsia="MS Mincho" w:hAnsi="Avenir Next LT Pro" w:cs="Calibri"/><w:i/><w:color w:val="303030"/><w:sz w:val="20"/><w:szCs w:val="22"/></w:rPr></w:pPr><w:r><w:rPr><w:rFonts w:ascii="Avenir Next LT Pro" w:eastAsia="MS Mincho" w:hAnsi="Avenir Next LT Pro" w:cs="Calibri"/><w:i/><w:color w:val="303030"/><w:sz w:val="20"/><w:szCs w:val="22"/></w:rPr><w:t>{var_10}</w:t></w:r></w:p><w:p><w:pPr><w:jc w:val="center"/><w:rPr><w:rFonts w:ascii="Avenir Next LT Pro" w:eastAsia="MS Mincho" w:hAnsi="Avenir Next LT Pro" w:cs="Calibri"/><w:i/><w:color w:val="303030"/><w:sz w:val="20"/><w:szCs w:val="22"/></w:rPr></w:pPr></w:p><w:p><w:pPr><w:pStyle w:val="Descripcin"/><w:spacing w:before="0" w:after="0"/><w:jc w:val="center"/><w:rPr><w:rFonts w:ascii="Avenir Next LT Pro" w:hAnsi="Avenir Next LT Pro" w:cstheme="minorHAnsi"/><w:color w:val="303030"/><w:szCs w:val="22"/><w:lang w:val="es-CO"/></w:rPr></w:pPr><w:bookmarkStart w:id="142" w:name="_Ref112600257"/><w:bookmarkStart w:id="143" w:name="_Toc209532335"/><w:r><w:rPr><w:rFonts w:ascii="Avenir Next LT Pro" w:hAnsi="Avenir Next LT Pro" w:cstheme="minorHAnsi"/><w:color w:val="303030"/><w:szCs w:val="22"/><w:lang w:val="es-CO"/></w:rPr><w:t>{var_11}</w:t></w:r><w:r><w:rPr><w:rFonts w:ascii="Avenir Next LT Pro" w:hAnsi="Avenir Next LT Pro" w:cstheme="minorHAnsi"/><w:color w:val="303030"/><w:szCs w:val="22"/><w:lang w:val="es-CO"/></w:rPr></w:r><w:r><w:rPr><w:rFonts w:ascii="Avenir Next LT Pro" w:hAnsi="Avenir Next LT Pro" w:cstheme="minorHAnsi"/><w:color w:val="303030"/><w:szCs w:val="22"/><w:lang w:val="es-CO"/></w:rPr></w:r><w:r><w:rPr><w:rFonts w:ascii="Avenir Next LT Pro" w:hAnsi="Avenir Next LT Pro" w:cstheme="minorHAnsi"/><w:color w:val="303030"/><w:szCs w:val="22"/><w:lang w:val="es-CO"/></w:rPr></w:r><w:r><w:rPr><w:rFonts w:ascii="Avenir Next LT Pro" w:hAnsi="Avenir Next LT Pro" w:cstheme="minorHAnsi"/><w:noProof/><w:color w:val="303030"/><w:szCs w:val="22"/><w:lang w:val="es-CO"/></w:rPr></w:r><w:r><w:rPr><w:rFonts w:ascii="Avenir Next LT Pro" w:hAnsi="Avenir Next LT Pro" w:cstheme="minorHAnsi"/><w:color w:val="303030"/><w:szCs w:val="22"/><w:lang w:val="es-CO"/></w:rPr></w:r><w:bookmarkEnd w:id="142"/><w:r><w:rPr><w:rFonts w:ascii="Avenir Next LT Pro" w:hAnsi="Avenir Next LT Pro" w:cstheme="minorHAnsi"/><w:color w:val="303030"/><w:szCs w:val="22"/><w:lang w:val="es-CO"/></w:rPr></w:r><w:r><w:rPr><w:rFonts w:ascii="Avenir Next LT Pro" w:hAnsi="Avenir Next LT Pro" w:cstheme="minorHAnsi"/><w:color w:val="303030"/><w:szCs w:val="22"/><w:lang w:val="es-CO"/></w:rPr></w:r><w:bookmarkEnd w:id="143"/></w:p><w:tbl><w:tblPr><w:tblW w:w="5000" w:type="pct"/><w:jc w:val="center"/><w:tblBorders><w:top w:val="single" w:sz="4" w:space="0" w:color="808080" w:themeColor="background1" w:themeShade="80"/><w:left w:val="single" w:sz="4" w:space="0" w:color="808080" w:themeColor="background1" w:themeShade="80"/><w:bottom w:val="single" w:sz="4" w:space="0" w:color="808080" w:themeColor="background1" w:themeShade="80"/><w:right w:val="single" w:sz="4" w:space="0" w:color="808080" w:themeColor="background1" w:themeShade="80"/><w:insideH w:val="single" w:sz="4" w:space="0" w:color="808080" w:themeColor="background1" w:themeShade="80"/><w:insideV w:val="single" w:sz="4" w:space="0" w:color="808080" w:themeColor="background1" w:themeShade="80"/></w:tblBorders><w:tblCellMar><w:left w:w="70" w:type="dxa"/><w:right w:w="70" w:type="dxa"/></w:tblCellMar><w:tblLook w:val="04A0" w:firstRow="1" w:lastRow="0" w:firstColumn="1" w:lastColumn="0" w:noHBand="0" w:noVBand="1"/></w:tblPr><w:tblGrid><w:gridCol w:w="5164"/><w:gridCol w:w="3666"/></w:tblGrid><w:tr><w:trPr><w:trHeight w:val="263"/><w:jc w:val="center"/></w:trPr><w:tc><w:tcPr><w:tcW w:w="2924" w:type="pct"/><w:noWrap/><w:vAlign w:val="center"/><w:hideMark/></w:tcPr><w:p><w:pPr><w:jc w:val="center"/><w:rPr><w:rFonts w:ascii="Avenir Next LT Pro" w:hAnsi="Avenir Next LT Pro" w:cs="Arial"/><w:b/><w:bCs/><w:color w:val="FFFFFF" w:themeColor="background1"/><w:sz w:val="20"/><w:szCs w:val="20"/></w:rPr></w:pPr><w:r><w:rPr><w:rFonts w:ascii="Avenir Next LT Pro" w:hAnsi="Avenir Next LT Pro" w:cs="Arial"/><w:b/><w:bCs/><w:color w:val="FFFFFF" w:themeColor="background1"/><w:sz w:val="20"/><w:szCs w:val="20"/></w:rPr><w:t>{var_72}</w:t></w:r></w:p></w:tc><w:tc><w:tcPr><w:tcW w:w="2076" w:type="pct"/><w:noWrap/><w:vAlign w:val="center"/><w:hideMark/></w:tcPr><w:p><w:pPr><w:jc w:val="center"/><w:rPr><w:rFonts w:ascii="Avenir Next LT Pro" w:hAnsi="Avenir Next LT Pro" w:cs="Arial"/><w:b/><w:bCs/><w:color w:val="FFFFFF" w:themeColor="background1"/><w:sz w:val="20"/><w:szCs w:val="20"/></w:rPr></w:pPr><w:r><w:rPr><w:rFonts w:ascii="Avenir Next LT Pro" w:hAnsi="Avenir Next LT Pro" w:cs="Arial"/><w:b/><w:bCs/><w:color w:val="FFFFFF" w:themeColor="background1"/><w:sz w:val="20"/><w:szCs w:val="20"/></w:rPr><w:t>{var_78}</w:t></w:r></w:p></w:tc></w:tr><w:tr><w:trPr><w:trHeight w:val="263"/><w:jc w:val="center"/></w:trPr><w:tc><w:tcPr><w:tcW w:w="2924" w:type="pct"/><w:noWrap/><w:vAlign w:val="center"/></w:tcPr><w:p><w:pPr><w:jc w:val="center"/><w:rPr><w:rFonts w:ascii="Avenir Next LT Pro" w:hAnsi="Avenir Next LT Pro" w:cs="Arial"/><w:color w:val="303030"/><w:sz w:val="20"/><w:szCs w:val="20"/></w:rPr></w:pPr></w:p></w:tc><w:tc><w:tcPr><w:tcW w:w="2076" w:type="pct"/></w:tcPr><w:p><w:pPr><w:jc w:val="center"/><w:rPr><w:rFonts w:ascii="Avenir Next LT Pro" w:hAnsi="Avenir Next LT Pro" w:cs="Arial"/><w:color w:val="303030"/><w:sz w:val="20"/><w:szCs w:val="20"/></w:rPr></w:pPr></w:p></w:tc></w:tr></w:tbl><w:p><w:pPr><w:jc w:val="center"/><w:rPr><w:rFonts w:ascii="Avenir Next LT Pro" w:eastAsia="MS Mincho" w:hAnsi="Avenir Next LT Pro" w:cs="Calibri"/><w:i/><w:color w:val="303030"/><w:sz w:val="20"/><w:szCs w:val="22"/></w:rPr></w:pPr><w:r><w:rPr><w:rFonts w:ascii="Avenir Next LT Pro" w:eastAsia="MS Mincho" w:hAnsi="Avenir Next LT Pro" w:cs="Calibri"/><w:i/><w:color w:val="303030"/><w:sz w:val="20"/><w:szCs w:val="22"/></w:rPr><w:t>{var_10}</w:t></w:r></w:p><w:p><w:pPr><w:tabs><w:tab w:val="left" w:pos="284"/></w:tabs><w:jc w:val="center"/><w:rPr><w:rFonts w:ascii="Avenir Next LT Pro" w:eastAsia="MS Mincho" w:hAnsi="Avenir Next LT Pro" w:cs="Calibri"/><w:i/><w:color w:val="303030"/><w:sz w:val="20"/><w:szCs w:val="22"/></w:rPr></w:pPr></w:p><w:p><w:pPr><w:tabs><w:tab w:val="left" w:pos="284"/></w:tabs><w:jc w:val="center"/><w:rPr><w:rFonts w:ascii="Avenir Next LT Pro" w:hAnsi="Avenir Next LT Pro"/><w:noProof/><w:color w:val="303030"/></w:rPr></w:pPr></w:p><w:p><w:pPr><w:jc w:val="center"/><w:rPr><w:rFonts w:ascii="Avenir Next LT Pro" w:hAnsi="Avenir Next LT Pro" w:cstheme="minorHAnsi"/><w:b/><w:color w:val="303030"/><w:sz w:val="20"/><w:szCs w:val="22"/></w:rPr></w:pPr><w:bookmarkStart w:id="144" w:name="_Ref534969842"/><w:bookmarkStart w:id="145" w:name="_Toc534961101"/><w:bookmarkStart w:id="146" w:name="_Toc198219833"/><w:r><w:rPr><w:rFonts w:ascii="Avenir Next LT Pro" w:hAnsi="Avenir Next LT Pro" w:cstheme="minorHAnsi"/><w:b/><w:color w:val="303030"/><w:sz w:val="20"/><w:szCs w:val="22"/></w:rPr><w:t>{var_12}</w:t></w:r><w:bookmarkStart w:id="147" w:name="FIGURA6"/><w:r><w:rPr><w:rFonts w:ascii="Avenir Next LT Pro" w:hAnsi="Avenir Next LT Pro" w:cstheme="minorHAnsi"/><w:b/><w:color w:val="303030"/><w:sz w:val="20"/><w:szCs w:val="22"/></w:rPr></w:r><w:r><w:rPr><w:rFonts w:ascii="Avenir Next LT Pro" w:hAnsi="Avenir Next LT Pro" w:cstheme="minorHAnsi"/><w:b/><w:color w:val="303030"/><w:sz w:val="20"/><w:szCs w:val="22"/></w:rPr></w:r><w:r><w:rPr><w:rFonts w:ascii="Avenir Next LT Pro" w:hAnsi="Avenir Next LT Pro" w:cstheme="minorHAnsi"/><w:b/><w:color w:val="303030"/><w:sz w:val="20"/><w:szCs w:val="22"/></w:rPr></w:r><w:r><w:rPr><w:rFonts w:ascii="Avenir Next LT Pro" w:hAnsi="Avenir Next LT Pro" w:cstheme="minorHAnsi"/><w:b/><w:noProof/><w:color w:val="303030"/><w:sz w:val="20"/><w:szCs w:val="22"/></w:rPr></w:r><w:r><w:rPr><w:rFonts w:ascii="Avenir Next LT Pro" w:hAnsi="Avenir Next LT Pro" w:cstheme="minorHAnsi"/><w:b/><w:color w:val="303030"/><w:sz w:val="20"/><w:szCs w:val="22"/></w:rPr></w:r><w:bookmarkEnd w:id="144"/><w:bookmarkEnd w:id="147"/><w:r><w:rPr><w:rFonts w:ascii="Avenir Next LT Pro" w:hAnsi="Avenir Next LT Pro" w:cstheme="minorHAnsi"/><w:b/><w:color w:val="303030"/><w:sz w:val="20"/><w:szCs w:val="22"/></w:rPr></w:r><w:bookmarkEnd w:id="145"/><w:r><w:rPr><w:rFonts w:ascii="Avenir Next LT Pro" w:hAnsi="Avenir Next LT Pro" w:cstheme="minorHAnsi"/><w:b/><w:color w:val="303030"/><w:sz w:val="20"/><w:szCs w:val="22"/></w:rPr></w:r><w:commentRangeStart w:id="148"/><w:r><w:rPr><w:rFonts w:ascii="Avenir Next LT Pro" w:hAnsi="Avenir Next LT Pro" w:cstheme="minorHAnsi"/><w:b/><w:color w:val="303030"/><w:sz w:val="20"/><w:szCs w:val="22"/></w:rPr></w:r><w:commentRangeEnd w:id="148"/><w:r><w:rPr><w:rStyle w:val="Refdecomentario"/><w:rFonts w:ascii="Tahoma" w:hAnsi="Tahoma"/><w:szCs w:val="20"/><w:lang w:val="es-MX" w:eastAsia="es-MX"/></w:rPr><w:commentReference w:id="148"/></w:r><w:r><w:rPr><w:rFonts w:ascii="Avenir Next LT Pro" w:hAnsi="Avenir Next LT Pro" w:cstheme="minorHAnsi"/><w:b/><w:color w:val="303030"/><w:sz w:val="20"/><w:szCs w:val="22"/></w:rPr><w:t>.</w:t></w:r><w:bookmarkEnd w:id="146"/></w:p><w:p><w:pPr><w:tabs><w:tab w:val="left" w:pos="284"/></w:tabs><w:jc w:val="center"/><w:rPr><w:rFonts w:ascii="Avenir Next LT Pro" w:eastAsia="MS Mincho" w:hAnsi="Avenir Next LT Pro" w:cs="Calibri"/><w:i/><w:color w:val="303030"/><w:sz w:val="20"/><w:szCs w:val="22"/></w:rPr></w:pPr><w:r><w:rPr><w:rFonts w:ascii="Avenir Next LT Pro" w:hAnsi="Avenir Next LT Pro" w:cs="Calibri"/><w:i/><w:color w:val="303030"/><w:sz w:val="20"/><w:szCs w:val="20"/></w:rPr><w:t>{var_13}</w:t></w:r><w:r><w:rPr><w:rFonts w:ascii="Avenir Next LT Pro" w:hAnsi="Avenir Next LT Pro" w:cs="Calibri"/><w:i/><w:color w:val="303030"/><w:sz w:val="20"/><w:szCs w:val="20"/></w:rPr></w:r></w:p><w:p><w:pPr><w:jc w:val="center"/><w:rPr><w:rFonts w:ascii="Avenir Next LT Pro" w:hAnsi="Avenir Next LT Pro" w:cs="Calibri"/><w:i/><w:color w:val="303030"/><w:sz w:val="20"/><w:szCs w:val="20"/></w:rPr></w:pPr></w:p><w:p><w:pPr><w:rPr><w:rFonts w:ascii="Avenir Next LT Pro" w:hAnsi="Avenir Next LT Pro" w:cs="Calibri"/><w:i/><w:color w:val="303030"/><w:sz w:val="20"/><w:szCs w:val="20"/></w:rPr></w:pPr></w:p><w:p><w:pPr><w:spacing w:after="240" w:line="360" w:lineRule="auto"/><w:jc w:val="both"/><w:rPr><w:rFonts w:ascii="Avenir Next LT Pro" w:hAnsi="Avenir Next LT Pro"/><w:bCs/><w:color w:val="303030"/><w:sz w:val="22"/><w:szCs w:val="22"/></w:rPr></w:pPr><w:r><w:rPr><w:rFonts w:ascii="Avenir Next LT Pro" w:hAnsi="Avenir Next LT Pro" w:cstheme="minorHAnsi"/><w:color w:val="303030"/><w:sz w:val="22"/><w:szCs w:val="22"/></w:rPr><w:t>En la</w:t></w:r><w:r><w:rPr><w:rFonts w:ascii="Avenir Next LT Pro" w:hAnsi="Avenir Next LT Pro"/><w:b/><w:bCs/><w:color w:val="303030"/><w:sz w:val="22"/><w:szCs w:val="22"/></w:rPr><w:t> </w:t></w:r><w:r><w:rPr><w:rFonts w:ascii="Avenir Next LT Pro" w:hAnsi="Avenir Next LT Pro"/><w:b/><w:bCs/><w:color w:val="303030"/><w:sz w:val="22"/><w:szCs w:val="22"/></w:rPr><w:t>Figura</w:t></w:r><w:r><w:rPr><w:rFonts w:ascii="Avenir Next LT Pro" w:hAnsi="Avenir Next LT Pro"/><w:b/><w:bCs/><w:color w:val="303030"/><w:sz w:val="22"/><w:szCs w:val="22"/></w:rPr><w:t> </w:t></w:r><w:r><w:rPr><w:rFonts w:ascii="Avenir Next LT Pro" w:hAnsi="Avenir Next LT Pro"/><w:b/><w:bCs/><w:color w:val="303030"/><w:sz w:val="22"/><w:szCs w:val="22"/></w:rPr><w:fldChar w:fldCharType="begin"/></w:r><w:r><w:rPr><w:rFonts w:ascii="Avenir Next LT Pro" w:hAnsi="Avenir Next LT Pro"/><w:b/><w:bCs/><w:color w:val="303030"/><w:sz w:val="22"/><w:szCs w:val="22"/></w:rPr><w:instrText xml:space="preserve"> REF FIGURA6 \h  \* MERGEFORMAT </w:instrText></w:r><w:r><w:rPr><w:rFonts w:ascii="Avenir Next LT Pro" w:hAnsi="Avenir Next LT Pro"/><w:b/><w:bCs/><w:color w:val="303030"/><w:sz w:val="22"/><w:szCs w:val="22"/></w:rPr></w:r><w:r><w:rPr><w:rFonts w:ascii="Avenir Next LT Pro" w:hAnsi="Avenir Next LT Pro"/><w:b/><w:bCs/><w:color w:val="303030"/><w:sz w:val="22"/><w:szCs w:val="22"/></w:rPr><w:fldChar w:fldCharType="separate"/></w:r><w:r><w:rPr><w:rFonts w:ascii="Avenir Next LT Pro" w:hAnsi="Avenir Next LT Pro" w:cstheme="minorHAnsi"/><w:b/><w:bCs/><w:noProof/><w:color w:val="303030"/><w:sz w:val="22"/><w:szCs w:val="22"/></w:rPr><w:t>3</w:t></w:r><w:r><w:rPr><w:rFonts w:ascii="Avenir Next LT Pro" w:hAnsi="Avenir Next LT Pro"/><w:b/><w:bCs/><w:color w:val="303030"/><w:sz w:val="22"/><w:szCs w:val="22"/></w:rPr><w:fldChar w:fldCharType="end"/></w:r><w:r><w:rPr><w:rFonts w:ascii="Avenir Next LT Pro" w:hAnsi="Avenir Next LT Pro"/><w:b/><w:bCs/><w:color w:val="303030"/><w:sz w:val="22"/><w:szCs w:val="22"/></w:rPr><w:t> </w:t></w:r><w:r><w:rPr><w:rFonts w:ascii="Avenir Next LT Pro" w:hAnsi="Avenir Next LT Pro"/><w:bCs/><w:color w:val="303030"/><w:sz w:val="22"/><w:szCs w:val="22"/></w:rPr><w:t>se muestra la rosa de los vientos, presentando explícitamente la dirección y velocidad predominante del viento en la zona de estudio. En la rosa se presenta gráficamente la dirección cardinal y la clasificación de la distribución de frecuencias de velocidades del viento en la zona de estudio determinada. Con respecto a la dirección del viento, se evidencia que existe predominancia de los vientos provenientes de la dirección </w:t></w:r><w:r><w:rPr><w:rFonts w:ascii="Avenir Next LT Pro" w:hAnsi="Avenir Next LT Pro"/><w:bCs/><w:color w:val="303030"/><w:sz w:val="22"/><w:szCs w:val="22"/></w:rPr><w:t>{3_se_muestra_la_rosa_de_los_vientos_presentando_ex_1}</w:t></w:r><w:r><w:rPr><w:rFonts w:ascii="Avenir Next LT Pro" w:hAnsi="Avenir Next LT Pro"/><w:bCs/><w:color w:val="303030"/><w:sz w:val="22"/><w:szCs w:val="22"/></w:rPr></w:r><w:r><w:rPr><w:rFonts w:ascii="Avenir Next LT Pro" w:hAnsi="Avenir Next LT Pro"/><w:bCs/><w:color w:val="303030"/><w:sz w:val="22"/><w:szCs w:val="22"/></w:rPr></w:r><w:r><w:rPr><w:rFonts w:ascii="Avenir Next LT Pro" w:hAnsi="Avenir Next LT Pro"/><w:bCs/><w:color w:val="303030"/><w:sz w:val="22"/><w:szCs w:val="22"/></w:rPr></w:r><w:commentRangeStart w:id="149"/><w:r><w:rPr><w:rFonts w:ascii="Avenir Next LT Pro" w:hAnsi="Avenir Next LT Pro"/><w:bCs/><w:color w:val="303030"/><w:sz w:val="22"/><w:szCs w:val="22"/></w:rPr></w:r><w:commentRangeEnd w:id="149"/><w:r><w:rPr><w:rStyle w:val="Refdecomentario"/><w:rFonts w:ascii="Tahoma" w:hAnsi="Tahoma"/><w:szCs w:val="20"/><w:lang w:val="es-MX" w:eastAsia="es-MX"/></w:rPr><w:commentReference w:id="149"/></w:r><w:r><w:rPr><w:rFonts w:ascii="Avenir Next LT Pro" w:hAnsi="Avenir Next LT Pro"/><w:bCs/><w:color w:val="303030"/><w:sz w:val="22"/><w:szCs w:val="22"/></w:rPr><w:t>{var_14}</w:t></w:r><w:r><w:rPr><w:rFonts w:ascii="Avenir Next LT Pro" w:hAnsi="Avenir Next LT Pro"/><w:bCs/><w:color w:val="303030"/><w:sz w:val="22"/><w:szCs w:val="22"/></w:rPr></w:r></w:p><w:p><w:pPr><w:pStyle w:val="Ttulo2"/><w:numPr><w:ilvl w:val="1"/><w:numId w:val="9"/></w:numPr><w:rPr><w:rFonts w:ascii="Avenir Next LT Pro" w:hAnsi="Avenir Next LT Pro"/><w:color w:val="303030"/><w:sz w:val="28"/><w:szCs w:val="28"/></w:rPr></w:pPr><w:bookmarkStart w:id="150" w:name="_Ref23526649"/><w:bookmarkStart w:id="151" w:name="_Ref23526656"/><w:bookmarkStart w:id="152" w:name="_Toc23931132"/><w:bookmarkStart w:id="153" w:name="_Toc24487543"/><w:bookmarkStart w:id="154" w:name="_Toc24488632"/><w:bookmarkStart w:id="155" w:name="_Toc25304182"/><w:bookmarkStart w:id="156" w:name="_Toc211423084"/><w:bookmarkStart w:id="157" w:name="_Toc215310876"/><w:r><w:rPr><w:rFonts w:ascii="Avenir Next LT Pro" w:hAnsi="Avenir Next LT Pro"/><w:color w:val="303030"/><w:sz w:val="28"/><w:szCs w:val="28"/></w:rPr><w:t>P</w:t></w:r><w:r><w:rPr><w:rFonts w:ascii="Avenir Next LT Pro" w:hAnsi="Avenir Next LT Pro"/><w:color w:val="303030"/><w:sz w:val="28"/><w:szCs w:val="28"/></w:rPr><w:t>rocedimiento para la medición del viento</w:t></w:r><w:bookmarkEnd w:id="150"/><w:bookmarkEnd w:id="151"/><w:bookmarkEnd w:id="152"/><w:bookmarkEnd w:id="153"/><w:bookmarkEnd w:id="154"/><w:bookmarkEnd w:id="155"/><w:bookmarkEnd w:id="156"/><w:bookmarkEnd w:id="157"/></w:p><w:p><w:pPr><w:rPr><w:rFonts w:ascii="Avenir Next LT Pro" w:hAnsi="Avenir Next LT Pro"/><w:color w:val="303030"/><w:sz w:val="22"/><w:szCs w:val="22"/><w:lang w:eastAsia="es-MX"/></w:rPr></w:pPr></w:p><w:p><w:pPr><w:spacing w:after="240" w:line="360" w:lineRule="auto"/><w:jc w:val="both"/><w:rPr><w:rFonts w:ascii="Avenir Next LT Pro" w:hAnsi="Avenir Next LT Pro"/><w:color w:val="303030"/><w:sz w:val="22"/><w:szCs w:val="22"/><w:lang w:eastAsia="es-MX"/></w:rPr></w:pPr><w:r><w:rPr><w:rFonts w:ascii="Avenir Next LT Pro" w:hAnsi="Avenir Next LT Pro"/><w:color w:val="303030"/><w:sz w:val="22"/><w:szCs w:val="22"/><w:lang w:eastAsia="es-MX"/></w:rPr><w:t>Opción </w:t></w:r><w:commentRangeStart w:id="158"/><w:r><w:rPr><w:rFonts w:ascii="Avenir Next LT Pro" w:hAnsi="Avenir Next LT Pro"/><w:color w:val="303030"/><w:sz w:val="22"/><w:szCs w:val="22"/><w:lang w:eastAsia="es-MX"/></w:rPr><w:t>1</w:t></w:r><w:commentRangeEnd w:id="158"/><w:r><w:rPr><w:rStyle w:val="Refdecomentario"/><w:rFonts w:ascii="Tahoma" w:hAnsi="Tahoma"/><w:szCs w:val="20"/><w:lang w:val="es-MX" w:eastAsia="es-MX"/></w:rPr><w:commentReference w:id="158"/></w:r><w:r><w:rPr><w:rFonts w:ascii="Avenir Next LT Pro" w:hAnsi="Avenir Next LT Pro"/><w:color w:val="303030"/><w:sz w:val="22"/><w:szCs w:val="22"/><w:lang w:eastAsia="es-MX"/></w:rPr><w:t>:</w:t></w:r></w:p><w:p><w:pPr><w:spacing w:after="240" w:line="360" w:lineRule="auto"/><w:jc w:val="both"/><w:rPr><w:rFonts w:ascii="Avenir Next LT Pro" w:hAnsi="Avenir Next LT Pro"/><w:color w:val="303030"/><w:sz w:val="22"/><w:szCs w:val="22"/><w:lang w:eastAsia="es-MX"/></w:rPr></w:pPr><w:r><w:rPr><w:rFonts w:ascii="Avenir Next LT Pro" w:hAnsi="Avenir Next LT Pro"/><w:color w:val="303030"/><w:sz w:val="22"/><w:szCs w:val="22"/><w:lang w:eastAsia="es-MX"/></w:rPr><w:t>Teniendo en cuenta lo establecido en el </w:t></w:r><w:r><w:rPr><w:rFonts w:ascii="Avenir Next LT Pro" w:hAnsi="Avenir Next LT Pro"/><w:i/><w:iCs/><w:color w:val="303030"/><w:sz w:val="22"/><w:szCs w:val="22"/><w:lang w:eastAsia="es-MX"/></w:rPr><w:t>PO-PSM-11 </w:t></w:r><w:r><w:rPr><w:rFonts w:ascii="Avenir Next LT Pro" w:hAnsi="Avenir Next LT Pro"/><w:i/><w:iCs/><w:color w:val="303030"/><w:sz w:val="22"/><w:szCs w:val="22"/><w:lang w:eastAsia="es-MX"/></w:rPr><w:t>procedimiento de mediciones de emisión de ruido y ruido ambiental</w:t></w:r><w:r><w:rPr><w:rFonts w:ascii="Avenir Next LT Pro" w:hAnsi="Avenir Next LT Pro"/><w:color w:val="303030"/><w:sz w:val="22"/><w:szCs w:val="22"/><w:lang w:eastAsia="es-MX"/></w:rPr><w:t>, p</w:t></w:r><w:r><w:rPr><w:rFonts w:ascii="Avenir Next LT Pro" w:hAnsi="Avenir Next LT Pro"/><w:color w:val="303030"/><w:sz w:val="22"/><w:szCs w:val="22"/><w:lang w:eastAsia="es-MX"/></w:rPr><w:t>ara la determinación de la velocidad del viento durante el periodo de monitoreo se utilizó la estación meteorológica</w:t></w:r><w:r><w:rPr><w:rFonts w:ascii="Avenir Next LT Pro" w:hAnsi="Avenir Next LT Pro"/><w:color w:val="303030"/><w:sz w:val="22"/><w:szCs w:val="22"/><w:lang w:eastAsia="es-MX"/></w:rPr><w:t> </w:t></w:r><w:r><w:rPr><w:rFonts w:ascii="Avenir Next LT Pro" w:hAnsi="Avenir Next LT Pro"/><w:color w:val="303030"/><w:sz w:val="22"/><w:szCs w:val="22"/><w:lang w:eastAsia="es-MX"/></w:rPr><w:t>{fuente_serambiente_s_a_s_1}</w:t></w:r><w:r><w:rPr><w:rFonts w:ascii="Avenir Next LT Pro" w:hAnsi="Avenir Next LT Pro"/><w:color w:val="303030"/><w:sz w:val="22"/><w:szCs w:val="22"/><w:lang w:eastAsia="es-MX"/></w:rPr></w:r><w:r><w:rPr><w:rFonts w:ascii="Avenir Next LT Pro" w:hAnsi="Avenir Next LT Pro"/><w:color w:val="303030"/><w:sz w:val="22"/><w:szCs w:val="22"/><w:lang w:eastAsia="es-MX"/></w:rPr><w:t>El ingeniero de campo ubicó el equipo y veleta en la misma altura en la que se encontraba el micrófono del equipo de medición. </w:t></w:r><w:r><w:rPr><w:rFonts w:ascii="Avenir Next LT Pro" w:hAnsi="Avenir Next LT Pro"/><w:color w:val="303030"/><w:sz w:val="22"/><w:szCs w:val="22"/><w:lang w:eastAsia="es-MX"/></w:rPr><w:t>R</w:t></w:r><w:r><w:rPr><w:rFonts w:ascii="Avenir Next LT Pro" w:hAnsi="Avenir Next LT Pro"/><w:color w:val="303030"/><w:sz w:val="22"/><w:szCs w:val="22"/><w:lang w:eastAsia="es-MX"/></w:rPr><w:t>ealizó la descarga de los registros de la </w:t></w:r><w:r><w:rPr><w:rFonts w:ascii="Avenir Next LT Pro" w:hAnsi="Avenir Next LT Pro"/><w:color w:val="303030"/><w:sz w:val="22"/><w:szCs w:val="22"/><w:lang w:eastAsia="es-MX"/></w:rPr><w:t>estación</w:t></w:r><w:r><w:rPr><w:rFonts w:ascii="Avenir Next LT Pro" w:hAnsi="Avenir Next LT Pro"/><w:color w:val="303030"/><w:sz w:val="22"/><w:szCs w:val="22"/><w:lang w:eastAsia="es-MX"/></w:rPr><w:t> meteorológica para cada memoria de medición y</w:t></w:r><w:r><w:rPr><w:rFonts w:ascii="Avenir Next LT Pro" w:hAnsi="Avenir Next LT Pro"/><w:color w:val="303030"/><w:sz w:val="22"/><w:szCs w:val="22"/><w:lang w:eastAsia="es-MX"/></w:rPr><w:t> </w:t></w:r><w:r><w:rPr><w:rFonts w:ascii="Avenir Next LT Pro" w:hAnsi="Avenir Next LT Pro"/><w:color w:val="303030"/><w:sz w:val="22"/><w:szCs w:val="22"/><w:lang w:eastAsia="es-MX"/></w:rPr><w:t>registró el valor máximo de velocidad del </w:t></w:r><w:r><w:rPr><w:rFonts w:ascii="Avenir Next LT Pro" w:hAnsi="Avenir Next LT Pro"/><w:color w:val="303030"/><w:sz w:val="22"/><w:szCs w:val="22"/><w:lang w:eastAsia="es-MX"/></w:rPr><w:t>viento</w:t></w:r><w:r><w:rPr><w:rFonts w:ascii="Avenir Next LT Pro" w:hAnsi="Avenir Next LT Pro"/><w:color w:val="303030"/><w:sz w:val="22"/><w:szCs w:val="22"/><w:lang w:eastAsia="es-MX"/></w:rPr><w:t> presentado durante la misma </w:t></w:r><w:bookmarkStart w:id="159" w:name="_Hlk149914962"/><w:r><w:rPr><w:rFonts w:ascii="Avenir Next LT Pro" w:hAnsi="Avenir Next LT Pro"/><w:color w:val="303030"/><w:sz w:val="22"/><w:szCs w:val="22"/><w:lang w:eastAsia="es-MX"/></w:rPr><w:t>en el formato de campo </w:t></w:r><w:r><w:rPr><w:rFonts w:ascii="Avenir Next LT Pro" w:hAnsi="Avenir Next LT Pro"/><w:i/><w:iCs/><w:color w:val="303030"/><w:sz w:val="22"/><w:szCs w:val="22"/><w:lang w:eastAsia="es-MX"/></w:rPr><w:t>Planilla de campo emisión de ruido y ruido ambiental</w:t></w:r><w:r><w:rPr><w:rFonts w:ascii="Avenir Next LT Pro" w:hAnsi="Avenir Next LT Pro"/><w:i/><w:iCs/><w:color w:val="303030"/><w:sz w:val="22"/><w:szCs w:val="22"/><w:lang w:eastAsia="es-MX"/></w:rPr><w:t> FO-PO-PSM-11-01</w:t></w:r><w:bookmarkEnd w:id="159"/><w:r><w:rPr><w:rFonts w:ascii="Avenir Next LT Pro" w:hAnsi="Avenir Next LT Pro"/><w:color w:val="303030"/><w:sz w:val="22"/><w:szCs w:val="22"/><w:lang w:eastAsia="es-MX"/></w:rPr><w:t>.</w:t></w:r><w:r><w:rPr><w:rFonts w:ascii="Avenir Next LT Pro" w:hAnsi="Avenir Next LT Pro"/><w:color w:val="303030"/><w:sz w:val="22"/><w:szCs w:val="22"/><w:lang w:eastAsia="es-MX"/></w:rPr><w:t> </w:t></w:r><w:r><w:rPr><w:rFonts w:ascii="Avenir Next LT Pro" w:hAnsi="Avenir Next LT Pro"/><w:color w:val="303030"/><w:sz w:val="22"/><w:szCs w:val="22"/><w:lang w:eastAsia="es-MX"/></w:rPr><w:t>{en_el_formato_de_campo_planilla_de_campo_emision_d_1}</w:t></w:r><w:r><w:rPr><w:rFonts w:ascii="Avenir Next LT Pro" w:hAnsi="Avenir Next LT Pro"/><w:color w:val="303030"/><w:sz w:val="22"/><w:szCs w:val="22"/><w:lang w:eastAsia="es-MX"/></w:rPr></w:r><w:r><w:rPr><w:rFonts w:ascii="Avenir Next LT Pro" w:hAnsi="Avenir Next LT Pro"/><w:color w:val="303030"/><w:sz w:val="22"/><w:szCs w:val="22"/><w:lang w:eastAsia="es-MX"/></w:rPr></w:r><w:r><w:rPr><w:rFonts w:ascii="Avenir Next LT Pro" w:hAnsi="Avenir Next LT Pro"/><w:color w:val="303030"/><w:sz w:val="22"/><w:szCs w:val="22"/><w:lang w:eastAsia="es-MX"/></w:rPr></w:r><w:r><w:rPr><w:rFonts w:ascii="Avenir Next LT Pro" w:hAnsi="Avenir Next LT Pro"/><w:color w:val="303030"/><w:sz w:val="22"/><w:szCs w:val="22"/><w:lang w:eastAsia="es-MX"/></w:rPr></w:r><w:r><w:rPr><w:rFonts w:ascii="Avenir Next LT Pro" w:hAnsi="Avenir Next LT Pro"/><w:color w:val="303030"/><w:sz w:val="22"/><w:szCs w:val="22"/><w:lang w:eastAsia="es-MX"/></w:rPr></w:r></w:p><w:p><w:pPr><w:spacing w:after="240" w:line="360" w:lineRule="auto"/><w:jc w:val="both"/><w:rPr><w:rFonts w:ascii="Avenir Next LT Pro" w:hAnsi="Avenir Next LT Pro"/><w:color w:val="303030"/><w:sz w:val="22"/><w:szCs w:val="22"/><w:lang w:eastAsia="es-MX"/></w:rPr></w:pPr><w:r><w:rPr><w:rFonts w:ascii="Avenir Next LT Pro" w:hAnsi="Avenir Next LT Pro"/><w:color w:val="303030"/><w:sz w:val="22"/><w:szCs w:val="22"/><w:lang w:eastAsia="es-MX"/></w:rPr><w:t>{var_15}  </w:t></w:r></w:p><w:p><w:pPr><w:spacing w:after="240" w:line="360" w:lineRule="auto"/><w:jc w:val="both"/><w:rPr><w:rFonts w:ascii="Avenir Next LT Pro" w:hAnsi="Avenir Next LT Pro"/><w:i/><w:iCs/><w:color w:val="303030"/><w:sz w:val="22"/><w:szCs w:val="22"/><w:lang w:eastAsia="es-MX"/></w:rPr></w:pPr><w:r><w:rPr><w:rFonts w:ascii="Avenir Next LT Pro" w:hAnsi="Avenir Next LT Pro"/><w:color w:val="303030"/><w:sz w:val="22"/><w:szCs w:val="22"/><w:lang w:eastAsia="es-MX"/></w:rPr><w:t>Teniendo en cuenta lo establecido en el </w:t></w:r><w:r><w:rPr><w:rFonts w:ascii="Avenir Next LT Pro" w:hAnsi="Avenir Next LT Pro"/><w:i/><w:iCs/><w:color w:val="303030"/><w:sz w:val="22"/><w:szCs w:val="22"/><w:lang w:eastAsia="es-MX"/></w:rPr><w:t>PO-PSM-11 procedimiento de mediciones de emisión de ruido y ruido ambiental</w:t></w:r><w:r><w:rPr><w:rFonts w:ascii="Avenir Next LT Pro" w:hAnsi="Avenir Next LT Pro"/><w:color w:val="303030"/><w:sz w:val="22"/><w:szCs w:val="22"/><w:lang w:eastAsia="es-MX"/></w:rPr><w:t>, para la determinación de la velocidad del viento durante el periodo de monitoreo se utilizó un anemómetro</w:t></w:r><w:r><w:rPr><w:rFonts w:ascii="Avenir Next LT Pro" w:hAnsi="Avenir Next LT Pro" w:cs="Arial"/><w:color w:val="303030"/><w:sz w:val="22"/><w:szCs w:val="22"/></w:rPr><w:t>, el cual fue ubicado a la misma altura en la que se encontraba el micrófono del equipo de medición. El ingeniero de campo realizó la verificación de los valores almacenados durante cada memoria de medición y registró el valor máximo de velocidad del viento presentado durante la misma </w:t></w:r><w:r><w:rPr><w:rFonts w:ascii="Avenir Next LT Pro" w:hAnsi="Avenir Next LT Pro"/><w:color w:val="303030"/><w:sz w:val="22"/><w:szCs w:val="22"/><w:lang w:eastAsia="es-MX"/></w:rPr><w:t>en el formato de campo </w:t></w:r><w:r><w:rPr><w:rFonts w:ascii="Avenir Next LT Pro" w:hAnsi="Avenir Next LT Pro"/><w:i/><w:iCs/><w:color w:val="303030"/><w:sz w:val="22"/><w:szCs w:val="22"/><w:lang w:eastAsia="es-MX"/></w:rPr><w:t>Planilla de campo emisión de ruido y ruido ambiental FO-PO-PSM-11-01. </w:t></w:r><w:r><w:rPr><w:rFonts w:ascii="Avenir Next LT Pro" w:hAnsi="Avenir Next LT Pro"/><w:color w:val="303030"/><w:sz w:val="22"/><w:szCs w:val="22"/><w:lang w:eastAsia="es-MX"/></w:rPr><w:t>{po_psm_11_procedimiento_de_mediciones_de_emision_d_1}</w:t></w:r></w:p><w:p><w:pPr><w:jc w:val="center"/><w:rPr><w:rFonts w:ascii="Avenir Next LT Pro" w:hAnsi="Avenir Next LT Pro" w:cs="Calibri"/><w:b/><w:color w:val="303030"/><w:sz w:val="20"/><w:szCs w:val="20"/></w:rPr></w:pPr><w:bookmarkStart w:id="160" w:name="_Toc499247666"/><w:bookmarkStart w:id="161" w:name="_Toc499307543"/><w:bookmarkStart w:id="162" w:name="_Toc534961091"/><w:bookmarkStart w:id="163" w:name="_Toc21682143"/><w:bookmarkStart w:id="164" w:name="_Toc209532336"/><w:r><w:rPr><w:rFonts w:ascii="Avenir Next LT Pro" w:hAnsi="Avenir Next LT Pro" w:cs="Calibri"/><w:b/><w:color w:val="303030"/><w:sz w:val="20"/><w:szCs w:val="20"/></w:rPr><w:t>{var_16}</w:t></w:r><w:r><w:rPr><w:rFonts w:ascii="Avenir Next LT Pro" w:hAnsi="Avenir Next LT Pro" w:cs="Calibri"/><w:b/><w:color w:val="303030"/><w:sz w:val="20"/><w:szCs w:val="20"/></w:rPr></w:r><w:r><w:rPr><w:rFonts w:ascii="Avenir Next LT Pro" w:hAnsi="Avenir Next LT Pro" w:cs="Calibri"/><w:b/><w:color w:val="303030"/><w:sz w:val="20"/><w:szCs w:val="20"/></w:rPr></w:r><w:r><w:rPr><w:rFonts w:ascii="Avenir Next LT Pro" w:hAnsi="Avenir Next LT Pro" w:cs="Calibri"/><w:b/><w:color w:val="303030"/><w:sz w:val="20"/><w:szCs w:val="20"/></w:rPr></w:r><w:r><w:rPr><w:rFonts w:ascii="Avenir Next LT Pro" w:hAnsi="Avenir Next LT Pro" w:cs="Calibri"/><w:b/><w:noProof/><w:color w:val="303030"/><w:sz w:val="20"/><w:szCs w:val="20"/></w:rPr></w:r><w:r><w:rPr><w:rFonts w:ascii="Avenir Next LT Pro" w:hAnsi="Avenir Next LT Pro" w:cs="Calibri"/><w:b/><w:color w:val="303030"/><w:sz w:val="20"/><w:szCs w:val="20"/></w:rPr></w:r><w:r><w:rPr><w:rFonts w:ascii="Avenir Next LT Pro" w:hAnsi="Avenir Next LT Pro" w:cs="Calibri"/><w:b/><w:color w:val="303030"/><w:sz w:val="20"/><w:szCs w:val="20"/></w:rPr></w:r><w:bookmarkEnd w:id="160"/><w:bookmarkEnd w:id="161"/><w:bookmarkEnd w:id="162"/><w:bookmarkEnd w:id="163"/><w:r><w:rPr><w:rFonts w:ascii="Avenir Next LT Pro" w:hAnsi="Avenir Next LT Pro" w:cs="Calibri"/><w:b/><w:color w:val="303030"/><w:sz w:val="20"/><w:szCs w:val="20"/></w:rPr></w:r><w:r><w:rPr><w:rFonts w:ascii="Avenir Next LT Pro" w:hAnsi="Avenir Next LT Pro" w:cs="Calibri"/><w:b/><w:color w:val="303030"/><w:sz w:val="20"/><w:szCs w:val="20"/></w:rPr></w:r><w:bookmarkEnd w:id="164"/></w:p><w:tbl><w:tblPr><w:tblW w:w="5000" w:type="pct"/><w:jc w:val="center"/><w:tblBorders><w:top w:val="single" w:sz="4" w:space="0" w:color="808080" w:themeColor="background1" w:themeShade="80"/><w:left w:val="single" w:sz="4" w:space="0" w:color="808080" w:themeColor="background1" w:themeShade="80"/><w:bottom w:val="single" w:sz="4" w:space="0" w:color="808080" w:themeColor="background1" w:themeShade="80"/><w:right w:val="single" w:sz="4" w:space="0" w:color="808080" w:themeColor="background1" w:themeShade="80"/><w:insideH w:val="single" w:sz="4" w:space="0" w:color="808080" w:themeColor="background1" w:themeShade="80"/><w:insideV w:val="single" w:sz="4" w:space="0" w:color="808080" w:themeColor="background1" w:themeShade="80"/></w:tblBorders><w:tblCellMar><w:left w:w="70" w:type="dxa"/><w:right w:w="70" w:type="dxa"/></w:tblCellMar><w:tblLook w:val="04A0" w:firstRow="1" w:lastRow="0" w:firstColumn="1" w:lastColumn="0" w:noHBand="0" w:noVBand="1"/></w:tblPr><w:tblGrid><w:gridCol w:w="1841"/><w:gridCol w:w="1840"/><w:gridCol w:w="2836"/><w:gridCol w:w="2313"/></w:tblGrid><w:tr><w:trPr><w:trHeight w:val="20"/><w:tblHeader/><w:jc w:val="center"/></w:trPr><w:tc><w:tcPr><w:tcW w:w="1042" w:type="pct"/><w:vMerge w:val="restart"/><w:noWrap/><w:vAlign w:val="center"/><w:hideMark/></w:tcPr><w:p><w:pPr><w:jc w:val="center"/><w:rPr><w:rFonts w:ascii="Avenir Next LT Pro" w:hAnsi="Avenir Next LT Pro" w:cs="Calibri"/><w:b/><w:bCs/><w:color w:val="FFFFFF" w:themeColor="background1"/><w:sz w:val="20"/><w:szCs w:val="20"/><w:lang w:val="es-MX" w:eastAsia="es-MX"/></w:rPr></w:pPr><w:r><w:rPr><w:rFonts w:ascii="Avenir Next LT Pro" w:hAnsi="Avenir Next LT Pro" w:cs="Calibri"/><w:b/><w:bCs/><w:color w:val="FFFFFF" w:themeColor="background1"/><w:sz w:val="20"/><w:szCs w:val="20"/><w:lang w:eastAsia="es-MX"/></w:rPr><w:t>{var_83}</w:t></w:r></w:p></w:tc><w:tc><w:tcPr><w:tcW w:w="1042" w:type="pct"/><w:vMerge w:val="restart"/><w:noWrap/><w:vAlign w:val="center"/><w:hideMark/></w:tcPr><w:p><w:pPr><w:jc w:val="center"/><w:rPr><w:rFonts w:ascii="Avenir Next LT Pro" w:hAnsi="Avenir Next LT Pro" w:cs="Calibri"/><w:b/><w:bCs/><w:color w:val="FFFFFF" w:themeColor="background1"/><w:sz w:val="20"/><w:szCs w:val="20"/><w:lang w:val="es-MX" w:eastAsia="es-MX"/></w:rPr></w:pPr><w:r><w:rPr><w:rFonts w:ascii="Avenir Next LT Pro" w:hAnsi="Avenir Next LT Pro" w:cs="Calibri"/><w:b/><w:bCs/><w:color w:val="FFFFFF" w:themeColor="background1"/><w:sz w:val="20"/><w:szCs w:val="20"/><w:lang w:eastAsia="es-MX"/></w:rPr><w:t>{var_84}</w:t></w:r></w:p></w:tc><w:tc><w:tcPr><w:tcW w:w="1606" w:type="pct"/><w:vMerge w:val="restart"/><w:noWrap/><w:vAlign w:val="center"/><w:hideMark/></w:tcPr><w:p><w:pPr><w:jc w:val="center"/><w:rPr><w:rFonts w:ascii="Avenir Next LT Pro" w:hAnsi="Avenir Next LT Pro" w:cs="Calibri"/><w:b/><w:bCs/><w:color w:val="FFFFFF" w:themeColor="background1"/><w:sz w:val="20"/><w:szCs w:val="20"/><w:lang w:val="es-MX" w:eastAsia="es-MX"/></w:rPr></w:pPr><w:r><w:rPr><w:rFonts w:ascii="Avenir Next LT Pro" w:hAnsi="Avenir Next LT Pro" w:cs="Calibri"/><w:b/><w:bCs/><w:color w:val="FFFFFF" w:themeColor="background1"/><w:sz w:val="20"/><w:szCs w:val="20"/><w:lang w:eastAsia="es-MX"/></w:rPr><w:t>{var_85}</w:t></w:r></w:p></w:tc><w:tc><w:tcPr><w:tcW w:w="1310" w:type="pct"/><w:noWrap/><w:vAlign w:val="center"/><w:hideMark/></w:tcPr><w:p><w:pPr><w:jc w:val="center"/><w:rPr><w:rFonts w:ascii="Avenir Next LT Pro" w:hAnsi="Avenir Next LT Pro" w:cs="Calibri"/><w:b/><w:bCs/><w:color w:val="FFFFFF" w:themeColor="background1"/><w:sz w:val="20"/><w:szCs w:val="20"/><w:lang w:eastAsia="es-MX"/></w:rPr></w:pPr><w:r><w:rPr><w:rFonts w:ascii="Avenir Next LT Pro" w:hAnsi="Avenir Next LT Pro" w:cs="Calibri"/><w:b/><w:bCs/><w:color w:val="FFFFFF" w:themeColor="background1"/><w:sz w:val="20"/><w:szCs w:val="20"/><w:lang w:eastAsia="es-MX"/></w:rPr><w:t>{var_81}</w:t></w:r></w:p><w:p><w:pPr><w:jc w:val="center"/><w:rPr><w:rFonts w:ascii="Avenir Next LT Pro" w:hAnsi="Avenir Next LT Pro" w:cs="Calibri"/><w:b/><w:bCs/><w:color w:val="FFFFFF" w:themeColor="background1"/><w:sz w:val="20"/><w:szCs w:val="20"/><w:lang w:eastAsia="es-MX"/></w:rPr></w:pPr><w:r><w:rPr><w:rFonts w:ascii="Avenir Next LT Pro" w:hAnsi="Avenir Next LT Pro" w:cs="Calibri"/><w:b/><w:bCs/><w:color w:val="FFFFFF" w:themeColor="background1"/><w:sz w:val="20"/><w:szCs w:val="20"/><w:lang w:eastAsia="es-MX"/></w:rPr><w:t>{var_82}</w:t></w:r><w:r><w:rPr><w:rFonts w:ascii="Avenir Next LT Pro" w:hAnsi="Avenir Next LT Pro" w:cs="Arial"/><w:b/><w:bCs/><w:color w:val="FFFFFF" w:themeColor="background1"/><w:sz w:val="20"/><w:szCs w:val="20"/><w:lang w:val="es-MX" w:eastAsia="es-MX"/></w:rPr></w:r></w:p></w:tc></w:tr><w:tr><w:trPr><w:trHeight w:val="20"/><w:tblHeader/><w:jc w:val="center"/></w:trPr><w:tc><w:tcPr><w:tcW w:w="1042" w:type="pct"/><w:vMerge/><w:vAlign w:val="center"/><w:hideMark/></w:tcPr><w:p><w:pPr><w:jc w:val="center"/><w:rPr><w:rFonts w:ascii="Avenir Next LT Pro" w:hAnsi="Avenir Next LT Pro" w:cs="Calibri"/><w:b/><w:bCs/><w:color w:val="FFFFFF" w:themeColor="background1"/><w:sz w:val="20"/><w:szCs w:val="20"/><w:lang w:val="es-MX" w:eastAsia="es-MX"/></w:rPr></w:pPr></w:p></w:tc><w:tc><w:tcPr><w:tcW w:w="1042" w:type="pct"/><w:vMerge/><w:vAlign w:val="center"/><w:hideMark/></w:tcPr><w:p><w:pPr><w:jc w:val="center"/><w:rPr><w:rFonts w:ascii="Avenir Next LT Pro" w:hAnsi="Avenir Next LT Pro" w:cs="Calibri"/><w:b/><w:bCs/><w:color w:val="FFFFFF" w:themeColor="background1"/><w:sz w:val="20"/><w:szCs w:val="20"/><w:lang w:val="es-MX" w:eastAsia="es-MX"/></w:rPr></w:pPr></w:p></w:tc><w:tc><w:tcPr><w:tcW w:w="1606" w:type="pct"/><w:vMerge/><w:vAlign w:val="center"/><w:hideMark/></w:tcPr><w:p><w:pPr><w:jc w:val="center"/><w:rPr><w:rFonts w:ascii="Avenir Next LT Pro" w:hAnsi="Avenir Next LT Pro" w:cs="Calibri"/><w:b/><w:bCs/><w:color w:val="FFFFFF" w:themeColor="background1"/><w:sz w:val="20"/><w:szCs w:val="20"/><w:lang w:val="es-MX" w:eastAsia="es-MX"/></w:rPr></w:pPr></w:p></w:tc><w:tc><w:tcPr><w:tcW w:w="1310" w:type="pct"/><w:noWrap/><w:vAlign w:val="center"/><w:hideMark/></w:tcPr><w:p><w:pPr><w:jc w:val="center"/><w:rPr><w:rFonts w:ascii="Avenir Next LT Pro" w:hAnsi="Avenir Next LT Pro" w:cs="Calibri"/><w:b/><w:bCs/><w:color w:val="FFFFFF" w:themeColor="background1"/><w:sz w:val="20"/><w:szCs w:val="20"/><w:lang w:val="es-MX" w:eastAsia="es-MX"/></w:rPr></w:pPr><w:r><w:rPr><w:rFonts w:ascii="Avenir Next LT Pro" w:hAnsi="Avenir Next LT Pro" w:cs="Calibri"/><w:b/><w:bCs/><w:color w:val="FFFFFF" w:themeColor="background1"/><w:sz w:val="20"/><w:szCs w:val="20"/><w:lang w:eastAsia="es-MX"/></w:rPr><w:t>{var_86}</w:t></w:r><w:r><w:rPr><w:rFonts w:ascii="Avenir Next LT Pro" w:hAnsi="Avenir Next LT Pro" w:cs="Calibri"/><w:b/><w:bCs/><w:color w:val="FFFFFF" w:themeColor="background1"/><w:sz w:val="20"/><w:szCs w:val="20"/><w:vertAlign w:val="subscript"/><w:lang w:eastAsia="es-MX"/></w:rPr></w:r></w:p></w:tc></w:tr><w:tr><w:trPr><w:trHeight w:val="20"/><w:jc w:val="center"/></w:trPr><w:tc><w:tcPr><w:tcW w:w="1042" w:type="pct"/><w:vMerge w:val="restart"/><w:noWrap/><w:vAlign w:val="center"/></w:tcPr><w:p><w:pPr><w:jc w:val="center"/><w:rPr><w:rFonts w:ascii="Avenir Next LT Pro" w:hAnsi="Avenir Next LT Pro" w:cs="Calibri"/><w:color w:val="303030"/><w:sz w:val="20"/><w:szCs w:val="20"/><w:lang w:val="es-MX" w:eastAsia="es-MX"/></w:rPr></w:pPr></w:p></w:tc><w:tc><w:tcPr><w:tcW w:w="1042" w:type="pct"/><w:noWrap/><w:vAlign w:val="center"/></w:tcPr><w:p><w:pPr><w:jc w:val="center"/><w:rPr><w:rFonts w:ascii="Avenir Next LT Pro" w:hAnsi="Avenir Next LT Pro" w:cs="Calibri"/><w:color w:val="303030"/><w:sz w:val="20"/><w:szCs w:val="20"/><w:lang w:val="es-MX" w:eastAsia="es-MX"/></w:rPr></w:pPr><w:r><w:rPr><w:rFonts w:ascii="Avenir Next LT Pro" w:hAnsi="Avenir Next LT Pro" w:cs="Calibri"/><w:color w:val="303030"/><w:sz w:val="20"/><w:szCs w:val="20"/><w:lang w:val="es-MX" w:eastAsia="es-MX"/></w:rPr><w:t>{var_87}</w:t></w:r></w:p></w:tc><w:tc><w:tcPr><w:tcW w:w="1606" w:type="pct"/><w:tcBorders><w:top w:val="single" w:sz="4" w:space="0" w:color="808080"/><w:left w:val="single" w:sz="4" w:space="0" w:color="808080"/><w:bottom w:val="nil"/><w:right w:val="single" w:sz="4" w:space="0" w:color="808080"/></w:tcBorders><w:noWrap/><w:vAlign w:val="bottom"/></w:tcPr><w:p><w:pPr><w:jc w:val="center"/><w:rPr><w:rFonts w:ascii="Avenir Next LT Pro" w:hAnsi="Avenir Next LT Pro" w:cs="Calibri"/><w:color w:val="303030"/><w:sz w:val="20"/><w:szCs w:val="20"/><w:lang w:val="es-MX" w:eastAsia="es-MX"/></w:rPr></w:pPr></w:p></w:tc><w:tc><w:tcPr><w:tcW w:w="1310" w:type="pct"/><w:noWrap/></w:tcPr><w:p><w:pPr><w:jc w:val="center"/><w:rPr><w:rFonts w:ascii="Avenir Next LT Pro" w:hAnsi="Avenir Next LT Pro" w:cs="Calibri"/><w:color w:val="303030"/><w:sz w:val="20"/><w:szCs w:val="20"/><w:lang w:val="es-MX" w:eastAsia="es-MX"/></w:rPr></w:pPr></w:p></w:tc></w:tr><w:tr><w:trPr><w:trHeight w:val="20"/><w:jc w:val="center"/></w:trPr><w:tc><w:tcPr><w:tcW w:w="1042" w:type="pct"/><w:vMerge/><w:vAlign w:val="center"/></w:tcPr><w:p><w:pPr><w:jc w:val="center"/><w:rPr><w:rFonts w:ascii="Avenir Next LT Pro" w:hAnsi="Avenir Next LT Pro" w:cs="Calibri"/><w:color w:val="303030"/><w:sz w:val="20"/><w:szCs w:val="20"/><w:lang w:val="es-MX" w:eastAsia="es-MX"/></w:rPr></w:pPr></w:p></w:tc><w:tc><w:tcPr><w:tcW w:w="1042" w:type="pct"/><w:noWrap/><w:vAlign w:val="center"/></w:tcPr><w:p><w:pPr><w:jc w:val="center"/><w:rPr><w:rFonts w:ascii="Avenir Next LT Pro" w:hAnsi="Avenir Next LT Pro" w:cs="Calibri"/><w:color w:val="303030"/><w:sz w:val="20"/><w:szCs w:val="20"/><w:lang w:val="es-MX" w:eastAsia="es-MX"/></w:rPr></w:pPr><w:r><w:rPr><w:rFonts w:ascii="Avenir Next LT Pro" w:hAnsi="Avenir Next LT Pro" w:cs="Calibri"/><w:color w:val="303030"/><w:sz w:val="20"/><w:szCs w:val="20"/><w:lang w:val="es-MX" w:eastAsia="es-MX"/></w:rPr><w:t>{var_88}</w:t></w:r></w:p></w:tc><w:tc><w:tcPr><w:tcW w:w="1606" w:type="pct"/><w:noWrap/><w:vAlign w:val="bottom"/></w:tcPr><w:p><w:pPr><w:jc w:val="center"/><w:rPr><w:rFonts w:ascii="Avenir Next LT Pro" w:hAnsi="Avenir Next LT Pro" w:cs="Calibri"/><w:color w:val="303030"/><w:sz w:val="20"/><w:szCs w:val="20"/><w:lang w:val="es-MX" w:eastAsia="es-MX"/></w:rPr></w:pPr></w:p></w:tc><w:tc><w:tcPr><w:tcW w:w="1310" w:type="pct"/><w:noWrap/></w:tcPr><w:p><w:pPr><w:jc w:val="center"/><w:rPr><w:rFonts w:ascii="Avenir Next LT Pro" w:hAnsi="Avenir Next LT Pro" w:cs="Calibri"/><w:color w:val="303030"/><w:sz w:val="20"/><w:szCs w:val="20"/><w:lang w:val="es-MX" w:eastAsia="es-MX"/></w:rPr></w:pPr></w:p></w:tc></w:tr></w:tbl><w:p><w:pPr><w:jc w:val="center"/><w:rPr><w:rFonts w:ascii="Avenir Next LT Pro" w:hAnsi="Avenir Next LT Pro" w:cs="Calibri"/><w:i/><w:color w:val="303030"/><w:sz w:val="20"/><w:szCs w:val="20"/></w:rPr></w:pPr><w:r><w:rPr><w:rFonts w:ascii="Avenir Next LT Pro" w:hAnsi="Avenir Next LT Pro" w:cs="Calibri"/><w:i/><w:color w:val="303030"/><w:sz w:val="20"/><w:szCs w:val="20"/></w:rPr><w:t>{var_17}</w:t></w:r><w:r><w:rPr><w:rFonts w:ascii="Avenir Next LT Pro" w:hAnsi="Avenir Next LT Pro" w:cs="Calibri"/><w:i/><w:color w:val="303030"/><w:sz w:val="20"/><w:szCs w:val="20"/></w:rPr></w:r><w:r><w:rPr><w:rFonts w:ascii="Avenir Next LT Pro" w:hAnsi="Avenir Next LT Pro" w:cs="Calibri"/><w:i/><w:color w:val="303030"/><w:sz w:val="20"/><w:szCs w:val="20"/></w:rPr></w:r></w:p><w:p><w:pPr><w:rPr><w:rFonts w:ascii="Avenir Next LT Pro" w:hAnsi="Avenir Next LT Pro" w:cs="Calibri"/><w:i/><w:color w:val="303030"/><w:sz w:val="20"/><w:szCs w:val="20"/></w:rPr></w:pPr></w:p><w:p><w:pPr><w:jc w:val="center"/><w:rPr><w:rFonts w:ascii="Avenir Next LT Pro" w:hAnsi="Avenir Next LT Pro" w:cs="Calibri"/><w:b/><w:color w:val="303030"/><w:sz w:val="20"/><w:szCs w:val="20"/></w:rPr></w:pPr><w:bookmarkStart w:id="165" w:name="_Toc209532337"/><w:r><w:rPr><w:rFonts w:ascii="Avenir Next LT Pro" w:hAnsi="Avenir Next LT Pro" w:cs="Calibri"/><w:b/><w:color w:val="303030"/><w:sz w:val="20"/><w:szCs w:val="20"/></w:rPr><w:t>{var_18}</w:t></w:r><w:r><w:rPr><w:rFonts w:ascii="Avenir Next LT Pro" w:hAnsi="Avenir Next LT Pro" w:cs="Calibri"/><w:b/><w:color w:val="303030"/><w:sz w:val="20"/><w:szCs w:val="20"/></w:rPr></w:r><w:r><w:rPr><w:rFonts w:ascii="Avenir Next LT Pro" w:hAnsi="Avenir Next LT Pro" w:cs="Calibri"/><w:b/><w:color w:val="303030"/><w:sz w:val="20"/><w:szCs w:val="20"/></w:rPr></w:r><w:r><w:rPr><w:rFonts w:ascii="Avenir Next LT Pro" w:hAnsi="Avenir Next LT Pro" w:cs="Calibri"/><w:b/><w:color w:val="303030"/><w:sz w:val="20"/><w:szCs w:val="20"/></w:rPr></w:r><w:r><w:rPr><w:rFonts w:ascii="Avenir Next LT Pro" w:hAnsi="Avenir Next LT Pro" w:cs="Calibri"/><w:b/><w:noProof/><w:color w:val="303030"/><w:sz w:val="20"/><w:szCs w:val="20"/></w:rPr></w:r><w:r><w:rPr><w:rFonts w:ascii="Avenir Next LT Pro" w:hAnsi="Avenir Next LT Pro" w:cs="Calibri"/><w:b/><w:color w:val="303030"/><w:sz w:val="20"/><w:szCs w:val="20"/></w:rPr></w:r><w:r><w:rPr><w:rFonts w:ascii="Avenir Next LT Pro" w:hAnsi="Avenir Next LT Pro" w:cs="Calibri"/><w:b/><w:color w:val="303030"/><w:sz w:val="20"/><w:szCs w:val="20"/></w:rPr></w:r><w:r><w:rPr><w:rFonts w:ascii="Avenir Next LT Pro" w:hAnsi="Avenir Next LT Pro" w:cs="Calibri"/><w:b/><w:color w:val="303030"/><w:sz w:val="20"/><w:szCs w:val="20"/></w:rPr></w:r><w:bookmarkEnd w:id="165"/></w:p><w:tbl><w:tblPr><w:tblW w:w="5000" w:type="pct"/><w:jc w:val="center"/><w:tblBorders><w:top w:val="single" w:sz="4" w:space="0" w:color="808080" w:themeColor="background1" w:themeShade="80"/><w:left w:val="single" w:sz="4" w:space="0" w:color="808080" w:themeColor="background1" w:themeShade="80"/><w:bottom w:val="single" w:sz="4" w:space="0" w:color="808080" w:themeColor="background1" w:themeShade="80"/><w:right w:val="single" w:sz="4" w:space="0" w:color="808080" w:themeColor="background1" w:themeShade="80"/><w:insideH w:val="single" w:sz="4" w:space="0" w:color="808080" w:themeColor="background1" w:themeShade="80"/><w:insideV w:val="single" w:sz="4" w:space="0" w:color="808080" w:themeColor="background1" w:themeShade="80"/></w:tblBorders><w:tblCellMar><w:left w:w="70" w:type="dxa"/><w:right w:w="70" w:type="dxa"/></w:tblCellMar><w:tblLook w:val="04A0" w:firstRow="1" w:lastRow="0" w:firstColumn="1" w:lastColumn="0" w:noHBand="0" w:noVBand="1"/></w:tblPr><w:tblGrid><w:gridCol w:w="1841"/><w:gridCol w:w="1840"/><w:gridCol w:w="2836"/><w:gridCol w:w="2313"/></w:tblGrid><w:tr><w:trPr><w:trHeight w:val="20"/><w:tblHeader/><w:jc w:val="center"/></w:trPr><w:tc><w:tcPr><w:tcW w:w="1042" w:type="pct"/><w:vMerge w:val="restart"/><w:noWrap/><w:vAlign w:val="center"/><w:hideMark/></w:tcPr><w:p><w:pPr><w:jc w:val="center"/><w:rPr><w:rFonts w:ascii="Avenir Next LT Pro" w:hAnsi="Avenir Next LT Pro" w:cs="Calibri"/><w:b/><w:bCs/><w:color w:val="FFFFFF" w:themeColor="background1"/><w:sz w:val="20"/><w:szCs w:val="20"/><w:lang w:val="es-MX" w:eastAsia="es-MX"/></w:rPr></w:pPr><w:r><w:rPr><w:rFonts w:ascii="Avenir Next LT Pro" w:hAnsi="Avenir Next LT Pro" w:cs="Calibri"/><w:b/><w:bCs/><w:color w:val="FFFFFF" w:themeColor="background1"/><w:sz w:val="20"/><w:szCs w:val="20"/><w:lang w:eastAsia="es-MX"/></w:rPr><w:t>{var_83}</w:t></w:r></w:p></w:tc><w:tc><w:tcPr><w:tcW w:w="1042" w:type="pct"/><w:vMerge w:val="restart"/><w:noWrap/><w:vAlign w:val="center"/><w:hideMark/></w:tcPr><w:p><w:pPr><w:jc w:val="center"/><w:rPr><w:rFonts w:ascii="Avenir Next LT Pro" w:hAnsi="Avenir Next LT Pro" w:cs="Calibri"/><w:b/><w:bCs/><w:color w:val="FFFFFF" w:themeColor="background1"/><w:sz w:val="20"/><w:szCs w:val="20"/><w:lang w:val="es-MX" w:eastAsia="es-MX"/></w:rPr></w:pPr><w:r><w:rPr><w:rFonts w:ascii="Avenir Next LT Pro" w:hAnsi="Avenir Next LT Pro" w:cs="Calibri"/><w:b/><w:bCs/><w:color w:val="FFFFFF" w:themeColor="background1"/><w:sz w:val="20"/><w:szCs w:val="20"/><w:lang w:eastAsia="es-MX"/></w:rPr><w:t>{var_84}</w:t></w:r></w:p></w:tc><w:tc><w:tcPr><w:tcW w:w="1606" w:type="pct"/><w:vMerge w:val="restart"/><w:noWrap/><w:vAlign w:val="center"/><w:hideMark/></w:tcPr><w:p><w:pPr><w:jc w:val="center"/><w:rPr><w:rFonts w:ascii="Avenir Next LT Pro" w:hAnsi="Avenir Next LT Pro" w:cs="Calibri"/><w:b/><w:bCs/><w:color w:val="FFFFFF" w:themeColor="background1"/><w:sz w:val="20"/><w:szCs w:val="20"/><w:lang w:val="es-MX" w:eastAsia="es-MX"/></w:rPr></w:pPr><w:r><w:rPr><w:rFonts w:ascii="Avenir Next LT Pro" w:hAnsi="Avenir Next LT Pro" w:cs="Calibri"/><w:b/><w:bCs/><w:color w:val="FFFFFF" w:themeColor="background1"/><w:sz w:val="20"/><w:szCs w:val="20"/><w:lang w:eastAsia="es-MX"/></w:rPr><w:t>{var_85}</w:t></w:r></w:p></w:tc><w:tc><w:tcPr><w:tcW w:w="1310" w:type="pct"/><w:noWrap/><w:vAlign w:val="center"/><w:hideMark/></w:tcPr><w:p><w:pPr><w:jc w:val="center"/><w:rPr><w:rFonts w:ascii="Avenir Next LT Pro" w:hAnsi="Avenir Next LT Pro" w:cs="Calibri"/><w:b/><w:bCs/><w:color w:val="FFFFFF" w:themeColor="background1"/><w:sz w:val="20"/><w:szCs w:val="20"/><w:lang w:eastAsia="es-MX"/></w:rPr></w:pPr><w:r><w:rPr><w:rFonts w:ascii="Avenir Next LT Pro" w:hAnsi="Avenir Next LT Pro" w:cs="Calibri"/><w:b/><w:bCs/><w:color w:val="FFFFFF" w:themeColor="background1"/><w:sz w:val="20"/><w:szCs w:val="20"/><w:lang w:eastAsia="es-MX"/></w:rPr><w:t>{var_81}</w:t></w:r></w:p><w:p><w:pPr><w:jc w:val="center"/><w:rPr><w:rFonts w:ascii="Avenir Next LT Pro" w:hAnsi="Avenir Next LT Pro" w:cs="Calibri"/><w:b/><w:bCs/><w:color w:val="FFFFFF" w:themeColor="background1"/><w:sz w:val="20"/><w:szCs w:val="20"/><w:lang w:eastAsia="es-MX"/></w:rPr></w:pPr><w:r><w:rPr><w:rFonts w:ascii="Avenir Next LT Pro" w:hAnsi="Avenir Next LT Pro" w:cs="Calibri"/><w:b/><w:bCs/><w:color w:val="FFFFFF" w:themeColor="background1"/><w:sz w:val="20"/><w:szCs w:val="20"/><w:lang w:eastAsia="es-MX"/></w:rPr><w:t>{var_82}</w:t></w:r><w:r><w:rPr><w:rFonts w:ascii="Avenir Next LT Pro" w:hAnsi="Avenir Next LT Pro" w:cs="Arial"/><w:b/><w:bCs/><w:color w:val="FFFFFF" w:themeColor="background1"/><w:sz w:val="20"/><w:szCs w:val="20"/><w:lang w:val="es-MX" w:eastAsia="es-MX"/></w:rPr></w:r></w:p></w:tc></w:tr><w:tr><w:trPr><w:trHeight w:val="20"/><w:tblHeader/><w:jc w:val="center"/></w:trPr><w:tc><w:tcPr><w:tcW w:w="1042" w:type="pct"/><w:vMerge/><w:vAlign w:val="center"/><w:hideMark/></w:tcPr><w:p><w:pPr><w:jc w:val="center"/><w:rPr><w:rFonts w:ascii="Avenir Next LT Pro" w:hAnsi="Avenir Next LT Pro" w:cs="Calibri"/><w:b/><w:bCs/><w:color w:val="FFFFFF" w:themeColor="background1"/><w:sz w:val="20"/><w:szCs w:val="20"/><w:lang w:val="es-MX" w:eastAsia="es-MX"/></w:rPr></w:pPr></w:p></w:tc><w:tc><w:tcPr><w:tcW w:w="1042" w:type="pct"/><w:vMerge/><w:vAlign w:val="center"/><w:hideMark/></w:tcPr><w:p><w:pPr><w:jc w:val="center"/><w:rPr><w:rFonts w:ascii="Avenir Next LT Pro" w:hAnsi="Avenir Next LT Pro" w:cs="Calibri"/><w:b/><w:bCs/><w:color w:val="FFFFFF" w:themeColor="background1"/><w:sz w:val="20"/><w:szCs w:val="20"/><w:lang w:val="es-MX" w:eastAsia="es-MX"/></w:rPr></w:pPr></w:p></w:tc><w:tc><w:tcPr><w:tcW w:w="1606" w:type="pct"/><w:vMerge/><w:vAlign w:val="center"/><w:hideMark/></w:tcPr><w:p><w:pPr><w:jc w:val="center"/><w:rPr><w:rFonts w:ascii="Avenir Next LT Pro" w:hAnsi="Avenir Next LT Pro" w:cs="Calibri"/><w:b/><w:bCs/><w:color w:val="FFFFFF" w:themeColor="background1"/><w:sz w:val="20"/><w:szCs w:val="20"/><w:lang w:val="es-MX" w:eastAsia="es-MX"/></w:rPr></w:pPr></w:p></w:tc><w:tc><w:tcPr><w:tcW w:w="1310" w:type="pct"/><w:noWrap/><w:vAlign w:val="center"/><w:hideMark/></w:tcPr><w:p><w:pPr><w:jc w:val="center"/><w:rPr><w:rFonts w:ascii="Avenir Next LT Pro" w:hAnsi="Avenir Next LT Pro" w:cs="Calibri"/><w:b/><w:bCs/><w:color w:val="FFFFFF" w:themeColor="background1"/><w:sz w:val="20"/><w:szCs w:val="20"/><w:lang w:val="es-MX" w:eastAsia="es-MX"/></w:rPr></w:pPr><w:r><w:rPr><w:rFonts w:ascii="Avenir Next LT Pro" w:hAnsi="Avenir Next LT Pro" w:cs="Calibri"/><w:b/><w:bCs/><w:color w:val="FFFFFF" w:themeColor="background1"/><w:sz w:val="20"/><w:szCs w:val="20"/><w:lang w:eastAsia="es-MX"/></w:rPr><w:t>{var_86}</w:t></w:r><w:r><w:rPr><w:rFonts w:ascii="Avenir Next LT Pro" w:hAnsi="Avenir Next LT Pro" w:cs="Calibri"/><w:b/><w:bCs/><w:color w:val="FFFFFF" w:themeColor="background1"/><w:sz w:val="20"/><w:szCs w:val="20"/><w:vertAlign w:val="subscript"/><w:lang w:eastAsia="es-MX"/></w:rPr></w:r></w:p></w:tc></w:tr><w:tr><w:trPr><w:trHeight w:val="20"/><w:jc w:val="center"/></w:trPr><w:tc><w:tcPr><w:tcW w:w="1042" w:type="pct"/><w:vMerge w:val="restart"/><w:noWrap/><w:vAlign w:val="center"/></w:tcPr><w:p><w:pPr><w:jc w:val="center"/><w:rPr><w:rFonts w:ascii="Avenir Next LT Pro" w:hAnsi="Avenir Next LT Pro" w:cs="Calibri"/><w:color w:val="303030"/><w:sz w:val="20"/><w:szCs w:val="20"/><w:lang w:val="es-MX" w:eastAsia="es-MX"/></w:rPr></w:pPr></w:p></w:tc><w:tc><w:tcPr><w:tcW w:w="1042" w:type="pct"/><w:noWrap/><w:vAlign w:val="center"/></w:tcPr><w:p><w:pPr><w:jc w:val="center"/><w:rPr><w:rFonts w:ascii="Avenir Next LT Pro" w:hAnsi="Avenir Next LT Pro" w:cs="Calibri"/><w:color w:val="303030"/><w:sz w:val="20"/><w:szCs w:val="20"/><w:lang w:val="es-MX" w:eastAsia="es-MX"/></w:rPr></w:pPr></w:p></w:tc><w:tc><w:tcPr><w:tcW w:w="1606" w:type="pct"/><w:tcBorders><w:top w:val="single" w:sz="4" w:space="0" w:color="808080"/><w:left w:val="single" w:sz="4" w:space="0" w:color="808080"/><w:bottom w:val="nil"/><w:right w:val="single" w:sz="4" w:space="0" w:color="808080"/></w:tcBorders><w:noWrap/><w:vAlign w:val="bottom"/></w:tcPr><w:p><w:pPr><w:jc w:val="center"/><w:rPr><w:rFonts w:ascii="Avenir Next LT Pro" w:hAnsi="Avenir Next LT Pro" w:cs="Calibri"/><w:color w:val="303030"/><w:sz w:val="20"/><w:szCs w:val="20"/><w:lang w:val="es-MX" w:eastAsia="es-MX"/></w:rPr></w:pPr></w:p></w:tc><w:tc><w:tcPr><w:tcW w:w="1310" w:type="pct"/><w:noWrap/></w:tcPr><w:p><w:pPr><w:jc w:val="center"/><w:rPr><w:rFonts w:ascii="Avenir Next LT Pro" w:hAnsi="Avenir Next LT Pro" w:cs="Calibri"/><w:color w:val="303030"/><w:sz w:val="20"/><w:szCs w:val="20"/><w:lang w:val="es-MX" w:eastAsia="es-MX"/></w:rPr></w:pPr></w:p></w:tc></w:tr><w:tr><w:trPr><w:trHeight w:val="20"/><w:jc w:val="center"/></w:trPr><w:tc><w:tcPr><w:tcW w:w="1042" w:type="pct"/><w:vMerge/><w:vAlign w:val="center"/></w:tcPr><w:p><w:pPr><w:jc w:val="center"/><w:rPr><w:rFonts w:ascii="Avenir Next LT Pro" w:hAnsi="Avenir Next LT Pro" w:cs="Calibri"/><w:color w:val="303030"/><w:sz w:val="20"/><w:szCs w:val="20"/><w:lang w:val="es-MX" w:eastAsia="es-MX"/></w:rPr></w:pPr></w:p></w:tc><w:tc><w:tcPr><w:tcW w:w="1042" w:type="pct"/><w:noWrap/><w:vAlign w:val="center"/></w:tcPr><w:p><w:pPr><w:jc w:val="center"/><w:rPr><w:rFonts w:ascii="Avenir Next LT Pro" w:hAnsi="Avenir Next LT Pro" w:cs="Calibri"/><w:color w:val="303030"/><w:sz w:val="20"/><w:szCs w:val="20"/><w:lang w:val="es-MX" w:eastAsia="es-MX"/></w:rPr></w:pPr></w:p></w:tc><w:tc><w:tcPr><w:tcW w:w="1606" w:type="pct"/><w:noWrap/><w:vAlign w:val="bottom"/></w:tcPr><w:p><w:pPr><w:jc w:val="center"/><w:rPr><w:rFonts w:ascii="Avenir Next LT Pro" w:hAnsi="Avenir Next LT Pro" w:cs="Calibri"/><w:color w:val="303030"/><w:sz w:val="20"/><w:szCs w:val="20"/><w:lang w:val="es-MX" w:eastAsia="es-MX"/></w:rPr></w:pPr></w:p></w:tc><w:tc><w:tcPr><w:tcW w:w="1310" w:type="pct"/><w:noWrap/></w:tcPr><w:p><w:pPr><w:jc w:val="center"/><w:rPr><w:rFonts w:ascii="Avenir Next LT Pro" w:hAnsi="Avenir Next LT Pro" w:cs="Calibri"/><w:color w:val="303030"/><w:sz w:val="20"/><w:szCs w:val="20"/><w:lang w:val="es-MX" w:eastAsia="es-MX"/></w:rPr></w:pPr></w:p></w:tc></w:tr></w:tbl><w:p><w:pPr><w:jc w:val="center"/><w:rPr><w:rFonts w:ascii="Avenir Next LT Pro" w:hAnsi="Avenir Next LT Pro" w:cs="Calibri"/><w:i/><w:color w:val="303030"/><w:sz w:val="20"/><w:szCs w:val="20"/></w:rPr></w:pPr><w:r><w:rPr><w:rFonts w:ascii="Avenir Next LT Pro" w:hAnsi="Avenir Next LT Pro" w:cs="Calibri"/><w:i/><w:color w:val="303030"/><w:sz w:val="20"/><w:szCs w:val="20"/></w:rPr><w:t>{var_17}</w:t></w:r><w:r><w:rPr><w:rFonts w:ascii="Avenir Next LT Pro" w:hAnsi="Avenir Next LT Pro" w:cs="Calibri"/><w:i/><w:color w:val="303030"/><w:sz w:val="20"/><w:szCs w:val="20"/></w:rPr></w:r><w:r><w:rPr><w:rFonts w:ascii="Avenir Next LT Pro" w:hAnsi="Avenir Next LT Pro" w:cs="Calibri"/><w:i/><w:color w:val="303030"/><w:sz w:val="20"/><w:szCs w:val="20"/></w:rPr></w:r></w:p><w:p><w:pPr><w:rPr><w:rFonts w:ascii="Avenir Next LT Pro" w:hAnsi="Avenir Next LT Pro"/><w:color w:val="303030"/></w:rPr></w:pPr></w:p><w:p><w:pPr><w:pStyle w:val="Ttulo2"/><w:numPr><w:ilvl w:val="1"/><w:numId w:val="9"/></w:numPr><w:rPr><w:rFonts w:ascii="Avenir Next LT Pro" w:hAnsi="Avenir Next LT Pro"/><w:color w:val="303030"/><w:sz w:val="28"/><w:szCs w:val="28"/></w:rPr></w:pPr><w:bookmarkStart w:id="166" w:name="_Toc23931133"/><w:bookmarkStart w:id="167" w:name="_Toc24488633"/><w:bookmarkStart w:id="168" w:name="_Toc25304183"/><w:bookmarkStart w:id="169" w:name="_Toc211423085"/><w:bookmarkStart w:id="170" w:name="_Toc215310877"/><w:r><w:rPr><w:rFonts w:ascii="Avenir Next LT Pro" w:hAnsi="Avenir Next LT Pro"/><w:color w:val="303030"/><w:sz w:val="28"/><w:szCs w:val="28"/></w:rPr><w:t>Naturaleza / estado del terreno entre la fuente y el receptor</w:t></w:r><w:bookmarkEnd w:id="166"/><w:bookmarkEnd w:id="167"/><w:bookmarkEnd w:id="168"/><w:bookmarkEnd w:id="169"/><w:bookmarkEnd w:id="170"/></w:p><w:p><w:pPr><w:spacing w:line="360" w:lineRule="auto"/><w:jc w:val="both"/><w:rPr><w:rFonts w:ascii="Avenir Next LT Pro" w:hAnsi="Avenir Next LT Pro" w:cs="Calibri"/><w:color w:val="303030"/><w:sz w:val="22"/><w:szCs w:val="22"/></w:rPr></w:pPr></w:p><w:p><w:pPr><w:spacing w:line="360" w:lineRule="auto"/><w:jc w:val="both"/><w:rPr><w:rFonts w:ascii="Avenir Next LT Pro" w:hAnsi="Avenir Next LT Pro" w:cs="Calibri"/><w:color w:val="303030"/><w:sz w:val="22"/><w:szCs w:val="22"/></w:rPr></w:pPr><w:r><w:rPr><w:rFonts w:ascii="Avenir Next LT Pro" w:hAnsi="Avenir Next LT Pro" w:cs="Calibri"/><w:color w:val="303030"/><w:sz w:val="22"/><w:szCs w:val="22"/></w:rPr><w:t>En términos generales el terreno a lo largo de toda la zona de estudio tiene características planas, lo que permite la dispersión de las ondas sonoras y por ende la correcta recepción de </w:t></w:r><w:r><w:rPr><w:rFonts w:ascii="Avenir Next LT Pro" w:hAnsi="Avenir Next LT Pro" w:cs="Calibri"/><w:color w:val="303030"/><w:sz w:val="22"/><w:szCs w:val="22"/></w:rPr><w:t>estas</w:t></w:r><w:r><w:rPr><w:rFonts w:ascii="Avenir Next LT Pro" w:hAnsi="Avenir Next LT Pro" w:cs="Calibri"/><w:color w:val="303030"/><w:sz w:val="22"/><w:szCs w:val="22"/></w:rPr><w:t> por los equipos de medición empleados. </w:t></w:r></w:p><w:p><w:pPr><w:spacing w:line="360" w:lineRule="auto"/><w:jc w:val="both"/><w:rPr><w:rFonts w:ascii="Avenir Next LT Pro" w:hAnsi="Avenir Next LT Pro" w:cs="Calibri"/><w:color w:val="303030"/><w:sz w:val="22"/><w:szCs w:val="22"/></w:rPr></w:pPr></w:p><w:p><w:pPr><w:spacing w:line="360" w:lineRule="auto"/><w:jc w:val="both"/><w:rPr><w:rFonts w:ascii="Avenir Next LT Pro" w:hAnsi="Avenir Next LT Pro" w:cs="Calibri"/><w:color w:val="303030"/><w:sz w:val="22"/><w:szCs w:val="22"/></w:rPr></w:pPr><w:r><w:rPr><w:rFonts w:ascii="Avenir Next LT Pro" w:hAnsi="Avenir Next LT Pro" w:cs="Calibri"/><w:color w:val="303030"/><w:sz w:val="22"/><w:szCs w:val="22"/></w:rPr><w:lastRenderedPageBreak/><w:t>Punto </w:t></w:r><w:commentRangeStart w:id="171"/><w:r><w:rPr><w:rFonts w:ascii="Avenir Next LT Pro" w:hAnsi="Avenir Next LT Pro" w:cs="Calibri"/><w:color w:val="303030"/><w:sz w:val="22"/><w:szCs w:val="22"/></w:rPr><w:t>1</w:t></w:r><w:commentRangeEnd w:id="171"/><w:r><w:rPr><w:rStyle w:val="Refdecomentario"/><w:rFonts w:ascii="Tahoma" w:hAnsi="Tahoma"/><w:szCs w:val="20"/><w:lang w:val="es-MX" w:eastAsia="es-MX"/></w:rPr><w:commentReference w:id="171"/></w:r><w:r><w:rPr><w:rFonts w:ascii="Avenir Next LT Pro" w:hAnsi="Avenir Next LT Pro" w:cs="Calibri"/><w:color w:val="303030"/><w:sz w:val="22"/><w:szCs w:val="22"/></w:rPr><w:t>: </w:t></w:r><w:r><w:rPr><w:rFonts w:ascii="Avenir Next LT Pro" w:hAnsi="Avenir Next LT Pro" w:cs="Calibri"/><w:color w:val="303030"/><w:sz w:val="22"/><w:szCs w:val="22"/></w:rPr><w:t>{punto_1_1}.</w:t></w:r></w:p><w:p><w:pPr><w:spacing w:line="360" w:lineRule="auto"/><w:jc w:val="both"/><w:rPr><w:rFonts w:ascii="Avenir Next LT Pro" w:hAnsi="Avenir Next LT Pro" w:cs="Calibri"/><w:color w:val="303030"/><w:sz w:val="22"/><w:szCs w:val="22"/></w:rPr></w:pPr></w:p><w:tbl><w:tblPr><w:tblStyle w:val="Tablaconcuadrcula"/><w:tblW w:w="5000" w:type="pct"/><w:jc w:val="center"/><w:tblBorders><w:top w:val="single" w:sz="4" w:space="0" w:color="808080" w:themeColor="background1" w:themeShade="80"/><w:left w:val="single" w:sz="4" w:space="0" w:color="808080" w:themeColor="background1" w:themeShade="80"/><w:bottom w:val="single" w:sz="4" w:space="0" w:color="808080" w:themeColor="background1" w:themeShade="80"/><w:right w:val="single" w:sz="4" w:space="0" w:color="808080" w:themeColor="background1" w:themeShade="80"/><w:insideH w:val="single" w:sz="4" w:space="0" w:color="808080" w:themeColor="background1" w:themeShade="80"/><w:insideV w:val="single" w:sz="4" w:space="0" w:color="808080" w:themeColor="background1" w:themeShade="80"/></w:tblBorders><w:tblLook w:val="04A0" w:firstRow="1" w:lastRow="0" w:firstColumn="1" w:lastColumn="0" w:noHBand="0" w:noVBand="1"/></w:tblPr><w:tblGrid><w:gridCol w:w="4415"/><w:gridCol w:w="4415"/></w:tblGrid><w:tr><w:trPr><w:trHeight w:val="226"/><w:jc w:val="center"/></w:trPr><w:tc><w:tcPr><w:tcW w:w="2500" w:type="pct"/><w:vAlign w:val="center"/></w:tcPr><w:p><w:pPr><w:pStyle w:val="NormalWeb"/><w:jc w:val="center"/><w:rPr></w:rPr></w:pPr></w:p></w:tc><w:tc><w:tcPr><w:tcW w:w="2500" w:type="pct"/><w:vAlign w:val="center"/></w:tcPr><w:p><w:pPr><w:pStyle w:val="NormalWeb"/><w:jc w:val="center"/><w:rPr></w:rPr></w:pPr></w:p></w:tc></w:tr><w:tr><w:trPr><w:jc w:val="center"/></w:trPr><w:tc><w:tcPr><w:tcW w:w="2500" w:type="pct"/></w:tcPr><w:p><w:pPr><w:pStyle w:val="Descripcin"/><w:spacing w:before="0" w:after="0"/><w:jc w:val="center"/><w:rPr><w:rFonts w:ascii="Avenir Next LT Pro" w:hAnsi="Avenir Next LT Pro" w:cs="Calibri"/><w:color w:val="303030"/><w:sz w:val="22"/><w:szCs w:val="22"/><w:lang w:val="es-CO"/></w:rPr></w:pPr><w:bookmarkStart w:id="172" w:name="_Toc19711519"/><w:bookmarkStart w:id="173" w:name="_Toc22026121"/><w:bookmarkStart w:id="174" w:name="_Toc157114191"/><w:bookmarkStart w:id="175" w:name="_Toc198219817"/><w:r><w:rPr><w:rFonts w:ascii="Avenir Next LT Pro" w:hAnsi="Avenir Next LT Pro"/><w:color w:val="303030"/><w:lang w:val="es-CO"/></w:rPr><w:t>{var_89}</w:t></w:r><w:r><w:rPr><w:rFonts w:ascii="Avenir Next LT Pro" w:hAnsi="Avenir Next LT Pro"/><w:color w:val="303030"/><w:lang w:val="es-CO"/></w:rPr></w:r><w:r><w:rPr><w:rFonts w:ascii="Avenir Next LT Pro" w:hAnsi="Avenir Next LT Pro"/><w:color w:val="303030"/><w:lang w:val="es-CO"/></w:rPr></w:r><w:r><w:rPr><w:rFonts w:ascii="Avenir Next LT Pro" w:hAnsi="Avenir Next LT Pro"/><w:color w:val="303030"/><w:lang w:val="es-CO"/></w:rPr></w:r><w:r><w:rPr><w:rFonts w:ascii="Avenir Next LT Pro" w:hAnsi="Avenir Next LT Pro"/><w:noProof/><w:color w:val="303030"/><w:lang w:val="es-CO"/></w:rPr></w:r><w:r><w:rPr><w:rFonts w:ascii="Avenir Next LT Pro" w:hAnsi="Avenir Next LT Pro"/><w:color w:val="303030"/><w:lang w:val="es-CO"/></w:rPr></w:r><w:r><w:rPr><w:rFonts w:ascii="Avenir Next LT Pro" w:hAnsi="Avenir Next LT Pro"/><w:color w:val="303030"/><w:lang w:val="es-CO"/></w:rPr></w:r><w:r><w:rPr><w:rFonts w:ascii="Avenir Next LT Pro" w:hAnsi="Avenir Next LT Pro"/><w:color w:val="303030"/><w:lang w:val="es-CO"/></w:rPr></w:r><w:commentRangeStart w:id="176"/><w:r><w:rPr><w:rFonts w:ascii="Avenir Next LT Pro" w:hAnsi="Avenir Next LT Pro"/><w:color w:val="303030"/><w:lang w:val="es-CO"/></w:rPr></w:r><w:r><w:rPr><w:rFonts w:ascii="Avenir Next LT Pro" w:hAnsi="Avenir Next LT Pro"/><w:color w:val="303030"/><w:lang w:val="es-CO"/></w:rPr></w:r><w:commentRangeEnd w:id="176"/><w:r><w:rPr><w:rStyle w:val="Refdecomentario"/><w:b w:val="0"/><w:bCs w:val="0"/></w:rPr><w:commentReference w:id="176"/></w:r><w:r><w:rPr><w:rFonts w:ascii="Avenir Next LT Pro" w:hAnsi="Avenir Next LT Pro" w:cstheme="minorHAnsi"/><w:color w:val="303030"/><w:lang w:val="es-CO"/></w:rPr><w:t>{var_90}</w:t></w:r><w:r><w:rPr><w:rFonts w:ascii="Avenir Next LT Pro" w:hAnsi="Avenir Next LT Pro"/><w:color w:val="303030"/><w:lang w:val="es-CO"/></w:rPr></w:r><w:bookmarkEnd w:id="172"/><w:bookmarkEnd w:id="173"/><w:bookmarkEnd w:id="174"/><w:bookmarkEnd w:id="175"/></w:p></w:tc><w:tc><w:tcPr><w:tcW w:w="2500" w:type="pct"/></w:tcPr><w:p><w:pPr><w:pStyle w:val="Descripcin"/><w:spacing w:before="0" w:after="0"/><w:jc w:val="center"/><w:rPr><w:rFonts w:ascii="Avenir Next LT Pro" w:hAnsi="Avenir Next LT Pro" w:cs="Calibri"/><w:b w:val="0"/><w:color w:val="303030"/><w:lang w:val="es-CO"/></w:rPr></w:pPr><w:bookmarkStart w:id="177" w:name="_Toc19711520"/><w:bookmarkStart w:id="178" w:name="_Toc22026122"/><w:bookmarkStart w:id="179" w:name="_Toc157114192"/><w:bookmarkStart w:id="180" w:name="_Toc198219818"/><w:r><w:rPr><w:rFonts w:ascii="Avenir Next LT Pro" w:hAnsi="Avenir Next LT Pro" w:cstheme="minorHAnsi"/><w:color w:val="303030"/><w:lang w:val="es-CO"/></w:rPr><w:t>{var_91}</w:t></w:r><w:r><w:rPr><w:rFonts w:ascii="Avenir Next LT Pro" w:hAnsi="Avenir Next LT Pro" w:cstheme="minorHAnsi"/><w:color w:val="303030"/><w:lang w:val="es-CO"/></w:rPr></w:r><w:r><w:rPr><w:rFonts w:ascii="Avenir Next LT Pro" w:hAnsi="Avenir Next LT Pro" w:cstheme="minorHAnsi"/><w:color w:val="303030"/><w:lang w:val="es-CO"/></w:rPr></w:r><w:r><w:rPr><w:rFonts w:ascii="Avenir Next LT Pro" w:hAnsi="Avenir Next LT Pro" w:cstheme="minorHAnsi"/><w:color w:val="303030"/><w:lang w:val="es-CO"/></w:rPr></w:r><w:r><w:rPr><w:rFonts w:ascii="Avenir Next LT Pro" w:hAnsi="Avenir Next LT Pro" w:cstheme="minorHAnsi"/><w:noProof/><w:color w:val="303030"/><w:lang w:val="es-CO"/></w:rPr></w:r><w:r><w:rPr><w:rFonts w:ascii="Avenir Next LT Pro" w:hAnsi="Avenir Next LT Pro" w:cstheme="minorHAnsi"/><w:color w:val="303030"/><w:lang w:val="es-CO"/></w:rPr></w:r><w:r><w:rPr><w:rFonts w:ascii="Avenir Next LT Pro" w:hAnsi="Avenir Next LT Pro" w:cstheme="minorHAnsi"/><w:color w:val="303030"/><w:lang w:val="es-CO"/></w:rPr></w:r><w:bookmarkEnd w:id="177"/><w:bookmarkEnd w:id="178"/><w:r><w:rPr><w:rFonts w:ascii="Avenir Next LT Pro" w:hAnsi="Avenir Next LT Pro" w:cstheme="minorHAnsi"/><w:color w:val="303030"/><w:lang w:val="es-CO"/></w:rPr></w:r><w:r><w:rPr><w:rFonts w:ascii="Avenir Next LT Pro" w:hAnsi="Avenir Next LT Pro" w:cstheme="minorHAnsi"/><w:color w:val="303030"/><w:lang w:val="es-CO"/></w:rPr></w:r><w:r><w:rPr><w:rFonts w:ascii="Avenir Next LT Pro" w:hAnsi="Avenir Next LT Pro" w:cstheme="minorHAnsi"/><w:color w:val="303030"/><w:lang w:val="es-CO"/></w:rPr></w:r><w:r><w:rPr><w:rFonts w:ascii="Avenir Next LT Pro" w:hAnsi="Avenir Next LT Pro" w:cstheme="minorHAnsi"/><w:color w:val="303030"/><w:lang w:val="es-CO"/></w:rPr></w:r><w:bookmarkEnd w:id="179"/><w:bookmarkEnd w:id="180"/></w:p></w:tc></w:tr></w:tbl><w:p><w:pPr><w:jc w:val="center"/><w:rPr><w:rFonts w:ascii="Avenir Next LT Pro" w:hAnsi="Avenir Next LT Pro" w:cs="Calibri"/><w:i/><w:color w:val="303030"/><w:sz w:val="20"/><w:szCs w:val="20"/></w:rPr></w:pPr><w:r><w:rPr><w:rFonts w:ascii="Avenir Next LT Pro" w:hAnsi="Avenir Next LT Pro" w:cs="Calibri"/><w:i/><w:color w:val="303030"/><w:sz w:val="20"/><w:szCs w:val="20"/></w:rPr><w:t>{var_19}</w:t></w:r><w:r><w:rPr><w:rFonts w:ascii="Avenir Next LT Pro" w:hAnsi="Avenir Next LT Pro" w:cs="Calibri"/><w:i/><w:color w:val="303030"/><w:sz w:val="20"/><w:szCs w:val="20"/></w:rPr></w:r></w:p><w:p><w:pPr><w:jc w:val="center"/><w:rPr><w:rFonts w:ascii="Avenir Next LT Pro" w:hAnsi="Avenir Next LT Pro" w:cs="Calibri"/><w:i/><w:color w:val="303030"/><w:sz w:val="20"/><w:szCs w:val="20"/></w:rPr></w:pPr></w:p><w:p><w:pPr><w:pStyle w:val="Ttulo2"/><w:numPr><w:ilvl w:val="1"/><w:numId w:val="9"/></w:numPr><w:rPr><w:rFonts w:ascii="Avenir Next LT Pro" w:hAnsi="Avenir Next LT Pro"/><w:color w:val="303030"/><w:sz w:val="28"/><w:szCs w:val="28"/></w:rPr></w:pPr><w:bookmarkStart w:id="181" w:name="_Toc23931134"/><w:bookmarkStart w:id="182" w:name="_Toc24487545"/><w:bookmarkStart w:id="183" w:name="_Toc24488634"/><w:bookmarkStart w:id="184" w:name="_Toc25304184"/><w:bookmarkStart w:id="185" w:name="_Toc211423086"/><w:bookmarkStart w:id="186" w:name="_Toc215310878"/><w:r><w:rPr><w:rFonts w:ascii="Avenir Next LT Pro" w:hAnsi="Avenir Next LT Pro"/><w:color w:val="303030"/><w:sz w:val="28"/><w:szCs w:val="28"/></w:rPr><w:t>Ubicación de asentamientos poblacionales y potenciales receptores de interés en ecosistemas estratégicos</w:t></w:r><w:bookmarkEnd w:id="181"/><w:bookmarkEnd w:id="182"/><w:bookmarkEnd w:id="183"/><w:bookmarkEnd w:id="184"/><w:bookmarkEnd w:id="185"/><w:bookmarkEnd w:id="186"/></w:p><w:p><w:pPr><w:rPr><w:rFonts w:ascii="Avenir Next LT Pro" w:hAnsi="Avenir Next LT Pro"/><w:color w:val="303030"/></w:rPr></w:pPr></w:p><w:p><w:pPr><w:spacing w:line="360" w:lineRule="auto"/><w:jc w:val="both"/><w:rPr><w:rFonts w:ascii="Avenir Next LT Pro" w:hAnsi="Avenir Next LT Pro" w:cs="Calibri"/><w:color w:val="303030"/><w:sz w:val="22"/><w:szCs w:val="22"/></w:rPr></w:pPr><w:r><w:rPr><w:rFonts w:ascii="Avenir Next LT Pro" w:hAnsi="Avenir Next LT Pro" w:cs="Calibri"/><w:color w:val="303030"/><w:sz w:val="22"/><w:szCs w:val="22"/></w:rPr><w:t>{var_20}</w:t></w:r><w:commentRangeStart w:id="187"/><w:r><w:rPr><w:rFonts w:ascii="Avenir Next LT Pro" w:hAnsi="Avenir Next LT Pro" w:cs="Calibri"/><w:color w:val="303030"/><w:sz w:val="22"/><w:szCs w:val="22"/></w:rPr></w:r><w:commentRangeEnd w:id="187"/><w:r><w:rPr><w:rStyle w:val="Refdecomentario"/><w:rFonts w:ascii="Tahoma" w:hAnsi="Tahoma"/><w:szCs w:val="20"/><w:lang w:val="es-MX" w:eastAsia="es-MX"/></w:rPr><w:commentReference w:id="187"/></w:r><w:r><w:rPr><w:rFonts w:ascii="Avenir Next LT Pro" w:hAnsi="Avenir Next LT Pro" w:cs="Calibri"/><w:color w:val="303030"/><w:sz w:val="22"/><w:szCs w:val="22"/></w:rPr><w:t>{var_21}</w:t></w:r><w:r><w:rPr><w:rFonts w:ascii="Avenir Next LT Pro" w:hAnsi="Avenir Next LT Pro" w:cs="Calibri"/><w:color w:val="303030"/><w:sz w:val="22"/><w:szCs w:val="22"/></w:rPr></w:r><w:r><w:rPr><w:rFonts w:ascii="Avenir Next LT Pro" w:hAnsi="Avenir Next LT Pro" w:cs="Calibri"/><w:color w:val="303030"/><w:sz w:val="22"/><w:szCs w:val="22"/></w:rPr></w:r><w:r><w:rPr><w:rFonts w:ascii="Avenir Next LT Pro" w:hAnsi="Avenir Next LT Pro" w:cstheme="minorHAnsi"/><w:b/><w:color w:val="303030"/><w:sz w:val="22"/><w:szCs w:val="22"/></w:rPr></w:r><w:r><w:rPr><w:rFonts w:ascii="Avenir Next LT Pro" w:hAnsi="Avenir Next LT Pro" w:cstheme="minorHAnsi"/><w:b/><w:color w:val="303030"/><w:sz w:val="22"/><w:szCs w:val="22"/></w:rPr></w:r><w:r><w:rPr><w:rFonts w:ascii="Avenir Next LT Pro" w:hAnsi="Avenir Next LT Pro" w:cstheme="minorHAnsi"/><w:b/><w:color w:val="303030"/><w:sz w:val="22"/><w:szCs w:val="22"/></w:rPr></w:r><w:r><w:rPr><w:rFonts w:ascii="Avenir Next LT Pro" w:hAnsi="Avenir Next LT Pro" w:cstheme="minorHAnsi"/><w:b/><w:color w:val="303030"/><w:sz w:val="22"/><w:szCs w:val="22"/></w:rPr></w:r><w:r><w:rPr><w:rFonts w:ascii="Avenir Next LT Pro" w:hAnsi="Avenir Next LT Pro" w:cstheme="minorHAnsi"/><w:b/><w:color w:val="303030"/><w:sz w:val="22"/><w:szCs w:val="22"/></w:rPr></w:r><w:r><w:rPr><w:rFonts w:ascii="Avenir Next LT Pro" w:hAnsi="Avenir Next LT Pro" w:cstheme="minorHAnsi"/><w:b/><w:noProof/><w:color w:val="303030"/><w:sz w:val="22"/><w:szCs w:val="22"/></w:rPr></w:r><w:r><w:rPr><w:rFonts w:ascii="Avenir Next LT Pro" w:hAnsi="Avenir Next LT Pro" w:cstheme="minorHAnsi"/><w:b/><w:color w:val="303030"/><w:sz w:val="22"/><w:szCs w:val="22"/></w:rPr></w:r><w:r><w:rPr><w:rFonts w:ascii="Avenir Next LT Pro" w:hAnsi="Avenir Next LT Pro" w:cstheme="minorHAnsi"/><w:color w:val="303030"/><w:sz w:val="22"/><w:szCs w:val="22"/></w:rPr></w:r><w:r><w:rPr><w:rFonts w:ascii="Avenir Next LT Pro" w:hAnsi="Avenir Next LT Pro" w:cs="Calibri"/><w:color w:val="303030"/><w:sz w:val="22"/><w:szCs w:val="22"/></w:rPr></w:r><w:r><w:rPr><w:rFonts w:ascii="Avenir Next LT Pro" w:hAnsi="Avenir Next LT Pro" w:cs="Calibri"/><w:b/><w:color w:val="303030"/><w:sz w:val="22"/><w:szCs w:val="22"/></w:rPr></w:r><w:r><w:rPr><w:rFonts w:ascii="Avenir Next LT Pro" w:hAnsi="Avenir Next LT Pro" w:cs="Calibri"/><w:b/><w:color w:val="303030"/><w:sz w:val="22"/><w:szCs w:val="22"/></w:rPr></w:r><w:r><w:rPr><w:rFonts w:ascii="Avenir Next LT Pro" w:hAnsi="Avenir Next LT Pro" w:cs="Calibri"/><w:b/><w:color w:val="303030"/><w:sz w:val="22"/><w:szCs w:val="22"/></w:rPr></w:r><w:r><w:rPr><w:rFonts w:ascii="Avenir Next LT Pro" w:hAnsi="Avenir Next LT Pro" w:cs="Calibri"/><w:b/><w:color w:val="303030"/><w:sz w:val="22"/><w:szCs w:val="22"/></w:rPr></w:r><w:r><w:rPr><w:rFonts w:ascii="Avenir Next LT Pro" w:hAnsi="Avenir Next LT Pro"/><w:b/><w:color w:val="303030"/><w:sz w:val="22"/><w:szCs w:val="22"/></w:rPr></w:r><w:r><w:rPr><w:rFonts w:ascii="Avenir Next LT Pro" w:hAnsi="Avenir Next LT Pro"/><w:b/><w:noProof/><w:color w:val="303030"/><w:sz w:val="22"/><w:szCs w:val="22"/></w:rPr></w:r><w:r><w:rPr><w:rFonts w:ascii="Avenir Next LT Pro" w:hAnsi="Avenir Next LT Pro" w:cs="Calibri"/><w:b/><w:color w:val="303030"/><w:sz w:val="22"/><w:szCs w:val="22"/></w:rPr></w:r><w:r><w:rPr><w:rFonts w:ascii="Avenir Next LT Pro" w:hAnsi="Avenir Next LT Pro" w:cs="Calibri"/><w:color w:val="303030"/><w:sz w:val="22"/><w:szCs w:val="22"/></w:rPr></w:r></w:p><w:p><w:pPr><w:spacing w:line="360" w:lineRule="auto"/><w:jc w:val="both"/><w:rPr><w:rFonts w:ascii="Avenir Next LT Pro" w:hAnsi="Avenir Next LT Pro" w:cs="Calibri"/><w:color w:val="303030"/><w:sz w:val="22"/><w:szCs w:val="22"/></w:rPr></w:pPr></w:p><w:p><w:pPr><w:jc w:val="center"/><w:rPr><w:rFonts w:ascii="Avenir Next LT Pro" w:hAnsi="Avenir Next LT Pro" w:cs="Calibri"/><w:b/><w:bCs/><w:color w:val="303030"/><w:sz w:val="20"/><w:szCs w:val="20"/></w:rPr></w:pPr><w:bookmarkStart w:id="188" w:name="_Ref3562139"/><w:bookmarkStart w:id="189" w:name="_Toc16753249"/><w:bookmarkStart w:id="190" w:name="_Toc22812226"/><w:bookmarkStart w:id="191" w:name="_Toc25397354"/><w:bookmarkStart w:id="192" w:name="_Toc45906743"/><w:bookmarkStart w:id="193" w:name="_Toc209532338"/><w:r><w:rPr><w:rFonts w:ascii="Avenir Next LT Pro" w:hAnsi="Avenir Next LT Pro" w:cstheme="minorHAnsi"/><w:b/><w:bCs/><w:color w:val="303030"/><w:sz w:val="20"/><w:szCs w:val="20"/></w:rPr><w:t>Tabla </w:t></w:r><w:r><w:rPr><w:rFonts w:ascii="Avenir Next LT Pro" w:hAnsi="Avenir Next LT Pro" w:cstheme="minorHAnsi"/><w:b/><w:bCs/><w:i/><w:color w:val="303030"/><w:sz w:val="20"/><w:szCs w:val="20"/></w:rPr><w:fldChar w:fldCharType="begin"/></w:r><w:r><w:rPr><w:rFonts w:ascii="Avenir Next LT Pro" w:hAnsi="Avenir Next LT Pro" w:cstheme="minorHAnsi"/><w:b/><w:bCs/><w:color w:val="303030"/><w:sz w:val="20"/><w:szCs w:val="20"/></w:rPr><w:instrText xml:space="preserve"> SEQ Tabla \* ARABIC </w:instrText></w:r><w:r><w:rPr><w:rFonts w:ascii="Avenir Next LT Pro" w:hAnsi="Avenir Next LT Pro" w:cstheme="minorHAnsi"/><w:b/><w:bCs/><w:i/><w:color w:val="303030"/><w:sz w:val="20"/><w:szCs w:val="20"/></w:rPr><w:fldChar w:fldCharType="separate"/></w:r><w:r><w:rPr><w:rFonts w:ascii="Avenir Next LT Pro" w:hAnsi="Avenir Next LT Pro" w:cstheme="minorHAnsi"/><w:b/><w:bCs/><w:noProof/><w:color w:val="303030"/><w:sz w:val="20"/><w:szCs w:val="20"/></w:rPr><w:t>11</w:t></w:r><w:r><w:rPr><w:rFonts w:ascii="Avenir Next LT Pro" w:hAnsi="Avenir Next LT Pro" w:cstheme="minorHAnsi"/><w:b/><w:bCs/><w:i/><w:color w:val="303030"/><w:sz w:val="20"/><w:szCs w:val="20"/></w:rPr><w:fldChar w:fldCharType="end"/></w:r><w:bookmarkEnd w:id="188"/><w:r><w:rPr><w:rFonts w:ascii="Avenir Next LT Pro" w:hAnsi="Avenir Next LT Pro" w:cstheme="minorHAnsi"/><w:b/><w:bCs/><w:color w:val="303030"/><w:sz w:val="20"/><w:szCs w:val="20"/></w:rPr><w:t>. </w:t></w:r><w:bookmarkEnd w:id="189"/><w:bookmarkEnd w:id="190"/><w:bookmarkEnd w:id="191"/><w:bookmarkEnd w:id="192"/><w:r><w:rPr><w:rFonts w:ascii="Avenir Next LT Pro" w:hAnsi="Avenir Next LT Pro" w:cs="Calibri"/><w:b/><w:bCs/><w:color w:val="303030"/><w:sz w:val="20"/><w:szCs w:val="20"/></w:rPr><w:t>Identificación de Asentamientos poblacionales y ecosistemas estratégicos.</w:t></w:r><w:bookmarkEnd w:id="193"/></w:p><w:tbl><w:tblPr><w:tblStyle w:val="Tablaconcuadrcula"/><w:tblW w:w="5000" w:type="pct"/><w:jc w:val="center"/><w:tblBorders><w:top w:val="single" w:sz="4" w:space="0" w:color="808080" w:themeColor="background1" w:themeShade="80"/><w:left w:val="single" w:sz="4" w:space="0" w:color="808080" w:themeColor="background1" w:themeShade="80"/><w:bottom w:val="single" w:sz="4" w:space="0" w:color="808080" w:themeColor="background1" w:themeShade="80"/><w:right w:val="single" w:sz="4" w:space="0" w:color="808080" w:themeColor="background1" w:themeShade="80"/><w:insideH w:val="single" w:sz="4" w:space="0" w:color="808080" w:themeColor="background1" w:themeShade="80"/><w:insideV w:val="single" w:sz="4" w:space="0" w:color="808080" w:themeColor="background1" w:themeShade="80"/></w:tblBorders><w:tblLook w:val="04A0" w:firstRow="1" w:lastRow="0" w:firstColumn="1" w:lastColumn="0" w:noHBand="0" w:noVBand="1"/></w:tblPr><w:tblGrid><w:gridCol w:w="2865"/><w:gridCol w:w="1688"/><w:gridCol w:w="1995"/><w:gridCol w:w="2282"/></w:tblGrid><w:tr><w:trPr><w:trHeight w:val="20"/><w:tblHeader/><w:jc w:val="center"/></w:trPr><w:tc><w:tcPr><w:tcW w:w="1703" w:type="pct"/><w:vAlign w:val="center"/></w:tcPr><w:p><w:pPr><w:jc w:val="center"/><w:rPr><w:rFonts w:ascii="Avenir Next LT Pro" w:hAnsi="Avenir Next LT Pro" w:cs="Calibri"/><w:b/><w:color w:val="FFFFFF" w:themeColor="background1"/><w:sz w:val="20"/><w:szCs w:val="20"/></w:rPr></w:pPr><w:r><w:rPr><w:rFonts w:ascii="Avenir Next LT Pro" w:hAnsi="Avenir Next LT Pro" w:cs="Calibri"/><w:b/><w:color w:val="FFFFFF" w:themeColor="background1"/><w:sz w:val="20"/><w:szCs w:val="20"/></w:rPr><w:t>Asentamientos poblacionales</w:t></w:r></w:p></w:tc><w:tc><w:tcPr><w:tcW w:w="715" w:type="pct"/><w:vAlign w:val="center"/></w:tcPr><w:p><w:pPr><w:jc w:val="center"/><w:rPr><w:rFonts w:ascii="Avenir Next LT Pro" w:hAnsi="Avenir Next LT Pro" w:cs="Calibri"/><w:b/><w:color w:val="FFFFFF" w:themeColor="background1"/><w:sz w:val="20"/><w:szCs w:val="20"/></w:rPr></w:pPr><w:commentRangeStart w:id="194"/><w:r><w:rPr><w:rFonts w:ascii="Avenir Next LT Pro" w:hAnsi="Avenir Next LT Pro" w:cs="Calibri"/><w:b/><w:color w:val="FFFFFF" w:themeColor="background1"/><w:sz w:val="20"/><w:szCs w:val="20"/></w:rPr><w:t>Población</w:t></w:r><w:commentRangeEnd w:id="194"/><w:r><w:rPr><w:rStyle w:val="Refdecomentario"/><w:rFonts w:ascii="Tahoma" w:hAnsi="Tahoma"/><w:szCs w:val="20"/><w:lang w:val="es-MX" w:eastAsia="es-MX"/></w:rPr><w:commentReference w:id="194"/></w:r></w:p></w:tc><w:tc><w:tcPr><w:tcW w:w="1210" w:type="pct"/><w:vAlign w:val="center"/></w:tcPr><w:p><w:pPr><w:jc w:val="center"/><w:rPr><w:rFonts w:ascii="Avenir Next LT Pro" w:hAnsi="Avenir Next LT Pro" w:cs="Calibri"/><w:b/><w:color w:val="FFFFFF" w:themeColor="background1"/><w:sz w:val="20"/><w:szCs w:val="20"/></w:rPr></w:pPr><w:r><w:rPr><w:rFonts w:ascii="Avenir Next LT Pro" w:hAnsi="Avenir Next LT Pro" w:cs="Calibri"/><w:b/><w:color w:val="FFFFFF" w:themeColor="background1"/><w:sz w:val="20"/><w:szCs w:val="20"/></w:rPr><w:t>Receptores de interés en ecosistemas estratégicos</w:t></w:r></w:p></w:tc><w:tc><w:tcPr><w:tcW w:w="1372" w:type="pct"/><w:vAlign w:val="center"/></w:tcPr><w:p><w:pPr><w:jc w:val="center"/><w:rPr><w:rFonts w:ascii="Avenir Next LT Pro" w:hAnsi="Avenir Next LT Pro" w:cs="Calibri"/><w:b/><w:color w:val="FFFFFF" w:themeColor="background1"/><w:sz w:val="20"/><w:szCs w:val="20"/></w:rPr></w:pPr><w:r><w:rPr><w:rFonts w:ascii="Avenir Next LT Pro" w:hAnsi="Avenir Next LT Pro" w:cs="Calibri"/><w:b/><w:color w:val="FFFFFF" w:themeColor="background1"/><w:sz w:val="20"/><w:szCs w:val="20"/></w:rPr><w:t>Hectáreas de los receptores de interés en ecosistemas estratégicos</w:t></w:r></w:p></w:tc></w:tr><w:tr><w:trPr><w:trHeight w:val="20"/><w:tblHeader/><w:jc w:val="center"/></w:trPr><w:tc><w:tcPr><w:tcW w:w="1703" w:type="pct"/><w:vAlign w:val="center"/></w:tcPr><w:p><w:pPr><w:jc w:val="center"/><w:rPr><w:rFonts w:ascii="Avenir Next LT Pro" w:hAnsi="Avenir Next LT Pro" w:cs="Calibri"/><w:b/><w:color w:val="FFFFFF" w:themeColor="background1"/><w:sz w:val="20"/><w:szCs w:val="20"/></w:rPr></w:pPr><w:r><w:rPr><w:rFonts w:ascii="Avenir Next LT Pro" w:hAnsi="Avenir Next LT Pro" w:cs="Calibri"/><w:b/><w:color w:val="FFFFFF" w:themeColor="background1"/><w:sz w:val="20"/><w:szCs w:val="20"/></w:rPr><w:t>REC_ASENT</w:t></w:r></w:p></w:tc><w:tc><w:tcPr><w:tcW w:w="715" w:type="pct"/><w:vAlign w:val="center"/></w:tcPr><w:p><w:pPr><w:jc w:val="center"/><w:rPr><w:rFonts w:ascii="Avenir Next LT Pro" w:hAnsi="Avenir Next LT Pro" w:cs="Calibri"/><w:b/><w:color w:val="FFFFFF" w:themeColor="background1"/><w:sz w:val="20"/><w:szCs w:val="20"/></w:rPr></w:pPr><w:r><w:rPr><w:rFonts w:ascii="Avenir Next LT Pro" w:hAnsi="Avenir Next LT Pro" w:cs="Calibri"/><w:b/><w:color w:val="FFFFFF" w:themeColor="background1"/><w:sz w:val="20"/><w:szCs w:val="20"/></w:rPr><w:t>PERS_RECEP</w:t></w:r></w:p></w:tc><w:tc><w:tcPr><w:tcW w:w="1210" w:type="pct"/><w:vAlign w:val="center"/></w:tcPr><w:p><w:pPr><w:jc w:val="center"/><w:rPr><w:rFonts w:ascii="Avenir Next LT Pro" w:hAnsi="Avenir Next LT Pro" w:cs="Calibri"/><w:b/><w:color w:val="FFFFFF" w:themeColor="background1"/><w:sz w:val="20"/><w:szCs w:val="20"/></w:rPr></w:pPr><w:r><w:rPr><w:rFonts w:ascii="Avenir Next LT Pro" w:hAnsi="Avenir Next LT Pro" w:cs="Calibri"/><w:b/><w:color w:val="FFFFFF" w:themeColor="background1"/><w:sz w:val="20"/><w:szCs w:val="20"/></w:rPr><w:t>REC_EE</w:t></w:r></w:p></w:tc><w:tc><w:tcPr><w:tcW w:w="1372" w:type="pct"/><w:vAlign w:val="center"/></w:tcPr><w:p><w:pPr><w:jc w:val="center"/><w:rPr><w:rFonts w:ascii="Avenir Next LT Pro" w:hAnsi="Avenir Next LT Pro" w:cs="Calibri"/><w:b/><w:color w:val="FFFFFF" w:themeColor="background1"/><w:sz w:val="20"/><w:szCs w:val="20"/></w:rPr></w:pPr><w:r><w:rPr><w:rFonts w:ascii="Avenir Next LT Pro" w:hAnsi="Avenir Next LT Pro" w:cs="Calibri"/><w:b/><w:color w:val="FFFFFF" w:themeColor="background1"/><w:sz w:val="20"/><w:szCs w:val="20"/></w:rPr><w:t>REC_EE_ha</w:t></w:r></w:p></w:tc></w:tr><w:tr><w:trPr><w:trHeight w:val="20"/><w:jc w:val="center"/></w:trPr><w:tc><w:tcPr><w:tcW w:w="1703" w:type="pct"/><w:vAlign w:val="center"/></w:tcPr><w:p><w:pPr><w:jc w:val="center"/><w:rPr><w:rFonts w:ascii="Avenir Next LT Pro" w:hAnsi="Avenir Next LT Pro" w:cs="Calibri"/><w:sz w:val="20"/><w:szCs w:val="20"/></w:rPr></w:pPr></w:p></w:tc><w:tc><w:tcPr><w:tcW w:w="715" w:type="pct"/><w:vAlign w:val="center"/></w:tcPr><w:p><w:pPr><w:jc w:val="center"/><w:rPr><w:rFonts w:ascii="Avenir Next LT Pro" w:hAnsi="Avenir Next LT Pro" w:cs="Calibri"/><w:sz w:val="20"/><w:szCs w:val="20"/></w:rPr></w:pPr></w:p></w:tc><w:tc><w:tcPr><w:tcW w:w="1210" w:type="pct"/><w:vMerge w:val="restart"/><w:vAlign w:val="center"/></w:tcPr><w:p><w:pPr><w:jc w:val="center"/><w:rPr><w:rFonts w:ascii="Avenir Next LT Pro" w:hAnsi="Avenir Next LT Pro" w:cs="Calibri"/><w:sz w:val="20"/><w:szCs w:val="20"/></w:rPr></w:pPr></w:p></w:tc><w:tc><w:tcPr><w:tcW w:w="1372" w:type="pct"/><w:vMerge w:val="restart"/><w:vAlign w:val="center"/></w:tcPr><w:p><w:pPr><w:jc w:val="center"/><w:rPr><w:rFonts w:ascii="Avenir Next LT Pro" w:hAnsi="Avenir Next LT Pro" w:cs="Calibri"/><w:sz w:val="20"/><w:szCs w:val="20"/></w:rPr></w:pPr></w:p></w:tc></w:tr><w:tr><w:trPr><w:trHeight w:val="20"/><w:jc w:val="center"/></w:trPr><w:tc><w:tcPr><w:tcW w:w="1703" w:type="pct"/><w:vAlign w:val="center"/></w:tcPr><w:p><w:pPr><w:jc w:val="center"/><w:rPr><w:rFonts w:ascii="Avenir Next LT Pro" w:hAnsi="Avenir Next LT Pro" w:cs="Calibri"/><w:sz w:val="20"/><w:szCs w:val="20"/></w:rPr></w:pPr></w:p></w:tc><w:tc><w:tcPr><w:tcW w:w="715" w:type="pct"/><w:vAlign w:val="center"/></w:tcPr><w:p><w:pPr><w:jc w:val="center"/><w:rPr><w:rFonts w:ascii="Avenir Next LT Pro" w:hAnsi="Avenir Next LT Pro" w:cs="Calibri"/><w:sz w:val="20"/><w:szCs w:val="20"/></w:rPr></w:pPr></w:p></w:tc><w:tc><w:tcPr><w:tcW w:w="1210" w:type="pct"/><w:vMerge/><w:vAlign w:val="center"/></w:tcPr><w:p><w:pPr><w:jc w:val="center"/><w:rPr><w:rFonts w:ascii="Avenir Next LT Pro" w:hAnsi="Avenir Next LT Pro" w:cs="Calibri"/><w:sz w:val="20"/><w:szCs w:val="20"/></w:rPr></w:pPr></w:p></w:tc><w:tc><w:tcPr><w:tcW w:w="1372" w:type="pct"/><w:vMerge/><w:vAlign w:val="center"/></w:tcPr><w:p><w:pPr><w:jc w:val="center"/><w:rPr><w:rFonts w:ascii="Avenir Next LT Pro" w:hAnsi="Avenir Next LT Pro" w:cs="Calibri"/><w:sz w:val="20"/><w:szCs w:val="20"/></w:rPr></w:pPr></w:p></w:tc></w:tr></w:tbl><w:p><w:pPr><w:jc w:val="both"/><w:rPr><w:rFonts w:ascii="Avenir Next LT Pro" w:hAnsi="Avenir Next LT Pro" w:cs="Calibri"/><w:bCs/><w:i/><w:iCs/><w:color w:val="303030"/><w:sz w:val="20"/><w:szCs w:val="20"/></w:rPr></w:pPr><w:r><w:rPr><w:rFonts w:ascii="Avenir Next LT Pro" w:hAnsi="Avenir Next LT Pro" w:cs="Calibri"/><w:bCs/><w:i/><w:iCs/><w:color w:val="303030"/><w:sz w:val="20"/><w:szCs w:val="20"/></w:rPr><w:t>NA: No Aplica. No hay Receptores de interés en ecosistemas estratégicos en la zona.</w:t></w:r></w:p><w:p><w:pPr><w:spacing w:after="240"/><w:ind w:left="709" w:hanging="709"/><w:jc w:val="center"/><w:rPr><w:rFonts w:ascii="Avenir Next LT Pro" w:hAnsi="Avenir Next LT Pro" w:cs="Calibri"/><w:bCs/><w:i/><w:iCs/><w:color w:val="303030"/><w:sz w:val="20"/><w:szCs w:val="20"/></w:rPr></w:pPr><w:r><w:rPr><w:rFonts w:ascii="Avenir Next LT Pro" w:hAnsi="Avenir Next LT Pro" w:cs="Calibri"/><w:i/><w:color w:val="303030"/><w:sz w:val="20"/></w:rPr><w:t>Fuente</w:t></w:r><w:r><w:rPr><w:rFonts w:ascii="Avenir Next LT Pro" w:hAnsi="Avenir Next LT Pro" w:cs="Calibri"/><w:i/><w:color w:val="303030"/><w:sz w:val="20"/></w:rPr><w:t>: Datos abiertos de Colombia, 2018 y Áreas importantes para la Conservación de las Aves (AICAs). Instituto de investigación de recursos Biológicos Alexander von Humboldt. Bogotá, D.C., Colombia.2015.</w:t></w:r></w:p><w:p><w:pPr><w:ind w:left="709" w:hanging="709"/><w:rPr><w:rFonts w:ascii="Avenir Next LT Pro" w:hAnsi="Avenir Next LT Pro" w:cs="Calibri"/><w:bCs/><w:i/><w:iCs/><w:color w:val="303030"/><w:sz w:val="20"/><w:szCs w:val="20"/></w:rPr></w:pPr></w:p><w:p><w:pPr><w:pStyle w:val="Descripcin"/><w:keepNext/><w:spacing w:before="0" w:after="0"/><w:jc w:val="center"/><w:rPr><w:rFonts w:ascii="Avenir Next LT Pro" w:hAnsi="Avenir Next LT Pro"/><w:i/><w:color w:val="303030"/><w:lang w:val="es-CO"/></w:rPr></w:pPr><w:bookmarkStart w:id="195" w:name="_Ref3562090"/><w:bookmarkStart w:id="196" w:name="_Toc16753278"/><w:bookmarkStart w:id="197" w:name="_Toc22108013"/><w:bookmarkStart w:id="198" w:name="_Toc198219834"/><w:r><w:rPr><w:rFonts w:ascii="Avenir Next LT Pro" w:hAnsi="Avenir Next LT Pro"/><w:color w:val="303030"/><w:lang w:val="es-CO"/></w:rPr><w:t>{var_22}</w:t></w:r><w:r><w:rPr><w:rFonts w:ascii="Avenir Next LT Pro" w:hAnsi="Avenir Next LT Pro"/><w:b w:val="0"/><w:i/><w:color w:val="303030"/><w:lang w:val="es-CO"/></w:rPr></w:r><w:r><w:rPr><w:rFonts w:ascii="Avenir Next LT Pro" w:hAnsi="Avenir Next LT Pro"/><w:color w:val="303030"/><w:lang w:val="es-CO"/></w:rPr></w:r><w:r><w:rPr><w:rFonts w:ascii="Avenir Next LT Pro" w:hAnsi="Avenir Next LT Pro"/><w:b w:val="0"/><w:i/><w:color w:val="303030"/><w:lang w:val="es-CO"/></w:rPr></w:r><w:r><w:rPr><w:rFonts w:ascii="Avenir Next LT Pro" w:hAnsi="Avenir Next LT Pro"/><w:noProof/><w:color w:val="303030"/><w:lang w:val="es-CO"/></w:rPr></w:r><w:r><w:rPr><w:rFonts w:ascii="Avenir Next LT Pro" w:hAnsi="Avenir Next LT Pro"/><w:b w:val="0"/><w:i/><w:color w:val="303030"/><w:lang w:val="es-CO"/></w:rPr></w:r><w:bookmarkEnd w:id="195"/><w:r><w:rPr><w:rFonts w:ascii="Avenir Next LT Pro" w:hAnsi="Avenir Next LT Pro"/><w:color w:val="303030"/><w:lang w:val="es-CO"/></w:rPr></w:r><w:r><w:rPr><w:rFonts w:ascii="Avenir Next LT Pro" w:hAnsi="Avenir Next LT Pro"/><w:color w:val="303030"/><w:lang w:val="es-CO"/></w:rPr></w:r><w:bookmarkEnd w:id="196"/><w:bookmarkEnd w:id="197"/><w:bookmarkEnd w:id="198"/></w:p><w:p><w:pPr><w:spacing w:after="240"/><w:jc w:val="center"/><w:rPr><w:rFonts w:ascii="Avenir Next LT Pro" w:hAnsi="Avenir Next LT Pro" w:cs="Arial"/><w:i/><w:color w:val="303030"/><w:sz w:val="20"/><w:szCs w:val="20"/></w:rPr></w:pPr><w:r><w:rPr><w:rFonts w:ascii="Avenir Next LT Pro" w:hAnsi="Avenir Next LT Pro" w:cs="Arial"/><w:bCs/><w:i/><w:color w:val="303030"/><w:sz w:val="20"/><w:szCs w:val="20"/></w:rPr><w:t>{var_23}</w:t></w:r><w:r><w:rPr><w:rFonts w:ascii="Avenir Next LT Pro" w:hAnsi="Avenir Next LT Pro" w:cs="Arial"/><w:b/><w:bCs/><w:i/><w:color w:val="303030"/><w:sz w:val="20"/><w:szCs w:val="20"/></w:rPr></w:r><w:r><w:rPr><w:rFonts w:ascii="Avenir Next LT Pro" w:hAnsi="Avenir Next LT Pro" w:cs="Arial"/><w:bCs/><w:i/><w:color w:val="303030"/><w:sz w:val="20"/><w:szCs w:val="20"/></w:rPr></w:r><w:r><w:rPr><w:rFonts w:ascii="Avenir Next LT Pro" w:hAnsi="Avenir Next LT Pro" w:cs="Arial"/><w:bCs/><w:i/><w:color w:val="303030"/><w:sz w:val="20"/><w:szCs w:val="20"/></w:rPr></w:r><w:r><w:rPr><w:rFonts w:ascii="Avenir Next LT Pro" w:hAnsi="Avenir Next LT Pro" w:cs="Arial"/><w:bCs/><w:i/><w:color w:val="303030"/><w:sz w:val="20"/><w:szCs w:val="20"/></w:rPr></w:r><w:r><w:rPr><w:rFonts w:ascii="Avenir Next LT Pro" w:hAnsi="Avenir Next LT Pro" w:cs="Arial"/><w:bCs/><w:i/><w:color w:val="303030"/><w:sz w:val="20"/><w:szCs w:val="20"/></w:rPr></w:r><w:r><w:rPr><w:rFonts w:ascii="Avenir Next LT Pro" w:hAnsi="Avenir Next LT Pro" w:cs="Arial"/><w:i/><w:color w:val="303030"/><w:sz w:val="20"/><w:szCs w:val="20"/></w:rPr></w:r><w:commentRangeStart w:id="199"/><w:r><w:rPr><w:rFonts w:ascii="Avenir Next LT Pro" w:hAnsi="Avenir Next LT Pro" w:cs="Arial"/><w:i/><w:color w:val="303030"/><w:sz w:val="20"/><w:szCs w:val="20"/></w:rPr></w:r><w:commentRangeEnd w:id="199"/><w:r><w:rPr><w:rStyle w:val="Refdecomentario"/><w:rFonts w:ascii="Tahoma" w:hAnsi="Tahoma"/><w:szCs w:val="20"/><w:lang w:val="es-MX" w:eastAsia="es-MX"/></w:rPr><w:commentReference w:id="199"/></w:r><w:r><w:rPr><w:rFonts w:ascii="Avenir Next LT Pro" w:hAnsi="Avenir Next LT Pro" w:cs="Arial"/><w:i/><w:color w:val="303030"/><w:sz w:val="20"/><w:szCs w:val="20"/></w:rPr><w:t>{var_24}</w:t></w:r><w:r><w:rPr><w:rFonts w:ascii="Avenir Next LT Pro" w:hAnsi="Avenir Next LT Pro" w:cs="Arial"/><w:i/><w:color w:val="303030"/><w:sz w:val="20"/><w:szCs w:val="20"/></w:rPr></w:r><w:r><w:rPr><w:rFonts w:ascii="Avenir Next LT Pro" w:hAnsi="Avenir Next LT Pro" w:cs="Arial"/><w:i/><w:color w:val="303030"/><w:sz w:val="20"/><w:szCs w:val="20"/></w:rPr></w:r></w:p><w:p><w:pPr><w:spacing w:after="240"/><w:jc w:val="center"/><w:rPr><w:rFonts w:ascii="Avenir Next LT Pro" w:hAnsi="Avenir Next LT Pro" w:cs="Arial"/><w:i/><w:color w:val="303030"/><w:sz w:val="20"/><w:szCs w:val="20"/></w:rPr></w:pPr><w:r><w:rPr><w:rFonts w:ascii="Avenir Next LT Pro" w:hAnsi="Avenir Next LT Pro" w:cs="Arial"/><w:i/><w:color w:val="303030"/><w:sz w:val="20"/><w:szCs w:val="20"/></w:rPr><w:t>{var_4}</w:t></w:r></w:p><w:p><w:pPr><w:pStyle w:val="Ttulo1"/><w:numPr><w:ilvl w:val="0"/><w:numId w:val="9"/></w:numPr><w:spacing w:line="276" w:lineRule="auto"/><w:jc w:val="left"/><w:rPr><w:rFonts w:ascii="Avenir Next LT Pro" w:hAnsi="Avenir Next LT Pro" w:cstheme="minorHAnsi"/><w:bCs w:val="0"/><w:color w:val="303030"/><w:sz w:val="40"/><w:szCs w:val="40"/></w:rPr></w:pPr><w:bookmarkStart w:id="200" w:name="_Toc211423087"/><w:bookmarkStart w:id="201" w:name="_Toc215310879"/><w:r><w:rPr><w:rFonts w:ascii="Avenir Next LT Pro" w:hAnsi="Avenir Next LT Pro" w:cstheme="minorHAnsi"/><w:bCs w:val="0"/><w:color w:val="303030"/><w:sz w:val="40"/><w:szCs w:val="40"/></w:rPr><w:lastRenderedPageBreak/><w:t>RESULTADOS DE LA MEDICIÓN</w:t></w:r><w:bookmarkEnd w:id="200"/><w:bookmarkEnd w:id="201"/></w:p><w:p><w:pPr><w:rPr><w:rFonts w:ascii="Avenir Next LT Pro" w:hAnsi="Avenir Next LT Pro"/><w:color w:val="303030"/><w:sz w:val="22"/><w:szCs w:val="22"/></w:rPr></w:pPr></w:p><w:p><w:pPr><w:pStyle w:val="Ttulo2"/><w:rPr><w:rFonts w:ascii="Avenir Next LT Pro" w:hAnsi="Avenir Next LT Pro"/><w:color w:val="303030"/><w:sz w:val="28"/><w:szCs w:val="28"/></w:rPr></w:pPr><w:bookmarkStart w:id="202" w:name="_Toc211423088"/><w:bookmarkStart w:id="203" w:name="_Toc215310880"/><w:r><w:rPr><w:rFonts w:ascii="Avenir Next LT Pro" w:hAnsi="Avenir Next LT Pro"/><w:color w:val="303030"/><w:sz w:val="28"/><w:szCs w:val="28"/></w:rPr><w:t>5</w:t></w:r><w:r><w:rPr><w:rFonts w:ascii="Avenir Next LT Pro" w:hAnsi="Avenir Next LT Pro"/><w:color w:val="303030"/><w:sz w:val="28"/><w:szCs w:val="28"/></w:rPr><w:t>.1 </w:t></w:r><w:r><w:rPr><w:rFonts w:ascii="Avenir Next LT Pro" w:hAnsi="Avenir Next LT Pro"/><w:color w:val="303030"/><w:sz w:val="28"/><w:szCs w:val="28"/></w:rPr><w:t>Normativa utilizada</w:t></w:r><w:bookmarkEnd w:id="202"/><w:bookmarkEnd w:id="203"/></w:p><w:p><w:pPr><w:rPr><w:rFonts w:ascii="Avenir Next LT Pro" w:hAnsi="Avenir Next LT Pro"/><w:color w:val="303030"/></w:rPr></w:pPr></w:p><w:p><w:pPr><w:tabs><w:tab w:val="num" w:pos="221"/></w:tabs><w:spacing w:line="360" w:lineRule="auto"/><w:jc w:val="both"/><w:rPr><w:rFonts w:ascii="Avenir Next LT Pro" w:hAnsi="Avenir Next LT Pro" w:cstheme="minorHAnsi"/><w:color w:val="303030"/><w:sz w:val="22"/></w:rPr></w:pPr><w:r><w:rPr><w:rFonts w:ascii="Avenir Next LT Pro" w:hAnsi="Avenir Next LT Pro" w:cstheme="minorHAnsi"/><w:color w:val="303030"/><w:sz w:val="22"/></w:rPr><w:t>La legislación colombiana aplicable a los niveles permisibles de ruido intradomiciliario se encuentra especificada en la Resolución 8321 de 1983 del Ministerio de Salud</w:t></w:r><w:r><w:rPr><w:rFonts w:ascii="Avenir Next LT Pro" w:hAnsi="Avenir Next LT Pro" w:cstheme="minorHAnsi"/><w:color w:val="303030"/><w:sz w:val="22"/></w:rPr><w:t>. </w:t></w:r></w:p><w:p><w:pPr><w:pStyle w:val="Ttulo3"/><w:rPr><w:rFonts w:ascii="Avenir Next LT Pro" w:hAnsi="Avenir Next LT Pro"/><w:color w:val="303030"/><w:sz w:val="24"/><w:szCs w:val="24"/><w:lang w:val="es-CO"/></w:rPr></w:pPr><w:r><w:rPr><w:rFonts w:ascii="Avenir Next LT Pro" w:hAnsi="Avenir Next LT Pro"/><w:color w:val="303030"/><w:sz w:val="24"/><w:szCs w:val="24"/><w:lang w:val="es-CO"/></w:rPr><w:t>5</w:t></w:r><w:r><w:rPr><w:rFonts w:ascii="Avenir Next LT Pro" w:hAnsi="Avenir Next LT Pro"/><w:color w:val="303030"/><w:sz w:val="24"/><w:szCs w:val="24"/><w:lang w:val="es-CO"/></w:rPr><w:t>.1.1 </w:t></w:r><w:r><w:rPr><w:rFonts w:ascii="Avenir Next LT Pro" w:hAnsi="Avenir Next LT Pro"/><w:color w:val="303030"/><w:sz w:val="24"/><w:szCs w:val="24"/><w:lang w:val="es-CO"/></w:rPr><w:t>Ruido intradomiciliario</w:t></w:r></w:p><w:p><w:pPr><w:rPr><w:rFonts w:ascii="Avenir Next LT Pro" w:hAnsi="Avenir Next LT Pro"/><w:color w:val="303030"/></w:rPr></w:pPr></w:p><w:p><w:pPr><w:tabs><w:tab w:val="num" w:pos="221"/></w:tabs><w:spacing w:line="360" w:lineRule="auto"/><w:jc w:val="both"/><w:rPr><w:rFonts w:ascii="Avenir Next LT Pro" w:hAnsi="Avenir Next LT Pro" w:cstheme="minorHAnsi"/><w:color w:val="303030"/><w:sz w:val="22"/><w:szCs w:val="22"/></w:rPr></w:pPr><w:r><w:rPr><w:rFonts w:ascii="Avenir Next LT Pro" w:hAnsi="Avenir Next LT Pro" w:cstheme="minorHAnsi"/><w:color w:val="303030"/><w:sz w:val="22"/><w:szCs w:val="22"/></w:rPr><w:t>Las mediciones de ruido intradomiciliario y el análisis de datos se realizaron en cumplimiento a la normativa colombiana vigente, Resolución 8321 de 1983 del Ministerio de salud, artículo 17</w:t></w:r><w:r><w:rPr><w:rFonts w:ascii="Avenir Next LT Pro" w:hAnsi="Avenir Next LT Pro" w:cstheme="minorHAnsi"/><w:color w:val="303030"/><w:sz w:val="22"/><w:szCs w:val="22"/></w:rPr><w:t>.</w:t></w:r></w:p><w:p><w:pPr><w:tabs><w:tab w:val="num" w:pos="221"/></w:tabs><w:spacing w:line="360" w:lineRule="auto"/><w:jc w:val="both"/><w:rPr><w:rFonts w:ascii="Avenir Next LT Pro" w:hAnsi="Avenir Next LT Pro" w:cstheme="minorHAnsi"/><w:color w:val="303030"/><w:sz w:val="22"/><w:szCs w:val="22"/></w:rPr></w:pPr></w:p><w:p><w:pPr><w:pStyle w:val="Descripcin"/><w:spacing w:before="0" w:after="0"/><w:jc w:val="center"/><w:rPr><w:rFonts w:ascii="Avenir Next LT Pro" w:hAnsi="Avenir Next LT Pro" w:cstheme="minorHAnsi"/><w:color w:val="303030"/><w:szCs w:val="22"/><w:lang w:val="es-CO"/></w:rPr></w:pPr><w:bookmarkStart w:id="204" w:name="_Toc209532339"/><w:r><w:rPr><w:rFonts w:ascii="Avenir Next LT Pro" w:hAnsi="Avenir Next LT Pro" w:cstheme="minorHAnsi"/><w:color w:val="303030"/><w:szCs w:val="22"/><w:lang w:val="es-CO"/></w:rPr><w:t>Tabla </w:t></w:r><w:r><w:rPr><w:rFonts w:ascii="Avenir Next LT Pro" w:hAnsi="Avenir Next LT Pro" w:cstheme="minorHAnsi"/><w:color w:val="303030"/><w:szCs w:val="22"/><w:lang w:val="es-CO"/></w:rPr><w:fldChar w:fldCharType="begin"/></w:r><w:r><w:rPr><w:rFonts w:ascii="Avenir Next LT Pro" w:hAnsi="Avenir Next LT Pro" w:cstheme="minorHAnsi"/><w:color w:val="303030"/><w:szCs w:val="22"/><w:lang w:val="es-CO"/></w:rPr><w:instrText xml:space="preserve"> SEQ Tabla \* ARABIC </w:instrText></w:r><w:r><w:rPr><w:rFonts w:ascii="Avenir Next LT Pro" w:hAnsi="Avenir Next LT Pro" w:cstheme="minorHAnsi"/><w:color w:val="303030"/><w:szCs w:val="22"/><w:lang w:val="es-CO"/></w:rPr><w:fldChar w:fldCharType="separate"/></w:r><w:r><w:rPr><w:rFonts w:ascii="Avenir Next LT Pro" w:hAnsi="Avenir Next LT Pro" w:cstheme="minorHAnsi"/><w:noProof/><w:color w:val="303030"/><w:szCs w:val="22"/><w:lang w:val="es-CO"/></w:rPr><w:t>12</w:t></w:r><w:r><w:rPr><w:rFonts w:ascii="Avenir Next LT Pro" w:hAnsi="Avenir Next LT Pro" w:cstheme="minorHAnsi"/><w:color w:val="303030"/><w:szCs w:val="22"/><w:lang w:val="es-CO"/></w:rPr><w:fldChar w:fldCharType="end"/></w:r><w:r><w:rPr><w:rFonts w:ascii="Avenir Next LT Pro" w:hAnsi="Avenir Next LT Pro" w:cstheme="minorHAnsi"/><w:color w:val="303030"/><w:szCs w:val="22"/><w:lang w:val="es-CO"/></w:rPr><w:t>. Estándares máximos permisibles</w:t></w:r><w:bookmarkEnd w:id="204"/></w:p><w:tbl><w:tblPr><w:tblW w:w="5000" w:type="pct"/><w:jc w:val="center"/><w:tblBorders><w:top w:val="single" w:sz="4" w:space="0" w:color="808080" w:themeColor="background1" w:themeShade="80"/><w:left w:val="single" w:sz="4" w:space="0" w:color="808080" w:themeColor="background1" w:themeShade="80"/><w:bottom w:val="single" w:sz="4" w:space="0" w:color="808080" w:themeColor="background1" w:themeShade="80"/><w:right w:val="single" w:sz="4" w:space="0" w:color="808080" w:themeColor="background1" w:themeShade="80"/><w:insideH w:val="single" w:sz="4" w:space="0" w:color="808080" w:themeColor="background1" w:themeShade="80"/><w:insideV w:val="single" w:sz="4" w:space="0" w:color="808080" w:themeColor="background1" w:themeShade="80"/></w:tblBorders><w:tblCellMar><w:left w:w="70" w:type="dxa"/><w:right w:w="70" w:type="dxa"/></w:tblCellMar><w:tblLook w:val="04A0" w:firstRow="1" w:lastRow="0" w:firstColumn="1" w:lastColumn="0" w:noHBand="0" w:noVBand="1"/></w:tblPr><w:tblGrid><w:gridCol w:w="3362"/><w:gridCol w:w="2667"/><w:gridCol w:w="2801"/></w:tblGrid><w:tr><w:trPr><w:trHeight w:val="20"/><w:jc w:val="center"/></w:trPr><w:tc><w:tcPr><w:tcW w:w="1904" w:type="pct"/><w:vMerge w:val="restart"/><w:noWrap/><w:vAlign w:val="center"/><w:hideMark/></w:tcPr><w:p><w:pPr><w:jc w:val="center"/><w:rPr><w:rFonts w:ascii="Avenir Next LT Pro" w:hAnsi="Avenir Next LT Pro" w:cs="Calibri"/><w:b/><w:bCs/><w:color w:val="FFFFFF" w:themeColor="background1"/><w:sz w:val="20"/><w:szCs w:val="20"/></w:rPr></w:pPr><w:r><w:rPr><w:rFonts w:ascii="Avenir Next LT Pro" w:hAnsi="Avenir Next LT Pro" w:cs="Calibri"/><w:b/><w:bCs/><w:color w:val="FFFFFF" w:themeColor="background1"/><w:sz w:val="20"/><w:szCs w:val="20"/></w:rPr><w:t>Zonas receptoras</w:t></w:r></w:p></w:tc><w:tc><w:tcPr><w:tcW w:w="3096" w:type="pct"/><w:gridSpan w:val="2"/><w:vAlign w:val="center"/><w:hideMark/></w:tcPr><w:p><w:pPr><w:jc w:val="center"/><w:rPr><w:rFonts w:ascii="Avenir Next LT Pro" w:hAnsi="Avenir Next LT Pro" w:cs="Calibri"/><w:b/><w:bCs/><w:color w:val="FFFFFF" w:themeColor="background1"/><w:sz w:val="20"/><w:szCs w:val="20"/></w:rPr></w:pPr><w:r><w:rPr><w:rFonts w:ascii="Avenir Next LT Pro" w:hAnsi="Avenir Next LT Pro" w:cs="Calibri"/><w:b/><w:bCs/><w:color w:val="FFFFFF" w:themeColor="background1"/><w:sz w:val="20"/><w:szCs w:val="20"/></w:rPr><w:t>Nivel de presión sonora en dB(A)</w:t></w:r></w:p></w:tc></w:tr><w:tr><w:trPr><w:trHeight w:val="20"/><w:jc w:val="center"/></w:trPr><w:tc><w:tcPr><w:tcW w:w="1904" w:type="pct"/><w:vMerge/><w:vAlign w:val="center"/><w:hideMark/></w:tcPr><w:p><w:pPr><w:rPr><w:rFonts w:ascii="Avenir Next LT Pro" w:hAnsi="Avenir Next LT Pro" w:cs="Calibri"/><w:b/><w:bCs/><w:color w:val="FFFFFF" w:themeColor="background1"/><w:sz w:val="20"/><w:szCs w:val="20"/></w:rPr></w:pPr></w:p></w:tc><w:tc><w:tcPr><w:tcW w:w="1510" w:type="pct"/><w:noWrap/><w:vAlign w:val="center"/><w:hideMark/></w:tcPr><w:p><w:pPr><w:jc w:val="center"/><w:rPr><w:rFonts w:ascii="Avenir Next LT Pro" w:hAnsi="Avenir Next LT Pro" w:cs="Calibri"/><w:b/><w:bCs/><w:color w:val="FFFFFF" w:themeColor="background1"/><w:sz w:val="20"/><w:szCs w:val="20"/><w:lang w:val="en-US"/></w:rPr></w:pPr><w:r><w:rPr><w:rFonts w:ascii="Avenir Next LT Pro" w:hAnsi="Avenir Next LT Pro" w:cs="Calibri"/><w:b/><w:bCs/><w:color w:val="FFFFFF" w:themeColor="background1"/><w:sz w:val="20"/><w:szCs w:val="20"/><w:lang w:val="en-US"/></w:rPr><w:t>Periodo diurno</w:t></w:r></w:p><w:p><w:pPr><w:jc w:val="center"/><w:rPr><w:rFonts w:ascii="Avenir Next LT Pro" w:hAnsi="Avenir Next LT Pro" w:cs="Calibri"/><w:b/><w:bCs/><w:color w:val="FFFFFF" w:themeColor="background1"/><w:sz w:val="20"/><w:szCs w:val="20"/><w:lang w:val="en-US"/></w:rPr></w:pPr><w:r><w:rPr><w:rFonts w:ascii="Avenir Next LT Pro" w:hAnsi="Avenir Next LT Pro" w:cs="Calibri"/><w:b/><w:bCs/><w:color w:val="FFFFFF" w:themeColor="background1"/><w:sz w:val="20"/><w:szCs w:val="20"/><w:lang w:val="en-US"/></w:rPr><w:t>7:01 a.m.-9:00 p.m.</w:t></w:r></w:p></w:tc><w:tc><w:tcPr><w:tcW w:w="1586" w:type="pct"/><w:noWrap/><w:vAlign w:val="center"/><w:hideMark/></w:tcPr><w:p><w:pPr><w:jc w:val="center"/><w:rPr><w:rFonts w:ascii="Avenir Next LT Pro" w:hAnsi="Avenir Next LT Pro" w:cs="Calibri"/><w:b/><w:bCs/><w:color w:val="FFFFFF" w:themeColor="background1"/><w:sz w:val="20"/><w:szCs w:val="20"/><w:lang w:val="en-US"/></w:rPr></w:pPr><w:r><w:rPr><w:rFonts w:ascii="Avenir Next LT Pro" w:hAnsi="Avenir Next LT Pro" w:cs="Calibri"/><w:b/><w:bCs/><w:color w:val="FFFFFF" w:themeColor="background1"/><w:sz w:val="20"/><w:szCs w:val="20"/><w:lang w:val="en-US"/></w:rPr><w:t>Periodo nocturno</w:t></w:r></w:p><w:p><w:pPr><w:jc w:val="center"/><w:rPr><w:rFonts w:ascii="Avenir Next LT Pro" w:hAnsi="Avenir Next LT Pro" w:cs="Calibri"/><w:b/><w:bCs/><w:color w:val="FFFFFF" w:themeColor="background1"/><w:sz w:val="20"/><w:szCs w:val="20"/><w:lang w:val="en-US"/></w:rPr></w:pPr><w:r><w:rPr><w:rFonts w:ascii="Avenir Next LT Pro" w:hAnsi="Avenir Next LT Pro" w:cs="Calibri"/><w:b/><w:bCs/><w:color w:val="FFFFFF" w:themeColor="background1"/><w:sz w:val="20"/><w:szCs w:val="20"/><w:lang w:val="en-US"/></w:rPr><w:t>9:01 p.m.-7:00 a.m.</w:t></w:r></w:p></w:tc></w:tr><w:tr><w:trPr><w:trHeight w:val="20"/><w:jc w:val="center"/></w:trPr><w:tc><w:tcPr><w:tcW w:w="1904" w:type="pct"/><w:vAlign w:val="center"/><w:hideMark/></w:tcPr><w:p><w:pPr><w:jc w:val="center"/><w:rPr><w:rFonts w:ascii="Avenir Next LT Pro" w:hAnsi="Avenir Next LT Pro" w:cs="Calibri"/><w:color w:val="303030"/><w:sz w:val="20"/><w:szCs w:val="20"/></w:rPr></w:pPr><w:r><w:rPr><w:rFonts w:ascii="Avenir Next LT Pro" w:hAnsi="Avenir Next LT Pro" w:cs="Calibri"/><w:color w:val="303030"/><w:sz w:val="20"/><w:szCs w:val="20"/></w:rPr><w:t>Zona I residencial</w:t></w:r></w:p></w:tc><w:tc><w:tcPr><w:tcW w:w="1510" w:type="pct"/><w:vAlign w:val="center"/><w:hideMark/></w:tcPr><w:p><w:pPr><w:jc w:val="center"/><w:rPr><w:rFonts w:ascii="Avenir Next LT Pro" w:hAnsi="Avenir Next LT Pro" w:cs="Calibri"/><w:color w:val="303030"/><w:sz w:val="20"/><w:szCs w:val="20"/></w:rPr></w:pPr><w:r><w:rPr><w:rFonts w:ascii="Avenir Next LT Pro" w:hAnsi="Avenir Next LT Pro" w:cs="Calibri"/><w:color w:val="303030"/><w:sz w:val="20"/><w:szCs w:val="20"/></w:rPr><w:t>65</w:t></w:r></w:p></w:tc><w:tc><w:tcPr><w:tcW w:w="1586" w:type="pct"/><w:vAlign w:val="center"/><w:hideMark/></w:tcPr><w:p><w:pPr><w:jc w:val="center"/><w:rPr><w:rFonts w:ascii="Avenir Next LT Pro" w:hAnsi="Avenir Next LT Pro" w:cs="Calibri"/><w:color w:val="303030"/><w:sz w:val="20"/><w:szCs w:val="20"/></w:rPr></w:pPr><w:r><w:rPr><w:rFonts w:ascii="Avenir Next LT Pro" w:hAnsi="Avenir Next LT Pro" w:cs="Calibri"/><w:color w:val="303030"/><w:sz w:val="20"/><w:szCs w:val="20"/></w:rPr><w:t>45</w:t></w:r></w:p></w:tc></w:tr><w:tr><w:trPr><w:trHeight w:val="20"/><w:jc w:val="center"/></w:trPr><w:tc><w:tcPr><w:tcW w:w="1904" w:type="pct"/><w:vAlign w:val="center"/><w:hideMark/></w:tcPr><w:p><w:pPr><w:jc w:val="center"/><w:rPr><w:rFonts w:ascii="Avenir Next LT Pro" w:hAnsi="Avenir Next LT Pro" w:cs="Calibri"/><w:b/><w:bCs/><w:color w:val="303030"/><w:sz w:val="20"/><w:szCs w:val="20"/></w:rPr></w:pPr><w:r><w:rPr><w:rFonts w:ascii="Avenir Next LT Pro" w:hAnsi="Avenir Next LT Pro" w:cs="Calibri"/><w:b/><w:bCs/><w:color w:val="303030"/><w:sz w:val="20"/><w:szCs w:val="20"/></w:rPr><w:t>{var_92}</w:t></w:r></w:p></w:tc><w:tc><w:tcPr><w:tcW w:w="1510" w:type="pct"/><w:vAlign w:val="center"/><w:hideMark/></w:tcPr><w:p><w:pPr><w:jc w:val="center"/><w:rPr><w:rFonts w:ascii="Avenir Next LT Pro" w:hAnsi="Avenir Next LT Pro" w:cs="Calibri"/><w:b/><w:bCs/><w:color w:val="303030"/><w:sz w:val="20"/><w:szCs w:val="20"/></w:rPr></w:pPr><w:r><w:rPr><w:rFonts w:ascii="Avenir Next LT Pro" w:hAnsi="Avenir Next LT Pro" w:cs="Calibri"/><w:b/><w:bCs/><w:color w:val="303030"/><w:sz w:val="20"/><w:szCs w:val="20"/></w:rPr><w:t>{var_93}</w:t></w:r></w:p></w:tc><w:tc><w:tcPr><w:tcW w:w="1586" w:type="pct"/><w:vAlign w:val="center"/><w:hideMark/></w:tcPr><w:p><w:pPr><w:jc w:val="center"/><w:rPr><w:rFonts w:ascii="Avenir Next LT Pro" w:hAnsi="Avenir Next LT Pro" w:cs="Calibri"/><w:b/><w:bCs/><w:color w:val="303030"/><w:sz w:val="20"/><w:szCs w:val="20"/></w:rPr></w:pPr><w:r><w:rPr><w:rFonts w:ascii="Avenir Next LT Pro" w:hAnsi="Avenir Next LT Pro" w:cs="Calibri"/><w:b/><w:bCs/><w:color w:val="303030"/><w:sz w:val="20"/><w:szCs w:val="20"/></w:rPr><w:t>{var_94}</w:t></w:r><w:commentRangeStart w:id="205"/><w:r><w:rPr><w:rFonts w:ascii="Avenir Next LT Pro" w:hAnsi="Avenir Next LT Pro" w:cs="Calibri"/><w:b/><w:bCs/><w:color w:val="303030"/><w:sz w:val="20"/><w:szCs w:val="20"/></w:rPr></w:r><w:commentRangeEnd w:id="205"/><w:r><w:rPr><w:rStyle w:val="Refdecomentario"/><w:rFonts w:ascii="Tahoma" w:hAnsi="Tahoma"/><w:color w:val="303030"/><w:szCs w:val="20"/><w:lang w:val="es-MX" w:eastAsia="es-MX"/></w:rPr><w:commentReference w:id="205"/></w:r></w:p></w:tc></w:tr><w:tr><w:trPr><w:trHeight w:val="20"/><w:jc w:val="center"/></w:trPr><w:tc><w:tcPr><w:tcW w:w="1904" w:type="pct"/><w:vAlign w:val="center"/><w:hideMark/></w:tcPr><w:p><w:pPr><w:jc w:val="center"/><w:rPr><w:rFonts w:ascii="Avenir Next LT Pro" w:hAnsi="Avenir Next LT Pro" w:cs="Calibri"/><w:color w:val="303030"/><w:sz w:val="20"/><w:szCs w:val="20"/></w:rPr></w:pPr><w:r><w:rPr><w:rFonts w:ascii="Avenir Next LT Pro" w:hAnsi="Avenir Next LT Pro" w:cs="Calibri"/><w:color w:val="303030"/><w:sz w:val="20"/><w:szCs w:val="20"/></w:rPr><w:t>Zona III industrial</w:t></w:r></w:p></w:tc><w:tc><w:tcPr><w:tcW w:w="1510" w:type="pct"/><w:vAlign w:val="center"/><w:hideMark/></w:tcPr><w:p><w:pPr><w:jc w:val="center"/><w:rPr><w:rFonts w:ascii="Avenir Next LT Pro" w:hAnsi="Avenir Next LT Pro" w:cs="Calibri"/><w:color w:val="303030"/><w:sz w:val="20"/><w:szCs w:val="20"/></w:rPr></w:pPr><w:r><w:rPr><w:rFonts w:ascii="Avenir Next LT Pro" w:hAnsi="Avenir Next LT Pro" w:cs="Calibri"/><w:color w:val="303030"/><w:sz w:val="20"/><w:szCs w:val="20"/></w:rPr><w:t>75</w:t></w:r></w:p></w:tc><w:tc><w:tcPr><w:tcW w:w="1586" w:type="pct"/><w:vAlign w:val="center"/><w:hideMark/></w:tcPr><w:p><w:pPr><w:jc w:val="center"/><w:rPr><w:rFonts w:ascii="Avenir Next LT Pro" w:hAnsi="Avenir Next LT Pro" w:cs="Calibri"/><w:color w:val="303030"/><w:sz w:val="20"/><w:szCs w:val="20"/></w:rPr></w:pPr><w:r><w:rPr><w:rFonts w:ascii="Avenir Next LT Pro" w:hAnsi="Avenir Next LT Pro" w:cs="Calibri"/><w:color w:val="303030"/><w:sz w:val="20"/><w:szCs w:val="20"/></w:rPr><w:t>75</w:t></w:r></w:p></w:tc></w:tr><w:tr><w:trPr><w:trHeight w:val="20"/><w:jc w:val="center"/></w:trPr><w:tc><w:tcPr><w:tcW w:w="1904" w:type="pct"/><w:vAlign w:val="center"/><w:hideMark/></w:tcPr><w:p><w:pPr><w:jc w:val="center"/><w:rPr><w:rFonts w:ascii="Avenir Next LT Pro" w:hAnsi="Avenir Next LT Pro" w:cs="Calibri"/><w:color w:val="303030"/><w:sz w:val="20"/><w:szCs w:val="20"/></w:rPr></w:pPr><w:r><w:rPr><w:rFonts w:ascii="Avenir Next LT Pro" w:hAnsi="Avenir Next LT Pro" w:cs="Calibri"/><w:color w:val="303030"/><w:sz w:val="20"/><w:szCs w:val="20"/></w:rPr><w:t>Zona IV de tranquilidad</w:t></w:r></w:p></w:tc><w:tc><w:tcPr><w:tcW w:w="1510" w:type="pct"/><w:vAlign w:val="center"/><w:hideMark/></w:tcPr><w:p><w:pPr><w:jc w:val="center"/><w:rPr><w:rFonts w:ascii="Avenir Next LT Pro" w:hAnsi="Avenir Next LT Pro" w:cs="Calibri"/><w:color w:val="303030"/><w:sz w:val="20"/><w:szCs w:val="20"/></w:rPr></w:pPr><w:r><w:rPr><w:rFonts w:ascii="Avenir Next LT Pro" w:hAnsi="Avenir Next LT Pro" w:cs="Calibri"/><w:color w:val="303030"/><w:sz w:val="20"/><w:szCs w:val="20"/></w:rPr><w:t>45</w:t></w:r></w:p></w:tc><w:tc><w:tcPr><w:tcW w:w="1586" w:type="pct"/><w:vAlign w:val="center"/><w:hideMark/></w:tcPr><w:p><w:pPr><w:jc w:val="center"/><w:rPr><w:rFonts w:ascii="Avenir Next LT Pro" w:hAnsi="Avenir Next LT Pro" w:cs="Calibri"/><w:color w:val="303030"/><w:sz w:val="20"/><w:szCs w:val="20"/></w:rPr></w:pPr><w:r><w:rPr><w:rFonts w:ascii="Avenir Next LT Pro" w:hAnsi="Avenir Next LT Pro" w:cs="Calibri"/><w:color w:val="303030"/><w:sz w:val="20"/><w:szCs w:val="20"/></w:rPr><w:t>45</w:t></w:r></w:p></w:tc></w:tr></w:tbl><w:p><w:pPr><w:jc w:val="center"/><w:rPr><w:rFonts w:ascii="Avenir Next LT Pro" w:hAnsi="Avenir Next LT Pro" w:cstheme="minorHAnsi"/><w:i/><w:color w:val="303030"/><w:sz w:val="20"/><w:szCs w:val="20"/></w:rPr></w:pPr><w:r><w:rPr><w:rFonts w:ascii="Avenir Next LT Pro" w:hAnsi="Avenir Next LT Pro" w:cstheme="minorHAnsi"/><w:i/><w:color w:val="303030"/><w:sz w:val="20"/><w:szCs w:val="20"/></w:rPr><w:t>Fuente: Resolución 8321 de 1983 del Ministerio de Salud</w:t></w:r><w:r><w:rPr><w:rFonts w:ascii="Avenir Next LT Pro" w:hAnsi="Avenir Next LT Pro" w:cstheme="minorHAnsi"/><w:i/><w:color w:val="303030"/><w:sz w:val="20"/><w:szCs w:val="20"/></w:rPr><w:t>.</w:t></w:r></w:p><w:p><w:pPr><w:rPr><w:rFonts w:ascii="Avenir Next LT Pro" w:hAnsi="Avenir Next LT Pro" w:cstheme="minorHAnsi"/><w:i/><w:color w:val="303030"/><w:sz w:val="20"/><w:szCs w:val="20"/></w:rPr></w:pPr></w:p><w:p><w:pPr><w:pStyle w:val="Ttulo2"/><w:rPr><w:rFonts w:ascii="Avenir Next LT Pro" w:hAnsi="Avenir Next LT Pro"/><w:color w:val="303030"/><w:sz w:val="28"/><w:szCs w:val="28"/></w:rPr></w:pPr><w:bookmarkStart w:id="206" w:name="_Toc211423089"/><w:bookmarkStart w:id="207" w:name="_Toc215310881"/><w:r><w:rPr><w:rFonts w:ascii="Avenir Next LT Pro" w:hAnsi="Avenir Next LT Pro"/><w:color w:val="303030"/><w:sz w:val="28"/><w:szCs w:val="28"/></w:rPr><w:t>5</w:t></w:r><w:r><w:rPr><w:rFonts w:ascii="Avenir Next LT Pro" w:hAnsi="Avenir Next LT Pro"/><w:color w:val="303030"/><w:sz w:val="28"/><w:szCs w:val="28"/></w:rPr><w:t>.2</w:t></w:r><w:r><w:rPr><w:rFonts w:ascii="Avenir Next LT Pro" w:hAnsi="Avenir Next LT Pro"/><w:color w:val="303030"/><w:sz w:val="28"/><w:szCs w:val="28"/></w:rPr><w:t> </w:t></w:r><w:r><w:rPr><w:rFonts w:ascii="Avenir Next LT Pro" w:hAnsi="Avenir Next LT Pro"/><w:color w:val="303030"/><w:sz w:val="28"/><w:szCs w:val="28"/></w:rPr><w:t>Resultados numéricos y </w:t></w:r><w:r><w:rPr><w:rFonts w:ascii="Avenir Next LT Pro" w:hAnsi="Avenir Next LT Pro"/><w:color w:val="303030"/><w:sz w:val="28"/><w:szCs w:val="28"/></w:rPr><w:t>comparación</w:t></w:r><w:r><w:rPr><w:rFonts w:ascii="Avenir Next LT Pro" w:hAnsi="Avenir Next LT Pro"/><w:color w:val="303030"/><w:sz w:val="28"/><w:szCs w:val="28"/></w:rPr><w:t> </w:t></w:r><w:r><w:rPr><w:rFonts w:ascii="Avenir Next LT Pro" w:hAnsi="Avenir Next LT Pro"/><w:color w:val="303030"/><w:sz w:val="28"/><w:szCs w:val="28"/></w:rPr><w:t>con</w:t></w:r><w:r><w:rPr><w:rFonts w:ascii="Avenir Next LT Pro" w:hAnsi="Avenir Next LT Pro"/><w:color w:val="303030"/><w:sz w:val="28"/><w:szCs w:val="28"/></w:rPr><w:t> la normatividad aplicada</w:t></w:r><w:bookmarkEnd w:id="206"/><w:bookmarkEnd w:id="207"/></w:p><w:p><w:pPr><w:rPr></w:rPr></w:pPr></w:p><w:p><w:pPr><w:pStyle w:val="Ttulo3"/><w:spacing w:line="360" w:lineRule="auto"/><w:jc w:val="both"/><w:rPr><w:rFonts w:ascii="Avenir Next LT Pro" w:hAnsi="Avenir Next LT Pro"/><w:color w:val="303030"/><w:sz w:val="24"/><w:szCs w:val="24"/><w:lang w:val="es-CO"/></w:rPr></w:pPr><w:bookmarkStart w:id="208" w:name="_Toc21682062"/><w:r><w:rPr><w:rFonts w:ascii="Avenir Next LT Pro" w:hAnsi="Avenir Next LT Pro"/><w:color w:val="303030"/><w:sz w:val="24"/><w:szCs w:val="24"/><w:lang w:val="es-CO"/></w:rPr><w:t>{var_25}</w:t></w:r><w:bookmarkStart w:id="209" w:name="_Hlk158909177"/><w:r><w:rPr><w:rFonts w:ascii="Avenir Next LT Pro" w:hAnsi="Avenir Next LT Pro"/><w:color w:val="303030"/><w:sz w:val="24"/><w:szCs w:val="24"/><w:lang w:val="es-CO"/></w:rPr></w:r><w:bookmarkEnd w:id="209"/><w:r><w:rPr><w:rFonts w:ascii="Avenir Next LT Pro" w:hAnsi="Avenir Next LT Pro"/><w:color w:val="303030"/><w:sz w:val="24"/><w:szCs w:val="24"/><w:lang w:val="es-CO"/></w:rPr></w:r><w:r><w:rPr><w:rFonts w:ascii="Avenir Next LT Pro" w:hAnsi="Avenir Next LT Pro"/><w:color w:val="303030"/><w:sz w:val="24"/><w:szCs w:val="24"/><w:lang w:val="es-CO"/></w:rPr></w:r><w:r><w:rPr><w:rFonts w:ascii="Avenir Next LT Pro" w:hAnsi="Avenir Next LT Pro"/><w:color w:val="303030"/><w:sz w:val="24"/><w:szCs w:val="24"/><w:lang w:val="es-CO"/></w:rPr></w:r><w:bookmarkStart w:id="210" w:name="_Hlk158916051"/><w:bookmarkEnd w:id="208"/><w:r><w:rPr><w:rFonts w:ascii="Avenir Next LT Pro" w:hAnsi="Avenir Next LT Pro"/><w:color w:val="303030"/><w:sz w:val="24"/><w:szCs w:val="24"/><w:lang w:val="es-CO"/></w:rPr></w:r><w:commentRangeStart w:id="211"/><w:r><w:rPr><w:rFonts w:ascii="Avenir Next LT Pro" w:hAnsi="Avenir Next LT Pro"/><w:color w:val="303030"/><w:sz w:val="24"/><w:szCs w:val="24"/><w:lang w:val="es-CO"/></w:rPr></w:r><w:bookmarkEnd w:id="210"/><w:commentRangeEnd w:id="211"/><w:r><w:rPr><w:rStyle w:val="Refdecomentario"/><w:rFonts w:ascii="Tahoma" w:hAnsi="Tahoma"/><w:b w:val="0"/><w:bCs w:val="0"/><w:szCs w:val="20"/><w:lang w:val="es-MX" w:eastAsia="es-MX"/></w:rPr><w:commentReference w:id="211"/></w:r></w:p><w:p><w:pPr><w:pStyle w:val="Descripcin"/><w:spacing w:before="0" w:after="0"/><w:jc w:val="center"/><w:rPr><w:rFonts w:ascii="Avenir Next LT Pro" w:hAnsi="Avenir Next LT Pro" w:cstheme="minorHAnsi"/><w:color w:val="303030"/><w:lang w:val="es-CO"/></w:rPr></w:pPr><w:bookmarkStart w:id="212" w:name="_Ref535250089"/><w:bookmarkStart w:id="213" w:name="_Toc534961093"/><w:bookmarkStart w:id="214" w:name="_Toc21682146"/><w:bookmarkStart w:id="215" w:name="_Toc209532340"/><w:r><w:rPr><w:rFonts w:ascii="Avenir Next LT Pro" w:hAnsi="Avenir Next LT Pro" w:cstheme="minorHAnsi"/><w:color w:val="303030"/><w:lang w:val="es-CO"/></w:rPr><w:t>{var_26}</w:t></w:r><w:r><w:rPr><w:rFonts w:ascii="Avenir Next LT Pro" w:hAnsi="Avenir Next LT Pro"/><w:color w:val="303030"/><w:lang w:val="es-CO"/></w:rPr></w:r><w:r><w:rPr><w:rFonts w:ascii="Avenir Next LT Pro" w:hAnsi="Avenir Next LT Pro" w:cstheme="minorHAnsi"/><w:color w:val="303030"/><w:lang w:val="es-CO"/></w:rPr></w:r><w:r><w:rPr><w:rFonts w:ascii="Avenir Next LT Pro" w:hAnsi="Avenir Next LT Pro"/><w:color w:val="303030"/><w:lang w:val="es-CO"/></w:rPr></w:r><w:r><w:rPr><w:rFonts w:ascii="Avenir Next LT Pro" w:hAnsi="Avenir Next LT Pro" w:cstheme="minorHAnsi"/><w:noProof/><w:color w:val="303030"/><w:lang w:val="es-CO"/></w:rPr></w:r><w:r><w:rPr><w:rFonts w:ascii="Avenir Next LT Pro" w:hAnsi="Avenir Next LT Pro"/><w:color w:val="303030"/><w:lang w:val="es-CO"/></w:rPr></w:r><w:bookmarkEnd w:id="212"/><w:r><w:rPr><w:rFonts w:ascii="Avenir Next LT Pro" w:hAnsi="Avenir Next LT Pro" w:cstheme="minorHAnsi"/><w:color w:val="303030"/><w:lang w:val="es-CO"/></w:rPr></w:r><w:bookmarkEnd w:id="213"/><w:bookmarkEnd w:id="214"/><w:r><w:rPr><w:rFonts w:ascii="Avenir Next LT Pro" w:hAnsi="Avenir Next LT Pro" w:cstheme="minorHAnsi"/><w:color w:val="303030"/><w:lang w:val="es-CO"/></w:rPr></w:r><w:r><w:rPr><w:rFonts w:ascii="Avenir Next LT Pro" w:hAnsi="Avenir Next LT Pro" w:cstheme="minorHAnsi"/><w:color w:val="303030"/><w:lang w:val="es-CO"/></w:rPr></w:r><w:r><w:rPr><w:rFonts w:ascii="Avenir Next LT Pro" w:hAnsi="Avenir Next LT Pro" w:cstheme="minorHAnsi"/><w:color w:val="303030"/><w:lang w:val="es-CO"/></w:rPr></w:r><w:commentRangeStart w:id="216"/><w:r><w:rPr><w:rFonts w:ascii="Avenir Next LT Pro" w:hAnsi="Avenir Next LT Pro" w:cstheme="minorHAnsi"/><w:color w:val="303030"/><w:lang w:val="es-CO"/></w:rPr></w:r><w:r><w:rPr><w:rFonts w:ascii="Avenir Next LT Pro" w:hAnsi="Avenir Next LT Pro" w:cstheme="minorHAnsi"/><w:color w:val="303030"/><w:lang w:val="es-CO"/></w:rPr></w:r><w:r><w:rPr><w:rFonts w:ascii="Avenir Next LT Pro" w:hAnsi="Avenir Next LT Pro" w:cstheme="minorHAnsi"/><w:color w:val="303030"/><w:lang w:val="es-CO"/></w:rPr></w:r><w:r><w:rPr><w:rFonts w:ascii="Avenir Next LT Pro" w:hAnsi="Avenir Next LT Pro" w:cstheme="minorHAnsi"/><w:color w:val="303030"/><w:lang w:val="es-CO"/></w:rPr></w:r><w:commentRangeEnd w:id="216"/><w:r><w:rPr><w:rStyle w:val="Refdecomentario"/><w:b w:val="0"/><w:bCs w:val="0"/></w:rPr><w:commentReference w:id="216"/></w:r><w:r><w:rPr><w:rFonts w:ascii="Avenir Next LT Pro" w:hAnsi="Avenir Next LT Pro" w:cstheme="minorHAnsi"/><w:color w:val="303030"/><w:lang w:val="es-CO"/></w:rPr><w:t>{var_27}</w:t></w:r><w:bookmarkEnd w:id="215"/></w:p><w:tbl><w:tblPr><w:tblW w:w="5000" w:type="pct"/><w:tblCellMar><w:left w:w="70" w:type="dxa"/><w:right w:w="70" w:type="dxa"/></w:tblCellMar><w:tblLook w:val="04A0" w:firstRow="1" w:lastRow="0" w:firstColumn="1" w:lastColumn="0" w:noHBand="0" w:noVBand="1"/></w:tblPr><w:tblGrid><w:gridCol w:w="1988"/><w:gridCol w:w="3182"/><w:gridCol w:w="1830"/><w:gridCol w:w="1830"/></w:tblGrid><w:tr><w:trPr><w:trHeight w:val="20"/></w:trPr><w:tc><w:tcPr><w:tcW w:w="5000" w:type="pct"/><w:gridSpan w:val="4"/><w:tcBorders><w:top w:val="single" w:sz="4" w:space="0" w:color="808080"/><w:left w:val="single" w:sz="4" w:space="0" w:color="808080"/><w:bottom w:val="single" w:sz="4" w:space="0" w:color="808080"/><w:right w:val="single" w:sz="4" w:space="0" w:color="808080"/></w:tcBorders><w:noWrap/><w:vAlign w:val="center"/><w:hideMark/></w:tcPr><w:p><w:pPr><w:jc w:val="center"/><w:rPr><w:rFonts w:ascii="Avenir Next LT Pro" w:hAnsi="Avenir Next LT Pro" w:cs="Calibri"/><w:b/><w:bCs/><w:color w:val="FFFFFF"/><w:sz w:val="20"/><w:szCs w:val="20"/></w:rPr></w:pPr><w:r><w:rPr><w:rFonts w:ascii="Avenir Next LT Pro" w:hAnsi="Avenir Next LT Pro" w:cs="Calibri"/><w:b/><w:bCs/><w:color w:val="FFFFFF"/><w:sz w:val="20"/><w:szCs w:val="20"/></w:rPr><w:t>Ruido intradomiciliario diurno </w:t></w:r><w:r><w:rPr><w:rFonts w:ascii="Avenir Next LT Pro" w:hAnsi="Avenir Next LT Pro" w:cs="Calibri"/><w:b/><w:bCs/><w:color w:val="FFFFFF"/><w:sz w:val="20"/><w:szCs w:val="20"/></w:rPr><w:t>- dB (A)</w:t></w:r></w:p></w:tc></w:tr><w:tr><w:trPr><w:trHeight w:val="20"/></w:trPr><w:tc><w:tcPr><w:tcW w:w="1126" w:type="pct"/><w:tcBorders><w:top w:val="nil"/><w:left w:val="single" w:sz="4" w:space="0" w:color="808080"/><w:bottom w:val="single" w:sz="4" w:space="0" w:color="808080"/><w:right w:val="single" w:sz="4" w:space="0" w:color="808080"/></w:tcBorders><w:noWrap/><w:vAlign w:val="center"/><w:hideMark/></w:tcPr><w:p><w:pPr><w:jc w:val="center"/><w:rPr><w:rFonts w:ascii="Avenir Next LT Pro" w:hAnsi="Avenir Next LT Pro" w:cs="Calibri"/><w:b/><w:bCs/><w:color w:val="FFFFFF"/><w:sz w:val="20"/><w:szCs w:val="20"/></w:rPr></w:pPr><w:r><w:rPr><w:rFonts w:ascii="Avenir Next LT Pro" w:hAnsi="Avenir Next LT Pro" w:cs="Calibri"/><w:b/><w:bCs/><w:color w:val="FFFFFF"/><w:sz w:val="20"/><w:szCs w:val="20"/></w:rPr><w:t>Punto </w:t></w:r></w:p></w:tc><w:tc><w:tcPr><w:tcW w:w="1802" w:type="pct"/><w:tcBorders><w:top w:val="nil"/><w:left w:val="nil"/><w:bottom w:val="single" w:sz="4" w:space="0" w:color="808080"/><w:right w:val="single" w:sz="4" w:space="0" w:color="808080"/></w:tcBorders><w:noWrap/><w:vAlign w:val="center"/><w:hideMark/></w:tcPr><w:p><w:pPr><w:jc w:val="center"/><w:rPr><w:rFonts w:ascii="Avenir Next LT Pro" w:hAnsi="Avenir Next LT Pro" w:cs="Calibri"/><w:b/><w:bCs/><w:color w:val="FFFFFF"/><w:sz w:val="20"/><w:szCs w:val="20"/></w:rPr></w:pPr><w:r><w:rPr><w:rFonts w:ascii="Avenir Next LT Pro" w:hAnsi="Avenir Next LT Pro" w:cs="Calibri"/><w:b/><w:bCs/><w:color w:val="FFFFFF"/><w:sz w:val="20"/><w:szCs w:val="20"/></w:rPr><w:t>LAeq Corr </w:t></w:r></w:p></w:tc><w:tc><w:tcPr><w:tcW w:w="1036" w:type="pct"/><w:tcBorders><w:top w:val="nil"/><w:left w:val="nil"/><w:bottom w:val="single" w:sz="4" w:space="0" w:color="808080"/><w:right w:val="single" w:sz="4" w:space="0" w:color="808080"/></w:tcBorders><w:noWrap/><w:vAlign w:val="center"/><w:hideMark/></w:tcPr><w:p><w:pPr><w:jc w:val="center"/><w:rPr><w:rFonts w:ascii="Avenir Next LT Pro" w:hAnsi="Avenir Next LT Pro" w:cs="Calibri"/><w:b/><w:bCs/><w:color w:val="FFFFFF"/><w:sz w:val="20"/><w:szCs w:val="20"/></w:rPr></w:pPr><w:r><w:rPr><w:rFonts w:ascii="Avenir Next LT Pro" w:hAnsi="Avenir Next LT Pro" w:cs="Calibri"/><w:b/><w:bCs/><w:color w:val="FFFFFF"/><w:sz w:val="20"/><w:szCs w:val="20"/></w:rPr><w:t>Lmax </w:t></w:r></w:p></w:tc><w:tc><w:tcPr><w:tcW w:w="1036" w:type="pct"/><w:tcBorders><w:top w:val="nil"/><w:left w:val="nil"/><w:bottom w:val="single" w:sz="4" w:space="0" w:color="808080"/><w:right w:val="single" w:sz="4" w:space="0" w:color="808080"/></w:tcBorders><w:noWrap/><w:vAlign w:val="center"/><w:hideMark/></w:tcPr><w:p><w:pPr><w:jc w:val="center"/><w:rPr><w:rFonts w:ascii="Avenir Next LT Pro" w:hAnsi="Avenir Next LT Pro" w:cs="Calibri"/><w:b/><w:bCs/><w:color w:val="FFFFFF"/><w:sz w:val="20"/><w:szCs w:val="20"/></w:rPr></w:pPr><w:r><w:rPr><w:rFonts w:ascii="Avenir Next LT Pro" w:hAnsi="Avenir Next LT Pro" w:cs="Calibri"/><w:b/><w:bCs/><w:color w:val="FFFFFF"/><w:sz w:val="20"/><w:szCs w:val="20"/></w:rPr><w:t>Lmin </w:t></w:r></w:p></w:tc></w:tr><w:tr><w:trPr><w:trHeight w:val="20"/></w:trPr><w:tc><w:tcPr><w:tcW w:w="1126" w:type="pct"/><w:tcBorders><w:top w:val="nil"/><w:left w:val="single" w:sz="4" w:space="0" w:color="808080"/><w:bottom w:val="single" w:sz="4" w:space="0" w:color="808080"/><w:right w:val="single" w:sz="4" w:space="0" w:color="808080"/></w:tcBorders><w:noWrap/><w:vAlign w:val="bottom"/></w:tcPr><w:p><w:pPr><w:jc w:val="center"/><w:rPr><w:rFonts w:ascii="Avenir Next LT Pro" w:hAnsi="Avenir Next LT Pro" w:cs="Calibri"/><w:color w:val="303030"/><w:sz w:val="20"/><w:szCs w:val="20"/></w:rPr></w:pPr></w:p></w:tc><w:tc><w:tcPr><w:tcW w:w="1802" w:type="pct"/><w:tcBorders><w:top w:val="nil"/><w:left w:val="nil"/><w:bottom w:val="single" w:sz="4" w:space="0" w:color="808080"/><w:right w:val="single" w:sz="4" w:space="0" w:color="808080"/></w:tcBorders><w:noWrap/><w:vAlign w:val="center"/></w:tcPr><w:p><w:pPr><w:jc w:val="center"/><w:rPr><w:rFonts w:ascii="Avenir Next LT Pro" w:hAnsi="Avenir Next LT Pro" w:cs="Calibri"/><w:color w:val="303030"/><w:sz w:val="20"/><w:szCs w:val="20"/></w:rPr></w:pPr></w:p></w:tc><w:tc><w:tcPr><w:tcW w:w="1036" w:type="pct"/><w:tcBorders><w:top w:val="nil"/><w:left w:val="nil"/><w:bottom w:val="single" w:sz="4" w:space="0" w:color="808080"/><w:right w:val="single" w:sz="4" w:space="0" w:color="808080"/></w:tcBorders><w:noWrap/><w:vAlign w:val="center"/></w:tcPr><w:p><w:pPr><w:jc w:val="center"/><w:rPr><w:rFonts w:ascii="Avenir Next LT Pro" w:hAnsi="Avenir Next LT Pro" w:cs="Calibri"/><w:color w:val="303030"/><w:sz w:val="20"/><w:szCs w:val="20"/></w:rPr></w:pPr></w:p></w:tc><w:tc><w:tcPr><w:tcW w:w="1036" w:type="pct"/><w:tcBorders><w:top w:val="nil"/><w:left w:val="nil"/><w:bottom w:val="single" w:sz="4" w:space="0" w:color="808080"/><w:right w:val="single" w:sz="4" w:space="0" w:color="808080"/></w:tcBorders><w:noWrap/><w:vAlign w:val="center"/></w:tcPr><w:p><w:pPr><w:jc w:val="center"/><w:rPr><w:rFonts w:ascii="Avenir Next LT Pro" w:hAnsi="Avenir Next LT Pro" w:cs="Calibri"/><w:color w:val="303030"/><w:sz w:val="20"/><w:szCs w:val="20"/></w:rPr></w:pPr></w:p></w:tc></w:tr></w:tbl><w:p><w:pPr><w:jc w:val="center"/><w:rPr><w:rFonts w:ascii="Avenir Next LT Pro" w:hAnsi="Avenir Next LT Pro" w:cs="Calibri"/><w:i/><w:color w:val="303030"/><w:sz w:val="20"/><w:szCs w:val="20"/></w:rPr></w:pPr><w:r><w:rPr><w:rFonts w:ascii="Avenir Next LT Pro" w:hAnsi="Avenir Next LT Pro" w:cs="Calibri"/><w:i/><w:color w:val="303030"/><w:sz w:val="20"/><w:szCs w:val="20"/></w:rPr><w:t>Fuente: SERAMBIENTE S.A.S., </w:t></w:r><w:r><w:rPr><w:rFonts w:ascii="Avenir Next LT Pro" w:hAnsi="Avenir Next LT Pro" w:cs="Calibri"/><w:i/><w:color w:val="303030"/><w:sz w:val="20"/><w:szCs w:val="20"/></w:rPr><w:t>{fuente_serambiente_s_a_s_1}</w:t></w:r><w:r><w:rPr><w:rFonts w:ascii="Avenir Next LT Pro" w:hAnsi="Avenir Next LT Pro" w:cs="Calibri"/><w:i/><w:color w:val="303030"/><w:sz w:val="20"/><w:szCs w:val="20"/></w:rPr></w:r></w:p><w:p><w:pPr><w:jc w:val="center"/><w:rPr><w:rFonts w:ascii="Avenir Next LT Pro" w:hAnsi="Avenir Next LT Pro"/><w:noProof/><w:color w:val="303030"/></w:rPr></w:pPr></w:p><w:p><w:pPr><w:spacing w:after="240" w:line="360" w:lineRule="auto"/><w:jc w:val="both"/><w:rPr><w:rFonts w:ascii="Avenir Next LT Pro" w:eastAsia="MS Mincho" w:hAnsi="Avenir Next LT Pro"/><w:color w:val="303030"/><w:sz w:val="22"/><w:szCs w:val="22"/></w:rPr></w:pPr><w:r><w:rPr><w:rFonts w:ascii="Avenir Next LT Pro" w:eastAsia="MS Mincho" w:hAnsi="Avenir Next LT Pro"/><w:color w:val="303030"/><w:sz w:val="22"/><w:szCs w:val="22"/></w:rPr><w:t>En la </w:t></w:r><w:r><w:rPr><w:rFonts w:ascii="Avenir Next LT Pro" w:eastAsia="MS Mincho" w:hAnsi="Avenir Next LT Pro"/><w:b/><w:color w:val="303030"/><w:sz w:val="22"/><w:szCs w:val="22"/></w:rPr><w:fldChar w:fldCharType="begin"/></w:r><w:r><w:rPr><w:rFonts w:ascii="Avenir Next LT Pro" w:eastAsia="MS Mincho" w:hAnsi="Avenir Next LT Pro"/><w:b/><w:color w:val="303030"/><w:sz w:val="22"/><w:szCs w:val="22"/></w:rPr><w:instrText xml:space="preserve"> REF _Ref534958088 \h  \* MERGEFORMAT </w:instrText></w:r><w:r><w:rPr><w:rFonts w:ascii="Avenir Next LT Pro" w:eastAsia="MS Mincho" w:hAnsi="Avenir Next LT Pro"/><w:b/><w:color w:val="303030"/><w:sz w:val="22"/><w:szCs w:val="22"/></w:rPr></w:r><w:r><w:rPr><w:rFonts w:ascii="Avenir Next LT Pro" w:eastAsia="MS Mincho" w:hAnsi="Avenir Next LT Pro"/><w:b/><w:color w:val="303030"/><w:sz w:val="22"/><w:szCs w:val="22"/></w:rPr><w:fldChar w:fldCharType="separate"/></w:r><w:r><w:rPr><w:rFonts w:ascii="Avenir Next LT Pro" w:hAnsi="Avenir Next LT Pro"/><w:b/><w:color w:val="303030"/><w:sz w:val="22"/><w:szCs w:val="22"/></w:rPr><w:t>Gráfica </w:t></w:r><w:r><w:rPr><w:rFonts w:ascii="Avenir Next LT Pro" w:hAnsi="Avenir Next LT Pro"/><w:b/><w:noProof/><w:color w:val="303030"/><w:sz w:val="22"/><w:szCs w:val="22"/></w:rPr><w:t>1</w:t></w:r><w:r><w:rPr><w:rFonts w:ascii="Avenir Next LT Pro" w:eastAsia="MS Mincho" w:hAnsi="Avenir Next LT Pro"/><w:b/><w:color w:val="303030"/><w:sz w:val="22"/><w:szCs w:val="22"/></w:rPr><w:fldChar w:fldCharType="end"/></w:r><w:r><w:rPr><w:rFonts w:ascii="Avenir Next LT Pro" w:eastAsia="MS Mincho" w:hAnsi="Avenir Next LT Pro"/><w:bCs/><w:color w:val="303030"/><w:sz w:val="22"/><w:szCs w:val="22"/></w:rPr><w:t>,</w:t></w:r><w:r><w:rPr><w:rFonts w:ascii="Avenir Next LT Pro" w:eastAsia="MS Mincho" w:hAnsi="Avenir Next LT Pro"/><w:color w:val="303030"/><w:sz w:val="22"/><w:szCs w:val="22"/></w:rPr><w:t> se </w:t></w:r><w:r><w:rPr><w:rFonts w:ascii="Avenir Next LT Pro" w:eastAsia="MS Mincho" w:hAnsi="Avenir Next LT Pro"/><w:color w:val="303030"/><w:sz w:val="22"/><w:szCs w:val="22"/></w:rPr><w:t>presentan los resultados obtenidos para el horario diurno </w:t></w:r><w:r><w:rPr><w:rFonts w:ascii="Avenir Next LT Pro" w:eastAsia="MS Mincho" w:hAnsi="Avenir Next LT Pro"/><w:color w:val="303030"/><w:sz w:val="22"/><w:szCs w:val="22"/></w:rPr><w:t>con planta apagada.</w:t></w:r><w:r><w:rPr><w:rFonts w:ascii="Avenir Next LT Pro" w:eastAsia="MS Mincho" w:hAnsi="Avenir Next LT Pro"/><w:color w:val="303030"/><w:sz w:val="22"/><w:szCs w:val="22"/></w:rPr><w:t> </w:t></w:r></w:p><w:p><w:pPr><w:pStyle w:val="Sinespaciado"/><w:spacing w:line="276" w:lineRule="auto"/><w:jc w:val="center"/><w:rPr><w:rFonts w:eastAsia="MS Mincho"/></w:rPr></w:pPr></w:p><w:p><w:pPr><w:pStyle w:val="Descripcin"/><w:spacing w:before="0" w:after="0"/><w:jc w:val="center"/><w:rPr><w:rFonts w:ascii="Avenir Next LT Pro" w:hAnsi="Avenir Next LT Pro"/><w:noProof/><w:color w:val="303030"/><w:lang w:val="es-CO" w:eastAsia="es-CO"/></w:rPr></w:pPr><w:bookmarkStart w:id="217" w:name="_Ref534958088"/><w:bookmarkStart w:id="218" w:name="Grafica1"/><w:bookmarkStart w:id="219" w:name="_Toc21442013"/><w:bookmarkStart w:id="220" w:name="_Toc198219766"/><w:r><w:rPr><w:rFonts w:ascii="Avenir Next LT Pro" w:hAnsi="Avenir Next LT Pro"/><w:color w:val="303030"/><w:lang w:val="es-CO"/></w:rPr><w:t>{var_28}</w:t></w:r><w:r><w:rPr><w:rFonts w:ascii="Avenir Next LT Pro" w:hAnsi="Avenir Next LT Pro"/><w:color w:val="303030"/><w:lang w:val="es-CO"/></w:rPr></w:r><w:r><w:rPr><w:rFonts w:ascii="Avenir Next LT Pro" w:hAnsi="Avenir Next LT Pro"/><w:color w:val="303030"/><w:lang w:val="es-CO"/></w:rPr></w:r><w:r><w:rPr><w:rFonts w:ascii="Avenir Next LT Pro" w:hAnsi="Avenir Next LT Pro"/><w:color w:val="303030"/><w:lang w:val="es-CO"/></w:rPr></w:r><w:r><w:rPr><w:rFonts w:ascii="Avenir Next LT Pro" w:hAnsi="Avenir Next LT Pro"/><w:noProof/><w:color w:val="303030"/><w:lang w:val="es-CO"/></w:rPr></w:r><w:r><w:rPr><w:rFonts w:ascii="Avenir Next LT Pro" w:hAnsi="Avenir Next LT Pro"/><w:color w:val="303030"/><w:lang w:val="es-CO"/></w:rPr></w:r><w:bookmarkEnd w:id="217"/><w:bookmarkEnd w:id="218"/><w:r><w:rPr><w:rFonts w:ascii="Avenir Next LT Pro" w:hAnsi="Avenir Next LT Pro"/><w:color w:val="303030"/><w:lang w:val="es-CO"/></w:rPr></w:r><w:bookmarkEnd w:id="219"/><w:r><w:rPr><w:rFonts w:ascii="Avenir Next LT Pro" w:hAnsi="Avenir Next LT Pro"/><w:color w:val="303030"/><w:lang w:val="es-CO"/></w:rPr></w:r><w:r><w:rPr><w:rFonts w:ascii="Avenir Next LT Pro" w:hAnsi="Avenir Next LT Pro"/><w:color w:val="303030"/><w:lang w:val="es-CO"/></w:rPr></w:r><w:r><w:rPr><w:rFonts w:ascii="Avenir Next LT Pro" w:hAnsi="Avenir Next LT Pro"/><w:color w:val="303030"/><w:lang w:val="es-CO"/></w:rPr></w:r><w:r><w:rPr><w:rFonts w:ascii="Avenir Next LT Pro" w:hAnsi="Avenir Next LT Pro"/><w:color w:val="303030"/><w:lang w:val="es-CO"/></w:rPr></w:r><w:commentRangeStart w:id="221"/><w:r><w:rPr><w:rFonts w:ascii="Avenir Next LT Pro" w:hAnsi="Avenir Next LT Pro"/><w:color w:val="303030"/><w:lang w:val="es-CO"/></w:rPr></w:r><w:commentRangeEnd w:id="221"/><w:r><w:rPr><w:rStyle w:val="Refdecomentario"/><w:b w:val="0"/><w:bCs w:val="0"/></w:rPr><w:commentReference w:id="221"/></w:r><w:bookmarkEnd w:id="220"/></w:p><w:p><w:pPr><w:jc w:val="center"/><w:rPr><w:rFonts w:ascii="Avenir Next LT Pro" w:hAnsi="Avenir Next LT Pro" w:cs="Calibri"/><w:i/><w:color w:val="303030"/><w:sz w:val="20"/><w:szCs w:val="20"/></w:rPr></w:pPr><w:r><w:rPr><w:rFonts w:ascii="Avenir Next LT Pro" w:hAnsi="Avenir Next LT Pro" w:cs="Calibri"/><w:i/><w:color w:val="303030"/><w:sz w:val="20"/><w:szCs w:val="20"/></w:rPr><w:t>{var_29}</w:t></w:r><w:r><w:rPr><w:rFonts w:ascii="Avenir Next LT Pro" w:hAnsi="Avenir Next LT Pro" w:cs="Calibri"/><w:i/><w:color w:val="303030"/><w:sz w:val="20"/><w:szCs w:val="20"/></w:rPr></w:r><w:r><w:rPr><w:rFonts w:ascii="Avenir Next LT Pro" w:hAnsi="Avenir Next LT Pro" w:cs="Calibri"/><w:i/><w:color w:val="303030"/><w:sz w:val="20"/><w:szCs w:val="20"/></w:rPr></w:r><w:r><w:rPr><w:rFonts w:ascii="Avenir Next LT Pro" w:hAnsi="Avenir Next LT Pro" w:cs="Calibri"/><w:i/><w:color w:val="303030"/><w:sz w:val="20"/><w:szCs w:val="20"/></w:rPr></w:r></w:p><w:p><w:pPr><w:jc w:val="center"/><w:rPr><w:rFonts w:ascii="Avenir Next LT Pro" w:hAnsi="Avenir Next LT Pro" w:cs="Calibri"/><w:i/><w:color w:val="303030"/><w:sz w:val="20"/><w:szCs w:val="20"/></w:rPr></w:pPr></w:p><w:p><w:pPr><w:pStyle w:val="Ttulo3"/><w:spacing w:line="360" w:lineRule="auto"/><w:jc w:val="both"/><w:rPr><w:rFonts w:ascii="Avenir Next LT Pro" w:hAnsi="Avenir Next LT Pro"/><w:color w:val="303030"/><w:sz w:val="24"/><w:szCs w:val="24"/><w:lang w:val="es-CO"/></w:rPr></w:pPr><w:bookmarkStart w:id="222" w:name="_Toc21682063"/><w:r><w:rPr><w:rFonts w:ascii="Avenir Next LT Pro" w:hAnsi="Avenir Next LT Pro"/><w:color w:val="303030"/><w:sz w:val="24"/><w:szCs w:val="24"/><w:lang w:val="es-CO"/></w:rPr><w:t>{var_30}</w:t></w:r><w:r><w:rPr><w:rFonts w:ascii="Avenir Next LT Pro" w:hAnsi="Avenir Next LT Pro"/><w:color w:val="303030"/><w:sz w:val="24"/><w:szCs w:val="24"/><w:lang w:val="es-CO"/></w:rPr></w:r><w:r><w:rPr><w:rFonts w:ascii="Avenir Next LT Pro" w:hAnsi="Avenir Next LT Pro"/><w:color w:val="303030"/><w:sz w:val="24"/><w:szCs w:val="24"/><w:lang w:val="es-CO"/></w:rPr></w:r><w:r><w:rPr><w:rFonts w:ascii="Avenir Next LT Pro" w:hAnsi="Avenir Next LT Pro"/><w:color w:val="303030"/><w:sz w:val="24"/><w:szCs w:val="24"/><w:lang w:val="es-CO"/></w:rPr></w:r><w:r><w:rPr><w:rFonts w:ascii="Avenir Next LT Pro" w:hAnsi="Avenir Next LT Pro"/><w:color w:val="303030"/><w:sz w:val="24"/><w:szCs w:val="24"/><w:lang w:val="es-CO"/></w:rPr></w:r><w:r><w:rPr><w:rFonts w:ascii="Avenir Next LT Pro" w:hAnsi="Avenir Next LT Pro"/><w:color w:val="303030"/><w:sz w:val="24"/><w:szCs w:val="24"/><w:lang w:val="es-CO"/></w:rPr></w:r><w:bookmarkEnd w:id="222"/><w:r><w:rPr><w:rFonts w:ascii="Avenir Next LT Pro" w:hAnsi="Avenir Next LT Pro"/><w:color w:val="303030"/><w:sz w:val="24"/><w:szCs w:val="24"/><w:lang w:val="es-CO"/></w:rPr></w:r></w:p><w:p><w:pPr><w:pStyle w:val="Descripcin"/><w:spacing w:before="0" w:after="0"/><w:jc w:val="center"/><w:rPr><w:rFonts w:ascii="Avenir Next LT Pro" w:hAnsi="Avenir Next LT Pro" w:cstheme="minorHAnsi"/><w:color w:val="303030"/><w:szCs w:val="22"/><w:lang w:val="es-CO"/></w:rPr></w:pPr><w:bookmarkStart w:id="223" w:name="_Ref534957796"/><w:bookmarkStart w:id="224" w:name="_Toc534961094"/><w:bookmarkStart w:id="225" w:name="_Toc21682147"/><w:bookmarkStart w:id="226" w:name="_Toc209532341"/><w:r><w:rPr><w:rFonts w:ascii="Avenir Next LT Pro" w:hAnsi="Avenir Next LT Pro" w:cstheme="minorHAnsi"/><w:color w:val="303030"/><w:szCs w:val="22"/><w:lang w:val="es-CO"/></w:rPr><w:t>{var_31}</w:t></w:r><w:r><w:rPr><w:rFonts w:ascii="Avenir Next LT Pro" w:hAnsi="Avenir Next LT Pro" w:cstheme="minorHAnsi"/><w:color w:val="303030"/><w:szCs w:val="22"/><w:lang w:val="es-CO"/></w:rPr></w:r><w:r><w:rPr><w:rFonts w:ascii="Avenir Next LT Pro" w:hAnsi="Avenir Next LT Pro" w:cstheme="minorHAnsi"/><w:color w:val="303030"/><w:szCs w:val="22"/><w:lang w:val="es-CO"/></w:rPr></w:r><w:r><w:rPr><w:rFonts w:ascii="Avenir Next LT Pro" w:hAnsi="Avenir Next LT Pro" w:cstheme="minorHAnsi"/><w:color w:val="303030"/><w:szCs w:val="22"/><w:lang w:val="es-CO"/></w:rPr></w:r><w:r><w:rPr><w:rFonts w:ascii="Avenir Next LT Pro" w:hAnsi="Avenir Next LT Pro" w:cstheme="minorHAnsi"/><w:noProof/><w:color w:val="303030"/><w:szCs w:val="22"/><w:lang w:val="es-CO"/></w:rPr></w:r><w:r><w:rPr><w:rFonts w:ascii="Avenir Next LT Pro" w:hAnsi="Avenir Next LT Pro" w:cstheme="minorHAnsi"/><w:color w:val="303030"/><w:szCs w:val="22"/><w:lang w:val="es-CO"/></w:rPr></w:r><w:bookmarkEnd w:id="223"/><w:r><w:rPr><w:rFonts w:ascii="Avenir Next LT Pro" w:hAnsi="Avenir Next LT Pro" w:cstheme="minorHAnsi"/><w:color w:val="303030"/><w:szCs w:val="22"/><w:lang w:val="es-CO"/></w:rPr></w:r><w:bookmarkEnd w:id="224"/><w:bookmarkEnd w:id="225"/><w:r><w:rPr><w:rFonts w:ascii="Avenir Next LT Pro" w:hAnsi="Avenir Next LT Pro" w:cstheme="minorHAnsi"/><w:color w:val="303030"/><w:szCs w:val="22"/><w:lang w:val="es-CO"/></w:rPr></w:r><w:r><w:rPr><w:rFonts w:ascii="Avenir Next LT Pro" w:hAnsi="Avenir Next LT Pro" w:cstheme="minorHAnsi"/><w:color w:val="303030"/><w:szCs w:val="22"/><w:lang w:val="es-CO"/></w:rPr></w:r><w:bookmarkEnd w:id="226"/></w:p><w:tbl><w:tblPr><w:tblW w:w="5000" w:type="pct"/><w:tblBorders><w:top w:val="single" w:sz="4" w:space="0" w:color="808080" w:themeColor="background1" w:themeShade="80"/><w:left w:val="single" w:sz="4" w:space="0" w:color="808080" w:themeColor="background1" w:themeShade="80"/><w:bottom w:val="single" w:sz="4" w:space="0" w:color="808080" w:themeColor="background1" w:themeShade="80"/><w:right w:val="single" w:sz="4" w:space="0" w:color="808080" w:themeColor="background1" w:themeShade="80"/><w:insideH w:val="single" w:sz="4" w:space="0" w:color="808080" w:themeColor="background1" w:themeShade="80"/><w:insideV w:val="single" w:sz="4" w:space="0" w:color="808080" w:themeColor="background1" w:themeShade="80"/></w:tblBorders><w:tblCellMar><w:left w:w="70" w:type="dxa"/><w:right w:w="70" w:type="dxa"/></w:tblCellMar><w:tblLook w:val="04A0" w:firstRow="1" w:lastRow="0" w:firstColumn="1" w:lastColumn="0" w:noHBand="0" w:noVBand="1"/></w:tblPr><w:tblGrid><w:gridCol w:w="1413"/><w:gridCol w:w="2868"/><w:gridCol w:w="1619"/><w:gridCol w:w="1621"/><w:gridCol w:w="1309"/></w:tblGrid><w:tr><w:trPr><w:trHeight w:val="20"/></w:trPr><w:tc><w:tcPr><w:tcW w:w="5000" w:type="pct"/><w:gridSpan w:val="5"/></w:tcPr><w:p><w:pPr><w:jc w:val="center"/><w:rPr><w:rFonts w:ascii="Avenir Next LT Pro" w:hAnsi="Avenir Next LT Pro" w:cs="Calibri"/><w:b/><w:bCs/><w:color w:val="FFFFFF"/><w:sz w:val="20"/><w:szCs w:val="20"/></w:rPr></w:pPr><w:r><w:rPr><w:rFonts w:ascii="Avenir Next LT Pro" w:hAnsi="Avenir Next LT Pro" w:cs="Calibri"/><w:b/><w:bCs/><w:color w:val="FFFFFF"/><w:sz w:val="20"/><w:szCs w:val="20"/></w:rPr><w:t>Ruido intradomiciliario</w:t></w:r><w:r><w:rPr><w:rFonts w:ascii="Avenir Next LT Pro" w:hAnsi="Avenir Next LT Pro" w:cs="Calibri"/><w:b/><w:bCs/><w:color w:val="FFFFFF"/><w:sz w:val="20"/><w:szCs w:val="20"/></w:rPr><w:t> Nocturno- dB (A)</w:t></w:r></w:p></w:tc></w:tr><w:tr><w:trPr><w:trHeight w:val="20"/></w:trPr><w:tc><w:tcPr><w:tcW w:w="800" w:type="pct"/><w:noWrap/><w:vAlign w:val="center"/><w:hideMark/></w:tcPr><w:p><w:pPr><w:jc w:val="center"/><w:rPr><w:rFonts w:ascii="Avenir Next LT Pro" w:hAnsi="Avenir Next LT Pro" w:cs="Calibri"/><w:b/><w:bCs/><w:color w:val="FFFFFF"/><w:sz w:val="20"/><w:szCs w:val="20"/></w:rPr></w:pPr><w:r><w:rPr><w:rFonts w:ascii="Avenir Next LT Pro" w:hAnsi="Avenir Next LT Pro" w:cs="Calibri"/><w:b/><w:bCs/><w:color w:val="FFFFFF"/><w:sz w:val="20"/><w:szCs w:val="20"/></w:rPr><w:t>Punto</w:t></w:r></w:p></w:tc><w:tc><w:tcPr><w:tcW w:w="1624" w:type="pct"/><w:vAlign w:val="center"/></w:tcPr><w:p><w:pPr><w:jc w:val="center"/><w:rPr><w:rFonts w:ascii="Avenir Next LT Pro" w:hAnsi="Avenir Next LT Pro" w:cs="Calibri"/><w:b/><w:bCs/><w:color w:val="FFFFFF"/><w:sz w:val="20"/><w:szCs w:val="20"/></w:rPr></w:pPr><w:r><w:rPr><w:rFonts w:ascii="Avenir Next LT Pro" w:hAnsi="Avenir Next LT Pro" w:cs="Calibri"/><w:b/><w:bCs/><w:color w:val="FFFFFF"/><w:sz w:val="20"/><w:szCs w:val="20"/></w:rPr><w:t>Hora de inicio de medición</w:t></w:r></w:p></w:tc><w:tc><w:tcPr><w:tcW w:w="917" w:type="pct"/><w:noWrap/><w:vAlign w:val="center"/><w:hideMark/></w:tcPr><w:p><w:pPr><w:jc w:val="center"/><w:rPr><w:rFonts w:ascii="Avenir Next LT Pro" w:hAnsi="Avenir Next LT Pro" w:cs="Calibri"/><w:b/><w:bCs/><w:color w:val="FFFFFF"/><w:sz w:val="20"/><w:szCs w:val="20"/></w:rPr></w:pPr><w:r><w:rPr><w:rFonts w:ascii="Avenir Next LT Pro" w:hAnsi="Avenir Next LT Pro" w:cs="Calibri"/><w:b/><w:bCs/><w:color w:val="FFFFFF"/><w:sz w:val="20"/><w:szCs w:val="20"/></w:rPr><w:t>Emisión</w:t></w:r></w:p></w:tc><w:tc><w:tcPr><w:tcW w:w="918" w:type="pct"/><w:noWrap/><w:vAlign w:val="center"/><w:hideMark/></w:tcPr><w:p><w:pPr><w:jc w:val="center"/><w:rPr><w:rFonts w:ascii="Avenir Next LT Pro" w:hAnsi="Avenir Next LT Pro" w:cs="Calibri"/><w:b/><w:bCs/><w:color w:val="FFFFFF"/><w:sz w:val="20"/><w:szCs w:val="20"/></w:rPr></w:pPr><w:r><w:rPr><w:rFonts w:ascii="Avenir Next LT Pro" w:hAnsi="Avenir Next LT Pro" w:cs="Calibri"/><w:b/><w:bCs/><w:color w:val="FFFFFF"/><w:sz w:val="20"/><w:szCs w:val="20"/></w:rPr><w:t>Lmax</w:t></w:r></w:p></w:tc><w:tc><w:tcPr><w:tcW w:w="741" w:type="pct"/><w:noWrap/><w:vAlign w:val="center"/><w:hideMark/></w:tcPr><w:p><w:pPr><w:jc w:val="center"/><w:rPr><w:rFonts w:ascii="Avenir Next LT Pro" w:hAnsi="Avenir Next LT Pro" w:cs="Calibri"/><w:b/><w:bCs/><w:color w:val="FFFFFF"/><w:sz w:val="20"/><w:szCs w:val="20"/></w:rPr></w:pPr><w:r><w:rPr><w:rFonts w:ascii="Avenir Next LT Pro" w:hAnsi="Avenir Next LT Pro" w:cs="Calibri"/><w:b/><w:bCs/><w:color w:val="FFFFFF"/><w:sz w:val="20"/><w:szCs w:val="20"/></w:rPr><w:t>Lmin</w:t></w:r></w:p></w:tc></w:tr><w:tr><w:trPr><w:trHeight w:val="20"/></w:trPr><w:tc><w:tcPr><w:tcW w:w="800" w:type="pct"/><w:noWrap/><w:vAlign w:val="bottom"/></w:tcPr><w:p><w:pPr><w:jc w:val="center"/><w:rPr><w:rFonts w:ascii="Avenir Next LT Pro" w:hAnsi="Avenir Next LT Pro" w:cs="Calibri"/><w:color w:val="303030"/><w:sz w:val="20"/><w:szCs w:val="20"/></w:rPr></w:pPr></w:p></w:tc><w:tc><w:tcPr><w:tcW w:w="1624" w:type="pct"/><w:vAlign w:val="bottom"/></w:tcPr><w:p><w:pPr><w:jc w:val="center"/><w:rPr><w:rFonts w:ascii="Avenir Next LT Pro" w:hAnsi="Avenir Next LT Pro" w:cs="Calibri"/><w:color w:val="303030"/><w:sz w:val="20"/><w:szCs w:val="20"/></w:rPr></w:pPr></w:p></w:tc><w:tc><w:tcPr><w:tcW w:w="917" w:type="pct"/><w:noWrap/><w:vAlign w:val="center"/></w:tcPr><w:p><w:pPr><w:jc w:val="center"/><w:rPr><w:rFonts w:ascii="Avenir Next LT Pro" w:hAnsi="Avenir Next LT Pro" w:cs="Calibri"/><w:color w:val="303030"/><w:sz w:val="20"/><w:szCs w:val="20"/></w:rPr></w:pPr></w:p></w:tc><w:tc><w:tcPr><w:tcW w:w="918" w:type="pct"/><w:noWrap/><w:vAlign w:val="center"/></w:tcPr><w:p><w:pPr><w:jc w:val="center"/><w:rPr><w:rFonts w:ascii="Avenir Next LT Pro" w:hAnsi="Avenir Next LT Pro" w:cs="Calibri"/><w:color w:val="303030"/><w:sz w:val="20"/><w:szCs w:val="20"/></w:rPr></w:pPr></w:p></w:tc><w:tc><w:tcPr><w:tcW w:w="741" w:type="pct"/><w:noWrap/><w:vAlign w:val="center"/></w:tcPr><w:p><w:pPr><w:jc w:val="center"/><w:rPr><w:rFonts w:ascii="Avenir Next LT Pro" w:hAnsi="Avenir Next LT Pro" w:cs="Calibri"/><w:color w:val="303030"/><w:sz w:val="20"/><w:szCs w:val="20"/></w:rPr></w:pPr></w:p></w:tc></w:tr></w:tbl><w:p><w:pPr><w:pStyle w:val="Descripcin"/><w:spacing w:before="0" w:after="0"/><w:jc w:val="center"/><w:rPr><w:rFonts w:ascii="Avenir Next LT Pro" w:hAnsi="Avenir Next LT Pro" w:cs="Calibri"/><w:b w:val="0"/><w:i/><w:color w:val="303030"/><w:lang w:val="es-CO"/></w:rPr></w:pPr><w:r><w:rPr><w:rFonts w:ascii="Avenir Next LT Pro" w:hAnsi="Avenir Next LT Pro" w:cs="Calibri"/><w:b w:val="0"/><w:i/><w:color w:val="303030"/><w:lang w:val="es-CO"/></w:rPr><w:t>Fuente: SERAMBIENTE S.A.S., </w:t></w:r><w:r><w:rPr><w:rFonts w:ascii="Avenir Next LT Pro" w:hAnsi="Avenir Next LT Pro" w:cs="Calibri"/><w:b w:val="0"/><w:i/><w:color w:val="303030"/><w:lang w:val="es-CO"/></w:rPr><w:t>{fuente_serambiente_s_a_s_1}</w:t></w:r><w:r><w:rPr><w:rFonts w:ascii="Avenir Next LT Pro" w:hAnsi="Avenir Next LT Pro" w:cs="Calibri"/><w:b w:val="0"/><w:i/><w:color w:val="303030"/><w:lang w:val="es-CO"/></w:rPr></w:r></w:p><w:p><w:pPr><w:rPr><w:rFonts w:ascii="Avenir Next LT Pro" w:hAnsi="Avenir Next LT Pro"/><w:color w:val="303030"/><w:lang w:eastAsia="es-MX"/></w:rPr></w:pPr></w:p><w:p><w:pPr><w:spacing w:after="240" w:line="360" w:lineRule="auto"/><w:jc w:val="both"/><w:rPr><w:rFonts w:ascii="Avenir Next LT Pro" w:eastAsia="MS Mincho" w:hAnsi="Avenir Next LT Pro"/><w:color w:val="303030"/><w:sz w:val="22"/><w:szCs w:val="22"/></w:rPr></w:pPr><w:r><w:rPr><w:rFonts w:ascii="Avenir Next LT Pro" w:eastAsia="MS Mincho" w:hAnsi="Avenir Next LT Pro"/><w:color w:val="303030"/><w:sz w:val="22"/><w:szCs w:val="22"/></w:rPr><w:t>En la </w:t></w:r><w:r><w:rPr><w:rFonts w:ascii="Avenir Next LT Pro" w:eastAsia="MS Mincho" w:hAnsi="Avenir Next LT Pro"/><w:b/><w:color w:val="303030"/><w:sz w:val="22"/><w:szCs w:val="22"/></w:rPr><w:fldChar w:fldCharType="begin"/></w:r><w:r><w:rPr><w:rFonts w:ascii="Avenir Next LT Pro" w:eastAsia="MS Mincho" w:hAnsi="Avenir Next LT Pro"/><w:b/><w:color w:val="303030"/><w:sz w:val="22"/><w:szCs w:val="22"/></w:rPr><w:instrText xml:space="preserve"> REF _Ref534958178 \h  \* MERGEFORMAT </w:instrText></w:r><w:r><w:rPr><w:rFonts w:ascii="Avenir Next LT Pro" w:eastAsia="MS Mincho" w:hAnsi="Avenir Next LT Pro"/><w:b/><w:color w:val="303030"/><w:sz w:val="22"/><w:szCs w:val="22"/></w:rPr></w:r><w:r><w:rPr><w:rFonts w:ascii="Avenir Next LT Pro" w:eastAsia="MS Mincho" w:hAnsi="Avenir Next LT Pro"/><w:b/><w:color w:val="303030"/><w:sz w:val="22"/><w:szCs w:val="22"/></w:rPr><w:fldChar w:fldCharType="separate"/></w:r><w:r><w:rPr><w:rFonts w:ascii="Avenir Next LT Pro" w:hAnsi="Avenir Next LT Pro"/><w:b/><w:color w:val="303030"/><w:sz w:val="22"/><w:szCs w:val="22"/></w:rPr><w:t>Gráfica </w:t></w:r><w:r><w:rPr><w:rFonts w:ascii="Avenir Next LT Pro" w:hAnsi="Avenir Next LT Pro"/><w:b/><w:noProof/><w:color w:val="303030"/><w:sz w:val="22"/><w:szCs w:val="22"/></w:rPr><w:t>2</w:t></w:r><w:r><w:rPr><w:rFonts w:ascii="Avenir Next LT Pro" w:eastAsia="MS Mincho" w:hAnsi="Avenir Next LT Pro"/><w:b/><w:color w:val="303030"/><w:sz w:val="22"/><w:szCs w:val="22"/></w:rPr><w:fldChar w:fldCharType="end"/></w:r><w:r><w:rPr><w:rFonts w:ascii="Avenir Next LT Pro" w:eastAsia="MS Mincho" w:hAnsi="Avenir Next LT Pro"/><w:color w:val="303030"/><w:sz w:val="22"/><w:szCs w:val="22"/></w:rPr><w:t>, se presentan los resultados obtenidos para el horario nocturno </w:t></w:r><w:r><w:rPr><w:rFonts w:ascii="Avenir Next LT Pro" w:eastAsia="MS Mincho" w:hAnsi="Avenir Next LT Pro"/><w:color w:val="303030"/><w:sz w:val="22"/><w:szCs w:val="22"/></w:rPr><w:t>con planta apagada.</w:t></w:r></w:p><w:p><w:pPr><w:spacing w:line="276" w:lineRule="auto"/><w:jc w:val="center"/><w:rPr><w:rFonts w:ascii="Avenir Next LT Pro" w:hAnsi="Avenir Next LT Pro"/><w:color w:val="303030"/><w:lang w:eastAsia="es-MX"/></w:rPr></w:pPr></w:p><w:p><w:pPr><w:pStyle w:val="Descripcin"/><w:spacing w:before="0" w:after="0"/><w:jc w:val="center"/><w:rPr><w:rFonts w:ascii="Avenir Next LT Pro" w:hAnsi="Avenir Next LT Pro"/><w:color w:val="303030"/><w:lang w:val="es-CO"/></w:rPr></w:pPr><w:bookmarkStart w:id="227" w:name="_Ref534958178"/><w:bookmarkStart w:id="228" w:name="Grafica2"/><w:bookmarkStart w:id="229" w:name="_Toc21442014"/><w:bookmarkStart w:id="230" w:name="_Toc198219767"/><w:r><w:rPr><w:rFonts w:ascii="Avenir Next LT Pro" w:hAnsi="Avenir Next LT Pro"/><w:color w:val="303030"/><w:lang w:val="es-CO"/></w:rPr><w:t>{var_32}</w:t></w:r><w:r><w:rPr><w:rFonts w:ascii="Avenir Next LT Pro" w:hAnsi="Avenir Next LT Pro"/><w:color w:val="303030"/><w:lang w:val="es-CO"/></w:rPr></w:r><w:r><w:rPr><w:rFonts w:ascii="Avenir Next LT Pro" w:hAnsi="Avenir Next LT Pro"/><w:color w:val="303030"/><w:lang w:val="es-CO"/></w:rPr></w:r><w:r><w:rPr><w:rFonts w:ascii="Avenir Next LT Pro" w:hAnsi="Avenir Next LT Pro"/><w:color w:val="303030"/><w:lang w:val="es-CO"/></w:rPr></w:r><w:r><w:rPr><w:rFonts w:ascii="Avenir Next LT Pro" w:hAnsi="Avenir Next LT Pro"/><w:noProof/><w:color w:val="303030"/><w:lang w:val="es-CO"/></w:rPr></w:r><w:r><w:rPr><w:rFonts w:ascii="Avenir Next LT Pro" w:hAnsi="Avenir Next LT Pro"/><w:color w:val="303030"/><w:lang w:val="es-CO"/></w:rPr></w:r><w:bookmarkEnd w:id="227"/><w:bookmarkEnd w:id="228"/><w:r><w:rPr><w:rFonts w:ascii="Avenir Next LT Pro" w:hAnsi="Avenir Next LT Pro"/><w:color w:val="303030"/><w:lang w:val="es-CO"/></w:rPr></w:r><w:bookmarkEnd w:id="229"/><w:r><w:rPr><w:rFonts w:ascii="Avenir Next LT Pro" w:hAnsi="Avenir Next LT Pro"/><w:color w:val="303030"/><w:lang w:val="es-CO"/></w:rPr></w:r><w:r><w:rPr><w:rFonts w:ascii="Avenir Next LT Pro" w:hAnsi="Avenir Next LT Pro"/><w:color w:val="303030"/><w:lang w:val="es-CO"/></w:rPr></w:r><w:r><w:rPr><w:rFonts w:ascii="Avenir Next LT Pro" w:hAnsi="Avenir Next LT Pro"/><w:color w:val="303030"/><w:lang w:val="es-CO"/></w:rPr></w:r><w:r><w:rPr><w:rFonts w:ascii="Avenir Next LT Pro" w:hAnsi="Avenir Next LT Pro"/><w:color w:val="303030"/><w:lang w:val="es-CO"/></w:rPr></w:r><w:bookmarkEnd w:id="230"/></w:p><w:p><w:pPr><w:jc w:val="center"/><w:rPr><w:rFonts w:ascii="Avenir Next LT Pro" w:hAnsi="Avenir Next LT Pro" w:cs="Calibri"/><w:i/><w:color w:val="303030"/><w:sz w:val="20"/><w:szCs w:val="20"/></w:rPr></w:pPr><w:r><w:rPr><w:rFonts w:ascii="Avenir Next LT Pro" w:hAnsi="Avenir Next LT Pro" w:cs="Calibri"/><w:i/><w:color w:val="303030"/><w:sz w:val="20"/><w:szCs w:val="20"/></w:rPr><w:t>{var_33}</w:t></w:r><w:r><w:rPr><w:rFonts w:ascii="Avenir Next LT Pro" w:hAnsi="Avenir Next LT Pro" w:cs="Calibri"/><w:i/><w:color w:val="303030"/><w:sz w:val="20"/><w:szCs w:val="20"/></w:rPr></w:r><w:r><w:rPr><w:rFonts w:ascii="Avenir Next LT Pro" w:hAnsi="Avenir Next LT Pro" w:cs="Calibri"/><w:i/><w:color w:val="303030"/><w:sz w:val="20"/><w:szCs w:val="20"/></w:rPr></w:r></w:p><w:p><w:pPr><w:pStyle w:val="Ttulo3"/><w:spacing w:line="360" w:lineRule="auto"/><w:jc w:val="both"/><w:rPr><w:rFonts w:ascii="Avenir Next LT Pro" w:hAnsi="Avenir Next LT Pro"/><w:color w:val="303030"/><w:sz w:val="24"/><w:szCs w:val="24"/><w:lang w:val="es-CO"/></w:rPr></w:pPr><w:r><w:rPr><w:rFonts w:ascii="Avenir Next LT Pro" w:hAnsi="Avenir Next LT Pro"/><w:color w:val="303030"/><w:sz w:val="24"/><w:szCs w:val="24"/><w:lang w:val="es-CO"/></w:rPr><w:t>{var_34}</w:t></w:r><w:r><w:rPr><w:rFonts w:ascii="Avenir Next LT Pro" w:hAnsi="Avenir Next LT Pro"/><w:color w:val="303030"/><w:sz w:val="24"/><w:szCs w:val="24"/><w:lang w:val="es-CO"/></w:rPr></w:r><w:r><w:rPr><w:rFonts w:ascii="Avenir Next LT Pro" w:hAnsi="Avenir Next LT Pro"/><w:color w:val="303030"/><w:sz w:val="24"/><w:szCs w:val="24"/><w:lang w:val="es-CO"/></w:rPr></w:r><w:r><w:rPr><w:rFonts w:ascii="Avenir Next LT Pro" w:hAnsi="Avenir Next LT Pro"/><w:color w:val="303030"/><w:sz w:val="24"/><w:szCs w:val="24"/><w:lang w:val="es-CO"/></w:rPr></w:r><w:r><w:rPr><w:rFonts w:ascii="Avenir Next LT Pro" w:hAnsi="Avenir Next LT Pro"/><w:color w:val="303030"/><w:sz w:val="24"/><w:szCs w:val="24"/><w:lang w:val="es-CO"/></w:rPr></w:r><w:r><w:rPr><w:rFonts w:ascii="Avenir Next LT Pro" w:hAnsi="Avenir Next LT Pro"/><w:color w:val="303030"/><w:sz w:val="24"/><w:szCs w:val="24"/><w:lang w:val="es-CO"/></w:rPr></w:r><w:r><w:rPr><w:rFonts w:ascii="Avenir Next LT Pro" w:hAnsi="Avenir Next LT Pro"/><w:color w:val="303030"/><w:sz w:val="24"/><w:szCs w:val="24"/><w:lang w:val="es-CO"/></w:rPr></w:r><w:r><w:rPr><w:rFonts w:ascii="Avenir Next LT Pro" w:hAnsi="Avenir Next LT Pro"/><w:color w:val="303030"/><w:sz w:val="24"/><w:szCs w:val="24"/><w:lang w:val="es-CO"/></w:rPr></w:r></w:p><w:p><w:pPr><w:pStyle w:val="Descripcin"/><w:keepNext/><w:spacing w:after="0"/><w:jc w:val="center"/><w:rPr><w:rFonts w:ascii="Avenir Next LT Pro" w:hAnsi="Avenir Next LT Pro"/><w:color w:val="303030"/><w:lang w:val="es-CO"/></w:rPr></w:pPr><w:bookmarkStart w:id="231" w:name="_Ref157097695"/><w:bookmarkStart w:id="232" w:name="_Toc155782898"/><w:bookmarkStart w:id="233" w:name="_Toc209532342"/><w:r><w:rPr><w:rFonts w:ascii="Avenir Next LT Pro" w:hAnsi="Avenir Next LT Pro"/><w:color w:val="303030"/><w:lang w:val="es-CO"/></w:rPr><w:t>{var_35}</w:t></w:r><w:r><w:rPr><w:rFonts w:ascii="Avenir Next LT Pro" w:hAnsi="Avenir Next LT Pro"/><w:color w:val="303030"/><w:lang w:val="es-CO"/></w:rPr></w:r><w:r><w:rPr><w:rFonts w:ascii="Avenir Next LT Pro" w:hAnsi="Avenir Next LT Pro"/><w:color w:val="303030"/><w:lang w:val="es-CO"/></w:rPr></w:r><w:r><w:rPr><w:rFonts w:ascii="Avenir Next LT Pro" w:hAnsi="Avenir Next LT Pro"/><w:color w:val="303030"/><w:lang w:val="es-CO"/></w:rPr></w:r><w:r><w:rPr><w:rFonts w:ascii="Avenir Next LT Pro" w:hAnsi="Avenir Next LT Pro"/><w:noProof/><w:color w:val="303030"/><w:lang w:val="es-CO"/></w:rPr></w:r><w:r><w:rPr><w:rFonts w:ascii="Avenir Next LT Pro" w:hAnsi="Avenir Next LT Pro"/><w:color w:val="303030"/><w:lang w:val="es-CO"/></w:rPr></w:r><w:bookmarkEnd w:id="231"/><w:r><w:rPr><w:rFonts w:ascii="Avenir Next LT Pro" w:hAnsi="Avenir Next LT Pro"/><w:color w:val="303030"/><w:lang w:val="es-CO"/></w:rPr></w:r><w:r><w:rPr><w:rFonts w:ascii="Avenir Next LT Pro" w:hAnsi="Avenir Next LT Pro"/><w:color w:val="303030"/><w:lang w:val="es-CO"/></w:rPr></w:r><w:r><w:rPr><w:rFonts w:ascii="Avenir Next LT Pro" w:hAnsi="Avenir Next LT Pro"/><w:color w:val="303030"/><w:lang w:val="es-CO"/></w:rPr></w:r><w:bookmarkEnd w:id="232"/><w:bookmarkEnd w:id="233"/></w:p><w:tbl><w:tblPr><w:tblW w:w="5144" w:type="pct"/><w:jc w:val="center"/><w:tblCellMar><w:left w:w="70" w:type="dxa"/><w:right w:w="70" w:type="dxa"/></w:tblCellMar><w:tblLook w:val="04A0" w:firstRow="1" w:lastRow="0" w:firstColumn="1" w:lastColumn="0" w:noHBand="0" w:noVBand="1"/></w:tblPr><w:tblGrid><w:gridCol w:w="715"/><w:gridCol w:w="1116"/><w:gridCol w:w="662"/><w:gridCol w:w="613"/><w:gridCol w:w="962"/><w:gridCol w:w="2134"/><w:gridCol w:w="909"/><w:gridCol w:w="1481"/><w:gridCol w:w="1525"/></w:tblGrid><w:tr><w:trPr><w:trHeight w:val="19"/><w:jc w:val="center"/></w:trPr><w:tc><w:tcPr><w:tcW w:w="5000" w:type="pct"/><w:gridSpan w:val="9"/><w:tcBorders><w:top w:val="single" w:sz="4" w:space="0" w:color="808080"/><w:left w:val="single" w:sz="4" w:space="0" w:color="808080"/><w:bottom w:val="single" w:sz="4" w:space="0" w:color="808080"/><w:right w:val="single" w:sz="4" w:space="0" w:color="808080"/></w:tcBorders><w:noWrap/><w:vAlign w:val="center"/><w:hideMark/></w:tcPr><w:p><w:pPr><w:jc w:val="center"/><w:rPr><w:rFonts w:ascii="Avenir Next LT Pro" w:hAnsi="Avenir Next LT Pro" w:cs="Calibri"/><w:b/><w:bCs/><w:color w:val="FFFFFF"/><w:sz w:val="20"/><w:szCs w:val="20"/></w:rPr></w:pPr><w:r><w:rPr><w:rFonts w:ascii="Avenir Next LT Pro" w:hAnsi="Avenir Next LT Pro" w:cs="Calibri"/><w:b/><w:bCs/><w:color w:val="FFFFFF"/><w:sz w:val="20"/><w:szCs w:val="20"/></w:rPr><w:t>Ruido intradomiciliario Diurna </w:t></w:r><w:r><w:rPr><w:rFonts w:ascii="Avenir Next LT Pro" w:hAnsi="Avenir Next LT Pro" w:cs="Calibri"/><w:b/><w:bCs/><w:color w:val="FFFFFF"/><w:sz w:val="20"/><w:szCs w:val="20"/></w:rPr><w:t>- dB (A)</w:t></w:r></w:p></w:tc></w:tr><w:tr><w:trPr><w:trHeight w:val="19"/><w:jc w:val="center"/></w:trPr><w:tc><w:tcPr><w:tcW w:w="304" w:type="pct"/><w:tcBorders><w:top w:val="nil"/><w:left w:val="single" w:sz="4" w:space="0" w:color="808080"/><w:bottom w:val="single" w:sz="4" w:space="0" w:color="808080"/><w:right w:val="single" w:sz="4" w:space="0" w:color="808080"/></w:tcBorders><w:noWrap/><w:vAlign w:val="center"/><w:hideMark/></w:tcPr><w:p><w:pPr><w:jc w:val="center"/><w:rPr><w:rFonts w:ascii="Avenir Next LT Pro" w:hAnsi="Avenir Next LT Pro" w:cs="Calibri"/><w:b/><w:bCs/><w:color w:val="FFFFFF"/><w:sz w:val="20"/><w:szCs w:val="20"/></w:rPr></w:pPr><w:r><w:rPr><w:rFonts w:ascii="Avenir Next LT Pro" w:hAnsi="Avenir Next LT Pro" w:cs="Calibri"/><w:b/><w:bCs/><w:color w:val="FFFFFF"/><w:sz w:val="20"/><w:szCs w:val="20"/></w:rPr><w:t>Punto</w:t></w:r></w:p></w:tc><w:tc><w:tcPr><w:tcW w:w="446" w:type="pct"/><w:tcBorders><w:top w:val="nil"/><w:left w:val="nil"/><w:bottom w:val="single" w:sz="4" w:space="0" w:color="808080"/><w:right w:val="single" w:sz="4" w:space="0" w:color="808080"/></w:tcBorders><w:noWrap/><w:vAlign w:val="center"/><w:hideMark/></w:tcPr><w:p><w:pPr><w:jc w:val="center"/><w:rPr><w:rFonts w:ascii="Avenir Next LT Pro" w:hAnsi="Avenir Next LT Pro" w:cs="Calibri"/><w:b/><w:bCs/><w:color w:val="FFFFFF"/><w:sz w:val="20"/><w:szCs w:val="20"/></w:rPr></w:pPr><w:r><w:rPr><w:rFonts w:ascii="Avenir Next LT Pro" w:hAnsi="Avenir Next LT Pro" w:cs="Calibri"/><w:b/><w:bCs/><w:color w:val="FFFFFF"/><w:sz w:val="20"/><w:szCs w:val="20"/></w:rPr><w:t>LAeq Corr</w:t></w:r></w:p></w:tc><w:tc><w:tcPr><w:tcW w:w="285" w:type="pct"/><w:tcBorders><w:top w:val="nil"/><w:left w:val="nil"/><w:bottom w:val="single" w:sz="4" w:space="0" w:color="808080"/><w:right w:val="single" w:sz="4" w:space="0" w:color="808080"/></w:tcBorders><w:noWrap/><w:vAlign w:val="center"/><w:hideMark/></w:tcPr><w:p><w:pPr><w:jc w:val="center"/><w:rPr><w:rFonts w:ascii="Avenir Next LT Pro" w:hAnsi="Avenir Next LT Pro" w:cs="Calibri"/><w:b/><w:bCs/><w:color w:val="FFFFFF"/><w:sz w:val="20"/><w:szCs w:val="20"/></w:rPr></w:pPr><w:r><w:rPr><w:rFonts w:ascii="Avenir Next LT Pro" w:hAnsi="Avenir Next LT Pro" w:cs="Calibri"/><w:b/><w:bCs/><w:color w:val="FFFFFF"/><w:sz w:val="20"/><w:szCs w:val="20"/></w:rPr><w:t>Lmax</w:t></w:r></w:p></w:tc><w:tc><w:tcPr><w:tcW w:w="285" w:type="pct"/><w:tcBorders><w:top w:val="nil"/><w:left w:val="nil"/><w:bottom w:val="single" w:sz="4" w:space="0" w:color="808080"/><w:right w:val="single" w:sz="4" w:space="0" w:color="808080"/></w:tcBorders><w:noWrap/><w:vAlign w:val="center"/><w:hideMark/></w:tcPr><w:p><w:pPr><w:jc w:val="center"/><w:rPr><w:rFonts w:ascii="Avenir Next LT Pro" w:hAnsi="Avenir Next LT Pro" w:cs="Calibri"/><w:b/><w:bCs/><w:color w:val="FFFFFF"/><w:sz w:val="20"/><w:szCs w:val="20"/></w:rPr></w:pPr><w:r><w:rPr><w:rFonts w:ascii="Avenir Next LT Pro" w:hAnsi="Avenir Next LT Pro" w:cs="Calibri"/><w:b/><w:bCs/><w:color w:val="FFFFFF"/><w:sz w:val="20"/><w:szCs w:val="20"/></w:rPr><w:t>Lmin</w:t></w:r></w:p></w:tc><w:tc><w:tcPr><w:tcW w:w="391" w:type="pct"/><w:tcBorders><w:top w:val="nil"/><w:left w:val="nil"/><w:bottom w:val="single" w:sz="4" w:space="0" w:color="808080"/><w:right w:val="single" w:sz="4" w:space="0" w:color="808080"/></w:tcBorders><w:noWrap/><w:vAlign w:val="center"/><w:hideMark/></w:tcPr><w:p><w:pPr><w:jc w:val="center"/><w:rPr><w:rFonts w:ascii="Avenir Next LT Pro" w:hAnsi="Avenir Next LT Pro" w:cs="Calibri"/><w:b/><w:bCs/><w:color w:val="FFFFFF"/><w:sz w:val="20"/><w:szCs w:val="20"/></w:rPr></w:pPr><w:r><w:rPr><w:rFonts w:ascii="Avenir Next LT Pro" w:hAnsi="Avenir Next LT Pro" w:cs="Calibri"/><w:b/><w:bCs/><w:color w:val="FFFFFF"/><w:sz w:val="20"/><w:szCs w:val="20"/></w:rPr><w:t>LresCorr</w:t></w:r></w:p></w:tc><w:tc><w:tcPr><w:tcW w:w="1680" w:type="pct"/><w:tcBorders><w:top w:val="nil"/><w:left w:val="nil"/><w:bottom w:val="single" w:sz="4" w:space="0" w:color="808080"/><w:right w:val="single" w:sz="4" w:space="0" w:color="808080"/></w:tcBorders><w:noWrap/><w:vAlign w:val="center"/><w:hideMark/></w:tcPr><w:p><w:pPr><w:jc w:val="center"/><w:rPr><w:rFonts w:ascii="Avenir Next LT Pro" w:hAnsi="Avenir Next LT Pro" w:cs="Calibri"/><w:b/><w:bCs/><w:color w:val="FFFFFF"/><w:sz w:val="20"/><w:szCs w:val="20"/></w:rPr></w:pPr><w:r><w:rPr><w:rFonts w:ascii="Avenir Next LT Pro" w:hAnsi="Avenir Next LT Pro" w:cs="Calibri"/><w:b/><w:bCs/><w:color w:val="FFFFFF"/><w:sz w:val="20"/><w:szCs w:val="20"/></w:rPr><w:t>Corrección realizada</w:t></w:r></w:p></w:tc><w:tc><w:tcPr><w:tcW w:w="374" w:type="pct"/><w:tcBorders><w:top w:val="nil"/><w:left w:val="nil"/><w:bottom w:val="single" w:sz="4" w:space="0" w:color="808080"/><w:right w:val="single" w:sz="4" w:space="0" w:color="808080"/></w:tcBorders><w:noWrap/><w:vAlign w:val="center"/><w:hideMark/></w:tcPr><w:p><w:pPr><w:jc w:val="center"/><w:rPr><w:rFonts w:ascii="Avenir Next LT Pro" w:hAnsi="Avenir Next LT Pro" w:cs="Calibri"/><w:b/><w:bCs/><w:color w:val="FFFFFF"/><w:sz w:val="20"/><w:szCs w:val="20"/></w:rPr></w:pPr><w:r><w:rPr><w:rFonts w:ascii="Avenir Next LT Pro" w:hAnsi="Avenir Next LT Pro" w:cs="Calibri"/><w:b/><w:bCs/><w:color w:val="FFFFFF"/><w:sz w:val="20"/><w:szCs w:val="20"/></w:rPr><w:t>Emisión</w:t></w:r></w:p></w:tc><w:tc><w:tcPr><w:tcW w:w="622" w:type="pct"/><w:tcBorders><w:top w:val="nil"/><w:left w:val="nil"/><w:bottom w:val="single" w:sz="4" w:space="0" w:color="808080"/><w:right w:val="single" w:sz="4" w:space="0" w:color="808080"/></w:tcBorders><w:noWrap/><w:vAlign w:val="center"/><w:hideMark/></w:tcPr><w:p><w:pPr><w:jc w:val="center"/><w:rPr><w:rFonts w:ascii="Avenir Next LT Pro" w:hAnsi="Avenir Next LT Pro" w:cs="Calibri"/><w:b/><w:bCs/><w:color w:val="FFFFFF"/><w:sz w:val="20"/><w:szCs w:val="20"/></w:rPr></w:pPr><w:r><w:rPr><w:rFonts w:ascii="Avenir Next LT Pro" w:hAnsi="Avenir Next LT Pro" w:cs="Calibri"/><w:b/><w:bCs/><w:color w:val="FFFFFF"/><w:sz w:val="20"/><w:szCs w:val="20"/></w:rPr><w:t>Norma diurna</w:t></w:r></w:p></w:tc><w:tc><w:tcPr><w:tcW w:w="611" w:type="pct"/><w:tcBorders><w:top w:val="nil"/><w:left w:val="nil"/><w:bottom w:val="single" w:sz="4" w:space="0" w:color="808080"/><w:right w:val="single" w:sz="4" w:space="0" w:color="808080"/></w:tcBorders><w:noWrap/><w:vAlign w:val="center"/><w:hideMark/></w:tcPr><w:p><w:pPr><w:jc w:val="center"/><w:rPr><w:rFonts w:ascii="Avenir Next LT Pro" w:hAnsi="Avenir Next LT Pro" w:cs="Calibri"/><w:b/><w:bCs/><w:color w:val="FFFFFF"/><w:sz w:val="20"/><w:szCs w:val="20"/></w:rPr></w:pPr><w:r><w:rPr><w:rFonts w:ascii="Avenir Next LT Pro" w:hAnsi="Avenir Next LT Pro" w:cs="Calibri"/><w:b/><w:bCs/><w:color w:val="FFFFFF"/><w:sz w:val="20"/><w:szCs w:val="20"/></w:rPr><w:t>Cumplimiento</w:t></w:r></w:p></w:tc></w:tr><w:tr><w:trPr><w:trHeight w:val="19"/><w:jc w:val="center"/></w:trPr><w:tc><w:tcPr><w:tcW w:w="304" w:type="pct"/><w:tcBorders><w:top w:val="nil"/><w:left w:val="single" w:sz="4" w:space="0" w:color="808080"/><w:bottom w:val="single" w:sz="4" w:space="0" w:color="808080"/><w:right w:val="single" w:sz="4" w:space="0" w:color="808080"/></w:tcBorders><w:noWrap/><w:vAlign w:val="center"/></w:tcPr><w:p><w:pPr><w:jc w:val="center"/><w:rPr><w:rFonts w:ascii="Avenir Next LT Pro" w:hAnsi="Avenir Next LT Pro" w:cs="Calibri"/><w:color w:val="303030"/><w:sz w:val="20"/><w:szCs w:val="20"/></w:rPr></w:pPr></w:p></w:tc><w:tc><w:tcPr><w:tcW w:w="446" w:type="pct"/><w:tcBorders><w:top w:val="nil"/><w:left w:val="nil"/><w:bottom w:val="single" w:sz="4" w:space="0" w:color="808080"/><w:right w:val="single" w:sz="4" w:space="0" w:color="808080"/></w:tcBorders><w:noWrap/><w:vAlign w:val="center"/></w:tcPr><w:p><w:pPr><w:jc w:val="center"/><w:rPr><w:rFonts w:ascii="Avenir Next LT Pro" w:hAnsi="Avenir Next LT Pro" w:cs="Calibri"/><w:color w:val="303030"/><w:sz w:val="20"/><w:szCs w:val="20"/></w:rPr></w:pPr></w:p></w:tc><w:tc><w:tcPr><w:tcW w:w="285" w:type="pct"/><w:tcBorders><w:top w:val="nil"/><w:left w:val="nil"/><w:bottom w:val="single" w:sz="4" w:space="0" w:color="808080"/><w:right w:val="single" w:sz="4" w:space="0" w:color="808080"/></w:tcBorders><w:noWrap/><w:vAlign w:val="center"/></w:tcPr><w:p><w:pPr><w:jc w:val="center"/><w:rPr><w:rFonts w:ascii="Avenir Next LT Pro" w:hAnsi="Avenir Next LT Pro" w:cs="Calibri"/><w:color w:val="303030"/><w:sz w:val="20"/><w:szCs w:val="20"/></w:rPr></w:pPr></w:p></w:tc><w:tc><w:tcPr><w:tcW w:w="285" w:type="pct"/><w:tcBorders><w:top w:val="nil"/><w:left w:val="nil"/><w:bottom w:val="single" w:sz="4" w:space="0" w:color="808080"/><w:right w:val="single" w:sz="4" w:space="0" w:color="808080"/></w:tcBorders><w:noWrap/><w:vAlign w:val="center"/></w:tcPr><w:p><w:pPr><w:jc w:val="center"/><w:rPr><w:rFonts w:ascii="Avenir Next LT Pro" w:hAnsi="Avenir Next LT Pro" w:cs="Calibri"/><w:color w:val="303030"/><w:sz w:val="20"/><w:szCs w:val="20"/></w:rPr></w:pPr></w:p></w:tc><w:tc><w:tcPr><w:tcW w:w="391" w:type="pct"/><w:tcBorders><w:top w:val="nil"/><w:left w:val="nil"/><w:bottom w:val="single" w:sz="4" w:space="0" w:color="808080"/><w:right w:val="single" w:sz="4" w:space="0" w:color="808080"/></w:tcBorders><w:noWrap/><w:vAlign w:val="center"/></w:tcPr><w:p><w:pPr><w:jc w:val="center"/><w:rPr><w:rFonts w:ascii="Avenir Next LT Pro" w:hAnsi="Avenir Next LT Pro" w:cs="Calibri"/><w:color w:val="303030"/><w:sz w:val="20"/><w:szCs w:val="20"/></w:rPr></w:pPr></w:p></w:tc><w:tc><w:tcPr><w:tcW w:w="1680" w:type="pct"/><w:tcBorders><w:top w:val="nil"/><w:left w:val="nil"/><w:bottom w:val="single" w:sz="4" w:space="0" w:color="808080"/><w:right w:val="single" w:sz="4" w:space="0" w:color="808080"/></w:tcBorders><w:noWrap/><w:vAlign w:val="center"/></w:tcPr><w:p><w:pPr><w:jc w:val="center"/><w:rPr><w:rFonts w:ascii="Avenir Next LT Pro" w:hAnsi="Avenir Next LT Pro" w:cs="Calibri"/><w:color w:val="303030"/><w:sz w:val="20"/><w:szCs w:val="20"/></w:rPr></w:pPr></w:p></w:tc><w:tc><w:tcPr><w:tcW w:w="374" w:type="pct"/><w:tcBorders><w:top w:val="nil"/><w:left w:val="nil"/><w:bottom w:val="single" w:sz="4" w:space="0" w:color="808080"/><w:right w:val="single" w:sz="4" w:space="0" w:color="808080"/></w:tcBorders><w:noWrap/><w:vAlign w:val="center"/></w:tcPr><w:p><w:pPr><w:jc w:val="center"/><w:rPr><w:rFonts w:ascii="Avenir Next LT Pro" w:hAnsi="Avenir Next LT Pro" w:cs="Calibri"/><w:color w:val="303030"/><w:sz w:val="20"/><w:szCs w:val="20"/></w:rPr></w:pPr></w:p></w:tc><w:tc><w:tcPr><w:tcW w:w="622" w:type="pct"/><w:tcBorders><w:top w:val="nil"/><w:left w:val="nil"/><w:bottom w:val="single" w:sz="4" w:space="0" w:color="808080"/><w:right w:val="single" w:sz="4" w:space="0" w:color="808080"/></w:tcBorders><w:noWrap/><w:vAlign w:val="center"/></w:tcPr><w:p><w:pPr><w:jc w:val="center"/><w:rPr><w:rFonts w:ascii="Avenir Next LT Pro" w:hAnsi="Avenir Next LT Pro" w:cs="Calibri"/><w:color w:val="303030"/><w:sz w:val="20"/><w:szCs w:val="20"/></w:rPr></w:pPr></w:p></w:tc><w:tc><w:tcPr><w:tcW w:w="611" w:type="pct"/><w:tcBorders><w:top w:val="nil"/><w:left w:val="nil"/><w:bottom w:val="single" w:sz="4" w:space="0" w:color="808080"/><w:right w:val="single" w:sz="4" w:space="0" w:color="808080"/></w:tcBorders><w:noWrap/><w:vAlign w:val="center"/></w:tcPr><w:p><w:pPr><w:jc w:val="center"/><w:rPr><w:rFonts w:ascii="Avenir Next LT Pro" w:hAnsi="Avenir Next LT Pro" w:cs="Calibri"/><w:color w:val="303030"/><w:sz w:val="20"/><w:szCs w:val="20"/></w:rPr></w:pPr></w:p></w:tc></w:tr></w:tbl><w:p><w:pPr><w:spacing w:after="240" w:line="360" w:lineRule="auto"/><w:jc w:val="center"/><w:rPr><w:rFonts w:ascii="Avenir Next LT Pro" w:hAnsi="Avenir Next LT Pro"/><w:i/><w:iCs/><w:color w:val="303030"/><w:sz w:val="20"/><w:szCs w:val="20"/></w:rPr></w:pPr><w:r><w:rPr><w:rFonts w:ascii="Avenir Next LT Pro" w:hAnsi="Avenir Next LT Pro" w:cstheme="minorHAnsi"/><w:i/><w:iCs/><w:color w:val="303030"/><w:sz w:val="20"/><w:szCs w:val="20"/></w:rPr><w:t>Fuente: SERAMBIENTE S.A.S., </w:t></w:r><w:r><w:rPr><w:rFonts w:ascii="Avenir Next LT Pro" w:hAnsi="Avenir Next LT Pro" w:cstheme="minorHAnsi"/><w:i/><w:iCs/><w:color w:val="303030"/><w:sz w:val="20"/><w:szCs w:val="20"/></w:rPr><w:t>{fuente_serambiente_s_a_s_1}</w:t></w:r><w:r><w:rPr><w:rFonts w:ascii="Avenir Next LT Pro" w:hAnsi="Avenir Next LT Pro" w:cstheme="minorHAnsi"/><w:i/><w:iCs/><w:color w:val="303030"/><w:sz w:val="20"/><w:szCs w:val="20"/></w:rPr></w:r></w:p><w:p><w:pPr><w:pStyle w:val="NormalWeb"/><w:spacing w:before="0" w:beforeAutospacing="0" w:after="240" w:afterAutospacing="0" w:line="360" w:lineRule="auto"/><w:jc w:val="both"/><w:rPr><w:rFonts w:ascii="Avenir Next LT Pro" w:eastAsia="MS Mincho" w:hAnsi="Avenir Next LT Pro"/><w:color w:val="303030"/><w:sz w:val="22"/><w:szCs w:val="22"/></w:rPr></w:pPr><w:r><w:rPr><w:rFonts w:ascii="Avenir Next LT Pro" w:hAnsi="Avenir Next LT Pro" w:cstheme="minorHAnsi"/><w:color w:val="303030"/><w:sz w:val="22"/><w:szCs w:val="22"/></w:rPr><w:t>En la </w:t></w:r><w:r><w:rPr><w:rFonts w:ascii="Avenir Next LT Pro" w:hAnsi="Avenir Next LT Pro" w:cstheme="minorHAnsi"/><w:b/><w:bCs/><w:color w:val="303030"/><w:sz w:val="22"/><w:szCs w:val="22"/></w:rPr><w:fldChar w:fldCharType="begin"/></w:r><w:r><w:rPr><w:rFonts w:ascii="Avenir Next LT Pro" w:hAnsi="Avenir Next LT Pro" w:cstheme="minorHAnsi"/><w:b/><w:bCs/><w:color w:val="303030"/><w:sz w:val="22"/><w:szCs w:val="22"/></w:rPr><w:instrText xml:space="preserve"> REF _Ref155159369 \h  \* MERGEFORMAT </w:instrText></w:r><w:r><w:rPr><w:rFonts w:ascii="Avenir Next LT Pro" w:hAnsi="Avenir Next LT Pro" w:cstheme="minorHAnsi"/><w:b/><w:bCs/><w:color w:val="303030"/><w:sz w:val="22"/><w:szCs w:val="22"/></w:rPr></w:r><w:r><w:rPr><w:rFonts w:ascii="Avenir Next LT Pro" w:hAnsi="Avenir Next LT Pro" w:cstheme="minorHAnsi"/><w:b/><w:bCs/><w:color w:val="303030"/><w:sz w:val="22"/><w:szCs w:val="22"/></w:rPr><w:fldChar w:fldCharType="separate"/></w:r><w:r><w:rPr><w:rFonts w:ascii="Avenir Next LT Pro" w:hAnsi="Avenir Next LT Pro"/><w:b/><w:bCs/><w:color w:val="303030"/><w:sz w:val="22"/><w:szCs w:val="22"/></w:rPr><w:t>Gráfica </w:t></w:r><w:r><w:rPr><w:rFonts w:ascii="Avenir Next LT Pro" w:hAnsi="Avenir Next LT Pro"/><w:b/><w:bCs/><w:noProof/><w:color w:val="303030"/><w:sz w:val="22"/><w:szCs w:val="22"/></w:rPr><w:t>3</w:t></w:r><w:r><w:rPr><w:rFonts w:ascii="Avenir Next LT Pro" w:hAnsi="Avenir Next LT Pro" w:cstheme="minorHAnsi"/><w:b/><w:bCs/><w:color w:val="303030"/><w:sz w:val="22"/><w:szCs w:val="22"/></w:rPr><w:fldChar w:fldCharType="end"/></w:r><w:r><w:rPr><w:rFonts w:ascii="Avenir Next LT Pro" w:hAnsi="Avenir Next LT Pro" w:cstheme="minorHAnsi"/><w:color w:val="303030"/><w:sz w:val="22"/><w:szCs w:val="22"/></w:rPr><w:t>, </w:t></w:r><w:r><w:rPr><w:rFonts w:ascii="Avenir Next LT Pro" w:eastAsia="MS Mincho" w:hAnsi="Avenir Next LT Pro"/><w:color w:val="303030"/><w:sz w:val="22"/><w:szCs w:val="22"/></w:rPr><w:t>se presentan los resultados obtenidos para el horario diurno versus la comparación con los límites normativos para esta jornada.</w:t></w:r></w:p><w:p><w:pPr><w:pStyle w:val="Sinespaciado"/><w:jc w:val="center"/><w:rPr><w:sz w:val="20"/><w:szCs w:val="20"/></w:rPr></w:pPr></w:p><w:p><w:pPr><w:pStyle w:val="Sinespaciado"/><w:jc w:val="center"/><w:rPr><w:rFonts w:ascii="Avenir Next LT Pro" w:hAnsi="Avenir Next LT Pro" w:cstheme="minorHAnsi"/><w:b/><w:bCs/><w:color w:val="303030"/><w:sz w:val="20"/><w:szCs w:val="20"/></w:rPr></w:pPr><w:bookmarkStart w:id="234" w:name="_Ref155159369"/><w:bookmarkStart w:id="235" w:name="_Toc155782917"/><w:bookmarkStart w:id="236" w:name="_Toc198219768"/><w:r><w:rPr><w:rFonts w:ascii="Avenir Next LT Pro" w:hAnsi="Avenir Next LT Pro"/><w:b/><w:bCs/><w:color w:val="303030"/><w:sz w:val="20"/><w:szCs w:val="20"/></w:rPr><w:t>{var_36}</w:t></w:r><w:r><w:rPr><w:rFonts w:ascii="Avenir Next LT Pro" w:hAnsi="Avenir Next LT Pro"/><w:b/><w:bCs/><w:color w:val="303030"/><w:sz w:val="20"/><w:szCs w:val="20"/></w:rPr></w:r><w:r><w:rPr><w:rFonts w:ascii="Avenir Next LT Pro" w:hAnsi="Avenir Next LT Pro"/><w:b/><w:bCs/><w:color w:val="303030"/><w:sz w:val="20"/><w:szCs w:val="20"/></w:rPr></w:r><w:r><w:rPr><w:rFonts w:ascii="Avenir Next LT Pro" w:hAnsi="Avenir Next LT Pro"/><w:b/><w:bCs/><w:color w:val="303030"/><w:sz w:val="20"/><w:szCs w:val="20"/></w:rPr></w:r><w:r><w:rPr><w:rFonts w:ascii="Avenir Next LT Pro" w:hAnsi="Avenir Next LT Pro"/><w:b/><w:bCs/><w:noProof/><w:color w:val="303030"/><w:sz w:val="20"/><w:szCs w:val="20"/></w:rPr></w:r><w:r><w:rPr><w:rFonts w:ascii="Avenir Next LT Pro" w:hAnsi="Avenir Next LT Pro"/><w:b/><w:bCs/><w:color w:val="303030"/><w:sz w:val="20"/><w:szCs w:val="20"/></w:rPr></w:r><w:bookmarkEnd w:id="234"/><w:r><w:rPr><w:rFonts w:ascii="Avenir Next LT Pro" w:hAnsi="Avenir Next LT Pro"/><w:b/><w:bCs/><w:color w:val="303030"/><w:sz w:val="20"/><w:szCs w:val="20"/></w:rPr></w:r><w:r><w:rPr><w:rFonts w:ascii="Avenir Next LT Pro" w:hAnsi="Avenir Next LT Pro" w:cstheme="minorHAnsi"/><w:b/><w:bCs/><w:color w:val="303030"/><w:sz w:val="20"/><w:szCs w:val="20"/></w:rPr></w:r><w:r><w:rPr><w:rFonts w:ascii="Avenir Next LT Pro" w:hAnsi="Avenir Next LT Pro" w:cstheme="minorHAnsi"/><w:b/><w:bCs/><w:color w:val="303030"/><w:sz w:val="20"/><w:szCs w:val="20"/></w:rPr></w:r><w:r><w:rPr><w:rFonts w:ascii="Avenir Next LT Pro" w:hAnsi="Avenir Next LT Pro" w:cstheme="minorHAnsi"/><w:b/><w:bCs/><w:color w:val="303030"/><w:sz w:val="20"/><w:szCs w:val="20"/></w:rPr></w:r><w:bookmarkEnd w:id="235"/><w:bookmarkEnd w:id="236"/></w:p><w:p><w:pPr><w:pStyle w:val="Sinespaciado"/><w:jc w:val="center"/><w:rPr><w:rFonts w:ascii="Avenir Next LT Pro" w:hAnsi="Avenir Next LT Pro" w:cstheme="minorHAnsi"/><w:i/><w:iCs/><w:color w:val="303030"/><w:sz w:val="20"/><w:szCs w:val="20"/></w:rPr></w:pPr><w:r><w:rPr><w:rFonts w:ascii="Avenir Next LT Pro" w:hAnsi="Avenir Next LT Pro" w:cstheme="minorHAnsi"/><w:i/><w:iCs/><w:color w:val="303030"/><w:sz w:val="20"/><w:szCs w:val="20"/></w:rPr><w:t>{var_33}</w:t></w:r><w:r><w:rPr><w:rFonts w:ascii="Avenir Next LT Pro" w:hAnsi="Avenir Next LT Pro" w:cstheme="minorHAnsi"/><w:i/><w:iCs/><w:color w:val="303030"/><w:sz w:val="20"/><w:szCs w:val="20"/></w:rPr></w:r><w:r><w:rPr><w:rFonts w:ascii="Avenir Next LT Pro" w:hAnsi="Avenir Next LT Pro" w:cstheme="minorHAnsi"/><w:i/><w:iCs/><w:color w:val="303030"/><w:sz w:val="20"/><w:szCs w:val="20"/></w:rPr></w:r></w:p><w:p><w:pPr><w:rPr><w:rFonts w:ascii="Avenir Next LT Pro" w:hAnsi="Avenir Next LT Pro" w:cstheme="minorHAnsi"/><w:color w:val="303030"/><w:sz w:val="22"/><w:szCs w:val="22"/><w:lang w:eastAsia="es-MX"/></w:rPr></w:pPr></w:p><w:p><w:pPr><w:pStyle w:val="Descripcin"/><w:spacing w:before="0" w:line="360" w:lineRule="auto"/><w:rPr><w:rFonts w:ascii="Avenir Next LT Pro" w:hAnsi="Avenir Next LT Pro" w:cstheme="minorHAnsi"/><w:color w:val="303030"/><w:sz w:val="22"/><w:szCs w:val="22"/><w:lang w:val="es-CO" w:eastAsia="es-ES"/></w:rPr></w:pPr><w:r><w:rPr><w:rFonts w:ascii="Avenir Next LT Pro" w:hAnsi="Avenir Next LT Pro" w:cstheme="minorHAnsi"/><w:b w:val="0"/><w:bCs w:val="0"/><w:color w:val="303030"/><w:sz w:val="22"/><w:szCs w:val="22"/><w:lang w:val="es-CO"/></w:rPr><w:t>{var_37}</w:t></w:r><w:r><w:rPr><w:rFonts w:ascii="Avenir Next LT Pro" w:hAnsi="Avenir Next LT Pro" w:cstheme="minorHAnsi"/><w:b w:val="0"/><w:bCs w:val="0"/><w:color w:val="303030"/><w:sz w:val="22"/><w:szCs w:val="22"/><w:lang w:val="es-CO"/></w:rPr></w:r><w:r><w:rPr><w:rFonts w:ascii="Avenir Next LT Pro" w:hAnsi="Avenir Next LT Pro" w:cstheme="minorHAnsi"/><w:b w:val="0"/><w:bCs w:val="0"/><w:color w:val="303030"/><w:sz w:val="22"/><w:szCs w:val="22"/><w:lang w:val="es-CO"/></w:rPr></w:r><w:commentRangeStart w:id="237"/><w:r><w:rPr><w:rFonts w:ascii="Avenir Next LT Pro" w:hAnsi="Avenir Next LT Pro" w:cstheme="minorHAnsi"/><w:b w:val="0"/><w:bCs w:val="0"/><w:color w:val="303030"/><w:sz w:val="22"/><w:szCs w:val="22"/><w:lang w:val="es-CO"/></w:rPr></w:r><w:commentRangeEnd w:id="237"/><w:r><w:rPr><w:rStyle w:val="Refdecomentario"/><w:b w:val="0"/><w:bCs w:val="0"/></w:rPr><w:commentReference w:id="237"/></w:r><w:r><w:rPr><w:rFonts w:ascii="Avenir Next LT Pro" w:hAnsi="Avenir Next LT Pro" w:cstheme="minorHAnsi"/><w:b w:val="0"/><w:bCs w:val="0"/><w:color w:val="303030"/><w:sz w:val="22"/><w:szCs w:val="22"/><w:lang w:val="es-CO"/></w:rPr><w:t>{var_38}</w:t></w:r><w:r><w:rPr><w:rFonts w:ascii="Avenir Next LT Pro" w:hAnsi="Avenir Next LT Pro" w:cstheme="minorHAnsi"/><w:b w:val="0"/><w:bCs w:val="0"/><w:color w:val="303030"/><w:sz w:val="22"/><w:szCs w:val="22"/><w:lang w:val="es-CO"/></w:rPr></w:r><w:r><w:rPr><w:rFonts w:ascii="Avenir Next LT Pro" w:hAnsi="Avenir Next LT Pro" w:cstheme="minorHAnsi"/><w:b w:val="0"/><w:bCs w:val="0"/><w:color w:val="303030"/><w:sz w:val="22"/><w:szCs w:val="22"/><w:lang w:val="es-CO"/></w:rPr></w:r><w:r><w:rPr><w:rFonts w:ascii="Avenir Next LT Pro" w:hAnsi="Avenir Next LT Pro" w:cstheme="minorHAnsi"/><w:b w:val="0"/><w:bCs w:val="0"/><w:color w:val="303030"/><w:sz w:val="22"/><w:szCs w:val="22"/><w:lang w:val="es-CO"/></w:rPr></w:r><w:r><w:rPr><w:rFonts w:ascii="Avenir Next LT Pro" w:hAnsi="Avenir Next LT Pro" w:cstheme="minorHAnsi"/><w:b w:val="0"/><w:bCs w:val="0"/><w:color w:val="303030"/><w:sz w:val="22"/><w:szCs w:val="22"/><w:lang w:val="es-CO" w:eastAsia="es-ES"/></w:rPr></w:r></w:p><w:p><w:pPr><w:pStyle w:val="Ttulo3"/><w:spacing w:line="360" w:lineRule="auto"/><w:jc w:val="both"/><w:rPr><w:lang w:val="es-CO"/></w:rPr></w:pPr><w:r><w:rPr><w:rFonts w:ascii="Avenir Next LT Pro" w:hAnsi="Avenir Next LT Pro"/><w:color w:val="303030"/><w:sz w:val="24"/><w:szCs w:val="24"/><w:lang w:val="es-CO"/></w:rPr><w:t>{var_39}</w:t></w:r><w:r><w:rPr><w:rFonts w:ascii="Avenir Next LT Pro" w:hAnsi="Avenir Next LT Pro"/><w:color w:val="303030"/><w:sz w:val="24"/><w:szCs w:val="24"/><w:lang w:val="es-CO"/></w:rPr></w:r><w:r><w:rPr><w:rFonts w:ascii="Avenir Next LT Pro" w:hAnsi="Avenir Next LT Pro"/><w:color w:val="303030"/><w:sz w:val="24"/><w:szCs w:val="24"/><w:lang w:val="es-CO"/></w:rPr></w:r><w:r><w:rPr><w:rFonts w:ascii="Avenir Next LT Pro" w:hAnsi="Avenir Next LT Pro"/><w:color w:val="303030"/><w:sz w:val="24"/><w:szCs w:val="24"/><w:lang w:val="es-CO"/></w:rPr></w:r></w:p><w:p><w:pPr><w:pStyle w:val="Descripcin"/><w:keepNext/><w:spacing w:after="0"/><w:jc w:val="center"/><w:rPr><w:rFonts w:ascii="Avenir Next LT Pro" w:hAnsi="Avenir Next LT Pro"/><w:color w:val="303030"/><w:lang w:val="es-CO"/></w:rPr></w:pPr><w:bookmarkStart w:id="238" w:name="_Toc155782899"/><w:bookmarkStart w:id="239" w:name="_Toc209532343"/><w:r><w:rPr><w:rFonts w:ascii="Avenir Next LT Pro" w:hAnsi="Avenir Next LT Pro"/><w:color w:val="303030"/><w:lang w:val="es-CO"/></w:rPr><w:t>{var_40}</w:t></w:r><w:r><w:rPr><w:rFonts w:ascii="Avenir Next LT Pro" w:hAnsi="Avenir Next LT Pro"/><w:color w:val="303030"/><w:lang w:val="es-CO"/></w:rPr></w:r><w:r><w:rPr><w:rFonts w:ascii="Avenir Next LT Pro" w:hAnsi="Avenir Next LT Pro"/><w:color w:val="303030"/><w:lang w:val="es-CO"/></w:rPr></w:r><w:r><w:rPr><w:rFonts w:ascii="Avenir Next LT Pro" w:hAnsi="Avenir Next LT Pro"/><w:color w:val="303030"/><w:lang w:val="es-CO"/></w:rPr></w:r><w:r><w:rPr><w:rFonts w:ascii="Avenir Next LT Pro" w:hAnsi="Avenir Next LT Pro"/><w:noProof/><w:color w:val="303030"/><w:lang w:val="es-CO"/></w:rPr></w:r><w:r><w:rPr><w:rFonts w:ascii="Avenir Next LT Pro" w:hAnsi="Avenir Next LT Pro"/><w:color w:val="303030"/><w:lang w:val="es-CO"/></w:rPr></w:r><w:r><w:rPr><w:rFonts w:ascii="Avenir Next LT Pro" w:hAnsi="Avenir Next LT Pro"/><w:color w:val="303030"/><w:lang w:val="es-CO"/></w:rPr></w:r><w:r><w:rPr><w:rFonts w:ascii="Avenir Next LT Pro" w:hAnsi="Avenir Next LT Pro"/><w:color w:val="303030"/><w:lang w:val="es-CO"/></w:rPr></w:r><w:r><w:rPr><w:rFonts w:ascii="Avenir Next LT Pro" w:hAnsi="Avenir Next LT Pro"/><w:color w:val="303030"/><w:lang w:val="es-CO"/></w:rPr></w:r><w:bookmarkEnd w:id="238"/><w:bookmarkEnd w:id="239"/></w:p><w:tbl><w:tblPr><w:tblW w:w="5135" w:type="pct"/><w:jc w:val="center"/><w:tblCellMar><w:left w:w="70" w:type="dxa"/><w:right w:w="70" w:type="dxa"/></w:tblCellMar><w:tblLook w:val="04A0" w:firstRow="1" w:lastRow="0" w:firstColumn="1" w:lastColumn="0" w:noHBand="0" w:noVBand="1"/></w:tblPr><w:tblGrid><w:gridCol w:w="715"/><w:gridCol w:w="1045"/><w:gridCol w:w="642"/><w:gridCol w:w="662"/><w:gridCol w:w="613"/><w:gridCol w:w="928"/><w:gridCol w:w="2134"/><w:gridCol w:w="909"/><w:gridCol w:w="1003"/><w:gridCol w:w="1525"/></w:tblGrid><w:tr><w:trPr><w:trHeight w:val="20"/><w:jc w:val="center"/></w:trPr><w:tc><w:tcPr><w:tcW w:w="5000" w:type="pct"/><w:gridSpan w:val="10"/><w:tcBorders><w:top w:val="single" w:sz="4" w:space="0" w:color="808080"/><w:left w:val="single" w:sz="4" w:space="0" w:color="808080"/><w:bottom w:val="single" w:sz="4" w:space="0" w:color="808080"/><w:right w:val="single" w:sz="4" w:space="0" w:color="808080"/></w:tcBorders><w:vAlign w:val="center"/><w:hideMark/></w:tcPr><w:p><w:pPr><w:jc w:val="center"/><w:rPr><w:rFonts w:ascii="Avenir Next LT Pro" w:hAnsi="Avenir Next LT Pro" w:cs="Calibri"/><w:b/><w:bCs/><w:color w:val="FFFFFF"/><w:sz w:val="20"/><w:szCs w:val="20"/></w:rPr></w:pPr><w:r><w:rPr><w:rFonts w:ascii="Avenir Next LT Pro" w:hAnsi="Avenir Next LT Pro" w:cs="Calibri"/><w:b/><w:bCs/><w:color w:val="FFFFFF"/><w:sz w:val="20"/><w:szCs w:val="20"/></w:rPr><w:t>Ruido intradomiciliario Nocturna - dB (A)</w:t></w:r></w:p></w:tc></w:tr><w:tr><w:trPr><w:trHeight w:val="20"/><w:jc w:val="center"/></w:trPr><w:tc><w:tcPr><w:tcW w:w="351" w:type="pct"/><w:tcBorders><w:top w:val="nil"/><w:left w:val="single" w:sz="4" w:space="0" w:color="808080"/><w:bottom w:val="single" w:sz="4" w:space="0" w:color="808080"/><w:right w:val="single" w:sz="4" w:space="0" w:color="808080"/></w:tcBorders><w:vAlign w:val="center"/><w:hideMark/></w:tcPr><w:p><w:pPr><w:jc w:val="center"/><w:rPr><w:rFonts w:ascii="Avenir Next LT Pro" w:hAnsi="Avenir Next LT Pro" w:cs="Calibri"/><w:b/><w:bCs/><w:color w:val="FFFFFF"/><w:sz w:val="20"/><w:szCs w:val="20"/></w:rPr></w:pPr><w:r><w:rPr><w:rFonts w:ascii="Avenir Next LT Pro" w:hAnsi="Avenir Next LT Pro" w:cs="Calibri"/><w:b/><w:bCs/><w:color w:val="FFFFFF"/><w:sz w:val="20"/><w:szCs w:val="20"/></w:rPr><w:t>Punto </w:t></w:r></w:p></w:tc><w:tc><w:tcPr><w:tcW w:w="498" w:type="pct"/><w:tcBorders><w:top w:val="nil"/><w:left w:val="nil"/><w:bottom w:val="single" w:sz="4" w:space="0" w:color="808080"/><w:right w:val="single" w:sz="4" w:space="0" w:color="808080"/></w:tcBorders><w:vAlign w:val="center"/><w:hideMark/></w:tcPr><w:p><w:pPr><w:jc w:val="center"/><w:rPr><w:rFonts w:ascii="Avenir Next LT Pro" w:hAnsi="Avenir Next LT Pro" w:cs="Calibri"/><w:b/><w:bCs/><w:color w:val="FFFFFF"/><w:sz w:val="20"/><w:szCs w:val="20"/></w:rPr></w:pPr><w:r><w:rPr><w:rFonts w:ascii="Avenir Next LT Pro" w:hAnsi="Avenir Next LT Pro" w:cs="Calibri"/><w:b/><w:bCs/><w:color w:val="FFFFFF"/><w:sz w:val="20"/><w:szCs w:val="20"/></w:rPr><w:t>Hora de inicio de medición</w:t></w:r></w:p></w:tc><w:tc><w:tcPr><w:tcW w:w="327" w:type="pct"/><w:tcBorders><w:top w:val="nil"/><w:left w:val="nil"/><w:bottom w:val="single" w:sz="4" w:space="0" w:color="808080"/><w:right w:val="single" w:sz="4" w:space="0" w:color="808080"/></w:tcBorders><w:vAlign w:val="center"/><w:hideMark/></w:tcPr><w:p><w:pPr><w:jc w:val="center"/><w:rPr><w:rFonts w:ascii="Avenir Next LT Pro" w:hAnsi="Avenir Next LT Pro" w:cs="Calibri"/><w:b/><w:bCs/><w:color w:val="FFFFFF"/><w:sz w:val="20"/><w:szCs w:val="20"/></w:rPr></w:pPr><w:r><w:rPr><w:rFonts w:ascii="Avenir Next LT Pro" w:hAnsi="Avenir Next LT Pro" w:cs="Calibri"/><w:b/><w:bCs/><w:color w:val="FFFFFF"/><w:sz w:val="20"/><w:szCs w:val="20"/></w:rPr><w:t>LAeq Corr </w:t></w:r></w:p></w:tc><w:tc><w:tcPr><w:tcW w:w="327" w:type="pct"/><w:tcBorders><w:top w:val="nil"/><w:left w:val="nil"/><w:bottom w:val="single" w:sz="4" w:space="0" w:color="808080"/><w:right w:val="single" w:sz="4" w:space="0" w:color="808080"/></w:tcBorders><w:vAlign w:val="center"/><w:hideMark/></w:tcPr><w:p><w:pPr><w:jc w:val="center"/><w:rPr><w:rFonts w:ascii="Avenir Next LT Pro" w:hAnsi="Avenir Next LT Pro" w:cs="Calibri"/><w:b/><w:bCs/><w:color w:val="FFFFFF"/><w:sz w:val="20"/><w:szCs w:val="20"/></w:rPr></w:pPr><w:r><w:rPr><w:rFonts w:ascii="Avenir Next LT Pro" w:hAnsi="Avenir Next LT Pro" w:cs="Calibri"/><w:b/><w:bCs/><w:color w:val="FFFFFF"/><w:sz w:val="20"/><w:szCs w:val="20"/></w:rPr><w:t>Lmax </w:t></w:r></w:p></w:tc><w:tc><w:tcPr><w:tcW w:w="327" w:type="pct"/><w:tcBorders><w:top w:val="nil"/><w:left w:val="nil"/><w:bottom w:val="single" w:sz="4" w:space="0" w:color="808080"/><w:right w:val="single" w:sz="4" w:space="0" w:color="808080"/></w:tcBorders><w:vAlign w:val="center"/><w:hideMark/></w:tcPr><w:p><w:pPr><w:jc w:val="center"/><w:rPr><w:rFonts w:ascii="Avenir Next LT Pro" w:hAnsi="Avenir Next LT Pro" w:cs="Calibri"/><w:b/><w:bCs/><w:color w:val="FFFFFF"/><w:sz w:val="20"/><w:szCs w:val="20"/></w:rPr></w:pPr><w:r><w:rPr><w:rFonts w:ascii="Avenir Next LT Pro" w:hAnsi="Avenir Next LT Pro" w:cs="Calibri"/><w:b/><w:bCs/><w:color w:val="FFFFFF"/><w:sz w:val="20"/><w:szCs w:val="20"/></w:rPr><w:t>Lmin </w:t></w:r></w:p></w:tc><w:tc><w:tcPr><w:tcW w:w="430" w:type="pct"/><w:tcBorders><w:top w:val="nil"/><w:left w:val="nil"/><w:bottom w:val="single" w:sz="4" w:space="0" w:color="808080"/><w:right w:val="single" w:sz="4" w:space="0" w:color="808080"/></w:tcBorders><w:vAlign w:val="center"/><w:hideMark/></w:tcPr><w:p><w:pPr><w:jc w:val="center"/><w:rPr><w:rFonts w:ascii="Avenir Next LT Pro" w:hAnsi="Avenir Next LT Pro" w:cs="Calibri"/><w:b/><w:bCs/><w:color w:val="FFFFFF"/><w:sz w:val="20"/><w:szCs w:val="20"/></w:rPr></w:pPr><w:r><w:rPr><w:rFonts w:ascii="Avenir Next LT Pro" w:hAnsi="Avenir Next LT Pro" w:cs="Calibri"/><w:b/><w:bCs/><w:color w:val="FFFFFF"/><w:sz w:val="20"/><w:szCs w:val="20"/></w:rPr><w:t>L90Corr </w:t></w:r></w:p></w:tc><w:tc><w:tcPr><w:tcW w:w="1088" w:type="pct"/><w:tcBorders><w:top w:val="nil"/><w:left w:val="nil"/><w:bottom w:val="single" w:sz="4" w:space="0" w:color="808080"/><w:right w:val="single" w:sz="4" w:space="0" w:color="808080"/></w:tcBorders><w:noWrap/><w:vAlign w:val="center"/><w:hideMark/></w:tcPr><w:p><w:pPr><w:jc w:val="center"/><w:rPr><w:rFonts w:ascii="Avenir Next LT Pro" w:hAnsi="Avenir Next LT Pro" w:cs="Calibri"/><w:b/><w:bCs/><w:color w:val="FFFFFF"/><w:sz w:val="20"/><w:szCs w:val="20"/></w:rPr></w:pPr><w:r><w:rPr><w:rFonts w:ascii="Avenir Next LT Pro" w:hAnsi="Avenir Next LT Pro" w:cs="Calibri"/><w:b/><w:bCs/><w:color w:val="FFFFFF"/><w:sz w:val="20"/><w:szCs w:val="20"/></w:rPr><w:t>Corrección realizada</w:t></w:r></w:p></w:tc><w:tc><w:tcPr><w:tcW w:w="436" w:type="pct"/><w:tcBorders><w:top w:val="nil"/><w:left w:val="nil"/><w:bottom w:val="single" w:sz="4" w:space="0" w:color="808080"/><w:right w:val="single" w:sz="4" w:space="0" w:color="808080"/></w:tcBorders><w:vAlign w:val="center"/><w:hideMark/></w:tcPr><w:p><w:pPr><w:jc w:val="center"/><w:rPr><w:rFonts w:ascii="Avenir Next LT Pro" w:hAnsi="Avenir Next LT Pro" w:cs="Calibri"/><w:b/><w:bCs/><w:color w:val="FFFFFF"/><w:sz w:val="20"/><w:szCs w:val="20"/></w:rPr></w:pPr><w:r><w:rPr><w:rFonts w:ascii="Avenir Next LT Pro" w:hAnsi="Avenir Next LT Pro" w:cs="Calibri"/><w:b/><w:bCs/><w:color w:val="FFFFFF"/><w:sz w:val="20"/><w:szCs w:val="20"/></w:rPr><w:t>Emisión </w:t></w:r></w:p></w:tc><w:tc><w:tcPr><w:tcW w:w="490" w:type="pct"/><w:tcBorders><w:top w:val="nil"/><w:left w:val="nil"/><w:bottom w:val="single" w:sz="4" w:space="0" w:color="808080"/><w:right w:val="single" w:sz="4" w:space="0" w:color="808080"/></w:tcBorders><w:vAlign w:val="center"/><w:hideMark/></w:tcPr><w:p><w:pPr><w:jc w:val="center"/><w:rPr><w:rFonts w:ascii="Avenir Next LT Pro" w:hAnsi="Avenir Next LT Pro" w:cs="Calibri"/><w:b/><w:bCs/><w:color w:val="FFFFFF"/><w:sz w:val="20"/><w:szCs w:val="20"/></w:rPr></w:pPr><w:r><w:rPr><w:rFonts w:ascii="Avenir Next LT Pro" w:hAnsi="Avenir Next LT Pro" w:cs="Calibri"/><w:b/><w:bCs/><w:color w:val="FFFFFF"/><w:sz w:val="20"/><w:szCs w:val="20"/></w:rPr><w:t>Norma nocturna</w:t></w:r></w:p></w:tc><w:tc><w:tcPr><w:tcW w:w="722" w:type="pct"/><w:tcBorders><w:top w:val="nil"/><w:left w:val="nil"/><w:bottom w:val="single" w:sz="4" w:space="0" w:color="808080"/><w:right w:val="single" w:sz="4" w:space="0" w:color="808080"/></w:tcBorders><w:vAlign w:val="center"/><w:hideMark/></w:tcPr><w:p><w:pPr><w:jc w:val="center"/><w:rPr><w:rFonts w:ascii="Avenir Next LT Pro" w:hAnsi="Avenir Next LT Pro" w:cs="Calibri"/><w:b/><w:bCs/><w:color w:val="FFFFFF"/><w:sz w:val="20"/><w:szCs w:val="20"/></w:rPr></w:pPr><w:r><w:rPr><w:rFonts w:ascii="Avenir Next LT Pro" w:hAnsi="Avenir Next LT Pro" w:cs="Calibri"/><w:b/><w:bCs/><w:color w:val="FFFFFF"/><w:sz w:val="20"/><w:szCs w:val="20"/></w:rPr><w:t>Cumplimiento</w:t></w:r></w:p></w:tc></w:tr><w:tr><w:trPr><w:trHeight w:val="20"/><w:jc w:val="center"/></w:trPr><w:tc><w:tcPr><w:tcW w:w="351" w:type="pct"/><w:tcBorders><w:top w:val="nil"/><w:left w:val="single" w:sz="4" w:space="0" w:color="808080"/><w:bottom w:val="single" w:sz="4" w:space="0" w:color="808080"/><w:right w:val="single" w:sz="4" w:space="0" w:color="808080"/></w:tcBorders><w:noWrap/><w:vAlign w:val="bottom"/></w:tcPr><w:p><w:pPr><w:jc w:val="center"/><w:rPr><w:rFonts w:ascii="Avenir Next LT Pro" w:hAnsi="Avenir Next LT Pro" w:cs="Calibri"/><w:color w:val="303030"/><w:sz w:val="20"/><w:szCs w:val="20"/></w:rPr></w:pPr></w:p></w:tc><w:tc><w:tcPr><w:tcW w:w="498" w:type="pct"/><w:tcBorders><w:top w:val="nil"/><w:left w:val="nil"/><w:bottom w:val="single" w:sz="4" w:space="0" w:color="808080"/><w:right w:val="single" w:sz="4" w:space="0" w:color="808080"/></w:tcBorders><w:noWrap/><w:vAlign w:val="bottom"/></w:tcPr><w:p><w:pPr><w:jc w:val="center"/><w:rPr><w:rFonts w:ascii="Avenir Next LT Pro" w:hAnsi="Avenir Next LT Pro" w:cs="Calibri"/><w:color w:val="303030"/><w:sz w:val="20"/><w:szCs w:val="20"/></w:rPr></w:pPr></w:p></w:tc><w:tc><w:tcPr><w:tcW w:w="327" w:type="pct"/><w:tcBorders><w:top w:val="nil"/><w:left w:val="nil"/><w:bottom w:val="single" w:sz="4" w:space="0" w:color="808080"/><w:right w:val="single" w:sz="4" w:space="0" w:color="808080"/></w:tcBorders><w:noWrap/><w:vAlign w:val="center"/></w:tcPr><w:p><w:pPr><w:jc w:val="center"/><w:rPr><w:rFonts w:ascii="Avenir Next LT Pro" w:hAnsi="Avenir Next LT Pro" w:cs="Calibri"/><w:color w:val="303030"/><w:sz w:val="20"/><w:szCs w:val="20"/></w:rPr></w:pPr></w:p></w:tc><w:tc><w:tcPr><w:tcW w:w="327" w:type="pct"/><w:tcBorders><w:top w:val="nil"/><w:left w:val="nil"/><w:bottom w:val="single" w:sz="4" w:space="0" w:color="808080"/><w:right w:val="single" w:sz="4" w:space="0" w:color="808080"/></w:tcBorders><w:noWrap/><w:vAlign w:val="center"/></w:tcPr><w:p><w:pPr><w:jc w:val="center"/><w:rPr><w:rFonts w:ascii="Avenir Next LT Pro" w:hAnsi="Avenir Next LT Pro" w:cs="Calibri"/><w:color w:val="303030"/><w:sz w:val="20"/><w:szCs w:val="20"/></w:rPr></w:pPr></w:p></w:tc><w:tc><w:tcPr><w:tcW w:w="327" w:type="pct"/><w:tcBorders><w:top w:val="nil"/><w:left w:val="nil"/><w:bottom w:val="single" w:sz="4" w:space="0" w:color="808080"/><w:right w:val="single" w:sz="4" w:space="0" w:color="808080"/></w:tcBorders><w:noWrap/><w:vAlign w:val="center"/></w:tcPr><w:p><w:pPr><w:jc w:val="center"/><w:rPr><w:rFonts w:ascii="Avenir Next LT Pro" w:hAnsi="Avenir Next LT Pro" w:cs="Calibri"/><w:color w:val="303030"/><w:sz w:val="20"/><w:szCs w:val="20"/></w:rPr></w:pPr></w:p></w:tc><w:tc><w:tcPr><w:tcW w:w="430" w:type="pct"/><w:tcBorders><w:top w:val="nil"/><w:left w:val="nil"/><w:bottom w:val="single" w:sz="4" w:space="0" w:color="808080"/><w:right w:val="single" w:sz="4" w:space="0" w:color="808080"/></w:tcBorders><w:noWrap/><w:vAlign w:val="center"/></w:tcPr><w:p><w:pPr><w:jc w:val="center"/><w:rPr><w:rFonts w:ascii="Avenir Next LT Pro" w:hAnsi="Avenir Next LT Pro" w:cs="Calibri"/><w:color w:val="303030"/><w:sz w:val="20"/><w:szCs w:val="20"/></w:rPr></w:pPr></w:p></w:tc><w:tc><w:tcPr><w:tcW w:w="1088" w:type="pct"/><w:tcBorders><w:top w:val="nil"/><w:left w:val="nil"/><w:bottom w:val="single" w:sz="4" w:space="0" w:color="808080"/><w:right w:val="single" w:sz="4" w:space="0" w:color="808080"/></w:tcBorders><w:noWrap/><w:vAlign w:val="center"/></w:tcPr><w:p><w:pPr><w:jc w:val="center"/><w:rPr><w:rFonts w:ascii="Avenir Next LT Pro" w:hAnsi="Avenir Next LT Pro" w:cs="Calibri"/><w:color w:val="303030"/><w:sz w:val="20"/><w:szCs w:val="20"/></w:rPr></w:pPr></w:p></w:tc><w:tc><w:tcPr><w:tcW w:w="436" w:type="pct"/><w:tcBorders><w:top w:val="nil"/><w:left w:val="nil"/><w:bottom w:val="single" w:sz="4" w:space="0" w:color="808080"/><w:right w:val="single" w:sz="4" w:space="0" w:color="808080"/></w:tcBorders><w:noWrap/><w:vAlign w:val="center"/></w:tcPr><w:p><w:pPr><w:jc w:val="center"/><w:rPr><w:rFonts w:ascii="Avenir Next LT Pro" w:hAnsi="Avenir Next LT Pro" w:cs="Calibri"/><w:color w:val="303030"/><w:sz w:val="20"/><w:szCs w:val="20"/></w:rPr></w:pPr></w:p></w:tc><w:tc><w:tcPr><w:tcW w:w="490" w:type="pct"/><w:tcBorders><w:top w:val="nil"/><w:left w:val="nil"/><w:bottom w:val="single" w:sz="4" w:space="0" w:color="808080"/><w:right w:val="single" w:sz="4" w:space="0" w:color="808080"/></w:tcBorders><w:noWrap/><w:vAlign w:val="bottom"/></w:tcPr><w:p><w:pPr><w:jc w:val="center"/><w:rPr><w:rFonts w:ascii="Avenir Next LT Pro" w:hAnsi="Avenir Next LT Pro" w:cs="Calibri"/><w:color w:val="303030"/><w:sz w:val="20"/><w:szCs w:val="20"/></w:rPr></w:pPr></w:p></w:tc><w:tc><w:tcPr><w:tcW w:w="722" w:type="pct"/><w:tcBorders><w:top w:val="nil"/><w:left w:val="nil"/><w:bottom w:val="single" w:sz="4" w:space="0" w:color="808080"/><w:right w:val="single" w:sz="4" w:space="0" w:color="808080"/></w:tcBorders><w:noWrap/><w:vAlign w:val="bottom"/></w:tcPr><w:p><w:pPr><w:jc w:val="center"/><w:rPr><w:rFonts w:ascii="Avenir Next LT Pro" w:hAnsi="Avenir Next LT Pro" w:cs="Calibri"/><w:color w:val="303030"/><w:sz w:val="20"/><w:szCs w:val="20"/></w:rPr></w:pPr></w:p></w:tc></w:tr></w:tbl><w:p><w:pPr><w:pStyle w:val="NormalWeb"/><w:spacing w:before="0" w:beforeAutospacing="0" w:after="240" w:afterAutospacing="0" w:line="360" w:lineRule="auto"/><w:jc w:val="center"/><w:rPr><w:rFonts w:ascii="Avenir Next LT Pro" w:hAnsi="Avenir Next LT Pro" w:cstheme="minorHAnsi"/><w:i/><w:iCs/><w:color w:val="303030"/><w:sz w:val="20"/><w:szCs w:val="20"/></w:rPr></w:pPr><w:r><w:rPr><w:rFonts w:ascii="Avenir Next LT Pro" w:hAnsi="Avenir Next LT Pro" w:cstheme="minorHAnsi"/><w:i/><w:iCs/><w:color w:val="303030"/><w:sz w:val="20"/><w:szCs w:val="20"/></w:rPr><w:t>Fuente: SERAMBIENTE S.A.S., </w:t></w:r><w:r><w:rPr><w:rFonts w:ascii="Avenir Next LT Pro" w:hAnsi="Avenir Next LT Pro" w:cstheme="minorHAnsi"/><w:i/><w:iCs/><w:color w:val="303030"/><w:sz w:val="20"/><w:szCs w:val="20"/></w:rPr><w:t>{fuente_serambiente_s_a_s_1}</w:t></w:r><w:r><w:rPr><w:rFonts w:ascii="Avenir Next LT Pro" w:hAnsi="Avenir Next LT Pro" w:cstheme="minorHAnsi"/><w:i/><w:iCs/><w:color w:val="303030"/><w:sz w:val="20"/><w:szCs w:val="20"/></w:rPr></w:r></w:p><w:p><w:pPr><w:spacing w:line="360" w:lineRule="auto"/><w:jc w:val="both"/><w:rPr><w:rFonts w:ascii="Avenir Next LT Pro" w:hAnsi="Avenir Next LT Pro"/><w:lang w:eastAsia="es-MX"/></w:rPr></w:pPr><w:r><w:rPr><w:rFonts w:ascii="Avenir Next LT Pro" w:hAnsi="Avenir Next LT Pro"/><w:lang w:eastAsia="es-MX"/></w:rPr><w:lastRenderedPageBreak/><w:t>En la </w:t></w:r><w:r><w:rPr><w:rFonts w:ascii="Avenir Next LT Pro" w:hAnsi="Avenir Next LT Pro"/><w:b/><w:bCs/><w:color w:val="303030"/><w:sz w:val="22"/><w:szCs w:val="22"/><w:lang w:eastAsia="es-MX"/></w:rPr><w:fldChar w:fldCharType="begin"/></w:r><w:r><w:rPr><w:rFonts w:ascii="Avenir Next LT Pro" w:hAnsi="Avenir Next LT Pro"/><w:b/><w:bCs/><w:color w:val="303030"/><w:sz w:val="22"/><w:szCs w:val="22"/><w:lang w:eastAsia="es-MX"/></w:rPr><w:instrText xml:space="preserve"> REF _Ref155161053 \h  \* MERGEFORMAT </w:instrText></w:r><w:r><w:rPr><w:rFonts w:ascii="Avenir Next LT Pro" w:hAnsi="Avenir Next LT Pro"/><w:b/><w:bCs/><w:color w:val="303030"/><w:sz w:val="22"/><w:szCs w:val="22"/><w:lang w:eastAsia="es-MX"/></w:rPr></w:r><w:r><w:rPr><w:rFonts w:ascii="Avenir Next LT Pro" w:hAnsi="Avenir Next LT Pro"/><w:b/><w:bCs/><w:color w:val="303030"/><w:sz w:val="22"/><w:szCs w:val="22"/><w:lang w:eastAsia="es-MX"/></w:rPr><w:fldChar w:fldCharType="separate"/></w:r><w:r><w:rPr><w:rFonts w:ascii="Avenir Next LT Pro" w:hAnsi="Avenir Next LT Pro"/><w:b/><w:bCs/><w:color w:val="303030"/><w:sz w:val="22"/><w:szCs w:val="22"/></w:rPr><w:t>Gráfica </w:t></w:r><w:r><w:rPr><w:rFonts w:ascii="Avenir Next LT Pro" w:hAnsi="Avenir Next LT Pro"/><w:b/><w:bCs/><w:noProof/><w:color w:val="303030"/><w:sz w:val="22"/><w:szCs w:val="22"/></w:rPr><w:t>4</w:t></w:r><w:r><w:rPr><w:rFonts w:ascii="Avenir Next LT Pro" w:hAnsi="Avenir Next LT Pro"/><w:b/><w:bCs/><w:color w:val="303030"/><w:sz w:val="22"/><w:szCs w:val="22"/><w:lang w:eastAsia="es-MX"/></w:rPr><w:fldChar w:fldCharType="end"/></w:r><w:r><w:rPr><w:rFonts w:ascii="Avenir Next LT Pro" w:hAnsi="Avenir Next LT Pro"/><w:lang w:eastAsia="es-MX"/></w:rPr><w:t>, </w:t></w:r><w:r><w:rPr><w:rFonts w:ascii="Avenir Next LT Pro" w:eastAsia="MS Mincho" w:hAnsi="Avenir Next LT Pro"/><w:color w:val="303030"/><w:sz w:val="22"/><w:szCs w:val="22"/></w:rPr><w:t>se presentan los resultados obtenidos para el horario nocturno versus la comparación con los límites normativos para esta jornada.</w:t></w:r></w:p><w:p><w:pPr><w:rPr><w:lang w:eastAsia="es-MX"/></w:rPr></w:pPr></w:p><w:p><w:pPr><w:spacing w:line="276" w:lineRule="auto"/><w:jc w:val="center"/><w:rPr></w:rPr></w:pPr></w:p><w:p><w:pPr><w:pStyle w:val="Descripcin"/><w:spacing w:before="0" w:after="0"/><w:jc w:val="center"/><w:rPr><w:rFonts w:ascii="Avenir Next LT Pro" w:hAnsi="Avenir Next LT Pro" w:cstheme="minorHAnsi"/><w:color w:val="303030"/><w:lang w:val="es-CO"/></w:rPr></w:pPr><w:bookmarkStart w:id="240" w:name="_Ref155161053"/><w:bookmarkStart w:id="241" w:name="_Toc155782918"/><w:bookmarkStart w:id="242" w:name="_Toc198219769"/><w:r><w:rPr><w:rFonts w:ascii="Avenir Next LT Pro" w:hAnsi="Avenir Next LT Pro"/><w:color w:val="303030"/><w:lang w:val="es-CO"/></w:rPr><w:t>{var_41}</w:t></w:r><w:r><w:rPr><w:rFonts w:ascii="Avenir Next LT Pro" w:hAnsi="Avenir Next LT Pro"/><w:color w:val="303030"/><w:lang w:val="es-CO"/></w:rPr></w:r><w:r><w:rPr><w:rFonts w:ascii="Avenir Next LT Pro" w:hAnsi="Avenir Next LT Pro"/><w:color w:val="303030"/><w:lang w:val="es-CO"/></w:rPr></w:r><w:r><w:rPr><w:rFonts w:ascii="Avenir Next LT Pro" w:hAnsi="Avenir Next LT Pro"/><w:color w:val="303030"/><w:lang w:val="es-CO"/></w:rPr></w:r><w:r><w:rPr><w:rFonts w:ascii="Avenir Next LT Pro" w:hAnsi="Avenir Next LT Pro"/><w:noProof/><w:color w:val="303030"/><w:lang w:val="es-CO"/></w:rPr></w:r><w:r><w:rPr><w:rFonts w:ascii="Avenir Next LT Pro" w:hAnsi="Avenir Next LT Pro"/><w:color w:val="303030"/><w:lang w:val="es-CO"/></w:rPr></w:r><w:bookmarkEnd w:id="240"/><w:r><w:rPr><w:rFonts w:ascii="Avenir Next LT Pro" w:hAnsi="Avenir Next LT Pro"/><w:color w:val="303030"/><w:lang w:val="es-CO"/></w:rPr></w:r><w:r><w:rPr><w:rFonts w:ascii="Avenir Next LT Pro" w:hAnsi="Avenir Next LT Pro" w:cstheme="minorHAnsi"/><w:color w:val="303030"/><w:lang w:val="es-CO"/></w:rPr></w:r><w:r><w:rPr><w:rFonts w:ascii="Avenir Next LT Pro" w:hAnsi="Avenir Next LT Pro" w:cstheme="minorHAnsi"/><w:color w:val="303030"/><w:lang w:val="es-CO"/></w:rPr></w:r><w:r><w:rPr><w:rFonts w:ascii="Avenir Next LT Pro" w:hAnsi="Avenir Next LT Pro" w:cstheme="minorHAnsi"/><w:color w:val="303030"/><w:lang w:val="es-CO"/></w:rPr></w:r><w:bookmarkEnd w:id="241"/><w:bookmarkEnd w:id="242"/></w:p><w:p><w:pPr><w:pStyle w:val="NormalWeb"/><w:spacing w:before="0" w:beforeAutospacing="0" w:after="240" w:afterAutospacing="0" w:line="360" w:lineRule="auto"/><w:jc w:val="center"/><w:rPr><w:rFonts w:ascii="Avenir Next LT Pro" w:hAnsi="Avenir Next LT Pro" w:cstheme="minorHAnsi"/><w:i/><w:iCs/><w:color w:val="303030"/><w:sz w:val="20"/><w:szCs w:val="20"/></w:rPr></w:pPr><w:r><w:rPr><w:rFonts w:ascii="Avenir Next LT Pro" w:hAnsi="Avenir Next LT Pro" w:cstheme="minorHAnsi"/><w:i/><w:iCs/><w:color w:val="303030"/><w:sz w:val="20"/><w:szCs w:val="20"/></w:rPr><w:t>{var_33}</w:t></w:r><w:r><w:rPr><w:rFonts w:ascii="Avenir Next LT Pro" w:hAnsi="Avenir Next LT Pro" w:cstheme="minorHAnsi"/><w:i/><w:iCs/><w:color w:val="303030"/><w:sz w:val="20"/><w:szCs w:val="20"/></w:rPr></w:r><w:r><w:rPr><w:rFonts w:ascii="Avenir Next LT Pro" w:hAnsi="Avenir Next LT Pro" w:cstheme="minorHAnsi"/><w:i/><w:iCs/><w:color w:val="303030"/><w:sz w:val="20"/><w:szCs w:val="20"/></w:rPr></w:r></w:p><w:p><w:pPr><w:spacing w:line="360" w:lineRule="auto"/><w:jc w:val="both"/><w:rPr><w:rFonts w:ascii="Avenir Next LT Pro" w:hAnsi="Avenir Next LT Pro" w:cstheme="minorHAnsi"/><w:color w:val="303030"/><w:sz w:val="22"/><w:szCs w:val="22"/></w:rPr></w:pPr><w:r><w:rPr><w:rFonts w:ascii="Avenir Next LT Pro" w:hAnsi="Avenir Next LT Pro"/><w:sz w:val="22"/><w:szCs w:val="22"/><w:lang w:eastAsia="es-MX"/></w:rPr><w:t>{var_42}</w:t></w:r><w:r><w:rPr><w:rFonts w:ascii="Avenir Next LT Pro" w:hAnsi="Avenir Next LT Pro"/><w:b/><w:bCs/><w:color w:val="303030"/><w:sz w:val="22"/><w:szCs w:val="22"/><w:lang w:eastAsia="es-MX"/></w:rPr></w:r><w:r><w:rPr><w:rFonts w:ascii="Avenir Next LT Pro" w:hAnsi="Avenir Next LT Pro"/><w:b/><w:bCs/><w:color w:val="303030"/><w:sz w:val="22"/><w:szCs w:val="22"/><w:lang w:eastAsia="es-MX"/></w:rPr></w:r><w:r><w:rPr><w:rFonts w:ascii="Avenir Next LT Pro" w:hAnsi="Avenir Next LT Pro"/><w:b/><w:bCs/><w:color w:val="303030"/><w:sz w:val="22"/><w:szCs w:val="22"/><w:lang w:eastAsia="es-MX"/></w:rPr></w:r><w:r><w:rPr><w:rFonts w:ascii="Avenir Next LT Pro" w:hAnsi="Avenir Next LT Pro"/><w:b/><w:bCs/><w:color w:val="303030"/><w:sz w:val="22"/><w:szCs w:val="22"/><w:lang w:eastAsia="es-MX"/></w:rPr></w:r><w:r><w:rPr><w:rFonts w:ascii="Avenir Next LT Pro" w:hAnsi="Avenir Next LT Pro"/><w:b/><w:bCs/><w:color w:val="303030"/><w:sz w:val="22"/><w:szCs w:val="22"/></w:rPr></w:r><w:r><w:rPr><w:rFonts w:ascii="Avenir Next LT Pro" w:hAnsi="Avenir Next LT Pro"/><w:b/><w:bCs/><w:noProof/><w:color w:val="303030"/><w:sz w:val="22"/><w:szCs w:val="22"/></w:rPr></w:r><w:r><w:rPr><w:rFonts w:ascii="Avenir Next LT Pro" w:hAnsi="Avenir Next LT Pro"/><w:b/><w:bCs/><w:color w:val="303030"/><w:sz w:val="22"/><w:szCs w:val="22"/><w:lang w:eastAsia="es-MX"/></w:rPr></w:r><w:r><w:rPr><w:rFonts w:ascii="Avenir Next LT Pro" w:hAnsi="Avenir Next LT Pro" w:cstheme="minorHAnsi"/><w:color w:val="303030"/><w:sz w:val="22"/><w:szCs w:val="22"/></w:rPr></w:r><w:r><w:rPr><w:rFonts w:ascii="Avenir Next LT Pro" w:hAnsi="Avenir Next LT Pro" w:cstheme="minorHAnsi"/><w:color w:val="303030"/><w:sz w:val="22"/><w:szCs w:val="22"/></w:rPr></w:r><w:commentRangeStart w:id="243"/><w:r><w:rPr><w:rFonts w:ascii="Avenir Next LT Pro" w:hAnsi="Avenir Next LT Pro" w:cstheme="minorHAnsi"/><w:color w:val="303030"/><w:sz w:val="22"/><w:szCs w:val="22"/></w:rPr></w:r><w:commentRangeEnd w:id="243"/><w:r><w:rPr><w:rStyle w:val="Refdecomentario"/><w:rFonts w:ascii="Tahoma" w:hAnsi="Tahoma"/><w:szCs w:val="20"/><w:lang w:val="es-MX" w:eastAsia="es-MX"/></w:rPr><w:commentReference w:id="243"/></w:r><w:r><w:rPr><w:rFonts w:ascii="Avenir Next LT Pro" w:hAnsi="Avenir Next LT Pro" w:cstheme="minorHAnsi"/><w:color w:val="303030"/><w:sz w:val="22"/><w:szCs w:val="22"/></w:rPr><w:t>{var_43}</w:t></w:r><w:r><w:rPr><w:rFonts w:ascii="Avenir Next LT Pro" w:hAnsi="Avenir Next LT Pro" w:cstheme="minorHAnsi"/><w:color w:val="303030"/><w:sz w:val="22"/><w:szCs w:val="22"/></w:rPr></w:r><w:r><w:rPr><w:rFonts w:ascii="Avenir Next LT Pro" w:hAnsi="Avenir Next LT Pro" w:cstheme="minorHAnsi"/><w:color w:val="303030"/><w:sz w:val="22"/><w:szCs w:val="22"/></w:rPr></w:r><w:r><w:rPr><w:rFonts w:ascii="Avenir Next LT Pro" w:hAnsi="Avenir Next LT Pro" w:cstheme="minorHAnsi"/><w:color w:val="303030"/><w:sz w:val="22"/><w:szCs w:val="22"/></w:rPr></w:r></w:p><w:p><w:pPr><w:pStyle w:val="Ttulo3"/><w:rPr><w:rFonts w:ascii="Avenir Next LT Pro" w:hAnsi="Avenir Next LT Pro"/><w:color w:val="303030"/><w:lang w:val="es-CO"/></w:rPr></w:pPr><w:r><w:rPr><w:rFonts w:ascii="Avenir Next LT Pro" w:hAnsi="Avenir Next LT Pro"/><w:color w:val="303030"/><w:lang w:val="es-CO"/></w:rPr><w:t>5.2.</w:t></w:r><w:r><w:rPr><w:rFonts w:ascii="Avenir Next LT Pro" w:hAnsi="Avenir Next LT Pro"/><w:color w:val="303030"/><w:lang w:val="es-CO"/></w:rPr><w:t>5</w:t></w:r><w:r><w:rPr><w:rFonts w:ascii="Avenir Next LT Pro" w:hAnsi="Avenir Next LT Pro"/><w:color w:val="303030"/><w:lang w:val="es-CO"/></w:rPr><w:t>. </w:t></w:r><w:r><w:rPr><w:rFonts w:ascii="Avenir Next LT Pro" w:hAnsi="Avenir Next LT Pro"/><w:color w:val="303030"/><w:lang w:val="es-CO"/></w:rPr><w:t>Análisis de </w:t></w:r><w:commentRangeStart w:id="244"/><w:r><w:rPr><w:rFonts w:ascii="Avenir Next LT Pro" w:hAnsi="Avenir Next LT Pro"/><w:color w:val="303030"/><w:lang w:val="es-CO"/></w:rPr><w:t>resultados</w:t></w:r><w:commentRangeEnd w:id="244"/><w:r><w:rPr><w:rStyle w:val="Refdecomentario"/><w:rFonts w:ascii="Tahoma" w:hAnsi="Tahoma"/><w:b w:val="0"/><w:bCs w:val="0"/><w:szCs w:val="20"/><w:lang w:val="es-MX" w:eastAsia="es-MX"/></w:rPr><w:commentReference w:id="244"/></w:r></w:p><w:p/><w:p><w:pPr><w:spacing w:after="240" w:line="360" w:lineRule="auto"/><w:jc w:val="both"/><w:rPr><w:rFonts w:ascii="Avenir Next LT Pro" w:hAnsi="Avenir Next LT Pro" w:cs="Calibri"/><w:color w:val="303030"/><w:sz w:val="22"/><w:szCs w:val="22"/></w:rPr></w:pPr><w:r><w:rPr><w:rFonts w:ascii="Avenir Next LT Pro" w:hAnsi="Avenir Next LT Pro" w:cs="Calibri"/><w:color w:val="303030"/><w:sz w:val="22"/><w:szCs w:val="22"/></w:rPr><w:t>{var_44}</w:t></w:r><w:r><w:rPr><w:rFonts w:ascii="Avenir Next LT Pro" w:hAnsi="Avenir Next LT Pro" w:cs="Calibri"/><w:color w:val="303030"/><w:sz w:val="22"/><w:szCs w:val="22"/></w:rPr></w:r><w:r><w:rPr><w:rFonts w:ascii="Avenir Next LT Pro" w:hAnsi="Avenir Next LT Pro" w:cs="Calibri"/><w:color w:val="303030"/><w:sz w:val="22"/><w:szCs w:val="22"/></w:rPr></w:r><w:r><w:rPr><w:rFonts w:ascii="Avenir Next LT Pro" w:hAnsi="Avenir Next LT Pro" w:cs="Calibri"/><w:color w:val="303030"/><w:sz w:val="22"/><w:szCs w:val="22"/></w:rPr></w:r><w:r><w:rPr><w:rFonts w:ascii="Avenir Next LT Pro" w:hAnsi="Avenir Next LT Pro" w:cs="Calibri"/><w:color w:val="303030"/><w:sz w:val="22"/><w:szCs w:val="22"/></w:rPr></w:r><w:r><w:rPr><w:rFonts w:ascii="Avenir Next LT Pro" w:hAnsi="Avenir Next LT Pro" w:cs="Calibri"/><w:color w:val="303030"/><w:sz w:val="22"/><w:szCs w:val="22"/></w:rPr></w:r><w:r><w:rPr><w:rFonts w:ascii="Avenir Next LT Pro" w:hAnsi="Avenir Next LT Pro" w:cs="Calibri"/><w:color w:val="303030"/><w:sz w:val="22"/><w:szCs w:val="22"/></w:rPr></w:r><w:r><w:rPr><w:rFonts w:ascii="Avenir Next LT Pro" w:hAnsi="Avenir Next LT Pro" w:cs="Calibri"/><w:color w:val="303030"/><w:sz w:val="22"/><w:szCs w:val="22"/></w:rPr></w:r><w:r><w:rPr><w:rFonts w:ascii="Avenir Next LT Pro" w:hAnsi="Avenir Next LT Pro" w:cs="Calibri"/><w:color w:val="303030"/><w:sz w:val="22"/><w:szCs w:val="22"/></w:rPr></w:r><w:r><w:rPr><w:rFonts w:ascii="Avenir Next LT Pro" w:hAnsi="Avenir Next LT Pro" w:cs="Calibri"/><w:color w:val="303030"/><w:sz w:val="22"/><w:szCs w:val="22"/></w:rPr></w:r><w:r><w:rPr><w:rFonts w:ascii="Avenir Next LT Pro" w:hAnsi="Avenir Next LT Pro" w:cs="Calibri"/><w:color w:val="303030"/><w:sz w:val="22"/><w:szCs w:val="22"/></w:rPr></w:r><w:r><w:rPr><w:rFonts w:ascii="Avenir Next LT Pro" w:hAnsi="Avenir Next LT Pro" w:cs="Calibri"/><w:color w:val="303030"/><w:sz w:val="22"/><w:szCs w:val="22"/></w:rPr></w:r><w:r><w:rPr><w:rFonts w:ascii="Avenir Next LT Pro" w:hAnsi="Avenir Next LT Pro"/><w:color w:val="303030"/><w:sz w:val="22"/><w:szCs w:val="22"/></w:rPr></w:r><w:r><w:rPr><w:rFonts w:ascii="Avenir Next LT Pro" w:hAnsi="Avenir Next LT Pro" w:cs="Calibri"/><w:color w:val="303030"/><w:sz w:val="22"/><w:szCs w:val="22"/></w:rPr></w:r><w:r><w:rPr><w:rFonts w:ascii="Avenir Next LT Pro" w:hAnsi="Avenir Next LT Pro" w:cs="Calibri"/><w:color w:val="303030"/><w:sz w:val="22"/><w:szCs w:val="22"/></w:rPr></w:r><w:r><w:rPr><w:rFonts w:ascii="Avenir Next LT Pro" w:hAnsi="Avenir Next LT Pro" w:cs="Calibri"/><w:color w:val="303030"/><w:sz w:val="22"/><w:szCs w:val="22"/></w:rPr></w:r><w:r><w:rPr><w:rFonts w:ascii="Avenir Next LT Pro" w:hAnsi="Avenir Next LT Pro"/><w:color w:val="303030"/><w:sz w:val="22"/><w:szCs w:val="22"/></w:rPr></w:r><w:r><w:rPr><w:rFonts w:ascii="Avenir Next LT Pro" w:hAnsi="Avenir Next LT Pro"/><w:color w:val="303030"/><w:sz w:val="22"/><w:szCs w:val="22"/></w:rPr></w:r></w:p><w:p><w:pPr><w:spacing w:after="240" w:line="360" w:lineRule="auto"/><w:jc w:val="both"/><w:rPr><w:rFonts w:ascii="Avenir Next LT Pro" w:hAnsi="Avenir Next LT Pro"/><w:color w:val="303030"/><w:sz w:val="22"/><w:szCs w:val="22"/></w:rPr></w:pPr><w:r><w:rPr><w:rFonts w:ascii="Avenir Next LT Pro" w:hAnsi="Avenir Next LT Pro"/><w:color w:val="303030"/><w:sz w:val="22"/><w:szCs w:val="22"/></w:rPr><w:t>{var_45}</w:t></w:r><w:r><w:rPr><w:rFonts w:ascii="Avenir Next LT Pro" w:hAnsi="Avenir Next LT Pro"/><w:color w:val="303030"/><w:sz w:val="22"/><w:szCs w:val="22"/></w:rPr></w:r><w:r><w:rPr><w:rFonts w:ascii="Avenir Next LT Pro" w:hAnsi="Avenir Next LT Pro" w:cstheme="minorHAnsi"/><w:color w:val="303030"/><w:sz w:val="22"/><w:szCs w:val="22"/></w:rPr></w:r><w:r><w:rPr><w:rFonts w:ascii="Avenir Next LT Pro" w:hAnsi="Avenir Next LT Pro" w:cstheme="minorHAnsi"/><w:color w:val="303030"/><w:sz w:val="22"/><w:szCs w:val="22"/></w:rPr></w:r><w:r><w:rPr><w:rFonts w:ascii="Avenir Next LT Pro" w:hAnsi="Avenir Next LT Pro"/><w:color w:val="303030"/><w:sz w:val="22"/><w:szCs w:val="22"/></w:rPr></w:r></w:p><w:p><w:pPr><w:spacing w:after="240" w:line="360" w:lineRule="auto"/><w:jc w:val="both"/><w:rPr><w:rFonts w:ascii="Avenir Next LT Pro" w:hAnsi="Avenir Next LT Pro"/><w:color w:val="303030"/><w:sz w:val="22"/><w:szCs w:val="22"/></w:rPr></w:pPr><w:r><w:rPr><w:rFonts w:ascii="Avenir Next LT Pro" w:hAnsi="Avenir Next LT Pro"/><w:color w:val="303030"/><w:sz w:val="22"/><w:szCs w:val="22"/></w:rPr><w:t>{var_46}</w:t></w:r><w:r><w:rPr><w:rFonts w:ascii="Avenir Next LT Pro" w:hAnsi="Avenir Next LT Pro"/><w:color w:val="303030"/><w:sz w:val="22"/><w:szCs w:val="22"/></w:rPr></w:r><w:r><w:rPr><w:rFonts w:ascii="Avenir Next LT Pro" w:hAnsi="Avenir Next LT Pro"/><w:color w:val="303030"/><w:sz w:val="22"/><w:szCs w:val="22"/></w:rPr></w:r><w:r><w:rPr><w:rFonts w:ascii="Avenir Next LT Pro" w:hAnsi="Avenir Next LT Pro"/><w:color w:val="303030"/><w:sz w:val="22"/><w:szCs w:val="22"/></w:rPr></w:r><w:r><w:rPr><w:rFonts w:ascii="Avenir Next LT Pro" w:hAnsi="Avenir Next LT Pro"/><w:color w:val="303030"/><w:sz w:val="22"/><w:szCs w:val="22"/></w:rPr></w:r><w:r><w:rPr><w:rFonts w:ascii="Avenir Next LT Pro" w:hAnsi="Avenir Next LT Pro"/><w:color w:val="303030"/><w:sz w:val="22"/><w:szCs w:val="22"/></w:rPr></w:r><w:r><w:rPr><w:rFonts w:ascii="Avenir Next LT Pro" w:hAnsi="Avenir Next LT Pro"/><w:color w:val="303030"/><w:sz w:val="22"/><w:szCs w:val="22"/></w:rPr></w:r><w:r><w:rPr><w:rFonts w:ascii="Avenir Next LT Pro" w:hAnsi="Avenir Next LT Pro"/><w:color w:val="303030"/><w:sz w:val="22"/><w:szCs w:val="22"/></w:rPr></w:r><w:r><w:rPr><w:rFonts w:ascii="Avenir Next LT Pro" w:hAnsi="Avenir Next LT Pro"/><w:color w:val="303030"/><w:sz w:val="22"/><w:szCs w:val="22"/></w:rPr><w:t> </w:t></w:r></w:p><w:p><w:pPr><w:spacing w:after="240" w:line="360" w:lineRule="auto"/><w:jc w:val="both"/><w:rPr><w:rFonts w:ascii="Avenir Next LT Pro" w:hAnsi="Avenir Next LT Pro"/><w:color w:val="303030"/><w:sz w:val="22"/><w:szCs w:val="22"/></w:rPr></w:pPr><w:r><w:rPr><w:rFonts w:ascii="Avenir Next LT Pro" w:hAnsi="Avenir Next LT Pro"/><w:color w:val="303030"/><w:sz w:val="22"/><w:szCs w:val="22"/></w:rPr><w:t>{var_47}</w:t></w:r><w:r><w:rPr><w:rFonts w:ascii="Avenir Next LT Pro" w:hAnsi="Avenir Next LT Pro"/><w:color w:val="303030"/><w:sz w:val="22"/><w:szCs w:val="22"/></w:rPr></w:r><w:r><w:rPr><w:rFonts w:ascii="Avenir Next LT Pro" w:hAnsi="Avenir Next LT Pro"/><w:color w:val="303030"/><w:sz w:val="22"/><w:szCs w:val="22"/></w:rPr></w:r><w:r><w:rPr><w:rFonts w:ascii="Avenir Next LT Pro" w:hAnsi="Avenir Next LT Pro"/><w:color w:val="303030"/><w:sz w:val="22"/><w:szCs w:val="22"/></w:rPr></w:r><w:r><w:rPr><w:rFonts w:ascii="Avenir Next LT Pro" w:hAnsi="Avenir Next LT Pro"/><w:color w:val="303030"/><w:sz w:val="22"/><w:szCs w:val="22"/></w:rPr></w:r><w:r><w:rPr><w:rFonts w:ascii="Avenir Next LT Pro" w:hAnsi="Avenir Next LT Pro"/><w:color w:val="303030"/><w:sz w:val="22"/><w:szCs w:val="22"/></w:rPr></w:r><w:r><w:rPr><w:rFonts w:ascii="Avenir Next LT Pro" w:hAnsi="Avenir Next LT Pro"/><w:color w:val="303030"/><w:sz w:val="22"/><w:szCs w:val="22"/></w:rPr></w:r><w:r><w:rPr><w:rFonts w:ascii="Avenir Next LT Pro" w:hAnsi="Avenir Next LT Pro"/><w:color w:val="303030"/><w:sz w:val="22"/><w:szCs w:val="22"/></w:rPr></w:r><w:r><w:rPr><w:rFonts w:ascii="Avenir Next LT Pro" w:hAnsi="Avenir Next LT Pro"/><w:color w:val="303030"/><w:sz w:val="22"/><w:szCs w:val="22"/></w:rPr></w:r></w:p><w:p><w:pPr><w:pStyle w:val="Ttulo2"/><w:rPr><w:rFonts w:ascii="Avenir Next LT Pro" w:hAnsi="Avenir Next LT Pro"/><w:color w:val="303030"/><w:sz w:val="28"/><w:szCs w:val="28"/></w:rPr></w:pPr><w:bookmarkStart w:id="245" w:name="_Toc211423090"/><w:bookmarkStart w:id="246" w:name="_Toc215310882"/><w:r><w:rPr><w:rFonts w:ascii="Avenir Next LT Pro" w:hAnsi="Avenir Next LT Pro"/><w:color w:val="303030"/><w:sz w:val="28"/><w:szCs w:val="28"/></w:rPr><w:t>5.3 Cálculos </w:t></w:r><w:commentRangeStart w:id="247"/><w:r><w:rPr><w:rFonts w:ascii="Avenir Next LT Pro" w:hAnsi="Avenir Next LT Pro"/><w:color w:val="303030"/><w:sz w:val="28"/><w:szCs w:val="28"/></w:rPr><w:t>aplicados</w:t></w:r><w:commentRangeEnd w:id="247"/><w:r><w:rPr><w:rStyle w:val="Refdecomentario"/><w:rFonts w:ascii="Tahoma" w:hAnsi="Tahoma"/><w:b w:val="0"/><w:bCs w:val="0"/><w:szCs w:val="20"/><w:lang w:val="es-MX" w:eastAsia="es-MX"/></w:rPr><w:commentReference w:id="247"/></w:r><w:bookmarkEnd w:id="245"/><w:bookmarkEnd w:id="246"/></w:p><w:p><w:pPr><w:rPr></w:rPr></w:pPr></w:p><w:p><w:pPr><w:pStyle w:val="Descripcin"/><w:keepNext/><w:spacing w:before="0" w:after="0"/><w:jc w:val="center"/><w:rPr><w:rFonts w:ascii="Avenir Next LT Pro" w:hAnsi="Avenir Next LT Pro"/><w:color w:val="303030"/><w:lang w:val="es-CO"/></w:rPr></w:pPr><w:bookmarkStart w:id="248" w:name="_Ref9414025"/><w:bookmarkStart w:id="249" w:name="_Toc209532344"/><w:r><w:rPr><w:rFonts w:ascii="Avenir Next LT Pro" w:hAnsi="Avenir Next LT Pro"/><w:color w:val="303030"/><w:lang w:val="es-CO"/></w:rPr><w:t>{var_48}</w:t></w:r><w:r><w:rPr><w:rFonts w:ascii="Avenir Next LT Pro" w:hAnsi="Avenir Next LT Pro"/><w:color w:val="303030"/><w:lang w:val="es-CO"/></w:rPr></w:r><w:r><w:rPr><w:rFonts w:ascii="Avenir Next LT Pro" w:hAnsi="Avenir Next LT Pro"/><w:color w:val="303030"/><w:lang w:val="es-CO"/></w:rPr></w:r><w:r><w:rPr><w:rFonts w:ascii="Avenir Next LT Pro" w:hAnsi="Avenir Next LT Pro"/><w:color w:val="303030"/><w:lang w:val="es-CO"/></w:rPr></w:r><w:r><w:rPr><w:rFonts w:ascii="Avenir Next LT Pro" w:hAnsi="Avenir Next LT Pro"/><w:noProof/><w:color w:val="303030"/><w:lang w:val="es-CO"/></w:rPr></w:r><w:r><w:rPr><w:rFonts w:ascii="Avenir Next LT Pro" w:hAnsi="Avenir Next LT Pro"/><w:color w:val="303030"/><w:lang w:val="es-CO"/></w:rPr></w:r><w:bookmarkEnd w:id="248"/><w:r><w:rPr><w:rFonts w:ascii="Avenir Next LT Pro" w:hAnsi="Avenir Next LT Pro"/><w:color w:val="303030"/><w:lang w:val="es-CO"/></w:rPr></w:r><w:r><w:rPr><w:rFonts w:ascii="Avenir Next LT Pro" w:hAnsi="Avenir Next LT Pro"/><w:color w:val="303030"/><w:lang w:val="es-CO"/></w:rPr></w:r><w:bookmarkStart w:id="250" w:name="_Hlk158914535"/><w:r><w:rPr><w:rFonts w:ascii="Avenir Next LT Pro" w:hAnsi="Avenir Next LT Pro"/><w:color w:val="303030"/><w:lang w:val="es-CO"/></w:rPr></w:r><w:bookmarkEnd w:id="250"/><w:r><w:rPr><w:rFonts w:ascii="Avenir Next LT Pro" w:hAnsi="Avenir Next LT Pro"/><w:color w:val="303030"/><w:lang w:val="es-CO"/></w:rPr></w:r><w:r><w:rPr><w:rFonts w:ascii="Avenir Next LT Pro" w:hAnsi="Avenir Next LT Pro"/><w:color w:val="303030"/><w:lang w:val="es-CO"/></w:rPr></w:r><w:bookmarkEnd w:id="249"/></w:p><w:tbl><w:tblPr><w:tblW w:w="5000" w:type="pct"/><w:tblCellMar><w:left w:w="70" w:type="dxa"/><w:right w:w="70" w:type="dxa"/></w:tblCellMar><w:tblLook w:val="04A0" w:firstRow="1" w:lastRow="0" w:firstColumn="1" w:lastColumn="0" w:noHBand="0" w:noVBand="1"/></w:tblPr><w:tblGrid><w:gridCol w:w="1216"/><w:gridCol w:w="1217"/><w:gridCol w:w="1206"/><w:gridCol w:w="1072"/><w:gridCol w:w="968"/><w:gridCol w:w="475"/><w:gridCol w:w="392"/><w:gridCol w:w="475"/><w:gridCol w:w="433"/><w:gridCol w:w="1376"/></w:tblGrid><w:tr><w:trPr><w:trHeight w:val="20"/></w:trPr><w:tc><w:tcPr><w:tcW w:w="689" w:type="pct"/><w:vMerge w:val="restart"/><w:tcBorders><w:top w:val="single" w:sz="4" w:space="0" w:color="808080"/><w:left w:val="single" w:sz="4" w:space="0" w:color="808080"/><w:bottom w:val="single" w:sz="4" w:space="0" w:color="808080"/><w:right w:val="single" w:sz="4" w:space="0" w:color="808080"/></w:tcBorders><w:vAlign w:val="center"/><w:hideMark/></w:tcPr><w:p><w:pPr><w:jc w:val="center"/><w:rPr><w:rFonts w:ascii="Avenir Next LT Pro" w:hAnsi="Avenir Next LT Pro" w:cs="Calibri"/><w:b/><w:bCs/><w:color w:val="FFFFFF"/><w:sz w:val="20"/><w:szCs w:val="20"/></w:rPr></w:pPr><w:r><w:rPr><w:rFonts w:ascii="Avenir Next LT Pro" w:hAnsi="Avenir Next LT Pro" w:cs="Calibri"/><w:b/><w:bCs/><w:color w:val="FFFFFF"/><w:sz w:val="20"/><w:szCs w:val="20"/></w:rPr><w:t>Memoria No.</w:t></w:r></w:p></w:tc><w:tc><w:tcPr><w:tcW w:w="689" w:type="pct"/><w:vMerge w:val="restart"/><w:tcBorders><w:top w:val="single" w:sz="4" w:space="0" w:color="808080"/><w:left w:val="single" w:sz="4" w:space="0" w:color="808080"/><w:bottom w:val="single" w:sz="4" w:space="0" w:color="808080"/><w:right w:val="single" w:sz="4" w:space="0" w:color="808080"/></w:tcBorders><w:vAlign w:val="center"/><w:hideMark/></w:tcPr><w:p><w:pPr><w:jc w:val="center"/><w:rPr><w:rFonts w:ascii="Avenir Next LT Pro" w:hAnsi="Avenir Next LT Pro" w:cs="Calibri"/><w:b/><w:bCs/><w:color w:val="FFFFFF"/><w:sz w:val="20"/><w:szCs w:val="20"/></w:rPr></w:pPr><w:r><w:rPr><w:rFonts w:ascii="Avenir Next LT Pro" w:hAnsi="Avenir Next LT Pro" w:cs="Calibri"/><w:b/><w:bCs/><w:color w:val="FFFFFF"/><w:sz w:val="20"/><w:szCs w:val="20"/></w:rPr><w:t>Hora de medición</w:t></w:r></w:p></w:tc><w:tc><w:tcPr><w:tcW w:w="683" w:type="pct"/><w:vMerge w:val="restart"/><w:tcBorders><w:top w:val="single" w:sz="4" w:space="0" w:color="808080"/><w:left w:val="single" w:sz="4" w:space="0" w:color="808080"/><w:bottom w:val="single" w:sz="4" w:space="0" w:color="808080"/><w:right w:val="single" w:sz="4" w:space="0" w:color="808080"/></w:tcBorders><w:vAlign w:val="center"/><w:hideMark/></w:tcPr><w:p><w:pPr><w:jc w:val="center"/><w:rPr><w:rFonts w:ascii="Avenir Next LT Pro" w:hAnsi="Avenir Next LT Pro" w:cs="Calibri"/><w:b/><w:bCs/><w:color w:val="FFFFFF"/><w:sz w:val="20"/><w:szCs w:val="20"/></w:rPr></w:pPr><w:r><w:rPr><w:rFonts w:ascii="Avenir Next LT Pro" w:hAnsi="Avenir Next LT Pro" w:cs="Calibri"/><w:b/><w:bCs/><w:color w:val="FFFFFF"/><w:sz w:val="20"/><w:szCs w:val="20"/></w:rPr><w:t>Punto de Medición</w:t></w:r></w:p></w:tc><w:tc><w:tcPr><w:tcW w:w="607" w:type="pct"/><w:vMerge w:val="restart"/><w:tcBorders><w:top w:val="single" w:sz="4" w:space="0" w:color="808080"/><w:left w:val="single" w:sz="4" w:space="0" w:color="808080"/><w:bottom w:val="single" w:sz="4" w:space="0" w:color="808080"/><w:right w:val="single" w:sz="4" w:space="0" w:color="808080"/></w:tcBorders><w:vAlign w:val="center"/><w:hideMark/></w:tcPr><w:p><w:pPr><w:jc w:val="center"/><w:rPr><w:rFonts w:ascii="Avenir Next LT Pro" w:hAnsi="Avenir Next LT Pro" w:cs="Calibri"/><w:b/><w:bCs/><w:color w:val="FFFFFF"/><w:sz w:val="20"/><w:szCs w:val="20"/></w:rPr></w:pPr><w:r><w:rPr><w:rFonts w:ascii="Avenir Next LT Pro" w:hAnsi="Avenir Next LT Pro" w:cs="Calibri"/><w:b/><w:bCs/><w:color w:val="FFFFFF"/><w:sz w:val="20"/><w:szCs w:val="20"/></w:rPr><w:t>LAeq dB(A)</w:t></w:r></w:p></w:tc><w:tc><w:tcPr><w:tcW w:w="548" w:type="pct"/><w:vMerge w:val="restart"/><w:tcBorders><w:top w:val="single" w:sz="4" w:space="0" w:color="808080"/><w:left w:val="single" w:sz="4" w:space="0" w:color="808080"/><w:bottom w:val="single" w:sz="4" w:space="0" w:color="808080"/><w:right w:val="single" w:sz="4" w:space="0" w:color="808080"/></w:tcBorders><w:vAlign w:val="center"/><w:hideMark/></w:tcPr><w:p><w:pPr><w:jc w:val="center"/><w:rPr><w:rFonts w:ascii="Avenir Next LT Pro" w:hAnsi="Avenir Next LT Pro" w:cs="Calibri"/><w:b/><w:bCs/><w:color w:val="FFFFFF"/><w:sz w:val="20"/><w:szCs w:val="20"/></w:rPr></w:pPr><w:r><w:rPr><w:rFonts w:ascii="Avenir Next LT Pro" w:hAnsi="Avenir Next LT Pro" w:cs="Calibri"/><w:b/><w:bCs/><w:color w:val="FFFFFF"/><w:sz w:val="20"/><w:szCs w:val="20"/></w:rPr><w:t>LAI dB (A)</w:t></w:r></w:p></w:tc><w:tc><w:tcPr><w:tcW w:w="1004" w:type="pct"/><w:gridSpan w:val="4"/><w:tcBorders><w:top w:val="single" w:sz="4" w:space="0" w:color="808080"/><w:left w:val="nil"/><w:bottom w:val="single" w:sz="4" w:space="0" w:color="808080"/><w:right w:val="single" w:sz="4" w:space="0" w:color="808080"/></w:tcBorders><w:vAlign w:val="center"/><w:hideMark/></w:tcPr><w:p><w:pPr><w:jc w:val="center"/><w:rPr><w:rFonts w:ascii="Avenir Next LT Pro" w:hAnsi="Avenir Next LT Pro" w:cs="Calibri"/><w:b/><w:bCs/><w:color w:val="FFFFFF"/><w:sz w:val="20"/><w:szCs w:val="20"/></w:rPr></w:pPr><w:r><w:rPr><w:rFonts w:ascii="Avenir Next LT Pro" w:hAnsi="Avenir Next LT Pro" w:cs="Calibri"/><w:b/><w:bCs/><w:color w:val="FFFFFF"/><w:sz w:val="20"/><w:szCs w:val="20"/></w:rPr><w:t>Correcciones dB(A)</w:t></w:r></w:p></w:tc><w:tc><w:tcPr><w:tcW w:w="780" w:type="pct"/><w:vMerge w:val="restart"/><w:tcBorders><w:top w:val="single" w:sz="4" w:space="0" w:color="808080"/><w:left w:val="single" w:sz="4" w:space="0" w:color="808080"/><w:bottom w:val="single" w:sz="4" w:space="0" w:color="808080"/><w:right w:val="single" w:sz="4" w:space="0" w:color="808080"/></w:tcBorders><w:vAlign w:val="center"/><w:hideMark/></w:tcPr><w:p><w:pPr><w:jc w:val="center"/><w:rPr><w:rFonts w:ascii="Avenir Next LT Pro" w:hAnsi="Avenir Next LT Pro" w:cs="Calibri"/><w:b/><w:bCs/><w:color w:val="FFFFFF"/><w:sz w:val="20"/><w:szCs w:val="20"/></w:rPr></w:pPr><w:r><w:rPr><w:rFonts w:ascii="Avenir Next LT Pro" w:hAnsi="Avenir Next LT Pro" w:cs="Calibri"/><w:b/><w:bCs/><w:color w:val="FFFFFF"/><w:sz w:val="20"/><w:szCs w:val="20"/></w:rPr><w:t>LAeqR</w:t></w:r><w:r><w:rPr><w:rFonts w:ascii="Avenir Next LT Pro" w:hAnsi="Avenir Next LT Pro" w:cs="Calibri"/><w:b/><w:bCs/><w:color w:val="FFFFFF"/><w:sz w:val="20"/><w:szCs w:val="20"/><w:vertAlign w:val="subscript"/></w:rPr><w:t>esidual</w:t></w:r><w:r><w:rPr><w:rFonts w:ascii="Avenir Next LT Pro" w:hAnsi="Avenir Next LT Pro" w:cs="Calibri"/><w:b/><w:bCs/><w:color w:val="FFFFFF"/><w:sz w:val="20"/><w:szCs w:val="20"/></w:rPr><w:t> dB (A)</w:t></w:r></w:p></w:tc></w:tr><w:tr><w:trPr><w:trHeight w:val="20"/></w:trPr><w:tc><w:tcPr><w:tcW w:w="689" w:type="pct"/><w:vMerge/><w:tcBorders><w:top w:val="single" w:sz="4" w:space="0" w:color="808080"/><w:left w:val="single" w:sz="4" w:space="0" w:color="808080"/><w:bottom w:val="single" w:sz="4" w:space="0" w:color="808080"/><w:right w:val="single" w:sz="4" w:space="0" w:color="808080"/></w:tcBorders><w:vAlign w:val="center"/><w:hideMark/></w:tcPr><w:p><w:pPr><w:rPr><w:rFonts w:ascii="Avenir Next LT Pro" w:hAnsi="Avenir Next LT Pro" w:cs="Calibri"/><w:b/><w:bCs/><w:color w:val="FFFFFF"/><w:sz w:val="20"/><w:szCs w:val="20"/></w:rPr></w:pPr></w:p></w:tc><w:tc><w:tcPr><w:tcW w:w="689" w:type="pct"/><w:vMerge/><w:tcBorders><w:top w:val="single" w:sz="4" w:space="0" w:color="808080"/><w:left w:val="single" w:sz="4" w:space="0" w:color="808080"/><w:bottom w:val="single" w:sz="4" w:space="0" w:color="808080"/><w:right w:val="single" w:sz="4" w:space="0" w:color="808080"/></w:tcBorders><w:vAlign w:val="center"/><w:hideMark/></w:tcPr><w:p><w:pPr><w:rPr><w:rFonts w:ascii="Avenir Next LT Pro" w:hAnsi="Avenir Next LT Pro" w:cs="Calibri"/><w:b/><w:bCs/><w:color w:val="FFFFFF"/><w:sz w:val="20"/><w:szCs w:val="20"/></w:rPr></w:pPr></w:p></w:tc><w:tc><w:tcPr><w:tcW w:w="683" w:type="pct"/><w:vMerge/><w:tcBorders><w:top w:val="single" w:sz="4" w:space="0" w:color="808080"/><w:left w:val="single" w:sz="4" w:space="0" w:color="808080"/><w:bottom w:val="single" w:sz="4" w:space="0" w:color="808080"/><w:right w:val="single" w:sz="4" w:space="0" w:color="808080"/></w:tcBorders><w:vAlign w:val="center"/><w:hideMark/></w:tcPr><w:p><w:pPr><w:rPr><w:rFonts w:ascii="Avenir Next LT Pro" w:hAnsi="Avenir Next LT Pro" w:cs="Calibri"/><w:b/><w:bCs/><w:color w:val="FFFFFF"/><w:sz w:val="20"/><w:szCs w:val="20"/></w:rPr></w:pPr></w:p></w:tc><w:tc><w:tcPr><w:tcW w:w="607" w:type="pct"/><w:vMerge/><w:tcBorders><w:top w:val="single" w:sz="4" w:space="0" w:color="808080"/><w:left w:val="single" w:sz="4" w:space="0" w:color="808080"/><w:bottom w:val="single" w:sz="4" w:space="0" w:color="808080"/><w:right w:val="single" w:sz="4" w:space="0" w:color="808080"/></w:tcBorders><w:vAlign w:val="center"/><w:hideMark/></w:tcPr><w:p><w:pPr><w:rPr><w:rFonts w:ascii="Avenir Next LT Pro" w:hAnsi="Avenir Next LT Pro" w:cs="Calibri"/><w:b/><w:bCs/><w:color w:val="FFFFFF"/><w:sz w:val="20"/><w:szCs w:val="20"/></w:rPr></w:pPr></w:p></w:tc><w:tc><w:tcPr><w:tcW w:w="548" w:type="pct"/><w:vMerge/><w:tcBorders><w:top w:val="single" w:sz="4" w:space="0" w:color="808080"/><w:left w:val="single" w:sz="4" w:space="0" w:color="808080"/><w:bottom w:val="single" w:sz="4" w:space="0" w:color="808080"/><w:right w:val="single" w:sz="4" w:space="0" w:color="808080"/></w:tcBorders><w:vAlign w:val="center"/><w:hideMark/></w:tcPr><w:p><w:pPr><w:rPr><w:rFonts w:ascii="Avenir Next LT Pro" w:hAnsi="Avenir Next LT Pro" w:cs="Calibri"/><w:b/><w:bCs/><w:color w:val="FFFFFF"/><w:sz w:val="20"/><w:szCs w:val="20"/></w:rPr></w:pPr></w:p></w:tc><w:tc><w:tcPr><w:tcW w:w="269" w:type="pct"/><w:tcBorders><w:top w:val="nil"/><w:left w:val="nil"/><w:bottom w:val="single" w:sz="4" w:space="0" w:color="808080"/><w:right w:val="single" w:sz="4" w:space="0" w:color="808080"/></w:tcBorders><w:vAlign w:val="center"/><w:hideMark/></w:tcPr><w:p><w:pPr><w:jc w:val="center"/><w:rPr><w:rFonts w:ascii="Avenir Next LT Pro" w:hAnsi="Avenir Next LT Pro" w:cs="Calibri"/><w:b/><w:bCs/><w:color w:val="FFFFFF"/><w:sz w:val="20"/><w:szCs w:val="20"/></w:rPr></w:pPr><w:r><w:rPr><w:rFonts w:ascii="Avenir Next LT Pro" w:hAnsi="Avenir Next LT Pro" w:cs="Calibri"/><w:b/><w:bCs/><w:color w:val="FFFFFF"/><w:sz w:val="20"/><w:szCs w:val="20"/></w:rPr><w:t>K</w:t></w:r><w:r><w:rPr><w:rFonts w:ascii="Avenir Next LT Pro" w:hAnsi="Avenir Next LT Pro" w:cs="Calibri"/><w:b/><w:bCs/><w:color w:val="FFFFFF"/><w:sz w:val="20"/><w:szCs w:val="20"/><w:vertAlign w:val="subscript"/></w:rPr><w:t>T</w:t></w:r></w:p></w:tc><w:tc><w:tcPr><w:tcW w:w="222" w:type="pct"/><w:tcBorders><w:top w:val="nil"/><w:left w:val="nil"/><w:bottom w:val="single" w:sz="4" w:space="0" w:color="808080"/><w:right w:val="single" w:sz="4" w:space="0" w:color="808080"/></w:tcBorders><w:vAlign w:val="center"/><w:hideMark/></w:tcPr><w:p><w:pPr><w:jc w:val="center"/><w:rPr><w:rFonts w:ascii="Avenir Next LT Pro" w:hAnsi="Avenir Next LT Pro" w:cs="Calibri"/><w:b/><w:bCs/><w:color w:val="FFFFFF"/><w:sz w:val="20"/><w:szCs w:val="20"/></w:rPr></w:pPr><w:r><w:rPr><w:rFonts w:ascii="Avenir Next LT Pro" w:hAnsi="Avenir Next LT Pro" w:cs="Calibri"/><w:b/><w:bCs/><w:color w:val="FFFFFF"/><w:sz w:val="20"/><w:szCs w:val="20"/></w:rPr><w:t>K</w:t></w:r><w:r><w:rPr><w:rFonts w:ascii="Avenir Next LT Pro" w:hAnsi="Avenir Next LT Pro" w:cs="Calibri"/><w:b/><w:bCs/><w:color w:val="FFFFFF"/><w:sz w:val="20"/><w:szCs w:val="20"/><w:vertAlign w:val="subscript"/></w:rPr><w:t>I</w:t></w:r></w:p></w:tc><w:tc><w:tcPr><w:tcW w:w="269" w:type="pct"/><w:tcBorders><w:top w:val="nil"/><w:left w:val="nil"/><w:bottom w:val="single" w:sz="4" w:space="0" w:color="808080"/><w:right w:val="single" w:sz="4" w:space="0" w:color="808080"/></w:tcBorders><w:vAlign w:val="center"/><w:hideMark/></w:tcPr><w:p><w:pPr><w:jc w:val="center"/><w:rPr><w:rFonts w:ascii="Avenir Next LT Pro" w:hAnsi="Avenir Next LT Pro" w:cs="Calibri"/><w:b/><w:bCs/><w:color w:val="FFFFFF"/><w:sz w:val="20"/><w:szCs w:val="20"/></w:rPr></w:pPr><w:r><w:rPr><w:rFonts w:ascii="Avenir Next LT Pro" w:hAnsi="Avenir Next LT Pro" w:cs="Calibri"/><w:b/><w:bCs/><w:color w:val="FFFFFF"/><w:sz w:val="20"/><w:szCs w:val="20"/></w:rPr><w:t>K</w:t></w:r><w:r><w:rPr><w:rFonts w:ascii="Avenir Next LT Pro" w:hAnsi="Avenir Next LT Pro" w:cs="Calibri"/><w:b/><w:bCs/><w:color w:val="FFFFFF"/><w:sz w:val="20"/><w:szCs w:val="20"/><w:vertAlign w:val="subscript"/></w:rPr><w:t>R</w:t></w:r></w:p></w:tc><w:tc><w:tcPr><w:tcW w:w="245" w:type="pct"/><w:tcBorders><w:top w:val="nil"/><w:left w:val="nil"/><w:bottom w:val="single" w:sz="4" w:space="0" w:color="808080"/><w:right w:val="single" w:sz="4" w:space="0" w:color="808080"/></w:tcBorders><w:vAlign w:val="center"/><w:hideMark/></w:tcPr><w:p><w:pPr><w:jc w:val="center"/><w:rPr><w:rFonts w:ascii="Avenir Next LT Pro" w:hAnsi="Avenir Next LT Pro" w:cs="Calibri"/><w:b/><w:bCs/><w:color w:val="FFFFFF"/><w:sz w:val="20"/><w:szCs w:val="20"/></w:rPr></w:pPr><w:r><w:rPr><w:rFonts w:ascii="Avenir Next LT Pro" w:hAnsi="Avenir Next LT Pro" w:cs="Calibri"/><w:b/><w:bCs/><w:color w:val="FFFFFF"/><w:sz w:val="20"/><w:szCs w:val="20"/></w:rPr><w:t>K</w:t></w:r><w:r><w:rPr><w:rFonts w:ascii="Avenir Next LT Pro" w:hAnsi="Avenir Next LT Pro" w:cs="Calibri"/><w:b/><w:bCs/><w:color w:val="FFFFFF"/><w:sz w:val="20"/><w:szCs w:val="20"/><w:vertAlign w:val="subscript"/></w:rPr><w:t>S</w:t></w:r></w:p></w:tc><w:tc><w:tcPr><w:tcW w:w="780" w:type="pct"/><w:vMerge/><w:tcBorders><w:top w:val="single" w:sz="4" w:space="0" w:color="808080"/><w:left w:val="single" w:sz="4" w:space="0" w:color="808080"/><w:bottom w:val="single" w:sz="4" w:space="0" w:color="808080"/><w:right w:val="single" w:sz="4" w:space="0" w:color="808080"/></w:tcBorders><w:vAlign w:val="center"/><w:hideMark/></w:tcPr><w:p><w:pPr><w:rPr><w:rFonts w:ascii="Avenir Next LT Pro" w:hAnsi="Avenir Next LT Pro" w:cs="Calibri"/><w:b/><w:bCs/><w:color w:val="FFFFFF"/><w:sz w:val="20"/><w:szCs w:val="20"/></w:rPr></w:pPr></w:p></w:tc></w:tr><w:tr><w:trPr><w:trHeight w:val="20"/></w:trPr><w:tc><w:tcPr><w:tcW w:w="689" w:type="pct"/><w:tcBorders><w:top w:val="nil"/><w:left w:val="single" w:sz="4" w:space="0" w:color="808080"/><w:bottom w:val="single" w:sz="4" w:space="0" w:color="808080"/><w:right w:val="single" w:sz="4" w:space="0" w:color="808080"/></w:tcBorders><w:noWrap/><w:vAlign w:val="center"/></w:tcPr><w:p><w:pPr><w:jc w:val="center"/><w:rPr><w:rFonts w:ascii="Avenir Next LT Pro" w:hAnsi="Avenir Next LT Pro" w:cs="Calibri"/><w:color w:val="303030"/><w:sz w:val="20"/><w:szCs w:val="20"/></w:rPr></w:pPr></w:p></w:tc><w:tc><w:tcPr><w:tcW w:w="689" w:type="pct"/><w:tcBorders><w:top w:val="nil"/><w:left w:val="nil"/><w:bottom w:val="single" w:sz="4" w:space="0" w:color="808080"/><w:right w:val="single" w:sz="4" w:space="0" w:color="808080"/></w:tcBorders><w:noWrap/><w:vAlign w:val="bottom"/></w:tcPr><w:p><w:pPr><w:jc w:val="center"/><w:rPr><w:rFonts w:ascii="Avenir Next LT Pro" w:hAnsi="Avenir Next LT Pro" w:cs="Calibri"/><w:color w:val="303030"/><w:sz w:val="20"/><w:szCs w:val="20"/></w:rPr></w:pPr></w:p></w:tc><w:tc><w:tcPr><w:tcW w:w="683" w:type="pct"/><w:tcBorders><w:top w:val="nil"/><w:left w:val="nil"/><w:bottom w:val="single" w:sz="4" w:space="0" w:color="808080"/><w:right w:val="single" w:sz="4" w:space="0" w:color="808080"/></w:tcBorders><w:noWrap/><w:vAlign w:val="center"/></w:tcPr><w:p><w:pPr><w:jc w:val="center"/><w:rPr><w:rFonts w:ascii="Avenir Next LT Pro" w:hAnsi="Avenir Next LT Pro" w:cs="Calibri"/><w:b/><w:bCs/><w:color w:val="303030"/><w:sz w:val="20"/><w:szCs w:val="20"/></w:rPr></w:pPr></w:p></w:tc><w:tc><w:tcPr><w:tcW w:w="607" w:type="pct"/><w:tcBorders><w:top w:val="nil"/><w:left w:val="nil"/><w:bottom w:val="single" w:sz="4" w:space="0" w:color="808080"/><w:right w:val="single" w:sz="4" w:space="0" w:color="808080"/></w:tcBorders><w:noWrap/><w:vAlign w:val="center"/></w:tcPr><w:p><w:pPr><w:jc w:val="center"/><w:rPr><w:rFonts w:ascii="Avenir Next LT Pro" w:hAnsi="Avenir Next LT Pro" w:cs="Calibri"/><w:color w:val="303030"/><w:sz w:val="20"/><w:szCs w:val="20"/></w:rPr></w:pPr></w:p></w:tc><w:tc><w:tcPr><w:tcW w:w="548" w:type="pct"/><w:tcBorders><w:top w:val="nil"/><w:left w:val="nil"/><w:bottom w:val="single" w:sz="4" w:space="0" w:color="808080"/><w:right w:val="single" w:sz="4" w:space="0" w:color="808080"/></w:tcBorders><w:noWrap/><w:vAlign w:val="center"/></w:tcPr><w:p><w:pPr><w:jc w:val="center"/><w:rPr><w:rFonts w:ascii="Avenir Next LT Pro" w:hAnsi="Avenir Next LT Pro" w:cs="Calibri"/><w:color w:val="303030"/><w:sz w:val="20"/><w:szCs w:val="20"/></w:rPr></w:pPr></w:p></w:tc><w:tc><w:tcPr><w:tcW w:w="269" w:type="pct"/><w:tcBorders><w:top w:val="nil"/><w:left w:val="nil"/><w:bottom w:val="single" w:sz="4" w:space="0" w:color="808080"/><w:right w:val="single" w:sz="4" w:space="0" w:color="808080"/></w:tcBorders><w:noWrap/><w:vAlign w:val="center"/></w:tcPr><w:p><w:pPr><w:jc w:val="center"/><w:rPr><w:rFonts w:ascii="Avenir Next LT Pro" w:hAnsi="Avenir Next LT Pro" w:cs="Calibri"/><w:color w:val="303030"/><w:sz w:val="20"/><w:szCs w:val="20"/></w:rPr></w:pPr></w:p></w:tc><w:tc><w:tcPr><w:tcW w:w="222" w:type="pct"/><w:tcBorders><w:top w:val="nil"/><w:left w:val="nil"/><w:bottom w:val="single" w:sz="4" w:space="0" w:color="808080"/><w:right w:val="single" w:sz="4" w:space="0" w:color="808080"/></w:tcBorders><w:noWrap/><w:vAlign w:val="center"/></w:tcPr><w:p><w:pPr><w:jc w:val="center"/><w:rPr><w:rFonts w:ascii="Avenir Next LT Pro" w:hAnsi="Avenir Next LT Pro" w:cs="Calibri"/><w:color w:val="303030"/><w:sz w:val="20"/><w:szCs w:val="20"/></w:rPr></w:pPr></w:p></w:tc><w:tc><w:tcPr><w:tcW w:w="269" w:type="pct"/><w:tcBorders><w:top w:val="nil"/><w:left w:val="nil"/><w:bottom w:val="single" w:sz="4" w:space="0" w:color="808080"/><w:right w:val="single" w:sz="4" w:space="0" w:color="808080"/></w:tcBorders><w:noWrap/><w:vAlign w:val="center"/></w:tcPr><w:p><w:pPr><w:jc w:val="center"/><w:rPr><w:rFonts w:ascii="Avenir Next LT Pro" w:hAnsi="Avenir Next LT Pro" w:cs="Calibri"/><w:color w:val="303030"/><w:sz w:val="20"/><w:szCs w:val="20"/></w:rPr></w:pPr></w:p></w:tc><w:tc><w:tcPr><w:tcW w:w="245" w:type="pct"/><w:tcBorders><w:top w:val="nil"/><w:left w:val="nil"/><w:bottom w:val="single" w:sz="4" w:space="0" w:color="808080"/><w:right w:val="single" w:sz="4" w:space="0" w:color="808080"/></w:tcBorders><w:noWrap/><w:vAlign w:val="center"/></w:tcPr><w:p><w:pPr><w:jc w:val="center"/><w:rPr><w:rFonts w:ascii="Avenir Next LT Pro" w:hAnsi="Avenir Next LT Pro" w:cs="Calibri"/><w:color w:val="303030"/><w:sz w:val="20"/><w:szCs w:val="20"/></w:rPr></w:pPr></w:p></w:tc><w:tc><w:tcPr><w:tcW w:w="780" w:type="pct"/><w:tcBorders><w:top w:val="nil"/><w:left w:val="nil"/><w:bottom w:val="single" w:sz="4" w:space="0" w:color="808080"/><w:right w:val="single" w:sz="4" w:space="0" w:color="808080"/></w:tcBorders><w:noWrap/><w:vAlign w:val="center"/></w:tcPr><w:p><w:pPr><w:jc w:val="center"/><w:rPr><w:rFonts w:ascii="Avenir Next LT Pro" w:hAnsi="Avenir Next LT Pro" w:cs="Calibri"/><w:color w:val="303030"/><w:sz w:val="20"/><w:szCs w:val="20"/></w:rPr></w:pPr></w:p></w:tc></w:tr></w:tbl><w:p><w:pPr><w:jc w:val="center"/><w:rPr><w:rFonts w:ascii="Avenir Next LT Pro" w:hAnsi="Avenir Next LT Pro" w:cs="Calibri"/><w:i/><w:color w:val="303030"/><w:sz w:val="20"/><w:szCs w:val="20"/></w:rPr></w:pPr><w:r><w:rPr><w:rFonts w:ascii="Avenir Next LT Pro" w:hAnsi="Avenir Next LT Pro" w:cs="Calibri"/><w:i/><w:color w:val="303030"/><w:sz w:val="20"/><w:szCs w:val="20"/></w:rPr><w:t> </w:t></w:r><w:r><w:rPr><w:rFonts w:ascii="Avenir Next LT Pro" w:hAnsi="Avenir Next LT Pro" w:cs="Calibri"/><w:i/><w:color w:val="303030"/><w:sz w:val="20"/><w:szCs w:val="20"/></w:rPr><w:t>Fuente: SERAMBIENTE S.A.S., </w:t></w:r><w:r><w:rPr><w:rFonts w:ascii="Avenir Next LT Pro" w:hAnsi="Avenir Next LT Pro" w:cs="Calibri"/><w:i/><w:color w:val="303030"/><w:sz w:val="20"/><w:szCs w:val="20"/></w:rPr><w:t>{fuente_serambiente_s_a_s_1}</w:t></w:r><w:r><w:rPr><w:rFonts w:ascii="Avenir Next LT Pro" w:hAnsi="Avenir Next LT Pro" w:cs="Calibri"/><w:i/><w:color w:val="303030"/><w:sz w:val="20"/><w:szCs w:val="20"/></w:rPr></w:r><w:r><w:rPr><w:rFonts w:ascii="Avenir Next LT Pro" w:hAnsi="Avenir Next LT Pro" w:cs="Calibri"/><w:i/><w:color w:val="303030"/><w:sz w:val="20"/><w:szCs w:val="20"/></w:rPr></w:r></w:p><w:p><w:pPr><w:jc w:val="center"/><w:rPr><w:rFonts w:ascii="Avenir Next LT Pro" w:hAnsi="Avenir Next LT Pro" w:cs="Calibri"/><w:i/><w:color w:val="303030"/><w:sz w:val="20"/><w:szCs w:val="20"/></w:rPr></w:pPr></w:p><w:p><w:pPr><w:pStyle w:val="Descripcin"/><w:keepNext/><w:spacing w:before="0" w:after="0"/><w:jc w:val="center"/><w:rPr><w:rFonts w:ascii="Avenir Next LT Pro" w:hAnsi="Avenir Next LT Pro"/><w:color w:val="303030"/><w:lang w:val="es-CO"/></w:rPr></w:pPr><w:bookmarkStart w:id="251" w:name="_Ref9414027"/><w:bookmarkStart w:id="252" w:name="_Toc209532345"/><w:r><w:rPr><w:rFonts w:ascii="Avenir Next LT Pro" w:hAnsi="Avenir Next LT Pro"/><w:color w:val="303030"/><w:lang w:val="es-CO"/></w:rPr><w:t>{var_49}</w:t></w:r><w:r><w:rPr><w:rFonts w:ascii="Avenir Next LT Pro" w:hAnsi="Avenir Next LT Pro"/><w:color w:val="303030"/><w:lang w:val="es-CO"/></w:rPr></w:r><w:r><w:rPr><w:rFonts w:ascii="Avenir Next LT Pro" w:hAnsi="Avenir Next LT Pro"/><w:color w:val="303030"/><w:lang w:val="es-CO"/></w:rPr></w:r><w:r><w:rPr><w:rFonts w:ascii="Avenir Next LT Pro" w:hAnsi="Avenir Next LT Pro"/><w:color w:val="303030"/><w:lang w:val="es-CO"/></w:rPr></w:r><w:r><w:rPr><w:rFonts w:ascii="Avenir Next LT Pro" w:hAnsi="Avenir Next LT Pro"/><w:noProof/><w:color w:val="303030"/><w:lang w:val="es-CO"/></w:rPr></w:r><w:r><w:rPr><w:rFonts w:ascii="Avenir Next LT Pro" w:hAnsi="Avenir Next LT Pro"/><w:color w:val="303030"/><w:lang w:val="es-CO"/></w:rPr></w:r><w:bookmarkEnd w:id="251"/><w:r><w:rPr><w:rFonts w:ascii="Avenir Next LT Pro" w:hAnsi="Avenir Next LT Pro"/><w:color w:val="303030"/><w:lang w:val="es-CO"/></w:rPr></w:r><w:r><w:rPr><w:rFonts w:ascii="Avenir Next LT Pro" w:hAnsi="Avenir Next LT Pro"/><w:color w:val="303030"/><w:lang w:val="es-CO"/></w:rPr></w:r><w:r><w:rPr><w:rFonts w:ascii="Avenir Next LT Pro" w:hAnsi="Avenir Next LT Pro"/><w:color w:val="303030"/><w:lang w:val="es-CO"/></w:rPr></w:r><w:r><w:rPr><w:rFonts w:ascii="Avenir Next LT Pro" w:hAnsi="Avenir Next LT Pro"/><w:color w:val="303030"/><w:lang w:val="es-CO"/></w:rPr></w:r><w:r><w:rPr><w:rFonts w:ascii="Avenir Next LT Pro" w:hAnsi="Avenir Next LT Pro"/><w:color w:val="303030"/><w:lang w:val="es-CO"/></w:rPr></w:r><w:r><w:rPr><w:rFonts w:ascii="Avenir Next LT Pro" w:hAnsi="Avenir Next LT Pro"/><w:color w:val="303030"/><w:lang w:val="es-CO"/></w:rPr></w:r><w:r><w:rPr><w:rFonts w:ascii="Avenir Next LT Pro" w:hAnsi="Avenir Next LT Pro"/><w:color w:val="303030"/><w:lang w:val="es-CO"/></w:rPr></w:r><w:bookmarkEnd w:id="252"/><w:r><w:rPr><w:rFonts w:ascii="Avenir Next LT Pro" w:hAnsi="Avenir Next LT Pro"/><w:color w:val="303030"/><w:lang w:val="es-CO"/></w:rPr></w:r></w:p><w:tbl><w:tblPr><w:tblW w:w="5000" w:type="pct"/><w:tblCellMar><w:left w:w="70" w:type="dxa"/><w:right w:w="70" w:type="dxa"/></w:tblCellMar><w:tblLook w:val="04A0" w:firstRow="1" w:lastRow="0" w:firstColumn="1" w:lastColumn="0" w:noHBand="0" w:noVBand="1"/></w:tblPr><w:tblGrid><w:gridCol w:w="1082"/><w:gridCol w:w="1114"/><w:gridCol w:w="1121"/><w:gridCol w:w="738"/><w:gridCol w:w="738"/><w:gridCol w:w="569"/><w:gridCol w:w="387"/><w:gridCol w:w="353"/><w:gridCol w:w="397"/><w:gridCol w:w="392"/><w:gridCol w:w="991"/><w:gridCol w:w="948"/></w:tblGrid><w:tr><w:trPr><w:trHeight w:val="20"/></w:trPr><w:tc><w:tcPr><w:tcW w:w="612" w:type="pct"/><w:vMerge w:val="restart"/><w:tcBorders><w:top w:val="single" w:sz="4" w:space="0" w:color="808080"/><w:left w:val="single" w:sz="4" w:space="0" w:color="808080"/><w:bottom w:val="single" w:sz="4" w:space="0" w:color="808080"/><w:right w:val="single" w:sz="4" w:space="0" w:color="808080"/></w:tcBorders><w:vAlign w:val="center"/><w:hideMark/></w:tcPr><w:p><w:pPr><w:jc w:val="center"/><w:rPr><w:rFonts w:ascii="Avenir Next LT Pro" w:hAnsi="Avenir Next LT Pro" w:cs="Calibri"/><w:b/><w:bCs/><w:color w:val="FFFFFF"/><w:sz w:val="20"/><w:szCs w:val="20"/></w:rPr></w:pPr><w:r><w:rPr><w:rFonts w:ascii="Avenir Next LT Pro" w:hAnsi="Avenir Next LT Pro" w:cs="Calibri"/><w:b/><w:bCs/><w:color w:val="FFFFFF"/><w:sz w:val="20"/><w:szCs w:val="20"/></w:rPr><w:t>Memoria No.</w:t></w:r></w:p></w:tc><w:tc><w:tcPr><w:tcW w:w="631" w:type="pct"/><w:vMerge w:val="restart"/><w:tcBorders><w:top w:val="single" w:sz="4" w:space="0" w:color="808080"/><w:left w:val="single" w:sz="4" w:space="0" w:color="808080"/><w:bottom w:val="single" w:sz="4" w:space="0" w:color="808080"/><w:right w:val="single" w:sz="4" w:space="0" w:color="808080"/></w:tcBorders><w:vAlign w:val="center"/><w:hideMark/></w:tcPr><w:p><w:pPr><w:jc w:val="center"/><w:rPr><w:rFonts w:ascii="Avenir Next LT Pro" w:hAnsi="Avenir Next LT Pro" w:cs="Calibri"/><w:b/><w:bCs/><w:color w:val="FFFFFF"/><w:sz w:val="20"/><w:szCs w:val="20"/></w:rPr></w:pPr><w:r><w:rPr><w:rFonts w:ascii="Avenir Next LT Pro" w:hAnsi="Avenir Next LT Pro" w:cs="Calibri"/><w:b/><w:bCs/><w:color w:val="FFFFFF"/><w:sz w:val="20"/><w:szCs w:val="20"/></w:rPr><w:t>Hora de medición</w:t></w:r></w:p></w:tc><w:tc><w:tcPr><w:tcW w:w="635" w:type="pct"/><w:vMerge w:val="restart"/><w:tcBorders><w:top w:val="single" w:sz="4" w:space="0" w:color="808080"/><w:left w:val="single" w:sz="4" w:space="0" w:color="808080"/><w:bottom w:val="single" w:sz="4" w:space="0" w:color="808080"/><w:right w:val="single" w:sz="4" w:space="0" w:color="808080"/></w:tcBorders><w:vAlign w:val="center"/><w:hideMark/></w:tcPr><w:p><w:pPr><w:jc w:val="center"/><w:rPr><w:rFonts w:ascii="Avenir Next LT Pro" w:hAnsi="Avenir Next LT Pro" w:cs="Calibri"/><w:b/><w:bCs/><w:color w:val="FFFFFF"/><w:sz w:val="20"/><w:szCs w:val="20"/></w:rPr></w:pPr><w:r><w:rPr><w:rFonts w:ascii="Avenir Next LT Pro" w:hAnsi="Avenir Next LT Pro" w:cs="Calibri"/><w:b/><w:bCs/><w:color w:val="FFFFFF"/><w:sz w:val="20"/><w:szCs w:val="20"/></w:rPr><w:t>Punto de Medición</w:t></w:r></w:p></w:tc><w:tc><w:tcPr><w:tcW w:w="418" w:type="pct"/><w:vMerge w:val="restart"/><w:tcBorders><w:top w:val="single" w:sz="4" w:space="0" w:color="808080"/><w:left w:val="single" w:sz="4" w:space="0" w:color="808080"/><w:bottom w:val="single" w:sz="4" w:space="0" w:color="808080"/><w:right w:val="single" w:sz="4" w:space="0" w:color="808080"/></w:tcBorders><w:vAlign w:val="center"/><w:hideMark/></w:tcPr><w:p><w:pPr><w:jc w:val="center"/><w:rPr><w:rFonts w:ascii="Avenir Next LT Pro" w:hAnsi="Avenir Next LT Pro" w:cs="Calibri"/><w:b/><w:bCs/><w:color w:val="FFFFFF"/><w:sz w:val="20"/><w:szCs w:val="20"/></w:rPr></w:pPr><w:r><w:rPr><w:rFonts w:ascii="Avenir Next LT Pro" w:hAnsi="Avenir Next LT Pro" w:cs="Calibri"/><w:b/><w:bCs/><w:color w:val="FFFFFF"/><w:sz w:val="20"/><w:szCs w:val="20"/></w:rPr><w:t>Laeq dB(A)</w:t></w:r></w:p></w:tc><w:tc><w:tcPr><w:tcW w:w="418" w:type="pct"/><w:vMerge w:val="restart"/><w:tcBorders><w:top w:val="single" w:sz="4" w:space="0" w:color="808080"/><w:left w:val="single" w:sz="4" w:space="0" w:color="808080"/><w:bottom w:val="single" w:sz="4" w:space="0" w:color="808080"/><w:right w:val="single" w:sz="4" w:space="0" w:color="808080"/></w:tcBorders><w:vAlign w:val="center"/><w:hideMark/></w:tcPr><w:p><w:pPr><w:jc w:val="center"/><w:rPr><w:rFonts w:ascii="Avenir Next LT Pro" w:hAnsi="Avenir Next LT Pro" w:cs="Calibri"/><w:b/><w:bCs/><w:color w:val="FFFFFF"/><w:sz w:val="20"/><w:szCs w:val="20"/></w:rPr></w:pPr><w:r><w:rPr><w:rFonts w:ascii="Avenir Next LT Pro" w:hAnsi="Avenir Next LT Pro" w:cs="Calibri"/><w:b/><w:bCs/><w:color w:val="FFFFFF"/><w:sz w:val="20"/><w:szCs w:val="20"/></w:rPr><w:t>LAI dB(A)</w:t></w:r></w:p></w:tc><w:tc><w:tcPr><w:tcW w:w="322" w:type="pct"/><w:vMerge w:val="restart"/><w:tcBorders><w:top w:val="single" w:sz="4" w:space="0" w:color="808080"/><w:left w:val="single" w:sz="4" w:space="0" w:color="808080"/><w:bottom w:val="single" w:sz="4" w:space="0" w:color="808080"/><w:right w:val="single" w:sz="4" w:space="0" w:color="808080"/></w:tcBorders><w:vAlign w:val="center"/><w:hideMark/></w:tcPr><w:p><w:pPr><w:jc w:val="center"/><w:rPr><w:rFonts w:ascii="Avenir Next LT Pro" w:hAnsi="Avenir Next LT Pro" w:cs="Calibri"/><w:b/><w:bCs/><w:color w:val="FFFFFF"/><w:sz w:val="20"/><w:szCs w:val="20"/></w:rPr></w:pPr><w:r><w:rPr><w:rFonts w:ascii="Avenir Next LT Pro" w:hAnsi="Avenir Next LT Pro" w:cs="Calibri"/><w:b/><w:bCs/><w:color w:val="FFFFFF"/><w:sz w:val="20"/><w:szCs w:val="20"/></w:rPr><w:t>L90 dB (A)</w:t></w:r></w:p></w:tc><w:tc><w:tcPr><w:tcW w:w="866" w:type="pct"/><w:gridSpan w:val="4"/><w:tcBorders><w:top w:val="single" w:sz="4" w:space="0" w:color="808080"/><w:left w:val="nil"/><w:bottom w:val="single" w:sz="4" w:space="0" w:color="808080"/><w:right w:val="single" w:sz="4" w:space="0" w:color="808080"/></w:tcBorders><w:vAlign w:val="center"/><w:hideMark/></w:tcPr><w:p><w:pPr><w:jc w:val="center"/><w:rPr><w:rFonts w:ascii="Avenir Next LT Pro" w:hAnsi="Avenir Next LT Pro" w:cs="Calibri"/><w:b/><w:bCs/><w:color w:val="FFFFFF"/><w:sz w:val="20"/><w:szCs w:val="20"/></w:rPr></w:pPr><w:r><w:rPr><w:rFonts w:ascii="Avenir Next LT Pro" w:hAnsi="Avenir Next LT Pro" w:cs="Calibri"/><w:b/><w:bCs/><w:color w:val="FFFFFF"/><w:sz w:val="20"/><w:szCs w:val="20"/></w:rPr><w:t>Correcciones dB(A)</w:t></w:r></w:p></w:tc><w:tc><w:tcPr><w:tcW w:w="561" w:type="pct"/><w:vMerge w:val="restart"/><w:tcBorders><w:top w:val="single" w:sz="4" w:space="0" w:color="808080"/><w:left w:val="single" w:sz="4" w:space="0" w:color="808080"/><w:bottom w:val="single" w:sz="4" w:space="0" w:color="808080"/><w:right w:val="single" w:sz="4" w:space="0" w:color="808080"/></w:tcBorders><w:vAlign w:val="center"/><w:hideMark/></w:tcPr><w:p><w:pPr><w:jc w:val="center"/><w:rPr><w:rFonts w:ascii="Avenir Next LT Pro" w:hAnsi="Avenir Next LT Pro" w:cs="Calibri"/><w:b/><w:bCs/><w:color w:val="FFFFFF"/><w:sz w:val="20"/><w:szCs w:val="20"/></w:rPr></w:pPr><w:r><w:rPr><w:rFonts w:ascii="Avenir Next LT Pro" w:hAnsi="Avenir Next LT Pro" w:cs="Calibri"/><w:b/><w:bCs/><w:color w:val="FFFFFF"/><w:sz w:val="20"/><w:szCs w:val="20"/></w:rPr><w:t>L90Corr dB(A)</w:t></w:r></w:p></w:tc><w:tc><w:tcPr><w:tcW w:w="537" w:type="pct"/><w:vMerge w:val="restart"/><w:tcBorders><w:top w:val="single" w:sz="4" w:space="0" w:color="808080"/><w:left w:val="single" w:sz="4" w:space="0" w:color="808080"/><w:bottom w:val="single" w:sz="4" w:space="0" w:color="808080"/><w:right w:val="single" w:sz="4" w:space="0" w:color="808080"/></w:tcBorders><w:vAlign w:val="center"/><w:hideMark/></w:tcPr><w:p><w:pPr><w:jc w:val="center"/><w:rPr><w:rFonts w:ascii="Avenir Next LT Pro" w:hAnsi="Avenir Next LT Pro" w:cs="Calibri"/><w:b/><w:bCs/><w:color w:val="FFFFFF"/><w:sz w:val="20"/><w:szCs w:val="20"/></w:rPr></w:pPr><w:r><w:rPr><w:rFonts w:ascii="Avenir Next LT Pro" w:hAnsi="Avenir Next LT Pro" w:cs="Calibri"/><w:b/><w:bCs/><w:color w:val="FFFFFF"/><w:sz w:val="20"/><w:szCs w:val="20"/></w:rPr><w:t>LAeq </w:t></w:r><w:proofErr w:type="gramStart"/><w:r><w:rPr><w:rFonts w:ascii="Avenir Next LT Pro" w:hAnsi="Avenir Next LT Pro" w:cs="Calibri"/><w:b/><w:bCs/><w:color w:val="FFFFFF"/><w:sz w:val="20"/><w:szCs w:val="20"/></w:rPr><w:t>Corr  dB</w:t></w:r><w:proofErr w:type="gramEnd"/><w:r><w:rPr><w:rFonts w:ascii="Avenir Next LT Pro" w:hAnsi="Avenir Next LT Pro" w:cs="Calibri"/><w:b/><w:bCs/><w:color w:val="FFFFFF"/><w:sz w:val="20"/><w:szCs w:val="20"/></w:rPr><w:t>(A)</w:t></w:r></w:p></w:tc></w:tr><w:tr><w:trPr><w:trHeight w:val="20"/></w:trPr><w:tc><w:tcPr><w:tcW w:w="612" w:type="pct"/><w:vMerge/><w:tcBorders><w:top w:val="single" w:sz="4" w:space="0" w:color="808080"/><w:left w:val="single" w:sz="4" w:space="0" w:color="808080"/><w:bottom w:val="single" w:sz="4" w:space="0" w:color="808080"/><w:right w:val="single" w:sz="4" w:space="0" w:color="808080"/></w:tcBorders><w:vAlign w:val="center"/><w:hideMark/></w:tcPr><w:p><w:pPr><w:rPr><w:rFonts w:ascii="Avenir Next LT Pro" w:hAnsi="Avenir Next LT Pro" w:cs="Calibri"/><w:b/><w:bCs/><w:color w:val="FFFFFF"/><w:sz w:val="20"/><w:szCs w:val="20"/></w:rPr></w:pPr></w:p></w:tc><w:tc><w:tcPr><w:tcW w:w="631" w:type="pct"/><w:vMerge/><w:tcBorders><w:top w:val="single" w:sz="4" w:space="0" w:color="808080"/><w:left w:val="single" w:sz="4" w:space="0" w:color="808080"/><w:bottom w:val="single" w:sz="4" w:space="0" w:color="808080"/><w:right w:val="single" w:sz="4" w:space="0" w:color="808080"/></w:tcBorders><w:vAlign w:val="center"/><w:hideMark/></w:tcPr><w:p><w:pPr><w:rPr><w:rFonts w:ascii="Avenir Next LT Pro" w:hAnsi="Avenir Next LT Pro" w:cs="Calibri"/><w:b/><w:bCs/><w:color w:val="FFFFFF"/><w:sz w:val="20"/><w:szCs w:val="20"/></w:rPr></w:pPr></w:p></w:tc><w:tc><w:tcPr><w:tcW w:w="635" w:type="pct"/><w:vMerge/><w:tcBorders><w:top w:val="single" w:sz="4" w:space="0" w:color="808080"/><w:left w:val="single" w:sz="4" w:space="0" w:color="808080"/><w:bottom w:val="single" w:sz="4" w:space="0" w:color="808080"/><w:right w:val="single" w:sz="4" w:space="0" w:color="808080"/></w:tcBorders><w:vAlign w:val="center"/><w:hideMark/></w:tcPr><w:p><w:pPr><w:rPr><w:rFonts w:ascii="Avenir Next LT Pro" w:hAnsi="Avenir Next LT Pro" w:cs="Calibri"/><w:b/><w:bCs/><w:color w:val="FFFFFF"/><w:sz w:val="20"/><w:szCs w:val="20"/></w:rPr></w:pPr></w:p></w:tc><w:tc><w:tcPr><w:tcW w:w="418" w:type="pct"/><w:vMerge/><w:tcBorders><w:top w:val="single" w:sz="4" w:space="0" w:color="808080"/><w:left w:val="single" w:sz="4" w:space="0" w:color="808080"/><w:bottom w:val="single" w:sz="4" w:space="0" w:color="808080"/><w:right w:val="single" w:sz="4" w:space="0" w:color="808080"/></w:tcBorders><w:vAlign w:val="center"/><w:hideMark/></w:tcPr><w:p><w:pPr><w:rPr><w:rFonts w:ascii="Avenir Next LT Pro" w:hAnsi="Avenir Next LT Pro" w:cs="Calibri"/><w:b/><w:bCs/><w:color w:val="FFFFFF"/><w:sz w:val="20"/><w:szCs w:val="20"/></w:rPr></w:pPr></w:p></w:tc><w:tc><w:tcPr><w:tcW w:w="418" w:type="pct"/><w:vMerge/><w:tcBorders><w:top w:val="single" w:sz="4" w:space="0" w:color="808080"/><w:left w:val="single" w:sz="4" w:space="0" w:color="808080"/><w:bottom w:val="single" w:sz="4" w:space="0" w:color="808080"/><w:right w:val="single" w:sz="4" w:space="0" w:color="808080"/></w:tcBorders><w:vAlign w:val="center"/><w:hideMark/></w:tcPr><w:p><w:pPr><w:rPr><w:rFonts w:ascii="Avenir Next LT Pro" w:hAnsi="Avenir Next LT Pro" w:cs="Calibri"/><w:b/><w:bCs/><w:color w:val="FFFFFF"/><w:sz w:val="20"/><w:szCs w:val="20"/></w:rPr></w:pPr></w:p></w:tc><w:tc><w:tcPr><w:tcW w:w="322" w:type="pct"/><w:vMerge/><w:tcBorders><w:top w:val="single" w:sz="4" w:space="0" w:color="808080"/><w:left w:val="single" w:sz="4" w:space="0" w:color="808080"/><w:bottom w:val="single" w:sz="4" w:space="0" w:color="808080"/><w:right w:val="single" w:sz="4" w:space="0" w:color="808080"/></w:tcBorders><w:vAlign w:val="center"/><w:hideMark/></w:tcPr><w:p><w:pPr><w:rPr><w:rFonts w:ascii="Avenir Next LT Pro" w:hAnsi="Avenir Next LT Pro" w:cs="Calibri"/><w:b/><w:bCs/><w:color w:val="FFFFFF"/><w:sz w:val="20"/><w:szCs w:val="20"/></w:rPr></w:pPr></w:p></w:tc><w:tc><w:tcPr><w:tcW w:w="219" w:type="pct"/><w:tcBorders><w:top w:val="nil"/><w:left w:val="nil"/><w:bottom w:val="single" w:sz="4" w:space="0" w:color="808080"/><w:right w:val="single" w:sz="4" w:space="0" w:color="808080"/></w:tcBorders><w:vAlign w:val="center"/><w:hideMark/></w:tcPr><w:p><w:pPr><w:jc w:val="center"/><w:rPr><w:rFonts w:ascii="Avenir Next LT Pro" w:hAnsi="Avenir Next LT Pro" w:cs="Calibri"/><w:b/><w:bCs/><w:color w:val="FFFFFF"/><w:sz w:val="20"/><w:szCs w:val="20"/></w:rPr></w:pPr><w:r><w:rPr><w:rFonts w:ascii="Avenir Next LT Pro" w:hAnsi="Avenir Next LT Pro" w:cs="Calibri"/><w:b/><w:bCs/><w:color w:val="FFFFFF"/><w:sz w:val="20"/><w:szCs w:val="20"/></w:rPr><w:t>K</w:t></w:r><w:r><w:rPr><w:rFonts w:ascii="Avenir Next LT Pro" w:hAnsi="Avenir Next LT Pro" w:cs="Calibri"/><w:b/><w:bCs/><w:color w:val="FFFFFF"/><w:sz w:val="20"/><w:szCs w:val="20"/><w:vertAlign w:val="subscript"/></w:rPr><w:t>T</w:t></w:r></w:p></w:tc><w:tc><w:tcPr><w:tcW w:w="200" w:type="pct"/><w:tcBorders><w:top w:val="nil"/><w:left w:val="nil"/><w:bottom w:val="single" w:sz="4" w:space="0" w:color="808080"/><w:right w:val="single" w:sz="4" w:space="0" w:color="808080"/></w:tcBorders><w:vAlign w:val="center"/><w:hideMark/></w:tcPr><w:p><w:pPr><w:jc w:val="center"/><w:rPr><w:rFonts w:ascii="Avenir Next LT Pro" w:hAnsi="Avenir Next LT Pro" w:cs="Calibri"/><w:b/><w:bCs/><w:color w:val="FFFFFF"/><w:sz w:val="20"/><w:szCs w:val="20"/></w:rPr></w:pPr><w:r><w:rPr><w:rFonts w:ascii="Avenir Next LT Pro" w:hAnsi="Avenir Next LT Pro" w:cs="Calibri"/><w:b/><w:bCs/><w:color w:val="FFFFFF"/><w:sz w:val="20"/><w:szCs w:val="20"/></w:rPr><w:t>K</w:t></w:r><w:r><w:rPr><w:rFonts w:ascii="Avenir Next LT Pro" w:hAnsi="Avenir Next LT Pro" w:cs="Calibri"/><w:b/><w:bCs/><w:color w:val="FFFFFF"/><w:sz w:val="20"/><w:szCs w:val="20"/><w:vertAlign w:val="subscript"/></w:rPr><w:t>I</w:t></w:r></w:p></w:tc><w:tc><w:tcPr><w:tcW w:w="225" w:type="pct"/><w:tcBorders><w:top w:val="nil"/><w:left w:val="nil"/><w:bottom w:val="single" w:sz="4" w:space="0" w:color="808080"/><w:right w:val="single" w:sz="4" w:space="0" w:color="808080"/></w:tcBorders><w:vAlign w:val="center"/><w:hideMark/></w:tcPr><w:p><w:pPr><w:jc w:val="center"/><w:rPr><w:rFonts w:ascii="Avenir Next LT Pro" w:hAnsi="Avenir Next LT Pro" w:cs="Calibri"/><w:b/><w:bCs/><w:color w:val="FFFFFF"/><w:sz w:val="20"/><w:szCs w:val="20"/></w:rPr></w:pPr><w:r><w:rPr><w:rFonts w:ascii="Avenir Next LT Pro" w:hAnsi="Avenir Next LT Pro" w:cs="Calibri"/><w:b/><w:bCs/><w:color w:val="FFFFFF"/><w:sz w:val="20"/><w:szCs w:val="20"/></w:rPr><w:t>K</w:t></w:r><w:r><w:rPr><w:rFonts w:ascii="Avenir Next LT Pro" w:hAnsi="Avenir Next LT Pro" w:cs="Calibri"/><w:b/><w:bCs/><w:color w:val="FFFFFF"/><w:sz w:val="20"/><w:szCs w:val="20"/><w:vertAlign w:val="subscript"/></w:rPr><w:t>R</w:t></w:r></w:p></w:tc><w:tc><w:tcPr><w:tcW w:w="221" w:type="pct"/><w:tcBorders><w:top w:val="nil"/><w:left w:val="nil"/><w:bottom w:val="single" w:sz="4" w:space="0" w:color="808080"/><w:right w:val="single" w:sz="4" w:space="0" w:color="808080"/></w:tcBorders><w:vAlign w:val="center"/><w:hideMark/></w:tcPr><w:p><w:pPr><w:jc w:val="center"/><w:rPr><w:rFonts w:ascii="Avenir Next LT Pro" w:hAnsi="Avenir Next LT Pro" w:cs="Calibri"/><w:b/><w:bCs/><w:color w:val="FFFFFF"/><w:sz w:val="20"/><w:szCs w:val="20"/></w:rPr></w:pPr><w:r><w:rPr><w:rFonts w:ascii="Avenir Next LT Pro" w:hAnsi="Avenir Next LT Pro" w:cs="Calibri"/><w:b/><w:bCs/><w:color w:val="FFFFFF"/><w:sz w:val="20"/><w:szCs w:val="20"/></w:rPr><w:t>K</w:t></w:r><w:r><w:rPr><w:rFonts w:ascii="Avenir Next LT Pro" w:hAnsi="Avenir Next LT Pro" w:cs="Calibri"/><w:b/><w:bCs/><w:color w:val="FFFFFF"/><w:sz w:val="20"/><w:szCs w:val="20"/><w:vertAlign w:val="subscript"/></w:rPr><w:t>S</w:t></w:r></w:p></w:tc><w:tc><w:tcPr><w:tcW w:w="561" w:type="pct"/><w:vMerge/><w:tcBorders><w:top w:val="single" w:sz="4" w:space="0" w:color="808080"/><w:left w:val="single" w:sz="4" w:space="0" w:color="808080"/><w:bottom w:val="single" w:sz="4" w:space="0" w:color="808080"/><w:right w:val="single" w:sz="4" w:space="0" w:color="808080"/></w:tcBorders><w:vAlign w:val="center"/><w:hideMark/></w:tcPr><w:p><w:pPr><w:rPr><w:rFonts w:ascii="Avenir Next LT Pro" w:hAnsi="Avenir Next LT Pro" w:cs="Calibri"/><w:b/><w:bCs/><w:color w:val="FFFFFF"/><w:sz w:val="20"/><w:szCs w:val="20"/></w:rPr></w:pPr></w:p></w:tc><w:tc><w:tcPr><w:tcW w:w="537" w:type="pct"/><w:vMerge/><w:tcBorders><w:top w:val="single" w:sz="4" w:space="0" w:color="808080"/><w:left w:val="single" w:sz="4" w:space="0" w:color="808080"/><w:bottom w:val="single" w:sz="4" w:space="0" w:color="808080"/><w:right w:val="single" w:sz="4" w:space="0" w:color="808080"/></w:tcBorders><w:vAlign w:val="center"/><w:hideMark/></w:tcPr><w:p><w:pPr><w:rPr><w:rFonts w:ascii="Avenir Next LT Pro" w:hAnsi="Avenir Next LT Pro" w:cs="Calibri"/><w:b/><w:bCs/><w:color w:val="FFFFFF"/><w:sz w:val="20"/><w:szCs w:val="20"/></w:rPr></w:pPr></w:p></w:tc></w:tr><w:tr><w:trPr><w:trHeight w:val="20"/></w:trPr><w:tc><w:tcPr><w:tcW w:w="612" w:type="pct"/><w:tcBorders><w:top w:val="nil"/><w:left w:val="single" w:sz="4" w:space="0" w:color="808080"/><w:bottom w:val="single" w:sz="4" w:space="0" w:color="808080"/><w:right w:val="single" w:sz="4" w:space="0" w:color="808080"/></w:tcBorders><w:noWrap/><w:vAlign w:val="center"/></w:tcPr><w:p><w:pPr><w:jc w:val="center"/><w:rPr><w:rFonts w:ascii="Avenir Next LT Pro" w:hAnsi="Avenir Next LT Pro" w:cs="Calibri"/><w:color w:val="303030"/><w:sz w:val="20"/><w:szCs w:val="20"/></w:rPr></w:pPr></w:p></w:tc><w:tc><w:tcPr><w:tcW w:w="631" w:type="pct"/><w:tcBorders><w:top w:val="nil"/><w:left w:val="nil"/><w:bottom w:val="single" w:sz="4" w:space="0" w:color="808080"/><w:right w:val="single" w:sz="4" w:space="0" w:color="808080"/></w:tcBorders><w:noWrap/><w:vAlign w:val="center"/></w:tcPr><w:p><w:pPr><w:jc w:val="center"/><w:rPr><w:rFonts w:ascii="Avenir Next LT Pro" w:hAnsi="Avenir Next LT Pro" w:cs="Calibri"/><w:color w:val="303030"/><w:sz w:val="20"/><w:szCs w:val="20"/></w:rPr></w:pPr></w:p></w:tc><w:tc><w:tcPr><w:tcW w:w="635" w:type="pct"/><w:tcBorders><w:top w:val="nil"/><w:left w:val="nil"/><w:bottom w:val="single" w:sz="4" w:space="0" w:color="808080"/><w:right w:val="single" w:sz="4" w:space="0" w:color="808080"/></w:tcBorders><w:noWrap/><w:vAlign w:val="center"/></w:tcPr><w:p><w:pPr><w:jc w:val="center"/><w:rPr><w:rFonts w:ascii="Avenir Next LT Pro" w:hAnsi="Avenir Next LT Pro" w:cs="Calibri"/><w:b/><w:bCs/><w:color w:val="303030"/><w:sz w:val="20"/><w:szCs w:val="20"/></w:rPr></w:pPr></w:p></w:tc><w:tc><w:tcPr><w:tcW w:w="418" w:type="pct"/><w:tcBorders><w:top w:val="single" w:sz="4" w:space="0" w:color="808080"/><w:left w:val="nil"/><w:bottom w:val="single" w:sz="4" w:space="0" w:color="808080"/><w:right w:val="single" w:sz="4" w:space="0" w:color="808080"/></w:tcBorders><w:noWrap/><w:vAlign w:val="center"/></w:tcPr><w:p><w:pPr><w:jc w:val="center"/><w:rPr><w:rFonts w:ascii="Avenir Next LT Pro" w:hAnsi="Avenir Next LT Pro" w:cs="Calibri"/><w:color w:val="303030"/><w:sz w:val="20"/><w:szCs w:val="20"/></w:rPr></w:pPr></w:p></w:tc><w:tc><w:tcPr><w:tcW w:w="418" w:type="pct"/><w:tcBorders><w:top w:val="single" w:sz="4" w:space="0" w:color="808080"/><w:left w:val="nil"/><w:bottom w:val="single" w:sz="4" w:space="0" w:color="808080"/><w:right w:val="single" w:sz="4" w:space="0" w:color="808080"/></w:tcBorders><w:noWrap/><w:vAlign w:val="center"/></w:tcPr><w:p><w:pPr><w:jc w:val="center"/><w:rPr><w:rFonts w:ascii="Avenir Next LT Pro" w:hAnsi="Avenir Next LT Pro" w:cs="Calibri"/><w:color w:val="303030"/><w:sz w:val="20"/><w:szCs w:val="20"/></w:rPr></w:pPr></w:p></w:tc><w:tc><w:tcPr><w:tcW w:w="322" w:type="pct"/><w:tcBorders><w:top w:val="single" w:sz="4" w:space="0" w:color="808080"/><w:left w:val="nil"/><w:bottom w:val="single" w:sz="4" w:space="0" w:color="808080"/><w:right w:val="single" w:sz="4" w:space="0" w:color="808080"/></w:tcBorders><w:noWrap/><w:vAlign w:val="center"/></w:tcPr><w:p><w:pPr><w:jc w:val="center"/><w:rPr><w:rFonts w:ascii="Avenir Next LT Pro" w:hAnsi="Avenir Next LT Pro" w:cs="Calibri"/><w:color w:val="303030"/><w:sz w:val="20"/><w:szCs w:val="20"/></w:rPr></w:pPr></w:p></w:tc><w:tc><w:tcPr><w:tcW w:w="219" w:type="pct"/><w:tcBorders><w:top w:val="nil"/><w:left w:val="nil"/><w:bottom w:val="single" w:sz="4" w:space="0" w:color="808080"/><w:right w:val="single" w:sz="4" w:space="0" w:color="808080"/></w:tcBorders><w:noWrap/><w:vAlign w:val="center"/></w:tcPr><w:p><w:pPr><w:jc w:val="center"/><w:rPr><w:rFonts w:ascii="Avenir Next LT Pro" w:hAnsi="Avenir Next LT Pro" w:cs="Calibri"/><w:color w:val="303030"/><w:sz w:val="20"/><w:szCs w:val="20"/></w:rPr></w:pPr></w:p></w:tc><w:tc><w:tcPr><w:tcW w:w="200" w:type="pct"/><w:tcBorders><w:top w:val="nil"/><w:left w:val="nil"/><w:bottom w:val="single" w:sz="4" w:space="0" w:color="808080"/><w:right w:val="single" w:sz="4" w:space="0" w:color="808080"/></w:tcBorders><w:noWrap/><w:vAlign w:val="center"/></w:tcPr><w:p><w:pPr><w:jc w:val="center"/><w:rPr><w:rFonts w:ascii="Avenir Next LT Pro" w:hAnsi="Avenir Next LT Pro" w:cs="Calibri"/><w:color w:val="303030"/><w:sz w:val="20"/><w:szCs w:val="20"/></w:rPr></w:pPr></w:p></w:tc><w:tc><w:tcPr><w:tcW w:w="225" w:type="pct"/><w:tcBorders><w:top w:val="nil"/><w:left w:val="nil"/><w:bottom w:val="single" w:sz="4" w:space="0" w:color="808080"/><w:right w:val="single" w:sz="4" w:space="0" w:color="808080"/></w:tcBorders><w:noWrap/><w:vAlign w:val="center"/></w:tcPr><w:p><w:pPr><w:jc w:val="center"/><w:rPr><w:rFonts w:ascii="Avenir Next LT Pro" w:hAnsi="Avenir Next LT Pro" w:cs="Calibri"/><w:color w:val="303030"/><w:sz w:val="20"/><w:szCs w:val="20"/></w:rPr></w:pPr></w:p></w:tc><w:tc><w:tcPr><w:tcW w:w="221" w:type="pct"/><w:tcBorders><w:top w:val="nil"/><w:left w:val="nil"/><w:bottom w:val="single" w:sz="4" w:space="0" w:color="808080"/><w:right w:val="single" w:sz="4" w:space="0" w:color="808080"/></w:tcBorders><w:noWrap/><w:vAlign w:val="center"/></w:tcPr><w:p><w:pPr><w:jc w:val="center"/><w:rPr><w:rFonts w:ascii="Avenir Next LT Pro" w:hAnsi="Avenir Next LT Pro" w:cs="Calibri"/><w:color w:val="303030"/><w:sz w:val="20"/><w:szCs w:val="20"/></w:rPr></w:pPr></w:p></w:tc><w:tc><w:tcPr><w:tcW w:w="561" w:type="pct"/><w:tcBorders><w:top w:val="nil"/><w:left w:val="nil"/><w:bottom w:val="single" w:sz="4" w:space="0" w:color="808080"/><w:right w:val="single" w:sz="4" w:space="0" w:color="808080"/></w:tcBorders><w:noWrap/><w:vAlign w:val="center"/></w:tcPr><w:p><w:pPr><w:jc w:val="center"/><w:rPr><w:rFonts w:ascii="Avenir Next LT Pro" w:hAnsi="Avenir Next LT Pro" w:cs="Calibri"/><w:color w:val="303030"/><w:sz w:val="20"/><w:szCs w:val="20"/></w:rPr></w:pPr></w:p></w:tc><w:tc><w:tcPr><w:tcW w:w="537" w:type="pct"/><w:tcBorders><w:top w:val="nil"/><w:left w:val="nil"/><w:bottom w:val="single" w:sz="4" w:space="0" w:color="808080"/><w:right w:val="single" w:sz="4" w:space="0" w:color="808080"/></w:tcBorders><w:noWrap/><w:vAlign w:val="center"/></w:tcPr><w:p><w:pPr><w:jc w:val="center"/><w:rPr><w:rFonts w:ascii="Avenir Next LT Pro" w:hAnsi="Avenir Next LT Pro" w:cs="Calibri"/><w:color w:val="303030"/><w:sz w:val="20"/><w:szCs w:val="20"/></w:rPr></w:pPr></w:p></w:tc></w:tr></w:tbl><w:p><w:pPr><w:jc w:val="center"/><w:rPr><w:rFonts w:ascii="Avenir Next LT Pro" w:hAnsi="Avenir Next LT Pro" w:cs="Calibri"/><w:i/><w:color w:val="303030"/><w:sz w:val="20"/><w:szCs w:val="20"/></w:rPr></w:pPr><w:r><w:rPr><w:rFonts w:ascii="Avenir Next LT Pro" w:hAnsi="Avenir Next LT Pro" w:cs="Calibri"/><w:i/><w:color w:val="303030"/><w:sz w:val="20"/><w:szCs w:val="20"/></w:rPr><w:t> </w:t></w:r><w:r><w:rPr><w:rFonts w:ascii="Avenir Next LT Pro" w:hAnsi="Avenir Next LT Pro" w:cs="Calibri"/><w:i/><w:color w:val="303030"/><w:sz w:val="20"/><w:szCs w:val="20"/></w:rPr><w:t>Fuente: SERAMBIENTE S.A.S., </w:t></w:r><w:r><w:rPr><w:rFonts w:ascii="Avenir Next LT Pro" w:hAnsi="Avenir Next LT Pro" w:cs="Calibri"/><w:i/><w:color w:val="303030"/><w:sz w:val="20"/><w:szCs w:val="20"/></w:rPr><w:t>{fuente_serambiente_s_a_s_1}</w:t></w:r><w:r><w:rPr><w:rFonts w:ascii="Avenir Next LT Pro" w:hAnsi="Avenir Next LT Pro" w:cs="Calibri"/><w:i/><w:color w:val="303030"/><w:sz w:val="20"/><w:szCs w:val="20"/></w:rPr></w:r></w:p><w:p><w:pPr><w:jc w:val="center"/><w:rPr><w:rFonts w:ascii="Avenir Next LT Pro" w:hAnsi="Avenir Next LT Pro" w:cs="Calibri"/><w:i/><w:color w:val="303030"/><w:sz w:val="20"/><w:szCs w:val="20"/></w:rPr></w:pPr></w:p><w:p><w:pPr><w:pStyle w:val="Descripcin"/><w:keepNext/><w:spacing w:before="0" w:after="0"/><w:jc w:val="center"/><w:rPr><w:rFonts w:ascii="Avenir Next LT Pro" w:hAnsi="Avenir Next LT Pro"/><w:color w:val="303030"/><w:lang w:val="es-CO"/></w:rPr></w:pPr><w:bookmarkStart w:id="253" w:name="_Toc209532346"/><w:r><w:rPr><w:rFonts w:ascii="Avenir Next LT Pro" w:hAnsi="Avenir Next LT Pro"/><w:color w:val="303030"/><w:lang w:val="es-CO"/></w:rPr><w:t>{var_50}</w:t></w:r><w:r><w:rPr><w:rFonts w:ascii="Avenir Next LT Pro" w:hAnsi="Avenir Next LT Pro"/><w:color w:val="303030"/><w:lang w:val="es-CO"/></w:rPr></w:r><w:r><w:rPr><w:rFonts w:ascii="Avenir Next LT Pro" w:hAnsi="Avenir Next LT Pro"/><w:color w:val="303030"/><w:lang w:val="es-CO"/></w:rPr></w:r><w:r><w:rPr><w:rFonts w:ascii="Avenir Next LT Pro" w:hAnsi="Avenir Next LT Pro"/><w:color w:val="303030"/><w:lang w:val="es-CO"/></w:rPr></w:r><w:r><w:rPr><w:rFonts w:ascii="Avenir Next LT Pro" w:hAnsi="Avenir Next LT Pro"/><w:noProof/><w:color w:val="303030"/><w:lang w:val="es-CO"/></w:rPr></w:r><w:r><w:rPr><w:rFonts w:ascii="Avenir Next LT Pro" w:hAnsi="Avenir Next LT Pro"/><w:color w:val="303030"/><w:lang w:val="es-CO"/></w:rPr></w:r><w:r><w:rPr><w:rFonts w:ascii="Avenir Next LT Pro" w:hAnsi="Avenir Next LT Pro"/><w:color w:val="303030"/><w:lang w:val="es-CO"/></w:rPr></w:r><w:r><w:rPr><w:rFonts w:ascii="Avenir Next LT Pro" w:hAnsi="Avenir Next LT Pro"/><w:color w:val="303030"/><w:lang w:val="es-CO"/></w:rPr></w:r><w:r><w:rPr><w:rFonts w:ascii="Avenir Next LT Pro" w:hAnsi="Avenir Next LT Pro"/><w:color w:val="303030"/><w:lang w:val="es-CO"/></w:rPr></w:r><w:bookmarkEnd w:id="253"/><w:r><w:rPr><w:rFonts w:ascii="Avenir Next LT Pro" w:hAnsi="Avenir Next LT Pro"/><w:color w:val="303030"/><w:lang w:val="es-CO"/></w:rPr></w:r></w:p><w:tbl><w:tblPr><w:tblW w:w="5000" w:type="pct"/><w:tblCellMar><w:left w:w="70" w:type="dxa"/><w:right w:w="70" w:type="dxa"/></w:tblCellMar><w:tblLook w:val="04A0" w:firstRow="1" w:lastRow="0" w:firstColumn="1" w:lastColumn="0" w:noHBand="0" w:noVBand="1"/></w:tblPr><w:tblGrid><w:gridCol w:w="1101"/><w:gridCol w:w="1136"/><w:gridCol w:w="1143"/><w:gridCol w:w="784"/><w:gridCol w:w="701"/><w:gridCol w:w="1249"/><w:gridCol w:w="396"/><w:gridCol w:w="360"/><w:gridCol w:w="406"/><w:gridCol w:w="396"/><w:gridCol w:w="1158"/></w:tblGrid><w:tr><w:trPr><w:trHeight w:val="20"/></w:trPr><w:tc><w:tcPr><w:tcW w:w="624" w:type="pct"/><w:vMerge w:val="restart"/><w:tcBorders><w:top w:val="single" w:sz="4" w:space="0" w:color="808080"/><w:left w:val="single" w:sz="4" w:space="0" w:color="808080"/><w:bottom w:val="single" w:sz="4" w:space="0" w:color="808080"/><w:right w:val="single" w:sz="4" w:space="0" w:color="808080"/></w:tcBorders><w:vAlign w:val="center"/><w:hideMark/></w:tcPr><w:p><w:pPr><w:jc w:val="center"/><w:rPr><w:rFonts w:ascii="Avenir Next LT Pro" w:hAnsi="Avenir Next LT Pro" w:cs="Calibri"/><w:b/><w:bCs/><w:color w:val="FFFFFF"/><w:sz w:val="20"/><w:szCs w:val="20"/></w:rPr></w:pPr><w:r><w:rPr><w:rFonts w:ascii="Avenir Next LT Pro" w:hAnsi="Avenir Next LT Pro" w:cs="Calibri"/><w:b/><w:bCs/><w:color w:val="FFFFFF"/><w:sz w:val="20"/><w:szCs w:val="20"/></w:rPr><w:t>Memoria No.</w:t></w:r></w:p></w:tc><w:tc><w:tcPr><w:tcW w:w="643" w:type="pct"/><w:vMerge w:val="restart"/><w:tcBorders><w:top w:val="single" w:sz="4" w:space="0" w:color="808080"/><w:left w:val="single" w:sz="4" w:space="0" w:color="808080"/><w:bottom w:val="single" w:sz="4" w:space="0" w:color="808080"/><w:right w:val="single" w:sz="4" w:space="0" w:color="808080"/></w:tcBorders><w:vAlign w:val="center"/><w:hideMark/></w:tcPr><w:p><w:pPr><w:jc w:val="center"/><w:rPr><w:rFonts w:ascii="Avenir Next LT Pro" w:hAnsi="Avenir Next LT Pro" w:cs="Calibri"/><w:b/><w:bCs/><w:color w:val="FFFFFF"/><w:sz w:val="20"/><w:szCs w:val="20"/></w:rPr></w:pPr><w:r><w:rPr><w:rFonts w:ascii="Avenir Next LT Pro" w:hAnsi="Avenir Next LT Pro" w:cs="Calibri"/><w:b/><w:bCs/><w:color w:val="FFFFFF"/><w:sz w:val="20"/><w:szCs w:val="20"/></w:rPr><w:t>Hora de medición</w:t></w:r></w:p></w:tc><w:tc><w:tcPr><w:tcW w:w="647" w:type="pct"/><w:vMerge w:val="restart"/><w:tcBorders><w:top w:val="single" w:sz="4" w:space="0" w:color="808080"/><w:left w:val="single" w:sz="4" w:space="0" w:color="808080"/><w:bottom w:val="single" w:sz="4" w:space="0" w:color="808080"/><w:right w:val="single" w:sz="4" w:space="0" w:color="808080"/></w:tcBorders><w:vAlign w:val="center"/><w:hideMark/></w:tcPr><w:p><w:pPr><w:jc w:val="center"/><w:rPr><w:rFonts w:ascii="Avenir Next LT Pro" w:hAnsi="Avenir Next LT Pro" w:cs="Calibri"/><w:b/><w:bCs/><w:color w:val="FFFFFF"/><w:sz w:val="20"/><w:szCs w:val="20"/></w:rPr></w:pPr><w:r><w:rPr><w:rFonts w:ascii="Avenir Next LT Pro" w:hAnsi="Avenir Next LT Pro" w:cs="Calibri"/><w:b/><w:bCs/><w:color w:val="FFFFFF"/><w:sz w:val="20"/><w:szCs w:val="20"/></w:rPr><w:t>Punto de Medición</w:t></w:r></w:p></w:tc><w:tc><w:tcPr><w:tcW w:w="444" w:type="pct"/><w:vMerge w:val="restart"/><w:tcBorders><w:top w:val="single" w:sz="4" w:space="0" w:color="808080"/><w:left w:val="single" w:sz="4" w:space="0" w:color="808080"/><w:bottom w:val="single" w:sz="4" w:space="0" w:color="808080"/><w:right w:val="single" w:sz="4" w:space="0" w:color="808080"/></w:tcBorders><w:vAlign w:val="center"/><w:hideMark/></w:tcPr><w:p><w:pPr><w:jc w:val="center"/><w:rPr><w:rFonts w:ascii="Avenir Next LT Pro" w:hAnsi="Avenir Next LT Pro" w:cs="Calibri"/><w:b/><w:bCs/><w:color w:val="FFFFFF"/><w:sz w:val="20"/><w:szCs w:val="20"/></w:rPr></w:pPr><w:r><w:rPr><w:rFonts w:ascii="Avenir Next LT Pro" w:hAnsi="Avenir Next LT Pro" w:cs="Calibri"/><w:b/><w:bCs/><w:color w:val="FFFFFF"/><w:sz w:val="20"/><w:szCs w:val="20"/></w:rPr><w:t>LAeq dB(A)</w:t></w:r></w:p></w:tc><w:tc><w:tcPr><w:tcW w:w="397" w:type="pct"/><w:vMerge w:val="restart"/><w:tcBorders><w:top w:val="single" w:sz="4" w:space="0" w:color="808080"/><w:left w:val="single" w:sz="4" w:space="0" w:color="808080"/><w:bottom w:val="single" w:sz="4" w:space="0" w:color="808080"/><w:right w:val="single" w:sz="4" w:space="0" w:color="808080"/></w:tcBorders><w:vAlign w:val="center"/><w:hideMark/></w:tcPr><w:p><w:pPr><w:jc w:val="center"/><w:rPr><w:rFonts w:ascii="Avenir Next LT Pro" w:hAnsi="Avenir Next LT Pro" w:cs="Calibri"/><w:b/><w:bCs/><w:color w:val="FFFFFF"/><w:sz w:val="20"/><w:szCs w:val="20"/></w:rPr></w:pPr><w:r><w:rPr><w:rFonts w:ascii="Avenir Next LT Pro" w:hAnsi="Avenir Next LT Pro" w:cs="Calibri"/><w:b/><w:bCs/><w:color w:val="FFFFFF"/><w:sz w:val="20"/><w:szCs w:val="20"/></w:rPr><w:t>LAI dB (A)</w:t></w:r></w:p></w:tc><w:tc><w:tcPr><w:tcW w:w="707" w:type="pct"/><w:vMerge w:val="restart"/><w:tcBorders><w:top w:val="single" w:sz="4" w:space="0" w:color="808080"/><w:left w:val="single" w:sz="4" w:space="0" w:color="808080"/><w:bottom w:val="single" w:sz="4" w:space="0" w:color="808080"/><w:right w:val="single" w:sz="4" w:space="0" w:color="808080"/></w:tcBorders><w:vAlign w:val="center"/><w:hideMark/></w:tcPr><w:p><w:pPr><w:jc w:val="center"/><w:rPr><w:rFonts w:ascii="Avenir Next LT Pro" w:hAnsi="Avenir Next LT Pro" w:cs="Calibri"/><w:b/><w:bCs/><w:color w:val="FFFFFF"/><w:sz w:val="20"/><w:szCs w:val="20"/></w:rPr></w:pPr><w:r><w:rPr><w:rFonts w:ascii="Avenir Next LT Pro" w:hAnsi="Avenir Next LT Pro" w:cs="Calibri"/><w:b/><w:bCs/><w:color w:val="FFFFFF"/><w:sz w:val="20"/><w:szCs w:val="20"/></w:rPr><w:t>LAeq</w:t></w:r><w:r><w:rPr><w:rFonts w:ascii="Avenir Next LT Pro" w:hAnsi="Avenir Next LT Pro" w:cs="Calibri"/><w:b/><w:bCs/><w:color w:val="FFFFFF"/><w:sz w:val="20"/><w:szCs w:val="20"/><w:vertAlign w:val="subscript"/></w:rPr><w:t>Residual </w:t></w:r><w:r><w:rPr><w:rFonts w:ascii="Avenir Next LT Pro" w:hAnsi="Avenir Next LT Pro" w:cs="Calibri"/><w:b/><w:bCs/><w:color w:val="FFFFFF"/><w:sz w:val="20"/><w:szCs w:val="20"/></w:rPr><w:t>dB (A)</w:t></w:r></w:p></w:tc><w:tc><w:tcPr><w:tcW w:w="882" w:type="pct"/><w:gridSpan w:val="4"/><w:tcBorders><w:top w:val="single" w:sz="4" w:space="0" w:color="808080"/><w:left w:val="nil"/><w:bottom w:val="single" w:sz="4" w:space="0" w:color="808080"/><w:right w:val="single" w:sz="4" w:space="0" w:color="808080"/></w:tcBorders><w:vAlign w:val="center"/><w:hideMark/></w:tcPr><w:p><w:pPr><w:jc w:val="center"/><w:rPr><w:rFonts w:ascii="Avenir Next LT Pro" w:hAnsi="Avenir Next LT Pro" w:cs="Calibri"/><w:b/><w:bCs/><w:color w:val="FFFFFF"/><w:sz w:val="20"/><w:szCs w:val="20"/></w:rPr></w:pPr><w:r><w:rPr><w:rFonts w:ascii="Avenir Next LT Pro" w:hAnsi="Avenir Next LT Pro" w:cs="Calibri"/><w:b/><w:bCs/><w:color w:val="FFFFFF"/><w:sz w:val="20"/><w:szCs w:val="20"/></w:rPr><w:t>Correciones dB(A)</w:t></w:r></w:p></w:tc><w:tc><w:tcPr><w:tcW w:w="656" w:type="pct"/><w:vMerge w:val="restart"/><w:tcBorders><w:top w:val="single" w:sz="4" w:space="0" w:color="808080"/><w:left w:val="single" w:sz="4" w:space="0" w:color="808080"/><w:bottom w:val="single" w:sz="4" w:space="0" w:color="808080"/><w:right w:val="single" w:sz="4" w:space="0" w:color="808080"/></w:tcBorders><w:vAlign w:val="center"/><w:hideMark/></w:tcPr><w:p><w:pPr><w:jc w:val="center"/><w:rPr><w:rFonts w:ascii="Avenir Next LT Pro" w:hAnsi="Avenir Next LT Pro" w:cs="Calibri"/><w:b/><w:bCs/><w:color w:val="FFFFFF"/><w:sz w:val="20"/><w:szCs w:val="20"/></w:rPr></w:pPr><w:r><w:rPr><w:rFonts w:ascii="Avenir Next LT Pro" w:hAnsi="Avenir Next LT Pro" w:cs="Calibri"/><w:b/><w:bCs/><w:color w:val="FFFFFF"/><w:sz w:val="20"/><w:szCs w:val="20"/></w:rPr><w:t>LAeqCorr dB (A)</w:t></w:r></w:p></w:tc></w:tr><w:tr><w:trPr><w:trHeight w:val="20"/></w:trPr><w:tc><w:tcPr><w:tcW w:w="624" w:type="pct"/><w:vMerge/><w:tcBorders><w:top w:val="single" w:sz="4" w:space="0" w:color="808080"/><w:left w:val="single" w:sz="4" w:space="0" w:color="808080"/><w:bottom w:val="single" w:sz="4" w:space="0" w:color="808080"/><w:right w:val="single" w:sz="4" w:space="0" w:color="808080"/></w:tcBorders><w:vAlign w:val="center"/><w:hideMark/></w:tcPr><w:p><w:pPr><w:rPr><w:rFonts w:ascii="Avenir Next LT Pro" w:hAnsi="Avenir Next LT Pro" w:cs="Calibri"/><w:b/><w:bCs/><w:color w:val="FFFFFF"/><w:sz w:val="20"/><w:szCs w:val="20"/></w:rPr></w:pPr></w:p></w:tc><w:tc><w:tcPr><w:tcW w:w="643" w:type="pct"/><w:vMerge/><w:tcBorders><w:top w:val="single" w:sz="4" w:space="0" w:color="808080"/><w:left w:val="single" w:sz="4" w:space="0" w:color="808080"/><w:bottom w:val="single" w:sz="4" w:space="0" w:color="808080"/><w:right w:val="single" w:sz="4" w:space="0" w:color="808080"/></w:tcBorders><w:vAlign w:val="center"/><w:hideMark/></w:tcPr><w:p><w:pPr><w:rPr><w:rFonts w:ascii="Avenir Next LT Pro" w:hAnsi="Avenir Next LT Pro" w:cs="Calibri"/><w:b/><w:bCs/><w:color w:val="FFFFFF"/><w:sz w:val="20"/><w:szCs w:val="20"/></w:rPr></w:pPr></w:p></w:tc><w:tc><w:tcPr><w:tcW w:w="647" w:type="pct"/><w:vMerge/><w:tcBorders><w:top w:val="single" w:sz="4" w:space="0" w:color="808080"/><w:left w:val="single" w:sz="4" w:space="0" w:color="808080"/><w:bottom w:val="single" w:sz="4" w:space="0" w:color="808080"/><w:right w:val="single" w:sz="4" w:space="0" w:color="808080"/></w:tcBorders><w:vAlign w:val="center"/><w:hideMark/></w:tcPr><w:p><w:pPr><w:rPr><w:rFonts w:ascii="Avenir Next LT Pro" w:hAnsi="Avenir Next LT Pro" w:cs="Calibri"/><w:b/><w:bCs/><w:color w:val="FFFFFF"/><w:sz w:val="20"/><w:szCs w:val="20"/></w:rPr></w:pPr></w:p></w:tc><w:tc><w:tcPr><w:tcW w:w="444" w:type="pct"/><w:vMerge/><w:tcBorders><w:top w:val="single" w:sz="4" w:space="0" w:color="808080"/><w:left w:val="single" w:sz="4" w:space="0" w:color="808080"/><w:bottom w:val="single" w:sz="4" w:space="0" w:color="808080"/><w:right w:val="single" w:sz="4" w:space="0" w:color="808080"/></w:tcBorders><w:vAlign w:val="center"/><w:hideMark/></w:tcPr><w:p><w:pPr><w:rPr><w:rFonts w:ascii="Avenir Next LT Pro" w:hAnsi="Avenir Next LT Pro" w:cs="Calibri"/><w:b/><w:bCs/><w:color w:val="FFFFFF"/><w:sz w:val="20"/><w:szCs w:val="20"/></w:rPr></w:pPr></w:p></w:tc><w:tc><w:tcPr><w:tcW w:w="397" w:type="pct"/><w:vMerge/><w:tcBorders><w:top w:val="single" w:sz="4" w:space="0" w:color="808080"/><w:left w:val="single" w:sz="4" w:space="0" w:color="808080"/><w:bottom w:val="single" w:sz="4" w:space="0" w:color="808080"/><w:right w:val="single" w:sz="4" w:space="0" w:color="808080"/></w:tcBorders><w:vAlign w:val="center"/><w:hideMark/></w:tcPr><w:p><w:pPr><w:rPr><w:rFonts w:ascii="Avenir Next LT Pro" w:hAnsi="Avenir Next LT Pro" w:cs="Calibri"/><w:b/><w:bCs/><w:color w:val="FFFFFF"/><w:sz w:val="20"/><w:szCs w:val="20"/></w:rPr></w:pPr></w:p></w:tc><w:tc><w:tcPr><w:tcW w:w="707" w:type="pct"/><w:vMerge/><w:tcBorders><w:top w:val="single" w:sz="4" w:space="0" w:color="808080"/><w:left w:val="single" w:sz="4" w:space="0" w:color="808080"/><w:bottom w:val="single" w:sz="4" w:space="0" w:color="808080"/><w:right w:val="single" w:sz="4" w:space="0" w:color="808080"/></w:tcBorders><w:vAlign w:val="center"/><w:hideMark/></w:tcPr><w:p><w:pPr><w:rPr><w:rFonts w:ascii="Avenir Next LT Pro" w:hAnsi="Avenir Next LT Pro" w:cs="Calibri"/><w:b/><w:bCs/><w:color w:val="FFFFFF"/><w:sz w:val="20"/><w:szCs w:val="20"/></w:rPr></w:pPr></w:p></w:tc><w:tc><w:tcPr><w:tcW w:w="224" w:type="pct"/><w:tcBorders><w:top w:val="nil"/><w:left w:val="nil"/><w:bottom w:val="single" w:sz="4" w:space="0" w:color="808080"/><w:right w:val="single" w:sz="4" w:space="0" w:color="808080"/></w:tcBorders><w:vAlign w:val="center"/><w:hideMark/></w:tcPr><w:p><w:pPr><w:jc w:val="center"/><w:rPr><w:rFonts w:ascii="Avenir Next LT Pro" w:hAnsi="Avenir Next LT Pro" w:cs="Calibri"/><w:b/><w:bCs/><w:color w:val="FFFFFF"/><w:sz w:val="20"/><w:szCs w:val="20"/></w:rPr></w:pPr><w:r><w:rPr><w:rFonts w:ascii="Avenir Next LT Pro" w:hAnsi="Avenir Next LT Pro" w:cs="Calibri"/><w:b/><w:bCs/><w:color w:val="FFFFFF"/><w:sz w:val="20"/><w:szCs w:val="20"/></w:rPr><w:t>K</w:t></w:r><w:r><w:rPr><w:rFonts w:ascii="Avenir Next LT Pro" w:hAnsi="Avenir Next LT Pro" w:cs="Calibri"/><w:b/><w:bCs/><w:color w:val="FFFFFF"/><w:sz w:val="20"/><w:szCs w:val="20"/><w:vertAlign w:val="subscript"/></w:rPr><w:t>T</w:t></w:r></w:p></w:tc><w:tc><w:tcPr><w:tcW w:w="204" w:type="pct"/><w:tcBorders><w:top w:val="nil"/><w:left w:val="nil"/><w:bottom w:val="single" w:sz="4" w:space="0" w:color="808080"/><w:right w:val="single" w:sz="4" w:space="0" w:color="808080"/></w:tcBorders><w:vAlign w:val="center"/><w:hideMark/></w:tcPr><w:p><w:pPr><w:jc w:val="center"/><w:rPr><w:rFonts w:ascii="Avenir Next LT Pro" w:hAnsi="Avenir Next LT Pro" w:cs="Calibri"/><w:b/><w:bCs/><w:color w:val="FFFFFF"/><w:sz w:val="20"/><w:szCs w:val="20"/></w:rPr></w:pPr><w:r><w:rPr><w:rFonts w:ascii="Avenir Next LT Pro" w:hAnsi="Avenir Next LT Pro" w:cs="Calibri"/><w:b/><w:bCs/><w:color w:val="FFFFFF"/><w:sz w:val="20"/><w:szCs w:val="20"/></w:rPr><w:t>K</w:t></w:r><w:r><w:rPr><w:rFonts w:ascii="Avenir Next LT Pro" w:hAnsi="Avenir Next LT Pro" w:cs="Calibri"/><w:b/><w:bCs/><w:color w:val="FFFFFF"/><w:sz w:val="20"/><w:szCs w:val="20"/><w:vertAlign w:val="subscript"/></w:rPr><w:t>I</w:t></w:r></w:p></w:tc><w:tc><w:tcPr><w:tcW w:w="230" w:type="pct"/><w:tcBorders><w:top w:val="nil"/><w:left w:val="nil"/><w:bottom w:val="single" w:sz="4" w:space="0" w:color="808080"/><w:right w:val="single" w:sz="4" w:space="0" w:color="808080"/></w:tcBorders><w:vAlign w:val="center"/><w:hideMark/></w:tcPr><w:p><w:pPr><w:jc w:val="center"/><w:rPr><w:rFonts w:ascii="Avenir Next LT Pro" w:hAnsi="Avenir Next LT Pro" w:cs="Calibri"/><w:b/><w:bCs/><w:color w:val="FFFFFF"/><w:sz w:val="20"/><w:szCs w:val="20"/></w:rPr></w:pPr><w:r><w:rPr><w:rFonts w:ascii="Avenir Next LT Pro" w:hAnsi="Avenir Next LT Pro" w:cs="Calibri"/><w:b/><w:bCs/><w:color w:val="FFFFFF"/><w:sz w:val="20"/><w:szCs w:val="20"/></w:rPr><w:t>K</w:t></w:r><w:r><w:rPr><w:rFonts w:ascii="Avenir Next LT Pro" w:hAnsi="Avenir Next LT Pro" w:cs="Calibri"/><w:b/><w:bCs/><w:color w:val="FFFFFF"/><w:sz w:val="20"/><w:szCs w:val="20"/><w:vertAlign w:val="subscript"/></w:rPr><w:t>R</w:t></w:r></w:p></w:tc><w:tc><w:tcPr><w:tcW w:w="224" w:type="pct"/><w:tcBorders><w:top w:val="nil"/><w:left w:val="nil"/><w:bottom w:val="single" w:sz="4" w:space="0" w:color="808080"/><w:right w:val="single" w:sz="4" w:space="0" w:color="808080"/></w:tcBorders><w:vAlign w:val="center"/><w:hideMark/></w:tcPr><w:p><w:pPr><w:jc w:val="center"/><w:rPr><w:rFonts w:ascii="Avenir Next LT Pro" w:hAnsi="Avenir Next LT Pro" w:cs="Calibri"/><w:b/><w:bCs/><w:color w:val="FFFFFF"/><w:sz w:val="20"/><w:szCs w:val="20"/></w:rPr></w:pPr><w:r><w:rPr><w:rFonts w:ascii="Avenir Next LT Pro" w:hAnsi="Avenir Next LT Pro" w:cs="Calibri"/><w:b/><w:bCs/><w:color w:val="FFFFFF"/><w:sz w:val="20"/><w:szCs w:val="20"/></w:rPr><w:t>K</w:t></w:r><w:r><w:rPr><w:rFonts w:ascii="Avenir Next LT Pro" w:hAnsi="Avenir Next LT Pro" w:cs="Calibri"/><w:b/><w:bCs/><w:color w:val="FFFFFF"/><w:sz w:val="20"/><w:szCs w:val="20"/><w:vertAlign w:val="subscript"/></w:rPr><w:t>S</w:t></w:r></w:p></w:tc><w:tc><w:tcPr><w:tcW w:w="656" w:type="pct"/><w:vMerge/><w:tcBorders><w:top w:val="single" w:sz="4" w:space="0" w:color="808080"/><w:left w:val="single" w:sz="4" w:space="0" w:color="808080"/><w:bottom w:val="single" w:sz="4" w:space="0" w:color="808080"/><w:right w:val="single" w:sz="4" w:space="0" w:color="808080"/></w:tcBorders><w:vAlign w:val="center"/><w:hideMark/></w:tcPr><w:p><w:pPr><w:rPr><w:rFonts w:ascii="Avenir Next LT Pro" w:hAnsi="Avenir Next LT Pro" w:cs="Calibri"/><w:b/><w:bCs/><w:color w:val="FFFFFF"/><w:sz w:val="20"/><w:szCs w:val="20"/></w:rPr></w:pPr></w:p></w:tc></w:tr><w:tr><w:trPr><w:trHeight w:val="20"/></w:trPr><w:tc><w:tcPr><w:tcW w:w="624" w:type="pct"/><w:tcBorders><w:top w:val="nil"/><w:left w:val="single" w:sz="4" w:space="0" w:color="808080"/><w:bottom w:val="single" w:sz="4" w:space="0" w:color="808080"/><w:right w:val="single" w:sz="4" w:space="0" w:color="808080"/></w:tcBorders><w:noWrap/><w:vAlign w:val="center"/></w:tcPr><w:p><w:pPr><w:jc w:val="center"/><w:rPr><w:rFonts w:ascii="Avenir Next LT Pro" w:hAnsi="Avenir Next LT Pro" w:cs="Calibri"/><w:color w:val="303030"/><w:sz w:val="20"/><w:szCs w:val="20"/></w:rPr></w:pPr></w:p></w:tc><w:tc><w:tcPr><w:tcW w:w="643" w:type="pct"/><w:tcBorders><w:top w:val="nil"/><w:left w:val="nil"/><w:bottom w:val="single" w:sz="4" w:space="0" w:color="808080"/><w:right w:val="single" w:sz="4" w:space="0" w:color="808080"/></w:tcBorders><w:noWrap/><w:vAlign w:val="center"/></w:tcPr><w:p><w:pPr><w:jc w:val="center"/><w:rPr><w:rFonts w:ascii="Avenir Next LT Pro" w:hAnsi="Avenir Next LT Pro" w:cs="Calibri"/><w:color w:val="303030"/><w:sz w:val="20"/><w:szCs w:val="20"/></w:rPr></w:pPr></w:p></w:tc><w:tc><w:tcPr><w:tcW w:w="647" w:type="pct"/><w:tcBorders><w:top w:val="nil"/><w:left w:val="nil"/><w:bottom w:val="single" w:sz="4" w:space="0" w:color="808080"/><w:right w:val="single" w:sz="4" w:space="0" w:color="808080"/></w:tcBorders><w:noWrap/><w:vAlign w:val="center"/></w:tcPr><w:p><w:pPr><w:jc w:val="center"/><w:rPr><w:rFonts w:ascii="Avenir Next LT Pro" w:hAnsi="Avenir Next LT Pro" w:cs="Calibri"/><w:b/><w:bCs/><w:color w:val="303030"/><w:sz w:val="20"/><w:szCs w:val="20"/></w:rPr></w:pPr></w:p></w:tc><w:tc><w:tcPr><w:tcW w:w="444" w:type="pct"/><w:tcBorders><w:top w:val="nil"/><w:left w:val="nil"/><w:bottom w:val="single" w:sz="4" w:space="0" w:color="808080"/><w:right w:val="single" w:sz="4" w:space="0" w:color="808080"/></w:tcBorders><w:noWrap/><w:vAlign w:val="center"/></w:tcPr><w:p><w:pPr><w:jc w:val="center"/><w:rPr><w:rFonts w:ascii="Avenir Next LT Pro" w:hAnsi="Avenir Next LT Pro" w:cs="Calibri"/><w:color w:val="303030"/><w:sz w:val="20"/><w:szCs w:val="20"/></w:rPr></w:pPr></w:p></w:tc><w:tc><w:tcPr><w:tcW w:w="397" w:type="pct"/><w:tcBorders><w:top w:val="nil"/><w:left w:val="nil"/><w:bottom w:val="single" w:sz="4" w:space="0" w:color="808080"/><w:right w:val="single" w:sz="4" w:space="0" w:color="808080"/></w:tcBorders><w:noWrap/><w:vAlign w:val="center"/></w:tcPr><w:p><w:pPr><w:jc w:val="center"/><w:rPr><w:rFonts w:ascii="Avenir Next LT Pro" w:hAnsi="Avenir Next LT Pro" w:cs="Calibri"/><w:color w:val="303030"/><w:sz w:val="20"/><w:szCs w:val="20"/></w:rPr></w:pPr></w:p></w:tc><w:tc><w:tcPr><w:tcW w:w="707" w:type="pct"/><w:tcBorders><w:top w:val="nil"/><w:left w:val="nil"/><w:bottom w:val="single" w:sz="4" w:space="0" w:color="808080"/><w:right w:val="single" w:sz="4" w:space="0" w:color="808080"/></w:tcBorders><w:noWrap/><w:vAlign w:val="center"/></w:tcPr><w:p><w:pPr><w:jc w:val="center"/><w:rPr><w:rFonts w:ascii="Avenir Next LT Pro" w:hAnsi="Avenir Next LT Pro" w:cs="Calibri"/><w:color w:val="303030"/><w:sz w:val="20"/><w:szCs w:val="20"/></w:rPr></w:pPr></w:p></w:tc><w:tc><w:tcPr><w:tcW w:w="224" w:type="pct"/><w:tcBorders><w:top w:val="nil"/><w:left w:val="nil"/><w:bottom w:val="single" w:sz="4" w:space="0" w:color="808080"/><w:right w:val="single" w:sz="4" w:space="0" w:color="808080"/></w:tcBorders><w:noWrap/><w:vAlign w:val="center"/></w:tcPr><w:p><w:pPr><w:jc w:val="center"/><w:rPr><w:rFonts w:ascii="Avenir Next LT Pro" w:hAnsi="Avenir Next LT Pro" w:cs="Calibri"/><w:color w:val="303030"/><w:sz w:val="20"/><w:szCs w:val="20"/></w:rPr></w:pPr></w:p></w:tc><w:tc><w:tcPr><w:tcW w:w="204" w:type="pct"/><w:tcBorders><w:top w:val="nil"/><w:left w:val="nil"/><w:bottom w:val="single" w:sz="4" w:space="0" w:color="808080"/><w:right w:val="single" w:sz="4" w:space="0" w:color="808080"/></w:tcBorders><w:noWrap/><w:vAlign w:val="center"/></w:tcPr><w:p><w:pPr><w:jc w:val="center"/><w:rPr><w:rFonts w:ascii="Avenir Next LT Pro" w:hAnsi="Avenir Next LT Pro" w:cs="Calibri"/><w:color w:val="303030"/><w:sz w:val="20"/><w:szCs w:val="20"/></w:rPr></w:pPr></w:p></w:tc><w:tc><w:tcPr><w:tcW w:w="230" w:type="pct"/><w:tcBorders><w:top w:val="nil"/><w:left w:val="nil"/><w:bottom w:val="single" w:sz="4" w:space="0" w:color="808080"/><w:right w:val="single" w:sz="4" w:space="0" w:color="808080"/></w:tcBorders><w:noWrap/><w:vAlign w:val="center"/></w:tcPr><w:p><w:pPr><w:jc w:val="center"/><w:rPr><w:rFonts w:ascii="Avenir Next LT Pro" w:hAnsi="Avenir Next LT Pro" w:cs="Calibri"/><w:color w:val="303030"/><w:sz w:val="20"/><w:szCs w:val="20"/></w:rPr></w:pPr></w:p></w:tc><w:tc><w:tcPr><w:tcW w:w="224" w:type="pct"/><w:tcBorders><w:top w:val="nil"/><w:left w:val="nil"/><w:bottom w:val="single" w:sz="4" w:space="0" w:color="808080"/><w:right w:val="single" w:sz="4" w:space="0" w:color="808080"/></w:tcBorders><w:noWrap/><w:vAlign w:val="center"/></w:tcPr><w:p><w:pPr><w:jc w:val="center"/><w:rPr><w:rFonts w:ascii="Avenir Next LT Pro" w:hAnsi="Avenir Next LT Pro" w:cs="Calibri"/><w:color w:val="303030"/><w:sz w:val="20"/><w:szCs w:val="20"/></w:rPr></w:pPr></w:p></w:tc><w:tc><w:tcPr><w:tcW w:w="656" w:type="pct"/><w:tcBorders><w:top w:val="nil"/><w:left w:val="nil"/><w:bottom w:val="single" w:sz="4" w:space="0" w:color="808080"/><w:right w:val="single" w:sz="4" w:space="0" w:color="808080"/></w:tcBorders><w:noWrap/><w:vAlign w:val="center"/></w:tcPr><w:p><w:pPr><w:jc w:val="center"/><w:rPr><w:rFonts w:ascii="Avenir Next LT Pro" w:hAnsi="Avenir Next LT Pro" w:cs="Calibri"/><w:color w:val="303030"/><w:sz w:val="20"/><w:szCs w:val="20"/></w:rPr></w:pPr></w:p></w:tc></w:tr></w:tbl><w:p><w:pPr><w:jc w:val="center"/><w:rPr><w:rFonts w:ascii="Avenir Next LT Pro" w:hAnsi="Avenir Next LT Pro" w:cs="Calibri"/><w:i/><w:color w:val="303030"/><w:sz w:val="20"/><w:szCs w:val="20"/></w:rPr></w:pPr><w:r><w:rPr><w:rFonts w:ascii="Avenir Next LT Pro" w:hAnsi="Avenir Next LT Pro" w:cs="Calibri"/><w:i/><w:color w:val="303030"/><w:sz w:val="20"/><w:szCs w:val="20"/></w:rPr><w:t> </w:t></w:r><w:r><w:rPr><w:rFonts w:ascii="Avenir Next LT Pro" w:hAnsi="Avenir Next LT Pro" w:cs="Calibri"/><w:i/><w:color w:val="303030"/><w:sz w:val="20"/><w:szCs w:val="20"/></w:rPr><w:t>Fuente: SERAMBIENTE S.A.S., </w:t></w:r><w:r><w:rPr><w:rFonts w:ascii="Avenir Next LT Pro" w:hAnsi="Avenir Next LT Pro" w:cs="Calibri"/><w:i/><w:color w:val="303030"/><w:sz w:val="20"/><w:szCs w:val="20"/></w:rPr><w:t>{fuente_serambiente_s_a_s_1}</w:t></w:r><w:r><w:rPr><w:rFonts w:ascii="Avenir Next LT Pro" w:hAnsi="Avenir Next LT Pro" w:cs="Calibri"/><w:i/><w:color w:val="303030"/><w:sz w:val="20"/><w:szCs w:val="20"/></w:rPr></w:r><w:r><w:rPr><w:rFonts w:ascii="Avenir Next LT Pro" w:hAnsi="Avenir Next LT Pro" w:cs="Calibri"/><w:i/><w:color w:val="303030"/><w:sz w:val="20"/><w:szCs w:val="20"/></w:rPr></w:r></w:p><w:p><w:pPr><w:jc w:val="center"/><w:rPr><w:rFonts w:ascii="Avenir Next LT Pro" w:hAnsi="Avenir Next LT Pro"/><w:color w:val="303030"/><w:sz w:val="20"/><w:szCs w:val="20"/></w:rPr></w:pPr></w:p><w:p><w:pPr><w:pStyle w:val="Descripcin"/><w:keepNext/><w:spacing w:before="0" w:after="0"/><w:jc w:val="center"/><w:rPr><w:rFonts w:ascii="Avenir Next LT Pro" w:hAnsi="Avenir Next LT Pro"/><w:color w:val="303030"/><w:lang w:val="es-CO"/></w:rPr></w:pPr><w:bookmarkStart w:id="254" w:name="_Toc209532347"/><w:r><w:rPr><w:rFonts w:ascii="Avenir Next LT Pro" w:hAnsi="Avenir Next LT Pro"/><w:color w:val="303030"/><w:lang w:val="es-CO"/></w:rPr><w:t>{var_51}</w:t></w:r><w:r><w:rPr><w:rFonts w:ascii="Avenir Next LT Pro" w:hAnsi="Avenir Next LT Pro"/><w:color w:val="303030"/><w:lang w:val="es-CO"/></w:rPr></w:r><w:r><w:rPr><w:rFonts w:ascii="Avenir Next LT Pro" w:hAnsi="Avenir Next LT Pro"/><w:color w:val="303030"/><w:lang w:val="es-CO"/></w:rPr></w:r><w:r><w:rPr><w:rFonts w:ascii="Avenir Next LT Pro" w:hAnsi="Avenir Next LT Pro"/><w:color w:val="303030"/><w:lang w:val="es-CO"/></w:rPr></w:r><w:r><w:rPr><w:rFonts w:ascii="Avenir Next LT Pro" w:hAnsi="Avenir Next LT Pro"/><w:noProof/><w:color w:val="303030"/><w:lang w:val="es-CO"/></w:rPr></w:r><w:r><w:rPr><w:rFonts w:ascii="Avenir Next LT Pro" w:hAnsi="Avenir Next LT Pro"/><w:color w:val="303030"/><w:lang w:val="es-CO"/></w:rPr></w:r><w:r><w:rPr><w:rFonts w:ascii="Avenir Next LT Pro" w:hAnsi="Avenir Next LT Pro"/><w:color w:val="303030"/><w:lang w:val="es-CO"/></w:rPr></w:r><w:r><w:rPr><w:rFonts w:ascii="Avenir Next LT Pro" w:hAnsi="Avenir Next LT Pro"/><w:color w:val="303030"/><w:lang w:val="es-CO"/></w:rPr></w:r><w:r><w:rPr><w:rFonts w:ascii="Avenir Next LT Pro" w:hAnsi="Avenir Next LT Pro"/><w:color w:val="303030"/><w:lang w:val="es-CO"/></w:rPr></w:r><w:r><w:rPr><w:rFonts w:ascii="Avenir Next LT Pro" w:hAnsi="Avenir Next LT Pro"/><w:color w:val="303030"/><w:lang w:val="es-CO"/></w:rPr></w:r><w:bookmarkEnd w:id="254"/><w:r><w:rPr><w:rFonts w:ascii="Avenir Next LT Pro" w:hAnsi="Avenir Next LT Pro"/><w:color w:val="303030"/><w:lang w:val="es-CO"/></w:rPr></w:r></w:p><w:tbl><w:tblPr><w:tblW w:w="5000" w:type="pct"/><w:tblCellMar><w:left w:w="70" w:type="dxa"/><w:right w:w="70" w:type="dxa"/></w:tblCellMar><w:tblLook w:val="04A0" w:firstRow="1" w:lastRow="0" w:firstColumn="1" w:lastColumn="0" w:noHBand="0" w:noVBand="1"/></w:tblPr><w:tblGrid><w:gridCol w:w="1082"/><w:gridCol w:w="1115"/><w:gridCol w:w="1122"/><w:gridCol w:w="738"/><w:gridCol w:w="738"/><w:gridCol w:w="546"/><w:gridCol w:w="411"/><w:gridCol w:w="374"/><w:gridCol w:w="422"/><w:gridCol w:w="413"/><w:gridCol w:w="991"/><w:gridCol w:w="878"/></w:tblGrid><w:tr><w:trPr><w:trHeight w:val="20"/></w:trPr><w:tc><w:tcPr><w:tcW w:w="612" w:type="pct"/><w:vMerge w:val="restart"/><w:tcBorders><w:top w:val="single" w:sz="4" w:space="0" w:color="808080"/><w:left w:val="single" w:sz="4" w:space="0" w:color="808080"/><w:bottom w:val="single" w:sz="4" w:space="0" w:color="808080"/><w:right w:val="single" w:sz="4" w:space="0" w:color="808080"/></w:tcBorders><w:vAlign w:val="center"/><w:hideMark/></w:tcPr><w:p><w:pPr><w:jc w:val="center"/><w:rPr><w:rFonts w:ascii="Avenir Next LT Pro" w:hAnsi="Avenir Next LT Pro" w:cs="Calibri"/><w:b/><w:bCs/><w:color w:val="FFFFFF"/><w:sz w:val="20"/><w:szCs w:val="20"/></w:rPr></w:pPr><w:r><w:rPr><w:rFonts w:ascii="Avenir Next LT Pro" w:hAnsi="Avenir Next LT Pro" w:cs="Calibri"/><w:b/><w:bCs/><w:color w:val="FFFFFF"/><w:sz w:val="20"/><w:szCs w:val="20"/></w:rPr><w:t>Memoria No.</w:t></w:r></w:p></w:tc><w:tc><w:tcPr><w:tcW w:w="631" w:type="pct"/><w:vMerge w:val="restart"/><w:tcBorders><w:top w:val="single" w:sz="4" w:space="0" w:color="808080"/><w:left w:val="single" w:sz="4" w:space="0" w:color="808080"/><w:bottom w:val="single" w:sz="4" w:space="0" w:color="808080"/><w:right w:val="single" w:sz="4" w:space="0" w:color="808080"/></w:tcBorders><w:vAlign w:val="center"/><w:hideMark/></w:tcPr><w:p><w:pPr><w:jc w:val="center"/><w:rPr><w:rFonts w:ascii="Avenir Next LT Pro" w:hAnsi="Avenir Next LT Pro" w:cs="Calibri"/><w:b/><w:bCs/><w:color w:val="FFFFFF"/><w:sz w:val="20"/><w:szCs w:val="20"/></w:rPr></w:pPr><w:r><w:rPr><w:rFonts w:ascii="Avenir Next LT Pro" w:hAnsi="Avenir Next LT Pro" w:cs="Calibri"/><w:b/><w:bCs/><w:color w:val="FFFFFF"/><w:sz w:val="20"/><w:szCs w:val="20"/></w:rPr><w:t>Hora de medición</w:t></w:r></w:p></w:tc><w:tc><w:tcPr><w:tcW w:w="635" w:type="pct"/><w:vMerge w:val="restart"/><w:tcBorders><w:top w:val="single" w:sz="4" w:space="0" w:color="808080"/><w:left w:val="single" w:sz="4" w:space="0" w:color="808080"/><w:bottom w:val="single" w:sz="4" w:space="0" w:color="808080"/><w:right w:val="single" w:sz="4" w:space="0" w:color="808080"/></w:tcBorders><w:vAlign w:val="center"/><w:hideMark/></w:tcPr><w:p><w:pPr><w:jc w:val="center"/><w:rPr><w:rFonts w:ascii="Avenir Next LT Pro" w:hAnsi="Avenir Next LT Pro" w:cs="Calibri"/><w:b/><w:bCs/><w:color w:val="FFFFFF"/><w:sz w:val="20"/><w:szCs w:val="20"/></w:rPr></w:pPr><w:r><w:rPr><w:rFonts w:ascii="Avenir Next LT Pro" w:hAnsi="Avenir Next LT Pro" w:cs="Calibri"/><w:b/><w:bCs/><w:color w:val="FFFFFF"/><w:sz w:val="20"/><w:szCs w:val="20"/></w:rPr><w:t>Punto de Medición</w:t></w:r></w:p></w:tc><w:tc><w:tcPr><w:tcW w:w="418" w:type="pct"/><w:vMerge w:val="restart"/><w:tcBorders><w:top w:val="single" w:sz="4" w:space="0" w:color="808080"/><w:left w:val="single" w:sz="4" w:space="0" w:color="808080"/><w:bottom w:val="single" w:sz="4" w:space="0" w:color="808080"/><w:right w:val="single" w:sz="4" w:space="0" w:color="808080"/></w:tcBorders><w:vAlign w:val="center"/><w:hideMark/></w:tcPr><w:p><w:pPr><w:jc w:val="center"/><w:rPr><w:rFonts w:ascii="Avenir Next LT Pro" w:hAnsi="Avenir Next LT Pro" w:cs="Calibri"/><w:b/><w:bCs/><w:color w:val="FFFFFF"/><w:sz w:val="20"/><w:szCs w:val="20"/></w:rPr></w:pPr><w:r><w:rPr><w:rFonts w:ascii="Avenir Next LT Pro" w:hAnsi="Avenir Next LT Pro" w:cs="Calibri"/><w:b/><w:bCs/><w:color w:val="FFFFFF"/><w:sz w:val="20"/><w:szCs w:val="20"/></w:rPr><w:t>Laeq dB(A)</w:t></w:r></w:p></w:tc><w:tc><w:tcPr><w:tcW w:w="418" w:type="pct"/><w:vMerge w:val="restart"/><w:tcBorders><w:top w:val="single" w:sz="4" w:space="0" w:color="808080"/><w:left w:val="single" w:sz="4" w:space="0" w:color="808080"/><w:bottom w:val="single" w:sz="4" w:space="0" w:color="808080"/><w:right w:val="single" w:sz="4" w:space="0" w:color="808080"/></w:tcBorders><w:vAlign w:val="center"/><w:hideMark/></w:tcPr><w:p><w:pPr><w:jc w:val="center"/><w:rPr><w:rFonts w:ascii="Avenir Next LT Pro" w:hAnsi="Avenir Next LT Pro" w:cs="Calibri"/><w:b/><w:bCs/><w:color w:val="FFFFFF"/><w:sz w:val="20"/><w:szCs w:val="20"/></w:rPr></w:pPr><w:r><w:rPr><w:rFonts w:ascii="Avenir Next LT Pro" w:hAnsi="Avenir Next LT Pro" w:cs="Calibri"/><w:b/><w:bCs/><w:color w:val="FFFFFF"/><w:sz w:val="20"/><w:szCs w:val="20"/></w:rPr><w:t>LAI dB(A)</w:t></w:r></w:p></w:tc><w:tc><w:tcPr><w:tcW w:w="309" w:type="pct"/><w:vMerge w:val="restart"/><w:tcBorders><w:top w:val="single" w:sz="4" w:space="0" w:color="808080"/><w:left w:val="single" w:sz="4" w:space="0" w:color="808080"/><w:bottom w:val="single" w:sz="4" w:space="0" w:color="808080"/><w:right w:val="single" w:sz="4" w:space="0" w:color="808080"/></w:tcBorders><w:vAlign w:val="center"/><w:hideMark/></w:tcPr><w:p><w:pPr><w:jc w:val="center"/><w:rPr><w:rFonts w:ascii="Avenir Next LT Pro" w:hAnsi="Avenir Next LT Pro" w:cs="Calibri"/><w:b/><w:bCs/><w:color w:val="FFFFFF"/><w:sz w:val="20"/><w:szCs w:val="20"/></w:rPr></w:pPr><w:r><w:rPr><w:rFonts w:ascii="Avenir Next LT Pro" w:hAnsi="Avenir Next LT Pro" w:cs="Calibri"/><w:b/><w:bCs/><w:color w:val="FFFFFF"/><w:sz w:val="20"/><w:szCs w:val="20"/></w:rPr><w:t>L90 dB (A)</w:t></w:r></w:p></w:tc><w:tc><w:tcPr><w:tcW w:w="918" w:type="pct"/><w:gridSpan w:val="4"/><w:tcBorders><w:top w:val="single" w:sz="4" w:space="0" w:color="808080"/><w:left w:val="nil"/><w:bottom w:val="single" w:sz="4" w:space="0" w:color="808080"/><w:right w:val="single" w:sz="4" w:space="0" w:color="808080"/></w:tcBorders><w:vAlign w:val="center"/><w:hideMark/></w:tcPr><w:p><w:pPr><w:jc w:val="center"/><w:rPr><w:rFonts w:ascii="Avenir Next LT Pro" w:hAnsi="Avenir Next LT Pro" w:cs="Calibri"/><w:b/><w:bCs/><w:color w:val="FFFFFF"/><w:sz w:val="20"/><w:szCs w:val="20"/></w:rPr></w:pPr><w:r><w:rPr><w:rFonts w:ascii="Avenir Next LT Pro" w:hAnsi="Avenir Next LT Pro" w:cs="Calibri"/><w:b/><w:bCs/><w:color w:val="FFFFFF"/><w:sz w:val="20"/><w:szCs w:val="20"/></w:rPr><w:t>Correciones dB(A)</w:t></w:r></w:p></w:tc><w:tc><w:tcPr><w:tcW w:w="561" w:type="pct"/><w:vMerge w:val="restart"/><w:tcBorders><w:top w:val="single" w:sz="4" w:space="0" w:color="808080"/><w:left w:val="single" w:sz="4" w:space="0" w:color="808080"/><w:bottom w:val="single" w:sz="4" w:space="0" w:color="808080"/><w:right w:val="single" w:sz="4" w:space="0" w:color="808080"/></w:tcBorders><w:vAlign w:val="center"/><w:hideMark/></w:tcPr><w:p><w:pPr><w:jc w:val="center"/><w:rPr><w:rFonts w:ascii="Avenir Next LT Pro" w:hAnsi="Avenir Next LT Pro" w:cs="Calibri"/><w:b/><w:bCs/><w:color w:val="FFFFFF"/><w:sz w:val="20"/><w:szCs w:val="20"/></w:rPr></w:pPr><w:r><w:rPr><w:rFonts w:ascii="Avenir Next LT Pro" w:hAnsi="Avenir Next LT Pro" w:cs="Calibri"/><w:b/><w:bCs/><w:color w:val="FFFFFF"/><w:sz w:val="20"/><w:szCs w:val="20"/></w:rPr><w:t>L90Corr dB(A)</w:t></w:r></w:p></w:tc><w:tc><w:tcPr><w:tcW w:w="497" w:type="pct"/><w:vMerge w:val="restart"/><w:tcBorders><w:top w:val="single" w:sz="4" w:space="0" w:color="808080"/><w:left w:val="single" w:sz="4" w:space="0" w:color="808080"/><w:bottom w:val="single" w:sz="4" w:space="0" w:color="808080"/><w:right w:val="single" w:sz="4" w:space="0" w:color="808080"/></w:tcBorders><w:vAlign w:val="center"/><w:hideMark/></w:tcPr><w:p><w:pPr><w:jc w:val="center"/><w:rPr><w:rFonts w:ascii="Avenir Next LT Pro" w:hAnsi="Avenir Next LT Pro" w:cs="Calibri"/><w:b/><w:bCs/><w:color w:val="FFFFFF"/><w:sz w:val="20"/><w:szCs w:val="20"/></w:rPr></w:pPr><w:r><w:rPr><w:rFonts w:ascii="Avenir Next LT Pro" w:hAnsi="Avenir Next LT Pro" w:cs="Calibri"/><w:b/><w:bCs/><w:color w:val="FFFFFF"/><w:sz w:val="20"/><w:szCs w:val="20"/></w:rPr><w:t>LAeq </w:t></w:r><w:proofErr w:type="gramStart"/><w:r><w:rPr><w:rFonts w:ascii="Avenir Next LT Pro" w:hAnsi="Avenir Next LT Pro" w:cs="Calibri"/><w:b/><w:bCs/><w:color w:val="FFFFFF"/><w:sz w:val="20"/><w:szCs w:val="20"/></w:rPr><w:t>Corr  dB</w:t></w:r><w:proofErr w:type="gramEnd"/><w:r><w:rPr><w:rFonts w:ascii="Avenir Next LT Pro" w:hAnsi="Avenir Next LT Pro" w:cs="Calibri"/><w:b/><w:bCs/><w:color w:val="FFFFFF"/><w:sz w:val="20"/><w:szCs w:val="20"/></w:rPr><w:t>(A)</w:t></w:r></w:p></w:tc></w:tr><w:tr><w:trPr><w:trHeight w:val="20"/></w:trPr><w:tc><w:tcPr><w:tcW w:w="612" w:type="pct"/><w:vMerge/><w:tcBorders><w:top w:val="single" w:sz="4" w:space="0" w:color="808080"/><w:left w:val="single" w:sz="4" w:space="0" w:color="808080"/><w:bottom w:val="single" w:sz="4" w:space="0" w:color="808080"/><w:right w:val="single" w:sz="4" w:space="0" w:color="808080"/></w:tcBorders><w:vAlign w:val="center"/><w:hideMark/></w:tcPr><w:p><w:pPr><w:rPr><w:rFonts w:ascii="Avenir Next LT Pro" w:hAnsi="Avenir Next LT Pro" w:cs="Calibri"/><w:b/><w:bCs/><w:color w:val="FFFFFF"/><w:sz w:val="20"/><w:szCs w:val="20"/></w:rPr></w:pPr></w:p></w:tc><w:tc><w:tcPr><w:tcW w:w="631" w:type="pct"/><w:vMerge/><w:tcBorders><w:top w:val="single" w:sz="4" w:space="0" w:color="808080"/><w:left w:val="single" w:sz="4" w:space="0" w:color="808080"/><w:bottom w:val="single" w:sz="4" w:space="0" w:color="808080"/><w:right w:val="single" w:sz="4" w:space="0" w:color="808080"/></w:tcBorders><w:vAlign w:val="center"/><w:hideMark/></w:tcPr><w:p><w:pPr><w:rPr><w:rFonts w:ascii="Avenir Next LT Pro" w:hAnsi="Avenir Next LT Pro" w:cs="Calibri"/><w:b/><w:bCs/><w:color w:val="FFFFFF"/><w:sz w:val="20"/><w:szCs w:val="20"/></w:rPr></w:pPr></w:p></w:tc><w:tc><w:tcPr><w:tcW w:w="635" w:type="pct"/><w:vMerge/><w:tcBorders><w:top w:val="single" w:sz="4" w:space="0" w:color="808080"/><w:left w:val="single" w:sz="4" w:space="0" w:color="808080"/><w:bottom w:val="single" w:sz="4" w:space="0" w:color="808080"/><w:right w:val="single" w:sz="4" w:space="0" w:color="808080"/></w:tcBorders><w:vAlign w:val="center"/><w:hideMark/></w:tcPr><w:p><w:pPr><w:rPr><w:rFonts w:ascii="Avenir Next LT Pro" w:hAnsi="Avenir Next LT Pro" w:cs="Calibri"/><w:b/><w:bCs/><w:color w:val="FFFFFF"/><w:sz w:val="20"/><w:szCs w:val="20"/></w:rPr></w:pPr></w:p></w:tc><w:tc><w:tcPr><w:tcW w:w="418" w:type="pct"/><w:vMerge/><w:tcBorders><w:top w:val="single" w:sz="4" w:space="0" w:color="808080"/><w:left w:val="single" w:sz="4" w:space="0" w:color="808080"/><w:bottom w:val="single" w:sz="4" w:space="0" w:color="808080"/><w:right w:val="single" w:sz="4" w:space="0" w:color="808080"/></w:tcBorders><w:vAlign w:val="center"/><w:hideMark/></w:tcPr><w:p><w:pPr><w:rPr><w:rFonts w:ascii="Avenir Next LT Pro" w:hAnsi="Avenir Next LT Pro" w:cs="Calibri"/><w:b/><w:bCs/><w:color w:val="FFFFFF"/><w:sz w:val="20"/><w:szCs w:val="20"/></w:rPr></w:pPr></w:p></w:tc><w:tc><w:tcPr><w:tcW w:w="418" w:type="pct"/><w:vMerge/><w:tcBorders><w:top w:val="single" w:sz="4" w:space="0" w:color="808080"/><w:left w:val="single" w:sz="4" w:space="0" w:color="808080"/><w:bottom w:val="single" w:sz="4" w:space="0" w:color="808080"/><w:right w:val="single" w:sz="4" w:space="0" w:color="808080"/></w:tcBorders><w:vAlign w:val="center"/><w:hideMark/></w:tcPr><w:p><w:pPr><w:rPr><w:rFonts w:ascii="Avenir Next LT Pro" w:hAnsi="Avenir Next LT Pro" w:cs="Calibri"/><w:b/><w:bCs/><w:color w:val="FFFFFF"/><w:sz w:val="20"/><w:szCs w:val="20"/></w:rPr></w:pPr></w:p></w:tc><w:tc><w:tcPr><w:tcW w:w="309" w:type="pct"/><w:vMerge/><w:tcBorders><w:top w:val="single" w:sz="4" w:space="0" w:color="808080"/><w:left w:val="single" w:sz="4" w:space="0" w:color="808080"/><w:bottom w:val="single" w:sz="4" w:space="0" w:color="808080"/><w:right w:val="single" w:sz="4" w:space="0" w:color="808080"/></w:tcBorders><w:vAlign w:val="center"/><w:hideMark/></w:tcPr><w:p><w:pPr><w:rPr><w:rFonts w:ascii="Avenir Next LT Pro" w:hAnsi="Avenir Next LT Pro" w:cs="Calibri"/><w:b/><w:bCs/><w:color w:val="FFFFFF"/><w:sz w:val="20"/><w:szCs w:val="20"/></w:rPr></w:pPr></w:p></w:tc><w:tc><w:tcPr><w:tcW w:w="233" w:type="pct"/><w:tcBorders><w:top w:val="nil"/><w:left w:val="nil"/><w:bottom w:val="single" w:sz="4" w:space="0" w:color="808080"/><w:right w:val="single" w:sz="4" w:space="0" w:color="808080"/></w:tcBorders><w:vAlign w:val="center"/><w:hideMark/></w:tcPr><w:p><w:pPr><w:jc w:val="center"/><w:rPr><w:rFonts w:ascii="Avenir Next LT Pro" w:hAnsi="Avenir Next LT Pro" w:cs="Calibri"/><w:b/><w:bCs/><w:color w:val="FFFFFF"/><w:sz w:val="20"/><w:szCs w:val="20"/></w:rPr></w:pPr><w:r><w:rPr><w:rFonts w:ascii="Avenir Next LT Pro" w:hAnsi="Avenir Next LT Pro" w:cs="Calibri"/><w:b/><w:bCs/><w:color w:val="FFFFFF"/><w:sz w:val="20"/><w:szCs w:val="20"/></w:rPr><w:t>K</w:t></w:r><w:r><w:rPr><w:rFonts w:ascii="Avenir Next LT Pro" w:hAnsi="Avenir Next LT Pro" w:cs="Calibri"/><w:b/><w:bCs/><w:color w:val="FFFFFF"/><w:sz w:val="20"/><w:szCs w:val="20"/><w:vertAlign w:val="subscript"/></w:rPr><w:t>T</w:t></w:r></w:p></w:tc><w:tc><w:tcPr><w:tcW w:w="212" w:type="pct"/><w:tcBorders><w:top w:val="nil"/><w:left w:val="nil"/><w:bottom w:val="single" w:sz="4" w:space="0" w:color="808080"/><w:right w:val="single" w:sz="4" w:space="0" w:color="808080"/></w:tcBorders><w:vAlign w:val="center"/><w:hideMark/></w:tcPr><w:p><w:pPr><w:jc w:val="center"/><w:rPr><w:rFonts w:ascii="Avenir Next LT Pro" w:hAnsi="Avenir Next LT Pro" w:cs="Calibri"/><w:b/><w:bCs/><w:color w:val="FFFFFF"/><w:sz w:val="20"/><w:szCs w:val="20"/></w:rPr></w:pPr><w:r><w:rPr><w:rFonts w:ascii="Avenir Next LT Pro" w:hAnsi="Avenir Next LT Pro" w:cs="Calibri"/><w:b/><w:bCs/><w:color w:val="FFFFFF"/><w:sz w:val="20"/><w:szCs w:val="20"/></w:rPr><w:t>K</w:t></w:r><w:r><w:rPr><w:rFonts w:ascii="Avenir Next LT Pro" w:hAnsi="Avenir Next LT Pro" w:cs="Calibri"/><w:b/><w:bCs/><w:color w:val="FFFFFF"/><w:sz w:val="20"/><w:szCs w:val="20"/><w:vertAlign w:val="subscript"/></w:rPr><w:t>I</w:t></w:r></w:p></w:tc><w:tc><w:tcPr><w:tcW w:w="239" w:type="pct"/><w:tcBorders><w:top w:val="nil"/><w:left w:val="nil"/><w:bottom w:val="single" w:sz="4" w:space="0" w:color="808080"/><w:right w:val="single" w:sz="4" w:space="0" w:color="808080"/></w:tcBorders><w:vAlign w:val="center"/><w:hideMark/></w:tcPr><w:p><w:pPr><w:jc w:val="center"/><w:rPr><w:rFonts w:ascii="Avenir Next LT Pro" w:hAnsi="Avenir Next LT Pro" w:cs="Calibri"/><w:b/><w:bCs/><w:color w:val="FFFFFF"/><w:sz w:val="20"/><w:szCs w:val="20"/></w:rPr></w:pPr><w:r><w:rPr><w:rFonts w:ascii="Avenir Next LT Pro" w:hAnsi="Avenir Next LT Pro" w:cs="Calibri"/><w:b/><w:bCs/><w:color w:val="FFFFFF"/><w:sz w:val="20"/><w:szCs w:val="20"/></w:rPr><w:t>K</w:t></w:r><w:r><w:rPr><w:rFonts w:ascii="Avenir Next LT Pro" w:hAnsi="Avenir Next LT Pro" w:cs="Calibri"/><w:b/><w:bCs/><w:color w:val="FFFFFF"/><w:sz w:val="20"/><w:szCs w:val="20"/><w:vertAlign w:val="subscript"/></w:rPr><w:t>R</w:t></w:r></w:p></w:tc><w:tc><w:tcPr><w:tcW w:w="234" w:type="pct"/><w:tcBorders><w:top w:val="nil"/><w:left w:val="nil"/><w:bottom w:val="single" w:sz="4" w:space="0" w:color="808080"/><w:right w:val="single" w:sz="4" w:space="0" w:color="808080"/></w:tcBorders><w:vAlign w:val="center"/><w:hideMark/></w:tcPr><w:p><w:pPr><w:jc w:val="center"/><w:rPr><w:rFonts w:ascii="Avenir Next LT Pro" w:hAnsi="Avenir Next LT Pro" w:cs="Calibri"/><w:b/><w:bCs/><w:color w:val="FFFFFF"/><w:sz w:val="20"/><w:szCs w:val="20"/></w:rPr></w:pPr><w:r><w:rPr><w:rFonts w:ascii="Avenir Next LT Pro" w:hAnsi="Avenir Next LT Pro" w:cs="Calibri"/><w:b/><w:bCs/><w:color w:val="FFFFFF"/><w:sz w:val="20"/><w:szCs w:val="20"/></w:rPr><w:t>K</w:t></w:r><w:r><w:rPr><w:rFonts w:ascii="Avenir Next LT Pro" w:hAnsi="Avenir Next LT Pro" w:cs="Calibri"/><w:b/><w:bCs/><w:color w:val="FFFFFF"/><w:sz w:val="20"/><w:szCs w:val="20"/><w:vertAlign w:val="subscript"/></w:rPr><w:t>S</w:t></w:r></w:p></w:tc><w:tc><w:tcPr><w:tcW w:w="561" w:type="pct"/><w:vMerge/><w:tcBorders><w:top w:val="single" w:sz="4" w:space="0" w:color="808080"/><w:left w:val="single" w:sz="4" w:space="0" w:color="808080"/><w:bottom w:val="single" w:sz="4" w:space="0" w:color="808080"/><w:right w:val="single" w:sz="4" w:space="0" w:color="808080"/></w:tcBorders><w:vAlign w:val="center"/><w:hideMark/></w:tcPr><w:p><w:pPr><w:rPr><w:rFonts w:ascii="Avenir Next LT Pro" w:hAnsi="Avenir Next LT Pro" w:cs="Calibri"/><w:b/><w:bCs/><w:color w:val="FFFFFF"/><w:sz w:val="20"/><w:szCs w:val="20"/></w:rPr></w:pPr></w:p></w:tc><w:tc><w:tcPr><w:tcW w:w="497" w:type="pct"/><w:vMerge/><w:tcBorders><w:top w:val="single" w:sz="4" w:space="0" w:color="808080"/><w:left w:val="single" w:sz="4" w:space="0" w:color="808080"/><w:bottom w:val="single" w:sz="4" w:space="0" w:color="808080"/><w:right w:val="single" w:sz="4" w:space="0" w:color="808080"/></w:tcBorders><w:vAlign w:val="center"/><w:hideMark/></w:tcPr><w:p><w:pPr><w:rPr><w:rFonts w:ascii="Avenir Next LT Pro" w:hAnsi="Avenir Next LT Pro" w:cs="Calibri"/><w:b/><w:bCs/><w:color w:val="FFFFFF"/><w:sz w:val="20"/><w:szCs w:val="20"/></w:rPr></w:pPr></w:p></w:tc></w:tr><w:tr><w:trPr><w:trHeight w:val="20"/></w:trPr><w:tc><w:tcPr><w:tcW w:w="612" w:type="pct"/><w:tcBorders><w:top w:val="nil"/><w:left w:val="single" w:sz="4" w:space="0" w:color="808080"/><w:bottom w:val="single" w:sz="4" w:space="0" w:color="808080"/><w:right w:val="single" w:sz="4" w:space="0" w:color="808080"/></w:tcBorders><w:noWrap/><w:vAlign w:val="center"/></w:tcPr><w:p><w:pPr><w:jc w:val="center"/><w:rPr><w:rFonts w:ascii="Avenir Next LT Pro" w:hAnsi="Avenir Next LT Pro" w:cs="Calibri"/><w:color w:val="303030"/><w:sz w:val="20"/><w:szCs w:val="20"/></w:rPr></w:pPr></w:p></w:tc><w:tc><w:tcPr><w:tcW w:w="631" w:type="pct"/><w:tcBorders><w:top w:val="nil"/><w:left w:val="nil"/><w:bottom w:val="single" w:sz="4" w:space="0" w:color="808080"/><w:right w:val="single" w:sz="4" w:space="0" w:color="808080"/></w:tcBorders><w:noWrap/><w:vAlign w:val="center"/></w:tcPr><w:p><w:pPr><w:jc w:val="center"/><w:rPr><w:rFonts w:ascii="Avenir Next LT Pro" w:hAnsi="Avenir Next LT Pro" w:cs="Calibri"/><w:color w:val="303030"/><w:sz w:val="20"/><w:szCs w:val="20"/></w:rPr></w:pPr></w:p></w:tc><w:tc><w:tcPr><w:tcW w:w="635" w:type="pct"/><w:tcBorders><w:top w:val="nil"/><w:left w:val="nil"/><w:bottom w:val="single" w:sz="4" w:space="0" w:color="808080"/><w:right w:val="single" w:sz="4" w:space="0" w:color="808080"/></w:tcBorders><w:noWrap/><w:vAlign w:val="center"/></w:tcPr><w:p><w:pPr><w:jc w:val="center"/><w:rPr><w:rFonts w:ascii="Avenir Next LT Pro" w:hAnsi="Avenir Next LT Pro" w:cs="Calibri"/><w:b/><w:bCs/><w:color w:val="303030"/><w:sz w:val="20"/><w:szCs w:val="20"/></w:rPr></w:pPr></w:p></w:tc><w:tc><w:tcPr><w:tcW w:w="418" w:type="pct"/><w:tcBorders><w:top w:val="nil"/><w:left w:val="nil"/><w:bottom w:val="single" w:sz="4" w:space="0" w:color="808080"/><w:right w:val="single" w:sz="4" w:space="0" w:color="808080"/></w:tcBorders><w:noWrap/><w:vAlign w:val="center"/></w:tcPr><w:p><w:pPr><w:jc w:val="center"/><w:rPr><w:rFonts w:ascii="Avenir Next LT Pro" w:hAnsi="Avenir Next LT Pro" w:cs="Calibri"/><w:color w:val="303030"/><w:sz w:val="20"/><w:szCs w:val="20"/></w:rPr></w:pPr></w:p></w:tc><w:tc><w:tcPr><w:tcW w:w="418" w:type="pct"/><w:tcBorders><w:top w:val="nil"/><w:left w:val="nil"/><w:bottom w:val="single" w:sz="4" w:space="0" w:color="808080"/><w:right w:val="single" w:sz="4" w:space="0" w:color="808080"/></w:tcBorders><w:noWrap/><w:vAlign w:val="center"/></w:tcPr><w:p><w:pPr><w:jc w:val="center"/><w:rPr><w:rFonts w:ascii="Avenir Next LT Pro" w:hAnsi="Avenir Next LT Pro" w:cs="Calibri"/><w:color w:val="303030"/><w:sz w:val="20"/><w:szCs w:val="20"/></w:rPr></w:pPr></w:p></w:tc><w:tc><w:tcPr><w:tcW w:w="309" w:type="pct"/><w:tcBorders><w:top w:val="nil"/><w:left w:val="nil"/><w:bottom w:val="single" w:sz="4" w:space="0" w:color="808080"/><w:right w:val="single" w:sz="4" w:space="0" w:color="808080"/></w:tcBorders><w:noWrap/><w:vAlign w:val="center"/></w:tcPr><w:p><w:pPr><w:jc w:val="center"/><w:rPr><w:rFonts w:ascii="Avenir Next LT Pro" w:hAnsi="Avenir Next LT Pro" w:cs="Calibri"/><w:color w:val="303030"/><w:sz w:val="20"/><w:szCs w:val="20"/></w:rPr></w:pPr></w:p></w:tc><w:tc><w:tcPr><w:tcW w:w="233" w:type="pct"/><w:tcBorders><w:top w:val="nil"/><w:left w:val="nil"/><w:bottom w:val="single" w:sz="4" w:space="0" w:color="808080"/><w:right w:val="single" w:sz="4" w:space="0" w:color="808080"/></w:tcBorders><w:noWrap/><w:vAlign w:val="center"/></w:tcPr><w:p><w:pPr><w:jc w:val="center"/><w:rPr><w:rFonts w:ascii="Avenir Next LT Pro" w:hAnsi="Avenir Next LT Pro" w:cs="Calibri"/><w:color w:val="303030"/><w:sz w:val="20"/><w:szCs w:val="20"/></w:rPr></w:pPr></w:p></w:tc><w:tc><w:tcPr><w:tcW w:w="212" w:type="pct"/><w:tcBorders><w:top w:val="nil"/><w:left w:val="nil"/><w:bottom w:val="single" w:sz="4" w:space="0" w:color="808080"/><w:right w:val="single" w:sz="4" w:space="0" w:color="808080"/></w:tcBorders><w:noWrap/><w:vAlign w:val="center"/></w:tcPr><w:p><w:pPr><w:jc w:val="center"/><w:rPr><w:rFonts w:ascii="Avenir Next LT Pro" w:hAnsi="Avenir Next LT Pro" w:cs="Calibri"/><w:color w:val="303030"/><w:sz w:val="20"/><w:szCs w:val="20"/></w:rPr></w:pPr></w:p></w:tc><w:tc><w:tcPr><w:tcW w:w="239" w:type="pct"/><w:tcBorders><w:top w:val="nil"/><w:left w:val="nil"/><w:bottom w:val="single" w:sz="4" w:space="0" w:color="808080"/><w:right w:val="single" w:sz="4" w:space="0" w:color="808080"/></w:tcBorders><w:noWrap/><w:vAlign w:val="center"/></w:tcPr><w:p><w:pPr><w:jc w:val="center"/><w:rPr><w:rFonts w:ascii="Avenir Next LT Pro" w:hAnsi="Avenir Next LT Pro" w:cs="Calibri"/><w:color w:val="303030"/><w:sz w:val="20"/><w:szCs w:val="20"/></w:rPr></w:pPr></w:p></w:tc><w:tc><w:tcPr><w:tcW w:w="234" w:type="pct"/><w:tcBorders><w:top w:val="nil"/><w:left w:val="nil"/><w:bottom w:val="single" w:sz="4" w:space="0" w:color="808080"/><w:right w:val="single" w:sz="4" w:space="0" w:color="808080"/></w:tcBorders><w:noWrap/><w:vAlign w:val="center"/></w:tcPr><w:p><w:pPr><w:jc w:val="center"/><w:rPr><w:rFonts w:ascii="Avenir Next LT Pro" w:hAnsi="Avenir Next LT Pro" w:cs="Calibri"/><w:color w:val="303030"/><w:sz w:val="20"/><w:szCs w:val="20"/></w:rPr></w:pPr></w:p></w:tc><w:tc><w:tcPr><w:tcW w:w="561" w:type="pct"/><w:tcBorders><w:top w:val="nil"/><w:left w:val="nil"/><w:bottom w:val="single" w:sz="4" w:space="0" w:color="808080"/><w:right w:val="single" w:sz="4" w:space="0" w:color="808080"/></w:tcBorders><w:noWrap/><w:vAlign w:val="center"/></w:tcPr><w:p><w:pPr><w:jc w:val="center"/><w:rPr><w:rFonts w:ascii="Avenir Next LT Pro" w:hAnsi="Avenir Next LT Pro" w:cs="Calibri"/><w:color w:val="303030"/><w:sz w:val="20"/><w:szCs w:val="20"/></w:rPr></w:pPr></w:p></w:tc><w:tc><w:tcPr><w:tcW w:w="497" w:type="pct"/><w:tcBorders><w:top w:val="nil"/><w:left w:val="nil"/><w:bottom w:val="single" w:sz="4" w:space="0" w:color="808080"/><w:right w:val="single" w:sz="4" w:space="0" w:color="808080"/></w:tcBorders><w:noWrap/><w:vAlign w:val="center"/></w:tcPr><w:p><w:pPr><w:jc w:val="center"/><w:rPr><w:rFonts w:ascii="Avenir Next LT Pro" w:hAnsi="Avenir Next LT Pro" w:cs="Calibri"/><w:color w:val="303030"/><w:sz w:val="20"/><w:szCs w:val="20"/></w:rPr></w:pPr></w:p></w:tc></w:tr></w:tbl><w:p><w:pPr><w:jc w:val="center"/><w:rPr><w:rFonts w:ascii="Avenir Next LT Pro" w:hAnsi="Avenir Next LT Pro" w:cs="Calibri"/><w:i/><w:color w:val="303030"/><w:sz w:val="20"/><w:szCs w:val="20"/></w:rPr></w:pPr><w:r><w:rPr><w:rFonts w:ascii="Avenir Next LT Pro" w:hAnsi="Avenir Next LT Pro" w:cs="Calibri"/><w:i/><w:color w:val="303030"/><w:sz w:val="20"/><w:szCs w:val="20"/></w:rPr><w:t> </w:t></w:r><w:r><w:rPr><w:rFonts w:ascii="Avenir Next LT Pro" w:hAnsi="Avenir Next LT Pro" w:cs="Calibri"/><w:i/><w:color w:val="303030"/><w:sz w:val="20"/><w:szCs w:val="20"/></w:rPr><w:t>Fuente: SERAMBIENTE S.A.S., </w:t></w:r><w:r><w:rPr><w:rFonts w:ascii="Avenir Next LT Pro" w:hAnsi="Avenir Next LT Pro" w:cs="Calibri"/><w:i/><w:color w:val="303030"/><w:sz w:val="20"/><w:szCs w:val="20"/></w:rPr><w:t>{fuente_serambiente_s_a_s_1}</w:t></w:r><w:r><w:rPr><w:rFonts w:ascii="Avenir Next LT Pro" w:hAnsi="Avenir Next LT Pro" w:cs="Calibri"/><w:i/><w:color w:val="303030"/><w:sz w:val="20"/><w:szCs w:val="20"/></w:rPr></w:r></w:p><w:p><w:pPr><w:rPr><w:rFonts w:ascii="Avenir Next LT Pro" w:hAnsi="Avenir Next LT Pro" w:cs="Calibri"/><w:i/><w:color w:val="303030"/><w:sz w:val="20"/><w:szCs w:val="20"/></w:rPr></w:pPr></w:p><w:p><w:pPr><w:spacing w:after="240"/><w:rPr><w:rFonts w:ascii="Avenir Next LT Pro" w:hAnsi="Avenir Next LT Pro"/><w:b/><w:bCs/><w:color w:val="303030"/><w:sz w:val="22"/><w:szCs w:val="22"/></w:rPr></w:pPr><w:r><w:rPr><w:rFonts w:ascii="Avenir Next LT Pro" w:hAnsi="Avenir Next LT Pro"/><w:b/><w:bCs/><w:color w:val="303030"/><w:sz w:val="22"/><w:szCs w:val="22"/></w:rPr><w:t>Dónde: </w:t></w:r></w:p><w:p><w:pPr><w:pStyle w:val="Prrafodelista"/><w:numPr><w:ilvl w:val="0"/><w:numId w:val="32"/></w:numPr><w:spacing w:line="360" w:lineRule="auto"/><w:jc w:val="both"/><w:rPr><w:rFonts w:ascii="Avenir Next LT Pro" w:hAnsi="Avenir Next LT Pro" w:cstheme="minorHAnsi"/><w:color w:val="303030"/><w:sz w:val="22"/><w:szCs w:val="22"/></w:rPr></w:pPr><w:r><w:rPr><w:rFonts w:ascii="Avenir Next LT Pro" w:hAnsi="Avenir Next LT Pro" w:cstheme="minorHAnsi"/><w:b/><w:color w:val="303030"/><w:sz w:val="22"/><w:szCs w:val="22"/></w:rPr><w:t>KT: Componentes Tonales</w:t></w:r><w:r><w:rPr><w:rFonts w:ascii="Avenir Next LT Pro" w:hAnsi="Avenir Next LT Pro" w:cstheme="minorHAnsi"/><w:color w:val="303030"/><w:sz w:val="22"/><w:szCs w:val="22"/></w:rPr><w:t>; se registra según lo establecido por la norma si al menos uno de los tonos es mayor en 5 dB</w:t></w:r><w:r><w:rPr><w:rFonts w:ascii="Avenir Next LT Pro" w:hAnsi="Avenir Next LT Pro" w:cstheme="minorHAnsi"/><w:color w:val="303030"/><w:sz w:val="22"/><w:szCs w:val="22"/></w:rPr><w:t>(</w:t></w:r><w:r><w:rPr><w:rFonts w:ascii="Avenir Next LT Pro" w:hAnsi="Avenir Next LT Pro" w:cstheme="minorHAnsi"/><w:color w:val="303030"/><w:sz w:val="22"/><w:szCs w:val="22"/></w:rPr><w:t>A</w:t></w:r><w:r><w:rPr><w:rFonts w:ascii="Avenir Next LT Pro" w:hAnsi="Avenir Next LT Pro" w:cstheme="minorHAnsi"/><w:color w:val="303030"/><w:sz w:val="22"/><w:szCs w:val="22"/></w:rPr><w:t>)</w:t></w:r><w:r><w:rPr><w:rFonts w:ascii="Avenir Next LT Pro" w:hAnsi="Avenir Next LT Pro" w:cstheme="minorHAnsi"/><w:color w:val="303030"/><w:sz w:val="22"/><w:szCs w:val="22"/></w:rPr><w:t> que los adyacentes o es claramente audible, determinándose la presencia o ausencia de componentes tonales entre los 20 a 125 Hz.</w:t></w:r></w:p><w:p><w:pPr><w:pStyle w:val="Prrafodelista"/><w:spacing w:line="360" w:lineRule="auto"/><w:jc w:val="both"/><w:rPr><w:rFonts w:ascii="Avenir Next LT Pro" w:hAnsi="Avenir Next LT Pro" w:cstheme="minorHAnsi"/><w:color w:val="303030"/><w:sz w:val="22"/><w:szCs w:val="22"/></w:rPr></w:pPr></w:p><w:p><w:pPr><w:pStyle w:val="Prrafodelista"/><w:numPr><w:ilvl w:val="0"/><w:numId w:val="32"/></w:numPr><w:spacing w:line="360" w:lineRule="auto"/><w:jc w:val="both"/><w:rPr><w:rFonts w:ascii="Avenir Next LT Pro" w:hAnsi="Avenir Next LT Pro" w:cstheme="minorHAnsi"/><w:color w:val="303030"/><w:sz w:val="22"/><w:szCs w:val="22"/></w:rPr></w:pPr><w:r><w:rPr><w:rFonts w:ascii="Avenir Next LT Pro" w:hAnsi="Avenir Next LT Pro" w:cstheme="minorHAnsi"/><w:b/><w:color w:val="303030"/><w:sz w:val="22"/><w:szCs w:val="22"/></w:rPr><w:t>KI: Componentes Impulsivos</w:t></w:r><w:r><w:rPr><w:rFonts w:ascii="Avenir Next LT Pro" w:hAnsi="Avenir Next LT Pro" w:cstheme="minorHAnsi"/><w:color w:val="303030"/><w:sz w:val="22"/><w:szCs w:val="22"/></w:rPr><w:t>; se considera cuando se detecta la presencia de niveles altos de presión sonora en tiempos cortos, siendo de cero (0) por percepción nula, tres (3) por percepción neta y seis (6) por percepción fuerte.</w:t></w:r></w:p><w:p><w:pPr><w:spacing w:line="360" w:lineRule="auto"/><w:jc w:val="both"/><w:rPr><w:rFonts w:ascii="Avenir Next LT Pro" w:hAnsi="Avenir Next LT Pro" w:cstheme="minorHAnsi"/><w:color w:val="303030"/><w:sz w:val="22"/><w:szCs w:val="22"/></w:rPr></w:pPr></w:p><w:p><w:pPr><w:pStyle w:val="Prrafodelista"/><w:numPr><w:ilvl w:val="0"/><w:numId w:val="32"/></w:numPr><w:spacing w:line="360" w:lineRule="auto"/><w:jc w:val="both"/><w:rPr><w:rFonts w:ascii="Avenir Next LT Pro" w:hAnsi="Avenir Next LT Pro" w:cstheme="minorHAnsi"/><w:color w:val="303030"/><w:sz w:val="22"/><w:szCs w:val="22"/></w:rPr></w:pPr><w:r><w:rPr><w:rFonts w:ascii="Avenir Next LT Pro" w:hAnsi="Avenir Next LT Pro" w:cstheme="minorHAnsi"/><w:b/><w:color w:val="303030"/><w:sz w:val="22"/><w:szCs w:val="22"/></w:rPr><w:t>Ks: Bajas Frecuencias</w:t></w:r><w:r><w:rPr><w:rFonts w:ascii="Avenir Next LT Pro" w:hAnsi="Avenir Next LT Pro" w:cstheme="minorHAnsi"/><w:color w:val="303030"/><w:sz w:val="22"/><w:szCs w:val="22"/></w:rPr><w:t> (no se determinaron en la realización de las mediciones) aquel que posee energía acústica significante en el inérvalo de frecuencias de 8 a 100 dB, siendo propio de grandes motores.</w:t></w:r></w:p><w:p><w:pPr><w:spacing w:line="360" w:lineRule="auto"/><w:jc w:val="both"/><w:rPr><w:rFonts w:ascii="Avenir Next LT Pro" w:hAnsi="Avenir Next LT Pro" w:cstheme="minorHAnsi"/><w:color w:val="303030"/><w:sz w:val="22"/><w:szCs w:val="22"/></w:rPr></w:pPr></w:p><w:p><w:pPr><w:pStyle w:val="Prrafodelista"/><w:numPr><w:ilvl w:val="0"/><w:numId w:val="32"/></w:numPr><w:spacing w:after="240" w:line="360" w:lineRule="auto"/><w:jc w:val="both"/><w:rPr><w:rFonts w:ascii="Avenir Next LT Pro" w:hAnsi="Avenir Next LT Pro" w:cstheme="minorHAnsi"/><w:color w:val="303030"/><w:sz w:val="22"/><w:szCs w:val="22"/></w:rPr></w:pPr><w:r><w:rPr><w:rFonts w:ascii="Avenir Next LT Pro" w:hAnsi="Avenir Next LT Pro" w:cstheme="minorHAnsi"/><w:b/><w:color w:val="303030"/><w:sz w:val="22"/><w:szCs w:val="22"/></w:rPr><w:t>Kr: ajuste por hora;</w:t></w:r><w:r><w:rPr><w:rFonts w:ascii="Avenir Next LT Pro" w:hAnsi="Avenir Next LT Pro" w:cstheme="minorHAnsi"/><w:color w:val="303030"/><w:sz w:val="22"/><w:szCs w:val="22"/></w:rPr><w:t> esta se efectúa para tener en cuenta durante la noche el nivel de molestia que pueda causar, realizándose corrección por adición de 10 dB.</w:t></w:r><w:r><w:rPr><w:rFonts w:ascii="Avenir Next LT Pro" w:hAnsi="Avenir Next LT Pro" w:cstheme="minorHAnsi"/><w:color w:val="303030"/><w:sz w:val="22"/><w:szCs w:val="22"/></w:rPr><w:br w:type="page"/></w:r></w:p><w:p><w:pPr><w:pStyle w:val="Ttulo1"/><w:numPr><w:ilvl w:val="0"/><w:numId w:val="9"/></w:numPr><w:spacing w:line="276" w:lineRule="auto"/><w:jc w:val="left"/><w:rPr><w:rFonts w:ascii="Avenir Next LT Pro" w:hAnsi="Avenir Next LT Pro" w:cstheme="minorHAnsi"/><w:bCs w:val="0"/><w:color w:val="303030"/><w:sz w:val="40"/><w:szCs w:val="40"/></w:rPr></w:pPr><w:bookmarkStart w:id="255" w:name="_Toc211423091"/><w:bookmarkStart w:id="256" w:name="_Toc215310883"/><w:r><w:rPr><w:rFonts w:ascii="Avenir Next LT Pro" w:hAnsi="Avenir Next LT Pro" w:cstheme="minorHAnsi"/><w:bCs w:val="0"/><w:color w:val="303030"/><w:sz w:val="40"/><w:szCs w:val="40"/></w:rPr><w:lastRenderedPageBreak/><w:t>DESCRIPCIÓN</w:t></w:r><w:r><w:rPr><w:rFonts w:ascii="Avenir Next LT Pro" w:hAnsi="Avenir Next LT Pro" w:cstheme="minorHAnsi"/><w:bCs w:val="0"/><w:color w:val="303030"/><w:sz w:val="40"/><w:szCs w:val="40"/></w:rPr><w:t> Y VARIABILIDAD</w:t></w:r><w:r><w:rPr><w:rFonts w:ascii="Avenir Next LT Pro" w:hAnsi="Avenir Next LT Pro" w:cstheme="minorHAnsi"/><w:bCs w:val="0"/><w:color w:val="303030"/><w:sz w:val="40"/><w:szCs w:val="40"/></w:rPr><w:t> DE LAS FUENTES DE SONIDO EXISTENTES</w:t></w:r><w:bookmarkEnd w:id="255"/><w:bookmarkEnd w:id="256"/></w:p><w:p><w:pPr><w:rPr><w:rFonts w:ascii="Avenir Next LT Pro" w:hAnsi="Avenir Next LT Pro"/><w:color w:val="303030"/></w:rPr></w:pPr></w:p><w:p><w:pPr><w:spacing w:line="360" w:lineRule="auto"/><w:jc w:val="both"/><w:rPr><w:rFonts w:ascii="Avenir Next LT Pro" w:hAnsi="Avenir Next LT Pro"/><w:color w:val="303030"/><w:sz w:val="22"/><w:szCs w:val="22"/></w:rPr></w:pPr><w:r><w:rPr><w:rFonts w:ascii="Avenir Next LT Pro" w:hAnsi="Avenir Next LT Pro"/><w:color w:val="303030"/><w:sz w:val="22"/><w:szCs w:val="22"/></w:rPr><w:t>A continuación, en la </w:t></w:r><w:r><w:rPr><w:rFonts w:ascii="Avenir Next LT Pro" w:hAnsi="Avenir Next LT Pro"/><w:b/><w:color w:val="303030"/><w:sz w:val="22"/><w:szCs w:val="22"/></w:rPr><w:fldChar w:fldCharType="begin"/></w:r><w:r><w:rPr><w:rFonts w:ascii="Avenir Next LT Pro" w:hAnsi="Avenir Next LT Pro"/><w:b/><w:color w:val="303030"/><w:sz w:val="22"/><w:szCs w:val="22"/></w:rPr><w:instrText xml:space="preserve"> REF _Ref16750257 \h  \* MERGEFORMAT </w:instrText></w:r><w:r><w:rPr><w:rFonts w:ascii="Avenir Next LT Pro" w:hAnsi="Avenir Next LT Pro"/><w:b/><w:color w:val="303030"/><w:sz w:val="22"/><w:szCs w:val="22"/></w:rPr></w:r><w:r><w:rPr><w:rFonts w:ascii="Avenir Next LT Pro" w:hAnsi="Avenir Next LT Pro"/><w:b/><w:color w:val="303030"/><w:sz w:val="22"/><w:szCs w:val="22"/></w:rPr><w:fldChar w:fldCharType="separate"/></w:r><w:r><w:rPr><w:rFonts w:ascii="Avenir Next LT Pro" w:hAnsi="Avenir Next LT Pro"/><w:b/><w:color w:val="303030"/><w:sz w:val="22"/><w:szCs w:val="22"/></w:rPr><w:t>Tabla </w:t></w:r><w:r><w:rPr><w:rFonts w:ascii="Avenir Next LT Pro" w:hAnsi="Avenir Next LT Pro"/><w:b/><w:noProof/><w:color w:val="303030"/><w:sz w:val="22"/><w:szCs w:val="22"/></w:rPr><w:t>21</w:t></w:r><w:r><w:rPr><w:rFonts w:ascii="Avenir Next LT Pro" w:hAnsi="Avenir Next LT Pro"/><w:b/><w:color w:val="303030"/><w:sz w:val="22"/><w:szCs w:val="22"/></w:rPr><w:fldChar w:fldCharType="end"/></w:r><w:r><w:rPr><w:rFonts w:ascii="Avenir Next LT Pro" w:hAnsi="Avenir Next LT Pro"/><w:color w:val="303030"/><w:sz w:val="22"/><w:szCs w:val="22"/></w:rPr><w:t> </w:t></w:r><w:r><w:rPr><w:rFonts w:ascii="Avenir Next LT Pro" w:hAnsi="Avenir Next LT Pro"/><w:color w:val="303030"/><w:sz w:val="22"/><w:szCs w:val="22"/></w:rPr><w:t>se presentan las descripciones de algunas fuentes de ruido present</w:t></w:r><w:r><w:rPr><w:rFonts w:ascii="Avenir Next LT Pro" w:hAnsi="Avenir Next LT Pro"/><w:color w:val="303030"/><w:sz w:val="22"/><w:szCs w:val="22"/></w:rPr><w:t>es en el </w:t></w:r><w:r><w:rPr><w:rFonts w:ascii="Avenir Next LT Pro" w:hAnsi="Avenir Next LT Pro"/><w:color w:val="303030"/><w:sz w:val="22"/><w:szCs w:val="22"/></w:rPr><w:t>área </w:t></w:r><w:r><w:rPr><w:rFonts w:ascii="Avenir Next LT Pro" w:hAnsi="Avenir Next LT Pro"/><w:color w:val="303030"/><w:sz w:val="22"/><w:szCs w:val="22"/></w:rPr><w:t>de estudio de la</w:t></w:r><w:r><w:rPr><w:rFonts w:ascii="Avenir Next LT Pro" w:hAnsi="Avenir Next LT Pro"/><w:color w:val="303030"/><w:sz w:val="22"/><w:szCs w:val="22"/></w:rPr><w:t> organización</w:t></w:r><w:r><w:rPr><w:rFonts w:ascii="Avenir Next LT Pro" w:hAnsi="Avenir Next LT Pro"/><w:color w:val="303030"/><w:sz w:val="22"/><w:szCs w:val="22"/></w:rPr><w:t> </w:t></w:r><w:r><w:rPr><w:rFonts w:ascii="Avenir Next LT Pro" w:hAnsi="Avenir Next LT Pro"/><w:b/><w:bCs/><w:color w:val="303030"/><w:sz w:val="22"/><w:szCs w:val="22"/></w:rPr><w:t>{var_1}</w:t></w:r><w:r><w:rPr><w:rFonts w:ascii="Avenir Next LT Pro" w:hAnsi="Avenir Next LT Pro" w:cstheme="minorHAnsi"/><w:color w:val="303030"/><w:sz w:val="22"/><w:szCs w:val="22"/></w:rPr><w:t>, la cual se localiza </w:t></w:r><w:commentRangeStart w:id="257"/><w:r><w:rPr><w:rFonts w:ascii="Avenir Next LT Pro" w:hAnsi="Avenir Next LT Pro" w:cstheme="minorHAnsi"/><w:color w:val="303030"/><w:sz w:val="22"/><w:szCs w:val="22"/></w:rPr><w:t>{de_estudio_de_la_organizacion_la_cual_se_localiza_1}</w:t></w:r><w:commentRangeEnd w:id="257"/><w:r><w:rPr><w:rStyle w:val="Refdecomentario"/><w:rFonts w:ascii="Tahoma" w:hAnsi="Tahoma"/><w:szCs w:val="20"/><w:lang w:val="es-MX" w:eastAsia="es-MX"/></w:rPr><w:commentReference w:id="257"/></w:r><w:r><w:rPr><w:rFonts w:ascii="Avenir Next LT Pro" w:hAnsi="Avenir Next LT Pro" w:cstheme="minorHAnsi"/><w:color w:val="303030"/><w:sz w:val="22"/><w:szCs w:val="22"/></w:rPr><w:t>. </w:t></w:r><w:r><w:rPr><w:rFonts w:ascii="Avenir Next LT Pro" w:hAnsi="Avenir Next LT Pro" w:cstheme="minorHAnsi"/><w:color w:val="303030"/><w:sz w:val="22"/><w:szCs w:val="22"/></w:rPr><w:t>Asimismo, se muestra</w:t></w:r><w:r><w:rPr><w:rFonts w:ascii="Avenir Next LT Pro" w:hAnsi="Avenir Next LT Pro"/><w:color w:val="303030"/><w:sz w:val="22"/><w:szCs w:val="22"/></w:rPr><w:t> la descripción del ruido percibido durante la etapa de campo respectivamente.</w:t></w:r></w:p><w:p><w:pPr><w:spacing w:line="360" w:lineRule="auto"/><w:jc w:val="both"/><w:rPr><w:rFonts w:ascii="Avenir Next LT Pro" w:hAnsi="Avenir Next LT Pro"/><w:color w:val="303030"/><w:sz w:val="22"/><w:szCs w:val="22"/></w:rPr></w:pPr></w:p><w:p><w:pPr><w:pStyle w:val="Descripcin"/><w:keepNext/><w:spacing w:before="0" w:after="0"/><w:jc w:val="center"/><w:rPr><w:rFonts w:ascii="Avenir Next LT Pro" w:hAnsi="Avenir Next LT Pro"/><w:color w:val="303030"/><w:lang w:val="es-CO"/></w:rPr></w:pPr><w:bookmarkStart w:id="258" w:name="_Ref16750257"/><w:bookmarkStart w:id="259" w:name="_Toc209532348"/><w:r><w:rPr><w:rFonts w:ascii="Avenir Next LT Pro" w:hAnsi="Avenir Next LT Pro"/><w:color w:val="303030"/><w:lang w:val="es-CO"/></w:rPr><w:t>Tabla </w:t></w:r><w:r><w:rPr><w:rFonts w:ascii="Avenir Next LT Pro" w:hAnsi="Avenir Next LT Pro"/><w:color w:val="303030"/><w:lang w:val="es-CO"/></w:rPr><w:fldChar w:fldCharType="begin"/></w:r><w:r><w:rPr><w:rFonts w:ascii="Avenir Next LT Pro" w:hAnsi="Avenir Next LT Pro"/><w:color w:val="303030"/><w:lang w:val="es-CO"/></w:rPr><w:instrText xml:space="preserve"> SEQ Tabla \* ARABIC </w:instrText></w:r><w:r><w:rPr><w:rFonts w:ascii="Avenir Next LT Pro" w:hAnsi="Avenir Next LT Pro"/><w:color w:val="303030"/><w:lang w:val="es-CO"/></w:rPr><w:fldChar w:fldCharType="separate"/></w:r><w:r><w:rPr><w:rFonts w:ascii="Avenir Next LT Pro" w:hAnsi="Avenir Next LT Pro"/><w:noProof/><w:color w:val="303030"/><w:lang w:val="es-CO"/></w:rPr><w:t>21</w:t></w:r><w:r><w:rPr><w:rFonts w:ascii="Avenir Next LT Pro" w:hAnsi="Avenir Next LT Pro"/><w:color w:val="303030"/><w:lang w:val="es-CO"/></w:rPr><w:fldChar w:fldCharType="end"/></w:r><w:bookmarkEnd w:id="258"/><w:r><w:rPr><w:rFonts w:ascii="Avenir Next LT Pro" w:hAnsi="Avenir Next LT Pro"/><w:color w:val="303030"/><w:lang w:val="es-CO"/></w:rPr><w:t>. Identificación </w:t></w:r><w:r><w:rPr><w:rFonts w:ascii="Avenir Next LT Pro" w:hAnsi="Avenir Next LT Pro"/><w:color w:val="303030"/><w:lang w:val="es-CO"/></w:rPr><w:t>de las fuentes de sonido existentes</w:t></w:r><w:bookmarkEnd w:id="259"/></w:p><w:tbl><w:tblPr><w:tblStyle w:val="Tablaconcuadrcula"/><w:tblW w:w="5000" w:type="pct"/><w:jc w:val="center"/><w:tblBorders><w:top w:val="single" w:sz="4" w:space="0" w:color="808080" w:themeColor="background1" w:themeShade="80"/><w:left w:val="single" w:sz="4" w:space="0" w:color="808080" w:themeColor="background1" w:themeShade="80"/><w:bottom w:val="single" w:sz="4" w:space="0" w:color="808080" w:themeColor="background1" w:themeShade="80"/><w:right w:val="single" w:sz="4" w:space="0" w:color="808080" w:themeColor="background1" w:themeShade="80"/><w:insideH w:val="single" w:sz="4" w:space="0" w:color="808080" w:themeColor="background1" w:themeShade="80"/><w:insideV w:val="single" w:sz="4" w:space="0" w:color="808080" w:themeColor="background1" w:themeShade="80"/></w:tblBorders><w:tblLook w:val="04A0" w:firstRow="1" w:lastRow="0" w:firstColumn="1" w:lastColumn="0" w:noHBand="0" w:noVBand="1"/></w:tblPr><w:tblGrid><w:gridCol w:w="2262"/><w:gridCol w:w="1985"/><w:gridCol w:w="4583"/></w:tblGrid><w:tr><w:trPr><w:trHeight w:val="318"/><w:jc w:val="center"/></w:trPr><w:tc><w:tcPr><w:tcW w:w="1281" w:type="pct"/><w:vAlign w:val="center"/></w:tcPr><w:p><w:pPr><w:spacing w:line="276" w:lineRule="auto"/><w:jc w:val="center"/><w:rPr><w:rFonts w:ascii="Avenir Next LT Pro" w:hAnsi="Avenir Next LT Pro" w:cs="Arial"/><w:b/><w:color w:val="FFFFFF" w:themeColor="background1"/><w:sz w:val="20"/><w:szCs w:val="20"/></w:rPr></w:pPr><w:r><w:rPr><w:rFonts w:ascii="Avenir Next LT Pro" w:hAnsi="Avenir Next LT Pro" w:cs="Arial"/><w:b/><w:color w:val="FFFFFF" w:themeColor="background1"/><w:sz w:val="20"/><w:szCs w:val="20"/></w:rPr><w:t>Identificación</w:t></w:r></w:p></w:tc><w:tc><w:tcPr><w:tcW w:w="1124" w:type="pct"/><w:vAlign w:val="center"/></w:tcPr><w:p><w:pPr><w:spacing w:line="276" w:lineRule="auto"/><w:jc w:val="center"/><w:rPr><w:rFonts w:ascii="Avenir Next LT Pro" w:hAnsi="Avenir Next LT Pro" w:cs="Arial"/><w:b/><w:color w:val="FFFFFF" w:themeColor="background1"/><w:sz w:val="20"/><w:szCs w:val="20"/></w:rPr></w:pPr><w:r><w:rPr><w:rFonts w:ascii="Avenir Next LT Pro" w:hAnsi="Avenir Next LT Pro" w:cs="Arial"/><w:b/><w:color w:val="FFFFFF" w:themeColor="background1"/><w:sz w:val="20"/><w:szCs w:val="20"/></w:rPr><w:t>Característica</w:t></w:r></w:p></w:tc><w:tc><w:tcPr><w:tcW w:w="2595" w:type="pct"/><w:vAlign w:val="center"/></w:tcPr><w:p><w:pPr><w:spacing w:line="276" w:lineRule="auto"/><w:jc w:val="center"/><w:rPr><w:rFonts w:ascii="Avenir Next LT Pro" w:hAnsi="Avenir Next LT Pro" w:cs="Arial"/><w:b/><w:color w:val="FFFFFF" w:themeColor="background1"/><w:sz w:val="20"/><w:szCs w:val="20"/></w:rPr></w:pPr><w:r><w:rPr><w:rFonts w:ascii="Avenir Next LT Pro" w:hAnsi="Avenir Next LT Pro" w:cs="Arial"/><w:b/><w:color w:val="FFFFFF" w:themeColor="background1"/><w:sz w:val="20"/><w:szCs w:val="20"/></w:rPr><w:t>Descripción</w:t></w:r></w:p></w:tc></w:tr><w:tr><w:trPr><w:jc w:val="center"/></w:trPr><w:tc><w:tcPr><w:tcW w:w="1281" w:type="pct"/><w:vAlign w:val="center"/></w:tcPr><w:p><w:pPr><w:spacing w:line="276" w:lineRule="auto"/><w:jc w:val="center"/><w:rPr><w:rFonts w:ascii="Avenir Next LT Pro" w:hAnsi="Avenir Next LT Pro" w:cs="Arial"/><w:b/><w:color w:val="303030"/><w:sz w:val="20"/><w:szCs w:val="20"/></w:rPr></w:pPr></w:p></w:tc><w:tc><w:tcPr><w:tcW w:w="1124" w:type="pct"/><w:vAlign w:val="center"/></w:tcPr><w:p><w:pPr><w:spacing w:line="276" w:lineRule="auto"/><w:jc w:val="center"/><w:rPr><w:rFonts w:ascii="Avenir Next LT Pro" w:hAnsi="Avenir Next LT Pro" w:cs="Arial"/><w:bCs/><w:color w:val="303030"/><w:sz w:val="20"/><w:szCs w:val="20"/></w:rPr></w:pPr></w:p></w:tc><w:tc><w:tcPr><w:tcW w:w="2595" w:type="pct"/><w:vAlign w:val="center"/></w:tcPr><w:p><w:pPr><w:spacing w:line="276" w:lineRule="auto"/><w:jc w:val="both"/><w:rPr><w:rFonts w:ascii="Avenir Next LT Pro" w:hAnsi="Avenir Next LT Pro" w:cs="Arial"/><w:color w:val="303030"/><w:sz w:val="20"/><w:szCs w:val="20"/></w:rPr></w:pPr></w:p></w:tc></w:tr><w:tr><w:trPr><w:jc w:val="center"/></w:trPr><w:tc><w:tcPr><w:tcW w:w="1281" w:type="pct"/><w:vAlign w:val="center"/></w:tcPr><w:p><w:pPr><w:spacing w:line="276" w:lineRule="auto"/><w:jc w:val="center"/><w:rPr><w:rFonts w:ascii="Avenir Next LT Pro" w:hAnsi="Avenir Next LT Pro" w:cs="Arial"/><w:b/><w:color w:val="303030"/><w:sz w:val="20"/><w:szCs w:val="20"/></w:rPr></w:pPr></w:p></w:tc><w:tc><w:tcPr><w:tcW w:w="1124" w:type="pct"/><w:vAlign w:val="center"/></w:tcPr><w:p><w:pPr><w:spacing w:line="276" w:lineRule="auto"/><w:jc w:val="center"/><w:rPr><w:rFonts w:ascii="Avenir Next LT Pro" w:hAnsi="Avenir Next LT Pro" w:cs="Arial"/><w:bCs/><w:color w:val="303030"/><w:sz w:val="20"/><w:szCs w:val="20"/></w:rPr></w:pPr></w:p></w:tc><w:tc><w:tcPr><w:tcW w:w="2595" w:type="pct"/><w:vAlign w:val="center"/></w:tcPr><w:p><w:pPr><w:spacing w:line="276" w:lineRule="auto"/><w:jc w:val="both"/><w:rPr><w:rFonts w:ascii="Avenir Next LT Pro" w:hAnsi="Avenir Next LT Pro" w:cs="Arial"/><w:color w:val="303030"/><w:sz w:val="20"/><w:szCs w:val="20"/></w:rPr></w:pPr></w:p></w:tc></w:tr><w:tr><w:trPr><w:jc w:val="center"/></w:trPr><w:tc><w:tcPr><w:tcW w:w="1281" w:type="pct"/><w:vAlign w:val="center"/></w:tcPr><w:p><w:pPr><w:spacing w:line="276" w:lineRule="auto"/><w:jc w:val="center"/><w:rPr><w:rFonts w:ascii="Avenir Next LT Pro" w:hAnsi="Avenir Next LT Pro" w:cs="Arial"/><w:b/><w:color w:val="303030"/><w:sz w:val="20"/><w:szCs w:val="20"/></w:rPr></w:pPr></w:p></w:tc><w:tc><w:tcPr><w:tcW w:w="1124" w:type="pct"/><w:vAlign w:val="center"/></w:tcPr><w:p><w:pPr><w:spacing w:line="276" w:lineRule="auto"/><w:jc w:val="center"/><w:rPr><w:rFonts w:ascii="Avenir Next LT Pro" w:hAnsi="Avenir Next LT Pro" w:cs="Arial"/><w:bCs/><w:color w:val="303030"/><w:sz w:val="20"/><w:szCs w:val="20"/></w:rPr></w:pPr></w:p></w:tc><w:tc><w:tcPr><w:tcW w:w="2595" w:type="pct"/><w:vAlign w:val="center"/></w:tcPr><w:p><w:pPr><w:spacing w:line="276" w:lineRule="auto"/><w:jc w:val="both"/><w:rPr><w:rFonts w:ascii="Avenir Next LT Pro" w:hAnsi="Avenir Next LT Pro" w:cs="Arial"/><w:color w:val="303030"/><w:sz w:val="20"/><w:szCs w:val="20"/></w:rPr></w:pPr></w:p></w:tc></w:tr><w:tr><w:trPr><w:jc w:val="center"/></w:trPr><w:tc><w:tcPr><w:tcW w:w="1281" w:type="pct"/><w:vAlign w:val="center"/></w:tcPr><w:p><w:pPr><w:spacing w:line="276" w:lineRule="auto"/><w:jc w:val="center"/><w:rPr><w:rFonts w:ascii="Avenir Next LT Pro" w:hAnsi="Avenir Next LT Pro" w:cs="Arial"/><w:b/><w:color w:val="303030"/><w:sz w:val="20"/><w:szCs w:val="20"/></w:rPr></w:pPr></w:p></w:tc><w:tc><w:tcPr><w:tcW w:w="1124" w:type="pct"/><w:vAlign w:val="center"/></w:tcPr><w:p><w:pPr><w:spacing w:line="276" w:lineRule="auto"/><w:jc w:val="center"/><w:rPr><w:rFonts w:ascii="Avenir Next LT Pro" w:hAnsi="Avenir Next LT Pro" w:cs="Arial"/><w:bCs/><w:color w:val="303030"/><w:sz w:val="20"/><w:szCs w:val="20"/></w:rPr></w:pPr></w:p></w:tc><w:tc><w:tcPr><w:tcW w:w="2595" w:type="pct"/><w:vAlign w:val="center"/></w:tcPr><w:p><w:pPr><w:spacing w:line="276" w:lineRule="auto"/><w:jc w:val="both"/><w:rPr><w:rFonts w:ascii="Avenir Next LT Pro" w:hAnsi="Avenir Next LT Pro" w:cs="Arial"/><w:color w:val="303030"/><w:sz w:val="20"/><w:szCs w:val="20"/></w:rPr></w:pPr></w:p></w:tc></w:tr><w:tr><w:trPr><w:jc w:val="center"/></w:trPr><w:tc><w:tcPr><w:tcW w:w="1281" w:type="pct"/><w:vAlign w:val="center"/></w:tcPr><w:p><w:pPr><w:spacing w:line="276" w:lineRule="auto"/><w:jc w:val="center"/><w:rPr><w:rFonts w:ascii="Avenir Next LT Pro" w:hAnsi="Avenir Next LT Pro" w:cs="Arial"/><w:b/><w:color w:val="303030"/><w:sz w:val="20"/><w:szCs w:val="20"/></w:rPr></w:pPr></w:p></w:tc><w:tc><w:tcPr><w:tcW w:w="1124" w:type="pct"/><w:vAlign w:val="center"/></w:tcPr><w:p><w:pPr><w:spacing w:line="276" w:lineRule="auto"/><w:jc w:val="center"/><w:rPr><w:rFonts w:ascii="Avenir Next LT Pro" w:hAnsi="Avenir Next LT Pro" w:cs="Arial"/><w:color w:val="303030"/><w:sz w:val="20"/><w:szCs w:val="20"/></w:rPr></w:pPr></w:p></w:tc><w:tc><w:tcPr><w:tcW w:w="2595" w:type="pct"/><w:vAlign w:val="center"/></w:tcPr><w:p><w:pPr><w:spacing w:line="276" w:lineRule="auto"/><w:jc w:val="both"/><w:rPr><w:rFonts w:ascii="Avenir Next LT Pro" w:hAnsi="Avenir Next LT Pro" w:cs="Arial"/><w:color w:val="303030"/><w:sz w:val="20"/><w:szCs w:val="20"/></w:rPr></w:pPr></w:p></w:tc></w:tr></w:tbl><w:p><w:pPr><w:jc w:val="center"/><w:rPr><w:rFonts w:ascii="Avenir Next LT Pro" w:hAnsi="Avenir Next LT Pro" w:cs="Calibri"/><w:i/><w:color w:val="303030"/><w:sz w:val="20"/><w:szCs w:val="20"/></w:rPr></w:pPr><w:r><w:rPr><w:rFonts w:ascii="Avenir Next LT Pro" w:hAnsi="Avenir Next LT Pro" w:cs="Calibri"/><w:i/><w:color w:val="303030"/><w:sz w:val="20"/><w:szCs w:val="20"/></w:rPr><w:t>{var_17}</w:t></w:r><w:r><w:rPr><w:rFonts w:ascii="Avenir Next LT Pro" w:hAnsi="Avenir Next LT Pro" w:cs="Calibri"/><w:i/><w:color w:val="303030"/><w:sz w:val="20"/><w:szCs w:val="20"/></w:rPr></w:r><w:r><w:rPr><w:rFonts w:ascii="Avenir Next LT Pro" w:hAnsi="Avenir Next LT Pro" w:cs="Calibri"/><w:i/><w:color w:val="303030"/><w:sz w:val="20"/><w:szCs w:val="20"/></w:rPr></w:r></w:p><w:p><w:pPr><w:jc w:val="center"/><w:rPr><w:rFonts w:ascii="Avenir Next LT Pro" w:hAnsi="Avenir Next LT Pro" w:cs="Calibri"/><w:i/><w:color w:val="303030"/><w:sz w:val="20"/><w:szCs w:val="20"/></w:rPr></w:pPr></w:p><w:p><w:pPr><w:jc w:val="center"/><w:rPr><w:rFonts w:ascii="Avenir Next LT Pro" w:hAnsi="Avenir Next LT Pro" w:cs="Calibri"/><w:i/><w:color w:val="303030"/><w:sz w:val="10"/><w:szCs w:val="10"/></w:rPr></w:pPr></w:p><w:p><w:pPr><w:spacing w:after="240" w:line="360" w:lineRule="auto"/><w:jc w:val="both"/><w:rPr><w:rFonts w:ascii="Avenir Next LT Pro" w:hAnsi="Avenir Next LT Pro" w:cs="Arial"/><w:color w:val="303030"/><w:sz w:val="22"/><w:szCs w:val="22"/></w:rPr></w:pPr><w:r><w:rPr><w:rFonts w:ascii="Avenir Next LT Pro" w:hAnsi="Avenir Next LT Pro" w:cs="Arial"/><w:color w:val="303030"/><w:sz w:val="22"/><w:szCs w:val="22"/></w:rPr><w:t>A continuación, se presenta un croquis detallado que muestra la posición de las fuentes de sonido y objetos relevantes.</w:t></w:r></w:p><w:p><w:pPr><w:pStyle w:val="Descripcin"/><w:spacing w:before="0" w:after="0"/><w:jc w:val="center"/><w:rPr><w:rFonts w:ascii="Avenir Next LT Pro" w:hAnsi="Avenir Next LT Pro" w:cs="Calibri"/><w:color w:val="303030"/><w:lang w:val="es-CO"/></w:rPr></w:pPr><w:bookmarkStart w:id="260" w:name="_Toc21356862"/><w:bookmarkStart w:id="261" w:name="_Toc22108014"/></w:p><w:p><w:pPr><w:pStyle w:val="Descripcin"/><w:spacing w:before="0" w:after="0"/><w:jc w:val="center"/><w:rPr><w:rFonts w:ascii="Avenir Next LT Pro" w:hAnsi="Avenir Next LT Pro"/><w:color w:val="303030"/><w:lang w:val="es-CO"/></w:rPr></w:pPr><w:bookmarkStart w:id="262" w:name="_Toc198219835"/><w:r><w:rPr><w:rFonts w:ascii="Avenir Next LT Pro" w:hAnsi="Avenir Next LT Pro" w:cs="Calibri"/><w:color w:val="303030"/><w:lang w:val="es-CO"/></w:rPr><w:t>Figura </w:t></w:r><w:r><w:rPr><w:rFonts w:ascii="Avenir Next LT Pro" w:hAnsi="Avenir Next LT Pro"/><w:color w:val="303030"/><w:lang w:val="es-CO"/></w:rPr><w:fldChar w:fldCharType="begin"/></w:r><w:r><w:rPr><w:rFonts w:ascii="Avenir Next LT Pro" w:hAnsi="Avenir Next LT Pro" w:cs="Calibri"/><w:color w:val="303030"/><w:lang w:val="es-CO"/></w:rPr><w:instrText xml:space="preserve"> SEQ Figura \* ARABIC </w:instrText></w:r><w:r><w:rPr><w:rFonts w:ascii="Avenir Next LT Pro" w:hAnsi="Avenir Next LT Pro"/><w:color w:val="303030"/><w:lang w:val="es-CO"/></w:rPr><w:fldChar w:fldCharType="separate"/></w:r><w:r><w:rPr><w:rFonts w:ascii="Avenir Next LT Pro" w:hAnsi="Avenir Next LT Pro" w:cs="Calibri"/><w:noProof/><w:color w:val="303030"/><w:lang w:val="es-CO"/></w:rPr><w:t>5</w:t></w:r><w:r><w:rPr><w:rFonts w:ascii="Avenir Next LT Pro" w:hAnsi="Avenir Next LT Pro"/><w:color w:val="303030"/><w:lang w:val="es-CO"/></w:rPr><w:fldChar w:fldCharType="end"/></w:r><w:r><w:rPr><w:rFonts w:ascii="Avenir Next LT Pro" w:hAnsi="Avenir Next LT Pro"/><w:color w:val="303030"/><w:lang w:val="es-CO"/></w:rPr><w:t>. </w:t></w:r><w:bookmarkEnd w:id="260"/><w:bookmarkEnd w:id="261"/><w:r><w:rPr><w:rFonts w:ascii="Avenir Next LT Pro" w:hAnsi="Avenir Next LT Pro"/><w:color w:val="303030"/><w:lang w:val="es-CO"/></w:rPr><w:t>Mapa detallado de la posición de las fuentes de sonido, objetos relevantes y puntos de monitoreo</w:t></w:r><w:bookmarkEnd w:id="262"/></w:p><w:p><w:pPr><w:pStyle w:val="Descripcin"/><w:spacing w:before="0"/><w:jc w:val="center"/><w:rPr><w:rFonts w:ascii="Avenir Next LT Pro" w:hAnsi="Avenir Next LT Pro"/><w:color w:val="303030"/><w:lang w:val="es-CO"/></w:rPr></w:pPr><w:r><w:rPr><w:rFonts w:ascii="Avenir Next LT Pro" w:hAnsi="Avenir Next LT Pro" w:cs="Calibri"/><w:b w:val="0"/><w:i/><w:color w:val="303030"/><w:lang w:val="es-CO"/></w:rPr><w:t>Fuente: SERAMBIENTE S.A.S., </w:t></w:r><w:commentRangeStart w:id="263"/><w:r><w:rPr><w:rFonts w:ascii="Avenir Next LT Pro" w:hAnsi="Avenir Next LT Pro" w:cs="Calibri"/><w:b w:val="0"/><w:i/><w:color w:val="303030"/><w:lang w:val="es-CO"/></w:rPr><w:t>XXXX</w:t></w:r><w:commentRangeEnd w:id="263"/><w:r><w:rPr><w:rStyle w:val="Refdecomentario"/><w:b w:val="0"/><w:bCs w:val="0"/></w:rPr><w:commentReference w:id="263"/></w:r><w:r><w:rPr><w:rFonts w:ascii="Avenir Next LT Pro" w:hAnsi="Avenir Next LT Pro" w:cs="Calibri"/><w:b w:val="0"/><w:i/><w:color w:val="303030"/><w:lang w:val="es-CO"/></w:rPr><w:t>.</w:t></w:r><w:r><w:rPr><w:rFonts w:ascii="Avenir Next LT Pro" w:hAnsi="Avenir Next LT Pro"/><w:color w:val="303030"/><w:lang w:val="es-CO"/></w:rPr><w:t>{var_4}</w:t></w:r></w:p><w:p><w:pPr><w:pStyle w:val="Ttulo1"/><w:numPr><w:ilvl w:val="0"/><w:numId w:val="9"/></w:numPr><w:spacing w:line="276" w:lineRule="auto"/><w:jc w:val="left"/><w:rPr><w:rFonts w:ascii="Avenir Next LT Pro" w:hAnsi="Avenir Next LT Pro" w:cstheme="minorHAnsi"/><w:bCs w:val="0"/><w:color w:val="303030"/><w:sz w:val="40"/><w:szCs w:val="40"/></w:rPr></w:pPr><w:r><w:rPr><w:rFonts w:ascii="Avenir Next LT Pro" w:hAnsi="Avenir Next LT Pro" w:cstheme="minorHAnsi"/><w:bCs w:val="0"/><w:color w:val="303030"/><w:sz w:val="40"/><w:szCs w:val="40"/></w:rPr><w:lastRenderedPageBreak/><w:t> </w:t></w:r><w:bookmarkStart w:id="264" w:name="_Toc211423092"/><w:bookmarkStart w:id="265" w:name="_Hlk143956334"/><w:bookmarkStart w:id="266" w:name="_Toc215310884"/><w:r><w:rPr><w:rFonts w:ascii="Avenir Next LT Pro" w:hAnsi="Avenir Next LT Pro" w:cstheme="minorHAnsi"/><w:bCs w:val="0"/><w:color w:val="303030"/><w:sz w:val="40"/><w:szCs w:val="40"/></w:rPr><w:t>INCERTIDUMBRE DE MEDICIONES</w:t></w:r><w:bookmarkEnd w:id="264"/><w:bookmarkEnd w:id="266"/></w:p><w:p><w:pPr><w:rPr><w:rFonts w:ascii="Avenir Next LT Pro" w:hAnsi="Avenir Next LT Pro"/><w:color w:val="303030"/></w:rPr></w:pPr></w:p><w:p><w:pPr><w:pStyle w:val="Ttulo2"/><w:rPr><w:rFonts w:ascii="Avenir Next LT Pro" w:hAnsi="Avenir Next LT Pro"/><w:color w:val="303030"/><w:sz w:val="28"/><w:szCs w:val="28"/></w:rPr></w:pPr><w:bookmarkStart w:id="267" w:name="_Toc211423093"/><w:bookmarkStart w:id="268" w:name="_Toc215310885"/><w:r><w:rPr><w:rFonts w:ascii="Avenir Next LT Pro" w:hAnsi="Avenir Next LT Pro"/><w:color w:val="303030"/><w:sz w:val="28"/><w:szCs w:val="28"/></w:rPr><w:t>7.1</w:t></w:r><w:r><w:rPr><w:rFonts w:ascii="Avenir Next LT Pro" w:hAnsi="Avenir Next LT Pro"/><w:color w:val="303030"/><w:sz w:val="28"/><w:szCs w:val="28"/></w:rPr><w:t>.  Regla de decisión </w:t></w:r><w:r><w:rPr><w:rFonts w:ascii="Avenir Next LT Pro" w:hAnsi="Avenir Next LT Pro"/><w:color w:val="303030"/><w:sz w:val="28"/><w:szCs w:val="28"/></w:rPr><w:t>y</w:t></w:r><w:r><w:rPr><w:rFonts w:ascii="Avenir Next LT Pro" w:hAnsi="Avenir Next LT Pro"/><w:color w:val="303030"/><w:sz w:val="28"/><w:szCs w:val="28"/></w:rPr><w:t> declaración de conformidad</w:t></w:r><w:bookmarkEnd w:id="267"/><w:bookmarkEnd w:id="268"/></w:p><w:p><w:pPr><w:rPr><w:color w:val="303030"/></w:rPr></w:pPr></w:p><w:p><w:pPr><w:spacing w:line="360" w:lineRule="auto"/><w:jc w:val="both"/><w:rPr><w:rFonts w:ascii="Avenir Next LT Pro" w:hAnsi="Avenir Next LT Pro"/><w:color w:val="303030"/><w:sz w:val="22"/><w:szCs w:val="22"/></w:rPr></w:pPr><w:r><w:rPr><w:rFonts w:ascii="Avenir Next LT Pro" w:hAnsi="Avenir Next LT Pro"/><w:color w:val="303030"/><w:sz w:val="22"/><w:szCs w:val="22"/></w:rPr><w:t>De acuerdo con el numeral 7.8.6 de la ISO/IEC 17025:2017, la regla de decisión describe cómo se tiene en cuenta la incertidumbre de medición al declarar la conformidad con un requisito especificado.</w:t></w:r></w:p><w:p><w:pPr><w:spacing w:line="360" w:lineRule="auto"/><w:jc w:val="both"/><w:rPr><w:rFonts w:ascii="Avenir Next LT Pro" w:hAnsi="Avenir Next LT Pro"/><w:color w:val="303030"/><w:sz w:val="22"/><w:szCs w:val="22"/></w:rPr></w:pPr></w:p><w:p><w:pPr><w:spacing w:line="360" w:lineRule="auto"/><w:jc w:val="both"/><w:rPr><w:rFonts w:ascii="Avenir Next LT Pro" w:hAnsi="Avenir Next LT Pro"/><w:color w:val="303030"/><w:sz w:val="22"/><w:szCs w:val="22"/></w:rPr></w:pPr><w:r><w:rPr><w:rFonts w:ascii="Avenir Next LT Pro" w:hAnsi="Avenir Next LT Pro"/><w:color w:val="303030"/><w:sz w:val="22"/><w:szCs w:val="22"/></w:rPr><w:t>El laboratorio SERAMBIENTE S.A.S. aplica por defecto la declaración binaria con la regla de aceptación simple (w=0), salvo que el cliente, en la orden de trabajo, solicite una regla de decisión diferente. Esta regla de decisión ha sido previamente documentada y acordada con el cliente, según lo establecido en el procedimiento PO-PSM-84 “Declaración de Conformidad”.</w:t></w:r></w:p><w:p><w:pPr><w:pStyle w:val="Ttulo3"/><w:numPr><w:ilvl w:val="2"/><w:numId w:val="9"/></w:numPr><w:rPr><w:rFonts w:ascii="Avenir Next LT Pro" w:hAnsi="Avenir Next LT Pro"/><w:color w:val="303030"/><w:sz w:val="24"/><w:szCs w:val="24"/></w:rPr></w:pPr><w:bookmarkStart w:id="269" w:name="_Toc209171086"/><w:r><w:rPr><w:rFonts w:ascii="Avenir Next LT Pro" w:hAnsi="Avenir Next LT Pro"/><w:color w:val="303030"/><w:sz w:val="24"/><w:szCs w:val="24"/></w:rPr><w:t>Definición de la regla aplicada</w:t></w:r><w:bookmarkEnd w:id="269"/></w:p><w:p><w:pPr><w:spacing w:before="240" w:line="360" w:lineRule="auto"/><w:jc w:val="both"/><w:rPr><w:rFonts w:ascii="Avenir Next LT Pro" w:hAnsi="Avenir Next LT Pro"/><w:color w:val="303030"/><w:sz w:val="22"/><w:szCs w:val="22"/></w:rPr></w:pPr><w:r><w:rPr><w:rFonts w:ascii="Avenir Next LT Pro" w:hAnsi="Avenir Next LT Pro"/><w:color w:val="303030"/><w:sz w:val="22"/><w:szCs w:val="22"/></w:rPr><w:t>La regla de aceptación simple (w=0) establece que el límite de aceptación es igual al límite de tolerancia. El riesgo específico asociado corresponde a una probabilidad de aceptación falsa (PFA) &lt; 50%.</w:t></w:r></w:p><w:p><w:pPr><w:spacing w:line="360" w:lineRule="auto"/><w:jc w:val="both"/><w:rPr><w:rFonts w:ascii="Avenir Next LT Pro" w:hAnsi="Avenir Next LT Pro"/><w:color w:val="303030"/><w:sz w:val="22"/><w:szCs w:val="22"/></w:rPr></w:pPr></w:p><w:p><w:pPr><w:spacing w:line="360" w:lineRule="auto"/><w:jc w:val="both"/><w:rPr><w:rFonts w:ascii="Avenir Next LT Pro" w:hAnsi="Avenir Next LT Pro"/><w:color w:val="303030"/><w:sz w:val="22"/><w:szCs w:val="22"/></w:rPr></w:pPr><w:r><w:rPr><w:rFonts w:ascii="Avenir Next LT Pro" w:hAnsi="Avenir Next LT Pro"/><w:color w:val="303030"/><w:sz w:val="22"/><w:szCs w:val="22"/></w:rPr><w:t>Bajo esta regla, se definen dos posibles decisiones:</w:t></w:r></w:p><w:p><w:pPr><w:pStyle w:val="Prrafodelista"/><w:numPr><w:ilvl w:val="0"/><w:numId w:val="40"/></w:numPr><w:spacing w:line="360" w:lineRule="auto"/><w:jc w:val="both"/><w:rPr><w:rFonts w:ascii="Avenir Next LT Pro" w:hAnsi="Avenir Next LT Pro"/><w:color w:val="303030"/><w:sz w:val="22"/><w:szCs w:val="22"/></w:rPr></w:pPr><w:r><w:rPr><w:rFonts w:ascii="Avenir Next LT Pro" w:hAnsi="Avenir Next LT Pro"/><w:b/><w:bCs/><w:color w:val="303030"/><w:sz w:val="22"/><w:szCs w:val="22"/></w:rPr><w:t>Pasa (c</w:t></w:r><w:r><w:rPr><w:rFonts w:ascii="Avenir Next LT Pro" w:hAnsi="Avenir Next LT Pro"/><w:b/><w:bCs/><w:color w:val="303030"/><w:sz w:val="22"/><w:szCs w:val="22"/></w:rPr><w:t>onforme</w:t></w:r><w:r><w:rPr><w:rFonts w:ascii="Avenir Next LT Pro" w:hAnsi="Avenir Next LT Pro"/><w:b/><w:bCs/><w:color w:val="303030"/><w:sz w:val="22"/><w:szCs w:val="22"/></w:rPr><w:t>):</w:t></w:r><w:r><w:rPr><w:rFonts w:ascii="Avenir Next LT Pro" w:hAnsi="Avenir Next LT Pro"/><w:color w:val="303030"/><w:sz w:val="22"/><w:szCs w:val="22"/></w:rPr><w:t> El valor medido es menor o igual al límite de aceptación establecido en la normativa vigente.</w:t></w:r></w:p><w:p><w:pPr><w:numPr><w:ilvl w:val="0"/><w:numId w:val="39"/></w:numPr><w:spacing w:line="360" w:lineRule="auto"/><w:jc w:val="both"/><w:rPr><w:rFonts w:ascii="Avenir Next LT Pro" w:hAnsi="Avenir Next LT Pro"/><w:color w:val="303030"/><w:sz w:val="22"/><w:szCs w:val="22"/></w:rPr></w:pPr><w:r><w:rPr><w:rFonts w:ascii="Avenir Next LT Pro" w:hAnsi="Avenir Next LT Pro"/><w:b/><w:bCs/><w:color w:val="303030"/><w:sz w:val="22"/><w:szCs w:val="22"/></w:rPr><w:t>No pasa (no </w:t></w:r><w:r><w:rPr><w:rFonts w:ascii="Avenir Next LT Pro" w:hAnsi="Avenir Next LT Pro"/><w:b/><w:bCs/><w:color w:val="303030"/><w:sz w:val="22"/><w:szCs w:val="22"/></w:rPr><w:t>c</w:t></w:r><w:r><w:rPr><w:rFonts w:ascii="Avenir Next LT Pro" w:hAnsi="Avenir Next LT Pro"/><w:b/><w:bCs/><w:color w:val="303030"/><w:sz w:val="22"/><w:szCs w:val="22"/></w:rPr><w:t>onforme</w:t></w:r><w:r><w:rPr><w:rFonts w:ascii="Avenir Next LT Pro" w:hAnsi="Avenir Next LT Pro"/><w:b/><w:bCs/><w:color w:val="303030"/><w:sz w:val="22"/><w:szCs w:val="22"/></w:rPr><w:t>):</w:t></w:r><w:r><w:rPr><w:rFonts w:ascii="Avenir Next LT Pro" w:hAnsi="Avenir Next LT Pro"/><w:color w:val="303030"/><w:sz w:val="22"/><w:szCs w:val="22"/></w:rPr><w:t> E</w:t></w:r><w:r><w:rPr><w:rFonts w:ascii="Avenir Next LT Pro" w:hAnsi="Avenir Next LT Pro"/><w:color w:val="303030"/><w:sz w:val="22"/><w:szCs w:val="22"/></w:rPr><w:t>l valor medido es mayor al límite de aceptación establecido en la normativa vigente.</w:t></w:r></w:p><w:p><w:pPr><w:pStyle w:val="Ttulo3"/><w:numPr><w:ilvl w:val="2"/><w:numId w:val="9"/></w:numPr><w:spacing w:line="360" w:lineRule="auto"/><w:rPr><w:rFonts w:ascii="Avenir Next LT Pro" w:hAnsi="Avenir Next LT Pro"/><w:color w:val="303030"/><w:sz w:val="24"/><w:szCs w:val="24"/></w:rPr></w:pPr><w:bookmarkStart w:id="270" w:name="_Toc209171087"/><w:r><w:rPr><w:rFonts w:ascii="Avenir Next LT Pro" w:hAnsi="Avenir Next LT Pro"/><w:color w:val="303030"/><w:sz w:val="24"/><w:szCs w:val="24"/></w:rPr><w:t>Declaración de conformidad</w:t></w:r><w:bookmarkEnd w:id="270"/></w:p><w:p><w:pPr><w:spacing w:line="360" w:lineRule="auto"/><w:jc w:val="both"/><w:rPr><w:rFonts w:ascii="Avenir Next LT Pro" w:hAnsi="Avenir Next LT Pro"/><w:color w:val="303030"/><w:sz w:val="22"/><w:szCs w:val="22"/></w:rPr></w:pPr><w:bookmarkStart w:id="271" w:name="_Hlk209528942"/><w:r><w:rPr><w:rFonts w:ascii="Avenir Next LT Pro" w:hAnsi="Avenir Next LT Pro"/><w:color w:val="303030"/><w:sz w:val="22"/><w:szCs w:val="22"/></w:rPr><w:t>La conformidad se determina aplicando la regla de aceptación simple (w=0), consistente en la comparación directa entre el resultado de ensayo y el límite normativo, sin considerar la incertidumbre de medición.</w:t></w:r></w:p><w:p><w:pPr><w:spacing w:line="360" w:lineRule="auto"/><w:jc w:val="both"/><w:rPr><w:rFonts w:ascii="Avenir Next LT Pro" w:hAnsi="Avenir Next LT Pro"/><w:color w:val="303030"/><w:sz w:val="22"/><w:szCs w:val="22"/></w:rPr></w:pPr></w:p><w:p><w:pPr><w:spacing w:line="360" w:lineRule="auto"/><w:jc w:val="both"/><w:rPr><w:rFonts w:ascii="Avenir Next LT Pro" w:hAnsi="Avenir Next LT Pro"/><w:color w:val="303030"/><w:sz w:val="22"/><w:szCs w:val="22"/></w:rPr></w:pPr><w:r><w:rPr><w:rFonts w:ascii="Avenir Next LT Pro" w:hAnsi="Avenir Next LT Pro"/><w:color w:val="303030"/><w:sz w:val="22"/><w:szCs w:val="22"/></w:rPr><w:t>La aplicación de esta regla implica que, en resultados cercanos al límite normativo, puede existir un riesgo de aceptación o rechazo incorrecto debido a la incertidumbre de </w:t></w:r><w:r><w:rPr><w:rFonts w:ascii="Avenir Next LT Pro" w:hAnsi="Avenir Next LT Pro"/><w:color w:val="303030"/><w:sz w:val="22"/><w:szCs w:val="22"/></w:rPr><w:lastRenderedPageBreak/><w:t>medición. Dicho riesgo ha sido reconocido y aceptado por el laboratorio y el cliente al seleccionar la regla de decisión correspondiente.</w:t></w:r></w:p><w:p><w:pPr><w:spacing w:line="360" w:lineRule="auto"/><w:jc w:val="both"/><w:rPr><w:rFonts w:ascii="Avenir Next LT Pro" w:hAnsi="Avenir Next LT Pro"/><w:color w:val="303030"/><w:sz w:val="22"/><w:szCs w:val="22"/></w:rPr></w:pPr></w:p><w:bookmarkEnd w:id="271"/><w:p><w:pPr><w:spacing w:after="240" w:line="360" w:lineRule="auto"/><w:jc w:val="both"/><w:rPr><w:rFonts w:ascii="Avenir Next LT Pro" w:hAnsi="Avenir Next LT Pro"/><w:color w:val="303030"/><w:sz w:val="22"/><w:szCs w:val="22"/></w:rPr></w:pPr><w:r><w:rPr><w:rFonts w:ascii="Avenir Next LT Pro" w:hAnsi="Avenir Next LT Pro"/><w:color w:val="303030"/><w:sz w:val="22"/><w:szCs w:val="22"/></w:rPr><w:t>En la </w:t></w:r><w:r><w:rPr><w:rFonts w:ascii="Avenir Next LT Pro" w:hAnsi="Avenir Next LT Pro"/><w:color w:val="303030"/><w:sz w:val="22"/><w:szCs w:val="22"/></w:rPr><w:fldChar w:fldCharType="begin"/></w:r><w:r><w:rPr><w:rFonts w:ascii="Avenir Next LT Pro" w:hAnsi="Avenir Next LT Pro"/><w:color w:val="303030"/><w:sz w:val="22"/><w:szCs w:val="22"/></w:rPr><w:instrText xml:space="preserve"> REF _Ref140055275 \h  \* MERGEFORMAT </w:instrText></w:r><w:r><w:rPr><w:rFonts w:ascii="Avenir Next LT Pro" w:hAnsi="Avenir Next LT Pro"/><w:color w:val="303030"/><w:sz w:val="22"/><w:szCs w:val="22"/></w:rPr></w:r><w:r><w:rPr><w:rFonts w:ascii="Avenir Next LT Pro" w:hAnsi="Avenir Next LT Pro"/><w:color w:val="303030"/><w:sz w:val="22"/><w:szCs w:val="22"/></w:rPr><w:fldChar w:fldCharType="separate"/></w:r><w:r><w:rPr><w:rFonts w:ascii="Avenir Next LT Pro" w:hAnsi="Avenir Next LT Pro" w:cs="Calibri"/><w:b/><w:bCs/><w:color w:val="303030"/><w:sz w:val="22"/><w:szCs w:val="22"/></w:rPr><w:t>Figura </w:t></w:r><w:r><w:rPr><w:rFonts w:ascii="Avenir Next LT Pro" w:hAnsi="Avenir Next LT Pro" w:cs="Calibri"/><w:b/><w:bCs/><w:noProof/><w:color w:val="303030"/><w:sz w:val="22"/><w:szCs w:val="22"/></w:rPr><w:t>6</w:t></w:r><w:r><w:rPr><w:rFonts w:ascii="Avenir Next LT Pro" w:hAnsi="Avenir Next LT Pro"/><w:color w:val="303030"/><w:sz w:val="22"/><w:szCs w:val="22"/></w:rPr><w:fldChar w:fldCharType="end"/></w:r><w:r><w:rPr><w:rFonts w:ascii="Avenir Next LT Pro" w:hAnsi="Avenir Next LT Pro"/><w:color w:val="303030"/><w:sz w:val="22"/><w:szCs w:val="22"/></w:rPr><w:t> se relaciona la representación gráfica de una declaración binaria para una regla de aceptación simple</w:t></w:r><w:r><w:rPr><w:rFonts w:ascii="Avenir Next LT Pro" w:hAnsi="Avenir Next LT Pro"/><w:color w:val="303030"/><w:sz w:val="22"/><w:szCs w:val="22"/></w:rPr><w:t>. </w:t></w:r></w:p><w:p><w:pPr><w:spacing w:line="276" w:lineRule="auto"/><w:jc w:val="center"/><w:rPr><w:rFonts w:ascii="Avenir Next LT Pro" w:hAnsi="Avenir Next LT Pro"/><w:color w:val="303030"/></w:rPr></w:pPr><w:r><w:rPr><w:rFonts w:ascii="Avenir Next LT Pro" w:hAnsi="Avenir Next LT Pro"/><w:noProof/><w:color w:val="303030"/></w:rPr><w:drawing><wp:inline distT="0" distB="0" distL="0" distR="0" wp14:anchorId="28C74E80" wp14:editId="60FA5DDC"><wp:extent cx="5496861" cy="1837885"/><wp:effectExtent l="19050" t="19050" r="27940" b="10160"/><wp:docPr id="3" name="Imagen 3"/><wp:cNvGraphicFramePr><a:graphicFrameLocks xmlns:a="http://schemas.openxmlformats.org/drawingml/2006/main" noChangeAspect="1"/></wp:cNvGraphicFramePr><a:graphic xmlns:a="http://schemas.openxmlformats.org/drawingml/2006/main"><a:graphicData uri="http://schemas.openxmlformats.org/drawingml/2006/picture"><pic:pic xmlns:pic="http://schemas.openxmlformats.org/drawingml/2006/picture"><pic:nvPicPr><pic:cNvPr id="3" name="Imagen 3"/><pic:cNvPicPr/></pic:nvPicPr><pic:blipFill><a:blip r:embed="rId14"><a:clrChange><a:clrFrom><a:srgbClr val="FFFFFF"/></a:clrFrom><a:clrTo><a:srgbClr val="FFFFFF"><a:alpha val="0"/></a:srgbClr></a:clrTo></a:clrChange></a:blip><a:stretch><a:fillRect/></a:stretch></pic:blipFill><pic:spPr><a:xfrm><a:off x="0" y="0"/><a:ext cx="5563187" cy="1860061"/></a:xfrm><a:prstGeom prst="rect"><a:avLst/></a:prstGeom><a:ln><a:solidFill><a:srgbClr val="004CAB"/></a:solidFill></a:ln></pic:spPr></pic:pic></a:graphicData></a:graphic></wp:inline></w:drawing></w:r></w:p><w:p><w:pPr><w:jc w:val="center"/><w:rPr><w:rFonts w:ascii="Avenir Next LT Pro" w:hAnsi="Avenir Next LT Pro" w:cs="Calibri"/><w:b/><w:bCs/><w:color w:val="303030"/><w:sz w:val="20"/><w:szCs w:val="20"/></w:rPr></w:pPr><w:bookmarkStart w:id="272" w:name="_Ref140055275"/><w:bookmarkStart w:id="273" w:name="_Toc143861510"/><w:bookmarkStart w:id="274" w:name="_Toc198219836"/><w:r><w:rPr><w:rFonts w:ascii="Avenir Next LT Pro" w:hAnsi="Avenir Next LT Pro" w:cs="Calibri"/><w:b/><w:bCs/><w:color w:val="303030"/><w:sz w:val="20"/><w:szCs w:val="20"/></w:rPr><w:t>Figura </w:t></w:r><w:r><w:rPr><w:rFonts w:ascii="Avenir Next LT Pro" w:hAnsi="Avenir Next LT Pro" w:cs="Calibri"/><w:b/><w:bCs/><w:color w:val="303030"/><w:sz w:val="20"/><w:szCs w:val="20"/></w:rPr><w:fldChar w:fldCharType="begin"/></w:r><w:r><w:rPr><w:rFonts w:ascii="Avenir Next LT Pro" w:hAnsi="Avenir Next LT Pro" w:cs="Calibri"/><w:b/><w:bCs/><w:color w:val="303030"/><w:sz w:val="20"/><w:szCs w:val="20"/></w:rPr><w:instrText xml:space="preserve"> SEQ Figura \* ARABIC </w:instrText></w:r><w:r><w:rPr><w:rFonts w:ascii="Avenir Next LT Pro" w:hAnsi="Avenir Next LT Pro" w:cs="Calibri"/><w:b/><w:bCs/><w:color w:val="303030"/><w:sz w:val="20"/><w:szCs w:val="20"/></w:rPr><w:fldChar w:fldCharType="separate"/></w:r><w:r><w:rPr><w:rFonts w:ascii="Avenir Next LT Pro" w:hAnsi="Avenir Next LT Pro" w:cs="Calibri"/><w:b/><w:bCs/><w:noProof/><w:color w:val="303030"/><w:sz w:val="20"/><w:szCs w:val="20"/></w:rPr><w:t>6</w:t></w:r><w:r><w:rPr><w:rFonts w:ascii="Avenir Next LT Pro" w:hAnsi="Avenir Next LT Pro" w:cs="Calibri"/><w:b/><w:bCs/><w:color w:val="303030"/><w:sz w:val="20"/><w:szCs w:val="20"/></w:rPr><w:fldChar w:fldCharType="end"/></w:r><w:bookmarkEnd w:id="272"/><w:r><w:rPr><w:rFonts w:ascii="Avenir Next LT Pro" w:hAnsi="Avenir Next LT Pro" w:cs="Calibri"/><w:b/><w:bCs/><w:color w:val="303030"/><w:sz w:val="20"/><w:szCs w:val="20"/></w:rPr><w:t>. Declaración binaria con la regla de aceptación simple</w:t></w:r><w:bookmarkEnd w:id="273"/><w:bookmarkEnd w:id="274"/><w:r><w:rPr><w:rFonts w:ascii="Avenir Next LT Pro" w:hAnsi="Avenir Next LT Pro" w:cs="Calibri"/><w:b/><w:bCs/><w:color w:val="303030"/><w:sz w:val="20"/><w:szCs w:val="20"/></w:rPr><w:t> </w:t></w:r></w:p><w:p><w:pPr><w:spacing w:line="360" w:lineRule="auto"/><w:jc w:val="center"/><w:rPr><w:rFonts w:ascii="Avenir Next LT Pro" w:hAnsi="Avenir Next LT Pro"/><w:b/><w:bCs/><w:color w:val="303030"/><w:sz w:val="20"/><w:szCs w:val="20"/></w:rPr></w:pPr><w:r><w:rPr><w:rStyle w:val="nfasis"/><w:rFonts w:ascii="Avenir Next LT Pro" w:hAnsi="Avenir Next LT Pro" w:cstheme="majorHAnsi"/><w:i w:val="0"/><w:color w:val="303030"/><w:sz w:val="20"/><w:szCs w:val="20"/></w:rPr><w:t>Fuente: </w:t></w:r><w:r><w:rPr><w:rFonts w:ascii="Avenir Next LT Pro" w:hAnsi="Avenir Next LT Pro"/><w:i/><w:iCs/><w:color w:val="303030"/><w:sz w:val="20"/><w:szCs w:val="20"/></w:rPr><w:t>ILAC-G8:09/2019</w:t></w:r><w:r><w:rPr><w:rFonts w:ascii="Avenir Next LT Pro" w:hAnsi="Avenir Next LT Pro"/><w:color w:val="303030"/><w:sz w:val="20"/><w:szCs w:val="20"/></w:rPr><w:t>. </w:t></w:r></w:p><w:p><w:pPr><w:pStyle w:val="Ttulo3"/><w:numPr><w:ilvl w:val="2"/><w:numId w:val="9"/></w:numPr><w:rPr><w:rFonts w:ascii="Avenir Next LT Pro" w:hAnsi="Avenir Next LT Pro"/><w:color w:val="303030"/><w:sz w:val="24"/><w:szCs w:val="24"/><w:lang w:val="es-CO"/></w:rPr></w:pPr><w:r><w:rPr><w:rFonts w:ascii="Avenir Next LT Pro" w:hAnsi="Avenir Next LT Pro"/><w:color w:val="303030"/><w:sz w:val="24"/><w:szCs w:val="24"/><w:lang w:val="es-CO"/></w:rPr><w:t>Incertidumbre del resultado (U±)</w:t></w:r></w:p><w:p><w:pPr><w:spacing w:line="360" w:lineRule="auto"/><w:jc w:val="both"/><w:rPr><w:rFonts w:ascii="Avenir Next LT Pro" w:hAnsi="Avenir Next LT Pro" w:cstheme="minorHAnsi"/><w:color w:val="303030"/><w:sz w:val="22"/><w:szCs w:val="22"/></w:rPr></w:pPr></w:p><w:p><w:pPr><w:spacing w:line="360" w:lineRule="auto"/><w:jc w:val="both"/><w:rPr><w:color w:val="303030"/></w:rPr></w:pPr><w:r><w:rPr><w:rFonts w:ascii="Avenir Next LT Pro" w:hAnsi="Avenir Next LT Pro"/><w:color w:val="303030"/><w:sz w:val="22"/><w:szCs w:val="22"/></w:rPr><w:t>En el </w:t></w:r><w:commentRangeStart w:id="275"/><w:r><w:rPr><w:rFonts w:ascii="Avenir Next LT Pro" w:hAnsi="Avenir Next LT Pro"/><w:b/><w:bCs/><w:color w:val="303030"/><w:sz w:val="22"/><w:szCs w:val="22"/></w:rPr><w:t>{en_el_1}</w:t></w:r><w:r><w:rPr><w:rFonts w:ascii="Avenir Next LT Pro" w:hAnsi="Avenir Next LT Pro"/><w:b/><w:bCs/><w:color w:val="303030"/><w:sz w:val="22"/><w:szCs w:val="22"/></w:rPr></w:r><w:commentRangeEnd w:id="275"/><w:r><w:rPr><w:rStyle w:val="Refdecomentario"/><w:rFonts w:ascii="Tahoma" w:hAnsi="Tahoma"/><w:b/><w:bCs/><w:szCs w:val="20"/><w:lang w:val="es-MX" w:eastAsia="es-MX"/></w:rPr></w:r><w:r><w:rPr><w:rFonts w:ascii="Avenir Next LT Pro" w:hAnsi="Avenir Next LT Pro"/><w:b/><w:bCs/><w:color w:val="303030"/><w:sz w:val="22"/><w:szCs w:val="22"/></w:rPr></w:r><w:r><w:rPr><w:rFonts w:ascii="Avenir Next LT Pro" w:hAnsi="Avenir Next LT Pro"/><w:b/><w:bCs/><w:color w:val="303030"/><w:sz w:val="22"/><w:szCs w:val="22"/></w:rPr></w:r><w:r><w:rPr><w:rFonts w:ascii="Avenir Next LT Pro" w:hAnsi="Avenir Next LT Pro"/><w:b/><w:bCs/><w:color w:val="303030"/><w:sz w:val="22"/><w:szCs w:val="22"/></w:rPr></w:r><w:r><w:rPr><w:rFonts w:ascii="Avenir Next LT Pro" w:hAnsi="Avenir Next LT Pro"/><w:b/><w:bCs/><w:color w:val="303030"/><w:sz w:val="22"/><w:szCs w:val="22"/></w:rPr></w:r><w:r><w:rPr><w:rFonts w:ascii="Avenir Next LT Pro" w:hAnsi="Avenir Next LT Pro"/><w:color w:val="303030"/><w:sz w:val="22"/><w:szCs w:val="22"/></w:rPr><w:t> </w:t></w:r><w:r><w:rPr><w:rFonts w:ascii="Avenir Next LT Pro" w:hAnsi="Avenir Next LT Pro"/><w:color w:val="303030"/><w:sz w:val="22"/><w:szCs w:val="22"/></w:rPr><w:t>se presenta las incertidumbres de los resultados asociados</w:t></w:r><w:r><w:rPr><w:rFonts w:ascii="Avenir Next LT Pro" w:hAnsi="Avenir Next LT Pro"/><w:color w:val="303030"/><w:sz w:val="22"/><w:szCs w:val="22"/></w:rPr><w:t> los resultados obtenidos</w:t></w:r><w:r><w:rPr><w:rFonts w:ascii="Avenir Next LT Pro" w:hAnsi="Avenir Next LT Pro"/><w:color w:val="303030"/><w:sz w:val="22"/><w:szCs w:val="22"/></w:rPr><w:t>, </w:t></w:r><w:r><w:rPr><w:rFonts w:ascii="Avenir Next LT Pro" w:hAnsi="Avenir Next LT Pro"/><w:color w:val="303030"/><w:sz w:val="22"/><w:szCs w:val="22"/></w:rPr><w:t>{se_presenta_las_incertidumbres_de_los_resultados_a_1}</w:t></w:r><w:r><w:rPr><w:rFonts w:ascii="Avenir Next LT Pro" w:hAnsi="Avenir Next LT Pro"/><w:color w:val="303030"/><w:sz w:val="22"/><w:szCs w:val="22"/></w:rPr><w:t>.</w:t></w:r></w:p><w:p><w:pPr><w:spacing w:line="360" w:lineRule="auto"/><w:jc w:val="both"/><w:rPr><w:rFonts w:ascii="Avenir Next LT Pro" w:hAnsi="Avenir Next LT Pro" w:cstheme="minorHAnsi"/><w:color w:val="303030"/><w:sz w:val="22"/><w:szCs w:val="22"/></w:rPr></w:pPr></w:p><w:p><w:pPr><w:spacing w:line="360" w:lineRule="auto"/><w:jc w:val="both"/><w:rPr><w:rFonts w:ascii="Avenir Next LT Pro" w:hAnsi="Avenir Next LT Pro" w:cstheme="minorHAnsi"/><w:color w:val="303030"/><w:sz w:val="22"/><w:szCs w:val="22"/></w:rPr></w:pPr><w:r><w:rPr><w:rFonts w:ascii="Avenir Next LT Pro" w:hAnsi="Avenir Next LT Pro" w:cstheme="minorHAnsi"/><w:color w:val="303030"/><w:sz w:val="22"/><w:szCs w:val="22"/></w:rPr><w:t>{var_4}</w:t></w:r></w:p><w:p><w:pPr><w:pStyle w:val="Ttulo1"/><w:jc w:val="both"/><w:rPr><w:rFonts w:ascii="Avenir Next LT Pro" w:hAnsi="Avenir Next LT Pro" w:cstheme="minorHAnsi"/><w:bCs w:val="0"/><w:color w:val="303030"/><w:sz w:val="40"/><w:szCs w:val="40"/></w:rPr></w:pPr><w:bookmarkStart w:id="276" w:name="_Toc211423094"/><w:bookmarkStart w:id="277" w:name="_Toc215310886"/><w:bookmarkEnd w:id="265"/><w:r><w:rPr><w:rFonts w:ascii="Avenir Next LT Pro" w:hAnsi="Avenir Next LT Pro" w:cstheme="minorHAnsi"/><w:bCs w:val="0"/><w:color w:val="303030"/><w:sz w:val="40"/><w:szCs w:val="40"/></w:rPr><w:lastRenderedPageBreak/><w:t>8</w:t></w:r><w:r><w:rPr><w:rFonts w:ascii="Avenir Next LT Pro" w:hAnsi="Avenir Next LT Pro" w:cstheme="minorHAnsi"/><w:bCs w:val="0"/><w:color w:val="303030"/><w:sz w:val="40"/><w:szCs w:val="40"/></w:rPr><w:t>. CONCLUSIONES</w:t></w:r><w:r><w:rPr><w:rFonts w:ascii="Avenir Next LT Pro" w:hAnsi="Avenir Next LT Pro" w:cstheme="minorHAnsi"/><w:bCs w:val="0"/><w:color w:val="303030"/><w:sz w:val="40"/><w:szCs w:val="40"/></w:rPr><w:t> Y RECOMENDACIONES</w:t></w:r><w:bookmarkEnd w:id="276"/><w:bookmarkEnd w:id="277"/></w:p><w:p><w:pPr><w:rPr><w:rFonts w:ascii="Avenir Next LT Pro" w:hAnsi="Avenir Next LT Pro" w:cs="Arial"/><w:color w:val="303030"/><w:sz w:val="20"/><w:szCs w:val="20"/></w:rPr></w:pPr></w:p><w:p><w:pPr><w:tabs><w:tab w:val="num" w:pos="221"/></w:tabs><w:spacing w:after="240" w:line="360" w:lineRule="auto"/><w:jc w:val="both"/><w:rPr><w:rFonts w:ascii="Avenir Next LT Pro" w:hAnsi="Avenir Next LT Pro" w:cstheme="minorHAnsi"/><w:color w:val="303030"/><w:sz w:val="22"/><w:szCs w:val="22"/></w:rPr></w:pPr><w:r><w:rPr><w:rFonts w:ascii="Avenir Next LT Pro" w:hAnsi="Avenir Next LT Pro" w:cstheme="minorHAnsi"/><w:color w:val="303030"/><w:sz w:val="22"/><w:szCs w:val="22"/></w:rPr><w:t>Las mediciones de </w:t></w:r><w:r><w:rPr><w:rFonts w:ascii="Avenir Next LT Pro" w:hAnsi="Avenir Next LT Pro" w:cstheme="minorHAnsi"/><w:color w:val="303030"/><w:sz w:val="22"/><w:szCs w:val="22"/></w:rPr><w:t>ruido intradomiciliario </w:t></w:r><w:r><w:rPr><w:rFonts w:ascii="Avenir Next LT Pro" w:hAnsi="Avenir Next LT Pro" w:cstheme="minorHAnsi"/><w:color w:val="303030"/><w:sz w:val="22"/><w:szCs w:val="22"/></w:rPr><w:t>realizadas </w:t></w:r><w:r><w:rPr><w:rFonts w:ascii="Avenir Next LT Pro" w:hAnsi="Avenir Next LT Pro" w:cstheme="minorHAnsi"/><w:color w:val="303030"/><w:sz w:val="22"/><w:szCs w:val="22"/></w:rPr><w:t>el día </w:t></w:r><w:r><w:rPr><w:rFonts w:ascii="Avenir Next LT Pro" w:hAnsi="Avenir Next LT Pro" w:cstheme="minorHAnsi"/><w:color w:val="303030"/><w:sz w:val="22"/><w:szCs w:val="22"/></w:rPr><w:t>{las_mediciones_de_ruido_intradomiciliario_realizad_1}</w:t></w:r><w:r><w:rPr><w:rFonts w:ascii="Avenir Next LT Pro" w:hAnsi="Avenir Next LT Pro" w:cstheme="minorHAnsi"/><w:color w:val="303030"/><w:sz w:val="22"/><w:szCs w:val="22"/></w:rPr></w:r><w:r><w:rPr><w:rFonts w:ascii="Avenir Next LT Pro" w:hAnsi="Avenir Next LT Pro" w:cstheme="minorHAnsi"/><w:color w:val="303030"/><w:sz w:val="22"/><w:szCs w:val="22"/></w:rPr></w:r><w:r><w:rPr><w:rFonts w:ascii="Avenir Next LT Pro" w:hAnsi="Avenir Next LT Pro" w:cstheme="minorHAnsi"/><w:color w:val="303030"/><w:sz w:val="22"/><w:szCs w:val="22"/></w:rPr></w:r><w:r><w:rPr><w:rFonts w:ascii="Avenir Next LT Pro" w:hAnsi="Avenir Next LT Pro" w:cstheme="minorHAnsi"/><w:color w:val="303030"/><w:sz w:val="22"/><w:szCs w:val="22"/></w:rPr></w:r><w:r><w:rPr><w:rFonts w:ascii="Avenir Next LT Pro" w:hAnsi="Avenir Next LT Pro" w:cstheme="minorHAnsi"/><w:color w:val="303030"/><w:sz w:val="22"/><w:szCs w:val="22"/></w:rPr></w:r><w:r><w:rPr><w:rFonts w:ascii="Avenir Next LT Pro" w:hAnsi="Avenir Next LT Pro" w:cstheme="minorHAnsi"/><w:color w:val="303030"/><w:sz w:val="22"/><w:szCs w:val="22"/></w:rPr><w:t>en el área de estudio de la compañía </w:t></w:r><w:r><w:rPr><w:rFonts w:ascii="Avenir Next LT Pro" w:hAnsi="Avenir Next LT Pro" w:cstheme="minorHAnsi"/><w:b/><w:bCs/><w:color w:val="303030"/><w:sz w:val="22"/><w:szCs w:val="22"/></w:rPr><w:t>{en_el_area_de_estudio_de_la_compa_ia_1}</w:t></w:r><w:r><w:rPr><w:rFonts w:ascii="Avenir Next LT Pro" w:hAnsi="Avenir Next LT Pro" w:cstheme="minorHAnsi"/><w:color w:val="303030"/><w:sz w:val="22"/><w:szCs w:val="22"/></w:rPr></w:r><w:r><w:rPr><w:rFonts w:ascii="Avenir Next LT Pro" w:hAnsi="Avenir Next LT Pro" w:cstheme="minorHAnsi"/><w:color w:val="303030"/><w:sz w:val="22"/><w:szCs w:val="22"/></w:rPr></w:r><w:r><w:rPr><w:rFonts w:ascii="Avenir Next LT Pro" w:hAnsi="Avenir Next LT Pro" w:cstheme="minorHAnsi"/><w:color w:val="303030"/><w:sz w:val="22"/><w:szCs w:val="22"/></w:rPr><w:t>la cual se localiza </w:t></w:r><w:r><w:rPr><w:rFonts w:ascii="Avenir Next LT Pro" w:hAnsi="Avenir Next LT Pro" w:cstheme="minorHAnsi"/><w:color w:val="303030"/><w:sz w:val="22"/><w:szCs w:val="22"/></w:rPr><w:t>{en_el_area_de_estudio_de_la_compa_ia_la_cual_se_lo_1}</w:t></w:r><w:r><w:rPr><w:rFonts w:ascii="Avenir Next LT Pro" w:hAnsi="Avenir Next LT Pro" w:cstheme="minorHAnsi"/><w:color w:val="303030"/><w:sz w:val="22"/><w:szCs w:val="22"/></w:rPr></w:r><w:r><w:rPr><w:rFonts w:ascii="Avenir Next LT Pro" w:hAnsi="Avenir Next LT Pro" w:cstheme="minorHAnsi"/><w:color w:val="303030"/><w:sz w:val="22"/><w:szCs w:val="22"/></w:rPr></w:r><w:r><w:rPr><w:rFonts w:ascii="Avenir Next LT Pro" w:hAnsi="Avenir Next LT Pro" w:cstheme="minorHAnsi"/><w:color w:val="303030"/><w:sz w:val="22"/><w:szCs w:val="22"/></w:rPr><w:t>se</w:t></w:r><w:r><w:rPr><w:rFonts w:ascii="Avenir Next LT Pro" w:hAnsi="Avenir Next LT Pro" w:cstheme="minorHAnsi"/><w:color w:val="303030"/><w:sz w:val="22"/><w:szCs w:val="22"/></w:rPr><w:t> compararon </w:t></w:r><w:r><w:rPr><w:rFonts w:ascii="Avenir Next LT Pro" w:hAnsi="Avenir Next LT Pro" w:cstheme="minorHAnsi"/><w:color w:val="303030"/><w:sz w:val="22"/><w:szCs w:val="22"/></w:rPr><w:t>con la Resolución 8321 de 1983</w:t></w:r><w:r><w:rPr><w:rFonts w:ascii="Avenir Next LT Pro" w:hAnsi="Avenir Next LT Pro" w:cstheme="minorHAnsi"/><w:color w:val="303030"/><w:sz w:val="22"/><w:szCs w:val="22"/></w:rPr><w:t>, </w:t></w:r><w:r><w:rPr><w:rFonts w:ascii="Avenir Next LT Pro" w:hAnsi="Avenir Next LT Pro" w:cs="Calibri"/><w:color w:val="303030"/><w:sz w:val="22"/><w:szCs w:val="22"/></w:rPr><w:t>de lo cual se puede concluir lo siguiente:</w:t></w:r><w:r><w:rPr><w:rFonts w:ascii="Avenir Next LT Pro" w:hAnsi="Avenir Next LT Pro" w:cs="Calibri"/><w:color w:val="303030"/><w:sz w:val="22"/><w:szCs w:val="22"/></w:rPr><w:t> </w:t></w:r></w:p><w:p><w:pPr><w:pStyle w:val="Prrafodelista"/><w:numPr><w:ilvl w:val="0"/><w:numId w:val="33"/></w:numPr><w:spacing w:line="360" w:lineRule="auto"/><w:jc w:val="both"/><w:rPr><w:rFonts w:ascii="Avenir Next LT Pro" w:hAnsi="Avenir Next LT Pro" w:cs="Calibri"/><w:color w:val="303030"/><w:sz w:val="22"/><w:szCs w:val="22"/></w:rPr></w:pPr><w:r><w:rPr><w:rFonts w:ascii="Avenir Next LT Pro" w:hAnsi="Avenir Next LT Pro" w:cs="Calibri"/><w:color w:val="303030"/><w:sz w:val="22"/><w:szCs w:val="22"/></w:rPr><w:t>{var_52}</w:t></w:r><w:r><w:rPr><w:rFonts w:ascii="Avenir Next LT Pro" w:hAnsi="Avenir Next LT Pro" w:cs="Calibri"/><w:color w:val="303030"/><w:sz w:val="22"/><w:szCs w:val="22"/></w:rPr></w:r><w:r><w:rPr><w:rFonts w:ascii="Avenir Next LT Pro" w:hAnsi="Avenir Next LT Pro" w:cs="Calibri"/><w:color w:val="303030"/><w:sz w:val="22"/><w:szCs w:val="22"/></w:rPr></w:r><w:commentRangeStart w:id="278"/><w:r><w:rPr><w:rFonts w:ascii="Avenir Next LT Pro" w:hAnsi="Avenir Next LT Pro" w:cs="Calibri"/><w:color w:val="303030"/><w:sz w:val="22"/><w:szCs w:val="22"/></w:rPr></w:r><w:commentRangeEnd w:id="278"/><w:r><w:rPr><w:rStyle w:val="Refdecomentario"/><w:rFonts w:ascii="Tahoma" w:hAnsi="Tahoma"/><w:lang w:val="es-MX" w:eastAsia="es-MX"/></w:rPr><w:commentReference w:id="278"/></w:r><w:r><w:rPr><w:rFonts w:ascii="Avenir Next LT Pro" w:hAnsi="Avenir Next LT Pro" w:cs="Calibri"/><w:color w:val="303030"/><w:sz w:val="22"/><w:szCs w:val="22"/></w:rPr><w:t>{var_53}</w:t></w:r><w:r><w:rPr><w:rFonts w:ascii="Avenir Next LT Pro" w:hAnsi="Avenir Next LT Pro" w:cs="Calibri"/><w:color w:val="303030"/><w:sz w:val="22"/><w:szCs w:val="22"/></w:rPr></w:r><w:r><w:rPr><w:rFonts w:ascii="Avenir Next LT Pro" w:hAnsi="Avenir Next LT Pro" w:cs="Calibri"/><w:color w:val="303030"/><w:sz w:val="22"/><w:szCs w:val="22"/></w:rPr></w:r><w:r><w:rPr><w:rFonts w:ascii="Avenir Next LT Pro" w:hAnsi="Avenir Next LT Pro" w:cs="Calibri"/><w:color w:val="303030"/><w:sz w:val="22"/><w:szCs w:val="22"/></w:rPr></w:r></w:p><w:p><w:pPr><w:spacing w:line="360" w:lineRule="auto"/><w:jc w:val="both"/><w:rPr><w:rFonts w:ascii="Avenir Next LT Pro" w:hAnsi="Avenir Next LT Pro" w:cs="Calibri"/><w:color w:val="303030"/><w:sz w:val="22"/><w:szCs w:val="22"/></w:rPr></w:pPr></w:p><w:p><w:pPr><w:pStyle w:val="Prrafodelista"/><w:numPr><w:ilvl w:val="0"/><w:numId w:val="33"/></w:numPr><w:spacing w:line="360" w:lineRule="auto"/><w:jc w:val="both"/><w:rPr><w:rFonts w:ascii="Avenir Next LT Pro" w:hAnsi="Avenir Next LT Pro" w:cs="Calibri"/><w:color w:val="303030"/><w:sz w:val="22"/><w:szCs w:val="22"/></w:rPr></w:pPr><w:r><w:rPr><w:rFonts w:ascii="Avenir Next LT Pro" w:hAnsi="Avenir Next LT Pro" w:cs="Calibri"/><w:color w:val="303030"/><w:sz w:val="22"/><w:szCs w:val="22"/></w:rPr><w:t>{var_54}</w:t></w:r><w:r><w:rPr><w:rFonts w:ascii="Avenir Next LT Pro" w:hAnsi="Avenir Next LT Pro" w:cs="Calibri"/><w:color w:val="303030"/><w:sz w:val="22"/><w:szCs w:val="22"/></w:rPr></w:r><w:r><w:rPr><w:rFonts w:ascii="Avenir Next LT Pro" w:hAnsi="Avenir Next LT Pro" w:cs="Calibri"/><w:color w:val="303030"/><w:sz w:val="22"/><w:szCs w:val="22"/></w:rPr></w:r><w:r><w:rPr><w:rFonts w:ascii="Avenir Next LT Pro" w:hAnsi="Avenir Next LT Pro" w:cs="Calibri"/><w:color w:val="303030"/><w:sz w:val="22"/><w:szCs w:val="22"/></w:rPr></w:r><w:r><w:rPr><w:rFonts w:ascii="Avenir Next LT Pro" w:hAnsi="Avenir Next LT Pro" w:cs="Calibri"/><w:color w:val="303030"/><w:sz w:val="22"/><w:szCs w:val="22"/></w:rPr></w:r><w:r><w:rPr><w:rFonts w:ascii="Avenir Next LT Pro" w:hAnsi="Avenir Next LT Pro" w:cs="Calibri"/><w:color w:val="303030"/><w:sz w:val="22"/><w:szCs w:val="22"/></w:rPr></w:r><w:r><w:rPr><w:rFonts w:ascii="Avenir Next LT Pro" w:hAnsi="Avenir Next LT Pro" w:cs="Calibri"/><w:color w:val="303030"/><w:sz w:val="22"/><w:szCs w:val="22"/></w:rPr></w:r><w:r><w:rPr><w:rFonts w:ascii="Avenir Next LT Pro" w:hAnsi="Avenir Next LT Pro" w:cs="Calibri"/><w:color w:val="303030"/><w:sz w:val="22"/><w:szCs w:val="22"/></w:rPr></w:r><w:r><w:rPr><w:rFonts w:ascii="Avenir Next LT Pro" w:hAnsi="Avenir Next LT Pro" w:cs="Calibri"/><w:color w:val="303030"/><w:sz w:val="22"/><w:szCs w:val="22"/></w:rPr></w:r><w:r><w:rPr><w:rFonts w:ascii="Avenir Next LT Pro" w:hAnsi="Avenir Next LT Pro" w:cs="Calibri"/><w:color w:val="303030"/><w:sz w:val="22"/><w:szCs w:val="22"/></w:rPr></w:r></w:p><w:p><w:pPr><w:pStyle w:val="Sinespaciado"/><w:spacing w:line="360" w:lineRule="auto"/><w:jc w:val="both"/><w:rPr><w:rFonts w:ascii="Avenir Next LT Pro" w:hAnsi="Avenir Next LT Pro" w:cs="Calibri"/><w:color w:val="303030"/><w:sz w:val="22"/></w:rPr></w:pPr></w:p><w:p><w:pPr><w:pStyle w:val="Sinespaciado"/><w:numPr><w:ilvl w:val="0"/><w:numId w:val="33"/></w:numPr><w:spacing w:line="360" w:lineRule="auto"/><w:jc w:val="both"/><w:rPr><w:rFonts w:ascii="Avenir Next LT Pro" w:hAnsi="Avenir Next LT Pro" w:cs="Calibri"/><w:bCs/><w:color w:val="303030"/><w:sz w:val="22"/></w:rPr></w:pPr><w:r><w:rPr><w:rFonts w:ascii="Avenir Next LT Pro" w:hAnsi="Avenir Next LT Pro" w:cs="Calibri"/><w:bCs/><w:color w:val="303030"/><w:sz w:val="22"/></w:rPr><w:t>{var_55}</w:t></w:r><w:r><w:rPr><w:rFonts w:ascii="Avenir Next LT Pro" w:hAnsi="Avenir Next LT Pro" w:cs="Calibri"/><w:bCs/><w:color w:val="303030"/><w:sz w:val="22"/></w:rPr></w:r><w:r><w:rPr><w:rFonts w:ascii="Avenir Next LT Pro" w:hAnsi="Avenir Next LT Pro" w:cs="Calibri"/><w:bCs/><w:color w:val="303030"/><w:sz w:val="22"/></w:rPr></w:r><w:r><w:rPr><w:rFonts w:ascii="Avenir Next LT Pro" w:hAnsi="Avenir Next LT Pro" w:cs="Calibri"/><w:bCs/><w:color w:val="303030"/><w:sz w:val="22"/></w:rPr></w:r><w:r><w:rPr><w:rFonts w:ascii="Avenir Next LT Pro" w:hAnsi="Avenir Next LT Pro" w:cs="Calibri"/><w:bCs/><w:color w:val="303030"/><w:sz w:val="22"/></w:rPr></w:r><w:r><w:rPr><w:rFonts w:ascii="Avenir Next LT Pro" w:hAnsi="Avenir Next LT Pro" w:cs="Calibri"/><w:bCs/><w:color w:val="303030"/><w:sz w:val="22"/></w:rPr></w:r><w:commentRangeStart w:id="279"/><w:r><w:rPr><w:rFonts w:ascii="Avenir Next LT Pro" w:hAnsi="Avenir Next LT Pro" w:cs="Calibri"/><w:bCs/><w:color w:val="303030"/><w:sz w:val="22"/></w:rPr></w:r><w:commentRangeEnd w:id="279"/><w:r><w:rPr><w:rStyle w:val="Refdecomentario"/><w:rFonts w:ascii="Tahoma" w:hAnsi="Tahoma"/><w:szCs w:val="20"/><w:lang w:val="es-MX" w:eastAsia="es-MX"/></w:rPr><w:commentReference w:id="279"/></w:r><w:r><w:rPr><w:rFonts w:ascii="Avenir Next LT Pro" w:hAnsi="Avenir Next LT Pro" w:cs="Calibri"/><w:bCs/><w:color w:val="303030"/><w:sz w:val="22"/></w:rPr><w:t>. </w:t></w:r></w:p><w:p><w:pPr><w:pStyle w:val="Sinespaciado"/><w:spacing w:line="360" w:lineRule="auto"/><w:ind w:left="720"/><w:jc w:val="both"/><w:rPr><w:rFonts w:ascii="Avenir Next LT Pro" w:hAnsi="Avenir Next LT Pro" w:cs="Calibri"/><w:b/><w:color w:val="303030"/><w:sz w:val="22"/></w:rPr></w:pPr></w:p><w:p><w:pPr><w:pStyle w:val="Sinespaciado"/><w:numPr><w:ilvl w:val="0"/><w:numId w:val="33"/></w:numPr><w:spacing w:line="360" w:lineRule="auto"/><w:jc w:val="both"/><w:rPr><w:rFonts w:ascii="Avenir Next LT Pro" w:hAnsi="Avenir Next LT Pro" w:cstheme="minorHAnsi"/><w:color w:val="303030"/><w:sz w:val="22"/><w:szCs w:val="22"/></w:rPr></w:pPr><w:r><w:rPr><w:rFonts w:ascii="Avenir Next LT Pro" w:hAnsi="Avenir Next LT Pro" w:cs="Calibri"/><w:bCs/><w:color w:val="303030"/><w:sz w:val="22"/></w:rPr><w:t>{var_56}</w:t></w:r><w:r><w:rPr><w:rFonts w:ascii="Avenir Next LT Pro" w:hAnsi="Avenir Next LT Pro" w:cs="Calibri"/><w:bCs/><w:color w:val="303030"/><w:sz w:val="22"/></w:rPr></w:r><w:commentRangeStart w:id="280"/><w:r><w:rPr><w:rFonts w:ascii="Avenir Next LT Pro" w:hAnsi="Avenir Next LT Pro" w:cs="Calibri"/><w:bCs/><w:color w:val="303030"/><w:sz w:val="22"/></w:rPr></w:r><w:commentRangeEnd w:id="280"/><w:r><w:rPr><w:rStyle w:val="Refdecomentario"/><w:rFonts w:ascii="Tahoma" w:hAnsi="Tahoma"/><w:szCs w:val="20"/><w:lang w:val="es-MX" w:eastAsia="es-MX"/></w:rPr><w:commentReference w:id="280"/></w:r><w:r><w:rPr><w:rFonts w:ascii="Avenir Next LT Pro" w:hAnsi="Avenir Next LT Pro" w:cs="Calibri"/><w:bCs/><w:color w:val="303030"/><w:sz w:val="22"/></w:rPr><w:t>.</w:t></w:r></w:p><w:p><w:pPr><w:spacing w:line="360" w:lineRule="auto"/><w:jc w:val="right"/><w:rPr><w:rFonts w:ascii="Avenir Next LT Pro" w:hAnsi="Avenir Next LT Pro" w:cstheme="minorHAnsi"/><w:color w:val="303030"/><w:sz w:val="22"/><w:szCs w:val="22"/></w:rPr></w:pPr></w:p><w:p><w:pPr><w:spacing w:line="360" w:lineRule="auto"/><w:jc w:val="right"/><w:rPr><w:rFonts w:ascii="Avenir Next LT Pro" w:hAnsi="Avenir Next LT Pro" w:cstheme="minorHAnsi"/><w:color w:val="303030"/><w:sz w:val="22"/><w:szCs w:val="22"/></w:rPr></w:pPr><w:r><w:rPr><w:rFonts w:ascii="Avenir Next LT Pro" w:hAnsi="Avenir Next LT Pro" w:cstheme="minorHAnsi"/><w:color w:val="303030"/><w:sz w:val="22"/><w:szCs w:val="22"/></w:rPr><w:t>SERAMBIENTE S.A.S</w:t></w:r><w:r><w:rPr><w:rFonts w:ascii="Avenir Next LT Pro" w:hAnsi="Avenir Next LT Pro" w:cstheme="minorHAnsi"/><w:color w:val="303030"/><w:sz w:val="22"/><w:szCs w:val="22"/></w:rPr><w:t>.</w:t></w:r></w:p><w:p><w:pPr><w:spacing w:line="360" w:lineRule="auto"/><w:jc w:val="right"/><w:rPr><w:rFonts w:ascii="Avenir Next LT Pro" w:hAnsi="Avenir Next LT Pro" w:cstheme="minorHAnsi"/><w:color w:val="303030"/><w:sz w:val="22"/><w:szCs w:val="22"/></w:rPr></w:pPr><w:commentRangeStart w:id="281"/><w:r><w:rPr><w:rFonts w:ascii="Avenir Next LT Pro" w:hAnsi="Avenir Next LT Pro" w:cstheme="minorHAnsi"/><w:color w:val="303030"/><w:sz w:val="22"/><w:szCs w:val="22"/></w:rPr><w:t>Barranquilla</w:t></w:r><w:commentRangeEnd w:id="281"/><w:r><w:rPr><w:rStyle w:val="Refdecomentario"/><w:rFonts w:ascii="Tahoma" w:hAnsi="Tahoma"/><w:szCs w:val="20"/><w:lang w:val="es-MX" w:eastAsia="es-MX"/></w:rPr><w:commentReference w:id="281"/></w:r><w:r><w:rPr><w:rFonts w:ascii="Avenir Next LT Pro" w:hAnsi="Avenir Next LT Pro" w:cstheme="minorHAnsi"/><w:color w:val="303030"/><w:sz w:val="22"/><w:szCs w:val="22"/></w:rPr><w:t>, Colombia</w:t></w:r></w:p><w:p><w:pPr><w:spacing w:line="360" w:lineRule="auto"/><w:jc w:val="right"/><w:rPr><w:rFonts w:ascii="Avenir Next LT Pro" w:hAnsi="Avenir Next LT Pro" w:cstheme="minorHAnsi"/><w:color w:val="303030"/><w:sz w:val="22"/><w:szCs w:val="22"/></w:rPr></w:pPr></w:p><w:p><w:pPr><w:jc w:val="both"/><w:rPr><w:rFonts w:ascii="Avenir Next LT Pro" w:hAnsi="Avenir Next LT Pro" w:cs="Calibri"/><w:color w:val="303030"/><w:sz w:val="14"/><w:szCs w:val="14"/></w:rPr></w:pPr><w:r><w:rPr><w:rFonts w:ascii="Avenir Next LT Pro" w:hAnsi="Avenir Next LT Pro" w:cs="Calibri"/><w:noProof/><w:color w:val="303030"/></w:rPr><w:t>{var_4}</w:t></w:r></w:p><w:p><w:pPr><w:jc w:val="both"/><w:rPr><w:rFonts w:ascii="Avenir Next LT Pro" w:hAnsi="Avenir Next LT Pro" w:cs="Calibri"/><w:color w:val="303030"/><w:sz w:val="14"/><w:szCs w:val="14"/></w:rPr></w:pPr><w:r><w:rPr><w:rFonts w:ascii="Avenir Next LT Pro" w:hAnsi="Avenir Next LT Pro" w:cs="Calibri"/><w:color w:val="303030"/><w:sz w:val="14"/><w:szCs w:val="14"/></w:rPr><w:t>INFORME VÁLIDO ÚNICAMENTE PARA LA(S) </w:t></w:r><w:r><w:rPr><w:rFonts w:ascii="Avenir Next LT Pro" w:hAnsi="Avenir Next LT Pro" w:cs="Calibri"/><w:color w:val="303030"/><w:sz w:val="14"/><w:szCs w:val="14"/></w:rPr><w:t>MEDICION</w:t></w:r><w:r><w:rPr><w:rFonts w:ascii="Avenir Next LT Pro" w:hAnsi="Avenir Next LT Pro" w:cs="Calibri"/><w:color w:val="303030"/><w:sz w:val="14"/><w:szCs w:val="14"/></w:rPr><w:t>(</w:t></w:r><w:r><w:rPr><w:rFonts w:ascii="Avenir Next LT Pro" w:hAnsi="Avenir Next LT Pro" w:cs="Calibri"/><w:color w:val="303030"/><w:sz w:val="14"/><w:szCs w:val="14"/></w:rPr><w:t>ES</w:t></w:r><w:r><w:rPr><w:rFonts w:ascii="Avenir Next LT Pro" w:hAnsi="Avenir Next LT Pro" w:cs="Calibri"/><w:color w:val="303030"/><w:sz w:val="14"/><w:szCs w:val="14"/></w:rPr><w:t>)</w:t></w:r><w:r><w:rPr><w:rFonts w:ascii="Avenir Next LT Pro" w:hAnsi="Avenir Next LT Pro" w:cs="Calibri"/><w:color w:val="303030"/><w:sz w:val="14"/><w:szCs w:val="14"/></w:rPr><w:t> REALIZADA</w:t></w:r><w:r><w:rPr><w:rFonts w:ascii="Avenir Next LT Pro" w:hAnsi="Avenir Next LT Pro" w:cs="Calibri"/><w:color w:val="303030"/><w:sz w:val="14"/><w:szCs w:val="14"/></w:rPr><w:t>(</w:t></w:r><w:r><w:rPr><w:rFonts w:ascii="Avenir Next LT Pro" w:hAnsi="Avenir Next LT Pro" w:cs="Calibri"/><w:color w:val="303030"/><w:sz w:val="14"/><w:szCs w:val="14"/></w:rPr><w:t>S</w:t></w:r><w:r><w:rPr><w:rFonts w:ascii="Avenir Next LT Pro" w:hAnsi="Avenir Next LT Pro" w:cs="Calibri"/><w:color w:val="303030"/><w:sz w:val="14"/><w:szCs w:val="14"/></w:rPr><w:t>)</w:t></w:r><w:r><w:rPr><w:rFonts w:ascii="Avenir Next LT Pro" w:hAnsi="Avenir Next LT Pro" w:cs="Calibri"/><w:color w:val="303030"/><w:sz w:val="14"/><w:szCs w:val="14"/></w:rPr><w:t>.</w:t></w:r><w:r><w:rPr><w:rFonts w:ascii="Avenir Next LT Pro" w:hAnsi="Avenir Next LT Pro" w:cs="Calibri"/><w:color w:val="303030"/><w:sz w:val="16"/><w:szCs w:val="16"/></w:rPr><w:t> </w:t></w:r><w:r><w:rPr><w:rFonts w:ascii="Avenir Next LT Pro" w:hAnsi="Avenir Next LT Pro" w:cs="Calibri"/><w:color w:val="303030"/><w:sz w:val="14"/><w:szCs w:val="14"/></w:rPr><w:t>LA REPRODUCCIÓN PARCIAL O TOTAL DEL PRESENTE INFORME DEBE HACERSE CON AUTORIZACIÓN EXPRESA DE SERAMBIENTE S.A.S. </w:t></w:r><w:r><w:rPr><w:rFonts w:ascii="Avenir Next LT Pro" w:hAnsi="Avenir Next LT Pro" w:cs="Calibri"/><w:color w:val="303030"/><w:sz w:val="14"/><w:szCs w:val="14"/></w:rPr><w:t>CUALQUIER TIPO DE OBSERVACIÓN REQUERIDA POR EL CLIENTE Y RELACIONADA CON LOS RESULTADOS EMITIDOS, SÓLO SERÁ ACEPTADA DENTRO DE LOS CUATRO (4) DÍAS HÁBILES SIGUIENTES AL ENVÍO DE ESTE INFORME. SI NO SE RECIBE OBSERVACIÓN EN EL TIEMPO ESTABLECIDO, SE DA POR ACEPTADO EL INFORME Y SE PROCEDERÁ CON LA FACTURACIÓN DEL SERVICIO. EL CLIENTE SE HACE RESPONSABLE POR LA CONFIDENCIALIDAD DE LOS RESULTADOS CUANDO ESTOS SEAN ENVIADOS POR CORREO ELECTRÓNICO. </w:t></w:r></w:p><w:p><w:pPr><w:jc w:val="both"/><w:rPr><w:rFonts w:ascii="Avenir Next LT Pro" w:hAnsi="Avenir Next LT Pro" w:cs="Calibri"/><w:color w:val="303030"/><w:sz w:val="14"/><w:szCs w:val="14"/></w:rPr></w:pPr></w:p><w:p><w:pPr><w:jc w:val="both"/><w:rPr><w:rFonts w:ascii="Avenir Next LT Pro" w:hAnsi="Avenir Next LT Pro"/><w:color w:val="303030"/><w:sz w:val="14"/><w:szCs w:val="14"/></w:rPr></w:pPr><w:r><w:rPr><w:rFonts w:ascii="Avenir Next LT Pro" w:hAnsi="Avenir Next LT Pro"/><w:color w:val="303030"/><w:sz w:val="14"/><w:szCs w:val="14"/></w:rPr><w:t>CUALQUIER OPINIÓN O INTERPRETACIÓN TÉCNICA CONTENIDA EN ESTE INFORME SE FUNDAMENTA EXCLUSIVAMENTE EN LOS RESULTADOS ANALÍTICOS OBTENIDOS Y NO DEBE CONSIDERARSE COMO UNA INSPECCIÓN, EVALUACIÓN DIAGNÓSTICA NI CERTIFICACIÓN DEL PROCESO EVALUADO.</w:t></w:r></w:p><w:p><w:pPr><w:tabs><w:tab w:val="left" w:pos="2694"/></w:tabs><w:spacing w:line="276" w:lineRule="auto"/><w:jc w:val="both"/><w:rPr><w:rFonts w:ascii="Avenir Next LT Pro" w:hAnsi="Avenir Next LT Pro" w:cstheme="minorHAnsi"/><w:color w:val="303030"/></w:rPr></w:pPr><w:r><w:rPr><w:rFonts w:ascii="Avenir Next LT Pro" w:hAnsi="Avenir Next LT Pro" w:cs="Calibri"/><w:noProof/><w:color w:val="303030"/></w:rPr><w:t>{var_4}</w:t></w:r><w:r><w:rPr><w:rFonts w:ascii="Avenir Next LT Pro" w:hAnsi="Avenir Next LT Pro" w:cstheme="minorHAnsi"/><w:b/><w:color w:val="303030"/></w:rPr></w:r></w:p><w:p><w:pPr><w:pStyle w:val="Ttulo1"/><w:numPr><w:ilvl w:val="0"/><w:numId w:val="8"/></w:numPr><w:spacing w:after="240"/><w:ind w:left="1068" w:hanging="360"/><w:jc w:val="both"/><w:rPr><w:rFonts w:ascii="Avenir Next LT Pro" w:hAnsi="Avenir Next LT Pro" w:cstheme="minorHAnsi"/><w:bCs w:val="0"/><w:color w:val="303030"/><w:sz w:val="40"/><w:szCs w:val="20"/></w:rPr></w:pPr><w:bookmarkStart w:id="282" w:name="_Toc211421614"/><w:bookmarkStart w:id="283" w:name="_Toc211423095"/><w:bookmarkStart w:id="284" w:name="_Toc215310887"/><w:commentRangeStart w:id="285"/><w:r><w:rPr><w:rFonts w:ascii="Avenir Next LT Pro" w:hAnsi="Avenir Next LT Pro" w:cstheme="minorHAnsi"/><w:bCs w:val="0"/><w:color w:val="303030"/><w:sz w:val="40"/><w:szCs w:val="20"/></w:rPr><w:lastRenderedPageBreak/><w:t>BIBLIOGRAFÍA</w:t></w:r><w:commentRangeEnd w:id="285"/><w:r><w:rPr><w:rStyle w:val="Refdecomentario"/><w:rFonts w:ascii="Tahoma" w:hAnsi="Tahoma"/><w:b w:val="0"/><w:bCs w:val="0"/><w:szCs w:val="20"/><w:lang w:val="es-MX" w:eastAsia="es-MX"/></w:rPr><w:commentReference w:id="285"/></w:r><w:bookmarkEnd w:id="282"/><w:bookmarkEnd w:id="283"/><w:bookmarkEnd w:id="284"/></w:p><w:p><w:pPr><w:numPr><w:ilvl w:val="0"/><w:numId w:val="34"/></w:numPr><w:spacing w:line="360" w:lineRule="auto"/><w:jc w:val="both"/><w:rPr><w:rFonts w:ascii="Avenir Next LT Pro" w:hAnsi="Avenir Next LT Pro" w:cstheme="minorHAnsi"/><w:color w:val="303030"/><w:sz w:val="22"/><w:szCs w:val="22"/></w:rPr></w:pPr><w:bookmarkStart w:id="286" w:name="_Hlk211418337"/><w:proofErr w:type="spellStart"/><w:r><w:rPr><w:rFonts w:ascii="Avenir Next LT Pro" w:hAnsi="Avenir Next LT Pro" w:cstheme="minorHAnsi"/><w:color w:val="303030"/><w:sz w:val="22"/><w:szCs w:val="22"/></w:rPr><w:t>EsClimate</w:t></w:r><w:proofErr w:type="spellEnd"/><w:r><w:rPr><w:rFonts w:ascii="Avenir Next LT Pro" w:hAnsi="Avenir Next LT Pro" w:cstheme="minorHAnsi"/><w:color w:val="303030"/><w:sz w:val="22"/><w:szCs w:val="22"/></w:rPr><w:t> Data (2025). Título de página. Obtenido de: </w:t></w:r><w:r><w:rPr><w:rFonts w:ascii="Avenir Next LT Pro" w:hAnsi="Avenir Next LT Pro" w:cstheme="minorHAnsi"/><w:color w:val="303030"/><w:sz w:val="22"/><w:szCs w:val="22"/></w:rPr><w:t>www.es.climate-data.org/</w:t></w:r><w:bookmarkEnd w:id="286"/></w:p><w:p><w:pPr><w:numPr><w:ilvl w:val="0"/><w:numId w:val="34"/></w:numPr><w:spacing w:line="360" w:lineRule="auto"/><w:jc w:val="both"/><w:rPr><w:rFonts w:ascii="Avenir Next LT Pro" w:hAnsi="Avenir Next LT Pro" w:cstheme="minorHAnsi"/><w:color w:val="303030"/><w:sz w:val="22"/><w:szCs w:val="22"/></w:rPr></w:pPr><w:r><w:rPr><w:rFonts w:ascii="Avenir Next LT Pro" w:hAnsi="Avenir Next LT Pro" w:cstheme="minorHAnsi"/><w:color w:val="303030"/><w:sz w:val="22"/><w:szCs w:val="22"/></w:rPr><w:t>HARRIS, </w:t></w:r><w:proofErr w:type="spellStart"/><w:r><w:rPr><w:rFonts w:ascii="Avenir Next LT Pro" w:hAnsi="Avenir Next LT Pro" w:cstheme="minorHAnsi"/><w:color w:val="303030"/><w:sz w:val="22"/><w:szCs w:val="22"/></w:rPr><w:t>Cyril</w:t></w:r><w:proofErr w:type="spellEnd"/><w:r><w:rPr><w:rFonts w:ascii="Avenir Next LT Pro" w:hAnsi="Avenir Next LT Pro" w:cstheme="minorHAnsi"/><w:color w:val="303030"/><w:sz w:val="22"/><w:szCs w:val="22"/></w:rPr><w:t>. Manual de medidas acústicas y control del ruido. </w:t></w:r><w:r><w:rPr><w:rFonts w:ascii="Avenir Next LT Pro" w:hAnsi="Avenir Next LT Pro" w:cstheme="minorHAnsi"/><w:color w:val="303030"/><w:sz w:val="22"/><w:szCs w:val="22"/><w:lang w:val="en-US"/></w:rPr><w:t>Vol 1 y 2. Ed. McGraw Hill. </w:t></w:r><w:r><w:rPr><w:rFonts w:ascii="Avenir Next LT Pro" w:hAnsi="Avenir Next LT Pro" w:cstheme="minorHAnsi"/><w:color w:val="303030"/><w:sz w:val="22"/><w:szCs w:val="22"/></w:rPr><w:t>España, 1995. </w:t></w:r></w:p><w:p><w:pPr><w:numPr><w:ilvl w:val="0"/><w:numId w:val="34"/></w:numPr><w:spacing w:line="360" w:lineRule="auto"/><w:jc w:val="both"/><w:rPr><w:rFonts w:ascii="Avenir Next LT Pro" w:hAnsi="Avenir Next LT Pro" w:cstheme="minorHAnsi"/><w:color w:val="303030"/><w:sz w:val="22"/><w:szCs w:val="22"/><w:lang w:val="en-US"/></w:rPr></w:pPr><w:bookmarkStart w:id="287" w:name="_Hlk211418311"/><w:r><w:rPr><w:rFonts w:ascii="Avenir Next LT Pro" w:hAnsi="Avenir Next LT Pro" w:cstheme="minorHAnsi"/><w:color w:val="303030"/><w:sz w:val="22"/><w:szCs w:val="22"/><w:lang w:val="en-US"/></w:rPr><w:t>ILAC - Cooperación Internacional de </w:t></w:r><w:proofErr w:type="spellStart"/><w:r><w:rPr><w:rFonts w:ascii="Avenir Next LT Pro" w:hAnsi="Avenir Next LT Pro" w:cstheme="minorHAnsi"/><w:color w:val="303030"/><w:sz w:val="22"/><w:szCs w:val="22"/><w:lang w:val="en-US"/></w:rPr><w:t>Acreditación</w:t></w:r><w:proofErr w:type="spellEnd"/><w:r><w:rPr><w:rFonts w:ascii="Avenir Next LT Pro" w:hAnsi="Avenir Next LT Pro" w:cstheme="minorHAnsi"/><w:color w:val="303030"/><w:sz w:val="22"/><w:szCs w:val="22"/><w:lang w:val="en-US"/></w:rPr><w:t> de </w:t></w:r><w:proofErr w:type="spellStart"/><w:r><w:rPr><w:rFonts w:ascii="Avenir Next LT Pro" w:hAnsi="Avenir Next LT Pro" w:cstheme="minorHAnsi"/><w:color w:val="303030"/><w:sz w:val="22"/><w:szCs w:val="22"/><w:lang w:val="en-US"/></w:rPr><w:t>Laboratorios</w:t></w:r><w:proofErr w:type="spellEnd"/><w:r><w:rPr><w:rFonts w:ascii="Avenir Next LT Pro" w:hAnsi="Avenir Next LT Pro" w:cstheme="minorHAnsi"/><w:color w:val="303030"/><w:sz w:val="22"/><w:szCs w:val="22"/><w:lang w:val="en-US"/></w:rPr><w:t> (2019). </w:t></w:r><w:proofErr w:type="spellStart"/><w:r><w:rPr><w:rFonts w:ascii="Avenir Next LT Pro" w:hAnsi="Avenir Next LT Pro" w:cstheme="minorHAnsi"/><w:color w:val="303030"/><w:sz w:val="22"/><w:szCs w:val="22"/><w:lang w:val="en-US"/></w:rPr><w:t>Guía</w:t></w:r><w:proofErr w:type="spellEnd"/><w:r><w:rPr><w:rFonts w:ascii="Avenir Next LT Pro" w:hAnsi="Avenir Next LT Pro" w:cstheme="minorHAnsi"/><w:color w:val="303030"/><w:sz w:val="22"/><w:szCs w:val="22"/><w:lang w:val="en-US"/></w:rPr><w:t> para </w:t></w:r><w:proofErr w:type="spellStart"/><w:r><w:rPr><w:rFonts w:ascii="Avenir Next LT Pro" w:hAnsi="Avenir Next LT Pro" w:cstheme="minorHAnsi"/><w:color w:val="303030"/><w:sz w:val="22"/><w:szCs w:val="22"/><w:lang w:val="en-US"/></w:rPr><w:t>establecer</w:t></w:r><w:proofErr w:type="spellEnd"/><w:r><w:rPr><w:rFonts w:ascii="Avenir Next LT Pro" w:hAnsi="Avenir Next LT Pro" w:cstheme="minorHAnsi"/><w:color w:val="303030"/><w:sz w:val="22"/><w:szCs w:val="22"/><w:lang w:val="en-US"/></w:rPr><w:t> </w:t></w:r><w:proofErr w:type="spellStart"/><w:r><w:rPr><w:rFonts w:ascii="Avenir Next LT Pro" w:hAnsi="Avenir Next LT Pro" w:cstheme="minorHAnsi"/><w:color w:val="303030"/><w:sz w:val="22"/><w:szCs w:val="22"/><w:lang w:val="en-US"/></w:rPr><w:t>reglas</w:t></w:r><w:proofErr w:type="spellEnd"/><w:r><w:rPr><w:rFonts w:ascii="Avenir Next LT Pro" w:hAnsi="Avenir Next LT Pro" w:cstheme="minorHAnsi"/><w:color w:val="303030"/><w:sz w:val="22"/><w:szCs w:val="22"/><w:lang w:val="en-US"/></w:rPr><w:t> de </w:t></w:r><w:proofErr w:type="spellStart"/><w:r><w:rPr><w:rFonts w:ascii="Avenir Next LT Pro" w:hAnsi="Avenir Next LT Pro" w:cstheme="minorHAnsi"/><w:color w:val="303030"/><w:sz w:val="22"/><w:szCs w:val="22"/><w:lang w:val="en-US"/></w:rPr><w:t>decisión</w:t></w:r><w:proofErr w:type="spellEnd"/><w:r><w:rPr><w:rFonts w:ascii="Avenir Next LT Pro" w:hAnsi="Avenir Next LT Pro" w:cstheme="minorHAnsi"/><w:color w:val="303030"/><w:sz w:val="22"/><w:szCs w:val="22"/><w:lang w:val="en-US"/></w:rPr><w:t> </w:t></w:r><w:proofErr w:type="spellStart"/><w:r><w:rPr><w:rFonts w:ascii="Avenir Next LT Pro" w:hAnsi="Avenir Next LT Pro" w:cstheme="minorHAnsi"/><w:color w:val="303030"/><w:sz w:val="22"/><w:szCs w:val="22"/><w:lang w:val="en-US"/></w:rPr><w:t>en</w:t></w:r><w:proofErr w:type="spellEnd"/><w:r><w:rPr><w:rFonts w:ascii="Avenir Next LT Pro" w:hAnsi="Avenir Next LT Pro" w:cstheme="minorHAnsi"/><w:color w:val="303030"/><w:sz w:val="22"/><w:szCs w:val="22"/><w:lang w:val="en-US"/></w:rPr><w:t> la </w:t></w:r><w:proofErr w:type="spellStart"/><w:r><w:rPr><w:rFonts w:ascii="Avenir Next LT Pro" w:hAnsi="Avenir Next LT Pro" w:cstheme="minorHAnsi"/><w:color w:val="303030"/><w:sz w:val="22"/><w:szCs w:val="22"/><w:lang w:val="en-US"/></w:rPr><w:t>declaración</w:t></w:r><w:proofErr w:type="spellEnd"/><w:r><w:rPr><w:rFonts w:ascii="Avenir Next LT Pro" w:hAnsi="Avenir Next LT Pro" w:cstheme="minorHAnsi"/><w:color w:val="303030"/><w:sz w:val="22"/><w:szCs w:val="22"/><w:lang w:val="en-US"/></w:rPr><w:t> de </w:t></w:r><w:proofErr w:type="spellStart"/><w:r><w:rPr><w:rFonts w:ascii="Avenir Next LT Pro" w:hAnsi="Avenir Next LT Pro" w:cstheme="minorHAnsi"/><w:color w:val="303030"/><w:sz w:val="22"/><w:szCs w:val="22"/><w:lang w:val="en-US"/></w:rPr><w:t>conformidad</w:t></w:r><w:proofErr w:type="spellEnd"/><w:r><w:rPr><w:rFonts w:ascii="Avenir Next LT Pro" w:hAnsi="Avenir Next LT Pro" w:cstheme="minorHAnsi"/><w:color w:val="303030"/><w:sz w:val="22"/><w:szCs w:val="22"/><w:lang w:val="en-US"/></w:rPr><w:t>. Copyright. Australia</w:t></w:r><w:bookmarkEnd w:id="287"/></w:p><w:p><w:pPr><w:numPr><w:ilvl w:val="0"/><w:numId w:val="34"/></w:numPr><w:spacing w:line="360" w:lineRule="auto"/><w:jc w:val="both"/><w:rPr><w:rFonts w:ascii="Avenir Next LT Pro" w:hAnsi="Avenir Next LT Pro" w:cstheme="minorHAnsi"/><w:color w:val="303030"/><w:sz w:val="22"/><w:szCs w:val="22"/><w:lang w:val="en-US"/></w:rPr></w:pPr><w:r><w:rPr><w:rFonts w:ascii="Avenir Next LT Pro" w:hAnsi="Avenir Next LT Pro" w:cs="Calibri"/><w:color w:val="303030"/><w:sz w:val="22"/><w:szCs w:val="22"/><w:lang w:val="en-US"/></w:rPr><w:t>ISO/IEC 17025:2017, General requirements for the competence of testing and calibration laboratories</w:t></w:r></w:p><w:p><w:pPr><w:numPr><w:ilvl w:val="0"/><w:numId w:val="34"/></w:numPr><w:spacing w:line="360" w:lineRule="auto"/><w:jc w:val="both"/><w:rPr><w:rFonts w:ascii="Avenir Next LT Pro" w:hAnsi="Avenir Next LT Pro" w:cstheme="minorHAnsi"/><w:color w:val="303030"/><w:sz w:val="22"/><w:szCs w:val="22"/></w:rPr></w:pPr><w:r><w:rPr><w:rFonts w:ascii="Avenir Next LT Pro" w:hAnsi="Avenir Next LT Pro" w:cstheme="minorHAnsi"/><w:color w:val="303030"/><w:sz w:val="22"/><w:szCs w:val="22"/></w:rPr><w:t>MINISTERIO DE AMBIENTE, VIVIENDA Y DESARROLLO TERRITORIAL. Resolución 0627 de abril 7 de 2006. Por la cual se establece la norma nacional de emisión de ruido y ruido ambiental.</w:t></w:r></w:p><w:p><w:pPr><w:numPr><w:ilvl w:val="0"/><w:numId w:val="34"/></w:numPr><w:spacing w:line="360" w:lineRule="auto"/><w:jc w:val="both"/><w:rPr><w:rFonts w:ascii="Avenir Next LT Pro" w:hAnsi="Avenir Next LT Pro" w:cstheme="minorHAnsi"/><w:color w:val="303030"/><w:sz w:val="22"/><w:szCs w:val="22"/></w:rPr></w:pPr><w:r><w:rPr><w:rFonts w:ascii="Avenir Next LT Pro" w:hAnsi="Avenir Next LT Pro" w:cstheme="minorHAnsi"/><w:color w:val="303030"/><w:sz w:val="22"/><w:szCs w:val="22"/></w:rPr><w:t>MINISTERIO DE SALUD. Resolución 8321 de 1983. Por la cual se dictan normas sobre Protección y conservación de la Audición de la Salud y el bienestar de las personas, por causa de la producción y emisión de ruidos.</w:t></w:r></w:p><w:p><w:pPr><w:numPr><w:ilvl w:val="0"/><w:numId w:val="34"/></w:numPr><w:spacing w:line="360" w:lineRule="auto"/><w:jc w:val="both"/><w:rPr><w:rFonts w:ascii="Avenir Next LT Pro" w:hAnsi="Avenir Next LT Pro" w:cstheme="minorHAnsi"/><w:color w:val="303030"/><w:sz w:val="22"/><w:szCs w:val="22"/></w:rPr></w:pPr><w:r><w:rPr><w:rFonts w:ascii="Avenir Next LT Pro" w:hAnsi="Avenir Next LT Pro" w:cstheme="minorHAnsi"/><w:color w:val="303030"/><w:sz w:val="22"/><w:szCs w:val="22"/></w:rPr><w:t>PERERA MELERO, PLÁCIDO. (1989). Ruido de Tráfico. Revista del Colegio de Caminos, Canales y Puertos. Nº 12: Tráfico en la Cuidad.</w:t></w:r></w:p><w:p><w:pPr><w:numPr><w:ilvl w:val="0"/><w:numId w:val="34"/></w:numPr><w:spacing w:line="360" w:lineRule="auto"/><w:jc w:val="both"/><w:rPr><w:rFonts w:ascii="Avenir Next LT Pro" w:hAnsi="Avenir Next LT Pro" w:cstheme="minorHAnsi"/><w:color w:val="303030"/><w:sz w:val="22"/><w:szCs w:val="22"/></w:rPr></w:pPr><w:r><w:rPr><w:rFonts w:ascii="Avenir Next LT Pro" w:hAnsi="Avenir Next LT Pro" w:cstheme="minorHAnsi"/><w:color w:val="303030"/><w:sz w:val="22"/><w:szCs w:val="22"/></w:rPr><w:t>Román Carmen. (2017). Re</w:t></w:r><w:r><w:rPr><w:rFonts w:ascii="Avenir Next LT Pro" w:hAnsi="Avenir Next LT Pro" w:cstheme="minorHAnsi"/><w:color w:val="303030"/><w:sz w:val="22"/><w:szCs w:val="22"/></w:rPr><w:t>visión sistemática y metaanálisis de las evidencias científicas sobre la relación entre variables meteorológicas y artrosis. Universidad de valencia.</w:t></w:r></w:p><w:p><w:pPr><w:pStyle w:val="Prrafodelista"/><w:rPr><w:rFonts w:ascii="Avenir Next LT Pro" w:hAnsi="Avenir Next LT Pro" w:cstheme="minorHAnsi"/><w:color w:val="303030"/><w:sz w:val="22"/><w:szCs w:val="22"/></w:rPr></w:pPr></w:p><w:p><w:pPr><w:spacing w:line="360" w:lineRule="auto"/><w:ind w:left="567"/><w:jc w:val="both"/><w:rPr><w:rFonts w:ascii="Avenir Next LT Pro" w:hAnsi="Avenir Next LT Pro" w:cstheme="minorHAnsi"/><w:color w:val="303030"/><w:sz w:val="22"/><w:szCs w:val="22"/></w:rPr></w:pPr></w:p><w:p><w:pPr><w:spacing w:line="360" w:lineRule="auto"/><w:jc w:val="both"/><w:rPr><w:rFonts w:ascii="Avenir Next LT Pro" w:hAnsi="Avenir Next LT Pro" w:cstheme="minorHAnsi"/><w:color w:val="303030"/><w:sz w:val="22"/></w:rPr></w:pPr><w:r><w:rPr><w:rFonts w:ascii="Avenir Next LT Pro" w:hAnsi="Avenir Next LT Pro" w:cstheme="minorHAnsi"/><w:color w:val="303030"/><w:sz w:val="22"/></w:rPr><w:t>{var_4}</w:t></w:r></w:p><w:p><w:pPr><w:pStyle w:val="Ttulo1"/><w:jc w:val="left"/><w:rPr><w:rFonts w:ascii="Avenir Next LT Pro" w:hAnsi="Avenir Next LT Pro"/><w:color w:val="303030"/><w:sz w:val="40"/><w:szCs w:val="40"/></w:rPr></w:pPr><w:bookmarkStart w:id="288" w:name="_Toc211423096"/><w:bookmarkStart w:id="289" w:name="_Toc215310888"/><w:r><w:rPr><w:rFonts w:ascii="Avenir Next LT Pro" w:hAnsi="Avenir Next LT Pro"/><w:color w:val="303030"/><w:sz w:val="40"/><w:szCs w:val="40"/></w:rPr><w:lastRenderedPageBreak/><w:t>10</w:t></w:r><w:r><w:rPr><w:rFonts w:ascii="Avenir Next LT Pro" w:hAnsi="Avenir Next LT Pro"/><w:color w:val="303030"/><w:sz w:val="40"/><w:szCs w:val="40"/></w:rPr><w:t>. </w:t></w:r><w:r><w:rPr><w:rFonts w:ascii="Avenir Next LT Pro" w:hAnsi="Avenir Next LT Pro"/><w:color w:val="303030"/><w:sz w:val="40"/><w:szCs w:val="40"/></w:rPr><w:t>ANEXOS</w:t></w:r><w:bookmarkEnd w:id="288"/><w:bookmarkEnd w:id="289"/></w:p><w:p><w:pPr><w:rPr><w:rFonts w:ascii="Avenir Next LT Pro" w:hAnsi="Avenir Next LT Pro"/><w:color w:val="303030"/></w:rPr></w:pPr></w:p><w:p><w:pPr><w:rPr><w:rFonts w:ascii="Avenir Next LT Pro" w:hAnsi="Avenir Next LT Pro"/><w:color w:val="303030"/><w:sz w:val="22"/></w:rPr></w:pPr><w:r><w:rPr><w:rFonts w:ascii="Avenir Next LT Pro" w:hAnsi="Avenir Next LT Pro"/><w:color w:val="303030"/><w:sz w:val="22"/></w:rPr><w:t>A continuación, </w:t></w:r><w:r><w:rPr><w:rFonts w:ascii="Avenir Next LT Pro" w:hAnsi="Avenir Next LT Pro"/><w:color w:val="303030"/><w:sz w:val="22"/><w:szCs w:val="22"/></w:rPr><w:t>en la </w:t></w:r><w:r><w:rPr><w:rFonts w:ascii="Avenir Next LT Pro" w:hAnsi="Avenir Next LT Pro"/><w:b/><w:color w:val="303030"/><w:sz w:val="22"/><w:szCs w:val="22"/></w:rPr><w:fldChar w:fldCharType="begin"/></w:r><w:r><w:rPr><w:rFonts w:ascii="Avenir Next LT Pro" w:hAnsi="Avenir Next LT Pro"/><w:b/><w:color w:val="303030"/><w:sz w:val="22"/><w:szCs w:val="22"/></w:rPr><w:instrText xml:space="preserve"> REF _Ref534650928 \h  \* MERGEFORMAT </w:instrText></w:r><w:r><w:rPr><w:rFonts w:ascii="Avenir Next LT Pro" w:hAnsi="Avenir Next LT Pro"/><w:b/><w:color w:val="303030"/><w:sz w:val="22"/><w:szCs w:val="22"/></w:rPr></w:r><w:r><w:rPr><w:rFonts w:ascii="Avenir Next LT Pro" w:hAnsi="Avenir Next LT Pro"/><w:b/><w:color w:val="303030"/><w:sz w:val="22"/><w:szCs w:val="22"/></w:rPr><w:fldChar w:fldCharType="separate"/></w:r><w:r><w:rPr><w:rFonts w:ascii="Avenir Next LT Pro" w:hAnsi="Avenir Next LT Pro"/><w:b/><w:color w:val="303030"/><w:sz w:val="22"/><w:szCs w:val="22"/></w:rPr><w:t>Tabla </w:t></w:r><w:r><w:rPr><w:rFonts w:ascii="Avenir Next LT Pro" w:hAnsi="Avenir Next LT Pro"/><w:b/><w:noProof/><w:color w:val="303030"/><w:sz w:val="22"/><w:szCs w:val="22"/></w:rPr><w:t>22</w:t></w:r><w:r><w:rPr><w:rFonts w:ascii="Avenir Next LT Pro" w:hAnsi="Avenir Next LT Pro"/><w:b/><w:color w:val="303030"/><w:sz w:val="22"/><w:szCs w:val="22"/></w:rPr><w:fldChar w:fldCharType="end"/></w:r><w:r><w:rPr><w:rFonts w:ascii="Avenir Next LT Pro" w:hAnsi="Avenir Next LT Pro"/><w:color w:val="303030"/><w:sz w:val="22"/><w:szCs w:val="22"/></w:rPr><w:t> se</w:t></w:r><w:r><w:rPr><w:rFonts w:ascii="Avenir Next LT Pro" w:hAnsi="Avenir Next LT Pro"/><w:color w:val="303030"/><w:sz w:val="22"/></w:rPr><w:t> relacionan los anexos del presente informe técnico.</w:t></w:r></w:p><w:p><w:pPr><w:rPr><w:rFonts w:ascii="Avenir Next LT Pro" w:hAnsi="Avenir Next LT Pro"/><w:color w:val="303030"/></w:rPr></w:pPr></w:p><w:p><w:pPr><w:pStyle w:val="Descripcin"/><w:keepNext/><w:spacing w:after="0"/><w:jc w:val="center"/><w:rPr><w:rFonts w:ascii="Avenir Next LT Pro" w:hAnsi="Avenir Next LT Pro"/><w:color w:val="303030"/><w:lang w:val="es-CO"/></w:rPr></w:pPr><w:bookmarkStart w:id="290" w:name="_Ref534650928"/><w:bookmarkStart w:id="291" w:name="_Toc534961097"/><w:bookmarkStart w:id="292" w:name="_Toc209532349"/><w:r><w:rPr><w:rFonts w:ascii="Avenir Next LT Pro" w:hAnsi="Avenir Next LT Pro"/><w:color w:val="303030"/><w:lang w:val="es-CO"/></w:rPr><w:t>Tabla </w:t></w:r><w:r><w:rPr><w:rFonts w:ascii="Avenir Next LT Pro" w:hAnsi="Avenir Next LT Pro"/><w:color w:val="303030"/><w:lang w:val="es-CO"/></w:rPr><w:fldChar w:fldCharType="begin"/></w:r><w:r><w:rPr><w:rFonts w:ascii="Avenir Next LT Pro" w:hAnsi="Avenir Next LT Pro"/><w:color w:val="303030"/><w:lang w:val="es-CO"/></w:rPr><w:instrText xml:space="preserve"> SEQ Tabla \* ARABIC </w:instrText></w:r><w:r><w:rPr><w:rFonts w:ascii="Avenir Next LT Pro" w:hAnsi="Avenir Next LT Pro"/><w:color w:val="303030"/><w:lang w:val="es-CO"/></w:rPr><w:fldChar w:fldCharType="separate"/></w:r><w:r><w:rPr><w:rFonts w:ascii="Avenir Next LT Pro" w:hAnsi="Avenir Next LT Pro"/><w:noProof/><w:color w:val="303030"/><w:lang w:val="es-CO"/></w:rPr><w:t>22</w:t></w:r><w:r><w:rPr><w:rFonts w:ascii="Avenir Next LT Pro" w:hAnsi="Avenir Next LT Pro"/><w:color w:val="303030"/><w:lang w:val="es-CO"/></w:rPr><w:fldChar w:fldCharType="end"/></w:r><w:bookmarkEnd w:id="290"/><w:r><w:rPr><w:rFonts w:ascii="Avenir Next LT Pro" w:hAnsi="Avenir Next LT Pro"/><w:color w:val="303030"/><w:lang w:val="es-CO"/></w:rPr><w:t>. Anexos del informe técnico</w:t></w:r><w:bookmarkEnd w:id="291"/><w:bookmarkEnd w:id="292"/></w:p><w:tbl><w:tblPr><w:tblW w:w="5000" w:type="pct"/><w:jc w:val="center"/><w:tblBorders><w:top w:val="single" w:sz="4" w:space="0" w:color="808080" w:themeColor="background1" w:themeShade="80"/><w:left w:val="single" w:sz="4" w:space="0" w:color="808080" w:themeColor="background1" w:themeShade="80"/><w:bottom w:val="single" w:sz="4" w:space="0" w:color="808080" w:themeColor="background1" w:themeShade="80"/><w:right w:val="single" w:sz="4" w:space="0" w:color="808080" w:themeColor="background1" w:themeShade="80"/><w:insideH w:val="single" w:sz="4" w:space="0" w:color="808080" w:themeColor="background1" w:themeShade="80"/><w:insideV w:val="single" w:sz="4" w:space="0" w:color="808080" w:themeColor="background1" w:themeShade="80"/></w:tblBorders><w:tblCellMar><w:left w:w="0" w:type="dxa"/><w:right w:w="0" w:type="dxa"/></w:tblCellMar><w:tblLook w:val="04A0" w:firstRow="1" w:lastRow="0" w:firstColumn="1" w:lastColumn="0" w:noHBand="0" w:noVBand="1"/></w:tblPr><w:tblGrid><w:gridCol w:w="2984"/><w:gridCol w:w="1806"/><w:gridCol w:w="2725"/><w:gridCol w:w="1315"/></w:tblGrid><w:tr><w:trPr><w:trHeight w:val="166"/><w:jc w:val="center"/></w:trPr><w:tc><w:tcPr><w:tcW w:w="1800" w:type="pct"/><w:tcMar><w:top w:w="0" w:type="dxa"/><w:left w:w="70" w:type="dxa"/><w:bottom w:w="0" w:type="dxa"/><w:right w:w="70" w:type="dxa"/></w:tcMar><w:vAlign w:val="center"/><w:hideMark/></w:tcPr><w:p><w:pPr><w:jc w:val="center"/><w:rPr><w:rFonts w:ascii="Avenir Next LT Pro" w:hAnsi="Avenir Next LT Pro" w:cs="Calibri"/><w:b/><w:bCs/><w:color w:val="FFFFFF" w:themeColor="background1"/><w:sz w:val="20"/><w:szCs w:val="20"/></w:rPr></w:pPr><w:r><w:rPr><w:rFonts w:ascii="Avenir Next LT Pro" w:hAnsi="Avenir Next LT Pro" w:cs="Calibri"/><w:b/><w:bCs/><w:color w:val="FFFFFF" w:themeColor="background1"/><w:sz w:val="20"/><w:szCs w:val="20"/></w:rPr><w:t>Anexos</w:t></w:r></w:p></w:tc><w:tc><w:tcPr><w:tcW w:w="1133" w:type="pct"/><w:tcMar><w:top w:w="0" w:type="dxa"/><w:left w:w="70" w:type="dxa"/><w:bottom w:w="0" w:type="dxa"/><w:right w:w="70" w:type="dxa"/></w:tcMar><w:vAlign w:val="center"/><w:hideMark/></w:tcPr><w:p><w:pPr><w:jc w:val="center"/><w:rPr><w:rFonts w:ascii="Avenir Next LT Pro" w:hAnsi="Avenir Next LT Pro" w:cs="Calibri"/><w:b/><w:bCs/><w:color w:val="FFFFFF" w:themeColor="background1"/><w:sz w:val="20"/><w:szCs w:val="20"/></w:rPr></w:pPr><w:commentRangeStart w:id="293"/><w:r><w:rPr><w:rFonts w:ascii="Avenir Next LT Pro" w:hAnsi="Avenir Next LT Pro" w:cs="Calibri"/><w:b/><w:bCs/><w:color w:val="FFFFFF" w:themeColor="background1"/><w:sz w:val="20"/><w:szCs w:val="20"/></w:rPr><w:t>Laboratorio</w:t></w:r><w:commentRangeEnd w:id="293"/><w:r><w:rPr><w:rStyle w:val="Refdecomentario"/><w:rFonts w:ascii="Tahoma" w:hAnsi="Tahoma"/><w:szCs w:val="20"/><w:lang w:val="es-MX" w:eastAsia="es-MX"/></w:rPr><w:commentReference w:id="293"/></w:r></w:p></w:tc><w:tc><w:tcPr><w:tcW w:w="1212" w:type="pct"/><w:vAlign w:val="center"/></w:tcPr><w:p><w:pPr><w:jc w:val="center"/><w:rPr><w:rFonts w:ascii="Avenir Next LT Pro" w:hAnsi="Avenir Next LT Pro" w:cs="Calibri"/><w:b/><w:bCs/><w:color w:val="FFFFFF" w:themeColor="background1"/><w:sz w:val="20"/><w:szCs w:val="20"/></w:rPr></w:pPr><w:commentRangeStart w:id="294"/><w:r><w:rPr><w:rFonts w:ascii="Avenir Next LT Pro" w:hAnsi="Avenir Next LT Pro" w:cs="Calibri"/><w:b/><w:bCs/><w:color w:val="FFFFFF" w:themeColor="background1"/><w:sz w:val="20"/><w:szCs w:val="20"/></w:rPr><w:t>Archivos</w:t></w:r><w:commentRangeEnd w:id="294"/><w:r><w:rPr><w:rStyle w:val="Refdecomentario"/><w:rFonts w:ascii="Tahoma" w:hAnsi="Tahoma"/><w:szCs w:val="20"/><w:lang w:val="es-MX" w:eastAsia="es-MX"/></w:rPr><w:commentReference w:id="294"/></w:r></w:p></w:tc><w:tc><w:tcPr><w:tcW w:w="855" w:type="pct"/><w:vAlign w:val="center"/></w:tcPr><w:p><w:pPr><w:jc w:val="center"/><w:rPr><w:rFonts w:ascii="Avenir Next LT Pro" w:hAnsi="Avenir Next LT Pro" w:cs="Calibri"/><w:b/><w:bCs/><w:color w:val="FFFFFF" w:themeColor="background1"/><w:sz w:val="20"/><w:szCs w:val="20"/></w:rPr></w:pPr><w:commentRangeStart w:id="295"/><w:r><w:rPr><w:rFonts w:ascii="Avenir Next LT Pro" w:hAnsi="Avenir Next LT Pro" w:cs="Calibri"/><w:b/><w:bCs/><w:color w:val="FFFFFF" w:themeColor="background1"/><w:sz w:val="20"/><w:szCs w:val="20"/></w:rPr><w:t>Páginas</w:t></w:r><w:commentRangeEnd w:id="295"/><w:r><w:rPr><w:rStyle w:val="Refdecomentario"/><w:rFonts w:ascii="Tahoma" w:hAnsi="Tahoma"/><w:szCs w:val="20"/><w:lang w:val="es-MX" w:eastAsia="es-MX"/></w:rPr><w:commentReference w:id="295"/></w:r><w:r><w:rPr><w:rFonts w:ascii="Avenir Next LT Pro" w:hAnsi="Avenir Next LT Pro" w:cs="Calibri"/><w:b/><w:bCs/><w:color w:val="FFFFFF" w:themeColor="background1"/><w:sz w:val="20"/><w:szCs w:val="20"/></w:rPr><w:t> </w:t></w:r></w:p></w:tc></w:tr><w:tr><w:trPr><w:trHeight w:val="174"/><w:jc w:val="center"/></w:trPr><w:tc><w:tcPr><w:tcW w:w="1800" w:type="pct"/><w:tcMar><w:top w:w="0" w:type="dxa"/><w:left w:w="70" w:type="dxa"/><w:bottom w:w="0" w:type="dxa"/><w:right w:w="70" w:type="dxa"/></w:tcMar><w:vAlign w:val="center"/><w:hideMark/></w:tcPr><w:p><w:pPr><w:jc w:val="center"/><w:rPr><w:rFonts w:ascii="Avenir Next LT Pro" w:eastAsiaTheme="minorHAnsi" w:hAnsi="Avenir Next LT Pro" w:cs="Calibri"/><w:color w:val="303030"/><w:sz w:val="20"/><w:szCs w:val="20"/></w:rPr></w:pPr><w:r><w:rPr><w:rFonts w:ascii="Avenir Next LT Pro" w:eastAsiaTheme="minorHAnsi" w:hAnsi="Avenir Next LT Pro" w:cs="Calibri"/><w:b/><w:bCs/><w:color w:val="303030"/><w:sz w:val="20"/><w:szCs w:val="20"/></w:rPr><w:t>Anexo 1.</w:t></w:r><w:r><w:rPr><w:rFonts w:ascii="Avenir Next LT Pro" w:eastAsiaTheme="minorHAnsi" w:hAnsi="Avenir Next LT Pro" w:cs="Calibri"/><w:color w:val="303030"/><w:sz w:val="20"/><w:szCs w:val="20"/></w:rPr><w:t> Terminología y abreviaturas usadas en este informe</w:t></w:r></w:p></w:tc><w:tc><w:tcPr><w:tcW w:w="1133" w:type="pct"/><w:vMerge w:val="restart"/><w:tcMar><w:top w:w="0" w:type="dxa"/><w:left w:w="70" w:type="dxa"/><w:bottom w:w="0" w:type="dxa"/><w:right w:w="70" w:type="dxa"/></w:tcMar><w:vAlign w:val="center"/><w:hideMark/></w:tcPr><w:p><w:pPr><w:jc w:val="center"/><w:rPr><w:rFonts w:ascii="Avenir Next LT Pro" w:eastAsiaTheme="minorHAnsi" w:hAnsi="Avenir Next LT Pro" w:cs="Calibri"/><w:color w:val="303030"/><w:sz w:val="20"/><w:szCs w:val="20"/></w:rPr></w:pPr></w:p></w:tc><w:tc><w:tcPr><w:tcW w:w="1212" w:type="pct"/><w:vAlign w:val="center"/></w:tcPr><w:p><w:pPr><w:jc w:val="center"/><w:rPr><w:rFonts w:ascii="Avenir Next LT Pro" w:hAnsi="Avenir Next LT Pro" w:cs="Calibri"/><w:color w:val="303030"/><w:sz w:val="20"/><w:szCs w:val="20"/></w:rPr></w:pPr><w:r><w:rPr><w:rFonts w:ascii="Avenir Next LT Pro" w:hAnsi="Avenir Next LT Pro" w:cs="Calibri"/><w:color w:val="303030"/><w:sz w:val="20"/><w:szCs w:val="20"/></w:rPr><w:t>Terminología empleada en el informe</w:t></w:r></w:p></w:tc><w:tc><w:tcPr><w:tcW w:w="855" w:type="pct"/><w:vAlign w:val="center"/></w:tcPr><w:p><w:pPr><w:jc w:val="center"/><w:rPr><w:rFonts w:ascii="Avenir Next LT Pro" w:hAnsi="Avenir Next LT Pro" w:cs="Calibri"/><w:color w:val="303030"/><w:sz w:val="20"/><w:szCs w:val="20"/></w:rPr></w:pPr></w:p></w:tc></w:tr><w:tr><w:trPr><w:trHeight w:val="166"/><w:jc w:val="center"/></w:trPr><w:tc><w:tcPr><w:tcW w:w="1800" w:type="pct"/><w:vMerge w:val="restart"/><w:vAlign w:val="center"/><w:hideMark/></w:tcPr><w:p><w:pPr><w:jc w:val="center"/><w:rPr><w:rFonts w:ascii="Avenir Next LT Pro" w:eastAsiaTheme="minorHAnsi" w:hAnsi="Avenir Next LT Pro" w:cs="Calibri"/><w:color w:val="303030"/><w:sz w:val="20"/><w:szCs w:val="20"/></w:rPr></w:pPr><w:r><w:rPr><w:rFonts w:ascii="Avenir Next LT Pro" w:eastAsiaTheme="minorHAnsi" w:hAnsi="Avenir Next LT Pro" w:cs="Calibri"/><w:b/><w:bCs/><w:color w:val="303030"/><w:sz w:val="20"/><w:szCs w:val="20"/></w:rPr><w:t>Anexo 2</w:t></w:r><w:r><w:rPr><w:rFonts w:ascii="Avenir Next LT Pro" w:eastAsiaTheme="minorHAnsi" w:hAnsi="Avenir Next LT Pro" w:cs="Calibri"/><w:color w:val="303030"/><w:sz w:val="20"/><w:szCs w:val="20"/></w:rPr><w:t>. Descomposición de la señal ondulatoria</w:t></w:r></w:p></w:tc><w:tc><w:tcPr><w:tcW w:w="1133" w:type="pct"/><w:vMerge/><w:tcMar><w:top w:w="0" w:type="dxa"/><w:left w:w="70" w:type="dxa"/><w:bottom w:w="0" w:type="dxa"/><w:right w:w="70" w:type="dxa"/></w:tcMar><w:vAlign w:val="center"/></w:tcPr><w:p><w:pPr><w:jc w:val="center"/><w:rPr><w:rFonts w:ascii="Avenir Next LT Pro" w:eastAsiaTheme="minorHAnsi" w:hAnsi="Avenir Next LT Pro" w:cs="Calibri"/><w:color w:val="303030"/><w:sz w:val="20"/><w:szCs w:val="20"/></w:rPr></w:pPr></w:p></w:tc><w:tc><w:tcPr><w:tcW w:w="1212" w:type="pct"/></w:tcPr><w:p><w:pPr><w:jc w:val="center"/><w:rPr><w:rFonts w:ascii="Avenir Next LT Pro" w:hAnsi="Avenir Next LT Pro" w:cs="Calibri"/><w:color w:val="303030"/><w:sz w:val="20"/><w:szCs w:val="20"/></w:rPr></w:pPr><w:r><w:rPr><w:rFonts w:ascii="Avenir Next LT Pro" w:hAnsi="Avenir Next LT Pro"/><w:color w:val="303030"/><w:sz w:val="20"/><w:szCs w:val="20"/></w:rPr><w:t>Corrección jornada diurna día hábil </w:t></w:r></w:p></w:tc><w:tc><w:tcPr><w:tcW w:w="855" w:type="pct"/><w:vAlign w:val="center"/></w:tcPr><w:p><w:pPr><w:jc w:val="center"/><w:rPr><w:rFonts w:ascii="Avenir Next LT Pro" w:hAnsi="Avenir Next LT Pro" w:cs="Calibri"/><w:color w:val="303030"/><w:sz w:val="20"/><w:szCs w:val="20"/></w:rPr></w:pPr></w:p></w:tc></w:tr><w:tr><w:trPr><w:trHeight w:val="166"/><w:jc w:val="center"/></w:trPr><w:tc><w:tcPr><w:tcW w:w="1800" w:type="pct"/><w:vMerge/><w:vAlign w:val="center"/></w:tcPr><w:p><w:pPr><w:jc w:val="center"/><w:rPr><w:rFonts w:ascii="Avenir Next LT Pro" w:eastAsiaTheme="minorHAnsi" w:hAnsi="Avenir Next LT Pro" w:cs="Calibri"/><w:color w:val="303030"/><w:sz w:val="20"/><w:szCs w:val="20"/></w:rPr></w:pPr></w:p></w:tc><w:tc><w:tcPr><w:tcW w:w="1133" w:type="pct"/><w:vMerge/><w:tcMar><w:top w:w="0" w:type="dxa"/><w:left w:w="70" w:type="dxa"/><w:bottom w:w="0" w:type="dxa"/><w:right w:w="70" w:type="dxa"/></w:tcMar><w:vAlign w:val="center"/></w:tcPr><w:p><w:pPr><w:jc w:val="center"/><w:rPr><w:rFonts w:ascii="Avenir Next LT Pro" w:eastAsiaTheme="minorHAnsi" w:hAnsi="Avenir Next LT Pro" w:cs="Calibri"/><w:color w:val="303030"/><w:sz w:val="20"/><w:szCs w:val="20"/></w:rPr></w:pPr></w:p></w:tc><w:tc><w:tcPr><w:tcW w:w="1212" w:type="pct"/></w:tcPr><w:p><w:pPr><w:jc w:val="center"/><w:rPr><w:rFonts w:ascii="Avenir Next LT Pro" w:hAnsi="Avenir Next LT Pro" w:cs="Calibri"/><w:color w:val="303030"/><w:sz w:val="20"/><w:szCs w:val="20"/></w:rPr></w:pPr><w:r><w:rPr><w:rFonts w:ascii="Avenir Next LT Pro" w:hAnsi="Avenir Next LT Pro"/><w:color w:val="303030"/><w:sz w:val="20"/><w:szCs w:val="20"/></w:rPr><w:t>Corrección jornada diurna día no hábil</w:t></w:r></w:p></w:tc><w:tc><w:tcPr><w:tcW w:w="855" w:type="pct"/><w:vAlign w:val="center"/></w:tcPr><w:p><w:pPr><w:jc w:val="center"/><w:rPr><w:rFonts w:ascii="Avenir Next LT Pro" w:hAnsi="Avenir Next LT Pro" w:cs="Calibri"/><w:color w:val="303030"/><w:sz w:val="20"/><w:szCs w:val="20"/></w:rPr></w:pPr></w:p></w:tc></w:tr><w:tr><w:trPr><w:trHeight w:val="60"/><w:jc w:val="center"/></w:trPr><w:tc><w:tcPr><w:tcW w:w="1800" w:type="pct"/><w:vMerge w:val="restart"/><w:tcMar><w:top w:w="0" w:type="dxa"/><w:left w:w="70" w:type="dxa"/><w:bottom w:w="0" w:type="dxa"/><w:right w:w="70" w:type="dxa"/></w:tcMar><w:vAlign w:val="center"/><w:hideMark/></w:tcPr><w:p><w:pPr><w:jc w:val="center"/><w:rPr><w:rFonts w:ascii="Avenir Next LT Pro" w:eastAsiaTheme="minorHAnsi" w:hAnsi="Avenir Next LT Pro" w:cs="Calibri"/><w:color w:val="303030"/><w:sz w:val="20"/><w:szCs w:val="20"/></w:rPr></w:pPr><w:commentRangeStart w:id="296"/><w:r><w:rPr><w:rFonts w:ascii="Avenir Next LT Pro" w:eastAsiaTheme="minorHAnsi" w:hAnsi="Avenir Next LT Pro" w:cs="Calibri"/><w:b/><w:bCs/><w:color w:val="303030"/><w:sz w:val="20"/><w:szCs w:val="20"/></w:rPr><w:t>Anexo 3.</w:t></w:r><w:r><w:rPr><w:rFonts w:ascii="Avenir Next LT Pro" w:eastAsiaTheme="minorHAnsi" w:hAnsi="Avenir Next LT Pro" w:cs="Calibri"/><w:color w:val="303030"/><w:sz w:val="20"/><w:szCs w:val="20"/></w:rPr><w:t> Calibraciones de equipos y Fichas técnicas</w:t></w:r><w:commentRangeEnd w:id="296"/><w:r><w:rPr><w:rStyle w:val="Refdecomentario"/><w:rFonts w:ascii="Tahoma" w:hAnsi="Tahoma"/><w:szCs w:val="20"/><w:lang w:val="es-MX" w:eastAsia="es-MX"/></w:rPr><w:commentReference w:id="296"/></w:r></w:p></w:tc><w:tc><w:tcPr><w:tcW w:w="1133" w:type="pct"/><w:vMerge/><w:tcMar><w:top w:w="0" w:type="dxa"/><w:left w:w="70" w:type="dxa"/><w:bottom w:w="0" w:type="dxa"/><w:right w:w="70" w:type="dxa"/></w:tcMar><w:vAlign w:val="center"/></w:tcPr><w:p><w:pPr><w:jc w:val="center"/><w:rPr><w:rFonts w:ascii="Avenir Next LT Pro" w:eastAsiaTheme="minorHAnsi" w:hAnsi="Avenir Next LT Pro" w:cs="Calibri"/><w:color w:val="303030"/><w:sz w:val="20"/><w:szCs w:val="20"/></w:rPr></w:pPr></w:p></w:tc><w:tc><w:tcPr><w:tcW w:w="1212" w:type="pct"/><w:vAlign w:val="center"/></w:tcPr><w:p><w:pPr><w:jc w:val="center"/><w:rPr><w:rFonts w:ascii="Avenir Next LT Pro" w:hAnsi="Avenir Next LT Pro" w:cs="Calibri"/><w:color w:val="303030"/><w:sz w:val="20"/><w:szCs w:val="20"/></w:rPr></w:pPr><w:commentRangeStart w:id="297"/><w:proofErr w:type="spellStart"/><w:r><w:rPr><w:rFonts w:ascii="Avenir Next LT Pro" w:hAnsi="Avenir Next LT Pro" w:cs="Calibri"/><w:color w:val="303030"/><w:sz w:val="20"/><w:szCs w:val="20"/></w:rPr><w:t>Certificado</w:t></w:r><w:commentRangeEnd w:id="297"/><w:r><w:rPr><w:rStyle w:val="Refdecomentario"/><w:rFonts w:ascii="Tahoma" w:hAnsi="Tahoma"/><w:szCs w:val="20"/><w:lang w:val="es-MX" w:eastAsia="es-MX"/></w:rPr><w:commentReference w:id="297"/></w:r><w:r><w:rPr><w:rFonts w:ascii="Avenir Next LT Pro" w:hAnsi="Avenir Next LT Pro" w:cs="Calibri"/><w:color w:val="303030"/><w:sz w:val="20"/><w:szCs w:val="20"/></w:rPr><w:t>_Sonómetro</w:t></w:r><w:proofErr w:type="spellEnd"/><w:r><w:rPr><w:rFonts w:ascii="Avenir Next LT Pro" w:hAnsi="Avenir Next LT Pro" w:cs="Calibri"/><w:color w:val="303030"/><w:sz w:val="20"/><w:szCs w:val="20"/></w:rPr><w:t> </w:t></w:r><w:proofErr w:type="spellStart"/><w:r><w:rPr><w:rFonts w:ascii="Avenir Next LT Pro" w:hAnsi="Avenir Next LT Pro" w:cs="Calibri"/><w:color w:val="303030"/><w:sz w:val="20"/><w:szCs w:val="20"/></w:rPr><w:t>{certificado_sonometro_1}</w:t></w:r><w:proofErr w:type="spellEnd"/></w:p></w:tc><w:tc><w:tcPr><w:tcW w:w="855" w:type="pct"/><w:vAlign w:val="center"/></w:tcPr><w:p><w:pPr><w:jc w:val="center"/><w:rPr><w:rFonts w:ascii="Avenir Next LT Pro" w:hAnsi="Avenir Next LT Pro" w:cs="Calibri"/><w:color w:val="303030"/><w:sz w:val="20"/><w:szCs w:val="20"/></w:rPr></w:pPr></w:p></w:tc></w:tr><w:tr><w:trPr><w:trHeight w:val="60"/><w:jc w:val="center"/></w:trPr><w:tc><w:tcPr><w:tcW w:w="1800" w:type="pct"/><w:vMerge/><w:tcMar><w:top w:w="0" w:type="dxa"/><w:left w:w="70" w:type="dxa"/><w:bottom w:w="0" w:type="dxa"/><w:right w:w="70" w:type="dxa"/></w:tcMar><w:vAlign w:val="center"/></w:tcPr><w:p><w:pPr><w:jc w:val="center"/><w:rPr><w:rFonts w:ascii="Avenir Next LT Pro" w:eastAsiaTheme="minorHAnsi" w:hAnsi="Avenir Next LT Pro" w:cs="Calibri"/><w:color w:val="303030"/><w:sz w:val="20"/><w:szCs w:val="20"/></w:rPr></w:pPr></w:p></w:tc><w:tc><w:tcPr><w:tcW w:w="1133" w:type="pct"/><w:vMerge/><w:tcMar><w:top w:w="0" w:type="dxa"/><w:left w:w="70" w:type="dxa"/><w:bottom w:w="0" w:type="dxa"/><w:right w:w="70" w:type="dxa"/></w:tcMar><w:vAlign w:val="center"/></w:tcPr><w:p><w:pPr><w:jc w:val="center"/><w:rPr><w:rFonts w:ascii="Avenir Next LT Pro" w:eastAsiaTheme="minorHAnsi" w:hAnsi="Avenir Next LT Pro" w:cs="Calibri"/><w:color w:val="303030"/><w:sz w:val="20"/><w:szCs w:val="20"/></w:rPr></w:pPr></w:p></w:tc><w:tc><w:tcPr><w:tcW w:w="1212" w:type="pct"/><w:vAlign w:val="center"/></w:tcPr><w:p><w:pPr><w:jc w:val="center"/><w:rPr><w:rFonts w:ascii="Avenir Next LT Pro" w:hAnsi="Avenir Next LT Pro" w:cs="Calibri"/><w:color w:val="303030"/><w:sz w:val="20"/><w:szCs w:val="20"/></w:rPr></w:pPr><w:r><w:rPr><w:rFonts w:ascii="Avenir Next LT Pro" w:hAnsi="Avenir Next LT Pro" w:cs="Calibri"/><w:color w:val="303030"/><w:sz w:val="20"/><w:szCs w:val="20"/></w:rPr><w:t>Certificado_Pistófono </w:t></w:r><w:r><w:rPr><w:rFonts w:ascii="Avenir Next LT Pro" w:hAnsi="Avenir Next LT Pro" w:cs="Calibri"/><w:color w:val="303030"/><w:sz w:val="20"/><w:szCs w:val="20"/></w:rPr><w:t>{de_estudio_de_la_organizacion_la_cual_se_localiza_1}</w:t></w:r></w:p></w:tc><w:tc><w:tcPr><w:tcW w:w="855" w:type="pct"/><w:vAlign w:val="center"/></w:tcPr><w:p><w:pPr><w:jc w:val="center"/><w:rPr><w:rFonts w:ascii="Avenir Next LT Pro" w:hAnsi="Avenir Next LT Pro" w:cs="Calibri"/><w:color w:val="303030"/><w:sz w:val="20"/><w:szCs w:val="20"/></w:rPr></w:pPr></w:p></w:tc></w:tr><w:tr><w:trPr><w:trHeight w:val="60"/><w:jc w:val="center"/></w:trPr><w:tc><w:tcPr><w:tcW w:w="1800" w:type="pct"/><w:vMerge/><w:tcMar><w:top w:w="0" w:type="dxa"/><w:left w:w="70" w:type="dxa"/><w:bottom w:w="0" w:type="dxa"/><w:right w:w="70" w:type="dxa"/></w:tcMar><w:vAlign w:val="center"/></w:tcPr><w:p><w:pPr><w:jc w:val="center"/><w:rPr><w:rFonts w:ascii="Avenir Next LT Pro" w:eastAsiaTheme="minorHAnsi" w:hAnsi="Avenir Next LT Pro" w:cs="Calibri"/><w:color w:val="303030"/><w:sz w:val="20"/><w:szCs w:val="20"/></w:rPr></w:pPr></w:p></w:tc><w:tc><w:tcPr><w:tcW w:w="1133" w:type="pct"/><w:vMerge/><w:tcMar><w:top w:w="0" w:type="dxa"/><w:left w:w="70" w:type="dxa"/><w:bottom w:w="0" w:type="dxa"/><w:right w:w="70" w:type="dxa"/></w:tcMar><w:vAlign w:val="center"/></w:tcPr><w:p><w:pPr><w:jc w:val="center"/><w:rPr><w:rFonts w:ascii="Avenir Next LT Pro" w:eastAsiaTheme="minorHAnsi" w:hAnsi="Avenir Next LT Pro" w:cs="Calibri"/><w:color w:val="303030"/><w:sz w:val="20"/><w:szCs w:val="20"/></w:rPr></w:pPr></w:p></w:tc><w:tc><w:tcPr><w:tcW w:w="1212" w:type="pct"/><w:vAlign w:val="center"/></w:tcPr><w:p><w:pPr><w:jc w:val="center"/><w:rPr><w:rFonts w:ascii="Avenir Next LT Pro" w:hAnsi="Avenir Next LT Pro" w:cs="Calibri"/><w:color w:val="303030"/><w:sz w:val="20"/><w:szCs w:val="20"/></w:rPr></w:pPr><w:commentRangeStart w:id="298"/><w:r><w:rPr><w:rFonts w:ascii="Avenir Next LT Pro" w:hAnsi="Avenir Next LT Pro" w:cs="Calibri"/><w:color w:val="303030"/><w:sz w:val="20"/><w:szCs w:val="20"/></w:rPr><w:t>{las_mediciones_de_ruido_intradomiciliario_se_lleva_1}</w:t></w:r><w:commentRangeEnd w:id="298"/><w:r><w:rPr><w:rStyle w:val="Refdecomentario"/><w:rFonts w:ascii="Tahoma" w:hAnsi="Tahoma"/><w:szCs w:val="20"/><w:lang w:val="es-MX" w:eastAsia="es-MX"/></w:rPr></w:r></w:p></w:tc><w:tc><w:tcPr><w:tcW w:w="855" w:type="pct"/><w:vAlign w:val="center"/></w:tcPr><w:p><w:pPr><w:jc w:val="center"/><w:rPr><w:rFonts w:ascii="Avenir Next LT Pro" w:hAnsi="Avenir Next LT Pro" w:cs="Calibri"/><w:color w:val="303030"/><w:sz w:val="20"/><w:szCs w:val="20"/></w:rPr></w:pPr></w:p></w:tc></w:tr><w:tr><w:trPr><w:trHeight w:val="174"/><w:jc w:val="center"/></w:trPr><w:tc><w:tcPr><w:tcW w:w="1800" w:type="pct"/><w:tcMar><w:top w:w="0" w:type="dxa"/><w:left w:w="70" w:type="dxa"/><w:bottom w:w="0" w:type="dxa"/><w:right w:w="70" w:type="dxa"/></w:tcMar><w:vAlign w:val="center"/></w:tcPr><w:p><w:pPr><w:jc w:val="center"/><w:rPr><w:rFonts w:ascii="Avenir Next LT Pro" w:eastAsiaTheme="minorHAnsi" w:hAnsi="Avenir Next LT Pro" w:cs="Calibri"/><w:color w:val="303030"/><w:sz w:val="20"/><w:szCs w:val="20"/></w:rPr></w:pPr><w:r><w:rPr><w:rFonts w:ascii="Avenir Next LT Pro" w:eastAsiaTheme="minorHAnsi" w:hAnsi="Avenir Next LT Pro" w:cs="Calibri"/><w:b/><w:bCs/><w:color w:val="303030"/><w:sz w:val="20"/><w:szCs w:val="20"/></w:rPr><w:t>Anexo 4.</w:t></w:r><w:r><w:rPr><w:rFonts w:ascii="Avenir Next LT Pro" w:eastAsiaTheme="minorHAnsi" w:hAnsi="Avenir Next LT Pro" w:cs="Calibri"/><w:color w:val="303030"/><w:sz w:val="20"/><w:szCs w:val="20"/></w:rPr><w:t> Resolución de Acreditación del IDEAM</w:t></w:r></w:p></w:tc><w:tc><w:tcPr><w:tcW w:w="1133" w:type="pct"/><w:vMerge/><w:tcMar><w:top w:w="0" w:type="dxa"/><w:left w:w="70" w:type="dxa"/><w:bottom w:w="0" w:type="dxa"/><w:right w:w="70" w:type="dxa"/></w:tcMar><w:vAlign w:val="center"/></w:tcPr><w:p><w:pPr><w:jc w:val="center"/><w:rPr><w:rFonts w:ascii="Avenir Next LT Pro" w:eastAsiaTheme="minorHAnsi" w:hAnsi="Avenir Next LT Pro" w:cs="Calibri"/><w:color w:val="303030"/><w:sz w:val="20"/><w:szCs w:val="20"/></w:rPr></w:pPr></w:p></w:tc><w:tc><w:tcPr><w:tcW w:w="1212" w:type="pct"/><w:vAlign w:val="center"/></w:tcPr><w:p><w:pPr><w:jc w:val="center"/><w:rPr><w:rFonts w:ascii="Avenir Next LT Pro" w:hAnsi="Avenir Next LT Pro" w:cs="Calibri"/><w:color w:val="303030"/><w:sz w:val="20"/><w:szCs w:val="20"/></w:rPr></w:pPr><w:r><w:rPr><w:rFonts w:ascii="Avenir Next LT Pro" w:hAnsi="Avenir Next LT Pro" w:cs="Calibri"/><w:color w:val="303030"/><w:sz w:val="20"/><w:szCs w:val="20"/></w:rPr><w:t>Resolución </w:t></w:r><w:r><w:rPr><w:rFonts w:ascii="Avenir Next LT Pro" w:hAnsi="Avenir Next LT Pro" w:cs="Calibri"/><w:color w:val="303030"/><w:sz w:val="20"/><w:szCs w:val="20"/></w:rPr><w:t>{serambiente_s_a_s_es_una_empresa_acreditada_por_el_1}</w:t></w:r></w:p></w:tc><w:tc><w:tcPr><w:tcW w:w="855" w:type="pct"/><w:vAlign w:val="center"/></w:tcPr><w:p><w:pPr><w:jc w:val="center"/><w:rPr><w:rFonts w:ascii="Avenir Next LT Pro" w:hAnsi="Avenir Next LT Pro" w:cs="Calibri"/><w:color w:val="303030"/><w:sz w:val="20"/><w:szCs w:val="20"/></w:rPr></w:pPr></w:p></w:tc></w:tr><w:tr><w:trPr><w:trHeight w:val="41"/><w:jc w:val="center"/></w:trPr><w:tc><w:tcPr><w:tcW w:w="1800" w:type="pct"/><w:vMerge w:val="restart"/><w:vAlign w:val="center"/><w:hideMark/></w:tcPr><w:p><w:pPr><w:jc w:val="center"/><w:rPr><w:rFonts w:ascii="Avenir Next LT Pro" w:eastAsiaTheme="minorHAnsi" w:hAnsi="Avenir Next LT Pro" w:cs="Calibri"/><w:color w:val="303030"/><w:sz w:val="20"/><w:szCs w:val="20"/></w:rPr></w:pPr><w:r><w:rPr><w:rFonts w:ascii="Avenir Next LT Pro" w:eastAsiaTheme="minorHAnsi" w:hAnsi="Avenir Next LT Pro" w:cs="Calibri"/><w:b/><w:bCs/><w:color w:val="303030"/><w:sz w:val="20"/><w:szCs w:val="20"/></w:rPr><w:t>Anexo 5</w:t></w:r><w:r><w:rPr><w:rFonts w:ascii="Avenir Next LT Pro" w:eastAsiaTheme="minorHAnsi" w:hAnsi="Avenir Next LT Pro" w:cs="Calibri"/><w:color w:val="303030"/><w:sz w:val="20"/><w:szCs w:val="20"/></w:rPr><w:t>. Formatos de campo (plan de monitoreo y planillas de campo)</w:t></w:r></w:p></w:tc><w:tc><w:tcPr><w:tcW w:w="1133" w:type="pct"/><w:vMerge/><w:tcMar><w:top w:w="0" w:type="dxa"/><w:left w:w="70" w:type="dxa"/><w:bottom w:w="0" w:type="dxa"/><w:right w:w="70" w:type="dxa"/></w:tcMar><w:vAlign w:val="center"/></w:tcPr><w:p><w:pPr><w:jc w:val="center"/><w:rPr><w:rFonts w:ascii="Avenir Next LT Pro" w:eastAsiaTheme="minorHAnsi" w:hAnsi="Avenir Next LT Pro" w:cs="Calibri"/><w:color w:val="303030"/><w:sz w:val="20"/><w:szCs w:val="20"/></w:rPr></w:pPr></w:p></w:tc><w:tc><w:tcPr><w:tcW w:w="1212" w:type="pct"/><w:vAlign w:val="center"/></w:tcPr><w:p><w:pPr><w:jc w:val="center"/><w:rPr><w:rFonts w:ascii="Avenir Next LT Pro" w:hAnsi="Avenir Next LT Pro" w:cs="Calibri"/><w:color w:val="303030"/><w:sz w:val="20"/><w:szCs w:val="20"/></w:rPr></w:pPr><w:r><w:rPr><w:rFonts w:ascii="Avenir Next LT Pro" w:hAnsi="Avenir Next LT Pro" w:cs="Calibri"/><w:color w:val="303030"/><w:sz w:val="20"/><w:szCs w:val="20"/></w:rPr><w:t>Plan_monitoreo</w:t></w:r></w:p></w:tc><w:tc><w:tcPr><w:tcW w:w="855" w:type="pct"/><w:vAlign w:val="center"/></w:tcPr><w:p><w:pPr><w:jc w:val="center"/><w:rPr><w:rFonts w:ascii="Avenir Next LT Pro" w:hAnsi="Avenir Next LT Pro" w:cs="Calibri"/><w:color w:val="303030"/><w:sz w:val="20"/><w:szCs w:val="20"/></w:rPr></w:pPr></w:p></w:tc></w:tr><w:tr><w:trPr><w:trHeight w:val="41"/><w:jc w:val="center"/></w:trPr><w:tc><w:tcPr><w:tcW w:w="1800" w:type="pct"/><w:vMerge/><w:vAlign w:val="center"/></w:tcPr><w:p><w:pPr><w:jc w:val="center"/><w:rPr><w:rFonts w:ascii="Avenir Next LT Pro" w:eastAsiaTheme="minorHAnsi" w:hAnsi="Avenir Next LT Pro" w:cs="Calibri"/><w:color w:val="303030"/><w:sz w:val="20"/><w:szCs w:val="20"/></w:rPr></w:pPr></w:p></w:tc><w:tc><w:tcPr><w:tcW w:w="1133" w:type="pct"/><w:vMerge/><w:tcMar><w:top w:w="0" w:type="dxa"/><w:left w:w="70" w:type="dxa"/><w:bottom w:w="0" w:type="dxa"/><w:right w:w="70" w:type="dxa"/></w:tcMar><w:vAlign w:val="center"/></w:tcPr><w:p><w:pPr><w:jc w:val="center"/><w:rPr><w:rFonts w:ascii="Avenir Next LT Pro" w:eastAsiaTheme="minorHAnsi" w:hAnsi="Avenir Next LT Pro" w:cs="Calibri"/><w:color w:val="303030"/><w:sz w:val="20"/><w:szCs w:val="20"/></w:rPr></w:pPr></w:p></w:tc><w:tc><w:tcPr><w:tcW w:w="1212" w:type="pct"/><w:vAlign w:val="center"/></w:tcPr><w:p><w:pPr><w:jc w:val="center"/><w:rPr><w:rFonts w:ascii="Avenir Next LT Pro" w:hAnsi="Avenir Next LT Pro" w:cs="Calibri"/><w:color w:val="303030"/><w:sz w:val="20"/><w:szCs w:val="20"/></w:rPr></w:pPr><w:r><w:rPr><w:rFonts w:ascii="Avenir Next LT Pro" w:hAnsi="Avenir Next LT Pro" w:cs="Calibri"/><w:color w:val="303030"/><w:sz w:val="20"/><w:szCs w:val="20"/></w:rPr><w:t>Planilla_campo</w:t></w:r></w:p></w:tc><w:tc><w:tcPr><w:tcW w:w="855" w:type="pct"/><w:vAlign w:val="center"/></w:tcPr><w:p><w:pPr><w:jc w:val="center"/><w:rPr><w:rFonts w:ascii="Avenir Next LT Pro" w:hAnsi="Avenir Next LT Pro" w:cs="Calibri"/><w:color w:val="303030"/><w:sz w:val="20"/><w:szCs w:val="20"/></w:rPr></w:pPr></w:p></w:tc></w:tr><w:tr><w:trPr><w:trHeight w:val="41"/><w:jc w:val="center"/></w:trPr><w:tc><w:tcPr><w:tcW w:w="1800" w:type="pct"/><w:vAlign w:val="center"/></w:tcPr><w:p><w:pPr><w:jc w:val="center"/><w:rPr><w:rFonts w:ascii="Avenir Next LT Pro" w:eastAsiaTheme="minorHAnsi" w:hAnsi="Avenir Next LT Pro" w:cs="Calibri"/><w:color w:val="303030"/><w:sz w:val="20"/><w:szCs w:val="20"/></w:rPr></w:pPr><w:r><w:rPr><w:rFonts w:ascii="Avenir Next LT Pro" w:eastAsiaTheme="minorHAnsi" w:hAnsi="Avenir Next LT Pro" w:cs="Calibri"/><w:b/><w:bCs/><w:color w:val="303030"/><w:sz w:val="20"/><w:szCs w:val="20"/></w:rPr><w:t>Anexo 6</w:t></w:r><w:r><w:rPr><w:rFonts w:ascii="Avenir Next LT Pro" w:eastAsiaTheme="minorHAnsi" w:hAnsi="Avenir Next LT Pro" w:cs="Calibri"/><w:color w:val="303030"/><w:sz w:val="20"/><w:szCs w:val="20"/></w:rPr><w:t>. Hoja de cálculo incertidumbre Ruido</w:t></w:r></w:p></w:tc><w:tc><w:tcPr><w:tcW w:w="1133" w:type="pct"/><w:vMerge/><w:tcMar><w:top w:w="0" w:type="dxa"/><w:left w:w="70" w:type="dxa"/><w:bottom w:w="0" w:type="dxa"/><w:right w:w="70" w:type="dxa"/></w:tcMar><w:vAlign w:val="center"/></w:tcPr><w:p><w:pPr><w:jc w:val="center"/><w:rPr><w:rFonts w:ascii="Avenir Next LT Pro" w:eastAsiaTheme="minorHAnsi" w:hAnsi="Avenir Next LT Pro" w:cs="Calibri"/><w:color w:val="303030"/><w:sz w:val="20"/><w:szCs w:val="20"/></w:rPr></w:pPr></w:p></w:tc><w:tc><w:tcPr><w:tcW w:w="1212" w:type="pct"/><w:vAlign w:val="center"/></w:tcPr><w:p><w:pPr><w:jc w:val="center"/><w:rPr><w:rFonts w:ascii="Avenir Next LT Pro" w:hAnsi="Avenir Next LT Pro" w:cs="Calibri"/><w:color w:val="303030"/><w:sz w:val="20"/><w:szCs w:val="20"/></w:rPr></w:pPr><w:r><w:rPr><w:rFonts w:ascii="Avenir Next LT Pro" w:eastAsiaTheme="minorHAnsi" w:hAnsi="Avenir Next LT Pro" w:cs="Calibri"/><w:color w:val="303030"/><w:sz w:val="20"/><w:szCs w:val="20"/></w:rPr><w:t>Hoja de cálculo_OT </w:t></w:r><w:r><w:rPr><w:rFonts w:ascii="Avenir Next LT Pro" w:eastAsiaTheme="minorHAnsi" w:hAnsi="Avenir Next LT Pro" w:cs="Calibri"/><w:color w:val="303030"/><w:sz w:val="20"/><w:szCs w:val="20"/></w:rPr><w:t>{hoja_de_calculo_ot_1}</w:t></w:r></w:p></w:tc><w:tc><w:tcPr><w:tcW w:w="855" w:type="pct"/><w:vAlign w:val="center"/></w:tcPr><w:p><w:pPr><w:jc w:val="center"/><w:rPr><w:rFonts w:ascii="Avenir Next LT Pro" w:hAnsi="Avenir Next LT Pro" w:cs="Calibri"/><w:color w:val="303030"/><w:sz w:val="20"/><w:szCs w:val="20"/></w:rPr></w:pPr></w:p></w:tc></w:tr></w:tbl><w:p><w:pPr><w:pStyle w:val="Textoindependiente"/><w:spacing w:line="360" w:lineRule="auto"/><w:rPr><w:rFonts w:ascii="Avenir Next LT Pro" w:hAnsi="Avenir Next LT Pro"/><w:i/><w:color w:val="303030"/><w:sz w:val="20"/></w:rPr></w:pPr><w:r><w:rPr><w:rFonts w:ascii="Avenir Next LT Pro" w:hAnsi="Avenir Next LT Pro"/><w:i/><w:color w:val="303030"/><w:sz w:val="20"/></w:rPr><w:t>{var_33}</w:t></w:r><w:r><w:rPr><w:rFonts w:ascii="Avenir Next LT Pro" w:hAnsi="Avenir Next LT Pro"/><w:i/><w:color w:val="303030"/><w:sz w:val="20"/></w:rPr></w:r><w:r><w:rPr><w:rFonts w:ascii="Avenir Next LT Pro" w:hAnsi="Avenir Next LT Pro"/><w:i/><w:color w:val="303030"/><w:sz w:val="20"/></w:rPr></w:r></w:p><w:p><w:pPr><w:pStyle w:val="Textoindependiente"/><w:spacing w:line="360" w:lineRule="auto"/><w:rPr><w:rFonts w:ascii="Avenir Next LT Pro" w:hAnsi="Avenir Next LT Pro"/><w:i/><w:color w:val="303030"/><w:sz w:val="20"/></w:rPr></w:pPr><w:r><w:rPr><w:rFonts w:ascii="Avenir Next LT Pro" w:hAnsi="Avenir Next LT Pro"/><w:i/><w:color w:val="303030"/><w:sz w:val="20"/></w:rPr><w:t>{var_4}</w:t></w:r></w:p><w:p><w:pPr><w:pStyle w:val="Ttulo1"/><w:jc w:val="left"/><w:rPr><w:rFonts w:ascii="Avenir Next LT Pro" w:hAnsi="Avenir Next LT Pro"/><w:color w:val="303030"/><w:sz w:val="40"/><w:szCs w:val="40"/></w:rPr></w:pPr><w:bookmarkStart w:id="299" w:name="_Toc211423097"/><w:bookmarkStart w:id="300" w:name="_Toc215310889"/><w:r><w:rPr><w:rFonts w:ascii="Avenir Next LT Pro" w:hAnsi="Avenir Next LT Pro"/><w:color w:val="303030"/><w:sz w:val="40"/><w:szCs w:val="40"/></w:rPr><w:lastRenderedPageBreak/><w:t>11. </w:t></w:r><w:bookmarkStart w:id="301" w:name="_Toc139449157"/><w:bookmarkStart w:id="302" w:name="_Toc143861496"/><w:r><w:rPr><w:rFonts w:ascii="Avenir Next LT Pro" w:hAnsi="Avenir Next LT Pro"/><w:color w:val="303030"/><w:sz w:val="40"/><w:szCs w:val="40"/></w:rPr><w:t>HIST</w:t></w:r><w:r><w:rPr><w:rFonts w:ascii="Avenir Next LT Pro" w:hAnsi="Avenir Next LT Pro"/><w:color w:val="303030"/><w:sz w:val="40"/><w:szCs w:val="40"/></w:rPr><w:t>ORIAL</w:t></w:r><w:r><w:rPr><w:rFonts w:ascii="Avenir Next LT Pro" w:hAnsi="Avenir Next LT Pro"/><w:color w:val="303030"/><w:sz w:val="40"/><w:szCs w:val="40"/></w:rPr><w:t> </w:t></w:r><w:r><w:rPr><w:rFonts w:ascii="Avenir Next LT Pro" w:hAnsi="Avenir Next LT Pro"/><w:color w:val="303030"/><w:sz w:val="40"/><w:szCs w:val="40"/></w:rPr><w:t>DE CAMBIOS</w:t></w:r><w:bookmarkEnd w:id="299"/><w:bookmarkEnd w:id="300"/><w:bookmarkEnd w:id="301"/><w:bookmarkEnd w:id="302"/></w:p><w:p><w:pPr><w:pStyle w:val="Sinespaciado"/><w:jc w:val="center"/><w:rPr><w:rFonts w:ascii="Avenir Next LT Pro" w:hAnsi="Avenir Next LT Pro"/><w:i/><w:color w:val="303030"/><w:sz w:val="20"/><w:szCs w:val="20"/></w:rPr></w:pPr></w:p><w:p><w:pPr><w:pStyle w:val="Descripcin"/><w:keepNext/><w:spacing w:after="0"/><w:jc w:val="center"/><w:rPr><w:rFonts w:ascii="Avenir Next LT Pro" w:hAnsi="Avenir Next LT Pro" w:cs="Calibri"/><w:i/><w:color w:val="303030"/><w:lang w:val="es-CO"/></w:rPr></w:pPr><w:bookmarkStart w:id="303" w:name="_Toc139449135"/><w:bookmarkStart w:id="304" w:name="_Toc143861507"/><w:bookmarkStart w:id="305" w:name="_Toc209532350"/><w:r><w:rPr><w:rFonts w:ascii="Avenir Next LT Pro" w:hAnsi="Avenir Next LT Pro"/><w:color w:val="303030"/><w:lang w:val="es-CO"/></w:rPr><w:t>Tabla </w:t></w:r><w:r><w:rPr><w:rFonts w:ascii="Avenir Next LT Pro" w:hAnsi="Avenir Next LT Pro"/><w:color w:val="303030"/><w:lang w:val="es-CO"/></w:rPr><w:fldChar w:fldCharType="begin"/></w:r><w:r><w:rPr><w:rFonts w:ascii="Avenir Next LT Pro" w:hAnsi="Avenir Next LT Pro"/><w:color w:val="303030"/><w:lang w:val="es-CO"/></w:rPr><w:instrText xml:space="preserve"> SEQ Tabla \* ARABIC </w:instrText></w:r><w:r><w:rPr><w:rFonts w:ascii="Avenir Next LT Pro" w:hAnsi="Avenir Next LT Pro"/><w:color w:val="303030"/><w:lang w:val="es-CO"/></w:rPr><w:fldChar w:fldCharType="separate"/></w:r><w:r><w:rPr><w:rFonts w:ascii="Avenir Next LT Pro" w:hAnsi="Avenir Next LT Pro"/><w:noProof/><w:color w:val="303030"/><w:lang w:val="es-CO"/></w:rPr><w:t>23</w:t></w:r><w:r><w:rPr><w:rFonts w:ascii="Avenir Next LT Pro" w:hAnsi="Avenir Next LT Pro"/><w:color w:val="303030"/><w:lang w:val="es-CO"/></w:rPr><w:fldChar w:fldCharType="end"/></w:r><w:r><w:rPr><w:rFonts w:ascii="Avenir Next LT Pro" w:hAnsi="Avenir Next LT Pro"/><w:color w:val="303030"/><w:lang w:val="es-CO"/></w:rPr><w:t>. </w:t></w:r><w:r><w:rPr><w:rFonts w:ascii="Avenir Next LT Pro" w:hAnsi="Avenir Next LT Pro" w:cs="Calibri"/><w:color w:val="303030"/><w:lang w:val="es-CO"/></w:rPr><w:t>Hist</w:t></w:r><w:r><w:rPr><w:rFonts w:ascii="Avenir Next LT Pro" w:hAnsi="Avenir Next LT Pro" w:cs="Calibri"/><w:color w:val="303030"/><w:lang w:val="es-CO"/></w:rPr><w:t>orial </w:t></w:r><w:r><w:rPr><w:rFonts w:ascii="Avenir Next LT Pro" w:hAnsi="Avenir Next LT Pro" w:cs="Calibri"/><w:color w:val="303030"/><w:lang w:val="es-CO"/></w:rPr><w:t>de cambios.</w:t></w:r><w:bookmarkEnd w:id="303"/><w:bookmarkEnd w:id="304"/><w:bookmarkEnd w:id="305"/></w:p><w:tbl><w:tblPr><w:tblW w:w="5000" w:type="pct"/><w:tblBorders><w:top w:val="single" w:sz="4" w:space="0" w:color="808080" w:themeColor="background1" w:themeShade="80"/><w:left w:val="single" w:sz="4" w:space="0" w:color="808080" w:themeColor="background1" w:themeShade="80"/><w:bottom w:val="single" w:sz="4" w:space="0" w:color="808080" w:themeColor="background1" w:themeShade="80"/><w:right w:val="single" w:sz="4" w:space="0" w:color="808080" w:themeColor="background1" w:themeShade="80"/><w:insideH w:val="single" w:sz="4" w:space="0" w:color="808080" w:themeColor="background1" w:themeShade="80"/><w:insideV w:val="single" w:sz="4" w:space="0" w:color="808080" w:themeColor="background1" w:themeShade="80"/></w:tblBorders><w:tblCellMar><w:left w:w="70" w:type="dxa"/><w:right w:w="70" w:type="dxa"/></w:tblCellMar><w:tblLook w:val="04A0" w:firstRow="1" w:lastRow="0" w:firstColumn="1" w:lastColumn="0" w:noHBand="0" w:noVBand="1"/></w:tblPr><w:tblGrid><w:gridCol w:w="922"/><w:gridCol w:w="2213"/><w:gridCol w:w="1506"/><w:gridCol w:w="1639"/><w:gridCol w:w="1275"/><w:gridCol w:w="1275"/></w:tblGrid><w:tr><w:trPr><w:trHeight w:val="20"/></w:trPr><w:tc><w:tcPr><w:tcW w:w="522" w:type="pct"/><w:vAlign w:val="center"/><w:hideMark/></w:tcPr><w:p><w:pPr><w:jc w:val="center"/><w:rPr><w:rFonts w:ascii="Avenir Next LT Pro" w:hAnsi="Avenir Next LT Pro"/><w:b/><w:bCs/><w:color w:val="FFFFFF"/><w:sz w:val="20"/><w:szCs w:val="20"/></w:rPr></w:pPr><w:bookmarkStart w:id="306" w:name="_Hlk209170707"/><w:r><w:rPr><w:rFonts w:ascii="Avenir Next LT Pro" w:hAnsi="Avenir Next LT Pro"/><w:b/><w:bCs/><w:color w:val="FFFFFF"/><w:sz w:val="20"/><w:szCs w:val="20"/></w:rPr><w:t>Versión</w:t></w:r></w:p></w:tc><w:tc><w:tcPr><w:tcW w:w="1253" w:type="pct"/><w:vAlign w:val="center"/><w:hideMark/></w:tcPr><w:p><w:pPr><w:jc w:val="center"/><w:rPr><w:rFonts w:ascii="Avenir Next LT Pro" w:hAnsi="Avenir Next LT Pro"/><w:b/><w:bCs/><w:color w:val="FFFFFF"/><w:sz w:val="20"/><w:szCs w:val="20"/></w:rPr></w:pPr><w:r><w:rPr><w:rFonts w:ascii="Avenir Next LT Pro" w:hAnsi="Avenir Next LT Pro"/><w:b/><w:bCs/><w:color w:val="FFFFFF"/><w:sz w:val="20"/><w:szCs w:val="20"/></w:rPr><w:t>Identificación única del informe</w:t></w:r></w:p></w:tc><w:tc><w:tcPr><w:tcW w:w="853" w:type="pct"/><w:vAlign w:val="center"/><w:hideMark/></w:tcPr><w:p><w:pPr><w:jc w:val="center"/><w:rPr><w:rFonts w:ascii="Avenir Next LT Pro" w:hAnsi="Avenir Next LT Pro"/><w:b/><w:bCs/><w:color w:val="FFFFFF"/><w:sz w:val="20"/><w:szCs w:val="20"/></w:rPr></w:pPr><w:r><w:rPr><w:rFonts w:ascii="Avenir Next LT Pro" w:hAnsi="Avenir Next LT Pro"/><w:b/><w:bCs/><w:color w:val="FFFFFF"/><w:sz w:val="20"/><w:szCs w:val="20"/></w:rPr><w:t>Fecha de</w:t></w:r></w:p><w:p><w:pPr><w:jc w:val="center"/><w:rPr><w:rFonts w:ascii="Avenir Next LT Pro" w:hAnsi="Avenir Next LT Pro"/><w:b/><w:bCs/><w:color w:val="FFFFFF"/><w:sz w:val="20"/><w:szCs w:val="20"/></w:rPr></w:pPr><w:r><w:rPr><w:rFonts w:ascii="Avenir Next LT Pro" w:hAnsi="Avenir Next LT Pro"/><w:b/><w:bCs/><w:color w:val="FFFFFF"/><w:sz w:val="20"/><w:szCs w:val="20"/></w:rPr><w:t>emisión</w:t></w:r></w:p></w:tc><w:tc><w:tcPr><w:tcW w:w="928" w:type="pct"/><w:vAlign w:val="center"/><w:hideMark/></w:tcPr><w:p><w:pPr><w:jc w:val="center"/><w:rPr><w:rFonts w:ascii="Avenir Next LT Pro" w:hAnsi="Avenir Next LT Pro"/><w:b/><w:bCs/><w:color w:val="FFFFFF"/><w:sz w:val="20"/><w:szCs w:val="20"/></w:rPr></w:pPr><w:commentRangeStart w:id="307"/><w:r><w:rPr><w:rFonts w:ascii="Avenir Next LT Pro" w:hAnsi="Avenir Next LT Pro"/><w:b/><w:bCs/><w:color w:val="FFFFFF"/><w:sz w:val="20"/><w:szCs w:val="20"/></w:rPr><w:t>Elaborado</w:t></w:r><w:commentRangeEnd w:id="307"/><w:r><w:rPr><w:rStyle w:val="Refdecomentario"/><w:rFonts w:ascii="Tahoma" w:hAnsi="Tahoma"/><w:szCs w:val="20"/><w:lang w:val="es-MX" w:eastAsia="es-MX"/></w:rPr><w:commentReference w:id="307"/></w:r></w:p><w:p><w:pPr><w:jc w:val="center"/><w:rPr><w:rFonts w:ascii="Avenir Next LT Pro" w:hAnsi="Avenir Next LT Pro"/><w:b/><w:bCs/><w:color w:val="FFFFFF"/><w:sz w:val="20"/><w:szCs w:val="20"/></w:rPr></w:pPr><w:r><w:rPr><w:rFonts w:ascii="Avenir Next LT Pro" w:hAnsi="Avenir Next LT Pro"/><w:b/><w:bCs/><w:color w:val="FFFFFF"/><w:sz w:val="20"/><w:szCs w:val="20"/></w:rPr><w:t>por</w:t></w:r></w:p></w:tc><w:tc><w:tcPr><w:tcW w:w="722" w:type="pct"/><w:vAlign w:val="center"/><w:hideMark/></w:tcPr><w:p><w:pPr><w:jc w:val="center"/><w:rPr><w:rFonts w:ascii="Avenir Next LT Pro" w:hAnsi="Avenir Next LT Pro"/><w:b/><w:bCs/><w:color w:val="FFFFFF"/><w:sz w:val="20"/><w:szCs w:val="20"/></w:rPr></w:pPr><w:r><w:rPr><w:rFonts w:ascii="Avenir Next LT Pro" w:hAnsi="Avenir Next LT Pro"/><w:b/><w:bCs/><w:color w:val="FFFFFF"/><w:sz w:val="20"/><w:szCs w:val="20"/></w:rPr><w:t>Revisado por</w:t></w:r></w:p></w:tc><w:tc><w:tcPr><w:tcW w:w="722" w:type="pct"/><w:vAlign w:val="center"/><w:hideMark/></w:tcPr><w:p><w:pPr><w:jc w:val="center"/><w:rPr><w:rFonts w:ascii="Avenir Next LT Pro" w:hAnsi="Avenir Next LT Pro"/><w:b/><w:bCs/><w:color w:val="FFFFFF"/><w:sz w:val="20"/><w:szCs w:val="20"/></w:rPr></w:pPr><w:r><w:rPr><w:rFonts w:ascii="Avenir Next LT Pro" w:hAnsi="Avenir Next LT Pro"/><w:b/><w:bCs/><w:color w:val="FFFFFF"/><w:sz w:val="20"/><w:szCs w:val="20"/></w:rPr><w:t>Aprobado por</w:t></w:r></w:p></w:tc></w:tr><w:tr><w:trPr><w:trHeight w:val="20"/></w:trPr><w:tc><w:tcPr><w:tcW w:w="522" w:type="pct"/><w:vMerge w:val="restart"/><w:vAlign w:val="center"/><w:hideMark/></w:tcPr><w:p><w:pPr><w:jc w:val="center"/><w:rPr><w:rFonts w:ascii="Avenir Next LT Pro" w:hAnsi="Avenir Next LT Pro"/><w:color w:val="484848"/><w:sz w:val="20"/><w:szCs w:val="20"/></w:rPr></w:pPr><w:r><w:rPr><w:rFonts w:ascii="Avenir Next LT Pro" w:hAnsi="Avenir Next LT Pro"/><w:color w:val="484848"/><w:sz w:val="20"/><w:szCs w:val="20"/></w:rPr><w:t>00</w:t></w:r></w:p></w:tc><w:tc><w:tcPr><w:tcW w:w="1253" w:type="pct"/><w:vMerge w:val="restart"/><w:vAlign w:val="center"/><w:hideMark/></w:tcPr><w:p><w:pPr><w:jc w:val="center"/><w:rPr><w:rFonts w:ascii="Avenir Next LT Pro" w:hAnsi="Avenir Next LT Pro"/><w:color w:val="484848"/><w:sz w:val="20"/><w:szCs w:val="20"/><w:lang w:val="en-US"/></w:rPr></w:pPr><w:r><w:rPr><w:rFonts w:ascii="Avenir Next LT Pro" w:hAnsi="Avenir Next LT Pro"/><w:color w:val="484848"/><w:sz w:val="20"/><w:szCs w:val="20"/><w:lang w:val="en-US"/></w:rPr><w:t>{tag_ot_code_v00}</w:t></w:r></w:p></w:tc><w:tc><w:tcPr><w:tcW w:w="853" w:type="pct"/><w:vMerge w:val="restart"/><w:vAlign w:val="center"/><w:hideMark/></w:tcPr><w:p><w:pPr><w:jc w:val="center"/><w:rPr><w:rFonts w:ascii="Avenir Next LT Pro" w:hAnsi="Avenir Next LT Pro"/><w:color w:val="484848"/><w:sz w:val="20"/><w:szCs w:val="20"/></w:rPr></w:pPr><w:r><w:rPr><w:rFonts w:ascii="Avenir Next LT Pro" w:hAnsi="Avenir Next LT Pro"/><w:color w:val="484848"/><w:sz w:val="20"/><w:szCs w:val="20"/></w:rPr><w:t>DD/MM/AA</w:t></w:r></w:p></w:tc><w:tc><w:tcPr><w:tcW w:w="928" w:type="pct"/><w:vAlign w:val="center"/><w:hideMark/></w:tcPr><w:p><w:pPr><w:jc w:val="center"/><w:rPr><w:rFonts w:ascii="Avenir Next LT Pro" w:hAnsi="Avenir Next LT Pro"/><w:color w:val="484848"/><w:sz w:val="20"/><w:szCs w:val="20"/></w:rPr></w:pPr><w:r><w:rPr><w:rFonts w:ascii="Avenir Next LT Pro" w:hAnsi="Avenir Next LT Pro"/><w:color w:val="484848"/><w:sz w:val="20"/><w:szCs w:val="20"/></w:rPr><w:t>FIRMA</w:t></w:r></w:p></w:tc><w:tc><w:tcPr><w:tcW w:w="722" w:type="pct"/><w:vAlign w:val="center"/><w:hideMark/></w:tcPr><w:p><w:pPr><w:jc w:val="center"/><w:rPr><w:rFonts w:ascii="Avenir Next LT Pro" w:hAnsi="Avenir Next LT Pro"/><w:color w:val="484848"/><w:sz w:val="20"/><w:szCs w:val="20"/></w:rPr></w:pPr><w:r><w:rPr><w:rFonts w:ascii="Avenir Next LT Pro" w:hAnsi="Avenir Next LT Pro"/><w:color w:val="484848"/><w:sz w:val="20"/><w:szCs w:val="20"/></w:rPr><w:t>FIRMA</w:t></w:r></w:p></w:tc><w:tc><w:tcPr><w:tcW w:w="722" w:type="pct"/><w:vAlign w:val="center"/><w:hideMark/></w:tcPr><w:p><w:pPr><w:jc w:val="center"/><w:rPr><w:rFonts w:ascii="Avenir Next LT Pro" w:hAnsi="Avenir Next LT Pro"/><w:color w:val="484848"/><w:sz w:val="20"/><w:szCs w:val="20"/></w:rPr></w:pPr><w:r><w:rPr><w:rFonts w:ascii="Avenir Next LT Pro" w:hAnsi="Avenir Next LT Pro"/><w:color w:val="484848"/><w:sz w:val="20"/><w:szCs w:val="20"/></w:rPr><w:t>FIRMA</w:t></w:r></w:p></w:tc></w:tr><w:tr><w:trPr><w:trHeight w:val="20"/></w:trPr><w:tc><w:tcPr><w:tcW w:w="522" w:type="pct"/><w:vMerge/><w:vAlign w:val="center"/></w:tcPr><w:p><w:pPr><w:jc w:val="center"/><w:rPr><w:rFonts w:ascii="Avenir Next LT Pro" w:hAnsi="Avenir Next LT Pro"/><w:color w:val="484848"/><w:sz w:val="20"/><w:szCs w:val="20"/></w:rPr></w:pPr></w:p></w:tc><w:tc><w:tcPr><w:tcW w:w="1253" w:type="pct"/><w:vMerge/><w:vAlign w:val="center"/></w:tcPr><w:p><w:pPr><w:jc w:val="center"/><w:rPr><w:rFonts w:ascii="Avenir Next LT Pro" w:hAnsi="Avenir Next LT Pro"/><w:color w:val="484848"/><w:sz w:val="20"/><w:szCs w:val="20"/></w:rPr></w:pPr></w:p></w:tc><w:tc><w:tcPr><w:tcW w:w="853" w:type="pct"/><w:vMerge/><w:vAlign w:val="center"/></w:tcPr><w:p><w:pPr><w:jc w:val="center"/><w:rPr><w:rFonts w:ascii="Avenir Next LT Pro" w:hAnsi="Avenir Next LT Pro"/><w:color w:val="484848"/><w:sz w:val="20"/><w:szCs w:val="20"/></w:rPr></w:pPr></w:p></w:tc><w:tc><w:tcPr><w:tcW w:w="928" w:type="pct"/><w:vAlign w:val="center"/></w:tcPr><w:p><w:pPr><w:jc w:val="center"/><w:rPr><w:rFonts w:ascii="Avenir Next LT Pro" w:hAnsi="Avenir Next LT Pro"/><w:color w:val="484848"/><w:sz w:val="20"/><w:szCs w:val="20"/></w:rPr></w:pPr><w:r><w:rPr><w:rFonts w:ascii="Avenir Next LT Pro" w:hAnsi="Avenir Next LT Pro"/><w:color w:val="484848"/><w:sz w:val="20"/><w:szCs w:val="20"/></w:rPr><w:t>NOMBRE Y APELLIDO</w:t></w:r></w:p></w:tc><w:tc><w:tcPr><w:tcW w:w="722" w:type="pct"/><w:vAlign w:val="center"/></w:tcPr><w:p><w:pPr><w:jc w:val="center"/><w:rPr><w:rFonts w:ascii="Avenir Next LT Pro" w:hAnsi="Avenir Next LT Pro"/><w:color w:val="484848"/><w:sz w:val="20"/><w:szCs w:val="20"/></w:rPr></w:pPr><w:r><w:rPr><w:rFonts w:ascii="Avenir Next LT Pro" w:hAnsi="Avenir Next LT Pro"/><w:color w:val="484848"/><w:sz w:val="20"/><w:szCs w:val="20"/></w:rPr><w:t>NOMBRE Y APELLIDO</w:t></w:r></w:p></w:tc><w:tc><w:tcPr><w:tcW w:w="722" w:type="pct"/><w:vAlign w:val="center"/></w:tcPr><w:p><w:pPr><w:jc w:val="center"/><w:rPr><w:rFonts w:ascii="Avenir Next LT Pro" w:hAnsi="Avenir Next LT Pro"/><w:color w:val="484848"/><w:sz w:val="20"/><w:szCs w:val="20"/></w:rPr></w:pPr><w:r><w:rPr><w:rFonts w:ascii="Avenir Next LT Pro" w:hAnsi="Avenir Next LT Pro"/><w:color w:val="484848"/><w:sz w:val="20"/><w:szCs w:val="20"/></w:rPr><w:t>NOMBRE Y APELLIDO</w:t></w:r></w:p></w:tc></w:tr><w:tr><w:trPr><w:trHeight w:val="20"/></w:trPr><w:tc><w:tcPr><w:tcW w:w="5000" w:type="pct"/><w:gridSpan w:val="6"/><w:vAlign w:val="center"/><w:hideMark/></w:tcPr><w:p><w:pPr><w:jc w:val="center"/><w:rPr><w:rFonts w:ascii="Avenir Next LT Pro" w:hAnsi="Avenir Next LT Pro"/><w:b/><w:bCs/><w:color w:val="FFFFFF"/><w:sz w:val="20"/><w:szCs w:val="20"/></w:rPr></w:pPr><w:r><w:rPr><w:rFonts w:ascii="Avenir Next LT Pro" w:hAnsi="Avenir Next LT Pro"/><w:b/><w:bCs/><w:color w:val="FFFFFF"/><w:sz w:val="20"/><w:szCs w:val="20"/></w:rPr><w:t>Descripción </w:t></w:r></w:p></w:tc></w:tr><w:tr><w:trPr><w:trHeight w:val="20"/></w:trPr><w:tc><w:tcPr><w:tcW w:w="5000" w:type="pct"/><w:gridSpan w:val="6"/><w:vAlign w:val="center"/><w:hideMark/></w:tcPr><w:p><w:pPr><w:jc w:val="center"/><w:rPr><w:rFonts w:ascii="Avenir Next LT Pro" w:hAnsi="Avenir Next LT Pro"/><w:color w:val="484848"/><w:sz w:val="20"/><w:szCs w:val="20"/></w:rPr></w:pPr><w:commentRangeStart w:id="308"/><w:r><w:rPr><w:rFonts w:ascii="Avenir Next LT Pro" w:hAnsi="Avenir Next LT Pro"/><w:color w:val="484848"/><w:sz w:val="20"/><w:szCs w:val="20"/></w:rPr><w:t>Versión</w:t></w:r><w:commentRangeEnd w:id="308"/><w:r><w:rPr><w:rStyle w:val="Refdecomentario"/><w:rFonts w:ascii="Tahoma" w:hAnsi="Tahoma"/><w:szCs w:val="20"/><w:lang w:val="es-MX" w:eastAsia="es-MX"/></w:rPr><w:commentReference w:id="308"/></w:r><w:r><w:rPr><w:rFonts w:ascii="Avenir Next LT Pro" w:hAnsi="Avenir Next LT Pro"/><w:color w:val="484848"/><w:sz w:val="20"/><w:szCs w:val="20"/></w:rPr><w:t> inicial</w:t></w:r></w:p></w:tc></w:tr><w:tr><w:trPr><w:trHeight w:val="20"/></w:trPr><w:tc><w:tcPr><w:tcW w:w="522" w:type="pct"/><w:vAlign w:val="center"/><w:hideMark/></w:tcPr><w:p><w:pPr><w:jc w:val="center"/><w:rPr><w:rFonts w:ascii="Avenir Next LT Pro" w:hAnsi="Avenir Next LT Pro"/><w:b/><w:bCs/><w:color w:val="FFFFFF"/><w:sz w:val="20"/><w:szCs w:val="20"/></w:rPr></w:pPr><w:r><w:rPr><w:rFonts w:ascii="Avenir Next LT Pro" w:hAnsi="Avenir Next LT Pro"/><w:b/><w:bCs/><w:color w:val="FFFFFF"/><w:sz w:val="20"/><w:szCs w:val="20"/></w:rPr><w:t>Versión</w:t></w:r></w:p></w:tc><w:tc><w:tcPr><w:tcW w:w="1253" w:type="pct"/><w:vAlign w:val="center"/><w:hideMark/></w:tcPr><w:p><w:pPr><w:jc w:val="center"/><w:rPr><w:rFonts w:ascii="Avenir Next LT Pro" w:hAnsi="Avenir Next LT Pro"/><w:b/><w:bCs/><w:color w:val="FFFFFF"/><w:sz w:val="20"/><w:szCs w:val="20"/></w:rPr></w:pPr><w:r><w:rPr><w:rFonts w:ascii="Avenir Next LT Pro" w:hAnsi="Avenir Next LT Pro"/><w:b/><w:bCs/><w:color w:val="FFFFFF"/><w:sz w:val="20"/><w:szCs w:val="20"/></w:rPr><w:t>Identificación única del informe</w:t></w:r></w:p></w:tc><w:tc><w:tcPr><w:tcW w:w="853" w:type="pct"/><w:vAlign w:val="center"/><w:hideMark/></w:tcPr><w:p><w:pPr><w:jc w:val="center"/><w:rPr><w:rFonts w:ascii="Avenir Next LT Pro" w:hAnsi="Avenir Next LT Pro"/><w:b/><w:bCs/><w:color w:val="FFFFFF"/><w:sz w:val="20"/><w:szCs w:val="20"/></w:rPr></w:pPr><w:r><w:rPr><w:rFonts w:ascii="Avenir Next LT Pro" w:hAnsi="Avenir Next LT Pro"/><w:b/><w:bCs/><w:color w:val="FFFFFF"/><w:sz w:val="20"/><w:szCs w:val="20"/></w:rPr><w:t>Fecha de emisión</w:t></w:r></w:p></w:tc><w:tc><w:tcPr><w:tcW w:w="928" w:type="pct"/><w:vAlign w:val="center"/><w:hideMark/></w:tcPr><w:p><w:pPr><w:jc w:val="center"/><w:rPr><w:rFonts w:ascii="Avenir Next LT Pro" w:hAnsi="Avenir Next LT Pro"/><w:b/><w:bCs/><w:color w:val="FFFFFF"/><w:sz w:val="20"/><w:szCs w:val="20"/></w:rPr></w:pPr><w:r><w:rPr><w:rFonts w:ascii="Avenir Next LT Pro" w:hAnsi="Avenir Next LT Pro"/><w:b/><w:bCs/><w:color w:val="FFFFFF"/><w:sz w:val="20"/><w:szCs w:val="20"/></w:rPr><w:t>Elaborado</w:t></w:r></w:p><w:p><w:pPr><w:jc w:val="center"/><w:rPr><w:rFonts w:ascii="Avenir Next LT Pro" w:hAnsi="Avenir Next LT Pro"/><w:b/><w:bCs/><w:color w:val="FFFFFF"/><w:sz w:val="20"/><w:szCs w:val="20"/></w:rPr></w:pPr><w:r><w:rPr><w:rFonts w:ascii="Avenir Next LT Pro" w:hAnsi="Avenir Next LT Pro"/><w:b/><w:bCs/><w:color w:val="FFFFFF"/><w:sz w:val="20"/><w:szCs w:val="20"/></w:rPr><w:t>por</w:t></w:r></w:p></w:tc><w:tc><w:tcPr><w:tcW w:w="722" w:type="pct"/><w:vAlign w:val="center"/><w:hideMark/></w:tcPr><w:p><w:pPr><w:jc w:val="center"/><w:rPr><w:rFonts w:ascii="Avenir Next LT Pro" w:hAnsi="Avenir Next LT Pro"/><w:b/><w:bCs/><w:color w:val="FFFFFF"/><w:sz w:val="20"/><w:szCs w:val="20"/></w:rPr></w:pPr><w:r><w:rPr><w:rFonts w:ascii="Avenir Next LT Pro" w:hAnsi="Avenir Next LT Pro"/><w:b/><w:bCs/><w:color w:val="FFFFFF"/><w:sz w:val="20"/><w:szCs w:val="20"/></w:rPr><w:t>Revisado por</w:t></w:r></w:p></w:tc><w:tc><w:tcPr><w:tcW w:w="722" w:type="pct"/><w:vAlign w:val="center"/><w:hideMark/></w:tcPr><w:p><w:pPr><w:jc w:val="center"/><w:rPr><w:rFonts w:ascii="Avenir Next LT Pro" w:hAnsi="Avenir Next LT Pro"/><w:b/><w:bCs/><w:color w:val="FFFFFF"/><w:sz w:val="20"/><w:szCs w:val="20"/></w:rPr></w:pPr><w:r><w:rPr><w:rFonts w:ascii="Avenir Next LT Pro" w:hAnsi="Avenir Next LT Pro"/><w:b/><w:bCs/><w:color w:val="FFFFFF"/><w:sz w:val="20"/><w:szCs w:val="20"/></w:rPr><w:t>Aprobado por</w:t></w:r></w:p></w:tc></w:tr><w:tr><w:trPr><w:trHeight w:val="20"/></w:trPr><w:tc><w:tcPr><w:tcW w:w="522" w:type="pct"/><w:vMerge w:val="restart"/><w:vAlign w:val="center"/><w:hideMark/></w:tcPr><w:p><w:pPr><w:jc w:val="center"/><w:rPr><w:rFonts w:ascii="Avenir Next LT Pro" w:hAnsi="Avenir Next LT Pro"/><w:color w:val="484848"/><w:sz w:val="20"/><w:szCs w:val="20"/></w:rPr></w:pPr><w:r><w:rPr><w:rFonts w:ascii="Avenir Next LT Pro" w:hAnsi="Avenir Next LT Pro"/><w:color w:val="484848"/><w:sz w:val="20"/><w:szCs w:val="20"/></w:rPr><w:t>01</w:t></w:r></w:p></w:tc><w:tc><w:tcPr><w:tcW w:w="1253" w:type="pct"/><w:vMerge w:val="restart"/><w:vAlign w:val="center"/><w:hideMark/></w:tcPr><w:p><w:pPr><w:jc w:val="center"/><w:rPr><w:rFonts w:ascii="Avenir Next LT Pro" w:hAnsi="Avenir Next LT Pro"/><w:color w:val="484848"/><w:sz w:val="20"/><w:szCs w:val="20"/><w:lang w:val="en-US"/></w:rPr></w:pPr><w:r><w:rPr><w:rFonts w:ascii="Avenir Next LT Pro" w:hAnsi="Avenir Next LT Pro"/><w:color w:val="484848"/><w:sz w:val="20"/><w:szCs w:val="20"/><w:lang w:val="en-US"/></w:rPr><w:t>{tag_ot_code_v01}</w:t></w:r></w:p></w:tc><w:tc><w:tcPr><w:tcW w:w="853" w:type="pct"/><w:vMerge w:val="restart"/><w:vAlign w:val="center"/><w:hideMark/></w:tcPr><w:p><w:pPr><w:jc w:val="center"/><w:rPr><w:rFonts w:ascii="Avenir Next LT Pro" w:hAnsi="Avenir Next LT Pro"/><w:color w:val="484848"/><w:sz w:val="20"/><w:szCs w:val="20"/></w:rPr></w:pPr><w:r><w:rPr><w:rFonts w:ascii="Avenir Next LT Pro" w:hAnsi="Avenir Next LT Pro"/><w:color w:val="484848"/><w:sz w:val="20"/><w:szCs w:val="20"/></w:rPr><w:t>DD/MM/AA</w:t></w:r></w:p></w:tc><w:tc><w:tcPr><w:tcW w:w="928" w:type="pct"/><w:vAlign w:val="center"/></w:tcPr><w:p><w:pPr><w:jc w:val="center"/><w:rPr><w:rFonts w:ascii="Avenir Next LT Pro" w:hAnsi="Avenir Next LT Pro"/><w:color w:val="484848"/><w:sz w:val="20"/><w:szCs w:val="20"/></w:rPr></w:pPr><w:r><w:rPr><w:rFonts w:ascii="Avenir Next LT Pro" w:hAnsi="Avenir Next LT Pro"/><w:color w:val="484848"/><w:sz w:val="20"/><w:szCs w:val="20"/></w:rPr><w:t>FIRMA</w:t></w:r></w:p></w:tc><w:tc><w:tcPr><w:tcW w:w="722" w:type="pct"/><w:vAlign w:val="center"/></w:tcPr><w:p><w:pPr><w:jc w:val="center"/><w:rPr><w:rFonts w:ascii="Avenir Next LT Pro" w:hAnsi="Avenir Next LT Pro"/><w:color w:val="484848"/><w:sz w:val="20"/><w:szCs w:val="20"/></w:rPr></w:pPr><w:r><w:rPr><w:rFonts w:ascii="Avenir Next LT Pro" w:hAnsi="Avenir Next LT Pro"/><w:color w:val="484848"/><w:sz w:val="20"/><w:szCs w:val="20"/></w:rPr><w:t>FIRMA</w:t></w:r></w:p></w:tc><w:tc><w:tcPr><w:tcW w:w="722" w:type="pct"/><w:vAlign w:val="center"/></w:tcPr><w:p><w:pPr><w:jc w:val="center"/><w:rPr><w:rFonts w:ascii="Avenir Next LT Pro" w:hAnsi="Avenir Next LT Pro"/><w:color w:val="484848"/><w:sz w:val="20"/><w:szCs w:val="20"/></w:rPr></w:pPr><w:r><w:rPr><w:rFonts w:ascii="Avenir Next LT Pro" w:hAnsi="Avenir Next LT Pro"/><w:color w:val="484848"/><w:sz w:val="20"/><w:szCs w:val="20"/></w:rPr><w:t>FIRMA</w:t></w:r></w:p></w:tc></w:tr><w:tr><w:trPr><w:trHeight w:val="20"/></w:trPr><w:tc><w:tcPr><w:tcW w:w="522" w:type="pct"/><w:vMerge/><w:vAlign w:val="center"/></w:tcPr><w:p><w:pPr><w:jc w:val="center"/><w:rPr><w:rFonts w:ascii="Avenir Next LT Pro" w:hAnsi="Avenir Next LT Pro"/><w:color w:val="484848"/><w:sz w:val="20"/><w:szCs w:val="20"/></w:rPr></w:pPr></w:p></w:tc><w:tc><w:tcPr><w:tcW w:w="1253" w:type="pct"/><w:vMerge/><w:vAlign w:val="center"/></w:tcPr><w:p><w:pPr><w:jc w:val="center"/><w:rPr><w:rFonts w:ascii="Avenir Next LT Pro" w:hAnsi="Avenir Next LT Pro"/><w:color w:val="484848"/><w:sz w:val="20"/><w:szCs w:val="20"/></w:rPr></w:pPr></w:p></w:tc><w:tc><w:tcPr><w:tcW w:w="853" w:type="pct"/><w:vMerge/><w:vAlign w:val="center"/></w:tcPr><w:p><w:pPr><w:jc w:val="center"/><w:rPr><w:rFonts w:ascii="Avenir Next LT Pro" w:hAnsi="Avenir Next LT Pro"/><w:color w:val="484848"/><w:sz w:val="20"/><w:szCs w:val="20"/></w:rPr></w:pPr></w:p></w:tc><w:tc><w:tcPr><w:tcW w:w="928" w:type="pct"/><w:vAlign w:val="center"/></w:tcPr><w:p><w:pPr><w:jc w:val="center"/><w:rPr><w:rFonts w:ascii="Avenir Next LT Pro" w:hAnsi="Avenir Next LT Pro"/><w:color w:val="484848"/><w:sz w:val="20"/><w:szCs w:val="20"/></w:rPr></w:pPr><w:r><w:rPr><w:rFonts w:ascii="Avenir Next LT Pro" w:hAnsi="Avenir Next LT Pro"/><w:color w:val="484848"/><w:sz w:val="20"/><w:szCs w:val="20"/></w:rPr><w:t>NOMBRE Y APELLIDO</w:t></w:r></w:p></w:tc><w:tc><w:tcPr><w:tcW w:w="722" w:type="pct"/><w:vAlign w:val="center"/></w:tcPr><w:p><w:pPr><w:jc w:val="center"/><w:rPr><w:rFonts w:ascii="Avenir Next LT Pro" w:hAnsi="Avenir Next LT Pro"/><w:color w:val="484848"/><w:sz w:val="20"/><w:szCs w:val="20"/></w:rPr></w:pPr><w:r><w:rPr><w:rFonts w:ascii="Avenir Next LT Pro" w:hAnsi="Avenir Next LT Pro"/><w:color w:val="484848"/><w:sz w:val="20"/><w:szCs w:val="20"/></w:rPr><w:t>NOMBRE Y APELLIDO</w:t></w:r></w:p></w:tc><w:tc><w:tcPr><w:tcW w:w="722" w:type="pct"/><w:vAlign w:val="center"/></w:tcPr><w:p><w:pPr><w:jc w:val="center"/><w:rPr><w:rFonts w:ascii="Avenir Next LT Pro" w:hAnsi="Avenir Next LT Pro"/><w:color w:val="484848"/><w:sz w:val="20"/><w:szCs w:val="20"/></w:rPr></w:pPr><w:r><w:rPr><w:rFonts w:ascii="Avenir Next LT Pro" w:hAnsi="Avenir Next LT Pro"/><w:color w:val="484848"/><w:sz w:val="20"/><w:szCs w:val="20"/></w:rPr><w:t>NOMBRE Y APELLIDO</w:t></w:r></w:p></w:tc></w:tr><w:tr><w:trPr><w:trHeight w:val="20"/></w:trPr><w:tc><w:tcPr><w:tcW w:w="5000" w:type="pct"/><w:gridSpan w:val="6"/><w:vAlign w:val="center"/><w:hideMark/></w:tcPr><w:p><w:pPr><w:jc w:val="center"/><w:rPr><w:rFonts w:ascii="Avenir Next LT Pro" w:hAnsi="Avenir Next LT Pro"/><w:b/><w:bCs/><w:color w:val="FFFFFF"/><w:sz w:val="20"/><w:szCs w:val="20"/></w:rPr></w:pPr><w:r><w:rPr><w:rFonts w:ascii="Avenir Next LT Pro" w:hAnsi="Avenir Next LT Pro"/><w:b/><w:bCs/><w:color w:val="FFFFFF"/><w:sz w:val="20"/><w:szCs w:val="20"/></w:rPr><w:t>Descripción de la modificación</w:t></w:r></w:p></w:tc></w:tr><w:tr><w:trPr><w:trHeight w:val="20"/></w:trPr><w:tc><w:tcPr><w:tcW w:w="5000" w:type="pct"/><w:gridSpan w:val="6"/><w:vAlign w:val="center"/><w:hideMark/></w:tcPr><w:p><w:pPr><w:jc w:val="center"/><w:rPr><w:rFonts w:ascii="Avenir Next LT Pro" w:hAnsi="Avenir Next LT Pro"/><w:color w:val="484848"/><w:sz w:val="20"/><w:szCs w:val="20"/></w:rPr></w:pPr><w:r><w:rPr><w:rFonts w:ascii="Avenir Next LT Pro" w:hAnsi="Avenir Next LT Pro"/><w:color w:val="484848"/><w:sz w:val="20"/><w:szCs w:val="20"/></w:rPr><w:t>Se debe relacionar el motivo del porque se realiza el ajusta, quien lo solicita y específicamente que es lo ajustado.</w:t></w:r></w:p></w:tc></w:tr></w:tbl><w:bookmarkEnd w:id="306"/><w:p><w:pPr><w:pStyle w:val="Textoindependiente"/><w:spacing w:line="360" w:lineRule="auto"/><w:rPr><w:rFonts w:ascii="Avenir Next LT Pro" w:hAnsi="Avenir Next LT Pro"/><w:i/><w:color w:val="303030"/><w:sz w:val="20"/></w:rPr></w:pPr><w:r><w:rPr><w:rFonts w:ascii="Avenir Next LT Pro" w:hAnsi="Avenir Next LT Pro"/><w:i/><w:color w:val="303030"/><w:sz w:val="20"/></w:rPr><w:t>Fuente: SERAMBIENTE S.A.S</w:t></w:r><w:r><w:rPr><w:rFonts w:ascii="Avenir Next LT Pro" w:hAnsi="Avenir Next LT Pro"/><w:i/><w:color w:val="303030"/><w:sz w:val="20"/></w:rPr><w:t>{fuente_serambiente_s_a_s_2}</w:t></w:r><w:r><w:rPr><w:rFonts w:ascii="Avenir Next LT Pro" w:hAnsi="Avenir Next LT Pro"/><w:i/><w:color w:val="303030"/><w:sz w:val="20"/></w:rPr></w:r><w:r><w:rPr><w:rFonts w:ascii="Avenir Next LT Pro" w:hAnsi="Avenir Next LT Pro"/><w:i/><w:color w:val="303030"/><w:sz w:val="20"/></w:rPr></w:r><w:r><w:rPr><w:rFonts w:ascii="Avenir Next LT Pro" w:hAnsi="Avenir Next LT Pro"/><w:i/><w:color w:val="303030"/><w:sz w:val="20"/></w:rPr></w:r></w:p><w:p><w:pPr><w:rPr><w:rFonts w:ascii="Avenir Next LT Pro" w:hAnsi="Avenir Next LT Pro" w:cstheme="minorHAnsi"/><w:color w:val="303030"/></w:rPr></w:pPr></w:p><w:p><w:pPr><w:widowControl w:val="0"/><w:tabs><w:tab w:val="left" w:pos="530"/></w:tabs><w:autoSpaceDE w:val="0"/><w:autoSpaceDN w:val="0"/><w:ind w:right="228"/><w:jc w:val="both"/><w:rPr><w:rFonts w:ascii="Avenir Next LT Pro" w:hAnsi="Avenir Next LT Pro"/><w:i/><w:iCs/><w:sz w:val="20"/><w:szCs w:val="20"/></w:rPr></w:pPr><w:commentRangeStart w:id="309"/><w:commentRangeStart w:id="310"/><w:commentRangeStart w:id="311"/></w:p><w:p><w:pPr><w:widowControl w:val="0"/><w:tabs><w:tab w:val="left" w:pos="530"/></w:tabs><w:autoSpaceDE w:val="0"/><w:autoSpaceDN w:val="0"/><w:ind w:right="228"/><w:jc w:val="both"/><w:rPr><w:rFonts w:ascii="Avenir Next LT Pro" w:hAnsi="Avenir Next LT Pro"/><w:i/><w:iCs/><w:sz w:val="20"/><w:szCs w:val="20"/></w:rPr></w:pPr><w:bookmarkStart w:id="312" w:name="_Hlk209170783"/><w:r><w:rPr><w:rFonts w:ascii="Avenir Next LT Pro" w:hAnsi="Avenir Next LT Pro"/><w:i/><w:iCs/><w:sz w:val="20"/><w:szCs w:val="20"/></w:rPr><w:t>{var_57}</w:t></w:r><w:r><w:rPr><w:rFonts w:ascii="Avenir Next LT Pro" w:hAnsi="Avenir Next LT Pro"/><w:i/><w:iCs/><w:color w:val="FF0000"/><w:sz w:val="20"/><w:szCs w:val="20"/></w:rPr></w:r><w:r><w:rPr><w:rFonts w:ascii="Avenir Next LT Pro" w:hAnsi="Avenir Next LT Pro"/><w:i/><w:iCs/><w:sz w:val="20"/><w:szCs w:val="20"/></w:rPr></w:r><w:commentRangeEnd w:id="309"/><w:r><w:rPr><w:rStyle w:val="Refdecomentario"/><w:rFonts w:ascii="Tahoma" w:hAnsi="Tahoma"/><w:szCs w:val="20"/><w:lang w:val="es-MX" w:eastAsia="es-MX"/></w:rPr><w:commentReference w:id="309"/></w:r><w:commentRangeEnd w:id="310"/><w:r><w:rPr><w:rStyle w:val="Refdecomentario"/><w:rFonts w:ascii="Tahoma" w:hAnsi="Tahoma"/><w:szCs w:val="20"/><w:lang w:val="es-MX" w:eastAsia="es-MX"/></w:rPr><w:commentReference w:id="310"/></w:r><w:commentRangeEnd w:id="311"/><w:r><w:rPr><w:rStyle w:val="Refdecomentario"/><w:rFonts w:ascii="Tahoma" w:hAnsi="Tahoma"/><w:szCs w:val="20"/><w:lang w:val="es-MX" w:eastAsia="es-MX"/></w:rPr><w:commentReference w:id="311"/></w:r></w:p><w:p><w:pPr><w:widowControl w:val="0"/><w:tabs><w:tab w:val="left" w:pos="530"/></w:tabs><w:autoSpaceDE w:val="0"/><w:autoSpaceDN w:val="0"/><w:ind w:right="228"/><w:jc w:val="both"/><w:rPr><w:rFonts w:ascii="Avenir Next LT Pro" w:hAnsi="Avenir Next LT Pro"/><w:i/><w:iCs/><w:sz w:val="20"/><w:szCs w:val="20"/></w:rPr></w:pPr></w:p><w:p><w:pPr><w:widowControl w:val="0"/><w:tabs><w:tab w:val="left" w:pos="530"/></w:tabs><w:autoSpaceDE w:val="0"/><w:autoSpaceDN w:val="0"/><w:ind w:right="228"/><w:jc w:val="both"/><w:rPr><w:rFonts w:ascii="Avenir Next LT Pro" w:hAnsi="Avenir Next LT Pro"/><w:i/><w:iCs/><w:sz w:val="20"/><w:szCs w:val="20"/></w:rPr></w:pPr></w:p><w:bookmarkEnd w:id="312"/><w:p><w:pPr><w:rPr><w:rFonts w:ascii="Avenir Next LT Pro" w:hAnsi="Avenir Next LT Pro" w:cstheme="minorHAnsi"/><w:color w:val="303030"/></w:rPr></w:pPr></w:p><w:p><w:pPr><w:rPr><w:rFonts w:ascii="Avenir Next LT Pro" w:hAnsi="Avenir Next LT Pro" w:cstheme="minorHAnsi"/><w:color w:val="303030"/></w:rPr></w:pPr></w:p><w:p><w:pPr><w:rPr><w:rFonts w:ascii="Avenir Next LT Pro" w:hAnsi="Avenir Next LT Pro" w:cstheme="minorHAnsi"/><w:color w:val="303030"/></w:rPr></w:pPr></w:p><w:p><w:pPr><w:jc w:val="right"/><w:rPr><w:rFonts w:ascii="Avenir Next LT Pro" w:hAnsi="Avenir Next LT Pro" w:cs="Calibri"/><w:b/><w:i/><w:sz w:val="20"/><w:szCs w:val="20"/></w:rPr></w:pPr><w:bookmarkStart w:id="315" w:name="_Toc412800838"/><w:bookmarkStart w:id="316" w:name="_Toc479192757"/><w:r><w:rPr><w:rFonts w:ascii="Avenir Next LT Pro" w:hAnsi="Avenir Next LT Pro" w:cs="Calibri"/><w:b/><w:i/><w:sz w:val="20"/><w:szCs w:val="20"/></w:rPr><w:t>(FIN DEL INFORME)</w:t></w:r></w:p><w:bookmarkEnd w:id="315"/><w:bookmarkEnd w:id="316"/><w:p><w:pPr><w:tabs><w:tab w:val="left" w:pos="5175"/></w:tabs><w:jc w:val="right"/><w:rPr><w:rFonts w:ascii="Avenir Next LT Pro" w:hAnsi="Avenir Next LT Pro" w:cstheme="minorHAnsi"/><w:b/><w:i/><w:color w:val="303030"/><w:sz w:val="22"/><w:szCs w:val="40"/></w:rPr></w:pPr></w:p><w:sectPr><w:headerReference w:type="even" r:id="rId15"/><w:headerReference w:type="default" r:id="rId16"/><w:footerReference w:type="even" r:id="rId17"/><w:footerReference w:type="default" r:id="rId18"/><w:headerReference w:type="first" r:id="rId19"/><w:footerReference w:type="first" r:id="rId20"/><w:pgSz w:w="12242" w:h="15842" w:code="1"/><w:pgMar w:top="993" w:right="1701" w:bottom="1276" w:left="1701" w:header="425" w:footer="397" w:gutter="0"/><w:cols w:space="708"/><w:docGrid w:linePitch="360"/></w:sectPr></w:body></w:document>
+<w:document xmlns:wpc="http://schemas.microsoft.com/office/word/2010/wordprocessingCanvas" xmlns:cx="http://schemas.microsoft.com/office/drawing/2014/chartex" xmlns:cx1="http://schemas.microsoft.com/office/drawing/2015/9/8/chartex" xmlns:cx2="http://schemas.microsoft.com/office/drawing/2015/10/21/chartex" xmlns:cx3="http://schemas.microsoft.com/office/drawing/2016/5/9/chartex" xmlns:cx4="http://schemas.microsoft.com/office/drawing/2016/5/10/chartex" xmlns:cx5="http://schemas.microsoft.com/office/drawing/2016/5/11/chartex" xmlns:cx6="http://schemas.microsoft.com/office/drawing/2016/5/12/chartex" xmlns:cx7="http://schemas.microsoft.com/office/drawing/2016/5/13/chartex" xmlns:cx8="http://schemas.microsoft.com/office/drawing/2016/5/14/chartex" xmlns:mc="http://schemas.openxmlformats.org/markup-compatibility/2006" xmlns:aink="http://schemas.microsoft.com/office/drawing/2016/ink" xmlns:am3d="http://schemas.microsoft.com/office/drawing/2017/model3d" xmlns:o="urn:schemas-microsoft-com:office:office" xmlns:oel="http://schemas.microsoft.com/office/2019/extlst" xmlns:r="http://schemas.openxmlformats.org/officeDocument/2006/relationships" xmlns:m="http://schemas.openxmlformats.org/officeDocument/2006/math" xmlns:v="urn:schemas-microsoft-com:vml" xmlns:wp14="http://schemas.microsoft.com/office/word/2010/wordprocessingDrawing" xmlns:wp="http://schemas.openxmlformats.org/drawingml/2006/wordprocessingDrawing" xmlns:w10="urn:schemas-microsoft-com:office:word" xmlns:w="http://schemas.openxmlformats.org/wordprocessingml/2006/main" xmlns:w14="http://schemas.microsoft.com/office/word/2010/wordml" xmlns:w15="http://schemas.microsoft.com/office/word/2012/wordml" xmlns:w16cex="http://schemas.microsoft.com/office/word/2018/wordml/cex" xmlns:w16cid="http://schemas.microsoft.com/office/word/2016/wordml/cid" xmlns:w16="http://schemas.microsoft.com/office/word/2018/wordml" xmlns:w16sdtdh="http://schemas.microsoft.com/office/word/2020/wordml/sdtdatahash" xmlns:w16se="http://schemas.microsoft.com/office/word/2015/wordml/symex" xmlns:wpg="http://schemas.microsoft.com/office/word/2010/wordprocessingGroup" xmlns:wpi="http://schemas.microsoft.com/office/word/2010/wordprocessingInk" xmlns:wne="http://schemas.microsoft.com/office/word/2006/wordml" xmlns:wps="http://schemas.microsoft.com/office/word/2010/wordprocessingShape" mc:Ignorable="w14 w15 w16se w16cid w16 w16cex w16sdtdh wp14"><w:body><w:p><w:pPr><w:tabs><w:tab w:val="left" w:pos="3122"/><w:tab w:val="center" w:pos="4600"/></w:tabs><w:spacing w:line="360" w:lineRule="auto"/><w:jc w:val="both"/><w:rPr><w:rFonts w:ascii="Avenir Next LT Pro" w:hAnsi="Avenir Next LT Pro" w:cstheme="minorHAnsi"/><w:b/><w:color w:val="303030"/><w:sz w:val="32"/><w:szCs w:val="32"/></w:rPr></w:pPr><w:r><w:rPr><w:rFonts w:ascii="Avenir Next LT Pro" w:hAnsi="Avenir Next LT Pro" w:cstheme="minorHAnsi"/><w:b/><w:color w:val="303030"/><w:sz w:val="32"/><w:szCs w:val="32"/></w:rPr><w:t>INFORME TÉCNICO DE ESTUDIO </w:t></w:r><w:commentRangeStart w:id="0"/><w:commentRangeStart w:id="1"/><w:r><w:rPr><w:rFonts w:ascii="Avenir Next LT Pro" w:hAnsi="Avenir Next LT Pro" w:cstheme="minorHAnsi"/><w:b/><w:color w:val="303030"/><w:sz w:val="32"/><w:szCs w:val="32"/></w:rPr><w:t>DE RUIDO INTRADOMICILIARIO</w:t></w:r><w:commentRangeEnd w:id="0"/><w:r><w:rPr><w:rStyle w:val="Refdecomentario"/><w:rFonts w:ascii="Tahoma" w:hAnsi="Tahoma"/><w:szCs w:val="20"/><w:lang w:val="es-MX" w:eastAsia="es-MX"/></w:rPr><w:commentReference w:id="0"/></w:r><w:commentRangeEnd w:id="1"/><w:r><w:rPr><w:rStyle w:val="Refdecomentario"/><w:rFonts w:ascii="Tahoma" w:hAnsi="Tahoma"/><w:szCs w:val="20"/><w:lang w:val="es-MX" w:eastAsia="es-MX"/></w:rPr><w:commentReference w:id="1"/></w:r></w:p><w:p><w:pPr><w:tabs><w:tab w:val="left" w:pos="8040"/></w:tabs><w:rPr><w:rFonts w:ascii="Avenir Next LT Pro" w:hAnsi="Avenir Next LT Pro" w:cstheme="minorHAnsi"/><w:b/><w:color w:val="303030"/><w:sz w:val="40"/><w:szCs w:val="60"/></w:rPr></w:pPr></w:p><w:p><w:pPr><w:rPr><w:rFonts w:ascii="Avenir Next LT Pro" w:hAnsi="Avenir Next LT Pro" w:cstheme="minorHAnsi"/><w:b/><w:color w:val="303030"/><w:sz w:val="40"/><w:szCs w:val="60"/></w:rPr></w:pPr></w:p><w:p><w:pPr><w:rPr><w:rFonts w:ascii="Avenir Next LT Pro" w:hAnsi="Avenir Next LT Pro" w:cstheme="minorHAnsi"/><w:b/><w:color w:val="303030"/><w:sz w:val="40"/><w:szCs w:val="60"/></w:rPr></w:pPr></w:p><w:p><w:pPr><w:rPr><w:rFonts w:ascii="Avenir Next LT Pro" w:hAnsi="Avenir Next LT Pro" w:cstheme="minorHAnsi"/><w:b/><w:color w:val="303030"/><w:sz w:val="40"/><w:szCs w:val="60"/></w:rPr></w:pPr></w:p><w:p><w:pPr><w:rPr><w:rFonts w:ascii="Avenir Next LT Pro" w:hAnsi="Avenir Next LT Pro" w:cstheme="minorHAnsi"/><w:b/><w:color w:val="303030"/><w:sz w:val="40"/><w:szCs w:val="60"/></w:rPr></w:pPr></w:p><w:p><w:pPr><w:jc w:val="both"/><w:rPr><w:rFonts w:ascii="Avenir Next LT Pro" w:hAnsi="Avenir Next LT Pro"/><w:b/><w:bCs/><w:color w:val="303030"/><w:sz w:val="52"/><w:szCs w:val="52"/></w:rPr></w:pPr><w:r><w:rPr><w:rFonts w:ascii="Avenir Next LT Pro" w:hAnsi="Avenir Next LT Pro"/><w:b/><w:bCs/><w:color w:val="303030"/><w:sz w:val="52"/><w:szCs w:val="52"/></w:rPr><w:t>{var_1}</w:t></w:r></w:p><w:p><w:pPr><w:jc w:val="both"/><w:rPr><w:rFonts w:ascii="Avenir Next LT Pro" w:hAnsi="Avenir Next LT Pro" w:cstheme="minorHAnsi"/><w:i/><w:color w:val="303030"/><w:sz w:val="10"/><w:szCs w:val="16"/></w:rPr></w:pPr><w:r><w:rPr><w:rFonts w:ascii="Avenir Next LT Pro" w:hAnsi="Avenir Next LT Pro"/><w:b/><w:bCs/><w:color w:val="303030"/><w:sz w:val="40"/><w:szCs w:val="40"/></w:rPr><w:t>{var_2}</w:t></w:r><w:commentRangeStart w:id="2"/><w:r><w:rPr><w:rFonts w:ascii="Avenir Next LT Pro" w:hAnsi="Avenir Next LT Pro"/><w:b/><w:bCs/><w:color w:val="303030"/><w:sz w:val="40"/><w:szCs w:val="40"/></w:rPr></w:r><w:commentRangeEnd w:id="2"/><w:r><w:rPr><w:rStyle w:val="Refdecomentario"/><w:rFonts w:ascii="Tahoma" w:hAnsi="Tahoma"/><w:szCs w:val="20"/><w:lang w:val="es-MX" w:eastAsia="es-MX"/></w:rPr><w:commentReference w:id="2"/></w:r></w:p><w:p><w:pPr><w:rPr><w:rFonts w:ascii="Avenir Next LT Pro" w:hAnsi="Avenir Next LT Pro" w:cstheme="minorHAnsi"/><w:b/><w:color w:val="303030"/><w:sz w:val="28"/><w:szCs w:val="28"/></w:rPr></w:pPr></w:p><w:p><w:pPr><w:rPr><w:rFonts w:ascii="Avenir Next LT Pro" w:hAnsi="Avenir Next LT Pro" w:cstheme="minorHAnsi"/><w:b/><w:color w:val="303030"/><w:sz w:val="28"/><w:szCs w:val="28"/></w:rPr></w:pPr></w:p><w:p><w:pPr><w:rPr><w:rFonts w:ascii="Avenir Next LT Pro" w:hAnsi="Avenir Next LT Pro" w:cstheme="minorHAnsi"/><w:b/><w:color w:val="303030"/><w:sz w:val="28"/><w:szCs w:val="28"/></w:rPr></w:pPr></w:p><w:p><w:pPr><w:rPr><w:rFonts w:ascii="Avenir Next LT Pro" w:hAnsi="Avenir Next LT Pro" w:cstheme="minorHAnsi"/><w:b/><w:color w:val="303030"/><w:sz w:val="28"/><w:szCs w:val="28"/></w:rPr></w:pPr></w:p><w:p><w:pPr><w:rPr><w:rFonts w:ascii="Avenir Next LT Pro" w:hAnsi="Avenir Next LT Pro" w:cstheme="minorHAnsi"/><w:b/><w:color w:val="303030"/><w:sz w:val="28"/><w:szCs w:val="28"/></w:rPr></w:pPr></w:p><w:p><w:pPr><w:spacing w:line="360" w:lineRule="auto"/><w:jc w:val="both"/><w:rPr><w:rFonts w:ascii="Avenir Next LT Pro" w:hAnsi="Avenir Next LT Pro" w:cstheme="minorHAnsi"/><w:b/><w:i/><w:color w:val="303030"/><w:sz w:val="28"/><w:szCs w:val="28"/></w:rPr></w:pPr><w:r><w:rPr><w:rFonts w:ascii="Avenir Next LT Pro" w:hAnsi="Avenir Next LT Pro" w:cstheme="minorHAnsi"/><w:b/><w:i/><w:color w:val="303030"/><w:sz w:val="28"/><w:szCs w:val="28"/></w:rPr><w:t>Monitoreo de ruido intradomiciliario realizado el día </w:t></w:r><w:r><w:rPr><w:rFonts w:ascii="Avenir Next LT Pro" w:hAnsi="Avenir Next LT Pro" w:cstheme="minorHAnsi"/><w:b/><w:i/><w:color w:val="303030"/><w:sz w:val="28"/><w:szCs w:val="28"/></w:rPr><w:t>{monitoreo_de_ruido_intradomiciliario_realizado_el__1}</w:t></w:r><w:r><w:rPr><w:rFonts w:ascii="Avenir Next LT Pro" w:hAnsi="Avenir Next LT Pro" w:cstheme="minorHAnsi"/><w:b/><w:i/><w:color w:val="303030"/><w:sz w:val="28"/><w:szCs w:val="28"/></w:rPr><w:t> </w:t></w:r><w:r><w:rPr><w:rFonts w:ascii="Avenir Next LT Pro" w:hAnsi="Avenir Next LT Pro" w:cstheme="minorHAnsi"/><w:b/><w:i/><w:color w:val="303030"/><w:sz w:val="28"/><w:szCs w:val="28"/></w:rPr><w:t>de </w:t></w:r><w:r><w:rPr><w:rFonts w:ascii="Avenir Next LT Pro" w:hAnsi="Avenir Next LT Pro" w:cstheme="minorHAnsi"/><w:b/><w:i/><w:color w:val="303030"/><w:sz w:val="28"/><w:szCs w:val="28"/></w:rPr><w:t>{monitoreo_de_ruido_intradomiciliario_realizado_el__2}</w:t></w:r><w:r><w:rPr><w:rFonts w:ascii="Avenir Next LT Pro" w:hAnsi="Avenir Next LT Pro" w:cstheme="minorHAnsi"/><w:b/><w:i/><w:color w:val="303030"/><w:sz w:val="28"/><w:szCs w:val="28"/></w:rPr><w:t> de </w:t></w:r><w:r><w:rPr><w:rFonts w:ascii="Avenir Next LT Pro" w:hAnsi="Avenir Next LT Pro" w:cstheme="minorHAnsi"/><w:b/><w:i/><w:color w:val="303030"/><w:sz w:val="28"/><w:szCs w:val="28"/></w:rPr><w:t>{de_de_1}</w:t></w:r><w:r><w:rPr><w:rFonts w:ascii="Avenir Next LT Pro" w:hAnsi="Avenir Next LT Pro" w:cstheme="minorHAnsi"/><w:b/><w:i/><w:color w:val="303030"/><w:sz w:val="28"/><w:szCs w:val="28"/></w:rPr><w:t>, </w:t></w:r><w:r><w:rPr><w:rFonts w:ascii="Avenir Next LT Pro" w:hAnsi="Avenir Next LT Pro" w:cstheme="minorHAnsi"/><w:b/><w:i/><w:color w:val="303030"/><w:sz w:val="28"/><w:szCs w:val="28"/></w:rPr><w:t>{de_de_2}</w:t></w:r><w:r><w:rPr><w:rFonts w:ascii="Avenir Next LT Pro" w:hAnsi="Avenir Next LT Pro" w:cstheme="minorHAnsi"/><w:b/><w:i/><w:color w:val="303030"/><w:sz w:val="28"/><w:szCs w:val="28"/></w:rPr></w:r><w:r><w:rPr><w:rFonts w:ascii="Avenir Next LT Pro" w:hAnsi="Avenir Next LT Pro" w:cstheme="minorHAnsi"/><w:b/><w:i/><w:color w:val="303030"/><w:sz w:val="28"/><w:szCs w:val="28"/></w:rPr></w:r><w:r><w:rPr><w:rFonts w:ascii="Avenir Next LT Pro" w:hAnsi="Avenir Next LT Pro" w:cstheme="minorHAnsi"/><w:b/><w:i/><w:color w:val="303030"/><w:sz w:val="28"/><w:szCs w:val="28"/></w:rPr></w:r><w:r><w:rPr><w:rFonts w:ascii="Avenir Next LT Pro" w:hAnsi="Avenir Next LT Pro" w:cstheme="minorHAnsi"/><w:b/><w:i/><w:color w:val="303030"/><w:sz w:val="28"/><w:szCs w:val="28"/></w:rPr></w:r><w:commentRangeStart w:id="3"/><w:r><w:rPr><w:rFonts w:ascii="Avenir Next LT Pro" w:hAnsi="Avenir Next LT Pro" w:cstheme="minorHAnsi"/><w:b/><w:i/><w:color w:val="303030"/><w:sz w:val="28"/><w:szCs w:val="28"/></w:rPr></w:r><w:commentRangeEnd w:id="3"/><w:r><w:rPr><w:rStyle w:val="Refdecomentario"/><w:rFonts w:ascii="Tahoma" w:hAnsi="Tahoma"/><w:szCs w:val="20"/><w:lang w:val="es-MX" w:eastAsia="es-MX"/></w:rPr><w:commentReference w:id="3"/></w:r><w:r><w:rPr><w:rFonts w:ascii="Avenir Next LT Pro" w:hAnsi="Avenir Next LT Pro" w:cstheme="minorHAnsi"/><w:b/><w:i/><w:color w:val="303030"/><w:sz w:val="28"/><w:szCs w:val="28"/></w:rPr><w:t>.</w:t></w:r></w:p><w:p><w:pPr><w:spacing w:line="360" w:lineRule="auto"/><w:jc w:val="both"/><w:rPr><w:rFonts w:ascii="Avenir Next LT Pro" w:hAnsi="Avenir Next LT Pro" w:cstheme="minorHAnsi"/><w:b/><w:color w:val="303030"/><w:sz w:val="22"/></w:rPr></w:pPr></w:p><w:p><w:pPr><w:spacing w:line="276" w:lineRule="auto"/><w:jc w:val="both"/><w:rPr><w:rFonts w:ascii="Avenir Next LT Pro" w:hAnsi="Avenir Next LT Pro" w:cstheme="minorHAnsi"/><w:b/><w:color w:val="303030"/><w:sz w:val="22"/></w:rPr></w:pPr></w:p><w:p><w:pPr><w:spacing w:line="276" w:lineRule="auto"/><w:jc w:val="both"/><w:rPr><w:rFonts w:ascii="Avenir Next LT Pro" w:hAnsi="Avenir Next LT Pro" w:cstheme="minorHAnsi"/><w:b/><w:color w:val="303030"/><w:sz w:val="22"/></w:rPr></w:pPr></w:p><w:p><w:pPr><w:spacing w:line="276" w:lineRule="auto"/><w:jc w:val="both"/><w:rPr><w:rFonts w:ascii="Avenir Next LT Pro" w:hAnsi="Avenir Next LT Pro" w:cstheme="minorHAnsi"/><w:b/><w:color w:val="303030"/><w:sz w:val="22"/></w:rPr></w:pPr></w:p><w:p><w:pPr><w:spacing w:line="276" w:lineRule="auto"/><w:jc w:val="both"/><w:rPr><w:rFonts w:ascii="Avenir Next LT Pro" w:hAnsi="Avenir Next LT Pro" w:cstheme="minorHAnsi"/><w:b/><w:color w:val="303030"/><w:sz w:val="22"/></w:rPr></w:pPr></w:p><w:p><w:pPr><w:spacing w:line="276" w:lineRule="auto"/><w:jc w:val="both"/><w:rPr><w:rFonts w:ascii="Avenir Next LT Pro" w:hAnsi="Avenir Next LT Pro" w:cstheme="minorHAnsi"/><w:b/><w:color w:val="303030"/><w:sz w:val="22"/></w:rPr></w:pPr></w:p><w:p><w:pPr><w:spacing w:line="276" w:lineRule="auto"/><w:jc w:val="both"/><w:rPr><w:rFonts w:ascii="Avenir Next LT Pro" w:hAnsi="Avenir Next LT Pro" w:cstheme="minorHAnsi"/><w:b/><w:color w:val="303030"/><w:sz w:val="22"/></w:rPr></w:pPr></w:p><w:p><w:pPr><w:spacing w:line="276" w:lineRule="auto"/><w:jc w:val="both"/><w:rPr><w:rFonts w:ascii="Avenir Next LT Pro" w:hAnsi="Avenir Next LT Pro" w:cstheme="minorHAnsi"/><w:b/><w:color w:val="303030"/><w:sz w:val="22"/></w:rPr></w:pPr></w:p><w:p><w:pPr><w:spacing w:line="276" w:lineRule="auto"/><w:jc w:val="both"/><w:rPr><w:rFonts w:ascii="Avenir Next LT Pro" w:hAnsi="Avenir Next LT Pro" w:cstheme="minorHAnsi"/><w:b/><w:color w:val="303030"/><w:sz w:val="22"/></w:rPr></w:pPr></w:p><w:p><w:pPr><w:jc w:val="right"/><w:rPr><w:rFonts w:ascii="Avenir Next LT Pro" w:hAnsi="Avenir Next LT Pro" w:cs="Calibri"/><w:b/><w:color w:val="303030"/><w:sz w:val="22"/><w:szCs w:val="20"/></w:rPr></w:pPr><w:r><w:rPr><w:rFonts w:ascii="Avenir Next LT Pro" w:hAnsi="Avenir Next LT Pro" w:cs="Calibri"/><w:b/><w:color w:val="303030"/><w:sz w:val="22"/><w:szCs w:val="20"/></w:rPr><w:t>{var_3}</w:t></w:r><w:commentRangeStart w:id="4"/><w:r><w:rPr><w:rFonts w:ascii="Avenir Next LT Pro" w:hAnsi="Avenir Next LT Pro" w:cs="Calibri"/><w:b/><w:color w:val="303030"/><w:sz w:val="22"/><w:szCs w:val="20"/></w:rPr></w:r><w:commentRangeEnd w:id="4"/><w:r><w:rPr><w:rStyle w:val="Refdecomentario"/><w:rFonts w:ascii="Tahoma" w:hAnsi="Tahoma"/><w:szCs w:val="20"/><w:lang w:val="es-MX" w:eastAsia="es-MX"/></w:rPr><w:commentReference w:id="4"/></w:r><w:r><w:rPr><w:rFonts w:ascii="Avenir Next LT Pro" w:hAnsi="Avenir Next LT Pro" w:cstheme="minorHAnsi"/><w:b/><w:color w:val="303030"/></w:rPr><w:t>{var_4}</w:t></w:r></w:p><w:p><w:pPr><w:pStyle w:val="TtuloTDC"/><w:spacing w:before="0" w:line="360" w:lineRule="auto"/><w:rPr><w:rFonts w:ascii="Avenir Next LT Pro" w:hAnsi="Avenir Next LT Pro" w:cstheme="minorHAnsi"/><w:color w:val="303030"/><w:sz w:val="32"/><w:szCs w:val="32"/></w:rPr></w:pPr><w:bookmarkStart w:id="5" w:name="_Toc322074608"/><w:bookmarkStart w:id="6" w:name="_Toc322447681"/><w:bookmarkStart w:id="7" w:name="_Toc326159403"/><w:r><w:rPr><w:rFonts w:ascii="Avenir Next LT Pro" w:hAnsi="Avenir Next LT Pro" w:cstheme="minorHAnsi"/><w:color w:val="303030"/><w:sz w:val="32"/><w:szCs w:val="32"/></w:rPr><w:lastRenderedPageBreak/><w:t>TABLA DE </w:t></w:r><w:commentRangeStart w:id="8"/><w:commentRangeStart w:id="9"/><w:r><w:rPr><w:rFonts w:ascii="Avenir Next LT Pro" w:hAnsi="Avenir Next LT Pro" w:cstheme="minorHAnsi"/><w:color w:val="303030"/><w:sz w:val="32"/><w:szCs w:val="32"/></w:rPr><w:t>CONTENIDO</w:t></w:r><w:commentRangeEnd w:id="8"/><w:r><w:rPr><w:rStyle w:val="Refdecomentario"/><w:rFonts w:ascii="Tahoma" w:eastAsia="Times New Roman" w:hAnsi="Tahoma"/><w:b w:val="0"/><w:bCs w:val="0"/><w:color w:val="auto"/><w:szCs w:val="20"/><w:lang w:val="es-MX" w:eastAsia="es-MX"/></w:rPr><w:commentReference w:id="8"/></w:r><w:commentRangeEnd w:id="9"/><w:r><w:rPr><w:rStyle w:val="Refdecomentario"/><w:rFonts w:ascii="Tahoma" w:eastAsia="Times New Roman" w:hAnsi="Tahoma"/><w:b w:val="0"/><w:bCs w:val="0"/><w:color w:val="auto"/><w:szCs w:val="20"/><w:lang w:val="es-MX" w:eastAsia="es-MX"/></w:rPr><w:commentReference w:id="9"/></w:r></w:p><w:p><w:pPr><w:pStyle w:val="TDC1"/><w:tabs><w:tab w:val="left" w:pos="600"/><w:tab w:val="right" w:leader="dot" w:pos="8830"/></w:tabs><w:rPr><w:rFonts w:asciiTheme="minorHAnsi" w:eastAsiaTheme="minorEastAsia" w:hAnsiTheme="minorHAnsi" w:cstheme="minorBidi"/><w:b w:val="0"/><w:bCs w:val="0"/><w:caps w:val="0"/><w:noProof/><w:color w:val="auto"/><w:kern w:val="2"/><w:szCs w:val="22"/><w14:ligatures w14:val="standardContextual"/></w:rPr></w:pPr><w:r><w:rPr><w:rFonts w:cstheme="minorHAnsi"/><w:szCs w:val="22"/></w:rPr><w:fldChar w:fldCharType="begin"/></w:r><w:r><w:rPr><w:rFonts w:cstheme="minorHAnsi"/><w:szCs w:val="22"/></w:rPr><w:instrText xml:space="preserve"> TOC \o "1-2" \h \z \u </w:instrText></w:r><w:r><w:rPr><w:rFonts w:cstheme="minorHAnsi"/><w:szCs w:val="22"/></w:rPr><w:fldChar w:fldCharType="separate"/></w:r><w:hyperlink w:anchor="_Toc215310858" w:history="1"><w:r><w:rPr><w:rStyle w:val="Hipervnculo"/><w:rFonts w:cstheme="minorHAnsi"/><w:noProof/></w:rPr><w:t>1.INFORMACIÓN GENERAL81.1.Información de la empresa81.2.Empresa responsable del estudio81.3.Fecha de la medición81.4.Hora de medición91.5.Descripción de los tiempos e intervalos de medición91.6.Propósito de la medición101.7.Normativa de referencia101.8.Ubicación de la medición102.INFORMACIÓN DE LOS EQUIPOS DE MEDIDA123.PROCEDIMIENTO DE MEDICIÓN UTILIZADO133.1. Determinación de emisión de ruido133.2. Ajustes de los niveles de presión sonora</w:t></w:r><w:r><w:rPr><w:noProof/><w:webHidden/></w:rPr><w:tab/></w:r><w:r><w:rPr><w:noProof/><w:webHidden/></w:rPr><w:fldChar w:fldCharType="begin"/></w:r><w:r><w:rPr><w:noProof/><w:webHidden/></w:rPr><w:instrText xml:space="preserve"> PAGEREF _Toc215310870 \h </w:instrText></w:r><w:r><w:rPr><w:noProof/><w:webHidden/></w:rPr></w:r><w:r><w:rPr><w:noProof/><w:webHidden/></w:rPr><w:fldChar w:fldCharType="separate"/></w:r><w:r><w:rPr><w:noProof/><w:webHidden/></w:rPr><w:t>14</w:t></w:r><w:r><w:rPr><w:noProof/><w:webHidden/></w:rPr><w:fldChar w:fldCharType="end"/></w:r></w:hyperlink></w:p><w:p><w:pPr><w:pStyle w:val="TDC2"/><w:tabs><w:tab w:val="right" w:leader="dot" w:pos="8830"/></w:tabs><w:rPr><w:rFonts w:asciiTheme="minorHAnsi" w:eastAsiaTheme="minorEastAsia" w:hAnsiTheme="minorHAnsi" w:cstheme="minorBidi"/><w:smallCaps w:val="0"/><w:noProof/><w:color w:val="auto"/><w:kern w:val="2"/><w:szCs w:val="22"/><w14:ligatures w14:val="standardContextual"/></w:rPr></w:pPr><w:hyperlink w:anchor="_Toc215310871" w:history="1"><w:r><w:rPr><w:rStyle w:val="Hipervnculo"/><w:rFonts w:cs="Calibri"/><w:noProof/></w:rPr><w:t>3.3. Determinación de los valores de Correcciones K</w:t></w:r><w:r><w:rPr><w:noProof/><w:webHidden/></w:rPr><w:tab/></w:r><w:r><w:rPr><w:noProof/><w:webHidden/></w:rPr><w:fldChar w:fldCharType="begin"/></w:r><w:r><w:rPr><w:noProof/><w:webHidden/></w:rPr><w:instrText xml:space="preserve"> PAGEREF _Toc215310871 \h </w:instrText></w:r><w:r><w:rPr><w:noProof/><w:webHidden/></w:rPr></w:r><w:r><w:rPr><w:noProof/><w:webHidden/></w:rPr><w:fldChar w:fldCharType="separate"/></w:r><w:r><w:rPr><w:noProof/><w:webHidden/></w:rPr><w:t>14</w:t></w:r><w:r><w:rPr><w:noProof/><w:webHidden/></w:rPr><w:fldChar w:fldCharType="end"/></w:r></w:hyperlink></w:p><w:p><w:pPr><w:pStyle w:val="TDC2"/><w:tabs><w:tab w:val="right" w:leader="dot" w:pos="8830"/></w:tabs><w:rPr><w:rFonts w:asciiTheme="minorHAnsi" w:eastAsiaTheme="minorEastAsia" w:hAnsiTheme="minorHAnsi" w:cstheme="minorBidi"/><w:smallCaps w:val="0"/><w:noProof/><w:color w:val="auto"/><w:kern w:val="2"/><w:szCs w:val="22"/><w14:ligatures w14:val="standardContextual"/></w:rPr></w:pPr><w:hyperlink w:anchor="_Toc215310872" w:history="1"><w:r><w:rPr><w:rStyle w:val="Hipervnculo"/><w:noProof/></w:rPr><w:t>3.4. Metodología en campo</w:t></w:r><w:r><w:rPr><w:noProof/><w:webHidden/></w:rPr><w:tab/></w:r><w:r><w:rPr><w:noProof/><w:webHidden/></w:rPr><w:fldChar w:fldCharType="begin"/></w:r><w:r><w:rPr><w:noProof/><w:webHidden/></w:rPr><w:instrText xml:space="preserve"> PAGEREF _Toc215310872 \h </w:instrText></w:r><w:r><w:rPr><w:noProof/><w:webHidden/></w:rPr></w:r><w:r><w:rPr><w:noProof/><w:webHidden/></w:rPr><w:fldChar w:fldCharType="separate"/></w:r><w:r><w:rPr><w:noProof/><w:webHidden/></w:rPr><w:t>17</w:t></w:r><w:r><w:rPr><w:noProof/><w:webHidden/></w:rPr><w:fldChar w:fldCharType="end"/></w:r></w:hyperlink></w:p><w:p><w:r><w:t>{chart_indices}</w:t></w:r></w:p><w:p><w:pPr><w:pStyle w:val="TDC1"/><w:tabs><w:tab w:val="left" w:pos="600"/><w:tab w:val="right" w:leader="dot" w:pos="8830"/></w:tabs><w:rPr><w:rFonts w:asciiTheme="minorHAnsi" w:eastAsiaTheme="minorEastAsia" w:hAnsiTheme="minorHAnsi" w:cstheme="minorBidi"/><w:b w:val="0"/><w:bCs w:val="0"/><w:caps w:val="0"/><w:noProof/><w:color w:val="auto"/><w:kern w:val="2"/><w:szCs w:val="22"/><w14:ligatures w14:val="standardContextual"/></w:rPr></w:pPr><w:hyperlink w:anchor="_Toc215310873" w:history="1"><w:r><w:rPr><w:rStyle w:val="Hipervnculo"/><w:rFonts w:cstheme="minorHAnsi"/><w:noProof/></w:rPr><w:t>4.CARACTERISTICAS DE LA MEDICIÓN194.1.Condiciones predominantes194.2.Condiciones atmosféricas194.3.Procedimiento para la medición del viento214.4.Naturaleza / estado del terreno entre la fuente y el receptor224.5.Ubicación de asentamientos poblacionales y potenciales receptores de interés en ecosistemas estratégicos235.RESULTADOS DE LA MEDICIÓN245.1 Normativa utilizada245.2 Resultados numéricos y comparación con la normatividad aplicada245.3 Cálculos aplicados276.DESCRIPCIÓN Y VARIABILIDAD DE LAS FUENTES DE SONIDO EXISTENTES297.INCERTIDUMBRE DE MEDICIONES307.1.  Regla de decisión y declaración de conformidad308. CONCLUSIONES Y RECOMENDACIONES329.BIBLIOGRAFÍA3310. ANEXOS3411. HISTORIAL DE CAMBIOS35TABLAS</w:t></w:r><w:commentRangeEnd w:id="10"/><w:r><w:rPr><w:rStyle w:val="Refdecomentario"/><w:rFonts w:ascii="Avenir Next LT Pro" w:hAnsi="Avenir Next LT Pro"/><w:b/><w:sz w:val="32"/><w:szCs w:val="32"/><w:lang w:val="es-MX" w:eastAsia="es-MX"/></w:rPr><w:commentReference w:id="10"/></w:r></w:p><w:p><w:pPr><w:pStyle w:val="Tabladeilustraciones"/><w:tabs><w:tab w:val="right" w:leader="dot" w:pos="8830"/></w:tabs><w:spacing w:line="360" w:lineRule="auto"/><w:rPr><w:rFonts w:ascii="Avenir Next LT Pro" w:eastAsiaTheme="minorEastAsia" w:hAnsi="Avenir Next LT Pro" w:cstheme="minorBidi"/><w:bCs/><w:noProof/><w:kern w:val="2"/><w:sz w:val="20"/><w:szCs w:val="20"/><w:lang w:val="es-CO" w:eastAsia="es-CO"/><w14:ligatures w14:val="standardContextual"/></w:rPr></w:pPr><w:r><w:rPr><w:rStyle w:val="Hipervnculo"/><w:rFonts w:ascii="Avenir Next LT Pro" w:hAnsi="Avenir Next LT Pro" w:cs="Calibri"/><w:b/><w:noProof/><w:color w:val="303030"/><w:sz w:val="20"/><w:szCs w:val="20"/><w:lang w:val="es-CO"/></w:rPr><w:fldChar w:fldCharType="begin"/></w:r><w:r><w:rPr><w:rStyle w:val="Hipervnculo"/><w:rFonts w:ascii="Avenir Next LT Pro" w:hAnsi="Avenir Next LT Pro" w:cs="Calibri"/><w:b/><w:noProof/><w:color w:val="303030"/><w:sz w:val="20"/><w:szCs w:val="20"/><w:lang w:val="es-CO"/></w:rPr><w:instrText xml:space="preserve"> TOC \h \z \c "Tabla" </w:instrText></w:r><w:r><w:rPr><w:rStyle w:val="Hipervnculo"/><w:rFonts w:ascii="Avenir Next LT Pro" w:hAnsi="Avenir Next LT Pro" w:cs="Calibri"/><w:b/><w:noProof/><w:color w:val="303030"/><w:sz w:val="20"/><w:szCs w:val="20"/><w:lang w:val="es-CO"/></w:rPr><w:fldChar w:fldCharType="separate"/></w:r><w:hyperlink w:anchor="_Toc209532328" w:history="1"><w:r><w:rPr><w:rStyle w:val="Hipervnculo"/><w:rFonts w:ascii="Avenir Next LT Pro" w:hAnsi="Avenir Next LT Pro" w:cs="Calibri"/><w:bCs/><w:noProof/><w:sz w:val="20"/><w:szCs w:val="20"/></w:rPr><w:t>Tabla 1. Hora de Inicio y finalización – Planta apagada.</w:t></w:r><w:r><w:rPr><w:rFonts w:ascii="Avenir Next LT Pro" w:hAnsi="Avenir Next LT Pro"/><w:bCs/><w:noProof/><w:webHidden/><w:sz w:val="20"/><w:szCs w:val="20"/></w:rPr><w:tab/></w:r><w:r><w:rPr><w:rFonts w:ascii="Avenir Next LT Pro" w:hAnsi="Avenir Next LT Pro"/><w:bCs/><w:noProof/><w:webHidden/><w:sz w:val="20"/><w:szCs w:val="20"/></w:rPr><w:fldChar w:fldCharType="begin"/></w:r><w:r><w:rPr><w:rFonts w:ascii="Avenir Next LT Pro" w:hAnsi="Avenir Next LT Pro"/><w:bCs/><w:noProof/><w:webHidden/><w:sz w:val="20"/><w:szCs w:val="20"/></w:rPr><w:instrText xml:space="preserve"> PAGEREF _Toc209532328 \h </w:instrText></w:r><w:r><w:rPr><w:rFonts w:ascii="Avenir Next LT Pro" w:hAnsi="Avenir Next LT Pro"/><w:bCs/><w:noProof/><w:webHidden/><w:sz w:val="20"/><w:szCs w:val="20"/></w:rPr></w:r><w:r><w:rPr><w:rFonts w:ascii="Avenir Next LT Pro" w:hAnsi="Avenir Next LT Pro"/><w:bCs/><w:noProof/><w:webHidden/><w:sz w:val="20"/><w:szCs w:val="20"/></w:rPr><w:fldChar w:fldCharType="separate"/></w:r><w:r><w:rPr><w:rFonts w:ascii="Avenir Next LT Pro" w:hAnsi="Avenir Next LT Pro"/><w:bCs/><w:noProof/><w:webHidden/><w:sz w:val="20"/><w:szCs w:val="20"/></w:rPr><w:t>9</w:t></w:r><w:r><w:rPr><w:rFonts w:ascii="Avenir Next LT Pro" w:hAnsi="Avenir Next LT Pro"/><w:bCs/><w:noProof/><w:webHidden/><w:sz w:val="20"/><w:szCs w:val="20"/></w:rPr><w:fldChar w:fldCharType="end"/></w:r></w:hyperlink></w:p><w:p><w:pPr><w:pStyle w:val="Tabladeilustraciones"/><w:tabs><w:tab w:val="right" w:leader="dot" w:pos="8830"/></w:tabs><w:spacing w:line="360" w:lineRule="auto"/><w:rPr><w:rFonts w:ascii="Avenir Next LT Pro" w:eastAsiaTheme="minorEastAsia" w:hAnsi="Avenir Next LT Pro" w:cstheme="minorBidi"/><w:bCs/><w:noProof/><w:kern w:val="2"/><w:sz w:val="20"/><w:szCs w:val="20"/><w:lang w:val="es-CO" w:eastAsia="es-CO"/><w14:ligatures w14:val="standardContextual"/></w:rPr></w:pPr><w:hyperlink w:anchor="_Toc209532329" w:history="1"><w:r><w:rPr><w:rStyle w:val="Hipervnculo"/><w:rFonts w:ascii="Avenir Next LT Pro" w:hAnsi="Avenir Next LT Pro" w:cs="Calibri"/><w:bCs/><w:noProof/><w:sz w:val="20"/><w:szCs w:val="20"/></w:rPr><w:t>Tabla 2. Hora de Inicio y finalización – Planta encendida.</w:t></w:r><w:r><w:rPr><w:rFonts w:ascii="Avenir Next LT Pro" w:hAnsi="Avenir Next LT Pro"/><w:bCs/><w:noProof/><w:webHidden/><w:sz w:val="20"/><w:szCs w:val="20"/></w:rPr><w:tab/></w:r><w:r><w:rPr><w:rFonts w:ascii="Avenir Next LT Pro" w:hAnsi="Avenir Next LT Pro"/><w:bCs/><w:noProof/><w:webHidden/><w:sz w:val="20"/><w:szCs w:val="20"/></w:rPr><w:fldChar w:fldCharType="begin"/></w:r><w:r><w:rPr><w:rFonts w:ascii="Avenir Next LT Pro" w:hAnsi="Avenir Next LT Pro"/><w:bCs/><w:noProof/><w:webHidden/><w:sz w:val="20"/><w:szCs w:val="20"/></w:rPr><w:instrText xml:space="preserve"> PAGEREF _Toc209532329 \h </w:instrText></w:r><w:r><w:rPr><w:rFonts w:ascii="Avenir Next LT Pro" w:hAnsi="Avenir Next LT Pro"/><w:bCs/><w:noProof/><w:webHidden/><w:sz w:val="20"/><w:szCs w:val="20"/></w:rPr></w:r><w:r><w:rPr><w:rFonts w:ascii="Avenir Next LT Pro" w:hAnsi="Avenir Next LT Pro"/><w:bCs/><w:noProof/><w:webHidden/><w:sz w:val="20"/><w:szCs w:val="20"/></w:rPr><w:fldChar w:fldCharType="separate"/></w:r><w:r><w:rPr><w:rFonts w:ascii="Avenir Next LT Pro" w:hAnsi="Avenir Next LT Pro"/><w:bCs/><w:noProof/><w:webHidden/><w:sz w:val="20"/><w:szCs w:val="20"/></w:rPr><w:t>9</w:t></w:r><w:r><w:rPr><w:rFonts w:ascii="Avenir Next LT Pro" w:hAnsi="Avenir Next LT Pro"/><w:bCs/><w:noProof/><w:webHidden/><w:sz w:val="20"/><w:szCs w:val="20"/></w:rPr><w:fldChar w:fldCharType="end"/></w:r></w:hyperlink></w:p><w:p><w:pPr><w:pStyle w:val="Tabladeilustraciones"/><w:tabs><w:tab w:val="right" w:leader="dot" w:pos="8830"/></w:tabs><w:spacing w:line="360" w:lineRule="auto"/><w:rPr><w:rFonts w:ascii="Avenir Next LT Pro" w:eastAsiaTheme="minorEastAsia" w:hAnsi="Avenir Next LT Pro" w:cstheme="minorBidi"/><w:bCs/><w:noProof/><w:kern w:val="2"/><w:sz w:val="20"/><w:szCs w:val="20"/><w:lang w:val="es-CO" w:eastAsia="es-CO"/><w14:ligatures w14:val="standardContextual"/></w:rPr></w:pPr><w:hyperlink w:anchor="_Toc209532330" w:history="1"><w:r><w:rPr><w:rStyle w:val="Hipervnculo"/><w:rFonts w:ascii="Avenir Next LT Pro" w:hAnsi="Avenir Next LT Pro"/><w:bCs/><w:noProof/><w:sz w:val="20"/><w:szCs w:val="20"/><w:lang w:val="es-CO"/></w:rPr><w:t>Tabla 3. </w:t></w:r><w:r><w:rPr><w:rStyle w:val="Hipervnculo"/><w:rFonts w:ascii="Avenir Next LT Pro" w:hAnsi="Avenir Next LT Pro" w:cs="Calibri"/><w:bCs/><w:noProof/><w:sz w:val="20"/><w:szCs w:val="20"/><w:lang w:val="es-CO"/></w:rPr><w:t>Distribución de tiempos de medición y espera</w:t></w:r><w:r><w:rPr><w:rFonts w:ascii="Avenir Next LT Pro" w:hAnsi="Avenir Next LT Pro"/><w:bCs/><w:noProof/><w:webHidden/><w:sz w:val="20"/><w:szCs w:val="20"/></w:rPr><w:tab/></w:r><w:r><w:rPr><w:rFonts w:ascii="Avenir Next LT Pro" w:hAnsi="Avenir Next LT Pro"/><w:bCs/><w:noProof/><w:webHidden/><w:sz w:val="20"/><w:szCs w:val="20"/></w:rPr><w:fldChar w:fldCharType="begin"/></w:r><w:r><w:rPr><w:rFonts w:ascii="Avenir Next LT Pro" w:hAnsi="Avenir Next LT Pro"/><w:bCs/><w:noProof/><w:webHidden/><w:sz w:val="20"/><w:szCs w:val="20"/></w:rPr><w:instrText xml:space="preserve"> PAGEREF _Toc209532330 \h </w:instrText></w:r><w:r><w:rPr><w:rFonts w:ascii="Avenir Next LT Pro" w:hAnsi="Avenir Next LT Pro"/><w:bCs/><w:noProof/><w:webHidden/><w:sz w:val="20"/><w:szCs w:val="20"/></w:rPr></w:r><w:r><w:rPr><w:rFonts w:ascii="Avenir Next LT Pro" w:hAnsi="Avenir Next LT Pro"/><w:bCs/><w:noProof/><w:webHidden/><w:sz w:val="20"/><w:szCs w:val="20"/></w:rPr><w:fldChar w:fldCharType="separate"/></w:r><w:r><w:rPr><w:rFonts w:ascii="Avenir Next LT Pro" w:hAnsi="Avenir Next LT Pro"/><w:bCs/><w:noProof/><w:webHidden/><w:sz w:val="20"/><w:szCs w:val="20"/></w:rPr><w:t>9</w:t></w:r><w:r><w:rPr><w:rFonts w:ascii="Avenir Next LT Pro" w:hAnsi="Avenir Next LT Pro"/><w:bCs/><w:noProof/><w:webHidden/><w:sz w:val="20"/><w:szCs w:val="20"/></w:rPr><w:fldChar w:fldCharType="end"/></w:r></w:hyperlink></w:p><w:p><w:pPr><w:pStyle w:val="Tabladeilustraciones"/><w:tabs><w:tab w:val="right" w:leader="dot" w:pos="8830"/></w:tabs><w:spacing w:line="360" w:lineRule="auto"/><w:rPr><w:rFonts w:ascii="Avenir Next LT Pro" w:eastAsiaTheme="minorEastAsia" w:hAnsi="Avenir Next LT Pro" w:cstheme="minorBidi"/><w:bCs/><w:noProof/><w:kern w:val="2"/><w:sz w:val="20"/><w:szCs w:val="20"/><w:lang w:val="es-CO" w:eastAsia="es-CO"/><w14:ligatures w14:val="standardContextual"/></w:rPr></w:pPr><w:hyperlink w:anchor="_Toc209532331" w:history="1"><w:r><w:rPr><w:rStyle w:val="Hipervnculo"/><w:rFonts w:ascii="Avenir Next LT Pro" w:hAnsi="Avenir Next LT Pro"/><w:bCs/><w:noProof/><w:sz w:val="20"/><w:szCs w:val="20"/><w:lang w:val="es-CO"/></w:rPr><w:t>Tabla 4. </w:t></w:r><w:r><w:rPr><w:rStyle w:val="Hipervnculo"/><w:rFonts w:ascii="Avenir Next LT Pro" w:hAnsi="Avenir Next LT Pro" w:cs="Calibri"/><w:bCs/><w:noProof/><w:sz w:val="20"/><w:szCs w:val="20"/><w:lang w:val="es-CO"/></w:rPr><w:t>Intervalos de referencia empleados</w:t></w:r><w:r><w:rPr><w:rFonts w:ascii="Avenir Next LT Pro" w:hAnsi="Avenir Next LT Pro"/><w:bCs/><w:noProof/><w:webHidden/><w:sz w:val="20"/><w:szCs w:val="20"/></w:rPr><w:tab/></w:r><w:r><w:rPr><w:rFonts w:ascii="Avenir Next LT Pro" w:hAnsi="Avenir Next LT Pro"/><w:bCs/><w:noProof/><w:webHidden/><w:sz w:val="20"/><w:szCs w:val="20"/></w:rPr><w:fldChar w:fldCharType="begin"/></w:r><w:r><w:rPr><w:rFonts w:ascii="Avenir Next LT Pro" w:hAnsi="Avenir Next LT Pro"/><w:bCs/><w:noProof/><w:webHidden/><w:sz w:val="20"/><w:szCs w:val="20"/></w:rPr><w:instrText xml:space="preserve"> PAGEREF _Toc209532331 \h </w:instrText></w:r><w:r><w:rPr><w:rFonts w:ascii="Avenir Next LT Pro" w:hAnsi="Avenir Next LT Pro"/><w:bCs/><w:noProof/><w:webHidden/><w:sz w:val="20"/><w:szCs w:val="20"/></w:rPr></w:r><w:r><w:rPr><w:rFonts w:ascii="Avenir Next LT Pro" w:hAnsi="Avenir Next LT Pro"/><w:bCs/><w:noProof/><w:webHidden/><w:sz w:val="20"/><w:szCs w:val="20"/></w:rPr><w:fldChar w:fldCharType="separate"/></w:r><w:r><w:rPr><w:rFonts w:ascii="Avenir Next LT Pro" w:hAnsi="Avenir Next LT Pro"/><w:bCs/><w:noProof/><w:webHidden/><w:sz w:val="20"/><w:szCs w:val="20"/></w:rPr><w:t>10</w:t></w:r><w:r><w:rPr><w:rFonts w:ascii="Avenir Next LT Pro" w:hAnsi="Avenir Next LT Pro"/><w:bCs/><w:noProof/><w:webHidden/><w:sz w:val="20"/><w:szCs w:val="20"/></w:rPr><w:fldChar w:fldCharType="end"/></w:r></w:hyperlink></w:p><w:p><w:pPr><w:pStyle w:val="Tabladeilustraciones"/><w:tabs><w:tab w:val="right" w:leader="dot" w:pos="8830"/></w:tabs><w:spacing w:line="360" w:lineRule="auto"/><w:rPr><w:rFonts w:ascii="Avenir Next LT Pro" w:eastAsiaTheme="minorEastAsia" w:hAnsi="Avenir Next LT Pro" w:cstheme="minorBidi"/><w:bCs/><w:noProof/><w:kern w:val="2"/><w:sz w:val="20"/><w:szCs w:val="20"/><w:lang w:val="es-CO" w:eastAsia="es-CO"/><w14:ligatures w14:val="standardContextual"/></w:rPr></w:pPr><w:hyperlink w:anchor="_Toc209532332" w:history="1"><w:r><w:rPr><w:rStyle w:val="Hipervnculo"/><w:rFonts w:ascii="Avenir Next LT Pro" w:hAnsi="Avenir Next LT Pro" w:cstheme="minorHAnsi"/><w:bCs/><w:noProof/><w:sz w:val="20"/><w:szCs w:val="20"/></w:rPr><w:t>Tabla 5. Descripción y ubicación en el punto de muestreo.</w:t></w:r><w:r><w:rPr><w:rFonts w:ascii="Avenir Next LT Pro" w:hAnsi="Avenir Next LT Pro"/><w:bCs/><w:noProof/><w:webHidden/><w:sz w:val="20"/><w:szCs w:val="20"/></w:rPr><w:tab/></w:r><w:r><w:rPr><w:rFonts w:ascii="Avenir Next LT Pro" w:hAnsi="Avenir Next LT Pro"/><w:bCs/><w:noProof/><w:webHidden/><w:sz w:val="20"/><w:szCs w:val="20"/></w:rPr><w:fldChar w:fldCharType="begin"/></w:r><w:r><w:rPr><w:rFonts w:ascii="Avenir Next LT Pro" w:hAnsi="Avenir Next LT Pro"/><w:bCs/><w:noProof/><w:webHidden/><w:sz w:val="20"/><w:szCs w:val="20"/></w:rPr><w:instrText xml:space="preserve"> PAGEREF _Toc209532332 \h </w:instrText></w:r><w:r><w:rPr><w:rFonts w:ascii="Avenir Next LT Pro" w:hAnsi="Avenir Next LT Pro"/><w:bCs/><w:noProof/><w:webHidden/><w:sz w:val="20"/><w:szCs w:val="20"/></w:rPr></w:r><w:r><w:rPr><w:rFonts w:ascii="Avenir Next LT Pro" w:hAnsi="Avenir Next LT Pro"/><w:bCs/><w:noProof/><w:webHidden/><w:sz w:val="20"/><w:szCs w:val="20"/></w:rPr><w:fldChar w:fldCharType="separate"/></w:r><w:r><w:rPr><w:rFonts w:ascii="Avenir Next LT Pro" w:hAnsi="Avenir Next LT Pro"/><w:bCs/><w:noProof/><w:webHidden/><w:sz w:val="20"/><w:szCs w:val="20"/></w:rPr><w:t>11</w:t></w:r><w:r><w:rPr><w:rFonts w:ascii="Avenir Next LT Pro" w:hAnsi="Avenir Next LT Pro"/><w:bCs/><w:noProof/><w:webHidden/><w:sz w:val="20"/><w:szCs w:val="20"/></w:rPr><w:fldChar w:fldCharType="end"/></w:r></w:hyperlink></w:p><w:p><w:pPr><w:pStyle w:val="Tabladeilustraciones"/><w:tabs><w:tab w:val="right" w:leader="dot" w:pos="8830"/></w:tabs><w:spacing w:line="360" w:lineRule="auto"/><w:rPr><w:rFonts w:ascii="Avenir Next LT Pro" w:eastAsiaTheme="minorEastAsia" w:hAnsi="Avenir Next LT Pro" w:cstheme="minorBidi"/><w:bCs/><w:noProof/><w:kern w:val="2"/><w:sz w:val="20"/><w:szCs w:val="20"/><w:lang w:val="es-CO" w:eastAsia="es-CO"/><w14:ligatures w14:val="standardContextual"/></w:rPr></w:pPr><w:hyperlink w:anchor="_Toc209532333" w:history="1"><w:r><w:rPr><w:rStyle w:val="Hipervnculo"/><w:rFonts w:ascii="Avenir Next LT Pro" w:hAnsi="Avenir Next LT Pro"/><w:bCs/><w:noProof/><w:sz w:val="20"/><w:szCs w:val="20"/><w:lang w:val="es-CO"/></w:rPr><w:t>Tabla 6. Verificación de los equipos e instrumentos utilizados para la toma</w:t></w:r><w:r><w:rPr><w:rFonts w:ascii="Avenir Next LT Pro" w:hAnsi="Avenir Next LT Pro"/><w:bCs/><w:noProof/><w:webHidden/><w:sz w:val="20"/><w:szCs w:val="20"/></w:rPr><w:tab/></w:r><w:r><w:rPr><w:rFonts w:ascii="Avenir Next LT Pro" w:hAnsi="Avenir Next LT Pro"/><w:bCs/><w:noProof/><w:webHidden/><w:sz w:val="20"/><w:szCs w:val="20"/></w:rPr><w:fldChar w:fldCharType="begin"/></w:r><w:r><w:rPr><w:rFonts w:ascii="Avenir Next LT Pro" w:hAnsi="Avenir Next LT Pro"/><w:bCs/><w:noProof/><w:webHidden/><w:sz w:val="20"/><w:szCs w:val="20"/></w:rPr><w:instrText xml:space="preserve"> PAGEREF _Toc209532333 \h </w:instrText></w:r><w:r><w:rPr><w:rFonts w:ascii="Avenir Next LT Pro" w:hAnsi="Avenir Next LT Pro"/><w:bCs/><w:noProof/><w:webHidden/><w:sz w:val="20"/><w:szCs w:val="20"/></w:rPr></w:r><w:r><w:rPr><w:rFonts w:ascii="Avenir Next LT Pro" w:hAnsi="Avenir Next LT Pro"/><w:bCs/><w:noProof/><w:webHidden/><w:sz w:val="20"/><w:szCs w:val="20"/></w:rPr><w:fldChar w:fldCharType="separate"/></w:r><w:r><w:rPr><w:rFonts w:ascii="Avenir Next LT Pro" w:hAnsi="Avenir Next LT Pro"/><w:bCs/><w:noProof/><w:webHidden/><w:sz w:val="20"/><w:szCs w:val="20"/></w:rPr><w:t>18</w:t></w:r><w:r><w:rPr><w:rFonts w:ascii="Avenir Next LT Pro" w:hAnsi="Avenir Next LT Pro"/><w:bCs/><w:noProof/><w:webHidden/><w:sz w:val="20"/><w:szCs w:val="20"/></w:rPr><w:fldChar w:fldCharType="end"/></w:r></w:hyperlink></w:p><w:p><w:pPr><w:pStyle w:val="Tabladeilustraciones"/><w:tabs><w:tab w:val="right" w:leader="dot" w:pos="8830"/></w:tabs><w:spacing w:line="360" w:lineRule="auto"/><w:rPr><w:rFonts w:ascii="Avenir Next LT Pro" w:eastAsiaTheme="minorEastAsia" w:hAnsi="Avenir Next LT Pro" w:cstheme="minorBidi"/><w:bCs/><w:noProof/><w:kern w:val="2"/><w:sz w:val="20"/><w:szCs w:val="20"/><w:lang w:val="es-CO" w:eastAsia="es-CO"/><w14:ligatures w14:val="standardContextual"/></w:rPr></w:pPr><w:hyperlink w:anchor="_Toc209532334" w:history="1"><w:r><w:rPr><w:rStyle w:val="Hipervnculo"/><w:rFonts w:ascii="Avenir Next LT Pro" w:hAnsi="Avenir Next LT Pro" w:cstheme="minorHAnsi"/><w:bCs/><w:noProof/><w:sz w:val="20"/><w:szCs w:val="20"/><w:lang w:val="es-CO"/></w:rPr><w:t>Tabla 7. Variables meteorológicas.</w:t></w:r><w:r><w:rPr><w:rFonts w:ascii="Avenir Next LT Pro" w:hAnsi="Avenir Next LT Pro"/><w:bCs/><w:noProof/><w:webHidden/><w:sz w:val="20"/><w:szCs w:val="20"/></w:rPr><w:tab/></w:r><w:r><w:rPr><w:rFonts w:ascii="Avenir Next LT Pro" w:hAnsi="Avenir Next LT Pro"/><w:bCs/><w:noProof/><w:webHidden/><w:sz w:val="20"/><w:szCs w:val="20"/></w:rPr><w:fldChar w:fldCharType="begin"/></w:r><w:r><w:rPr><w:rFonts w:ascii="Avenir Next LT Pro" w:hAnsi="Avenir Next LT Pro"/><w:bCs/><w:noProof/><w:webHidden/><w:sz w:val="20"/><w:szCs w:val="20"/></w:rPr><w:instrText xml:space="preserve"> PAGEREF _Toc209532334 \h </w:instrText></w:r><w:r><w:rPr><w:rFonts w:ascii="Avenir Next LT Pro" w:hAnsi="Avenir Next LT Pro"/><w:bCs/><w:noProof/><w:webHidden/><w:sz w:val="20"/><w:szCs w:val="20"/></w:rPr></w:r><w:r><w:rPr><w:rFonts w:ascii="Avenir Next LT Pro" w:hAnsi="Avenir Next LT Pro"/><w:bCs/><w:noProof/><w:webHidden/><w:sz w:val="20"/><w:szCs w:val="20"/></w:rPr><w:fldChar w:fldCharType="separate"/></w:r><w:r><w:rPr><w:rFonts w:ascii="Avenir Next LT Pro" w:hAnsi="Avenir Next LT Pro"/><w:bCs/><w:noProof/><w:webHidden/><w:sz w:val="20"/><w:szCs w:val="20"/></w:rPr><w:t>21</w:t></w:r><w:r><w:rPr><w:rFonts w:ascii="Avenir Next LT Pro" w:hAnsi="Avenir Next LT Pro"/><w:bCs/><w:noProof/><w:webHidden/><w:sz w:val="20"/><w:szCs w:val="20"/></w:rPr><w:fldChar w:fldCharType="end"/></w:r></w:hyperlink></w:p><w:p><w:pPr><w:pStyle w:val="Tabladeilustraciones"/><w:tabs><w:tab w:val="right" w:leader="dot" w:pos="8830"/></w:tabs><w:spacing w:line="360" w:lineRule="auto"/><w:rPr><w:rFonts w:ascii="Avenir Next LT Pro" w:eastAsiaTheme="minorEastAsia" w:hAnsi="Avenir Next LT Pro" w:cstheme="minorBidi"/><w:bCs/><w:noProof/><w:kern w:val="2"/><w:sz w:val="20"/><w:szCs w:val="20"/><w:lang w:val="es-CO" w:eastAsia="es-CO"/><w14:ligatures w14:val="standardContextual"/></w:rPr></w:pPr><w:hyperlink w:anchor="_Toc209532335" w:history="1"><w:r><w:rPr><w:rStyle w:val="Hipervnculo"/><w:rFonts w:ascii="Avenir Next LT Pro" w:hAnsi="Avenir Next LT Pro" w:cstheme="minorHAnsi"/><w:bCs/><w:noProof/><w:sz w:val="20"/><w:szCs w:val="20"/><w:lang w:val="es-CO"/></w:rPr><w:t>Tabla 8. Variables meteorológicas – Velocidad del viento.</w:t></w:r><w:r><w:rPr><w:rFonts w:ascii="Avenir Next LT Pro" w:hAnsi="Avenir Next LT Pro"/><w:bCs/><w:noProof/><w:webHidden/><w:sz w:val="20"/><w:szCs w:val="20"/></w:rPr><w:tab/></w:r><w:r><w:rPr><w:rFonts w:ascii="Avenir Next LT Pro" w:hAnsi="Avenir Next LT Pro"/><w:bCs/><w:noProof/><w:webHidden/><w:sz w:val="20"/><w:szCs w:val="20"/></w:rPr><w:fldChar w:fldCharType="begin"/></w:r><w:r><w:rPr><w:rFonts w:ascii="Avenir Next LT Pro" w:hAnsi="Avenir Next LT Pro"/><w:bCs/><w:noProof/><w:webHidden/><w:sz w:val="20"/><w:szCs w:val="20"/></w:rPr><w:instrText xml:space="preserve"> PAGEREF _Toc209532335 \h </w:instrText></w:r><w:r><w:rPr><w:rFonts w:ascii="Avenir Next LT Pro" w:hAnsi="Avenir Next LT Pro"/><w:bCs/><w:noProof/><w:webHidden/><w:sz w:val="20"/><w:szCs w:val="20"/></w:rPr></w:r><w:r><w:rPr><w:rFonts w:ascii="Avenir Next LT Pro" w:hAnsi="Avenir Next LT Pro"/><w:bCs/><w:noProof/><w:webHidden/><w:sz w:val="20"/><w:szCs w:val="20"/></w:rPr><w:fldChar w:fldCharType="separate"/></w:r><w:r><w:rPr><w:rFonts w:ascii="Avenir Next LT Pro" w:hAnsi="Avenir Next LT Pro"/><w:bCs/><w:noProof/><w:webHidden/><w:sz w:val="20"/><w:szCs w:val="20"/></w:rPr><w:t>21</w:t></w:r><w:r><w:rPr><w:rFonts w:ascii="Avenir Next LT Pro" w:hAnsi="Avenir Next LT Pro"/><w:bCs/><w:noProof/><w:webHidden/><w:sz w:val="20"/><w:szCs w:val="20"/></w:rPr><w:fldChar w:fldCharType="end"/></w:r></w:hyperlink></w:p><w:p><w:pPr><w:pStyle w:val="Tabladeilustraciones"/><w:tabs><w:tab w:val="right" w:leader="dot" w:pos="8830"/></w:tabs><w:spacing w:line="360" w:lineRule="auto"/><w:rPr><w:rFonts w:ascii="Avenir Next LT Pro" w:eastAsiaTheme="minorEastAsia" w:hAnsi="Avenir Next LT Pro" w:cstheme="minorBidi"/><w:bCs/><w:noProof/><w:kern w:val="2"/><w:sz w:val="20"/><w:szCs w:val="20"/><w:lang w:val="es-CO" w:eastAsia="es-CO"/><w14:ligatures w14:val="standardContextual"/></w:rPr></w:pPr><w:hyperlink w:anchor="_Toc209532336" w:history="1"><w:r><w:rPr><w:rStyle w:val="Hipervnculo"/><w:rFonts w:ascii="Avenir Next LT Pro" w:hAnsi="Avenir Next LT Pro" w:cs="Calibri"/><w:bCs/><w:noProof/><w:sz w:val="20"/><w:szCs w:val="20"/></w:rPr><w:t>Tabla 9. Datos en crudo de velocidad del viento – Planta encendida</w:t></w:r><w:r><w:rPr><w:rFonts w:ascii="Avenir Next LT Pro" w:hAnsi="Avenir Next LT Pro"/><w:bCs/><w:noProof/><w:webHidden/><w:sz w:val="20"/><w:szCs w:val="20"/></w:rPr><w:tab/></w:r><w:r><w:rPr><w:rFonts w:ascii="Avenir Next LT Pro" w:hAnsi="Avenir Next LT Pro"/><w:bCs/><w:noProof/><w:webHidden/><w:sz w:val="20"/><w:szCs w:val="20"/></w:rPr><w:fldChar w:fldCharType="begin"/></w:r><w:r><w:rPr><w:rFonts w:ascii="Avenir Next LT Pro" w:hAnsi="Avenir Next LT Pro"/><w:bCs/><w:noProof/><w:webHidden/><w:sz w:val="20"/><w:szCs w:val="20"/></w:rPr><w:instrText xml:space="preserve"> PAGEREF _Toc209532336 \h </w:instrText></w:r><w:r><w:rPr><w:rFonts w:ascii="Avenir Next LT Pro" w:hAnsi="Avenir Next LT Pro"/><w:bCs/><w:noProof/><w:webHidden/><w:sz w:val="20"/><w:szCs w:val="20"/></w:rPr></w:r><w:r><w:rPr><w:rFonts w:ascii="Avenir Next LT Pro" w:hAnsi="Avenir Next LT Pro"/><w:bCs/><w:noProof/><w:webHidden/><w:sz w:val="20"/><w:szCs w:val="20"/></w:rPr><w:fldChar w:fldCharType="separate"/></w:r><w:r><w:rPr><w:rFonts w:ascii="Avenir Next LT Pro" w:hAnsi="Avenir Next LT Pro"/><w:bCs/><w:noProof/><w:webHidden/><w:sz w:val="20"/><w:szCs w:val="20"/></w:rPr><w:t>22</w:t></w:r><w:r><w:rPr><w:rFonts w:ascii="Avenir Next LT Pro" w:hAnsi="Avenir Next LT Pro"/><w:bCs/><w:noProof/><w:webHidden/><w:sz w:val="20"/><w:szCs w:val="20"/></w:rPr><w:fldChar w:fldCharType="end"/></w:r></w:hyperlink></w:p><w:p><w:pPr><w:pStyle w:val="Tabladeilustraciones"/><w:tabs><w:tab w:val="right" w:leader="dot" w:pos="8830"/></w:tabs><w:spacing w:line="360" w:lineRule="auto"/><w:rPr><w:rFonts w:ascii="Avenir Next LT Pro" w:eastAsiaTheme="minorEastAsia" w:hAnsi="Avenir Next LT Pro" w:cstheme="minorBidi"/><w:bCs/><w:noProof/><w:kern w:val="2"/><w:sz w:val="20"/><w:szCs w:val="20"/><w:lang w:val="es-CO" w:eastAsia="es-CO"/><w14:ligatures w14:val="standardContextual"/></w:rPr></w:pPr><w:hyperlink w:anchor="_Toc209532337" w:history="1"><w:r><w:rPr><w:rStyle w:val="Hipervnculo"/><w:rFonts w:ascii="Avenir Next LT Pro" w:hAnsi="Avenir Next LT Pro" w:cs="Calibri"/><w:bCs/><w:noProof/><w:sz w:val="20"/><w:szCs w:val="20"/></w:rPr><w:t>Tabla 10. Datos en crudo de velocidad del viento – Planta apagada</w:t></w:r><w:r><w:rPr><w:rFonts w:ascii="Avenir Next LT Pro" w:hAnsi="Avenir Next LT Pro"/><w:bCs/><w:noProof/><w:webHidden/><w:sz w:val="20"/><w:szCs w:val="20"/></w:rPr><w:tab/></w:r><w:r><w:rPr><w:rFonts w:ascii="Avenir Next LT Pro" w:hAnsi="Avenir Next LT Pro"/><w:bCs/><w:noProof/><w:webHidden/><w:sz w:val="20"/><w:szCs w:val="20"/></w:rPr><w:fldChar w:fldCharType="begin"/></w:r><w:r><w:rPr><w:rFonts w:ascii="Avenir Next LT Pro" w:hAnsi="Avenir Next LT Pro"/><w:bCs/><w:noProof/><w:webHidden/><w:sz w:val="20"/><w:szCs w:val="20"/></w:rPr><w:instrText xml:space="preserve"> PAGEREF _Toc209532337 \h </w:instrText></w:r><w:r><w:rPr><w:rFonts w:ascii="Avenir Next LT Pro" w:hAnsi="Avenir Next LT Pro"/><w:bCs/><w:noProof/><w:webHidden/><w:sz w:val="20"/><w:szCs w:val="20"/></w:rPr></w:r><w:r><w:rPr><w:rFonts w:ascii="Avenir Next LT Pro" w:hAnsi="Avenir Next LT Pro"/><w:bCs/><w:noProof/><w:webHidden/><w:sz w:val="20"/><w:szCs w:val="20"/></w:rPr><w:fldChar w:fldCharType="separate"/></w:r><w:r><w:rPr><w:rFonts w:ascii="Avenir Next LT Pro" w:hAnsi="Avenir Next LT Pro"/><w:bCs/><w:noProof/><w:webHidden/><w:sz w:val="20"/><w:szCs w:val="20"/></w:rPr><w:t>22</w:t></w:r><w:r><w:rPr><w:rFonts w:ascii="Avenir Next LT Pro" w:hAnsi="Avenir Next LT Pro"/><w:bCs/><w:noProof/><w:webHidden/><w:sz w:val="20"/><w:szCs w:val="20"/></w:rPr><w:fldChar w:fldCharType="end"/></w:r></w:hyperlink></w:p><w:p><w:pPr><w:pStyle w:val="Tabladeilustraciones"/><w:tabs><w:tab w:val="right" w:leader="dot" w:pos="8830"/></w:tabs><w:spacing w:line="360" w:lineRule="auto"/><w:rPr><w:rFonts w:ascii="Avenir Next LT Pro" w:eastAsiaTheme="minorEastAsia" w:hAnsi="Avenir Next LT Pro" w:cstheme="minorBidi"/><w:bCs/><w:noProof/><w:kern w:val="2"/><w:sz w:val="20"/><w:szCs w:val="20"/><w:lang w:val="es-CO" w:eastAsia="es-CO"/><w14:ligatures w14:val="standardContextual"/></w:rPr></w:pPr><w:hyperlink w:anchor="_Toc209532338" w:history="1"><w:r><w:rPr><w:rStyle w:val="Hipervnculo"/><w:rFonts w:ascii="Avenir Next LT Pro" w:hAnsi="Avenir Next LT Pro" w:cstheme="minorHAnsi"/><w:bCs/><w:noProof/><w:sz w:val="20"/><w:szCs w:val="20"/></w:rPr><w:t>Tabla 11. </w:t></w:r><w:r><w:rPr><w:rStyle w:val="Hipervnculo"/><w:rFonts w:ascii="Avenir Next LT Pro" w:hAnsi="Avenir Next LT Pro" w:cs="Calibri"/><w:bCs/><w:noProof/><w:sz w:val="20"/><w:szCs w:val="20"/></w:rPr><w:t>Identificación de Asentamientos poblacionales y ecosistemas estratégicos.</w:t></w:r><w:r><w:rPr><w:rFonts w:ascii="Avenir Next LT Pro" w:hAnsi="Avenir Next LT Pro"/><w:bCs/><w:noProof/><w:webHidden/><w:sz w:val="20"/><w:szCs w:val="20"/></w:rPr><w:tab/></w:r><w:r><w:rPr><w:rFonts w:ascii="Avenir Next LT Pro" w:hAnsi="Avenir Next LT Pro"/><w:bCs/><w:noProof/><w:webHidden/><w:sz w:val="20"/><w:szCs w:val="20"/></w:rPr><w:fldChar w:fldCharType="begin"/></w:r><w:r><w:rPr><w:rFonts w:ascii="Avenir Next LT Pro" w:hAnsi="Avenir Next LT Pro"/><w:bCs/><w:noProof/><w:webHidden/><w:sz w:val="20"/><w:szCs w:val="20"/></w:rPr><w:instrText xml:space="preserve"> PAGEREF _Toc209532338 \h </w:instrText></w:r><w:r><w:rPr><w:rFonts w:ascii="Avenir Next LT Pro" w:hAnsi="Avenir Next LT Pro"/><w:bCs/><w:noProof/><w:webHidden/><w:sz w:val="20"/><w:szCs w:val="20"/></w:rPr></w:r><w:r><w:rPr><w:rFonts w:ascii="Avenir Next LT Pro" w:hAnsi="Avenir Next LT Pro"/><w:bCs/><w:noProof/><w:webHidden/><w:sz w:val="20"/><w:szCs w:val="20"/></w:rPr><w:fldChar w:fldCharType="separate"/></w:r><w:r><w:rPr><w:rFonts w:ascii="Avenir Next LT Pro" w:hAnsi="Avenir Next LT Pro"/><w:bCs/><w:noProof/><w:webHidden/><w:sz w:val="20"/><w:szCs w:val="20"/></w:rPr><w:t>23</w:t></w:r><w:r><w:rPr><w:rFonts w:ascii="Avenir Next LT Pro" w:hAnsi="Avenir Next LT Pro"/><w:bCs/><w:noProof/><w:webHidden/><w:sz w:val="20"/><w:szCs w:val="20"/></w:rPr><w:fldChar w:fldCharType="end"/></w:r></w:hyperlink></w:p><w:p><w:pPr><w:pStyle w:val="Tabladeilustraciones"/><w:tabs><w:tab w:val="right" w:leader="dot" w:pos="8830"/></w:tabs><w:spacing w:line="360" w:lineRule="auto"/><w:rPr><w:rFonts w:ascii="Avenir Next LT Pro" w:eastAsiaTheme="minorEastAsia" w:hAnsi="Avenir Next LT Pro" w:cstheme="minorBidi"/><w:bCs/><w:noProof/><w:kern w:val="2"/><w:sz w:val="20"/><w:szCs w:val="20"/><w:lang w:val="es-CO" w:eastAsia="es-CO"/><w14:ligatures w14:val="standardContextual"/></w:rPr></w:pPr><w:hyperlink w:anchor="_Toc209532339" w:history="1"><w:r><w:rPr><w:rStyle w:val="Hipervnculo"/><w:rFonts w:ascii="Avenir Next LT Pro" w:hAnsi="Avenir Next LT Pro" w:cstheme="minorHAnsi"/><w:bCs/><w:noProof/><w:sz w:val="20"/><w:szCs w:val="20"/><w:lang w:val="es-CO"/></w:rPr><w:t>Tabla 12. Estándares máximos permisibles</w:t></w:r><w:r><w:rPr><w:rFonts w:ascii="Avenir Next LT Pro" w:hAnsi="Avenir Next LT Pro"/><w:bCs/><w:noProof/><w:webHidden/><w:sz w:val="20"/><w:szCs w:val="20"/></w:rPr><w:tab/></w:r><w:r><w:rPr><w:rFonts w:ascii="Avenir Next LT Pro" w:hAnsi="Avenir Next LT Pro"/><w:bCs/><w:noProof/><w:webHidden/><w:sz w:val="20"/><w:szCs w:val="20"/></w:rPr><w:fldChar w:fldCharType="begin"/></w:r><w:r><w:rPr><w:rFonts w:ascii="Avenir Next LT Pro" w:hAnsi="Avenir Next LT Pro"/><w:bCs/><w:noProof/><w:webHidden/><w:sz w:val="20"/><w:szCs w:val="20"/></w:rPr><w:instrText xml:space="preserve"> PAGEREF _Toc209532339 \h </w:instrText></w:r><w:r><w:rPr><w:rFonts w:ascii="Avenir Next LT Pro" w:hAnsi="Avenir Next LT Pro"/><w:bCs/><w:noProof/><w:webHidden/><w:sz w:val="20"/><w:szCs w:val="20"/></w:rPr></w:r><w:r><w:rPr><w:rFonts w:ascii="Avenir Next LT Pro" w:hAnsi="Avenir Next LT Pro"/><w:bCs/><w:noProof/><w:webHidden/><w:sz w:val="20"/><w:szCs w:val="20"/></w:rPr><w:fldChar w:fldCharType="separate"/></w:r><w:r><w:rPr><w:rFonts w:ascii="Avenir Next LT Pro" w:hAnsi="Avenir Next LT Pro"/><w:bCs/><w:noProof/><w:webHidden/><w:sz w:val="20"/><w:szCs w:val="20"/></w:rPr><w:t>24</w:t></w:r><w:r><w:rPr><w:rFonts w:ascii="Avenir Next LT Pro" w:hAnsi="Avenir Next LT Pro"/><w:bCs/><w:noProof/><w:webHidden/><w:sz w:val="20"/><w:szCs w:val="20"/></w:rPr><w:fldChar w:fldCharType="end"/></w:r></w:hyperlink></w:p><w:p><w:pPr><w:pStyle w:val="Tabladeilustraciones"/><w:tabs><w:tab w:val="right" w:leader="dot" w:pos="8830"/></w:tabs><w:spacing w:line="360" w:lineRule="auto"/><w:rPr><w:rFonts w:ascii="Avenir Next LT Pro" w:eastAsiaTheme="minorEastAsia" w:hAnsi="Avenir Next LT Pro" w:cstheme="minorBidi"/><w:bCs/><w:noProof/><w:kern w:val="2"/><w:sz w:val="20"/><w:szCs w:val="20"/><w:lang w:val="es-CO" w:eastAsia="es-CO"/><w14:ligatures w14:val="standardContextual"/></w:rPr></w:pPr><w:hyperlink w:anchor="_Toc209532340" w:history="1"><w:r><w:rPr><w:rStyle w:val="Hipervnculo"/><w:rFonts w:ascii="Avenir Next LT Pro" w:hAnsi="Avenir Next LT Pro" w:cstheme="minorHAnsi"/><w:bCs/><w:noProof/><w:sz w:val="20"/><w:szCs w:val="20"/><w:lang w:val="es-CO"/></w:rPr><w:t>Tabla 13. Ruido intradomiciliario horario diurno – Planta apagada</w:t></w:r><w:r><w:rPr><w:rFonts w:ascii="Avenir Next LT Pro" w:hAnsi="Avenir Next LT Pro"/><w:bCs/><w:noProof/><w:webHidden/><w:sz w:val="20"/><w:szCs w:val="20"/></w:rPr><w:tab/></w:r><w:r><w:rPr><w:rFonts w:ascii="Avenir Next LT Pro" w:hAnsi="Avenir Next LT Pro"/><w:bCs/><w:noProof/><w:webHidden/><w:sz w:val="20"/><w:szCs w:val="20"/></w:rPr><w:fldChar w:fldCharType="begin"/></w:r><w:r><w:rPr><w:rFonts w:ascii="Avenir Next LT Pro" w:hAnsi="Avenir Next LT Pro"/><w:bCs/><w:noProof/><w:webHidden/><w:sz w:val="20"/><w:szCs w:val="20"/></w:rPr><w:instrText xml:space="preserve"> PAGEREF _Toc209532340 \h </w:instrText></w:r><w:r><w:rPr><w:rFonts w:ascii="Avenir Next LT Pro" w:hAnsi="Avenir Next LT Pro"/><w:bCs/><w:noProof/><w:webHidden/><w:sz w:val="20"/><w:szCs w:val="20"/></w:rPr></w:r><w:r><w:rPr><w:rFonts w:ascii="Avenir Next LT Pro" w:hAnsi="Avenir Next LT Pro"/><w:bCs/><w:noProof/><w:webHidden/><w:sz w:val="20"/><w:szCs w:val="20"/></w:rPr><w:fldChar w:fldCharType="separate"/></w:r><w:r><w:rPr><w:rFonts w:ascii="Avenir Next LT Pro" w:hAnsi="Avenir Next LT Pro"/><w:bCs/><w:noProof/><w:webHidden/><w:sz w:val="20"/><w:szCs w:val="20"/></w:rPr><w:t>24</w:t></w:r><w:r><w:rPr><w:rFonts w:ascii="Avenir Next LT Pro" w:hAnsi="Avenir Next LT Pro"/><w:bCs/><w:noProof/><w:webHidden/><w:sz w:val="20"/><w:szCs w:val="20"/></w:rPr><w:fldChar w:fldCharType="end"/></w:r></w:hyperlink></w:p><w:p><w:pPr><w:pStyle w:val="Tabladeilustraciones"/><w:tabs><w:tab w:val="right" w:leader="dot" w:pos="8830"/></w:tabs><w:spacing w:line="360" w:lineRule="auto"/><w:rPr><w:rFonts w:ascii="Avenir Next LT Pro" w:eastAsiaTheme="minorEastAsia" w:hAnsi="Avenir Next LT Pro" w:cstheme="minorBidi"/><w:bCs/><w:noProof/><w:kern w:val="2"/><w:sz w:val="20"/><w:szCs w:val="20"/><w:lang w:val="es-CO" w:eastAsia="es-CO"/><w14:ligatures w14:val="standardContextual"/></w:rPr></w:pPr><w:hyperlink w:anchor="_Toc209532341" w:history="1"><w:r><w:rPr><w:rStyle w:val="Hipervnculo"/><w:rFonts w:ascii="Avenir Next LT Pro" w:hAnsi="Avenir Next LT Pro" w:cstheme="minorHAnsi"/><w:bCs/><w:noProof/><w:sz w:val="20"/><w:szCs w:val="20"/><w:lang w:val="es-CO"/></w:rPr><w:t>Tabla 14. Ruido intradomiciliario nocturno</w:t></w:r><w:r><w:rPr><w:rFonts w:ascii="Avenir Next LT Pro" w:hAnsi="Avenir Next LT Pro"/><w:bCs/><w:noProof/><w:webHidden/><w:sz w:val="20"/><w:szCs w:val="20"/></w:rPr><w:tab/></w:r><w:r><w:rPr><w:rFonts w:ascii="Avenir Next LT Pro" w:hAnsi="Avenir Next LT Pro"/><w:bCs/><w:noProof/><w:webHidden/><w:sz w:val="20"/><w:szCs w:val="20"/></w:rPr><w:fldChar w:fldCharType="begin"/></w:r><w:r><w:rPr><w:rFonts w:ascii="Avenir Next LT Pro" w:hAnsi="Avenir Next LT Pro"/><w:bCs/><w:noProof/><w:webHidden/><w:sz w:val="20"/><w:szCs w:val="20"/></w:rPr><w:instrText xml:space="preserve"> PAGEREF _Toc209532341 \h </w:instrText></w:r><w:r><w:rPr><w:rFonts w:ascii="Avenir Next LT Pro" w:hAnsi="Avenir Next LT Pro"/><w:bCs/><w:noProof/><w:webHidden/><w:sz w:val="20"/><w:szCs w:val="20"/></w:rPr></w:r><w:r><w:rPr><w:rFonts w:ascii="Avenir Next LT Pro" w:hAnsi="Avenir Next LT Pro"/><w:bCs/><w:noProof/><w:webHidden/><w:sz w:val="20"/><w:szCs w:val="20"/></w:rPr><w:fldChar w:fldCharType="separate"/></w:r><w:r><w:rPr><w:rFonts w:ascii="Avenir Next LT Pro" w:hAnsi="Avenir Next LT Pro"/><w:bCs/><w:noProof/><w:webHidden/><w:sz w:val="20"/><w:szCs w:val="20"/></w:rPr><w:t>25</w:t></w:r><w:r><w:rPr><w:rFonts w:ascii="Avenir Next LT Pro" w:hAnsi="Avenir Next LT Pro"/><w:bCs/><w:noProof/><w:webHidden/><w:sz w:val="20"/><w:szCs w:val="20"/></w:rPr><w:fldChar w:fldCharType="end"/></w:r></w:hyperlink></w:p><w:p><w:pPr><w:pStyle w:val="Tabladeilustraciones"/><w:tabs><w:tab w:val="right" w:leader="dot" w:pos="8830"/></w:tabs><w:spacing w:line="360" w:lineRule="auto"/><w:rPr><w:rFonts w:ascii="Avenir Next LT Pro" w:eastAsiaTheme="minorEastAsia" w:hAnsi="Avenir Next LT Pro" w:cstheme="minorBidi"/><w:bCs/><w:noProof/><w:kern w:val="2"/><w:sz w:val="20"/><w:szCs w:val="20"/><w:lang w:val="es-CO" w:eastAsia="es-CO"/><w14:ligatures w14:val="standardContextual"/></w:rPr></w:pPr><w:hyperlink w:anchor="_Toc209532342" w:history="1"><w:r><w:rPr><w:rStyle w:val="Hipervnculo"/><w:rFonts w:ascii="Avenir Next LT Pro" w:hAnsi="Avenir Next LT Pro"/><w:bCs/><w:noProof/><w:sz w:val="20"/><w:szCs w:val="20"/><w:lang w:val="es-CO"/></w:rPr><w:t>Tabla 15. Ruido intradomiciliario jornada diurna – planta encendida</w:t></w:r><w:r><w:rPr><w:rFonts w:ascii="Avenir Next LT Pro" w:hAnsi="Avenir Next LT Pro"/><w:bCs/><w:noProof/><w:webHidden/><w:sz w:val="20"/><w:szCs w:val="20"/></w:rPr><w:tab/></w:r><w:r><w:rPr><w:rFonts w:ascii="Avenir Next LT Pro" w:hAnsi="Avenir Next LT Pro"/><w:bCs/><w:noProof/><w:webHidden/><w:sz w:val="20"/><w:szCs w:val="20"/></w:rPr><w:fldChar w:fldCharType="begin"/></w:r><w:r><w:rPr><w:rFonts w:ascii="Avenir Next LT Pro" w:hAnsi="Avenir Next LT Pro"/><w:bCs/><w:noProof/><w:webHidden/><w:sz w:val="20"/><w:szCs w:val="20"/></w:rPr><w:instrText xml:space="preserve"> PAGEREF _Toc209532342 \h </w:instrText></w:r><w:r><w:rPr><w:rFonts w:ascii="Avenir Next LT Pro" w:hAnsi="Avenir Next LT Pro"/><w:bCs/><w:noProof/><w:webHidden/><w:sz w:val="20"/><w:szCs w:val="20"/></w:rPr></w:r><w:r><w:rPr><w:rFonts w:ascii="Avenir Next LT Pro" w:hAnsi="Avenir Next LT Pro"/><w:bCs/><w:noProof/><w:webHidden/><w:sz w:val="20"/><w:szCs w:val="20"/></w:rPr><w:fldChar w:fldCharType="separate"/></w:r><w:r><w:rPr><w:rFonts w:ascii="Avenir Next LT Pro" w:hAnsi="Avenir Next LT Pro"/><w:bCs/><w:noProof/><w:webHidden/><w:sz w:val="20"/><w:szCs w:val="20"/></w:rPr><w:t>25</w:t></w:r><w:r><w:rPr><w:rFonts w:ascii="Avenir Next LT Pro" w:hAnsi="Avenir Next LT Pro"/><w:bCs/><w:noProof/><w:webHidden/><w:sz w:val="20"/><w:szCs w:val="20"/></w:rPr><w:fldChar w:fldCharType="end"/></w:r></w:hyperlink></w:p><w:p><w:pPr><w:pStyle w:val="Tabladeilustraciones"/><w:tabs><w:tab w:val="right" w:leader="dot" w:pos="8830"/></w:tabs><w:spacing w:line="360" w:lineRule="auto"/><w:rPr><w:rFonts w:ascii="Avenir Next LT Pro" w:eastAsiaTheme="minorEastAsia" w:hAnsi="Avenir Next LT Pro" w:cstheme="minorBidi"/><w:bCs/><w:noProof/><w:kern w:val="2"/><w:sz w:val="20"/><w:szCs w:val="20"/><w:lang w:val="es-CO" w:eastAsia="es-CO"/><w14:ligatures w14:val="standardContextual"/></w:rPr></w:pPr><w:hyperlink w:anchor="_Toc209532343" w:history="1"><w:r><w:rPr><w:rStyle w:val="Hipervnculo"/><w:rFonts w:ascii="Avenir Next LT Pro" w:hAnsi="Avenir Next LT Pro"/><w:bCs/><w:noProof/><w:sz w:val="20"/><w:szCs w:val="20"/><w:lang w:val="es-CO"/></w:rPr><w:t>Tabla 16. Ruido intradomiciliario jornada nocturna – planta encendida</w:t></w:r><w:r><w:rPr><w:rFonts w:ascii="Avenir Next LT Pro" w:hAnsi="Avenir Next LT Pro"/><w:bCs/><w:noProof/><w:webHidden/><w:sz w:val="20"/><w:szCs w:val="20"/></w:rPr><w:tab/></w:r><w:r><w:rPr><w:rFonts w:ascii="Avenir Next LT Pro" w:hAnsi="Avenir Next LT Pro"/><w:bCs/><w:noProof/><w:webHidden/><w:sz w:val="20"/><w:szCs w:val="20"/></w:rPr><w:fldChar w:fldCharType="begin"/></w:r><w:r><w:rPr><w:rFonts w:ascii="Avenir Next LT Pro" w:hAnsi="Avenir Next LT Pro"/><w:bCs/><w:noProof/><w:webHidden/><w:sz w:val="20"/><w:szCs w:val="20"/></w:rPr><w:instrText xml:space="preserve"> PAGEREF _Toc209532343 \h </w:instrText></w:r><w:r><w:rPr><w:rFonts w:ascii="Avenir Next LT Pro" w:hAnsi="Avenir Next LT Pro"/><w:bCs/><w:noProof/><w:webHidden/><w:sz w:val="20"/><w:szCs w:val="20"/></w:rPr></w:r><w:r><w:rPr><w:rFonts w:ascii="Avenir Next LT Pro" w:hAnsi="Avenir Next LT Pro"/><w:bCs/><w:noProof/><w:webHidden/><w:sz w:val="20"/><w:szCs w:val="20"/></w:rPr><w:fldChar w:fldCharType="separate"/></w:r><w:r><w:rPr><w:rFonts w:ascii="Avenir Next LT Pro" w:hAnsi="Avenir Next LT Pro"/><w:bCs/><w:noProof/><w:webHidden/><w:sz w:val="20"/><w:szCs w:val="20"/></w:rPr><w:t>25</w:t></w:r><w:r><w:rPr><w:rFonts w:ascii="Avenir Next LT Pro" w:hAnsi="Avenir Next LT Pro"/><w:bCs/><w:noProof/><w:webHidden/><w:sz w:val="20"/><w:szCs w:val="20"/></w:rPr><w:fldChar w:fldCharType="end"/></w:r></w:hyperlink></w:p><w:p><w:pPr><w:pStyle w:val="Tabladeilustraciones"/><w:tabs><w:tab w:val="right" w:leader="dot" w:pos="8830"/></w:tabs><w:spacing w:line="360" w:lineRule="auto"/><w:rPr><w:rFonts w:ascii="Avenir Next LT Pro" w:eastAsiaTheme="minorEastAsia" w:hAnsi="Avenir Next LT Pro" w:cstheme="minorBidi"/><w:bCs/><w:noProof/><w:kern w:val="2"/><w:sz w:val="20"/><w:szCs w:val="20"/><w:lang w:val="es-CO" w:eastAsia="es-CO"/><w14:ligatures w14:val="standardContextual"/></w:rPr></w:pPr><w:hyperlink w:anchor="_Toc209532344" w:history="1"><w:r><w:rPr><w:rStyle w:val="Hipervnculo"/><w:rFonts w:ascii="Avenir Next LT Pro" w:hAnsi="Avenir Next LT Pro"/><w:bCs/><w:noProof/><w:sz w:val="20"/><w:szCs w:val="20"/><w:lang w:val="es-CO"/></w:rPr><w:t>Tabla 17. Cálculos de ruido intradomiciliario horario diurno – Planta apagada</w:t></w:r><w:r><w:rPr><w:rFonts w:ascii="Avenir Next LT Pro" w:hAnsi="Avenir Next LT Pro"/><w:bCs/><w:noProof/><w:webHidden/><w:sz w:val="20"/><w:szCs w:val="20"/></w:rPr><w:tab/></w:r><w:r><w:rPr><w:rFonts w:ascii="Avenir Next LT Pro" w:hAnsi="Avenir Next LT Pro"/><w:bCs/><w:noProof/><w:webHidden/><w:sz w:val="20"/><w:szCs w:val="20"/></w:rPr><w:fldChar w:fldCharType="begin"/></w:r><w:r><w:rPr><w:rFonts w:ascii="Avenir Next LT Pro" w:hAnsi="Avenir Next LT Pro"/><w:bCs/><w:noProof/><w:webHidden/><w:sz w:val="20"/><w:szCs w:val="20"/></w:rPr><w:instrText xml:space="preserve"> PAGEREF _Toc209532344 \h </w:instrText></w:r><w:r><w:rPr><w:rFonts w:ascii="Avenir Next LT Pro" w:hAnsi="Avenir Next LT Pro"/><w:bCs/><w:noProof/><w:webHidden/><w:sz w:val="20"/><w:szCs w:val="20"/></w:rPr></w:r><w:r><w:rPr><w:rFonts w:ascii="Avenir Next LT Pro" w:hAnsi="Avenir Next LT Pro"/><w:bCs/><w:noProof/><w:webHidden/><w:sz w:val="20"/><w:szCs w:val="20"/></w:rPr><w:fldChar w:fldCharType="separate"/></w:r><w:r><w:rPr><w:rFonts w:ascii="Avenir Next LT Pro" w:hAnsi="Avenir Next LT Pro"/><w:bCs/><w:noProof/><w:webHidden/><w:sz w:val="20"/><w:szCs w:val="20"/></w:rPr><w:t>27</w:t></w:r><w:r><w:rPr><w:rFonts w:ascii="Avenir Next LT Pro" w:hAnsi="Avenir Next LT Pro"/><w:bCs/><w:noProof/><w:webHidden/><w:sz w:val="20"/><w:szCs w:val="20"/></w:rPr><w:fldChar w:fldCharType="end"/></w:r></w:hyperlink></w:p><w:p><w:pPr><w:pStyle w:val="Tabladeilustraciones"/><w:tabs><w:tab w:val="right" w:leader="dot" w:pos="8830"/></w:tabs><w:spacing w:line="360" w:lineRule="auto"/><w:rPr><w:rFonts w:ascii="Avenir Next LT Pro" w:eastAsiaTheme="minorEastAsia" w:hAnsi="Avenir Next LT Pro" w:cstheme="minorBidi"/><w:bCs/><w:noProof/><w:kern w:val="2"/><w:sz w:val="20"/><w:szCs w:val="20"/><w:lang w:val="es-CO" w:eastAsia="es-CO"/><w14:ligatures w14:val="standardContextual"/></w:rPr></w:pPr><w:hyperlink w:anchor="_Toc209532345" w:history="1"><w:r><w:rPr><w:rStyle w:val="Hipervnculo"/><w:rFonts w:ascii="Avenir Next LT Pro" w:hAnsi="Avenir Next LT Pro"/><w:bCs/><w:noProof/><w:sz w:val="20"/><w:szCs w:val="20"/><w:lang w:val="es-CO"/></w:rPr><w:t>Tabla 18. Cálculos de ruido intradomiciliario horario nocturno - Planta apagada</w:t></w:r><w:r><w:rPr><w:rFonts w:ascii="Avenir Next LT Pro" w:hAnsi="Avenir Next LT Pro"/><w:bCs/><w:noProof/><w:webHidden/><w:sz w:val="20"/><w:szCs w:val="20"/></w:rPr><w:tab/></w:r><w:r><w:rPr><w:rFonts w:ascii="Avenir Next LT Pro" w:hAnsi="Avenir Next LT Pro"/><w:bCs/><w:noProof/><w:webHidden/><w:sz w:val="20"/><w:szCs w:val="20"/></w:rPr><w:fldChar w:fldCharType="begin"/></w:r><w:r><w:rPr><w:rFonts w:ascii="Avenir Next LT Pro" w:hAnsi="Avenir Next LT Pro"/><w:bCs/><w:noProof/><w:webHidden/><w:sz w:val="20"/><w:szCs w:val="20"/></w:rPr><w:instrText xml:space="preserve"> PAGEREF _Toc209532345 \h </w:instrText></w:r><w:r><w:rPr><w:rFonts w:ascii="Avenir Next LT Pro" w:hAnsi="Avenir Next LT Pro"/><w:bCs/><w:noProof/><w:webHidden/><w:sz w:val="20"/><w:szCs w:val="20"/></w:rPr></w:r><w:r><w:rPr><w:rFonts w:ascii="Avenir Next LT Pro" w:hAnsi="Avenir Next LT Pro"/><w:bCs/><w:noProof/><w:webHidden/><w:sz w:val="20"/><w:szCs w:val="20"/></w:rPr><w:fldChar w:fldCharType="separate"/></w:r><w:r><w:rPr><w:rFonts w:ascii="Avenir Next LT Pro" w:hAnsi="Avenir Next LT Pro"/><w:bCs/><w:noProof/><w:webHidden/><w:sz w:val="20"/><w:szCs w:val="20"/></w:rPr><w:t>27</w:t></w:r><w:r><w:rPr><w:rFonts w:ascii="Avenir Next LT Pro" w:hAnsi="Avenir Next LT Pro"/><w:bCs/><w:noProof/><w:webHidden/><w:sz w:val="20"/><w:szCs w:val="20"/></w:rPr><w:fldChar w:fldCharType="end"/></w:r></w:hyperlink></w:p><w:p><w:pPr><w:pStyle w:val="Tabladeilustraciones"/><w:tabs><w:tab w:val="right" w:leader="dot" w:pos="8830"/></w:tabs><w:spacing w:line="360" w:lineRule="auto"/><w:rPr><w:rFonts w:ascii="Avenir Next LT Pro" w:eastAsiaTheme="minorEastAsia" w:hAnsi="Avenir Next LT Pro" w:cstheme="minorBidi"/><w:bCs/><w:noProof/><w:kern w:val="2"/><w:sz w:val="20"/><w:szCs w:val="20"/><w:lang w:val="es-CO" w:eastAsia="es-CO"/><w14:ligatures w14:val="standardContextual"/></w:rPr></w:pPr><w:hyperlink w:anchor="_Toc209532346" w:history="1"><w:r><w:rPr><w:rStyle w:val="Hipervnculo"/><w:rFonts w:ascii="Avenir Next LT Pro" w:hAnsi="Avenir Next LT Pro"/><w:bCs/><w:noProof/><w:sz w:val="20"/><w:szCs w:val="20"/><w:lang w:val="es-CO"/></w:rPr><w:t>Tabla 19. Cálculos de ruido intradomiciliario horario diurno – Planta encendida</w:t></w:r><w:r><w:rPr><w:rFonts w:ascii="Avenir Next LT Pro" w:hAnsi="Avenir Next LT Pro"/><w:bCs/><w:noProof/><w:webHidden/><w:sz w:val="20"/><w:szCs w:val="20"/></w:rPr><w:tab/></w:r><w:r><w:rPr><w:rFonts w:ascii="Avenir Next LT Pro" w:hAnsi="Avenir Next LT Pro"/><w:bCs/><w:noProof/><w:webHidden/><w:sz w:val="20"/><w:szCs w:val="20"/></w:rPr><w:fldChar w:fldCharType="begin"/></w:r><w:r><w:rPr><w:rFonts w:ascii="Avenir Next LT Pro" w:hAnsi="Avenir Next LT Pro"/><w:bCs/><w:noProof/><w:webHidden/><w:sz w:val="20"/><w:szCs w:val="20"/></w:rPr><w:instrText xml:space="preserve"> PAGEREF _Toc209532346 \h </w:instrText></w:r><w:r><w:rPr><w:rFonts w:ascii="Avenir Next LT Pro" w:hAnsi="Avenir Next LT Pro"/><w:bCs/><w:noProof/><w:webHidden/><w:sz w:val="20"/><w:szCs w:val="20"/></w:rPr></w:r><w:r><w:rPr><w:rFonts w:ascii="Avenir Next LT Pro" w:hAnsi="Avenir Next LT Pro"/><w:bCs/><w:noProof/><w:webHidden/><w:sz w:val="20"/><w:szCs w:val="20"/></w:rPr><w:fldChar w:fldCharType="separate"/></w:r><w:r><w:rPr><w:rFonts w:ascii="Avenir Next LT Pro" w:hAnsi="Avenir Next LT Pro"/><w:bCs/><w:noProof/><w:webHidden/><w:sz w:val="20"/><w:szCs w:val="20"/></w:rPr><w:t>27</w:t></w:r><w:r><w:rPr><w:rFonts w:ascii="Avenir Next LT Pro" w:hAnsi="Avenir Next LT Pro"/><w:bCs/><w:noProof/><w:webHidden/><w:sz w:val="20"/><w:szCs w:val="20"/></w:rPr><w:fldChar w:fldCharType="end"/></w:r></w:hyperlink></w:p><w:p><w:pPr><w:pStyle w:val="Tabladeilustraciones"/><w:tabs><w:tab w:val="right" w:leader="dot" w:pos="8830"/></w:tabs><w:spacing w:line="360" w:lineRule="auto"/><w:rPr><w:rFonts w:ascii="Avenir Next LT Pro" w:eastAsiaTheme="minorEastAsia" w:hAnsi="Avenir Next LT Pro" w:cstheme="minorBidi"/><w:bCs/><w:noProof/><w:kern w:val="2"/><w:sz w:val="20"/><w:szCs w:val="20"/><w:lang w:val="es-CO" w:eastAsia="es-CO"/><w14:ligatures w14:val="standardContextual"/></w:rPr></w:pPr><w:hyperlink w:anchor="_Toc209532347" w:history="1"><w:r><w:rPr><w:rStyle w:val="Hipervnculo"/><w:rFonts w:ascii="Avenir Next LT Pro" w:hAnsi="Avenir Next LT Pro"/><w:bCs/><w:noProof/><w:sz w:val="20"/><w:szCs w:val="20"/><w:lang w:val="es-CO"/></w:rPr><w:t>Tabla 20. Cálculos de ruido intradomiciliario horario nocturno - Planta encendida</w:t></w:r><w:r><w:rPr><w:rFonts w:ascii="Avenir Next LT Pro" w:hAnsi="Avenir Next LT Pro"/><w:bCs/><w:noProof/><w:webHidden/><w:sz w:val="20"/><w:szCs w:val="20"/></w:rPr><w:tab/></w:r><w:r><w:rPr><w:rFonts w:ascii="Avenir Next LT Pro" w:hAnsi="Avenir Next LT Pro"/><w:bCs/><w:noProof/><w:webHidden/><w:sz w:val="20"/><w:szCs w:val="20"/></w:rPr><w:fldChar w:fldCharType="begin"/></w:r><w:r><w:rPr><w:rFonts w:ascii="Avenir Next LT Pro" w:hAnsi="Avenir Next LT Pro"/><w:bCs/><w:noProof/><w:webHidden/><w:sz w:val="20"/><w:szCs w:val="20"/></w:rPr><w:instrText xml:space="preserve"> PAGEREF _Toc209532347 \h </w:instrText></w:r><w:r><w:rPr><w:rFonts w:ascii="Avenir Next LT Pro" w:hAnsi="Avenir Next LT Pro"/><w:bCs/><w:noProof/><w:webHidden/><w:sz w:val="20"/><w:szCs w:val="20"/></w:rPr></w:r><w:r><w:rPr><w:rFonts w:ascii="Avenir Next LT Pro" w:hAnsi="Avenir Next LT Pro"/><w:bCs/><w:noProof/><w:webHidden/><w:sz w:val="20"/><w:szCs w:val="20"/></w:rPr><w:fldChar w:fldCharType="separate"/></w:r><w:r><w:rPr><w:rFonts w:ascii="Avenir Next LT Pro" w:hAnsi="Avenir Next LT Pro"/><w:bCs/><w:noProof/><w:webHidden/><w:sz w:val="20"/><w:szCs w:val="20"/></w:rPr><w:t>27</w:t></w:r><w:r><w:rPr><w:rFonts w:ascii="Avenir Next LT Pro" w:hAnsi="Avenir Next LT Pro"/><w:bCs/><w:noProof/><w:webHidden/><w:sz w:val="20"/><w:szCs w:val="20"/></w:rPr><w:fldChar w:fldCharType="end"/></w:r></w:hyperlink></w:p><w:p><w:pPr><w:pStyle w:val="Tabladeilustraciones"/><w:tabs><w:tab w:val="right" w:leader="dot" w:pos="8830"/></w:tabs><w:spacing w:line="360" w:lineRule="auto"/><w:rPr><w:rFonts w:ascii="Avenir Next LT Pro" w:eastAsiaTheme="minorEastAsia" w:hAnsi="Avenir Next LT Pro" w:cstheme="minorBidi"/><w:bCs/><w:noProof/><w:kern w:val="2"/><w:sz w:val="20"/><w:szCs w:val="20"/><w:lang w:val="es-CO" w:eastAsia="es-CO"/><w14:ligatures w14:val="standardContextual"/></w:rPr></w:pPr><w:hyperlink w:anchor="_Toc209532348" w:history="1"><w:r><w:rPr><w:rStyle w:val="Hipervnculo"/><w:rFonts w:ascii="Avenir Next LT Pro" w:hAnsi="Avenir Next LT Pro"/><w:bCs/><w:noProof/><w:sz w:val="20"/><w:szCs w:val="20"/><w:lang w:val="es-CO"/></w:rPr><w:t>Tabla 21. Identificación de las fuentes de sonido existentes</w:t></w:r><w:r><w:rPr><w:rFonts w:ascii="Avenir Next LT Pro" w:hAnsi="Avenir Next LT Pro"/><w:bCs/><w:noProof/><w:webHidden/><w:sz w:val="20"/><w:szCs w:val="20"/></w:rPr><w:tab/></w:r><w:r><w:rPr><w:rFonts w:ascii="Avenir Next LT Pro" w:hAnsi="Avenir Next LT Pro"/><w:bCs/><w:noProof/><w:webHidden/><w:sz w:val="20"/><w:szCs w:val="20"/></w:rPr><w:fldChar w:fldCharType="begin"/></w:r><w:r><w:rPr><w:rFonts w:ascii="Avenir Next LT Pro" w:hAnsi="Avenir Next LT Pro"/><w:bCs/><w:noProof/><w:webHidden/><w:sz w:val="20"/><w:szCs w:val="20"/></w:rPr><w:instrText xml:space="preserve"> PAGEREF _Toc209532348 \h </w:instrText></w:r><w:r><w:rPr><w:rFonts w:ascii="Avenir Next LT Pro" w:hAnsi="Avenir Next LT Pro"/><w:bCs/><w:noProof/><w:webHidden/><w:sz w:val="20"/><w:szCs w:val="20"/></w:rPr></w:r><w:r><w:rPr><w:rFonts w:ascii="Avenir Next LT Pro" w:hAnsi="Avenir Next LT Pro"/><w:bCs/><w:noProof/><w:webHidden/><w:sz w:val="20"/><w:szCs w:val="20"/></w:rPr><w:fldChar w:fldCharType="separate"/></w:r><w:r><w:rPr><w:rFonts w:ascii="Avenir Next LT Pro" w:hAnsi="Avenir Next LT Pro"/><w:bCs/><w:noProof/><w:webHidden/><w:sz w:val="20"/><w:szCs w:val="20"/></w:rPr><w:t>29</w:t></w:r><w:r><w:rPr><w:rFonts w:ascii="Avenir Next LT Pro" w:hAnsi="Avenir Next LT Pro"/><w:bCs/><w:noProof/><w:webHidden/><w:sz w:val="20"/><w:szCs w:val="20"/></w:rPr><w:fldChar w:fldCharType="end"/></w:r></w:hyperlink></w:p><w:p><w:pPr><w:pStyle w:val="Tabladeilustraciones"/><w:tabs><w:tab w:val="right" w:leader="dot" w:pos="8830"/></w:tabs><w:spacing w:line="360" w:lineRule="auto"/><w:rPr><w:rFonts w:ascii="Avenir Next LT Pro" w:eastAsiaTheme="minorEastAsia" w:hAnsi="Avenir Next LT Pro" w:cstheme="minorBidi"/><w:bCs/><w:noProof/><w:kern w:val="2"/><w:sz w:val="20"/><w:szCs w:val="20"/><w:lang w:val="es-CO" w:eastAsia="es-CO"/><w14:ligatures w14:val="standardContextual"/></w:rPr></w:pPr><w:hyperlink w:anchor="_Toc209532349" w:history="1"><w:r><w:rPr><w:rStyle w:val="Hipervnculo"/><w:rFonts w:ascii="Avenir Next LT Pro" w:hAnsi="Avenir Next LT Pro"/><w:bCs/><w:noProof/><w:sz w:val="20"/><w:szCs w:val="20"/><w:lang w:val="es-CO"/></w:rPr><w:t>Tabla 22. Anexos del informe técnico</w:t></w:r><w:r><w:rPr><w:rFonts w:ascii="Avenir Next LT Pro" w:hAnsi="Avenir Next LT Pro"/><w:bCs/><w:noProof/><w:webHidden/><w:sz w:val="20"/><w:szCs w:val="20"/></w:rPr><w:tab/></w:r><w:r><w:rPr><w:rFonts w:ascii="Avenir Next LT Pro" w:hAnsi="Avenir Next LT Pro"/><w:bCs/><w:noProof/><w:webHidden/><w:sz w:val="20"/><w:szCs w:val="20"/></w:rPr><w:fldChar w:fldCharType="begin"/></w:r><w:r><w:rPr><w:rFonts w:ascii="Avenir Next LT Pro" w:hAnsi="Avenir Next LT Pro"/><w:bCs/><w:noProof/><w:webHidden/><w:sz w:val="20"/><w:szCs w:val="20"/></w:rPr><w:instrText xml:space="preserve"> PAGEREF _Toc209532349 \h </w:instrText></w:r><w:r><w:rPr><w:rFonts w:ascii="Avenir Next LT Pro" w:hAnsi="Avenir Next LT Pro"/><w:bCs/><w:noProof/><w:webHidden/><w:sz w:val="20"/><w:szCs w:val="20"/></w:rPr></w:r><w:r><w:rPr><w:rFonts w:ascii="Avenir Next LT Pro" w:hAnsi="Avenir Next LT Pro"/><w:bCs/><w:noProof/><w:webHidden/><w:sz w:val="20"/><w:szCs w:val="20"/></w:rPr><w:fldChar w:fldCharType="separate"/></w:r><w:r><w:rPr><w:rFonts w:ascii="Avenir Next LT Pro" w:hAnsi="Avenir Next LT Pro"/><w:bCs/><w:noProof/><w:webHidden/><w:sz w:val="20"/><w:szCs w:val="20"/></w:rPr><w:t>34</w:t></w:r><w:r><w:rPr><w:rFonts w:ascii="Avenir Next LT Pro" w:hAnsi="Avenir Next LT Pro"/><w:bCs/><w:noProof/><w:webHidden/><w:sz w:val="20"/><w:szCs w:val="20"/></w:rPr><w:fldChar w:fldCharType="end"/></w:r></w:hyperlink></w:p><w:p><w:pPr><w:pStyle w:val="Tabladeilustraciones"/><w:tabs><w:tab w:val="right" w:leader="dot" w:pos="8830"/></w:tabs><w:spacing w:line="360" w:lineRule="auto"/><w:rPr><w:rFonts w:ascii="Avenir Next LT Pro" w:eastAsiaTheme="minorEastAsia" w:hAnsi="Avenir Next LT Pro" w:cstheme="minorBidi"/><w:b/><w:noProof/><w:kern w:val="2"/><w:sz w:val="20"/><w:szCs w:val="20"/><w:lang w:val="es-CO" w:eastAsia="es-CO"/><w14:ligatures w14:val="standardContextual"/></w:rPr></w:pPr><w:hyperlink w:anchor="_Toc209532350" w:history="1"><w:r><w:rPr><w:rStyle w:val="Hipervnculo"/><w:rFonts w:ascii="Avenir Next LT Pro" w:hAnsi="Avenir Next LT Pro"/><w:bCs/><w:noProof/><w:sz w:val="20"/><w:szCs w:val="20"/><w:lang w:val="es-CO"/></w:rPr><w:t>Tabla 23. </w:t></w:r><w:r><w:rPr><w:rStyle w:val="Hipervnculo"/><w:rFonts w:ascii="Avenir Next LT Pro" w:hAnsi="Avenir Next LT Pro" w:cs="Calibri"/><w:bCs/><w:noProof/><w:sz w:val="20"/><w:szCs w:val="20"/><w:lang w:val="es-CO"/></w:rPr><w:t>Historial de cambios.</w:t></w:r><w:r><w:rPr><w:rFonts w:ascii="Avenir Next LT Pro" w:hAnsi="Avenir Next LT Pro"/><w:bCs/><w:noProof/><w:webHidden/><w:sz w:val="20"/><w:szCs w:val="20"/></w:rPr><w:tab/></w:r><w:r><w:rPr><w:rFonts w:ascii="Avenir Next LT Pro" w:hAnsi="Avenir Next LT Pro"/><w:bCs/><w:noProof/><w:webHidden/><w:sz w:val="20"/><w:szCs w:val="20"/></w:rPr><w:fldChar w:fldCharType="begin"/></w:r><w:r><w:rPr><w:rFonts w:ascii="Avenir Next LT Pro" w:hAnsi="Avenir Next LT Pro"/><w:bCs/><w:noProof/><w:webHidden/><w:sz w:val="20"/><w:szCs w:val="20"/></w:rPr><w:instrText xml:space="preserve"> PAGEREF _Toc209532350 \h </w:instrText></w:r><w:r><w:rPr><w:rFonts w:ascii="Avenir Next LT Pro" w:hAnsi="Avenir Next LT Pro"/><w:bCs/><w:noProof/><w:webHidden/><w:sz w:val="20"/><w:szCs w:val="20"/></w:rPr></w:r><w:r><w:rPr><w:rFonts w:ascii="Avenir Next LT Pro" w:hAnsi="Avenir Next LT Pro"/><w:bCs/><w:noProof/><w:webHidden/><w:sz w:val="20"/><w:szCs w:val="20"/></w:rPr><w:fldChar w:fldCharType="separate"/></w:r><w:r><w:rPr><w:rFonts w:ascii="Avenir Next LT Pro" w:hAnsi="Avenir Next LT Pro"/><w:bCs/><w:noProof/><w:webHidden/><w:sz w:val="20"/><w:szCs w:val="20"/></w:rPr><w:t>35</w:t></w:r><w:r><w:rPr><w:rFonts w:ascii="Avenir Next LT Pro" w:hAnsi="Avenir Next LT Pro"/><w:bCs/><w:noProof/><w:webHidden/><w:sz w:val="20"/><w:szCs w:val="20"/></w:rPr><w:fldChar w:fldCharType="end"/></w:r></w:hyperlink></w:p><w:p><w:pPr><w:spacing w:line="360" w:lineRule="auto"/><w:rPr><w:rStyle w:val="Hipervnculo"/><w:rFonts w:ascii="Avenir Next LT Pro" w:hAnsi="Avenir Next LT Pro" w:cs="Calibri"/><w:noProof/><w:color w:val="303030"/><w:sz w:val="20"/><w:szCs w:val="20"/></w:rPr></w:pPr><w:r><w:rPr><w:rStyle w:val="Hipervnculo"/><w:rFonts w:ascii="Avenir Next LT Pro" w:hAnsi="Avenir Next LT Pro" w:cs="Calibri"/><w:b/><w:noProof/><w:color w:val="303030"/><w:sz w:val="20"/><w:szCs w:val="20"/></w:rPr><w:fldChar w:fldCharType="end"/></w:r></w:p><w:p><w:pPr><w:spacing w:line="360" w:lineRule="auto"/><w:rPr><w:rStyle w:val="Hipervnculo"/><w:rFonts w:ascii="Avenir Next LT Pro" w:hAnsi="Avenir Next LT Pro" w:cs="Calibri"/><w:noProof/><w:color w:val="303030"/><w:sz w:val="20"/><w:szCs w:val="20"/></w:rPr></w:pPr></w:p><w:p><w:pPr><w:spacing w:line="360" w:lineRule="auto"/><w:rPr><w:rStyle w:val="Hipervnculo"/><w:rFonts w:ascii="Avenir Next LT Pro" w:hAnsi="Avenir Next LT Pro" w:cs="Calibri"/><w:noProof/><w:color w:val="303030"/><w:sz w:val="20"/><w:szCs w:val="20"/></w:rPr></w:pPr></w:p><w:p><w:pPr><w:pStyle w:val="TtuloTDC"/><w:spacing w:before="0" w:after="240"/><w:rPr><w:rFonts w:ascii="Avenir Next LT Pro" w:hAnsi="Avenir Next LT Pro" w:cstheme="minorHAnsi"/><w:color w:val="303030"/><w:sz w:val="32"/><w:szCs w:val="32"/></w:rPr></w:pPr><w:r><w:rPr><w:rFonts w:ascii="Avenir Next LT Pro" w:hAnsi="Avenir Next LT Pro" w:cstheme="minorHAnsi"/><w:color w:val="303030"/><w:sz w:val="32"/><w:szCs w:val="32"/></w:rPr><w:t>ÍNDICES DE </w:t></w:r><w:commentRangeStart w:id="11"/><w:r><w:rPr><w:rFonts w:ascii="Avenir Next LT Pro" w:hAnsi="Avenir Next LT Pro" w:cstheme="minorHAnsi"/><w:color w:val="303030"/><w:sz w:val="32"/><w:szCs w:val="32"/></w:rPr><w:t>GRÁFICA</w:t></w:r><w:r><w:rPr><w:rFonts w:ascii="Avenir Next LT Pro" w:hAnsi="Avenir Next LT Pro" w:cstheme="minorHAnsi"/><w:color w:val="303030"/><w:sz w:val="32"/><w:szCs w:val="32"/></w:rPr><w:t>S</w:t></w:r><w:commentRangeEnd w:id="11"/><w:r><w:rPr><w:rStyle w:val="Refdecomentario"/><w:rFonts w:ascii="Tahoma" w:eastAsia="Times New Roman" w:hAnsi="Tahoma"/><w:b w:val="0"/><w:bCs w:val="0"/><w:color w:val="auto"/><w:szCs w:val="20"/><w:lang w:val="es-MX" w:eastAsia="es-MX"/></w:rPr><w:commentReference w:id="11"/></w:r></w:p><w:p><w:pPr><w:pStyle w:val="Tabladeilustraciones"/><w:tabs><w:tab w:val="right" w:leader="dot" w:pos="8830"/></w:tabs><w:spacing w:line="360" w:lineRule="auto"/><w:rPr><w:rFonts w:ascii="Avenir Next LT Pro" w:eastAsiaTheme="minorEastAsia" w:hAnsi="Avenir Next LT Pro" w:cstheme="minorBidi"/><w:noProof/><w:kern w:val="2"/><w:sz w:val="20"/><w:szCs w:val="20"/><w:lang w:val="es-CO" w:eastAsia="es-CO"/><w14:ligatures w14:val="standardContextual"/></w:rPr></w:pPr><w:r><w:rPr><w:rStyle w:val="Hipervnculo"/><w:rFonts w:ascii="Avenir Next LT Pro" w:hAnsi="Avenir Next LT Pro" w:cs="Calibri"/><w:noProof/><w:color w:val="303030"/><w:sz w:val="20"/><w:szCs w:val="20"/><w:lang w:val="es-CO"/></w:rPr><w:fldChar w:fldCharType="begin"/></w:r><w:r><w:rPr><w:rStyle w:val="Hipervnculo"/><w:rFonts w:ascii="Avenir Next LT Pro" w:hAnsi="Avenir Next LT Pro" w:cs="Calibri"/><w:noProof/><w:color w:val="303030"/><w:sz w:val="20"/><w:szCs w:val="20"/><w:lang w:val="es-CO"/></w:rPr><w:instrText xml:space="preserve"> TOC \h \z \c "Gráfica" </w:instrText></w:r><w:r><w:rPr><w:rStyle w:val="Hipervnculo"/><w:rFonts w:ascii="Avenir Next LT Pro" w:hAnsi="Avenir Next LT Pro" w:cs="Calibri"/><w:noProof/><w:color w:val="303030"/><w:sz w:val="20"/><w:szCs w:val="20"/><w:lang w:val="es-CO"/></w:rPr><w:fldChar w:fldCharType="separate"/></w:r><w:hyperlink w:anchor="_Toc198219766" w:history="1"><w:r><w:rPr><w:rStyle w:val="Hipervnculo"/><w:rFonts w:ascii="Avenir Next LT Pro" w:hAnsi="Avenir Next LT Pro"/><w:noProof/><w:sz w:val="20"/><w:szCs w:val="20"/><w:lang w:val="es-CO"/></w:rPr><w:t>Gráfica 1. Ruido intradomiciliario diurno – Planta apagada</w:t></w:r><w:r><w:rPr><w:rFonts w:ascii="Avenir Next LT Pro" w:hAnsi="Avenir Next LT Pro"/><w:noProof/><w:webHidden/><w:sz w:val="20"/><w:szCs w:val="20"/></w:rPr><w:tab/></w:r><w:r><w:rPr><w:rFonts w:ascii="Avenir Next LT Pro" w:hAnsi="Avenir Next LT Pro"/><w:noProof/><w:webHidden/><w:sz w:val="20"/><w:szCs w:val="20"/></w:rPr><w:fldChar w:fldCharType="begin"/></w:r><w:r><w:rPr><w:rFonts w:ascii="Avenir Next LT Pro" w:hAnsi="Avenir Next LT Pro"/><w:noProof/><w:webHidden/><w:sz w:val="20"/><w:szCs w:val="20"/></w:rPr><w:instrText xml:space="preserve"> PAGEREF _Toc198219766 \h </w:instrText></w:r><w:r><w:rPr><w:rFonts w:ascii="Avenir Next LT Pro" w:hAnsi="Avenir Next LT Pro"/><w:noProof/><w:webHidden/><w:sz w:val="20"/><w:szCs w:val="20"/></w:rPr></w:r><w:r><w:rPr><w:rFonts w:ascii="Avenir Next LT Pro" w:hAnsi="Avenir Next LT Pro"/><w:noProof/><w:webHidden/><w:sz w:val="20"/><w:szCs w:val="20"/></w:rPr><w:fldChar w:fldCharType="separate"/></w:r><w:r><w:rPr><w:rFonts w:ascii="Avenir Next LT Pro" w:hAnsi="Avenir Next LT Pro"/><w:noProof/><w:webHidden/><w:sz w:val="20"/><w:szCs w:val="20"/></w:rPr><w:t>24</w:t></w:r><w:r><w:rPr><w:rFonts w:ascii="Avenir Next LT Pro" w:hAnsi="Avenir Next LT Pro"/><w:noProof/><w:webHidden/><w:sz w:val="20"/><w:szCs w:val="20"/></w:rPr><w:fldChar w:fldCharType="end"/></w:r></w:hyperlink></w:p><w:p><w:pPr><w:pStyle w:val="Tabladeilustraciones"/><w:tabs><w:tab w:val="right" w:leader="dot" w:pos="8830"/></w:tabs><w:spacing w:line="360" w:lineRule="auto"/><w:rPr><w:rFonts w:ascii="Avenir Next LT Pro" w:eastAsiaTheme="minorEastAsia" w:hAnsi="Avenir Next LT Pro" w:cstheme="minorBidi"/><w:noProof/><w:kern w:val="2"/><w:sz w:val="20"/><w:szCs w:val="20"/><w:lang w:val="es-CO" w:eastAsia="es-CO"/><w14:ligatures w14:val="standardContextual"/></w:rPr></w:pPr><w:hyperlink w:anchor="_Toc198219767" w:history="1"><w:r><w:rPr><w:rStyle w:val="Hipervnculo"/><w:rFonts w:ascii="Avenir Next LT Pro" w:hAnsi="Avenir Next LT Pro"/><w:noProof/><w:sz w:val="20"/><w:szCs w:val="20"/><w:lang w:val="es-CO"/></w:rPr><w:t>Gráfica 2. Ruido intradomiciliario nocturno – planta apagada</w:t></w:r><w:r><w:rPr><w:rFonts w:ascii="Avenir Next LT Pro" w:hAnsi="Avenir Next LT Pro"/><w:noProof/><w:webHidden/><w:sz w:val="20"/><w:szCs w:val="20"/></w:rPr><w:tab/></w:r><w:r><w:rPr><w:rFonts w:ascii="Avenir Next LT Pro" w:hAnsi="Avenir Next LT Pro"/><w:noProof/><w:webHidden/><w:sz w:val="20"/><w:szCs w:val="20"/></w:rPr><w:fldChar w:fldCharType="begin"/></w:r><w:r><w:rPr><w:rFonts w:ascii="Avenir Next LT Pro" w:hAnsi="Avenir Next LT Pro"/><w:noProof/><w:webHidden/><w:sz w:val="20"/><w:szCs w:val="20"/></w:rPr><w:instrText xml:space="preserve"> PAGEREF _Toc198219767 \h </w:instrText></w:r><w:r><w:rPr><w:rFonts w:ascii="Avenir Next LT Pro" w:hAnsi="Avenir Next LT Pro"/><w:noProof/><w:webHidden/><w:sz w:val="20"/><w:szCs w:val="20"/></w:rPr></w:r><w:r><w:rPr><w:rFonts w:ascii="Avenir Next LT Pro" w:hAnsi="Avenir Next LT Pro"/><w:noProof/><w:webHidden/><w:sz w:val="20"/><w:szCs w:val="20"/></w:rPr><w:fldChar w:fldCharType="separate"/></w:r><w:r><w:rPr><w:rFonts w:ascii="Avenir Next LT Pro" w:hAnsi="Avenir Next LT Pro"/><w:noProof/><w:webHidden/><w:sz w:val="20"/><w:szCs w:val="20"/></w:rPr><w:t>25</w:t></w:r><w:r><w:rPr><w:rFonts w:ascii="Avenir Next LT Pro" w:hAnsi="Avenir Next LT Pro"/><w:noProof/><w:webHidden/><w:sz w:val="20"/><w:szCs w:val="20"/></w:rPr><w:fldChar w:fldCharType="end"/></w:r></w:hyperlink></w:p><w:p><w:pPr><w:pStyle w:val="Tabladeilustraciones"/><w:tabs><w:tab w:val="right" w:leader="dot" w:pos="8830"/></w:tabs><w:spacing w:line="360" w:lineRule="auto"/><w:rPr><w:rFonts w:ascii="Avenir Next LT Pro" w:eastAsiaTheme="minorEastAsia" w:hAnsi="Avenir Next LT Pro" w:cstheme="minorBidi"/><w:noProof/><w:kern w:val="2"/><w:sz w:val="20"/><w:szCs w:val="20"/><w:lang w:val="es-CO" w:eastAsia="es-CO"/><w14:ligatures w14:val="standardContextual"/></w:rPr></w:pPr><w:hyperlink w:anchor="_Toc198219768" w:history="1"><w:r><w:rPr><w:rStyle w:val="Hipervnculo"/><w:rFonts w:ascii="Avenir Next LT Pro" w:hAnsi="Avenir Next LT Pro"/><w:noProof/><w:sz w:val="20"/><w:szCs w:val="20"/></w:rPr><w:t>Gráfica 3. </w:t></w:r><w:r><w:rPr><w:rStyle w:val="Hipervnculo"/><w:rFonts w:ascii="Avenir Next LT Pro" w:hAnsi="Avenir Next LT Pro" w:cstheme="minorHAnsi"/><w:noProof/><w:sz w:val="20"/><w:szCs w:val="20"/></w:rPr><w:t>Comparación Ruido intradomiciliario planta encendida vs Norma diurna</w:t></w:r><w:r><w:rPr><w:rFonts w:ascii="Avenir Next LT Pro" w:hAnsi="Avenir Next LT Pro"/><w:noProof/><w:webHidden/><w:sz w:val="20"/><w:szCs w:val="20"/></w:rPr><w:tab/></w:r><w:r><w:rPr><w:rFonts w:ascii="Avenir Next LT Pro" w:hAnsi="Avenir Next LT Pro"/><w:noProof/><w:webHidden/><w:sz w:val="20"/><w:szCs w:val="20"/></w:rPr><w:fldChar w:fldCharType="begin"/></w:r><w:r><w:rPr><w:rFonts w:ascii="Avenir Next LT Pro" w:hAnsi="Avenir Next LT Pro"/><w:noProof/><w:webHidden/><w:sz w:val="20"/><w:szCs w:val="20"/></w:rPr><w:instrText xml:space="preserve"> PAGEREF _Toc198219768 \h </w:instrText></w:r><w:r><w:rPr><w:rFonts w:ascii="Avenir Next LT Pro" w:hAnsi="Avenir Next LT Pro"/><w:noProof/><w:webHidden/><w:sz w:val="20"/><w:szCs w:val="20"/></w:rPr></w:r><w:r><w:rPr><w:rFonts w:ascii="Avenir Next LT Pro" w:hAnsi="Avenir Next LT Pro"/><w:noProof/><w:webHidden/><w:sz w:val="20"/><w:szCs w:val="20"/></w:rPr><w:fldChar w:fldCharType="separate"/></w:r><w:r><w:rPr><w:rFonts w:ascii="Avenir Next LT Pro" w:hAnsi="Avenir Next LT Pro"/><w:noProof/><w:webHidden/><w:sz w:val="20"/><w:szCs w:val="20"/></w:rPr><w:t>25</w:t></w:r><w:r><w:rPr><w:rFonts w:ascii="Avenir Next LT Pro" w:hAnsi="Avenir Next LT Pro"/><w:noProof/><w:webHidden/><w:sz w:val="20"/><w:szCs w:val="20"/></w:rPr><w:fldChar w:fldCharType="end"/></w:r></w:hyperlink></w:p><w:p><w:pPr><w:pStyle w:val="Tabladeilustraciones"/><w:tabs><w:tab w:val="right" w:leader="dot" w:pos="8830"/></w:tabs><w:spacing w:line="360" w:lineRule="auto"/><w:rPr><w:rFonts w:ascii="Avenir Next LT Pro" w:eastAsiaTheme="minorEastAsia" w:hAnsi="Avenir Next LT Pro" w:cstheme="minorBidi"/><w:noProof/><w:kern w:val="2"/><w:sz w:val="20"/><w:szCs w:val="20"/><w:lang w:val="es-CO" w:eastAsia="es-CO"/><w14:ligatures w14:val="standardContextual"/></w:rPr></w:pPr><w:hyperlink w:anchor="_Toc198219769" w:history="1"><w:r><w:rPr><w:rStyle w:val="Hipervnculo"/><w:rFonts w:ascii="Avenir Next LT Pro" w:hAnsi="Avenir Next LT Pro"/><w:noProof/><w:sz w:val="20"/><w:szCs w:val="20"/><w:lang w:val="es-CO"/></w:rPr><w:t>Gráfica 4. </w:t></w:r><w:r><w:rPr><w:rStyle w:val="Hipervnculo"/><w:rFonts w:ascii="Avenir Next LT Pro" w:hAnsi="Avenir Next LT Pro" w:cstheme="minorHAnsi"/><w:noProof/><w:sz w:val="20"/><w:szCs w:val="20"/><w:lang w:val="es-CO"/></w:rPr><w:t>Comparación Ruido intradomiciliario planta encendida vs Norma nocturna</w:t></w:r><w:r><w:rPr><w:rFonts w:ascii="Avenir Next LT Pro" w:hAnsi="Avenir Next LT Pro"/><w:noProof/><w:webHidden/><w:sz w:val="20"/><w:szCs w:val="20"/></w:rPr><w:tab/></w:r><w:r><w:rPr><w:rFonts w:ascii="Avenir Next LT Pro" w:hAnsi="Avenir Next LT Pro"/><w:noProof/><w:webHidden/><w:sz w:val="20"/><w:szCs w:val="20"/></w:rPr><w:fldChar w:fldCharType="begin"/></w:r><w:r><w:rPr><w:rFonts w:ascii="Avenir Next LT Pro" w:hAnsi="Avenir Next LT Pro"/><w:noProof/><w:webHidden/><w:sz w:val="20"/><w:szCs w:val="20"/></w:rPr><w:instrText xml:space="preserve"> PAGEREF _Toc198219769 \h </w:instrText></w:r><w:r><w:rPr><w:rFonts w:ascii="Avenir Next LT Pro" w:hAnsi="Avenir Next LT Pro"/><w:noProof/><w:webHidden/><w:sz w:val="20"/><w:szCs w:val="20"/></w:rPr></w:r><w:r><w:rPr><w:rFonts w:ascii="Avenir Next LT Pro" w:hAnsi="Avenir Next LT Pro"/><w:noProof/><w:webHidden/><w:sz w:val="20"/><w:szCs w:val="20"/></w:rPr><w:fldChar w:fldCharType="separate"/></w:r><w:r><w:rPr><w:rFonts w:ascii="Avenir Next LT Pro" w:hAnsi="Avenir Next LT Pro"/><w:noProof/><w:webHidden/><w:sz w:val="20"/><w:szCs w:val="20"/></w:rPr><w:t>26</w:t></w:r><w:r><w:rPr><w:rFonts w:ascii="Avenir Next LT Pro" w:hAnsi="Avenir Next LT Pro"/><w:noProof/><w:webHidden/><w:sz w:val="20"/><w:szCs w:val="20"/></w:rPr><w:fldChar w:fldCharType="end"/></w:r></w:hyperlink></w:p><w:p><w:pPr><w:pStyle w:val="Tabladeilustraciones"/><w:tabs><w:tab w:val="right" w:leader="dot" w:pos="8830"/></w:tabs><w:spacing w:line="360" w:lineRule="auto"/><w:rPr><w:rFonts w:ascii="Avenir Next LT Pro" w:hAnsi="Avenir Next LT Pro" w:cstheme="minorHAnsi"/><w:noProof/><w:color w:val="303030"/><w:sz w:val="20"/><w:szCs w:val="20"/><w:lang w:val="es-CO"/></w:rPr></w:pPr><w:r><w:rPr><w:rStyle w:val="Hipervnculo"/><w:rFonts w:ascii="Avenir Next LT Pro" w:hAnsi="Avenir Next LT Pro" w:cs="Calibri"/><w:noProof/><w:color w:val="303030"/><w:sz w:val="20"/><w:szCs w:val="20"/><w:lang w:val="es-CO"/></w:rPr><w:fldChar w:fldCharType="end"/></w:r><w:r><w:rPr><w:rFonts w:ascii="Avenir Next LT Pro" w:hAnsi="Avenir Next LT Pro" w:cstheme="minorHAnsi"/><w:color w:val="303030"/><w:sz w:val="20"/><w:szCs w:val="20"/><w:lang w:val="es-CO"/></w:rPr><w:br w:type="page"/></w:r></w:p><w:p><w:pPr><w:pStyle w:val="TtuloTDC"/><w:spacing w:before="0" w:line="360" w:lineRule="auto"/><w:rPr><w:rFonts w:ascii="Avenir Next LT Pro" w:hAnsi="Avenir Next LT Pro" w:cstheme="minorHAnsi"/><w:color w:val="303030"/><w:sz w:val="32"/><w:szCs w:val="32"/></w:rPr></w:pPr><w:r><w:rPr><w:rFonts w:ascii="Avenir Next LT Pro" w:hAnsi="Avenir Next LT Pro" w:cstheme="minorHAnsi"/><w:color w:val="303030"/><w:sz w:val="32"/><w:szCs w:val="32"/></w:rPr><w:lastRenderedPageBreak/><w:t>Í</w:t></w:r><w:r><w:rPr><w:rFonts w:ascii="Avenir Next LT Pro" w:hAnsi="Avenir Next LT Pro" w:cstheme="minorHAnsi"/><w:color w:val="303030"/><w:sz w:val="32"/><w:szCs w:val="32"/></w:rPr><w:t>NDICES DE </w:t></w:r><w:commentRangeStart w:id="12"/><w:r><w:rPr><w:rFonts w:ascii="Avenir Next LT Pro" w:hAnsi="Avenir Next LT Pro" w:cstheme="minorHAnsi"/><w:color w:val="303030"/><w:sz w:val="32"/><w:szCs w:val="32"/></w:rPr><w:t>FOTOGRAFÍAS</w:t></w:r><w:commentRangeEnd w:id="12"/><w:r><w:rPr><w:rStyle w:val="Refdecomentario"/><w:rFonts w:ascii="Tahoma" w:eastAsia="Times New Roman" w:hAnsi="Tahoma"/><w:b w:val="0"/><w:bCs w:val="0"/><w:color w:val="auto"/><w:szCs w:val="20"/><w:lang w:val="es-MX" w:eastAsia="es-MX"/></w:rPr><w:commentReference w:id="12"/></w:r></w:p><w:bookmarkStart w:id="13" w:name="_Toc337484804"/><w:p><w:pPr><w:pStyle w:val="Tabladeilustraciones"/><w:tabs><w:tab w:val="right" w:leader="dot" w:pos="8830"/></w:tabs><w:spacing w:line="360" w:lineRule="auto"/><w:rPr><w:rFonts w:ascii="Avenir Next LT Pro" w:eastAsiaTheme="minorEastAsia" w:hAnsi="Avenir Next LT Pro" w:cstheme="minorBidi"/><w:noProof/><w:kern w:val="2"/><w:sz w:val="20"/><w:szCs w:val="20"/><w:lang w:val="es-CO" w:eastAsia="es-CO"/><w14:ligatures w14:val="standardContextual"/></w:rPr></w:pPr><w:r><w:rPr><w:rStyle w:val="Hipervnculo"/><w:rFonts w:ascii="Avenir Next LT Pro" w:hAnsi="Avenir Next LT Pro" w:cstheme="minorHAnsi"/><w:noProof/><w:color w:val="303030"/><w:sz w:val="20"/><w:szCs w:val="20"/><w:lang w:val="es-CO"/></w:rPr><w:fldChar w:fldCharType="begin"/></w:r><w:r><w:rPr><w:rStyle w:val="Hipervnculo"/><w:rFonts w:ascii="Avenir Next LT Pro" w:hAnsi="Avenir Next LT Pro" w:cstheme="minorHAnsi"/><w:noProof/><w:color w:val="303030"/><w:sz w:val="20"/><w:szCs w:val="20"/><w:lang w:val="es-CO"/></w:rPr><w:instrText xml:space="preserve"> TOC \h \z \c "Fotografía" </w:instrText></w:r><w:r><w:rPr><w:rStyle w:val="Hipervnculo"/><w:rFonts w:ascii="Avenir Next LT Pro" w:hAnsi="Avenir Next LT Pro" w:cstheme="minorHAnsi"/><w:noProof/><w:color w:val="303030"/><w:sz w:val="20"/><w:szCs w:val="20"/><w:lang w:val="es-CO"/></w:rPr><w:fldChar w:fldCharType="separate"/></w:r><w:hyperlink w:anchor="_Toc198219817" w:history="1"><w:r><w:rPr><w:rStyle w:val="Hipervnculo"/><w:rFonts w:ascii="Avenir Next LT Pro" w:hAnsi="Avenir Next LT Pro"/><w:noProof/><w:sz w:val="20"/><w:szCs w:val="20"/><w:lang w:val="es-CO"/></w:rPr><w:t>Fotografía 1. Mediciones en el punto RI</w:t></w:r><w:r><w:rPr><w:rStyle w:val="Hipervnculo"/><w:rFonts w:ascii="Avenir Next LT Pro" w:hAnsi="Avenir Next LT Pro" w:cstheme="minorHAnsi"/><w:noProof/><w:sz w:val="20"/><w:szCs w:val="20"/><w:lang w:val="es-CO"/></w:rPr><w:t> </w:t></w:r><w:r><w:rPr><w:rStyle w:val="Hipervnculo"/><w:rFonts w:ascii="Avenir Next LT Pro" w:hAnsi="Avenir Next LT Pro"/><w:noProof/><w:sz w:val="20"/><w:szCs w:val="20"/><w:lang w:val="es-CO"/></w:rPr><w:t>jornada diurna</w:t></w:r><w:r><w:rPr><w:rFonts w:ascii="Avenir Next LT Pro" w:hAnsi="Avenir Next LT Pro"/><w:noProof/><w:webHidden/><w:sz w:val="20"/><w:szCs w:val="20"/></w:rPr><w:tab/></w:r><w:r><w:rPr><w:rFonts w:ascii="Avenir Next LT Pro" w:hAnsi="Avenir Next LT Pro"/><w:noProof/><w:webHidden/><w:sz w:val="20"/><w:szCs w:val="20"/></w:rPr><w:fldChar w:fldCharType="begin"/></w:r><w:r><w:rPr><w:rFonts w:ascii="Avenir Next LT Pro" w:hAnsi="Avenir Next LT Pro"/><w:noProof/><w:webHidden/><w:sz w:val="20"/><w:szCs w:val="20"/></w:rPr><w:instrText xml:space="preserve"> PAGEREF _Toc198219817 \h </w:instrText></w:r><w:r><w:rPr><w:rFonts w:ascii="Avenir Next LT Pro" w:hAnsi="Avenir Next LT Pro"/><w:noProof/><w:webHidden/><w:sz w:val="20"/><w:szCs w:val="20"/></w:rPr></w:r><w:r><w:rPr><w:rFonts w:ascii="Avenir Next LT Pro" w:hAnsi="Avenir Next LT Pro"/><w:noProof/><w:webHidden/><w:sz w:val="20"/><w:szCs w:val="20"/></w:rPr><w:fldChar w:fldCharType="separate"/></w:r><w:r><w:rPr><w:rFonts w:ascii="Avenir Next LT Pro" w:hAnsi="Avenir Next LT Pro"/><w:noProof/><w:webHidden/><w:sz w:val="20"/><w:szCs w:val="20"/></w:rPr><w:t>24</w:t></w:r><w:r><w:rPr><w:rFonts w:ascii="Avenir Next LT Pro" w:hAnsi="Avenir Next LT Pro"/><w:noProof/><w:webHidden/><w:sz w:val="20"/><w:szCs w:val="20"/></w:rPr><w:fldChar w:fldCharType="end"/></w:r></w:hyperlink></w:p><w:p><w:pPr><w:pStyle w:val="Tabladeilustraciones"/><w:tabs><w:tab w:val="right" w:leader="dot" w:pos="8830"/></w:tabs><w:spacing w:line="360" w:lineRule="auto"/><w:rPr><w:rFonts w:ascii="Avenir Next LT Pro" w:eastAsiaTheme="minorEastAsia" w:hAnsi="Avenir Next LT Pro" w:cstheme="minorBidi"/><w:noProof/><w:kern w:val="2"/><w:sz w:val="20"/><w:szCs w:val="20"/><w:lang w:val="es-CO" w:eastAsia="es-CO"/><w14:ligatures w14:val="standardContextual"/></w:rPr></w:pPr><w:hyperlink w:anchor="_Toc198219818" w:history="1"><w:r><w:rPr><w:rStyle w:val="Hipervnculo"/><w:rFonts w:ascii="Avenir Next LT Pro" w:hAnsi="Avenir Next LT Pro" w:cstheme="minorHAnsi"/><w:noProof/><w:sz w:val="20"/><w:szCs w:val="20"/><w:lang w:val="es-CO"/></w:rPr><w:t>Fotografía 2. Mediciones en el punto RI jornada nocturna</w:t></w:r><w:r><w:rPr><w:rFonts w:ascii="Avenir Next LT Pro" w:hAnsi="Avenir Next LT Pro"/><w:noProof/><w:webHidden/><w:sz w:val="20"/><w:szCs w:val="20"/></w:rPr><w:tab/></w:r><w:r><w:rPr><w:rFonts w:ascii="Avenir Next LT Pro" w:hAnsi="Avenir Next LT Pro"/><w:noProof/><w:webHidden/><w:sz w:val="20"/><w:szCs w:val="20"/></w:rPr><w:fldChar w:fldCharType="begin"/></w:r><w:r><w:rPr><w:rFonts w:ascii="Avenir Next LT Pro" w:hAnsi="Avenir Next LT Pro"/><w:noProof/><w:webHidden/><w:sz w:val="20"/><w:szCs w:val="20"/></w:rPr><w:instrText xml:space="preserve"> PAGEREF _Toc198219818 \h </w:instrText></w:r><w:r><w:rPr><w:rFonts w:ascii="Avenir Next LT Pro" w:hAnsi="Avenir Next LT Pro"/><w:noProof/><w:webHidden/><w:sz w:val="20"/><w:szCs w:val="20"/></w:rPr></w:r><w:r><w:rPr><w:rFonts w:ascii="Avenir Next LT Pro" w:hAnsi="Avenir Next LT Pro"/><w:noProof/><w:webHidden/><w:sz w:val="20"/><w:szCs w:val="20"/></w:rPr><w:fldChar w:fldCharType="separate"/></w:r><w:r><w:rPr><w:rFonts w:ascii="Avenir Next LT Pro" w:hAnsi="Avenir Next LT Pro"/><w:noProof/><w:webHidden/><w:sz w:val="20"/><w:szCs w:val="20"/></w:rPr><w:t>24</w:t></w:r><w:r><w:rPr><w:rFonts w:ascii="Avenir Next LT Pro" w:hAnsi="Avenir Next LT Pro"/><w:noProof/><w:webHidden/><w:sz w:val="20"/><w:szCs w:val="20"/></w:rPr><w:fldChar w:fldCharType="end"/></w:r></w:hyperlink></w:p><w:p><w:pPr><w:spacing w:line="360" w:lineRule="auto"/><w:jc w:val="both"/><w:rPr><w:rStyle w:val="Hipervnculo"/><w:rFonts w:ascii="Avenir Next LT Pro" w:hAnsi="Avenir Next LT Pro" w:cstheme="minorHAnsi"/><w:noProof/><w:color w:val="303030"/><w:sz w:val="20"/><w:szCs w:val="20"/><w:lang w:eastAsia="es-MX"/></w:rPr></w:pPr><w:r><w:rPr><w:rStyle w:val="Hipervnculo"/><w:rFonts w:ascii="Avenir Next LT Pro" w:hAnsi="Avenir Next LT Pro" w:cstheme="minorHAnsi"/><w:noProof/><w:color w:val="303030"/><w:sz w:val="20"/><w:szCs w:val="20"/><w:lang w:eastAsia="es-MX"/></w:rPr><w:fldChar w:fldCharType="end"/></w:r></w:p><w:p><w:pPr><w:spacing w:line="360" w:lineRule="auto"/><w:jc w:val="both"/><w:rPr><w:rStyle w:val="Hipervnculo"/><w:rFonts w:ascii="Avenir Next LT Pro" w:hAnsi="Avenir Next LT Pro" w:cstheme="minorHAnsi"/><w:noProof/><w:color w:val="303030"/><w:sz w:val="20"/><w:szCs w:val="20"/><w:lang w:eastAsia="es-MX"/></w:rPr></w:pPr></w:p><w:p><w:pPr><w:spacing w:line="360" w:lineRule="auto"/><w:jc w:val="both"/><w:rPr><w:rStyle w:val="Hipervnculo"/><w:rFonts w:ascii="Avenir Next LT Pro" w:hAnsi="Avenir Next LT Pro" w:cstheme="minorHAnsi"/><w:noProof/><w:color w:val="303030"/><w:sz w:val="20"/><w:szCs w:val="20"/><w:lang w:eastAsia="es-MX"/></w:rPr></w:pPr></w:p><w:p><w:pPr><w:spacing w:line="360" w:lineRule="auto"/><w:jc w:val="both"/><w:rPr><w:rStyle w:val="Hipervnculo"/><w:rFonts w:ascii="Avenir Next LT Pro" w:hAnsi="Avenir Next LT Pro" w:cstheme="minorHAnsi"/><w:noProof/><w:color w:val="303030"/><w:sz w:val="20"/><w:szCs w:val="20"/><w:lang w:eastAsia="es-MX"/></w:rPr></w:pPr></w:p><w:p><w:pPr><w:spacing w:line="360" w:lineRule="auto"/><w:jc w:val="both"/><w:rPr><w:rStyle w:val="Hipervnculo"/><w:rFonts w:ascii="Avenir Next LT Pro" w:hAnsi="Avenir Next LT Pro" w:cstheme="minorHAnsi"/><w:noProof/><w:color w:val="303030"/><w:sz w:val="20"/><w:szCs w:val="20"/><w:lang w:eastAsia="es-MX"/></w:rPr></w:pPr></w:p><w:p><w:pPr><w:spacing w:line="360" w:lineRule="auto"/><w:jc w:val="both"/><w:rPr><w:rStyle w:val="Hipervnculo"/><w:rFonts w:ascii="Avenir Next LT Pro" w:hAnsi="Avenir Next LT Pro" w:cstheme="minorHAnsi"/><w:noProof/><w:color w:val="303030"/><w:sz w:val="20"/><w:szCs w:val="20"/><w:lang w:eastAsia="es-MX"/></w:rPr></w:pPr><w:r><w:rPr><w:rStyle w:val="Hipervnculo"/><w:rFonts w:ascii="Avenir Next LT Pro" w:hAnsi="Avenir Next LT Pro" w:cstheme="minorHAnsi"/><w:noProof/><w:color w:val="303030"/><w:sz w:val="20"/><w:szCs w:val="20"/><w:lang w:eastAsia="es-MX"/></w:rPr><w:br w:type="page"/></w:r></w:p><w:p><w:pPr><w:pStyle w:val="TtuloTDC"/><w:spacing w:before="0" w:line="360" w:lineRule="auto"/><w:rPr><w:rFonts w:ascii="Avenir Next LT Pro" w:hAnsi="Avenir Next LT Pro" w:cstheme="minorHAnsi"/><w:color w:val="303030"/><w:sz w:val="32"/><w:szCs w:val="32"/></w:rPr></w:pPr><w:r><w:rPr><w:rFonts w:ascii="Avenir Next LT Pro" w:hAnsi="Avenir Next LT Pro" w:cstheme="minorHAnsi"/><w:color w:val="303030"/><w:sz w:val="32"/><w:szCs w:val="32"/></w:rPr><w:lastRenderedPageBreak/><w:t>ÍNDICES DE </w:t></w:r><w:commentRangeStart w:id="14"/><w:r><w:rPr><w:rFonts w:ascii="Avenir Next LT Pro" w:hAnsi="Avenir Next LT Pro" w:cstheme="minorHAnsi"/><w:color w:val="303030"/><w:sz w:val="32"/><w:szCs w:val="32"/></w:rPr><w:t>FIGURAS</w:t></w:r><w:commentRangeEnd w:id="14"/><w:r><w:rPr><w:rStyle w:val="Refdecomentario"/><w:rFonts w:ascii="Tahoma" w:eastAsia="Times New Roman" w:hAnsi="Tahoma"/><w:b w:val="0"/><w:bCs w:val="0"/><w:color w:val="auto"/><w:szCs w:val="20"/><w:lang w:val="es-MX" w:eastAsia="es-MX"/></w:rPr><w:commentReference w:id="14"/></w:r></w:p><w:p><w:pPr><w:pStyle w:val="Tabladeilustraciones"/><w:tabs><w:tab w:val="right" w:leader="dot" w:pos="8830"/></w:tabs><w:spacing w:line="360" w:lineRule="auto"/><w:rPr><w:rFonts w:ascii="Avenir Next LT Pro" w:eastAsiaTheme="minorEastAsia" w:hAnsi="Avenir Next LT Pro" w:cstheme="minorBidi"/><w:noProof/><w:kern w:val="2"/><w:sz w:val="20"/><w:szCs w:val="20"/><w:lang w:val="es-CO" w:eastAsia="es-CO"/><w14:ligatures w14:val="standardContextual"/></w:rPr></w:pPr><w:r><w:rPr><w:rStyle w:val="Hipervnculo"/><w:rFonts w:ascii="Avenir Next LT Pro" w:hAnsi="Avenir Next LT Pro" w:cstheme="minorHAnsi"/><w:noProof/><w:color w:val="303030"/><w:sz w:val="20"/><w:szCs w:val="20"/><w:lang w:val="es-CO"/></w:rPr><w:fldChar w:fldCharType="begin"/></w:r><w:r><w:rPr><w:rStyle w:val="Hipervnculo"/><w:rFonts w:ascii="Avenir Next LT Pro" w:hAnsi="Avenir Next LT Pro" w:cstheme="minorHAnsi"/><w:noProof/><w:color w:val="303030"/><w:sz w:val="20"/><w:szCs w:val="20"/><w:lang w:val="es-CO"/></w:rPr><w:instrText xml:space="preserve"> TOC \h \z \c "Figura" </w:instrText></w:r><w:r><w:rPr><w:rStyle w:val="Hipervnculo"/><w:rFonts w:ascii="Avenir Next LT Pro" w:hAnsi="Avenir Next LT Pro" w:cstheme="minorHAnsi"/><w:noProof/><w:color w:val="303030"/><w:sz w:val="20"/><w:szCs w:val="20"/><w:lang w:val="es-CO"/></w:rPr><w:fldChar w:fldCharType="separate"/></w:r><w:hyperlink w:anchor="_Toc198219831" w:history="1"><w:r><w:rPr><w:rStyle w:val="Hipervnculo"/><w:rFonts w:ascii="Avenir Next LT Pro" w:hAnsi="Avenir Next LT Pro" w:cstheme="minorHAnsi"/><w:noProof/><w:sz w:val="20"/><w:szCs w:val="20"/><w:lang w:val="es-CO"/></w:rPr><w:t>Figura 1. Ubicación del punto de monitoreo.</w:t></w:r><w:r><w:rPr><w:rFonts w:ascii="Avenir Next LT Pro" w:hAnsi="Avenir Next LT Pro"/><w:noProof/><w:webHidden/><w:sz w:val="20"/><w:szCs w:val="20"/></w:rPr><w:tab/></w:r><w:r><w:rPr><w:rFonts w:ascii="Avenir Next LT Pro" w:hAnsi="Avenir Next LT Pro"/><w:noProof/><w:webHidden/><w:sz w:val="20"/><w:szCs w:val="20"/></w:rPr><w:fldChar w:fldCharType="begin"/></w:r><w:r><w:rPr><w:rFonts w:ascii="Avenir Next LT Pro" w:hAnsi="Avenir Next LT Pro"/><w:noProof/><w:webHidden/><w:sz w:val="20"/><w:szCs w:val="20"/></w:rPr><w:instrText xml:space="preserve"> PAGEREF _Toc198219831 \h </w:instrText></w:r><w:r><w:rPr><w:rFonts w:ascii="Avenir Next LT Pro" w:hAnsi="Avenir Next LT Pro"/><w:noProof/><w:webHidden/><w:sz w:val="20"/><w:szCs w:val="20"/></w:rPr></w:r><w:r><w:rPr><w:rFonts w:ascii="Avenir Next LT Pro" w:hAnsi="Avenir Next LT Pro"/><w:noProof/><w:webHidden/><w:sz w:val="20"/><w:szCs w:val="20"/></w:rPr><w:fldChar w:fldCharType="separate"/></w:r><w:r><w:rPr><w:rFonts w:ascii="Avenir Next LT Pro" w:hAnsi="Avenir Next LT Pro"/><w:noProof/><w:webHidden/><w:sz w:val="20"/><w:szCs w:val="20"/></w:rPr><w:t>12</w:t></w:r><w:r><w:rPr><w:rFonts w:ascii="Avenir Next LT Pro" w:hAnsi="Avenir Next LT Pro"/><w:noProof/><w:webHidden/><w:sz w:val="20"/><w:szCs w:val="20"/></w:rPr><w:fldChar w:fldCharType="end"/></w:r></w:hyperlink></w:p><w:p><w:pPr><w:pStyle w:val="Tabladeilustraciones"/><w:tabs><w:tab w:val="right" w:leader="dot" w:pos="8830"/></w:tabs><w:spacing w:line="360" w:lineRule="auto"/><w:rPr><w:rFonts w:ascii="Avenir Next LT Pro" w:eastAsiaTheme="minorEastAsia" w:hAnsi="Avenir Next LT Pro" w:cstheme="minorBidi"/><w:noProof/><w:kern w:val="2"/><w:sz w:val="20"/><w:szCs w:val="20"/><w:lang w:val="es-CO" w:eastAsia="es-CO"/><w14:ligatures w14:val="standardContextual"/></w:rPr></w:pPr><w:hyperlink w:anchor="_Toc198219832" w:history="1"><w:r><w:rPr><w:rStyle w:val="Hipervnculo"/><w:rFonts w:ascii="Avenir Next LT Pro" w:hAnsi="Avenir Next LT Pro" w:cstheme="minorHAnsi"/><w:noProof/><w:sz w:val="20"/><w:szCs w:val="20"/><w:lang w:eastAsia="es-ES"/></w:rPr><w:t>Figura 2. Equipos de monitoreo de ruido (Imágenes de referencia).</w:t></w:r><w:r><w:rPr><w:rFonts w:ascii="Avenir Next LT Pro" w:hAnsi="Avenir Next LT Pro"/><w:noProof/><w:webHidden/><w:sz w:val="20"/><w:szCs w:val="20"/></w:rPr><w:tab/></w:r><w:r><w:rPr><w:rFonts w:ascii="Avenir Next LT Pro" w:hAnsi="Avenir Next LT Pro"/><w:noProof/><w:webHidden/><w:sz w:val="20"/><w:szCs w:val="20"/></w:rPr><w:fldChar w:fldCharType="begin"/></w:r><w:r><w:rPr><w:rFonts w:ascii="Avenir Next LT Pro" w:hAnsi="Avenir Next LT Pro"/><w:noProof/><w:webHidden/><w:sz w:val="20"/><w:szCs w:val="20"/></w:rPr><w:instrText xml:space="preserve"> PAGEREF _Toc198219832 \h </w:instrText></w:r><w:r><w:rPr><w:rFonts w:ascii="Avenir Next LT Pro" w:hAnsi="Avenir Next LT Pro"/><w:noProof/><w:webHidden/><w:sz w:val="20"/><w:szCs w:val="20"/></w:rPr></w:r><w:r><w:rPr><w:rFonts w:ascii="Avenir Next LT Pro" w:hAnsi="Avenir Next LT Pro"/><w:noProof/><w:webHidden/><w:sz w:val="20"/><w:szCs w:val="20"/></w:rPr><w:fldChar w:fldCharType="separate"/></w:r><w:r><w:rPr><w:rFonts w:ascii="Avenir Next LT Pro" w:hAnsi="Avenir Next LT Pro"/><w:noProof/><w:webHidden/><w:sz w:val="20"/><w:szCs w:val="20"/></w:rPr><w:t>13</w:t></w:r><w:r><w:rPr><w:rFonts w:ascii="Avenir Next LT Pro" w:hAnsi="Avenir Next LT Pro"/><w:noProof/><w:webHidden/><w:sz w:val="20"/><w:szCs w:val="20"/></w:rPr><w:fldChar w:fldCharType="end"/></w:r></w:hyperlink></w:p><w:p><w:pPr><w:pStyle w:val="Tabladeilustraciones"/><w:tabs><w:tab w:val="right" w:leader="dot" w:pos="8830"/></w:tabs><w:spacing w:line="360" w:lineRule="auto"/><w:rPr><w:rFonts w:ascii="Avenir Next LT Pro" w:eastAsiaTheme="minorEastAsia" w:hAnsi="Avenir Next LT Pro" w:cstheme="minorBidi"/><w:noProof/><w:kern w:val="2"/><w:sz w:val="20"/><w:szCs w:val="20"/><w:lang w:val="es-CO" w:eastAsia="es-CO"/><w14:ligatures w14:val="standardContextual"/></w:rPr></w:pPr><w:hyperlink w:anchor="_Toc198219833" w:history="1"><w:r><w:rPr><w:rStyle w:val="Hipervnculo"/><w:rFonts w:ascii="Avenir Next LT Pro" w:hAnsi="Avenir Next LT Pro" w:cstheme="minorHAnsi"/><w:noProof/><w:sz w:val="20"/><w:szCs w:val="20"/></w:rPr><w:t>Figura 3. Rosa de viento de la zona de monitoreo.</w:t></w:r><w:r><w:rPr><w:rFonts w:ascii="Avenir Next LT Pro" w:hAnsi="Avenir Next LT Pro"/><w:noProof/><w:webHidden/><w:sz w:val="20"/><w:szCs w:val="20"/></w:rPr><w:tab/></w:r><w:r><w:rPr><w:rFonts w:ascii="Avenir Next LT Pro" w:hAnsi="Avenir Next LT Pro"/><w:noProof/><w:webHidden/><w:sz w:val="20"/><w:szCs w:val="20"/></w:rPr><w:fldChar w:fldCharType="begin"/></w:r><w:r><w:rPr><w:rFonts w:ascii="Avenir Next LT Pro" w:hAnsi="Avenir Next LT Pro"/><w:noProof/><w:webHidden/><w:sz w:val="20"/><w:szCs w:val="20"/></w:rPr><w:instrText xml:space="preserve"> PAGEREF _Toc198219833 \h </w:instrText></w:r><w:r><w:rPr><w:rFonts w:ascii="Avenir Next LT Pro" w:hAnsi="Avenir Next LT Pro"/><w:noProof/><w:webHidden/><w:sz w:val="20"/><w:szCs w:val="20"/></w:rPr></w:r><w:r><w:rPr><w:rFonts w:ascii="Avenir Next LT Pro" w:hAnsi="Avenir Next LT Pro"/><w:noProof/><w:webHidden/><w:sz w:val="20"/><w:szCs w:val="20"/></w:rPr><w:fldChar w:fldCharType="separate"/></w:r><w:r><w:rPr><w:rFonts w:ascii="Avenir Next LT Pro" w:hAnsi="Avenir Next LT Pro"/><w:noProof/><w:webHidden/><w:sz w:val="20"/><w:szCs w:val="20"/></w:rPr><w:t>22</w:t></w:r><w:r><w:rPr><w:rFonts w:ascii="Avenir Next LT Pro" w:hAnsi="Avenir Next LT Pro"/><w:noProof/><w:webHidden/><w:sz w:val="20"/><w:szCs w:val="20"/></w:rPr><w:fldChar w:fldCharType="end"/></w:r></w:hyperlink></w:p><w:p><w:pPr><w:pStyle w:val="Tabladeilustraciones"/><w:tabs><w:tab w:val="right" w:leader="dot" w:pos="8830"/></w:tabs><w:spacing w:line="360" w:lineRule="auto"/><w:rPr><w:rFonts w:ascii="Avenir Next LT Pro" w:eastAsiaTheme="minorEastAsia" w:hAnsi="Avenir Next LT Pro" w:cstheme="minorBidi"/><w:noProof/><w:kern w:val="2"/><w:sz w:val="20"/><w:szCs w:val="20"/><w:lang w:val="es-CO" w:eastAsia="es-CO"/><w14:ligatures w14:val="standardContextual"/></w:rPr></w:pPr><w:hyperlink w:anchor="_Toc198219834" w:history="1"><w:r><w:rPr><w:rStyle w:val="Hipervnculo"/><w:rFonts w:ascii="Avenir Next LT Pro" w:hAnsi="Avenir Next LT Pro"/><w:noProof/><w:sz w:val="20"/><w:szCs w:val="20"/><w:lang w:val="es-CO"/></w:rPr><w:t>Figura 4. Identificación de asentamientos poblacionales</w:t></w:r><w:r><w:rPr><w:rFonts w:ascii="Avenir Next LT Pro" w:hAnsi="Avenir Next LT Pro"/><w:noProof/><w:webHidden/><w:sz w:val="20"/><w:szCs w:val="20"/></w:rPr><w:tab/></w:r><w:r><w:rPr><w:rFonts w:ascii="Avenir Next LT Pro" w:hAnsi="Avenir Next LT Pro"/><w:noProof/><w:webHidden/><w:sz w:val="20"/><w:szCs w:val="20"/></w:rPr><w:fldChar w:fldCharType="begin"/></w:r><w:r><w:rPr><w:rFonts w:ascii="Avenir Next LT Pro" w:hAnsi="Avenir Next LT Pro"/><w:noProof/><w:webHidden/><w:sz w:val="20"/><w:szCs w:val="20"/></w:rPr><w:instrText xml:space="preserve"> PAGEREF _Toc198219834 \h </w:instrText></w:r><w:r><w:rPr><w:rFonts w:ascii="Avenir Next LT Pro" w:hAnsi="Avenir Next LT Pro"/><w:noProof/><w:webHidden/><w:sz w:val="20"/><w:szCs w:val="20"/></w:rPr></w:r><w:r><w:rPr><w:rFonts w:ascii="Avenir Next LT Pro" w:hAnsi="Avenir Next LT Pro"/><w:noProof/><w:webHidden/><w:sz w:val="20"/><w:szCs w:val="20"/></w:rPr><w:fldChar w:fldCharType="separate"/></w:r><w:r><w:rPr><w:rFonts w:ascii="Avenir Next LT Pro" w:hAnsi="Avenir Next LT Pro"/><w:noProof/><w:webHidden/><w:sz w:val="20"/><w:szCs w:val="20"/></w:rPr><w:t>24</w:t></w:r><w:r><w:rPr><w:rFonts w:ascii="Avenir Next LT Pro" w:hAnsi="Avenir Next LT Pro"/><w:noProof/><w:webHidden/><w:sz w:val="20"/><w:szCs w:val="20"/></w:rPr><w:fldChar w:fldCharType="end"/></w:r></w:hyperlink></w:p><w:p><w:pPr><w:pStyle w:val="Tabladeilustraciones"/><w:tabs><w:tab w:val="right" w:leader="dot" w:pos="8830"/></w:tabs><w:spacing w:line="360" w:lineRule="auto"/><w:rPr><w:rFonts w:ascii="Avenir Next LT Pro" w:eastAsiaTheme="minorEastAsia" w:hAnsi="Avenir Next LT Pro" w:cstheme="minorBidi"/><w:noProof/><w:kern w:val="2"/><w:sz w:val="20"/><w:szCs w:val="20"/><w:lang w:val="es-CO" w:eastAsia="es-CO"/><w14:ligatures w14:val="standardContextual"/></w:rPr></w:pPr><w:hyperlink w:anchor="_Toc198219835" w:history="1"><w:r><w:rPr><w:rStyle w:val="Hipervnculo"/><w:rFonts w:ascii="Avenir Next LT Pro" w:hAnsi="Avenir Next LT Pro" w:cs="Calibri"/><w:noProof/><w:sz w:val="20"/><w:szCs w:val="20"/><w:lang w:val="es-CO"/></w:rPr><w:t>Figura 5</w:t></w:r><w:r><w:rPr><w:rStyle w:val="Hipervnculo"/><w:rFonts w:ascii="Avenir Next LT Pro" w:hAnsi="Avenir Next LT Pro"/><w:noProof/><w:sz w:val="20"/><w:szCs w:val="20"/><w:lang w:val="es-CO"/></w:rPr><w:t>. Mapa detallado de la posición de las fuentes de sonido, objetos relevantes y puntos de monitoreo</w:t></w:r><w:r><w:rPr><w:rFonts w:ascii="Avenir Next LT Pro" w:hAnsi="Avenir Next LT Pro"/><w:noProof/><w:webHidden/><w:sz w:val="20"/><w:szCs w:val="20"/></w:rPr><w:tab/></w:r><w:r><w:rPr><w:rFonts w:ascii="Avenir Next LT Pro" w:hAnsi="Avenir Next LT Pro"/><w:noProof/><w:webHidden/><w:sz w:val="20"/><w:szCs w:val="20"/></w:rPr><w:fldChar w:fldCharType="begin"/></w:r><w:r><w:rPr><w:rFonts w:ascii="Avenir Next LT Pro" w:hAnsi="Avenir Next LT Pro"/><w:noProof/><w:webHidden/><w:sz w:val="20"/><w:szCs w:val="20"/></w:rPr><w:instrText xml:space="preserve"> PAGEREF _Toc198219835 \h </w:instrText></w:r><w:r><w:rPr><w:rFonts w:ascii="Avenir Next LT Pro" w:hAnsi="Avenir Next LT Pro"/><w:noProof/><w:webHidden/><w:sz w:val="20"/><w:szCs w:val="20"/></w:rPr></w:r><w:r><w:rPr><w:rFonts w:ascii="Avenir Next LT Pro" w:hAnsi="Avenir Next LT Pro"/><w:noProof/><w:webHidden/><w:sz w:val="20"/><w:szCs w:val="20"/></w:rPr><w:fldChar w:fldCharType="separate"/></w:r><w:r><w:rPr><w:rFonts w:ascii="Avenir Next LT Pro" w:hAnsi="Avenir Next LT Pro"/><w:noProof/><w:webHidden/><w:sz w:val="20"/><w:szCs w:val="20"/></w:rPr><w:t>30</w:t></w:r><w:r><w:rPr><w:rFonts w:ascii="Avenir Next LT Pro" w:hAnsi="Avenir Next LT Pro"/><w:noProof/><w:webHidden/><w:sz w:val="20"/><w:szCs w:val="20"/></w:rPr><w:fldChar w:fldCharType="end"/></w:r></w:hyperlink></w:p><w:p><w:pPr><w:pStyle w:val="Tabladeilustraciones"/><w:tabs><w:tab w:val="right" w:leader="dot" w:pos="8830"/></w:tabs><w:spacing w:line="360" w:lineRule="auto"/><w:rPr><w:rFonts w:ascii="Avenir Next LT Pro" w:eastAsiaTheme="minorEastAsia" w:hAnsi="Avenir Next LT Pro" w:cstheme="minorBidi"/><w:noProof/><w:kern w:val="2"/><w:sz w:val="20"/><w:szCs w:val="20"/><w:lang w:val="es-CO" w:eastAsia="es-CO"/><w14:ligatures w14:val="standardContextual"/></w:rPr></w:pPr><w:hyperlink w:anchor="_Toc198219836" w:history="1"><w:r><w:rPr><w:rStyle w:val="Hipervnculo"/><w:rFonts w:ascii="Avenir Next LT Pro" w:hAnsi="Avenir Next LT Pro" w:cs="Calibri"/><w:noProof/><w:sz w:val="20"/><w:szCs w:val="20"/></w:rPr><w:t>Figura 6. Declaración binaria con la regla de aceptación simple</w:t></w:r><w:r><w:rPr><w:rFonts w:ascii="Avenir Next LT Pro" w:hAnsi="Avenir Next LT Pro"/><w:noProof/><w:webHidden/><w:sz w:val="20"/><w:szCs w:val="20"/></w:rPr><w:tab/></w:r><w:r><w:rPr><w:rFonts w:ascii="Avenir Next LT Pro" w:hAnsi="Avenir Next LT Pro"/><w:noProof/><w:webHidden/><w:sz w:val="20"/><w:szCs w:val="20"/></w:rPr><w:fldChar w:fldCharType="begin"/></w:r><w:r><w:rPr><w:rFonts w:ascii="Avenir Next LT Pro" w:hAnsi="Avenir Next LT Pro"/><w:noProof/><w:webHidden/><w:sz w:val="20"/><w:szCs w:val="20"/></w:rPr><w:instrText xml:space="preserve"> PAGEREF _Toc198219836 \h </w:instrText></w:r><w:r><w:rPr><w:rFonts w:ascii="Avenir Next LT Pro" w:hAnsi="Avenir Next LT Pro"/><w:noProof/><w:webHidden/><w:sz w:val="20"/><w:szCs w:val="20"/></w:rPr></w:r><w:r><w:rPr><w:rFonts w:ascii="Avenir Next LT Pro" w:hAnsi="Avenir Next LT Pro"/><w:noProof/><w:webHidden/><w:sz w:val="20"/><w:szCs w:val="20"/></w:rPr><w:fldChar w:fldCharType="separate"/></w:r><w:r><w:rPr><w:rFonts w:ascii="Avenir Next LT Pro" w:hAnsi="Avenir Next LT Pro"/><w:noProof/><w:webHidden/><w:sz w:val="20"/><w:szCs w:val="20"/></w:rPr><w:t>31</w:t></w:r><w:r><w:rPr><w:rFonts w:ascii="Avenir Next LT Pro" w:hAnsi="Avenir Next LT Pro"/><w:noProof/><w:webHidden/><w:sz w:val="20"/><w:szCs w:val="20"/></w:rPr><w:fldChar w:fldCharType="end"/></w:r></w:hyperlink></w:p><w:p><w:pPr><w:spacing w:line="360" w:lineRule="auto"/><w:jc w:val="both"/><w:rPr><w:rStyle w:val="Hipervnculo"/><w:rFonts w:ascii="Avenir Next LT Pro" w:hAnsi="Avenir Next LT Pro" w:cstheme="minorHAnsi"/><w:noProof/><w:color w:val="303030"/><w:sz w:val="20"/><w:szCs w:val="20"/></w:rPr></w:pPr><w:r><w:rPr><w:rStyle w:val="Hipervnculo"/><w:rFonts w:ascii="Avenir Next LT Pro" w:hAnsi="Avenir Next LT Pro" w:cstheme="minorHAnsi"/><w:noProof/><w:color w:val="303030"/><w:sz w:val="20"/><w:szCs w:val="20"/></w:rPr><w:fldChar w:fldCharType="end"/></w:r><w:r><w:rPr><w:rStyle w:val="Hipervnculo"/><w:rFonts w:ascii="Avenir Next LT Pro" w:hAnsi="Avenir Next LT Pro" w:cstheme="minorHAnsi"/><w:noProof/><w:color w:val="303030"/><w:sz w:val="20"/><w:szCs w:val="20"/></w:rPr><w:br w:type="page"/></w:r></w:p><w:p><w:pPr><w:pStyle w:val="Ttulo1"/><w:numPr><w:ilvl w:val="0"/><w:numId w:val="5"/></w:numPr><w:spacing w:line="276" w:lineRule="auto"/><w:jc w:val="both"/><w:rPr><w:rFonts w:ascii="Avenir Next LT Pro" w:hAnsi="Avenir Next LT Pro" w:cstheme="minorHAnsi"/><w:bCs w:val="0"/><w:color w:val="303030"/><w:sz w:val="40"/><w:szCs w:val="40"/></w:rPr></w:pPr><w:bookmarkStart w:id="15" w:name="_Toc211423067"/><w:bookmarkStart w:id="16" w:name="_Toc215310858"/><w:r><w:rPr><w:rFonts w:ascii="Avenir Next LT Pro" w:hAnsi="Avenir Next LT Pro" w:cstheme="minorHAnsi"/><w:bCs w:val="0"/><w:color w:val="303030"/><w:sz w:val="40"/><w:szCs w:val="40"/></w:rPr><w:lastRenderedPageBreak/><w:t>I</w:t></w:r><w:bookmarkEnd w:id="5"/><w:bookmarkEnd w:id="6"/><w:bookmarkEnd w:id="7"/><w:bookmarkEnd w:id="13"/><w:r><w:rPr><w:rFonts w:ascii="Avenir Next LT Pro" w:hAnsi="Avenir Next LT Pro" w:cstheme="minorHAnsi"/><w:bCs w:val="0"/><w:color w:val="303030"/><w:sz w:val="40"/><w:szCs w:val="40"/></w:rPr><w:t>NFORMACIÓN GENERAL</w:t></w:r><w:bookmarkEnd w:id="15"/><w:bookmarkEnd w:id="16"/></w:p><w:p><w:pPr><w:rPr><w:rFonts w:ascii="Avenir Next LT Pro" w:hAnsi="Avenir Next LT Pro"/><w:color w:val="303030"/></w:rPr></w:pPr></w:p><w:p><w:pPr><w:pStyle w:val="Ttulo2"/><w:numPr><w:ilvl w:val="1"/><w:numId w:val="21"/></w:numPr><w:rPr><w:rFonts w:ascii="Avenir Next LT Pro" w:hAnsi="Avenir Next LT Pro"/><w:color w:val="303030"/><w:sz w:val="28"/><w:szCs w:val="28"/></w:rPr></w:pPr><w:bookmarkStart w:id="17" w:name="_Toc211423068"/><w:bookmarkStart w:id="18" w:name="_Ref12440758"/><w:bookmarkStart w:id="19" w:name="_Toc215310859"/><w:r><w:rPr><w:rFonts w:ascii="Avenir Next LT Pro" w:hAnsi="Avenir Next LT Pro"/><w:color w:val="303030"/><w:sz w:val="28"/><w:szCs w:val="28"/></w:rPr><w:t>Información de la </w:t></w:r><w:commentRangeStart w:id="20"/><w:commentRangeStart w:id="21"/><w:r><w:rPr><w:rFonts w:ascii="Avenir Next LT Pro" w:hAnsi="Avenir Next LT Pro"/><w:color w:val="303030"/><w:sz w:val="28"/><w:szCs w:val="28"/></w:rPr><w:t>empresa</w:t></w:r><w:commentRangeEnd w:id="20"/><w:r><w:rPr><w:rStyle w:val="Refdecomentario"/><w:rFonts w:ascii="Tahoma" w:hAnsi="Tahoma"/><w:b w:val="0"/><w:bCs w:val="0"/><w:szCs w:val="20"/><w:lang w:val="es-MX" w:eastAsia="es-MX"/></w:rPr><w:commentReference w:id="20"/></w:r><w:commentRangeEnd w:id="21"/><w:r><w:rPr><w:rStyle w:val="Refdecomentario"/><w:rFonts w:ascii="Tahoma" w:hAnsi="Tahoma"/><w:b w:val="0"/><w:bCs w:val="0"/><w:szCs w:val="20"/><w:lang w:val="es-MX" w:eastAsia="es-MX"/></w:rPr><w:commentReference w:id="21"/></w:r><w:bookmarkEnd w:id="17"/><w:bookmarkEnd w:id="19"/></w:p><w:p><w:pPr><w:rPr><w:color w:val="303030"/></w:rPr></w:pPr></w:p><w:tbl><w:tblPr><w:tblStyle w:val="Tablaconcuadrcula"/><w:tblW w:w="0" w:type="auto"/><w:tblBorders><w:top w:val="none" w:sz="0" w:space="0" w:color="auto"/><w:left w:val="none" w:sz="0" w:space="0" w:color="auto"/><w:bottom w:val="none" w:sz="0" w:space="0" w:color="auto"/><w:right w:val="none" w:sz="0" w:space="0" w:color="auto"/><w:insideH w:val="none" w:sz="0" w:space="0" w:color="auto"/><w:insideV w:val="none" w:sz="0" w:space="0" w:color="auto"/></w:tblBorders><w:tblLook w:val="04A0" w:firstRow="1" w:lastRow="0" w:firstColumn="1" w:lastColumn="0" w:noHBand="0" w:noVBand="1"/></w:tblPr><w:tblGrid><w:gridCol w:w="3256"/><w:gridCol w:w="5572"/></w:tblGrid><w:tr><w:tc><w:tcPr><w:tcW w:w="3256" w:type="dxa"/></w:tcPr><w:p><w:pPr><w:spacing w:line="360" w:lineRule="auto"/><w:rPr><w:rFonts w:ascii="Avenir Next LT Pro" w:hAnsi="Avenir Next LT Pro" w:cs="Calibri"/><w:b/><w:color w:val="303030"/><w:sz w:val="22"/><w:szCs w:val="22"/></w:rPr></w:pPr><w:r><w:rPr><w:rFonts w:ascii="Avenir Next LT Pro" w:hAnsi="Avenir Next LT Pro" w:cs="Calibri"/><w:b/><w:color w:val="303030"/><w:sz w:val="22"/><w:szCs w:val="22"/></w:rPr><w:t>Razón social:</w:t></w:r></w:p></w:tc><w:tc><w:tcPr><w:tcW w:w="5572" w:type="dxa"/></w:tcPr><w:p><w:pPr><w:spacing w:line="360" w:lineRule="auto"/><w:rPr><w:rFonts w:ascii="Avenir Next LT Pro" w:hAnsi="Avenir Next LT Pro" w:cs="Calibri"/><w:b/><w:color w:val="303030"/><w:sz w:val="22"/><w:szCs w:val="22"/></w:rPr></w:pPr><w:r><w:rPr><w:rFonts w:ascii="Avenir Next LT Pro" w:hAnsi="Avenir Next LT Pro"/><w:color w:val="303030"/><w:sz w:val="22"/><w:szCs w:val="22"/></w:rPr><w:t>{tag_razon_social}</w:t></w:r></w:p></w:tc></w:tr><w:tr><w:tc><w:tcPr><w:tcW w:w="3256" w:type="dxa"/></w:tcPr><w:p><w:pPr><w:spacing w:line="360" w:lineRule="auto"/><w:rPr><w:rFonts w:ascii="Avenir Next LT Pro" w:hAnsi="Avenir Next LT Pro" w:cs="Calibri"/><w:b/><w:color w:val="303030"/><w:sz w:val="22"/><w:szCs w:val="22"/></w:rPr></w:pPr><w:r><w:rPr><w:rFonts w:ascii="Avenir Next LT Pro" w:hAnsi="Avenir Next LT Pro" w:cs="Calibri"/><w:b/><w:color w:val="303030"/><w:sz w:val="22"/><w:szCs w:val="22"/></w:rPr><w:t>Correo contacto ambiental:</w:t></w:r></w:p></w:tc><w:tc><w:tcPr><w:tcW w:w="5572" w:type="dxa"/></w:tcPr><w:p><w:pPr><w:spacing w:line="360" w:lineRule="auto"/><w:rPr><w:rFonts w:ascii="Avenir Next LT Pro" w:hAnsi="Avenir Next LT Pro" w:cs="Calibri"/><w:b/><w:color w:val="303030"/><w:sz w:val="22"/><w:szCs w:val="22"/></w:rPr></w:pPr><w:r><w:rPr><w:rFonts w:ascii="Avenir Next LT Pro" w:hAnsi="Avenir Next LT Pro"/><w:color w:val="303030"/><w:sz w:val="22"/><w:szCs w:val="22"/></w:rPr><w:t>{tag_correo_valor}</w:t></w:r></w:p></w:tc></w:tr><w:tr><w:tc><w:tcPr><w:tcW w:w="3256" w:type="dxa"/></w:tcPr><w:p><w:pPr><w:spacing w:line="360" w:lineRule="auto"/><w:rPr><w:rFonts w:ascii="Avenir Next LT Pro" w:hAnsi="Avenir Next LT Pro" w:cs="Calibri"/><w:b/><w:color w:val="303030"/><w:sz w:val="22"/><w:szCs w:val="22"/></w:rPr></w:pPr><w:r><w:rPr><w:rFonts w:ascii="Avenir Next LT Pro" w:hAnsi="Avenir Next LT Pro" w:cs="Calibri"/><w:b/><w:color w:val="303030"/><w:sz w:val="22"/><w:szCs w:val="22"/></w:rPr><w:t>Nombre del cliente:</w:t></w:r></w:p></w:tc><w:tc><w:tcPr><w:tcW w:w="5572" w:type="dxa"/></w:tcPr><w:p><w:pPr><w:spacing w:line="360" w:lineRule="auto"/><w:rPr><w:rFonts w:ascii="Avenir Next LT Pro" w:hAnsi="Avenir Next LT Pro" w:cs="Calibri"/><w:b/><w:color w:val="303030"/><w:sz w:val="22"/><w:szCs w:val="22"/></w:rPr></w:pPr><w:r><w:rPr><w:rFonts w:ascii="Avenir Next LT Pro" w:hAnsi="Avenir Next LT Pro"/><w:color w:val="303030"/><w:sz w:val="22"/><w:szCs w:val="22"/></w:rPr><w:t>{tag_representante}</w:t></w:r></w:p></w:tc></w:tr><w:tr><w:tc><w:tcPr><w:tcW w:w="3256" w:type="dxa"/></w:tcPr><w:p><w:pPr><w:spacing w:line="360" w:lineRule="auto"/><w:rPr><w:rFonts w:ascii="Avenir Next LT Pro" w:hAnsi="Avenir Next LT Pro" w:cs="Calibri"/><w:b/><w:color w:val="303030"/><w:sz w:val="22"/><w:szCs w:val="22"/></w:rPr></w:pPr><w:r><w:rPr><w:rFonts w:ascii="Avenir Next LT Pro" w:hAnsi="Avenir Next LT Pro" w:cs="Calibri"/><w:b/><w:color w:val="303030"/><w:sz w:val="22"/><w:szCs w:val="22"/></w:rPr><w:t>Teléfono: </w:t></w:r></w:p></w:tc><w:tc><w:tcPr><w:tcW w:w="5572" w:type="dxa"/></w:tcPr><w:p><w:pPr><w:spacing w:line="360" w:lineRule="auto"/><w:rPr><w:rFonts w:ascii="Avenir Next LT Pro" w:hAnsi="Avenir Next LT Pro" w:cs="Calibri"/><w:b/><w:color w:val="303030"/><w:sz w:val="22"/><w:szCs w:val="22"/></w:rPr></w:pPr><w:r><w:rPr><w:rFonts w:ascii="Avenir Next LT Pro" w:hAnsi="Avenir Next LT Pro"/><w:color w:val="303030"/><w:sz w:val="22"/><w:szCs w:val="22"/></w:rPr><w:t>{tag_telefono_valor}</w:t></w:r></w:p></w:tc></w:tr><w:tr><w:tc><w:tcPr><w:tcW w:w="3256" w:type="dxa"/></w:tcPr><w:p><w:pPr><w:spacing w:line="360" w:lineRule="auto"/><w:rPr><w:rFonts w:ascii="Avenir Next LT Pro" w:hAnsi="Avenir Next LT Pro" w:cs="Calibri"/><w:b/><w:color w:val="303030"/><w:sz w:val="22"/><w:szCs w:val="22"/></w:rPr></w:pPr><w:r><w:rPr><w:rFonts w:ascii="Avenir Next LT Pro" w:hAnsi="Avenir Next LT Pro" w:cs="Calibri"/><w:b/><w:color w:val="303030"/><w:sz w:val="22"/><w:szCs w:val="22"/></w:rPr><w:t>Dirección:</w:t></w:r></w:p></w:tc><w:tc><w:tcPr><w:tcW w:w="5572" w:type="dxa"/></w:tcPr><w:p><w:pPr><w:spacing w:line="360" w:lineRule="auto"/><w:rPr><w:rFonts w:ascii="Avenir Next LT Pro" w:hAnsi="Avenir Next LT Pro" w:cs="Calibri"/><w:b/><w:color w:val="303030"/><w:sz w:val="22"/><w:szCs w:val="22"/></w:rPr></w:pPr><w:r><w:rPr><w:rFonts w:ascii="Avenir Next LT Pro" w:hAnsi="Avenir Next LT Pro"/><w:color w:val="303030"/><w:sz w:val="22"/><w:szCs w:val="22"/></w:rPr><w:t>{tag_direccion}</w:t></w:r></w:p></w:tc></w:tr><w:tr><w:tc><w:tcPr><w:tcW w:w="3256" w:type="dxa"/></w:tcPr><w:p><w:pPr><w:spacing w:line="360" w:lineRule="auto"/><w:rPr><w:rFonts w:ascii="Avenir Next LT Pro" w:hAnsi="Avenir Next LT Pro" w:cs="Calibri"/><w:b/><w:color w:val="303030"/><w:sz w:val="22"/><w:szCs w:val="22"/></w:rPr></w:pPr><w:r><w:rPr><w:rFonts w:ascii="Avenir Next LT Pro" w:hAnsi="Avenir Next LT Pro" w:cs="Calibri"/><w:b/><w:color w:val="303030"/><w:sz w:val="22"/><w:szCs w:val="22"/></w:rPr><w:t>Departamento:</w:t></w:r></w:p></w:tc><w:tc><w:tcPr><w:tcW w:w="5572" w:type="dxa"/></w:tcPr><w:p><w:pPr><w:spacing w:line="360" w:lineRule="auto"/><w:rPr><w:rFonts w:ascii="Avenir Next LT Pro" w:hAnsi="Avenir Next LT Pro" w:cs="Calibri"/><w:b/><w:color w:val="303030"/><w:sz w:val="22"/><w:szCs w:val="22"/></w:rPr></w:pPr><w:r><w:rPr><w:rFonts w:ascii="Avenir Next LT Pro" w:hAnsi="Avenir Next LT Pro"/><w:color w:val="303030"/><w:sz w:val="22"/><w:szCs w:val="22"/></w:rPr><w:t>{tag_departamento}</w:t></w:r></w:p></w:tc></w:tr><w:tr><w:tc><w:tcPr><w:tcW w:w="3256" w:type="dxa"/></w:tcPr><w:p><w:pPr><w:spacing w:line="360" w:lineRule="auto"/><w:rPr><w:rFonts w:ascii="Avenir Next LT Pro" w:hAnsi="Avenir Next LT Pro" w:cs="Calibri"/><w:b/><w:color w:val="303030"/><w:sz w:val="22"/><w:szCs w:val="22"/></w:rPr></w:pPr><w:r><w:rPr><w:rFonts w:ascii="Avenir Next LT Pro" w:hAnsi="Avenir Next LT Pro" w:cs="Calibri"/><w:b/><w:color w:val="303030"/><w:sz w:val="22"/><w:szCs w:val="22"/></w:rPr><w:t>Ciudad o municipio: </w:t></w:r><w:r><w:rPr><w:rFonts w:ascii="Avenir Next LT Pro" w:hAnsi="Avenir Next LT Pro" w:cs="Calibri"/><w:color w:val="303030"/><w:sz w:val="22"/><w:szCs w:val="22"/></w:rPr><w:tab/></w:r></w:p></w:tc><w:tc><w:tcPr><w:tcW w:w="5572" w:type="dxa"/></w:tcPr><w:p><w:pPr><w:spacing w:line="360" w:lineRule="auto"/><w:rPr><w:rFonts w:ascii="Avenir Next LT Pro" w:hAnsi="Avenir Next LT Pro" w:cs="Calibri"/><w:b/><w:color w:val="303030"/><w:sz w:val="22"/><w:szCs w:val="22"/></w:rPr></w:pPr><w:r><w:rPr><w:rFonts w:ascii="Avenir Next LT Pro" w:hAnsi="Avenir Next LT Pro"/><w:color w:val="303030"/><w:sz w:val="22"/><w:szCs w:val="22"/></w:rPr><w:t>{tag_ciudad}</w:t></w:r></w:p></w:tc></w:tr><w:tr><w:tc><w:tcPr><w:tcW w:w="3256" w:type="dxa"/></w:tcPr><w:p><w:pPr><w:spacing w:line="360" w:lineRule="auto"/><w:rPr><w:rFonts w:ascii="Avenir Next LT Pro" w:hAnsi="Avenir Next LT Pro" w:cs="Calibri"/><w:b/><w:color w:val="303030"/><w:sz w:val="22"/><w:szCs w:val="22"/></w:rPr></w:pPr><w:r><w:rPr><w:rFonts w:ascii="Avenir Next LT Pro" w:hAnsi="Avenir Next LT Pro" w:cs="Calibri"/><w:b/><w:color w:val="303030"/><w:sz w:val="22"/><w:szCs w:val="22"/></w:rPr><w:t>Actividad económica:</w:t></w:r></w:p></w:tc><w:tc><w:tcPr><w:tcW w:w="5572" w:type="dxa"/></w:tcPr><w:p><w:pPr><w:spacing w:line="360" w:lineRule="auto"/><w:rPr><w:rFonts w:ascii="Avenir Next LT Pro" w:hAnsi="Avenir Next LT Pro"/><w:color w:val="303030"/><w:sz w:val="22"/><w:szCs w:val="22"/></w:rPr></w:pPr><w:r><w:rPr><w:rFonts w:ascii="Avenir Next LT Pro" w:hAnsi="Avenir Next LT Pro"/><w:color w:val="303030"/><w:sz w:val="22"/><w:szCs w:val="22"/></w:rPr><w:t>{tag_actividad_economica} </w:t></w:r></w:p><w:p><w:pPr><w:spacing w:line="360" w:lineRule="auto"/><w:rPr><w:rFonts w:ascii="Avenir Next LT Pro" w:hAnsi="Avenir Next LT Pro" w:cs="Calibri"/><w:b/><w:color w:val="303030"/><w:sz w:val="22"/><w:szCs w:val="22"/></w:rPr></w:pPr></w:p></w:tc></w:tr></w:tbl><w:p><w:pPr><w:pStyle w:val="Ttulo2"/><w:numPr><w:ilvl w:val="1"/><w:numId w:val="21"/></w:numPr><w:rPr><w:rFonts w:ascii="Avenir Next LT Pro" w:hAnsi="Avenir Next LT Pro"/><w:color w:val="303030"/><w:sz w:val="28"/><w:szCs w:val="28"/></w:rPr></w:pPr><w:bookmarkStart w:id="22" w:name="_Toc211423069"/><w:bookmarkStart w:id="23" w:name="_Toc215310860"/><w:r><w:rPr><w:rFonts w:ascii="Avenir Next LT Pro" w:hAnsi="Avenir Next LT Pro"/><w:color w:val="303030"/><w:sz w:val="28"/><w:szCs w:val="28"/></w:rPr><w:t>Empresa responsable del estudio</w:t></w:r><w:bookmarkEnd w:id="23"/></w:p><w:p/><w:p><w:pPr><w:spacing w:after="240" w:line="360" w:lineRule="auto"/><w:jc w:val="both"/><w:rPr><w:rFonts w:ascii="Avenir Next LT Pro" w:hAnsi="Avenir Next LT Pro" w:cstheme="minorHAnsi"/><w:color w:val="303030"/><w:sz w:val="22"/><w:szCs w:val="22"/></w:rPr></w:pPr><w:r><w:rPr><w:rFonts w:ascii="Avenir Next LT Pro" w:hAnsi="Avenir Next LT Pro" w:cstheme="minorHAnsi"/><w:b/><w:bCs/><w:color w:val="303030"/><w:sz w:val="22"/><w:szCs w:val="22"/></w:rPr><w:t>{contrato_los_servicios_de_servicios_de_ingenieria__1}</w:t></w:r><w:r><w:rPr><w:rFonts w:ascii="Avenir Next LT Pro" w:hAnsi="Avenir Next LT Pro" w:cstheme="minorHAnsi"/><w:color w:val="303030"/><w:sz w:val="22"/><w:szCs w:val="22"/></w:rPr></w:r><w:r><w:rPr><w:rFonts w:ascii="Avenir Next LT Pro" w:hAnsi="Avenir Next LT Pro" w:cstheme="minorHAnsi"/><w:color w:val="303030"/><w:sz w:val="22"/><w:szCs w:val="22"/></w:rPr><w:t> contrató los servicios de </w:t></w:r><w:r><w:rPr><w:rFonts w:ascii="Avenir Next LT Pro" w:hAnsi="Avenir Next LT Pro" w:cstheme="minorHAnsi"/><w:b/><w:bCs/><w:color w:val="303030"/><w:sz w:val="22"/><w:szCs w:val="22"/></w:rPr><w:t>Servicios de Ingeniería y Ambiente S.A.S. - </w:t></w:r><w:r><w:rPr><w:rFonts w:ascii="Avenir Next LT Pro" w:hAnsi="Avenir Next LT Pro" w:cstheme="minorHAnsi"/><w:b/><w:bCs/><w:color w:val="303030"/><w:sz w:val="22"/><w:szCs w:val="22"/></w:rPr><w:t>ALS ENVIRONMENTAL S.A.S.</w:t></w:r><w:r><w:rPr><w:rFonts w:ascii="Avenir Next LT Pro" w:hAnsi="Avenir Next LT Pro" w:cstheme="minorHAnsi"/><w:color w:val="303030"/><w:sz w:val="22"/><w:szCs w:val="22"/></w:rPr><w:t>, para desarrollar </w:t></w:r><w:r><w:rPr><w:rFonts w:ascii="Avenir Next LT Pro" w:hAnsi="Avenir Next LT Pro" w:cs="Calibri"/><w:color w:val="303030"/><w:sz w:val="22"/><w:szCs w:val="22"/></w:rPr><w:t>un monitoreo de </w:t></w:r><w:r><w:rPr><w:rFonts w:ascii="Avenir Next LT Pro" w:hAnsi="Avenir Next LT Pro" w:cs="Calibri"/><w:color w:val="303030"/><w:sz w:val="22"/><w:szCs w:val="22"/></w:rPr><w:t>emisión de ruido</w:t></w:r><w:r><w:rPr><w:rFonts w:ascii="Avenir Next LT Pro" w:hAnsi="Avenir Next LT Pro" w:cs="Calibri"/><w:color w:val="303030"/><w:sz w:val="22"/><w:szCs w:val="22"/></w:rPr><w:t>, en </w:t></w:r><w:r><w:rPr><w:rFonts w:ascii="Avenir Next LT Pro" w:hAnsi="Avenir Next LT Pro" w:cs="Calibri"/><w:color w:val="303030"/><w:sz w:val="22"/><w:szCs w:val="22"/></w:rPr><w:t>{serambiente_s_a_s_para_desarrollar_un_monitoreo_de_1}</w:t></w:r><w:r><w:rPr><w:rFonts w:ascii="Avenir Next LT Pro" w:hAnsi="Avenir Next LT Pro" w:cstheme="minorHAnsi"/><w:color w:val="303030"/><w:sz w:val="22"/><w:szCs w:val="22"/></w:rPr><w:t> ALS ENVIRONMENTAL S.A.S. es una empresa acreditada por el Instituto de Hidrología, Meteorología y Estudios Ambientales de Colombia – </w:t></w:r><w:r><w:rPr><w:rFonts w:ascii="Avenir Next LT Pro" w:hAnsi="Avenir Next LT Pro" w:cstheme="minorHAnsi"/><w:color w:val="303030"/><w:sz w:val="22"/><w:szCs w:val="22"/></w:rPr><w:t>(IDEAM), a través de la Resolu</w:t></w:r><w:commentRangeStart w:id="24"/><w:r><w:rPr><w:rFonts w:ascii="Avenir Next LT Pro" w:hAnsi="Avenir Next LT Pro" w:cstheme="minorHAnsi"/><w:color w:val="303030"/><w:sz w:val="22"/><w:szCs w:val="22"/></w:rPr><w:t>ción </w:t></w:r><w:commentRangeEnd w:id="24"/><w:r><w:rPr><w:rStyle w:val="Refdecomentario"/><w:rFonts w:ascii="Tahoma" w:hAnsi="Tahoma"/><w:szCs w:val="20"/><w:lang w:val="es-MX" w:eastAsia="es-MX"/></w:rPr><w:commentReference w:id="24"/></w:r><w:proofErr w:type="spellStart"/><w:r><w:rPr><w:rFonts w:ascii="Avenir Next LT Pro" w:hAnsi="Avenir Next LT Pro" w:cstheme="minorHAnsi"/><w:color w:val="303030"/><w:sz w:val="22"/><w:szCs w:val="22"/></w:rPr><w:t>{serambiente_s_a_s_es_una_empresa_acreditada_por_el_1}</w:t></w:r><w:proofErr w:type="spellEnd"/><w:r><w:rPr><w:rFonts w:ascii="Avenir Next LT Pro" w:hAnsi="Avenir Next LT Pro" w:cstheme="minorHAnsi"/><w:color w:val="303030"/><w:sz w:val="22"/><w:szCs w:val="22"/></w:rPr></w:r><w:proofErr w:type="spellStart"/><w:r><w:rPr><w:rFonts w:ascii="Avenir Next LT Pro" w:hAnsi="Avenir Next LT Pro" w:cstheme="minorHAnsi"/><w:color w:val="303030"/><w:sz w:val="22"/><w:szCs w:val="22"/></w:rPr></w:r><w:proofErr w:type="spellEnd"/><w:r><w:rPr><w:rFonts w:ascii="Avenir Next LT Pro" w:hAnsi="Avenir Next LT Pro" w:cstheme="minorHAnsi"/><w:color w:val="303030"/><w:sz w:val="22"/><w:szCs w:val="22"/></w:rPr><w:t>, vigente hasta el </w:t></w:r><w:proofErr w:type="spellStart"/><w:r><w:rPr><w:rFonts w:ascii="Avenir Next LT Pro" w:hAnsi="Avenir Next LT Pro" w:cstheme="minorHAnsi"/><w:color w:val="303030"/><w:sz w:val="22"/><w:szCs w:val="22"/></w:rPr><w:t>{vigente_hasta_el_1}</w:t></w:r><w:proofErr w:type="spellEnd"/><w:r><w:rPr><w:rFonts w:ascii="Avenir Next LT Pro" w:hAnsi="Avenir Next LT Pro" w:cstheme="minorHAnsi"/><w:color w:val="303030"/><w:sz w:val="22"/><w:szCs w:val="22"/></w:rPr></w:r><w:proofErr w:type="spellStart"/><w:r><w:rPr><w:rFonts w:ascii="Avenir Next LT Pro" w:hAnsi="Avenir Next LT Pro" w:cstheme="minorHAnsi"/><w:color w:val="303030"/><w:sz w:val="22"/><w:szCs w:val="22"/></w:rPr></w:r><w:proofErr w:type="spellEnd"/><w:r><w:rPr><w:rFonts w:ascii="Avenir Next LT Pro" w:hAnsi="Avenir Next LT Pro" w:cstheme="minorHAnsi"/><w:color w:val="303030"/><w:sz w:val="22"/><w:szCs w:val="22"/></w:rPr></w:r><w:proofErr w:type="spellStart"/><w:r><w:rPr><w:rFonts w:ascii="Avenir Next LT Pro" w:hAnsi="Avenir Next LT Pro" w:cstheme="minorHAnsi"/><w:color w:val="303030"/><w:sz w:val="22"/><w:szCs w:val="22"/></w:rPr></w:r><w:proofErr w:type="spellEnd"/><w:r><w:rPr><w:rFonts w:ascii="Avenir Next LT Pro" w:hAnsi="Avenir Next LT Pro" w:cstheme="minorHAnsi"/><w:color w:val="303030"/><w:sz w:val="22"/><w:szCs w:val="22"/></w:rPr><w:t> para producir información cuantitativa física y química para los estudios o análisis ambientales requeridos por las autoridades competentes; se encuentra ubicada en la carrera 41 # 73B-72 en la ciudad de Barranquilla. </w:t></w:r></w:p><w:p><w:pPr><w:pStyle w:val="Ttulo2"/><w:numPr><w:ilvl w:val="1"/><w:numId w:val="21"/></w:numPr><w:rPr><w:rFonts w:ascii="Avenir Next LT Pro" w:hAnsi="Avenir Next LT Pro"/><w:color w:val="303030"/><w:sz w:val="28"/><w:szCs w:val="28"/></w:rPr></w:pPr><w:bookmarkStart w:id="25" w:name="_Toc215310861"/><w:r><w:rPr><w:rFonts w:ascii="Avenir Next LT Pro" w:hAnsi="Avenir Next LT Pro"/><w:color w:val="303030"/><w:sz w:val="28"/><w:szCs w:val="28"/></w:rPr><w:t>Fecha de la medición</w:t></w:r><w:bookmarkEnd w:id="18"/><w:bookmarkEnd w:id="22"/><w:bookmarkEnd w:id="25"/></w:p><w:p><w:pPr><w:rPr><w:rFonts w:ascii="Avenir Next LT Pro" w:hAnsi="Avenir Next LT Pro"/><w:b/><w:color w:val="303030"/><w:sz w:val="22"/><w:szCs w:val="22"/></w:rPr></w:pPr></w:p><w:p><w:pPr><w:spacing w:after="240" w:line="360" w:lineRule="auto"/><w:jc w:val="both"/><w:rPr><w:rFonts w:ascii="Avenir Next LT Pro" w:hAnsi="Avenir Next LT Pro" w:cstheme="minorHAnsi"/><w:color w:val="303030"/><w:sz w:val="22"/><w:szCs w:val="22"/></w:rPr></w:pPr><w:r><w:rPr><w:rFonts w:ascii="Avenir Next LT Pro" w:hAnsi="Avenir Next LT Pro" w:cstheme="minorHAnsi"/><w:color w:val="303030"/><w:sz w:val="22"/><w:szCs w:val="22"/></w:rPr><w:t>Las </w:t></w:r><w:r><w:rPr><w:rFonts w:ascii="Avenir Next LT Pro" w:hAnsi="Avenir Next LT Pro" w:cstheme="minorHAnsi"/><w:color w:val="303030"/><w:sz w:val="22"/><w:szCs w:val="22"/></w:rPr><w:t>mediciones de ruido intradomiciliario se llevaron a cabo </w:t></w:r><w:r><w:rPr><w:rFonts w:ascii="Avenir Next LT Pro" w:hAnsi="Avenir Next LT Pro" w:cstheme="minorHAnsi"/><w:color w:val="303030"/><w:sz w:val="22"/><w:szCs w:val="22"/></w:rPr><w:t>en</w:t></w:r><w:r><w:rPr><w:rFonts w:ascii="Avenir Next LT Pro" w:hAnsi="Avenir Next LT Pro" w:cstheme="minorHAnsi"/><w:color w:val="303030"/><w:sz w:val="22"/><w:szCs w:val="22"/></w:rPr><w:t> </w:t></w:r><w:commentRangeStart w:id="26"/><w:proofErr w:type="spellStart"/><w:r><w:rPr><w:rFonts w:ascii="Avenir Next LT Pro" w:hAnsi="Avenir Next LT Pro" w:cstheme="minorHAnsi"/><w:color w:val="303030"/><w:sz w:val="22"/><w:szCs w:val="22"/></w:rPr><w:t>{las_mediciones_de_ruido_intradomiciliario_se_lleva_1}</w:t></w:r><w:commentRangeEnd w:id="26"/><w:proofErr w:type="spellEnd"/><w:r><w:rPr><w:rStyle w:val="Refdecomentario"/><w:rFonts w:ascii="Tahoma" w:hAnsi="Tahoma"/><w:szCs w:val="20"/><w:lang w:val="es-MX" w:eastAsia="es-MX"/></w:rPr><w:commentReference w:id="26"/></w:r><w:r><w:rPr><w:rFonts w:ascii="Avenir Next LT Pro" w:hAnsi="Avenir Next LT Pro" w:cstheme="minorHAnsi"/><w:color w:val="303030"/><w:sz w:val="22"/><w:szCs w:val="22"/></w:rPr><w:t>{mediciones_de_ruido_intradomiciliario_se_llevaron__1}</w:t></w:r><w:proofErr w:type="spellStart"/><w:r><w:rPr><w:rFonts w:ascii="Avenir Next LT Pro" w:hAnsi="Avenir Next LT Pro" w:cstheme="minorHAnsi"/><w:color w:val="303030"/><w:sz w:val="22"/><w:szCs w:val="22"/></w:rPr></w:r><w:proofErr w:type="spellEnd"/><w:r><w:rPr><w:rFonts w:ascii="Avenir Next LT Pro" w:hAnsi="Avenir Next LT Pro" w:cstheme="minorHAnsi"/><w:color w:val="303030"/><w:sz w:val="22"/><w:szCs w:val="22"/></w:rPr><w:t> de monitoreo, ubicados en el área de estudio de la compañía </w:t></w:r><w:r><w:rPr><w:rFonts w:ascii="Avenir Next LT Pro" w:hAnsi="Avenir Next LT Pro" w:cstheme="minorHAnsi"/><w:b/><w:bCs/><w:color w:val="303030"/><w:sz w:val="22"/><w:szCs w:val="22"/></w:rPr><w:t>{var_1}</w:t></w:r><w:r><w:rPr><w:rFonts w:ascii="Avenir Next LT Pro" w:hAnsi="Avenir Next LT Pro" w:cstheme="minorHAnsi"/><w:color w:val="303030"/><w:sz w:val="22"/><w:szCs w:val="22"/></w:rPr><w:t>, la cual se localiza en el </w:t></w:r><w:commentRangeStart w:id="27"/><w:proofErr w:type="spellStart"/><w:r><w:rPr><w:rFonts w:ascii="Avenir Next LT Pro" w:hAnsi="Avenir Next LT Pro" w:cstheme="minorHAnsi"/><w:color w:val="303030"/><w:sz w:val="22"/><w:szCs w:val="22"/></w:rPr><w:t>{de_monitoreo_ubicados_en_el_area_de_estudio_de_la__1}</w:t></w:r><w:proofErr w:type="spellEnd"/><w:r><w:rPr><w:rFonts w:ascii="Avenir Next LT Pro" w:hAnsi="Avenir Next LT Pro" w:cstheme="minorHAnsi"/><w:color w:val="303030"/><w:sz w:val="22"/><w:szCs w:val="22"/></w:rPr></w:r><w:proofErr w:type="spellStart"/><w:r><w:rPr><w:rFonts w:ascii="Avenir Next LT Pro" w:hAnsi="Avenir Next LT Pro" w:cstheme="minorHAnsi"/><w:color w:val="303030"/><w:sz w:val="22"/><w:szCs w:val="22"/></w:rPr></w:r><w:proofErr w:type="spellEnd"/><w:r><w:rPr><w:rFonts w:ascii="Avenir Next LT Pro" w:hAnsi="Avenir Next LT Pro" w:cstheme="minorHAnsi"/><w:color w:val="303030"/><w:sz w:val="22"/><w:szCs w:val="22"/></w:rPr></w:r><w:proofErr w:type="spellStart"/><w:r><w:rPr><w:rFonts w:ascii="Avenir Next LT Pro" w:hAnsi="Avenir Next LT Pro" w:cstheme="minorHAnsi"/><w:color w:val="303030"/><w:sz w:val="22"/><w:szCs w:val="22"/></w:rPr></w:r><w:proofErr w:type="spellEnd"/><w:r><w:rPr><w:rFonts w:ascii="Avenir Next LT Pro" w:hAnsi="Avenir Next LT Pro" w:cstheme="minorHAnsi"/><w:color w:val="303030"/><w:sz w:val="22"/><w:szCs w:val="22"/></w:rPr></w:r><w:proofErr w:type="spellStart"/><w:r><w:rPr><w:rFonts w:ascii="Avenir Next LT Pro" w:hAnsi="Avenir Next LT Pro" w:cstheme="minorHAnsi"/><w:color w:val="303030"/><w:sz w:val="22"/><w:szCs w:val="22"/></w:rPr></w:r><w:commentRangeEnd w:id="27"/><w:proofErr w:type="spellEnd"/><w:r><w:rPr><w:rStyle w:val="Refdecomentario"/><w:rFonts w:ascii="Tahoma" w:hAnsi="Tahoma"/><w:szCs w:val="20"/><w:lang w:val="es-MX" w:eastAsia="es-MX"/></w:rPr><w:commentReference w:id="27"/></w:r><w:r><w:rPr><w:rFonts w:ascii="Avenir Next LT Pro" w:hAnsi="Avenir Next LT Pro" w:cstheme="minorHAnsi"/><w:color w:val="303030"/><w:sz w:val="22"/><w:szCs w:val="22"/></w:rPr><w:t>. Cabe señalar que, la jornada de monitoreo se ejecutó el día </w:t></w:r><w:proofErr w:type="spellStart"/><w:r><w:rPr><w:rFonts w:ascii="Avenir Next LT Pro" w:hAnsi="Avenir Next LT Pro" w:cstheme="minorHAnsi"/><w:color w:val="303030"/><w:sz w:val="22"/><w:szCs w:val="22"/></w:rPr><w:t>{cabe_se_alar_que_la_jornada_de_monitoreo_se_ejecut_1}</w:t></w:r><w:proofErr w:type="spellEnd"/><w:r><w:rPr><w:rFonts w:ascii="Avenir Next LT Pro" w:hAnsi="Avenir Next LT Pro" w:cstheme="minorHAnsi"/><w:color w:val="303030"/><w:sz w:val="22"/><w:szCs w:val="22"/></w:rPr></w:r><w:r><w:rPr><w:rFonts w:ascii="Avenir Next LT Pro" w:hAnsi="Avenir Next LT Pro" w:cstheme="minorHAnsi"/><w:color w:val="303030"/><w:sz w:val="22"/><w:szCs w:val="22"/></w:rPr></w:r><w:r><w:rPr><w:rFonts w:ascii="Avenir Next LT Pro" w:hAnsi="Avenir Next LT Pro" w:cstheme="minorHAnsi"/><w:color w:val="303030"/><w:sz w:val="22"/><w:szCs w:val="22"/></w:rPr></w:r><w:r><w:rPr><w:rFonts w:ascii="Avenir Next LT Pro" w:hAnsi="Avenir Next LT Pro" w:cstheme="minorHAnsi"/><w:color w:val="303030"/><w:sz w:val="22"/><w:szCs w:val="22"/></w:rPr></w:r><w:r><w:rPr><w:rFonts w:ascii="Avenir Next LT Pro" w:hAnsi="Avenir Next LT Pro" w:cstheme="minorHAnsi"/><w:color w:val="303030"/><w:sz w:val="22"/><w:szCs w:val="22"/></w:rPr></w:r><w:commentRangeStart w:id="28"/><w:r><w:rPr><w:rFonts w:ascii="Avenir Next LT Pro" w:hAnsi="Avenir Next LT Pro" w:cstheme="minorHAnsi"/><w:color w:val="303030"/><w:sz w:val="22"/><w:szCs w:val="22"/></w:rPr></w:r><w:commentRangeEnd w:id="28"/><w:r><w:rPr><w:rStyle w:val="Refdecomentario"/><w:rFonts w:ascii="Tahoma" w:hAnsi="Tahoma"/><w:szCs w:val="20"/><w:lang w:val="es-MX" w:eastAsia="es-MX"/></w:rPr><w:commentReference w:id="28"/></w:r><w:r><w:rPr><w:rFonts w:ascii="Avenir Next LT Pro" w:hAnsi="Avenir Next LT Pro" w:cstheme="minorHAnsi"/><w:color w:val="303030"/><w:sz w:val="22"/><w:szCs w:val="22"/></w:rPr><w:t>{para_ello_se_tuvo_en_cuenta_los_criterios_establec_1}</w:t></w:r><w:r><w:rPr><w:rFonts w:ascii="Avenir Next LT Pro" w:hAnsi="Avenir Next LT Pro" w:cstheme="minorHAnsi"/><w:color w:val="303030"/><w:sz w:val="22"/><w:szCs w:val="22"/></w:rPr><w:t>. Para ello se tuvo en cuenta los criterios establecidos en la Resolución 0627 del 07 de abril de 2006 del Ministerio de Ambiente, Vivienda y Desarrollo Territorial, actualmente Ministerio de Ambiente y Desarrollo Sostenible MADS, y </w:t></w:r><w:bookmarkStart w:id="29" w:name="_Hlk158916024"/><w:r><w:rPr><w:rFonts w:ascii="Avenir Next LT Pro" w:hAnsi="Avenir Next LT Pro" w:cstheme="minorHAnsi"/><w:color w:val="303030"/><w:sz w:val="22"/><w:szCs w:val="22"/></w:rPr><w:t>Resolución 8321 de 1983 del </w:t></w:r><w:r><w:rPr><w:rFonts w:ascii="Avenir Next LT Pro" w:hAnsi="Avenir Next LT Pro" w:cstheme="minorHAnsi"/><w:color w:val="303030"/><w:sz w:val="22"/><w:szCs w:val="22"/></w:rPr><w:lastRenderedPageBreak/><w:t>Ministerio de Salud</w:t></w:r><w:bookmarkEnd w:id="29"/><w:r><w:rPr><w:rFonts w:ascii="Avenir Next LT Pro" w:hAnsi="Avenir Next LT Pro" w:cstheme="minorHAnsi"/><w:color w:val="303030"/><w:sz w:val="22"/><w:szCs w:val="22"/></w:rPr><w:t>, los requerimientos del interesado y los procedimientos internos para el monitoreo de emisión de ruido y ruido ambiental de ALS ENVIRONMENTAL S.A.S. y lo </w:t></w:r><w:r><w:rPr><w:rFonts w:ascii="Avenir Next LT Pro" w:hAnsi="Avenir Next LT Pro" w:cstheme="minorHAnsi"/><w:color w:val="303030"/><w:sz w:val="22"/><w:szCs w:val="22"/></w:rPr><w:t>planificado en el plan de monitoreo</w:t></w:r><w:r><w:rPr><w:rFonts w:ascii="Avenir Next LT Pro" w:hAnsi="Avenir Next LT Pro" w:cstheme="minorHAnsi"/><w:color w:val="303030"/><w:sz w:val="22"/><w:szCs w:val="22"/></w:rPr><w:t>.</w:t></w:r><w:r><w:rPr><w:rFonts w:ascii="Avenir Next LT Pro" w:hAnsi="Avenir Next LT Pro" w:cstheme="minorHAnsi"/><w:color w:val="303030"/><w:sz w:val="22"/><w:szCs w:val="22"/></w:rPr><w:t> </w:t></w:r></w:p><w:p><w:pPr><w:pStyle w:val="Prrafodelista"/><w:numPr><w:ilvl w:val="0"/><w:numId w:val="24"/></w:numPr><w:spacing w:line="360" w:lineRule="auto"/><w:jc w:val="both"/><w:rPr><w:rFonts w:ascii="Avenir Next LT Pro" w:hAnsi="Avenir Next LT Pro" w:cstheme="minorHAnsi"/><w:color w:val="303030"/><w:sz w:val="22"/><w:szCs w:val="22"/></w:rPr></w:pPr><w:r><w:rPr><w:rFonts w:ascii="Avenir Next LT Pro" w:hAnsi="Avenir Next LT Pro" w:cstheme="minorHAnsi"/><w:color w:val="303030"/><w:sz w:val="22"/><w:szCs w:val="22"/></w:rPr><w:t>PO-PSM-01 Planeación y ejecución del servicio.</w:t></w:r></w:p><w:p><w:pPr><w:numPr><w:ilvl w:val="0"/><w:numId w:val="24"/></w:numPr><w:spacing w:line="360" w:lineRule="auto"/><w:jc w:val="both"/><w:rPr><w:rFonts w:ascii="Avenir Next LT Pro" w:hAnsi="Avenir Next LT Pro" w:cstheme="minorHAnsi"/><w:color w:val="303030"/><w:sz w:val="22"/><w:szCs w:val="22"/></w:rPr></w:pPr><w:r><w:rPr><w:rFonts w:ascii="Avenir Next LT Pro" w:hAnsi="Avenir Next LT Pro" w:cstheme="minorHAnsi"/><w:color w:val="303030"/><w:sz w:val="22"/><w:szCs w:val="22"/></w:rPr><w:t>PO-PSM-11</w:t></w:r><w:r><w:rPr><w:rFonts w:ascii="Avenir Next LT Pro" w:hAnsi="Avenir Next LT Pro" w:cstheme="minorHAnsi"/><w:color w:val="303030"/><w:sz w:val="22"/><w:szCs w:val="22"/></w:rPr><w:t> </w:t></w:r><w:r><w:rPr><w:rFonts w:ascii="Avenir Next LT Pro" w:hAnsi="Avenir Next LT Pro" w:cstheme="minorHAnsi"/><w:color w:val="303030"/><w:sz w:val="22"/><w:szCs w:val="22"/></w:rPr><w:t>Procedimiento de medición de emisión de ruido y ruido ambiental.</w:t></w:r></w:p><w:p><w:pPr><w:numPr><w:ilvl w:val="0"/><w:numId w:val="24"/></w:numPr><w:spacing w:line="360" w:lineRule="auto"/><w:jc w:val="both"/><w:rPr><w:rFonts w:ascii="Avenir Next LT Pro" w:hAnsi="Avenir Next LT Pro" w:cstheme="minorHAnsi"/><w:color w:val="303030"/><w:sz w:val="22"/><w:szCs w:val="22"/></w:rPr></w:pPr><w:r><w:rPr><w:rFonts w:ascii="Avenir Next LT Pro" w:hAnsi="Avenir Next LT Pro" w:cstheme="minorHAnsi"/><w:color w:val="303030"/><w:sz w:val="22"/><w:szCs w:val="22"/></w:rPr><w:t>FO-PO-PSM-72-06 Plan de monitoreo.</w:t></w:r></w:p><w:p><w:pPr><w:numPr><w:ilvl w:val="0"/><w:numId w:val="24"/></w:numPr><w:spacing w:after="240" w:line="360" w:lineRule="auto"/><w:jc w:val="both"/><w:rPr><w:rFonts w:ascii="Avenir Next LT Pro" w:hAnsi="Avenir Next LT Pro" w:cstheme="minorHAnsi"/><w:color w:val="303030"/><w:sz w:val="22"/><w:szCs w:val="22"/></w:rPr></w:pPr><w:r><w:rPr><w:rFonts w:ascii="Avenir Next LT Pro" w:hAnsi="Avenir Next LT Pro" w:cstheme="minorHAnsi"/><w:color w:val="303030"/><w:sz w:val="22"/><w:szCs w:val="22"/></w:rPr><w:t>PO-PSM-65 Procedimiento para la elaboración de informes técnicos de ruido ambiental y emisión de ruido.</w:t></w:r></w:p><w:p><w:pPr><w:pStyle w:val="Ttulo2"/><w:numPr><w:ilvl w:val="1"/><w:numId w:val="21"/></w:numPr><w:rPr><w:rFonts w:ascii="Avenir Next LT Pro" w:hAnsi="Avenir Next LT Pro"/><w:color w:val="303030"/><w:sz w:val="28"/><w:szCs w:val="28"/></w:rPr></w:pPr><w:bookmarkStart w:id="30" w:name="_Toc211423070"/><w:bookmarkStart w:id="31" w:name="_Toc215310862"/><w:r><w:rPr><w:rFonts w:ascii="Avenir Next LT Pro" w:hAnsi="Avenir Next LT Pro"/><w:color w:val="303030"/><w:sz w:val="28"/><w:szCs w:val="28"/></w:rPr><w:t>Hora </w:t></w:r><w:r><w:rPr><w:rFonts w:ascii="Avenir Next LT Pro" w:hAnsi="Avenir Next LT Pro"/><w:color w:val="303030"/><w:sz w:val="28"/><w:szCs w:val="28"/></w:rPr><w:t>de medición</w:t></w:r><w:bookmarkEnd w:id="30"/><w:bookmarkEnd w:id="31"/></w:p><w:p><w:pPr><w:rPr><w:rFonts w:ascii="Avenir Next LT Pro" w:hAnsi="Avenir Next LT Pro"/><w:b/><w:color w:val="303030"/><w:sz w:val="22"/><w:szCs w:val="22"/></w:rPr></w:pPr></w:p><w:p><w:pPr><w:spacing w:after="240" w:line="360" w:lineRule="auto"/><w:jc w:val="both"/><w:rPr><w:rFonts w:ascii="Avenir Next LT Pro" w:hAnsi="Avenir Next LT Pro" w:cstheme="minorHAnsi"/><w:color w:val="303030"/><w:sz w:val="22"/><w:szCs w:val="22"/></w:rPr></w:pPr><w:r><w:rPr><w:rFonts w:ascii="Avenir Next LT Pro" w:hAnsi="Avenir Next LT Pro" w:cstheme="minorHAnsi"/><w:color w:val="303030"/><w:sz w:val="22"/><w:szCs w:val="22"/></w:rPr><w:t>El monitoreo se realizó en </w:t></w:r><w:r><w:rPr><w:rFonts w:ascii="Avenir Next LT Pro" w:hAnsi="Avenir Next LT Pro" w:cstheme="minorHAnsi"/><w:color w:val="303030"/><w:sz w:val="22"/><w:szCs w:val="22"/></w:rPr><w:t>{el_monitoreo_se_realizo_en_1}</w:t></w:r><w:r><w:rPr><w:rFonts w:ascii="Avenir Next LT Pro" w:hAnsi="Avenir Next LT Pro" w:cstheme="minorHAnsi"/><w:color w:val="303030"/><w:sz w:val="22"/><w:szCs w:val="22"/></w:rPr><w:t> los detalles de la fecha y hora de medición se especifican en la </w:t></w:r><w:r><w:rPr><w:rFonts w:ascii="Avenir Next LT Pro" w:hAnsi="Avenir Next LT Pro" w:cstheme="minorHAnsi"/><w:color w:val="303030"/><w:sz w:val="22"/><w:szCs w:val="22"/></w:rPr><w:fldChar w:fldCharType="begin"/></w:r><w:r><w:rPr><w:rFonts w:ascii="Avenir Next LT Pro" w:hAnsi="Avenir Next LT Pro" w:cstheme="minorHAnsi"/><w:color w:val="303030"/><w:sz w:val="22"/><w:szCs w:val="22"/></w:rPr><w:instrText xml:space="preserve"> REF _Ref525574272 \h  \* MERGEFORMAT </w:instrText></w:r><w:r><w:rPr><w:rFonts w:ascii="Avenir Next LT Pro" w:hAnsi="Avenir Next LT Pro" w:cstheme="minorHAnsi"/><w:color w:val="303030"/><w:sz w:val="22"/><w:szCs w:val="22"/></w:rPr></w:r><w:r><w:rPr><w:rFonts w:ascii="Avenir Next LT Pro" w:hAnsi="Avenir Next LT Pro" w:cstheme="minorHAnsi"/><w:color w:val="303030"/><w:sz w:val="22"/><w:szCs w:val="22"/></w:rPr><w:fldChar w:fldCharType="separate"/></w:r><w:r><w:rPr><w:rFonts w:ascii="Avenir Next LT Pro" w:hAnsi="Avenir Next LT Pro" w:cs="Calibri"/><w:b/><w:color w:val="303030"/><w:sz w:val="22"/><w:szCs w:val="22"/></w:rPr><w:t>Tabla </w:t></w:r><w:r><w:rPr><w:rFonts w:ascii="Avenir Next LT Pro" w:hAnsi="Avenir Next LT Pro" w:cs="Calibri"/><w:b/><w:noProof/><w:color w:val="303030"/><w:sz w:val="22"/><w:szCs w:val="22"/></w:rPr><w:t>1</w:t></w:r><w:r><w:rPr><w:rFonts w:ascii="Avenir Next LT Pro" w:hAnsi="Avenir Next LT Pro" w:cstheme="minorHAnsi"/><w:color w:val="303030"/><w:sz w:val="22"/><w:szCs w:val="22"/></w:rPr><w:fldChar w:fldCharType="end"/></w:r><w:r><w:rPr><w:rFonts w:ascii="Avenir Next LT Pro" w:hAnsi="Avenir Next LT Pro" w:cstheme="minorHAnsi"/><w:color w:val="303030"/><w:sz w:val="22"/><w:szCs w:val="22"/></w:rPr><w:t> y </w:t></w:r><w:r><w:rPr><w:rFonts w:ascii="Avenir Next LT Pro" w:hAnsi="Avenir Next LT Pro" w:cstheme="minorHAnsi"/><w:color w:val="303030"/><w:sz w:val="22"/><w:szCs w:val="22"/></w:rPr><w:fldChar w:fldCharType="begin"/></w:r><w:r><w:rPr><w:rFonts w:ascii="Avenir Next LT Pro" w:hAnsi="Avenir Next LT Pro" w:cstheme="minorHAnsi"/><w:color w:val="303030"/><w:sz w:val="22"/><w:szCs w:val="22"/></w:rPr><w:instrText xml:space="preserve"> REF _Ref157165249 \h  \* MERGEFORMAT </w:instrText></w:r><w:r><w:rPr><w:rFonts w:ascii="Avenir Next LT Pro" w:hAnsi="Avenir Next LT Pro" w:cstheme="minorHAnsi"/><w:color w:val="303030"/><w:sz w:val="22"/><w:szCs w:val="22"/></w:rPr></w:r><w:r><w:rPr><w:rFonts w:ascii="Avenir Next LT Pro" w:hAnsi="Avenir Next LT Pro" w:cstheme="minorHAnsi"/><w:color w:val="303030"/><w:sz w:val="22"/><w:szCs w:val="22"/></w:rPr><w:fldChar w:fldCharType="separate"/></w:r><w:r><w:rPr><w:rFonts w:ascii="Avenir Next LT Pro" w:hAnsi="Avenir Next LT Pro" w:cs="Calibri"/><w:b/><w:color w:val="303030"/><w:sz w:val="22"/><w:szCs w:val="22"/></w:rPr><w:t>Tabla </w:t></w:r><w:r><w:rPr><w:rFonts w:ascii="Avenir Next LT Pro" w:hAnsi="Avenir Next LT Pro" w:cs="Calibri"/><w:b/><w:noProof/><w:color w:val="303030"/><w:sz w:val="22"/><w:szCs w:val="22"/></w:rPr><w:t>2</w:t></w:r><w:r><w:rPr><w:rFonts w:ascii="Avenir Next LT Pro" w:hAnsi="Avenir Next LT Pro" w:cstheme="minorHAnsi"/><w:color w:val="303030"/><w:sz w:val="22"/><w:szCs w:val="22"/></w:rPr><w:fldChar w:fldCharType="end"/></w:r><w:r><w:rPr><w:rFonts w:ascii="Avenir Next LT Pro" w:hAnsi="Avenir Next LT Pro" w:cstheme="minorHAnsi"/><w:color w:val="303030"/><w:sz w:val="22"/><w:szCs w:val="22"/></w:rPr><w:t>.</w:t></w:r></w:p><w:p><w:pPr><w:jc w:val="center"/><w:rPr><w:rFonts w:ascii="Avenir Next LT Pro" w:hAnsi="Avenir Next LT Pro" w:cstheme="minorHAnsi"/><w:b/><w:color w:val="303030"/><w:sz w:val="20"/><w:szCs w:val="20"/></w:rPr></w:pPr><w:bookmarkStart w:id="32" w:name="_Ref525574272"/><w:bookmarkStart w:id="33" w:name="_Toc11059444"/><w:bookmarkStart w:id="34" w:name="_Toc21682132"/><w:bookmarkStart w:id="35" w:name="_Toc209532328"/><w:r><w:rPr><w:rFonts w:ascii="Avenir Next LT Pro" w:hAnsi="Avenir Next LT Pro" w:cs="Calibri"/><w:b/><w:color w:val="303030"/><w:sz w:val="20"/><w:szCs w:val="20"/></w:rPr><w:t>Tabla </w:t></w:r><w:r><w:rPr><w:rFonts w:ascii="Avenir Next LT Pro" w:hAnsi="Avenir Next LT Pro" w:cs="Calibri"/><w:b/><w:color w:val="303030"/><w:sz w:val="20"/><w:szCs w:val="20"/></w:rPr><w:fldChar w:fldCharType="begin"/></w:r><w:r><w:rPr><w:rFonts w:ascii="Avenir Next LT Pro" w:hAnsi="Avenir Next LT Pro" w:cs="Calibri"/><w:b/><w:color w:val="303030"/><w:sz w:val="20"/><w:szCs w:val="20"/></w:rPr><w:instrText xml:space="preserve"> SEQ Tabla \* ARABIC </w:instrText></w:r><w:r><w:rPr><w:rFonts w:ascii="Avenir Next LT Pro" w:hAnsi="Avenir Next LT Pro" w:cs="Calibri"/><w:b/><w:color w:val="303030"/><w:sz w:val="20"/><w:szCs w:val="20"/></w:rPr><w:fldChar w:fldCharType="separate"/></w:r><w:r><w:rPr><w:rFonts w:ascii="Avenir Next LT Pro" w:hAnsi="Avenir Next LT Pro" w:cs="Calibri"/><w:b/><w:noProof/><w:color w:val="303030"/><w:sz w:val="20"/><w:szCs w:val="20"/></w:rPr><w:t>1</w:t></w:r><w:r><w:rPr><w:rFonts w:ascii="Avenir Next LT Pro" w:hAnsi="Avenir Next LT Pro" w:cs="Calibri"/><w:b/><w:color w:val="303030"/><w:sz w:val="20"/><w:szCs w:val="20"/></w:rPr><w:fldChar w:fldCharType="end"/></w:r><w:bookmarkEnd w:id="32"/><w:r><w:rPr><w:rFonts w:ascii="Avenir Next LT Pro" w:hAnsi="Avenir Next LT Pro" w:cs="Calibri"/><w:b/><w:color w:val="303030"/><w:sz w:val="20"/><w:szCs w:val="20"/></w:rPr><w:t>. Hora de Inicio y finalización</w:t></w:r><w:bookmarkEnd w:id="33"/><w:bookmarkEnd w:id="34"/><w:r><w:rPr><w:rFonts w:ascii="Avenir Next LT Pro" w:hAnsi="Avenir Next LT Pro" w:cs="Calibri"/><w:b/><w:color w:val="303030"/><w:sz w:val="20"/><w:szCs w:val="20"/></w:rPr><w:t> – </w:t></w:r><w:commentRangeStart w:id="36"/><w:r><w:rPr><w:rFonts w:ascii="Avenir Next LT Pro" w:hAnsi="Avenir Next LT Pro" w:cs="Calibri"/><w:b/><w:color w:val="303030"/><w:sz w:val="20"/><w:szCs w:val="20"/></w:rPr><w:t>{1_hora_de_inicio_y_finalizacion_1}</w:t></w:r><w:commentRangeEnd w:id="36"/><w:r><w:rPr><w:rStyle w:val="Refdecomentario"/><w:rFonts w:ascii="Tahoma" w:hAnsi="Tahoma"/><w:szCs w:val="20"/><w:lang w:val="es-MX" w:eastAsia="es-MX"/></w:rPr><w:commentReference w:id="36"/></w:r><w:r><w:rPr><w:rFonts w:ascii="Avenir Next LT Pro" w:hAnsi="Avenir Next LT Pro" w:cs="Calibri"/><w:b/><w:color w:val="303030"/><w:sz w:val="20"/><w:szCs w:val="20"/></w:rPr><w:t>{hora_de_inicio_y_finalizacion_1}</w:t></w:r><w:r><w:rPr><w:rFonts w:ascii="Avenir Next LT Pro" w:hAnsi="Avenir Next LT Pro" w:cs="Calibri"/><w:b/><w:color w:val="303030"/><w:sz w:val="20"/><w:szCs w:val="20"/></w:rPr><w:t>a</w:t></w:r><w:r><w:rPr><w:rFonts w:ascii="Avenir Next LT Pro" w:hAnsi="Avenir Next LT Pro" w:cs="Calibri"/><w:b/><w:color w:val="303030"/><w:sz w:val="20"/><w:szCs w:val="20"/></w:rPr><w:t>.</w:t></w:r><w:bookmarkEnd w:id="35"/></w:p><w:tbl><w:tblPr><w:tblW w:w="5000" w:type="pct"/><w:jc w:val="center"/><w:tblBorders><w:top w:val="single" w:sz="4" w:space="0" w:color="808080" w:themeColor="background1" w:themeShade="80"/><w:left w:val="single" w:sz="4" w:space="0" w:color="808080" w:themeColor="background1" w:themeShade="80"/><w:bottom w:val="single" w:sz="4" w:space="0" w:color="808080" w:themeColor="background1" w:themeShade="80"/><w:right w:val="single" w:sz="4" w:space="0" w:color="808080" w:themeColor="background1" w:themeShade="80"/><w:insideH w:val="single" w:sz="4" w:space="0" w:color="808080" w:themeColor="background1" w:themeShade="80"/><w:insideV w:val="single" w:sz="4" w:space="0" w:color="808080" w:themeColor="background1" w:themeShade="80"/></w:tblBorders><w:tblCellMar><w:left w:w="70" w:type="dxa"/><w:right w:w="70" w:type="dxa"/></w:tblCellMar><w:tblLook w:val="04A0" w:firstRow="1" w:lastRow="0" w:firstColumn="1" w:lastColumn="0" w:noHBand="0" w:noVBand="1"/></w:tblPr><w:tblGrid><w:gridCol w:w="2871"/><w:gridCol w:w="1307"/><w:gridCol w:w="1012"/><w:gridCol w:w="1314"/><w:gridCol w:w="1012"/><w:gridCol w:w="1314"/></w:tblGrid><w:tr><w:trPr><w:trHeight w:val="20"/><w:jc w:val="center"/></w:trPr><w:tc><w:tcPr><w:tcW w:w="1626" w:type="pct"/><w:vMerge w:val="restart"/><w:noWrap/><w:vAlign w:val="center"/><w:hideMark/></w:tcPr><w:p><w:pPr><w:jc w:val="center"/><w:rPr><w:rFonts w:ascii="Avenir Next LT Pro" w:hAnsi="Avenir Next LT Pro" w:cs="Calibri"/><w:b/><w:bCs/><w:color w:val="FFFFFF" w:themeColor="background1"/><w:sz w:val="20"/><w:szCs w:val="20"/></w:rPr></w:pPr><w:r><w:rPr><w:rFonts w:ascii="Avenir Next LT Pro" w:hAnsi="Avenir Next LT Pro" w:cs="Calibri"/><w:b/><w:bCs/><w:color w:val="FFFFFF" w:themeColor="background1"/><w:sz w:val="20"/><w:szCs w:val="20"/></w:rPr><w:t>Punto</w:t></w:r></w:p></w:tc><w:tc><w:tcPr><w:tcW w:w="740" w:type="pct"/><w:vMerge w:val="restart"/><w:vAlign w:val="center"/></w:tcPr><w:p><w:pPr><w:jc w:val="center"/><w:rPr><w:rFonts w:ascii="Avenir Next LT Pro" w:hAnsi="Avenir Next LT Pro" w:cs="Calibri"/><w:b/><w:bCs/><w:color w:val="FFFFFF" w:themeColor="background1"/><w:sz w:val="20"/><w:szCs w:val="20"/></w:rPr></w:pPr><w:r><w:rPr><w:rFonts w:ascii="Avenir Next LT Pro" w:hAnsi="Avenir Next LT Pro" w:cs="Calibri"/><w:b/><w:bCs/><w:color w:val="FFFFFF" w:themeColor="background1"/><w:sz w:val="20"/><w:szCs w:val="20"/></w:rPr><w:t>Fecha</w:t></w:r></w:p></w:tc><w:tc><w:tcPr><w:tcW w:w="2634" w:type="pct"/><w:gridSpan w:val="4"/><w:noWrap/><w:vAlign w:val="center"/><w:hideMark/></w:tcPr><w:p><w:pPr><w:jc w:val="center"/><w:rPr><w:rFonts w:ascii="Avenir Next LT Pro" w:hAnsi="Avenir Next LT Pro" w:cs="Calibri"/><w:b/><w:bCs/><w:color w:val="FFFFFF" w:themeColor="background1"/><w:sz w:val="20"/><w:szCs w:val="20"/></w:rPr></w:pPr><w:r><w:rPr><w:rFonts w:ascii="Avenir Next LT Pro" w:hAnsi="Avenir Next LT Pro" w:cs="Calibri"/><w:b/><w:bCs/><w:color w:val="FFFFFF" w:themeColor="background1"/><w:sz w:val="20"/><w:szCs w:val="20"/></w:rPr><w:t>Hora de la </w:t></w:r><w:commentRangeStart w:id="37"/><w:r><w:rPr><w:rFonts w:ascii="Avenir Next LT Pro" w:hAnsi="Avenir Next LT Pro" w:cs="Calibri"/><w:b/><w:bCs/><w:color w:val="FFFFFF" w:themeColor="background1"/><w:sz w:val="20"/><w:szCs w:val="20"/></w:rPr><w:t>medición</w:t></w:r><w:commentRangeEnd w:id="37"/><w:r><w:rPr><w:rStyle w:val="Refdecomentario"/><w:rFonts w:ascii="Tahoma" w:hAnsi="Tahoma"/><w:szCs w:val="20"/><w:lang w:val="es-MX" w:eastAsia="es-MX"/></w:rPr><w:commentReference w:id="37"/></w:r></w:p></w:tc></w:tr><w:tr><w:trPr><w:trHeight w:val="20"/><w:jc w:val="center"/></w:trPr><w:tc><w:tcPr><w:tcW w:w="1626" w:type="pct"/><w:vMerge/><w:vAlign w:val="center"/><w:hideMark/></w:tcPr><w:p><w:pPr><w:jc w:val="center"/><w:rPr><w:rFonts w:ascii="Avenir Next LT Pro" w:hAnsi="Avenir Next LT Pro" w:cs="Calibri"/><w:b/><w:bCs/><w:color w:val="FFFFFF" w:themeColor="background1"/><w:sz w:val="20"/><w:szCs w:val="20"/></w:rPr></w:pPr></w:p></w:tc><w:tc><w:tcPr><w:tcW w:w="740" w:type="pct"/><w:vMerge/><w:vAlign w:val="center"/></w:tcPr><w:p><w:pPr><w:jc w:val="center"/><w:rPr><w:rFonts w:ascii="Avenir Next LT Pro" w:hAnsi="Avenir Next LT Pro" w:cs="Calibri"/><w:b/><w:bCs/><w:color w:val="FFFFFF" w:themeColor="background1"/><w:sz w:val="20"/><w:szCs w:val="20"/></w:rPr></w:pPr></w:p></w:tc><w:tc><w:tcPr><w:tcW w:w="1317" w:type="pct"/><w:gridSpan w:val="2"/><w:noWrap/><w:vAlign w:val="center"/><w:hideMark/></w:tcPr><w:p><w:pPr><w:jc w:val="center"/><w:rPr><w:rFonts w:ascii="Avenir Next LT Pro" w:hAnsi="Avenir Next LT Pro" w:cs="Calibri"/><w:b/><w:bCs/><w:color w:val="FFFFFF" w:themeColor="background1"/><w:sz w:val="20"/><w:szCs w:val="20"/></w:rPr></w:pPr><w:r><w:rPr><w:rFonts w:ascii="Avenir Next LT Pro" w:hAnsi="Avenir Next LT Pro" w:cs="Calibri"/><w:b/><w:bCs/><w:color w:val="FFFFFF" w:themeColor="background1"/><w:sz w:val="20"/><w:szCs w:val="20"/></w:rPr><w:t>Jornada diurna</w:t></w:r></w:p></w:tc><w:tc><w:tcPr><w:tcW w:w="1317" w:type="pct"/><w:gridSpan w:val="2"/><w:noWrap/><w:vAlign w:val="center"/><w:hideMark/></w:tcPr><w:p><w:pPr><w:jc w:val="center"/><w:rPr><w:rFonts w:ascii="Avenir Next LT Pro" w:hAnsi="Avenir Next LT Pro" w:cs="Calibri"/><w:b/><w:bCs/><w:color w:val="FFFFFF" w:themeColor="background1"/><w:sz w:val="20"/><w:szCs w:val="20"/></w:rPr></w:pPr><w:r><w:rPr><w:rFonts w:ascii="Avenir Next LT Pro" w:hAnsi="Avenir Next LT Pro" w:cs="Calibri"/><w:b/><w:bCs/><w:color w:val="FFFFFF" w:themeColor="background1"/><w:sz w:val="20"/><w:szCs w:val="20"/></w:rPr><w:t>Jornada nocturna</w:t></w:r></w:p></w:tc></w:tr><w:tr><w:trPr><w:trHeight w:val="20"/><w:jc w:val="center"/></w:trPr><w:tc><w:tcPr><w:tcW w:w="1626" w:type="pct"/><w:vMerge/><w:vAlign w:val="center"/><w:hideMark/></w:tcPr><w:p><w:pPr><w:jc w:val="center"/><w:rPr><w:rFonts w:ascii="Avenir Next LT Pro" w:hAnsi="Avenir Next LT Pro" w:cs="Calibri"/><w:b/><w:bCs/><w:color w:val="FFFFFF" w:themeColor="background1"/><w:sz w:val="20"/><w:szCs w:val="20"/></w:rPr></w:pPr></w:p></w:tc><w:tc><w:tcPr><w:tcW w:w="740" w:type="pct"/><w:vMerge/><w:vAlign w:val="center"/></w:tcPr><w:p><w:pPr><w:jc w:val="center"/><w:rPr><w:rFonts w:ascii="Avenir Next LT Pro" w:hAnsi="Avenir Next LT Pro" w:cs="Calibri"/><w:b/><w:bCs/><w:color w:val="FFFFFF" w:themeColor="background1"/><w:sz w:val="20"/><w:szCs w:val="20"/></w:rPr></w:pPr></w:p></w:tc><w:tc><w:tcPr><w:tcW w:w="573" w:type="pct"/><w:noWrap/><w:vAlign w:val="center"/><w:hideMark/></w:tcPr><w:p><w:pPr><w:jc w:val="center"/><w:rPr><w:rFonts w:ascii="Avenir Next LT Pro" w:hAnsi="Avenir Next LT Pro" w:cs="Calibri"/><w:b/><w:bCs/><w:color w:val="FFFFFF" w:themeColor="background1"/><w:sz w:val="20"/><w:szCs w:val="20"/></w:rPr></w:pPr><w:r><w:rPr><w:rFonts w:ascii="Avenir Next LT Pro" w:hAnsi="Avenir Next LT Pro" w:cs="Calibri"/><w:b/><w:bCs/><w:color w:val="FFFFFF" w:themeColor="background1"/><w:sz w:val="20"/><w:szCs w:val="20"/></w:rPr><w:t>Inicio</w:t></w:r></w:p></w:tc><w:tc><w:tcPr><w:tcW w:w="744" w:type="pct"/><w:noWrap/><w:vAlign w:val="center"/><w:hideMark/></w:tcPr><w:p><w:pPr><w:jc w:val="center"/><w:rPr><w:rFonts w:ascii="Avenir Next LT Pro" w:hAnsi="Avenir Next LT Pro" w:cs="Calibri"/><w:b/><w:bCs/><w:color w:val="FFFFFF" w:themeColor="background1"/><w:sz w:val="20"/><w:szCs w:val="20"/></w:rPr></w:pPr><w:r><w:rPr><w:rFonts w:ascii="Avenir Next LT Pro" w:hAnsi="Avenir Next LT Pro" w:cs="Calibri"/><w:b/><w:bCs/><w:color w:val="FFFFFF" w:themeColor="background1"/><w:sz w:val="20"/><w:szCs w:val="20"/></w:rPr><w:t>Finalización</w:t></w:r></w:p></w:tc><w:tc><w:tcPr><w:tcW w:w="573" w:type="pct"/><w:noWrap/><w:vAlign w:val="center"/><w:hideMark/></w:tcPr><w:p><w:pPr><w:jc w:val="center"/><w:rPr><w:rFonts w:ascii="Avenir Next LT Pro" w:hAnsi="Avenir Next LT Pro" w:cs="Calibri"/><w:b/><w:bCs/><w:color w:val="FFFFFF" w:themeColor="background1"/><w:sz w:val="20"/><w:szCs w:val="20"/></w:rPr></w:pPr><w:r><w:rPr><w:rFonts w:ascii="Avenir Next LT Pro" w:hAnsi="Avenir Next LT Pro" w:cs="Calibri"/><w:b/><w:bCs/><w:color w:val="FFFFFF" w:themeColor="background1"/><w:sz w:val="20"/><w:szCs w:val="20"/></w:rPr><w:t>Inicio</w:t></w:r></w:p></w:tc><w:tc><w:tcPr><w:tcW w:w="744" w:type="pct"/><w:noWrap/><w:vAlign w:val="center"/><w:hideMark/></w:tcPr><w:p><w:pPr><w:jc w:val="center"/><w:rPr><w:rFonts w:ascii="Avenir Next LT Pro" w:hAnsi="Avenir Next LT Pro" w:cs="Calibri"/><w:b/><w:bCs/><w:color w:val="FFFFFF" w:themeColor="background1"/><w:sz w:val="20"/><w:szCs w:val="20"/></w:rPr></w:pPr><w:r><w:rPr><w:rFonts w:ascii="Avenir Next LT Pro" w:hAnsi="Avenir Next LT Pro" w:cs="Calibri"/><w:b/><w:bCs/><w:color w:val="FFFFFF" w:themeColor="background1"/><w:sz w:val="20"/><w:szCs w:val="20"/></w:rPr><w:t>Finalización</w:t></w:r></w:p></w:tc></w:tr><w:tr><w:trPr><w:trHeight w:val="20"/><w:jc w:val="center"/></w:trPr><w:tc><w:tcPr><w:tcW w:w="1626" w:type="pct"/><w:noWrap/><w:vAlign w:val="center"/></w:tcPr><w:p><w:pPr><w:jc w:val="center"/><w:rPr><w:rFonts w:ascii="Avenir Next LT Pro" w:hAnsi="Avenir Next LT Pro" w:cstheme="minorHAnsi"/><w:color w:val="303030"/><w:sz w:val="20"/><w:szCs w:val="20"/></w:rPr></w:pPr></w:p></w:tc><w:tc><w:tcPr><w:tcW w:w="740" w:type="pct"/><w:vAlign w:val="center"/></w:tcPr><w:p><w:pPr><w:jc w:val="center"/><w:rPr><w:rFonts w:ascii="Avenir Next LT Pro" w:hAnsi="Avenir Next LT Pro" w:cs="Calibri"/><w:color w:val="303030"/><w:sz w:val="20"/><w:szCs w:val="20"/></w:rPr></w:pPr></w:p></w:tc><w:tc><w:tcPr><w:tcW w:w="573" w:type="pct"/><w:noWrap/><w:vAlign w:val="bottom"/></w:tcPr><w:p><w:pPr><w:jc w:val="center"/><w:rPr><w:rFonts w:ascii="Avenir Next LT Pro" w:hAnsi="Avenir Next LT Pro" w:cs="Calibri"/><w:color w:val="303030"/><w:sz w:val="20"/><w:szCs w:val="20"/></w:rPr></w:pPr></w:p></w:tc><w:tc><w:tcPr><w:tcW w:w="744" w:type="pct"/><w:noWrap/><w:vAlign w:val="bottom"/></w:tcPr><w:p><w:pPr><w:jc w:val="center"/><w:rPr><w:rFonts w:ascii="Avenir Next LT Pro" w:hAnsi="Avenir Next LT Pro" w:cs="Calibri"/><w:color w:val="303030"/><w:sz w:val="20"/><w:szCs w:val="20"/></w:rPr></w:pPr></w:p></w:tc><w:tc><w:tcPr><w:tcW w:w="573" w:type="pct"/><w:noWrap/><w:vAlign w:val="bottom"/></w:tcPr><w:p><w:pPr><w:jc w:val="center"/><w:rPr><w:rFonts w:ascii="Avenir Next LT Pro" w:hAnsi="Avenir Next LT Pro" w:cs="Calibri"/><w:color w:val="303030"/><w:sz w:val="20"/><w:szCs w:val="20"/></w:rPr></w:pPr></w:p></w:tc><w:tc><w:tcPr><w:tcW w:w="744" w:type="pct"/><w:noWrap/><w:vAlign w:val="bottom"/></w:tcPr><w:p><w:pPr><w:jc w:val="center"/><w:rPr><w:rFonts w:ascii="Avenir Next LT Pro" w:hAnsi="Avenir Next LT Pro" w:cs="Calibri"/><w:color w:val="303030"/><w:sz w:val="20"/><w:szCs w:val="20"/></w:rPr></w:pPr></w:p></w:tc></w:tr></w:tbl><w:p><w:pPr><w:spacing w:after="240"/><w:jc w:val="center"/><w:rPr><w:rFonts w:ascii="Avenir Next LT Pro" w:hAnsi="Avenir Next LT Pro" w:cs="Calibri"/><w:i/><w:color w:val="303030"/><w:sz w:val="20"/><w:szCs w:val="20"/></w:rPr></w:pPr><w:r><w:rPr><w:rFonts w:ascii="Avenir Next LT Pro" w:hAnsi="Avenir Next LT Pro" w:cs="Calibri"/><w:i/><w:color w:val="303030"/><w:sz w:val="20"/><w:szCs w:val="20"/></w:rPr><w:t>Fuente: ALS ENVIRONMENTAL S.A.S., </w:t></w:r><w:commentRangeStart w:id="38"/><w:r><w:rPr><w:rFonts w:ascii="Avenir Next LT Pro" w:hAnsi="Avenir Next LT Pro" w:cs="Calibri"/><w:i/><w:color w:val="303030"/><w:sz w:val="20"/><w:szCs w:val="20"/></w:rPr><w:t>XXXX</w:t></w:r><w:commentRangeEnd w:id="38"/><w:r><w:rPr><w:rStyle w:val="Refdecomentario"/><w:rFonts w:ascii="Tahoma" w:hAnsi="Tahoma"/><w:szCs w:val="20"/><w:lang w:val="es-MX" w:eastAsia="es-MX"/></w:rPr><w:commentReference w:id="38"/></w:r><w:r><w:rPr><w:rFonts w:ascii="Avenir Next LT Pro" w:hAnsi="Avenir Next LT Pro" w:cs="Calibri"/><w:i/><w:color w:val="303030"/><w:sz w:val="20"/><w:szCs w:val="20"/></w:rPr><w:t>.</w:t></w:r></w:p><w:p><w:pPr><w:jc w:val="center"/><w:rPr><w:rFonts w:ascii="Avenir Next LT Pro" w:hAnsi="Avenir Next LT Pro" w:cstheme="minorHAnsi"/><w:b/><w:color w:val="303030"/><w:sz w:val="20"/><w:szCs w:val="20"/></w:rPr></w:pPr><w:bookmarkStart w:id="39" w:name="_Ref157165249"/><w:bookmarkStart w:id="40" w:name="_Toc209532329"/><w:r><w:rPr><w:rFonts w:ascii="Avenir Next LT Pro" w:hAnsi="Avenir Next LT Pro" w:cs="Calibri"/><w:b/><w:color w:val="303030"/><w:sz w:val="20"/><w:szCs w:val="20"/></w:rPr><w:t>Tabla </w:t></w:r><w:r><w:rPr><w:rFonts w:ascii="Avenir Next LT Pro" w:hAnsi="Avenir Next LT Pro" w:cs="Calibri"/><w:b/><w:color w:val="303030"/><w:sz w:val="20"/><w:szCs w:val="20"/></w:rPr><w:fldChar w:fldCharType="begin"/></w:r><w:r><w:rPr><w:rFonts w:ascii="Avenir Next LT Pro" w:hAnsi="Avenir Next LT Pro" w:cs="Calibri"/><w:b/><w:color w:val="303030"/><w:sz w:val="20"/><w:szCs w:val="20"/></w:rPr><w:instrText xml:space="preserve"> SEQ Tabla \* ARABIC </w:instrText></w:r><w:r><w:rPr><w:rFonts w:ascii="Avenir Next LT Pro" w:hAnsi="Avenir Next LT Pro" w:cs="Calibri"/><w:b/><w:color w:val="303030"/><w:sz w:val="20"/><w:szCs w:val="20"/></w:rPr><w:fldChar w:fldCharType="separate"/></w:r><w:r><w:rPr><w:rFonts w:ascii="Avenir Next LT Pro" w:hAnsi="Avenir Next LT Pro" w:cs="Calibri"/><w:b/><w:noProof/><w:color w:val="303030"/><w:sz w:val="20"/><w:szCs w:val="20"/></w:rPr><w:t>2</w:t></w:r><w:r><w:rPr><w:rFonts w:ascii="Avenir Next LT Pro" w:hAnsi="Avenir Next LT Pro" w:cs="Calibri"/><w:b/><w:color w:val="303030"/><w:sz w:val="20"/><w:szCs w:val="20"/></w:rPr><w:fldChar w:fldCharType="end"/></w:r><w:bookmarkEnd w:id="39"/><w:r><w:rPr><w:rFonts w:ascii="Avenir Next LT Pro" w:hAnsi="Avenir Next LT Pro" w:cs="Calibri"/><w:b/><w:color w:val="303030"/><w:sz w:val="20"/><w:szCs w:val="20"/></w:rPr><w:t>. Hora de Inicio y finalización – </w:t></w:r><w:r><w:rPr><w:rFonts w:ascii="Avenir Next LT Pro" w:hAnsi="Avenir Next LT Pro" w:cs="Calibri"/><w:b/><w:color w:val="303030"/><w:sz w:val="20"/><w:szCs w:val="20"/></w:rPr><w:t>{2_hora_de_inicio_y_finalizacion_1}</w:t></w:r><w:bookmarkEnd w:id="40"/></w:p><w:tbl><w:tblPr><w:tblW w:w="5000" w:type="pct"/><w:jc w:val="center"/><w:tblBorders><w:top w:val="single" w:sz="4" w:space="0" w:color="808080" w:themeColor="background1" w:themeShade="80"/><w:left w:val="single" w:sz="4" w:space="0" w:color="808080" w:themeColor="background1" w:themeShade="80"/><w:bottom w:val="single" w:sz="4" w:space="0" w:color="808080" w:themeColor="background1" w:themeShade="80"/><w:right w:val="single" w:sz="4" w:space="0" w:color="808080" w:themeColor="background1" w:themeShade="80"/><w:insideH w:val="single" w:sz="4" w:space="0" w:color="808080" w:themeColor="background1" w:themeShade="80"/><w:insideV w:val="single" w:sz="4" w:space="0" w:color="808080" w:themeColor="background1" w:themeShade="80"/></w:tblBorders><w:tblCellMar><w:left w:w="70" w:type="dxa"/><w:right w:w="70" w:type="dxa"/></w:tblCellMar><w:tblLook w:val="04A0" w:firstRow="1" w:lastRow="0" w:firstColumn="1" w:lastColumn="0" w:noHBand="0" w:noVBand="1"/></w:tblPr><w:tblGrid><w:gridCol w:w="2871"/><w:gridCol w:w="1307"/><w:gridCol w:w="1012"/><w:gridCol w:w="1314"/><w:gridCol w:w="1012"/><w:gridCol w:w="1314"/></w:tblGrid><w:tr><w:trPr><w:trHeight w:val="20"/><w:jc w:val="center"/></w:trPr><w:tc><w:tcPr><w:tcW w:w="1626" w:type="pct"/><w:vMerge w:val="restart"/><w:noWrap/><w:vAlign w:val="center"/><w:hideMark/></w:tcPr><w:p><w:pPr><w:jc w:val="center"/><w:rPr><w:rFonts w:ascii="Avenir Next LT Pro" w:hAnsi="Avenir Next LT Pro" w:cs="Calibri"/><w:b/><w:bCs/><w:color w:val="FFFFFF" w:themeColor="background1"/><w:sz w:val="20"/><w:szCs w:val="20"/></w:rPr></w:pPr><w:r><w:rPr><w:rFonts w:ascii="Avenir Next LT Pro" w:hAnsi="Avenir Next LT Pro" w:cs="Calibri"/><w:b/><w:bCs/><w:color w:val="FFFFFF" w:themeColor="background1"/><w:sz w:val="20"/><w:szCs w:val="20"/></w:rPr><w:t>Punto</w:t></w:r></w:p></w:tc><w:tc><w:tcPr><w:tcW w:w="740" w:type="pct"/><w:vMerge w:val="restart"/><w:vAlign w:val="center"/></w:tcPr><w:p><w:pPr><w:jc w:val="center"/><w:rPr><w:rFonts w:ascii="Avenir Next LT Pro" w:hAnsi="Avenir Next LT Pro" w:cs="Calibri"/><w:b/><w:bCs/><w:color w:val="FFFFFF" w:themeColor="background1"/><w:sz w:val="20"/><w:szCs w:val="20"/></w:rPr></w:pPr><w:r><w:rPr><w:rFonts w:ascii="Avenir Next LT Pro" w:hAnsi="Avenir Next LT Pro" w:cs="Calibri"/><w:b/><w:bCs/><w:color w:val="FFFFFF" w:themeColor="background1"/><w:sz w:val="20"/><w:szCs w:val="20"/></w:rPr><w:t>Fecha</w:t></w:r></w:p></w:tc><w:tc><w:tcPr><w:tcW w:w="2634" w:type="pct"/><w:gridSpan w:val="4"/><w:noWrap/><w:vAlign w:val="center"/><w:hideMark/></w:tcPr><w:p><w:pPr><w:jc w:val="center"/><w:rPr><w:rFonts w:ascii="Avenir Next LT Pro" w:hAnsi="Avenir Next LT Pro" w:cs="Calibri"/><w:b/><w:bCs/><w:color w:val="FFFFFF" w:themeColor="background1"/><w:sz w:val="20"/><w:szCs w:val="20"/></w:rPr></w:pPr><w:r><w:rPr><w:rFonts w:ascii="Avenir Next LT Pro" w:hAnsi="Avenir Next LT Pro" w:cs="Calibri"/><w:b/><w:bCs/><w:color w:val="FFFFFF" w:themeColor="background1"/><w:sz w:val="20"/><w:szCs w:val="20"/></w:rPr><w:t>Hora de la medición</w:t></w:r></w:p></w:tc></w:tr><w:tr><w:trPr><w:trHeight w:val="20"/><w:jc w:val="center"/></w:trPr><w:tc><w:tcPr><w:tcW w:w="1626" w:type="pct"/><w:vMerge/><w:vAlign w:val="center"/><w:hideMark/></w:tcPr><w:p><w:pPr><w:jc w:val="center"/><w:rPr><w:rFonts w:ascii="Avenir Next LT Pro" w:hAnsi="Avenir Next LT Pro" w:cs="Calibri"/><w:b/><w:bCs/><w:color w:val="FFFFFF" w:themeColor="background1"/><w:sz w:val="20"/><w:szCs w:val="20"/></w:rPr></w:pPr></w:p></w:tc><w:tc><w:tcPr><w:tcW w:w="740" w:type="pct"/><w:vMerge/><w:vAlign w:val="center"/></w:tcPr><w:p><w:pPr><w:jc w:val="center"/><w:rPr><w:rFonts w:ascii="Avenir Next LT Pro" w:hAnsi="Avenir Next LT Pro" w:cs="Calibri"/><w:b/><w:bCs/><w:color w:val="FFFFFF" w:themeColor="background1"/><w:sz w:val="20"/><w:szCs w:val="20"/></w:rPr></w:pPr></w:p></w:tc><w:tc><w:tcPr><w:tcW w:w="1317" w:type="pct"/><w:gridSpan w:val="2"/><w:noWrap/><w:vAlign w:val="center"/><w:hideMark/></w:tcPr><w:p><w:pPr><w:jc w:val="center"/><w:rPr><w:rFonts w:ascii="Avenir Next LT Pro" w:hAnsi="Avenir Next LT Pro" w:cs="Calibri"/><w:b/><w:bCs/><w:color w:val="FFFFFF" w:themeColor="background1"/><w:sz w:val="20"/><w:szCs w:val="20"/></w:rPr></w:pPr><w:r><w:rPr><w:rFonts w:ascii="Avenir Next LT Pro" w:hAnsi="Avenir Next LT Pro" w:cs="Calibri"/><w:b/><w:bCs/><w:color w:val="FFFFFF" w:themeColor="background1"/><w:sz w:val="20"/><w:szCs w:val="20"/></w:rPr><w:t>Jornada diurna</w:t></w:r></w:p></w:tc><w:tc><w:tcPr><w:tcW w:w="1317" w:type="pct"/><w:gridSpan w:val="2"/><w:noWrap/><w:vAlign w:val="center"/><w:hideMark/></w:tcPr><w:p><w:pPr><w:jc w:val="center"/><w:rPr><w:rFonts w:ascii="Avenir Next LT Pro" w:hAnsi="Avenir Next LT Pro" w:cs="Calibri"/><w:b/><w:bCs/><w:color w:val="FFFFFF" w:themeColor="background1"/><w:sz w:val="20"/><w:szCs w:val="20"/></w:rPr></w:pPr><w:r><w:rPr><w:rFonts w:ascii="Avenir Next LT Pro" w:hAnsi="Avenir Next LT Pro" w:cs="Calibri"/><w:b/><w:bCs/><w:color w:val="FFFFFF" w:themeColor="background1"/><w:sz w:val="20"/><w:szCs w:val="20"/></w:rPr><w:t>Jornada nocturna</w:t></w:r></w:p></w:tc></w:tr><w:tr><w:trPr><w:trHeight w:val="20"/><w:jc w:val="center"/></w:trPr><w:tc><w:tcPr><w:tcW w:w="1626" w:type="pct"/><w:vMerge/><w:vAlign w:val="center"/><w:hideMark/></w:tcPr><w:p><w:pPr><w:jc w:val="center"/><w:rPr><w:rFonts w:ascii="Avenir Next LT Pro" w:hAnsi="Avenir Next LT Pro" w:cs="Calibri"/><w:b/><w:bCs/><w:color w:val="FFFFFF" w:themeColor="background1"/><w:sz w:val="20"/><w:szCs w:val="20"/></w:rPr></w:pPr></w:p></w:tc><w:tc><w:tcPr><w:tcW w:w="740" w:type="pct"/><w:vMerge/><w:vAlign w:val="center"/></w:tcPr><w:p><w:pPr><w:jc w:val="center"/><w:rPr><w:rFonts w:ascii="Avenir Next LT Pro" w:hAnsi="Avenir Next LT Pro" w:cs="Calibri"/><w:b/><w:bCs/><w:color w:val="FFFFFF" w:themeColor="background1"/><w:sz w:val="20"/><w:szCs w:val="20"/></w:rPr></w:pPr></w:p></w:tc><w:tc><w:tcPr><w:tcW w:w="573" w:type="pct"/><w:noWrap/><w:vAlign w:val="center"/><w:hideMark/></w:tcPr><w:p><w:pPr><w:jc w:val="center"/><w:rPr><w:rFonts w:ascii="Avenir Next LT Pro" w:hAnsi="Avenir Next LT Pro" w:cs="Calibri"/><w:b/><w:bCs/><w:color w:val="FFFFFF" w:themeColor="background1"/><w:sz w:val="20"/><w:szCs w:val="20"/></w:rPr></w:pPr><w:r><w:rPr><w:rFonts w:ascii="Avenir Next LT Pro" w:hAnsi="Avenir Next LT Pro" w:cs="Calibri"/><w:b/><w:bCs/><w:color w:val="FFFFFF" w:themeColor="background1"/><w:sz w:val="20"/><w:szCs w:val="20"/></w:rPr><w:t>Inicio</w:t></w:r></w:p></w:tc><w:tc><w:tcPr><w:tcW w:w="744" w:type="pct"/><w:noWrap/><w:vAlign w:val="center"/><w:hideMark/></w:tcPr><w:p><w:pPr><w:jc w:val="center"/><w:rPr><w:rFonts w:ascii="Avenir Next LT Pro" w:hAnsi="Avenir Next LT Pro" w:cs="Calibri"/><w:b/><w:bCs/><w:color w:val="FFFFFF" w:themeColor="background1"/><w:sz w:val="20"/><w:szCs w:val="20"/></w:rPr></w:pPr><w:r><w:rPr><w:rFonts w:ascii="Avenir Next LT Pro" w:hAnsi="Avenir Next LT Pro" w:cs="Calibri"/><w:b/><w:bCs/><w:color w:val="FFFFFF" w:themeColor="background1"/><w:sz w:val="20"/><w:szCs w:val="20"/></w:rPr><w:t>Finalización</w:t></w:r></w:p></w:tc><w:tc><w:tcPr><w:tcW w:w="573" w:type="pct"/><w:noWrap/><w:vAlign w:val="center"/><w:hideMark/></w:tcPr><w:p><w:pPr><w:jc w:val="center"/><w:rPr><w:rFonts w:ascii="Avenir Next LT Pro" w:hAnsi="Avenir Next LT Pro" w:cs="Calibri"/><w:b/><w:bCs/><w:color w:val="FFFFFF" w:themeColor="background1"/><w:sz w:val="20"/><w:szCs w:val="20"/></w:rPr></w:pPr><w:r><w:rPr><w:rFonts w:ascii="Avenir Next LT Pro" w:hAnsi="Avenir Next LT Pro" w:cs="Calibri"/><w:b/><w:bCs/><w:color w:val="FFFFFF" w:themeColor="background1"/><w:sz w:val="20"/><w:szCs w:val="20"/></w:rPr><w:t>Inicio</w:t></w:r></w:p></w:tc><w:tc><w:tcPr><w:tcW w:w="744" w:type="pct"/><w:noWrap/><w:vAlign w:val="center"/><w:hideMark/></w:tcPr><w:p><w:pPr><w:jc w:val="center"/><w:rPr><w:rFonts w:ascii="Avenir Next LT Pro" w:hAnsi="Avenir Next LT Pro" w:cs="Calibri"/><w:b/><w:bCs/><w:color w:val="FFFFFF" w:themeColor="background1"/><w:sz w:val="20"/><w:szCs w:val="20"/></w:rPr></w:pPr><w:r><w:rPr><w:rFonts w:ascii="Avenir Next LT Pro" w:hAnsi="Avenir Next LT Pro" w:cs="Calibri"/><w:b/><w:bCs/><w:color w:val="FFFFFF" w:themeColor="background1"/><w:sz w:val="20"/><w:szCs w:val="20"/></w:rPr><w:t>Finalización</w:t></w:r></w:p></w:tc></w:tr><w:tr><w:trPr><w:trHeight w:val="20"/><w:jc w:val="center"/></w:trPr><w:tc><w:tcPr><w:tcW w:w="1626" w:type="pct"/><w:tcBorders><w:top w:val="single" w:sz="4" w:space="0" w:color="808080"/><w:left w:val="single" w:sz="4" w:space="0" w:color="808080"/><w:bottom w:val="single" w:sz="4" w:space="0" w:color="808080"/><w:right w:val="single" w:sz="4" w:space="0" w:color="808080"/></w:tcBorders><w:noWrap/><w:vAlign w:val="center"/></w:tcPr><w:p><w:pPr><w:jc w:val="center"/><w:rPr><w:rFonts w:ascii="Avenir Next LT Pro" w:hAnsi="Avenir Next LT Pro" w:cstheme="minorHAnsi"/><w:color w:val="303030"/><w:sz w:val="20"/><w:szCs w:val="20"/></w:rPr></w:pPr></w:p></w:tc><w:tc><w:tcPr><w:tcW w:w="740" w:type="pct"/><w:vAlign w:val="center"/></w:tcPr><w:p><w:pPr><w:jc w:val="center"/><w:rPr><w:rFonts w:ascii="Avenir Next LT Pro" w:hAnsi="Avenir Next LT Pro" w:cs="Calibri"/><w:color w:val="303030"/><w:sz w:val="20"/><w:szCs w:val="20"/></w:rPr></w:pPr></w:p></w:tc><w:tc><w:tcPr><w:tcW w:w="573" w:type="pct"/><w:tcBorders><w:top w:val="single" w:sz="4" w:space="0" w:color="808080"/><w:left w:val="single" w:sz="4" w:space="0" w:color="808080"/><w:bottom w:val="single" w:sz="4" w:space="0" w:color="808080"/><w:right w:val="single" w:sz="4" w:space="0" w:color="808080"/></w:tcBorders><w:noWrap/><w:vAlign w:val="bottom"/></w:tcPr><w:p><w:pPr><w:jc w:val="center"/><w:rPr><w:rFonts w:ascii="Avenir Next LT Pro" w:hAnsi="Avenir Next LT Pro" w:cs="Calibri"/><w:color w:val="303030"/><w:sz w:val="20"/><w:szCs w:val="20"/></w:rPr></w:pPr></w:p></w:tc><w:tc><w:tcPr><w:tcW w:w="744" w:type="pct"/><w:tcBorders><w:top w:val="single" w:sz="4" w:space="0" w:color="808080"/><w:left w:val="single" w:sz="4" w:space="0" w:color="808080"/><w:bottom w:val="single" w:sz="4" w:space="0" w:color="808080"/><w:right w:val="single" w:sz="4" w:space="0" w:color="808080"/></w:tcBorders><w:noWrap/><w:vAlign w:val="bottom"/></w:tcPr><w:p><w:pPr><w:jc w:val="center"/><w:rPr><w:rFonts w:ascii="Avenir Next LT Pro" w:hAnsi="Avenir Next LT Pro" w:cs="Calibri"/><w:color w:val="303030"/><w:sz w:val="20"/><w:szCs w:val="20"/></w:rPr></w:pPr></w:p></w:tc><w:tc><w:tcPr><w:tcW w:w="573" w:type="pct"/><w:tcBorders><w:top w:val="single" w:sz="4" w:space="0" w:color="808080"/><w:left w:val="single" w:sz="4" w:space="0" w:color="808080"/><w:bottom w:val="single" w:sz="4" w:space="0" w:color="808080"/><w:right w:val="single" w:sz="4" w:space="0" w:color="808080"/></w:tcBorders><w:noWrap/><w:vAlign w:val="bottom"/></w:tcPr><w:p><w:pPr><w:jc w:val="center"/><w:rPr><w:rFonts w:ascii="Avenir Next LT Pro" w:hAnsi="Avenir Next LT Pro" w:cs="Calibri"/><w:color w:val="303030"/><w:sz w:val="20"/><w:szCs w:val="20"/></w:rPr></w:pPr></w:p></w:tc><w:tc><w:tcPr><w:tcW w:w="744" w:type="pct"/><w:tcBorders><w:top w:val="single" w:sz="4" w:space="0" w:color="808080"/><w:left w:val="single" w:sz="4" w:space="0" w:color="808080"/><w:bottom w:val="single" w:sz="4" w:space="0" w:color="808080"/><w:right w:val="single" w:sz="4" w:space="0" w:color="808080"/></w:tcBorders><w:noWrap/><w:vAlign w:val="bottom"/></w:tcPr><w:p><w:pPr><w:jc w:val="center"/><w:rPr><w:rFonts w:ascii="Avenir Next LT Pro" w:hAnsi="Avenir Next LT Pro" w:cs="Calibri"/><w:color w:val="303030"/><w:sz w:val="20"/><w:szCs w:val="20"/></w:rPr></w:pPr></w:p></w:tc></w:tr></w:tbl><w:p><w:pPr><w:spacing w:after="240"/><w:jc w:val="center"/><w:rPr><w:rFonts w:ascii="Avenir Next LT Pro" w:hAnsi="Avenir Next LT Pro" w:cs="Calibri"/><w:i/><w:color w:val="303030"/><w:sz w:val="20"/><w:szCs w:val="20"/></w:rPr></w:pPr><w:r><w:rPr><w:rFonts w:ascii="Avenir Next LT Pro" w:hAnsi="Avenir Next LT Pro" w:cs="Calibri"/><w:i/><w:color w:val="303030"/><w:sz w:val="20"/><w:szCs w:val="20"/></w:rPr><w:t>Fuente: ALS ENVIRONMENTAL S.A.S., </w:t></w:r><w:r><w:rPr><w:rFonts w:ascii="Avenir Next LT Pro" w:hAnsi="Avenir Next LT Pro" w:cs="Calibri"/><w:i/><w:color w:val="303030"/><w:sz w:val="20"/><w:szCs w:val="20"/></w:rPr><w:t>{fuente_serambiente_s_a_s_1}</w:t></w:r><w:r><w:rPr><w:rFonts w:ascii="Avenir Next LT Pro" w:hAnsi="Avenir Next LT Pro" w:cs="Calibri"/><w:i/><w:color w:val="303030"/><w:sz w:val="20"/><w:szCs w:val="20"/></w:rPr></w:r></w:p><w:p><w:pPr><w:pStyle w:val="Ttulo2"/><w:numPr><w:ilvl w:val="1"/><w:numId w:val="21"/></w:numPr><w:rPr><w:rFonts w:ascii="Avenir Next LT Pro" w:hAnsi="Avenir Next LT Pro"/><w:color w:val="303030"/><w:sz w:val="28"/><w:szCs w:val="28"/></w:rPr></w:pPr><w:bookmarkStart w:id="41" w:name="_Toc211423071"/><w:bookmarkStart w:id="42" w:name="_Toc215310863"/><w:r><w:rPr><w:rFonts w:ascii="Avenir Next LT Pro" w:hAnsi="Avenir Next LT Pro"/><w:color w:val="303030"/><w:sz w:val="28"/><w:szCs w:val="28"/></w:rPr><w:t>Descripción de los tiempos e intervalos</w:t></w:r><w:r><w:rPr><w:rFonts w:ascii="Avenir Next LT Pro" w:hAnsi="Avenir Next LT Pro"/><w:color w:val="303030"/><w:sz w:val="28"/><w:szCs w:val="28"/></w:rPr><w:t> de </w:t></w:r><w:commentRangeStart w:id="43"/><w:r><w:rPr><w:rFonts w:ascii="Avenir Next LT Pro" w:hAnsi="Avenir Next LT Pro"/><w:color w:val="303030"/><w:sz w:val="28"/><w:szCs w:val="28"/></w:rPr><w:t>medición</w:t></w:r><w:commentRangeEnd w:id="43"/><w:r><w:rPr><w:rFonts w:ascii="Avenir Next LT Pro" w:hAnsi="Avenir Next LT Pro"/><w:color w:val="303030"/><w:sz w:val="28"/><w:szCs w:val="28"/></w:rPr><w:commentReference w:id="43"/></w:r><w:bookmarkEnd w:id="41"/><w:bookmarkEnd w:id="42"/><w:r><w:rPr><w:rFonts w:ascii="Avenir Next LT Pro" w:hAnsi="Avenir Next LT Pro"/><w:color w:val="303030"/><w:sz w:val="28"/><w:szCs w:val="28"/></w:rPr><w:t> </w:t></w:r></w:p><w:p><w:pPr><w:jc w:val="center"/><w:rPr><w:rFonts w:ascii="Avenir Next LT Pro" w:hAnsi="Avenir Next LT Pro"/><w:color w:val="303030"/></w:rPr></w:pPr></w:p><w:p><w:pPr><w:spacing w:after="240" w:line="360" w:lineRule="auto"/><w:jc w:val="both"/><w:rPr><w:rFonts w:ascii="Avenir Next LT Pro" w:hAnsi="Avenir Next LT Pro" w:cstheme="minorHAnsi"/><w:color w:val="303030"/><w:sz w:val="22"/><w:szCs w:val="22"/></w:rPr></w:pPr><w:r><w:rPr><w:rFonts w:ascii="Avenir Next LT Pro" w:hAnsi="Avenir Next LT Pro" w:cstheme="minorHAnsi"/><w:color w:val="303030"/><w:sz w:val="22"/><w:szCs w:val="22"/></w:rPr><w:t>Siguiendo lo establecido en el artículo 5 de la Resolución 0627 de 2006, el tiempo de medida para monitoreos de ruido intradomiciliario, por cada punto de muestreo es de una hora, la cual puede ser medida de forma continua o con intervalos de tiempo distribuidos uniformemente dentro de la misma, hasta obtener como mínimo </w:t></w:r><w:r><w:rPr><w:rFonts w:ascii="Avenir Next LT Pro" w:hAnsi="Avenir Next LT Pro" w:cstheme="minorHAnsi"/><w:color w:val="303030"/><w:sz w:val="22"/><w:szCs w:val="22"/></w:rPr><w:t>{siguiendo_lo_establecido_en_el_articulo_5_de_la_re_1}</w:t></w:r><w:r><w:rPr><w:rFonts w:ascii="Avenir Next LT Pro" w:hAnsi="Avenir Next LT Pro" w:cstheme="minorHAnsi"/><w:color w:val="303030"/><w:sz w:val="22"/><w:szCs w:val="22"/></w:rPr></w:r><w:r><w:rPr><w:rFonts w:ascii="Avenir Next LT Pro" w:hAnsi="Avenir Next LT Pro" w:cstheme="minorHAnsi"/><w:color w:val="303030"/><w:sz w:val="22"/><w:szCs w:val="22"/></w:rPr><w:t>, dando cumplimiento a lo establecido en el artículo 5 </w:t></w:r><w:r><w:rPr><w:rFonts w:ascii="Avenir Next LT Pro" w:hAnsi="Avenir Next LT Pro" w:cstheme="minorHAnsi"/><w:color w:val="303030"/><w:sz w:val="22"/><w:szCs w:val="22"/></w:rPr><w:t>de la Resolución 627 de 2006</w:t></w:r><w:r><w:rPr><w:rFonts w:ascii="Avenir Next LT Pro" w:hAnsi="Avenir Next LT Pro" w:cstheme="minorHAnsi"/><w:color w:val="303030"/><w:sz w:val="22"/><w:szCs w:val="22"/></w:rPr><w:t>. En la </w:t></w:r><w:r><w:rPr><w:rFonts w:ascii="Avenir Next LT Pro" w:hAnsi="Avenir Next LT Pro" w:cstheme="minorHAnsi"/><w:b/><w:color w:val="303030"/><w:sz w:val="22"/><w:szCs w:val="22"/></w:rPr><w:fldChar w:fldCharType="begin"/></w:r><w:r><w:rPr><w:rFonts w:ascii="Avenir Next LT Pro" w:hAnsi="Avenir Next LT Pro" w:cstheme="minorHAnsi"/><w:b/><w:color w:val="303030"/><w:sz w:val="22"/><w:szCs w:val="22"/></w:rPr><w:instrText xml:space="preserve"> REF _Ref16686348 \h  \* MERGEFORMAT </w:instrText></w:r><w:r><w:rPr><w:rFonts w:ascii="Avenir Next LT Pro" w:hAnsi="Avenir Next LT Pro" w:cstheme="minorHAnsi"/><w:b/><w:color w:val="303030"/><w:sz w:val="22"/><w:szCs w:val="22"/></w:rPr></w:r><w:r><w:rPr><w:rFonts w:ascii="Avenir Next LT Pro" w:hAnsi="Avenir Next LT Pro" w:cstheme="minorHAnsi"/><w:b/><w:color w:val="303030"/><w:sz w:val="22"/><w:szCs w:val="22"/></w:rPr><w:fldChar w:fldCharType="separate"/></w:r><w:r><w:rPr><w:rFonts w:ascii="Avenir Next LT Pro" w:hAnsi="Avenir Next LT Pro"/><w:b/><w:color w:val="303030"/><w:sz w:val="22"/><w:szCs w:val="22"/></w:rPr><w:t>Tabla </w:t></w:r><w:r><w:rPr><w:rFonts w:ascii="Avenir Next LT Pro" w:hAnsi="Avenir Next LT Pro"/><w:b/><w:noProof/><w:color w:val="303030"/><w:sz w:val="22"/><w:szCs w:val="22"/></w:rPr><w:lastRenderedPageBreak/><w:t>3</w:t></w:r><w:r><w:rPr><w:rFonts w:ascii="Avenir Next LT Pro" w:hAnsi="Avenir Next LT Pro" w:cstheme="minorHAnsi"/><w:b/><w:color w:val="303030"/><w:sz w:val="22"/><w:szCs w:val="22"/></w:rPr><w:fldChar w:fldCharType="end"/></w:r><w:r><w:rPr><w:rFonts w:ascii="Avenir Next LT Pro" w:hAnsi="Avenir Next LT Pro" w:cstheme="minorHAnsi"/><w:color w:val="303030"/><w:sz w:val="22"/><w:szCs w:val="22"/></w:rPr><w:t> </w:t></w:r><w:r><w:rPr><w:rFonts w:ascii="Avenir Next LT Pro" w:hAnsi="Avenir Next LT Pro" w:cstheme="minorHAnsi"/><w:color w:val="303030"/><w:sz w:val="22"/><w:szCs w:val="22"/></w:rPr><w:t>se presentan la distribución de tiempos de medición y espera empleada durante las jornadas de medición</w:t></w:r><w:r><w:rPr><w:rFonts w:ascii="Avenir Next LT Pro" w:hAnsi="Avenir Next LT Pro" w:cstheme="minorHAnsi"/><w:color w:val="303030"/><w:sz w:val="22"/><w:szCs w:val="22"/></w:rPr><w:t>.</w:t></w:r></w:p><w:p><w:pPr><w:pStyle w:val="Descripcin"/><w:spacing w:before="0" w:after="0"/><w:jc w:val="center"/><w:rPr><w:rFonts w:ascii="Avenir Next LT Pro" w:hAnsi="Avenir Next LT Pro" w:cs="Calibri"/><w:color w:val="303030"/><w:lang w:val="es-CO"/></w:rPr></w:pPr><w:bookmarkStart w:id="44" w:name="_Ref16686348"/><w:bookmarkStart w:id="45" w:name="_Toc16626933"/><w:bookmarkStart w:id="46" w:name="_Toc209532330"/><w:r><w:rPr><w:rFonts w:ascii="Avenir Next LT Pro" w:hAnsi="Avenir Next LT Pro"/><w:color w:val="303030"/><w:lang w:val="es-CO"/></w:rPr><w:t>Tabla </w:t></w:r><w:r><w:rPr><w:rFonts w:ascii="Avenir Next LT Pro" w:hAnsi="Avenir Next LT Pro"/><w:color w:val="303030"/><w:lang w:val="es-CO"/></w:rPr><w:fldChar w:fldCharType="begin"/></w:r><w:r><w:rPr><w:rFonts w:ascii="Avenir Next LT Pro" w:hAnsi="Avenir Next LT Pro"/><w:color w:val="303030"/><w:lang w:val="es-CO"/></w:rPr><w:instrText xml:space="preserve"> SEQ Tabla \* ARABIC </w:instrText></w:r><w:r><w:rPr><w:rFonts w:ascii="Avenir Next LT Pro" w:hAnsi="Avenir Next LT Pro"/><w:color w:val="303030"/><w:lang w:val="es-CO"/></w:rPr><w:fldChar w:fldCharType="separate"/></w:r><w:r><w:rPr><w:rFonts w:ascii="Avenir Next LT Pro" w:hAnsi="Avenir Next LT Pro"/><w:noProof/><w:color w:val="303030"/><w:lang w:val="es-CO"/></w:rPr><w:t>3</w:t></w:r><w:r><w:rPr><w:rFonts w:ascii="Avenir Next LT Pro" w:hAnsi="Avenir Next LT Pro"/><w:color w:val="303030"/><w:lang w:val="es-CO"/></w:rPr><w:fldChar w:fldCharType="end"/></w:r><w:bookmarkEnd w:id="44"/><w:r><w:rPr><w:rFonts w:ascii="Avenir Next LT Pro" w:hAnsi="Avenir Next LT Pro"/><w:color w:val="303030"/><w:lang w:val="es-CO"/></w:rPr><w:t>. </w:t></w:r><w:r><w:rPr><w:rFonts w:ascii="Avenir Next LT Pro" w:hAnsi="Avenir Next LT Pro" w:cs="Calibri"/><w:color w:val="303030"/><w:lang w:val="es-CO"/></w:rPr><w:t>Distribución de tiempos de medición y </w:t></w:r><w:commentRangeStart w:id="47"/><w:r><w:rPr><w:rFonts w:ascii="Avenir Next LT Pro" w:hAnsi="Avenir Next LT Pro" w:cs="Calibri"/><w:color w:val="303030"/><w:lang w:val="es-CO"/></w:rPr><w:t>espera</w:t></w:r><w:bookmarkEnd w:id="45"/><w:commentRangeEnd w:id="47"/><w:r><w:rPr><w:rStyle w:val="Refdecomentario"/><w:b w:val="0"/><w:bCs w:val="0"/></w:rPr><w:commentReference w:id="47"/></w:r><w:bookmarkEnd w:id="46"/></w:p><w:tbl><w:tblPr><w:tblW w:w="5000" w:type="pct"/><w:jc w:val="center"/><w:tblBorders><w:top w:val="single" w:sz="4" w:space="0" w:color="808080" w:themeColor="background1" w:themeShade="80"/><w:left w:val="single" w:sz="4" w:space="0" w:color="808080" w:themeColor="background1" w:themeShade="80"/><w:bottom w:val="single" w:sz="4" w:space="0" w:color="808080" w:themeColor="background1" w:themeShade="80"/><w:right w:val="single" w:sz="4" w:space="0" w:color="808080" w:themeColor="background1" w:themeShade="80"/><w:insideH w:val="single" w:sz="4" w:space="0" w:color="808080" w:themeColor="background1" w:themeShade="80"/><w:insideV w:val="single" w:sz="4" w:space="0" w:color="808080" w:themeColor="background1" w:themeShade="80"/></w:tblBorders><w:tblCellMar><w:left w:w="70" w:type="dxa"/><w:right w:w="70" w:type="dxa"/></w:tblCellMar><w:tblLook w:val="04A0" w:firstRow="1" w:lastRow="0" w:firstColumn="1" w:lastColumn="0" w:noHBand="0" w:noVBand="1"/></w:tblPr><w:tblGrid><w:gridCol w:w="4968"/><w:gridCol w:w="3862"/></w:tblGrid><w:tr><w:trPr><w:trHeight w:val="20"/><w:tblHeader/><w:jc w:val="center"/></w:trPr><w:tc><w:tcPr><w:tcW w:w="2813" w:type="pct"/><w:noWrap/><w:vAlign w:val="center"/></w:tcPr><w:p><w:pPr><w:jc w:val="center"/><w:rPr><w:rFonts w:ascii="Avenir Next LT Pro" w:hAnsi="Avenir Next LT Pro" w:cs="Calibri"/><w:b/><w:bCs/><w:color w:val="FFFFFF" w:themeColor="background1"/><w:sz w:val="20"/><w:szCs w:val="20"/></w:rPr></w:pPr><w:r><w:rPr><w:rFonts w:ascii="Avenir Next LT Pro" w:hAnsi="Avenir Next LT Pro" w:cs="Calibri"/><w:b/><w:bCs/><w:color w:val="FFFFFF" w:themeColor="background1"/><w:sz w:val="20"/><w:szCs w:val="20"/></w:rPr><w:t>Actividad</w:t></w:r></w:p></w:tc><w:tc><w:tcPr><w:tcW w:w="2187" w:type="pct"/><w:noWrap/><w:vAlign w:val="center"/></w:tcPr><w:p><w:pPr><w:jc w:val="center"/><w:rPr><w:rFonts w:ascii="Avenir Next LT Pro" w:hAnsi="Avenir Next LT Pro" w:cs="Calibri"/><w:b/><w:bCs/><w:color w:val="FFFFFF" w:themeColor="background1"/><w:sz w:val="20"/><w:szCs w:val="20"/></w:rPr></w:pPr><w:r><w:rPr><w:rFonts w:ascii="Avenir Next LT Pro" w:hAnsi="Avenir Next LT Pro" w:cs="Calibri"/><w:b/><w:bCs/><w:color w:val="FFFFFF" w:themeColor="background1"/><w:sz w:val="20"/><w:szCs w:val="20"/></w:rPr><w:t>Duración (min)</w:t></w:r></w:p></w:tc></w:tr><w:tr><w:trPr><w:trHeight w:val="20"/><w:jc w:val="center"/></w:trPr><w:tc><w:tcPr><w:tcW w:w="2813" w:type="pct"/><w:noWrap/><w:vAlign w:val="bottom"/></w:tcPr><w:p><w:pPr><w:jc w:val="center"/><w:rPr><w:rFonts w:ascii="Avenir Next LT Pro" w:hAnsi="Avenir Next LT Pro" w:cs="Calibri"/><w:b/><w:bCs/><w:color w:val="303030"/><w:sz w:val="20"/><w:szCs w:val="20"/></w:rPr></w:pPr><w:r><w:rPr><w:rFonts w:ascii="Avenir Next LT Pro" w:hAnsi="Avenir Next LT Pro" w:cs="Calibri"/><w:b/><w:bCs/><w:color w:val="303030"/><w:sz w:val="20"/><w:szCs w:val="20"/></w:rPr><w:t>Medición 1</w:t></w:r></w:p></w:tc><w:tc><w:tcPr><w:tcW w:w="2187" w:type="pct"/><w:noWrap/><w:vAlign w:val="bottom"/></w:tcPr><w:p><w:pPr><w:jc w:val="center"/><w:rPr><w:rFonts w:ascii="Avenir Next LT Pro" w:hAnsi="Avenir Next LT Pro" w:cs="Calibri"/><w:b/><w:bCs/><w:color w:val="303030"/><w:sz w:val="20"/><w:szCs w:val="20"/></w:rPr></w:pPr><w:r><w:rPr><w:rFonts w:ascii="Avenir Next LT Pro" w:hAnsi="Avenir Next LT Pro" w:cs="Calibri"/><w:b/><w:bCs/><w:color w:val="303030"/><w:sz w:val="20"/><w:szCs w:val="20"/></w:rPr><w:t>60</w:t></w:r></w:p></w:tc></w:tr><w:tr><w:trPr><w:trHeight w:val="20"/><w:jc w:val="center"/></w:trPr><w:tc><w:tcPr><w:tcW w:w="2813" w:type="pct"/><w:noWrap/><w:vAlign w:val="bottom"/></w:tcPr><w:p><w:pPr><w:jc w:val="center"/><w:rPr><w:rFonts w:ascii="Avenir Next LT Pro" w:hAnsi="Avenir Next LT Pro" w:cs="Calibri"/><w:color w:val="303030"/><w:sz w:val="20"/><w:szCs w:val="20"/></w:rPr></w:pPr><w:r><w:rPr><w:rFonts w:ascii="Avenir Next LT Pro" w:hAnsi="Avenir Next LT Pro" w:cs="Calibri"/><w:color w:val="303030"/><w:sz w:val="20"/><w:szCs w:val="20"/></w:rPr><w:t>Descanso 1</w:t></w:r></w:p></w:tc><w:tc><w:tcPr><w:tcW w:w="2187" w:type="pct"/><w:noWrap/><w:vAlign w:val="bottom"/></w:tcPr><w:p><w:pPr><w:jc w:val="center"/><w:rPr><w:rFonts w:ascii="Avenir Next LT Pro" w:hAnsi="Avenir Next LT Pro" w:cs="Calibri"/><w:color w:val="303030"/><w:sz w:val="20"/><w:szCs w:val="20"/></w:rPr></w:pPr><w:r><w:rPr><w:rFonts w:ascii="Avenir Next LT Pro" w:hAnsi="Avenir Next LT Pro" w:cs="Calibri"/><w:color w:val="303030"/><w:sz w:val="20"/><w:szCs w:val="20"/></w:rPr><w:t>0</w:t></w:r></w:p></w:tc></w:tr></w:tbl><w:p><w:pPr><w:jc w:val="center"/><w:rPr><w:rFonts w:ascii="Avenir Next LT Pro" w:hAnsi="Avenir Next LT Pro" w:cs="Calibri"/><w:i/><w:color w:val="303030"/><w:sz w:val="20"/><w:szCs w:val="20"/></w:rPr></w:pPr><w:r><w:rPr><w:rFonts w:ascii="Avenir Next LT Pro" w:hAnsi="Avenir Next LT Pro" w:cs="Calibri"/><w:i/><w:color w:val="303030"/><w:sz w:val="20"/><w:szCs w:val="20"/></w:rPr><w:t>Fuente: ALS ENVIRONMENTAL S.A.S., </w:t></w:r><w:commentRangeStart w:id="48"/><w:r><w:rPr><w:rFonts w:ascii="Avenir Next LT Pro" w:hAnsi="Avenir Next LT Pro" w:cs="Calibri"/><w:i/><w:color w:val="303030"/><w:sz w:val="20"/><w:szCs w:val="20"/></w:rPr><w:t>XXXX</w:t></w:r><w:commentRangeEnd w:id="48"/><w:r><w:rPr><w:rStyle w:val="Refdecomentario"/><w:rFonts w:ascii="Tahoma" w:hAnsi="Tahoma"/><w:szCs w:val="20"/><w:lang w:val="es-MX" w:eastAsia="es-MX"/></w:rPr><w:commentReference w:id="48"/></w:r><w:r><w:rPr><w:rFonts w:ascii="Avenir Next LT Pro" w:hAnsi="Avenir Next LT Pro" w:cs="Calibri"/><w:i/><w:color w:val="303030"/><w:sz w:val="20"/><w:szCs w:val="20"/></w:rPr><w:t>.</w:t></w:r></w:p><w:p><w:pPr><w:jc w:val="center"/><w:rPr><w:rFonts w:ascii="Avenir Next LT Pro" w:hAnsi="Avenir Next LT Pro" w:cstheme="minorHAnsi"/><w:color w:val="303030"/><w:sz w:val="22"/><w:szCs w:val="22"/></w:rPr></w:pPr></w:p><w:p><w:pPr><w:spacing w:after="240" w:line="360" w:lineRule="auto"/><w:jc w:val="both"/><w:rPr><w:rFonts w:ascii="Avenir Next LT Pro" w:hAnsi="Avenir Next LT Pro" w:cstheme="minorHAnsi"/><w:color w:val="303030"/><w:sz w:val="22"/><w:szCs w:val="22"/></w:rPr></w:pPr><w:r><w:rPr><w:rFonts w:ascii="Avenir Next LT Pro" w:hAnsi="Avenir Next LT Pro" w:cstheme="minorHAnsi"/><w:color w:val="303030"/><w:sz w:val="22"/><w:szCs w:val="22"/></w:rPr><w:t>Los intervalos de referencia empleados para jornadas diurna y nocturna fueron los establecidos por el artículo 2 de la Resolución 0627 de 2006, siendo estos:</w:t></w:r></w:p><w:p><w:pPr><w:spacing w:after="240" w:line="360" w:lineRule="auto"/><w:jc w:val="both"/><w:rPr><w:rFonts w:ascii="Avenir Next LT Pro" w:hAnsi="Avenir Next LT Pro" w:cstheme="minorHAnsi"/><w:color w:val="303030"/><w:sz w:val="22"/><w:szCs w:val="22"/></w:rPr></w:pPr></w:p><w:p><w:pPr><w:pStyle w:val="Descripcin"/><w:spacing w:before="0" w:after="0"/><w:jc w:val="center"/><w:rPr><w:rFonts w:ascii="Avenir Next LT Pro" w:hAnsi="Avenir Next LT Pro" w:cs="Calibri"/><w:color w:val="303030"/><w:lang w:val="es-CO"/></w:rPr></w:pPr><w:bookmarkStart w:id="49" w:name="_Toc16626934"/><w:bookmarkStart w:id="50" w:name="_Toc209532331"/><w:r><w:rPr><w:rFonts w:ascii="Avenir Next LT Pro" w:hAnsi="Avenir Next LT Pro"/><w:color w:val="303030"/><w:lang w:val="es-CO"/></w:rPr><w:t>Tabla </w:t></w:r><w:r><w:rPr><w:rFonts w:ascii="Avenir Next LT Pro" w:hAnsi="Avenir Next LT Pro"/><w:color w:val="303030"/><w:lang w:val="es-CO"/></w:rPr><w:fldChar w:fldCharType="begin"/></w:r><w:r><w:rPr><w:rFonts w:ascii="Avenir Next LT Pro" w:hAnsi="Avenir Next LT Pro"/><w:color w:val="303030"/><w:lang w:val="es-CO"/></w:rPr><w:instrText xml:space="preserve"> SEQ Tabla \* ARABIC </w:instrText></w:r><w:r><w:rPr><w:rFonts w:ascii="Avenir Next LT Pro" w:hAnsi="Avenir Next LT Pro"/><w:color w:val="303030"/><w:lang w:val="es-CO"/></w:rPr><w:fldChar w:fldCharType="separate"/></w:r><w:r><w:rPr><w:rFonts w:ascii="Avenir Next LT Pro" w:hAnsi="Avenir Next LT Pro"/><w:noProof/><w:color w:val="303030"/><w:lang w:val="es-CO"/></w:rPr><w:t>4</w:t></w:r><w:r><w:rPr><w:rFonts w:ascii="Avenir Next LT Pro" w:hAnsi="Avenir Next LT Pro"/><w:color w:val="303030"/><w:lang w:val="es-CO"/></w:rPr><w:fldChar w:fldCharType="end"/></w:r><w:r><w:rPr><w:rFonts w:ascii="Avenir Next LT Pro" w:hAnsi="Avenir Next LT Pro"/><w:color w:val="303030"/><w:lang w:val="es-CO"/></w:rPr><w:t>. </w:t></w:r><w:bookmarkEnd w:id="49"/><w:r><w:rPr><w:rFonts w:ascii="Avenir Next LT Pro" w:hAnsi="Avenir Next LT Pro" w:cs="Calibri"/><w:color w:val="303030"/><w:lang w:val="es-CO"/></w:rPr><w:t>Intervalos de referencia empleados</w:t></w:r><w:bookmarkEnd w:id="50"/></w:p><w:tbl><w:tblPr><w:tblW w:w="5000" w:type="pct"/><w:jc w:val="center"/><w:tblBorders><w:top w:val="single" w:sz="4" w:space="0" w:color="808080" w:themeColor="background1" w:themeShade="80"/><w:left w:val="single" w:sz="4" w:space="0" w:color="808080" w:themeColor="background1" w:themeShade="80"/><w:bottom w:val="single" w:sz="4" w:space="0" w:color="808080" w:themeColor="background1" w:themeShade="80"/><w:right w:val="single" w:sz="4" w:space="0" w:color="808080" w:themeColor="background1" w:themeShade="80"/><w:insideH w:val="single" w:sz="4" w:space="0" w:color="808080" w:themeColor="background1" w:themeShade="80"/><w:insideV w:val="single" w:sz="4" w:space="0" w:color="808080" w:themeColor="background1" w:themeShade="80"/></w:tblBorders><w:tblLook w:val="04A0" w:firstRow="1" w:lastRow="0" w:firstColumn="1" w:lastColumn="0" w:noHBand="0" w:noVBand="1"/></w:tblPr><w:tblGrid><w:gridCol w:w="4182"/><w:gridCol w:w="4648"/></w:tblGrid><w:tr><w:trPr><w:trHeight w:val="264"/><w:jc w:val="center"/></w:trPr><w:tc><w:tcPr><w:tcW w:w="2368" w:type="pct"/></w:tcPr><w:p><w:pPr><w:spacing w:line="276" w:lineRule="auto"/><w:jc w:val="center"/><w:rPr><w:rFonts w:ascii="Avenir Next LT Pro" w:hAnsi="Avenir Next LT Pro" w:cstheme="minorHAnsi"/><w:b/><w:color w:val="FFFFFF" w:themeColor="background1"/><w:sz w:val="20"/><w:szCs w:val="20"/></w:rPr></w:pPr><w:r><w:rPr><w:rFonts w:ascii="Avenir Next LT Pro" w:hAnsi="Avenir Next LT Pro" w:cstheme="minorHAnsi"/><w:b/><w:color w:val="FFFFFF" w:themeColor="background1"/><w:sz w:val="20"/><w:szCs w:val="20"/></w:rPr><w:t>Diurno</w:t></w:r></w:p></w:tc><w:tc><w:tcPr><w:tcW w:w="2632" w:type="pct"/></w:tcPr><w:p><w:pPr><w:spacing w:line="276" w:lineRule="auto"/><w:jc w:val="center"/><w:rPr><w:rFonts w:ascii="Avenir Next LT Pro" w:hAnsi="Avenir Next LT Pro" w:cstheme="minorHAnsi"/><w:b/><w:color w:val="FFFFFF" w:themeColor="background1"/><w:sz w:val="20"/><w:szCs w:val="20"/></w:rPr></w:pPr><w:r><w:rPr><w:rFonts w:ascii="Avenir Next LT Pro" w:hAnsi="Avenir Next LT Pro" w:cstheme="minorHAnsi"/><w:b/><w:color w:val="FFFFFF" w:themeColor="background1"/><w:sz w:val="20"/><w:szCs w:val="20"/></w:rPr><w:t>Nocturno</w:t></w:r></w:p></w:tc></w:tr><w:tr><w:trPr><w:jc w:val="center"/></w:trPr><w:tc><w:tcPr><w:tcW w:w="2368" w:type="pct"/></w:tcPr><w:p><w:pPr><w:spacing w:line="276" w:lineRule="auto"/><w:jc w:val="center"/><w:rPr><w:rFonts w:ascii="Avenir Next LT Pro" w:hAnsi="Avenir Next LT Pro" w:cstheme="minorHAnsi"/><w:color w:val="303030"/><w:sz w:val="20"/><w:szCs w:val="20"/></w:rPr></w:pPr><w:r><w:rPr><w:rFonts w:ascii="Avenir Next LT Pro" w:hAnsi="Avenir Next LT Pro" w:cstheme="minorHAnsi"/><w:color w:val="303030"/><w:sz w:val="20"/><w:szCs w:val="20"/></w:rPr><w:t>De 7:01 a 21:00 horas</w:t></w:r></w:p></w:tc><w:tc><w:tcPr><w:tcW w:w="2632" w:type="pct"/></w:tcPr><w:p><w:pPr><w:spacing w:line="276" w:lineRule="auto"/><w:jc w:val="center"/><w:rPr><w:rFonts w:ascii="Avenir Next LT Pro" w:hAnsi="Avenir Next LT Pro" w:cstheme="minorHAnsi"/><w:color w:val="303030"/><w:sz w:val="20"/><w:szCs w:val="20"/></w:rPr></w:pPr><w:r><w:rPr><w:rFonts w:ascii="Avenir Next LT Pro" w:hAnsi="Avenir Next LT Pro" w:cstheme="minorHAnsi"/><w:color w:val="303030"/><w:sz w:val="20"/><w:szCs w:val="20"/></w:rPr><w:t>De 21:01 a 7:00 horas</w:t></w:r></w:p></w:tc></w:tr></w:tbl><w:p><w:pPr><w:spacing w:after="240"/><w:jc w:val="center"/><w:rPr><w:rFonts w:ascii="Avenir Next LT Pro" w:hAnsi="Avenir Next LT Pro" w:cs="Calibri"/><w:i/><w:color w:val="303030"/><w:sz w:val="20"/><w:szCs w:val="20"/></w:rPr></w:pPr><w:r><w:rPr><w:rFonts w:ascii="Avenir Next LT Pro" w:hAnsi="Avenir Next LT Pro" w:cs="Calibri"/><w:i/><w:color w:val="303030"/><w:sz w:val="20"/><w:szCs w:val="20"/></w:rPr><w:t>Fuente: Resolución 0627 del MAVDT actualmente MADS., 2006.</w:t></w:r></w:p><w:p><w:pPr><w:pStyle w:val="Ttulo2"/><w:numPr><w:ilvl w:val="1"/><w:numId w:val="21"/></w:numPr><w:spacing w:after="240"/><w:rPr><w:rFonts w:ascii="Avenir Next LT Pro" w:hAnsi="Avenir Next LT Pro"/><w:color w:val="303030"/><w:sz w:val="28"/><w:szCs w:val="28"/></w:rPr></w:pPr><w:bookmarkStart w:id="51" w:name="_Toc211423072"/><w:bookmarkStart w:id="52" w:name="_Toc215310864"/><w:r><w:rPr><w:rFonts w:ascii="Avenir Next LT Pro" w:hAnsi="Avenir Next LT Pro"/><w:color w:val="303030"/><w:sz w:val="28"/><w:szCs w:val="28"/></w:rPr><w:t>Propósito de la medición</w:t></w:r><w:bookmarkEnd w:id="51"/><w:bookmarkEnd w:id="52"/></w:p><w:p><w:pPr><w:spacing w:after="240" w:line="360" w:lineRule="auto"/><w:jc w:val="both"/><w:rPr><w:rFonts w:ascii="Avenir Next LT Pro" w:hAnsi="Avenir Next LT Pro" w:cs="Calibri"/><w:color w:val="303030"/><w:sz w:val="22"/><w:szCs w:val="22"/></w:rPr></w:pPr><w:r><w:rPr><w:rFonts w:ascii="Avenir Next LT Pro" w:hAnsi="Avenir Next LT Pro" w:cstheme="minorHAnsi"/><w:color w:val="303030"/><w:sz w:val="22"/><w:szCs w:val="22"/></w:rPr><w:t>ALS ENVIRONMENTAL S.A.S. es una empresa acreditada por el Instituto de Hidrología, </w:t></w:r><w:r><w:rPr><w:rFonts w:ascii="Avenir Next LT Pro" w:hAnsi="Avenir Next LT Pro" w:cstheme="minorHAnsi"/><w:color w:val="303030"/><w:sz w:val="22"/><w:szCs w:val="22"/></w:rPr><w:t>Meteorología y Estudios Ambientales de Colombia – (IDEAM), a través de la Resolu</w:t></w:r><w:commentRangeStart w:id="53"/><w:r><w:rPr><w:rFonts w:ascii="Avenir Next LT Pro" w:hAnsi="Avenir Next LT Pro" w:cstheme="minorHAnsi"/><w:color w:val="303030"/><w:sz w:val="22"/><w:szCs w:val="22"/></w:rPr><w:t>ción </w:t></w:r><w:commentRangeEnd w:id="53"/><w:r><w:rPr><w:rStyle w:val="Refdecomentario"/><w:rFonts w:ascii="Tahoma" w:hAnsi="Tahoma"/><w:szCs w:val="20"/><w:lang w:val="es-MX" w:eastAsia="es-MX"/></w:rPr><w:commentReference w:id="53"/></w:r><w:proofErr w:type="spellStart"/><w:r><w:rPr><w:rFonts w:ascii="Avenir Next LT Pro" w:hAnsi="Avenir Next LT Pro" w:cstheme="minorHAnsi"/><w:color w:val="303030"/><w:sz w:val="22"/><w:szCs w:val="22"/></w:rPr><w:t>{serambiente_s_a_s_es_una_empresa_acreditada_por_el_2}</w:t></w:r><w:proofErr w:type="spellEnd"/><w:r><w:rPr><w:rFonts w:ascii="Avenir Next LT Pro" w:hAnsi="Avenir Next LT Pro" w:cstheme="minorHAnsi"/><w:color w:val="303030"/><w:sz w:val="22"/><w:szCs w:val="22"/></w:rPr></w:r><w:proofErr w:type="spellStart"/><w:r><w:rPr><w:rFonts w:ascii="Avenir Next LT Pro" w:hAnsi="Avenir Next LT Pro" w:cstheme="minorHAnsi"/><w:color w:val="303030"/><w:sz w:val="22"/><w:szCs w:val="22"/></w:rPr></w:r><w:proofErr w:type="spellEnd"/><w:r><w:rPr><w:rFonts w:ascii="Avenir Next LT Pro" w:hAnsi="Avenir Next LT Pro" w:cstheme="minorHAnsi"/><w:color w:val="303030"/><w:sz w:val="22"/><w:szCs w:val="22"/></w:rPr></w:r><w:proofErr w:type="spellStart"/><w:r><w:rPr><w:rFonts w:ascii="Avenir Next LT Pro" w:hAnsi="Avenir Next LT Pro" w:cstheme="minorHAnsi"/><w:color w:val="303030"/><w:sz w:val="22"/><w:szCs w:val="22"/></w:rPr></w:r><w:proofErr w:type="spellEnd"/><w:r><w:rPr><w:rFonts w:ascii="Avenir Next LT Pro" w:hAnsi="Avenir Next LT Pro" w:cstheme="minorHAnsi"/><w:color w:val="303030"/><w:sz w:val="22"/><w:szCs w:val="22"/></w:rPr></w:r><w:proofErr w:type="spellStart"/><w:r><w:rPr><w:rFonts w:ascii="Avenir Next LT Pro" w:hAnsi="Avenir Next LT Pro" w:cstheme="minorHAnsi"/><w:color w:val="303030"/><w:sz w:val="22"/><w:szCs w:val="22"/></w:rPr></w:r><w:proofErr w:type="spellEnd"/><w:r><w:rPr><w:rFonts w:ascii="Avenir Next LT Pro" w:hAnsi="Avenir Next LT Pro" w:cstheme="minorHAnsi"/><w:color w:val="303030"/><w:sz w:val="22"/><w:szCs w:val="22"/></w:rPr></w:r><w:proofErr w:type="spellStart"/><w:r><w:rPr><w:rFonts w:ascii="Avenir Next LT Pro" w:hAnsi="Avenir Next LT Pro" w:cstheme="minorHAnsi"/><w:color w:val="303030"/><w:sz w:val="22"/><w:szCs w:val="22"/></w:rPr></w:r><w:proofErr w:type="spellEnd"/><w:r><w:rPr><w:rFonts w:ascii="Avenir Next LT Pro" w:hAnsi="Avenir Next LT Pro" w:cstheme="minorHAnsi"/><w:color w:val="303030"/><w:sz w:val="22"/><w:szCs w:val="22"/></w:rPr><w:t>, para producir información cuantitativa física y química para los estudios o análisis ambientales requeridos por las autoridades competentes; se encuentra ubicada en la carrera 41 # 73B-72 en la ciudad de Barranquilla. </w:t></w:r></w:p><w:p><w:pPr><w:pStyle w:val="Ttulo2"/><w:numPr><w:ilvl w:val="1"/><w:numId w:val="21"/></w:numPr><w:spacing w:after="240"/><w:rPr><w:rFonts w:ascii="Avenir Next LT Pro" w:hAnsi="Avenir Next LT Pro"/><w:color w:val="303030"/><w:sz w:val="28"/><w:szCs w:val="28"/></w:rPr></w:pPr><w:bookmarkStart w:id="54" w:name="_Toc211423073"/><w:bookmarkStart w:id="55" w:name="_Toc215310865"/><w:r><w:rPr><w:rFonts w:ascii="Avenir Next LT Pro" w:hAnsi="Avenir Next LT Pro"/><w:color w:val="303030"/><w:sz w:val="28"/><w:szCs w:val="28"/></w:rPr><w:t>Normativa de referencia</w:t></w:r><w:bookmarkEnd w:id="54"/><w:bookmarkEnd w:id="55"/></w:p><w:p><w:pPr><w:spacing w:after="240" w:line="360" w:lineRule="auto"/><w:jc w:val="both"/><w:rPr><w:rFonts w:ascii="Avenir Next LT Pro" w:hAnsi="Avenir Next LT Pro" w:cstheme="minorHAnsi"/><w:color w:val="303030"/><w:sz w:val="22"/><w:szCs w:val="22"/></w:rPr></w:pPr><w:r><w:rPr><w:rFonts w:ascii="Avenir Next LT Pro" w:hAnsi="Avenir Next LT Pro" w:cstheme="minorHAnsi"/><w:color w:val="303030"/><w:sz w:val="22"/><w:szCs w:val="22"/></w:rPr><w:t>La metodología de medición de ruido intradomiciliario es la misma de emisión de ruido, mencionada en la Resolución 0627 de 2006 (norma de ruido nacional). La comparación normativa se realiza teniendo en cuenta lo establecido en la Resolución 8321 de 1983 del Ministerio de Salud, artículo 17</w:t></w:r><w:r><w:rPr><w:rFonts w:ascii="Avenir Next LT Pro" w:hAnsi="Avenir Next LT Pro" w:cstheme="minorHAnsi"/><w:color w:val="303030"/><w:sz w:val="22"/><w:szCs w:val="22"/></w:rPr><w:t>{la_metodologia_de_medicion_de_ruido_intradomicilia_1}</w:t></w:r><w:commentRangeStart w:id="56"/><w:r><w:rPr><w:rFonts w:ascii="Avenir Next LT Pro" w:hAnsi="Avenir Next LT Pro" w:cstheme="minorHAnsi"/><w:color w:val="303030"/><w:sz w:val="22"/><w:szCs w:val="22"/></w:rPr></w:r><w:r><w:rPr><w:rFonts w:ascii="Avenir Next LT Pro" w:hAnsi="Avenir Next LT Pro" w:cstheme="minorHAnsi"/><w:color w:val="303030"/><w:sz w:val="22"/><w:szCs w:val="22"/></w:rPr></w:r><w:r><w:rPr><w:rFonts w:ascii="Avenir Next LT Pro" w:hAnsi="Avenir Next LT Pro" w:cstheme="minorHAnsi"/><w:color w:val="303030"/><w:sz w:val="22"/><w:szCs w:val="22"/></w:rPr><w:t> </w:t></w:r><w:commentRangeEnd w:id="56"/><w:r><w:rPr><w:rStyle w:val="Refdecomentario"/><w:rFonts w:ascii="Tahoma" w:hAnsi="Tahoma"/><w:szCs w:val="20"/><w:lang w:val="es-MX" w:eastAsia="es-MX"/></w:rPr><w:commentReference w:id="56"/></w:r></w:p><w:p><w:pPr><w:pStyle w:val="Ttulo2"/><w:numPr><w:ilvl w:val="1"/><w:numId w:val="21"/></w:numPr><w:spacing w:after="240"/><w:rPr><w:rFonts w:ascii="Avenir Next LT Pro" w:hAnsi="Avenir Next LT Pro"/><w:color w:val="303030"/><w:sz w:val="28"/><w:szCs w:val="28"/></w:rPr></w:pPr><w:bookmarkStart w:id="57" w:name="_Toc211423074"/><w:bookmarkStart w:id="58" w:name="_Toc215310866"/><w:r><w:rPr><w:rFonts w:ascii="Avenir Next LT Pro" w:hAnsi="Avenir Next LT Pro"/><w:color w:val="303030"/><w:sz w:val="28"/><w:szCs w:val="28"/></w:rPr><w:t>Ubicación de la medición</w:t></w:r><w:bookmarkEnd w:id="57"/><w:bookmarkEnd w:id="58"/></w:p><w:p><w:pPr><w:rPr><w:rFonts w:ascii="Avenir Next LT Pro" w:hAnsi="Avenir Next LT Pro"/><w:color w:val="303030"/></w:rPr></w:pPr></w:p><w:p><w:pPr><w:widowControl w:val="0"/><w:spacing w:after="240" w:line="360" w:lineRule="auto"/><w:jc w:val="both"/><w:rPr><w:rFonts w:ascii="Avenir Next LT Pro" w:hAnsi="Avenir Next LT Pro" w:cstheme="minorHAnsi"/><w:color w:val="303030"/><w:sz w:val="22"/><w:szCs w:val="22"/></w:rPr></w:pPr><w:r><w:rPr><w:rFonts w:ascii="Avenir Next LT Pro" w:hAnsi="Avenir Next LT Pro" w:cstheme="minorHAnsi"/><w:color w:val="303030"/><w:sz w:val="22"/><w:szCs w:val="22"/></w:rPr><w:t>Se llevaron a cabo mediciones de ruido </w:t></w:r><w:r><w:rPr><w:rFonts w:ascii="Avenir Next LT Pro" w:hAnsi="Avenir Next LT Pro" w:cstheme="minorHAnsi"/><w:color w:val="303030"/><w:sz w:val="22"/><w:szCs w:val="22"/></w:rPr><w:t>intradomiciliario</w:t></w:r><w:r><w:rPr><w:rFonts w:ascii="Avenir Next LT Pro" w:hAnsi="Avenir Next LT Pro" w:cstheme="minorHAnsi"/><w:color w:val="303030"/><w:sz w:val="22"/><w:szCs w:val="22"/></w:rPr><w:t> </w:t></w:r><w:r><w:rPr><w:rFonts w:ascii="Avenir Next LT Pro" w:hAnsi="Avenir Next LT Pro" w:cstheme="minorHAnsi"/><w:color w:val="303030"/><w:sz w:val="22"/><w:szCs w:val="22"/></w:rPr><w:t>en </w:t></w:r><w:commentRangeStart w:id="59"/><w:proofErr w:type="spellStart"/><w:r><w:rPr><w:rFonts w:ascii="Avenir Next LT Pro" w:hAnsi="Avenir Next LT Pro" w:cstheme="minorHAnsi"/><w:color w:val="303030"/><w:sz w:val="22"/><w:szCs w:val="22"/></w:rPr><w:t>{se_llevaron_a_cabo_mediciones_de_ruido_intradomici_1}</w:t></w:r><w:commentRangeEnd w:id="59"/><w:proofErr w:type="spellEnd"/><w:r><w:rPr><w:rStyle w:val="Refdecomentario"/><w:rFonts w:ascii="Tahoma" w:hAnsi="Tahoma"/><w:szCs w:val="20"/><w:lang w:val="es-MX" w:eastAsia="es-MX"/></w:rPr></w:r><w:r><w:rPr><w:rFonts w:ascii="Avenir Next LT Pro" w:hAnsi="Avenir Next LT Pro" w:cstheme="minorHAnsi"/><w:color w:val="303030"/><w:sz w:val="22"/><w:szCs w:val="22"/></w:rPr></w:r><w:proofErr w:type="spellStart"/><w:r><w:rPr><w:rFonts w:ascii="Avenir Next LT Pro" w:hAnsi="Avenir Next LT Pro" w:cstheme="minorHAnsi"/><w:color w:val="303030"/><w:sz w:val="22"/><w:szCs w:val="22"/></w:rPr></w:r><w:proofErr w:type="spellEnd"/><w:r><w:rPr><w:rFonts w:ascii="Avenir Next LT Pro" w:hAnsi="Avenir Next LT Pro" w:cstheme="minorHAnsi"/><w:color w:val="303030"/><w:sz w:val="22"/><w:szCs w:val="22"/></w:rPr></w:r><w:r><w:rPr><w:rFonts w:ascii="Avenir Next LT Pro" w:hAnsi="Avenir Next LT Pro" w:cstheme="minorHAnsi"/><w:color w:val="303030"/><w:sz w:val="22"/><w:szCs w:val="22"/></w:rPr><w:t> los cuales se encuentran ubicados en el </w:t></w:r><w:r><w:rPr><w:rFonts w:ascii="Avenir Next LT Pro" w:hAnsi="Avenir Next LT Pro"/><w:color w:val="303030"/><w:sz w:val="22"/><w:szCs w:val="22"/></w:rPr><w:t>área de estudio de </w:t></w:r><w:r><w:rPr><w:rFonts w:ascii="Avenir Next LT Pro" w:hAnsi="Avenir Next LT Pro" w:cstheme="minorHAnsi"/><w:b/><w:bCs/><w:color w:val="303030"/><w:sz w:val="22"/><w:szCs w:val="22"/></w:rPr><w:t>{los_cuales_se_encuentran_ubicados_en_el_area_de_es_1}</w:t></w:r><w:r><w:rPr><w:rFonts w:ascii="Avenir Next LT Pro" w:hAnsi="Avenir Next LT Pro"/><w:color w:val="303030"/><w:sz w:val="22"/><w:szCs w:val="22"/></w:rPr></w:r><w:r><w:rPr><w:rFonts w:ascii="Avenir Next LT Pro" w:hAnsi="Avenir Next LT Pro"/><w:color w:val="303030"/><w:sz w:val="22"/><w:szCs w:val="22"/></w:rPr><w:t> en el </w:t></w:r><w:commentRangeStart w:id="60"/><w:proofErr w:type="spellStart"/><w:r><w:rPr><w:rFonts w:ascii="Avenir Next LT Pro" w:hAnsi="Avenir Next LT Pro" w:cstheme="minorHAnsi"/><w:color w:val="303030"/><w:sz w:val="22"/><w:szCs w:val="22"/></w:rPr><w:t>xxxxx</w:t></w:r><w:proofErr w:type="spellEnd"/><w:r><w:rPr><w:rFonts w:ascii="Avenir Next LT Pro" w:hAnsi="Avenir Next LT Pro" w:cstheme="minorHAnsi"/><w:color w:val="303030"/><w:sz w:val="22"/><w:szCs w:val="22"/></w:rPr><w:t> </w:t></w:r><w:proofErr w:type="spellStart"/><w:r><w:rPr><w:rFonts w:ascii="Avenir Next LT Pro" w:hAnsi="Avenir Next LT Pro" w:cstheme="minorHAnsi"/><w:color w:val="303030"/><w:sz w:val="22"/><w:szCs w:val="22"/></w:rPr><w:t>xxxx</w:t></w:r><w:proofErr w:type="spellEnd"/><w:r><w:rPr><w:rFonts w:ascii="Avenir Next LT Pro" w:hAnsi="Avenir Next LT Pro" w:cstheme="minorHAnsi"/><w:color w:val="303030"/><w:sz w:val="22"/><w:szCs w:val="22"/></w:rPr><w:t>, </w:t></w:r><w:proofErr w:type="spellStart"/><w:r><w:rPr><w:rFonts w:ascii="Avenir Next LT Pro" w:hAnsi="Avenir Next LT Pro" w:cstheme="minorHAnsi"/><w:color w:val="303030"/><w:sz w:val="22"/><w:szCs w:val="22"/></w:rPr><w:lastRenderedPageBreak/><w:t>xxxxx</w:t></w:r><w:proofErr w:type="spellEnd"/><w:r><w:rPr><w:rFonts w:ascii="Avenir Next LT Pro" w:hAnsi="Avenir Next LT Pro" w:cstheme="minorHAnsi"/><w:color w:val="303030"/><w:sz w:val="22"/><w:szCs w:val="22"/></w:rPr><w:t> </w:t></w:r><w:proofErr w:type="spellStart"/><w:r><w:rPr><w:rFonts w:ascii="Avenir Next LT Pro" w:hAnsi="Avenir Next LT Pro" w:cstheme="minorHAnsi"/><w:color w:val="303030"/><w:sz w:val="22"/><w:szCs w:val="22"/></w:rPr><w:t>xxxx</w:t></w:r><w:commentRangeEnd w:id="60"/><w:proofErr w:type="spellEnd"/><w:r><w:rPr><w:rStyle w:val="Refdecomentario"/><w:rFonts w:ascii="Tahoma" w:hAnsi="Tahoma"/><w:szCs w:val="20"/><w:lang w:val="es-MX" w:eastAsia="es-MX"/></w:rPr><w:commentReference w:id="60"/></w:r><w:r><w:rPr><w:rFonts w:ascii="Avenir Next LT Pro" w:hAnsi="Avenir Next LT Pro" w:cstheme="minorHAnsi"/><w:color w:val="303030"/><w:sz w:val="22"/><w:szCs w:val="22"/></w:rPr><w:t>. Estas mediciones se realizaron siguiendo lo establecido por la Resolución 0627 de 2006; las mediciones se realizaron con el sonómetro ubicado siempre hacia </w:t></w:r><w:r><w:rPr><w:rFonts w:ascii="Avenir Next LT Pro" w:hAnsi="Avenir Next LT Pro" w:cstheme="minorHAnsi"/><w:color w:val="303030"/><w:sz w:val="22"/><w:szCs w:val="22"/></w:rPr><w:t>el área del afectado</w:t></w:r><w:r><w:rPr><w:rFonts w:ascii="Avenir Next LT Pro" w:hAnsi="Avenir Next LT Pro" w:cstheme="minorHAnsi"/><w:color w:val="303030"/><w:sz w:val="22"/><w:szCs w:val="22"/></w:rPr><w:t>, sobre un trípode</w:t></w:r><w:r><w:rPr><w:rFonts w:ascii="Avenir Next LT Pro" w:hAnsi="Avenir Next LT Pro" w:cstheme="minorHAnsi"/><w:color w:val="303030"/><w:sz w:val="22"/><w:szCs w:val="22"/></w:rPr><w:t>. </w:t></w:r><w:commentRangeStart w:id="61"/><w:r><w:rPr><w:rFonts w:ascii="Avenir Next LT Pro" w:hAnsi="Avenir Next LT Pro" w:cstheme="minorHAnsi"/><w:color w:val="303030"/><w:sz w:val="22"/><w:szCs w:val="22"/></w:rPr><w:t>{estas_mediciones_se_realizaron_siguiendo_lo_establ_1}</w:t></w:r><w:commentRangeEnd w:id="61"/><w:r><w:rPr><w:rStyle w:val="Refdecomentario"/><w:rFonts w:ascii="Tahoma" w:hAnsi="Tahoma"/><w:szCs w:val="20"/><w:lang w:val="es-MX" w:eastAsia="es-MX"/></w:rPr></w:r><w:r><w:rPr><w:rFonts w:ascii="Avenir Next LT Pro" w:hAnsi="Avenir Next LT Pro" w:cstheme="minorHAnsi"/><w:color w:val="303030"/><w:sz w:val="22"/><w:szCs w:val="22"/></w:rPr></w:r><w:r><w:rPr><w:rFonts w:ascii="Avenir Next LT Pro" w:hAnsi="Avenir Next LT Pro" w:cstheme="minorHAnsi"/><w:color w:val="303030"/><w:sz w:val="22"/><w:szCs w:val="22"/></w:rPr></w:r><w:r><w:rPr><w:rFonts w:ascii="Avenir Next LT Pro" w:hAnsi="Avenir Next LT Pro" w:cstheme="minorHAnsi"/><w:color w:val="303030"/><w:sz w:val="22"/><w:szCs w:val="22"/></w:rPr></w:r><w:r><w:rPr><w:rFonts w:ascii="Avenir Next LT Pro" w:hAnsi="Avenir Next LT Pro"/><w:color w:val="303030"/><w:sz w:val="22"/><w:szCs w:val="22"/></w:rPr></w:r></w:p><w:p><w:pPr><w:pStyle w:val="NormalWeb"/><w:spacing w:before="0" w:beforeAutospacing="0" w:after="0" w:afterAutospacing="0" w:line="360" w:lineRule="auto"/><w:jc w:val="both"/><w:rPr><w:rFonts w:ascii="Avenir Next LT Pro" w:hAnsi="Avenir Next LT Pro" w:cstheme="minorHAnsi"/><w:color w:val="303030"/><w:sz w:val="22"/><w:szCs w:val="22"/><w:lang w:val="en-US"/></w:rPr></w:pPr><w:bookmarkStart w:id="62" w:name="_Toc534961085"/><w:commentRangeStart w:id="63"/><w:proofErr w:type="spellStart"/><w:r><w:rPr><w:rFonts w:ascii="Avenir Next LT Pro" w:hAnsi="Avenir Next LT Pro" w:cstheme="minorHAnsi"/><w:color w:val="303030"/><w:sz w:val="22"/><w:szCs w:val="22"/><w:lang w:val="en-US"/></w:rPr><w:t>{var_5}</w:t></w:r><w:commentRangeEnd w:id="63"/><w:proofErr w:type="spellEnd"/><w:r><w:rPr><w:rStyle w:val="Refdecomentario"/><w:rFonts w:ascii="Tahoma" w:hAnsi="Tahoma"/><w:szCs w:val="20"/><w:lang w:val="es-MX" w:eastAsia="es-MX"/></w:rPr></w:r><w:r><w:rPr><w:rFonts w:ascii="Avenir Next LT Pro" w:hAnsi="Avenir Next LT Pro" w:cstheme="minorHAnsi"/><w:color w:val="303030"/><w:sz w:val="22"/><w:szCs w:val="22"/><w:lang w:val="en-US"/></w:rPr></w:r><w:r><w:rPr><w:rFonts w:ascii="Avenir Next LT Pro" w:hAnsi="Avenir Next LT Pro" w:cstheme="minorHAnsi"/><w:color w:val="303030"/><w:sz w:val="22"/><w:szCs w:val="22"/><w:lang w:val="en-US"/></w:rPr><w:t> </w:t></w:r></w:p><w:p><w:pPr><w:pStyle w:val="NormalWeb"/><w:spacing w:before="0" w:beforeAutospacing="0" w:after="0" w:afterAutospacing="0" w:line="360" w:lineRule="auto"/><w:jc w:val="both"/><w:rPr><w:rFonts w:ascii="Avenir Next LT Pro" w:hAnsi="Avenir Next LT Pro" w:cstheme="minorHAnsi"/><w:color w:val="303030"/><w:sz w:val="22"/><w:szCs w:val="22"/><w:lang w:val="en-US"/></w:rPr></w:pPr></w:p><w:p><w:pPr><w:widowControl w:val="0"/><w:spacing w:after="240" w:line="360" w:lineRule="auto"/><w:jc w:val="both"/><w:rPr><w:rFonts w:ascii="Avenir Next LT Pro" w:hAnsi="Avenir Next LT Pro" w:cstheme="minorHAnsi"/><w:b/><w:bCs/><w:color w:val="303030"/><w:sz w:val="22"/><w:szCs w:val="22"/></w:rPr></w:pPr><w:r><w:rPr><w:rFonts w:ascii="Avenir Next LT Pro" w:hAnsi="Avenir Next LT Pro" w:cstheme="minorHAnsi"/><w:color w:val="303030"/><w:sz w:val="22"/><w:szCs w:val="22"/></w:rPr><w:t>El punto de monitoreo se ubicó de acuerdo con el sistema de coordenadas geográficas WGS84 y coordenadas planas Magna Sirgas con origen Nacional, las coordenadas se relacionan en la </w:t></w:r><w:r><w:rPr><w:rFonts w:ascii="Avenir Next LT Pro" w:hAnsi="Avenir Next LT Pro" w:cstheme="minorHAnsi"/><w:color w:val="303030"/><w:sz w:val="22"/><w:szCs w:val="22"/></w:rPr><w:fldChar w:fldCharType="begin"/></w:r><w:r><w:rPr><w:rFonts w:ascii="Avenir Next LT Pro" w:hAnsi="Avenir Next LT Pro" w:cstheme="minorHAnsi"/><w:color w:val="303030"/><w:sz w:val="22"/><w:szCs w:val="22"/></w:rPr><w:instrText xml:space="preserve"> REF _Ref112600997 \h  \* MERGEFORMAT </w:instrText></w:r><w:r><w:rPr><w:rFonts w:ascii="Avenir Next LT Pro" w:hAnsi="Avenir Next LT Pro" w:cstheme="minorHAnsi"/><w:color w:val="303030"/><w:sz w:val="22"/><w:szCs w:val="22"/></w:rPr></w:r><w:r><w:rPr><w:rFonts w:ascii="Avenir Next LT Pro" w:hAnsi="Avenir Next LT Pro" w:cstheme="minorHAnsi"/><w:color w:val="303030"/><w:sz w:val="22"/><w:szCs w:val="22"/></w:rPr><w:fldChar w:fldCharType="separate"/></w:r><w:r><w:rPr><w:rFonts w:ascii="Avenir Next LT Pro" w:hAnsi="Avenir Next LT Pro" w:cstheme="minorHAnsi"/><w:b/><w:color w:val="303030"/><w:sz w:val="22"/><w:szCs w:val="22"/></w:rPr><w:t>Tabla </w:t></w:r><w:r><w:rPr><w:rFonts w:ascii="Avenir Next LT Pro" w:hAnsi="Avenir Next LT Pro" w:cstheme="minorHAnsi"/><w:b/><w:noProof/><w:color w:val="303030"/><w:sz w:val="22"/><w:szCs w:val="22"/></w:rPr><w:t>5</w:t></w:r><w:r><w:rPr><w:rFonts w:ascii="Avenir Next LT Pro" w:hAnsi="Avenir Next LT Pro" w:cstheme="minorHAnsi"/><w:color w:val="303030"/><w:sz w:val="22"/><w:szCs w:val="22"/></w:rPr><w:fldChar w:fldCharType="end"/></w:r><w:r><w:rPr><w:rFonts w:ascii="Avenir Next LT Pro" w:hAnsi="Avenir Next LT Pro" w:cstheme="minorHAnsi"/><w:color w:val="303030"/><w:sz w:val="22"/><w:szCs w:val="22"/></w:rPr><w:t> y la ubicación geográfica en la </w:t></w:r><w:r><w:rPr><w:rFonts w:ascii="Avenir Next LT Pro" w:hAnsi="Avenir Next LT Pro" w:cstheme="minorHAnsi"/><w:b/><w:bCs/><w:color w:val="303030"/><w:sz w:val="22"/><w:szCs w:val="22"/></w:rPr><w:fldChar w:fldCharType="begin"/></w:r><w:r><w:rPr><w:rFonts w:ascii="Avenir Next LT Pro" w:hAnsi="Avenir Next LT Pro" w:cstheme="minorHAnsi"/><w:b/><w:color w:val="303030"/><w:sz w:val="22"/><w:szCs w:val="22"/></w:rPr><w:instrText xml:space="preserve"> REF _Ref112600974 \h </w:instrText></w:r><w:r><w:rPr><w:rFonts w:ascii="Avenir Next LT Pro" w:hAnsi="Avenir Next LT Pro" w:cstheme="minorHAnsi"/><w:b/><w:bCs/><w:color w:val="303030"/><w:sz w:val="22"/><w:szCs w:val="22"/></w:rPr><w:instrText xml:space="preserve"> \* MERGEFORMAT </w:instrText></w:r><w:r><w:rPr><w:rFonts w:ascii="Avenir Next LT Pro" w:hAnsi="Avenir Next LT Pro" w:cstheme="minorHAnsi"/><w:b/><w:bCs/><w:color w:val="303030"/><w:sz w:val="22"/><w:szCs w:val="22"/></w:rPr></w:r><w:r><w:rPr><w:rFonts w:ascii="Avenir Next LT Pro" w:hAnsi="Avenir Next LT Pro" w:cstheme="minorHAnsi"/><w:b/><w:bCs/><w:color w:val="303030"/><w:sz w:val="22"/><w:szCs w:val="22"/></w:rPr><w:fldChar w:fldCharType="separate"/></w:r><w:r><w:rPr><w:rFonts w:ascii="Avenir Next LT Pro" w:hAnsi="Avenir Next LT Pro" w:cstheme="minorHAnsi"/><w:b/><w:color w:val="303030"/><w:sz w:val="22"/><w:szCs w:val="22"/></w:rPr><w:t>Figura </w:t></w:r><w:r><w:rPr><w:rFonts w:ascii="Avenir Next LT Pro" w:hAnsi="Avenir Next LT Pro" w:cstheme="minorHAnsi"/><w:b/><w:noProof/><w:color w:val="303030"/><w:sz w:val="22"/><w:szCs w:val="22"/></w:rPr><w:t>1</w:t></w:r><w:r><w:rPr><w:rFonts w:ascii="Avenir Next LT Pro" w:hAnsi="Avenir Next LT Pro" w:cstheme="minorHAnsi"/><w:b/><w:bCs/><w:color w:val="303030"/><w:sz w:val="22"/><w:szCs w:val="22"/></w:rPr><w:fldChar w:fldCharType="end"/></w:r><w:r><w:rPr><w:rFonts w:ascii="Avenir Next LT Pro" w:hAnsi="Avenir Next LT Pro" w:cstheme="minorHAnsi"/><w:b/><w:bCs/><w:color w:val="303030"/><w:sz w:val="22"/><w:szCs w:val="22"/></w:rPr><w:t>.</w:t></w:r><w:r><w:rPr><w:rFonts w:ascii="Avenir Next LT Pro" w:hAnsi="Avenir Next LT Pro" w:cstheme="minorHAnsi"/><w:b/><w:bCs/><w:color w:val="303030"/><w:sz w:val="22"/><w:szCs w:val="22"/></w:rPr><w:t> </w:t></w:r></w:p><w:p><w:pPr><w:pStyle w:val="NormalWeb"/><w:spacing w:before="0" w:beforeAutospacing="0" w:after="0" w:afterAutospacing="0"/><w:jc w:val="center"/><w:rPr><w:rFonts w:ascii="Avenir Next LT Pro" w:hAnsi="Avenir Next LT Pro" w:cstheme="minorHAnsi"/><w:b/><w:color w:val="303030"/><w:sz w:val="20"/><w:szCs w:val="20"/></w:rPr></w:pPr><w:bookmarkStart w:id="64" w:name="_Ref112600997"/><w:bookmarkStart w:id="65" w:name="_Toc209532332"/><w:r><w:rPr><w:rFonts w:ascii="Avenir Next LT Pro" w:hAnsi="Avenir Next LT Pro" w:cstheme="minorHAnsi"/><w:b/><w:color w:val="303030"/><w:sz w:val="20"/><w:szCs w:val="20"/></w:rPr><w:t>Tabla </w:t></w:r><w:r><w:rPr><w:rFonts w:ascii="Avenir Next LT Pro" w:hAnsi="Avenir Next LT Pro" w:cstheme="minorHAnsi"/><w:b/><w:color w:val="303030"/><w:sz w:val="20"/><w:szCs w:val="20"/></w:rPr><w:fldChar w:fldCharType="begin"/></w:r><w:r><w:rPr><w:rFonts w:ascii="Avenir Next LT Pro" w:hAnsi="Avenir Next LT Pro" w:cstheme="minorHAnsi"/><w:b/><w:color w:val="303030"/><w:sz w:val="20"/><w:szCs w:val="20"/></w:rPr><w:instrText xml:space="preserve"> SEQ Tabla \* ARABIC </w:instrText></w:r><w:r><w:rPr><w:rFonts w:ascii="Avenir Next LT Pro" w:hAnsi="Avenir Next LT Pro" w:cstheme="minorHAnsi"/><w:b/><w:color w:val="303030"/><w:sz w:val="20"/><w:szCs w:val="20"/></w:rPr><w:fldChar w:fldCharType="separate"/></w:r><w:r><w:rPr><w:rFonts w:ascii="Avenir Next LT Pro" w:hAnsi="Avenir Next LT Pro" w:cstheme="minorHAnsi"/><w:b/><w:noProof/><w:color w:val="303030"/><w:sz w:val="20"/><w:szCs w:val="20"/></w:rPr><w:t>5</w:t></w:r><w:r><w:rPr><w:rFonts w:ascii="Avenir Next LT Pro" w:hAnsi="Avenir Next LT Pro" w:cstheme="minorHAnsi"/><w:b/><w:color w:val="303030"/><w:sz w:val="20"/><w:szCs w:val="20"/></w:rPr><w:fldChar w:fldCharType="end"/></w:r><w:bookmarkEnd w:id="64"/><w:r><w:rPr><w:rFonts w:ascii="Avenir Next LT Pro" w:hAnsi="Avenir Next LT Pro" w:cstheme="minorHAnsi"/><w:b/><w:color w:val="303030"/><w:sz w:val="20"/><w:szCs w:val="20"/></w:rPr><w:t>. Descripción y ubicación </w:t></w:r><w:r><w:rPr><w:rFonts w:ascii="Avenir Next LT Pro" w:hAnsi="Avenir Next LT Pro" w:cstheme="minorHAnsi"/><w:b/><w:color w:val="303030"/><w:sz w:val="20"/><w:szCs w:val="20"/></w:rPr><w:t>en el punto</w:t></w:r><w:r><w:rPr><w:rFonts w:ascii="Avenir Next LT Pro" w:hAnsi="Avenir Next LT Pro" w:cstheme="minorHAnsi"/><w:b/><w:color w:val="303030"/><w:sz w:val="20"/><w:szCs w:val="20"/></w:rPr><w:t> de </w:t></w:r><w:bookmarkEnd w:id="62"/><w:r><w:rPr><w:rFonts w:ascii="Avenir Next LT Pro" w:hAnsi="Avenir Next LT Pro" w:cstheme="minorHAnsi"/><w:b/><w:color w:val="303030"/><w:sz w:val="20"/><w:szCs w:val="20"/></w:rPr><w:t>muestreo.</w:t></w:r><w:bookmarkEnd w:id="65"/></w:p><w:tbl><w:tblPr><w:tblW w:w="4922" w:type="pct"/><w:tblInd w:w="137" w:type="dxa"/><w:tblBorders><w:top w:val="single" w:sz="4" w:space="0" w:color="808080" w:themeColor="background1" w:themeShade="80"/><w:left w:val="single" w:sz="4" w:space="0" w:color="808080" w:themeColor="background1" w:themeShade="80"/><w:bottom w:val="single" w:sz="4" w:space="0" w:color="808080" w:themeColor="background1" w:themeShade="80"/><w:right w:val="single" w:sz="4" w:space="0" w:color="808080" w:themeColor="background1" w:themeShade="80"/><w:insideH w:val="single" w:sz="4" w:space="0" w:color="808080" w:themeColor="background1" w:themeShade="80"/><w:insideV w:val="single" w:sz="4" w:space="0" w:color="808080" w:themeColor="background1" w:themeShade="80"/></w:tblBorders><w:tblCellMar><w:left w:w="70" w:type="dxa"/><w:right w:w="70" w:type="dxa"/></w:tblCellMar><w:tblLook w:val="04A0" w:firstRow="1" w:lastRow="0" w:firstColumn="1" w:lastColumn="0" w:noHBand="0" w:noVBand="1"/></w:tblPr><w:tblGrid><w:gridCol w:w="1700"/><w:gridCol w:w="864"/><w:gridCol w:w="1556"/><w:gridCol w:w="1465"/><w:gridCol w:w="1622"/><w:gridCol w:w="1485"/></w:tblGrid><w:tr><w:trPr><w:trHeight w:val="20"/><w:tblHeader/></w:trPr><w:tc><w:tcPr><w:tcW w:w="978" w:type="pct"/><w:vMerge w:val="restart"/><w:vAlign w:val="center"/><w:hideMark/></w:tcPr><w:p><w:pPr><w:jc w:val="center"/><w:rPr><w:rFonts w:ascii="Avenir Next LT Pro" w:hAnsi="Avenir Next LT Pro" w:cs="Calibri"/><w:b/><w:bCs/><w:color w:val="FFFFFF" w:themeColor="background1"/><w:sz w:val="20"/><w:szCs w:val="20"/><w:lang w:eastAsia="es-ES"/></w:rPr></w:pPr><w:r><w:rPr><w:rFonts w:ascii="Avenir Next LT Pro" w:hAnsi="Avenir Next LT Pro" w:cs="Calibri"/><w:b/><w:bCs/><w:color w:val="FFFFFF" w:themeColor="background1"/><w:sz w:val="20"/><w:szCs w:val="20"/><w:lang w:eastAsia="es-ES"/></w:rPr><w:t>Puntos</w:t></w:r></w:p></w:tc><w:tc><w:tcPr><w:tcW w:w="497" w:type="pct"/><w:vMerge w:val="restart"/><w:vAlign w:val="center"/><w:hideMark/></w:tcPr><w:p><w:pPr><w:jc w:val="center"/><w:rPr><w:rFonts w:ascii="Avenir Next LT Pro" w:hAnsi="Avenir Next LT Pro" w:cs="Calibri"/><w:b/><w:bCs/><w:color w:val="FFFFFF" w:themeColor="background1"/><w:sz w:val="20"/><w:szCs w:val="20"/><w:lang w:eastAsia="es-ES"/></w:rPr></w:pPr><w:r><w:rPr><w:rFonts w:ascii="Avenir Next LT Pro" w:hAnsi="Avenir Next LT Pro" w:cs="Calibri"/><w:b/><w:bCs/><w:color w:val="FFFFFF" w:themeColor="background1"/><w:sz w:val="20"/><w:szCs w:val="20"/><w:lang w:eastAsia="es-ES"/></w:rPr><w:t>Cota (msnm)</w:t></w:r></w:p></w:tc><w:tc><w:tcPr><w:tcW w:w="3525" w:type="pct"/><w:gridSpan w:val="4"/><w:vAlign w:val="center"/><w:hideMark/></w:tcPr><w:p><w:pPr><w:jc w:val="center"/><w:rPr><w:rFonts w:ascii="Avenir Next LT Pro" w:hAnsi="Avenir Next LT Pro" w:cs="Calibri"/><w:b/><w:bCs/><w:color w:val="FFFFFF" w:themeColor="background1"/><w:sz w:val="20"/><w:szCs w:val="20"/><w:lang w:eastAsia="es-ES"/></w:rPr></w:pPr><w:r><w:rPr><w:rFonts w:ascii="Avenir Next LT Pro" w:hAnsi="Avenir Next LT Pro" w:cs="Calibri"/><w:b/><w:bCs/><w:color w:val="FFFFFF" w:themeColor="background1"/><w:sz w:val="20"/><w:szCs w:val="20"/><w:lang w:eastAsia="es-ES"/></w:rPr><w:t>Georreferenciación</w:t></w:r></w:p></w:tc></w:tr><w:tr><w:trPr><w:trHeight w:val="291"/><w:tblHeader/></w:trPr><w:tc><w:tcPr><w:tcW w:w="978" w:type="pct"/><w:vMerge/><w:vAlign w:val="center"/><w:hideMark/></w:tcPr><w:p><w:pPr><w:jc w:val="center"/><w:rPr><w:rFonts w:ascii="Avenir Next LT Pro" w:hAnsi="Avenir Next LT Pro" w:cs="Calibri"/><w:b/><w:bCs/><w:color w:val="FFFFFF" w:themeColor="background1"/><w:sz w:val="20"/><w:szCs w:val="20"/><w:lang w:eastAsia="es-ES"/></w:rPr></w:pPr></w:p></w:tc><w:tc><w:tcPr><w:tcW w:w="497" w:type="pct"/><w:vMerge/><w:vAlign w:val="center"/><w:hideMark/></w:tcPr><w:p><w:pPr><w:jc w:val="center"/><w:rPr><w:rFonts w:ascii="Avenir Next LT Pro" w:hAnsi="Avenir Next LT Pro" w:cs="Calibri"/><w:b/><w:bCs/><w:color w:val="FFFFFF" w:themeColor="background1"/><w:sz w:val="20"/><w:szCs w:val="20"/><w:lang w:eastAsia="es-ES"/></w:rPr></w:pPr></w:p></w:tc><w:tc><w:tcPr><w:tcW w:w="1738" w:type="pct"/><w:gridSpan w:val="2"/><w:vMerge w:val="restart"/><w:vAlign w:val="center"/><w:hideMark/></w:tcPr><w:p><w:pPr><w:jc w:val="center"/><w:rPr><w:rFonts w:ascii="Avenir Next LT Pro" w:hAnsi="Avenir Next LT Pro" w:cs="Calibri"/><w:b/><w:bCs/><w:color w:val="FFFFFF" w:themeColor="background1"/><w:sz w:val="20"/><w:szCs w:val="20"/><w:lang w:eastAsia="es-ES"/></w:rPr></w:pPr><w:r><w:rPr><w:rFonts w:ascii="Avenir Next LT Pro" w:hAnsi="Avenir Next LT Pro" w:cs="Calibri"/><w:b/><w:color w:val="FFFFFF" w:themeColor="background1"/><w:sz w:val="20"/><w:szCs w:val="20"/><w:lang w:eastAsia="es-ES"/></w:rPr><w:t>Coordenadas Geográficas WGS84</w:t></w:r></w:p></w:tc><w:tc><w:tcPr><w:tcW w:w="1787" w:type="pct"/><w:gridSpan w:val="2"/><w:vMerge w:val="restart"/><w:vAlign w:val="center"/><w:hideMark/></w:tcPr><w:p><w:pPr><w:jc w:val="center"/><w:rPr><w:rFonts w:ascii="Avenir Next LT Pro" w:hAnsi="Avenir Next LT Pro" w:cs="Calibri"/><w:b/><w:bCs/><w:color w:val="FFFFFF" w:themeColor="background1"/><w:sz w:val="20"/><w:szCs w:val="20"/><w:lang w:eastAsia="es-ES"/></w:rPr></w:pPr><w:r><w:rPr><w:rFonts w:ascii="Avenir Next LT Pro" w:hAnsi="Avenir Next LT Pro" w:cs="Calibri"/><w:b/><w:color w:val="FFFFFF" w:themeColor="background1"/><w:sz w:val="20"/><w:szCs w:val="20"/><w:lang w:eastAsia="es-ES"/></w:rPr><w:t>Sistema Magna sirgas Origen Nacional (m)</w:t></w:r></w:p></w:tc></w:tr><w:tr><w:trPr><w:trHeight w:val="291"/><w:tblHeader/></w:trPr><w:tc><w:tcPr><w:tcW w:w="978" w:type="pct"/><w:vMerge/><w:vAlign w:val="center"/><w:hideMark/></w:tcPr><w:p><w:pPr><w:jc w:val="center"/><w:rPr><w:rFonts w:ascii="Avenir Next LT Pro" w:hAnsi="Avenir Next LT Pro" w:cs="Calibri"/><w:b/><w:bCs/><w:color w:val="FFFFFF" w:themeColor="background1"/><w:sz w:val="20"/><w:szCs w:val="20"/><w:lang w:eastAsia="es-ES"/></w:rPr></w:pPr></w:p></w:tc><w:tc><w:tcPr><w:tcW w:w="497" w:type="pct"/><w:vMerge/><w:vAlign w:val="center"/><w:hideMark/></w:tcPr><w:p><w:pPr><w:jc w:val="center"/><w:rPr><w:rFonts w:ascii="Avenir Next LT Pro" w:hAnsi="Avenir Next LT Pro" w:cs="Calibri"/><w:b/><w:bCs/><w:color w:val="FFFFFF" w:themeColor="background1"/><w:sz w:val="20"/><w:szCs w:val="20"/><w:lang w:eastAsia="es-ES"/></w:rPr></w:pPr></w:p></w:tc><w:tc><w:tcPr><w:tcW w:w="1738" w:type="pct"/><w:gridSpan w:val="2"/><w:vMerge/><w:vAlign w:val="center"/><w:hideMark/></w:tcPr><w:p><w:pPr><w:jc w:val="center"/><w:rPr><w:rFonts w:ascii="Avenir Next LT Pro" w:hAnsi="Avenir Next LT Pro" w:cs="Calibri"/><w:b/><w:bCs/><w:color w:val="FFFFFF" w:themeColor="background1"/><w:sz w:val="20"/><w:szCs w:val="20"/><w:lang w:eastAsia="es-ES"/></w:rPr></w:pPr></w:p></w:tc><w:tc><w:tcPr><w:tcW w:w="1787" w:type="pct"/><w:gridSpan w:val="2"/><w:vMerge/><w:vAlign w:val="center"/><w:hideMark/></w:tcPr><w:p><w:pPr><w:jc w:val="center"/><w:rPr><w:rFonts w:ascii="Avenir Next LT Pro" w:hAnsi="Avenir Next LT Pro" w:cs="Calibri"/><w:b/><w:bCs/><w:color w:val="FFFFFF" w:themeColor="background1"/><w:sz w:val="20"/><w:szCs w:val="20"/><w:lang w:eastAsia="es-ES"/></w:rPr></w:pPr></w:p></w:tc></w:tr><w:tr><w:trPr><w:trHeight w:val="20"/><w:tblHeader/></w:trPr><w:tc><w:tcPr><w:tcW w:w="978" w:type="pct"/><w:vMerge/><w:vAlign w:val="center"/><w:hideMark/></w:tcPr><w:p><w:pPr><w:jc w:val="center"/><w:rPr><w:rFonts w:ascii="Avenir Next LT Pro" w:hAnsi="Avenir Next LT Pro" w:cs="Calibri"/><w:b/><w:bCs/><w:color w:val="FFFFFF" w:themeColor="background1"/><w:sz w:val="20"/><w:szCs w:val="20"/><w:lang w:eastAsia="es-ES"/></w:rPr></w:pPr></w:p></w:tc><w:tc><w:tcPr><w:tcW w:w="497" w:type="pct"/><w:vMerge/><w:vAlign w:val="center"/><w:hideMark/></w:tcPr><w:p><w:pPr><w:jc w:val="center"/><w:rPr><w:rFonts w:ascii="Avenir Next LT Pro" w:hAnsi="Avenir Next LT Pro" w:cs="Calibri"/><w:b/><w:bCs/><w:color w:val="FFFFFF" w:themeColor="background1"/><w:sz w:val="20"/><w:szCs w:val="20"/><w:lang w:eastAsia="es-ES"/></w:rPr></w:pPr></w:p></w:tc><w:tc><w:tcPr><w:tcW w:w="895" w:type="pct"/><w:vAlign w:val="center"/><w:hideMark/></w:tcPr><w:p><w:pPr><w:jc w:val="center"/><w:rPr><w:rFonts w:ascii="Avenir Next LT Pro" w:hAnsi="Avenir Next LT Pro" w:cs="Calibri"/><w:b/><w:bCs/><w:color w:val="FFFFFF" w:themeColor="background1"/><w:sz w:val="20"/><w:szCs w:val="20"/><w:lang w:eastAsia="es-ES"/></w:rPr></w:pPr><w:r><w:rPr><w:rFonts w:ascii="Avenir Next LT Pro" w:hAnsi="Avenir Next LT Pro" w:cs="Calibri"/><w:b/><w:bCs/><w:color w:val="FFFFFF" w:themeColor="background1"/><w:sz w:val="20"/><w:szCs w:val="20"/><w:lang w:eastAsia="es-ES"/></w:rPr><w:t>Norte(N)</w:t></w:r></w:p></w:tc><w:tc><w:tcPr><w:tcW w:w="843" w:type="pct"/><w:vAlign w:val="center"/><w:hideMark/></w:tcPr><w:p><w:pPr><w:jc w:val="center"/><w:rPr><w:rFonts w:ascii="Avenir Next LT Pro" w:hAnsi="Avenir Next LT Pro" w:cs="Calibri"/><w:b/><w:bCs/><w:color w:val="FFFFFF" w:themeColor="background1"/><w:sz w:val="20"/><w:szCs w:val="20"/><w:lang w:eastAsia="es-ES"/></w:rPr></w:pPr><w:r><w:rPr><w:rFonts w:ascii="Avenir Next LT Pro" w:hAnsi="Avenir Next LT Pro" w:cs="Calibri"/><w:b/><w:bCs/><w:color w:val="FFFFFF" w:themeColor="background1"/><w:sz w:val="20"/><w:szCs w:val="20"/><w:lang w:eastAsia="es-ES"/></w:rPr><w:t>Oeste(W)</w:t></w:r></w:p></w:tc><w:tc><w:tcPr><w:tcW w:w="933" w:type="pct"/><w:vAlign w:val="center"/><w:hideMark/></w:tcPr><w:p><w:pPr><w:jc w:val="center"/><w:rPr><w:rFonts w:ascii="Avenir Next LT Pro" w:hAnsi="Avenir Next LT Pro" w:cs="Calibri"/><w:b/><w:bCs/><w:color w:val="FFFFFF" w:themeColor="background1"/><w:sz w:val="20"/><w:szCs w:val="20"/><w:lang w:eastAsia="es-ES"/></w:rPr></w:pPr><w:r><w:rPr><w:rFonts w:ascii="Avenir Next LT Pro" w:hAnsi="Avenir Next LT Pro" w:cs="Calibri"/><w:b/><w:bCs/><w:color w:val="FFFFFF" w:themeColor="background1"/><w:sz w:val="20"/><w:szCs w:val="20"/><w:lang w:eastAsia="es-ES"/></w:rPr><w:t>Norte(N)</w:t></w:r></w:p></w:tc><w:tc><w:tcPr><w:tcW w:w="854" w:type="pct"/><w:vAlign w:val="center"/><w:hideMark/></w:tcPr><w:p><w:pPr><w:jc w:val="center"/><w:rPr><w:rFonts w:ascii="Avenir Next LT Pro" w:hAnsi="Avenir Next LT Pro" w:cs="Calibri"/><w:b/><w:bCs/><w:color w:val="FFFFFF" w:themeColor="background1"/><w:sz w:val="20"/><w:szCs w:val="20"/><w:lang w:eastAsia="es-ES"/></w:rPr></w:pPr><w:r><w:rPr><w:rFonts w:ascii="Avenir Next LT Pro" w:hAnsi="Avenir Next LT Pro" w:cs="Calibri"/><w:b/><w:bCs/><w:color w:val="FFFFFF" w:themeColor="background1"/><w:sz w:val="20"/><w:szCs w:val="20"/><w:lang w:eastAsia="es-ES"/></w:rPr><w:t>Este(E)</w:t></w:r></w:p></w:tc></w:tr><w:tr><w:trPr><w:trHeight w:val="20"/></w:trPr><w:tc><w:tcPr><w:tcW w:w="978" w:type="pct"/><w:vAlign w:val="center"/></w:tcPr><w:p><w:pPr><w:jc w:val="center"/><w:rPr><w:rFonts w:ascii="Avenir Next LT Pro" w:hAnsi="Avenir Next LT Pro" w:cs="Calibri"/><w:color w:val="303030"/><w:sz w:val="20"/><w:szCs w:val="20"/><w:lang w:eastAsia="es-ES"/></w:rPr></w:pPr><w:r><w:rPr><w:rFonts w:ascii="Avenir Next LT Pro" w:hAnsi="Avenir Next LT Pro" w:cs="Calibri"/><w:color w:val="303030"/><w:sz w:val="20"/></w:rPr><w:t>{var_58}</w:t></w:r></w:p></w:tc><w:tc><w:tcPr><w:tcW w:w="497" w:type="pct"/><w:vAlign w:val="center"/></w:tcPr><w:p><w:pPr><w:jc w:val="center"/><w:rPr><w:rFonts w:ascii="Avenir Next LT Pro" w:hAnsi="Avenir Next LT Pro" w:cs="Calibri"/><w:color w:val="303030"/><w:sz w:val="20"/><w:szCs w:val="20"/><w:lang w:eastAsia="es-ES"/></w:rPr></w:pPr><w:r><w:rPr><w:rFonts w:ascii="Avenir Next LT Pro" w:hAnsi="Avenir Next LT Pro" w:cs="Calibri"/><w:color w:val="303030"/><w:sz w:val="20"/><w:szCs w:val="20"/><w:lang w:eastAsia="es-ES"/></w:rPr><w:t>{var_59}</w:t></w:r></w:p></w:tc><w:tc><w:tcPr><w:tcW w:w="895" w:type="pct"/><w:vAlign w:val="center"/></w:tcPr><w:p><w:pPr><w:jc w:val="center"/><w:rPr><w:rFonts w:ascii="Avenir Next LT Pro" w:hAnsi="Avenir Next LT Pro" w:cs="Calibri"/><w:color w:val="303030"/><w:sz w:val="20"/><w:szCs w:val="20"/><w:lang w:eastAsia="es-ES"/></w:rPr></w:pPr><w:proofErr w:type="spellStart"/><w:r><w:rPr><w:rFonts w:ascii="Avenir Next LT Pro" w:hAnsi="Avenir Next LT Pro" w:cs="Calibri"/><w:color w:val="303030"/><w:sz w:val="20"/><w:szCs w:val="20"/></w:rPr><w:t>{var_60}</w:t></w:r><w:proofErr w:type="gramStart"/><w:r><w:rPr><w:rFonts w:ascii="Avenir Next LT Pro" w:hAnsi="Avenir Next LT Pro" w:cs="Calibri"/><w:color w:val="303030"/><w:sz w:val="20"/><w:szCs w:val="20"/></w:rPr></w:r><w:proofErr w:type="gramEnd"/><w:r><w:rPr><w:rFonts w:ascii="Avenir Next LT Pro" w:hAnsi="Avenir Next LT Pro" w:cs="Calibri"/><w:color w:val="303030"/><w:sz w:val="20"/><w:szCs w:val="20"/></w:rPr></w:r><w:proofErr w:type="spellEnd"/></w:p></w:tc><w:tc><w:tcPr><w:tcW w:w="843" w:type="pct"/><w:vAlign w:val="center"/></w:tcPr><w:p><w:pPr><w:jc w:val="center"/><w:rPr><w:rFonts w:ascii="Avenir Next LT Pro" w:hAnsi="Avenir Next LT Pro" w:cs="Calibri"/><w:color w:val="303030"/><w:sz w:val="20"/><w:szCs w:val="20"/><w:lang w:eastAsia="es-ES"/></w:rPr></w:pPr><w:proofErr w:type="spellStart"/><w:r><w:rPr><w:rFonts w:ascii="Avenir Next LT Pro" w:hAnsi="Avenir Next LT Pro" w:cs="Calibri"/><w:color w:val="303030"/><w:sz w:val="20"/><w:szCs w:val="20"/></w:rPr><w:t>{var_61}</w:t></w:r><w:proofErr w:type="gramStart"/><w:r><w:rPr><w:rFonts w:ascii="Avenir Next LT Pro" w:hAnsi="Avenir Next LT Pro" w:cs="Calibri"/><w:color w:val="303030"/><w:sz w:val="20"/><w:szCs w:val="20"/></w:rPr></w:r><w:proofErr w:type="gramEnd"/><w:r><w:rPr><w:rFonts w:ascii="Avenir Next LT Pro" w:hAnsi="Avenir Next LT Pro" w:cs="Calibri"/><w:color w:val="303030"/><w:sz w:val="20"/><w:szCs w:val="20"/></w:rPr></w:r><w:proofErr w:type="spellEnd"/></w:p></w:tc><w:tc><w:tcPr><w:tcW w:w="933" w:type="pct"/><w:vAlign w:val="center"/></w:tcPr><w:p><w:pPr><w:jc w:val="center"/><w:rPr><w:rFonts w:ascii="Avenir Next LT Pro" w:hAnsi="Avenir Next LT Pro" w:cs="Calibri"/><w:color w:val="303030"/><w:sz w:val="20"/><w:szCs w:val="20"/><w:lang w:eastAsia="es-ES"/></w:rPr></w:pPr><w:r><w:rPr><w:rFonts w:ascii="Avenir Next LT Pro" w:hAnsi="Avenir Next LT Pro" w:cs="Calibri"/><w:color w:val="303030"/><w:sz w:val="20"/><w:szCs w:val="20"/></w:rPr><w:t>{var_62}</w:t></w:r></w:p></w:tc><w:tc><w:tcPr><w:tcW w:w="854" w:type="pct"/><w:vAlign w:val="center"/></w:tcPr><w:p><w:pPr><w:jc w:val="center"/><w:rPr><w:rFonts w:ascii="Avenir Next LT Pro" w:hAnsi="Avenir Next LT Pro" w:cs="Calibri"/><w:color w:val="303030"/><w:sz w:val="20"/><w:szCs w:val="20"/><w:lang w:eastAsia="es-ES"/></w:rPr></w:pPr><w:r><w:rPr><w:rFonts w:ascii="Avenir Next LT Pro" w:hAnsi="Avenir Next LT Pro" w:cs="Calibri"/><w:color w:val="303030"/><w:sz w:val="20"/><w:szCs w:val="20"/></w:rPr><w:t>{var_63}</w:t></w:r></w:p></w:tc></w:tr><w:tr><w:trPr><w:trHeight w:val="20"/></w:trPr><w:tc><w:tcPr><w:tcW w:w="978" w:type="pct"/><w:vAlign w:val="center"/></w:tcPr><w:p><w:pPr><w:jc w:val="center"/><w:rPr><w:rFonts w:ascii="Avenir Next LT Pro" w:hAnsi="Avenir Next LT Pro" w:cstheme="minorHAnsi"/><w:color w:val="303030"/><w:sz w:val="20"/><w:szCs w:val="20"/></w:rPr></w:pPr><w:r><w:rPr><w:rFonts w:ascii="Avenir Next LT Pro" w:hAnsi="Avenir Next LT Pro" w:cs="Calibri"/><w:color w:val="303030"/><w:sz w:val="20"/></w:rPr><w:t>{var_58}</w:t></w:r></w:p></w:tc><w:tc><w:tcPr><w:tcW w:w="497" w:type="pct"/><w:vAlign w:val="center"/></w:tcPr><w:p><w:pPr><w:jc w:val="center"/><w:rPr><w:rFonts w:ascii="Avenir Next LT Pro" w:hAnsi="Avenir Next LT Pro" w:cstheme="minorHAnsi"/><w:color w:val="303030"/><w:sz w:val="20"/><w:szCs w:val="20"/></w:rPr></w:pPr><w:r><w:rPr><w:rFonts w:ascii="Avenir Next LT Pro" w:hAnsi="Avenir Next LT Pro" w:cs="Calibri"/><w:color w:val="303030"/><w:sz w:val="20"/><w:szCs w:val="20"/><w:lang w:eastAsia="es-ES"/></w:rPr><w:t>{var_59}</w:t></w:r></w:p></w:tc><w:tc><w:tcPr><w:tcW w:w="895" w:type="pct"/><w:vAlign w:val="center"/></w:tcPr><w:p><w:pPr><w:jc w:val="center"/><w:rPr><w:rFonts w:ascii="Avenir Next LT Pro" w:hAnsi="Avenir Next LT Pro" w:cstheme="minorHAnsi"/><w:color w:val="303030"/><w:sz w:val="20"/><w:szCs w:val="20"/></w:rPr></w:pPr><w:proofErr w:type="spellStart"/><w:r><w:rPr><w:rFonts w:ascii="Avenir Next LT Pro" w:hAnsi="Avenir Next LT Pro" w:cs="Calibri"/><w:color w:val="303030"/><w:sz w:val="20"/><w:szCs w:val="20"/></w:rPr><w:t>{var_60}</w:t></w:r><w:proofErr w:type="gramStart"/><w:r><w:rPr><w:rFonts w:ascii="Avenir Next LT Pro" w:hAnsi="Avenir Next LT Pro" w:cs="Calibri"/><w:color w:val="303030"/><w:sz w:val="20"/><w:szCs w:val="20"/></w:rPr></w:r><w:proofErr w:type="gramEnd"/><w:r><w:rPr><w:rFonts w:ascii="Avenir Next LT Pro" w:hAnsi="Avenir Next LT Pro" w:cs="Calibri"/><w:color w:val="303030"/><w:sz w:val="20"/><w:szCs w:val="20"/></w:rPr></w:r><w:proofErr w:type="spellEnd"/></w:p></w:tc><w:tc><w:tcPr><w:tcW w:w="843" w:type="pct"/><w:vAlign w:val="center"/></w:tcPr><w:p><w:pPr><w:jc w:val="center"/><w:rPr><w:rFonts w:ascii="Avenir Next LT Pro" w:hAnsi="Avenir Next LT Pro" w:cstheme="minorHAnsi"/><w:color w:val="303030"/><w:sz w:val="20"/><w:szCs w:val="20"/></w:rPr></w:pPr><w:proofErr w:type="spellStart"/><w:r><w:rPr><w:rFonts w:ascii="Avenir Next LT Pro" w:hAnsi="Avenir Next LT Pro" w:cs="Calibri"/><w:color w:val="303030"/><w:sz w:val="20"/><w:szCs w:val="20"/></w:rPr><w:t>{var_61}</w:t></w:r><w:proofErr w:type="gramStart"/><w:r><w:rPr><w:rFonts w:ascii="Avenir Next LT Pro" w:hAnsi="Avenir Next LT Pro" w:cs="Calibri"/><w:color w:val="303030"/><w:sz w:val="20"/><w:szCs w:val="20"/></w:rPr></w:r><w:proofErr w:type="gramEnd"/><w:r><w:rPr><w:rFonts w:ascii="Avenir Next LT Pro" w:hAnsi="Avenir Next LT Pro" w:cs="Calibri"/><w:color w:val="303030"/><w:sz w:val="20"/><w:szCs w:val="20"/></w:rPr></w:r><w:proofErr w:type="spellEnd"/></w:p></w:tc><w:tc><w:tcPr><w:tcW w:w="933" w:type="pct"/><w:vAlign w:val="center"/></w:tcPr><w:p><w:pPr><w:jc w:val="center"/><w:rPr><w:rFonts w:ascii="Avenir Next LT Pro" w:hAnsi="Avenir Next LT Pro" w:cstheme="minorHAnsi"/><w:color w:val="303030"/><w:sz w:val="20"/><w:szCs w:val="20"/></w:rPr></w:pPr><w:r><w:rPr><w:rFonts w:ascii="Avenir Next LT Pro" w:hAnsi="Avenir Next LT Pro" w:cs="Calibri"/><w:color w:val="303030"/><w:sz w:val="20"/><w:szCs w:val="20"/></w:rPr><w:t>{var_62}</w:t></w:r></w:p></w:tc><w:tc><w:tcPr><w:tcW w:w="854" w:type="pct"/><w:vAlign w:val="center"/></w:tcPr><w:p><w:pPr><w:jc w:val="center"/><w:rPr><w:rFonts w:ascii="Avenir Next LT Pro" w:hAnsi="Avenir Next LT Pro" w:cstheme="minorHAnsi"/><w:color w:val="303030"/><w:sz w:val="20"/><w:szCs w:val="20"/></w:rPr></w:pPr><w:r><w:rPr><w:rFonts w:ascii="Avenir Next LT Pro" w:hAnsi="Avenir Next LT Pro" w:cs="Calibri"/><w:color w:val="303030"/><w:sz w:val="20"/><w:szCs w:val="20"/></w:rPr><w:t>{var_63}</w:t></w:r></w:p></w:tc></w:tr></w:tbl><w:p><w:pPr><w:jc w:val="center"/><w:rPr><w:rFonts w:ascii="Avenir Next LT Pro" w:hAnsi="Avenir Next LT Pro" w:cs="Calibri"/><w:i/><w:color w:val="303030"/><w:sz w:val="20"/><w:szCs w:val="20"/></w:rPr></w:pPr><w:r><w:rPr><w:rFonts w:ascii="Avenir Next LT Pro" w:hAnsi="Avenir Next LT Pro" w:cs="Calibri"/><w:i/><w:color w:val="303030"/><w:sz w:val="20"/><w:szCs w:val="20"/></w:rPr><w:t>Fuente: ALS ENVIRONMENTAL S.A.S., </w:t></w:r><w:r><w:rPr><w:rFonts w:ascii="Avenir Next LT Pro" w:hAnsi="Avenir Next LT Pro" w:cs="Calibri"/><w:i/><w:color w:val="303030"/><w:sz w:val="20"/><w:szCs w:val="20"/></w:rPr><w:t>XXXX</w:t></w:r><w:r><w:rPr><w:rFonts w:ascii="Avenir Next LT Pro" w:hAnsi="Avenir Next LT Pro" w:cs="Calibri"/><w:i/><w:color w:val="303030"/><w:sz w:val="20"/><w:szCs w:val="20"/></w:rPr><w:t>.</w:t></w:r></w:p><w:p><w:pPr><w:jc w:val="center"/><w:rPr><w:rFonts w:ascii="Avenir Next LT Pro" w:hAnsi="Avenir Next LT Pro" w:cs="Calibri"/><w:i/><w:color w:val="303030"/><w:sz w:val="20"/><w:szCs w:val="20"/></w:rPr></w:pPr></w:p><w:p><w:pPr><w:jc w:val="center"/><w:rPr><w:rFonts w:ascii="Avenir Next LT Pro" w:hAnsi="Avenir Next LT Pro" w:cs="Calibri"/><w:i/><w:color w:val="303030"/><w:sz w:val="20"/><w:szCs w:val="20"/></w:rPr></w:pPr></w:p><w:p><w:pPr><w:pStyle w:val="Descripcin"/><w:spacing w:before="0" w:after="0"/><w:jc w:val="center"/><w:rPr><w:rFonts w:ascii="Avenir Next LT Pro" w:hAnsi="Avenir Next LT Pro" w:cstheme="minorHAnsi"/><w:b w:val="0"/><w:i/><w:color w:val="303030"/><w:lang w:val="es-CO"/></w:rPr></w:pPr><w:bookmarkStart w:id="66" w:name="_Ref112600974"/><w:bookmarkStart w:id="67" w:name="_Toc198219831"/><w:r><w:rPr><w:rFonts w:ascii="Avenir Next LT Pro" w:hAnsi="Avenir Next LT Pro" w:cstheme="minorHAnsi"/><w:color w:val="303030"/><w:szCs w:val="22"/><w:lang w:val="es-CO"/></w:rPr><w:t>{var_6}</w:t></w:r><w:r><w:rPr><w:rFonts w:ascii="Avenir Next LT Pro" w:hAnsi="Avenir Next LT Pro" w:cstheme="minorHAnsi"/><w:color w:val="303030"/><w:szCs w:val="22"/><w:lang w:val="es-CO"/></w:rPr></w:r><w:r><w:rPr><w:rFonts w:ascii="Avenir Next LT Pro" w:hAnsi="Avenir Next LT Pro" w:cstheme="minorHAnsi"/><w:color w:val="303030"/><w:szCs w:val="22"/><w:lang w:val="es-CO"/></w:rPr></w:r><w:r><w:rPr><w:rFonts w:ascii="Avenir Next LT Pro" w:hAnsi="Avenir Next LT Pro" w:cstheme="minorHAnsi"/><w:color w:val="303030"/><w:szCs w:val="22"/><w:lang w:val="es-CO"/></w:rPr></w:r><w:r><w:rPr><w:rFonts w:ascii="Avenir Next LT Pro" w:hAnsi="Avenir Next LT Pro" w:cstheme="minorHAnsi"/><w:noProof/><w:color w:val="303030"/><w:szCs w:val="22"/><w:lang w:val="es-CO"/></w:rPr></w:r><w:r><w:rPr><w:rFonts w:ascii="Avenir Next LT Pro" w:hAnsi="Avenir Next LT Pro" w:cstheme="minorHAnsi"/><w:color w:val="303030"/><w:szCs w:val="22"/><w:lang w:val="es-CO"/></w:rPr></w:r><w:bookmarkEnd w:id="66"/><w:r><w:rPr><w:rFonts w:ascii="Avenir Next LT Pro" w:hAnsi="Avenir Next LT Pro" w:cstheme="minorHAnsi"/><w:color w:val="303030"/><w:szCs w:val="22"/><w:lang w:val="es-CO"/></w:rPr></w:r><w:r><w:rPr><w:rFonts w:ascii="Avenir Next LT Pro" w:hAnsi="Avenir Next LT Pro" w:cstheme="minorHAnsi"/><w:color w:val="303030"/><w:szCs w:val="22"/><w:lang w:val="es-CO"/></w:rPr></w:r><w:r><w:rPr><w:rFonts w:ascii="Avenir Next LT Pro" w:hAnsi="Avenir Next LT Pro" w:cstheme="minorHAnsi"/><w:color w:val="303030"/><w:szCs w:val="22"/><w:lang w:val="es-CO"/></w:rPr></w:r><w:r><w:rPr><w:rFonts w:ascii="Avenir Next LT Pro" w:hAnsi="Avenir Next LT Pro" w:cstheme="minorHAnsi"/><w:color w:val="303030"/><w:lang w:val="es-CO"/></w:rPr></w:r><w:bookmarkEnd w:id="67"/></w:p><w:p><w:pPr><w:spacing w:after="240"/><w:jc w:val="center"/><w:rPr><w:rFonts w:ascii="Avenir Next LT Pro" w:hAnsi="Avenir Next LT Pro"/><w:color w:val="303030"/></w:rPr></w:pPr><w:r><w:rPr><w:rFonts w:ascii="Avenir Next LT Pro" w:hAnsi="Avenir Next LT Pro" w:cs="Calibri"/><w:i/><w:color w:val="303030"/><w:sz w:val="20"/><w:szCs w:val="20"/></w:rPr><w:t>{var_7}</w:t></w:r><w:r><w:rPr><w:rFonts w:ascii="Avenir Next LT Pro" w:hAnsi="Avenir Next LT Pro" w:cs="Calibri"/><w:i/><w:color w:val="303030"/><w:sz w:val="20"/><w:szCs w:val="20"/></w:rPr></w:r><w:proofErr w:type="spellStart"/><w:r><w:rPr><w:rFonts w:ascii="Avenir Next LT Pro" w:hAnsi="Avenir Next LT Pro" w:cs="Calibri"/><w:i/><w:color w:val="303030"/><w:sz w:val="20"/><w:szCs w:val="20"/></w:rPr></w:r><w:proofErr w:type="spellEnd"/><w:r><w:rPr><w:rFonts w:ascii="Avenir Next LT Pro" w:hAnsi="Avenir Next LT Pro" w:cs="Calibri"/><w:i/><w:color w:val="303030"/><w:sz w:val="20"/><w:szCs w:val="20"/></w:rPr></w:r><w:commentRangeStart w:id="68"/><w:r><w:rPr><w:rFonts w:ascii="Avenir Next LT Pro" w:hAnsi="Avenir Next LT Pro" w:cs="Calibri"/><w:i/><w:color w:val="303030"/><w:sz w:val="20"/><w:szCs w:val="20"/></w:rPr></w:r><w:commentRangeEnd w:id="68"/><w:r><w:rPr><w:rStyle w:val="Refdecomentario"/><w:rFonts w:ascii="Tahoma" w:hAnsi="Tahoma"/><w:szCs w:val="20"/><w:lang w:val="es-MX" w:eastAsia="es-MX"/></w:rPr><w:commentReference w:id="68"/></w:r><w:r><w:rPr><w:rFonts w:ascii="Avenir Next LT Pro" w:hAnsi="Avenir Next LT Pro" w:cs="Calibri"/><w:i/><w:color w:val="303030"/><w:sz w:val="20"/><w:szCs w:val="20"/></w:rPr><w:t>.</w:t></w:r><w:r><w:rPr><w:rFonts w:ascii="Avenir Next LT Pro" w:hAnsi="Avenir Next LT Pro"/><w:color w:val="303030"/></w:rPr><w:t> </w:t></w:r></w:p><w:p><w:pPr><w:spacing w:after="240"/><w:jc w:val="center"/><w:rPr><w:rFonts w:ascii="Avenir Next LT Pro" w:hAnsi="Avenir Next LT Pro"/><w:color w:val="303030"/></w:rPr></w:pPr><w:r><w:rPr><w:rFonts w:ascii="Avenir Next LT Pro" w:hAnsi="Avenir Next LT Pro"/><w:color w:val="303030"/></w:rPr><w:t>{var_4}</w:t></w:r></w:p><w:p><w:pPr><w:pStyle w:val="Ttulo1"/><w:numPr><w:ilvl w:val="0"/><w:numId w:val="5"/></w:numPr><w:spacing w:line="276" w:lineRule="auto"/><w:ind w:left="709"/><w:jc w:val="both"/><w:rPr><w:rFonts w:ascii="Avenir Next LT Pro" w:hAnsi="Avenir Next LT Pro" w:cstheme="minorHAnsi"/><w:bCs w:val="0"/><w:color w:val="303030"/><w:sz w:val="40"/><w:szCs w:val="20"/></w:rPr></w:pPr><w:bookmarkStart w:id="69" w:name="_Toc211423075"/><w:bookmarkStart w:id="70" w:name="_Toc215310867"/><w:r><w:rPr><w:rFonts w:ascii="Avenir Next LT Pro" w:hAnsi="Avenir Next LT Pro" w:cstheme="minorHAnsi"/><w:bCs w:val="0"/><w:color w:val="303030"/><w:sz w:val="40"/><w:szCs w:val="20"/></w:rPr><w:lastRenderedPageBreak/><w:t>INFORMACIÓN DE LOS EQUIPOS DE </w:t></w:r><w:commentRangeStart w:id="71"/><w:r><w:rPr><w:rFonts w:ascii="Avenir Next LT Pro" w:hAnsi="Avenir Next LT Pro" w:cstheme="minorHAnsi"/><w:bCs w:val="0"/><w:color w:val="303030"/><w:sz w:val="40"/><w:szCs w:val="20"/></w:rPr><w:t>MEDIDA</w:t></w:r><w:commentRangeEnd w:id="71"/><w:r><w:rPr><w:rStyle w:val="Refdecomentario"/><w:rFonts w:ascii="Tahoma" w:hAnsi="Tahoma"/><w:b w:val="0"/><w:bCs w:val="0"/><w:szCs w:val="20"/><w:lang w:val="es-MX" w:eastAsia="es-MX"/></w:rPr><w:commentReference w:id="71"/></w:r><w:bookmarkEnd w:id="69"/><w:bookmarkEnd w:id="70"/></w:p><w:p><w:pPr><w:spacing w:before="100" w:beforeAutospacing="1" w:after="100" w:afterAutospacing="1" w:line="360" w:lineRule="auto"/><w:jc w:val="both"/><w:rPr><w:rFonts w:ascii="Avenir Next LT Pro" w:hAnsi="Avenir Next LT Pro" w:cstheme="minorHAnsi"/><w:color w:val="303030"/><w:sz w:val="22"/><w:szCs w:val="22"/><w:lang w:eastAsia="es-ES"/></w:rPr></w:pPr><w:r><w:rPr><w:rFonts w:ascii="Avenir Next LT Pro" w:hAnsi="Avenir Next LT Pro" w:cstheme="minorHAnsi"/><w:color w:val="303030"/><w:sz w:val="22"/><w:szCs w:val="22"/><w:lang w:eastAsia="es-ES"/></w:rPr><w:t>El</w:t></w:r><w:r><w:rPr><w:rFonts w:ascii="Avenir Next LT Pro" w:hAnsi="Avenir Next LT Pro" w:cstheme="minorHAnsi"/><w:color w:val="303030"/><w:sz w:val="22"/><w:szCs w:val="22"/><w:lang w:eastAsia="es-ES"/></w:rPr><w:t> equipo utilizado para la medición fue</w:t></w:r><w:r><w:rPr><w:rFonts w:ascii="Avenir Next LT Pro" w:hAnsi="Avenir Next LT Pro" w:cstheme="minorHAnsi"/><w:color w:val="303030"/><w:sz w:val="22"/><w:szCs w:val="22"/><w:lang w:eastAsia="es-ES"/></w:rPr><w:t> un</w:t></w:r><w:r><w:rPr><w:rFonts w:ascii="Avenir Next LT Pro" w:hAnsi="Avenir Next LT Pro" w:cstheme="minorHAnsi"/><w:color w:val="303030"/><w:sz w:val="22"/><w:szCs w:val="22"/><w:lang w:eastAsia="es-ES"/></w:rPr><w:t> sonómetro automático </w:t></w:r><w:commentRangeStart w:id="72"/><w:proofErr w:type="spellStart"/><w:r><w:rPr><w:rFonts w:ascii="Avenir Next LT Pro" w:hAnsi="Avenir Next LT Pro" w:cstheme="minorHAnsi"/><w:color w:val="303030"/><w:sz w:val="22"/><w:szCs w:val="22"/><w:lang w:eastAsia="es-ES"/></w:rPr><w:t>{el_equipo_utilizado_para_la_medicion_fue_un_sonome_1}</w:t></w:r><w:proofErr w:type="spellEnd"/><w:r><w:rPr><w:rFonts w:ascii="Avenir Next LT Pro" w:hAnsi="Avenir Next LT Pro" w:cstheme="minorHAnsi"/><w:color w:val="303030"/><w:sz w:val="22"/><w:szCs w:val="22"/><w:lang w:eastAsia="es-ES"/></w:rPr><w:t> </w:t></w:r><w:proofErr w:type="spellStart"/><w:r><w:rPr><w:rFonts w:ascii="Avenir Next LT Pro" w:hAnsi="Avenir Next LT Pro" w:cstheme="minorHAnsi"/><w:color w:val="303030"/><w:sz w:val="22"/><w:szCs w:val="22"/><w:lang w:eastAsia="es-ES"/></w:rPr><w:t>{equipo_utilizado_para_la_medicion_fue_un_sonometro_1}</w:t></w:r><w:commentRangeEnd w:id="72"/><w:proofErr w:type="spellEnd"/><w:r><w:rPr><w:rStyle w:val="Refdecomentario"/><w:rFonts w:ascii="Tahoma" w:hAnsi="Tahoma"/><w:szCs w:val="20"/><w:lang w:val="es-MX" w:eastAsia="es-MX"/></w:rPr><w:commentReference w:id="72"/></w:r><w:r><w:rPr><w:rFonts w:ascii="Avenir Next LT Pro" w:hAnsi="Avenir Next LT Pro" w:cstheme="minorHAnsi"/><w:color w:val="303030"/><w:sz w:val="22"/><w:szCs w:val="22"/><w:lang w:eastAsia="es-ES"/></w:rPr><w:t>. </w:t></w:r><w:r><w:rPr><w:rFonts w:ascii="Avenir Next LT Pro" w:hAnsi="Avenir Next LT Pro" w:cstheme="minorHAnsi"/><w:color w:val="303030"/><w:sz w:val="22"/><w:szCs w:val="22"/><w:lang w:eastAsia="es-ES"/></w:rPr><w:t>Las mediciones se efectuaron aplicando un filtro de ponderación frecuencia (</w:t></w:r><w:proofErr w:type="spellStart"/><w:r><w:rPr><w:rFonts w:ascii="Avenir Next LT Pro" w:hAnsi="Avenir Next LT Pro" w:cstheme="minorHAnsi"/><w:color w:val="303030"/><w:sz w:val="22"/><w:szCs w:val="22"/><w:lang w:eastAsia="es-ES"/></w:rPr><w:t>db</w:t></w:r><w:proofErr w:type="spellEnd"/><w:r><w:rPr><w:rFonts w:ascii="Avenir Next LT Pro" w:hAnsi="Avenir Next LT Pro" w:cstheme="minorHAnsi"/><w:color w:val="303030"/><w:sz w:val="22"/><w:szCs w:val="22"/><w:lang w:eastAsia="es-ES"/></w:rPr><w:t>(A)) y un filtro de ponderación temporal S (</w:t></w:r><w:proofErr w:type="spellStart"/><w:r><w:rPr><w:rFonts w:ascii="Avenir Next LT Pro" w:hAnsi="Avenir Next LT Pro" w:cstheme="minorHAnsi"/><w:color w:val="303030"/><w:sz w:val="22"/><w:szCs w:val="22"/><w:lang w:eastAsia="es-ES"/></w:rPr><w:t>Slow</w:t></w:r><w:proofErr w:type="spellEnd"/><w:r><w:rPr><w:rFonts w:ascii="Avenir Next LT Pro" w:hAnsi="Avenir Next LT Pro" w:cstheme="minorHAnsi"/><w:color w:val="303030"/><w:sz w:val="22"/><w:szCs w:val="22"/><w:lang w:eastAsia="es-ES"/></w:rPr><w:t>, respuesta, lenta), con micrófono desmontable y pantalla de viento.</w:t></w:r></w:p><w:p><w:pPr><w:spacing w:before="100" w:beforeAutospacing="1" w:after="100" w:afterAutospacing="1" w:line="360" w:lineRule="auto"/><w:jc w:val="both"/><w:rPr><w:rFonts w:ascii="Avenir Next LT Pro" w:hAnsi="Avenir Next LT Pro" w:cstheme="minorHAnsi"/><w:color w:val="303030"/><w:sz w:val="22"/><w:szCs w:val="22"/><w:lang w:eastAsia="es-ES"/></w:rPr></w:pPr><w:r><w:rPr><w:rFonts w:ascii="Avenir Next LT Pro" w:hAnsi="Avenir Next LT Pro" w:cstheme="minorHAnsi"/><w:color w:val="303030"/><w:sz w:val="22"/><w:szCs w:val="22"/><w:lang w:eastAsia="es-ES"/></w:rPr><w:t>Para la verificación del correcto funcionamiento d</w:t></w:r><w:r><w:rPr><w:rFonts w:ascii="Avenir Next LT Pro" w:hAnsi="Avenir Next LT Pro" w:cstheme="minorHAnsi"/><w:color w:val="303030"/><w:sz w:val="22"/><w:szCs w:val="22"/><w:lang w:eastAsia="es-ES"/></w:rPr><w:t>el</w:t></w:r><w:r><w:rPr><w:rFonts w:ascii="Avenir Next LT Pro" w:hAnsi="Avenir Next LT Pro" w:cstheme="minorHAnsi"/><w:color w:val="303030"/><w:sz w:val="22"/><w:szCs w:val="22"/><w:lang w:eastAsia="es-ES"/></w:rPr><w:t> sonómetro, se utilizó </w:t></w:r><w:r><w:rPr><w:rFonts w:ascii="Avenir Next LT Pro" w:hAnsi="Avenir Next LT Pro" w:cstheme="minorHAnsi"/><w:color w:val="303030"/><w:sz w:val="22"/><w:szCs w:val="22"/><w:lang w:eastAsia="es-ES"/></w:rPr><w:t>un</w:t></w:r><w:r><w:rPr><w:rFonts w:ascii="Avenir Next LT Pro" w:hAnsi="Avenir Next LT Pro" w:cstheme="minorHAnsi"/><w:color w:val="303030"/><w:sz w:val="22"/><w:szCs w:val="22"/><w:lang w:eastAsia="es-ES"/></w:rPr><w:t> calibrador acústico con precisión tipo 1 para sonómetros con una frecuencia de salida de 1000 Hz y 114 dB, con una dispersión de menos del 1% marca </w:t></w:r><w:commentRangeStart w:id="73"/><w:proofErr w:type="spellStart"/><w:r><w:rPr><w:rFonts w:ascii="Avenir Next LT Pro" w:hAnsi="Avenir Next LT Pro" w:cstheme="minorHAnsi"/><w:color w:val="303030"/><w:sz w:val="22"/><w:szCs w:val="22"/><w:lang w:eastAsia="es-ES"/></w:rPr><w:t>{el_equipo_utilizado_para_la_medicion_fue_un_sonome_1}</w:t></w:r><w:proofErr w:type="spellEnd"/><w:r><w:rPr><w:rFonts w:ascii="Avenir Next LT Pro" w:hAnsi="Avenir Next LT Pro" w:cstheme="minorHAnsi"/><w:color w:val="303030"/><w:sz w:val="22"/><w:szCs w:val="22"/><w:lang w:eastAsia="es-ES"/></w:rPr><w:t> </w:t></w:r><w:proofErr w:type="spellStart"/><w:r><w:rPr><w:rFonts w:ascii="Avenir Next LT Pro" w:hAnsi="Avenir Next LT Pro" w:cstheme="minorHAnsi"/><w:color w:val="303030"/><w:sz w:val="22"/><w:szCs w:val="22"/><w:lang w:eastAsia="es-ES"/></w:rPr><w:t>{equipo_utilizado_para_la_medicion_fue_un_sonometro_1}</w:t></w:r><w:commentRangeEnd w:id="73"/><w:proofErr w:type="spellEnd"/><w:r><w:rPr><w:rStyle w:val="Refdecomentario"/><w:rFonts w:ascii="Tahoma" w:hAnsi="Tahoma"/><w:szCs w:val="20"/><w:lang w:val="es-MX" w:eastAsia="es-MX"/></w:rPr><w:commentReference w:id="73"/></w:r><w:r><w:rPr><w:rFonts w:ascii="Avenir Next LT Pro" w:hAnsi="Avenir Next LT Pro" w:cstheme="minorHAnsi"/><w:color w:val="303030"/><w:sz w:val="22"/><w:szCs w:val="22"/><w:lang w:eastAsia="es-ES"/></w:rPr><w:t>. </w:t></w:r></w:p><w:p><w:pPr><w:spacing w:before="100" w:beforeAutospacing="1" w:after="100" w:afterAutospacing="1" w:line="360" w:lineRule="auto"/><w:jc w:val="both"/><w:rPr><w:rFonts w:ascii="Avenir Next LT Pro" w:hAnsi="Avenir Next LT Pro" w:cstheme="minorHAnsi"/><w:color w:val="303030"/><w:sz w:val="22"/><w:szCs w:val="22"/><w:lang w:eastAsia="es-ES"/></w:rPr></w:pPr><w:r><w:rPr><w:rFonts w:ascii="Avenir Next LT Pro" w:hAnsi="Avenir Next LT Pro" w:cstheme="minorHAnsi"/><w:color w:val="303030"/><w:sz w:val="22"/><w:szCs w:val="22"/><w:lang w:eastAsia="es-ES"/></w:rPr><w:t>Los datos de calibración, el ajuste y la fecha de vencimiento del certificado</w:t></w:r><w:r><w:rPr><w:rFonts w:ascii="Avenir Next LT Pro" w:hAnsi="Avenir Next LT Pro" w:cstheme="minorHAnsi"/><w:color w:val="303030"/><w:sz w:val="22"/><w:szCs w:val="22"/><w:lang w:eastAsia="es-ES"/></w:rPr><w:t> </w:t></w:r><w:r><w:rPr><w:rFonts w:ascii="Avenir Next LT Pro" w:hAnsi="Avenir Next LT Pro" w:cstheme="minorHAnsi"/><w:noProof/><w:color w:val="303030"/><w:sz w:val="22"/><w:szCs w:val="22"/></w:rPr><w:t>del sonometro y calibrador</w:t></w:r><w:r><w:rPr><w:rFonts w:ascii="Avenir Next LT Pro" w:hAnsi="Avenir Next LT Pro" w:cstheme="minorHAnsi"/><w:color w:val="303030"/><w:sz w:val="22"/><w:szCs w:val="22"/><w:lang w:eastAsia="es-ES"/></w:rPr><w:t> se encuentran en el </w:t></w:r><w:r><w:rPr><w:rFonts w:ascii="Avenir Next LT Pro" w:hAnsi="Avenir Next LT Pro" w:cstheme="minorHAnsi"/><w:b/><w:bCs/><w:color w:val="303030"/><w:sz w:val="22"/><w:szCs w:val="22"/><w:lang w:eastAsia="es-ES"/></w:rPr><w:t>Anexo 3. Calibraciones de equipos y Fichas técnicas</w:t></w:r><w:r><w:rPr><w:rFonts w:ascii="Avenir Next LT Pro" w:hAnsi="Avenir Next LT Pro" w:cstheme="minorHAnsi"/><w:color w:val="303030"/><w:sz w:val="22"/><w:szCs w:val="22"/><w:lang w:eastAsia="es-ES"/></w:rPr><w:t> y</w:t></w:r><w:r><w:rPr><w:rFonts w:ascii="Avenir Next LT Pro" w:hAnsi="Avenir Next LT Pro" w:cstheme="minorHAnsi"/><w:b/><w:bCs/><w:color w:val="303030"/><w:sz w:val="22"/><w:szCs w:val="22"/><w:lang w:eastAsia="es-ES"/></w:rPr><w:t> </w:t></w:r><w:r><w:rPr><w:rFonts w:ascii="Avenir Next LT Pro" w:hAnsi="Avenir Next LT Pro" w:cstheme="minorHAnsi"/><w:color w:val="303030"/><w:sz w:val="22"/><w:szCs w:val="22"/><w:lang w:eastAsia="es-ES"/></w:rPr><w:t>adicionalmente la </w:t></w:r><w:commentRangeStart w:id="74"/><w:r><w:rPr><w:rFonts w:ascii="Avenir Next LT Pro" w:hAnsi="Avenir Next LT Pro" w:cstheme="minorHAnsi"/><w:color w:val="303030"/><w:sz w:val="22"/><w:szCs w:val="22"/><w:lang w:eastAsia="es-ES"/></w:rPr><w:t>ficha técnica </w:t></w:r><w:commentRangeEnd w:id="74"/><w:r><w:rPr><w:rStyle w:val="Refdecomentario"/><w:rFonts w:ascii="Tahoma" w:hAnsi="Tahoma"/><w:szCs w:val="20"/><w:lang w:val="es-MX" w:eastAsia="es-MX"/></w:rPr><w:commentReference w:id="74"/></w:r><w:r><w:rPr><w:rFonts w:ascii="Avenir Next LT Pro" w:hAnsi="Avenir Next LT Pro" w:cstheme="minorHAnsi"/><w:color w:val="303030"/><w:sz w:val="22"/><w:szCs w:val="22"/><w:lang w:eastAsia="es-ES"/></w:rPr><w:t>correspondiente para estos mismos equipos.</w:t></w:r></w:p><w:tbl><w:tblPr><w:tblStyle w:val="Tablaconcuadrculaclara"/><w:tblW w:w="5000" w:type="pct"/><w:jc w:val="center"/><w:tblBorders><w:top w:val="single" w:sz="4" w:space="0" w:color="808080" w:themeColor="background1" w:themeShade="80"/><w:left w:val="single" w:sz="4" w:space="0" w:color="808080" w:themeColor="background1" w:themeShade="80"/><w:bottom w:val="single" w:sz="4" w:space="0" w:color="808080" w:themeColor="background1" w:themeShade="80"/><w:right w:val="single" w:sz="4" w:space="0" w:color="808080" w:themeColor="background1" w:themeShade="80"/><w:insideH w:val="single" w:sz="4" w:space="0" w:color="808080" w:themeColor="background1" w:themeShade="80"/><w:insideV w:val="single" w:sz="4" w:space="0" w:color="808080" w:themeColor="background1" w:themeShade="80"/></w:tblBorders><w:tblLook w:val="04A0" w:firstRow="1" w:lastRow="0" w:firstColumn="1" w:lastColumn="0" w:noHBand="0" w:noVBand="1"/></w:tblPr><w:tblGrid><w:gridCol w:w="4034"/><w:gridCol w:w="4796"/></w:tblGrid><w:tr><w:trPr><w:trHeight w:val="20"/><w:tblHeader/><w:jc w:val="center"/></w:trPr><w:tc><w:tcPr><w:tcW w:w="5000" w:type="pct"/><w:gridSpan w:val="2"/></w:tcPr><w:p><w:pPr><w:tabs><w:tab w:val="left" w:pos="4962"/></w:tabs><w:jc w:val="center"/><w:rPr><w:rFonts w:ascii="Avenir Next LT Pro" w:hAnsi="Avenir Next LT Pro" w:cs="Calibri"/><w:b/><w:color w:val="303030"/><w:sz w:val="20"/><w:szCs w:val="20"/></w:rPr></w:pPr><w:bookmarkStart w:id="75" w:name="_Toc19695846"/><w:bookmarkStart w:id="76" w:name="_Toc390424215"/><w:bookmarkStart w:id="77" w:name="_Toc406421880"/><w:bookmarkStart w:id="78" w:name="_Toc415149041"/><w:bookmarkStart w:id="79" w:name="_Toc492817084"/><w:bookmarkStart w:id="80" w:name="_Toc497388086"/><w:bookmarkStart w:id="81" w:name="_Toc19695820"/><w:r><w:rPr><w:rFonts w:ascii="Avenir Next LT Pro" w:hAnsi="Avenir Next LT Pro" w:cs="Calibri"/><w:b/><w:color w:val="FFFFFF" w:themeColor="background1"/><w:sz w:val="20"/><w:szCs w:val="20"/></w:rPr><w:t>{var_65}</w:t></w:r><w:commentRangeStart w:id="82"/><w:r><w:rPr><w:rFonts w:ascii="Avenir Next LT Pro" w:hAnsi="Avenir Next LT Pro" w:cs="Calibri"/><w:b/><w:color w:val="FFFFFF" w:themeColor="background1"/><w:sz w:val="20"/><w:szCs w:val="20"/></w:rPr></w:r><w:commentRangeEnd w:id="82"/><w:r><w:rPr><w:rStyle w:val="Refdecomentario"/><w:rFonts w:ascii="Tahoma" w:hAnsi="Tahoma"/><w:szCs w:val="20"/><w:lang w:val="es-MX" w:eastAsia="es-MX"/></w:rPr><w:commentReference w:id="82"/></w:r></w:p></w:tc></w:tr><w:tr><w:trPr><w:trHeight w:val="20"/><w:jc w:val="center"/></w:trPr><w:tc><w:tcPr><w:tcW w:w="2284" w:type="pct"/></w:tcPr><w:p><w:pPr><w:tabs><w:tab w:val="left" w:pos="4962"/></w:tabs><w:jc w:val="center"/><w:rPr><w:rFonts w:ascii="Avenir Next LT Pro" w:hAnsi="Avenir Next LT Pro" w:cs="Calibri"/><w:b/><w:color w:val="303030"/><w:sz w:val="20"/><w:szCs w:val="20"/></w:rPr></w:pPr></w:p></w:tc><w:tc><w:tcPr><w:tcW w:w="2716" w:type="pct"/><w:vAlign w:val="center"/></w:tcPr><w:p><w:pPr><w:tabs><w:tab w:val="left" w:pos="4962"/></w:tabs><w:jc w:val="center"/><w:rPr><w:rFonts w:ascii="Avenir Next LT Pro" w:hAnsi="Avenir Next LT Pro" w:cs="Calibri"/><w:b/><w:color w:val="303030"/><w:sz w:val="20"/><w:szCs w:val="20"/></w:rPr></w:pPr></w:p></w:tc></w:tr><w:tr><w:trPr><w:trHeight w:val="70"/><w:jc w:val="center"/></w:trPr><w:tc><w:tcPr><w:tcW w:w="2284" w:type="pct"/></w:tcPr><w:p><w:pPr><w:tabs><w:tab w:val="left" w:pos="4962"/></w:tabs><w:jc w:val="center"/><w:rPr><w:rFonts w:ascii="Avenir Next LT Pro" w:hAnsi="Avenir Next LT Pro" w:cs="Calibri"/><w:b/><w:color w:val="FFFFFF" w:themeColor="background1"/><w:sz w:val="20"/><w:szCs w:val="20"/></w:rPr></w:pPr><w:r><w:rPr><w:rFonts w:ascii="Avenir Next LT Pro" w:hAnsi="Avenir Next LT Pro" w:cs="Calibri"/><w:b/><w:color w:val="FFFFFF" w:themeColor="background1"/><w:sz w:val="20"/><w:szCs w:val="20"/></w:rPr><w:t>{var_66}</w:t></w:r><w:r><w:rPr><w:rFonts w:ascii="Avenir Next LT Pro" w:hAnsi="Avenir Next LT Pro" w:cs="Calibri"/><w:b/><w:color w:val="FFFFFF" w:themeColor="background1"/><w:sz w:val="20"/><w:szCs w:val="20"/></w:rPr></w:r></w:p></w:tc><w:tc><w:tcPr><w:tcW w:w="2716" w:type="pct"/></w:tcPr><w:p><w:pPr><w:pStyle w:val="Descripcin"/><w:spacing w:before="0" w:after="0"/><w:jc w:val="center"/><w:rPr><w:rFonts w:ascii="Avenir Next LT Pro" w:hAnsi="Avenir Next LT Pro" w:cs="Calibri"/><w:color w:val="FFFFFF" w:themeColor="background1"/><w:lang w:val="es-CO"/></w:rPr></w:pPr><w:r><w:rPr><w:rFonts w:ascii="Avenir Next LT Pro" w:hAnsi="Avenir Next LT Pro" w:cs="Calibri"/><w:color w:val="FFFFFF" w:themeColor="background1"/><w:lang w:val="es-CO"/></w:rPr><w:t>{var_67}</w:t></w:r><w:r><w:rPr><w:rFonts w:ascii="Avenir Next LT Pro" w:hAnsi="Avenir Next LT Pro" w:cs="Calibri"/><w:color w:val="FFFFFF" w:themeColor="background1"/><w:lang w:val="es-CO"/></w:rPr></w:r></w:p></w:tc></w:tr></w:tbl><w:p><w:pPr><w:jc w:val="center"/><w:rPr><w:rFonts w:ascii="Avenir Next LT Pro" w:hAnsi="Avenir Next LT Pro" w:cstheme="minorHAnsi"/><w:b/><w:color w:val="303030"/><w:sz w:val="20"/><w:szCs w:val="20"/><w:lang w:eastAsia="es-ES"/></w:rPr></w:pPr><w:bookmarkStart w:id="83" w:name="_Toc157114025"/><w:bookmarkStart w:id="84" w:name="_Toc198219832"/><w:r><w:rPr><w:rFonts w:ascii="Avenir Next LT Pro" w:hAnsi="Avenir Next LT Pro" w:cstheme="minorHAnsi"/><w:b/><w:color w:val="303030"/><w:sz w:val="20"/><w:szCs w:val="20"/><w:lang w:eastAsia="es-ES"/></w:rPr><w:t>{var_8}</w:t></w:r><w:r><w:rPr><w:rFonts w:ascii="Avenir Next LT Pro" w:hAnsi="Avenir Next LT Pro" w:cstheme="minorHAnsi"/><w:b/><w:color w:val="303030"/><w:sz w:val="20"/><w:szCs w:val="20"/><w:lang w:eastAsia="es-ES"/></w:rPr></w:r><w:r><w:rPr><w:rFonts w:ascii="Avenir Next LT Pro" w:hAnsi="Avenir Next LT Pro" w:cstheme="minorHAnsi"/><w:b/><w:color w:val="303030"/><w:sz w:val="20"/><w:szCs w:val="20"/><w:lang w:eastAsia="es-ES"/></w:rPr></w:r><w:r><w:rPr><w:rFonts w:ascii="Avenir Next LT Pro" w:hAnsi="Avenir Next LT Pro" w:cstheme="minorHAnsi"/><w:b/><w:color w:val="303030"/><w:sz w:val="20"/><w:szCs w:val="20"/><w:lang w:eastAsia="es-ES"/></w:rPr></w:r><w:r><w:rPr><w:rFonts w:ascii="Avenir Next LT Pro" w:hAnsi="Avenir Next LT Pro" w:cstheme="minorHAnsi"/><w:b/><w:noProof/><w:color w:val="303030"/><w:sz w:val="20"/><w:szCs w:val="20"/><w:lang w:eastAsia="es-ES"/></w:rPr></w:r><w:r><w:rPr><w:rFonts w:ascii="Avenir Next LT Pro" w:hAnsi="Avenir Next LT Pro" w:cstheme="minorHAnsi"/><w:b/><w:color w:val="303030"/><w:sz w:val="20"/><w:szCs w:val="20"/><w:lang w:eastAsia="es-ES"/></w:rPr></w:r><w:r><w:rPr><w:rFonts w:ascii="Avenir Next LT Pro" w:hAnsi="Avenir Next LT Pro" w:cstheme="minorHAnsi"/><w:b/><w:color w:val="303030"/><w:sz w:val="20"/><w:szCs w:val="20"/><w:lang w:eastAsia="es-ES"/></w:rPr></w:r><w:bookmarkEnd w:id="75"/><w:bookmarkEnd w:id="83"/><w:r><w:rPr><w:rFonts w:ascii="Avenir Next LT Pro" w:hAnsi="Avenir Next LT Pro" w:cstheme="minorHAnsi"/><w:b/><w:color w:val="303030"/><w:sz w:val="20"/><w:szCs w:val="20"/><w:lang w:eastAsia="es-ES"/></w:rPr></w:r><w:r><w:rPr><w:rFonts w:ascii="Avenir Next LT Pro" w:hAnsi="Avenir Next LT Pro" w:cstheme="minorHAnsi"/><w:b/><w:color w:val="303030"/><w:sz w:val="20"/><w:szCs w:val="20"/><w:lang w:eastAsia="es-ES"/></w:rPr></w:r><w:bookmarkEnd w:id="84"/></w:p><w:p><w:pPr><w:jc w:val="center"/><w:rPr><w:rFonts w:ascii="Avenir Next LT Pro" w:hAnsi="Avenir Next LT Pro" w:cstheme="minorHAnsi"/><w:i/><w:color w:val="303030"/><w:sz w:val="20"/><w:szCs w:val="20"/><w:lang w:eastAsia="es-ES"/></w:rPr></w:pPr><w:r><w:rPr><w:rFonts w:ascii="Avenir Next LT Pro" w:hAnsi="Avenir Next LT Pro" w:cstheme="minorHAnsi"/><w:i/><w:color w:val="303030"/><w:sz w:val="20"/><w:szCs w:val="20"/><w:lang w:eastAsia="es-ES"/></w:rPr><w:t>Fuente: Manual del Equipo </w:t></w:r><w:proofErr w:type="spellStart"/><w:r><w:rPr><w:rFonts w:ascii="Avenir Next LT Pro" w:hAnsi="Avenir Next LT Pro" w:cstheme="minorHAnsi"/><w:i/><w:color w:val="303030"/><w:sz w:val="20"/><w:szCs w:val="20"/><w:lang w:eastAsia="es-ES"/></w:rPr><w:t>{fuente_manual_del_equipo_1}</w:t></w:r><w:proofErr w:type="spellEnd"/><w:r><w:rPr><w:rFonts w:ascii="Avenir Next LT Pro" w:hAnsi="Avenir Next LT Pro" w:cstheme="minorHAnsi"/><w:i/><w:color w:val="303030"/><w:sz w:val="20"/><w:szCs w:val="20"/><w:lang w:eastAsia="es-ES"/></w:rPr></w:r><w:proofErr w:type="spellStart"/><w:r><w:rPr><w:rFonts w:ascii="Avenir Next LT Pro" w:hAnsi="Avenir Next LT Pro" w:cstheme="minorHAnsi"/><w:i/><w:color w:val="303030"/><w:sz w:val="20"/><w:szCs w:val="20"/><w:lang w:eastAsia="es-ES"/></w:rPr></w:r><w:proofErr w:type="spellEnd"/><w:r><w:rPr><w:rFonts w:ascii="Avenir Next LT Pro" w:hAnsi="Avenir Next LT Pro" w:cstheme="minorHAnsi"/><w:i/><w:color w:val="303030"/><w:sz w:val="20"/><w:szCs w:val="20"/><w:lang w:eastAsia="es-ES"/></w:rPr></w:r><w:proofErr w:type="spellStart"/><w:r><w:rPr><w:rFonts w:ascii="Avenir Next LT Pro" w:hAnsi="Avenir Next LT Pro" w:cstheme="minorHAnsi"/><w:i/><w:color w:val="303030"/><w:sz w:val="20"/><w:szCs w:val="20"/><w:lang w:eastAsia="es-ES"/></w:rPr></w:r><w:proofErr w:type="spellEnd"/><w:r><w:rPr><w:rFonts w:ascii="Avenir Next LT Pro" w:hAnsi="Avenir Next LT Pro" w:cstheme="minorHAnsi"/><w:i/><w:color w:val="303030"/><w:sz w:val="20"/><w:szCs w:val="20"/><w:lang w:eastAsia="es-ES"/></w:rPr></w:r><w:proofErr w:type="spellStart"/><w:r><w:rPr><w:rFonts w:ascii="Avenir Next LT Pro" w:hAnsi="Avenir Next LT Pro" w:cstheme="minorHAnsi"/><w:i/><w:color w:val="303030"/><w:sz w:val="20"/><w:szCs w:val="20"/><w:lang w:eastAsia="es-ES"/></w:rPr></w:r><w:proofErr w:type="spellEnd"/><w:r><w:rPr><w:rFonts w:ascii="Avenir Next LT Pro" w:hAnsi="Avenir Next LT Pro" w:cstheme="minorHAnsi"/><w:i/><w:color w:val="303030"/><w:sz w:val="20"/><w:szCs w:val="20"/><w:lang w:eastAsia="es-ES"/></w:rPr></w:r></w:p><w:p><w:pPr><w:jc w:val="center"/><w:rPr><w:rFonts w:ascii="Avenir Next LT Pro" w:hAnsi="Avenir Next LT Pro" w:cstheme="minorHAnsi"/><w:color w:val="303030"/><w:sz w:val="20"/><w:szCs w:val="20"/><w:lang w:eastAsia="es-ES"/></w:rPr></w:pPr></w:p><w:bookmarkEnd w:id="76"/><w:bookmarkEnd w:id="77"/><w:bookmarkEnd w:id="78"/><w:bookmarkEnd w:id="79"/><w:bookmarkEnd w:id="80"/><w:bookmarkEnd w:id="81"/><w:p><w:pPr><w:rPr><w:rFonts w:ascii="Avenir Next LT Pro" w:hAnsi="Avenir Next LT Pro"/><w:color w:val="303030"/><w:sz w:val="20"/><w:szCs w:val="20"/><w:lang w:eastAsia="es-ES"/></w:rPr></w:pPr><w:r><w:rPr><w:rFonts w:ascii="Avenir Next LT Pro" w:hAnsi="Avenir Next LT Pro"/><w:color w:val="303030"/><w:sz w:val="20"/><w:szCs w:val="20"/><w:lang w:eastAsia="es-ES"/></w:rPr><w:t>{var_4}</w:t></w:r></w:p><w:p><w:pPr><w:pStyle w:val="Ttulo1"/><w:numPr><w:ilvl w:val="0"/><w:numId w:val="5"/></w:numPr><w:spacing w:line="276" w:lineRule="auto"/><w:jc w:val="both"/><w:rPr><w:rFonts w:ascii="Avenir Next LT Pro" w:hAnsi="Avenir Next LT Pro" w:cstheme="minorHAnsi"/><w:bCs w:val="0"/><w:color w:val="303030"/><w:sz w:val="40"/><w:szCs w:val="20"/></w:rPr></w:pPr><w:bookmarkStart w:id="85" w:name="_Toc211423076"/><w:bookmarkStart w:id="86" w:name="_Toc215310868"/><w:r><w:rPr><w:rFonts w:ascii="Avenir Next LT Pro" w:hAnsi="Avenir Next LT Pro" w:cstheme="minorHAnsi"/><w:bCs w:val="0"/><w:color w:val="303030"/><w:sz w:val="40"/><w:szCs w:val="20"/></w:rPr><w:lastRenderedPageBreak/><w:t>PROCEDIMIENTO DE MEDICIÓN UTILIZADO</w:t></w:r><w:bookmarkEnd w:id="85"/><w:bookmarkEnd w:id="86"/><w:r><w:rPr><w:rFonts w:ascii="Avenir Next LT Pro" w:hAnsi="Avenir Next LT Pro" w:cstheme="minorHAnsi"/><w:bCs w:val="0"/><w:color w:val="303030"/><w:sz w:val="40"/><w:szCs w:val="20"/></w:rPr><w:t> </w:t></w:r></w:p><w:p><w:pPr><w:rPr><w:rFonts w:ascii="Avenir Next LT Pro" w:hAnsi="Avenir Next LT Pro"/><w:color w:val="303030"/></w:rPr></w:pPr></w:p><w:p><w:pPr><w:spacing w:after="240" w:line="360" w:lineRule="auto"/><w:jc w:val="both"/><w:rPr><w:rFonts w:ascii="Avenir Next LT Pro" w:hAnsi="Avenir Next LT Pro" w:cstheme="minorHAnsi"/><w:color w:val="303030"/><w:sz w:val="22"/><w:szCs w:val="22"/></w:rPr></w:pPr><w:r><w:rPr><w:rFonts w:ascii="Avenir Next LT Pro" w:hAnsi="Avenir Next LT Pro" w:cstheme="minorHAnsi"/><w:color w:val="303030"/><w:sz w:val="22"/><w:szCs w:val="22"/></w:rPr><w:t>Para</w:t></w:r><w:r><w:rPr><w:rFonts w:ascii="Avenir Next LT Pro" w:hAnsi="Avenir Next LT Pro" w:cstheme="minorHAnsi"/><w:color w:val="303030"/><w:sz w:val="22"/><w:szCs w:val="22"/></w:rPr><w:t> </w:t></w:r><w:r><w:rPr><w:rFonts w:ascii="Avenir Next LT Pro" w:hAnsi="Avenir Next LT Pro" w:cstheme="minorHAnsi"/><w:color w:val="303030"/><w:sz w:val="22"/><w:szCs w:val="22"/></w:rPr><w:t>las mediciones de ruido intradomiciliario, se aplica lo establecido por la Resolución 0627 del 07 de abril de 2006 Capitulo II Artículo 7. Los resultados obtenidos en las evaluaciones del ruido intradomiciliario son utilizados para la verificación de los niveles de </w:t></w:r><w:r><w:rPr><w:rFonts w:ascii="Avenir Next LT Pro" w:hAnsi="Avenir Next LT Pro" w:cstheme="minorHAnsi"/><w:color w:val="303030"/><w:sz w:val="22"/><w:szCs w:val="22"/></w:rPr><w:t>ruido intradomiciliario por parte de las fuentes</w:t></w:r><w:r><w:rPr><w:rFonts w:ascii="Avenir Next LT Pro" w:hAnsi="Avenir Next LT Pro" w:cstheme="minorHAnsi"/><w:color w:val="303030"/><w:sz w:val="22"/><w:szCs w:val="22"/></w:rPr><w:t>.</w:t></w:r></w:p><w:p><w:pPr><w:spacing w:after="240" w:line="360" w:lineRule="auto"/><w:jc w:val="both"/><w:rPr><w:rFonts w:ascii="Avenir Next LT Pro" w:hAnsi="Avenir Next LT Pro" w:cstheme="minorHAnsi"/><w:color w:val="303030"/><w:sz w:val="22"/><w:szCs w:val="22"/></w:rPr></w:pPr><w:r><w:rPr><w:rFonts w:ascii="Avenir Next LT Pro" w:hAnsi="Avenir Next LT Pro" w:cstheme="minorHAnsi"/><w:color w:val="303030"/><w:sz w:val="22"/><w:szCs w:val="22"/></w:rPr><w:t>Los parámetros monitoreados fueron:</w:t></w:r></w:p><w:p><w:pPr><w:numPr><w:ilvl w:val="0"/><w:numId w:val="25"/></w:numPr><w:spacing w:line="360" w:lineRule="auto"/><w:jc w:val="both"/><w:rPr><w:rFonts w:ascii="Avenir Next LT Pro" w:hAnsi="Avenir Next LT Pro" w:cs="Calibri"/><w:color w:val="303030"/><w:sz w:val="22"/><w:szCs w:val="22"/></w:rPr></w:pPr><w:r><w:rPr><w:rFonts w:ascii="Avenir Next LT Pro" w:hAnsi="Avenir Next LT Pro" w:cs="Calibri"/><w:color w:val="303030"/><w:sz w:val="22"/><w:szCs w:val="22"/></w:rPr><w:t>LAeq (</w:t></w:r><w:proofErr w:type="spellStart"/><w:r><w:rPr><w:rFonts w:ascii="Avenir Next LT Pro" w:hAnsi="Avenir Next LT Pro" w:cs="Calibri"/><w:color w:val="303030"/><w:sz w:val="22"/><w:szCs w:val="22"/></w:rPr><w:t>Slow</w:t></w:r><w:proofErr w:type="spellEnd"/><w:r><w:rPr><w:rFonts w:ascii="Avenir Next LT Pro" w:hAnsi="Avenir Next LT Pro" w:cs="Calibri"/><w:color w:val="303030"/><w:sz w:val="22"/><w:szCs w:val="22"/></w:rPr><w:t>)</w:t></w:r></w:p><w:p><w:pPr><w:pStyle w:val="Prrafodelista"/><w:numPr><w:ilvl w:val="0"/><w:numId w:val="25"/></w:numPr><w:rPr><w:rFonts w:ascii="Avenir Next LT Pro" w:hAnsi="Avenir Next LT Pro" w:cs="Calibri"/><w:color w:val="303030"/><w:sz w:val="22"/><w:szCs w:val="22"/></w:rPr></w:pPr><w:r><w:rPr><w:rFonts w:ascii="Avenir Next LT Pro" w:hAnsi="Avenir Next LT Pro" w:cs="Calibri"/><w:color w:val="303030"/><w:sz w:val="22"/><w:szCs w:val="22"/></w:rPr><w:t>L</w:t></w:r><w:r><w:rPr><w:rFonts w:ascii="Avenir Next LT Pro" w:hAnsi="Avenir Next LT Pro" w:cs="Calibri"/><w:color w:val="303030"/><w:sz w:val="22"/><w:szCs w:val="22"/><w:vertAlign w:val="subscript"/></w:rPr><w:t>90</w:t></w:r></w:p><w:p><w:pPr><w:numPr><w:ilvl w:val="0"/><w:numId w:val="25"/></w:numPr><w:spacing w:line="360" w:lineRule="auto"/><w:jc w:val="both"/><w:rPr><w:rFonts w:ascii="Avenir Next LT Pro" w:hAnsi="Avenir Next LT Pro" w:cs="Calibri"/><w:color w:val="303030"/><w:sz w:val="22"/><w:szCs w:val="22"/></w:rPr></w:pPr><w:proofErr w:type="spellStart"/><w:r><w:rPr><w:rFonts w:ascii="Avenir Next LT Pro" w:hAnsi="Avenir Next LT Pro" w:cs="Calibri"/><w:color w:val="303030"/><w:sz w:val="22"/><w:szCs w:val="22"/></w:rPr><w:t>Lmax</w:t></w:r><w:proofErr w:type="spellEnd"/></w:p><w:p><w:pPr><w:numPr><w:ilvl w:val="0"/><w:numId w:val="25"/></w:numPr><w:spacing w:line="360" w:lineRule="auto"/><w:jc w:val="both"/><w:rPr><w:rFonts w:ascii="Avenir Next LT Pro" w:hAnsi="Avenir Next LT Pro" w:cs="Calibri"/><w:color w:val="303030"/><w:sz w:val="22"/><w:szCs w:val="22"/></w:rPr></w:pPr><w:proofErr w:type="spellStart"/><w:r><w:rPr><w:rFonts w:ascii="Avenir Next LT Pro" w:hAnsi="Avenir Next LT Pro" w:cs="Calibri"/><w:color w:val="303030"/><w:sz w:val="22"/><w:szCs w:val="22"/></w:rPr><w:t>Lmin</w:t></w:r><w:proofErr w:type="spellEnd"/></w:p><w:p><w:pPr><w:numPr><w:ilvl w:val="0"/><w:numId w:val="25"/></w:numPr><w:spacing w:line="360" w:lineRule="auto"/><w:jc w:val="both"/><w:rPr><w:rFonts w:ascii="Avenir Next LT Pro" w:hAnsi="Avenir Next LT Pro" w:cs="Calibri"/><w:color w:val="303030"/><w:sz w:val="22"/><w:szCs w:val="22"/></w:rPr></w:pPr><w:r><w:rPr><w:rFonts w:ascii="Avenir Next LT Pro" w:hAnsi="Avenir Next LT Pro" w:cs="Calibri"/><w:color w:val="303030"/><w:sz w:val="22"/><w:szCs w:val="22"/></w:rPr><w:t>LAeq (Impulse)</w:t></w:r></w:p><w:p><w:pPr><w:spacing w:line="360" w:lineRule="auto"/><w:jc w:val="both"/><w:rPr><w:rFonts w:ascii="Avenir Next LT Pro" w:hAnsi="Avenir Next LT Pro" w:cs="Calibri"/><w:color w:val="303030"/><w:sz w:val="22"/><w:szCs w:val="22"/></w:rPr></w:pPr></w:p><w:p><w:pPr><w:pStyle w:val="Ttulo2"/><w:rPr><w:rFonts w:ascii="Avenir Next LT Pro" w:hAnsi="Avenir Next LT Pro"/><w:color w:val="303030"/><w:sz w:val="28"/><w:szCs w:val="28"/></w:rPr></w:pPr><w:bookmarkStart w:id="87" w:name="_Toc194429931"/><w:bookmarkStart w:id="88" w:name="_Toc211423077"/><w:bookmarkStart w:id="89" w:name="_Toc215310869"/><w:r><w:rPr><w:rFonts w:ascii="Avenir Next LT Pro" w:hAnsi="Avenir Next LT Pro"/><w:color w:val="303030"/><w:sz w:val="28"/><w:szCs w:val="28"/></w:rPr><w:t>3</w:t></w:r><w:r><w:rPr><w:rFonts w:ascii="Avenir Next LT Pro" w:hAnsi="Avenir Next LT Pro"/><w:color w:val="303030"/><w:sz w:val="28"/><w:szCs w:val="28"/></w:rPr><w:t>.1. Determinación </w:t></w:r><w:bookmarkEnd w:id="87"/><w:r><w:rPr><w:rFonts w:ascii="Avenir Next LT Pro" w:hAnsi="Avenir Next LT Pro"/><w:color w:val="303030"/><w:sz w:val="28"/><w:szCs w:val="28"/></w:rPr><w:t>de emisión de ruido</w:t></w:r><w:bookmarkEnd w:id="88"/><w:bookmarkEnd w:id="89"/></w:p><w:p><w:pPr><w:rPr><w:rFonts w:ascii="Avenir Next LT Pro" w:hAnsi="Avenir Next LT Pro" w:cstheme="minorHAnsi"/><w:b/><w:color w:val="303030"/><w:sz w:val="22"/><w:szCs w:val="22"/></w:rPr></w:pPr><w:bookmarkStart w:id="90" w:name="_Toc326159122"/><w:bookmarkStart w:id="91" w:name="_Toc326159412"/><w:bookmarkStart w:id="92" w:name="_Toc337484813"/><w:bookmarkStart w:id="93" w:name="_Toc476584853"/><w:bookmarkStart w:id="94" w:name="_Toc482631721"/></w:p><w:p><w:pPr><w:spacing w:line="360" w:lineRule="auto"/><w:jc w:val="both"/><w:rPr><w:rFonts w:ascii="Avenir Next LT Pro" w:hAnsi="Avenir Next LT Pro" w:cstheme="minorHAnsi"/><w:color w:val="303030"/><w:sz w:val="22"/><w:szCs w:val="22"/></w:rPr></w:pPr><w:r><w:rPr><w:rFonts w:ascii="Avenir Next LT Pro" w:hAnsi="Avenir Next LT Pro" w:cstheme="minorHAnsi"/><w:color w:val="303030"/><w:sz w:val="22"/><w:szCs w:val="22"/></w:rPr><w:t>La emisión o aporte de ruido de cualquier fuente se obtiene al restar logarítmicamente, el ruido residual corregido, del valor del nivel de presión sonora corregido continuo equivalente ponderado A, - </w:t></w:r><w:proofErr w:type="spellStart"/><w:r><w:rPr><w:rFonts w:ascii="Avenir Next LT Pro" w:hAnsi="Avenir Next LT Pro" w:cstheme="minorHAnsi"/><w:color w:val="303030"/><w:sz w:val="22"/><w:szCs w:val="22"/></w:rPr><w:t>LRAeq</w:t></w:r><w:proofErr w:type="spellEnd"/><w:r><w:rPr><w:rFonts w:ascii="Avenir Next LT Pro" w:hAnsi="Avenir Next LT Pro" w:cstheme="minorHAnsi"/><w:color w:val="303030"/><w:sz w:val="22"/><w:szCs w:val="22"/></w:rPr><w:t>, T -, como se expresa a continuación:</w:t></w:r></w:p><w:p><w:pPr><w:spacing w:line="360" w:lineRule="auto"/><w:jc w:val="both"/><w:rPr><w:rFonts w:ascii="Avenir Next LT Pro" w:hAnsi="Avenir Next LT Pro" w:cstheme="minorHAnsi"/><w:color w:val="303030"/><w:sz w:val="22"/><w:szCs w:val="22"/></w:rPr></w:pPr></w:p><w:p><w:pPr><w:spacing w:after="240" w:line="360" w:lineRule="auto"/><w:jc w:val="center"/><w:rPr><w:rFonts w:ascii="Avenir Next LT Pro" w:hAnsi="Avenir Next LT Pro" w:cstheme="minorHAnsi"/><w:color w:val="303030"/><w:sz w:val="22"/><w:szCs w:val="22"/></w:rPr></w:pPr><w:proofErr w:type="spellStart"/><w:r><w:rPr><w:rFonts w:ascii="Avenir Next LT Pro" w:hAnsi="Avenir Next LT Pro" w:cstheme="minorHAnsi"/><w:color w:val="303030"/><w:sz w:val="22"/><w:szCs w:val="22"/></w:rPr><w:t>Leqemisión</w:t></w:r><w:proofErr w:type="spellEnd"/><w:r><w:rPr><w:rFonts w:ascii="Avenir Next LT Pro" w:hAnsi="Avenir Next LT Pro" w:cstheme="minorHAnsi"/><w:color w:val="303030"/><w:sz w:val="22"/><w:szCs w:val="22"/></w:rPr><w:t> = 10 log (10 (</w:t></w:r><w:proofErr w:type="spellStart"/><w:r><w:rPr><w:rFonts w:ascii="Avenir Next LT Pro" w:hAnsi="Avenir Next LT Pro" w:cstheme="minorHAnsi"/><w:color w:val="303030"/><w:sz w:val="22"/><w:szCs w:val="22"/></w:rPr><w:t>LRAeq</w:t></w:r><w:proofErr w:type="spellEnd"/><w:r><w:rPr><w:rFonts w:ascii="Avenir Next LT Pro" w:hAnsi="Avenir Next LT Pro" w:cstheme="minorHAnsi"/><w:color w:val="303030"/><w:sz w:val="22"/><w:szCs w:val="22"/></w:rPr><w:t>, 1h) /10 – 10 (</w:t></w:r><w:proofErr w:type="spellStart"/><w:r><w:rPr><w:rFonts w:ascii="Avenir Next LT Pro" w:hAnsi="Avenir Next LT Pro" w:cstheme="minorHAnsi"/><w:color w:val="303030"/><w:sz w:val="22"/><w:szCs w:val="22"/></w:rPr><w:t>LRAeq</w:t></w:r><w:proofErr w:type="spellEnd"/><w:r><w:rPr><w:rFonts w:ascii="Avenir Next LT Pro" w:hAnsi="Avenir Next LT Pro" w:cstheme="minorHAnsi"/><w:color w:val="303030"/><w:sz w:val="22"/><w:szCs w:val="22"/></w:rPr><w:t>, 1h, Residual) /10)</w:t></w:r></w:p><w:p><w:pPr><w:spacing w:line="360" w:lineRule="auto"/><w:jc w:val="both"/><w:rPr><w:rFonts w:ascii="Avenir Next LT Pro" w:hAnsi="Avenir Next LT Pro" w:cstheme="minorHAnsi"/><w:color w:val="303030"/><w:sz w:val="22"/><w:szCs w:val="22"/></w:rPr></w:pPr><w:r><w:rPr><w:rFonts w:ascii="Avenir Next LT Pro" w:hAnsi="Avenir Next LT Pro" w:cstheme="minorHAnsi"/><w:color w:val="303030"/><w:sz w:val="22"/><w:szCs w:val="22"/></w:rPr><w:t>Dónde:</w:t></w:r></w:p><w:p><w:pPr><w:pStyle w:val="Prrafodelista"/><w:numPr><w:ilvl w:val="0"/><w:numId w:val="35"/></w:numPr><w:spacing w:line="360" w:lineRule="auto"/><w:jc w:val="both"/><w:rPr><w:rFonts w:ascii="Avenir Next LT Pro" w:hAnsi="Avenir Next LT Pro" w:cstheme="minorHAnsi"/><w:color w:val="303030"/><w:sz w:val="22"/><w:szCs w:val="22"/></w:rPr></w:pPr><w:proofErr w:type="spellStart"/><w:r><w:rPr><w:rFonts w:ascii="Avenir Next LT Pro" w:hAnsi="Avenir Next LT Pro" w:cstheme="minorHAnsi"/><w:color w:val="303030"/><w:sz w:val="22"/><w:szCs w:val="22"/></w:rPr><w:t>Leqemisión</w:t></w:r><w:proofErr w:type="spellEnd"/><w:r><w:rPr><w:rFonts w:ascii="Avenir Next LT Pro" w:hAnsi="Avenir Next LT Pro" w:cstheme="minorHAnsi"/><w:color w:val="303030"/><w:sz w:val="22"/><w:szCs w:val="22"/></w:rPr><w:t>: Nivel de emisión de presión sonora, o aporte de la(s) fuente(s) sonora(s), ponderado A,</w:t></w:r></w:p><w:p><w:pPr><w:pStyle w:val="Prrafodelista"/><w:numPr><w:ilvl w:val="0"/><w:numId w:val="35"/></w:numPr><w:spacing w:line="360" w:lineRule="auto"/><w:jc w:val="both"/><w:rPr><w:rFonts w:ascii="Avenir Next LT Pro" w:hAnsi="Avenir Next LT Pro" w:cstheme="minorHAnsi"/><w:color w:val="303030"/><w:sz w:val="22"/><w:szCs w:val="22"/></w:rPr></w:pPr><w:r><w:rPr><w:rFonts w:ascii="Avenir Next LT Pro" w:hAnsi="Avenir Next LT Pro" w:cstheme="minorHAnsi"/><w:color w:val="303030"/><w:sz w:val="22"/><w:szCs w:val="22"/></w:rPr><w:t>LRAeq,1 h: Nivel corregido de presión sonora continuo equivalente ponderado A, medido en una hora,</w:t></w:r></w:p><w:p><w:pPr><w:pStyle w:val="Prrafodelista"/><w:numPr><w:ilvl w:val="0"/><w:numId w:val="35"/></w:numPr><w:spacing w:after="240" w:line="360" w:lineRule="auto"/><w:jc w:val="both"/><w:rPr><w:rFonts w:ascii="Avenir Next LT Pro" w:hAnsi="Avenir Next LT Pro" w:cstheme="minorHAnsi"/><w:color w:val="303030"/><w:sz w:val="22"/><w:szCs w:val="22"/></w:rPr></w:pPr><w:r><w:rPr><w:rFonts w:ascii="Avenir Next LT Pro" w:hAnsi="Avenir Next LT Pro" w:cstheme="minorHAnsi"/><w:color w:val="303030"/><w:sz w:val="22"/><w:szCs w:val="22"/></w:rPr><w:t>LRAeq,1 h, Residual: Nivel corregido de presión sonora continuo equivalente ponderado A, Residual, medido en una hora.</w:t></w:r></w:p><w:p><w:pPr><w:spacing w:line="360" w:lineRule="auto"/><w:jc w:val="both"/><w:rPr><w:rFonts w:ascii="Avenir Next LT Pro" w:hAnsi="Avenir Next LT Pro" w:cstheme="minorHAnsi"/><w:color w:val="303030"/><w:sz w:val="22"/><w:szCs w:val="22"/></w:rPr></w:pPr><w:r><w:rPr><w:rFonts w:ascii="Avenir Next LT Pro" w:hAnsi="Avenir Next LT Pro" w:cstheme="minorHAnsi"/><w:color w:val="303030"/><w:sz w:val="22"/><w:szCs w:val="22"/></w:rPr><w:t>Parágrafo: En caso de no poderse evaluar el ruido residual, se toma el nivel percentil L90 corregido y se utiliza a cambio del valor del ruido residual corregido.</w:t></w:r></w:p><w:p><w:pPr><w:keepNext/><w:spacing w:after="240" w:line="360" w:lineRule="auto"/><w:jc w:val="both"/><w:outlineLvl w:val="1"/><w:rPr><w:rFonts w:ascii="Avenir Next LT Pro" w:hAnsi="Avenir Next LT Pro" w:cs="Calibri"/><w:b/><w:bCs/><w:color w:val="303030"/><w:sz w:val="28"/><w:szCs w:val="28"/></w:rPr></w:pPr><w:bookmarkStart w:id="95" w:name="_Toc211423078"/><w:bookmarkStart w:id="96" w:name="_Toc215310870"/><w:r><w:rPr><w:rFonts w:ascii="Avenir Next LT Pro" w:hAnsi="Avenir Next LT Pro" w:cs="Calibri"/><w:b/><w:bCs/><w:color w:val="303030"/><w:sz w:val="28"/><w:szCs w:val="28"/></w:rPr><w:lastRenderedPageBreak/><w:t>3</w:t></w:r><w:r><w:rPr><w:rFonts w:ascii="Avenir Next LT Pro" w:hAnsi="Avenir Next LT Pro" w:cs="Calibri"/><w:b/><w:bCs/><w:color w:val="303030"/><w:sz w:val="28"/><w:szCs w:val="28"/></w:rPr><w:t>.</w:t></w:r><w:r><w:rPr><w:rFonts w:ascii="Avenir Next LT Pro" w:hAnsi="Avenir Next LT Pro" w:cs="Calibri"/><w:b/><w:bCs/><w:color w:val="303030"/><w:sz w:val="28"/><w:szCs w:val="28"/></w:rPr><w:t>2</w:t></w:r><w:r><w:rPr><w:rFonts w:ascii="Avenir Next LT Pro" w:hAnsi="Avenir Next LT Pro" w:cs="Calibri"/><w:b/><w:bCs/><w:color w:val="303030"/><w:sz w:val="28"/><w:szCs w:val="28"/></w:rPr><w:t>. </w:t></w:r><w:r><w:rPr><w:rFonts w:ascii="Avenir Next LT Pro" w:hAnsi="Avenir Next LT Pro" w:cs="Calibri"/><w:b/><w:bCs/><w:color w:val="303030"/><w:sz w:val="28"/><w:szCs w:val="28"/></w:rPr><w:t>Ajustes de los niveles de presión sonora</w:t></w:r><w:bookmarkEnd w:id="90"/><w:bookmarkEnd w:id="91"/><w:bookmarkEnd w:id="92"/><w:bookmarkEnd w:id="93"/><w:bookmarkEnd w:id="94"/><w:bookmarkEnd w:id="95"/><w:bookmarkEnd w:id="96"/></w:p><w:p><w:pPr><w:spacing w:after="100" w:afterAutospacing="1" w:line="360" w:lineRule="auto"/><w:jc w:val="both"/><w:rPr><w:rFonts w:ascii="Avenir Next LT Pro" w:hAnsi="Avenir Next LT Pro" w:cs="Calibri"/><w:color w:val="303030"/><w:sz w:val="22"/><w:szCs w:val="22"/></w:rPr></w:pPr><w:r><w:rPr><w:rFonts w:ascii="Avenir Next LT Pro" w:hAnsi="Avenir Next LT Pro" w:cs="Calibri"/><w:color w:val="303030"/><w:sz w:val="22"/><w:szCs w:val="22"/></w:rPr><w:t>Los niveles de presión sonora continuo equivalente ponderados A, </w:t></w:r><w:r><w:rPr><w:rFonts w:ascii="Avenir Next LT Pro" w:hAnsi="Avenir Next LT Pro" w:cs="Calibri"/><w:color w:val="303030"/><w:sz w:val="22"/><w:szCs w:val="22"/></w:rPr><w:t>LA</w:t></w:r><w:r><w:rPr><w:rFonts w:ascii="Avenir Next LT Pro" w:hAnsi="Avenir Next LT Pro" w:cs="Calibri"/><w:color w:val="303030"/><w:sz w:val="22"/><w:szCs w:val="22"/><w:vertAlign w:val="subscript"/></w:rPr><w:t>eq</w:t></w:r><w:r><w:rPr><w:rFonts w:ascii="Avenir Next LT Pro" w:hAnsi="Avenir Next LT Pro" w:cs="Calibri"/><w:color w:val="303030"/><w:sz w:val="22"/><w:szCs w:val="22"/></w:rPr><w:t>, T</w:t></w:r><w:r><w:rPr><w:rFonts w:ascii="Avenir Next LT Pro" w:hAnsi="Avenir Next LT Pro" w:cs="Calibri"/><w:color w:val="303030"/><w:sz w:val="22"/><w:szCs w:val="22"/></w:rPr><w:t>, </w:t></w:r><w:r><w:rPr><w:rFonts w:ascii="Avenir Next LT Pro" w:hAnsi="Avenir Next LT Pro" w:cs="Calibri"/><w:color w:val="303030"/><w:sz w:val="22"/><w:szCs w:val="22"/></w:rPr><w:t>LA</w:t></w:r><w:r><w:rPr><w:rFonts w:ascii="Avenir Next LT Pro" w:hAnsi="Avenir Next LT Pro" w:cs="Calibri"/><w:color w:val="303030"/><w:sz w:val="22"/><w:szCs w:val="22"/><w:vertAlign w:val="subscript"/></w:rPr><w:t>eq</w:t></w:r><w:r><w:rPr><w:rFonts w:ascii="Avenir Next LT Pro" w:hAnsi="Avenir Next LT Pro" w:cs="Calibri"/><w:color w:val="303030"/><w:sz w:val="22"/><w:szCs w:val="22"/></w:rPr><w:t>, T</w:t></w:r><w:r><w:rPr><w:rFonts w:ascii="Avenir Next LT Pro" w:hAnsi="Avenir Next LT Pro" w:cs="Calibri"/><w:color w:val="303030"/><w:sz w:val="22"/><w:szCs w:val="22"/></w:rPr><w:t>, Residual y nivel percentil L90, se corrigen por impulsividad, tonalidad, condiciones meteorológicas, horarios, tipos de fuentes y receptores, para obtener niveles corregidos de presión sonora continuo equivalente ponderados A, </w:t></w:r><w:proofErr w:type="spellStart"/><w:r><w:rPr><w:rFonts w:ascii="Avenir Next LT Pro" w:hAnsi="Avenir Next LT Pro" w:cs="Calibri"/><w:color w:val="303030"/><w:sz w:val="22"/><w:szCs w:val="22"/></w:rPr><w:t>LRA</w:t></w:r><w:r><w:rPr><w:rFonts w:ascii="Avenir Next LT Pro" w:hAnsi="Avenir Next LT Pro" w:cs="Calibri"/><w:color w:val="303030"/><w:sz w:val="22"/><w:szCs w:val="22"/><w:vertAlign w:val="subscript"/></w:rPr><w:t>eq</w:t></w:r><w:proofErr w:type="spellEnd"/><w:r><w:rPr><w:rFonts w:ascii="Avenir Next LT Pro" w:hAnsi="Avenir Next LT Pro" w:cs="Calibri"/><w:color w:val="303030"/><w:sz w:val="22"/><w:szCs w:val="22"/></w:rPr><w:t>, T, </w:t></w:r><w:proofErr w:type="spellStart"/><w:r><w:rPr><w:rFonts w:ascii="Avenir Next LT Pro" w:hAnsi="Avenir Next LT Pro" w:cs="Calibri"/><w:color w:val="303030"/><w:sz w:val="22"/><w:szCs w:val="22"/></w:rPr><w:t>LRAeq</w:t></w:r><w:proofErr w:type="spellEnd"/><w:r><w:rPr><w:rFonts w:ascii="Avenir Next LT Pro" w:hAnsi="Avenir Next LT Pro" w:cs="Calibri"/><w:color w:val="303030"/><w:sz w:val="22"/><w:szCs w:val="22"/></w:rPr><w:t>, T</w:t></w:r><w:r><w:rPr><w:rFonts w:ascii="Avenir Next LT Pro" w:hAnsi="Avenir Next LT Pro" w:cs="Calibri"/><w:color w:val="303030"/><w:sz w:val="22"/><w:szCs w:val="22"/></w:rPr><w:t>, Residual y nivel percentil L90, respectivamente. La siguiente expresión servirá como base para efectuar dichas Correcciones:</w:t></w:r></w:p><w:p><w:pPr><w:spacing w:line="360" w:lineRule="auto"/><w:ind w:left="708" w:hanging="708"/><w:jc w:val="center"/><w:rPr><w:rFonts w:ascii="Avenir Next LT Pro" w:hAnsi="Avenir Next LT Pro" w:cs="Calibri"/><w:i/><w:color w:val="303030"/></w:rPr></w:pPr><w:r><w:rPr><w:rFonts w:ascii="Avenir Next LT Pro" w:hAnsi="Avenir Next LT Pro" w:cs="Calibri"/><w:i/><w:color w:val="303030"/><w:position w:val="-14"/></w:rPr><w:object w:dxaOrig="3420" w:dyaOrig="380" w14:anchorId="1154E7D6"><v:shapetype id="_x0000_t75" coordsize="21600,21600" o:spt="75" o:preferrelative="t" path="m@4@5l@4@11@9@11@9@5xe" filled="f" stroked="f"><v:stroke joinstyle="miter"/><v:formulas><v:f eqn="if lineDrawn pixelLineWidth 0"/><v:f eqn="sum @0 1 0"/><v:f eqn="sum 0 0 @1"/><v:f eqn="prod @2 1 2"/><v:f eqn="prod @3 21600 pixelWidth"/><v:f eqn="prod @3 21600 pixelHeight"/><v:f eqn="sum @0 0 1"/><v:f eqn="prod @6 1 2"/><v:f eqn="prod @7 21600 pixelWidth"/><v:f eqn="sum @8 21600 0"/><v:f eqn="prod @7 21600 pixelHeight"/><v:f eqn="sum @10 21600 0"/></v:formulas><v:path o:extrusionok="f" gradientshapeok="t" o:connecttype="rect"/><o:lock v:ext="edit" aspectratio="t"/></v:shapetype><v:shape id="_x0000_i1025" type="#_x0000_t75" style="width:201.6pt;height:22.15pt" o:ole="" fillcolor="window"><v:imagedata r:id="rId12" o:title=""/></v:shape><o:OLEObject Type="Embed" ProgID="Equation.3" ShapeID="_x0000_i1025" DrawAspect="Content" ObjectID="_1825923647" r:id="rId13"/></w:object></w:r></w:p><w:p><w:pPr><w:autoSpaceDE w:val="0"/><w:autoSpaceDN w:val="0"/><w:adjustRightInd w:val="0"/><w:spacing w:line="360" w:lineRule="auto"/><w:rPr><w:rFonts w:ascii="Avenir Next LT Pro" w:eastAsia="MS Mincho" w:hAnsi="Avenir Next LT Pro" w:cs="Calibri"/><w:color w:val="303030"/><w:sz w:val="22"/><w:szCs w:val="22"/><w:lang w:eastAsia="ja-JP"/></w:rPr></w:pPr><w:r><w:rPr><w:rFonts w:ascii="Avenir Next LT Pro" w:eastAsia="MS Mincho" w:hAnsi="Avenir Next LT Pro" w:cs="Calibri"/><w:color w:val="303030"/><w:sz w:val="22"/><w:szCs w:val="22"/><w:lang w:eastAsia="ja-JP"/></w:rPr><w:t>Dónde:</w:t></w:r></w:p><w:p><w:pPr><w:pStyle w:val="Prrafodelista"/><w:numPr><w:ilvl w:val="0"/><w:numId w:val="36"/></w:numPr><w:spacing w:line="360" w:lineRule="auto"/><w:jc w:val="both"/><w:rPr><w:rFonts w:ascii="Avenir Next LT Pro" w:hAnsi="Avenir Next LT Pro" w:cs="Calibri"/><w:color w:val="303030"/><w:sz w:val="22"/><w:szCs w:val="22"/></w:rPr></w:pPr><w:r><w:rPr><w:rFonts w:ascii="Avenir Next LT Pro" w:hAnsi="Avenir Next LT Pro" w:cs="Calibri"/><w:color w:val="303030"/><w:sz w:val="22"/><w:szCs w:val="22"/></w:rPr><w:t>K</w:t></w:r><w:r><w:rPr><w:rFonts w:ascii="Avenir Next LT Pro" w:hAnsi="Avenir Next LT Pro" w:cs="Calibri"/><w:color w:val="303030"/><w:sz w:val="22"/><w:szCs w:val="22"/><w:vertAlign w:val="subscript"/></w:rPr><w:t>I</w:t></w:r><w:r><w:rPr><w:rFonts w:ascii="Avenir Next LT Pro" w:hAnsi="Avenir Next LT Pro" w:cs="Calibri"/><w:color w:val="303030"/><w:sz w:val="22"/><w:szCs w:val="22"/></w:rPr><w:t>= es un ajuste por impulsos (</w:t></w:r><w:r><w:rPr><w:rFonts w:ascii="Avenir Next LT Pro" w:hAnsi="Avenir Next LT Pro" w:cs="Calibri"/><w:color w:val="303030"/><w:sz w:val="22"/><w:szCs w:val="22"/></w:rPr><w:t>dB(A)</w:t></w:r><w:r><w:rPr><w:rFonts w:ascii="Avenir Next LT Pro" w:hAnsi="Avenir Next LT Pro" w:cs="Calibri"/><w:color w:val="303030"/><w:sz w:val="22"/><w:szCs w:val="22"/></w:rPr><w:t>(A))</w:t></w:r></w:p><w:p><w:pPr><w:pStyle w:val="Prrafodelista"/><w:numPr><w:ilvl w:val="0"/><w:numId w:val="36"/></w:numPr><w:spacing w:line="360" w:lineRule="auto"/><w:jc w:val="both"/><w:rPr><w:rFonts w:ascii="Avenir Next LT Pro" w:hAnsi="Avenir Next LT Pro" w:cs="Calibri"/><w:color w:val="303030"/><w:sz w:val="22"/><w:szCs w:val="22"/></w:rPr></w:pPr><w:r><w:rPr><w:rFonts w:ascii="Avenir Next LT Pro" w:hAnsi="Avenir Next LT Pro" w:cs="Calibri"/><w:color w:val="303030"/><w:sz w:val="22"/><w:szCs w:val="22"/></w:rPr><w:t>K</w:t></w:r><w:r><w:rPr><w:rFonts w:ascii="Avenir Next LT Pro" w:hAnsi="Avenir Next LT Pro" w:cs="Calibri"/><w:color w:val="303030"/><w:sz w:val="22"/><w:szCs w:val="22"/><w:vertAlign w:val="subscript"/></w:rPr><w:t>T</w:t></w:r><w:r><w:rPr><w:rFonts w:ascii="Avenir Next LT Pro" w:hAnsi="Avenir Next LT Pro" w:cs="Calibri"/><w:color w:val="303030"/><w:sz w:val="22"/><w:szCs w:val="22"/></w:rPr><w:t> =es un ajuste por tono y contenido de información (</w:t></w:r><w:r><w:rPr><w:rFonts w:ascii="Avenir Next LT Pro" w:hAnsi="Avenir Next LT Pro" w:cs="Calibri"/><w:color w:val="303030"/><w:sz w:val="22"/><w:szCs w:val="22"/></w:rPr><w:t>dB(A)</w:t></w:r><w:r><w:rPr><w:rFonts w:ascii="Avenir Next LT Pro" w:hAnsi="Avenir Next LT Pro" w:cs="Calibri"/><w:color w:val="303030"/><w:sz w:val="22"/><w:szCs w:val="22"/></w:rPr><w:t>(A))</w:t></w:r></w:p><w:p><w:pPr><w:pStyle w:val="Prrafodelista"/><w:numPr><w:ilvl w:val="0"/><w:numId w:val="36"/></w:numPr><w:spacing w:line="360" w:lineRule="auto"/><w:jc w:val="both"/><w:rPr><w:rFonts w:ascii="Avenir Next LT Pro" w:hAnsi="Avenir Next LT Pro" w:cs="Calibri"/><w:color w:val="303030"/><w:sz w:val="22"/><w:szCs w:val="22"/></w:rPr></w:pPr><w:r><w:rPr><w:rFonts w:ascii="Avenir Next LT Pro" w:hAnsi="Avenir Next LT Pro" w:cs="Calibri"/><w:color w:val="303030"/><w:sz w:val="22"/><w:szCs w:val="22"/></w:rPr><w:t>K</w:t></w:r><w:r><w:rPr><w:rFonts w:ascii="Avenir Next LT Pro" w:hAnsi="Avenir Next LT Pro" w:cs="Calibri"/><w:color w:val="303030"/><w:sz w:val="22"/><w:szCs w:val="22"/><w:vertAlign w:val="subscript"/></w:rPr><w:t>R</w:t></w:r><w:r><w:rPr><w:rFonts w:ascii="Avenir Next LT Pro" w:hAnsi="Avenir Next LT Pro" w:cs="Calibri"/><w:color w:val="303030"/><w:sz w:val="22"/><w:szCs w:val="22"/></w:rPr><w:t> =es un ajuste por la hora del día (</w:t></w:r><w:r><w:rPr><w:rFonts w:ascii="Avenir Next LT Pro" w:hAnsi="Avenir Next LT Pro" w:cs="Calibri"/><w:color w:val="303030"/><w:sz w:val="22"/><w:szCs w:val="22"/></w:rPr><w:t>dB(A)</w:t></w:r><w:r><w:rPr><w:rFonts w:ascii="Avenir Next LT Pro" w:hAnsi="Avenir Next LT Pro" w:cs="Calibri"/><w:color w:val="303030"/><w:sz w:val="22"/><w:szCs w:val="22"/></w:rPr><w:t>(A))</w:t></w:r></w:p><w:p><w:pPr><w:pStyle w:val="Prrafodelista"/><w:numPr><w:ilvl w:val="0"/><w:numId w:val="36"/></w:numPr><w:spacing w:line="360" w:lineRule="auto"/><w:jc w:val="both"/><w:rPr><w:rFonts w:ascii="Avenir Next LT Pro" w:hAnsi="Avenir Next LT Pro" w:cs="Calibri"/><w:color w:val="303030"/><w:sz w:val="22"/><w:szCs w:val="22"/></w:rPr></w:pPr><w:r><w:rPr><w:rFonts w:ascii="Avenir Next LT Pro" w:hAnsi="Avenir Next LT Pro" w:cs="Calibri"/><w:color w:val="303030"/><w:sz w:val="22"/><w:szCs w:val="22"/></w:rPr><w:t>K</w:t></w:r><w:r><w:rPr><w:rFonts w:ascii="Avenir Next LT Pro" w:hAnsi="Avenir Next LT Pro" w:cs="Calibri"/><w:color w:val="303030"/><w:sz w:val="22"/><w:szCs w:val="22"/><w:vertAlign w:val="subscript"/></w:rPr><w:t>S</w:t></w:r><w:r><w:rPr><w:rFonts w:ascii="Avenir Next LT Pro" w:hAnsi="Avenir Next LT Pro" w:cs="Calibri"/><w:color w:val="303030"/><w:sz w:val="22"/><w:szCs w:val="22"/></w:rPr><w:t> =es un ajuste (positivo o negativo) para ciertas fuentes y situaciones, por </w:t></w:r><w:r><w:rPr><w:rFonts w:ascii="Avenir Next LT Pro" w:hAnsi="Avenir Next LT Pro" w:cs="Calibri"/><w:color w:val="303030"/><w:sz w:val="22"/><w:szCs w:val="22"/></w:rPr><w:t>ejemplo,</w:t></w:r><w:r><w:rPr><w:rFonts w:ascii="Avenir Next LT Pro" w:hAnsi="Avenir Next LT Pro" w:cs="Calibri"/><w:color w:val="303030"/><w:sz w:val="22"/><w:szCs w:val="22"/></w:rPr><w:t> bajas frecuencias (</w:t></w:r><w:r><w:rPr><w:rFonts w:ascii="Avenir Next LT Pro" w:hAnsi="Avenir Next LT Pro" w:cs="Calibri"/><w:color w:val="303030"/><w:sz w:val="22"/><w:szCs w:val="22"/></w:rPr><w:t>dB(A)</w:t></w:r><w:r><w:rPr><w:rFonts w:ascii="Avenir Next LT Pro" w:hAnsi="Avenir Next LT Pro" w:cs="Calibri"/><w:color w:val="303030"/><w:sz w:val="22"/><w:szCs w:val="22"/></w:rPr><w:t>)</w:t></w:r></w:p><w:p><w:pPr><w:pStyle w:val="Prrafodelista"/><w:numPr><w:ilvl w:val="0"/><w:numId w:val="36"/></w:numPr><w:spacing w:line="360" w:lineRule="auto"/><w:jc w:val="both"/><w:rPr><w:rFonts w:ascii="Avenir Next LT Pro" w:hAnsi="Avenir Next LT Pro" w:cs="Calibri"/><w:color w:val="303030"/><w:sz w:val="22"/><w:szCs w:val="22"/></w:rPr></w:pPr><w:r><w:rPr><w:rFonts w:ascii="Avenir Next LT Pro" w:hAnsi="Avenir Next LT Pro" w:cs="Calibri"/><w:color w:val="303030"/><w:sz w:val="22"/><w:szCs w:val="22"/></w:rPr><w:t>(X) =corresponde a cualquiera de los parámetros de medida de que trata el artículo 4 la Resolución </w:t></w:r><w:r><w:rPr><w:rFonts w:ascii="Avenir Next LT Pro" w:hAnsi="Avenir Next LT Pro" w:cs="Calibri"/><w:color w:val="303030"/><w:sz w:val="22"/><w:szCs w:val="22"/></w:rPr><w:t>0</w:t></w:r><w:r><w:rPr><w:rFonts w:ascii="Avenir Next LT Pro" w:hAnsi="Avenir Next LT Pro" w:cs="Calibri"/><w:color w:val="303030"/><w:sz w:val="22"/><w:szCs w:val="22"/></w:rPr><w:t>627 de 2006 MVADT</w:t></w:r></w:p><w:p><w:pPr><w:jc w:val="both"/><w:rPr><w:rFonts w:ascii="Avenir Next LT Pro" w:hAnsi="Avenir Next LT Pro" w:cs="Calibri"/><w:color w:val="303030"/><w:sz w:val="22"/><w:szCs w:val="22"/></w:rPr></w:pPr></w:p><w:p><w:pPr><w:spacing w:line="360" w:lineRule="auto"/><w:jc w:val="both"/><w:rPr><w:rFonts w:ascii="Avenir Next LT Pro" w:hAnsi="Avenir Next LT Pro" w:cstheme="minorHAnsi"/><w:color w:val="303030"/><w:sz w:val="22"/><w:szCs w:val="22"/></w:rPr></w:pPr><w:r><w:rPr><w:rFonts w:ascii="Avenir Next LT Pro" w:hAnsi="Avenir Next LT Pro" w:cstheme="minorHAnsi"/><w:color w:val="303030"/><w:sz w:val="22"/><w:szCs w:val="22"/></w:rPr><w:t>El nivel de presión sonora continúo equivalente ponderado A, LAeq, T, solo se corrige por un solo factor K, el de mayor valor en dB(A).</w:t></w:r><w:r><w:rPr><w:rFonts w:ascii="Avenir Next LT Pro" w:hAnsi="Avenir Next LT Pro" w:cstheme="minorHAnsi"/><w:color w:val="303030"/><w:sz w:val="22"/><w:szCs w:val="22"/></w:rPr><w:t> </w:t></w:r><w:r><w:rPr><w:rFonts w:ascii="Avenir Next LT Pro" w:hAnsi="Avenir Next LT Pro" w:cstheme="minorHAnsi"/><w:color w:val="303030"/><w:sz w:val="22"/><w:szCs w:val="22"/></w:rPr><w:t>Para corregir los niveles equivalentes por tonos y por impulsividad se debe proceder como se especifica en el Anexo 2 de la Resolución 0627 del 2006, que aplican para Emisión de ruido</w:t></w:r><w:r><w:rPr><w:rFonts w:ascii="Avenir Next LT Pro" w:hAnsi="Avenir Next LT Pro" w:cstheme="minorHAnsi"/><w:color w:val="303030"/><w:sz w:val="22"/><w:szCs w:val="22"/></w:rPr><w:t>.</w:t></w:r></w:p><w:p><w:pPr><w:spacing w:line="360" w:lineRule="auto"/><w:jc w:val="both"/><w:rPr><w:rFonts w:ascii="Avenir Next LT Pro" w:hAnsi="Avenir Next LT Pro" w:cs="Calibri"/><w:color w:val="303030"/><w:sz w:val="22"/><w:szCs w:val="22"/></w:rPr></w:pPr></w:p><w:p><w:pPr><w:keepNext/><w:spacing w:after="240" w:line="360" w:lineRule="auto"/><w:jc w:val="both"/><w:outlineLvl w:val="1"/><w:rPr><w:rFonts w:ascii="Avenir Next LT Pro" w:hAnsi="Avenir Next LT Pro" w:cs="Calibri"/><w:b/><w:bCs/><w:color w:val="303030"/><w:sz w:val="28"/><w:szCs w:val="28"/></w:rPr></w:pPr><w:bookmarkStart w:id="97" w:name="_Toc476584854"/><w:bookmarkStart w:id="98" w:name="_Toc482631722"/><w:bookmarkStart w:id="99" w:name="_Toc211423079"/><w:bookmarkStart w:id="100" w:name="_Toc215310871"/><w:r><w:rPr><w:rFonts w:ascii="Avenir Next LT Pro" w:hAnsi="Avenir Next LT Pro" w:cs="Calibri"/><w:b/><w:bCs/><w:color w:val="303030"/><w:sz w:val="28"/><w:szCs w:val="28"/></w:rPr><w:t>3</w:t></w:r><w:r><w:rPr><w:rFonts w:ascii="Avenir Next LT Pro" w:hAnsi="Avenir Next LT Pro" w:cs="Calibri"/><w:b/><w:bCs/><w:color w:val="303030"/><w:sz w:val="28"/><w:szCs w:val="28"/></w:rPr><w:t>.</w:t></w:r><w:r><w:rPr><w:rFonts w:ascii="Avenir Next LT Pro" w:hAnsi="Avenir Next LT Pro" w:cs="Calibri"/><w:b/><w:bCs/><w:color w:val="303030"/><w:sz w:val="28"/><w:szCs w:val="28"/></w:rPr><w:t>3</w:t></w:r><w:r><w:rPr><w:rFonts w:ascii="Avenir Next LT Pro" w:hAnsi="Avenir Next LT Pro" w:cs="Calibri"/><w:b/><w:bCs/><w:color w:val="303030"/><w:sz w:val="28"/><w:szCs w:val="28"/></w:rPr><w:t>. </w:t></w:r><w:r><w:rPr><w:rFonts w:ascii="Avenir Next LT Pro" w:hAnsi="Avenir Next LT Pro" w:cs="Calibri"/><w:b/><w:bCs/><w:color w:val="303030"/><w:sz w:val="28"/><w:szCs w:val="28"/></w:rPr><w:t>Determinación de los valores de Correcciones K</w:t></w:r><w:bookmarkEnd w:id="97"/><w:bookmarkEnd w:id="98"/><w:bookmarkEnd w:id="99"/><w:bookmarkEnd w:id="100"/></w:p><w:p><w:pPr><w:spacing w:after="240" w:line="360" w:lineRule="auto"/><w:jc w:val="both"/><w:rPr><w:rFonts w:ascii="Avenir Next LT Pro" w:hAnsi="Avenir Next LT Pro" w:cs="Calibri"/><w:bCs/><w:color w:val="303030"/><w:sz w:val="22"/><w:szCs w:val="22"/></w:rPr></w:pPr><w:r><w:rPr><w:rFonts w:ascii="Avenir Next LT Pro" w:hAnsi="Avenir Next LT Pro" w:cs="Calibri"/><w:bCs/><w:color w:val="303030"/><w:sz w:val="22"/><w:szCs w:val="22"/></w:rPr><w:t>La corrección de nivel K</w:t></w:r><w:r><w:rPr><w:rFonts w:ascii="Avenir Next LT Pro" w:hAnsi="Avenir Next LT Pro" w:cs="Calibri"/><w:bCs/><w:color w:val="303030"/><w:sz w:val="22"/><w:szCs w:val="22"/><w:vertAlign w:val="subscript"/></w:rPr><w:t>S</w:t></w:r><w:r><w:rPr><w:rFonts w:ascii="Avenir Next LT Pro" w:hAnsi="Avenir Next LT Pro" w:cs="Calibri"/><w:bCs/><w:color w:val="303030"/><w:sz w:val="22"/><w:szCs w:val="22"/></w:rPr><w:t> se aplica de la siguiente manera:</w:t></w:r></w:p><w:p><w:pPr><w:spacing w:after="240" w:line="360" w:lineRule="auto"/><w:jc w:val="both"/><w:rPr><w:rFonts w:ascii="Avenir Next LT Pro" w:hAnsi="Avenir Next LT Pro" w:cs="Calibri"/><w:color w:val="303030"/><w:sz w:val="22"/><w:szCs w:val="22"/></w:rPr></w:pPr><w:r><w:rPr><w:rFonts w:ascii="Avenir Next LT Pro" w:hAnsi="Avenir Next LT Pro" w:cs="Calibri"/><w:color w:val="303030"/><w:sz w:val="22"/><w:szCs w:val="22"/></w:rPr><w:t>Si el ruido proviene de las instalaciones de ventilación y climatización, bajas frecuencias:</w:t></w:r></w:p><w:p><w:pPr><w:numPr><w:ilvl w:val="0"/><w:numId w:val="26"/></w:numPr><w:spacing w:line="360" w:lineRule="auto"/><w:jc w:val="both"/><w:rPr><w:rFonts w:ascii="Avenir Next LT Pro" w:hAnsi="Avenir Next LT Pro" w:cs="Calibri"/><w:color w:val="303030"/><w:sz w:val="22"/><w:szCs w:val="22"/></w:rPr></w:pPr><w:r><w:rPr><w:rFonts w:ascii="Avenir Next LT Pro" w:hAnsi="Avenir Next LT Pro" w:cs="Calibri"/><w:color w:val="303030"/><w:sz w:val="22"/><w:szCs w:val="22"/></w:rPr><w:t>5 </w:t></w:r><w:r><w:rPr><w:rFonts w:ascii="Avenir Next LT Pro" w:hAnsi="Avenir Next LT Pro" w:cs="Calibri"/><w:color w:val="303030"/><w:sz w:val="22"/><w:szCs w:val="22"/></w:rPr><w:t>dB(A)</w:t></w:r><w:r><w:rPr><w:rFonts w:ascii="Avenir Next LT Pro" w:hAnsi="Avenir Next LT Pro" w:cs="Calibri"/><w:color w:val="303030"/><w:sz w:val="22"/><w:szCs w:val="22"/></w:rPr><w:t> en peri</w:t></w:r><w:r><w:rPr><w:rFonts w:ascii="Avenir Next LT Pro" w:hAnsi="Avenir Next LT Pro" w:cs="Calibri"/><w:color w:val="303030"/><w:sz w:val="22"/><w:szCs w:val="22"/></w:rPr><w:t>odo diurno;</w:t></w:r></w:p><w:p><w:pPr><w:numPr><w:ilvl w:val="0"/><w:numId w:val="26"/></w:numPr><w:spacing w:line="360" w:lineRule="auto"/><w:jc w:val="both"/><w:rPr><w:rFonts w:ascii="Avenir Next LT Pro" w:hAnsi="Avenir Next LT Pro" w:cs="Calibri"/><w:color w:val="303030"/><w:sz w:val="22"/><w:szCs w:val="22"/></w:rPr></w:pPr><w:r><w:rPr><w:rFonts w:ascii="Avenir Next LT Pro" w:hAnsi="Avenir Next LT Pro" w:cs="Calibri"/><w:color w:val="303030"/><w:sz w:val="22"/><w:szCs w:val="22"/></w:rPr><w:t>8 </w:t></w:r><w:r><w:rPr><w:rFonts w:ascii="Avenir Next LT Pro" w:hAnsi="Avenir Next LT Pro" w:cs="Calibri"/><w:color w:val="303030"/><w:sz w:val="22"/><w:szCs w:val="22"/></w:rPr><w:t>dB(A)</w:t></w:r><w:r><w:rPr><w:rFonts w:ascii="Avenir Next LT Pro" w:hAnsi="Avenir Next LT Pro" w:cs="Calibri"/><w:color w:val="303030"/><w:sz w:val="22"/><w:szCs w:val="22"/></w:rPr><w:t> </w:t></w:r><w:r><w:rPr><w:rFonts w:ascii="Avenir Next LT Pro" w:hAnsi="Avenir Next LT Pro" w:cs="Calibri"/><w:color w:val="303030"/><w:sz w:val="22"/><w:szCs w:val="22"/></w:rPr><w:t>en peri</w:t></w:r><w:r><w:rPr><w:rFonts w:ascii="Avenir Next LT Pro" w:hAnsi="Avenir Next LT Pro" w:cs="Calibri"/><w:color w:val="303030"/><w:sz w:val="22"/><w:szCs w:val="22"/></w:rPr><w:t>odo nocturno.</w:t></w:r></w:p><w:p><w:pPr><w:spacing w:line="360" w:lineRule="auto"/><w:ind w:left="720"/><w:jc w:val="both"/><w:rPr><w:rFonts w:ascii="Avenir Next LT Pro" w:hAnsi="Avenir Next LT Pro" w:cs="Calibri"/><w:color w:val="303030"/><w:sz w:val="22"/><w:szCs w:val="22"/></w:rPr></w:pPr></w:p><w:p><w:pPr><w:spacing w:after="240" w:line="360" w:lineRule="auto"/><w:jc w:val="both"/><w:rPr><w:rFonts w:ascii="Avenir Next LT Pro" w:hAnsi="Avenir Next LT Pro" w:cs="Calibri"/><w:b/><w:color w:val="303030"/><w:sz w:val="22"/><w:szCs w:val="22"/></w:rPr></w:pPr><w:r><w:rPr><w:rFonts w:ascii="Avenir Next LT Pro" w:hAnsi="Avenir Next LT Pro" w:cs="Calibri"/><w:b/><w:color w:val="303030"/><w:sz w:val="22"/><w:szCs w:val="22"/></w:rPr><w:lastRenderedPageBreak/><w:t>La corrección de nivel K</w:t></w:r><w:r><w:rPr><w:rFonts w:ascii="Avenir Next LT Pro" w:hAnsi="Avenir Next LT Pro" w:cs="Calibri"/><w:b/><w:color w:val="303030"/><w:sz w:val="22"/><w:szCs w:val="22"/><w:vertAlign w:val="subscript"/></w:rPr><w:t>R</w:t></w:r><w:r><w:rPr><w:rFonts w:ascii="Avenir Next LT Pro" w:hAnsi="Avenir Next LT Pro" w:cs="Calibri"/><w:b/><w:color w:val="303030"/><w:sz w:val="22"/><w:szCs w:val="22"/></w:rPr><w:t> por horarios se aplica de la siguiente manera:</w:t></w:r></w:p><w:p><w:pPr><w:spacing w:line="360" w:lineRule="auto"/><w:jc w:val="both"/><w:rPr><w:rFonts w:ascii="Avenir Next LT Pro" w:hAnsi="Avenir Next LT Pro" w:cs="Calibri"/><w:color w:val="303030"/><w:sz w:val="22"/><w:szCs w:val="22"/></w:rPr></w:pPr><w:r><w:rPr><w:rFonts w:ascii="Avenir Next LT Pro" w:hAnsi="Avenir Next LT Pro" w:cs="Calibri"/><w:color w:val="303030"/><w:sz w:val="22"/><w:szCs w:val="22"/></w:rPr><w:t>Si se desea calcular el nivel equivalente corregido ponderado por frecuencia A para el día y la noche LRAeq, dn, se efectúa la medición nocturna de ruido de la fuente específica, si esta funciona durante la noche, para tener en cuenta el grado de molestia que pueda causar a las personas se hace una corrección por adición de 10 </w:t></w:r><w:r><w:rPr><w:rFonts w:ascii="Avenir Next LT Pro" w:hAnsi="Avenir Next LT Pro" w:cs="Calibri"/><w:color w:val="303030"/><w:sz w:val="22"/><w:szCs w:val="22"/></w:rPr><w:t>dB(A)</w:t></w:r><w:r><w:rPr><w:rFonts w:ascii="Avenir Next LT Pro" w:hAnsi="Avenir Next LT Pro" w:cs="Calibri"/><w:color w:val="303030"/><w:sz w:val="22"/><w:szCs w:val="22"/></w:rPr><w:t> para el período nocturno en el cual funcione la fuente específica.</w:t></w:r></w:p><w:p><w:pPr><w:spacing w:line="360" w:lineRule="auto"/><w:jc w:val="both"/><w:rPr><w:rFonts w:ascii="Avenir Next LT Pro" w:hAnsi="Avenir Next LT Pro" w:cs="Calibri"/><w:color w:val="303030"/><w:sz w:val="22"/><w:szCs w:val="22"/></w:rPr></w:pPr></w:p><w:p><w:pPr><w:spacing w:line="360" w:lineRule="auto"/><w:jc w:val="both"/><w:rPr><w:rFonts w:ascii="Avenir Next LT Pro" w:hAnsi="Avenir Next LT Pro" w:cs="Calibri"/><w:b/><w:color w:val="303030"/><w:sz w:val="22"/><w:szCs w:val="22"/></w:rPr></w:pPr><w:r><w:rPr><w:rFonts w:ascii="Avenir Next LT Pro" w:hAnsi="Avenir Next LT Pro" w:cs="Calibri"/><w:b/><w:color w:val="303030"/><w:sz w:val="22"/><w:szCs w:val="22"/></w:rPr><w:t>La corrección de nivel </w:t></w:r><w:r><w:rPr><w:rFonts w:ascii="Avenir Next LT Pro" w:hAnsi="Avenir Next LT Pro" w:cs="Calibri"/><w:b/><w:color w:val="303030"/><w:sz w:val="22"/><w:szCs w:val="22"/></w:rPr><w:t>K</w:t></w:r><w:r><w:rPr><w:rFonts w:ascii="Avenir Next LT Pro" w:hAnsi="Avenir Next LT Pro" w:cs="Calibri"/><w:b/><w:color w:val="303030"/><w:sz w:val="22"/><w:szCs w:val="22"/><w:vertAlign w:val="subscript"/></w:rPr><w:t>T</w:t></w:r><w:r><w:rPr><w:rFonts w:ascii="Avenir Next LT Pro" w:hAnsi="Avenir Next LT Pro" w:cs="Calibri"/><w:b/><w:color w:val="303030"/><w:sz w:val="22"/><w:szCs w:val="22"/></w:rPr><w:t> se</w:t></w:r><w:r><w:rPr><w:rFonts w:ascii="Avenir Next LT Pro" w:hAnsi="Avenir Next LT Pro" w:cs="Calibri"/><w:b/><w:color w:val="303030"/><w:sz w:val="22"/><w:szCs w:val="22"/></w:rPr><w:t> determina de la siguiente manera:</w:t></w:r></w:p><w:p><w:pPr><w:spacing w:after="240" w:line="360" w:lineRule="auto"/><w:jc w:val="both"/><w:rPr><w:rFonts w:ascii="Avenir Next LT Pro" w:hAnsi="Avenir Next LT Pro" w:cs="Calibri"/><w:b/><w:color w:val="303030"/><w:sz w:val="22"/><w:szCs w:val="22"/></w:rPr></w:pPr><w:r><w:rPr><w:rFonts w:ascii="Avenir Next LT Pro" w:hAnsi="Avenir Next LT Pro" w:cs="Calibri"/><w:color w:val="303030"/><w:sz w:val="22"/><w:szCs w:val="22"/></w:rPr><w:t>Se toma en consideración los componentes tonales del ruido en el lugar de la medición y durante el tiempo que estén presentes estos tonos.</w:t></w:r></w:p><w:p><w:pPr><w:numPr><w:ilvl w:val="0"/><w:numId w:val="27"/></w:numPr><w:spacing w:line="360" w:lineRule="auto"/><w:jc w:val="both"/><w:rPr><w:rFonts w:ascii="Avenir Next LT Pro" w:hAnsi="Avenir Next LT Pro" w:cs="Calibri"/><w:color w:val="303030"/><w:sz w:val="22"/><w:szCs w:val="22"/></w:rPr></w:pPr><w:r><w:rPr><w:rFonts w:ascii="Avenir Next LT Pro" w:hAnsi="Avenir Next LT Pro" w:cs="Calibri"/><w:color w:val="303030"/><w:sz w:val="22"/><w:szCs w:val="22"/></w:rPr><w:t>Por percepción nula de componentes tonales: 0 </w:t></w:r><w:r><w:rPr><w:rFonts w:ascii="Avenir Next LT Pro" w:hAnsi="Avenir Next LT Pro" w:cs="Calibri"/><w:color w:val="303030"/><w:sz w:val="22"/><w:szCs w:val="22"/></w:rPr><w:t>dB(A)</w:t></w:r></w:p><w:p><w:pPr><w:numPr><w:ilvl w:val="0"/><w:numId w:val="27"/></w:numPr><w:spacing w:line="360" w:lineRule="auto"/><w:jc w:val="both"/><w:rPr><w:rFonts w:ascii="Avenir Next LT Pro" w:hAnsi="Avenir Next LT Pro" w:cs="Calibri"/><w:color w:val="303030"/><w:sz w:val="22"/><w:szCs w:val="22"/></w:rPr></w:pPr><w:r><w:rPr><w:rFonts w:ascii="Avenir Next LT Pro" w:hAnsi="Avenir Next LT Pro" w:cs="Calibri"/><w:color w:val="303030"/><w:sz w:val="22"/><w:szCs w:val="22"/></w:rPr><w:t>Por percepción neta de componentes tonales: 3 </w:t></w:r><w:r><w:rPr><w:rFonts w:ascii="Avenir Next LT Pro" w:hAnsi="Avenir Next LT Pro" w:cs="Calibri"/><w:color w:val="303030"/><w:sz w:val="22"/><w:szCs w:val="22"/></w:rPr><w:t>dB(A)</w:t></w:r></w:p><w:p><w:pPr><w:numPr><w:ilvl w:val="0"/><w:numId w:val="27"/></w:numPr><w:spacing w:line="360" w:lineRule="auto"/><w:jc w:val="both"/><w:rPr><w:rFonts w:ascii="Avenir Next LT Pro" w:hAnsi="Avenir Next LT Pro" w:cs="Calibri"/><w:color w:val="303030"/><w:sz w:val="22"/><w:szCs w:val="22"/></w:rPr></w:pPr><w:r><w:rPr><w:rFonts w:ascii="Avenir Next LT Pro" w:hAnsi="Avenir Next LT Pro" w:cs="Calibri"/><w:color w:val="303030"/><w:sz w:val="22"/><w:szCs w:val="22"/></w:rPr><w:t>Por percepción fuerte de componentes tonales: 6 </w:t></w:r><w:r><w:rPr><w:rFonts w:ascii="Avenir Next LT Pro" w:hAnsi="Avenir Next LT Pro" w:cs="Calibri"/><w:color w:val="303030"/><w:sz w:val="22"/><w:szCs w:val="22"/></w:rPr><w:t>dB(A)</w:t></w:r></w:p><w:p><w:pPr><w:spacing w:line="360" w:lineRule="auto"/><w:rPr><w:rFonts w:ascii="Avenir Next LT Pro" w:hAnsi="Avenir Next LT Pro" w:cs="Calibri"/><w:color w:val="303030"/><w:sz w:val="22"/><w:szCs w:val="22"/></w:rPr></w:pPr></w:p><w:p><w:pPr><w:spacing w:after="240" w:line="360" w:lineRule="auto"/><w:jc w:val="both"/><w:rPr><w:rFonts w:ascii="Avenir Next LT Pro" w:hAnsi="Avenir Next LT Pro" w:cs="Calibri"/><w:color w:val="303030"/><w:sz w:val="22"/><w:szCs w:val="22"/></w:rPr></w:pPr><w:r><w:rPr><w:rFonts w:ascii="Avenir Next LT Pro" w:hAnsi="Avenir Next LT Pro" w:cs="Calibri"/><w:color w:val="303030"/><w:sz w:val="22"/><w:szCs w:val="22"/></w:rPr><w:t>La manera detallada de evaluar la presencia de componentes tonales se presenta a continuación:</w:t></w:r></w:p><w:p><w:pPr><w:spacing w:after="240" w:line="360" w:lineRule="auto"/><w:jc w:val="both"/><w:rPr><w:rFonts w:ascii="Avenir Next LT Pro" w:hAnsi="Avenir Next LT Pro" w:cs="Calibri"/><w:color w:val="303030"/><w:sz w:val="22"/><w:szCs w:val="22"/></w:rPr></w:pPr><w:r><w:rPr><w:rFonts w:ascii="Avenir Next LT Pro" w:hAnsi="Avenir Next LT Pro" w:cs="Calibri"/><w:color w:val="303030"/><w:sz w:val="22"/><w:szCs w:val="22"/></w:rPr><w:t>Se hace un análisis con resolución de 1/3 de octava. Se calcula la diferencia:</w:t></w:r></w:p><w:p><w:pPr><w:spacing w:line="360" w:lineRule="auto"/><w:jc w:val="center"/><w:rPr><w:rFonts w:ascii="Avenir Next LT Pro" w:hAnsi="Avenir Next LT Pro" w:cs="Calibri"/><w:color w:val="303030"/><w:sz w:val="22"/><w:szCs w:val="22"/></w:rPr></w:pPr><w:r><w:rPr><w:rFonts w:ascii="Avenir Next LT Pro" w:hAnsi="Avenir Next LT Pro" w:cs="Calibri"/><w:color w:val="303030"/><w:sz w:val="22"/><w:szCs w:val="22"/></w:rPr><w:t>L = Lt – Ls</w:t></w:r></w:p><w:p><w:pPr><w:spacing w:line="360" w:lineRule="auto"/><w:jc w:val="both"/><w:rPr><w:rFonts w:ascii="Avenir Next LT Pro" w:hAnsi="Avenir Next LT Pro" w:cs="Calibri"/><w:color w:val="303030"/><w:sz w:val="22"/><w:szCs w:val="22"/></w:rPr></w:pPr><w:r><w:rPr><w:rFonts w:ascii="Avenir Next LT Pro" w:hAnsi="Avenir Next LT Pro" w:cs="Calibri"/><w:color w:val="303030"/><w:sz w:val="22"/><w:szCs w:val="22"/></w:rPr><w:t>Dónde:</w:t></w:r></w:p><w:p><w:pPr><w:pStyle w:val="Prrafodelista"/><w:numPr><w:ilvl w:val="0"/><w:numId w:val="37"/></w:numPr><w:spacing w:line="360" w:lineRule="auto"/><w:jc w:val="both"/><w:rPr><w:rFonts w:ascii="Avenir Next LT Pro" w:hAnsi="Avenir Next LT Pro" w:cs="Calibri"/><w:color w:val="303030"/><w:sz w:val="22"/><w:szCs w:val="22"/></w:rPr></w:pPr><w:r><w:rPr><w:rFonts w:ascii="Avenir Next LT Pro" w:hAnsi="Avenir Next LT Pro" w:cs="Calibri"/><w:color w:val="303030"/><w:sz w:val="22"/><w:szCs w:val="22"/></w:rPr><w:t>Lt: Es el nivel de presión sonora de la banda f que contiene el tono puro.</w:t></w:r></w:p><w:p><w:pPr><w:pStyle w:val="Prrafodelista"/><w:numPr><w:ilvl w:val="0"/><w:numId w:val="37"/></w:numPr><w:spacing w:after="240" w:line="360" w:lineRule="auto"/><w:jc w:val="both"/><w:rPr><w:rFonts w:ascii="Avenir Next LT Pro" w:hAnsi="Avenir Next LT Pro" w:cs="Calibri"/><w:color w:val="303030"/><w:sz w:val="22"/><w:szCs w:val="22"/></w:rPr></w:pPr><w:r><w:rPr><w:rFonts w:ascii="Avenir Next LT Pro" w:hAnsi="Avenir Next LT Pro" w:cs="Calibri"/><w:color w:val="303030"/><w:sz w:val="22"/><w:szCs w:val="22"/></w:rPr><w:t>Ls: Es la media de los niveles de las dos bandas situadas inmediatamente por encima y por debajo de f. </w:t></w:r></w:p><w:p><w:pPr><w:spacing w:after="240" w:line="360" w:lineRule="auto"/><w:jc w:val="both"/><w:rPr><w:rFonts w:ascii="Avenir Next LT Pro" w:hAnsi="Avenir Next LT Pro" w:cs="Calibri"/><w:color w:val="303030"/><w:sz w:val="22"/><w:szCs w:val="22"/></w:rPr></w:pPr><w:r><w:rPr><w:rFonts w:ascii="Avenir Next LT Pro" w:hAnsi="Avenir Next LT Pro" w:cs="Calibri"/><w:color w:val="303030"/><w:sz w:val="22"/><w:szCs w:val="22"/></w:rPr><w:t>Se determina la presencia o ausencia de componentes tonales, entre 20 a 125 Hz:</w:t></w:r></w:p><w:p><w:pPr><w:numPr><w:ilvl w:val="0"/><w:numId w:val="28"/></w:numPr><w:spacing w:line="360" w:lineRule="auto"/><w:jc w:val="both"/><w:rPr><w:rFonts w:ascii="Avenir Next LT Pro" w:hAnsi="Avenir Next LT Pro" w:cs="Calibri"/><w:color w:val="303030"/><w:sz w:val="22"/><w:szCs w:val="22"/></w:rPr></w:pPr><w:r><w:rPr><w:rFonts w:ascii="Avenir Next LT Pro" w:hAnsi="Avenir Next LT Pro" w:cs="Calibri"/><w:color w:val="303030"/><w:sz w:val="22"/><w:szCs w:val="22"/></w:rPr><w:t>Si L &lt; 8 </w:t></w:r><w:r><w:rPr><w:rFonts w:ascii="Avenir Next LT Pro" w:hAnsi="Avenir Next LT Pro" w:cs="Calibri"/><w:color w:val="303030"/><w:sz w:val="22"/><w:szCs w:val="22"/></w:rPr><w:t>dB(A)</w:t></w:r><w:r><w:rPr><w:rFonts w:ascii="Avenir Next LT Pro" w:hAnsi="Avenir Next LT Pro" w:cs="Calibri"/><w:color w:val="303030"/><w:sz w:val="22"/><w:szCs w:val="22"/></w:rPr><w:t>, no hay componentes tonales.</w:t></w:r></w:p><w:p><w:pPr><w:numPr><w:ilvl w:val="0"/><w:numId w:val="28"/></w:numPr><w:spacing w:line="360" w:lineRule="auto"/><w:jc w:val="both"/><w:rPr><w:rFonts w:ascii="Avenir Next LT Pro" w:hAnsi="Avenir Next LT Pro" w:cs="Calibri"/><w:color w:val="303030"/><w:sz w:val="22"/><w:szCs w:val="22"/></w:rPr></w:pPr><w:r><w:rPr><w:rFonts w:ascii="Avenir Next LT Pro" w:hAnsi="Avenir Next LT Pro" w:cs="Calibri"/><w:color w:val="303030"/><w:sz w:val="22"/><w:szCs w:val="22"/></w:rPr><w:t>Si 8 </w:t></w:r><w:r><w:rPr><w:rFonts w:ascii="Avenir Next LT Pro" w:hAnsi="Avenir Next LT Pro" w:cs="Calibri"/><w:color w:val="303030"/><w:sz w:val="22"/><w:szCs w:val="22"/></w:rPr><w:t>dB(A)</w:t></w:r><w:r><w:rPr><w:rFonts w:ascii="Avenir Next LT Pro" w:hAnsi="Avenir Next LT Pro" w:cs="Calibri"/><w:color w:val="303030"/><w:sz w:val="22"/><w:szCs w:val="22"/></w:rPr><w:t>≤ L ≤ 12 </w:t></w:r><w:r><w:rPr><w:rFonts w:ascii="Avenir Next LT Pro" w:hAnsi="Avenir Next LT Pro" w:cs="Calibri"/><w:color w:val="303030"/><w:sz w:val="22"/><w:szCs w:val="22"/></w:rPr><w:t>dB(A)</w:t></w:r><w:r><w:rPr><w:rFonts w:ascii="Avenir Next LT Pro" w:hAnsi="Avenir Next LT Pro" w:cs="Calibri"/><w:color w:val="303030"/><w:sz w:val="22"/><w:szCs w:val="22"/></w:rPr><w:t>,</w:t></w:r><w:r><w:rPr><w:rFonts w:ascii="Avenir Next LT Pro" w:hAnsi="Avenir Next LT Pro" w:cs="Calibri"/><w:color w:val="303030"/><w:sz w:val="22"/><w:szCs w:val="22"/></w:rPr><w:t> hay componente tonal neto.</w:t></w:r></w:p><w:p><w:pPr><w:numPr><w:ilvl w:val="0"/><w:numId w:val="28"/></w:numPr><w:spacing w:line="360" w:lineRule="auto"/><w:jc w:val="both"/><w:rPr><w:rFonts w:ascii="Avenir Next LT Pro" w:hAnsi="Avenir Next LT Pro" w:cs="Calibri"/><w:color w:val="303030"/><w:sz w:val="22"/><w:szCs w:val="22"/></w:rPr></w:pPr><w:r><w:rPr><w:rFonts w:ascii="Avenir Next LT Pro" w:hAnsi="Avenir Next LT Pro" w:cs="Calibri"/><w:color w:val="303030"/><w:sz w:val="22"/><w:szCs w:val="22"/></w:rPr><w:t>Si L &gt; 12 </w:t></w:r><w:r><w:rPr><w:rFonts w:ascii="Avenir Next LT Pro" w:hAnsi="Avenir Next LT Pro" w:cs="Calibri"/><w:color w:val="303030"/><w:sz w:val="22"/><w:szCs w:val="22"/></w:rPr><w:t>dB(A)</w:t></w:r><w:r><w:rPr><w:rFonts w:ascii="Avenir Next LT Pro" w:hAnsi="Avenir Next LT Pro" w:cs="Calibri"/><w:color w:val="303030"/><w:sz w:val="22"/><w:szCs w:val="22"/></w:rPr><w:t>, hay componente tonal fuerte.</w:t></w:r></w:p><w:p><w:pPr><w:spacing w:line="360" w:lineRule="auto"/><w:jc w:val="both"/><w:rPr><w:rFonts w:ascii="Avenir Next LT Pro" w:hAnsi="Avenir Next LT Pro" w:cs="Calibri"/><w:color w:val="303030"/><w:sz w:val="22"/><w:szCs w:val="22"/></w:rPr></w:pPr></w:p><w:p><w:pPr><w:spacing w:line="360" w:lineRule="auto"/><w:jc w:val="both"/><w:rPr><w:rFonts w:ascii="Avenir Next LT Pro" w:hAnsi="Avenir Next LT Pro" w:cs="Calibri"/><w:color w:val="303030"/><w:sz w:val="22"/><w:szCs w:val="22"/></w:rPr></w:pPr><w:r><w:rPr><w:rFonts w:ascii="Avenir Next LT Pro" w:hAnsi="Avenir Next LT Pro" w:cs="Calibri"/><w:color w:val="303030"/><w:sz w:val="22"/><w:szCs w:val="22"/></w:rPr><w:t>Se determina la presencia o ausencia de componentes tonales, entre 160 a 400 Hz:</w:t></w:r></w:p><w:p><w:pPr><w:numPr><w:ilvl w:val="0"/><w:numId w:val="29"/></w:numPr><w:spacing w:line="360" w:lineRule="auto"/><w:jc w:val="both"/><w:rPr><w:rFonts w:ascii="Avenir Next LT Pro" w:hAnsi="Avenir Next LT Pro" w:cs="Calibri"/><w:color w:val="303030"/><w:sz w:val="22"/><w:szCs w:val="22"/></w:rPr></w:pPr><w:r><w:rPr><w:rFonts w:ascii="Avenir Next LT Pro" w:hAnsi="Avenir Next LT Pro" w:cs="Calibri"/><w:color w:val="303030"/><w:sz w:val="22"/><w:szCs w:val="22"/></w:rPr><w:lastRenderedPageBreak/><w:t>Si L &lt; 5 </w:t></w:r><w:r><w:rPr><w:rFonts w:ascii="Avenir Next LT Pro" w:hAnsi="Avenir Next LT Pro" w:cs="Calibri"/><w:color w:val="303030"/><w:sz w:val="22"/><w:szCs w:val="22"/></w:rPr><w:t>dB(A)</w:t></w:r><w:r><w:rPr><w:rFonts w:ascii="Avenir Next LT Pro" w:hAnsi="Avenir Next LT Pro" w:cs="Calibri"/><w:color w:val="303030"/><w:sz w:val="22"/><w:szCs w:val="22"/></w:rPr><w:t>, no hay componentes tonales.</w:t></w:r></w:p><w:p><w:pPr><w:numPr><w:ilvl w:val="0"/><w:numId w:val="29"/></w:numPr><w:spacing w:line="360" w:lineRule="auto"/><w:jc w:val="both"/><w:rPr><w:rFonts w:ascii="Avenir Next LT Pro" w:hAnsi="Avenir Next LT Pro" w:cs="Calibri"/><w:color w:val="303030"/><w:sz w:val="22"/><w:szCs w:val="22"/></w:rPr></w:pPr><w:r><w:rPr><w:rFonts w:ascii="Avenir Next LT Pro" w:hAnsi="Avenir Next LT Pro" w:cs="Calibri"/><w:color w:val="303030"/><w:sz w:val="22"/><w:szCs w:val="22"/></w:rPr><w:t>Si 5 </w:t></w:r><w:r><w:rPr><w:rFonts w:ascii="Avenir Next LT Pro" w:hAnsi="Avenir Next LT Pro" w:cs="Calibri"/><w:color w:val="303030"/><w:sz w:val="22"/><w:szCs w:val="22"/></w:rPr><w:t>dB(A)</w:t></w:r><w:r><w:rPr><w:rFonts w:ascii="Avenir Next LT Pro" w:hAnsi="Avenir Next LT Pro" w:cs="Calibri"/><w:color w:val="303030"/><w:sz w:val="22"/><w:szCs w:val="22"/></w:rPr><w:t>≤ L ≤ 8 </w:t></w:r><w:r><w:rPr><w:rFonts w:ascii="Avenir Next LT Pro" w:hAnsi="Avenir Next LT Pro" w:cs="Calibri"/><w:color w:val="303030"/><w:sz w:val="22"/><w:szCs w:val="22"/></w:rPr><w:t>dB(A)</w:t></w:r><w:r><w:rPr><w:rFonts w:ascii="Avenir Next LT Pro" w:hAnsi="Avenir Next LT Pro" w:cs="Calibri"/><w:color w:val="303030"/><w:sz w:val="22"/><w:szCs w:val="22"/></w:rPr><w:t>, hay componente tonal neto.</w:t></w:r></w:p><w:p><w:pPr><w:numPr><w:ilvl w:val="0"/><w:numId w:val="29"/></w:numPr><w:spacing w:after="240" w:line="360" w:lineRule="auto"/><w:jc w:val="both"/><w:rPr><w:rFonts w:ascii="Avenir Next LT Pro" w:hAnsi="Avenir Next LT Pro" w:cs="Calibri"/><w:color w:val="303030"/><w:sz w:val="22"/><w:szCs w:val="22"/></w:rPr></w:pPr><w:r><w:rPr><w:rFonts w:ascii="Avenir Next LT Pro" w:hAnsi="Avenir Next LT Pro" w:cs="Calibri"/><w:color w:val="303030"/><w:sz w:val="22"/><w:szCs w:val="22"/></w:rPr><w:t>Si L &gt; 8 </w:t></w:r><w:r><w:rPr><w:rFonts w:ascii="Avenir Next LT Pro" w:hAnsi="Avenir Next LT Pro" w:cs="Calibri"/><w:color w:val="303030"/><w:sz w:val="22"/><w:szCs w:val="22"/></w:rPr><w:t>dB(A)</w:t></w:r><w:r><w:rPr><w:rFonts w:ascii="Avenir Next LT Pro" w:hAnsi="Avenir Next LT Pro" w:cs="Calibri"/><w:color w:val="303030"/><w:sz w:val="22"/><w:szCs w:val="22"/></w:rPr><w:t>, hay componente tonal fuerte.</w:t></w:r></w:p><w:p><w:pPr><w:spacing w:after="240" w:line="360" w:lineRule="auto"/><w:jc w:val="both"/><w:rPr><w:rFonts w:ascii="Avenir Next LT Pro" w:hAnsi="Avenir Next LT Pro" w:cs="Calibri"/><w:color w:val="303030"/><w:sz w:val="22"/><w:szCs w:val="22"/></w:rPr></w:pPr><w:r><w:rPr><w:rFonts w:ascii="Avenir Next LT Pro" w:hAnsi="Avenir Next LT Pro" w:cs="Calibri"/><w:color w:val="303030"/><w:sz w:val="22"/><w:szCs w:val="22"/></w:rPr><w:t>Se determina la presencia o ausencia de componentes tonales a partir de 500 Hz:</w:t></w:r></w:p><w:p><w:pPr><w:numPr><w:ilvl w:val="0"/><w:numId w:val="29"/></w:numPr><w:spacing w:line="360" w:lineRule="auto"/><w:jc w:val="both"/><w:rPr><w:rFonts w:ascii="Avenir Next LT Pro" w:hAnsi="Avenir Next LT Pro" w:cs="Calibri"/><w:color w:val="303030"/><w:sz w:val="22"/><w:szCs w:val="22"/></w:rPr></w:pPr><w:r><w:rPr><w:rFonts w:ascii="Avenir Next LT Pro" w:hAnsi="Avenir Next LT Pro" w:cs="Calibri"/><w:color w:val="303030"/><w:sz w:val="22"/><w:szCs w:val="22"/></w:rPr><w:t>Si L &lt; 3 </w:t></w:r><w:r><w:rPr><w:rFonts w:ascii="Avenir Next LT Pro" w:hAnsi="Avenir Next LT Pro" w:cs="Calibri"/><w:color w:val="303030"/><w:sz w:val="22"/><w:szCs w:val="22"/></w:rPr><w:t>dB(A)</w:t></w:r><w:r><w:rPr><w:rFonts w:ascii="Avenir Next LT Pro" w:hAnsi="Avenir Next LT Pro" w:cs="Calibri"/><w:color w:val="303030"/><w:sz w:val="22"/><w:szCs w:val="22"/></w:rPr><w:t>, no hay componentes tonales.</w:t></w:r></w:p><w:p><w:pPr><w:numPr><w:ilvl w:val="0"/><w:numId w:val="29"/></w:numPr><w:spacing w:line="360" w:lineRule="auto"/><w:jc w:val="both"/><w:rPr><w:rFonts w:ascii="Avenir Next LT Pro" w:hAnsi="Avenir Next LT Pro" w:cs="Calibri"/><w:color w:val="303030"/><w:sz w:val="22"/><w:szCs w:val="22"/></w:rPr></w:pPr><w:r><w:rPr><w:rFonts w:ascii="Avenir Next LT Pro" w:hAnsi="Avenir Next LT Pro" w:cs="Calibri"/><w:color w:val="303030"/><w:sz w:val="22"/><w:szCs w:val="22"/></w:rPr><w:t>Si 3 </w:t></w:r><w:r><w:rPr><w:rFonts w:ascii="Avenir Next LT Pro" w:hAnsi="Avenir Next LT Pro" w:cs="Calibri"/><w:color w:val="303030"/><w:sz w:val="22"/><w:szCs w:val="22"/></w:rPr><w:t>dB(A)</w:t></w:r><w:r><w:rPr><w:rFonts w:ascii="Avenir Next LT Pro" w:hAnsi="Avenir Next LT Pro" w:cs="Calibri"/><w:color w:val="303030"/><w:sz w:val="22"/><w:szCs w:val="22"/></w:rPr><w:t> ≤ L ≤ 5 </w:t></w:r><w:r><w:rPr><w:rFonts w:ascii="Avenir Next LT Pro" w:hAnsi="Avenir Next LT Pro" w:cs="Calibri"/><w:color w:val="303030"/><w:sz w:val="22"/><w:szCs w:val="22"/></w:rPr><w:t>dB(A)</w:t></w:r><w:r><w:rPr><w:rFonts w:ascii="Avenir Next LT Pro" w:hAnsi="Avenir Next LT Pro" w:cs="Calibri"/><w:color w:val="303030"/><w:sz w:val="22"/><w:szCs w:val="22"/></w:rPr><w:t>, hay componente tonal neto.</w:t></w:r></w:p><w:p><w:pPr><w:numPr><w:ilvl w:val="0"/><w:numId w:val="29"/></w:numPr><w:spacing w:after="240" w:line="360" w:lineRule="auto"/><w:jc w:val="both"/><w:rPr><w:rFonts w:ascii="Avenir Next LT Pro" w:hAnsi="Avenir Next LT Pro" w:cs="Calibri"/><w:color w:val="303030"/><w:sz w:val="22"/><w:szCs w:val="22"/></w:rPr></w:pPr><w:r><w:rPr><w:rFonts w:ascii="Avenir Next LT Pro" w:hAnsi="Avenir Next LT Pro" w:cs="Calibri"/><w:color w:val="303030"/><w:sz w:val="22"/><w:szCs w:val="22"/></w:rPr><w:t>Si L &gt; 5 </w:t></w:r><w:r><w:rPr><w:rFonts w:ascii="Avenir Next LT Pro" w:hAnsi="Avenir Next LT Pro" w:cs="Calibri"/><w:color w:val="303030"/><w:sz w:val="22"/><w:szCs w:val="22"/></w:rPr><w:t>dB(A)</w:t></w:r><w:r><w:rPr><w:rFonts w:ascii="Avenir Next LT Pro" w:hAnsi="Avenir Next LT Pro" w:cs="Calibri"/><w:color w:val="303030"/><w:sz w:val="22"/><w:szCs w:val="22"/></w:rPr><w:t>, hay componente tonal fuerte.</w:t></w:r></w:p><w:p><w:pPr><w:spacing w:after="240" w:line="360" w:lineRule="auto"/><w:jc w:val="both"/><w:rPr><w:rFonts w:ascii="Avenir Next LT Pro" w:hAnsi="Avenir Next LT Pro" w:cs="Calibri"/><w:b/><w:color w:val="303030"/><w:sz w:val="22"/><w:szCs w:val="22"/></w:rPr></w:pPr><w:r><w:rPr><w:rFonts w:ascii="Avenir Next LT Pro" w:hAnsi="Avenir Next LT Pro" w:cs="Calibri"/><w:b/><w:color w:val="303030"/><w:sz w:val="22"/><w:szCs w:val="22"/></w:rPr><w:t>La corrección de nivel K</w:t></w:r><w:r><w:rPr><w:rFonts w:ascii="Avenir Next LT Pro" w:hAnsi="Avenir Next LT Pro" w:cs="Calibri"/><w:b/><w:color w:val="303030"/><w:sz w:val="22"/><w:szCs w:val="22"/><w:vertAlign w:val="subscript"/></w:rPr><w:t>I </w:t></w:r><w:r><w:rPr><w:rFonts w:ascii="Avenir Next LT Pro" w:hAnsi="Avenir Next LT Pro" w:cs="Calibri"/><w:b/><w:color w:val="303030"/><w:sz w:val="22"/><w:szCs w:val="22"/></w:rPr><w:t>se determina de la siguiente manera:</w:t></w:r></w:p><w:p><w:pPr><w:spacing w:line="360" w:lineRule="auto"/><w:jc w:val="both"/><w:rPr><w:rFonts w:ascii="Avenir Next LT Pro" w:hAnsi="Avenir Next LT Pro" w:cs="Calibri"/><w:color w:val="303030"/><w:sz w:val="22"/><w:szCs w:val="22"/></w:rPr></w:pPr><w:r><w:rPr><w:rFonts w:ascii="Avenir Next LT Pro" w:hAnsi="Avenir Next LT Pro" w:cs="Calibri"/><w:color w:val="303030"/><w:sz w:val="22"/><w:szCs w:val="22"/></w:rPr><w:t>Se toma en consideración los componentes impulsivos en el lugar de la medición y durante el tiempo que estén presentes los respectivos impulsos.</w:t></w:r></w:p><w:p><w:pPr><w:spacing w:line="360" w:lineRule="auto"/><w:jc w:val="both"/><w:rPr><w:rFonts w:ascii="Avenir Next LT Pro" w:hAnsi="Avenir Next LT Pro" w:cs="Calibri"/><w:color w:val="303030"/><w:sz w:val="22"/><w:szCs w:val="22"/></w:rPr></w:pPr></w:p><w:p><w:pPr><w:numPr><w:ilvl w:val="0"/><w:numId w:val="29"/></w:numPr><w:spacing w:line="360" w:lineRule="auto"/><w:jc w:val="both"/><w:rPr><w:rFonts w:ascii="Avenir Next LT Pro" w:hAnsi="Avenir Next LT Pro" w:cs="Calibri"/><w:color w:val="303030"/><w:sz w:val="22"/><w:szCs w:val="22"/></w:rPr></w:pPr><w:r><w:rPr><w:rFonts w:ascii="Avenir Next LT Pro" w:hAnsi="Avenir Next LT Pro" w:cs="Calibri"/><w:color w:val="303030"/><w:sz w:val="22"/><w:szCs w:val="22"/></w:rPr><w:t>Por percepción nula de componentes impulsivos: 0 </w:t></w:r><w:r><w:rPr><w:rFonts w:ascii="Avenir Next LT Pro" w:hAnsi="Avenir Next LT Pro" w:cs="Calibri"/><w:color w:val="303030"/><w:sz w:val="22"/><w:szCs w:val="22"/></w:rPr><w:t>dB(A)</w:t></w:r><w:r><w:rPr><w:rFonts w:ascii="Avenir Next LT Pro" w:hAnsi="Avenir Next LT Pro" w:cs="Calibri"/><w:color w:val="303030"/><w:sz w:val="22"/><w:szCs w:val="22"/></w:rPr><w:t>.</w:t></w:r></w:p><w:p><w:pPr><w:numPr><w:ilvl w:val="0"/><w:numId w:val="29"/></w:numPr><w:spacing w:line="360" w:lineRule="auto"/><w:jc w:val="both"/><w:rPr><w:rFonts w:ascii="Avenir Next LT Pro" w:hAnsi="Avenir Next LT Pro" w:cs="Calibri"/><w:color w:val="303030"/><w:sz w:val="22"/><w:szCs w:val="22"/></w:rPr></w:pPr><w:r><w:rPr><w:rFonts w:ascii="Avenir Next LT Pro" w:hAnsi="Avenir Next LT Pro" w:cs="Calibri"/><w:color w:val="303030"/><w:sz w:val="22"/><w:szCs w:val="22"/></w:rPr><w:t>Por percepción neta de componentes impulsivos: 3 </w:t></w:r><w:r><w:rPr><w:rFonts w:ascii="Avenir Next LT Pro" w:hAnsi="Avenir Next LT Pro" w:cs="Calibri"/><w:color w:val="303030"/><w:sz w:val="22"/><w:szCs w:val="22"/></w:rPr><w:t>dB(A)</w:t></w:r><w:r><w:rPr><w:rFonts w:ascii="Avenir Next LT Pro" w:hAnsi="Avenir Next LT Pro" w:cs="Calibri"/><w:color w:val="303030"/><w:sz w:val="22"/><w:szCs w:val="22"/></w:rPr><w:t>.</w:t></w:r></w:p><w:p><w:pPr><w:numPr><w:ilvl w:val="0"/><w:numId w:val="29"/></w:numPr><w:spacing w:line="360" w:lineRule="auto"/><w:jc w:val="both"/><w:rPr><w:rFonts w:ascii="Avenir Next LT Pro" w:hAnsi="Avenir Next LT Pro" w:cs="Calibri"/><w:color w:val="303030"/><w:sz w:val="22"/><w:szCs w:val="22"/></w:rPr></w:pPr><w:r><w:rPr><w:rFonts w:ascii="Avenir Next LT Pro" w:hAnsi="Avenir Next LT Pro" w:cs="Calibri"/><w:color w:val="303030"/><w:sz w:val="22"/><w:szCs w:val="22"/></w:rPr><w:t>Por percepción fuerte de componentes impulsivos: 6 </w:t></w:r><w:r><w:rPr><w:rFonts w:ascii="Avenir Next LT Pro" w:hAnsi="Avenir Next LT Pro" w:cs="Calibri"/><w:color w:val="303030"/><w:sz w:val="22"/><w:szCs w:val="22"/></w:rPr><w:t>dB(A)</w:t></w:r><w:r><w:rPr><w:rFonts w:ascii="Avenir Next LT Pro" w:hAnsi="Avenir Next LT Pro" w:cs="Calibri"/><w:color w:val="303030"/><w:sz w:val="22"/><w:szCs w:val="22"/></w:rPr><w:t>.</w:t></w:r></w:p><w:p><w:pPr><w:spacing w:line="360" w:lineRule="auto"/><w:jc w:val="both"/><w:rPr><w:rFonts w:ascii="Avenir Next LT Pro" w:hAnsi="Avenir Next LT Pro" w:cs="Calibri"/><w:color w:val="303030"/><w:sz w:val="22"/><w:szCs w:val="22"/></w:rPr></w:pPr></w:p><w:p><w:pPr><w:spacing w:line="360" w:lineRule="auto"/><w:jc w:val="both"/><w:rPr><w:rFonts w:ascii="Avenir Next LT Pro" w:hAnsi="Avenir Next LT Pro" w:cs="Calibri"/><w:color w:val="303030"/><w:sz w:val="22"/><w:szCs w:val="22"/></w:rPr></w:pPr><w:r><w:rPr><w:rFonts w:ascii="Avenir Next LT Pro" w:hAnsi="Avenir Next LT Pro" w:cs="Calibri"/><w:color w:val="303030"/><w:sz w:val="22"/><w:szCs w:val="22"/></w:rPr><w:t>El ruido que se evalúa tiene componentes impulsivos si se perciben sonidos de alto nivel de presión sonora y duración corta. Para evaluar de manera detallada la presencia de componentes impulsivos se establece el siguiente procedimiento:</w:t></w:r></w:p><w:p><w:pPr><w:spacing w:line="360" w:lineRule="auto"/><w:jc w:val="both"/><w:rPr><w:rFonts w:ascii="Avenir Next LT Pro" w:hAnsi="Avenir Next LT Pro" w:cs="Calibri"/><w:color w:val="303030"/><w:sz w:val="22"/><w:szCs w:val="22"/></w:rPr></w:pPr></w:p><w:p><w:pPr><w:spacing w:line="360" w:lineRule="auto"/><w:jc w:val="both"/><w:rPr><w:rFonts w:ascii="Avenir Next LT Pro" w:hAnsi="Avenir Next LT Pro" w:cs="Calibri"/><w:color w:val="303030"/><w:sz w:val="22"/><w:szCs w:val="22"/></w:rPr></w:pPr><w:r><w:rPr><w:rFonts w:ascii="Avenir Next LT Pro" w:hAnsi="Avenir Next LT Pro" w:cs="Calibri"/><w:color w:val="303030"/><w:sz w:val="22"/><w:szCs w:val="22"/></w:rPr><w:t>Para una determinada fase de ruido de duración Ti en la cual se percibe un ruido impulsivo:</w:t></w:r></w:p><w:p><w:pPr><w:spacing w:line="360" w:lineRule="auto"/><w:jc w:val="both"/><w:rPr><w:rFonts w:ascii="Avenir Next LT Pro" w:hAnsi="Avenir Next LT Pro" w:cs="Calibri"/><w:color w:val="303030"/><w:sz w:val="22"/><w:szCs w:val="22"/></w:rPr></w:pPr></w:p><w:p><w:pPr><w:numPr><w:ilvl w:val="0"/><w:numId w:val="30"/></w:numPr><w:spacing w:line="360" w:lineRule="auto"/><w:jc w:val="both"/><w:rPr><w:rFonts w:ascii="Avenir Next LT Pro" w:hAnsi="Avenir Next LT Pro" w:cs="Calibri"/><w:color w:val="303030"/><w:sz w:val="22"/><w:szCs w:val="22"/></w:rPr></w:pPr><w:r><w:rPr><w:rFonts w:ascii="Avenir Next LT Pro" w:hAnsi="Avenir Next LT Pro" w:cs="Calibri"/><w:color w:val="303030"/><w:sz w:val="22"/><w:szCs w:val="22"/></w:rPr><w:t>Se mide el nivel de presión sonora continuo equivalente ponderado A, durante Ti, LA, Ti.</w:t></w:r></w:p><w:p><w:pPr><w:numPr><w:ilvl w:val="0"/><w:numId w:val="30"/></w:numPr><w:spacing w:line="360" w:lineRule="auto"/><w:jc w:val="both"/><w:rPr><w:rFonts w:ascii="Avenir Next LT Pro" w:hAnsi="Avenir Next LT Pro" w:cs="Calibri"/><w:color w:val="303030"/><w:sz w:val="22"/><w:szCs w:val="22"/></w:rPr></w:pPr><w:r><w:rPr><w:rFonts w:ascii="Avenir Next LT Pro" w:hAnsi="Avenir Next LT Pro" w:cs="Calibri"/><w:color w:val="303030"/><w:sz w:val="22"/><w:szCs w:val="22"/></w:rPr><w:t>Se mide el nivel de presión sonora ponderado A, determinado con la característica temporal Impulso (Impulse; en inglés), promediado en el tiempo Ti, LAI.</w:t></w:r></w:p><w:p><w:pPr><w:numPr><w:ilvl w:val="0"/><w:numId w:val="30"/></w:numPr><w:spacing w:line="360" w:lineRule="auto"/><w:jc w:val="both"/><w:rPr><w:rFonts w:ascii="Avenir Next LT Pro" w:hAnsi="Avenir Next LT Pro" w:cs="Calibri"/><w:color w:val="303030"/><w:sz w:val="22"/><w:szCs w:val="22"/></w:rPr></w:pPr><w:r><w:rPr><w:rFonts w:ascii="Avenir Next LT Pro" w:hAnsi="Avenir Next LT Pro" w:cs="Calibri"/><w:color w:val="303030"/><w:sz w:val="22"/><w:szCs w:val="22"/></w:rPr><w:t>Se calcula la diferencia:</w:t></w:r></w:p><w:p><w:pPr><w:spacing w:line="360" w:lineRule="auto"/><w:jc w:val="center"/><w:rPr><w:rFonts w:ascii="Avenir Next LT Pro" w:hAnsi="Avenir Next LT Pro" w:cs="Calibri"/><w:color w:val="303030"/><w:sz w:val="22"/><w:szCs w:val="22"/></w:rPr></w:pPr><w:r><w:rPr><w:rFonts w:ascii="Avenir Next LT Pro" w:hAnsi="Avenir Next LT Pro" w:cs="Calibri"/><w:color w:val="303030"/><w:sz w:val="22"/><w:szCs w:val="22"/></w:rPr><w:t>Li = LAI - LA, Ti.</w:t></w:r></w:p><w:p><w:pPr><w:spacing w:line="360" w:lineRule="auto"/><w:jc w:val="both"/><w:rPr><w:rFonts w:ascii="Avenir Next LT Pro" w:hAnsi="Avenir Next LT Pro" w:cs="Calibri"/><w:color w:val="303030"/><w:sz w:val="22"/><w:szCs w:val="22"/></w:rPr></w:pPr><w:r><w:rPr><w:rFonts w:ascii="Avenir Next LT Pro" w:hAnsi="Avenir Next LT Pro" w:cs="Calibri"/><w:color w:val="303030"/><w:sz w:val="22"/><w:szCs w:val="22"/></w:rPr><w:lastRenderedPageBreak/><w:t>Si LI &lt; 3 </w:t></w:r><w:r><w:rPr><w:rFonts w:ascii="Avenir Next LT Pro" w:hAnsi="Avenir Next LT Pro" w:cs="Calibri"/><w:color w:val="303030"/><w:sz w:val="22"/><w:szCs w:val="22"/></w:rPr><w:t>dB(A</w:t></w:r><w:r><w:rPr><w:rFonts w:ascii="Avenir Next LT Pro" w:hAnsi="Avenir Next LT Pro" w:cs="Calibri"/><w:color w:val="303030"/><w:sz w:val="22"/><w:szCs w:val="22"/></w:rPr><w:t>),</w:t></w:r><w:r><w:rPr><w:rFonts w:ascii="Avenir Next LT Pro" w:hAnsi="Avenir Next LT Pro" w:cs="Calibri"/><w:color w:val="303030"/><w:sz w:val="22"/><w:szCs w:val="22"/></w:rPr><w:t> no hay componentes impulsivos, </w:t></w:r><w:r><w:rPr><w:rFonts w:ascii="Avenir Next LT Pro" w:hAnsi="Avenir Next LT Pro" w:cs="Calibri"/><w:color w:val="303030"/><w:sz w:val="22"/><w:szCs w:val="22"/></w:rPr><w:t>Si 3 </w:t></w:r><w:r><w:rPr><w:rFonts w:ascii="Avenir Next LT Pro" w:hAnsi="Avenir Next LT Pro" w:cs="Calibri"/><w:color w:val="303030"/><w:sz w:val="22"/><w:szCs w:val="22"/></w:rPr><w:t>dB(A)</w:t></w:r><w:r><w:rPr><w:rFonts w:ascii="Avenir Next LT Pro" w:hAnsi="Avenir Next LT Pro" w:cs="Calibri"/><w:color w:val="303030"/><w:sz w:val="22"/><w:szCs w:val="22"/></w:rPr><w:t>≤ LI ≤ 6 </w:t></w:r><w:r><w:rPr><w:rFonts w:ascii="Avenir Next LT Pro" w:hAnsi="Avenir Next LT Pro" w:cs="Calibri"/><w:color w:val="303030"/><w:sz w:val="22"/><w:szCs w:val="22"/></w:rPr><w:t>dB(A)</w:t></w:r><w:r><w:rPr><w:rFonts w:ascii="Avenir Next LT Pro" w:hAnsi="Avenir Next LT Pro" w:cs="Calibri"/><w:color w:val="303030"/><w:sz w:val="22"/><w:szCs w:val="22"/></w:rPr><w:t>, hay percepción</w:t></w:r><w:r><w:rPr><w:rFonts w:ascii="Avenir Next LT Pro" w:hAnsi="Avenir Next LT Pro" w:cs="Calibri"/><w:color w:val="303030"/><w:sz w:val="22"/><w:szCs w:val="22"/></w:rPr><w:t> neta de componentes impulsivos </w:t></w:r><w:r><w:rPr><w:rFonts w:ascii="Avenir Next LT Pro" w:hAnsi="Avenir Next LT Pro" w:cs="Calibri"/><w:color w:val="303030"/><w:sz w:val="22"/><w:szCs w:val="22"/></w:rPr><w:t>y Si</w:t></w:r><w:r><w:rPr><w:rFonts w:ascii="Avenir Next LT Pro" w:hAnsi="Avenir Next LT Pro" w:cs="Calibri"/><w:color w:val="303030"/><w:sz w:val="22"/><w:szCs w:val="22"/></w:rPr><w:t> LI &gt; 6 </w:t></w:r><w:r><w:rPr><w:rFonts w:ascii="Avenir Next LT Pro" w:hAnsi="Avenir Next LT Pro" w:cs="Calibri"/><w:color w:val="303030"/><w:sz w:val="22"/><w:szCs w:val="22"/></w:rPr><w:t>dB(A)</w:t></w:r><w:r><w:rPr><w:rFonts w:ascii="Avenir Next LT Pro" w:hAnsi="Avenir Next LT Pro" w:cs="Calibri"/><w:color w:val="303030"/><w:sz w:val="22"/><w:szCs w:val="22"/></w:rPr><w:t>, hay percepción fuerte de componentes impulsivos.</w:t></w:r></w:p><w:p><w:pPr><w:spacing w:line="360" w:lineRule="auto"/><w:jc w:val="both"/><w:rPr><w:rFonts w:ascii="Avenir Next LT Pro" w:hAnsi="Avenir Next LT Pro" w:cs="Calibri"/><w:color w:val="303030"/><w:sz w:val="22"/><w:szCs w:val="22"/></w:rPr></w:pPr></w:p><w:p><w:pPr><w:pStyle w:val="Ttulo2"/><w:rPr><w:rFonts w:ascii="Avenir Next LT Pro" w:hAnsi="Avenir Next LT Pro"/><w:color w:val="303030"/><w:sz w:val="28"/><w:szCs w:val="28"/></w:rPr></w:pPr><w:bookmarkStart w:id="101" w:name="_Toc211423080"/><w:bookmarkStart w:id="102" w:name="_Toc215310872"/><w:r><w:rPr><w:rFonts w:ascii="Avenir Next LT Pro" w:hAnsi="Avenir Next LT Pro"/><w:color w:val="303030"/><w:sz w:val="28"/><w:szCs w:val="28"/></w:rPr><w:t>3.</w:t></w:r><w:r><w:rPr><w:rFonts w:ascii="Avenir Next LT Pro" w:hAnsi="Avenir Next LT Pro"/><w:color w:val="303030"/><w:sz w:val="28"/><w:szCs w:val="28"/></w:rPr><w:t>4</w:t></w:r><w:r><w:rPr><w:rFonts w:ascii="Avenir Next LT Pro" w:hAnsi="Avenir Next LT Pro"/><w:color w:val="303030"/><w:sz w:val="28"/><w:szCs w:val="28"/></w:rPr><w:t>.</w:t></w:r><w:r><w:rPr><w:rFonts w:ascii="Avenir Next LT Pro" w:hAnsi="Avenir Next LT Pro"/><w:color w:val="303030"/><w:sz w:val="28"/><w:szCs w:val="28"/></w:rPr><w:t> Metodología en campo</w:t></w:r><w:bookmarkEnd w:id="101"/><w:bookmarkEnd w:id="102"/></w:p><w:p><w:pPr><w:rPr><w:rFonts w:ascii="Avenir Next LT Pro" w:hAnsi="Avenir Next LT Pro"/><w:color w:val="303030"/></w:rPr></w:pPr></w:p><w:p><w:pPr><w:spacing w:after="240" w:line="360" w:lineRule="auto"/><w:jc w:val="both"/><w:rPr><w:rFonts w:ascii="Avenir Next LT Pro" w:hAnsi="Avenir Next LT Pro"/><w:color w:val="303030"/><w:sz w:val="22"/><w:szCs w:val="22"/></w:rPr></w:pPr><w:r><w:rPr><w:rFonts w:ascii="Avenir Next LT Pro" w:hAnsi="Avenir Next LT Pro"/><w:color w:val="303030"/><w:sz w:val="22"/><w:szCs w:val="22"/></w:rPr><w:t>Para la realización de las mediciones en campo de ruido intradomiciliario en el área de estudio de </w:t></w:r><w:r><w:rPr><w:rFonts w:ascii="Avenir Next LT Pro" w:hAnsi="Avenir Next LT Pro" w:cstheme="minorHAnsi"/><w:b/><w:bCs/><w:color w:val="303030"/><w:sz w:val="22"/><w:szCs w:val="22"/></w:rPr><w:t>{var_1}</w:t></w:r><w:r><w:rPr><w:rFonts w:ascii="Avenir Next LT Pro" w:hAnsi="Avenir Next LT Pro"/><w:color w:val="303030"/><w:sz w:val="22"/><w:szCs w:val="22"/></w:rPr><w:t> en el </w:t></w:r><w:commentRangeStart w:id="103"/><w:r><w:rPr><w:rFonts w:ascii="Avenir Next LT Pro" w:hAnsi="Avenir Next LT Pro" w:cstheme="minorHAnsi"/><w:color w:val="303030"/><w:sz w:val="22"/><w:szCs w:val="22"/></w:rPr><w:t>{de_monitoreo_ubicados_en_el_area_de_estudio_de_la__1}</w:t></w:r><w:commentRangeEnd w:id="103"/><w:r><w:rPr><w:rStyle w:val="Refdecomentario"/><w:rFonts w:ascii="Tahoma" w:hAnsi="Tahoma"/><w:szCs w:val="20"/><w:lang w:val="es-MX" w:eastAsia="es-MX"/></w:rPr></w:r><w:r><w:rPr><w:rFonts w:ascii="Avenir Next LT Pro" w:hAnsi="Avenir Next LT Pro"/><w:color w:val="303030"/><w:sz w:val="22"/><w:szCs w:val="22"/></w:rPr><w:t>, se tuvo en cuenta lo estipulado por la Resolución 0627 del 07 de abril de 2006 y en el procedimiento interno PO– PSM– 11 y FO-PO-PSM-72-06, Procedimiento de medición de emisión de ruido y ruido ambiental y Plan de monitoreo, respectivamente. Se selecciono </w:t></w:r><w:commentRangeStart w:id="104"/><w:r><w:rPr><w:rFonts w:ascii="Avenir Next LT Pro" w:hAnsi="Avenir Next LT Pro"/><w:color w:val="303030"/><w:sz w:val="22"/><w:szCs w:val="22"/></w:rPr><w:t>{las_mediciones_de_ruido_intradomiciliario_se_lleva_1}</w:t></w:r><w:commentRangeEnd w:id="104"/><w:r><w:rPr><w:rStyle w:val="Refdecomentario"/><w:rFonts w:ascii="Tahoma" w:hAnsi="Tahoma"/><w:szCs w:val="20"/><w:lang w:val="es-MX" w:eastAsia="es-MX"/></w:rPr><w:commentReference w:id="104"/></w:r><w:r><w:rPr><w:rFonts w:ascii="Avenir Next LT Pro" w:hAnsi="Avenir Next LT Pro"/><w:color w:val="303030"/><w:sz w:val="22"/><w:szCs w:val="22"/></w:rPr><w:t>{se_tuvo_en_cuenta_lo_estipulado_por_la_resolucion__1}</w:t></w:r><w:r><w:rPr><w:rFonts w:ascii="Avenir Next LT Pro" w:hAnsi="Avenir Next LT Pro"/><w:color w:val="303030"/><w:sz w:val="22"/><w:szCs w:val="22"/></w:rPr></w:r><w:r><w:rPr><w:rFonts w:ascii="Avenir Next LT Pro" w:hAnsi="Avenir Next LT Pro"/><w:color w:val="303030"/><w:sz w:val="22"/><w:szCs w:val="22"/></w:rPr></w:r><w:r><w:rPr><w:rFonts w:ascii="Avenir Next LT Pro" w:hAnsi="Avenir Next LT Pro"/><w:color w:val="303030"/><w:sz w:val="22"/><w:szCs w:val="22"/></w:rPr><w:t>el cual fue suministrado por el cliente en atención al protocolo. Esto es con el fin de mantener la trazabilidad de la información y poder realizar un análisis comparativo de los resultados si así se requiere.</w:t></w:r></w:p><w:p><w:pPr><w:spacing w:after="240" w:line="360" w:lineRule="auto"/><w:jc w:val="both"/><w:rPr><w:rFonts w:ascii="Avenir Next LT Pro" w:hAnsi="Avenir Next LT Pro"/><w:color w:val="303030"/><w:sz w:val="22"/><w:szCs w:val="22"/></w:rPr></w:pPr><w:r><w:rPr><w:rFonts w:ascii="Avenir Next LT Pro" w:hAnsi="Avenir Next LT Pro"/><w:color w:val="303030"/><w:sz w:val="22"/><w:szCs w:val="22"/></w:rPr><w:t>Inicialmente se hizo un recorrido de reconocimiento en el punto, teniendo en cuenta el capítulo I del anexo 3 de la Resolución 0627 de 2006. </w:t></w:r><w:r><w:rPr><w:rFonts w:ascii="Avenir Next LT Pro" w:hAnsi="Avenir Next LT Pro"/><w:color w:val="303030"/><w:sz w:val="22"/><w:szCs w:val="22"/></w:rPr><w:t>En este caso y por solicitud del cliente la altura sobre el suelo de los equipos se adecuo </w:t></w:r><w:commentRangeStart w:id="105"/><w:r><w:rPr><w:rFonts w:ascii="Avenir Next LT Pro" w:hAnsi="Avenir Next LT Pro"/><w:color w:val="303030"/><w:sz w:val="22"/><w:szCs w:val="22"/></w:rPr><w:t>{inicialmente_se_hizo_un_recorrido_de_reconocimient_1}</w:t></w:r><w:commentRangeEnd w:id="105"/><w:r><w:rPr><w:rStyle w:val="Refdecomentario"/><w:rFonts w:ascii="Tahoma" w:hAnsi="Tahoma"/><w:szCs w:val="20"/><w:lang w:val="es-MX" w:eastAsia="es-MX"/></w:rPr><w:commentReference w:id="105"/></w:r><w:r><w:rPr><w:rFonts w:ascii="Avenir Next LT Pro" w:hAnsi="Avenir Next LT Pro"/><w:color w:val="303030"/><w:sz w:val="22"/><w:szCs w:val="22"/></w:rPr><w:t>{inicialmente_se_hizo_un_recorrido_de_reconocimient_2}</w:t></w:r></w:p><w:p><w:pPr><w:spacing w:after="240" w:line="360" w:lineRule="auto"/><w:jc w:val="both"/><w:rPr><w:rFonts w:ascii="Avenir Next LT Pro" w:hAnsi="Avenir Next LT Pro"/><w:color w:val="303030"/><w:sz w:val="22"/><w:szCs w:val="22"/></w:rPr></w:pPr><w:r><w:rPr><w:rFonts w:ascii="Avenir Next LT Pro" w:hAnsi="Avenir Next LT Pro"/><w:color w:val="303030"/><w:sz w:val="22"/><w:szCs w:val="22"/></w:rPr><w:t>Antes de iniciar el monitoreo se realizó la medición de la velocidad del viento con</w:t></w:r><w:r><w:rPr><w:rFonts w:ascii="Avenir Next LT Pro" w:hAnsi="Avenir Next LT Pro"/><w:color w:val="303030"/><w:sz w:val="22"/><w:szCs w:val="22"/></w:rPr><w:t> </w:t></w:r><w:r><w:rPr><w:rFonts w:ascii="Avenir Next LT Pro" w:hAnsi="Avenir Next LT Pro"/><w:color w:val="303030"/><w:sz w:val="22"/><w:szCs w:val="22"/><w:lang w:eastAsia="es-MX"/></w:rPr><w:t>(</w:t></w:r><w:commentRangeStart w:id="106"/><w:r><w:rPr><w:rFonts w:ascii="Avenir Next LT Pro" w:hAnsi="Avenir Next LT Pro"/><w:color w:val="303030"/><w:sz w:val="22"/><w:szCs w:val="22"/><w:lang w:eastAsia="es-MX"/></w:rPr><w:t>Relacionar equipo empleado</w:t></w:r><w:commentRangeEnd w:id="106"/><w:r><w:rPr><w:rStyle w:val="Refdecomentario"/><w:rFonts w:ascii="Tahoma" w:hAnsi="Tahoma"/><w:szCs w:val="20"/><w:lang w:val="es-MX" w:eastAsia="es-MX"/></w:rPr><w:commentReference w:id="106"/></w:r><w:r><w:rPr><w:rFonts w:ascii="Avenir Next LT Pro" w:hAnsi="Avenir Next LT Pro"/><w:color w:val="303030"/><w:sz w:val="22"/><w:szCs w:val="22"/><w:lang w:eastAsia="es-MX"/></w:rPr><w:t>)</w:t></w:r><w:r><w:rPr><w:rFonts w:ascii="Avenir Next LT Pro" w:hAnsi="Avenir Next LT Pro"/><w:color w:val="303030"/><w:sz w:val="22"/><w:szCs w:val="22"/></w:rPr><w:t>, </w:t></w:r><w:r><w:rPr><w:rFonts w:ascii="Avenir Next LT Pro" w:hAnsi="Avenir Next LT Pro"/><w:color w:val="303030"/><w:sz w:val="22"/><w:szCs w:val="22"/></w:rPr><w:t>con lo que se estableció que, aunque no sería necesario la implementación de una pantalla anti-viento, se decidió el uso de </w:t></w:r><w:r><w:rPr><w:rFonts w:ascii="Avenir Next LT Pro" w:hAnsi="Avenir Next LT Pro"/><w:color w:val="303030"/><w:sz w:val="22"/><w:szCs w:val="22"/></w:rPr><w:t>esta</w:t></w:r><w:r><w:rPr><w:rFonts w:ascii="Avenir Next LT Pro" w:hAnsi="Avenir Next LT Pro"/><w:color w:val="303030"/><w:sz w:val="22"/><w:szCs w:val="22"/></w:rPr><w:t>, para evitar desperfectos durante la medición. Lo anterior se determinó teniendo en cuenta si dicha velocidad superaba el valor de referencia, correspondiente a 3 m/s </w:t></w:r><w:r><w:rPr><w:rFonts w:ascii="Avenir Next LT Pro" w:hAnsi="Avenir Next LT Pro"/><w:color w:val="303030"/><w:sz w:val="22"/><w:szCs w:val="22"/></w:rPr><w:t>(ver ítem </w:t></w:r><w:r><w:rPr><w:rFonts w:ascii="Avenir Next LT Pro" w:hAnsi="Avenir Next LT Pro"/><w:b/><w:color w:val="303030"/><w:sz w:val="22"/><w:szCs w:val="22"/></w:rPr><w:t>4.3</w:t></w:r><w:r><w:rPr><w:rFonts w:ascii="Avenir Next LT Pro" w:hAnsi="Avenir Next LT Pro"/><w:b/><w:color w:val="303030"/><w:sz w:val="22"/><w:szCs w:val="22"/></w:rPr><w:t> </w:t></w:r><w:r><w:rPr><w:rFonts w:ascii="Avenir Next LT Pro" w:hAnsi="Avenir Next LT Pro"/><w:b/><w:color w:val="303030"/><w:sz w:val="22"/><w:szCs w:val="22"/></w:rPr><w:fldChar w:fldCharType="begin"/></w:r><w:r><w:rPr><w:rFonts w:ascii="Avenir Next LT Pro" w:hAnsi="Avenir Next LT Pro"/><w:b/><w:color w:val="303030"/><w:sz w:val="22"/><w:szCs w:val="22"/></w:rPr><w:instrText xml:space="preserve"> REF _Ref23526649 \h  \* MERGEFORMAT </w:instrText></w:r><w:r><w:rPr><w:rFonts w:ascii="Avenir Next LT Pro" w:hAnsi="Avenir Next LT Pro"/><w:b/><w:color w:val="303030"/><w:sz w:val="22"/><w:szCs w:val="22"/></w:rPr></w:r><w:r><w:rPr><w:rFonts w:ascii="Avenir Next LT Pro" w:hAnsi="Avenir Next LT Pro"/><w:b/><w:color w:val="303030"/><w:sz w:val="22"/><w:szCs w:val="22"/></w:rPr><w:fldChar w:fldCharType="separate"/></w:r><w:r><w:rPr><w:rFonts w:ascii="Avenir Next LT Pro" w:hAnsi="Avenir Next LT Pro"/><w:b/><w:color w:val="303030"/><w:sz w:val="22"/><w:szCs w:val="22"/></w:rPr><w:t>Procedimiento para la medición del viento</w:t></w:r><w:r><w:rPr><w:rFonts w:ascii="Avenir Next LT Pro" w:hAnsi="Avenir Next LT Pro"/><w:b/><w:color w:val="303030"/><w:sz w:val="22"/><w:szCs w:val="22"/></w:rPr><w:fldChar w:fldCharType="end"/></w:r><w:r><w:rPr><w:rFonts w:ascii="Avenir Next LT Pro" w:hAnsi="Avenir Next LT Pro"/><w:color w:val="303030"/><w:sz w:val="22"/><w:szCs w:val="22"/></w:rPr><w:t>)</w:t></w:r><w:r><w:rPr><w:rFonts w:ascii="Avenir Next LT Pro" w:hAnsi="Avenir Next LT Pro"/><w:color w:val="303030"/><w:sz w:val="22"/><w:szCs w:val="22"/></w:rPr><w:t>.</w:t></w:r><w:r><w:rPr><w:rFonts w:ascii="Avenir Next LT Pro" w:hAnsi="Avenir Next LT Pro"/><w:color w:val="303030"/><w:sz w:val="22"/><w:szCs w:val="22"/></w:rPr><w:t> </w:t></w:r><w:r><w:rPr><w:rFonts w:ascii="Avenir Next LT Pro" w:hAnsi="Avenir Next LT Pro"/><w:color w:val="303030"/><w:sz w:val="22"/><w:szCs w:val="22"/></w:rPr><w:t>Adicionalmente se </w:t></w:r><w:r><w:rPr><w:rFonts w:ascii="Avenir Next LT Pro" w:hAnsi="Avenir Next LT Pro"/><w:color w:val="303030"/><w:sz w:val="22"/><w:szCs w:val="22"/></w:rPr><w:t>verific</w:t></w:r><w:r><w:rPr><w:rFonts w:ascii="Avenir Next LT Pro" w:hAnsi="Avenir Next LT Pro"/><w:color w:val="303030"/><w:sz w:val="22"/><w:szCs w:val="22"/></w:rPr><w:t>ó</w:t></w:r><w:r><w:rPr><w:rFonts w:ascii="Avenir Next LT Pro" w:hAnsi="Avenir Next LT Pro"/><w:color w:val="303030"/><w:sz w:val="22"/><w:szCs w:val="22"/></w:rPr><w:t> </w:t></w:r><w:r><w:rPr><w:rFonts w:ascii="Avenir Next LT Pro" w:hAnsi="Avenir Next LT Pro"/><w:color w:val="303030"/><w:sz w:val="22"/><w:szCs w:val="22"/></w:rPr><w:t>los parámetros de medici</w:t></w:r><w:r><w:rPr><w:rFonts w:ascii="Avenir Next LT Pro" w:hAnsi="Avenir Next LT Pro"/><w:color w:val="303030"/><w:sz w:val="22"/><w:szCs w:val="22"/></w:rPr><w:t>ón en el equipo, </w:t></w:r><w:r><w:rPr><w:rFonts w:ascii="Avenir Next LT Pro" w:hAnsi="Avenir Next LT Pro"/><w:color w:val="303030"/><w:sz w:val="22"/><w:szCs w:val="22"/></w:rPr><w:t>siendo estos:</w:t></w:r></w:p><w:p><w:pPr><w:pStyle w:val="Prrafodelista"/><w:numPr><w:ilvl w:val="0"/><w:numId w:val="31"/></w:numPr><w:spacing w:after="240" w:line="360" w:lineRule="auto"/><w:jc w:val="both"/><w:rPr><w:rFonts w:ascii="Avenir Next LT Pro" w:hAnsi="Avenir Next LT Pro"/><w:color w:val="303030"/><w:sz w:val="22"/><w:szCs w:val="22"/></w:rPr></w:pPr><w:r><w:rPr><w:rFonts w:ascii="Avenir Next LT Pro" w:hAnsi="Avenir Next LT Pro"/><w:color w:val="303030"/><w:sz w:val="22"/><w:szCs w:val="22"/></w:rPr><w:t>N</w:t></w:r><w:r><w:rPr><w:rFonts w:ascii="Avenir Next LT Pro" w:hAnsi="Avenir Next LT Pro"/><w:color w:val="303030"/><w:sz w:val="22"/><w:szCs w:val="22"/></w:rPr><w:t>ivel de presión sonora equivalente ponderado A</w:t></w:r><w:r><w:rPr><w:rFonts w:ascii="Avenir Next LT Pro" w:hAnsi="Avenir Next LT Pro"/><w:color w:val="303030"/><w:sz w:val="22"/><w:szCs w:val="22"/></w:rPr><w:t>.</w:t></w:r><w:r><w:rPr><w:rFonts w:ascii="Avenir Next LT Pro" w:hAnsi="Avenir Next LT Pro"/><w:color w:val="303030"/><w:sz w:val="22"/><w:szCs w:val="22"/></w:rPr><w:t> </w:t></w:r></w:p><w:p><w:pPr><w:pStyle w:val="Prrafodelista"/><w:numPr><w:ilvl w:val="0"/><w:numId w:val="31"/></w:numPr><w:spacing w:after="240" w:line="360" w:lineRule="auto"/><w:jc w:val="both"/><w:rPr><w:rFonts w:ascii="Avenir Next LT Pro" w:hAnsi="Avenir Next LT Pro"/><w:color w:val="303030"/><w:sz w:val="22"/><w:szCs w:val="22"/></w:rPr></w:pPr><w:r><w:rPr><w:rFonts w:ascii="Avenir Next LT Pro" w:hAnsi="Avenir Next LT Pro"/><w:color w:val="303030"/><w:sz w:val="22"/><w:szCs w:val="22"/></w:rPr><w:t>Ponderado lento (S) en el medidor 1</w:t></w:r><w:r><w:rPr><w:rFonts w:ascii="Avenir Next LT Pro" w:hAnsi="Avenir Next LT Pro"/><w:color w:val="303030"/><w:sz w:val="22"/><w:szCs w:val="22"/></w:rPr><w:t>.</w:t></w:r></w:p><w:p><w:pPr><w:pStyle w:val="Prrafodelista"/><w:numPr><w:ilvl w:val="0"/><w:numId w:val="31"/></w:numPr><w:spacing w:after="240" w:line="360" w:lineRule="auto"/><w:jc w:val="both"/><w:rPr><w:rFonts w:ascii="Avenir Next LT Pro" w:hAnsi="Avenir Next LT Pro"/><w:color w:val="303030"/><w:sz w:val="22"/><w:szCs w:val="22"/></w:rPr></w:pPr><w:r><w:rPr><w:rFonts w:ascii="Avenir Next LT Pro" w:hAnsi="Avenir Next LT Pro"/><w:color w:val="303030"/><w:sz w:val="22"/><w:szCs w:val="22"/></w:rPr><w:t>Ponderado impulsivo (I) en el medidor 2</w:t></w:r><w:r><w:rPr><w:rFonts w:ascii="Avenir Next LT Pro" w:hAnsi="Avenir Next LT Pro"/><w:color w:val="303030"/><w:sz w:val="22"/><w:szCs w:val="22"/></w:rPr><w:t>.</w:t></w:r><w:r><w:rPr><w:rFonts w:ascii="Avenir Next LT Pro" w:hAnsi="Avenir Next LT Pro"/><w:color w:val="303030"/><w:sz w:val="22"/><w:szCs w:val="22"/></w:rPr><w:t> </w:t></w:r></w:p><w:p><w:pPr><w:pStyle w:val="Prrafodelista"/><w:numPr><w:ilvl w:val="0"/><w:numId w:val="31"/></w:numPr><w:spacing w:after="240" w:line="360" w:lineRule="auto"/><w:jc w:val="both"/><w:rPr><w:rFonts w:ascii="Avenir Next LT Pro" w:hAnsi="Avenir Next LT Pro"/><w:color w:val="303030"/><w:sz w:val="22"/><w:szCs w:val="22"/></w:rPr></w:pPr><w:r><w:rPr><w:rFonts w:ascii="Avenir Next LT Pro" w:hAnsi="Avenir Next LT Pro"/><w:color w:val="303030"/><w:sz w:val="22"/><w:szCs w:val="22"/></w:rPr><w:t>Resolución 1/3 de octava</w:t></w:r><w:r><w:rPr><w:rFonts w:ascii="Avenir Next LT Pro" w:hAnsi="Avenir Next LT Pro"/><w:color w:val="303030"/><w:sz w:val="22"/><w:szCs w:val="22"/></w:rPr><w:t>. </w:t></w:r></w:p><w:p><w:pPr><w:spacing w:after="240" w:line="360" w:lineRule="auto"/><w:jc w:val="both"/><w:rPr><w:rFonts w:ascii="Avenir Next LT Pro" w:hAnsi="Avenir Next LT Pro"/><w:color w:val="303030"/><w:sz w:val="22"/><w:szCs w:val="22"/></w:rPr></w:pPr><w:r><w:rPr><w:rFonts w:ascii="Avenir Next LT Pro" w:hAnsi="Avenir Next LT Pro"/><w:color w:val="303030"/><w:sz w:val="22"/><w:szCs w:val="22"/></w:rPr><w:lastRenderedPageBreak/><w:t>Después de configurar los parámetros de medida del equipo, se procedió a realizar </w:t></w:r><w:r><w:rPr><w:rFonts w:ascii="Avenir Next LT Pro" w:hAnsi="Avenir Next LT Pro"/><w:color w:val="303030"/><w:sz w:val="22"/><w:szCs w:val="22"/></w:rPr><w:t>las </w:t></w:r><w:r><w:rPr><w:rFonts w:ascii="Avenir Next LT Pro" w:hAnsi="Avenir Next LT Pro"/><w:color w:val="303030"/><w:sz w:val="22"/><w:szCs w:val="22"/></w:rPr><w:t>mediciones</w:t></w:r><w:r><w:rPr><w:rFonts w:ascii="Avenir Next LT Pro" w:hAnsi="Avenir Next LT Pro"/><w:color w:val="303030"/><w:sz w:val="22"/><w:szCs w:val="22"/></w:rPr><w:t>.</w:t></w:r><w:r><w:rPr><w:rFonts w:ascii="Avenir Next LT Pro" w:hAnsi="Avenir Next LT Pro"/><w:color w:val="303030"/><w:sz w:val="22"/><w:szCs w:val="22"/></w:rPr><w:t> </w:t></w:r><w:r><w:rPr><w:rFonts w:ascii="Avenir Next LT Pro" w:hAnsi="Avenir Next LT Pro"/><w:color w:val="303030"/><w:sz w:val="22"/><w:szCs w:val="22"/></w:rPr><w:t>Al terminar la jornada se realizó nuevamente la verificación del equipo, con el fin de asegurar las condiciones iniciales y una toma de datos representativa.</w:t></w:r><w:r><w:rPr><w:rFonts w:ascii="Avenir Next LT Pro" w:hAnsi="Avenir Next LT Pro"/><w:color w:val="303030"/><w:sz w:val="22"/><w:szCs w:val="22"/></w:rPr><w:t> </w:t></w:r><w:r><w:rPr><w:rFonts w:ascii="Avenir Next LT Pro" w:hAnsi="Avenir Next LT Pro"/><w:color w:val="303030"/><w:sz w:val="22"/><w:szCs w:val="22"/></w:rPr><w:t>Adicionalmente</w:t></w:r><w:r><w:rPr><w:rFonts w:ascii="Avenir Next LT Pro" w:hAnsi="Avenir Next LT Pro"/><w:color w:val="303030"/><w:sz w:val="22"/><w:szCs w:val="22"/></w:rPr><w:t>,</w:t></w:r><w:r><w:rPr><w:rFonts w:ascii="Avenir Next LT Pro" w:hAnsi="Avenir Next LT Pro"/><w:color w:val="303030"/><w:sz w:val="22"/><w:szCs w:val="22"/></w:rPr><w:t> se supervisó</w:t></w:r><w:r><w:rPr><w:rFonts w:ascii="Avenir Next LT Pro" w:hAnsi="Avenir Next LT Pro"/><w:color w:val="303030"/><w:sz w:val="22"/><w:szCs w:val="22"/></w:rPr><w:t> e identificó las posibles fuentes generadoras</w:t></w:r><w:r><w:rPr><w:rFonts w:ascii="Avenir Next LT Pro" w:hAnsi="Avenir Next LT Pro"/><w:color w:val="303030"/><w:sz w:val="22"/><w:szCs w:val="22"/></w:rPr><w:t> de ruido</w:t></w:r><w:r><w:rPr><w:rFonts w:ascii="Avenir Next LT Pro" w:hAnsi="Avenir Next LT Pro"/><w:color w:val="303030"/><w:sz w:val="22"/><w:szCs w:val="22"/></w:rPr><w:t>, llevando así un control</w:t></w:r><w:r><w:rPr><w:rFonts w:ascii="Avenir Next LT Pro" w:hAnsi="Avenir Next LT Pro"/><w:color w:val="303030"/><w:sz w:val="22"/><w:szCs w:val="22"/></w:rPr><w:t> y registro en la </w:t></w:r><w:r><w:rPr><w:rFonts w:ascii="Avenir Next LT Pro" w:hAnsi="Avenir Next LT Pro"/><w:color w:val="303030"/><w:sz w:val="22"/><w:szCs w:val="22"/></w:rPr><w:t>documentación</w:t></w:r><w:r><w:rPr><w:rFonts w:ascii="Avenir Next LT Pro" w:hAnsi="Avenir Next LT Pro"/><w:color w:val="303030"/><w:sz w:val="22"/><w:szCs w:val="22"/></w:rPr><w:t>, así como la verificación de los equipos e instrumentos utilizados para la toma. </w:t></w:r><w:r><w:rPr><w:rFonts w:ascii="Avenir Next LT Pro" w:hAnsi="Avenir Next LT Pro"/><w:color w:val="303030"/><w:sz w:val="22"/><w:szCs w:val="22"/></w:rPr><w:t>A continuación, en la </w:t></w:r><w:r><w:rPr><w:rFonts w:ascii="Avenir Next LT Pro" w:hAnsi="Avenir Next LT Pro"/><w:b/><w:color w:val="303030"/><w:sz w:val="22"/><w:szCs w:val="22"/></w:rPr><w:fldChar w:fldCharType="begin"/></w:r><w:r><w:rPr><w:rFonts w:ascii="Avenir Next LT Pro" w:hAnsi="Avenir Next LT Pro"/><w:b/><w:color w:val="303030"/><w:sz w:val="22"/><w:szCs w:val="22"/></w:rPr><w:instrText xml:space="preserve"> REF _Ref2267405 \h  \* MERGEFORMAT </w:instrText></w:r><w:r><w:rPr><w:rFonts w:ascii="Avenir Next LT Pro" w:hAnsi="Avenir Next LT Pro"/><w:b/><w:color w:val="303030"/><w:sz w:val="22"/><w:szCs w:val="22"/></w:rPr></w:r><w:r><w:rPr><w:rFonts w:ascii="Avenir Next LT Pro" w:hAnsi="Avenir Next LT Pro"/><w:b/><w:color w:val="303030"/><w:sz w:val="22"/><w:szCs w:val="22"/></w:rPr><w:fldChar w:fldCharType="separate"/></w:r><w:r><w:rPr><w:rFonts w:ascii="Avenir Next LT Pro" w:hAnsi="Avenir Next LT Pro"/><w:b/><w:color w:val="303030"/><w:sz w:val="22"/><w:szCs w:val="22"/></w:rPr><w:t>Tabla </w:t></w:r><w:r><w:rPr><w:rFonts w:ascii="Avenir Next LT Pro" w:hAnsi="Avenir Next LT Pro"/><w:b/><w:noProof/><w:color w:val="303030"/><w:sz w:val="22"/><w:szCs w:val="22"/></w:rPr><w:t>6</w:t></w:r><w:r><w:rPr><w:rFonts w:ascii="Avenir Next LT Pro" w:hAnsi="Avenir Next LT Pro"/><w:b/><w:color w:val="303030"/><w:sz w:val="22"/><w:szCs w:val="22"/></w:rPr><w:fldChar w:fldCharType="end"/></w:r><w:r><w:rPr><w:rFonts w:ascii="Avenir Next LT Pro" w:hAnsi="Avenir Next LT Pro"/><w:color w:val="303030"/><w:sz w:val="22"/><w:szCs w:val="22"/></w:rPr><w:t> se presentan los datos de calibración tomadas en campo, las cuales se relacionan en el anexo 5 correspondiente a planillas de campo.</w:t></w:r></w:p><w:p><w:pPr><w:pStyle w:val="Descripcin"/><w:keepNext/><w:spacing w:before="0" w:after="0"/><w:jc w:val="center"/><w:rPr><w:rFonts w:ascii="Avenir Next LT Pro" w:hAnsi="Avenir Next LT Pro"/><w:color w:val="303030"/><w:sz w:val="22"/><w:szCs w:val="22"/><w:lang w:val="es-CO"/></w:rPr></w:pPr><w:bookmarkStart w:id="107" w:name="_Ref2267405"/><w:bookmarkStart w:id="108" w:name="_Toc9439118"/><w:bookmarkStart w:id="109" w:name="_Toc209532333"/><w:r><w:rPr><w:rFonts w:ascii="Avenir Next LT Pro" w:hAnsi="Avenir Next LT Pro"/><w:color w:val="303030"/><w:lang w:val="es-CO"/></w:rPr><w:t>Tabla </w:t></w:r><w:r><w:rPr><w:rFonts w:ascii="Avenir Next LT Pro" w:hAnsi="Avenir Next LT Pro"/><w:color w:val="303030"/><w:lang w:val="es-CO"/></w:rPr><w:fldChar w:fldCharType="begin"/></w:r><w:r><w:rPr><w:rFonts w:ascii="Avenir Next LT Pro" w:hAnsi="Avenir Next LT Pro"/><w:color w:val="303030"/><w:lang w:val="es-CO"/></w:rPr><w:instrText xml:space="preserve"> SEQ Tabla \* ARABIC </w:instrText></w:r><w:r><w:rPr><w:rFonts w:ascii="Avenir Next LT Pro" w:hAnsi="Avenir Next LT Pro"/><w:color w:val="303030"/><w:lang w:val="es-CO"/></w:rPr><w:fldChar w:fldCharType="separate"/></w:r><w:r><w:rPr><w:rFonts w:ascii="Avenir Next LT Pro" w:hAnsi="Avenir Next LT Pro"/><w:noProof/><w:color w:val="303030"/><w:lang w:val="es-CO"/></w:rPr><w:t>6</w:t></w:r><w:r><w:rPr><w:rFonts w:ascii="Avenir Next LT Pro" w:hAnsi="Avenir Next LT Pro"/><w:color w:val="303030"/><w:lang w:val="es-CO"/></w:rPr><w:fldChar w:fldCharType="end"/></w:r><w:bookmarkEnd w:id="107"/><w:r><w:rPr><w:rFonts w:ascii="Avenir Next LT Pro" w:hAnsi="Avenir Next LT Pro"/><w:color w:val="303030"/><w:lang w:val="es-CO"/></w:rPr><w:t>. Verificación de los equipos e instrumentos utilizados para la toma</w:t></w:r><w:bookmarkEnd w:id="108"/><w:bookmarkEnd w:id="109"/></w:p><w:tbl><w:tblPr><w:tblW w:w="5000" w:type="pct"/><w:jc w:val="center"/><w:tblBorders><w:top w:val="single" w:sz="4" w:space="0" w:color="808080" w:themeColor="background1" w:themeShade="80"/><w:left w:val="single" w:sz="4" w:space="0" w:color="808080" w:themeColor="background1" w:themeShade="80"/><w:bottom w:val="single" w:sz="4" w:space="0" w:color="808080" w:themeColor="background1" w:themeShade="80"/><w:right w:val="single" w:sz="4" w:space="0" w:color="808080" w:themeColor="background1" w:themeShade="80"/><w:insideH w:val="single" w:sz="4" w:space="0" w:color="808080" w:themeColor="background1" w:themeShade="80"/><w:insideV w:val="single" w:sz="4" w:space="0" w:color="808080" w:themeColor="background1" w:themeShade="80"/></w:tblBorders><w:tblCellMar><w:left w:w="70" w:type="dxa"/><w:right w:w="70" w:type="dxa"/></w:tblCellMar><w:tblLook w:val="04A0" w:firstRow="1" w:lastRow="0" w:firstColumn="1" w:lastColumn="0" w:noHBand="0" w:noVBand="1"/></w:tblPr><w:tblGrid><w:gridCol w:w="2199"/><w:gridCol w:w="1483"/><w:gridCol w:w="1626"/><w:gridCol w:w="1125"/><w:gridCol w:w="48"/><w:gridCol w:w="1173"/><w:gridCol w:w="1176"/></w:tblGrid><w:tr><w:trPr><w:trHeight w:val="20"/><w:jc w:val="center"/></w:trPr><w:tc><w:tcPr><w:tcW w:w="5000" w:type="pct"/><w:gridSpan w:val="7"/><w:noWrap/><w:vAlign w:val="center"/><w:hideMark/></w:tcPr><w:p><w:pPr><w:jc w:val="center"/><w:rPr><w:rFonts w:ascii="Avenir Next LT Pro" w:hAnsi="Avenir Next LT Pro" w:cstheme="minorHAnsi"/><w:b/><w:bCs/><w:color w:val="303030"/><w:sz w:val="20"/><w:szCs w:val="20"/><w:lang w:eastAsia="es-ES"/></w:rPr></w:pPr><w:r><w:rPr><w:rFonts w:ascii="Avenir Next LT Pro" w:hAnsi="Avenir Next LT Pro" w:cstheme="minorHAnsi"/><w:b/><w:bCs/><w:color w:val="FFFFFF" w:themeColor="background1"/><w:sz w:val="20"/><w:szCs w:val="20"/><w:lang w:eastAsia="es-ES"/></w:rPr><w:t>Datos de calibració</w:t></w:r><w:r><w:rPr><w:rFonts w:ascii="Avenir Next LT Pro" w:hAnsi="Avenir Next LT Pro" w:cstheme="minorHAnsi"/><w:b/><w:bCs/><w:color w:val="FFFFFF" w:themeColor="background1"/><w:sz w:val="20"/><w:szCs w:val="20"/><w:lang w:eastAsia="es-ES"/></w:rPr><w:t>n</w:t></w:r></w:p></w:tc></w:tr><w:tr><w:trPr><w:trHeight w:val="20"/><w:jc w:val="center"/></w:trPr><w:tc><w:tcPr><w:tcW w:w="1245" w:type="pct"/><w:noWrap/><w:vAlign w:val="center"/><w:hideMark/></w:tcPr><w:p><w:pPr><w:jc w:val="center"/><w:rPr><w:rFonts w:ascii="Avenir Next LT Pro" w:hAnsi="Avenir Next LT Pro" w:cstheme="minorHAnsi"/><w:b/><w:bCs/><w:color w:val="FFFFFF" w:themeColor="background1"/><w:sz w:val="20"/><w:szCs w:val="20"/><w:lang w:eastAsia="es-ES"/></w:rPr></w:pPr><w:r><w:rPr><w:rFonts w:ascii="Avenir Next LT Pro" w:hAnsi="Avenir Next LT Pro" w:cstheme="minorHAnsi"/><w:b/><w:bCs/><w:color w:val="FFFFFF" w:themeColor="background1"/><w:sz w:val="20"/><w:szCs w:val="20"/><w:lang w:eastAsia="es-ES"/></w:rPr><w:t>ID Sonómetro</w:t></w:r></w:p></w:tc><w:tc><w:tcPr><w:tcW w:w="840" w:type="pct"/><w:noWrap/><w:vAlign w:val="center"/></w:tcPr><w:p><w:pPr><w:jc w:val="center"/><w:rPr><w:rFonts w:ascii="Avenir Next LT Pro" w:hAnsi="Avenir Next LT Pro" w:cstheme="minorHAnsi"/><w:color w:val="303030"/><w:sz w:val="20"/><w:szCs w:val="20"/><w:lang w:eastAsia="es-ES"/></w:rPr></w:pPr><w:r><w:rPr><w:rFonts w:ascii="Avenir Next LT Pro" w:hAnsi="Avenir Next LT Pro" w:cstheme="minorHAnsi"/><w:color w:val="303030"/><w:sz w:val="20"/><w:szCs w:val="20"/><w:lang w:eastAsia="es-ES"/></w:rPr><w:t>{monitoreo_de_ruido_intradomiciliario_realizado_el__1}</w:t></w:r></w:p></w:tc><w:tc><w:tcPr><w:tcW w:w="2915" w:type="pct"/><w:gridSpan w:val="5"/><w:vAlign w:val="center"/><w:hideMark/></w:tcPr><w:p><w:pPr><w:jc w:val="center"/><w:rPr><w:rFonts w:ascii="Avenir Next LT Pro" w:hAnsi="Avenir Next LT Pro" w:cstheme="minorHAnsi"/><w:b/><w:bCs/><w:color w:val="303030"/><w:sz w:val="20"/><w:szCs w:val="20"/><w:lang w:eastAsia="es-ES"/></w:rPr></w:pPr><w:r><w:rPr><w:rFonts w:ascii="Avenir Next LT Pro" w:hAnsi="Avenir Next LT Pro" w:cstheme="minorHAnsi"/><w:b/><w:bCs/><w:color w:val="FFFFFF" w:themeColor="background1"/><w:sz w:val="20"/><w:szCs w:val="20"/><w:lang w:eastAsia="es-ES"/></w:rPr><w:t>¿Cumple calibración en todos los días? (114 dB(A))</w:t></w:r></w:p></w:tc></w:tr><w:tr><w:trPr><w:trHeight w:val="20"/><w:jc w:val="center"/></w:trPr><w:tc><w:tcPr><w:tcW w:w="1245" w:type="pct"/><w:noWrap/><w:vAlign w:val="center"/><w:hideMark/></w:tcPr><w:p><w:pPr><w:jc w:val="center"/><w:rPr><w:rFonts w:ascii="Avenir Next LT Pro" w:hAnsi="Avenir Next LT Pro" w:cstheme="minorHAnsi"/><w:b/><w:bCs/><w:color w:val="FFFFFF" w:themeColor="background1"/><w:sz w:val="20"/><w:szCs w:val="20"/><w:lang w:eastAsia="es-ES"/></w:rPr></w:pPr><w:r><w:rPr><w:rFonts w:ascii="Avenir Next LT Pro" w:hAnsi="Avenir Next LT Pro" w:cstheme="minorHAnsi"/><w:b/><w:bCs/><w:color w:val="FFFFFF" w:themeColor="background1"/><w:sz w:val="20"/><w:szCs w:val="20"/><w:lang w:eastAsia="es-ES"/></w:rPr><w:t>Serial sonómetro</w:t></w:r></w:p></w:tc><w:tc><w:tcPr><w:tcW w:w="840" w:type="pct"/><w:noWrap/><w:vAlign w:val="center"/></w:tcPr><w:p><w:pPr><w:jc w:val="center"/><w:rPr><w:rFonts w:ascii="Avenir Next LT Pro" w:hAnsi="Avenir Next LT Pro" w:cstheme="minorHAnsi"/><w:color w:val="303030"/><w:sz w:val="20"/><w:szCs w:val="20"/><w:lang w:eastAsia="es-ES"/></w:rPr></w:pPr><w:r><w:rPr><w:rFonts w:ascii="Avenir Next LT Pro" w:hAnsi="Avenir Next LT Pro" w:cstheme="minorHAnsi"/><w:color w:val="303030"/><w:sz w:val="20"/><w:szCs w:val="20"/><w:lang w:eastAsia="es-ES"/></w:rPr><w:t>{monitoreo_de_ruido_intradomiciliario_realizado_el__1}</w:t></w:r></w:p></w:tc><w:tc><w:tcPr><w:tcW w:w="921" w:type="pct"/><w:noWrap/><w:vAlign w:val="center"/></w:tcPr><w:p><w:pPr><w:jc w:val="center"/><w:rPr><w:rFonts w:ascii="Avenir Next LT Pro" w:hAnsi="Avenir Next LT Pro" w:cstheme="minorHAnsi"/><w:b/><w:bCs/><w:color w:val="303030"/><w:sz w:val="20"/><w:szCs w:val="20"/><w:lang w:eastAsia="es-ES"/></w:rPr></w:pPr><w:r><w:rPr><w:rFonts w:ascii="Avenir Next LT Pro" w:hAnsi="Avenir Next LT Pro" w:cstheme="minorHAnsi"/><w:b/><w:bCs/><w:color w:val="303030"/><w:sz w:val="20"/><w:szCs w:val="20"/><w:lang w:eastAsia="es-ES"/></w:rPr><w:t>SI</w:t></w:r></w:p></w:tc><w:tc><w:tcPr><w:tcW w:w="664" w:type="pct"/><w:gridSpan w:val="2"/><w:vAlign w:val="center"/></w:tcPr><w:p><w:pPr><w:jc w:val="center"/><w:rPr><w:rFonts w:ascii="Avenir Next LT Pro" w:hAnsi="Avenir Next LT Pro" w:cstheme="minorHAnsi"/><w:color w:val="303030"/><w:sz w:val="20"/><w:szCs w:val="20"/><w:lang w:eastAsia="es-ES"/></w:rPr></w:pPr><w:r><w:rPr><w:rFonts w:ascii="Avenir Next LT Pro" w:hAnsi="Avenir Next LT Pro" w:cstheme="minorHAnsi"/><w:color w:val="303030"/><w:sz w:val="20"/><w:szCs w:val="20"/><w:lang w:eastAsia="es-ES"/></w:rPr><w:t>{var_69}</w:t></w:r></w:p></w:tc><w:tc><w:tcPr><w:tcW w:w="664" w:type="pct"/><w:vAlign w:val="center"/></w:tcPr><w:p><w:pPr><w:jc w:val="center"/><w:rPr><w:rFonts w:ascii="Avenir Next LT Pro" w:hAnsi="Avenir Next LT Pro" w:cstheme="minorHAnsi"/><w:b/><w:bCs/><w:color w:val="303030"/><w:sz w:val="20"/><w:szCs w:val="20"/><w:lang w:eastAsia="es-ES"/></w:rPr></w:pPr><w:r><w:rPr><w:rFonts w:ascii="Avenir Next LT Pro" w:hAnsi="Avenir Next LT Pro" w:cstheme="minorHAnsi"/><w:b/><w:bCs/><w:color w:val="303030"/><w:sz w:val="20"/><w:szCs w:val="20"/><w:lang w:eastAsia="es-ES"/></w:rPr><w:t>NO</w:t></w:r></w:p></w:tc><w:tc><w:tcPr><w:tcW w:w="666" w:type="pct"/><w:vAlign w:val="center"/></w:tcPr><w:p><w:pPr><w:jc w:val="center"/><w:rPr><w:rFonts w:ascii="Avenir Next LT Pro" w:hAnsi="Avenir Next LT Pro" w:cstheme="minorHAnsi"/><w:color w:val="303030"/><w:sz w:val="20"/><w:szCs w:val="20"/><w:lang w:eastAsia="es-ES"/></w:rPr></w:pPr></w:p></w:tc></w:tr><w:tr><w:trPr><w:trHeight w:val="20"/><w:jc w:val="center"/></w:trPr><w:tc><w:tcPr><w:tcW w:w="2085" w:type="pct"/><w:gridSpan w:val="2"/><w:noWrap/><w:vAlign w:val="center"/><w:hideMark/></w:tcPr><w:p><w:pPr><w:jc w:val="center"/><w:rPr><w:rFonts w:ascii="Avenir Next LT Pro" w:hAnsi="Avenir Next LT Pro" w:cstheme="minorHAnsi"/><w:b/><w:bCs/><w:color w:val="303030"/><w:sz w:val="20"/><w:szCs w:val="20"/><w:lang w:eastAsia="es-ES"/></w:rPr></w:pPr><w:r><w:rPr><w:rFonts w:ascii="Avenir Next LT Pro" w:hAnsi="Avenir Next LT Pro" w:cstheme="minorHAnsi"/><w:b/><w:bCs/><w:color w:val="FFFFFF" w:themeColor="background1"/><w:sz w:val="20"/><w:szCs w:val="20"/><w:lang w:eastAsia="es-ES"/></w:rPr><w:t>Diurno</w:t></w:r></w:p></w:tc><w:tc><w:tcPr><w:tcW w:w="2915" w:type="pct"/><w:gridSpan w:val="5"/><w:noWrap/><w:vAlign w:val="center"/><w:hideMark/></w:tcPr><w:p><w:pPr><w:jc w:val="center"/><w:rPr><w:rFonts w:ascii="Avenir Next LT Pro" w:hAnsi="Avenir Next LT Pro" w:cstheme="minorHAnsi"/><w:b/><w:bCs/><w:color w:val="FFFFFF" w:themeColor="background1"/><w:sz w:val="20"/><w:szCs w:val="20"/><w:lang w:eastAsia="es-ES"/></w:rPr></w:pPr><w:r><w:rPr><w:rFonts w:ascii="Avenir Next LT Pro" w:hAnsi="Avenir Next LT Pro" w:cstheme="minorHAnsi"/><w:b/><w:bCs/><w:color w:val="FFFFFF" w:themeColor="background1"/><w:sz w:val="20"/><w:szCs w:val="20"/><w:lang w:eastAsia="es-ES"/></w:rPr><w:t>Nocturno</w:t></w:r></w:p></w:tc></w:tr><w:tr><w:trPr><w:trHeight w:val="20"/><w:jc w:val="center"/></w:trPr><w:tc><w:tcPr><w:tcW w:w="1245" w:type="pct"/><w:noWrap/><w:vAlign w:val="center"/><w:hideMark/></w:tcPr><w:p><w:pPr><w:jc w:val="center"/><w:rPr><w:rFonts w:ascii="Avenir Next LT Pro" w:hAnsi="Avenir Next LT Pro" w:cstheme="minorHAnsi"/><w:b/><w:bCs/><w:color w:val="FFFFFF" w:themeColor="background1"/><w:sz w:val="20"/><w:szCs w:val="20"/><w:lang w:eastAsia="es-ES"/></w:rPr></w:pPr><w:r><w:rPr><w:rFonts w:ascii="Avenir Next LT Pro" w:hAnsi="Avenir Next LT Pro" w:cstheme="minorHAnsi"/><w:b/><w:bCs/><w:color w:val="FFFFFF" w:themeColor="background1"/><w:sz w:val="20"/><w:szCs w:val="20"/><w:lang w:eastAsia="es-ES"/></w:rPr><w:t>Fecha</w:t></w:r></w:p></w:tc><w:tc><w:tcPr><w:tcW w:w="840" w:type="pct"/><w:noWrap/><w:vAlign w:val="center"/></w:tcPr><w:p><w:pPr><w:jc w:val="center"/><w:rPr><w:rFonts w:ascii="Avenir Next LT Pro" w:hAnsi="Avenir Next LT Pro" w:cstheme="minorHAnsi"/><w:color w:val="303030"/><w:sz w:val="20"/><w:szCs w:val="20"/><w:lang w:eastAsia="es-ES"/></w:rPr></w:pPr><w:r><w:rPr><w:rFonts w:ascii="Avenir Next LT Pro" w:hAnsi="Avenir Next LT Pro" w:cstheme="minorHAnsi"/><w:color w:val="303030"/><w:sz w:val="20"/><w:szCs w:val="20"/><w:lang w:eastAsia="es-ES"/></w:rPr><w:t>{var_59}</w:t></w:r></w:p></w:tc><w:tc><w:tcPr><w:tcW w:w="1558" w:type="pct"/><w:gridSpan w:val="2"/><w:noWrap/><w:vAlign w:val="center"/><w:hideMark/></w:tcPr><w:p><w:pPr><w:jc w:val="center"/><w:rPr><w:rFonts w:ascii="Avenir Next LT Pro" w:hAnsi="Avenir Next LT Pro" w:cstheme="minorHAnsi"/><w:b/><w:bCs/><w:color w:val="FFFFFF" w:themeColor="background1"/><w:sz w:val="20"/><w:szCs w:val="20"/><w:lang w:eastAsia="es-ES"/></w:rPr></w:pPr><w:r><w:rPr><w:rFonts w:ascii="Avenir Next LT Pro" w:hAnsi="Avenir Next LT Pro" w:cstheme="minorHAnsi"/><w:b/><w:bCs/><w:color w:val="FFFFFF" w:themeColor="background1"/><w:sz w:val="20"/><w:szCs w:val="20"/><w:lang w:eastAsia="es-ES"/></w:rPr><w:t>Fecha</w:t></w:r></w:p></w:tc><w:tc><w:tcPr><w:tcW w:w="1357" w:type="pct"/><w:gridSpan w:val="3"/><w:noWrap/><w:vAlign w:val="center"/></w:tcPr><w:p><w:pPr><w:jc w:val="center"/><w:rPr><w:rFonts w:ascii="Avenir Next LT Pro" w:hAnsi="Avenir Next LT Pro" w:cstheme="minorHAnsi"/><w:color w:val="303030"/><w:sz w:val="20"/><w:szCs w:val="20"/><w:lang w:eastAsia="es-ES"/></w:rPr></w:pPr><w:r><w:rPr><w:rFonts w:ascii="Avenir Next LT Pro" w:hAnsi="Avenir Next LT Pro" w:cstheme="minorHAnsi"/><w:color w:val="303030"/><w:sz w:val="20"/><w:szCs w:val="20"/><w:lang w:eastAsia="es-ES"/></w:rPr><w:t>{var_71}</w:t></w:r></w:p></w:tc></w:tr><w:tr><w:trPr><w:trHeight w:val="20"/><w:jc w:val="center"/></w:trPr><w:tc><w:tcPr><w:tcW w:w="1245" w:type="pct"/><w:noWrap/><w:vAlign w:val="center"/><w:hideMark/></w:tcPr><w:p><w:pPr><w:jc w:val="center"/><w:rPr><w:rFonts w:ascii="Avenir Next LT Pro" w:hAnsi="Avenir Next LT Pro" w:cstheme="minorHAnsi"/><w:b/><w:bCs/><w:color w:val="FFFFFF" w:themeColor="background1"/><w:sz w:val="20"/><w:szCs w:val="20"/><w:lang w:eastAsia="es-ES"/></w:rPr></w:pPr><w:r><w:rPr><w:rFonts w:ascii="Avenir Next LT Pro" w:hAnsi="Avenir Next LT Pro" w:cstheme="minorHAnsi"/><w:b/><w:bCs/><w:color w:val="FFFFFF" w:themeColor="background1"/><w:sz w:val="20"/><w:szCs w:val="20"/><w:lang w:eastAsia="es-ES"/></w:rPr><w:t>Hora cal. Inicial</w:t></w:r></w:p></w:tc><w:tc><w:tcPr><w:tcW w:w="840" w:type="pct"/><w:noWrap/><w:vAlign w:val="center"/></w:tcPr><w:p><w:pPr><w:jc w:val="center"/><w:rPr><w:rFonts w:ascii="Avenir Next LT Pro" w:hAnsi="Avenir Next LT Pro" w:cstheme="minorHAnsi"/><w:color w:val="303030"/><w:sz w:val="20"/><w:szCs w:val="20"/><w:lang w:eastAsia="es-ES"/></w:rPr></w:pPr><w:r><w:rPr><w:rFonts w:ascii="Avenir Next LT Pro" w:hAnsi="Avenir Next LT Pro" w:cstheme="minorHAnsi"/><w:color w:val="303030"/><w:sz w:val="20"/><w:szCs w:val="20"/><w:lang w:eastAsia="es-ES"/></w:rPr><w:t>{var_59}</w:t></w:r></w:p></w:tc><w:tc><w:tcPr><w:tcW w:w="1558" w:type="pct"/><w:gridSpan w:val="2"/><w:noWrap/><w:vAlign w:val="center"/><w:hideMark/></w:tcPr><w:p><w:pPr><w:jc w:val="center"/><w:rPr><w:rFonts w:ascii="Avenir Next LT Pro" w:hAnsi="Avenir Next LT Pro" w:cstheme="minorHAnsi"/><w:b/><w:bCs/><w:color w:val="FFFFFF" w:themeColor="background1"/><w:sz w:val="20"/><w:szCs w:val="20"/><w:lang w:eastAsia="es-ES"/></w:rPr></w:pPr><w:r><w:rPr><w:rFonts w:ascii="Avenir Next LT Pro" w:hAnsi="Avenir Next LT Pro" w:cstheme="minorHAnsi"/><w:b/><w:bCs/><w:color w:val="FFFFFF" w:themeColor="background1"/><w:sz w:val="20"/><w:szCs w:val="20"/><w:lang w:eastAsia="es-ES"/></w:rPr><w:t>Hora cal. Inicial</w:t></w:r></w:p></w:tc><w:tc><w:tcPr><w:tcW w:w="1357" w:type="pct"/><w:gridSpan w:val="3"/><w:noWrap/><w:vAlign w:val="center"/></w:tcPr><w:p><w:pPr><w:jc w:val="center"/><w:rPr><w:rFonts w:ascii="Avenir Next LT Pro" w:hAnsi="Avenir Next LT Pro" w:cstheme="minorHAnsi"/><w:color w:val="303030"/><w:sz w:val="20"/><w:szCs w:val="20"/><w:lang w:eastAsia="es-ES"/></w:rPr></w:pPr><w:r><w:rPr><w:rFonts w:ascii="Avenir Next LT Pro" w:hAnsi="Avenir Next LT Pro" w:cstheme="minorHAnsi"/><w:color w:val="303030"/><w:sz w:val="20"/><w:szCs w:val="20"/><w:lang w:eastAsia="es-ES"/></w:rPr><w:t>{var_71}</w:t></w:r></w:p></w:tc></w:tr><w:tr><w:trPr><w:trHeight w:val="20"/><w:jc w:val="center"/></w:trPr><w:tc><w:tcPr><w:tcW w:w="1245" w:type="pct"/><w:noWrap/><w:vAlign w:val="center"/><w:hideMark/></w:tcPr><w:p><w:pPr><w:jc w:val="center"/><w:rPr><w:rFonts w:ascii="Avenir Next LT Pro" w:hAnsi="Avenir Next LT Pro" w:cstheme="minorHAnsi"/><w:b/><w:bCs/><w:color w:val="FFFFFF" w:themeColor="background1"/><w:sz w:val="20"/><w:szCs w:val="20"/><w:lang w:eastAsia="es-ES"/></w:rPr></w:pPr><w:r><w:rPr><w:rFonts w:ascii="Avenir Next LT Pro" w:hAnsi="Avenir Next LT Pro" w:cstheme="minorHAnsi"/><w:b/><w:bCs/><w:color w:val="FFFFFF" w:themeColor="background1"/><w:sz w:val="20"/><w:szCs w:val="20"/><w:lang w:eastAsia="es-ES"/></w:rPr><w:t>Hora cal. Final</w:t></w:r></w:p></w:tc><w:tc><w:tcPr><w:tcW w:w="840" w:type="pct"/><w:noWrap/><w:vAlign w:val="center"/></w:tcPr><w:p><w:pPr><w:jc w:val="center"/><w:rPr><w:rFonts w:ascii="Avenir Next LT Pro" w:hAnsi="Avenir Next LT Pro" w:cstheme="minorHAnsi"/><w:color w:val="303030"/><w:sz w:val="20"/><w:szCs w:val="20"/><w:lang w:eastAsia="es-ES"/></w:rPr></w:pPr><w:r><w:rPr><w:rFonts w:ascii="Avenir Next LT Pro" w:hAnsi="Avenir Next LT Pro" w:cstheme="minorHAnsi"/><w:color w:val="303030"/><w:sz w:val="20"/><w:szCs w:val="20"/><w:lang w:eastAsia="es-ES"/></w:rPr><w:t>{var_59}</w:t></w:r></w:p></w:tc><w:tc><w:tcPr><w:tcW w:w="1558" w:type="pct"/><w:gridSpan w:val="2"/><w:noWrap/><w:vAlign w:val="center"/><w:hideMark/></w:tcPr><w:p><w:pPr><w:jc w:val="center"/><w:rPr><w:rFonts w:ascii="Avenir Next LT Pro" w:hAnsi="Avenir Next LT Pro" w:cstheme="minorHAnsi"/><w:b/><w:bCs/><w:color w:val="FFFFFF" w:themeColor="background1"/><w:sz w:val="20"/><w:szCs w:val="20"/><w:lang w:eastAsia="es-ES"/></w:rPr></w:pPr><w:r><w:rPr><w:rFonts w:ascii="Avenir Next LT Pro" w:hAnsi="Avenir Next LT Pro" w:cstheme="minorHAnsi"/><w:b/><w:bCs/><w:color w:val="FFFFFF" w:themeColor="background1"/><w:sz w:val="20"/><w:szCs w:val="20"/><w:lang w:eastAsia="es-ES"/></w:rPr><w:t>Hora cal. Final</w:t></w:r></w:p></w:tc><w:tc><w:tcPr><w:tcW w:w="1357" w:type="pct"/><w:gridSpan w:val="3"/><w:noWrap/><w:vAlign w:val="center"/></w:tcPr><w:p><w:pPr><w:jc w:val="center"/><w:rPr><w:rFonts w:ascii="Avenir Next LT Pro" w:hAnsi="Avenir Next LT Pro" w:cstheme="minorHAnsi"/><w:color w:val="303030"/><w:sz w:val="20"/><w:szCs w:val="20"/><w:lang w:eastAsia="es-ES"/></w:rPr></w:pPr><w:r><w:rPr><w:rFonts w:ascii="Avenir Next LT Pro" w:hAnsi="Avenir Next LT Pro" w:cstheme="minorHAnsi"/><w:color w:val="303030"/><w:sz w:val="20"/><w:szCs w:val="20"/><w:lang w:eastAsia="es-ES"/></w:rPr><w:t>{var_71}</w:t></w:r></w:p></w:tc></w:tr></w:tbl><w:p><w:pPr><w:jc w:val="center"/><w:rPr><w:rFonts w:ascii="Avenir Next LT Pro" w:hAnsi="Avenir Next LT Pro"/><w:i/><w:color w:val="303030"/><w:sz w:val="20"/><w:szCs w:val="20"/></w:rPr></w:pPr><w:r><w:rPr><w:rFonts w:ascii="Avenir Next LT Pro" w:hAnsi="Avenir Next LT Pro"/><w:i/><w:color w:val="303030"/><w:sz w:val="20"/><w:szCs w:val="20"/></w:rPr><w:t>Fuente: ALS ENVIRONMENTAL S.A.S., </w:t></w:r><w:r><w:rPr><w:rFonts w:ascii="Avenir Next LT Pro" w:hAnsi="Avenir Next LT Pro"/><w:i/><w:color w:val="303030"/><w:sz w:val="20"/><w:szCs w:val="20"/></w:rPr><w:t>{fuente_serambiente_s_a_s_1}</w:t></w:r><w:r><w:rPr><w:rFonts w:ascii="Avenir Next LT Pro" w:hAnsi="Avenir Next LT Pro"/><w:i/><w:color w:val="303030"/><w:sz w:val="20"/><w:szCs w:val="20"/></w:rPr></w:r><w:r><w:rPr><w:rFonts w:ascii="Avenir Next LT Pro" w:hAnsi="Avenir Next LT Pro"/><w:i/><w:color w:val="303030"/><w:sz w:val="20"/><w:szCs w:val="20"/></w:rPr></w:r></w:p><w:p><w:pPr><w:pStyle w:val="Ttulo1"/><w:numPr><w:ilvl w:val="0"/><w:numId w:val="5"/></w:numPr><w:spacing w:line="276" w:lineRule="auto"/><w:jc w:val="both"/><w:rPr><w:rFonts w:ascii="Avenir Next LT Pro" w:hAnsi="Avenir Next LT Pro" w:cstheme="minorHAnsi"/><w:bCs w:val="0"/><w:color w:val="303030"/><w:sz w:val="40"/><w:szCs w:val="20"/></w:rPr></w:pPr><w:bookmarkStart w:id="110" w:name="_Toc211423081"/><w:bookmarkStart w:id="111" w:name="_Toc215310873"/><w:r><w:rPr><w:rFonts w:ascii="Avenir Next LT Pro" w:hAnsi="Avenir Next LT Pro" w:cstheme="minorHAnsi"/><w:bCs w:val="0"/><w:color w:val="303030"/><w:sz w:val="40"/><w:szCs w:val="20"/></w:rPr><w:lastRenderedPageBreak/><w:t>CARACTERISTICAS DE LA MEDICIÓN</w:t></w:r><w:bookmarkEnd w:id="110"/><w:bookmarkEnd w:id="111"/></w:p><w:p><w:pPr><w:rPr><w:rFonts w:ascii="Avenir Next LT Pro" w:hAnsi="Avenir Next LT Pro"/><w:color w:val="303030"/></w:rPr></w:pPr></w:p><w:p><w:pPr><w:pStyle w:val="Ttulo2"/><w:numPr><w:ilvl w:val="1"/><w:numId w:val="9"/></w:numPr><w:rPr><w:rFonts w:ascii="Avenir Next LT Pro" w:hAnsi="Avenir Next LT Pro"/><w:color w:val="303030"/><w:sz w:val="28"/><w:szCs w:val="28"/></w:rPr></w:pPr><w:bookmarkStart w:id="112" w:name="_Toc23931130"/><w:bookmarkStart w:id="113" w:name="_Toc24487541"/><w:bookmarkStart w:id="114" w:name="_Toc24488630"/><w:bookmarkStart w:id="115" w:name="_Toc25304180"/><w:bookmarkStart w:id="116" w:name="_Toc211423082"/><w:bookmarkStart w:id="117" w:name="_Toc215310874"/><w:r><w:rPr><w:rFonts w:ascii="Avenir Next LT Pro" w:hAnsi="Avenir Next LT Pro"/><w:color w:val="303030"/><w:sz w:val="28"/><w:szCs w:val="28"/></w:rPr><w:t>Condiciones predominantes</w:t></w:r><w:bookmarkEnd w:id="112"/><w:bookmarkEnd w:id="113"/><w:bookmarkEnd w:id="114"/><w:bookmarkEnd w:id="115"/><w:bookmarkEnd w:id="116"/><w:bookmarkEnd w:id="117"/></w:p><w:p><w:pPr><w:jc w:val="both"/><w:rPr><w:rFonts w:ascii="Avenir Next LT Pro" w:hAnsi="Avenir Next LT Pro"/><w:color w:val="303030"/><w:sz w:val="22"/><w:szCs w:val="22"/></w:rPr></w:pPr></w:p><w:p><w:pPr><w:spacing w:line="360" w:lineRule="auto"/><w:jc w:val="both"/><w:rPr><w:rFonts w:ascii="Avenir Next LT Pro" w:hAnsi="Avenir Next LT Pro"/><w:color w:val="303030"/><w:szCs w:val="22"/></w:rPr></w:pPr><w:r><w:rPr><w:rFonts w:ascii="Avenir Next LT Pro" w:hAnsi="Avenir Next LT Pro" w:cstheme="minorHAnsi"/><w:b/><w:bCs/><w:color w:val="303030"/><w:sz w:val="22"/><w:szCs w:val="22"/></w:rPr><w:t>{contrato_los_servicios_de_servicios_de_ingenieria__1}</w:t></w:r><w:r><w:rPr><w:rFonts w:ascii="Avenir Next LT Pro" w:hAnsi="Avenir Next LT Pro"/><w:color w:val="303030"/><w:sz w:val="22"/><w:szCs w:val="22"/></w:rPr><w:t> fue objeto de evaluación de </w:t></w:r><w:r><w:rPr><w:rFonts w:ascii="Avenir Next LT Pro" w:hAnsi="Avenir Next LT Pro"/><w:color w:val="303030"/><w:sz w:val="22"/><w:szCs w:val="22"/></w:rPr><w:t>ruido intradomiciliario</w:t></w:r><w:r><w:rPr><w:rFonts w:ascii="Avenir Next LT Pro" w:hAnsi="Avenir Next LT Pro"/><w:color w:val="303030"/><w:sz w:val="22"/><w:szCs w:val="22"/></w:rPr><w:t> asociada al desarrollo de su actividad</w:t></w:r><w:r><w:rPr><w:rFonts w:ascii="Avenir Next LT Pro" w:hAnsi="Avenir Next LT Pro"/><w:color w:val="303030"/><w:sz w:val="22"/><w:szCs w:val="22"/></w:rPr><w:t> económica</w:t></w:r><w:r><w:rPr><w:rFonts w:ascii="Avenir Next LT Pro" w:hAnsi="Avenir Next LT Pro"/><w:color w:val="303030"/><w:sz w:val="22"/><w:szCs w:val="22"/></w:rPr><w:t>. </w:t></w:r><w:r><w:rPr><w:rFonts w:ascii="Avenir Next LT Pro" w:hAnsi="Avenir Next LT Pro" w:cstheme="minorHAnsi"/><w:color w:val="303030"/><w:sz w:val="22"/><w:szCs w:val="20"/></w:rPr><w:t>Para la fecha y hora de</w:t></w:r><w:r><w:rPr><w:rFonts w:ascii="Avenir Next LT Pro" w:hAnsi="Avenir Next LT Pro" w:cstheme="minorHAnsi"/><w:color w:val="303030"/><w:sz w:val="22"/><w:szCs w:val="20"/></w:rPr><w:t>l</w:t></w:r><w:r><w:rPr><w:rFonts w:ascii="Avenir Next LT Pro" w:hAnsi="Avenir Next LT Pro" w:cstheme="minorHAnsi"/><w:color w:val="303030"/><w:sz w:val="22"/><w:szCs w:val="20"/></w:rPr><w:t> monitoreo el comportamiento de las operaciones desarrolladas fue de manera normal y continua durante la jornada laboral</w:t></w:r><w:r><w:rPr><w:rFonts w:ascii="Avenir Next LT Pro" w:hAnsi="Avenir Next LT Pro" w:cstheme="minorHAnsi"/><w:color w:val="303030"/><w:sz w:val="22"/><w:szCs w:val="20"/></w:rPr><w:t>, </w:t></w:r><w:commentRangeStart w:id="118"/><w:r><w:rPr><w:rFonts w:ascii="Avenir Next LT Pro" w:hAnsi="Avenir Next LT Pro" w:cstheme="minorHAnsi"/><w:color w:val="303030"/><w:sz w:val="22"/><w:szCs w:val="20"/></w:rPr><w:t>{para_la_fecha_y_hora_del_monitoreo_el_comportamien_1}</w:t></w:r><w:commentRangeEnd w:id="118"/><w:r><w:rPr><w:rStyle w:val="Refdecomentario"/><w:rFonts w:ascii="Tahoma" w:hAnsi="Tahoma"/><w:szCs w:val="20"/><w:lang w:val="es-MX" w:eastAsia="es-MX"/></w:rPr><w:commentReference w:id="118"/></w:r><w:r><w:rPr><w:rFonts w:ascii="Avenir Next LT Pro" w:hAnsi="Avenir Next LT Pro" w:cstheme="minorHAnsi"/><w:color w:val="303030"/><w:sz w:val="22"/><w:szCs w:val="20"/></w:rPr><w:t>{l_monitoreo_el_comportamiento_de_las_operaciones_d_1}</w:t></w:r><w:r><w:rPr><w:rFonts w:ascii="Avenir Next LT Pro" w:hAnsi="Avenir Next LT Pro" w:cstheme="minorHAnsi"/><w:color w:val="303030"/><w:sz w:val="22"/><w:szCs w:val="20"/></w:rPr></w:r><w:r><w:rPr><w:rFonts w:ascii="Avenir Next LT Pro" w:hAnsi="Avenir Next LT Pro" w:cstheme="minorHAnsi"/><w:color w:val="303030"/><w:sz w:val="22"/><w:szCs w:val="20"/></w:rPr></w:r><w:r><w:rPr><w:rFonts w:ascii="Avenir Next LT Pro" w:hAnsi="Avenir Next LT Pro" w:cstheme="minorHAnsi"/><w:color w:val="303030"/><w:sz w:val="22"/><w:szCs w:val="20"/></w:rPr></w:r><w:r><w:rPr><w:rFonts w:ascii="Avenir Next LT Pro" w:hAnsi="Avenir Next LT Pro" w:cstheme="minorHAnsi"/><w:color w:val="303030"/><w:sz w:val="22"/><w:szCs w:val="20"/></w:rPr></w:r><w:r><w:rPr><w:rFonts w:ascii="Avenir Next LT Pro" w:hAnsi="Avenir Next LT Pro" w:cstheme="minorHAnsi"/><w:color w:val="303030"/><w:sz w:val="22"/><w:szCs w:val="20"/></w:rPr></w:r></w:p><w:p><w:pPr><w:rPr><w:rFonts w:ascii="Avenir Next LT Pro" w:hAnsi="Avenir Next LT Pro"/><w:color w:val="303030"/></w:rPr></w:pPr></w:p><w:p><w:pPr><w:pStyle w:val="Ttulo2"/><w:numPr><w:ilvl w:val="1"/><w:numId w:val="9"/></w:numPr><w:rPr><w:rFonts w:ascii="Avenir Next LT Pro" w:hAnsi="Avenir Next LT Pro"/><w:color w:val="303030"/><w:sz w:val="28"/><w:szCs w:val="28"/></w:rPr></w:pPr><w:bookmarkStart w:id="119" w:name="_Toc23931131"/><w:bookmarkStart w:id="120" w:name="_Toc24487542"/><w:bookmarkStart w:id="121" w:name="_Toc24488631"/><w:bookmarkStart w:id="122" w:name="_Toc25304181"/><w:bookmarkStart w:id="123" w:name="_Toc211423083"/><w:bookmarkStart w:id="124" w:name="_Toc215310875"/><w:r><w:rPr><w:rFonts w:ascii="Avenir Next LT Pro" w:hAnsi="Avenir Next LT Pro"/><w:color w:val="303030"/><w:sz w:val="28"/><w:szCs w:val="28"/></w:rPr><w:t>Condiciones atmosféricas</w:t></w:r><w:bookmarkEnd w:id="119"/><w:bookmarkEnd w:id="120"/><w:bookmarkEnd w:id="121"/><w:bookmarkEnd w:id="122"/><w:bookmarkEnd w:id="123"/><w:bookmarkEnd w:id="124"/></w:p><w:p><w:pPr><w:rPr><w:rFonts w:ascii="Avenir Next LT Pro" w:hAnsi="Avenir Next LT Pro"/><w:color w:val="303030"/></w:rPr></w:pPr></w:p><w:p><w:pPr><w:spacing w:line="360" w:lineRule="auto"/><w:jc w:val="both"/><w:rPr><w:rFonts w:ascii="Avenir Next LT Pro" w:hAnsi="Avenir Next LT Pro" w:cstheme="minorHAnsi"/><w:color w:val="303030"/><w:sz w:val="22"/><w:szCs w:val="22"/></w:rPr></w:pPr><w:r><w:rPr><w:rFonts w:ascii="Avenir Next LT Pro" w:hAnsi="Avenir Next LT Pro" w:cstheme="minorHAnsi"/><w:color w:val="303030"/><w:sz w:val="22"/><w:szCs w:val="22"/></w:rPr><w:t>El clima es el resultado de numerosos factores que actúan conjuntamente, los accidentes geográficos, como montañas y mares influyen decisivamente en sus características.</w:t></w:r><w:r><w:rPr><w:rFonts w:ascii="Avenir Next LT Pro" w:hAnsi="Avenir Next LT Pro" w:cstheme="minorHAnsi"/><w:color w:val="303030"/><w:sz w:val="22"/><w:szCs w:val="22"/></w:rPr><w:t> </w:t></w:r><w:r><w:rPr><w:rFonts w:ascii="Avenir Next LT Pro" w:hAnsi="Avenir Next LT Pro" w:cstheme="minorHAnsi"/><w:color w:val="303030"/><w:sz w:val="22"/><w:szCs w:val="22"/></w:rPr><w:t>Para determinar estas características, podemos considerar como esenciales un reducido grupo de elementos: la temperatura, la humedad, la presión atmosférica</w:t></w:r><w:r><w:rPr><w:rFonts w:ascii="Avenir Next LT Pro" w:hAnsi="Avenir Next LT Pro" w:cstheme="minorHAnsi"/><w:color w:val="303030"/><w:sz w:val="22"/><w:szCs w:val="22"/></w:rPr><w:t>.</w:t></w:r></w:p><w:p><w:pPr><w:spacing w:line="360" w:lineRule="auto"/><w:jc w:val="both"/><w:rPr><w:rFonts w:ascii="Avenir Next LT Pro" w:hAnsi="Avenir Next LT Pro" w:cstheme="minorHAnsi"/><w:color w:val="303030"/><w:sz w:val="22"/><w:szCs w:val="22"/></w:rPr></w:pPr></w:p><w:p><w:pPr><w:spacing w:line="360" w:lineRule="auto"/><w:jc w:val="both"/><w:rPr><w:rFonts w:ascii="Avenir Next LT Pro" w:hAnsi="Avenir Next LT Pro" w:cstheme="minorHAnsi"/><w:color w:val="303030"/><w:sz w:val="22"/><w:szCs w:val="22"/><w:lang w:eastAsia="zh-TW"/></w:rPr></w:pPr><w:r><w:rPr><w:rFonts w:ascii="Avenir Next LT Pro" w:hAnsi="Avenir Next LT Pro" w:cstheme="minorHAnsi"/><w:color w:val="303030"/><w:sz w:val="22"/><w:szCs w:val="22"/><w:lang w:eastAsia="zh-TW"/></w:rPr><w:t>De acuerdo con</w:t></w:r><w:r><w:rPr><w:rFonts w:ascii="Avenir Next LT Pro" w:hAnsi="Avenir Next LT Pro" w:cstheme="minorHAnsi"/><w:color w:val="303030"/><w:sz w:val="22"/><w:szCs w:val="22"/><w:lang w:eastAsia="zh-TW"/></w:rPr><w:t> lo establecido en la Resolución 0627 de 2006, Artículo 20 parágrafo </w:t></w:r><w:r><w:rPr><w:rFonts w:ascii="Avenir Next LT Pro" w:hAnsi="Avenir Next LT Pro" w:cstheme="minorHAnsi"/><w:color w:val="303030"/><w:sz w:val="22"/><w:szCs w:val="22"/><w:lang w:eastAsia="zh-TW"/></w:rPr><w:t>I, la</w:t></w:r><w:r><w:rPr><w:rFonts w:ascii="Avenir Next LT Pro" w:hAnsi="Avenir Next LT Pro" w:cstheme="minorHAnsi"/><w:color w:val="303030"/><w:sz w:val="22"/><w:szCs w:val="22"/><w:lang w:eastAsia="zh-TW"/></w:rPr><w:t> velocidad del viento se debe medir utilizando</w:t></w:r><w:r><w:rPr><w:rFonts w:ascii="Avenir Next LT Pro" w:hAnsi="Avenir Next LT Pro" w:cstheme="minorHAnsi"/><w:color w:val="303030"/><w:sz w:val="22"/><w:szCs w:val="22"/><w:lang w:eastAsia="zh-TW"/></w:rPr><w:t> </w:t></w:r><w:r><w:rPr><w:rFonts w:ascii="Avenir Next LT Pro" w:hAnsi="Avenir Next LT Pro" w:cstheme="minorHAnsi"/><w:color w:val="303030"/><w:sz w:val="22"/><w:szCs w:val="22"/><w:lang w:eastAsia="zh-TW"/></w:rPr><w:t>un </w:t></w:r><w:r><w:rPr><w:rFonts w:ascii="Avenir Next LT Pro" w:hAnsi="Avenir Next LT Pro"/><w:color w:val="303030"/><w:sz w:val="22"/><w:szCs w:val="22"/><w:lang w:eastAsia="es-MX"/></w:rPr><w:t>(</w:t></w:r><w:r><w:rPr><w:rFonts w:ascii="Avenir Next LT Pro" w:hAnsi="Avenir Next LT Pro"/><w:color w:val="303030"/><w:sz w:val="22"/><w:szCs w:val="22"/><w:lang w:eastAsia="es-MX"/></w:rPr><w:t>{i_la_velocidad_del_viento_se_debe_medir_utilizando_1}</w:t></w:r><w:r><w:rPr><w:rFonts w:ascii="Avenir Next LT Pro" w:hAnsi="Avenir Next LT Pro" w:cstheme="minorHAnsi"/><w:color w:val="303030"/><w:sz w:val="22"/><w:szCs w:val="22"/><w:lang w:eastAsia="zh-TW"/></w:rPr></w:r><w:r><w:rPr><w:rFonts w:ascii="Avenir Next LT Pro" w:hAnsi="Avenir Next LT Pro" w:cstheme="minorHAnsi"/><w:color w:val="303030"/><w:sz w:val="22"/><w:szCs w:val="22"/><w:lang w:eastAsia="zh-TW"/></w:rPr><w:t> </w:t></w:r><w:r><w:rPr><w:rFonts w:ascii="Avenir Next LT Pro" w:hAnsi="Avenir Next LT Pro" w:cstheme="minorHAnsi"/><w:color w:val="303030"/><w:sz w:val="22"/><w:szCs w:val="22"/><w:lang w:eastAsia="zh-TW"/></w:rPr><w:t>si esta es mayor a 3 m/s, se debe utilizar una pantalla </w:t></w:r><w:r><w:rPr><w:rFonts w:ascii="Avenir Next LT Pro" w:hAnsi="Avenir Next LT Pro" w:cstheme="minorHAnsi"/><w:color w:val="303030"/><w:sz w:val="22"/><w:szCs w:val="22"/><w:lang w:eastAsia="zh-TW"/></w:rPr><w:t>anti-viento</w:t></w:r><w:r><w:rPr><w:rFonts w:ascii="Avenir Next LT Pro" w:hAnsi="Avenir Next LT Pro" w:cstheme="minorHAnsi"/><w:color w:val="303030"/><w:sz w:val="22"/><w:szCs w:val="22"/><w:lang w:eastAsia="zh-TW"/></w:rPr><w:t> adecuada de acuerdo con la velocidad del viento medido, y aplicar la respectiva corrección de acuerdo con las curvas de respuesta que el fabricante de las pantallas </w:t></w:r><w:r><w:rPr><w:rFonts w:ascii="Avenir Next LT Pro" w:hAnsi="Avenir Next LT Pro" w:cstheme="minorHAnsi"/><w:color w:val="303030"/><w:sz w:val="22"/><w:szCs w:val="22"/><w:lang w:eastAsia="zh-TW"/></w:rPr><w:t>anti-viento</w:t></w:r><w:r><w:rPr><w:rFonts w:ascii="Avenir Next LT Pro" w:hAnsi="Avenir Next LT Pro" w:cstheme="minorHAnsi"/><w:color w:val="303030"/><w:sz w:val="22"/><w:szCs w:val="22"/><w:lang w:eastAsia="zh-TW"/></w:rPr><w:t> y micrófonos suministra.</w:t></w:r><w:r><w:rPr><w:rFonts w:ascii="Avenir Next LT Pro" w:hAnsi="Avenir Next LT Pro" w:cstheme="minorHAnsi"/><w:color w:val="303030"/><w:sz w:val="22"/><w:szCs w:val="22"/><w:lang w:eastAsia="zh-TW"/></w:rPr><w:t> </w:t></w:r></w:p><w:p><w:pPr><w:spacing w:line="360" w:lineRule="auto"/><w:jc w:val="both"/><w:rPr><w:rFonts w:ascii="Avenir Next LT Pro" w:hAnsi="Avenir Next LT Pro" w:cstheme="minorHAnsi"/><w:color w:val="303030"/><w:sz w:val="22"/><w:szCs w:val="22"/><w:lang w:eastAsia="zh-TW"/></w:rPr></w:pPr></w:p><w:p><w:pPr><w:pStyle w:val="Ttulo3"/><w:keepLines/><w:spacing w:before="40" w:line="360" w:lineRule="auto"/><w:ind w:left="708"/><w:jc w:val="both"/><w:rPr><w:rFonts w:ascii="Avenir Next LT Pro" w:hAnsi="Avenir Next LT Pro" w:cs="Calibri"/><w:color w:val="303030"/><w:sz w:val="24"/><w:szCs w:val="24"/><w:lang w:val="es-CO"/></w:rPr></w:pPr><w:bookmarkStart w:id="125" w:name="_Toc80991989"/><w:bookmarkStart w:id="126" w:name="_Toc103269755"/><w:bookmarkStart w:id="127" w:name="_Toc111669915"/><w:r><w:rPr><w:rFonts w:ascii="Avenir Next LT Pro" w:hAnsi="Avenir Next LT Pro" w:cs="Calibri"/><w:color w:val="303030"/><w:sz w:val="24"/><w:szCs w:val="24"/><w:lang w:val="es-CO"/></w:rPr><w:t>4.2.1 La temperatura</w:t></w:r><w:bookmarkEnd w:id="125"/><w:bookmarkEnd w:id="126"/><w:bookmarkEnd w:id="127"/></w:p><w:p><w:pPr><w:spacing w:after="240" w:line="360" w:lineRule="auto"/><w:jc w:val="both"/><w:rPr><w:rFonts w:ascii="Avenir Next LT Pro" w:hAnsi="Avenir Next LT Pro" w:cs="Calibri"/><w:color w:val="303030"/><w:sz w:val="22"/><w:szCs w:val="22"/></w:rPr></w:pPr><w:r><w:rPr><w:rFonts w:ascii="Avenir Next LT Pro" w:hAnsi="Avenir Next LT Pro" w:cs="Calibri"/><w:color w:val="303030"/><w:sz w:val="22"/><w:szCs w:val="22"/></w:rPr><w:t>La temperatura atmosférica es un indicador de la cantidad de energía calorífica acumulada en el aire; la temperatura del aire suele medirse en escala Celsius (°C), y para ello, se usa el termómetro como instrumento de medición. La temperatura depende de diversos factores, por ejemplo, la inclinación de los rayos solares, el tipo de sustratos, la dirección y fuerza del viento, la latitud, la altura sobre el nivel del mar, la proximidad de masas de agua, entre otros factores.</w:t></w:r></w:p><w:p><w:pPr><w:pStyle w:val="Ttulo3"/><w:spacing w:line="360" w:lineRule="auto"/><w:ind w:left="708"/><w:jc w:val="both"/><w:rPr><w:rFonts w:ascii="Avenir Next LT Pro" w:hAnsi="Avenir Next LT Pro" w:cs="Calibri"/><w:color w:val="303030"/><w:sz w:val="24"/><w:szCs w:val="24"/><w:lang w:val="es-CO"/></w:rPr></w:pPr><w:bookmarkStart w:id="128" w:name="_Toc80991990"/><w:bookmarkStart w:id="129" w:name="_Toc103269756"/><w:bookmarkStart w:id="130" w:name="_Toc111669916"/><w:r><w:rPr><w:rFonts w:ascii="Avenir Next LT Pro" w:hAnsi="Avenir Next LT Pro" w:cs="Calibri"/><w:color w:val="303030"/><w:sz w:val="24"/><w:szCs w:val="24"/><w:lang w:val="es-CO"/></w:rPr><w:lastRenderedPageBreak/><w:t>4.2.2. Humedad en el aire</w:t></w:r><w:bookmarkEnd w:id="128"/><w:bookmarkEnd w:id="129"/><w:bookmarkEnd w:id="130"/></w:p><w:p><w:pPr><w:spacing w:line="360" w:lineRule="auto"/><w:jc w:val="both"/><w:rPr><w:rFonts w:ascii="Avenir Next LT Pro" w:hAnsi="Avenir Next LT Pro" w:cs="Calibri"/><w:color w:val="303030"/><w:sz w:val="22"/><w:szCs w:val="22"/></w:rPr></w:pPr><w:r><w:rPr><w:rFonts w:ascii="Avenir Next LT Pro" w:hAnsi="Avenir Next LT Pro" w:cs="Calibri"/><w:color w:val="303030"/><w:sz w:val="22"/><w:szCs w:val="22"/></w:rPr><w:t>La humedad indica la cantidad de vapor de agua presente en el aire. Según las relaciones psicométricas, la humedad del aire está relacionada con la temperatura ambiente y la presión atmosférica del lugar de medición.</w:t></w:r></w:p><w:p><w:pPr><w:pStyle w:val="Ttulo3"/><w:spacing w:line="360" w:lineRule="auto"/><w:ind w:left="708"/><w:jc w:val="both"/><w:rPr><w:rFonts w:ascii="Avenir Next LT Pro" w:hAnsi="Avenir Next LT Pro" w:cs="Calibri"/><w:color w:val="303030"/><w:sz w:val="24"/><w:szCs w:val="24"/><w:lang w:val="es-CO"/></w:rPr></w:pPr><w:r><w:rPr><w:rFonts w:ascii="Avenir Next LT Pro" w:hAnsi="Avenir Next LT Pro" w:cs="Calibri"/><w:color w:val="303030"/><w:sz w:val="24"/><w:szCs w:val="24"/><w:lang w:val="es-CO"/></w:rPr><w:t>4.2.3 La precipitación </w:t></w:r></w:p><w:p><w:pPr><w:spacing w:line="360" w:lineRule="auto"/><w:jc w:val="both"/><w:rPr><w:rFonts w:ascii="Avenir Next LT Pro" w:hAnsi="Avenir Next LT Pro" w:cs="Calibri"/><w:color w:val="303030"/><w:sz w:val="22"/><w:szCs w:val="22"/></w:rPr></w:pPr><w:r><w:rPr><w:rFonts w:ascii="Avenir Next LT Pro" w:hAnsi="Avenir Next LT Pro" w:cs="Calibri"/><w:color w:val="303030"/><w:sz w:val="22"/><w:szCs w:val="22"/></w:rPr><w:t>La precipitación es cualquier forma de hidrometeoro, conformado de partículas acuosas de forma sólida o líquida que caen de las nubes y llegan al suelo. Existen varios tipos de precipitación dependiendo de la cantidad o forma en que caen las partículas, el diámetro se halla generalmente comprendido entre 0,5 y 7 mm, (1 mm de precipitación es la lámina que alcanzaría un litro de agua sobre una superficie de un metro cuadrado, sin que se evapore o percole), y caen a una velocidad del orden de los 3 m/s. Dependiendo del tamaño de las gotas que lleguen al suelo y de cómo caigan existen distintos tipos de precipitación líquida: llovizna (gotas pequeñas que caen uniformemente), chubasco (gotas de mayor tamaño y que caen de forma violenta e intensa). La intensidad de la precipitación es la razón del incremento de la altura que alcanza la lluvia respecto al tiempo, se clasifica en ligera (2.5mm/hr o menos), moderada (2.5 a 7.5 mm/hr) y fuerte (mayor a 7.5 mm/hr) según corresponda. </w:t></w:r></w:p><w:p><w:pPr><w:pStyle w:val="Ttulo3"/><w:spacing w:line="360" w:lineRule="auto"/><w:ind w:left="708"/><w:jc w:val="both"/><w:rPr><w:rFonts w:ascii="Avenir Next LT Pro" w:hAnsi="Avenir Next LT Pro" w:cs="Calibri"/><w:b w:val="0"/><w:bCs w:val="0"/><w:color w:val="303030"/><w:sz w:val="24"/><w:szCs w:val="24"/><w:lang w:val="es-CO"/></w:rPr></w:pPr><w:bookmarkStart w:id="131" w:name="_Toc80991991"/><w:bookmarkStart w:id="132" w:name="_Toc103269757"/><w:bookmarkStart w:id="133" w:name="_Toc111669917"/><w:r><w:rPr><w:rFonts w:ascii="Avenir Next LT Pro" w:hAnsi="Avenir Next LT Pro" w:cs="Calibri"/><w:color w:val="303030"/><w:sz w:val="24"/><w:szCs w:val="24"/><w:lang w:val="es-CO"/></w:rPr><w:t>4.2.</w:t></w:r><w:r><w:rPr><w:rFonts w:ascii="Avenir Next LT Pro" w:hAnsi="Avenir Next LT Pro" w:cs="Calibri"/><w:color w:val="303030"/><w:sz w:val="24"/><w:szCs w:val="24"/><w:lang w:val="es-CO"/></w:rPr><w:t>4</w:t></w:r><w:r><w:rPr><w:rFonts w:ascii="Avenir Next LT Pro" w:hAnsi="Avenir Next LT Pro" w:cs="Calibri"/><w:color w:val="303030"/><w:sz w:val="24"/><w:szCs w:val="24"/><w:lang w:val="es-CO"/></w:rPr><w:t> Presión atmosférica</w:t></w:r><w:bookmarkEnd w:id="131"/><w:bookmarkEnd w:id="132"/><w:bookmarkEnd w:id="133"/></w:p><w:p><w:pPr><w:spacing w:line="360" w:lineRule="auto"/><w:jc w:val="both"/><w:rPr><w:rFonts w:ascii="Avenir Next LT Pro" w:hAnsi="Avenir Next LT Pro" w:cs="Calibri"/><w:color w:val="303030"/><w:sz w:val="22"/><w:szCs w:val="22"/></w:rPr></w:pPr><w:r><w:rPr><w:rFonts w:ascii="Avenir Next LT Pro" w:hAnsi="Avenir Next LT Pro" w:cs="Calibri"/><w:color w:val="303030"/><w:sz w:val="22"/><w:szCs w:val="22"/></w:rPr><w:t>La presión atmosférica es el peso del aire por unidad de superficie. El cual es ejercido en todas las direcciones</w:t></w:r><w:sdt><w:sdtPr><w:rPr><w:rFonts w:ascii="Avenir Next LT Pro" w:hAnsi="Avenir Next LT Pro" w:cs="Calibri"/><w:color w:val="303030"/><w:sz w:val="22"/><w:szCs w:val="22"/></w:rPr><w:id w:val="-1750811534"/><w:citation/></w:sdtPr><w:sdtContent><w:r><w:rPr><w:rFonts w:ascii="Avenir Next LT Pro" w:hAnsi="Avenir Next LT Pro" w:cs="Calibri"/><w:color w:val="303030"/><w:sz w:val="22"/><w:szCs w:val="22"/></w:rPr><w:fldChar w:fldCharType="begin"/></w:r><w:r><w:rPr><w:rFonts w:ascii="Avenir Next LT Pro" w:hAnsi="Avenir Next LT Pro" w:cs="Calibri"/><w:color w:val="303030"/><w:sz w:val="22"/><w:szCs w:val="22"/></w:rPr><w:instrText xml:space="preserve"> CITATION Rom17 \l 9226 </w:instrText></w:r><w:r><w:rPr><w:rFonts w:ascii="Avenir Next LT Pro" w:hAnsi="Avenir Next LT Pro" w:cs="Calibri"/><w:color w:val="303030"/><w:sz w:val="22"/><w:szCs w:val="22"/></w:rPr><w:fldChar w:fldCharType="separate"/></w:r><w:r><w:rPr><w:rFonts w:ascii="Avenir Next LT Pro" w:hAnsi="Avenir Next LT Pro" w:cs="Calibri"/><w:noProof/><w:color w:val="303030"/><w:sz w:val="22"/><w:szCs w:val="22"/></w:rPr><w:t> (Román, 2017)</w:t></w:r><w:r><w:rPr><w:rFonts w:ascii="Avenir Next LT Pro" w:hAnsi="Avenir Next LT Pro" w:cs="Calibri"/><w:color w:val="303030"/><w:sz w:val="22"/><w:szCs w:val="22"/></w:rPr><w:fldChar w:fldCharType="end"/></w:r></w:sdtContent></w:sdt><w:r><w:rPr><w:rFonts w:ascii="Avenir Next LT Pro" w:hAnsi="Avenir Next LT Pro" w:cs="Calibri"/><w:color w:val="303030"/><w:sz w:val="22"/><w:szCs w:val="22"/></w:rPr><w:t>. </w:t></w:r></w:p><w:p><w:pPr><w:pStyle w:val="Ttulo3"/><w:spacing w:line="360" w:lineRule="auto"/><w:ind w:left="708"/><w:jc w:val="both"/><w:rPr><w:rFonts w:ascii="Avenir Next LT Pro" w:hAnsi="Avenir Next LT Pro" w:cs="Calibri"/><w:color w:val="303030"/><w:sz w:val="24"/><w:szCs w:val="24"/><w:lang w:val="es-CO"/></w:rPr></w:pPr><w:bookmarkStart w:id="134" w:name="_Toc80991992"/><w:bookmarkStart w:id="135" w:name="_Toc103269758"/><w:bookmarkStart w:id="136" w:name="_Toc111669918"/><w:r><w:rPr><w:rFonts w:ascii="Avenir Next LT Pro" w:hAnsi="Avenir Next LT Pro" w:cs="Calibri"/><w:color w:val="303030"/><w:sz w:val="24"/><w:szCs w:val="24"/><w:lang w:val="es-CO"/></w:rPr><w:t>4.2.</w:t></w:r><w:r><w:rPr><w:rFonts w:ascii="Avenir Next LT Pro" w:hAnsi="Avenir Next LT Pro" w:cs="Calibri"/><w:color w:val="303030"/><w:sz w:val="24"/><w:szCs w:val="24"/><w:lang w:val="es-CO"/></w:rPr><w:t>5</w:t></w:r><w:r><w:rPr><w:rFonts w:ascii="Avenir Next LT Pro" w:hAnsi="Avenir Next LT Pro" w:cs="Calibri"/><w:color w:val="303030"/><w:sz w:val="24"/><w:szCs w:val="24"/><w:lang w:val="es-CO"/></w:rPr><w:t> Vientos</w:t></w:r><w:bookmarkEnd w:id="134"/><w:bookmarkEnd w:id="135"/><w:bookmarkEnd w:id="136"/></w:p><w:p><w:pPr><w:spacing w:after="240" w:line="360" w:lineRule="auto"/><w:jc w:val="both"/><w:rPr><w:rFonts w:ascii="Avenir Next LT Pro" w:hAnsi="Avenir Next LT Pro" w:cs="Calibri"/><w:color w:val="303030"/><w:sz w:val="22"/><w:szCs w:val="22"/></w:rPr></w:pPr><w:r><w:rPr><w:rFonts w:ascii="Avenir Next LT Pro" w:hAnsi="Avenir Next LT Pro" w:cs="Calibri"/><w:color w:val="303030"/><w:sz w:val="22"/><w:szCs w:val="22"/></w:rPr><w:t>El viento hace referencia al movimiento del aire de una zona a otra. Existen diferentes causas que provocan la existencia del viento, pero normalmente es originado cuando entre dos puntos se establece cierta diferencia de presión o temperatura. La velocidad del viento tiene diversas unidades de medida en las que se encuentra Kilómetros por hora (km/h), metros por segundo (m/s), nudos. </w:t></w:r><w:sdt><w:sdtPr><w:rPr><w:rFonts w:ascii="Avenir Next LT Pro" w:hAnsi="Avenir Next LT Pro" w:cs="Calibri"/><w:color w:val="303030"/><w:sz w:val="22"/><w:szCs w:val="22"/></w:rPr><w:id w:val="-2142189886"/><w:citation/></w:sdtPr><w:sdtContent><w:r><w:rPr><w:rFonts w:ascii="Avenir Next LT Pro" w:hAnsi="Avenir Next LT Pro" w:cs="Calibri"/><w:color w:val="303030"/><w:sz w:val="22"/><w:szCs w:val="22"/></w:rPr><w:fldChar w:fldCharType="begin"/></w:r><w:r><w:rPr><w:rFonts w:ascii="Avenir Next LT Pro" w:hAnsi="Avenir Next LT Pro" w:cs="Calibri"/><w:color w:val="303030"/><w:sz w:val="22"/><w:szCs w:val="22"/></w:rPr><w:instrText xml:space="preserve"> CITATION Rom17 \l 9226 </w:instrText></w:r><w:r><w:rPr><w:rFonts w:ascii="Avenir Next LT Pro" w:hAnsi="Avenir Next LT Pro" w:cs="Calibri"/><w:color w:val="303030"/><w:sz w:val="22"/><w:szCs w:val="22"/></w:rPr><w:fldChar w:fldCharType="separate"/></w:r><w:r><w:rPr><w:rFonts w:ascii="Avenir Next LT Pro" w:hAnsi="Avenir Next LT Pro" w:cs="Calibri"/><w:noProof/><w:color w:val="303030"/><w:sz w:val="22"/><w:szCs w:val="22"/></w:rPr><w:t>(Román, 2017)</w:t></w:r><w:r><w:rPr><w:rFonts w:ascii="Avenir Next LT Pro" w:hAnsi="Avenir Next LT Pro" w:cs="Calibri"/><w:color w:val="303030"/><w:sz w:val="22"/><w:szCs w:val="22"/></w:rPr><w:fldChar w:fldCharType="end"/></w:r></w:sdtContent></w:sdt><w:r><w:rPr><w:rFonts w:ascii="Avenir Next LT Pro" w:hAnsi="Avenir Next LT Pro" w:cs="Calibri"/><w:color w:val="303030"/><w:sz w:val="22"/><w:szCs w:val="22"/></w:rPr><w:t>.</w:t></w:r></w:p><w:p><w:pPr><w:spacing w:line="360" w:lineRule="auto"/><w:jc w:val="both"/><w:rPr><w:rFonts w:ascii="Avenir Next LT Pro" w:hAnsi="Avenir Next LT Pro" w:cs="Calibri"/><w:color w:val="303030"/><w:sz w:val="22"/><w:szCs w:val="22"/></w:rPr></w:pPr><w:r><w:rPr><w:rFonts w:ascii="Avenir Next LT Pro" w:hAnsi="Avenir Next LT Pro" w:cs="Calibri"/><w:color w:val="303030"/><w:sz w:val="22"/><w:szCs w:val="22"/></w:rPr><w:t>Las condiciones atmosféricas reportadas fueron registradas por </w:t></w:r><w:r><w:rPr><w:rFonts w:ascii="Avenir Next LT Pro" w:hAnsi="Avenir Next LT Pro" w:cs="Calibri"/><w:color w:val="303030"/><w:sz w:val="22"/><w:szCs w:val="22"/></w:rPr><w:t>{las_condiciones_atmosfericas_reportadas_fueron_reg_1}</w:t></w:r><w:r><w:rPr><w:rFonts w:ascii="Avenir Next LT Pro" w:hAnsi="Avenir Next LT Pro" w:cs="Calibri"/><w:color w:val="303030"/><w:sz w:val="22"/><w:szCs w:val="22"/></w:rPr><w:t>, la cual se</w:t></w:r><w:r><w:rPr><w:rFonts w:ascii="Avenir Next LT Pro" w:hAnsi="Avenir Next LT Pro" w:cs="Calibri"/><w:color w:val="303030"/><w:sz w:val="22"/><w:szCs w:val="22"/></w:rPr><w:t> encuentra ubicada en el </w:t></w:r><w:commentRangeStart w:id="137"/><w:r><w:rPr><w:rFonts w:ascii="Avenir Next LT Pro" w:hAnsi="Avenir Next LT Pro" w:cs="Calibri"/><w:color w:val="303030"/><w:sz w:val="22"/><w:szCs w:val="22"/></w:rPr><w:t>{las_condiciones_atmosfericas_reportadas_fueron_reg_2}</w:t></w:r><w:commentRangeEnd w:id="137"/><w:r><w:rPr><w:rStyle w:val="Refdecomentario"/><w:rFonts w:ascii="Tahoma" w:hAnsi="Tahoma"/><w:szCs w:val="20"/><w:lang w:val="es-MX" w:eastAsia="es-MX"/></w:rPr></w:r><w:r><w:rPr><w:rFonts w:ascii="Avenir Next LT Pro" w:hAnsi="Avenir Next LT Pro" w:cs="Calibri"/><w:color w:val="303030"/><w:sz w:val="22"/><w:szCs w:val="22"/></w:rPr></w:r><w:r><w:rPr><w:rFonts w:ascii="Avenir Next LT Pro" w:hAnsi="Avenir Next LT Pro" w:cs="Calibri"/><w:color w:val="303030"/><w:sz w:val="22"/><w:szCs w:val="22"/></w:rPr><w:t>El registro de </w:t></w:r><w:r><w:rPr><w:rFonts w:ascii="Avenir Next LT Pro" w:hAnsi="Avenir Next LT Pro" w:cs="Calibri"/><w:color w:val="303030"/><w:sz w:val="22"/><w:szCs w:val="22"/></w:rPr><w:lastRenderedPageBreak/><w:t>las diferentes variables atmosféricas se reporta en la</w:t></w:r><w:r><w:rPr><w:rFonts w:ascii="Avenir Next LT Pro" w:hAnsi="Avenir Next LT Pro" w:cs="Calibri"/><w:color w:val="303030"/><w:sz w:val="22"/><w:szCs w:val="22"/></w:rPr><w:t> </w:t></w:r><w:r><w:rPr><w:rFonts w:ascii="Avenir Next LT Pro" w:hAnsi="Avenir Next LT Pro" w:cs="Calibri"/><w:b/><w:color w:val="303030"/><w:sz w:val="22"/><w:szCs w:val="22"/></w:rPr><w:fldChar w:fldCharType="begin"/></w:r><w:r><w:rPr><w:rFonts w:ascii="Avenir Next LT Pro" w:hAnsi="Avenir Next LT Pro" w:cs="Calibri"/><w:b/><w:color w:val="303030"/><w:sz w:val="22"/><w:szCs w:val="22"/></w:rPr><w:instrText xml:space="preserve"> REF _Ref112600244 \h  \* MERGEFORMAT </w:instrText></w:r><w:r><w:rPr><w:rFonts w:ascii="Avenir Next LT Pro" w:hAnsi="Avenir Next LT Pro" w:cs="Calibri"/><w:b/><w:color w:val="303030"/><w:sz w:val="22"/><w:szCs w:val="22"/></w:rPr></w:r><w:r><w:rPr><w:rFonts w:ascii="Avenir Next LT Pro" w:hAnsi="Avenir Next LT Pro" w:cs="Calibri"/><w:b/><w:color w:val="303030"/><w:sz w:val="22"/><w:szCs w:val="22"/></w:rPr><w:fldChar w:fldCharType="separate"/></w:r><w:r><w:rPr><w:rFonts w:ascii="Avenir Next LT Pro" w:hAnsi="Avenir Next LT Pro" w:cstheme="minorHAnsi"/><w:b/><w:color w:val="303030"/><w:sz w:val="22"/><w:szCs w:val="22"/></w:rPr><w:t>Tabla </w:t></w:r><w:r><w:rPr><w:rFonts w:ascii="Avenir Next LT Pro" w:hAnsi="Avenir Next LT Pro" w:cstheme="minorHAnsi"/><w:b/><w:noProof/><w:color w:val="303030"/><w:sz w:val="22"/><w:szCs w:val="22"/></w:rPr><w:t>7</w:t></w:r><w:r><w:rPr><w:rFonts w:ascii="Avenir Next LT Pro" w:hAnsi="Avenir Next LT Pro" w:cs="Calibri"/><w:b/><w:color w:val="303030"/><w:sz w:val="22"/><w:szCs w:val="22"/></w:rPr><w:fldChar w:fldCharType="end"/></w:r><w:r><w:rPr><w:rFonts w:ascii="Avenir Next LT Pro" w:hAnsi="Avenir Next LT Pro" w:cs="Calibri"/><w:b/><w:bCs/><w:color w:val="303030"/><w:sz w:val="22"/><w:szCs w:val="22"/></w:rPr><w:t> </w:t></w:r><w:r><w:rPr><w:rFonts w:ascii="Avenir Next LT Pro" w:hAnsi="Avenir Next LT Pro" w:cs="Calibri"/><w:color w:val="303030"/><w:sz w:val="22"/><w:szCs w:val="22"/></w:rPr><w:t>y en la</w:t></w:r><w:r><w:rPr><w:rFonts w:ascii="Avenir Next LT Pro" w:hAnsi="Avenir Next LT Pro" w:cs="Calibri"/><w:color w:val="303030"/><w:sz w:val="22"/><w:szCs w:val="22"/></w:rPr><w:t> </w:t></w:r><w:r><w:rPr><w:rFonts w:ascii="Avenir Next LT Pro" w:hAnsi="Avenir Next LT Pro" w:cs="Calibri"/><w:b/><w:color w:val="303030"/><w:sz w:val="22"/><w:szCs w:val="22"/></w:rPr><w:fldChar w:fldCharType="begin"/></w:r><w:r><w:rPr><w:rFonts w:ascii="Avenir Next LT Pro" w:hAnsi="Avenir Next LT Pro" w:cs="Calibri"/><w:b/><w:color w:val="303030"/><w:sz w:val="22"/><w:szCs w:val="22"/></w:rPr><w:instrText xml:space="preserve"> REF _Ref112600257 \h  \* MERGEFORMAT </w:instrText></w:r><w:r><w:rPr><w:rFonts w:ascii="Avenir Next LT Pro" w:hAnsi="Avenir Next LT Pro" w:cs="Calibri"/><w:b/><w:color w:val="303030"/><w:sz w:val="22"/><w:szCs w:val="22"/></w:rPr></w:r><w:r><w:rPr><w:rFonts w:ascii="Avenir Next LT Pro" w:hAnsi="Avenir Next LT Pro" w:cs="Calibri"/><w:b/><w:color w:val="303030"/><w:sz w:val="22"/><w:szCs w:val="22"/></w:rPr><w:fldChar w:fldCharType="separate"/></w:r><w:r><w:rPr><w:rFonts w:ascii="Avenir Next LT Pro" w:hAnsi="Avenir Next LT Pro" w:cstheme="minorHAnsi"/><w:b/><w:color w:val="303030"/><w:sz w:val="22"/><w:szCs w:val="22"/></w:rPr><w:t>Tabla </w:t></w:r><w:r><w:rPr><w:rFonts w:ascii="Avenir Next LT Pro" w:hAnsi="Avenir Next LT Pro" w:cstheme="minorHAnsi"/><w:b/><w:noProof/><w:color w:val="303030"/><w:sz w:val="22"/><w:szCs w:val="22"/></w:rPr><w:t>8</w:t></w:r><w:r><w:rPr><w:rFonts w:ascii="Avenir Next LT Pro" w:hAnsi="Avenir Next LT Pro" w:cs="Calibri"/><w:b/><w:color w:val="303030"/><w:sz w:val="22"/><w:szCs w:val="22"/></w:rPr><w:fldChar w:fldCharType="end"/></w:r><w:r><w:rPr><w:rFonts w:ascii="Avenir Next LT Pro" w:hAnsi="Avenir Next LT Pro" w:cs="Calibri"/><w:color w:val="303030"/><w:sz w:val="22"/><w:szCs w:val="22"/></w:rPr><w:t>, se observa la velocidad del viento</w:t></w:r><w:r><w:rPr><w:rFonts w:ascii="Avenir Next LT Pro" w:hAnsi="Avenir Next LT Pro" w:cs="Calibri"/><w:color w:val="303030"/><w:sz w:val="22"/><w:szCs w:val="22"/></w:rPr><w:t>, </w:t></w:r><w:r><w:rPr><w:rFonts w:ascii="Avenir Next LT Pro" w:hAnsi="Avenir Next LT Pro" w:cs="Calibri"/><w:color w:val="303030"/><w:sz w:val="22"/><w:szCs w:val="22"/></w:rPr><w:t>la cual fue medida con un (</w:t></w:r><w:r><w:rPr><w:rFonts w:ascii="Avenir Next LT Pro" w:hAnsi="Avenir Next LT Pro" w:cs="Calibri"/><w:color w:val="303030"/><w:sz w:val="22"/><w:szCs w:val="22"/></w:rPr><w:t>{8_se_observa_la_velocidad_del_viento_la_cual_fue_m_1}</w:t></w:r><w:r><w:rPr><w:rFonts w:ascii="Avenir Next LT Pro" w:hAnsi="Avenir Next LT Pro" w:cs="Calibri"/><w:color w:val="303030"/><w:sz w:val="22"/><w:szCs w:val="22"/></w:rPr><w:t>) durante la etapa de campo.</w:t></w:r></w:p><w:p><w:pPr><w:pStyle w:val="Descripcin"/><w:spacing w:before="0" w:after="0"/><w:jc w:val="center"/><w:rPr><w:rFonts w:ascii="Avenir Next LT Pro" w:hAnsi="Avenir Next LT Pro" w:cstheme="minorHAnsi"/><w:color w:val="303030"/><w:szCs w:val="22"/><w:lang w:val="es-CO"/></w:rPr></w:pPr><w:bookmarkStart w:id="138" w:name="_Ref112600244"/><w:bookmarkStart w:id="139" w:name="_Toc534961089"/><w:bookmarkStart w:id="140" w:name="_Toc209532334"/><w:r><w:rPr><w:rFonts w:ascii="Avenir Next LT Pro" w:hAnsi="Avenir Next LT Pro" w:cstheme="minorHAnsi"/><w:color w:val="303030"/><w:szCs w:val="22"/><w:lang w:val="es-CO"/></w:rPr><w:t>{var_9}</w:t></w:r><w:bookmarkStart w:id="141" w:name="TABLA9"/><w:r><w:rPr><w:rFonts w:ascii="Avenir Next LT Pro" w:hAnsi="Avenir Next LT Pro" w:cstheme="minorHAnsi"/><w:color w:val="303030"/><w:szCs w:val="22"/><w:lang w:val="es-CO"/></w:rPr></w:r><w:r><w:rPr><w:rFonts w:ascii="Avenir Next LT Pro" w:hAnsi="Avenir Next LT Pro" w:cstheme="minorHAnsi"/><w:color w:val="303030"/><w:szCs w:val="22"/><w:lang w:val="es-CO"/></w:rPr></w:r><w:r><w:rPr><w:rFonts w:ascii="Avenir Next LT Pro" w:hAnsi="Avenir Next LT Pro" w:cstheme="minorHAnsi"/><w:color w:val="303030"/><w:szCs w:val="22"/><w:lang w:val="es-CO"/></w:rPr></w:r><w:r><w:rPr><w:rFonts w:ascii="Avenir Next LT Pro" w:hAnsi="Avenir Next LT Pro" w:cstheme="minorHAnsi"/><w:noProof/><w:color w:val="303030"/><w:szCs w:val="22"/><w:lang w:val="es-CO"/></w:rPr></w:r><w:r><w:rPr><w:rFonts w:ascii="Avenir Next LT Pro" w:hAnsi="Avenir Next LT Pro" w:cstheme="minorHAnsi"/><w:color w:val="303030"/><w:szCs w:val="22"/><w:lang w:val="es-CO"/></w:rPr></w:r><w:bookmarkEnd w:id="138"/><w:bookmarkEnd w:id="141"/><w:r><w:rPr><w:rFonts w:ascii="Avenir Next LT Pro" w:hAnsi="Avenir Next LT Pro" w:cstheme="minorHAnsi"/><w:color w:val="303030"/><w:szCs w:val="22"/><w:lang w:val="es-CO"/></w:rPr></w:r><w:bookmarkEnd w:id="139"/><w:bookmarkEnd w:id="140"/></w:p><w:tbl><w:tblPr><w:tblW w:w="5000" w:type="pct"/><w:jc w:val="center"/><w:tblBorders><w:top w:val="single" w:sz="4" w:space="0" w:color="808080" w:themeColor="background1" w:themeShade="80"/><w:left w:val="single" w:sz="4" w:space="0" w:color="808080" w:themeColor="background1" w:themeShade="80"/><w:bottom w:val="single" w:sz="4" w:space="0" w:color="808080" w:themeColor="background1" w:themeShade="80"/><w:right w:val="single" w:sz="4" w:space="0" w:color="808080" w:themeColor="background1" w:themeShade="80"/><w:insideH w:val="single" w:sz="4" w:space="0" w:color="808080" w:themeColor="background1" w:themeShade="80"/><w:insideV w:val="single" w:sz="4" w:space="0" w:color="808080" w:themeColor="background1" w:themeShade="80"/></w:tblBorders><w:tblCellMar><w:left w:w="70" w:type="dxa"/><w:right w:w="70" w:type="dxa"/></w:tblCellMar><w:tblLook w:val="04A0" w:firstRow="1" w:lastRow="0" w:firstColumn="1" w:lastColumn="0" w:noHBand="0" w:noVBand="1"/></w:tblPr><w:tblGrid><w:gridCol w:w="1671"/><w:gridCol w:w="1400"/><w:gridCol w:w="1535"/><w:gridCol w:w="1400"/><w:gridCol w:w="1468"/><w:gridCol w:w="1356"/></w:tblGrid><w:tr><w:trPr><w:trHeight w:val="20"/><w:jc w:val="center"/></w:trPr><w:tc><w:tcPr><w:tcW w:w="946" w:type="pct"/><w:noWrap/><w:vAlign w:val="center"/><w:hideMark/></w:tcPr><w:p><w:pPr><w:jc w:val="center"/><w:rPr><w:rFonts w:ascii="Avenir Next LT Pro" w:hAnsi="Avenir Next LT Pro" w:cstheme="minorHAnsi"/><w:b/><w:bCs/><w:color w:val="FFFFFF" w:themeColor="background1"/><w:sz w:val="20"/><w:szCs w:val="20"/></w:rPr></w:pPr><w:r><w:rPr><w:rFonts w:ascii="Avenir Next LT Pro" w:hAnsi="Avenir Next LT Pro" w:cstheme="minorHAnsi"/><w:b/><w:bCs/><w:color w:val="FFFFFF" w:themeColor="background1"/><w:sz w:val="20"/><w:szCs w:val="20"/><w:lang w:eastAsia="es-ES"/></w:rPr><w:t>{var_72}</w:t></w:r></w:p></w:tc><w:tc><w:tcPr><w:tcW w:w="793" w:type="pct"/><w:noWrap/><w:vAlign w:val="center"/><w:hideMark/></w:tcPr><w:p><w:pPr><w:jc w:val="center"/><w:rPr><w:rFonts w:ascii="Avenir Next LT Pro" w:hAnsi="Avenir Next LT Pro" w:cstheme="minorHAnsi"/><w:b/><w:bCs/><w:color w:val="FFFFFF" w:themeColor="background1"/><w:sz w:val="20"/><w:szCs w:val="20"/><w:lang w:eastAsia="es-ES"/></w:rPr></w:pPr><w:r><w:rPr><w:rFonts w:ascii="Avenir Next LT Pro" w:hAnsi="Avenir Next LT Pro" w:cstheme="minorHAnsi"/><w:b/><w:bCs/><w:color w:val="FFFFFF" w:themeColor="background1"/><w:sz w:val="20"/><w:szCs w:val="20"/><w:lang w:eastAsia="es-ES"/></w:rPr><w:t>{var_73}</w:t></w:r></w:p></w:tc><w:tc><w:tcPr><w:tcW w:w="869" w:type="pct"/><w:noWrap/><w:vAlign w:val="center"/><w:hideMark/></w:tcPr><w:p><w:pPr><w:jc w:val="center"/><w:rPr><w:rFonts w:ascii="Avenir Next LT Pro" w:hAnsi="Avenir Next LT Pro" w:cstheme="minorHAnsi"/><w:b/><w:bCs/><w:color w:val="FFFFFF" w:themeColor="background1"/><w:sz w:val="20"/><w:szCs w:val="20"/><w:lang w:eastAsia="es-ES"/></w:rPr></w:pPr><w:r><w:rPr><w:rFonts w:ascii="Avenir Next LT Pro" w:hAnsi="Avenir Next LT Pro" w:cstheme="minorHAnsi"/><w:b/><w:bCs/><w:color w:val="FFFFFF" w:themeColor="background1"/><w:sz w:val="20"/><w:szCs w:val="20"/><w:lang w:eastAsia="es-ES"/></w:rPr><w:t>{var_74}</w:t></w:r></w:p></w:tc><w:tc><w:tcPr><w:tcW w:w="793" w:type="pct"/><w:noWrap/><w:vAlign w:val="center"/><w:hideMark/></w:tcPr><w:p><w:pPr><w:jc w:val="center"/><w:rPr><w:rFonts w:ascii="Avenir Next LT Pro" w:hAnsi="Avenir Next LT Pro" w:cstheme="minorHAnsi"/><w:b/><w:bCs/><w:color w:val="FFFFFF" w:themeColor="background1"/><w:sz w:val="20"/><w:szCs w:val="20"/><w:lang w:eastAsia="es-ES"/></w:rPr></w:pPr><w:r><w:rPr><w:rFonts w:ascii="Avenir Next LT Pro" w:hAnsi="Avenir Next LT Pro" w:cstheme="minorHAnsi"/><w:b/><w:bCs/><w:color w:val="FFFFFF" w:themeColor="background1"/><w:sz w:val="20"/><w:szCs w:val="20"/><w:lang w:eastAsia="es-ES"/></w:rPr><w:t>{var_75}</w:t></w:r></w:p></w:tc><w:tc><w:tcPr><w:tcW w:w="831" w:type="pct"/><w:noWrap/><w:vAlign w:val="center"/><w:hideMark/></w:tcPr><w:p><w:pPr><w:jc w:val="center"/><w:rPr><w:rFonts w:ascii="Avenir Next LT Pro" w:hAnsi="Avenir Next LT Pro" w:cstheme="minorHAnsi"/><w:b/><w:bCs/><w:color w:val="FFFFFF" w:themeColor="background1"/><w:sz w:val="20"/><w:szCs w:val="20"/><w:lang w:eastAsia="es-ES"/></w:rPr></w:pPr><w:r><w:rPr><w:rFonts w:ascii="Avenir Next LT Pro" w:hAnsi="Avenir Next LT Pro" w:cstheme="minorHAnsi"/><w:b/><w:bCs/><w:color w:val="FFFFFF" w:themeColor="background1"/><w:sz w:val="20"/><w:szCs w:val="20"/><w:lang w:eastAsia="es-ES"/></w:rPr><w:t>{var_76}</w:t></w:r></w:p></w:tc><w:tc><w:tcPr><w:tcW w:w="768" w:type="pct"/></w:tcPr><w:p><w:pPr><w:jc w:val="center"/><w:rPr><w:rFonts w:ascii="Avenir Next LT Pro" w:hAnsi="Avenir Next LT Pro" w:cstheme="minorHAnsi"/><w:b/><w:bCs/><w:color w:val="FFFFFF" w:themeColor="background1"/><w:sz w:val="20"/><w:szCs w:val="20"/><w:lang w:eastAsia="es-ES"/></w:rPr></w:pPr><w:r><w:rPr><w:rFonts w:ascii="Avenir Next LT Pro" w:hAnsi="Avenir Next LT Pro" w:cstheme="minorHAnsi"/><w:b/><w:bCs/><w:color w:val="FFFFFF" w:themeColor="background1"/><w:sz w:val="20"/><w:szCs w:val="20"/><w:lang w:eastAsia="es-ES"/></w:rPr><w:t>{var_77}</w:t></w:r></w:p></w:tc></w:tr><w:tr><w:trPr><w:trHeight w:val="20"/><w:jc w:val="center"/></w:trPr><w:tc><w:tcPr><w:tcW w:w="946" w:type="pct"/><w:noWrap/><w:vAlign w:val="center"/></w:tcPr><w:p><w:pPr><w:jc w:val="center"/><w:rPr><w:rFonts w:ascii="Avenir Next LT Pro" w:hAnsi="Avenir Next LT Pro" w:cstheme="minorHAnsi"/><w:color w:val="303030"/><w:sz w:val="20"/><w:szCs w:val="20"/><w:lang w:eastAsia="es-ES"/></w:rPr></w:pPr></w:p></w:tc><w:tc><w:tcPr><w:tcW w:w="793" w:type="pct"/></w:tcPr><w:p><w:pPr><w:jc w:val="center"/><w:rPr><w:rFonts w:ascii="Avenir Next LT Pro" w:hAnsi="Avenir Next LT Pro" w:cstheme="minorHAnsi"/><w:color w:val="303030"/><w:sz w:val="20"/><w:szCs w:val="20"/><w:lang w:eastAsia="es-ES"/></w:rPr></w:pPr></w:p></w:tc><w:tc><w:tcPr><w:tcW w:w="869" w:type="pct"/></w:tcPr><w:p><w:pPr><w:jc w:val="center"/><w:rPr><w:rFonts w:ascii="Avenir Next LT Pro" w:hAnsi="Avenir Next LT Pro" w:cstheme="minorHAnsi"/><w:color w:val="303030"/><w:sz w:val="20"/><w:szCs w:val="20"/><w:lang w:eastAsia="es-ES"/></w:rPr></w:pPr></w:p></w:tc><w:tc><w:tcPr><w:tcW w:w="793" w:type="pct"/></w:tcPr><w:p><w:pPr><w:jc w:val="center"/><w:rPr><w:rFonts w:ascii="Avenir Next LT Pro" w:hAnsi="Avenir Next LT Pro" w:cstheme="minorHAnsi"/><w:color w:val="303030"/><w:sz w:val="20"/><w:szCs w:val="20"/><w:lang w:eastAsia="es-ES"/></w:rPr></w:pPr></w:p></w:tc><w:tc><w:tcPr><w:tcW w:w="831" w:type="pct"/></w:tcPr><w:p><w:pPr><w:jc w:val="center"/><w:rPr><w:rFonts w:ascii="Avenir Next LT Pro" w:hAnsi="Avenir Next LT Pro" w:cstheme="minorHAnsi"/><w:color w:val="303030"/><w:sz w:val="20"/><w:szCs w:val="20"/><w:lang w:eastAsia="es-ES"/></w:rPr></w:pPr></w:p></w:tc><w:tc><w:tcPr><w:tcW w:w="768" w:type="pct"/></w:tcPr><w:p><w:pPr><w:jc w:val="center"/><w:rPr><w:rFonts w:ascii="Avenir Next LT Pro" w:hAnsi="Avenir Next LT Pro" w:cstheme="minorHAnsi"/><w:color w:val="303030"/><w:sz w:val="20"/><w:szCs w:val="20"/><w:lang w:eastAsia="es-ES"/></w:rPr></w:pPr></w:p></w:tc></w:tr></w:tbl><w:p><w:pPr><w:jc w:val="center"/><w:rPr><w:rFonts w:ascii="Avenir Next LT Pro" w:eastAsia="MS Mincho" w:hAnsi="Avenir Next LT Pro" w:cs="Calibri"/><w:i/><w:color w:val="303030"/><w:sz w:val="20"/><w:szCs w:val="22"/></w:rPr></w:pPr><w:r><w:rPr><w:rFonts w:ascii="Avenir Next LT Pro" w:eastAsia="MS Mincho" w:hAnsi="Avenir Next LT Pro" w:cs="Calibri"/><w:i/><w:color w:val="303030"/><w:sz w:val="20"/><w:szCs w:val="22"/></w:rPr><w:t>{var_10}</w:t></w:r></w:p><w:p><w:pPr><w:jc w:val="center"/><w:rPr><w:rFonts w:ascii="Avenir Next LT Pro" w:eastAsia="MS Mincho" w:hAnsi="Avenir Next LT Pro" w:cs="Calibri"/><w:i/><w:color w:val="303030"/><w:sz w:val="20"/><w:szCs w:val="22"/></w:rPr></w:pPr></w:p><w:p><w:pPr><w:pStyle w:val="Descripcin"/><w:spacing w:before="0" w:after="0"/><w:jc w:val="center"/><w:rPr><w:rFonts w:ascii="Avenir Next LT Pro" w:hAnsi="Avenir Next LT Pro" w:cstheme="minorHAnsi"/><w:color w:val="303030"/><w:szCs w:val="22"/><w:lang w:val="es-CO"/></w:rPr></w:pPr><w:bookmarkStart w:id="142" w:name="_Ref112600257"/><w:bookmarkStart w:id="143" w:name="_Toc209532335"/><w:r><w:rPr><w:rFonts w:ascii="Avenir Next LT Pro" w:hAnsi="Avenir Next LT Pro" w:cstheme="minorHAnsi"/><w:color w:val="303030"/><w:szCs w:val="22"/><w:lang w:val="es-CO"/></w:rPr><w:t>{var_11}</w:t></w:r><w:r><w:rPr><w:rFonts w:ascii="Avenir Next LT Pro" w:hAnsi="Avenir Next LT Pro" w:cstheme="minorHAnsi"/><w:color w:val="303030"/><w:szCs w:val="22"/><w:lang w:val="es-CO"/></w:rPr></w:r><w:r><w:rPr><w:rFonts w:ascii="Avenir Next LT Pro" w:hAnsi="Avenir Next LT Pro" w:cstheme="minorHAnsi"/><w:color w:val="303030"/><w:szCs w:val="22"/><w:lang w:val="es-CO"/></w:rPr></w:r><w:r><w:rPr><w:rFonts w:ascii="Avenir Next LT Pro" w:hAnsi="Avenir Next LT Pro" w:cstheme="minorHAnsi"/><w:color w:val="303030"/><w:szCs w:val="22"/><w:lang w:val="es-CO"/></w:rPr></w:r><w:r><w:rPr><w:rFonts w:ascii="Avenir Next LT Pro" w:hAnsi="Avenir Next LT Pro" w:cstheme="minorHAnsi"/><w:noProof/><w:color w:val="303030"/><w:szCs w:val="22"/><w:lang w:val="es-CO"/></w:rPr></w:r><w:r><w:rPr><w:rFonts w:ascii="Avenir Next LT Pro" w:hAnsi="Avenir Next LT Pro" w:cstheme="minorHAnsi"/><w:color w:val="303030"/><w:szCs w:val="22"/><w:lang w:val="es-CO"/></w:rPr></w:r><w:bookmarkEnd w:id="142"/><w:r><w:rPr><w:rFonts w:ascii="Avenir Next LT Pro" w:hAnsi="Avenir Next LT Pro" w:cstheme="minorHAnsi"/><w:color w:val="303030"/><w:szCs w:val="22"/><w:lang w:val="es-CO"/></w:rPr></w:r><w:r><w:rPr><w:rFonts w:ascii="Avenir Next LT Pro" w:hAnsi="Avenir Next LT Pro" w:cstheme="minorHAnsi"/><w:color w:val="303030"/><w:szCs w:val="22"/><w:lang w:val="es-CO"/></w:rPr></w:r><w:bookmarkEnd w:id="143"/></w:p><w:tbl><w:tblPr><w:tblW w:w="5000" w:type="pct"/><w:jc w:val="center"/><w:tblBorders><w:top w:val="single" w:sz="4" w:space="0" w:color="808080" w:themeColor="background1" w:themeShade="80"/><w:left w:val="single" w:sz="4" w:space="0" w:color="808080" w:themeColor="background1" w:themeShade="80"/><w:bottom w:val="single" w:sz="4" w:space="0" w:color="808080" w:themeColor="background1" w:themeShade="80"/><w:right w:val="single" w:sz="4" w:space="0" w:color="808080" w:themeColor="background1" w:themeShade="80"/><w:insideH w:val="single" w:sz="4" w:space="0" w:color="808080" w:themeColor="background1" w:themeShade="80"/><w:insideV w:val="single" w:sz="4" w:space="0" w:color="808080" w:themeColor="background1" w:themeShade="80"/></w:tblBorders><w:tblCellMar><w:left w:w="70" w:type="dxa"/><w:right w:w="70" w:type="dxa"/></w:tblCellMar><w:tblLook w:val="04A0" w:firstRow="1" w:lastRow="0" w:firstColumn="1" w:lastColumn="0" w:noHBand="0" w:noVBand="1"/></w:tblPr><w:tblGrid><w:gridCol w:w="5164"/><w:gridCol w:w="3666"/></w:tblGrid><w:tr><w:trPr><w:trHeight w:val="263"/><w:jc w:val="center"/></w:trPr><w:tc><w:tcPr><w:tcW w:w="2924" w:type="pct"/><w:noWrap/><w:vAlign w:val="center"/><w:hideMark/></w:tcPr><w:p><w:pPr><w:jc w:val="center"/><w:rPr><w:rFonts w:ascii="Avenir Next LT Pro" w:hAnsi="Avenir Next LT Pro" w:cs="Arial"/><w:b/><w:bCs/><w:color w:val="FFFFFF" w:themeColor="background1"/><w:sz w:val="20"/><w:szCs w:val="20"/></w:rPr></w:pPr><w:r><w:rPr><w:rFonts w:ascii="Avenir Next LT Pro" w:hAnsi="Avenir Next LT Pro" w:cs="Arial"/><w:b/><w:bCs/><w:color w:val="FFFFFF" w:themeColor="background1"/><w:sz w:val="20"/><w:szCs w:val="20"/></w:rPr><w:t>{var_72}</w:t></w:r></w:p></w:tc><w:tc><w:tcPr><w:tcW w:w="2076" w:type="pct"/><w:noWrap/><w:vAlign w:val="center"/><w:hideMark/></w:tcPr><w:p><w:pPr><w:jc w:val="center"/><w:rPr><w:rFonts w:ascii="Avenir Next LT Pro" w:hAnsi="Avenir Next LT Pro" w:cs="Arial"/><w:b/><w:bCs/><w:color w:val="FFFFFF" w:themeColor="background1"/><w:sz w:val="20"/><w:szCs w:val="20"/></w:rPr></w:pPr><w:r><w:rPr><w:rFonts w:ascii="Avenir Next LT Pro" w:hAnsi="Avenir Next LT Pro" w:cs="Arial"/><w:b/><w:bCs/><w:color w:val="FFFFFF" w:themeColor="background1"/><w:sz w:val="20"/><w:szCs w:val="20"/></w:rPr><w:t>{var_78}</w:t></w:r></w:p></w:tc></w:tr><w:tr><w:trPr><w:trHeight w:val="263"/><w:jc w:val="center"/></w:trPr><w:tc><w:tcPr><w:tcW w:w="2924" w:type="pct"/><w:noWrap/><w:vAlign w:val="center"/></w:tcPr><w:p><w:pPr><w:jc w:val="center"/><w:rPr><w:rFonts w:ascii="Avenir Next LT Pro" w:hAnsi="Avenir Next LT Pro" w:cs="Arial"/><w:color w:val="303030"/><w:sz w:val="20"/><w:szCs w:val="20"/></w:rPr></w:pPr></w:p></w:tc><w:tc><w:tcPr><w:tcW w:w="2076" w:type="pct"/></w:tcPr><w:p><w:pPr><w:jc w:val="center"/><w:rPr><w:rFonts w:ascii="Avenir Next LT Pro" w:hAnsi="Avenir Next LT Pro" w:cs="Arial"/><w:color w:val="303030"/><w:sz w:val="20"/><w:szCs w:val="20"/></w:rPr></w:pPr></w:p></w:tc></w:tr></w:tbl><w:p><w:pPr><w:jc w:val="center"/><w:rPr><w:rFonts w:ascii="Avenir Next LT Pro" w:eastAsia="MS Mincho" w:hAnsi="Avenir Next LT Pro" w:cs="Calibri"/><w:i/><w:color w:val="303030"/><w:sz w:val="20"/><w:szCs w:val="22"/></w:rPr></w:pPr><w:r><w:rPr><w:rFonts w:ascii="Avenir Next LT Pro" w:eastAsia="MS Mincho" w:hAnsi="Avenir Next LT Pro" w:cs="Calibri"/><w:i/><w:color w:val="303030"/><w:sz w:val="20"/><w:szCs w:val="22"/></w:rPr><w:t>{var_10}</w:t></w:r></w:p><w:p><w:pPr><w:tabs><w:tab w:val="left" w:pos="284"/></w:tabs><w:jc w:val="center"/><w:rPr><w:rFonts w:ascii="Avenir Next LT Pro" w:eastAsia="MS Mincho" w:hAnsi="Avenir Next LT Pro" w:cs="Calibri"/><w:i/><w:color w:val="303030"/><w:sz w:val="20"/><w:szCs w:val="22"/></w:rPr></w:pPr></w:p><w:p><w:pPr><w:tabs><w:tab w:val="left" w:pos="284"/></w:tabs><w:jc w:val="center"/><w:rPr><w:rFonts w:ascii="Avenir Next LT Pro" w:hAnsi="Avenir Next LT Pro"/><w:noProof/><w:color w:val="303030"/></w:rPr></w:pPr></w:p><w:p><w:pPr><w:jc w:val="center"/><w:rPr><w:rFonts w:ascii="Avenir Next LT Pro" w:hAnsi="Avenir Next LT Pro" w:cstheme="minorHAnsi"/><w:b/><w:color w:val="303030"/><w:sz w:val="20"/><w:szCs w:val="22"/></w:rPr></w:pPr><w:bookmarkStart w:id="144" w:name="_Ref534969842"/><w:bookmarkStart w:id="145" w:name="_Toc534961101"/><w:bookmarkStart w:id="146" w:name="_Toc198219833"/><w:r><w:rPr><w:rFonts w:ascii="Avenir Next LT Pro" w:hAnsi="Avenir Next LT Pro" w:cstheme="minorHAnsi"/><w:b/><w:color w:val="303030"/><w:sz w:val="20"/><w:szCs w:val="22"/></w:rPr><w:t>{var_12}</w:t></w:r><w:bookmarkStart w:id="147" w:name="FIGURA6"/><w:r><w:rPr><w:rFonts w:ascii="Avenir Next LT Pro" w:hAnsi="Avenir Next LT Pro" w:cstheme="minorHAnsi"/><w:b/><w:color w:val="303030"/><w:sz w:val="20"/><w:szCs w:val="22"/></w:rPr></w:r><w:r><w:rPr><w:rFonts w:ascii="Avenir Next LT Pro" w:hAnsi="Avenir Next LT Pro" w:cstheme="minorHAnsi"/><w:b/><w:color w:val="303030"/><w:sz w:val="20"/><w:szCs w:val="22"/></w:rPr></w:r><w:r><w:rPr><w:rFonts w:ascii="Avenir Next LT Pro" w:hAnsi="Avenir Next LT Pro" w:cstheme="minorHAnsi"/><w:b/><w:color w:val="303030"/><w:sz w:val="20"/><w:szCs w:val="22"/></w:rPr></w:r><w:r><w:rPr><w:rFonts w:ascii="Avenir Next LT Pro" w:hAnsi="Avenir Next LT Pro" w:cstheme="minorHAnsi"/><w:b/><w:noProof/><w:color w:val="303030"/><w:sz w:val="20"/><w:szCs w:val="22"/></w:rPr></w:r><w:r><w:rPr><w:rFonts w:ascii="Avenir Next LT Pro" w:hAnsi="Avenir Next LT Pro" w:cstheme="minorHAnsi"/><w:b/><w:color w:val="303030"/><w:sz w:val="20"/><w:szCs w:val="22"/></w:rPr></w:r><w:bookmarkEnd w:id="144"/><w:bookmarkEnd w:id="147"/><w:r><w:rPr><w:rFonts w:ascii="Avenir Next LT Pro" w:hAnsi="Avenir Next LT Pro" w:cstheme="minorHAnsi"/><w:b/><w:color w:val="303030"/><w:sz w:val="20"/><w:szCs w:val="22"/></w:rPr></w:r><w:bookmarkEnd w:id="145"/><w:r><w:rPr><w:rFonts w:ascii="Avenir Next LT Pro" w:hAnsi="Avenir Next LT Pro" w:cstheme="minorHAnsi"/><w:b/><w:color w:val="303030"/><w:sz w:val="20"/><w:szCs w:val="22"/></w:rPr></w:r><w:commentRangeStart w:id="148"/><w:r><w:rPr><w:rFonts w:ascii="Avenir Next LT Pro" w:hAnsi="Avenir Next LT Pro" w:cstheme="minorHAnsi"/><w:b/><w:color w:val="303030"/><w:sz w:val="20"/><w:szCs w:val="22"/></w:rPr></w:r><w:commentRangeEnd w:id="148"/><w:r><w:rPr><w:rStyle w:val="Refdecomentario"/><w:rFonts w:ascii="Tahoma" w:hAnsi="Tahoma"/><w:szCs w:val="20"/><w:lang w:val="es-MX" w:eastAsia="es-MX"/></w:rPr><w:commentReference w:id="148"/></w:r><w:r><w:rPr><w:rFonts w:ascii="Avenir Next LT Pro" w:hAnsi="Avenir Next LT Pro" w:cstheme="minorHAnsi"/><w:b/><w:color w:val="303030"/><w:sz w:val="20"/><w:szCs w:val="22"/></w:rPr><w:t>.</w:t></w:r><w:bookmarkEnd w:id="146"/></w:p><w:p><w:pPr><w:tabs><w:tab w:val="left" w:pos="284"/></w:tabs><w:jc w:val="center"/><w:rPr><w:rFonts w:ascii="Avenir Next LT Pro" w:eastAsia="MS Mincho" w:hAnsi="Avenir Next LT Pro" w:cs="Calibri"/><w:i/><w:color w:val="303030"/><w:sz w:val="20"/><w:szCs w:val="22"/></w:rPr></w:pPr><w:r><w:rPr><w:rFonts w:ascii="Avenir Next LT Pro" w:hAnsi="Avenir Next LT Pro" w:cs="Calibri"/><w:i/><w:color w:val="303030"/><w:sz w:val="20"/><w:szCs w:val="20"/></w:rPr><w:t>{var_13}</w:t></w:r><w:r><w:rPr><w:rFonts w:ascii="Avenir Next LT Pro" w:hAnsi="Avenir Next LT Pro" w:cs="Calibri"/><w:i/><w:color w:val="303030"/><w:sz w:val="20"/><w:szCs w:val="20"/></w:rPr></w:r></w:p><w:p><w:pPr><w:jc w:val="center"/><w:rPr><w:rFonts w:ascii="Avenir Next LT Pro" w:hAnsi="Avenir Next LT Pro" w:cs="Calibri"/><w:i/><w:color w:val="303030"/><w:sz w:val="20"/><w:szCs w:val="20"/></w:rPr></w:pPr></w:p><w:p><w:pPr><w:rPr><w:rFonts w:ascii="Avenir Next LT Pro" w:hAnsi="Avenir Next LT Pro" w:cs="Calibri"/><w:i/><w:color w:val="303030"/><w:sz w:val="20"/><w:szCs w:val="20"/></w:rPr></w:pPr></w:p><w:p><w:pPr><w:spacing w:after="240" w:line="360" w:lineRule="auto"/><w:jc w:val="both"/><w:rPr><w:rFonts w:ascii="Avenir Next LT Pro" w:hAnsi="Avenir Next LT Pro"/><w:bCs/><w:color w:val="303030"/><w:sz w:val="22"/><w:szCs w:val="22"/></w:rPr></w:pPr><w:r><w:rPr><w:rFonts w:ascii="Avenir Next LT Pro" w:hAnsi="Avenir Next LT Pro" w:cstheme="minorHAnsi"/><w:color w:val="303030"/><w:sz w:val="22"/><w:szCs w:val="22"/></w:rPr><w:t>En la</w:t></w:r><w:r><w:rPr><w:rFonts w:ascii="Avenir Next LT Pro" w:hAnsi="Avenir Next LT Pro"/><w:b/><w:bCs/><w:color w:val="303030"/><w:sz w:val="22"/><w:szCs w:val="22"/></w:rPr><w:t> </w:t></w:r><w:r><w:rPr><w:rFonts w:ascii="Avenir Next LT Pro" w:hAnsi="Avenir Next LT Pro"/><w:b/><w:bCs/><w:color w:val="303030"/><w:sz w:val="22"/><w:szCs w:val="22"/></w:rPr><w:t>Figura</w:t></w:r><w:r><w:rPr><w:rFonts w:ascii="Avenir Next LT Pro" w:hAnsi="Avenir Next LT Pro"/><w:b/><w:bCs/><w:color w:val="303030"/><w:sz w:val="22"/><w:szCs w:val="22"/></w:rPr><w:t> </w:t></w:r><w:r><w:rPr><w:rFonts w:ascii="Avenir Next LT Pro" w:hAnsi="Avenir Next LT Pro"/><w:b/><w:bCs/><w:color w:val="303030"/><w:sz w:val="22"/><w:szCs w:val="22"/></w:rPr><w:fldChar w:fldCharType="begin"/></w:r><w:r><w:rPr><w:rFonts w:ascii="Avenir Next LT Pro" w:hAnsi="Avenir Next LT Pro"/><w:b/><w:bCs/><w:color w:val="303030"/><w:sz w:val="22"/><w:szCs w:val="22"/></w:rPr><w:instrText xml:space="preserve"> REF FIGURA6 \h  \* MERGEFORMAT </w:instrText></w:r><w:r><w:rPr><w:rFonts w:ascii="Avenir Next LT Pro" w:hAnsi="Avenir Next LT Pro"/><w:b/><w:bCs/><w:color w:val="303030"/><w:sz w:val="22"/><w:szCs w:val="22"/></w:rPr></w:r><w:r><w:rPr><w:rFonts w:ascii="Avenir Next LT Pro" w:hAnsi="Avenir Next LT Pro"/><w:b/><w:bCs/><w:color w:val="303030"/><w:sz w:val="22"/><w:szCs w:val="22"/></w:rPr><w:fldChar w:fldCharType="separate"/></w:r><w:r><w:rPr><w:rFonts w:ascii="Avenir Next LT Pro" w:hAnsi="Avenir Next LT Pro" w:cstheme="minorHAnsi"/><w:b/><w:bCs/><w:noProof/><w:color w:val="303030"/><w:sz w:val="22"/><w:szCs w:val="22"/></w:rPr><w:t>3</w:t></w:r><w:r><w:rPr><w:rFonts w:ascii="Avenir Next LT Pro" w:hAnsi="Avenir Next LT Pro"/><w:b/><w:bCs/><w:color w:val="303030"/><w:sz w:val="22"/><w:szCs w:val="22"/></w:rPr><w:fldChar w:fldCharType="end"/></w:r><w:r><w:rPr><w:rFonts w:ascii="Avenir Next LT Pro" w:hAnsi="Avenir Next LT Pro"/><w:b/><w:bCs/><w:color w:val="303030"/><w:sz w:val="22"/><w:szCs w:val="22"/></w:rPr><w:t> </w:t></w:r><w:r><w:rPr><w:rFonts w:ascii="Avenir Next LT Pro" w:hAnsi="Avenir Next LT Pro"/><w:bCs/><w:color w:val="303030"/><w:sz w:val="22"/><w:szCs w:val="22"/></w:rPr><w:t>se muestra la rosa de los vientos, presentando explícitamente la dirección y velocidad predominante del viento en la zona de estudio. En la rosa se presenta gráficamente la dirección cardinal y la clasificación de la distribución de frecuencias de velocidades del viento en la zona de estudio determinada. Con respecto a la dirección del viento, se evidencia que existe predominancia de los vientos provenientes de la dirección </w:t></w:r><w:r><w:rPr><w:rFonts w:ascii="Avenir Next LT Pro" w:hAnsi="Avenir Next LT Pro"/><w:bCs/><w:color w:val="303030"/><w:sz w:val="22"/><w:szCs w:val="22"/></w:rPr><w:t>{3_se_muestra_la_rosa_de_los_vientos_presentando_ex_1}</w:t></w:r><w:r><w:rPr><w:rFonts w:ascii="Avenir Next LT Pro" w:hAnsi="Avenir Next LT Pro"/><w:bCs/><w:color w:val="303030"/><w:sz w:val="22"/><w:szCs w:val="22"/></w:rPr></w:r><w:r><w:rPr><w:rFonts w:ascii="Avenir Next LT Pro" w:hAnsi="Avenir Next LT Pro"/><w:bCs/><w:color w:val="303030"/><w:sz w:val="22"/><w:szCs w:val="22"/></w:rPr></w:r><w:r><w:rPr><w:rFonts w:ascii="Avenir Next LT Pro" w:hAnsi="Avenir Next LT Pro"/><w:bCs/><w:color w:val="303030"/><w:sz w:val="22"/><w:szCs w:val="22"/></w:rPr></w:r><w:commentRangeStart w:id="149"/><w:r><w:rPr><w:rFonts w:ascii="Avenir Next LT Pro" w:hAnsi="Avenir Next LT Pro"/><w:bCs/><w:color w:val="303030"/><w:sz w:val="22"/><w:szCs w:val="22"/></w:rPr></w:r><w:commentRangeEnd w:id="149"/><w:r><w:rPr><w:rStyle w:val="Refdecomentario"/><w:rFonts w:ascii="Tahoma" w:hAnsi="Tahoma"/><w:szCs w:val="20"/><w:lang w:val="es-MX" w:eastAsia="es-MX"/></w:rPr><w:commentReference w:id="149"/></w:r><w:r><w:rPr><w:rFonts w:ascii="Avenir Next LT Pro" w:hAnsi="Avenir Next LT Pro"/><w:bCs/><w:color w:val="303030"/><w:sz w:val="22"/><w:szCs w:val="22"/></w:rPr><w:t>{var_14}</w:t></w:r><w:r><w:rPr><w:rFonts w:ascii="Avenir Next LT Pro" w:hAnsi="Avenir Next LT Pro"/><w:bCs/><w:color w:val="303030"/><w:sz w:val="22"/><w:szCs w:val="22"/></w:rPr></w:r></w:p><w:p><w:pPr><w:pStyle w:val="Ttulo2"/><w:numPr><w:ilvl w:val="1"/><w:numId w:val="9"/></w:numPr><w:rPr><w:rFonts w:ascii="Avenir Next LT Pro" w:hAnsi="Avenir Next LT Pro"/><w:color w:val="303030"/><w:sz w:val="28"/><w:szCs w:val="28"/></w:rPr></w:pPr><w:bookmarkStart w:id="150" w:name="_Ref23526649"/><w:bookmarkStart w:id="151" w:name="_Ref23526656"/><w:bookmarkStart w:id="152" w:name="_Toc23931132"/><w:bookmarkStart w:id="153" w:name="_Toc24487543"/><w:bookmarkStart w:id="154" w:name="_Toc24488632"/><w:bookmarkStart w:id="155" w:name="_Toc25304182"/><w:bookmarkStart w:id="156" w:name="_Toc211423084"/><w:bookmarkStart w:id="157" w:name="_Toc215310876"/><w:r><w:rPr><w:rFonts w:ascii="Avenir Next LT Pro" w:hAnsi="Avenir Next LT Pro"/><w:color w:val="303030"/><w:sz w:val="28"/><w:szCs w:val="28"/></w:rPr><w:t>P</w:t></w:r><w:r><w:rPr><w:rFonts w:ascii="Avenir Next LT Pro" w:hAnsi="Avenir Next LT Pro"/><w:color w:val="303030"/><w:sz w:val="28"/><w:szCs w:val="28"/></w:rPr><w:t>rocedimiento para la medición del viento</w:t></w:r><w:bookmarkEnd w:id="150"/><w:bookmarkEnd w:id="151"/><w:bookmarkEnd w:id="152"/><w:bookmarkEnd w:id="153"/><w:bookmarkEnd w:id="154"/><w:bookmarkEnd w:id="155"/><w:bookmarkEnd w:id="156"/><w:bookmarkEnd w:id="157"/></w:p><w:p><w:pPr><w:rPr><w:rFonts w:ascii="Avenir Next LT Pro" w:hAnsi="Avenir Next LT Pro"/><w:color w:val="303030"/><w:sz w:val="22"/><w:szCs w:val="22"/><w:lang w:eastAsia="es-MX"/></w:rPr></w:pPr></w:p><w:p><w:pPr><w:spacing w:after="240" w:line="360" w:lineRule="auto"/><w:jc w:val="both"/><w:rPr><w:rFonts w:ascii="Avenir Next LT Pro" w:hAnsi="Avenir Next LT Pro"/><w:color w:val="303030"/><w:sz w:val="22"/><w:szCs w:val="22"/><w:lang w:eastAsia="es-MX"/></w:rPr></w:pPr><w:r><w:rPr><w:rFonts w:ascii="Avenir Next LT Pro" w:hAnsi="Avenir Next LT Pro"/><w:color w:val="303030"/><w:sz w:val="22"/><w:szCs w:val="22"/><w:lang w:eastAsia="es-MX"/></w:rPr><w:t>Opción </w:t></w:r><w:commentRangeStart w:id="158"/><w:r><w:rPr><w:rFonts w:ascii="Avenir Next LT Pro" w:hAnsi="Avenir Next LT Pro"/><w:color w:val="303030"/><w:sz w:val="22"/><w:szCs w:val="22"/><w:lang w:eastAsia="es-MX"/></w:rPr><w:t>1</w:t></w:r><w:commentRangeEnd w:id="158"/><w:r><w:rPr><w:rStyle w:val="Refdecomentario"/><w:rFonts w:ascii="Tahoma" w:hAnsi="Tahoma"/><w:szCs w:val="20"/><w:lang w:val="es-MX" w:eastAsia="es-MX"/></w:rPr><w:commentReference w:id="158"/></w:r><w:r><w:rPr><w:rFonts w:ascii="Avenir Next LT Pro" w:hAnsi="Avenir Next LT Pro"/><w:color w:val="303030"/><w:sz w:val="22"/><w:szCs w:val="22"/><w:lang w:eastAsia="es-MX"/></w:rPr><w:t>:</w:t></w:r></w:p><w:p><w:pPr><w:spacing w:after="240" w:line="360" w:lineRule="auto"/><w:jc w:val="both"/><w:rPr><w:rFonts w:ascii="Avenir Next LT Pro" w:hAnsi="Avenir Next LT Pro"/><w:color w:val="303030"/><w:sz w:val="22"/><w:szCs w:val="22"/><w:lang w:eastAsia="es-MX"/></w:rPr></w:pPr><w:r><w:rPr><w:rFonts w:ascii="Avenir Next LT Pro" w:hAnsi="Avenir Next LT Pro"/><w:color w:val="303030"/><w:sz w:val="22"/><w:szCs w:val="22"/><w:lang w:eastAsia="es-MX"/></w:rPr><w:t>Teniendo en cuenta lo establecido en el </w:t></w:r><w:r><w:rPr><w:rFonts w:ascii="Avenir Next LT Pro" w:hAnsi="Avenir Next LT Pro"/><w:i/><w:iCs/><w:color w:val="303030"/><w:sz w:val="22"/><w:szCs w:val="22"/><w:lang w:eastAsia="es-MX"/></w:rPr><w:t>PO-PSM-11 </w:t></w:r><w:r><w:rPr><w:rFonts w:ascii="Avenir Next LT Pro" w:hAnsi="Avenir Next LT Pro"/><w:i/><w:iCs/><w:color w:val="303030"/><w:sz w:val="22"/><w:szCs w:val="22"/><w:lang w:eastAsia="es-MX"/></w:rPr><w:t>procedimiento de mediciones de emisión de ruido y ruido ambiental</w:t></w:r><w:r><w:rPr><w:rFonts w:ascii="Avenir Next LT Pro" w:hAnsi="Avenir Next LT Pro"/><w:color w:val="303030"/><w:sz w:val="22"/><w:szCs w:val="22"/><w:lang w:eastAsia="es-MX"/></w:rPr><w:t>, p</w:t></w:r><w:r><w:rPr><w:rFonts w:ascii="Avenir Next LT Pro" w:hAnsi="Avenir Next LT Pro"/><w:color w:val="303030"/><w:sz w:val="22"/><w:szCs w:val="22"/><w:lang w:eastAsia="es-MX"/></w:rPr><w:t>ara la determinación de la velocidad del viento durante el periodo de monitoreo se utilizó la estación meteorológica</w:t></w:r><w:r><w:rPr><w:rFonts w:ascii="Avenir Next LT Pro" w:hAnsi="Avenir Next LT Pro"/><w:color w:val="303030"/><w:sz w:val="22"/><w:szCs w:val="22"/><w:lang w:eastAsia="es-MX"/></w:rPr><w:t> </w:t></w:r><w:r><w:rPr><w:rFonts w:ascii="Avenir Next LT Pro" w:hAnsi="Avenir Next LT Pro"/><w:color w:val="303030"/><w:sz w:val="22"/><w:szCs w:val="22"/><w:lang w:eastAsia="es-MX"/></w:rPr><w:t>{fuente_serambiente_s_a_s_1}</w:t></w:r><w:r><w:rPr><w:rFonts w:ascii="Avenir Next LT Pro" w:hAnsi="Avenir Next LT Pro"/><w:color w:val="303030"/><w:sz w:val="22"/><w:szCs w:val="22"/><w:lang w:eastAsia="es-MX"/></w:rPr></w:r><w:r><w:rPr><w:rFonts w:ascii="Avenir Next LT Pro" w:hAnsi="Avenir Next LT Pro"/><w:color w:val="303030"/><w:sz w:val="22"/><w:szCs w:val="22"/><w:lang w:eastAsia="es-MX"/></w:rPr><w:t>El ingeniero de campo ubicó el equipo y veleta en la misma altura en la que se encontraba el micrófono del equipo de medición. </w:t></w:r><w:r><w:rPr><w:rFonts w:ascii="Avenir Next LT Pro" w:hAnsi="Avenir Next LT Pro"/><w:color w:val="303030"/><w:sz w:val="22"/><w:szCs w:val="22"/><w:lang w:eastAsia="es-MX"/></w:rPr><w:t>R</w:t></w:r><w:r><w:rPr><w:rFonts w:ascii="Avenir Next LT Pro" w:hAnsi="Avenir Next LT Pro"/><w:color w:val="303030"/><w:sz w:val="22"/><w:szCs w:val="22"/><w:lang w:eastAsia="es-MX"/></w:rPr><w:t>ealizó la descarga de los registros de la </w:t></w:r><w:r><w:rPr><w:rFonts w:ascii="Avenir Next LT Pro" w:hAnsi="Avenir Next LT Pro"/><w:color w:val="303030"/><w:sz w:val="22"/><w:szCs w:val="22"/><w:lang w:eastAsia="es-MX"/></w:rPr><w:t>estación</w:t></w:r><w:r><w:rPr><w:rFonts w:ascii="Avenir Next LT Pro" w:hAnsi="Avenir Next LT Pro"/><w:color w:val="303030"/><w:sz w:val="22"/><w:szCs w:val="22"/><w:lang w:eastAsia="es-MX"/></w:rPr><w:t> meteorológica para cada memoria de medición y</w:t></w:r><w:r><w:rPr><w:rFonts w:ascii="Avenir Next LT Pro" w:hAnsi="Avenir Next LT Pro"/><w:color w:val="303030"/><w:sz w:val="22"/><w:szCs w:val="22"/><w:lang w:eastAsia="es-MX"/></w:rPr><w:t> </w:t></w:r><w:r><w:rPr><w:rFonts w:ascii="Avenir Next LT Pro" w:hAnsi="Avenir Next LT Pro"/><w:color w:val="303030"/><w:sz w:val="22"/><w:szCs w:val="22"/><w:lang w:eastAsia="es-MX"/></w:rPr><w:t>registró el valor máximo de velocidad del </w:t></w:r><w:r><w:rPr><w:rFonts w:ascii="Avenir Next LT Pro" w:hAnsi="Avenir Next LT Pro"/><w:color w:val="303030"/><w:sz w:val="22"/><w:szCs w:val="22"/><w:lang w:eastAsia="es-MX"/></w:rPr><w:t>viento</w:t></w:r><w:r><w:rPr><w:rFonts w:ascii="Avenir Next LT Pro" w:hAnsi="Avenir Next LT Pro"/><w:color w:val="303030"/><w:sz w:val="22"/><w:szCs w:val="22"/><w:lang w:eastAsia="es-MX"/></w:rPr><w:t> presentado durante la misma </w:t></w:r><w:bookmarkStart w:id="159" w:name="_Hlk149914962"/><w:r><w:rPr><w:rFonts w:ascii="Avenir Next LT Pro" w:hAnsi="Avenir Next LT Pro"/><w:color w:val="303030"/><w:sz w:val="22"/><w:szCs w:val="22"/><w:lang w:eastAsia="es-MX"/></w:rPr><w:t>en el formato de campo </w:t></w:r><w:r><w:rPr><w:rFonts w:ascii="Avenir Next LT Pro" w:hAnsi="Avenir Next LT Pro"/><w:i/><w:iCs/><w:color w:val="303030"/><w:sz w:val="22"/><w:szCs w:val="22"/><w:lang w:eastAsia="es-MX"/></w:rPr><w:t>Planilla de campo emisión de ruido y ruido ambiental</w:t></w:r><w:r><w:rPr><w:rFonts w:ascii="Avenir Next LT Pro" w:hAnsi="Avenir Next LT Pro"/><w:i/><w:iCs/><w:color w:val="303030"/><w:sz w:val="22"/><w:szCs w:val="22"/><w:lang w:eastAsia="es-MX"/></w:rPr><w:t> FO-PO-PSM-11-01</w:t></w:r><w:bookmarkEnd w:id="159"/><w:r><w:rPr><w:rFonts w:ascii="Avenir Next LT Pro" w:hAnsi="Avenir Next LT Pro"/><w:color w:val="303030"/><w:sz w:val="22"/><w:szCs w:val="22"/><w:lang w:eastAsia="es-MX"/></w:rPr><w:t>.</w:t></w:r><w:r><w:rPr><w:rFonts w:ascii="Avenir Next LT Pro" w:hAnsi="Avenir Next LT Pro"/><w:color w:val="303030"/><w:sz w:val="22"/><w:szCs w:val="22"/><w:lang w:eastAsia="es-MX"/></w:rPr><w:t> </w:t></w:r><w:r><w:rPr><w:rFonts w:ascii="Avenir Next LT Pro" w:hAnsi="Avenir Next LT Pro"/><w:color w:val="303030"/><w:sz w:val="22"/><w:szCs w:val="22"/><w:lang w:eastAsia="es-MX"/></w:rPr><w:t>{en_el_formato_de_campo_planilla_de_campo_emision_d_1}</w:t></w:r><w:r><w:rPr><w:rFonts w:ascii="Avenir Next LT Pro" w:hAnsi="Avenir Next LT Pro"/><w:color w:val="303030"/><w:sz w:val="22"/><w:szCs w:val="22"/><w:lang w:eastAsia="es-MX"/></w:rPr></w:r><w:r><w:rPr><w:rFonts w:ascii="Avenir Next LT Pro" w:hAnsi="Avenir Next LT Pro"/><w:color w:val="303030"/><w:sz w:val="22"/><w:szCs w:val="22"/><w:lang w:eastAsia="es-MX"/></w:rPr></w:r><w:r><w:rPr><w:rFonts w:ascii="Avenir Next LT Pro" w:hAnsi="Avenir Next LT Pro"/><w:color w:val="303030"/><w:sz w:val="22"/><w:szCs w:val="22"/><w:lang w:eastAsia="es-MX"/></w:rPr></w:r><w:r><w:rPr><w:rFonts w:ascii="Avenir Next LT Pro" w:hAnsi="Avenir Next LT Pro"/><w:color w:val="303030"/><w:sz w:val="22"/><w:szCs w:val="22"/><w:lang w:eastAsia="es-MX"/></w:rPr></w:r><w:r><w:rPr><w:rFonts w:ascii="Avenir Next LT Pro" w:hAnsi="Avenir Next LT Pro"/><w:color w:val="303030"/><w:sz w:val="22"/><w:szCs w:val="22"/><w:lang w:eastAsia="es-MX"/></w:rPr></w:r></w:p><w:p><w:pPr><w:spacing w:after="240" w:line="360" w:lineRule="auto"/><w:jc w:val="both"/><w:rPr><w:rFonts w:ascii="Avenir Next LT Pro" w:hAnsi="Avenir Next LT Pro"/><w:color w:val="303030"/><w:sz w:val="22"/><w:szCs w:val="22"/><w:lang w:eastAsia="es-MX"/></w:rPr></w:pPr><w:r><w:rPr><w:rFonts w:ascii="Avenir Next LT Pro" w:hAnsi="Avenir Next LT Pro"/><w:color w:val="303030"/><w:sz w:val="22"/><w:szCs w:val="22"/><w:lang w:eastAsia="es-MX"/></w:rPr><w:t>{var_15}  </w:t></w:r></w:p><w:p><w:pPr><w:spacing w:after="240" w:line="360" w:lineRule="auto"/><w:jc w:val="both"/><w:rPr><w:rFonts w:ascii="Avenir Next LT Pro" w:hAnsi="Avenir Next LT Pro"/><w:i/><w:iCs/><w:color w:val="303030"/><w:sz w:val="22"/><w:szCs w:val="22"/><w:lang w:eastAsia="es-MX"/></w:rPr></w:pPr><w:r><w:rPr><w:rFonts w:ascii="Avenir Next LT Pro" w:hAnsi="Avenir Next LT Pro"/><w:color w:val="303030"/><w:sz w:val="22"/><w:szCs w:val="22"/><w:lang w:eastAsia="es-MX"/></w:rPr><w:t>Teniendo en cuenta lo establecido en el </w:t></w:r><w:r><w:rPr><w:rFonts w:ascii="Avenir Next LT Pro" w:hAnsi="Avenir Next LT Pro"/><w:i/><w:iCs/><w:color w:val="303030"/><w:sz w:val="22"/><w:szCs w:val="22"/><w:lang w:eastAsia="es-MX"/></w:rPr><w:t>PO-PSM-11 procedimiento de mediciones de emisión de ruido y ruido ambiental</w:t></w:r><w:r><w:rPr><w:rFonts w:ascii="Avenir Next LT Pro" w:hAnsi="Avenir Next LT Pro"/><w:color w:val="303030"/><w:sz w:val="22"/><w:szCs w:val="22"/><w:lang w:eastAsia="es-MX"/></w:rPr><w:t>, para la determinación de la velocidad del viento durante el periodo de monitoreo se utilizó un anemómetro</w:t></w:r><w:r><w:rPr><w:rFonts w:ascii="Avenir Next LT Pro" w:hAnsi="Avenir Next LT Pro" w:cs="Arial"/><w:color w:val="303030"/><w:sz w:val="22"/><w:szCs w:val="22"/></w:rPr><w:t>, el cual fue ubicado a la misma altura en la que se encontraba el micrófono del equipo de medición. El ingeniero de campo realizó la verificación de los valores almacenados durante cada memoria de medición y registró el valor máximo de velocidad del viento presentado durante la misma </w:t></w:r><w:r><w:rPr><w:rFonts w:ascii="Avenir Next LT Pro" w:hAnsi="Avenir Next LT Pro"/><w:color w:val="303030"/><w:sz w:val="22"/><w:szCs w:val="22"/><w:lang w:eastAsia="es-MX"/></w:rPr><w:t>en el formato de campo </w:t></w:r><w:r><w:rPr><w:rFonts w:ascii="Avenir Next LT Pro" w:hAnsi="Avenir Next LT Pro"/><w:i/><w:iCs/><w:color w:val="303030"/><w:sz w:val="22"/><w:szCs w:val="22"/><w:lang w:eastAsia="es-MX"/></w:rPr><w:t>Planilla de campo emisión de ruido y ruido ambiental FO-PO-PSM-11-01. </w:t></w:r><w:r><w:rPr><w:rFonts w:ascii="Avenir Next LT Pro" w:hAnsi="Avenir Next LT Pro"/><w:color w:val="303030"/><w:sz w:val="22"/><w:szCs w:val="22"/><w:lang w:eastAsia="es-MX"/></w:rPr><w:t>{po_psm_11_procedimiento_de_mediciones_de_emision_d_1}</w:t></w:r></w:p><w:p><w:pPr><w:jc w:val="center"/><w:rPr><w:rFonts w:ascii="Avenir Next LT Pro" w:hAnsi="Avenir Next LT Pro" w:cs="Calibri"/><w:b/><w:color w:val="303030"/><w:sz w:val="20"/><w:szCs w:val="20"/></w:rPr></w:pPr><w:bookmarkStart w:id="160" w:name="_Toc499247666"/><w:bookmarkStart w:id="161" w:name="_Toc499307543"/><w:bookmarkStart w:id="162" w:name="_Toc534961091"/><w:bookmarkStart w:id="163" w:name="_Toc21682143"/><w:bookmarkStart w:id="164" w:name="_Toc209532336"/><w:r><w:rPr><w:rFonts w:ascii="Avenir Next LT Pro" w:hAnsi="Avenir Next LT Pro" w:cs="Calibri"/><w:b/><w:color w:val="303030"/><w:sz w:val="20"/><w:szCs w:val="20"/></w:rPr><w:t>{var_16}</w:t></w:r><w:r><w:rPr><w:rFonts w:ascii="Avenir Next LT Pro" w:hAnsi="Avenir Next LT Pro" w:cs="Calibri"/><w:b/><w:color w:val="303030"/><w:sz w:val="20"/><w:szCs w:val="20"/></w:rPr></w:r><w:r><w:rPr><w:rFonts w:ascii="Avenir Next LT Pro" w:hAnsi="Avenir Next LT Pro" w:cs="Calibri"/><w:b/><w:color w:val="303030"/><w:sz w:val="20"/><w:szCs w:val="20"/></w:rPr></w:r><w:r><w:rPr><w:rFonts w:ascii="Avenir Next LT Pro" w:hAnsi="Avenir Next LT Pro" w:cs="Calibri"/><w:b/><w:color w:val="303030"/><w:sz w:val="20"/><w:szCs w:val="20"/></w:rPr></w:r><w:r><w:rPr><w:rFonts w:ascii="Avenir Next LT Pro" w:hAnsi="Avenir Next LT Pro" w:cs="Calibri"/><w:b/><w:noProof/><w:color w:val="303030"/><w:sz w:val="20"/><w:szCs w:val="20"/></w:rPr></w:r><w:r><w:rPr><w:rFonts w:ascii="Avenir Next LT Pro" w:hAnsi="Avenir Next LT Pro" w:cs="Calibri"/><w:b/><w:color w:val="303030"/><w:sz w:val="20"/><w:szCs w:val="20"/></w:rPr></w:r><w:r><w:rPr><w:rFonts w:ascii="Avenir Next LT Pro" w:hAnsi="Avenir Next LT Pro" w:cs="Calibri"/><w:b/><w:color w:val="303030"/><w:sz w:val="20"/><w:szCs w:val="20"/></w:rPr></w:r><w:bookmarkEnd w:id="160"/><w:bookmarkEnd w:id="161"/><w:bookmarkEnd w:id="162"/><w:bookmarkEnd w:id="163"/><w:r><w:rPr><w:rFonts w:ascii="Avenir Next LT Pro" w:hAnsi="Avenir Next LT Pro" w:cs="Calibri"/><w:b/><w:color w:val="303030"/><w:sz w:val="20"/><w:szCs w:val="20"/></w:rPr></w:r><w:r><w:rPr><w:rFonts w:ascii="Avenir Next LT Pro" w:hAnsi="Avenir Next LT Pro" w:cs="Calibri"/><w:b/><w:color w:val="303030"/><w:sz w:val="20"/><w:szCs w:val="20"/></w:rPr></w:r><w:bookmarkEnd w:id="164"/></w:p><w:tbl><w:tblPr><w:tblW w:w="5000" w:type="pct"/><w:jc w:val="center"/><w:tblBorders><w:top w:val="single" w:sz="4" w:space="0" w:color="808080" w:themeColor="background1" w:themeShade="80"/><w:left w:val="single" w:sz="4" w:space="0" w:color="808080" w:themeColor="background1" w:themeShade="80"/><w:bottom w:val="single" w:sz="4" w:space="0" w:color="808080" w:themeColor="background1" w:themeShade="80"/><w:right w:val="single" w:sz="4" w:space="0" w:color="808080" w:themeColor="background1" w:themeShade="80"/><w:insideH w:val="single" w:sz="4" w:space="0" w:color="808080" w:themeColor="background1" w:themeShade="80"/><w:insideV w:val="single" w:sz="4" w:space="0" w:color="808080" w:themeColor="background1" w:themeShade="80"/></w:tblBorders><w:tblCellMar><w:left w:w="70" w:type="dxa"/><w:right w:w="70" w:type="dxa"/></w:tblCellMar><w:tblLook w:val="04A0" w:firstRow="1" w:lastRow="0" w:firstColumn="1" w:lastColumn="0" w:noHBand="0" w:noVBand="1"/></w:tblPr><w:tblGrid><w:gridCol w:w="1841"/><w:gridCol w:w="1840"/><w:gridCol w:w="2836"/><w:gridCol w:w="2313"/></w:tblGrid><w:tr><w:trPr><w:trHeight w:val="20"/><w:tblHeader/><w:jc w:val="center"/></w:trPr><w:tc><w:tcPr><w:tcW w:w="1042" w:type="pct"/><w:vMerge w:val="restart"/><w:noWrap/><w:vAlign w:val="center"/><w:hideMark/></w:tcPr><w:p><w:pPr><w:jc w:val="center"/><w:rPr><w:rFonts w:ascii="Avenir Next LT Pro" w:hAnsi="Avenir Next LT Pro" w:cs="Calibri"/><w:b/><w:bCs/><w:color w:val="FFFFFF" w:themeColor="background1"/><w:sz w:val="20"/><w:szCs w:val="20"/><w:lang w:val="es-MX" w:eastAsia="es-MX"/></w:rPr></w:pPr><w:r><w:rPr><w:rFonts w:ascii="Avenir Next LT Pro" w:hAnsi="Avenir Next LT Pro" w:cs="Calibri"/><w:b/><w:bCs/><w:color w:val="FFFFFF" w:themeColor="background1"/><w:sz w:val="20"/><w:szCs w:val="20"/><w:lang w:eastAsia="es-MX"/></w:rPr><w:t>{var_83}</w:t></w:r></w:p></w:tc><w:tc><w:tcPr><w:tcW w:w="1042" w:type="pct"/><w:vMerge w:val="restart"/><w:noWrap/><w:vAlign w:val="center"/><w:hideMark/></w:tcPr><w:p><w:pPr><w:jc w:val="center"/><w:rPr><w:rFonts w:ascii="Avenir Next LT Pro" w:hAnsi="Avenir Next LT Pro" w:cs="Calibri"/><w:b/><w:bCs/><w:color w:val="FFFFFF" w:themeColor="background1"/><w:sz w:val="20"/><w:szCs w:val="20"/><w:lang w:val="es-MX" w:eastAsia="es-MX"/></w:rPr></w:pPr><w:r><w:rPr><w:rFonts w:ascii="Avenir Next LT Pro" w:hAnsi="Avenir Next LT Pro" w:cs="Calibri"/><w:b/><w:bCs/><w:color w:val="FFFFFF" w:themeColor="background1"/><w:sz w:val="20"/><w:szCs w:val="20"/><w:lang w:eastAsia="es-MX"/></w:rPr><w:t>{var_84}</w:t></w:r></w:p></w:tc><w:tc><w:tcPr><w:tcW w:w="1606" w:type="pct"/><w:vMerge w:val="restart"/><w:noWrap/><w:vAlign w:val="center"/><w:hideMark/></w:tcPr><w:p><w:pPr><w:jc w:val="center"/><w:rPr><w:rFonts w:ascii="Avenir Next LT Pro" w:hAnsi="Avenir Next LT Pro" w:cs="Calibri"/><w:b/><w:bCs/><w:color w:val="FFFFFF" w:themeColor="background1"/><w:sz w:val="20"/><w:szCs w:val="20"/><w:lang w:val="es-MX" w:eastAsia="es-MX"/></w:rPr></w:pPr><w:r><w:rPr><w:rFonts w:ascii="Avenir Next LT Pro" w:hAnsi="Avenir Next LT Pro" w:cs="Calibri"/><w:b/><w:bCs/><w:color w:val="FFFFFF" w:themeColor="background1"/><w:sz w:val="20"/><w:szCs w:val="20"/><w:lang w:eastAsia="es-MX"/></w:rPr><w:t>{var_85}</w:t></w:r></w:p></w:tc><w:tc><w:tcPr><w:tcW w:w="1310" w:type="pct"/><w:noWrap/><w:vAlign w:val="center"/><w:hideMark/></w:tcPr><w:p><w:pPr><w:jc w:val="center"/><w:rPr><w:rFonts w:ascii="Avenir Next LT Pro" w:hAnsi="Avenir Next LT Pro" w:cs="Calibri"/><w:b/><w:bCs/><w:color w:val="FFFFFF" w:themeColor="background1"/><w:sz w:val="20"/><w:szCs w:val="20"/><w:lang w:eastAsia="es-MX"/></w:rPr></w:pPr><w:r><w:rPr><w:rFonts w:ascii="Avenir Next LT Pro" w:hAnsi="Avenir Next LT Pro" w:cs="Calibri"/><w:b/><w:bCs/><w:color w:val="FFFFFF" w:themeColor="background1"/><w:sz w:val="20"/><w:szCs w:val="20"/><w:lang w:eastAsia="es-MX"/></w:rPr><w:t>{var_81}</w:t></w:r></w:p><w:p><w:pPr><w:jc w:val="center"/><w:rPr><w:rFonts w:ascii="Avenir Next LT Pro" w:hAnsi="Avenir Next LT Pro" w:cs="Calibri"/><w:b/><w:bCs/><w:color w:val="FFFFFF" w:themeColor="background1"/><w:sz w:val="20"/><w:szCs w:val="20"/><w:lang w:eastAsia="es-MX"/></w:rPr></w:pPr><w:r><w:rPr><w:rFonts w:ascii="Avenir Next LT Pro" w:hAnsi="Avenir Next LT Pro" w:cs="Calibri"/><w:b/><w:bCs/><w:color w:val="FFFFFF" w:themeColor="background1"/><w:sz w:val="20"/><w:szCs w:val="20"/><w:lang w:eastAsia="es-MX"/></w:rPr><w:t>{var_82}</w:t></w:r><w:r><w:rPr><w:rFonts w:ascii="Avenir Next LT Pro" w:hAnsi="Avenir Next LT Pro" w:cs="Arial"/><w:b/><w:bCs/><w:color w:val="FFFFFF" w:themeColor="background1"/><w:sz w:val="20"/><w:szCs w:val="20"/><w:lang w:val="es-MX" w:eastAsia="es-MX"/></w:rPr></w:r></w:p></w:tc></w:tr><w:tr><w:trPr><w:trHeight w:val="20"/><w:tblHeader/><w:jc w:val="center"/></w:trPr><w:tc><w:tcPr><w:tcW w:w="1042" w:type="pct"/><w:vMerge/><w:vAlign w:val="center"/><w:hideMark/></w:tcPr><w:p><w:pPr><w:jc w:val="center"/><w:rPr><w:rFonts w:ascii="Avenir Next LT Pro" w:hAnsi="Avenir Next LT Pro" w:cs="Calibri"/><w:b/><w:bCs/><w:color w:val="FFFFFF" w:themeColor="background1"/><w:sz w:val="20"/><w:szCs w:val="20"/><w:lang w:val="es-MX" w:eastAsia="es-MX"/></w:rPr></w:pPr></w:p></w:tc><w:tc><w:tcPr><w:tcW w:w="1042" w:type="pct"/><w:vMerge/><w:vAlign w:val="center"/><w:hideMark/></w:tcPr><w:p><w:pPr><w:jc w:val="center"/><w:rPr><w:rFonts w:ascii="Avenir Next LT Pro" w:hAnsi="Avenir Next LT Pro" w:cs="Calibri"/><w:b/><w:bCs/><w:color w:val="FFFFFF" w:themeColor="background1"/><w:sz w:val="20"/><w:szCs w:val="20"/><w:lang w:val="es-MX" w:eastAsia="es-MX"/></w:rPr></w:pPr></w:p></w:tc><w:tc><w:tcPr><w:tcW w:w="1606" w:type="pct"/><w:vMerge/><w:vAlign w:val="center"/><w:hideMark/></w:tcPr><w:p><w:pPr><w:jc w:val="center"/><w:rPr><w:rFonts w:ascii="Avenir Next LT Pro" w:hAnsi="Avenir Next LT Pro" w:cs="Calibri"/><w:b/><w:bCs/><w:color w:val="FFFFFF" w:themeColor="background1"/><w:sz w:val="20"/><w:szCs w:val="20"/><w:lang w:val="es-MX" w:eastAsia="es-MX"/></w:rPr></w:pPr></w:p></w:tc><w:tc><w:tcPr><w:tcW w:w="1310" w:type="pct"/><w:noWrap/><w:vAlign w:val="center"/><w:hideMark/></w:tcPr><w:p><w:pPr><w:jc w:val="center"/><w:rPr><w:rFonts w:ascii="Avenir Next LT Pro" w:hAnsi="Avenir Next LT Pro" w:cs="Calibri"/><w:b/><w:bCs/><w:color w:val="FFFFFF" w:themeColor="background1"/><w:sz w:val="20"/><w:szCs w:val="20"/><w:lang w:val="es-MX" w:eastAsia="es-MX"/></w:rPr></w:pPr><w:r><w:rPr><w:rFonts w:ascii="Avenir Next LT Pro" w:hAnsi="Avenir Next LT Pro" w:cs="Calibri"/><w:b/><w:bCs/><w:color w:val="FFFFFF" w:themeColor="background1"/><w:sz w:val="20"/><w:szCs w:val="20"/><w:lang w:eastAsia="es-MX"/></w:rPr><w:t>{var_86}</w:t></w:r><w:r><w:rPr><w:rFonts w:ascii="Avenir Next LT Pro" w:hAnsi="Avenir Next LT Pro" w:cs="Calibri"/><w:b/><w:bCs/><w:color w:val="FFFFFF" w:themeColor="background1"/><w:sz w:val="20"/><w:szCs w:val="20"/><w:vertAlign w:val="subscript"/><w:lang w:eastAsia="es-MX"/></w:rPr></w:r></w:p></w:tc></w:tr><w:tr><w:trPr><w:trHeight w:val="20"/><w:jc w:val="center"/></w:trPr><w:tc><w:tcPr><w:tcW w:w="1042" w:type="pct"/><w:vMerge w:val="restart"/><w:noWrap/><w:vAlign w:val="center"/></w:tcPr><w:p><w:pPr><w:jc w:val="center"/><w:rPr><w:rFonts w:ascii="Avenir Next LT Pro" w:hAnsi="Avenir Next LT Pro" w:cs="Calibri"/><w:color w:val="303030"/><w:sz w:val="20"/><w:szCs w:val="20"/><w:lang w:val="es-MX" w:eastAsia="es-MX"/></w:rPr></w:pPr></w:p></w:tc><w:tc><w:tcPr><w:tcW w:w="1042" w:type="pct"/><w:noWrap/><w:vAlign w:val="center"/></w:tcPr><w:p><w:pPr><w:jc w:val="center"/><w:rPr><w:rFonts w:ascii="Avenir Next LT Pro" w:hAnsi="Avenir Next LT Pro" w:cs="Calibri"/><w:color w:val="303030"/><w:sz w:val="20"/><w:szCs w:val="20"/><w:lang w:val="es-MX" w:eastAsia="es-MX"/></w:rPr></w:pPr><w:r><w:rPr><w:rFonts w:ascii="Avenir Next LT Pro" w:hAnsi="Avenir Next LT Pro" w:cs="Calibri"/><w:color w:val="303030"/><w:sz w:val="20"/><w:szCs w:val="20"/><w:lang w:val="es-MX" w:eastAsia="es-MX"/></w:rPr><w:t>{var_87}</w:t></w:r></w:p></w:tc><w:tc><w:tcPr><w:tcW w:w="1606" w:type="pct"/><w:tcBorders><w:top w:val="single" w:sz="4" w:space="0" w:color="808080"/><w:left w:val="single" w:sz="4" w:space="0" w:color="808080"/><w:bottom w:val="nil"/><w:right w:val="single" w:sz="4" w:space="0" w:color="808080"/></w:tcBorders><w:noWrap/><w:vAlign w:val="bottom"/></w:tcPr><w:p><w:pPr><w:jc w:val="center"/><w:rPr><w:rFonts w:ascii="Avenir Next LT Pro" w:hAnsi="Avenir Next LT Pro" w:cs="Calibri"/><w:color w:val="303030"/><w:sz w:val="20"/><w:szCs w:val="20"/><w:lang w:val="es-MX" w:eastAsia="es-MX"/></w:rPr></w:pPr></w:p></w:tc><w:tc><w:tcPr><w:tcW w:w="1310" w:type="pct"/><w:noWrap/></w:tcPr><w:p><w:pPr><w:jc w:val="center"/><w:rPr><w:rFonts w:ascii="Avenir Next LT Pro" w:hAnsi="Avenir Next LT Pro" w:cs="Calibri"/><w:color w:val="303030"/><w:sz w:val="20"/><w:szCs w:val="20"/><w:lang w:val="es-MX" w:eastAsia="es-MX"/></w:rPr></w:pPr></w:p></w:tc></w:tr><w:tr><w:trPr><w:trHeight w:val="20"/><w:jc w:val="center"/></w:trPr><w:tc><w:tcPr><w:tcW w:w="1042" w:type="pct"/><w:vMerge/><w:vAlign w:val="center"/></w:tcPr><w:p><w:pPr><w:jc w:val="center"/><w:rPr><w:rFonts w:ascii="Avenir Next LT Pro" w:hAnsi="Avenir Next LT Pro" w:cs="Calibri"/><w:color w:val="303030"/><w:sz w:val="20"/><w:szCs w:val="20"/><w:lang w:val="es-MX" w:eastAsia="es-MX"/></w:rPr></w:pPr></w:p></w:tc><w:tc><w:tcPr><w:tcW w:w="1042" w:type="pct"/><w:noWrap/><w:vAlign w:val="center"/></w:tcPr><w:p><w:pPr><w:jc w:val="center"/><w:rPr><w:rFonts w:ascii="Avenir Next LT Pro" w:hAnsi="Avenir Next LT Pro" w:cs="Calibri"/><w:color w:val="303030"/><w:sz w:val="20"/><w:szCs w:val="20"/><w:lang w:val="es-MX" w:eastAsia="es-MX"/></w:rPr></w:pPr><w:r><w:rPr><w:rFonts w:ascii="Avenir Next LT Pro" w:hAnsi="Avenir Next LT Pro" w:cs="Calibri"/><w:color w:val="303030"/><w:sz w:val="20"/><w:szCs w:val="20"/><w:lang w:val="es-MX" w:eastAsia="es-MX"/></w:rPr><w:t>{var_88}</w:t></w:r></w:p></w:tc><w:tc><w:tcPr><w:tcW w:w="1606" w:type="pct"/><w:noWrap/><w:vAlign w:val="bottom"/></w:tcPr><w:p><w:pPr><w:jc w:val="center"/><w:rPr><w:rFonts w:ascii="Avenir Next LT Pro" w:hAnsi="Avenir Next LT Pro" w:cs="Calibri"/><w:color w:val="303030"/><w:sz w:val="20"/><w:szCs w:val="20"/><w:lang w:val="es-MX" w:eastAsia="es-MX"/></w:rPr></w:pPr></w:p></w:tc><w:tc><w:tcPr><w:tcW w:w="1310" w:type="pct"/><w:noWrap/></w:tcPr><w:p><w:pPr><w:jc w:val="center"/><w:rPr><w:rFonts w:ascii="Avenir Next LT Pro" w:hAnsi="Avenir Next LT Pro" w:cs="Calibri"/><w:color w:val="303030"/><w:sz w:val="20"/><w:szCs w:val="20"/><w:lang w:val="es-MX" w:eastAsia="es-MX"/></w:rPr></w:pPr></w:p></w:tc></w:tr></w:tbl><w:p><w:pPr><w:jc w:val="center"/><w:rPr><w:rFonts w:ascii="Avenir Next LT Pro" w:hAnsi="Avenir Next LT Pro" w:cs="Calibri"/><w:i/><w:color w:val="303030"/><w:sz w:val="20"/><w:szCs w:val="20"/></w:rPr></w:pPr><w:r><w:rPr><w:rFonts w:ascii="Avenir Next LT Pro" w:hAnsi="Avenir Next LT Pro" w:cs="Calibri"/><w:i/><w:color w:val="303030"/><w:sz w:val="20"/><w:szCs w:val="20"/></w:rPr><w:t>{var_17}</w:t></w:r><w:r><w:rPr><w:rFonts w:ascii="Avenir Next LT Pro" w:hAnsi="Avenir Next LT Pro" w:cs="Calibri"/><w:i/><w:color w:val="303030"/><w:sz w:val="20"/><w:szCs w:val="20"/></w:rPr></w:r><w:r><w:rPr><w:rFonts w:ascii="Avenir Next LT Pro" w:hAnsi="Avenir Next LT Pro" w:cs="Calibri"/><w:i/><w:color w:val="303030"/><w:sz w:val="20"/><w:szCs w:val="20"/></w:rPr></w:r></w:p><w:p><w:pPr><w:rPr><w:rFonts w:ascii="Avenir Next LT Pro" w:hAnsi="Avenir Next LT Pro" w:cs="Calibri"/><w:i/><w:color w:val="303030"/><w:sz w:val="20"/><w:szCs w:val="20"/></w:rPr></w:pPr></w:p><w:p><w:pPr><w:jc w:val="center"/><w:rPr><w:rFonts w:ascii="Avenir Next LT Pro" w:hAnsi="Avenir Next LT Pro" w:cs="Calibri"/><w:b/><w:color w:val="303030"/><w:sz w:val="20"/><w:szCs w:val="20"/></w:rPr></w:pPr><w:bookmarkStart w:id="165" w:name="_Toc209532337"/><w:r><w:rPr><w:rFonts w:ascii="Avenir Next LT Pro" w:hAnsi="Avenir Next LT Pro" w:cs="Calibri"/><w:b/><w:color w:val="303030"/><w:sz w:val="20"/><w:szCs w:val="20"/></w:rPr><w:t>{var_18}</w:t></w:r><w:r><w:rPr><w:rFonts w:ascii="Avenir Next LT Pro" w:hAnsi="Avenir Next LT Pro" w:cs="Calibri"/><w:b/><w:color w:val="303030"/><w:sz w:val="20"/><w:szCs w:val="20"/></w:rPr></w:r><w:r><w:rPr><w:rFonts w:ascii="Avenir Next LT Pro" w:hAnsi="Avenir Next LT Pro" w:cs="Calibri"/><w:b/><w:color w:val="303030"/><w:sz w:val="20"/><w:szCs w:val="20"/></w:rPr></w:r><w:r><w:rPr><w:rFonts w:ascii="Avenir Next LT Pro" w:hAnsi="Avenir Next LT Pro" w:cs="Calibri"/><w:b/><w:color w:val="303030"/><w:sz w:val="20"/><w:szCs w:val="20"/></w:rPr></w:r><w:r><w:rPr><w:rFonts w:ascii="Avenir Next LT Pro" w:hAnsi="Avenir Next LT Pro" w:cs="Calibri"/><w:b/><w:noProof/><w:color w:val="303030"/><w:sz w:val="20"/><w:szCs w:val="20"/></w:rPr></w:r><w:r><w:rPr><w:rFonts w:ascii="Avenir Next LT Pro" w:hAnsi="Avenir Next LT Pro" w:cs="Calibri"/><w:b/><w:color w:val="303030"/><w:sz w:val="20"/><w:szCs w:val="20"/></w:rPr></w:r><w:r><w:rPr><w:rFonts w:ascii="Avenir Next LT Pro" w:hAnsi="Avenir Next LT Pro" w:cs="Calibri"/><w:b/><w:color w:val="303030"/><w:sz w:val="20"/><w:szCs w:val="20"/></w:rPr></w:r><w:r><w:rPr><w:rFonts w:ascii="Avenir Next LT Pro" w:hAnsi="Avenir Next LT Pro" w:cs="Calibri"/><w:b/><w:color w:val="303030"/><w:sz w:val="20"/><w:szCs w:val="20"/></w:rPr></w:r><w:bookmarkEnd w:id="165"/></w:p><w:tbl><w:tblPr><w:tblW w:w="5000" w:type="pct"/><w:jc w:val="center"/><w:tblBorders><w:top w:val="single" w:sz="4" w:space="0" w:color="808080" w:themeColor="background1" w:themeShade="80"/><w:left w:val="single" w:sz="4" w:space="0" w:color="808080" w:themeColor="background1" w:themeShade="80"/><w:bottom w:val="single" w:sz="4" w:space="0" w:color="808080" w:themeColor="background1" w:themeShade="80"/><w:right w:val="single" w:sz="4" w:space="0" w:color="808080" w:themeColor="background1" w:themeShade="80"/><w:insideH w:val="single" w:sz="4" w:space="0" w:color="808080" w:themeColor="background1" w:themeShade="80"/><w:insideV w:val="single" w:sz="4" w:space="0" w:color="808080" w:themeColor="background1" w:themeShade="80"/></w:tblBorders><w:tblCellMar><w:left w:w="70" w:type="dxa"/><w:right w:w="70" w:type="dxa"/></w:tblCellMar><w:tblLook w:val="04A0" w:firstRow="1" w:lastRow="0" w:firstColumn="1" w:lastColumn="0" w:noHBand="0" w:noVBand="1"/></w:tblPr><w:tblGrid><w:gridCol w:w="1841"/><w:gridCol w:w="1840"/><w:gridCol w:w="2836"/><w:gridCol w:w="2313"/></w:tblGrid><w:tr><w:trPr><w:trHeight w:val="20"/><w:tblHeader/><w:jc w:val="center"/></w:trPr><w:tc><w:tcPr><w:tcW w:w="1042" w:type="pct"/><w:vMerge w:val="restart"/><w:noWrap/><w:vAlign w:val="center"/><w:hideMark/></w:tcPr><w:p><w:pPr><w:jc w:val="center"/><w:rPr><w:rFonts w:ascii="Avenir Next LT Pro" w:hAnsi="Avenir Next LT Pro" w:cs="Calibri"/><w:b/><w:bCs/><w:color w:val="FFFFFF" w:themeColor="background1"/><w:sz w:val="20"/><w:szCs w:val="20"/><w:lang w:val="es-MX" w:eastAsia="es-MX"/></w:rPr></w:pPr><w:r><w:rPr><w:rFonts w:ascii="Avenir Next LT Pro" w:hAnsi="Avenir Next LT Pro" w:cs="Calibri"/><w:b/><w:bCs/><w:color w:val="FFFFFF" w:themeColor="background1"/><w:sz w:val="20"/><w:szCs w:val="20"/><w:lang w:eastAsia="es-MX"/></w:rPr><w:t>{var_83}</w:t></w:r></w:p></w:tc><w:tc><w:tcPr><w:tcW w:w="1042" w:type="pct"/><w:vMerge w:val="restart"/><w:noWrap/><w:vAlign w:val="center"/><w:hideMark/></w:tcPr><w:p><w:pPr><w:jc w:val="center"/><w:rPr><w:rFonts w:ascii="Avenir Next LT Pro" w:hAnsi="Avenir Next LT Pro" w:cs="Calibri"/><w:b/><w:bCs/><w:color w:val="FFFFFF" w:themeColor="background1"/><w:sz w:val="20"/><w:szCs w:val="20"/><w:lang w:val="es-MX" w:eastAsia="es-MX"/></w:rPr></w:pPr><w:r><w:rPr><w:rFonts w:ascii="Avenir Next LT Pro" w:hAnsi="Avenir Next LT Pro" w:cs="Calibri"/><w:b/><w:bCs/><w:color w:val="FFFFFF" w:themeColor="background1"/><w:sz w:val="20"/><w:szCs w:val="20"/><w:lang w:eastAsia="es-MX"/></w:rPr><w:t>{var_84}</w:t></w:r></w:p></w:tc><w:tc><w:tcPr><w:tcW w:w="1606" w:type="pct"/><w:vMerge w:val="restart"/><w:noWrap/><w:vAlign w:val="center"/><w:hideMark/></w:tcPr><w:p><w:pPr><w:jc w:val="center"/><w:rPr><w:rFonts w:ascii="Avenir Next LT Pro" w:hAnsi="Avenir Next LT Pro" w:cs="Calibri"/><w:b/><w:bCs/><w:color w:val="FFFFFF" w:themeColor="background1"/><w:sz w:val="20"/><w:szCs w:val="20"/><w:lang w:val="es-MX" w:eastAsia="es-MX"/></w:rPr></w:pPr><w:r><w:rPr><w:rFonts w:ascii="Avenir Next LT Pro" w:hAnsi="Avenir Next LT Pro" w:cs="Calibri"/><w:b/><w:bCs/><w:color w:val="FFFFFF" w:themeColor="background1"/><w:sz w:val="20"/><w:szCs w:val="20"/><w:lang w:eastAsia="es-MX"/></w:rPr><w:t>{var_85}</w:t></w:r></w:p></w:tc><w:tc><w:tcPr><w:tcW w:w="1310" w:type="pct"/><w:noWrap/><w:vAlign w:val="center"/><w:hideMark/></w:tcPr><w:p><w:pPr><w:jc w:val="center"/><w:rPr><w:rFonts w:ascii="Avenir Next LT Pro" w:hAnsi="Avenir Next LT Pro" w:cs="Calibri"/><w:b/><w:bCs/><w:color w:val="FFFFFF" w:themeColor="background1"/><w:sz w:val="20"/><w:szCs w:val="20"/><w:lang w:eastAsia="es-MX"/></w:rPr></w:pPr><w:r><w:rPr><w:rFonts w:ascii="Avenir Next LT Pro" w:hAnsi="Avenir Next LT Pro" w:cs="Calibri"/><w:b/><w:bCs/><w:color w:val="FFFFFF" w:themeColor="background1"/><w:sz w:val="20"/><w:szCs w:val="20"/><w:lang w:eastAsia="es-MX"/></w:rPr><w:t>{var_81}</w:t></w:r></w:p><w:p><w:pPr><w:jc w:val="center"/><w:rPr><w:rFonts w:ascii="Avenir Next LT Pro" w:hAnsi="Avenir Next LT Pro" w:cs="Calibri"/><w:b/><w:bCs/><w:color w:val="FFFFFF" w:themeColor="background1"/><w:sz w:val="20"/><w:szCs w:val="20"/><w:lang w:eastAsia="es-MX"/></w:rPr></w:pPr><w:r><w:rPr><w:rFonts w:ascii="Avenir Next LT Pro" w:hAnsi="Avenir Next LT Pro" w:cs="Calibri"/><w:b/><w:bCs/><w:color w:val="FFFFFF" w:themeColor="background1"/><w:sz w:val="20"/><w:szCs w:val="20"/><w:lang w:eastAsia="es-MX"/></w:rPr><w:t>{var_82}</w:t></w:r><w:r><w:rPr><w:rFonts w:ascii="Avenir Next LT Pro" w:hAnsi="Avenir Next LT Pro" w:cs="Arial"/><w:b/><w:bCs/><w:color w:val="FFFFFF" w:themeColor="background1"/><w:sz w:val="20"/><w:szCs w:val="20"/><w:lang w:val="es-MX" w:eastAsia="es-MX"/></w:rPr></w:r></w:p></w:tc></w:tr><w:tr><w:trPr><w:trHeight w:val="20"/><w:tblHeader/><w:jc w:val="center"/></w:trPr><w:tc><w:tcPr><w:tcW w:w="1042" w:type="pct"/><w:vMerge/><w:vAlign w:val="center"/><w:hideMark/></w:tcPr><w:p><w:pPr><w:jc w:val="center"/><w:rPr><w:rFonts w:ascii="Avenir Next LT Pro" w:hAnsi="Avenir Next LT Pro" w:cs="Calibri"/><w:b/><w:bCs/><w:color w:val="FFFFFF" w:themeColor="background1"/><w:sz w:val="20"/><w:szCs w:val="20"/><w:lang w:val="es-MX" w:eastAsia="es-MX"/></w:rPr></w:pPr></w:p></w:tc><w:tc><w:tcPr><w:tcW w:w="1042" w:type="pct"/><w:vMerge/><w:vAlign w:val="center"/><w:hideMark/></w:tcPr><w:p><w:pPr><w:jc w:val="center"/><w:rPr><w:rFonts w:ascii="Avenir Next LT Pro" w:hAnsi="Avenir Next LT Pro" w:cs="Calibri"/><w:b/><w:bCs/><w:color w:val="FFFFFF" w:themeColor="background1"/><w:sz w:val="20"/><w:szCs w:val="20"/><w:lang w:val="es-MX" w:eastAsia="es-MX"/></w:rPr></w:pPr></w:p></w:tc><w:tc><w:tcPr><w:tcW w:w="1606" w:type="pct"/><w:vMerge/><w:vAlign w:val="center"/><w:hideMark/></w:tcPr><w:p><w:pPr><w:jc w:val="center"/><w:rPr><w:rFonts w:ascii="Avenir Next LT Pro" w:hAnsi="Avenir Next LT Pro" w:cs="Calibri"/><w:b/><w:bCs/><w:color w:val="FFFFFF" w:themeColor="background1"/><w:sz w:val="20"/><w:szCs w:val="20"/><w:lang w:val="es-MX" w:eastAsia="es-MX"/></w:rPr></w:pPr></w:p></w:tc><w:tc><w:tcPr><w:tcW w:w="1310" w:type="pct"/><w:noWrap/><w:vAlign w:val="center"/><w:hideMark/></w:tcPr><w:p><w:pPr><w:jc w:val="center"/><w:rPr><w:rFonts w:ascii="Avenir Next LT Pro" w:hAnsi="Avenir Next LT Pro" w:cs="Calibri"/><w:b/><w:bCs/><w:color w:val="FFFFFF" w:themeColor="background1"/><w:sz w:val="20"/><w:szCs w:val="20"/><w:lang w:val="es-MX" w:eastAsia="es-MX"/></w:rPr></w:pPr><w:r><w:rPr><w:rFonts w:ascii="Avenir Next LT Pro" w:hAnsi="Avenir Next LT Pro" w:cs="Calibri"/><w:b/><w:bCs/><w:color w:val="FFFFFF" w:themeColor="background1"/><w:sz w:val="20"/><w:szCs w:val="20"/><w:lang w:eastAsia="es-MX"/></w:rPr><w:t>{var_86}</w:t></w:r><w:r><w:rPr><w:rFonts w:ascii="Avenir Next LT Pro" w:hAnsi="Avenir Next LT Pro" w:cs="Calibri"/><w:b/><w:bCs/><w:color w:val="FFFFFF" w:themeColor="background1"/><w:sz w:val="20"/><w:szCs w:val="20"/><w:vertAlign w:val="subscript"/><w:lang w:eastAsia="es-MX"/></w:rPr></w:r></w:p></w:tc></w:tr><w:tr><w:trPr><w:trHeight w:val="20"/><w:jc w:val="center"/></w:trPr><w:tc><w:tcPr><w:tcW w:w="1042" w:type="pct"/><w:vMerge w:val="restart"/><w:noWrap/><w:vAlign w:val="center"/></w:tcPr><w:p><w:pPr><w:jc w:val="center"/><w:rPr><w:rFonts w:ascii="Avenir Next LT Pro" w:hAnsi="Avenir Next LT Pro" w:cs="Calibri"/><w:color w:val="303030"/><w:sz w:val="20"/><w:szCs w:val="20"/><w:lang w:val="es-MX" w:eastAsia="es-MX"/></w:rPr></w:pPr></w:p></w:tc><w:tc><w:tcPr><w:tcW w:w="1042" w:type="pct"/><w:noWrap/><w:vAlign w:val="center"/></w:tcPr><w:p><w:pPr><w:jc w:val="center"/><w:rPr><w:rFonts w:ascii="Avenir Next LT Pro" w:hAnsi="Avenir Next LT Pro" w:cs="Calibri"/><w:color w:val="303030"/><w:sz w:val="20"/><w:szCs w:val="20"/><w:lang w:val="es-MX" w:eastAsia="es-MX"/></w:rPr></w:pPr></w:p></w:tc><w:tc><w:tcPr><w:tcW w:w="1606" w:type="pct"/><w:tcBorders><w:top w:val="single" w:sz="4" w:space="0" w:color="808080"/><w:left w:val="single" w:sz="4" w:space="0" w:color="808080"/><w:bottom w:val="nil"/><w:right w:val="single" w:sz="4" w:space="0" w:color="808080"/></w:tcBorders><w:noWrap/><w:vAlign w:val="bottom"/></w:tcPr><w:p><w:pPr><w:jc w:val="center"/><w:rPr><w:rFonts w:ascii="Avenir Next LT Pro" w:hAnsi="Avenir Next LT Pro" w:cs="Calibri"/><w:color w:val="303030"/><w:sz w:val="20"/><w:szCs w:val="20"/><w:lang w:val="es-MX" w:eastAsia="es-MX"/></w:rPr></w:pPr></w:p></w:tc><w:tc><w:tcPr><w:tcW w:w="1310" w:type="pct"/><w:noWrap/></w:tcPr><w:p><w:pPr><w:jc w:val="center"/><w:rPr><w:rFonts w:ascii="Avenir Next LT Pro" w:hAnsi="Avenir Next LT Pro" w:cs="Calibri"/><w:color w:val="303030"/><w:sz w:val="20"/><w:szCs w:val="20"/><w:lang w:val="es-MX" w:eastAsia="es-MX"/></w:rPr></w:pPr></w:p></w:tc></w:tr><w:tr><w:trPr><w:trHeight w:val="20"/><w:jc w:val="center"/></w:trPr><w:tc><w:tcPr><w:tcW w:w="1042" w:type="pct"/><w:vMerge/><w:vAlign w:val="center"/></w:tcPr><w:p><w:pPr><w:jc w:val="center"/><w:rPr><w:rFonts w:ascii="Avenir Next LT Pro" w:hAnsi="Avenir Next LT Pro" w:cs="Calibri"/><w:color w:val="303030"/><w:sz w:val="20"/><w:szCs w:val="20"/><w:lang w:val="es-MX" w:eastAsia="es-MX"/></w:rPr></w:pPr></w:p></w:tc><w:tc><w:tcPr><w:tcW w:w="1042" w:type="pct"/><w:noWrap/><w:vAlign w:val="center"/></w:tcPr><w:p><w:pPr><w:jc w:val="center"/><w:rPr><w:rFonts w:ascii="Avenir Next LT Pro" w:hAnsi="Avenir Next LT Pro" w:cs="Calibri"/><w:color w:val="303030"/><w:sz w:val="20"/><w:szCs w:val="20"/><w:lang w:val="es-MX" w:eastAsia="es-MX"/></w:rPr></w:pPr></w:p></w:tc><w:tc><w:tcPr><w:tcW w:w="1606" w:type="pct"/><w:noWrap/><w:vAlign w:val="bottom"/></w:tcPr><w:p><w:pPr><w:jc w:val="center"/><w:rPr><w:rFonts w:ascii="Avenir Next LT Pro" w:hAnsi="Avenir Next LT Pro" w:cs="Calibri"/><w:color w:val="303030"/><w:sz w:val="20"/><w:szCs w:val="20"/><w:lang w:val="es-MX" w:eastAsia="es-MX"/></w:rPr></w:pPr></w:p></w:tc><w:tc><w:tcPr><w:tcW w:w="1310" w:type="pct"/><w:noWrap/></w:tcPr><w:p><w:pPr><w:jc w:val="center"/><w:rPr><w:rFonts w:ascii="Avenir Next LT Pro" w:hAnsi="Avenir Next LT Pro" w:cs="Calibri"/><w:color w:val="303030"/><w:sz w:val="20"/><w:szCs w:val="20"/><w:lang w:val="es-MX" w:eastAsia="es-MX"/></w:rPr></w:pPr></w:p></w:tc></w:tr></w:tbl><w:p><w:pPr><w:jc w:val="center"/><w:rPr><w:rFonts w:ascii="Avenir Next LT Pro" w:hAnsi="Avenir Next LT Pro" w:cs="Calibri"/><w:i/><w:color w:val="303030"/><w:sz w:val="20"/><w:szCs w:val="20"/></w:rPr></w:pPr><w:r><w:rPr><w:rFonts w:ascii="Avenir Next LT Pro" w:hAnsi="Avenir Next LT Pro" w:cs="Calibri"/><w:i/><w:color w:val="303030"/><w:sz w:val="20"/><w:szCs w:val="20"/></w:rPr><w:t>{var_17}</w:t></w:r><w:r><w:rPr><w:rFonts w:ascii="Avenir Next LT Pro" w:hAnsi="Avenir Next LT Pro" w:cs="Calibri"/><w:i/><w:color w:val="303030"/><w:sz w:val="20"/><w:szCs w:val="20"/></w:rPr></w:r><w:r><w:rPr><w:rFonts w:ascii="Avenir Next LT Pro" w:hAnsi="Avenir Next LT Pro" w:cs="Calibri"/><w:i/><w:color w:val="303030"/><w:sz w:val="20"/><w:szCs w:val="20"/></w:rPr></w:r></w:p><w:p><w:pPr><w:rPr><w:rFonts w:ascii="Avenir Next LT Pro" w:hAnsi="Avenir Next LT Pro"/><w:color w:val="303030"/></w:rPr></w:pPr></w:p><w:p><w:pPr><w:pStyle w:val="Ttulo2"/><w:numPr><w:ilvl w:val="1"/><w:numId w:val="9"/></w:numPr><w:rPr><w:rFonts w:ascii="Avenir Next LT Pro" w:hAnsi="Avenir Next LT Pro"/><w:color w:val="303030"/><w:sz w:val="28"/><w:szCs w:val="28"/></w:rPr></w:pPr><w:bookmarkStart w:id="166" w:name="_Toc23931133"/><w:bookmarkStart w:id="167" w:name="_Toc24488633"/><w:bookmarkStart w:id="168" w:name="_Toc25304183"/><w:bookmarkStart w:id="169" w:name="_Toc211423085"/><w:bookmarkStart w:id="170" w:name="_Toc215310877"/><w:r><w:rPr><w:rFonts w:ascii="Avenir Next LT Pro" w:hAnsi="Avenir Next LT Pro"/><w:color w:val="303030"/><w:sz w:val="28"/><w:szCs w:val="28"/></w:rPr><w:t>Naturaleza / estado del terreno entre la fuente y el receptor</w:t></w:r><w:bookmarkEnd w:id="166"/><w:bookmarkEnd w:id="167"/><w:bookmarkEnd w:id="168"/><w:bookmarkEnd w:id="169"/><w:bookmarkEnd w:id="170"/></w:p><w:p><w:pPr><w:spacing w:line="360" w:lineRule="auto"/><w:jc w:val="both"/><w:rPr><w:rFonts w:ascii="Avenir Next LT Pro" w:hAnsi="Avenir Next LT Pro" w:cs="Calibri"/><w:color w:val="303030"/><w:sz w:val="22"/><w:szCs w:val="22"/></w:rPr></w:pPr></w:p><w:p><w:pPr><w:spacing w:line="360" w:lineRule="auto"/><w:jc w:val="both"/><w:rPr><w:rFonts w:ascii="Avenir Next LT Pro" w:hAnsi="Avenir Next LT Pro" w:cs="Calibri"/><w:color w:val="303030"/><w:sz w:val="22"/><w:szCs w:val="22"/></w:rPr></w:pPr><w:r><w:rPr><w:rFonts w:ascii="Avenir Next LT Pro" w:hAnsi="Avenir Next LT Pro" w:cs="Calibri"/><w:color w:val="303030"/><w:sz w:val="22"/><w:szCs w:val="22"/></w:rPr><w:t>En términos generales el terreno a lo largo de toda la zona de estudio tiene características planas, lo que permite la dispersión de las ondas sonoras y por ende la correcta recepción de </w:t></w:r><w:r><w:rPr><w:rFonts w:ascii="Avenir Next LT Pro" w:hAnsi="Avenir Next LT Pro" w:cs="Calibri"/><w:color w:val="303030"/><w:sz w:val="22"/><w:szCs w:val="22"/></w:rPr><w:t>estas</w:t></w:r><w:r><w:rPr><w:rFonts w:ascii="Avenir Next LT Pro" w:hAnsi="Avenir Next LT Pro" w:cs="Calibri"/><w:color w:val="303030"/><w:sz w:val="22"/><w:szCs w:val="22"/></w:rPr><w:t> por los equipos de medición empleados. </w:t></w:r></w:p><w:p><w:pPr><w:spacing w:line="360" w:lineRule="auto"/><w:jc w:val="both"/><w:rPr><w:rFonts w:ascii="Avenir Next LT Pro" w:hAnsi="Avenir Next LT Pro" w:cs="Calibri"/><w:color w:val="303030"/><w:sz w:val="22"/><w:szCs w:val="22"/></w:rPr></w:pPr></w:p><w:p><w:pPr><w:spacing w:line="360" w:lineRule="auto"/><w:jc w:val="both"/><w:rPr><w:rFonts w:ascii="Avenir Next LT Pro" w:hAnsi="Avenir Next LT Pro" w:cs="Calibri"/><w:color w:val="303030"/><w:sz w:val="22"/><w:szCs w:val="22"/></w:rPr></w:pPr><w:r><w:rPr><w:rFonts w:ascii="Avenir Next LT Pro" w:hAnsi="Avenir Next LT Pro" w:cs="Calibri"/><w:color w:val="303030"/><w:sz w:val="22"/><w:szCs w:val="22"/></w:rPr><w:lastRenderedPageBreak/><w:t>Punto </w:t></w:r><w:commentRangeStart w:id="171"/><w:r><w:rPr><w:rFonts w:ascii="Avenir Next LT Pro" w:hAnsi="Avenir Next LT Pro" w:cs="Calibri"/><w:color w:val="303030"/><w:sz w:val="22"/><w:szCs w:val="22"/></w:rPr><w:t>1</w:t></w:r><w:commentRangeEnd w:id="171"/><w:r><w:rPr><w:rStyle w:val="Refdecomentario"/><w:rFonts w:ascii="Tahoma" w:hAnsi="Tahoma"/><w:szCs w:val="20"/><w:lang w:val="es-MX" w:eastAsia="es-MX"/></w:rPr><w:commentReference w:id="171"/></w:r><w:r><w:rPr><w:rFonts w:ascii="Avenir Next LT Pro" w:hAnsi="Avenir Next LT Pro" w:cs="Calibri"/><w:color w:val="303030"/><w:sz w:val="22"/><w:szCs w:val="22"/></w:rPr><w:t>: </w:t></w:r><w:r><w:rPr><w:rFonts w:ascii="Avenir Next LT Pro" w:hAnsi="Avenir Next LT Pro" w:cs="Calibri"/><w:color w:val="303030"/><w:sz w:val="22"/><w:szCs w:val="22"/></w:rPr><w:t>{punto_1_1}.</w:t></w:r></w:p><w:p><w:pPr><w:spacing w:line="360" w:lineRule="auto"/><w:jc w:val="both"/><w:rPr><w:rFonts w:ascii="Avenir Next LT Pro" w:hAnsi="Avenir Next LT Pro" w:cs="Calibri"/><w:color w:val="303030"/><w:sz w:val="22"/><w:szCs w:val="22"/></w:rPr></w:pPr></w:p><w:tbl><w:tblPr><w:tblStyle w:val="Tablaconcuadrcula"/><w:tblW w:w="5000" w:type="pct"/><w:jc w:val="center"/><w:tblBorders><w:top w:val="single" w:sz="4" w:space="0" w:color="808080" w:themeColor="background1" w:themeShade="80"/><w:left w:val="single" w:sz="4" w:space="0" w:color="808080" w:themeColor="background1" w:themeShade="80"/><w:bottom w:val="single" w:sz="4" w:space="0" w:color="808080" w:themeColor="background1" w:themeShade="80"/><w:right w:val="single" w:sz="4" w:space="0" w:color="808080" w:themeColor="background1" w:themeShade="80"/><w:insideH w:val="single" w:sz="4" w:space="0" w:color="808080" w:themeColor="background1" w:themeShade="80"/><w:insideV w:val="single" w:sz="4" w:space="0" w:color="808080" w:themeColor="background1" w:themeShade="80"/></w:tblBorders><w:tblLook w:val="04A0" w:firstRow="1" w:lastRow="0" w:firstColumn="1" w:lastColumn="0" w:noHBand="0" w:noVBand="1"/></w:tblPr><w:tblGrid><w:gridCol w:w="4415"/><w:gridCol w:w="4415"/></w:tblGrid><w:tr><w:trPr><w:trHeight w:val="226"/><w:jc w:val="center"/></w:trPr><w:tc><w:tcPr><w:tcW w:w="2500" w:type="pct"/><w:vAlign w:val="center"/></w:tcPr><w:p><w:pPr><w:pStyle w:val="NormalWeb"/><w:jc w:val="center"/><w:rPr></w:rPr></w:pPr></w:p></w:tc><w:tc><w:tcPr><w:tcW w:w="2500" w:type="pct"/><w:vAlign w:val="center"/></w:tcPr><w:p><w:pPr><w:pStyle w:val="NormalWeb"/><w:jc w:val="center"/><w:rPr></w:rPr></w:pPr></w:p></w:tc></w:tr><w:tr><w:trPr><w:jc w:val="center"/></w:trPr><w:tc><w:tcPr><w:tcW w:w="2500" w:type="pct"/></w:tcPr><w:p><w:pPr><w:pStyle w:val="Descripcin"/><w:spacing w:before="0" w:after="0"/><w:jc w:val="center"/><w:rPr><w:rFonts w:ascii="Avenir Next LT Pro" w:hAnsi="Avenir Next LT Pro" w:cs="Calibri"/><w:color w:val="303030"/><w:sz w:val="22"/><w:szCs w:val="22"/><w:lang w:val="es-CO"/></w:rPr></w:pPr><w:bookmarkStart w:id="172" w:name="_Toc19711519"/><w:bookmarkStart w:id="173" w:name="_Toc22026121"/><w:bookmarkStart w:id="174" w:name="_Toc157114191"/><w:bookmarkStart w:id="175" w:name="_Toc198219817"/><w:r><w:rPr><w:rFonts w:ascii="Avenir Next LT Pro" w:hAnsi="Avenir Next LT Pro"/><w:color w:val="303030"/><w:lang w:val="es-CO"/></w:rPr><w:t>{var_89}</w:t></w:r><w:r><w:rPr><w:rFonts w:ascii="Avenir Next LT Pro" w:hAnsi="Avenir Next LT Pro"/><w:color w:val="303030"/><w:lang w:val="es-CO"/></w:rPr></w:r><w:r><w:rPr><w:rFonts w:ascii="Avenir Next LT Pro" w:hAnsi="Avenir Next LT Pro"/><w:color w:val="303030"/><w:lang w:val="es-CO"/></w:rPr></w:r><w:r><w:rPr><w:rFonts w:ascii="Avenir Next LT Pro" w:hAnsi="Avenir Next LT Pro"/><w:color w:val="303030"/><w:lang w:val="es-CO"/></w:rPr></w:r><w:r><w:rPr><w:rFonts w:ascii="Avenir Next LT Pro" w:hAnsi="Avenir Next LT Pro"/><w:noProof/><w:color w:val="303030"/><w:lang w:val="es-CO"/></w:rPr></w:r><w:r><w:rPr><w:rFonts w:ascii="Avenir Next LT Pro" w:hAnsi="Avenir Next LT Pro"/><w:color w:val="303030"/><w:lang w:val="es-CO"/></w:rPr></w:r><w:r><w:rPr><w:rFonts w:ascii="Avenir Next LT Pro" w:hAnsi="Avenir Next LT Pro"/><w:color w:val="303030"/><w:lang w:val="es-CO"/></w:rPr></w:r><w:r><w:rPr><w:rFonts w:ascii="Avenir Next LT Pro" w:hAnsi="Avenir Next LT Pro"/><w:color w:val="303030"/><w:lang w:val="es-CO"/></w:rPr></w:r><w:commentRangeStart w:id="176"/><w:r><w:rPr><w:rFonts w:ascii="Avenir Next LT Pro" w:hAnsi="Avenir Next LT Pro"/><w:color w:val="303030"/><w:lang w:val="es-CO"/></w:rPr></w:r><w:r><w:rPr><w:rFonts w:ascii="Avenir Next LT Pro" w:hAnsi="Avenir Next LT Pro"/><w:color w:val="303030"/><w:lang w:val="es-CO"/></w:rPr></w:r><w:commentRangeEnd w:id="176"/><w:r><w:rPr><w:rStyle w:val="Refdecomentario"/><w:b w:val="0"/><w:bCs w:val="0"/></w:rPr><w:commentReference w:id="176"/></w:r><w:r><w:rPr><w:rFonts w:ascii="Avenir Next LT Pro" w:hAnsi="Avenir Next LT Pro" w:cstheme="minorHAnsi"/><w:color w:val="303030"/><w:lang w:val="es-CO"/></w:rPr><w:t>{var_90}</w:t></w:r><w:r><w:rPr><w:rFonts w:ascii="Avenir Next LT Pro" w:hAnsi="Avenir Next LT Pro"/><w:color w:val="303030"/><w:lang w:val="es-CO"/></w:rPr></w:r><w:bookmarkEnd w:id="172"/><w:bookmarkEnd w:id="173"/><w:bookmarkEnd w:id="174"/><w:bookmarkEnd w:id="175"/></w:p></w:tc><w:tc><w:tcPr><w:tcW w:w="2500" w:type="pct"/></w:tcPr><w:p><w:pPr><w:pStyle w:val="Descripcin"/><w:spacing w:before="0" w:after="0"/><w:jc w:val="center"/><w:rPr><w:rFonts w:ascii="Avenir Next LT Pro" w:hAnsi="Avenir Next LT Pro" w:cs="Calibri"/><w:b w:val="0"/><w:color w:val="303030"/><w:lang w:val="es-CO"/></w:rPr></w:pPr><w:bookmarkStart w:id="177" w:name="_Toc19711520"/><w:bookmarkStart w:id="178" w:name="_Toc22026122"/><w:bookmarkStart w:id="179" w:name="_Toc157114192"/><w:bookmarkStart w:id="180" w:name="_Toc198219818"/><w:r><w:rPr><w:rFonts w:ascii="Avenir Next LT Pro" w:hAnsi="Avenir Next LT Pro" w:cstheme="minorHAnsi"/><w:color w:val="303030"/><w:lang w:val="es-CO"/></w:rPr><w:t>{var_91}</w:t></w:r><w:r><w:rPr><w:rFonts w:ascii="Avenir Next LT Pro" w:hAnsi="Avenir Next LT Pro" w:cstheme="minorHAnsi"/><w:color w:val="303030"/><w:lang w:val="es-CO"/></w:rPr></w:r><w:r><w:rPr><w:rFonts w:ascii="Avenir Next LT Pro" w:hAnsi="Avenir Next LT Pro" w:cstheme="minorHAnsi"/><w:color w:val="303030"/><w:lang w:val="es-CO"/></w:rPr></w:r><w:r><w:rPr><w:rFonts w:ascii="Avenir Next LT Pro" w:hAnsi="Avenir Next LT Pro" w:cstheme="minorHAnsi"/><w:color w:val="303030"/><w:lang w:val="es-CO"/></w:rPr></w:r><w:r><w:rPr><w:rFonts w:ascii="Avenir Next LT Pro" w:hAnsi="Avenir Next LT Pro" w:cstheme="minorHAnsi"/><w:noProof/><w:color w:val="303030"/><w:lang w:val="es-CO"/></w:rPr></w:r><w:r><w:rPr><w:rFonts w:ascii="Avenir Next LT Pro" w:hAnsi="Avenir Next LT Pro" w:cstheme="minorHAnsi"/><w:color w:val="303030"/><w:lang w:val="es-CO"/></w:rPr></w:r><w:r><w:rPr><w:rFonts w:ascii="Avenir Next LT Pro" w:hAnsi="Avenir Next LT Pro" w:cstheme="minorHAnsi"/><w:color w:val="303030"/><w:lang w:val="es-CO"/></w:rPr></w:r><w:bookmarkEnd w:id="177"/><w:bookmarkEnd w:id="178"/><w:r><w:rPr><w:rFonts w:ascii="Avenir Next LT Pro" w:hAnsi="Avenir Next LT Pro" w:cstheme="minorHAnsi"/><w:color w:val="303030"/><w:lang w:val="es-CO"/></w:rPr></w:r><w:r><w:rPr><w:rFonts w:ascii="Avenir Next LT Pro" w:hAnsi="Avenir Next LT Pro" w:cstheme="minorHAnsi"/><w:color w:val="303030"/><w:lang w:val="es-CO"/></w:rPr></w:r><w:r><w:rPr><w:rFonts w:ascii="Avenir Next LT Pro" w:hAnsi="Avenir Next LT Pro" w:cstheme="minorHAnsi"/><w:color w:val="303030"/><w:lang w:val="es-CO"/></w:rPr></w:r><w:r><w:rPr><w:rFonts w:ascii="Avenir Next LT Pro" w:hAnsi="Avenir Next LT Pro" w:cstheme="minorHAnsi"/><w:color w:val="303030"/><w:lang w:val="es-CO"/></w:rPr></w:r><w:bookmarkEnd w:id="179"/><w:bookmarkEnd w:id="180"/></w:p></w:tc></w:tr></w:tbl><w:p><w:pPr><w:jc w:val="center"/><w:rPr><w:rFonts w:ascii="Avenir Next LT Pro" w:hAnsi="Avenir Next LT Pro" w:cs="Calibri"/><w:i/><w:color w:val="303030"/><w:sz w:val="20"/><w:szCs w:val="20"/></w:rPr></w:pPr><w:r><w:rPr><w:rFonts w:ascii="Avenir Next LT Pro" w:hAnsi="Avenir Next LT Pro" w:cs="Calibri"/><w:i/><w:color w:val="303030"/><w:sz w:val="20"/><w:szCs w:val="20"/></w:rPr><w:t>{var_19}</w:t></w:r><w:r><w:rPr><w:rFonts w:ascii="Avenir Next LT Pro" w:hAnsi="Avenir Next LT Pro" w:cs="Calibri"/><w:i/><w:color w:val="303030"/><w:sz w:val="20"/><w:szCs w:val="20"/></w:rPr></w:r></w:p><w:p><w:pPr><w:jc w:val="center"/><w:rPr><w:rFonts w:ascii="Avenir Next LT Pro" w:hAnsi="Avenir Next LT Pro" w:cs="Calibri"/><w:i/><w:color w:val="303030"/><w:sz w:val="20"/><w:szCs w:val="20"/></w:rPr></w:pPr></w:p><w:p><w:pPr><w:pStyle w:val="Ttulo2"/><w:numPr><w:ilvl w:val="1"/><w:numId w:val="9"/></w:numPr><w:rPr><w:rFonts w:ascii="Avenir Next LT Pro" w:hAnsi="Avenir Next LT Pro"/><w:color w:val="303030"/><w:sz w:val="28"/><w:szCs w:val="28"/></w:rPr></w:pPr><w:bookmarkStart w:id="181" w:name="_Toc23931134"/><w:bookmarkStart w:id="182" w:name="_Toc24487545"/><w:bookmarkStart w:id="183" w:name="_Toc24488634"/><w:bookmarkStart w:id="184" w:name="_Toc25304184"/><w:bookmarkStart w:id="185" w:name="_Toc211423086"/><w:bookmarkStart w:id="186" w:name="_Toc215310878"/><w:r><w:rPr><w:rFonts w:ascii="Avenir Next LT Pro" w:hAnsi="Avenir Next LT Pro"/><w:color w:val="303030"/><w:sz w:val="28"/><w:szCs w:val="28"/></w:rPr><w:t>Ubicación de asentamientos poblacionales y potenciales receptores de interés en ecosistemas estratégicos</w:t></w:r><w:bookmarkEnd w:id="181"/><w:bookmarkEnd w:id="182"/><w:bookmarkEnd w:id="183"/><w:bookmarkEnd w:id="184"/><w:bookmarkEnd w:id="185"/><w:bookmarkEnd w:id="186"/></w:p><w:p><w:pPr><w:rPr><w:rFonts w:ascii="Avenir Next LT Pro" w:hAnsi="Avenir Next LT Pro"/><w:color w:val="303030"/></w:rPr></w:pPr></w:p><w:p><w:pPr><w:spacing w:line="360" w:lineRule="auto"/><w:jc w:val="both"/><w:rPr><w:rFonts w:ascii="Avenir Next LT Pro" w:hAnsi="Avenir Next LT Pro" w:cs="Calibri"/><w:color w:val="303030"/><w:sz w:val="22"/><w:szCs w:val="22"/></w:rPr></w:pPr><w:r><w:rPr><w:rFonts w:ascii="Avenir Next LT Pro" w:hAnsi="Avenir Next LT Pro" w:cs="Calibri"/><w:color w:val="303030"/><w:sz w:val="22"/><w:szCs w:val="22"/></w:rPr><w:t>{var_20}</w:t></w:r><w:commentRangeStart w:id="187"/><w:r><w:rPr><w:rFonts w:ascii="Avenir Next LT Pro" w:hAnsi="Avenir Next LT Pro" w:cs="Calibri"/><w:color w:val="303030"/><w:sz w:val="22"/><w:szCs w:val="22"/></w:rPr></w:r><w:commentRangeEnd w:id="187"/><w:r><w:rPr><w:rStyle w:val="Refdecomentario"/><w:rFonts w:ascii="Tahoma" w:hAnsi="Tahoma"/><w:szCs w:val="20"/><w:lang w:val="es-MX" w:eastAsia="es-MX"/></w:rPr><w:commentReference w:id="187"/></w:r><w:r><w:rPr><w:rFonts w:ascii="Avenir Next LT Pro" w:hAnsi="Avenir Next LT Pro" w:cs="Calibri"/><w:color w:val="303030"/><w:sz w:val="22"/><w:szCs w:val="22"/></w:rPr><w:t>{var_21}</w:t></w:r><w:r><w:rPr><w:rFonts w:ascii="Avenir Next LT Pro" w:hAnsi="Avenir Next LT Pro" w:cs="Calibri"/><w:color w:val="303030"/><w:sz w:val="22"/><w:szCs w:val="22"/></w:rPr></w:r><w:r><w:rPr><w:rFonts w:ascii="Avenir Next LT Pro" w:hAnsi="Avenir Next LT Pro" w:cs="Calibri"/><w:color w:val="303030"/><w:sz w:val="22"/><w:szCs w:val="22"/></w:rPr></w:r><w:r><w:rPr><w:rFonts w:ascii="Avenir Next LT Pro" w:hAnsi="Avenir Next LT Pro" w:cstheme="minorHAnsi"/><w:b/><w:color w:val="303030"/><w:sz w:val="22"/><w:szCs w:val="22"/></w:rPr></w:r><w:r><w:rPr><w:rFonts w:ascii="Avenir Next LT Pro" w:hAnsi="Avenir Next LT Pro" w:cstheme="minorHAnsi"/><w:b/><w:color w:val="303030"/><w:sz w:val="22"/><w:szCs w:val="22"/></w:rPr></w:r><w:r><w:rPr><w:rFonts w:ascii="Avenir Next LT Pro" w:hAnsi="Avenir Next LT Pro" w:cstheme="minorHAnsi"/><w:b/><w:color w:val="303030"/><w:sz w:val="22"/><w:szCs w:val="22"/></w:rPr></w:r><w:r><w:rPr><w:rFonts w:ascii="Avenir Next LT Pro" w:hAnsi="Avenir Next LT Pro" w:cstheme="minorHAnsi"/><w:b/><w:color w:val="303030"/><w:sz w:val="22"/><w:szCs w:val="22"/></w:rPr></w:r><w:r><w:rPr><w:rFonts w:ascii="Avenir Next LT Pro" w:hAnsi="Avenir Next LT Pro" w:cstheme="minorHAnsi"/><w:b/><w:color w:val="303030"/><w:sz w:val="22"/><w:szCs w:val="22"/></w:rPr></w:r><w:r><w:rPr><w:rFonts w:ascii="Avenir Next LT Pro" w:hAnsi="Avenir Next LT Pro" w:cstheme="minorHAnsi"/><w:b/><w:noProof/><w:color w:val="303030"/><w:sz w:val="22"/><w:szCs w:val="22"/></w:rPr></w:r><w:r><w:rPr><w:rFonts w:ascii="Avenir Next LT Pro" w:hAnsi="Avenir Next LT Pro" w:cstheme="minorHAnsi"/><w:b/><w:color w:val="303030"/><w:sz w:val="22"/><w:szCs w:val="22"/></w:rPr></w:r><w:r><w:rPr><w:rFonts w:ascii="Avenir Next LT Pro" w:hAnsi="Avenir Next LT Pro" w:cstheme="minorHAnsi"/><w:color w:val="303030"/><w:sz w:val="22"/><w:szCs w:val="22"/></w:rPr></w:r><w:r><w:rPr><w:rFonts w:ascii="Avenir Next LT Pro" w:hAnsi="Avenir Next LT Pro" w:cs="Calibri"/><w:color w:val="303030"/><w:sz w:val="22"/><w:szCs w:val="22"/></w:rPr></w:r><w:r><w:rPr><w:rFonts w:ascii="Avenir Next LT Pro" w:hAnsi="Avenir Next LT Pro" w:cs="Calibri"/><w:b/><w:color w:val="303030"/><w:sz w:val="22"/><w:szCs w:val="22"/></w:rPr></w:r><w:r><w:rPr><w:rFonts w:ascii="Avenir Next LT Pro" w:hAnsi="Avenir Next LT Pro" w:cs="Calibri"/><w:b/><w:color w:val="303030"/><w:sz w:val="22"/><w:szCs w:val="22"/></w:rPr></w:r><w:r><w:rPr><w:rFonts w:ascii="Avenir Next LT Pro" w:hAnsi="Avenir Next LT Pro" w:cs="Calibri"/><w:b/><w:color w:val="303030"/><w:sz w:val="22"/><w:szCs w:val="22"/></w:rPr></w:r><w:r><w:rPr><w:rFonts w:ascii="Avenir Next LT Pro" w:hAnsi="Avenir Next LT Pro" w:cs="Calibri"/><w:b/><w:color w:val="303030"/><w:sz w:val="22"/><w:szCs w:val="22"/></w:rPr></w:r><w:r><w:rPr><w:rFonts w:ascii="Avenir Next LT Pro" w:hAnsi="Avenir Next LT Pro"/><w:b/><w:color w:val="303030"/><w:sz w:val="22"/><w:szCs w:val="22"/></w:rPr></w:r><w:r><w:rPr><w:rFonts w:ascii="Avenir Next LT Pro" w:hAnsi="Avenir Next LT Pro"/><w:b/><w:noProof/><w:color w:val="303030"/><w:sz w:val="22"/><w:szCs w:val="22"/></w:rPr></w:r><w:r><w:rPr><w:rFonts w:ascii="Avenir Next LT Pro" w:hAnsi="Avenir Next LT Pro" w:cs="Calibri"/><w:b/><w:color w:val="303030"/><w:sz w:val="22"/><w:szCs w:val="22"/></w:rPr></w:r><w:r><w:rPr><w:rFonts w:ascii="Avenir Next LT Pro" w:hAnsi="Avenir Next LT Pro" w:cs="Calibri"/><w:color w:val="303030"/><w:sz w:val="22"/><w:szCs w:val="22"/></w:rPr></w:r></w:p><w:p><w:pPr><w:spacing w:line="360" w:lineRule="auto"/><w:jc w:val="both"/><w:rPr><w:rFonts w:ascii="Avenir Next LT Pro" w:hAnsi="Avenir Next LT Pro" w:cs="Calibri"/><w:color w:val="303030"/><w:sz w:val="22"/><w:szCs w:val="22"/></w:rPr></w:pPr></w:p><w:p><w:pPr><w:jc w:val="center"/><w:rPr><w:rFonts w:ascii="Avenir Next LT Pro" w:hAnsi="Avenir Next LT Pro" w:cs="Calibri"/><w:b/><w:bCs/><w:color w:val="303030"/><w:sz w:val="20"/><w:szCs w:val="20"/></w:rPr></w:pPr><w:bookmarkStart w:id="188" w:name="_Ref3562139"/><w:bookmarkStart w:id="189" w:name="_Toc16753249"/><w:bookmarkStart w:id="190" w:name="_Toc22812226"/><w:bookmarkStart w:id="191" w:name="_Toc25397354"/><w:bookmarkStart w:id="192" w:name="_Toc45906743"/><w:bookmarkStart w:id="193" w:name="_Toc209532338"/><w:r><w:rPr><w:rFonts w:ascii="Avenir Next LT Pro" w:hAnsi="Avenir Next LT Pro" w:cstheme="minorHAnsi"/><w:b/><w:bCs/><w:color w:val="303030"/><w:sz w:val="20"/><w:szCs w:val="20"/></w:rPr><w:t>Tabla </w:t></w:r><w:r><w:rPr><w:rFonts w:ascii="Avenir Next LT Pro" w:hAnsi="Avenir Next LT Pro" w:cstheme="minorHAnsi"/><w:b/><w:bCs/><w:i/><w:color w:val="303030"/><w:sz w:val="20"/><w:szCs w:val="20"/></w:rPr><w:fldChar w:fldCharType="begin"/></w:r><w:r><w:rPr><w:rFonts w:ascii="Avenir Next LT Pro" w:hAnsi="Avenir Next LT Pro" w:cstheme="minorHAnsi"/><w:b/><w:bCs/><w:color w:val="303030"/><w:sz w:val="20"/><w:szCs w:val="20"/></w:rPr><w:instrText xml:space="preserve"> SEQ Tabla \* ARABIC </w:instrText></w:r><w:r><w:rPr><w:rFonts w:ascii="Avenir Next LT Pro" w:hAnsi="Avenir Next LT Pro" w:cstheme="minorHAnsi"/><w:b/><w:bCs/><w:i/><w:color w:val="303030"/><w:sz w:val="20"/><w:szCs w:val="20"/></w:rPr><w:fldChar w:fldCharType="separate"/></w:r><w:r><w:rPr><w:rFonts w:ascii="Avenir Next LT Pro" w:hAnsi="Avenir Next LT Pro" w:cstheme="minorHAnsi"/><w:b/><w:bCs/><w:noProof/><w:color w:val="303030"/><w:sz w:val="20"/><w:szCs w:val="20"/></w:rPr><w:t>11</w:t></w:r><w:r><w:rPr><w:rFonts w:ascii="Avenir Next LT Pro" w:hAnsi="Avenir Next LT Pro" w:cstheme="minorHAnsi"/><w:b/><w:bCs/><w:i/><w:color w:val="303030"/><w:sz w:val="20"/><w:szCs w:val="20"/></w:rPr><w:fldChar w:fldCharType="end"/></w:r><w:bookmarkEnd w:id="188"/><w:r><w:rPr><w:rFonts w:ascii="Avenir Next LT Pro" w:hAnsi="Avenir Next LT Pro" w:cstheme="minorHAnsi"/><w:b/><w:bCs/><w:color w:val="303030"/><w:sz w:val="20"/><w:szCs w:val="20"/></w:rPr><w:t>. </w:t></w:r><w:bookmarkEnd w:id="189"/><w:bookmarkEnd w:id="190"/><w:bookmarkEnd w:id="191"/><w:bookmarkEnd w:id="192"/><w:r><w:rPr><w:rFonts w:ascii="Avenir Next LT Pro" w:hAnsi="Avenir Next LT Pro" w:cs="Calibri"/><w:b/><w:bCs/><w:color w:val="303030"/><w:sz w:val="20"/><w:szCs w:val="20"/></w:rPr><w:t>Identificación de Asentamientos poblacionales y ecosistemas estratégicos.</w:t></w:r><w:bookmarkEnd w:id="193"/></w:p><w:tbl><w:tblPr><w:tblStyle w:val="Tablaconcuadrcula"/><w:tblW w:w="5000" w:type="pct"/><w:jc w:val="center"/><w:tblBorders><w:top w:val="single" w:sz="4" w:space="0" w:color="808080" w:themeColor="background1" w:themeShade="80"/><w:left w:val="single" w:sz="4" w:space="0" w:color="808080" w:themeColor="background1" w:themeShade="80"/><w:bottom w:val="single" w:sz="4" w:space="0" w:color="808080" w:themeColor="background1" w:themeShade="80"/><w:right w:val="single" w:sz="4" w:space="0" w:color="808080" w:themeColor="background1" w:themeShade="80"/><w:insideH w:val="single" w:sz="4" w:space="0" w:color="808080" w:themeColor="background1" w:themeShade="80"/><w:insideV w:val="single" w:sz="4" w:space="0" w:color="808080" w:themeColor="background1" w:themeShade="80"/></w:tblBorders><w:tblLook w:val="04A0" w:firstRow="1" w:lastRow="0" w:firstColumn="1" w:lastColumn="0" w:noHBand="0" w:noVBand="1"/></w:tblPr><w:tblGrid><w:gridCol w:w="2865"/><w:gridCol w:w="1688"/><w:gridCol w:w="1995"/><w:gridCol w:w="2282"/></w:tblGrid><w:tr><w:trPr><w:trHeight w:val="20"/><w:tblHeader/><w:jc w:val="center"/></w:trPr><w:tc><w:tcPr><w:tcW w:w="1703" w:type="pct"/><w:vAlign w:val="center"/></w:tcPr><w:p><w:pPr><w:jc w:val="center"/><w:rPr><w:rFonts w:ascii="Avenir Next LT Pro" w:hAnsi="Avenir Next LT Pro" w:cs="Calibri"/><w:b/><w:color w:val="FFFFFF" w:themeColor="background1"/><w:sz w:val="20"/><w:szCs w:val="20"/></w:rPr></w:pPr><w:r><w:rPr><w:rFonts w:ascii="Avenir Next LT Pro" w:hAnsi="Avenir Next LT Pro" w:cs="Calibri"/><w:b/><w:color w:val="FFFFFF" w:themeColor="background1"/><w:sz w:val="20"/><w:szCs w:val="20"/></w:rPr><w:t>Asentamientos poblacionales</w:t></w:r></w:p></w:tc><w:tc><w:tcPr><w:tcW w:w="715" w:type="pct"/><w:vAlign w:val="center"/></w:tcPr><w:p><w:pPr><w:jc w:val="center"/><w:rPr><w:rFonts w:ascii="Avenir Next LT Pro" w:hAnsi="Avenir Next LT Pro" w:cs="Calibri"/><w:b/><w:color w:val="FFFFFF" w:themeColor="background1"/><w:sz w:val="20"/><w:szCs w:val="20"/></w:rPr></w:pPr><w:commentRangeStart w:id="194"/><w:r><w:rPr><w:rFonts w:ascii="Avenir Next LT Pro" w:hAnsi="Avenir Next LT Pro" w:cs="Calibri"/><w:b/><w:color w:val="FFFFFF" w:themeColor="background1"/><w:sz w:val="20"/><w:szCs w:val="20"/></w:rPr><w:t>Población</w:t></w:r><w:commentRangeEnd w:id="194"/><w:r><w:rPr><w:rStyle w:val="Refdecomentario"/><w:rFonts w:ascii="Tahoma" w:hAnsi="Tahoma"/><w:szCs w:val="20"/><w:lang w:val="es-MX" w:eastAsia="es-MX"/></w:rPr><w:commentReference w:id="194"/></w:r></w:p></w:tc><w:tc><w:tcPr><w:tcW w:w="1210" w:type="pct"/><w:vAlign w:val="center"/></w:tcPr><w:p><w:pPr><w:jc w:val="center"/><w:rPr><w:rFonts w:ascii="Avenir Next LT Pro" w:hAnsi="Avenir Next LT Pro" w:cs="Calibri"/><w:b/><w:color w:val="FFFFFF" w:themeColor="background1"/><w:sz w:val="20"/><w:szCs w:val="20"/></w:rPr></w:pPr><w:r><w:rPr><w:rFonts w:ascii="Avenir Next LT Pro" w:hAnsi="Avenir Next LT Pro" w:cs="Calibri"/><w:b/><w:color w:val="FFFFFF" w:themeColor="background1"/><w:sz w:val="20"/><w:szCs w:val="20"/></w:rPr><w:t>Receptores de interés en ecosistemas estratégicos</w:t></w:r></w:p></w:tc><w:tc><w:tcPr><w:tcW w:w="1372" w:type="pct"/><w:vAlign w:val="center"/></w:tcPr><w:p><w:pPr><w:jc w:val="center"/><w:rPr><w:rFonts w:ascii="Avenir Next LT Pro" w:hAnsi="Avenir Next LT Pro" w:cs="Calibri"/><w:b/><w:color w:val="FFFFFF" w:themeColor="background1"/><w:sz w:val="20"/><w:szCs w:val="20"/></w:rPr></w:pPr><w:r><w:rPr><w:rFonts w:ascii="Avenir Next LT Pro" w:hAnsi="Avenir Next LT Pro" w:cs="Calibri"/><w:b/><w:color w:val="FFFFFF" w:themeColor="background1"/><w:sz w:val="20"/><w:szCs w:val="20"/></w:rPr><w:t>Hectáreas de los receptores de interés en ecosistemas estratégicos</w:t></w:r></w:p></w:tc></w:tr><w:tr><w:trPr><w:trHeight w:val="20"/><w:tblHeader/><w:jc w:val="center"/></w:trPr><w:tc><w:tcPr><w:tcW w:w="1703" w:type="pct"/><w:vAlign w:val="center"/></w:tcPr><w:p><w:pPr><w:jc w:val="center"/><w:rPr><w:rFonts w:ascii="Avenir Next LT Pro" w:hAnsi="Avenir Next LT Pro" w:cs="Calibri"/><w:b/><w:color w:val="FFFFFF" w:themeColor="background1"/><w:sz w:val="20"/><w:szCs w:val="20"/></w:rPr></w:pPr><w:r><w:rPr><w:rFonts w:ascii="Avenir Next LT Pro" w:hAnsi="Avenir Next LT Pro" w:cs="Calibri"/><w:b/><w:color w:val="FFFFFF" w:themeColor="background1"/><w:sz w:val="20"/><w:szCs w:val="20"/></w:rPr><w:t>REC_ASENT</w:t></w:r></w:p></w:tc><w:tc><w:tcPr><w:tcW w:w="715" w:type="pct"/><w:vAlign w:val="center"/></w:tcPr><w:p><w:pPr><w:jc w:val="center"/><w:rPr><w:rFonts w:ascii="Avenir Next LT Pro" w:hAnsi="Avenir Next LT Pro" w:cs="Calibri"/><w:b/><w:color w:val="FFFFFF" w:themeColor="background1"/><w:sz w:val="20"/><w:szCs w:val="20"/></w:rPr></w:pPr><w:r><w:rPr><w:rFonts w:ascii="Avenir Next LT Pro" w:hAnsi="Avenir Next LT Pro" w:cs="Calibri"/><w:b/><w:color w:val="FFFFFF" w:themeColor="background1"/><w:sz w:val="20"/><w:szCs w:val="20"/></w:rPr><w:t>PERS_RECEP</w:t></w:r></w:p></w:tc><w:tc><w:tcPr><w:tcW w:w="1210" w:type="pct"/><w:vAlign w:val="center"/></w:tcPr><w:p><w:pPr><w:jc w:val="center"/><w:rPr><w:rFonts w:ascii="Avenir Next LT Pro" w:hAnsi="Avenir Next LT Pro" w:cs="Calibri"/><w:b/><w:color w:val="FFFFFF" w:themeColor="background1"/><w:sz w:val="20"/><w:szCs w:val="20"/></w:rPr></w:pPr><w:r><w:rPr><w:rFonts w:ascii="Avenir Next LT Pro" w:hAnsi="Avenir Next LT Pro" w:cs="Calibri"/><w:b/><w:color w:val="FFFFFF" w:themeColor="background1"/><w:sz w:val="20"/><w:szCs w:val="20"/></w:rPr><w:t>REC_EE</w:t></w:r></w:p></w:tc><w:tc><w:tcPr><w:tcW w:w="1372" w:type="pct"/><w:vAlign w:val="center"/></w:tcPr><w:p><w:pPr><w:jc w:val="center"/><w:rPr><w:rFonts w:ascii="Avenir Next LT Pro" w:hAnsi="Avenir Next LT Pro" w:cs="Calibri"/><w:b/><w:color w:val="FFFFFF" w:themeColor="background1"/><w:sz w:val="20"/><w:szCs w:val="20"/></w:rPr></w:pPr><w:r><w:rPr><w:rFonts w:ascii="Avenir Next LT Pro" w:hAnsi="Avenir Next LT Pro" w:cs="Calibri"/><w:b/><w:color w:val="FFFFFF" w:themeColor="background1"/><w:sz w:val="20"/><w:szCs w:val="20"/></w:rPr><w:t>REC_EE_ha</w:t></w:r></w:p></w:tc></w:tr><w:tr><w:trPr><w:trHeight w:val="20"/><w:jc w:val="center"/></w:trPr><w:tc><w:tcPr><w:tcW w:w="1703" w:type="pct"/><w:vAlign w:val="center"/></w:tcPr><w:p><w:pPr><w:jc w:val="center"/><w:rPr><w:rFonts w:ascii="Avenir Next LT Pro" w:hAnsi="Avenir Next LT Pro" w:cs="Calibri"/><w:sz w:val="20"/><w:szCs w:val="20"/></w:rPr></w:pPr></w:p></w:tc><w:tc><w:tcPr><w:tcW w:w="715" w:type="pct"/><w:vAlign w:val="center"/></w:tcPr><w:p><w:pPr><w:jc w:val="center"/><w:rPr><w:rFonts w:ascii="Avenir Next LT Pro" w:hAnsi="Avenir Next LT Pro" w:cs="Calibri"/><w:sz w:val="20"/><w:szCs w:val="20"/></w:rPr></w:pPr></w:p></w:tc><w:tc><w:tcPr><w:tcW w:w="1210" w:type="pct"/><w:vMerge w:val="restart"/><w:vAlign w:val="center"/></w:tcPr><w:p><w:pPr><w:jc w:val="center"/><w:rPr><w:rFonts w:ascii="Avenir Next LT Pro" w:hAnsi="Avenir Next LT Pro" w:cs="Calibri"/><w:sz w:val="20"/><w:szCs w:val="20"/></w:rPr></w:pPr></w:p></w:tc><w:tc><w:tcPr><w:tcW w:w="1372" w:type="pct"/><w:vMerge w:val="restart"/><w:vAlign w:val="center"/></w:tcPr><w:p><w:pPr><w:jc w:val="center"/><w:rPr><w:rFonts w:ascii="Avenir Next LT Pro" w:hAnsi="Avenir Next LT Pro" w:cs="Calibri"/><w:sz w:val="20"/><w:szCs w:val="20"/></w:rPr></w:pPr></w:p></w:tc></w:tr><w:tr><w:trPr><w:trHeight w:val="20"/><w:jc w:val="center"/></w:trPr><w:tc><w:tcPr><w:tcW w:w="1703" w:type="pct"/><w:vAlign w:val="center"/></w:tcPr><w:p><w:pPr><w:jc w:val="center"/><w:rPr><w:rFonts w:ascii="Avenir Next LT Pro" w:hAnsi="Avenir Next LT Pro" w:cs="Calibri"/><w:sz w:val="20"/><w:szCs w:val="20"/></w:rPr></w:pPr></w:p></w:tc><w:tc><w:tcPr><w:tcW w:w="715" w:type="pct"/><w:vAlign w:val="center"/></w:tcPr><w:p><w:pPr><w:jc w:val="center"/><w:rPr><w:rFonts w:ascii="Avenir Next LT Pro" w:hAnsi="Avenir Next LT Pro" w:cs="Calibri"/><w:sz w:val="20"/><w:szCs w:val="20"/></w:rPr></w:pPr></w:p></w:tc><w:tc><w:tcPr><w:tcW w:w="1210" w:type="pct"/><w:vMerge/><w:vAlign w:val="center"/></w:tcPr><w:p><w:pPr><w:jc w:val="center"/><w:rPr><w:rFonts w:ascii="Avenir Next LT Pro" w:hAnsi="Avenir Next LT Pro" w:cs="Calibri"/><w:sz w:val="20"/><w:szCs w:val="20"/></w:rPr></w:pPr></w:p></w:tc><w:tc><w:tcPr><w:tcW w:w="1372" w:type="pct"/><w:vMerge/><w:vAlign w:val="center"/></w:tcPr><w:p><w:pPr><w:jc w:val="center"/><w:rPr><w:rFonts w:ascii="Avenir Next LT Pro" w:hAnsi="Avenir Next LT Pro" w:cs="Calibri"/><w:sz w:val="20"/><w:szCs w:val="20"/></w:rPr></w:pPr></w:p></w:tc></w:tr></w:tbl><w:p><w:pPr><w:jc w:val="both"/><w:rPr><w:rFonts w:ascii="Avenir Next LT Pro" w:hAnsi="Avenir Next LT Pro" w:cs="Calibri"/><w:bCs/><w:i/><w:iCs/><w:color w:val="303030"/><w:sz w:val="20"/><w:szCs w:val="20"/></w:rPr></w:pPr><w:r><w:rPr><w:rFonts w:ascii="Avenir Next LT Pro" w:hAnsi="Avenir Next LT Pro" w:cs="Calibri"/><w:bCs/><w:i/><w:iCs/><w:color w:val="303030"/><w:sz w:val="20"/><w:szCs w:val="20"/></w:rPr><w:t>NA: No Aplica. No hay Receptores de interés en ecosistemas estratégicos en la zona.</w:t></w:r></w:p><w:p><w:pPr><w:spacing w:after="240"/><w:ind w:left="709" w:hanging="709"/><w:jc w:val="center"/><w:rPr><w:rFonts w:ascii="Avenir Next LT Pro" w:hAnsi="Avenir Next LT Pro" w:cs="Calibri"/><w:bCs/><w:i/><w:iCs/><w:color w:val="303030"/><w:sz w:val="20"/><w:szCs w:val="20"/></w:rPr></w:pPr><w:r><w:rPr><w:rFonts w:ascii="Avenir Next LT Pro" w:hAnsi="Avenir Next LT Pro" w:cs="Calibri"/><w:i/><w:color w:val="303030"/><w:sz w:val="20"/></w:rPr><w:t>Fuente</w:t></w:r><w:r><w:rPr><w:rFonts w:ascii="Avenir Next LT Pro" w:hAnsi="Avenir Next LT Pro" w:cs="Calibri"/><w:i/><w:color w:val="303030"/><w:sz w:val="20"/></w:rPr><w:t>: Datos abiertos de Colombia, 2018 y Áreas importantes para la Conservación de las Aves (AICAs). Instituto de investigación de recursos Biológicos Alexander von Humboldt. Bogotá, D.C., Colombia.2015.</w:t></w:r></w:p><w:p><w:pPr><w:ind w:left="709" w:hanging="709"/><w:rPr><w:rFonts w:ascii="Avenir Next LT Pro" w:hAnsi="Avenir Next LT Pro" w:cs="Calibri"/><w:bCs/><w:i/><w:iCs/><w:color w:val="303030"/><w:sz w:val="20"/><w:szCs w:val="20"/></w:rPr></w:pPr></w:p><w:p><w:pPr><w:pStyle w:val="Descripcin"/><w:keepNext/><w:spacing w:before="0" w:after="0"/><w:jc w:val="center"/><w:rPr><w:rFonts w:ascii="Avenir Next LT Pro" w:hAnsi="Avenir Next LT Pro"/><w:i/><w:color w:val="303030"/><w:lang w:val="es-CO"/></w:rPr></w:pPr><w:bookmarkStart w:id="195" w:name="_Ref3562090"/><w:bookmarkStart w:id="196" w:name="_Toc16753278"/><w:bookmarkStart w:id="197" w:name="_Toc22108013"/><w:bookmarkStart w:id="198" w:name="_Toc198219834"/><w:r><w:rPr><w:rFonts w:ascii="Avenir Next LT Pro" w:hAnsi="Avenir Next LT Pro"/><w:color w:val="303030"/><w:lang w:val="es-CO"/></w:rPr><w:t>{var_22}</w:t></w:r><w:r><w:rPr><w:rFonts w:ascii="Avenir Next LT Pro" w:hAnsi="Avenir Next LT Pro"/><w:b w:val="0"/><w:i/><w:color w:val="303030"/><w:lang w:val="es-CO"/></w:rPr></w:r><w:r><w:rPr><w:rFonts w:ascii="Avenir Next LT Pro" w:hAnsi="Avenir Next LT Pro"/><w:color w:val="303030"/><w:lang w:val="es-CO"/></w:rPr></w:r><w:r><w:rPr><w:rFonts w:ascii="Avenir Next LT Pro" w:hAnsi="Avenir Next LT Pro"/><w:b w:val="0"/><w:i/><w:color w:val="303030"/><w:lang w:val="es-CO"/></w:rPr></w:r><w:r><w:rPr><w:rFonts w:ascii="Avenir Next LT Pro" w:hAnsi="Avenir Next LT Pro"/><w:noProof/><w:color w:val="303030"/><w:lang w:val="es-CO"/></w:rPr></w:r><w:r><w:rPr><w:rFonts w:ascii="Avenir Next LT Pro" w:hAnsi="Avenir Next LT Pro"/><w:b w:val="0"/><w:i/><w:color w:val="303030"/><w:lang w:val="es-CO"/></w:rPr></w:r><w:bookmarkEnd w:id="195"/><w:r><w:rPr><w:rFonts w:ascii="Avenir Next LT Pro" w:hAnsi="Avenir Next LT Pro"/><w:color w:val="303030"/><w:lang w:val="es-CO"/></w:rPr></w:r><w:r><w:rPr><w:rFonts w:ascii="Avenir Next LT Pro" w:hAnsi="Avenir Next LT Pro"/><w:color w:val="303030"/><w:lang w:val="es-CO"/></w:rPr></w:r><w:bookmarkEnd w:id="196"/><w:bookmarkEnd w:id="197"/><w:bookmarkEnd w:id="198"/></w:p><w:p><w:pPr><w:spacing w:after="240"/><w:jc w:val="center"/><w:rPr><w:rFonts w:ascii="Avenir Next LT Pro" w:hAnsi="Avenir Next LT Pro" w:cs="Arial"/><w:i/><w:color w:val="303030"/><w:sz w:val="20"/><w:szCs w:val="20"/></w:rPr></w:pPr><w:r><w:rPr><w:rFonts w:ascii="Avenir Next LT Pro" w:hAnsi="Avenir Next LT Pro" w:cs="Arial"/><w:bCs/><w:i/><w:color w:val="303030"/><w:sz w:val="20"/><w:szCs w:val="20"/></w:rPr><w:t>{var_23}</w:t></w:r><w:r><w:rPr><w:rFonts w:ascii="Avenir Next LT Pro" w:hAnsi="Avenir Next LT Pro" w:cs="Arial"/><w:b/><w:bCs/><w:i/><w:color w:val="303030"/><w:sz w:val="20"/><w:szCs w:val="20"/></w:rPr></w:r><w:r><w:rPr><w:rFonts w:ascii="Avenir Next LT Pro" w:hAnsi="Avenir Next LT Pro" w:cs="Arial"/><w:bCs/><w:i/><w:color w:val="303030"/><w:sz w:val="20"/><w:szCs w:val="20"/></w:rPr></w:r><w:r><w:rPr><w:rFonts w:ascii="Avenir Next LT Pro" w:hAnsi="Avenir Next LT Pro" w:cs="Arial"/><w:bCs/><w:i/><w:color w:val="303030"/><w:sz w:val="20"/><w:szCs w:val="20"/></w:rPr></w:r><w:r><w:rPr><w:rFonts w:ascii="Avenir Next LT Pro" w:hAnsi="Avenir Next LT Pro" w:cs="Arial"/><w:bCs/><w:i/><w:color w:val="303030"/><w:sz w:val="20"/><w:szCs w:val="20"/></w:rPr></w:r><w:r><w:rPr><w:rFonts w:ascii="Avenir Next LT Pro" w:hAnsi="Avenir Next LT Pro" w:cs="Arial"/><w:bCs/><w:i/><w:color w:val="303030"/><w:sz w:val="20"/><w:szCs w:val="20"/></w:rPr></w:r><w:r><w:rPr><w:rFonts w:ascii="Avenir Next LT Pro" w:hAnsi="Avenir Next LT Pro" w:cs="Arial"/><w:i/><w:color w:val="303030"/><w:sz w:val="20"/><w:szCs w:val="20"/></w:rPr></w:r><w:commentRangeStart w:id="199"/><w:r><w:rPr><w:rFonts w:ascii="Avenir Next LT Pro" w:hAnsi="Avenir Next LT Pro" w:cs="Arial"/><w:i/><w:color w:val="303030"/><w:sz w:val="20"/><w:szCs w:val="20"/></w:rPr></w:r><w:commentRangeEnd w:id="199"/><w:r><w:rPr><w:rStyle w:val="Refdecomentario"/><w:rFonts w:ascii="Tahoma" w:hAnsi="Tahoma"/><w:szCs w:val="20"/><w:lang w:val="es-MX" w:eastAsia="es-MX"/></w:rPr><w:commentReference w:id="199"/></w:r><w:r><w:rPr><w:rFonts w:ascii="Avenir Next LT Pro" w:hAnsi="Avenir Next LT Pro" w:cs="Arial"/><w:i/><w:color w:val="303030"/><w:sz w:val="20"/><w:szCs w:val="20"/></w:rPr><w:t>{var_24}</w:t></w:r><w:r><w:rPr><w:rFonts w:ascii="Avenir Next LT Pro" w:hAnsi="Avenir Next LT Pro" w:cs="Arial"/><w:i/><w:color w:val="303030"/><w:sz w:val="20"/><w:szCs w:val="20"/></w:rPr></w:r><w:r><w:rPr><w:rFonts w:ascii="Avenir Next LT Pro" w:hAnsi="Avenir Next LT Pro" w:cs="Arial"/><w:i/><w:color w:val="303030"/><w:sz w:val="20"/><w:szCs w:val="20"/></w:rPr></w:r></w:p><w:p><w:pPr><w:spacing w:after="240"/><w:jc w:val="center"/><w:rPr><w:rFonts w:ascii="Avenir Next LT Pro" w:hAnsi="Avenir Next LT Pro" w:cs="Arial"/><w:i/><w:color w:val="303030"/><w:sz w:val="20"/><w:szCs w:val="20"/></w:rPr></w:pPr><w:r><w:rPr><w:rFonts w:ascii="Avenir Next LT Pro" w:hAnsi="Avenir Next LT Pro" w:cs="Arial"/><w:i/><w:color w:val="303030"/><w:sz w:val="20"/><w:szCs w:val="20"/></w:rPr><w:t>{var_4}</w:t></w:r></w:p><w:p><w:pPr><w:pStyle w:val="Ttulo1"/><w:numPr><w:ilvl w:val="0"/><w:numId w:val="9"/></w:numPr><w:spacing w:line="276" w:lineRule="auto"/><w:jc w:val="left"/><w:rPr><w:rFonts w:ascii="Avenir Next LT Pro" w:hAnsi="Avenir Next LT Pro" w:cstheme="minorHAnsi"/><w:bCs w:val="0"/><w:color w:val="303030"/><w:sz w:val="40"/><w:szCs w:val="40"/></w:rPr></w:pPr><w:bookmarkStart w:id="200" w:name="_Toc211423087"/><w:bookmarkStart w:id="201" w:name="_Toc215310879"/><w:r><w:rPr><w:rFonts w:ascii="Avenir Next LT Pro" w:hAnsi="Avenir Next LT Pro" w:cstheme="minorHAnsi"/><w:bCs w:val="0"/><w:color w:val="303030"/><w:sz w:val="40"/><w:szCs w:val="40"/></w:rPr><w:lastRenderedPageBreak/><w:t>RESULTADOS DE LA MEDICIÓN</w:t></w:r><w:bookmarkEnd w:id="200"/><w:bookmarkEnd w:id="201"/></w:p><w:p><w:pPr><w:rPr><w:rFonts w:ascii="Avenir Next LT Pro" w:hAnsi="Avenir Next LT Pro"/><w:color w:val="303030"/><w:sz w:val="22"/><w:szCs w:val="22"/></w:rPr></w:pPr></w:p><w:p><w:pPr><w:pStyle w:val="Ttulo2"/><w:rPr><w:rFonts w:ascii="Avenir Next LT Pro" w:hAnsi="Avenir Next LT Pro"/><w:color w:val="303030"/><w:sz w:val="28"/><w:szCs w:val="28"/></w:rPr></w:pPr><w:bookmarkStart w:id="202" w:name="_Toc211423088"/><w:bookmarkStart w:id="203" w:name="_Toc215310880"/><w:r><w:rPr><w:rFonts w:ascii="Avenir Next LT Pro" w:hAnsi="Avenir Next LT Pro"/><w:color w:val="303030"/><w:sz w:val="28"/><w:szCs w:val="28"/></w:rPr><w:t>5</w:t></w:r><w:r><w:rPr><w:rFonts w:ascii="Avenir Next LT Pro" w:hAnsi="Avenir Next LT Pro"/><w:color w:val="303030"/><w:sz w:val="28"/><w:szCs w:val="28"/></w:rPr><w:t>.1 </w:t></w:r><w:r><w:rPr><w:rFonts w:ascii="Avenir Next LT Pro" w:hAnsi="Avenir Next LT Pro"/><w:color w:val="303030"/><w:sz w:val="28"/><w:szCs w:val="28"/></w:rPr><w:t>Normativa utilizada</w:t></w:r><w:bookmarkEnd w:id="202"/><w:bookmarkEnd w:id="203"/></w:p><w:p><w:pPr><w:rPr><w:rFonts w:ascii="Avenir Next LT Pro" w:hAnsi="Avenir Next LT Pro"/><w:color w:val="303030"/></w:rPr></w:pPr></w:p><w:p><w:pPr><w:tabs><w:tab w:val="num" w:pos="221"/></w:tabs><w:spacing w:line="360" w:lineRule="auto"/><w:jc w:val="both"/><w:rPr><w:rFonts w:ascii="Avenir Next LT Pro" w:hAnsi="Avenir Next LT Pro" w:cstheme="minorHAnsi"/><w:color w:val="303030"/><w:sz w:val="22"/></w:rPr></w:pPr><w:r><w:rPr><w:rFonts w:ascii="Avenir Next LT Pro" w:hAnsi="Avenir Next LT Pro" w:cstheme="minorHAnsi"/><w:color w:val="303030"/><w:sz w:val="22"/></w:rPr><w:t>La legislación colombiana aplicable a los niveles permisibles de ruido intradomiciliario se encuentra especificada en la Resolución 8321 de 1983 del Ministerio de Salud</w:t></w:r><w:r><w:rPr><w:rFonts w:ascii="Avenir Next LT Pro" w:hAnsi="Avenir Next LT Pro" w:cstheme="minorHAnsi"/><w:color w:val="303030"/><w:sz w:val="22"/></w:rPr><w:t>. </w:t></w:r></w:p><w:p><w:pPr><w:pStyle w:val="Ttulo3"/><w:rPr><w:rFonts w:ascii="Avenir Next LT Pro" w:hAnsi="Avenir Next LT Pro"/><w:color w:val="303030"/><w:sz w:val="24"/><w:szCs w:val="24"/><w:lang w:val="es-CO"/></w:rPr></w:pPr><w:r><w:rPr><w:rFonts w:ascii="Avenir Next LT Pro" w:hAnsi="Avenir Next LT Pro"/><w:color w:val="303030"/><w:sz w:val="24"/><w:szCs w:val="24"/><w:lang w:val="es-CO"/></w:rPr><w:t>5</w:t></w:r><w:r><w:rPr><w:rFonts w:ascii="Avenir Next LT Pro" w:hAnsi="Avenir Next LT Pro"/><w:color w:val="303030"/><w:sz w:val="24"/><w:szCs w:val="24"/><w:lang w:val="es-CO"/></w:rPr><w:t>.1.1 </w:t></w:r><w:r><w:rPr><w:rFonts w:ascii="Avenir Next LT Pro" w:hAnsi="Avenir Next LT Pro"/><w:color w:val="303030"/><w:sz w:val="24"/><w:szCs w:val="24"/><w:lang w:val="es-CO"/></w:rPr><w:t>Ruido intradomiciliario</w:t></w:r></w:p><w:p><w:pPr><w:rPr><w:rFonts w:ascii="Avenir Next LT Pro" w:hAnsi="Avenir Next LT Pro"/><w:color w:val="303030"/></w:rPr></w:pPr></w:p><w:p><w:pPr><w:tabs><w:tab w:val="num" w:pos="221"/></w:tabs><w:spacing w:line="360" w:lineRule="auto"/><w:jc w:val="both"/><w:rPr><w:rFonts w:ascii="Avenir Next LT Pro" w:hAnsi="Avenir Next LT Pro" w:cstheme="minorHAnsi"/><w:color w:val="303030"/><w:sz w:val="22"/><w:szCs w:val="22"/></w:rPr></w:pPr><w:r><w:rPr><w:rFonts w:ascii="Avenir Next LT Pro" w:hAnsi="Avenir Next LT Pro" w:cstheme="minorHAnsi"/><w:color w:val="303030"/><w:sz w:val="22"/><w:szCs w:val="22"/></w:rPr><w:t>Las mediciones de ruido intradomiciliario y el análisis de datos se realizaron en cumplimiento a la normativa colombiana vigente, Resolución 8321 de 1983 del Ministerio de salud, artículo 17</w:t></w:r><w:r><w:rPr><w:rFonts w:ascii="Avenir Next LT Pro" w:hAnsi="Avenir Next LT Pro" w:cstheme="minorHAnsi"/><w:color w:val="303030"/><w:sz w:val="22"/><w:szCs w:val="22"/></w:rPr><w:t>.</w:t></w:r></w:p><w:p><w:pPr><w:tabs><w:tab w:val="num" w:pos="221"/></w:tabs><w:spacing w:line="360" w:lineRule="auto"/><w:jc w:val="both"/><w:rPr><w:rFonts w:ascii="Avenir Next LT Pro" w:hAnsi="Avenir Next LT Pro" w:cstheme="minorHAnsi"/><w:color w:val="303030"/><w:sz w:val="22"/><w:szCs w:val="22"/></w:rPr></w:pPr></w:p><w:p><w:pPr><w:pStyle w:val="Descripcin"/><w:spacing w:before="0" w:after="0"/><w:jc w:val="center"/><w:rPr><w:rFonts w:ascii="Avenir Next LT Pro" w:hAnsi="Avenir Next LT Pro" w:cstheme="minorHAnsi"/><w:color w:val="303030"/><w:szCs w:val="22"/><w:lang w:val="es-CO"/></w:rPr></w:pPr><w:bookmarkStart w:id="204" w:name="_Toc209532339"/><w:r><w:rPr><w:rFonts w:ascii="Avenir Next LT Pro" w:hAnsi="Avenir Next LT Pro" w:cstheme="minorHAnsi"/><w:color w:val="303030"/><w:szCs w:val="22"/><w:lang w:val="es-CO"/></w:rPr><w:t>Tabla </w:t></w:r><w:r><w:rPr><w:rFonts w:ascii="Avenir Next LT Pro" w:hAnsi="Avenir Next LT Pro" w:cstheme="minorHAnsi"/><w:color w:val="303030"/><w:szCs w:val="22"/><w:lang w:val="es-CO"/></w:rPr><w:fldChar w:fldCharType="begin"/></w:r><w:r><w:rPr><w:rFonts w:ascii="Avenir Next LT Pro" w:hAnsi="Avenir Next LT Pro" w:cstheme="minorHAnsi"/><w:color w:val="303030"/><w:szCs w:val="22"/><w:lang w:val="es-CO"/></w:rPr><w:instrText xml:space="preserve"> SEQ Tabla \* ARABIC </w:instrText></w:r><w:r><w:rPr><w:rFonts w:ascii="Avenir Next LT Pro" w:hAnsi="Avenir Next LT Pro" w:cstheme="minorHAnsi"/><w:color w:val="303030"/><w:szCs w:val="22"/><w:lang w:val="es-CO"/></w:rPr><w:fldChar w:fldCharType="separate"/></w:r><w:r><w:rPr><w:rFonts w:ascii="Avenir Next LT Pro" w:hAnsi="Avenir Next LT Pro" w:cstheme="minorHAnsi"/><w:noProof/><w:color w:val="303030"/><w:szCs w:val="22"/><w:lang w:val="es-CO"/></w:rPr><w:t>12</w:t></w:r><w:r><w:rPr><w:rFonts w:ascii="Avenir Next LT Pro" w:hAnsi="Avenir Next LT Pro" w:cstheme="minorHAnsi"/><w:color w:val="303030"/><w:szCs w:val="22"/><w:lang w:val="es-CO"/></w:rPr><w:fldChar w:fldCharType="end"/></w:r><w:r><w:rPr><w:rFonts w:ascii="Avenir Next LT Pro" w:hAnsi="Avenir Next LT Pro" w:cstheme="minorHAnsi"/><w:color w:val="303030"/><w:szCs w:val="22"/><w:lang w:val="es-CO"/></w:rPr><w:t>. Estándares máximos permisibles</w:t></w:r><w:bookmarkEnd w:id="204"/></w:p><w:tbl><w:tblPr><w:tblW w:w="5000" w:type="pct"/><w:jc w:val="center"/><w:tblBorders><w:top w:val="single" w:sz="4" w:space="0" w:color="808080" w:themeColor="background1" w:themeShade="80"/><w:left w:val="single" w:sz="4" w:space="0" w:color="808080" w:themeColor="background1" w:themeShade="80"/><w:bottom w:val="single" w:sz="4" w:space="0" w:color="808080" w:themeColor="background1" w:themeShade="80"/><w:right w:val="single" w:sz="4" w:space="0" w:color="808080" w:themeColor="background1" w:themeShade="80"/><w:insideH w:val="single" w:sz="4" w:space="0" w:color="808080" w:themeColor="background1" w:themeShade="80"/><w:insideV w:val="single" w:sz="4" w:space="0" w:color="808080" w:themeColor="background1" w:themeShade="80"/></w:tblBorders><w:tblCellMar><w:left w:w="70" w:type="dxa"/><w:right w:w="70" w:type="dxa"/></w:tblCellMar><w:tblLook w:val="04A0" w:firstRow="1" w:lastRow="0" w:firstColumn="1" w:lastColumn="0" w:noHBand="0" w:noVBand="1"/></w:tblPr><w:tblGrid><w:gridCol w:w="3362"/><w:gridCol w:w="2667"/><w:gridCol w:w="2801"/></w:tblGrid><w:tr><w:trPr><w:trHeight w:val="20"/><w:jc w:val="center"/></w:trPr><w:tc><w:tcPr><w:tcW w:w="1904" w:type="pct"/><w:vMerge w:val="restart"/><w:noWrap/><w:vAlign w:val="center"/><w:hideMark/></w:tcPr><w:p><w:pPr><w:jc w:val="center"/><w:rPr><w:rFonts w:ascii="Avenir Next LT Pro" w:hAnsi="Avenir Next LT Pro" w:cs="Calibri"/><w:b/><w:bCs/><w:color w:val="FFFFFF" w:themeColor="background1"/><w:sz w:val="20"/><w:szCs w:val="20"/></w:rPr></w:pPr><w:r><w:rPr><w:rFonts w:ascii="Avenir Next LT Pro" w:hAnsi="Avenir Next LT Pro" w:cs="Calibri"/><w:b/><w:bCs/><w:color w:val="FFFFFF" w:themeColor="background1"/><w:sz w:val="20"/><w:szCs w:val="20"/></w:rPr><w:t>Zonas receptoras</w:t></w:r></w:p></w:tc><w:tc><w:tcPr><w:tcW w:w="3096" w:type="pct"/><w:gridSpan w:val="2"/><w:vAlign w:val="center"/><w:hideMark/></w:tcPr><w:p><w:pPr><w:jc w:val="center"/><w:rPr><w:rFonts w:ascii="Avenir Next LT Pro" w:hAnsi="Avenir Next LT Pro" w:cs="Calibri"/><w:b/><w:bCs/><w:color w:val="FFFFFF" w:themeColor="background1"/><w:sz w:val="20"/><w:szCs w:val="20"/></w:rPr></w:pPr><w:r><w:rPr><w:rFonts w:ascii="Avenir Next LT Pro" w:hAnsi="Avenir Next LT Pro" w:cs="Calibri"/><w:b/><w:bCs/><w:color w:val="FFFFFF" w:themeColor="background1"/><w:sz w:val="20"/><w:szCs w:val="20"/></w:rPr><w:t>Nivel de presión sonora en dB(A)</w:t></w:r></w:p></w:tc></w:tr><w:tr><w:trPr><w:trHeight w:val="20"/><w:jc w:val="center"/></w:trPr><w:tc><w:tcPr><w:tcW w:w="1904" w:type="pct"/><w:vMerge/><w:vAlign w:val="center"/><w:hideMark/></w:tcPr><w:p><w:pPr><w:rPr><w:rFonts w:ascii="Avenir Next LT Pro" w:hAnsi="Avenir Next LT Pro" w:cs="Calibri"/><w:b/><w:bCs/><w:color w:val="FFFFFF" w:themeColor="background1"/><w:sz w:val="20"/><w:szCs w:val="20"/></w:rPr></w:pPr></w:p></w:tc><w:tc><w:tcPr><w:tcW w:w="1510" w:type="pct"/><w:noWrap/><w:vAlign w:val="center"/><w:hideMark/></w:tcPr><w:p><w:pPr><w:jc w:val="center"/><w:rPr><w:rFonts w:ascii="Avenir Next LT Pro" w:hAnsi="Avenir Next LT Pro" w:cs="Calibri"/><w:b/><w:bCs/><w:color w:val="FFFFFF" w:themeColor="background1"/><w:sz w:val="20"/><w:szCs w:val="20"/><w:lang w:val="en-US"/></w:rPr></w:pPr><w:r><w:rPr><w:rFonts w:ascii="Avenir Next LT Pro" w:hAnsi="Avenir Next LT Pro" w:cs="Calibri"/><w:b/><w:bCs/><w:color w:val="FFFFFF" w:themeColor="background1"/><w:sz w:val="20"/><w:szCs w:val="20"/><w:lang w:val="en-US"/></w:rPr><w:t>Periodo diurno</w:t></w:r></w:p><w:p><w:pPr><w:jc w:val="center"/><w:rPr><w:rFonts w:ascii="Avenir Next LT Pro" w:hAnsi="Avenir Next LT Pro" w:cs="Calibri"/><w:b/><w:bCs/><w:color w:val="FFFFFF" w:themeColor="background1"/><w:sz w:val="20"/><w:szCs w:val="20"/><w:lang w:val="en-US"/></w:rPr></w:pPr><w:r><w:rPr><w:rFonts w:ascii="Avenir Next LT Pro" w:hAnsi="Avenir Next LT Pro" w:cs="Calibri"/><w:b/><w:bCs/><w:color w:val="FFFFFF" w:themeColor="background1"/><w:sz w:val="20"/><w:szCs w:val="20"/><w:lang w:val="en-US"/></w:rPr><w:t>7:01 a.m.-9:00 p.m.</w:t></w:r></w:p></w:tc><w:tc><w:tcPr><w:tcW w:w="1586" w:type="pct"/><w:noWrap/><w:vAlign w:val="center"/><w:hideMark/></w:tcPr><w:p><w:pPr><w:jc w:val="center"/><w:rPr><w:rFonts w:ascii="Avenir Next LT Pro" w:hAnsi="Avenir Next LT Pro" w:cs="Calibri"/><w:b/><w:bCs/><w:color w:val="FFFFFF" w:themeColor="background1"/><w:sz w:val="20"/><w:szCs w:val="20"/><w:lang w:val="en-US"/></w:rPr></w:pPr><w:r><w:rPr><w:rFonts w:ascii="Avenir Next LT Pro" w:hAnsi="Avenir Next LT Pro" w:cs="Calibri"/><w:b/><w:bCs/><w:color w:val="FFFFFF" w:themeColor="background1"/><w:sz w:val="20"/><w:szCs w:val="20"/><w:lang w:val="en-US"/></w:rPr><w:t>Periodo nocturno</w:t></w:r></w:p><w:p><w:pPr><w:jc w:val="center"/><w:rPr><w:rFonts w:ascii="Avenir Next LT Pro" w:hAnsi="Avenir Next LT Pro" w:cs="Calibri"/><w:b/><w:bCs/><w:color w:val="FFFFFF" w:themeColor="background1"/><w:sz w:val="20"/><w:szCs w:val="20"/><w:lang w:val="en-US"/></w:rPr></w:pPr><w:r><w:rPr><w:rFonts w:ascii="Avenir Next LT Pro" w:hAnsi="Avenir Next LT Pro" w:cs="Calibri"/><w:b/><w:bCs/><w:color w:val="FFFFFF" w:themeColor="background1"/><w:sz w:val="20"/><w:szCs w:val="20"/><w:lang w:val="en-US"/></w:rPr><w:t>9:01 p.m.-7:00 a.m.</w:t></w:r></w:p></w:tc></w:tr><w:tr><w:trPr><w:trHeight w:val="20"/><w:jc w:val="center"/></w:trPr><w:tc><w:tcPr><w:tcW w:w="1904" w:type="pct"/><w:vAlign w:val="center"/><w:hideMark/></w:tcPr><w:p><w:pPr><w:jc w:val="center"/><w:rPr><w:rFonts w:ascii="Avenir Next LT Pro" w:hAnsi="Avenir Next LT Pro" w:cs="Calibri"/><w:color w:val="303030"/><w:sz w:val="20"/><w:szCs w:val="20"/></w:rPr></w:pPr><w:r><w:rPr><w:rFonts w:ascii="Avenir Next LT Pro" w:hAnsi="Avenir Next LT Pro" w:cs="Calibri"/><w:color w:val="303030"/><w:sz w:val="20"/><w:szCs w:val="20"/></w:rPr><w:t>Zona I residencial</w:t></w:r></w:p></w:tc><w:tc><w:tcPr><w:tcW w:w="1510" w:type="pct"/><w:vAlign w:val="center"/><w:hideMark/></w:tcPr><w:p><w:pPr><w:jc w:val="center"/><w:rPr><w:rFonts w:ascii="Avenir Next LT Pro" w:hAnsi="Avenir Next LT Pro" w:cs="Calibri"/><w:color w:val="303030"/><w:sz w:val="20"/><w:szCs w:val="20"/></w:rPr></w:pPr><w:r><w:rPr><w:rFonts w:ascii="Avenir Next LT Pro" w:hAnsi="Avenir Next LT Pro" w:cs="Calibri"/><w:color w:val="303030"/><w:sz w:val="20"/><w:szCs w:val="20"/></w:rPr><w:t>65</w:t></w:r></w:p></w:tc><w:tc><w:tcPr><w:tcW w:w="1586" w:type="pct"/><w:vAlign w:val="center"/><w:hideMark/></w:tcPr><w:p><w:pPr><w:jc w:val="center"/><w:rPr><w:rFonts w:ascii="Avenir Next LT Pro" w:hAnsi="Avenir Next LT Pro" w:cs="Calibri"/><w:color w:val="303030"/><w:sz w:val="20"/><w:szCs w:val="20"/></w:rPr></w:pPr><w:r><w:rPr><w:rFonts w:ascii="Avenir Next LT Pro" w:hAnsi="Avenir Next LT Pro" w:cs="Calibri"/><w:color w:val="303030"/><w:sz w:val="20"/><w:szCs w:val="20"/></w:rPr><w:t>45</w:t></w:r></w:p></w:tc></w:tr><w:tr><w:trPr><w:trHeight w:val="20"/><w:jc w:val="center"/></w:trPr><w:tc><w:tcPr><w:tcW w:w="1904" w:type="pct"/><w:vAlign w:val="center"/><w:hideMark/></w:tcPr><w:p><w:pPr><w:jc w:val="center"/><w:rPr><w:rFonts w:ascii="Avenir Next LT Pro" w:hAnsi="Avenir Next LT Pro" w:cs="Calibri"/><w:b/><w:bCs/><w:color w:val="303030"/><w:sz w:val="20"/><w:szCs w:val="20"/></w:rPr></w:pPr><w:r><w:rPr><w:rFonts w:ascii="Avenir Next LT Pro" w:hAnsi="Avenir Next LT Pro" w:cs="Calibri"/><w:b/><w:bCs/><w:color w:val="303030"/><w:sz w:val="20"/><w:szCs w:val="20"/></w:rPr><w:t>{var_92}</w:t></w:r></w:p></w:tc><w:tc><w:tcPr><w:tcW w:w="1510" w:type="pct"/><w:vAlign w:val="center"/><w:hideMark/></w:tcPr><w:p><w:pPr><w:jc w:val="center"/><w:rPr><w:rFonts w:ascii="Avenir Next LT Pro" w:hAnsi="Avenir Next LT Pro" w:cs="Calibri"/><w:b/><w:bCs/><w:color w:val="303030"/><w:sz w:val="20"/><w:szCs w:val="20"/></w:rPr></w:pPr><w:r><w:rPr><w:rFonts w:ascii="Avenir Next LT Pro" w:hAnsi="Avenir Next LT Pro" w:cs="Calibri"/><w:b/><w:bCs/><w:color w:val="303030"/><w:sz w:val="20"/><w:szCs w:val="20"/></w:rPr><w:t>{var_93}</w:t></w:r></w:p></w:tc><w:tc><w:tcPr><w:tcW w:w="1586" w:type="pct"/><w:vAlign w:val="center"/><w:hideMark/></w:tcPr><w:p><w:pPr><w:jc w:val="center"/><w:rPr><w:rFonts w:ascii="Avenir Next LT Pro" w:hAnsi="Avenir Next LT Pro" w:cs="Calibri"/><w:b/><w:bCs/><w:color w:val="303030"/><w:sz w:val="20"/><w:szCs w:val="20"/></w:rPr></w:pPr><w:r><w:rPr><w:rFonts w:ascii="Avenir Next LT Pro" w:hAnsi="Avenir Next LT Pro" w:cs="Calibri"/><w:b/><w:bCs/><w:color w:val="303030"/><w:sz w:val="20"/><w:szCs w:val="20"/></w:rPr><w:t>{var_94}</w:t></w:r><w:commentRangeStart w:id="205"/><w:r><w:rPr><w:rFonts w:ascii="Avenir Next LT Pro" w:hAnsi="Avenir Next LT Pro" w:cs="Calibri"/><w:b/><w:bCs/><w:color w:val="303030"/><w:sz w:val="20"/><w:szCs w:val="20"/></w:rPr></w:r><w:commentRangeEnd w:id="205"/><w:r><w:rPr><w:rStyle w:val="Refdecomentario"/><w:rFonts w:ascii="Tahoma" w:hAnsi="Tahoma"/><w:color w:val="303030"/><w:szCs w:val="20"/><w:lang w:val="es-MX" w:eastAsia="es-MX"/></w:rPr><w:commentReference w:id="205"/></w:r></w:p></w:tc></w:tr><w:tr><w:trPr><w:trHeight w:val="20"/><w:jc w:val="center"/></w:trPr><w:tc><w:tcPr><w:tcW w:w="1904" w:type="pct"/><w:vAlign w:val="center"/><w:hideMark/></w:tcPr><w:p><w:pPr><w:jc w:val="center"/><w:rPr><w:rFonts w:ascii="Avenir Next LT Pro" w:hAnsi="Avenir Next LT Pro" w:cs="Calibri"/><w:color w:val="303030"/><w:sz w:val="20"/><w:szCs w:val="20"/></w:rPr></w:pPr><w:r><w:rPr><w:rFonts w:ascii="Avenir Next LT Pro" w:hAnsi="Avenir Next LT Pro" w:cs="Calibri"/><w:color w:val="303030"/><w:sz w:val="20"/><w:szCs w:val="20"/></w:rPr><w:t>Zona III industrial</w:t></w:r></w:p></w:tc><w:tc><w:tcPr><w:tcW w:w="1510" w:type="pct"/><w:vAlign w:val="center"/><w:hideMark/></w:tcPr><w:p><w:pPr><w:jc w:val="center"/><w:rPr><w:rFonts w:ascii="Avenir Next LT Pro" w:hAnsi="Avenir Next LT Pro" w:cs="Calibri"/><w:color w:val="303030"/><w:sz w:val="20"/><w:szCs w:val="20"/></w:rPr></w:pPr><w:r><w:rPr><w:rFonts w:ascii="Avenir Next LT Pro" w:hAnsi="Avenir Next LT Pro" w:cs="Calibri"/><w:color w:val="303030"/><w:sz w:val="20"/><w:szCs w:val="20"/></w:rPr><w:t>75</w:t></w:r></w:p></w:tc><w:tc><w:tcPr><w:tcW w:w="1586" w:type="pct"/><w:vAlign w:val="center"/><w:hideMark/></w:tcPr><w:p><w:pPr><w:jc w:val="center"/><w:rPr><w:rFonts w:ascii="Avenir Next LT Pro" w:hAnsi="Avenir Next LT Pro" w:cs="Calibri"/><w:color w:val="303030"/><w:sz w:val="20"/><w:szCs w:val="20"/></w:rPr></w:pPr><w:r><w:rPr><w:rFonts w:ascii="Avenir Next LT Pro" w:hAnsi="Avenir Next LT Pro" w:cs="Calibri"/><w:color w:val="303030"/><w:sz w:val="20"/><w:szCs w:val="20"/></w:rPr><w:t>75</w:t></w:r></w:p></w:tc></w:tr><w:tr><w:trPr><w:trHeight w:val="20"/><w:jc w:val="center"/></w:trPr><w:tc><w:tcPr><w:tcW w:w="1904" w:type="pct"/><w:vAlign w:val="center"/><w:hideMark/></w:tcPr><w:p><w:pPr><w:jc w:val="center"/><w:rPr><w:rFonts w:ascii="Avenir Next LT Pro" w:hAnsi="Avenir Next LT Pro" w:cs="Calibri"/><w:color w:val="303030"/><w:sz w:val="20"/><w:szCs w:val="20"/></w:rPr></w:pPr><w:r><w:rPr><w:rFonts w:ascii="Avenir Next LT Pro" w:hAnsi="Avenir Next LT Pro" w:cs="Calibri"/><w:color w:val="303030"/><w:sz w:val="20"/><w:szCs w:val="20"/></w:rPr><w:t>Zona IV de tranquilidad</w:t></w:r></w:p></w:tc><w:tc><w:tcPr><w:tcW w:w="1510" w:type="pct"/><w:vAlign w:val="center"/><w:hideMark/></w:tcPr><w:p><w:pPr><w:jc w:val="center"/><w:rPr><w:rFonts w:ascii="Avenir Next LT Pro" w:hAnsi="Avenir Next LT Pro" w:cs="Calibri"/><w:color w:val="303030"/><w:sz w:val="20"/><w:szCs w:val="20"/></w:rPr></w:pPr><w:r><w:rPr><w:rFonts w:ascii="Avenir Next LT Pro" w:hAnsi="Avenir Next LT Pro" w:cs="Calibri"/><w:color w:val="303030"/><w:sz w:val="20"/><w:szCs w:val="20"/></w:rPr><w:t>45</w:t></w:r></w:p></w:tc><w:tc><w:tcPr><w:tcW w:w="1586" w:type="pct"/><w:vAlign w:val="center"/><w:hideMark/></w:tcPr><w:p><w:pPr><w:jc w:val="center"/><w:rPr><w:rFonts w:ascii="Avenir Next LT Pro" w:hAnsi="Avenir Next LT Pro" w:cs="Calibri"/><w:color w:val="303030"/><w:sz w:val="20"/><w:szCs w:val="20"/></w:rPr></w:pPr><w:r><w:rPr><w:rFonts w:ascii="Avenir Next LT Pro" w:hAnsi="Avenir Next LT Pro" w:cs="Calibri"/><w:color w:val="303030"/><w:sz w:val="20"/><w:szCs w:val="20"/></w:rPr><w:t>45</w:t></w:r></w:p></w:tc></w:tr></w:tbl><w:p><w:pPr><w:jc w:val="center"/><w:rPr><w:rFonts w:ascii="Avenir Next LT Pro" w:hAnsi="Avenir Next LT Pro" w:cstheme="minorHAnsi"/><w:i/><w:color w:val="303030"/><w:sz w:val="20"/><w:szCs w:val="20"/></w:rPr></w:pPr><w:r><w:rPr><w:rFonts w:ascii="Avenir Next LT Pro" w:hAnsi="Avenir Next LT Pro" w:cstheme="minorHAnsi"/><w:i/><w:color w:val="303030"/><w:sz w:val="20"/><w:szCs w:val="20"/></w:rPr><w:t>Fuente: Resolución 8321 de 1983 del Ministerio de Salud</w:t></w:r><w:r><w:rPr><w:rFonts w:ascii="Avenir Next LT Pro" w:hAnsi="Avenir Next LT Pro" w:cstheme="minorHAnsi"/><w:i/><w:color w:val="303030"/><w:sz w:val="20"/><w:szCs w:val="20"/></w:rPr><w:t>.</w:t></w:r></w:p><w:p><w:pPr><w:rPr><w:rFonts w:ascii="Avenir Next LT Pro" w:hAnsi="Avenir Next LT Pro" w:cstheme="minorHAnsi"/><w:i/><w:color w:val="303030"/><w:sz w:val="20"/><w:szCs w:val="20"/></w:rPr></w:pPr></w:p><w:p><w:pPr><w:pStyle w:val="Ttulo2"/><w:rPr><w:rFonts w:ascii="Avenir Next LT Pro" w:hAnsi="Avenir Next LT Pro"/><w:color w:val="303030"/><w:sz w:val="28"/><w:szCs w:val="28"/></w:rPr></w:pPr><w:bookmarkStart w:id="206" w:name="_Toc211423089"/><w:bookmarkStart w:id="207" w:name="_Toc215310881"/><w:r><w:rPr><w:rFonts w:ascii="Avenir Next LT Pro" w:hAnsi="Avenir Next LT Pro"/><w:color w:val="303030"/><w:sz w:val="28"/><w:szCs w:val="28"/></w:rPr><w:t>5</w:t></w:r><w:r><w:rPr><w:rFonts w:ascii="Avenir Next LT Pro" w:hAnsi="Avenir Next LT Pro"/><w:color w:val="303030"/><w:sz w:val="28"/><w:szCs w:val="28"/></w:rPr><w:t>.2</w:t></w:r><w:r><w:rPr><w:rFonts w:ascii="Avenir Next LT Pro" w:hAnsi="Avenir Next LT Pro"/><w:color w:val="303030"/><w:sz w:val="28"/><w:szCs w:val="28"/></w:rPr><w:t> </w:t></w:r><w:r><w:rPr><w:rFonts w:ascii="Avenir Next LT Pro" w:hAnsi="Avenir Next LT Pro"/><w:color w:val="303030"/><w:sz w:val="28"/><w:szCs w:val="28"/></w:rPr><w:t>Resultados numéricos y </w:t></w:r><w:r><w:rPr><w:rFonts w:ascii="Avenir Next LT Pro" w:hAnsi="Avenir Next LT Pro"/><w:color w:val="303030"/><w:sz w:val="28"/><w:szCs w:val="28"/></w:rPr><w:t>comparación</w:t></w:r><w:r><w:rPr><w:rFonts w:ascii="Avenir Next LT Pro" w:hAnsi="Avenir Next LT Pro"/><w:color w:val="303030"/><w:sz w:val="28"/><w:szCs w:val="28"/></w:rPr><w:t> </w:t></w:r><w:r><w:rPr><w:rFonts w:ascii="Avenir Next LT Pro" w:hAnsi="Avenir Next LT Pro"/><w:color w:val="303030"/><w:sz w:val="28"/><w:szCs w:val="28"/></w:rPr><w:t>con</w:t></w:r><w:r><w:rPr><w:rFonts w:ascii="Avenir Next LT Pro" w:hAnsi="Avenir Next LT Pro"/><w:color w:val="303030"/><w:sz w:val="28"/><w:szCs w:val="28"/></w:rPr><w:t> la normatividad aplicada</w:t></w:r><w:bookmarkEnd w:id="206"/><w:bookmarkEnd w:id="207"/></w:p><w:p><w:pPr><w:rPr></w:rPr></w:pPr></w:p><w:p><w:pPr><w:pStyle w:val="Ttulo3"/><w:spacing w:line="360" w:lineRule="auto"/><w:jc w:val="both"/><w:rPr><w:rFonts w:ascii="Avenir Next LT Pro" w:hAnsi="Avenir Next LT Pro"/><w:color w:val="303030"/><w:sz w:val="24"/><w:szCs w:val="24"/><w:lang w:val="es-CO"/></w:rPr></w:pPr><w:bookmarkStart w:id="208" w:name="_Toc21682062"/><w:r><w:rPr><w:rFonts w:ascii="Avenir Next LT Pro" w:hAnsi="Avenir Next LT Pro"/><w:color w:val="303030"/><w:sz w:val="24"/><w:szCs w:val="24"/><w:lang w:val="es-CO"/></w:rPr><w:t>{var_25}</w:t></w:r><w:bookmarkStart w:id="209" w:name="_Hlk158909177"/><w:r><w:rPr><w:rFonts w:ascii="Avenir Next LT Pro" w:hAnsi="Avenir Next LT Pro"/><w:color w:val="303030"/><w:sz w:val="24"/><w:szCs w:val="24"/><w:lang w:val="es-CO"/></w:rPr></w:r><w:bookmarkEnd w:id="209"/><w:r><w:rPr><w:rFonts w:ascii="Avenir Next LT Pro" w:hAnsi="Avenir Next LT Pro"/><w:color w:val="303030"/><w:sz w:val="24"/><w:szCs w:val="24"/><w:lang w:val="es-CO"/></w:rPr></w:r><w:r><w:rPr><w:rFonts w:ascii="Avenir Next LT Pro" w:hAnsi="Avenir Next LT Pro"/><w:color w:val="303030"/><w:sz w:val="24"/><w:szCs w:val="24"/><w:lang w:val="es-CO"/></w:rPr></w:r><w:r><w:rPr><w:rFonts w:ascii="Avenir Next LT Pro" w:hAnsi="Avenir Next LT Pro"/><w:color w:val="303030"/><w:sz w:val="24"/><w:szCs w:val="24"/><w:lang w:val="es-CO"/></w:rPr></w:r><w:bookmarkStart w:id="210" w:name="_Hlk158916051"/><w:bookmarkEnd w:id="208"/><w:r><w:rPr><w:rFonts w:ascii="Avenir Next LT Pro" w:hAnsi="Avenir Next LT Pro"/><w:color w:val="303030"/><w:sz w:val="24"/><w:szCs w:val="24"/><w:lang w:val="es-CO"/></w:rPr></w:r><w:commentRangeStart w:id="211"/><w:r><w:rPr><w:rFonts w:ascii="Avenir Next LT Pro" w:hAnsi="Avenir Next LT Pro"/><w:color w:val="303030"/><w:sz w:val="24"/><w:szCs w:val="24"/><w:lang w:val="es-CO"/></w:rPr></w:r><w:bookmarkEnd w:id="210"/><w:commentRangeEnd w:id="211"/><w:r><w:rPr><w:rStyle w:val="Refdecomentario"/><w:rFonts w:ascii="Tahoma" w:hAnsi="Tahoma"/><w:b w:val="0"/><w:bCs w:val="0"/><w:szCs w:val="20"/><w:lang w:val="es-MX" w:eastAsia="es-MX"/></w:rPr><w:commentReference w:id="211"/></w:r></w:p><w:p><w:pPr><w:pStyle w:val="Descripcin"/><w:spacing w:before="0" w:after="0"/><w:jc w:val="center"/><w:rPr><w:rFonts w:ascii="Avenir Next LT Pro" w:hAnsi="Avenir Next LT Pro" w:cstheme="minorHAnsi"/><w:color w:val="303030"/><w:lang w:val="es-CO"/></w:rPr></w:pPr><w:bookmarkStart w:id="212" w:name="_Ref535250089"/><w:bookmarkStart w:id="213" w:name="_Toc534961093"/><w:bookmarkStart w:id="214" w:name="_Toc21682146"/><w:bookmarkStart w:id="215" w:name="_Toc209532340"/><w:r><w:rPr><w:rFonts w:ascii="Avenir Next LT Pro" w:hAnsi="Avenir Next LT Pro" w:cstheme="minorHAnsi"/><w:color w:val="303030"/><w:lang w:val="es-CO"/></w:rPr><w:t>{var_26}</w:t></w:r><w:r><w:rPr><w:rFonts w:ascii="Avenir Next LT Pro" w:hAnsi="Avenir Next LT Pro"/><w:color w:val="303030"/><w:lang w:val="es-CO"/></w:rPr></w:r><w:r><w:rPr><w:rFonts w:ascii="Avenir Next LT Pro" w:hAnsi="Avenir Next LT Pro" w:cstheme="minorHAnsi"/><w:color w:val="303030"/><w:lang w:val="es-CO"/></w:rPr></w:r><w:r><w:rPr><w:rFonts w:ascii="Avenir Next LT Pro" w:hAnsi="Avenir Next LT Pro"/><w:color w:val="303030"/><w:lang w:val="es-CO"/></w:rPr></w:r><w:r><w:rPr><w:rFonts w:ascii="Avenir Next LT Pro" w:hAnsi="Avenir Next LT Pro" w:cstheme="minorHAnsi"/><w:noProof/><w:color w:val="303030"/><w:lang w:val="es-CO"/></w:rPr></w:r><w:r><w:rPr><w:rFonts w:ascii="Avenir Next LT Pro" w:hAnsi="Avenir Next LT Pro"/><w:color w:val="303030"/><w:lang w:val="es-CO"/></w:rPr></w:r><w:bookmarkEnd w:id="212"/><w:r><w:rPr><w:rFonts w:ascii="Avenir Next LT Pro" w:hAnsi="Avenir Next LT Pro" w:cstheme="minorHAnsi"/><w:color w:val="303030"/><w:lang w:val="es-CO"/></w:rPr></w:r><w:bookmarkEnd w:id="213"/><w:bookmarkEnd w:id="214"/><w:r><w:rPr><w:rFonts w:ascii="Avenir Next LT Pro" w:hAnsi="Avenir Next LT Pro" w:cstheme="minorHAnsi"/><w:color w:val="303030"/><w:lang w:val="es-CO"/></w:rPr></w:r><w:r><w:rPr><w:rFonts w:ascii="Avenir Next LT Pro" w:hAnsi="Avenir Next LT Pro" w:cstheme="minorHAnsi"/><w:color w:val="303030"/><w:lang w:val="es-CO"/></w:rPr></w:r><w:r><w:rPr><w:rFonts w:ascii="Avenir Next LT Pro" w:hAnsi="Avenir Next LT Pro" w:cstheme="minorHAnsi"/><w:color w:val="303030"/><w:lang w:val="es-CO"/></w:rPr></w:r><w:commentRangeStart w:id="216"/><w:r><w:rPr><w:rFonts w:ascii="Avenir Next LT Pro" w:hAnsi="Avenir Next LT Pro" w:cstheme="minorHAnsi"/><w:color w:val="303030"/><w:lang w:val="es-CO"/></w:rPr></w:r><w:r><w:rPr><w:rFonts w:ascii="Avenir Next LT Pro" w:hAnsi="Avenir Next LT Pro" w:cstheme="minorHAnsi"/><w:color w:val="303030"/><w:lang w:val="es-CO"/></w:rPr></w:r><w:r><w:rPr><w:rFonts w:ascii="Avenir Next LT Pro" w:hAnsi="Avenir Next LT Pro" w:cstheme="minorHAnsi"/><w:color w:val="303030"/><w:lang w:val="es-CO"/></w:rPr></w:r><w:r><w:rPr><w:rFonts w:ascii="Avenir Next LT Pro" w:hAnsi="Avenir Next LT Pro" w:cstheme="minorHAnsi"/><w:color w:val="303030"/><w:lang w:val="es-CO"/></w:rPr></w:r><w:commentRangeEnd w:id="216"/><w:r><w:rPr><w:rStyle w:val="Refdecomentario"/><w:b w:val="0"/><w:bCs w:val="0"/></w:rPr><w:commentReference w:id="216"/></w:r><w:r><w:rPr><w:rFonts w:ascii="Avenir Next LT Pro" w:hAnsi="Avenir Next LT Pro" w:cstheme="minorHAnsi"/><w:color w:val="303030"/><w:lang w:val="es-CO"/></w:rPr><w:t>{var_27}</w:t></w:r><w:bookmarkEnd w:id="215"/></w:p><w:tbl><w:tblPr><w:tblW w:w="5000" w:type="pct"/><w:tblCellMar><w:left w:w="70" w:type="dxa"/><w:right w:w="70" w:type="dxa"/></w:tblCellMar><w:tblLook w:val="04A0" w:firstRow="1" w:lastRow="0" w:firstColumn="1" w:lastColumn="0" w:noHBand="0" w:noVBand="1"/></w:tblPr><w:tblGrid><w:gridCol w:w="1988"/><w:gridCol w:w="3182"/><w:gridCol w:w="1830"/><w:gridCol w:w="1830"/></w:tblGrid><w:tr><w:trPr><w:trHeight w:val="20"/></w:trPr><w:tc><w:tcPr><w:tcW w:w="5000" w:type="pct"/><w:gridSpan w:val="4"/><w:tcBorders><w:top w:val="single" w:sz="4" w:space="0" w:color="808080"/><w:left w:val="single" w:sz="4" w:space="0" w:color="808080"/><w:bottom w:val="single" w:sz="4" w:space="0" w:color="808080"/><w:right w:val="single" w:sz="4" w:space="0" w:color="808080"/></w:tcBorders><w:noWrap/><w:vAlign w:val="center"/><w:hideMark/></w:tcPr><w:p><w:pPr><w:jc w:val="center"/><w:rPr><w:rFonts w:ascii="Avenir Next LT Pro" w:hAnsi="Avenir Next LT Pro" w:cs="Calibri"/><w:b/><w:bCs/><w:color w:val="FFFFFF"/><w:sz w:val="20"/><w:szCs w:val="20"/></w:rPr></w:pPr><w:r><w:rPr><w:rFonts w:ascii="Avenir Next LT Pro" w:hAnsi="Avenir Next LT Pro" w:cs="Calibri"/><w:b/><w:bCs/><w:color w:val="FFFFFF"/><w:sz w:val="20"/><w:szCs w:val="20"/></w:rPr><w:t>Ruido intradomiciliario diurno </w:t></w:r><w:r><w:rPr><w:rFonts w:ascii="Avenir Next LT Pro" w:hAnsi="Avenir Next LT Pro" w:cs="Calibri"/><w:b/><w:bCs/><w:color w:val="FFFFFF"/><w:sz w:val="20"/><w:szCs w:val="20"/></w:rPr><w:t>- dB (A)</w:t></w:r></w:p></w:tc></w:tr><w:tr><w:trPr><w:trHeight w:val="20"/></w:trPr><w:tc><w:tcPr><w:tcW w:w="1126" w:type="pct"/><w:tcBorders><w:top w:val="nil"/><w:left w:val="single" w:sz="4" w:space="0" w:color="808080"/><w:bottom w:val="single" w:sz="4" w:space="0" w:color="808080"/><w:right w:val="single" w:sz="4" w:space="0" w:color="808080"/></w:tcBorders><w:noWrap/><w:vAlign w:val="center"/><w:hideMark/></w:tcPr><w:p><w:pPr><w:jc w:val="center"/><w:rPr><w:rFonts w:ascii="Avenir Next LT Pro" w:hAnsi="Avenir Next LT Pro" w:cs="Calibri"/><w:b/><w:bCs/><w:color w:val="FFFFFF"/><w:sz w:val="20"/><w:szCs w:val="20"/></w:rPr></w:pPr><w:r><w:rPr><w:rFonts w:ascii="Avenir Next LT Pro" w:hAnsi="Avenir Next LT Pro" w:cs="Calibri"/><w:b/><w:bCs/><w:color w:val="FFFFFF"/><w:sz w:val="20"/><w:szCs w:val="20"/></w:rPr><w:t>Punto </w:t></w:r></w:p></w:tc><w:tc><w:tcPr><w:tcW w:w="1802" w:type="pct"/><w:tcBorders><w:top w:val="nil"/><w:left w:val="nil"/><w:bottom w:val="single" w:sz="4" w:space="0" w:color="808080"/><w:right w:val="single" w:sz="4" w:space="0" w:color="808080"/></w:tcBorders><w:noWrap/><w:vAlign w:val="center"/><w:hideMark/></w:tcPr><w:p><w:pPr><w:jc w:val="center"/><w:rPr><w:rFonts w:ascii="Avenir Next LT Pro" w:hAnsi="Avenir Next LT Pro" w:cs="Calibri"/><w:b/><w:bCs/><w:color w:val="FFFFFF"/><w:sz w:val="20"/><w:szCs w:val="20"/></w:rPr></w:pPr><w:r><w:rPr><w:rFonts w:ascii="Avenir Next LT Pro" w:hAnsi="Avenir Next LT Pro" w:cs="Calibri"/><w:b/><w:bCs/><w:color w:val="FFFFFF"/><w:sz w:val="20"/><w:szCs w:val="20"/></w:rPr><w:t>LAeq Corr </w:t></w:r></w:p></w:tc><w:tc><w:tcPr><w:tcW w:w="1036" w:type="pct"/><w:tcBorders><w:top w:val="nil"/><w:left w:val="nil"/><w:bottom w:val="single" w:sz="4" w:space="0" w:color="808080"/><w:right w:val="single" w:sz="4" w:space="0" w:color="808080"/></w:tcBorders><w:noWrap/><w:vAlign w:val="center"/><w:hideMark/></w:tcPr><w:p><w:pPr><w:jc w:val="center"/><w:rPr><w:rFonts w:ascii="Avenir Next LT Pro" w:hAnsi="Avenir Next LT Pro" w:cs="Calibri"/><w:b/><w:bCs/><w:color w:val="FFFFFF"/><w:sz w:val="20"/><w:szCs w:val="20"/></w:rPr></w:pPr><w:r><w:rPr><w:rFonts w:ascii="Avenir Next LT Pro" w:hAnsi="Avenir Next LT Pro" w:cs="Calibri"/><w:b/><w:bCs/><w:color w:val="FFFFFF"/><w:sz w:val="20"/><w:szCs w:val="20"/></w:rPr><w:t>Lmax </w:t></w:r></w:p></w:tc><w:tc><w:tcPr><w:tcW w:w="1036" w:type="pct"/><w:tcBorders><w:top w:val="nil"/><w:left w:val="nil"/><w:bottom w:val="single" w:sz="4" w:space="0" w:color="808080"/><w:right w:val="single" w:sz="4" w:space="0" w:color="808080"/></w:tcBorders><w:noWrap/><w:vAlign w:val="center"/><w:hideMark/></w:tcPr><w:p><w:pPr><w:jc w:val="center"/><w:rPr><w:rFonts w:ascii="Avenir Next LT Pro" w:hAnsi="Avenir Next LT Pro" w:cs="Calibri"/><w:b/><w:bCs/><w:color w:val="FFFFFF"/><w:sz w:val="20"/><w:szCs w:val="20"/></w:rPr></w:pPr><w:r><w:rPr><w:rFonts w:ascii="Avenir Next LT Pro" w:hAnsi="Avenir Next LT Pro" w:cs="Calibri"/><w:b/><w:bCs/><w:color w:val="FFFFFF"/><w:sz w:val="20"/><w:szCs w:val="20"/></w:rPr><w:t>Lmin </w:t></w:r></w:p></w:tc></w:tr><w:tr><w:trPr><w:trHeight w:val="20"/></w:trPr><w:tc><w:tcPr><w:tcW w:w="1126" w:type="pct"/><w:tcBorders><w:top w:val="nil"/><w:left w:val="single" w:sz="4" w:space="0" w:color="808080"/><w:bottom w:val="single" w:sz="4" w:space="0" w:color="808080"/><w:right w:val="single" w:sz="4" w:space="0" w:color="808080"/></w:tcBorders><w:noWrap/><w:vAlign w:val="bottom"/></w:tcPr><w:p><w:pPr><w:jc w:val="center"/><w:rPr><w:rFonts w:ascii="Avenir Next LT Pro" w:hAnsi="Avenir Next LT Pro" w:cs="Calibri"/><w:color w:val="303030"/><w:sz w:val="20"/><w:szCs w:val="20"/></w:rPr></w:pPr></w:p></w:tc><w:tc><w:tcPr><w:tcW w:w="1802" w:type="pct"/><w:tcBorders><w:top w:val="nil"/><w:left w:val="nil"/><w:bottom w:val="single" w:sz="4" w:space="0" w:color="808080"/><w:right w:val="single" w:sz="4" w:space="0" w:color="808080"/></w:tcBorders><w:noWrap/><w:vAlign w:val="center"/></w:tcPr><w:p><w:pPr><w:jc w:val="center"/><w:rPr><w:rFonts w:ascii="Avenir Next LT Pro" w:hAnsi="Avenir Next LT Pro" w:cs="Calibri"/><w:color w:val="303030"/><w:sz w:val="20"/><w:szCs w:val="20"/></w:rPr></w:pPr></w:p></w:tc><w:tc><w:tcPr><w:tcW w:w="1036" w:type="pct"/><w:tcBorders><w:top w:val="nil"/><w:left w:val="nil"/><w:bottom w:val="single" w:sz="4" w:space="0" w:color="808080"/><w:right w:val="single" w:sz="4" w:space="0" w:color="808080"/></w:tcBorders><w:noWrap/><w:vAlign w:val="center"/></w:tcPr><w:p><w:pPr><w:jc w:val="center"/><w:rPr><w:rFonts w:ascii="Avenir Next LT Pro" w:hAnsi="Avenir Next LT Pro" w:cs="Calibri"/><w:color w:val="303030"/><w:sz w:val="20"/><w:szCs w:val="20"/></w:rPr></w:pPr></w:p></w:tc><w:tc><w:tcPr><w:tcW w:w="1036" w:type="pct"/><w:tcBorders><w:top w:val="nil"/><w:left w:val="nil"/><w:bottom w:val="single" w:sz="4" w:space="0" w:color="808080"/><w:right w:val="single" w:sz="4" w:space="0" w:color="808080"/></w:tcBorders><w:noWrap/><w:vAlign w:val="center"/></w:tcPr><w:p><w:pPr><w:jc w:val="center"/><w:rPr><w:rFonts w:ascii="Avenir Next LT Pro" w:hAnsi="Avenir Next LT Pro" w:cs="Calibri"/><w:color w:val="303030"/><w:sz w:val="20"/><w:szCs w:val="20"/></w:rPr></w:pPr></w:p></w:tc></w:tr></w:tbl><w:p><w:pPr><w:jc w:val="center"/><w:rPr><w:rFonts w:ascii="Avenir Next LT Pro" w:hAnsi="Avenir Next LT Pro" w:cs="Calibri"/><w:i/><w:color w:val="303030"/><w:sz w:val="20"/><w:szCs w:val="20"/></w:rPr></w:pPr><w:r><w:rPr><w:rFonts w:ascii="Avenir Next LT Pro" w:hAnsi="Avenir Next LT Pro" w:cs="Calibri"/><w:i/><w:color w:val="303030"/><w:sz w:val="20"/><w:szCs w:val="20"/></w:rPr><w:t>Fuente: ALS ENVIRONMENTAL S.A.S., </w:t></w:r><w:r><w:rPr><w:rFonts w:ascii="Avenir Next LT Pro" w:hAnsi="Avenir Next LT Pro" w:cs="Calibri"/><w:i/><w:color w:val="303030"/><w:sz w:val="20"/><w:szCs w:val="20"/></w:rPr><w:t>{fuente_serambiente_s_a_s_1}</w:t></w:r><w:r><w:rPr><w:rFonts w:ascii="Avenir Next LT Pro" w:hAnsi="Avenir Next LT Pro" w:cs="Calibri"/><w:i/><w:color w:val="303030"/><w:sz w:val="20"/><w:szCs w:val="20"/></w:rPr></w:r></w:p><w:p><w:pPr><w:jc w:val="center"/><w:rPr><w:rFonts w:ascii="Avenir Next LT Pro" w:hAnsi="Avenir Next LT Pro"/><w:noProof/><w:color w:val="303030"/></w:rPr></w:pPr></w:p><w:p><w:pPr><w:spacing w:after="240" w:line="360" w:lineRule="auto"/><w:jc w:val="both"/><w:rPr><w:rFonts w:ascii="Avenir Next LT Pro" w:eastAsia="MS Mincho" w:hAnsi="Avenir Next LT Pro"/><w:color w:val="303030"/><w:sz w:val="22"/><w:szCs w:val="22"/></w:rPr></w:pPr><w:r><w:rPr><w:rFonts w:ascii="Avenir Next LT Pro" w:eastAsia="MS Mincho" w:hAnsi="Avenir Next LT Pro"/><w:color w:val="303030"/><w:sz w:val="22"/><w:szCs w:val="22"/></w:rPr><w:t>En la </w:t></w:r><w:r><w:rPr><w:rFonts w:ascii="Avenir Next LT Pro" w:eastAsia="MS Mincho" w:hAnsi="Avenir Next LT Pro"/><w:b/><w:color w:val="303030"/><w:sz w:val="22"/><w:szCs w:val="22"/></w:rPr><w:fldChar w:fldCharType="begin"/></w:r><w:r><w:rPr><w:rFonts w:ascii="Avenir Next LT Pro" w:eastAsia="MS Mincho" w:hAnsi="Avenir Next LT Pro"/><w:b/><w:color w:val="303030"/><w:sz w:val="22"/><w:szCs w:val="22"/></w:rPr><w:instrText xml:space="preserve"> REF _Ref534958088 \h  \* MERGEFORMAT </w:instrText></w:r><w:r><w:rPr><w:rFonts w:ascii="Avenir Next LT Pro" w:eastAsia="MS Mincho" w:hAnsi="Avenir Next LT Pro"/><w:b/><w:color w:val="303030"/><w:sz w:val="22"/><w:szCs w:val="22"/></w:rPr></w:r><w:r><w:rPr><w:rFonts w:ascii="Avenir Next LT Pro" w:eastAsia="MS Mincho" w:hAnsi="Avenir Next LT Pro"/><w:b/><w:color w:val="303030"/><w:sz w:val="22"/><w:szCs w:val="22"/></w:rPr><w:fldChar w:fldCharType="separate"/></w:r><w:r><w:rPr><w:rFonts w:ascii="Avenir Next LT Pro" w:hAnsi="Avenir Next LT Pro"/><w:b/><w:color w:val="303030"/><w:sz w:val="22"/><w:szCs w:val="22"/></w:rPr><w:t>Gráfica </w:t></w:r><w:r><w:rPr><w:rFonts w:ascii="Avenir Next LT Pro" w:hAnsi="Avenir Next LT Pro"/><w:b/><w:noProof/><w:color w:val="303030"/><w:sz w:val="22"/><w:szCs w:val="22"/></w:rPr><w:t>1</w:t></w:r><w:r><w:rPr><w:rFonts w:ascii="Avenir Next LT Pro" w:eastAsia="MS Mincho" w:hAnsi="Avenir Next LT Pro"/><w:b/><w:color w:val="303030"/><w:sz w:val="22"/><w:szCs w:val="22"/></w:rPr><w:fldChar w:fldCharType="end"/></w:r><w:r><w:rPr><w:rFonts w:ascii="Avenir Next LT Pro" w:eastAsia="MS Mincho" w:hAnsi="Avenir Next LT Pro"/><w:bCs/><w:color w:val="303030"/><w:sz w:val="22"/><w:szCs w:val="22"/></w:rPr><w:t>,</w:t></w:r><w:r><w:rPr><w:rFonts w:ascii="Avenir Next LT Pro" w:eastAsia="MS Mincho" w:hAnsi="Avenir Next LT Pro"/><w:color w:val="303030"/><w:sz w:val="22"/><w:szCs w:val="22"/></w:rPr><w:t> se </w:t></w:r><w:r><w:rPr><w:rFonts w:ascii="Avenir Next LT Pro" w:eastAsia="MS Mincho" w:hAnsi="Avenir Next LT Pro"/><w:color w:val="303030"/><w:sz w:val="22"/><w:szCs w:val="22"/></w:rPr><w:t>presentan los resultados obtenidos para el horario diurno </w:t></w:r><w:r><w:rPr><w:rFonts w:ascii="Avenir Next LT Pro" w:eastAsia="MS Mincho" w:hAnsi="Avenir Next LT Pro"/><w:color w:val="303030"/><w:sz w:val="22"/><w:szCs w:val="22"/></w:rPr><w:t>con planta apagada.</w:t></w:r><w:r><w:rPr><w:rFonts w:ascii="Avenir Next LT Pro" w:eastAsia="MS Mincho" w:hAnsi="Avenir Next LT Pro"/><w:color w:val="303030"/><w:sz w:val="22"/><w:szCs w:val="22"/></w:rPr><w:t> </w:t></w:r></w:p><w:p><w:pPr><w:pStyle w:val="Sinespaciado"/><w:spacing w:line="276" w:lineRule="auto"/><w:jc w:val="center"/><w:rPr><w:rFonts w:eastAsia="MS Mincho"/></w:rPr></w:pPr></w:p><w:p><w:pPr><w:pStyle w:val="Descripcin"/><w:spacing w:before="0" w:after="0"/><w:jc w:val="center"/><w:rPr><w:rFonts w:ascii="Avenir Next LT Pro" w:hAnsi="Avenir Next LT Pro"/><w:noProof/><w:color w:val="303030"/><w:lang w:val="es-CO" w:eastAsia="es-CO"/></w:rPr></w:pPr><w:bookmarkStart w:id="217" w:name="_Ref534958088"/><w:bookmarkStart w:id="218" w:name="Grafica1"/><w:bookmarkStart w:id="219" w:name="_Toc21442013"/><w:bookmarkStart w:id="220" w:name="_Toc198219766"/><w:r><w:rPr><w:rFonts w:ascii="Avenir Next LT Pro" w:hAnsi="Avenir Next LT Pro"/><w:color w:val="303030"/><w:lang w:val="es-CO"/></w:rPr><w:t>{var_28}</w:t></w:r><w:r><w:rPr><w:rFonts w:ascii="Avenir Next LT Pro" w:hAnsi="Avenir Next LT Pro"/><w:color w:val="303030"/><w:lang w:val="es-CO"/></w:rPr></w:r><w:r><w:rPr><w:rFonts w:ascii="Avenir Next LT Pro" w:hAnsi="Avenir Next LT Pro"/><w:color w:val="303030"/><w:lang w:val="es-CO"/></w:rPr></w:r><w:r><w:rPr><w:rFonts w:ascii="Avenir Next LT Pro" w:hAnsi="Avenir Next LT Pro"/><w:color w:val="303030"/><w:lang w:val="es-CO"/></w:rPr></w:r><w:r><w:rPr><w:rFonts w:ascii="Avenir Next LT Pro" w:hAnsi="Avenir Next LT Pro"/><w:noProof/><w:color w:val="303030"/><w:lang w:val="es-CO"/></w:rPr></w:r><w:r><w:rPr><w:rFonts w:ascii="Avenir Next LT Pro" w:hAnsi="Avenir Next LT Pro"/><w:color w:val="303030"/><w:lang w:val="es-CO"/></w:rPr></w:r><w:bookmarkEnd w:id="217"/><w:bookmarkEnd w:id="218"/><w:r><w:rPr><w:rFonts w:ascii="Avenir Next LT Pro" w:hAnsi="Avenir Next LT Pro"/><w:color w:val="303030"/><w:lang w:val="es-CO"/></w:rPr></w:r><w:bookmarkEnd w:id="219"/><w:r><w:rPr><w:rFonts w:ascii="Avenir Next LT Pro" w:hAnsi="Avenir Next LT Pro"/><w:color w:val="303030"/><w:lang w:val="es-CO"/></w:rPr></w:r><w:r><w:rPr><w:rFonts w:ascii="Avenir Next LT Pro" w:hAnsi="Avenir Next LT Pro"/><w:color w:val="303030"/><w:lang w:val="es-CO"/></w:rPr></w:r><w:r><w:rPr><w:rFonts w:ascii="Avenir Next LT Pro" w:hAnsi="Avenir Next LT Pro"/><w:color w:val="303030"/><w:lang w:val="es-CO"/></w:rPr></w:r><w:r><w:rPr><w:rFonts w:ascii="Avenir Next LT Pro" w:hAnsi="Avenir Next LT Pro"/><w:color w:val="303030"/><w:lang w:val="es-CO"/></w:rPr></w:r><w:commentRangeStart w:id="221"/><w:r><w:rPr><w:rFonts w:ascii="Avenir Next LT Pro" w:hAnsi="Avenir Next LT Pro"/><w:color w:val="303030"/><w:lang w:val="es-CO"/></w:rPr></w:r><w:commentRangeEnd w:id="221"/><w:r><w:rPr><w:rStyle w:val="Refdecomentario"/><w:b w:val="0"/><w:bCs w:val="0"/></w:rPr><w:commentReference w:id="221"/></w:r><w:bookmarkEnd w:id="220"/></w:p><w:p><w:pPr><w:jc w:val="center"/><w:rPr><w:rFonts w:ascii="Avenir Next LT Pro" w:hAnsi="Avenir Next LT Pro" w:cs="Calibri"/><w:i/><w:color w:val="303030"/><w:sz w:val="20"/><w:szCs w:val="20"/></w:rPr></w:pPr><w:r><w:rPr><w:rFonts w:ascii="Avenir Next LT Pro" w:hAnsi="Avenir Next LT Pro" w:cs="Calibri"/><w:i/><w:color w:val="303030"/><w:sz w:val="20"/><w:szCs w:val="20"/></w:rPr><w:t>{var_29}</w:t></w:r><w:r><w:rPr><w:rFonts w:ascii="Avenir Next LT Pro" w:hAnsi="Avenir Next LT Pro" w:cs="Calibri"/><w:i/><w:color w:val="303030"/><w:sz w:val="20"/><w:szCs w:val="20"/></w:rPr></w:r><w:r><w:rPr><w:rFonts w:ascii="Avenir Next LT Pro" w:hAnsi="Avenir Next LT Pro" w:cs="Calibri"/><w:i/><w:color w:val="303030"/><w:sz w:val="20"/><w:szCs w:val="20"/></w:rPr></w:r><w:r><w:rPr><w:rFonts w:ascii="Avenir Next LT Pro" w:hAnsi="Avenir Next LT Pro" w:cs="Calibri"/><w:i/><w:color w:val="303030"/><w:sz w:val="20"/><w:szCs w:val="20"/></w:rPr></w:r></w:p><w:p><w:pPr><w:jc w:val="center"/><w:rPr><w:rFonts w:ascii="Avenir Next LT Pro" w:hAnsi="Avenir Next LT Pro" w:cs="Calibri"/><w:i/><w:color w:val="303030"/><w:sz w:val="20"/><w:szCs w:val="20"/></w:rPr></w:pPr></w:p><w:p><w:pPr><w:pStyle w:val="Ttulo3"/><w:spacing w:line="360" w:lineRule="auto"/><w:jc w:val="both"/><w:rPr><w:rFonts w:ascii="Avenir Next LT Pro" w:hAnsi="Avenir Next LT Pro"/><w:color w:val="303030"/><w:sz w:val="24"/><w:szCs w:val="24"/><w:lang w:val="es-CO"/></w:rPr></w:pPr><w:bookmarkStart w:id="222" w:name="_Toc21682063"/><w:r><w:rPr><w:rFonts w:ascii="Avenir Next LT Pro" w:hAnsi="Avenir Next LT Pro"/><w:color w:val="303030"/><w:sz w:val="24"/><w:szCs w:val="24"/><w:lang w:val="es-CO"/></w:rPr><w:t>{var_30}</w:t></w:r><w:r><w:rPr><w:rFonts w:ascii="Avenir Next LT Pro" w:hAnsi="Avenir Next LT Pro"/><w:color w:val="303030"/><w:sz w:val="24"/><w:szCs w:val="24"/><w:lang w:val="es-CO"/></w:rPr></w:r><w:r><w:rPr><w:rFonts w:ascii="Avenir Next LT Pro" w:hAnsi="Avenir Next LT Pro"/><w:color w:val="303030"/><w:sz w:val="24"/><w:szCs w:val="24"/><w:lang w:val="es-CO"/></w:rPr></w:r><w:r><w:rPr><w:rFonts w:ascii="Avenir Next LT Pro" w:hAnsi="Avenir Next LT Pro"/><w:color w:val="303030"/><w:sz w:val="24"/><w:szCs w:val="24"/><w:lang w:val="es-CO"/></w:rPr></w:r><w:r><w:rPr><w:rFonts w:ascii="Avenir Next LT Pro" w:hAnsi="Avenir Next LT Pro"/><w:color w:val="303030"/><w:sz w:val="24"/><w:szCs w:val="24"/><w:lang w:val="es-CO"/></w:rPr></w:r><w:r><w:rPr><w:rFonts w:ascii="Avenir Next LT Pro" w:hAnsi="Avenir Next LT Pro"/><w:color w:val="303030"/><w:sz w:val="24"/><w:szCs w:val="24"/><w:lang w:val="es-CO"/></w:rPr></w:r><w:bookmarkEnd w:id="222"/><w:r><w:rPr><w:rFonts w:ascii="Avenir Next LT Pro" w:hAnsi="Avenir Next LT Pro"/><w:color w:val="303030"/><w:sz w:val="24"/><w:szCs w:val="24"/><w:lang w:val="es-CO"/></w:rPr></w:r></w:p><w:p><w:pPr><w:pStyle w:val="Descripcin"/><w:spacing w:before="0" w:after="0"/><w:jc w:val="center"/><w:rPr><w:rFonts w:ascii="Avenir Next LT Pro" w:hAnsi="Avenir Next LT Pro" w:cstheme="minorHAnsi"/><w:color w:val="303030"/><w:szCs w:val="22"/><w:lang w:val="es-CO"/></w:rPr></w:pPr><w:bookmarkStart w:id="223" w:name="_Ref534957796"/><w:bookmarkStart w:id="224" w:name="_Toc534961094"/><w:bookmarkStart w:id="225" w:name="_Toc21682147"/><w:bookmarkStart w:id="226" w:name="_Toc209532341"/><w:r><w:rPr><w:rFonts w:ascii="Avenir Next LT Pro" w:hAnsi="Avenir Next LT Pro" w:cstheme="minorHAnsi"/><w:color w:val="303030"/><w:szCs w:val="22"/><w:lang w:val="es-CO"/></w:rPr><w:t>{var_31}</w:t></w:r><w:r><w:rPr><w:rFonts w:ascii="Avenir Next LT Pro" w:hAnsi="Avenir Next LT Pro" w:cstheme="minorHAnsi"/><w:color w:val="303030"/><w:szCs w:val="22"/><w:lang w:val="es-CO"/></w:rPr></w:r><w:r><w:rPr><w:rFonts w:ascii="Avenir Next LT Pro" w:hAnsi="Avenir Next LT Pro" w:cstheme="minorHAnsi"/><w:color w:val="303030"/><w:szCs w:val="22"/><w:lang w:val="es-CO"/></w:rPr></w:r><w:r><w:rPr><w:rFonts w:ascii="Avenir Next LT Pro" w:hAnsi="Avenir Next LT Pro" w:cstheme="minorHAnsi"/><w:color w:val="303030"/><w:szCs w:val="22"/><w:lang w:val="es-CO"/></w:rPr></w:r><w:r><w:rPr><w:rFonts w:ascii="Avenir Next LT Pro" w:hAnsi="Avenir Next LT Pro" w:cstheme="minorHAnsi"/><w:noProof/><w:color w:val="303030"/><w:szCs w:val="22"/><w:lang w:val="es-CO"/></w:rPr></w:r><w:r><w:rPr><w:rFonts w:ascii="Avenir Next LT Pro" w:hAnsi="Avenir Next LT Pro" w:cstheme="minorHAnsi"/><w:color w:val="303030"/><w:szCs w:val="22"/><w:lang w:val="es-CO"/></w:rPr></w:r><w:bookmarkEnd w:id="223"/><w:r><w:rPr><w:rFonts w:ascii="Avenir Next LT Pro" w:hAnsi="Avenir Next LT Pro" w:cstheme="minorHAnsi"/><w:color w:val="303030"/><w:szCs w:val="22"/><w:lang w:val="es-CO"/></w:rPr></w:r><w:bookmarkEnd w:id="224"/><w:bookmarkEnd w:id="225"/><w:r><w:rPr><w:rFonts w:ascii="Avenir Next LT Pro" w:hAnsi="Avenir Next LT Pro" w:cstheme="minorHAnsi"/><w:color w:val="303030"/><w:szCs w:val="22"/><w:lang w:val="es-CO"/></w:rPr></w:r><w:r><w:rPr><w:rFonts w:ascii="Avenir Next LT Pro" w:hAnsi="Avenir Next LT Pro" w:cstheme="minorHAnsi"/><w:color w:val="303030"/><w:szCs w:val="22"/><w:lang w:val="es-CO"/></w:rPr></w:r><w:bookmarkEnd w:id="226"/></w:p><w:tbl><w:tblPr><w:tblW w:w="5000" w:type="pct"/><w:tblBorders><w:top w:val="single" w:sz="4" w:space="0" w:color="808080" w:themeColor="background1" w:themeShade="80"/><w:left w:val="single" w:sz="4" w:space="0" w:color="808080" w:themeColor="background1" w:themeShade="80"/><w:bottom w:val="single" w:sz="4" w:space="0" w:color="808080" w:themeColor="background1" w:themeShade="80"/><w:right w:val="single" w:sz="4" w:space="0" w:color="808080" w:themeColor="background1" w:themeShade="80"/><w:insideH w:val="single" w:sz="4" w:space="0" w:color="808080" w:themeColor="background1" w:themeShade="80"/><w:insideV w:val="single" w:sz="4" w:space="0" w:color="808080" w:themeColor="background1" w:themeShade="80"/></w:tblBorders><w:tblCellMar><w:left w:w="70" w:type="dxa"/><w:right w:w="70" w:type="dxa"/></w:tblCellMar><w:tblLook w:val="04A0" w:firstRow="1" w:lastRow="0" w:firstColumn="1" w:lastColumn="0" w:noHBand="0" w:noVBand="1"/></w:tblPr><w:tblGrid><w:gridCol w:w="1413"/><w:gridCol w:w="2868"/><w:gridCol w:w="1619"/><w:gridCol w:w="1621"/><w:gridCol w:w="1309"/></w:tblGrid><w:tr><w:trPr><w:trHeight w:val="20"/></w:trPr><w:tc><w:tcPr><w:tcW w:w="5000" w:type="pct"/><w:gridSpan w:val="5"/></w:tcPr><w:p><w:pPr><w:jc w:val="center"/><w:rPr><w:rFonts w:ascii="Avenir Next LT Pro" w:hAnsi="Avenir Next LT Pro" w:cs="Calibri"/><w:b/><w:bCs/><w:color w:val="FFFFFF"/><w:sz w:val="20"/><w:szCs w:val="20"/></w:rPr></w:pPr><w:r><w:rPr><w:rFonts w:ascii="Avenir Next LT Pro" w:hAnsi="Avenir Next LT Pro" w:cs="Calibri"/><w:b/><w:bCs/><w:color w:val="FFFFFF"/><w:sz w:val="20"/><w:szCs w:val="20"/></w:rPr><w:t>Ruido intradomiciliario</w:t></w:r><w:r><w:rPr><w:rFonts w:ascii="Avenir Next LT Pro" w:hAnsi="Avenir Next LT Pro" w:cs="Calibri"/><w:b/><w:bCs/><w:color w:val="FFFFFF"/><w:sz w:val="20"/><w:szCs w:val="20"/></w:rPr><w:t> Nocturno- dB (A)</w:t></w:r></w:p></w:tc></w:tr><w:tr><w:trPr><w:trHeight w:val="20"/></w:trPr><w:tc><w:tcPr><w:tcW w:w="800" w:type="pct"/><w:noWrap/><w:vAlign w:val="center"/><w:hideMark/></w:tcPr><w:p><w:pPr><w:jc w:val="center"/><w:rPr><w:rFonts w:ascii="Avenir Next LT Pro" w:hAnsi="Avenir Next LT Pro" w:cs="Calibri"/><w:b/><w:bCs/><w:color w:val="FFFFFF"/><w:sz w:val="20"/><w:szCs w:val="20"/></w:rPr></w:pPr><w:r><w:rPr><w:rFonts w:ascii="Avenir Next LT Pro" w:hAnsi="Avenir Next LT Pro" w:cs="Calibri"/><w:b/><w:bCs/><w:color w:val="FFFFFF"/><w:sz w:val="20"/><w:szCs w:val="20"/></w:rPr><w:t>Punto</w:t></w:r></w:p></w:tc><w:tc><w:tcPr><w:tcW w:w="1624" w:type="pct"/><w:vAlign w:val="center"/></w:tcPr><w:p><w:pPr><w:jc w:val="center"/><w:rPr><w:rFonts w:ascii="Avenir Next LT Pro" w:hAnsi="Avenir Next LT Pro" w:cs="Calibri"/><w:b/><w:bCs/><w:color w:val="FFFFFF"/><w:sz w:val="20"/><w:szCs w:val="20"/></w:rPr></w:pPr><w:r><w:rPr><w:rFonts w:ascii="Avenir Next LT Pro" w:hAnsi="Avenir Next LT Pro" w:cs="Calibri"/><w:b/><w:bCs/><w:color w:val="FFFFFF"/><w:sz w:val="20"/><w:szCs w:val="20"/></w:rPr><w:t>Hora de inicio de medición</w:t></w:r></w:p></w:tc><w:tc><w:tcPr><w:tcW w:w="917" w:type="pct"/><w:noWrap/><w:vAlign w:val="center"/><w:hideMark/></w:tcPr><w:p><w:pPr><w:jc w:val="center"/><w:rPr><w:rFonts w:ascii="Avenir Next LT Pro" w:hAnsi="Avenir Next LT Pro" w:cs="Calibri"/><w:b/><w:bCs/><w:color w:val="FFFFFF"/><w:sz w:val="20"/><w:szCs w:val="20"/></w:rPr></w:pPr><w:r><w:rPr><w:rFonts w:ascii="Avenir Next LT Pro" w:hAnsi="Avenir Next LT Pro" w:cs="Calibri"/><w:b/><w:bCs/><w:color w:val="FFFFFF"/><w:sz w:val="20"/><w:szCs w:val="20"/></w:rPr><w:t>Emisión</w:t></w:r></w:p></w:tc><w:tc><w:tcPr><w:tcW w:w="918" w:type="pct"/><w:noWrap/><w:vAlign w:val="center"/><w:hideMark/></w:tcPr><w:p><w:pPr><w:jc w:val="center"/><w:rPr><w:rFonts w:ascii="Avenir Next LT Pro" w:hAnsi="Avenir Next LT Pro" w:cs="Calibri"/><w:b/><w:bCs/><w:color w:val="FFFFFF"/><w:sz w:val="20"/><w:szCs w:val="20"/></w:rPr></w:pPr><w:r><w:rPr><w:rFonts w:ascii="Avenir Next LT Pro" w:hAnsi="Avenir Next LT Pro" w:cs="Calibri"/><w:b/><w:bCs/><w:color w:val="FFFFFF"/><w:sz w:val="20"/><w:szCs w:val="20"/></w:rPr><w:t>Lmax</w:t></w:r></w:p></w:tc><w:tc><w:tcPr><w:tcW w:w="741" w:type="pct"/><w:noWrap/><w:vAlign w:val="center"/><w:hideMark/></w:tcPr><w:p><w:pPr><w:jc w:val="center"/><w:rPr><w:rFonts w:ascii="Avenir Next LT Pro" w:hAnsi="Avenir Next LT Pro" w:cs="Calibri"/><w:b/><w:bCs/><w:color w:val="FFFFFF"/><w:sz w:val="20"/><w:szCs w:val="20"/></w:rPr></w:pPr><w:r><w:rPr><w:rFonts w:ascii="Avenir Next LT Pro" w:hAnsi="Avenir Next LT Pro" w:cs="Calibri"/><w:b/><w:bCs/><w:color w:val="FFFFFF"/><w:sz w:val="20"/><w:szCs w:val="20"/></w:rPr><w:t>Lmin</w:t></w:r></w:p></w:tc></w:tr><w:tr><w:trPr><w:trHeight w:val="20"/></w:trPr><w:tc><w:tcPr><w:tcW w:w="800" w:type="pct"/><w:noWrap/><w:vAlign w:val="bottom"/></w:tcPr><w:p><w:pPr><w:jc w:val="center"/><w:rPr><w:rFonts w:ascii="Avenir Next LT Pro" w:hAnsi="Avenir Next LT Pro" w:cs="Calibri"/><w:color w:val="303030"/><w:sz w:val="20"/><w:szCs w:val="20"/></w:rPr></w:pPr></w:p></w:tc><w:tc><w:tcPr><w:tcW w:w="1624" w:type="pct"/><w:vAlign w:val="bottom"/></w:tcPr><w:p><w:pPr><w:jc w:val="center"/><w:rPr><w:rFonts w:ascii="Avenir Next LT Pro" w:hAnsi="Avenir Next LT Pro" w:cs="Calibri"/><w:color w:val="303030"/><w:sz w:val="20"/><w:szCs w:val="20"/></w:rPr></w:pPr></w:p></w:tc><w:tc><w:tcPr><w:tcW w:w="917" w:type="pct"/><w:noWrap/><w:vAlign w:val="center"/></w:tcPr><w:p><w:pPr><w:jc w:val="center"/><w:rPr><w:rFonts w:ascii="Avenir Next LT Pro" w:hAnsi="Avenir Next LT Pro" w:cs="Calibri"/><w:color w:val="303030"/><w:sz w:val="20"/><w:szCs w:val="20"/></w:rPr></w:pPr></w:p></w:tc><w:tc><w:tcPr><w:tcW w:w="918" w:type="pct"/><w:noWrap/><w:vAlign w:val="center"/></w:tcPr><w:p><w:pPr><w:jc w:val="center"/><w:rPr><w:rFonts w:ascii="Avenir Next LT Pro" w:hAnsi="Avenir Next LT Pro" w:cs="Calibri"/><w:color w:val="303030"/><w:sz w:val="20"/><w:szCs w:val="20"/></w:rPr></w:pPr></w:p></w:tc><w:tc><w:tcPr><w:tcW w:w="741" w:type="pct"/><w:noWrap/><w:vAlign w:val="center"/></w:tcPr><w:p><w:pPr><w:jc w:val="center"/><w:rPr><w:rFonts w:ascii="Avenir Next LT Pro" w:hAnsi="Avenir Next LT Pro" w:cs="Calibri"/><w:color w:val="303030"/><w:sz w:val="20"/><w:szCs w:val="20"/></w:rPr></w:pPr></w:p></w:tc></w:tr></w:tbl><w:p><w:pPr><w:pStyle w:val="Descripcin"/><w:spacing w:before="0" w:after="0"/><w:jc w:val="center"/><w:rPr><w:rFonts w:ascii="Avenir Next LT Pro" w:hAnsi="Avenir Next LT Pro" w:cs="Calibri"/><w:b w:val="0"/><w:i/><w:color w:val="303030"/><w:lang w:val="es-CO"/></w:rPr></w:pPr><w:r><w:rPr><w:rFonts w:ascii="Avenir Next LT Pro" w:hAnsi="Avenir Next LT Pro" w:cs="Calibri"/><w:b w:val="0"/><w:i/><w:color w:val="303030"/><w:lang w:val="es-CO"/></w:rPr><w:t>Fuente: ALS ENVIRONMENTAL S.A.S., </w:t></w:r><w:r><w:rPr><w:rFonts w:ascii="Avenir Next LT Pro" w:hAnsi="Avenir Next LT Pro" w:cs="Calibri"/><w:b w:val="0"/><w:i/><w:color w:val="303030"/><w:lang w:val="es-CO"/></w:rPr><w:t>{fuente_serambiente_s_a_s_1}</w:t></w:r><w:r><w:rPr><w:rFonts w:ascii="Avenir Next LT Pro" w:hAnsi="Avenir Next LT Pro" w:cs="Calibri"/><w:b w:val="0"/><w:i/><w:color w:val="303030"/><w:lang w:val="es-CO"/></w:rPr></w:r></w:p><w:p><w:pPr><w:rPr><w:rFonts w:ascii="Avenir Next LT Pro" w:hAnsi="Avenir Next LT Pro"/><w:color w:val="303030"/><w:lang w:eastAsia="es-MX"/></w:rPr></w:pPr></w:p><w:p><w:pPr><w:spacing w:after="240" w:line="360" w:lineRule="auto"/><w:jc w:val="both"/><w:rPr><w:rFonts w:ascii="Avenir Next LT Pro" w:eastAsia="MS Mincho" w:hAnsi="Avenir Next LT Pro"/><w:color w:val="303030"/><w:sz w:val="22"/><w:szCs w:val="22"/></w:rPr></w:pPr><w:r><w:rPr><w:rFonts w:ascii="Avenir Next LT Pro" w:eastAsia="MS Mincho" w:hAnsi="Avenir Next LT Pro"/><w:color w:val="303030"/><w:sz w:val="22"/><w:szCs w:val="22"/></w:rPr><w:t>En la </w:t></w:r><w:r><w:rPr><w:rFonts w:ascii="Avenir Next LT Pro" w:eastAsia="MS Mincho" w:hAnsi="Avenir Next LT Pro"/><w:b/><w:color w:val="303030"/><w:sz w:val="22"/><w:szCs w:val="22"/></w:rPr><w:fldChar w:fldCharType="begin"/></w:r><w:r><w:rPr><w:rFonts w:ascii="Avenir Next LT Pro" w:eastAsia="MS Mincho" w:hAnsi="Avenir Next LT Pro"/><w:b/><w:color w:val="303030"/><w:sz w:val="22"/><w:szCs w:val="22"/></w:rPr><w:instrText xml:space="preserve"> REF _Ref534958178 \h  \* MERGEFORMAT </w:instrText></w:r><w:r><w:rPr><w:rFonts w:ascii="Avenir Next LT Pro" w:eastAsia="MS Mincho" w:hAnsi="Avenir Next LT Pro"/><w:b/><w:color w:val="303030"/><w:sz w:val="22"/><w:szCs w:val="22"/></w:rPr></w:r><w:r><w:rPr><w:rFonts w:ascii="Avenir Next LT Pro" w:eastAsia="MS Mincho" w:hAnsi="Avenir Next LT Pro"/><w:b/><w:color w:val="303030"/><w:sz w:val="22"/><w:szCs w:val="22"/></w:rPr><w:fldChar w:fldCharType="separate"/></w:r><w:r><w:rPr><w:rFonts w:ascii="Avenir Next LT Pro" w:hAnsi="Avenir Next LT Pro"/><w:b/><w:color w:val="303030"/><w:sz w:val="22"/><w:szCs w:val="22"/></w:rPr><w:t>Gráfica </w:t></w:r><w:r><w:rPr><w:rFonts w:ascii="Avenir Next LT Pro" w:hAnsi="Avenir Next LT Pro"/><w:b/><w:noProof/><w:color w:val="303030"/><w:sz w:val="22"/><w:szCs w:val="22"/></w:rPr><w:t>2</w:t></w:r><w:r><w:rPr><w:rFonts w:ascii="Avenir Next LT Pro" w:eastAsia="MS Mincho" w:hAnsi="Avenir Next LT Pro"/><w:b/><w:color w:val="303030"/><w:sz w:val="22"/><w:szCs w:val="22"/></w:rPr><w:fldChar w:fldCharType="end"/></w:r><w:r><w:rPr><w:rFonts w:ascii="Avenir Next LT Pro" w:eastAsia="MS Mincho" w:hAnsi="Avenir Next LT Pro"/><w:color w:val="303030"/><w:sz w:val="22"/><w:szCs w:val="22"/></w:rPr><w:t>, se presentan los resultados obtenidos para el horario nocturno </w:t></w:r><w:r><w:rPr><w:rFonts w:ascii="Avenir Next LT Pro" w:eastAsia="MS Mincho" w:hAnsi="Avenir Next LT Pro"/><w:color w:val="303030"/><w:sz w:val="22"/><w:szCs w:val="22"/></w:rPr><w:t>con planta apagada.</w:t></w:r></w:p><w:p><w:pPr><w:spacing w:line="276" w:lineRule="auto"/><w:jc w:val="center"/><w:rPr><w:rFonts w:ascii="Avenir Next LT Pro" w:hAnsi="Avenir Next LT Pro"/><w:color w:val="303030"/><w:lang w:eastAsia="es-MX"/></w:rPr></w:pPr></w:p><w:p><w:pPr><w:pStyle w:val="Descripcin"/><w:spacing w:before="0" w:after="0"/><w:jc w:val="center"/><w:rPr><w:rFonts w:ascii="Avenir Next LT Pro" w:hAnsi="Avenir Next LT Pro"/><w:color w:val="303030"/><w:lang w:val="es-CO"/></w:rPr></w:pPr><w:bookmarkStart w:id="227" w:name="_Ref534958178"/><w:bookmarkStart w:id="228" w:name="Grafica2"/><w:bookmarkStart w:id="229" w:name="_Toc21442014"/><w:bookmarkStart w:id="230" w:name="_Toc198219767"/><w:r><w:rPr><w:rFonts w:ascii="Avenir Next LT Pro" w:hAnsi="Avenir Next LT Pro"/><w:color w:val="303030"/><w:lang w:val="es-CO"/></w:rPr><w:t>{var_32}</w:t></w:r><w:r><w:rPr><w:rFonts w:ascii="Avenir Next LT Pro" w:hAnsi="Avenir Next LT Pro"/><w:color w:val="303030"/><w:lang w:val="es-CO"/></w:rPr></w:r><w:r><w:rPr><w:rFonts w:ascii="Avenir Next LT Pro" w:hAnsi="Avenir Next LT Pro"/><w:color w:val="303030"/><w:lang w:val="es-CO"/></w:rPr></w:r><w:r><w:rPr><w:rFonts w:ascii="Avenir Next LT Pro" w:hAnsi="Avenir Next LT Pro"/><w:color w:val="303030"/><w:lang w:val="es-CO"/></w:rPr></w:r><w:r><w:rPr><w:rFonts w:ascii="Avenir Next LT Pro" w:hAnsi="Avenir Next LT Pro"/><w:noProof/><w:color w:val="303030"/><w:lang w:val="es-CO"/></w:rPr></w:r><w:r><w:rPr><w:rFonts w:ascii="Avenir Next LT Pro" w:hAnsi="Avenir Next LT Pro"/><w:color w:val="303030"/><w:lang w:val="es-CO"/></w:rPr></w:r><w:bookmarkEnd w:id="227"/><w:bookmarkEnd w:id="228"/><w:r><w:rPr><w:rFonts w:ascii="Avenir Next LT Pro" w:hAnsi="Avenir Next LT Pro"/><w:color w:val="303030"/><w:lang w:val="es-CO"/></w:rPr></w:r><w:bookmarkEnd w:id="229"/><w:r><w:rPr><w:rFonts w:ascii="Avenir Next LT Pro" w:hAnsi="Avenir Next LT Pro"/><w:color w:val="303030"/><w:lang w:val="es-CO"/></w:rPr></w:r><w:r><w:rPr><w:rFonts w:ascii="Avenir Next LT Pro" w:hAnsi="Avenir Next LT Pro"/><w:color w:val="303030"/><w:lang w:val="es-CO"/></w:rPr></w:r><w:r><w:rPr><w:rFonts w:ascii="Avenir Next LT Pro" w:hAnsi="Avenir Next LT Pro"/><w:color w:val="303030"/><w:lang w:val="es-CO"/></w:rPr></w:r><w:r><w:rPr><w:rFonts w:ascii="Avenir Next LT Pro" w:hAnsi="Avenir Next LT Pro"/><w:color w:val="303030"/><w:lang w:val="es-CO"/></w:rPr></w:r><w:bookmarkEnd w:id="230"/></w:p><w:p><w:pPr><w:jc w:val="center"/><w:rPr><w:rFonts w:ascii="Avenir Next LT Pro" w:hAnsi="Avenir Next LT Pro" w:cs="Calibri"/><w:i/><w:color w:val="303030"/><w:sz w:val="20"/><w:szCs w:val="20"/></w:rPr></w:pPr><w:r><w:rPr><w:rFonts w:ascii="Avenir Next LT Pro" w:hAnsi="Avenir Next LT Pro" w:cs="Calibri"/><w:i/><w:color w:val="303030"/><w:sz w:val="20"/><w:szCs w:val="20"/></w:rPr><w:t>{var_33}</w:t></w:r><w:r><w:rPr><w:rFonts w:ascii="Avenir Next LT Pro" w:hAnsi="Avenir Next LT Pro" w:cs="Calibri"/><w:i/><w:color w:val="303030"/><w:sz w:val="20"/><w:szCs w:val="20"/></w:rPr></w:r><w:r><w:rPr><w:rFonts w:ascii="Avenir Next LT Pro" w:hAnsi="Avenir Next LT Pro" w:cs="Calibri"/><w:i/><w:color w:val="303030"/><w:sz w:val="20"/><w:szCs w:val="20"/></w:rPr></w:r></w:p><w:p><w:pPr><w:pStyle w:val="Ttulo3"/><w:spacing w:line="360" w:lineRule="auto"/><w:jc w:val="both"/><w:rPr><w:rFonts w:ascii="Avenir Next LT Pro" w:hAnsi="Avenir Next LT Pro"/><w:color w:val="303030"/><w:sz w:val="24"/><w:szCs w:val="24"/><w:lang w:val="es-CO"/></w:rPr></w:pPr><w:r><w:rPr><w:rFonts w:ascii="Avenir Next LT Pro" w:hAnsi="Avenir Next LT Pro"/><w:color w:val="303030"/><w:sz w:val="24"/><w:szCs w:val="24"/><w:lang w:val="es-CO"/></w:rPr><w:t>{var_34}</w:t></w:r><w:r><w:rPr><w:rFonts w:ascii="Avenir Next LT Pro" w:hAnsi="Avenir Next LT Pro"/><w:color w:val="303030"/><w:sz w:val="24"/><w:szCs w:val="24"/><w:lang w:val="es-CO"/></w:rPr></w:r><w:r><w:rPr><w:rFonts w:ascii="Avenir Next LT Pro" w:hAnsi="Avenir Next LT Pro"/><w:color w:val="303030"/><w:sz w:val="24"/><w:szCs w:val="24"/><w:lang w:val="es-CO"/></w:rPr></w:r><w:r><w:rPr><w:rFonts w:ascii="Avenir Next LT Pro" w:hAnsi="Avenir Next LT Pro"/><w:color w:val="303030"/><w:sz w:val="24"/><w:szCs w:val="24"/><w:lang w:val="es-CO"/></w:rPr></w:r><w:r><w:rPr><w:rFonts w:ascii="Avenir Next LT Pro" w:hAnsi="Avenir Next LT Pro"/><w:color w:val="303030"/><w:sz w:val="24"/><w:szCs w:val="24"/><w:lang w:val="es-CO"/></w:rPr></w:r><w:r><w:rPr><w:rFonts w:ascii="Avenir Next LT Pro" w:hAnsi="Avenir Next LT Pro"/><w:color w:val="303030"/><w:sz w:val="24"/><w:szCs w:val="24"/><w:lang w:val="es-CO"/></w:rPr></w:r><w:r><w:rPr><w:rFonts w:ascii="Avenir Next LT Pro" w:hAnsi="Avenir Next LT Pro"/><w:color w:val="303030"/><w:sz w:val="24"/><w:szCs w:val="24"/><w:lang w:val="es-CO"/></w:rPr></w:r><w:r><w:rPr><w:rFonts w:ascii="Avenir Next LT Pro" w:hAnsi="Avenir Next LT Pro"/><w:color w:val="303030"/><w:sz w:val="24"/><w:szCs w:val="24"/><w:lang w:val="es-CO"/></w:rPr></w:r></w:p><w:p><w:pPr><w:pStyle w:val="Descripcin"/><w:keepNext/><w:spacing w:after="0"/><w:jc w:val="center"/><w:rPr><w:rFonts w:ascii="Avenir Next LT Pro" w:hAnsi="Avenir Next LT Pro"/><w:color w:val="303030"/><w:lang w:val="es-CO"/></w:rPr></w:pPr><w:bookmarkStart w:id="231" w:name="_Ref157097695"/><w:bookmarkStart w:id="232" w:name="_Toc155782898"/><w:bookmarkStart w:id="233" w:name="_Toc209532342"/><w:r><w:rPr><w:rFonts w:ascii="Avenir Next LT Pro" w:hAnsi="Avenir Next LT Pro"/><w:color w:val="303030"/><w:lang w:val="es-CO"/></w:rPr><w:t>{var_35}</w:t></w:r><w:r><w:rPr><w:rFonts w:ascii="Avenir Next LT Pro" w:hAnsi="Avenir Next LT Pro"/><w:color w:val="303030"/><w:lang w:val="es-CO"/></w:rPr></w:r><w:r><w:rPr><w:rFonts w:ascii="Avenir Next LT Pro" w:hAnsi="Avenir Next LT Pro"/><w:color w:val="303030"/><w:lang w:val="es-CO"/></w:rPr></w:r><w:r><w:rPr><w:rFonts w:ascii="Avenir Next LT Pro" w:hAnsi="Avenir Next LT Pro"/><w:color w:val="303030"/><w:lang w:val="es-CO"/></w:rPr></w:r><w:r><w:rPr><w:rFonts w:ascii="Avenir Next LT Pro" w:hAnsi="Avenir Next LT Pro"/><w:noProof/><w:color w:val="303030"/><w:lang w:val="es-CO"/></w:rPr></w:r><w:r><w:rPr><w:rFonts w:ascii="Avenir Next LT Pro" w:hAnsi="Avenir Next LT Pro"/><w:color w:val="303030"/><w:lang w:val="es-CO"/></w:rPr></w:r><w:bookmarkEnd w:id="231"/><w:r><w:rPr><w:rFonts w:ascii="Avenir Next LT Pro" w:hAnsi="Avenir Next LT Pro"/><w:color w:val="303030"/><w:lang w:val="es-CO"/></w:rPr></w:r><w:r><w:rPr><w:rFonts w:ascii="Avenir Next LT Pro" w:hAnsi="Avenir Next LT Pro"/><w:color w:val="303030"/><w:lang w:val="es-CO"/></w:rPr></w:r><w:r><w:rPr><w:rFonts w:ascii="Avenir Next LT Pro" w:hAnsi="Avenir Next LT Pro"/><w:color w:val="303030"/><w:lang w:val="es-CO"/></w:rPr></w:r><w:bookmarkEnd w:id="232"/><w:bookmarkEnd w:id="233"/></w:p><w:tbl><w:tblPr><w:tblW w:w="5144" w:type="pct"/><w:jc w:val="center"/><w:tblCellMar><w:left w:w="70" w:type="dxa"/><w:right w:w="70" w:type="dxa"/></w:tblCellMar><w:tblLook w:val="04A0" w:firstRow="1" w:lastRow="0" w:firstColumn="1" w:lastColumn="0" w:noHBand="0" w:noVBand="1"/></w:tblPr><w:tblGrid><w:gridCol w:w="715"/><w:gridCol w:w="1116"/><w:gridCol w:w="662"/><w:gridCol w:w="613"/><w:gridCol w:w="962"/><w:gridCol w:w="2134"/><w:gridCol w:w="909"/><w:gridCol w:w="1481"/><w:gridCol w:w="1525"/></w:tblGrid><w:tr><w:trPr><w:trHeight w:val="19"/><w:jc w:val="center"/></w:trPr><w:tc><w:tcPr><w:tcW w:w="5000" w:type="pct"/><w:gridSpan w:val="9"/><w:tcBorders><w:top w:val="single" w:sz="4" w:space="0" w:color="808080"/><w:left w:val="single" w:sz="4" w:space="0" w:color="808080"/><w:bottom w:val="single" w:sz="4" w:space="0" w:color="808080"/><w:right w:val="single" w:sz="4" w:space="0" w:color="808080"/></w:tcBorders><w:noWrap/><w:vAlign w:val="center"/><w:hideMark/></w:tcPr><w:p><w:pPr><w:jc w:val="center"/><w:rPr><w:rFonts w:ascii="Avenir Next LT Pro" w:hAnsi="Avenir Next LT Pro" w:cs="Calibri"/><w:b/><w:bCs/><w:color w:val="FFFFFF"/><w:sz w:val="20"/><w:szCs w:val="20"/></w:rPr></w:pPr><w:r><w:rPr><w:rFonts w:ascii="Avenir Next LT Pro" w:hAnsi="Avenir Next LT Pro" w:cs="Calibri"/><w:b/><w:bCs/><w:color w:val="FFFFFF"/><w:sz w:val="20"/><w:szCs w:val="20"/></w:rPr><w:t>Ruido intradomiciliario Diurna </w:t></w:r><w:r><w:rPr><w:rFonts w:ascii="Avenir Next LT Pro" w:hAnsi="Avenir Next LT Pro" w:cs="Calibri"/><w:b/><w:bCs/><w:color w:val="FFFFFF"/><w:sz w:val="20"/><w:szCs w:val="20"/></w:rPr><w:t>- dB (A)</w:t></w:r></w:p></w:tc></w:tr><w:tr><w:trPr><w:trHeight w:val="19"/><w:jc w:val="center"/></w:trPr><w:tc><w:tcPr><w:tcW w:w="304" w:type="pct"/><w:tcBorders><w:top w:val="nil"/><w:left w:val="single" w:sz="4" w:space="0" w:color="808080"/><w:bottom w:val="single" w:sz="4" w:space="0" w:color="808080"/><w:right w:val="single" w:sz="4" w:space="0" w:color="808080"/></w:tcBorders><w:noWrap/><w:vAlign w:val="center"/><w:hideMark/></w:tcPr><w:p><w:pPr><w:jc w:val="center"/><w:rPr><w:rFonts w:ascii="Avenir Next LT Pro" w:hAnsi="Avenir Next LT Pro" w:cs="Calibri"/><w:b/><w:bCs/><w:color w:val="FFFFFF"/><w:sz w:val="20"/><w:szCs w:val="20"/></w:rPr></w:pPr><w:r><w:rPr><w:rFonts w:ascii="Avenir Next LT Pro" w:hAnsi="Avenir Next LT Pro" w:cs="Calibri"/><w:b/><w:bCs/><w:color w:val="FFFFFF"/><w:sz w:val="20"/><w:szCs w:val="20"/></w:rPr><w:t>Punto</w:t></w:r></w:p></w:tc><w:tc><w:tcPr><w:tcW w:w="446" w:type="pct"/><w:tcBorders><w:top w:val="nil"/><w:left w:val="nil"/><w:bottom w:val="single" w:sz="4" w:space="0" w:color="808080"/><w:right w:val="single" w:sz="4" w:space="0" w:color="808080"/></w:tcBorders><w:noWrap/><w:vAlign w:val="center"/><w:hideMark/></w:tcPr><w:p><w:pPr><w:jc w:val="center"/><w:rPr><w:rFonts w:ascii="Avenir Next LT Pro" w:hAnsi="Avenir Next LT Pro" w:cs="Calibri"/><w:b/><w:bCs/><w:color w:val="FFFFFF"/><w:sz w:val="20"/><w:szCs w:val="20"/></w:rPr></w:pPr><w:r><w:rPr><w:rFonts w:ascii="Avenir Next LT Pro" w:hAnsi="Avenir Next LT Pro" w:cs="Calibri"/><w:b/><w:bCs/><w:color w:val="FFFFFF"/><w:sz w:val="20"/><w:szCs w:val="20"/></w:rPr><w:t>LAeq Corr</w:t></w:r></w:p></w:tc><w:tc><w:tcPr><w:tcW w:w="285" w:type="pct"/><w:tcBorders><w:top w:val="nil"/><w:left w:val="nil"/><w:bottom w:val="single" w:sz="4" w:space="0" w:color="808080"/><w:right w:val="single" w:sz="4" w:space="0" w:color="808080"/></w:tcBorders><w:noWrap/><w:vAlign w:val="center"/><w:hideMark/></w:tcPr><w:p><w:pPr><w:jc w:val="center"/><w:rPr><w:rFonts w:ascii="Avenir Next LT Pro" w:hAnsi="Avenir Next LT Pro" w:cs="Calibri"/><w:b/><w:bCs/><w:color w:val="FFFFFF"/><w:sz w:val="20"/><w:szCs w:val="20"/></w:rPr></w:pPr><w:r><w:rPr><w:rFonts w:ascii="Avenir Next LT Pro" w:hAnsi="Avenir Next LT Pro" w:cs="Calibri"/><w:b/><w:bCs/><w:color w:val="FFFFFF"/><w:sz w:val="20"/><w:szCs w:val="20"/></w:rPr><w:t>Lmax</w:t></w:r></w:p></w:tc><w:tc><w:tcPr><w:tcW w:w="285" w:type="pct"/><w:tcBorders><w:top w:val="nil"/><w:left w:val="nil"/><w:bottom w:val="single" w:sz="4" w:space="0" w:color="808080"/><w:right w:val="single" w:sz="4" w:space="0" w:color="808080"/></w:tcBorders><w:noWrap/><w:vAlign w:val="center"/><w:hideMark/></w:tcPr><w:p><w:pPr><w:jc w:val="center"/><w:rPr><w:rFonts w:ascii="Avenir Next LT Pro" w:hAnsi="Avenir Next LT Pro" w:cs="Calibri"/><w:b/><w:bCs/><w:color w:val="FFFFFF"/><w:sz w:val="20"/><w:szCs w:val="20"/></w:rPr></w:pPr><w:r><w:rPr><w:rFonts w:ascii="Avenir Next LT Pro" w:hAnsi="Avenir Next LT Pro" w:cs="Calibri"/><w:b/><w:bCs/><w:color w:val="FFFFFF"/><w:sz w:val="20"/><w:szCs w:val="20"/></w:rPr><w:t>Lmin</w:t></w:r></w:p></w:tc><w:tc><w:tcPr><w:tcW w:w="391" w:type="pct"/><w:tcBorders><w:top w:val="nil"/><w:left w:val="nil"/><w:bottom w:val="single" w:sz="4" w:space="0" w:color="808080"/><w:right w:val="single" w:sz="4" w:space="0" w:color="808080"/></w:tcBorders><w:noWrap/><w:vAlign w:val="center"/><w:hideMark/></w:tcPr><w:p><w:pPr><w:jc w:val="center"/><w:rPr><w:rFonts w:ascii="Avenir Next LT Pro" w:hAnsi="Avenir Next LT Pro" w:cs="Calibri"/><w:b/><w:bCs/><w:color w:val="FFFFFF"/><w:sz w:val="20"/><w:szCs w:val="20"/></w:rPr></w:pPr><w:r><w:rPr><w:rFonts w:ascii="Avenir Next LT Pro" w:hAnsi="Avenir Next LT Pro" w:cs="Calibri"/><w:b/><w:bCs/><w:color w:val="FFFFFF"/><w:sz w:val="20"/><w:szCs w:val="20"/></w:rPr><w:t>LresCorr</w:t></w:r></w:p></w:tc><w:tc><w:tcPr><w:tcW w:w="1680" w:type="pct"/><w:tcBorders><w:top w:val="nil"/><w:left w:val="nil"/><w:bottom w:val="single" w:sz="4" w:space="0" w:color="808080"/><w:right w:val="single" w:sz="4" w:space="0" w:color="808080"/></w:tcBorders><w:noWrap/><w:vAlign w:val="center"/><w:hideMark/></w:tcPr><w:p><w:pPr><w:jc w:val="center"/><w:rPr><w:rFonts w:ascii="Avenir Next LT Pro" w:hAnsi="Avenir Next LT Pro" w:cs="Calibri"/><w:b/><w:bCs/><w:color w:val="FFFFFF"/><w:sz w:val="20"/><w:szCs w:val="20"/></w:rPr></w:pPr><w:r><w:rPr><w:rFonts w:ascii="Avenir Next LT Pro" w:hAnsi="Avenir Next LT Pro" w:cs="Calibri"/><w:b/><w:bCs/><w:color w:val="FFFFFF"/><w:sz w:val="20"/><w:szCs w:val="20"/></w:rPr><w:t>Corrección realizada</w:t></w:r></w:p></w:tc><w:tc><w:tcPr><w:tcW w:w="374" w:type="pct"/><w:tcBorders><w:top w:val="nil"/><w:left w:val="nil"/><w:bottom w:val="single" w:sz="4" w:space="0" w:color="808080"/><w:right w:val="single" w:sz="4" w:space="0" w:color="808080"/></w:tcBorders><w:noWrap/><w:vAlign w:val="center"/><w:hideMark/></w:tcPr><w:p><w:pPr><w:jc w:val="center"/><w:rPr><w:rFonts w:ascii="Avenir Next LT Pro" w:hAnsi="Avenir Next LT Pro" w:cs="Calibri"/><w:b/><w:bCs/><w:color w:val="FFFFFF"/><w:sz w:val="20"/><w:szCs w:val="20"/></w:rPr></w:pPr><w:r><w:rPr><w:rFonts w:ascii="Avenir Next LT Pro" w:hAnsi="Avenir Next LT Pro" w:cs="Calibri"/><w:b/><w:bCs/><w:color w:val="FFFFFF"/><w:sz w:val="20"/><w:szCs w:val="20"/></w:rPr><w:t>Emisión</w:t></w:r></w:p></w:tc><w:tc><w:tcPr><w:tcW w:w="622" w:type="pct"/><w:tcBorders><w:top w:val="nil"/><w:left w:val="nil"/><w:bottom w:val="single" w:sz="4" w:space="0" w:color="808080"/><w:right w:val="single" w:sz="4" w:space="0" w:color="808080"/></w:tcBorders><w:noWrap/><w:vAlign w:val="center"/><w:hideMark/></w:tcPr><w:p><w:pPr><w:jc w:val="center"/><w:rPr><w:rFonts w:ascii="Avenir Next LT Pro" w:hAnsi="Avenir Next LT Pro" w:cs="Calibri"/><w:b/><w:bCs/><w:color w:val="FFFFFF"/><w:sz w:val="20"/><w:szCs w:val="20"/></w:rPr></w:pPr><w:r><w:rPr><w:rFonts w:ascii="Avenir Next LT Pro" w:hAnsi="Avenir Next LT Pro" w:cs="Calibri"/><w:b/><w:bCs/><w:color w:val="FFFFFF"/><w:sz w:val="20"/><w:szCs w:val="20"/></w:rPr><w:t>Norma diurna</w:t></w:r></w:p></w:tc><w:tc><w:tcPr><w:tcW w:w="611" w:type="pct"/><w:tcBorders><w:top w:val="nil"/><w:left w:val="nil"/><w:bottom w:val="single" w:sz="4" w:space="0" w:color="808080"/><w:right w:val="single" w:sz="4" w:space="0" w:color="808080"/></w:tcBorders><w:noWrap/><w:vAlign w:val="center"/><w:hideMark/></w:tcPr><w:p><w:pPr><w:jc w:val="center"/><w:rPr><w:rFonts w:ascii="Avenir Next LT Pro" w:hAnsi="Avenir Next LT Pro" w:cs="Calibri"/><w:b/><w:bCs/><w:color w:val="FFFFFF"/><w:sz w:val="20"/><w:szCs w:val="20"/></w:rPr></w:pPr><w:r><w:rPr><w:rFonts w:ascii="Avenir Next LT Pro" w:hAnsi="Avenir Next LT Pro" w:cs="Calibri"/><w:b/><w:bCs/><w:color w:val="FFFFFF"/><w:sz w:val="20"/><w:szCs w:val="20"/></w:rPr><w:t>Cumplimiento</w:t></w:r></w:p></w:tc></w:tr><w:tr><w:trPr><w:trHeight w:val="19"/><w:jc w:val="center"/></w:trPr><w:tc><w:tcPr><w:tcW w:w="304" w:type="pct"/><w:tcBorders><w:top w:val="nil"/><w:left w:val="single" w:sz="4" w:space="0" w:color="808080"/><w:bottom w:val="single" w:sz="4" w:space="0" w:color="808080"/><w:right w:val="single" w:sz="4" w:space="0" w:color="808080"/></w:tcBorders><w:noWrap/><w:vAlign w:val="center"/></w:tcPr><w:p><w:pPr><w:jc w:val="center"/><w:rPr><w:rFonts w:ascii="Avenir Next LT Pro" w:hAnsi="Avenir Next LT Pro" w:cs="Calibri"/><w:color w:val="303030"/><w:sz w:val="20"/><w:szCs w:val="20"/></w:rPr></w:pPr></w:p></w:tc><w:tc><w:tcPr><w:tcW w:w="446" w:type="pct"/><w:tcBorders><w:top w:val="nil"/><w:left w:val="nil"/><w:bottom w:val="single" w:sz="4" w:space="0" w:color="808080"/><w:right w:val="single" w:sz="4" w:space="0" w:color="808080"/></w:tcBorders><w:noWrap/><w:vAlign w:val="center"/></w:tcPr><w:p><w:pPr><w:jc w:val="center"/><w:rPr><w:rFonts w:ascii="Avenir Next LT Pro" w:hAnsi="Avenir Next LT Pro" w:cs="Calibri"/><w:color w:val="303030"/><w:sz w:val="20"/><w:szCs w:val="20"/></w:rPr></w:pPr></w:p></w:tc><w:tc><w:tcPr><w:tcW w:w="285" w:type="pct"/><w:tcBorders><w:top w:val="nil"/><w:left w:val="nil"/><w:bottom w:val="single" w:sz="4" w:space="0" w:color="808080"/><w:right w:val="single" w:sz="4" w:space="0" w:color="808080"/></w:tcBorders><w:noWrap/><w:vAlign w:val="center"/></w:tcPr><w:p><w:pPr><w:jc w:val="center"/><w:rPr><w:rFonts w:ascii="Avenir Next LT Pro" w:hAnsi="Avenir Next LT Pro" w:cs="Calibri"/><w:color w:val="303030"/><w:sz w:val="20"/><w:szCs w:val="20"/></w:rPr></w:pPr></w:p></w:tc><w:tc><w:tcPr><w:tcW w:w="285" w:type="pct"/><w:tcBorders><w:top w:val="nil"/><w:left w:val="nil"/><w:bottom w:val="single" w:sz="4" w:space="0" w:color="808080"/><w:right w:val="single" w:sz="4" w:space="0" w:color="808080"/></w:tcBorders><w:noWrap/><w:vAlign w:val="center"/></w:tcPr><w:p><w:pPr><w:jc w:val="center"/><w:rPr><w:rFonts w:ascii="Avenir Next LT Pro" w:hAnsi="Avenir Next LT Pro" w:cs="Calibri"/><w:color w:val="303030"/><w:sz w:val="20"/><w:szCs w:val="20"/></w:rPr></w:pPr></w:p></w:tc><w:tc><w:tcPr><w:tcW w:w="391" w:type="pct"/><w:tcBorders><w:top w:val="nil"/><w:left w:val="nil"/><w:bottom w:val="single" w:sz="4" w:space="0" w:color="808080"/><w:right w:val="single" w:sz="4" w:space="0" w:color="808080"/></w:tcBorders><w:noWrap/><w:vAlign w:val="center"/></w:tcPr><w:p><w:pPr><w:jc w:val="center"/><w:rPr><w:rFonts w:ascii="Avenir Next LT Pro" w:hAnsi="Avenir Next LT Pro" w:cs="Calibri"/><w:color w:val="303030"/><w:sz w:val="20"/><w:szCs w:val="20"/></w:rPr></w:pPr></w:p></w:tc><w:tc><w:tcPr><w:tcW w:w="1680" w:type="pct"/><w:tcBorders><w:top w:val="nil"/><w:left w:val="nil"/><w:bottom w:val="single" w:sz="4" w:space="0" w:color="808080"/><w:right w:val="single" w:sz="4" w:space="0" w:color="808080"/></w:tcBorders><w:noWrap/><w:vAlign w:val="center"/></w:tcPr><w:p><w:pPr><w:jc w:val="center"/><w:rPr><w:rFonts w:ascii="Avenir Next LT Pro" w:hAnsi="Avenir Next LT Pro" w:cs="Calibri"/><w:color w:val="303030"/><w:sz w:val="20"/><w:szCs w:val="20"/></w:rPr></w:pPr></w:p></w:tc><w:tc><w:tcPr><w:tcW w:w="374" w:type="pct"/><w:tcBorders><w:top w:val="nil"/><w:left w:val="nil"/><w:bottom w:val="single" w:sz="4" w:space="0" w:color="808080"/><w:right w:val="single" w:sz="4" w:space="0" w:color="808080"/></w:tcBorders><w:noWrap/><w:vAlign w:val="center"/></w:tcPr><w:p><w:pPr><w:jc w:val="center"/><w:rPr><w:rFonts w:ascii="Avenir Next LT Pro" w:hAnsi="Avenir Next LT Pro" w:cs="Calibri"/><w:color w:val="303030"/><w:sz w:val="20"/><w:szCs w:val="20"/></w:rPr></w:pPr></w:p></w:tc><w:tc><w:tcPr><w:tcW w:w="622" w:type="pct"/><w:tcBorders><w:top w:val="nil"/><w:left w:val="nil"/><w:bottom w:val="single" w:sz="4" w:space="0" w:color="808080"/><w:right w:val="single" w:sz="4" w:space="0" w:color="808080"/></w:tcBorders><w:noWrap/><w:vAlign w:val="center"/></w:tcPr><w:p><w:pPr><w:jc w:val="center"/><w:rPr><w:rFonts w:ascii="Avenir Next LT Pro" w:hAnsi="Avenir Next LT Pro" w:cs="Calibri"/><w:color w:val="303030"/><w:sz w:val="20"/><w:szCs w:val="20"/></w:rPr></w:pPr></w:p></w:tc><w:tc><w:tcPr><w:tcW w:w="611" w:type="pct"/><w:tcBorders><w:top w:val="nil"/><w:left w:val="nil"/><w:bottom w:val="single" w:sz="4" w:space="0" w:color="808080"/><w:right w:val="single" w:sz="4" w:space="0" w:color="808080"/></w:tcBorders><w:noWrap/><w:vAlign w:val="center"/></w:tcPr><w:p><w:pPr><w:jc w:val="center"/><w:rPr><w:rFonts w:ascii="Avenir Next LT Pro" w:hAnsi="Avenir Next LT Pro" w:cs="Calibri"/><w:color w:val="303030"/><w:sz w:val="20"/><w:szCs w:val="20"/></w:rPr></w:pPr></w:p></w:tc></w:tr></w:tbl><w:p><w:pPr><w:spacing w:after="240" w:line="360" w:lineRule="auto"/><w:jc w:val="center"/><w:rPr><w:rFonts w:ascii="Avenir Next LT Pro" w:hAnsi="Avenir Next LT Pro"/><w:i/><w:iCs/><w:color w:val="303030"/><w:sz w:val="20"/><w:szCs w:val="20"/></w:rPr></w:pPr><w:r><w:rPr><w:rFonts w:ascii="Avenir Next LT Pro" w:hAnsi="Avenir Next LT Pro" w:cstheme="minorHAnsi"/><w:i/><w:iCs/><w:color w:val="303030"/><w:sz w:val="20"/><w:szCs w:val="20"/></w:rPr><w:t>Fuente: ALS ENVIRONMENTAL S.A.S., </w:t></w:r><w:r><w:rPr><w:rFonts w:ascii="Avenir Next LT Pro" w:hAnsi="Avenir Next LT Pro" w:cstheme="minorHAnsi"/><w:i/><w:iCs/><w:color w:val="303030"/><w:sz w:val="20"/><w:szCs w:val="20"/></w:rPr><w:t>{fuente_serambiente_s_a_s_1}</w:t></w:r><w:r><w:rPr><w:rFonts w:ascii="Avenir Next LT Pro" w:hAnsi="Avenir Next LT Pro" w:cstheme="minorHAnsi"/><w:i/><w:iCs/><w:color w:val="303030"/><w:sz w:val="20"/><w:szCs w:val="20"/></w:rPr></w:r></w:p><w:p><w:pPr><w:pStyle w:val="NormalWeb"/><w:spacing w:before="0" w:beforeAutospacing="0" w:after="240" w:afterAutospacing="0" w:line="360" w:lineRule="auto"/><w:jc w:val="both"/><w:rPr><w:rFonts w:ascii="Avenir Next LT Pro" w:eastAsia="MS Mincho" w:hAnsi="Avenir Next LT Pro"/><w:color w:val="303030"/><w:sz w:val="22"/><w:szCs w:val="22"/></w:rPr></w:pPr><w:r><w:rPr><w:rFonts w:ascii="Avenir Next LT Pro" w:hAnsi="Avenir Next LT Pro" w:cstheme="minorHAnsi"/><w:color w:val="303030"/><w:sz w:val="22"/><w:szCs w:val="22"/></w:rPr><w:t>En la </w:t></w:r><w:r><w:rPr><w:rFonts w:ascii="Avenir Next LT Pro" w:hAnsi="Avenir Next LT Pro" w:cstheme="minorHAnsi"/><w:b/><w:bCs/><w:color w:val="303030"/><w:sz w:val="22"/><w:szCs w:val="22"/></w:rPr><w:fldChar w:fldCharType="begin"/></w:r><w:r><w:rPr><w:rFonts w:ascii="Avenir Next LT Pro" w:hAnsi="Avenir Next LT Pro" w:cstheme="minorHAnsi"/><w:b/><w:bCs/><w:color w:val="303030"/><w:sz w:val="22"/><w:szCs w:val="22"/></w:rPr><w:instrText xml:space="preserve"> REF _Ref155159369 \h  \* MERGEFORMAT </w:instrText></w:r><w:r><w:rPr><w:rFonts w:ascii="Avenir Next LT Pro" w:hAnsi="Avenir Next LT Pro" w:cstheme="minorHAnsi"/><w:b/><w:bCs/><w:color w:val="303030"/><w:sz w:val="22"/><w:szCs w:val="22"/></w:rPr></w:r><w:r><w:rPr><w:rFonts w:ascii="Avenir Next LT Pro" w:hAnsi="Avenir Next LT Pro" w:cstheme="minorHAnsi"/><w:b/><w:bCs/><w:color w:val="303030"/><w:sz w:val="22"/><w:szCs w:val="22"/></w:rPr><w:fldChar w:fldCharType="separate"/></w:r><w:r><w:rPr><w:rFonts w:ascii="Avenir Next LT Pro" w:hAnsi="Avenir Next LT Pro"/><w:b/><w:bCs/><w:color w:val="303030"/><w:sz w:val="22"/><w:szCs w:val="22"/></w:rPr><w:t>Gráfica </w:t></w:r><w:r><w:rPr><w:rFonts w:ascii="Avenir Next LT Pro" w:hAnsi="Avenir Next LT Pro"/><w:b/><w:bCs/><w:noProof/><w:color w:val="303030"/><w:sz w:val="22"/><w:szCs w:val="22"/></w:rPr><w:t>3</w:t></w:r><w:r><w:rPr><w:rFonts w:ascii="Avenir Next LT Pro" w:hAnsi="Avenir Next LT Pro" w:cstheme="minorHAnsi"/><w:b/><w:bCs/><w:color w:val="303030"/><w:sz w:val="22"/><w:szCs w:val="22"/></w:rPr><w:fldChar w:fldCharType="end"/></w:r><w:r><w:rPr><w:rFonts w:ascii="Avenir Next LT Pro" w:hAnsi="Avenir Next LT Pro" w:cstheme="minorHAnsi"/><w:color w:val="303030"/><w:sz w:val="22"/><w:szCs w:val="22"/></w:rPr><w:t>, </w:t></w:r><w:r><w:rPr><w:rFonts w:ascii="Avenir Next LT Pro" w:eastAsia="MS Mincho" w:hAnsi="Avenir Next LT Pro"/><w:color w:val="303030"/><w:sz w:val="22"/><w:szCs w:val="22"/></w:rPr><w:t>se presentan los resultados obtenidos para el horario diurno versus la comparación con los límites normativos para esta jornada.</w:t></w:r></w:p><w:p><w:pPr><w:pStyle w:val="Sinespaciado"/><w:jc w:val="center"/><w:rPr><w:sz w:val="20"/><w:szCs w:val="20"/></w:rPr></w:pPr></w:p><w:p><w:pPr><w:pStyle w:val="Sinespaciado"/><w:jc w:val="center"/><w:rPr><w:rFonts w:ascii="Avenir Next LT Pro" w:hAnsi="Avenir Next LT Pro" w:cstheme="minorHAnsi"/><w:b/><w:bCs/><w:color w:val="303030"/><w:sz w:val="20"/><w:szCs w:val="20"/></w:rPr></w:pPr><w:bookmarkStart w:id="234" w:name="_Ref155159369"/><w:bookmarkStart w:id="235" w:name="_Toc155782917"/><w:bookmarkStart w:id="236" w:name="_Toc198219768"/><w:r><w:rPr><w:rFonts w:ascii="Avenir Next LT Pro" w:hAnsi="Avenir Next LT Pro"/><w:b/><w:bCs/><w:color w:val="303030"/><w:sz w:val="20"/><w:szCs w:val="20"/></w:rPr><w:t>{var_36}</w:t></w:r><w:r><w:rPr><w:rFonts w:ascii="Avenir Next LT Pro" w:hAnsi="Avenir Next LT Pro"/><w:b/><w:bCs/><w:color w:val="303030"/><w:sz w:val="20"/><w:szCs w:val="20"/></w:rPr></w:r><w:r><w:rPr><w:rFonts w:ascii="Avenir Next LT Pro" w:hAnsi="Avenir Next LT Pro"/><w:b/><w:bCs/><w:color w:val="303030"/><w:sz w:val="20"/><w:szCs w:val="20"/></w:rPr></w:r><w:r><w:rPr><w:rFonts w:ascii="Avenir Next LT Pro" w:hAnsi="Avenir Next LT Pro"/><w:b/><w:bCs/><w:color w:val="303030"/><w:sz w:val="20"/><w:szCs w:val="20"/></w:rPr></w:r><w:r><w:rPr><w:rFonts w:ascii="Avenir Next LT Pro" w:hAnsi="Avenir Next LT Pro"/><w:b/><w:bCs/><w:noProof/><w:color w:val="303030"/><w:sz w:val="20"/><w:szCs w:val="20"/></w:rPr></w:r><w:r><w:rPr><w:rFonts w:ascii="Avenir Next LT Pro" w:hAnsi="Avenir Next LT Pro"/><w:b/><w:bCs/><w:color w:val="303030"/><w:sz w:val="20"/><w:szCs w:val="20"/></w:rPr></w:r><w:bookmarkEnd w:id="234"/><w:r><w:rPr><w:rFonts w:ascii="Avenir Next LT Pro" w:hAnsi="Avenir Next LT Pro"/><w:b/><w:bCs/><w:color w:val="303030"/><w:sz w:val="20"/><w:szCs w:val="20"/></w:rPr></w:r><w:r><w:rPr><w:rFonts w:ascii="Avenir Next LT Pro" w:hAnsi="Avenir Next LT Pro" w:cstheme="minorHAnsi"/><w:b/><w:bCs/><w:color w:val="303030"/><w:sz w:val="20"/><w:szCs w:val="20"/></w:rPr></w:r><w:r><w:rPr><w:rFonts w:ascii="Avenir Next LT Pro" w:hAnsi="Avenir Next LT Pro" w:cstheme="minorHAnsi"/><w:b/><w:bCs/><w:color w:val="303030"/><w:sz w:val="20"/><w:szCs w:val="20"/></w:rPr></w:r><w:r><w:rPr><w:rFonts w:ascii="Avenir Next LT Pro" w:hAnsi="Avenir Next LT Pro" w:cstheme="minorHAnsi"/><w:b/><w:bCs/><w:color w:val="303030"/><w:sz w:val="20"/><w:szCs w:val="20"/></w:rPr></w:r><w:bookmarkEnd w:id="235"/><w:bookmarkEnd w:id="236"/></w:p><w:p><w:pPr><w:pStyle w:val="Sinespaciado"/><w:jc w:val="center"/><w:rPr><w:rFonts w:ascii="Avenir Next LT Pro" w:hAnsi="Avenir Next LT Pro" w:cstheme="minorHAnsi"/><w:i/><w:iCs/><w:color w:val="303030"/><w:sz w:val="20"/><w:szCs w:val="20"/></w:rPr></w:pPr><w:r><w:rPr><w:rFonts w:ascii="Avenir Next LT Pro" w:hAnsi="Avenir Next LT Pro" w:cstheme="minorHAnsi"/><w:i/><w:iCs/><w:color w:val="303030"/><w:sz w:val="20"/><w:szCs w:val="20"/></w:rPr><w:t>{var_33}</w:t></w:r><w:r><w:rPr><w:rFonts w:ascii="Avenir Next LT Pro" w:hAnsi="Avenir Next LT Pro" w:cstheme="minorHAnsi"/><w:i/><w:iCs/><w:color w:val="303030"/><w:sz w:val="20"/><w:szCs w:val="20"/></w:rPr></w:r><w:r><w:rPr><w:rFonts w:ascii="Avenir Next LT Pro" w:hAnsi="Avenir Next LT Pro" w:cstheme="minorHAnsi"/><w:i/><w:iCs/><w:color w:val="303030"/><w:sz w:val="20"/><w:szCs w:val="20"/></w:rPr></w:r></w:p><w:p><w:pPr><w:rPr><w:rFonts w:ascii="Avenir Next LT Pro" w:hAnsi="Avenir Next LT Pro" w:cstheme="minorHAnsi"/><w:color w:val="303030"/><w:sz w:val="22"/><w:szCs w:val="22"/><w:lang w:eastAsia="es-MX"/></w:rPr></w:pPr></w:p><w:p><w:pPr><w:pStyle w:val="Descripcin"/><w:spacing w:before="0" w:line="360" w:lineRule="auto"/><w:rPr><w:rFonts w:ascii="Avenir Next LT Pro" w:hAnsi="Avenir Next LT Pro" w:cstheme="minorHAnsi"/><w:color w:val="303030"/><w:sz w:val="22"/><w:szCs w:val="22"/><w:lang w:val="es-CO" w:eastAsia="es-ES"/></w:rPr></w:pPr><w:r><w:rPr><w:rFonts w:ascii="Avenir Next LT Pro" w:hAnsi="Avenir Next LT Pro" w:cstheme="minorHAnsi"/><w:b w:val="0"/><w:bCs w:val="0"/><w:color w:val="303030"/><w:sz w:val="22"/><w:szCs w:val="22"/><w:lang w:val="es-CO"/></w:rPr><w:t>{var_37}</w:t></w:r><w:r><w:rPr><w:rFonts w:ascii="Avenir Next LT Pro" w:hAnsi="Avenir Next LT Pro" w:cstheme="minorHAnsi"/><w:b w:val="0"/><w:bCs w:val="0"/><w:color w:val="303030"/><w:sz w:val="22"/><w:szCs w:val="22"/><w:lang w:val="es-CO"/></w:rPr></w:r><w:r><w:rPr><w:rFonts w:ascii="Avenir Next LT Pro" w:hAnsi="Avenir Next LT Pro" w:cstheme="minorHAnsi"/><w:b w:val="0"/><w:bCs w:val="0"/><w:color w:val="303030"/><w:sz w:val="22"/><w:szCs w:val="22"/><w:lang w:val="es-CO"/></w:rPr></w:r><w:commentRangeStart w:id="237"/><w:r><w:rPr><w:rFonts w:ascii="Avenir Next LT Pro" w:hAnsi="Avenir Next LT Pro" w:cstheme="minorHAnsi"/><w:b w:val="0"/><w:bCs w:val="0"/><w:color w:val="303030"/><w:sz w:val="22"/><w:szCs w:val="22"/><w:lang w:val="es-CO"/></w:rPr></w:r><w:commentRangeEnd w:id="237"/><w:r><w:rPr><w:rStyle w:val="Refdecomentario"/><w:b w:val="0"/><w:bCs w:val="0"/></w:rPr><w:commentReference w:id="237"/></w:r><w:r><w:rPr><w:rFonts w:ascii="Avenir Next LT Pro" w:hAnsi="Avenir Next LT Pro" w:cstheme="minorHAnsi"/><w:b w:val="0"/><w:bCs w:val="0"/><w:color w:val="303030"/><w:sz w:val="22"/><w:szCs w:val="22"/><w:lang w:val="es-CO"/></w:rPr><w:t>{var_38}</w:t></w:r><w:r><w:rPr><w:rFonts w:ascii="Avenir Next LT Pro" w:hAnsi="Avenir Next LT Pro" w:cstheme="minorHAnsi"/><w:b w:val="0"/><w:bCs w:val="0"/><w:color w:val="303030"/><w:sz w:val="22"/><w:szCs w:val="22"/><w:lang w:val="es-CO"/></w:rPr></w:r><w:r><w:rPr><w:rFonts w:ascii="Avenir Next LT Pro" w:hAnsi="Avenir Next LT Pro" w:cstheme="minorHAnsi"/><w:b w:val="0"/><w:bCs w:val="0"/><w:color w:val="303030"/><w:sz w:val="22"/><w:szCs w:val="22"/><w:lang w:val="es-CO"/></w:rPr></w:r><w:r><w:rPr><w:rFonts w:ascii="Avenir Next LT Pro" w:hAnsi="Avenir Next LT Pro" w:cstheme="minorHAnsi"/><w:b w:val="0"/><w:bCs w:val="0"/><w:color w:val="303030"/><w:sz w:val="22"/><w:szCs w:val="22"/><w:lang w:val="es-CO"/></w:rPr></w:r><w:r><w:rPr><w:rFonts w:ascii="Avenir Next LT Pro" w:hAnsi="Avenir Next LT Pro" w:cstheme="minorHAnsi"/><w:b w:val="0"/><w:bCs w:val="0"/><w:color w:val="303030"/><w:sz w:val="22"/><w:szCs w:val="22"/><w:lang w:val="es-CO" w:eastAsia="es-ES"/></w:rPr></w:r></w:p><w:p><w:pPr><w:pStyle w:val="Ttulo3"/><w:spacing w:line="360" w:lineRule="auto"/><w:jc w:val="both"/><w:rPr><w:lang w:val="es-CO"/></w:rPr></w:pPr><w:r><w:rPr><w:rFonts w:ascii="Avenir Next LT Pro" w:hAnsi="Avenir Next LT Pro"/><w:color w:val="303030"/><w:sz w:val="24"/><w:szCs w:val="24"/><w:lang w:val="es-CO"/></w:rPr><w:t>{var_39}</w:t></w:r><w:r><w:rPr><w:rFonts w:ascii="Avenir Next LT Pro" w:hAnsi="Avenir Next LT Pro"/><w:color w:val="303030"/><w:sz w:val="24"/><w:szCs w:val="24"/><w:lang w:val="es-CO"/></w:rPr></w:r><w:r><w:rPr><w:rFonts w:ascii="Avenir Next LT Pro" w:hAnsi="Avenir Next LT Pro"/><w:color w:val="303030"/><w:sz w:val="24"/><w:szCs w:val="24"/><w:lang w:val="es-CO"/></w:rPr></w:r><w:r><w:rPr><w:rFonts w:ascii="Avenir Next LT Pro" w:hAnsi="Avenir Next LT Pro"/><w:color w:val="303030"/><w:sz w:val="24"/><w:szCs w:val="24"/><w:lang w:val="es-CO"/></w:rPr></w:r></w:p><w:p><w:pPr><w:pStyle w:val="Descripcin"/><w:keepNext/><w:spacing w:after="0"/><w:jc w:val="center"/><w:rPr><w:rFonts w:ascii="Avenir Next LT Pro" w:hAnsi="Avenir Next LT Pro"/><w:color w:val="303030"/><w:lang w:val="es-CO"/></w:rPr></w:pPr><w:bookmarkStart w:id="238" w:name="_Toc155782899"/><w:bookmarkStart w:id="239" w:name="_Toc209532343"/><w:r><w:rPr><w:rFonts w:ascii="Avenir Next LT Pro" w:hAnsi="Avenir Next LT Pro"/><w:color w:val="303030"/><w:lang w:val="es-CO"/></w:rPr><w:t>{var_40}</w:t></w:r><w:r><w:rPr><w:rFonts w:ascii="Avenir Next LT Pro" w:hAnsi="Avenir Next LT Pro"/><w:color w:val="303030"/><w:lang w:val="es-CO"/></w:rPr></w:r><w:r><w:rPr><w:rFonts w:ascii="Avenir Next LT Pro" w:hAnsi="Avenir Next LT Pro"/><w:color w:val="303030"/><w:lang w:val="es-CO"/></w:rPr></w:r><w:r><w:rPr><w:rFonts w:ascii="Avenir Next LT Pro" w:hAnsi="Avenir Next LT Pro"/><w:color w:val="303030"/><w:lang w:val="es-CO"/></w:rPr></w:r><w:r><w:rPr><w:rFonts w:ascii="Avenir Next LT Pro" w:hAnsi="Avenir Next LT Pro"/><w:noProof/><w:color w:val="303030"/><w:lang w:val="es-CO"/></w:rPr></w:r><w:r><w:rPr><w:rFonts w:ascii="Avenir Next LT Pro" w:hAnsi="Avenir Next LT Pro"/><w:color w:val="303030"/><w:lang w:val="es-CO"/></w:rPr></w:r><w:r><w:rPr><w:rFonts w:ascii="Avenir Next LT Pro" w:hAnsi="Avenir Next LT Pro"/><w:color w:val="303030"/><w:lang w:val="es-CO"/></w:rPr></w:r><w:r><w:rPr><w:rFonts w:ascii="Avenir Next LT Pro" w:hAnsi="Avenir Next LT Pro"/><w:color w:val="303030"/><w:lang w:val="es-CO"/></w:rPr></w:r><w:r><w:rPr><w:rFonts w:ascii="Avenir Next LT Pro" w:hAnsi="Avenir Next LT Pro"/><w:color w:val="303030"/><w:lang w:val="es-CO"/></w:rPr></w:r><w:bookmarkEnd w:id="238"/><w:bookmarkEnd w:id="239"/></w:p><w:tbl><w:tblPr><w:tblW w:w="5135" w:type="pct"/><w:jc w:val="center"/><w:tblCellMar><w:left w:w="70" w:type="dxa"/><w:right w:w="70" w:type="dxa"/></w:tblCellMar><w:tblLook w:val="04A0" w:firstRow="1" w:lastRow="0" w:firstColumn="1" w:lastColumn="0" w:noHBand="0" w:noVBand="1"/></w:tblPr><w:tblGrid><w:gridCol w:w="715"/><w:gridCol w:w="1045"/><w:gridCol w:w="642"/><w:gridCol w:w="662"/><w:gridCol w:w="613"/><w:gridCol w:w="928"/><w:gridCol w:w="2134"/><w:gridCol w:w="909"/><w:gridCol w:w="1003"/><w:gridCol w:w="1525"/></w:tblGrid><w:tr><w:trPr><w:trHeight w:val="20"/><w:jc w:val="center"/></w:trPr><w:tc><w:tcPr><w:tcW w:w="5000" w:type="pct"/><w:gridSpan w:val="10"/><w:tcBorders><w:top w:val="single" w:sz="4" w:space="0" w:color="808080"/><w:left w:val="single" w:sz="4" w:space="0" w:color="808080"/><w:bottom w:val="single" w:sz="4" w:space="0" w:color="808080"/><w:right w:val="single" w:sz="4" w:space="0" w:color="808080"/></w:tcBorders><w:vAlign w:val="center"/><w:hideMark/></w:tcPr><w:p><w:pPr><w:jc w:val="center"/><w:rPr><w:rFonts w:ascii="Avenir Next LT Pro" w:hAnsi="Avenir Next LT Pro" w:cs="Calibri"/><w:b/><w:bCs/><w:color w:val="FFFFFF"/><w:sz w:val="20"/><w:szCs w:val="20"/></w:rPr></w:pPr><w:r><w:rPr><w:rFonts w:ascii="Avenir Next LT Pro" w:hAnsi="Avenir Next LT Pro" w:cs="Calibri"/><w:b/><w:bCs/><w:color w:val="FFFFFF"/><w:sz w:val="20"/><w:szCs w:val="20"/></w:rPr><w:t>Ruido intradomiciliario Nocturna - dB (A)</w:t></w:r></w:p></w:tc></w:tr><w:tr><w:trPr><w:trHeight w:val="20"/><w:jc w:val="center"/></w:trPr><w:tc><w:tcPr><w:tcW w:w="351" w:type="pct"/><w:tcBorders><w:top w:val="nil"/><w:left w:val="single" w:sz="4" w:space="0" w:color="808080"/><w:bottom w:val="single" w:sz="4" w:space="0" w:color="808080"/><w:right w:val="single" w:sz="4" w:space="0" w:color="808080"/></w:tcBorders><w:vAlign w:val="center"/><w:hideMark/></w:tcPr><w:p><w:pPr><w:jc w:val="center"/><w:rPr><w:rFonts w:ascii="Avenir Next LT Pro" w:hAnsi="Avenir Next LT Pro" w:cs="Calibri"/><w:b/><w:bCs/><w:color w:val="FFFFFF"/><w:sz w:val="20"/><w:szCs w:val="20"/></w:rPr></w:pPr><w:r><w:rPr><w:rFonts w:ascii="Avenir Next LT Pro" w:hAnsi="Avenir Next LT Pro" w:cs="Calibri"/><w:b/><w:bCs/><w:color w:val="FFFFFF"/><w:sz w:val="20"/><w:szCs w:val="20"/></w:rPr><w:t>Punto </w:t></w:r></w:p></w:tc><w:tc><w:tcPr><w:tcW w:w="498" w:type="pct"/><w:tcBorders><w:top w:val="nil"/><w:left w:val="nil"/><w:bottom w:val="single" w:sz="4" w:space="0" w:color="808080"/><w:right w:val="single" w:sz="4" w:space="0" w:color="808080"/></w:tcBorders><w:vAlign w:val="center"/><w:hideMark/></w:tcPr><w:p><w:pPr><w:jc w:val="center"/><w:rPr><w:rFonts w:ascii="Avenir Next LT Pro" w:hAnsi="Avenir Next LT Pro" w:cs="Calibri"/><w:b/><w:bCs/><w:color w:val="FFFFFF"/><w:sz w:val="20"/><w:szCs w:val="20"/></w:rPr></w:pPr><w:r><w:rPr><w:rFonts w:ascii="Avenir Next LT Pro" w:hAnsi="Avenir Next LT Pro" w:cs="Calibri"/><w:b/><w:bCs/><w:color w:val="FFFFFF"/><w:sz w:val="20"/><w:szCs w:val="20"/></w:rPr><w:t>Hora de inicio de medición</w:t></w:r></w:p></w:tc><w:tc><w:tcPr><w:tcW w:w="327" w:type="pct"/><w:tcBorders><w:top w:val="nil"/><w:left w:val="nil"/><w:bottom w:val="single" w:sz="4" w:space="0" w:color="808080"/><w:right w:val="single" w:sz="4" w:space="0" w:color="808080"/></w:tcBorders><w:vAlign w:val="center"/><w:hideMark/></w:tcPr><w:p><w:pPr><w:jc w:val="center"/><w:rPr><w:rFonts w:ascii="Avenir Next LT Pro" w:hAnsi="Avenir Next LT Pro" w:cs="Calibri"/><w:b/><w:bCs/><w:color w:val="FFFFFF"/><w:sz w:val="20"/><w:szCs w:val="20"/></w:rPr></w:pPr><w:r><w:rPr><w:rFonts w:ascii="Avenir Next LT Pro" w:hAnsi="Avenir Next LT Pro" w:cs="Calibri"/><w:b/><w:bCs/><w:color w:val="FFFFFF"/><w:sz w:val="20"/><w:szCs w:val="20"/></w:rPr><w:t>LAeq Corr </w:t></w:r></w:p></w:tc><w:tc><w:tcPr><w:tcW w:w="327" w:type="pct"/><w:tcBorders><w:top w:val="nil"/><w:left w:val="nil"/><w:bottom w:val="single" w:sz="4" w:space="0" w:color="808080"/><w:right w:val="single" w:sz="4" w:space="0" w:color="808080"/></w:tcBorders><w:vAlign w:val="center"/><w:hideMark/></w:tcPr><w:p><w:pPr><w:jc w:val="center"/><w:rPr><w:rFonts w:ascii="Avenir Next LT Pro" w:hAnsi="Avenir Next LT Pro" w:cs="Calibri"/><w:b/><w:bCs/><w:color w:val="FFFFFF"/><w:sz w:val="20"/><w:szCs w:val="20"/></w:rPr></w:pPr><w:r><w:rPr><w:rFonts w:ascii="Avenir Next LT Pro" w:hAnsi="Avenir Next LT Pro" w:cs="Calibri"/><w:b/><w:bCs/><w:color w:val="FFFFFF"/><w:sz w:val="20"/><w:szCs w:val="20"/></w:rPr><w:t>Lmax </w:t></w:r></w:p></w:tc><w:tc><w:tcPr><w:tcW w:w="327" w:type="pct"/><w:tcBorders><w:top w:val="nil"/><w:left w:val="nil"/><w:bottom w:val="single" w:sz="4" w:space="0" w:color="808080"/><w:right w:val="single" w:sz="4" w:space="0" w:color="808080"/></w:tcBorders><w:vAlign w:val="center"/><w:hideMark/></w:tcPr><w:p><w:pPr><w:jc w:val="center"/><w:rPr><w:rFonts w:ascii="Avenir Next LT Pro" w:hAnsi="Avenir Next LT Pro" w:cs="Calibri"/><w:b/><w:bCs/><w:color w:val="FFFFFF"/><w:sz w:val="20"/><w:szCs w:val="20"/></w:rPr></w:pPr><w:r><w:rPr><w:rFonts w:ascii="Avenir Next LT Pro" w:hAnsi="Avenir Next LT Pro" w:cs="Calibri"/><w:b/><w:bCs/><w:color w:val="FFFFFF"/><w:sz w:val="20"/><w:szCs w:val="20"/></w:rPr><w:t>Lmin </w:t></w:r></w:p></w:tc><w:tc><w:tcPr><w:tcW w:w="430" w:type="pct"/><w:tcBorders><w:top w:val="nil"/><w:left w:val="nil"/><w:bottom w:val="single" w:sz="4" w:space="0" w:color="808080"/><w:right w:val="single" w:sz="4" w:space="0" w:color="808080"/></w:tcBorders><w:vAlign w:val="center"/><w:hideMark/></w:tcPr><w:p><w:pPr><w:jc w:val="center"/><w:rPr><w:rFonts w:ascii="Avenir Next LT Pro" w:hAnsi="Avenir Next LT Pro" w:cs="Calibri"/><w:b/><w:bCs/><w:color w:val="FFFFFF"/><w:sz w:val="20"/><w:szCs w:val="20"/></w:rPr></w:pPr><w:r><w:rPr><w:rFonts w:ascii="Avenir Next LT Pro" w:hAnsi="Avenir Next LT Pro" w:cs="Calibri"/><w:b/><w:bCs/><w:color w:val="FFFFFF"/><w:sz w:val="20"/><w:szCs w:val="20"/></w:rPr><w:t>L90Corr </w:t></w:r></w:p></w:tc><w:tc><w:tcPr><w:tcW w:w="1088" w:type="pct"/><w:tcBorders><w:top w:val="nil"/><w:left w:val="nil"/><w:bottom w:val="single" w:sz="4" w:space="0" w:color="808080"/><w:right w:val="single" w:sz="4" w:space="0" w:color="808080"/></w:tcBorders><w:noWrap/><w:vAlign w:val="center"/><w:hideMark/></w:tcPr><w:p><w:pPr><w:jc w:val="center"/><w:rPr><w:rFonts w:ascii="Avenir Next LT Pro" w:hAnsi="Avenir Next LT Pro" w:cs="Calibri"/><w:b/><w:bCs/><w:color w:val="FFFFFF"/><w:sz w:val="20"/><w:szCs w:val="20"/></w:rPr></w:pPr><w:r><w:rPr><w:rFonts w:ascii="Avenir Next LT Pro" w:hAnsi="Avenir Next LT Pro" w:cs="Calibri"/><w:b/><w:bCs/><w:color w:val="FFFFFF"/><w:sz w:val="20"/><w:szCs w:val="20"/></w:rPr><w:t>Corrección realizada</w:t></w:r></w:p></w:tc><w:tc><w:tcPr><w:tcW w:w="436" w:type="pct"/><w:tcBorders><w:top w:val="nil"/><w:left w:val="nil"/><w:bottom w:val="single" w:sz="4" w:space="0" w:color="808080"/><w:right w:val="single" w:sz="4" w:space="0" w:color="808080"/></w:tcBorders><w:vAlign w:val="center"/><w:hideMark/></w:tcPr><w:p><w:pPr><w:jc w:val="center"/><w:rPr><w:rFonts w:ascii="Avenir Next LT Pro" w:hAnsi="Avenir Next LT Pro" w:cs="Calibri"/><w:b/><w:bCs/><w:color w:val="FFFFFF"/><w:sz w:val="20"/><w:szCs w:val="20"/></w:rPr></w:pPr><w:r><w:rPr><w:rFonts w:ascii="Avenir Next LT Pro" w:hAnsi="Avenir Next LT Pro" w:cs="Calibri"/><w:b/><w:bCs/><w:color w:val="FFFFFF"/><w:sz w:val="20"/><w:szCs w:val="20"/></w:rPr><w:t>Emisión </w:t></w:r></w:p></w:tc><w:tc><w:tcPr><w:tcW w:w="490" w:type="pct"/><w:tcBorders><w:top w:val="nil"/><w:left w:val="nil"/><w:bottom w:val="single" w:sz="4" w:space="0" w:color="808080"/><w:right w:val="single" w:sz="4" w:space="0" w:color="808080"/></w:tcBorders><w:vAlign w:val="center"/><w:hideMark/></w:tcPr><w:p><w:pPr><w:jc w:val="center"/><w:rPr><w:rFonts w:ascii="Avenir Next LT Pro" w:hAnsi="Avenir Next LT Pro" w:cs="Calibri"/><w:b/><w:bCs/><w:color w:val="FFFFFF"/><w:sz w:val="20"/><w:szCs w:val="20"/></w:rPr></w:pPr><w:r><w:rPr><w:rFonts w:ascii="Avenir Next LT Pro" w:hAnsi="Avenir Next LT Pro" w:cs="Calibri"/><w:b/><w:bCs/><w:color w:val="FFFFFF"/><w:sz w:val="20"/><w:szCs w:val="20"/></w:rPr><w:t>Norma nocturna</w:t></w:r></w:p></w:tc><w:tc><w:tcPr><w:tcW w:w="722" w:type="pct"/><w:tcBorders><w:top w:val="nil"/><w:left w:val="nil"/><w:bottom w:val="single" w:sz="4" w:space="0" w:color="808080"/><w:right w:val="single" w:sz="4" w:space="0" w:color="808080"/></w:tcBorders><w:vAlign w:val="center"/><w:hideMark/></w:tcPr><w:p><w:pPr><w:jc w:val="center"/><w:rPr><w:rFonts w:ascii="Avenir Next LT Pro" w:hAnsi="Avenir Next LT Pro" w:cs="Calibri"/><w:b/><w:bCs/><w:color w:val="FFFFFF"/><w:sz w:val="20"/><w:szCs w:val="20"/></w:rPr></w:pPr><w:r><w:rPr><w:rFonts w:ascii="Avenir Next LT Pro" w:hAnsi="Avenir Next LT Pro" w:cs="Calibri"/><w:b/><w:bCs/><w:color w:val="FFFFFF"/><w:sz w:val="20"/><w:szCs w:val="20"/></w:rPr><w:t>Cumplimiento</w:t></w:r></w:p></w:tc></w:tr><w:tr><w:trPr><w:trHeight w:val="20"/><w:jc w:val="center"/></w:trPr><w:tc><w:tcPr><w:tcW w:w="351" w:type="pct"/><w:tcBorders><w:top w:val="nil"/><w:left w:val="single" w:sz="4" w:space="0" w:color="808080"/><w:bottom w:val="single" w:sz="4" w:space="0" w:color="808080"/><w:right w:val="single" w:sz="4" w:space="0" w:color="808080"/></w:tcBorders><w:noWrap/><w:vAlign w:val="bottom"/></w:tcPr><w:p><w:pPr><w:jc w:val="center"/><w:rPr><w:rFonts w:ascii="Avenir Next LT Pro" w:hAnsi="Avenir Next LT Pro" w:cs="Calibri"/><w:color w:val="303030"/><w:sz w:val="20"/><w:szCs w:val="20"/></w:rPr></w:pPr></w:p></w:tc><w:tc><w:tcPr><w:tcW w:w="498" w:type="pct"/><w:tcBorders><w:top w:val="nil"/><w:left w:val="nil"/><w:bottom w:val="single" w:sz="4" w:space="0" w:color="808080"/><w:right w:val="single" w:sz="4" w:space="0" w:color="808080"/></w:tcBorders><w:noWrap/><w:vAlign w:val="bottom"/></w:tcPr><w:p><w:pPr><w:jc w:val="center"/><w:rPr><w:rFonts w:ascii="Avenir Next LT Pro" w:hAnsi="Avenir Next LT Pro" w:cs="Calibri"/><w:color w:val="303030"/><w:sz w:val="20"/><w:szCs w:val="20"/></w:rPr></w:pPr></w:p></w:tc><w:tc><w:tcPr><w:tcW w:w="327" w:type="pct"/><w:tcBorders><w:top w:val="nil"/><w:left w:val="nil"/><w:bottom w:val="single" w:sz="4" w:space="0" w:color="808080"/><w:right w:val="single" w:sz="4" w:space="0" w:color="808080"/></w:tcBorders><w:noWrap/><w:vAlign w:val="center"/></w:tcPr><w:p><w:pPr><w:jc w:val="center"/><w:rPr><w:rFonts w:ascii="Avenir Next LT Pro" w:hAnsi="Avenir Next LT Pro" w:cs="Calibri"/><w:color w:val="303030"/><w:sz w:val="20"/><w:szCs w:val="20"/></w:rPr></w:pPr></w:p></w:tc><w:tc><w:tcPr><w:tcW w:w="327" w:type="pct"/><w:tcBorders><w:top w:val="nil"/><w:left w:val="nil"/><w:bottom w:val="single" w:sz="4" w:space="0" w:color="808080"/><w:right w:val="single" w:sz="4" w:space="0" w:color="808080"/></w:tcBorders><w:noWrap/><w:vAlign w:val="center"/></w:tcPr><w:p><w:pPr><w:jc w:val="center"/><w:rPr><w:rFonts w:ascii="Avenir Next LT Pro" w:hAnsi="Avenir Next LT Pro" w:cs="Calibri"/><w:color w:val="303030"/><w:sz w:val="20"/><w:szCs w:val="20"/></w:rPr></w:pPr></w:p></w:tc><w:tc><w:tcPr><w:tcW w:w="327" w:type="pct"/><w:tcBorders><w:top w:val="nil"/><w:left w:val="nil"/><w:bottom w:val="single" w:sz="4" w:space="0" w:color="808080"/><w:right w:val="single" w:sz="4" w:space="0" w:color="808080"/></w:tcBorders><w:noWrap/><w:vAlign w:val="center"/></w:tcPr><w:p><w:pPr><w:jc w:val="center"/><w:rPr><w:rFonts w:ascii="Avenir Next LT Pro" w:hAnsi="Avenir Next LT Pro" w:cs="Calibri"/><w:color w:val="303030"/><w:sz w:val="20"/><w:szCs w:val="20"/></w:rPr></w:pPr></w:p></w:tc><w:tc><w:tcPr><w:tcW w:w="430" w:type="pct"/><w:tcBorders><w:top w:val="nil"/><w:left w:val="nil"/><w:bottom w:val="single" w:sz="4" w:space="0" w:color="808080"/><w:right w:val="single" w:sz="4" w:space="0" w:color="808080"/></w:tcBorders><w:noWrap/><w:vAlign w:val="center"/></w:tcPr><w:p><w:pPr><w:jc w:val="center"/><w:rPr><w:rFonts w:ascii="Avenir Next LT Pro" w:hAnsi="Avenir Next LT Pro" w:cs="Calibri"/><w:color w:val="303030"/><w:sz w:val="20"/><w:szCs w:val="20"/></w:rPr></w:pPr></w:p></w:tc><w:tc><w:tcPr><w:tcW w:w="1088" w:type="pct"/><w:tcBorders><w:top w:val="nil"/><w:left w:val="nil"/><w:bottom w:val="single" w:sz="4" w:space="0" w:color="808080"/><w:right w:val="single" w:sz="4" w:space="0" w:color="808080"/></w:tcBorders><w:noWrap/><w:vAlign w:val="center"/></w:tcPr><w:p><w:pPr><w:jc w:val="center"/><w:rPr><w:rFonts w:ascii="Avenir Next LT Pro" w:hAnsi="Avenir Next LT Pro" w:cs="Calibri"/><w:color w:val="303030"/><w:sz w:val="20"/><w:szCs w:val="20"/></w:rPr></w:pPr></w:p></w:tc><w:tc><w:tcPr><w:tcW w:w="436" w:type="pct"/><w:tcBorders><w:top w:val="nil"/><w:left w:val="nil"/><w:bottom w:val="single" w:sz="4" w:space="0" w:color="808080"/><w:right w:val="single" w:sz="4" w:space="0" w:color="808080"/></w:tcBorders><w:noWrap/><w:vAlign w:val="center"/></w:tcPr><w:p><w:pPr><w:jc w:val="center"/><w:rPr><w:rFonts w:ascii="Avenir Next LT Pro" w:hAnsi="Avenir Next LT Pro" w:cs="Calibri"/><w:color w:val="303030"/><w:sz w:val="20"/><w:szCs w:val="20"/></w:rPr></w:pPr></w:p></w:tc><w:tc><w:tcPr><w:tcW w:w="490" w:type="pct"/><w:tcBorders><w:top w:val="nil"/><w:left w:val="nil"/><w:bottom w:val="single" w:sz="4" w:space="0" w:color="808080"/><w:right w:val="single" w:sz="4" w:space="0" w:color="808080"/></w:tcBorders><w:noWrap/><w:vAlign w:val="bottom"/></w:tcPr><w:p><w:pPr><w:jc w:val="center"/><w:rPr><w:rFonts w:ascii="Avenir Next LT Pro" w:hAnsi="Avenir Next LT Pro" w:cs="Calibri"/><w:color w:val="303030"/><w:sz w:val="20"/><w:szCs w:val="20"/></w:rPr></w:pPr></w:p></w:tc><w:tc><w:tcPr><w:tcW w:w="722" w:type="pct"/><w:tcBorders><w:top w:val="nil"/><w:left w:val="nil"/><w:bottom w:val="single" w:sz="4" w:space="0" w:color="808080"/><w:right w:val="single" w:sz="4" w:space="0" w:color="808080"/></w:tcBorders><w:noWrap/><w:vAlign w:val="bottom"/></w:tcPr><w:p><w:pPr><w:jc w:val="center"/><w:rPr><w:rFonts w:ascii="Avenir Next LT Pro" w:hAnsi="Avenir Next LT Pro" w:cs="Calibri"/><w:color w:val="303030"/><w:sz w:val="20"/><w:szCs w:val="20"/></w:rPr></w:pPr></w:p></w:tc></w:tr></w:tbl><w:p><w:pPr><w:pStyle w:val="NormalWeb"/><w:spacing w:before="0" w:beforeAutospacing="0" w:after="240" w:afterAutospacing="0" w:line="360" w:lineRule="auto"/><w:jc w:val="center"/><w:rPr><w:rFonts w:ascii="Avenir Next LT Pro" w:hAnsi="Avenir Next LT Pro" w:cstheme="minorHAnsi"/><w:i/><w:iCs/><w:color w:val="303030"/><w:sz w:val="20"/><w:szCs w:val="20"/></w:rPr></w:pPr><w:r><w:rPr><w:rFonts w:ascii="Avenir Next LT Pro" w:hAnsi="Avenir Next LT Pro" w:cstheme="minorHAnsi"/><w:i/><w:iCs/><w:color w:val="303030"/><w:sz w:val="20"/><w:szCs w:val="20"/></w:rPr><w:t>Fuente: ALS ENVIRONMENTAL S.A.S., </w:t></w:r><w:r><w:rPr><w:rFonts w:ascii="Avenir Next LT Pro" w:hAnsi="Avenir Next LT Pro" w:cstheme="minorHAnsi"/><w:i/><w:iCs/><w:color w:val="303030"/><w:sz w:val="20"/><w:szCs w:val="20"/></w:rPr><w:t>{fuente_serambiente_s_a_s_1}</w:t></w:r><w:r><w:rPr><w:rFonts w:ascii="Avenir Next LT Pro" w:hAnsi="Avenir Next LT Pro" w:cstheme="minorHAnsi"/><w:i/><w:iCs/><w:color w:val="303030"/><w:sz w:val="20"/><w:szCs w:val="20"/></w:rPr></w:r></w:p><w:p><w:pPr><w:spacing w:line="360" w:lineRule="auto"/><w:jc w:val="both"/><w:rPr><w:rFonts w:ascii="Avenir Next LT Pro" w:hAnsi="Avenir Next LT Pro"/><w:lang w:eastAsia="es-MX"/></w:rPr></w:pPr><w:r><w:rPr><w:rFonts w:ascii="Avenir Next LT Pro" w:hAnsi="Avenir Next LT Pro"/><w:lang w:eastAsia="es-MX"/></w:rPr><w:lastRenderedPageBreak/><w:t>En la </w:t></w:r><w:r><w:rPr><w:rFonts w:ascii="Avenir Next LT Pro" w:hAnsi="Avenir Next LT Pro"/><w:b/><w:bCs/><w:color w:val="303030"/><w:sz w:val="22"/><w:szCs w:val="22"/><w:lang w:eastAsia="es-MX"/></w:rPr><w:fldChar w:fldCharType="begin"/></w:r><w:r><w:rPr><w:rFonts w:ascii="Avenir Next LT Pro" w:hAnsi="Avenir Next LT Pro"/><w:b/><w:bCs/><w:color w:val="303030"/><w:sz w:val="22"/><w:szCs w:val="22"/><w:lang w:eastAsia="es-MX"/></w:rPr><w:instrText xml:space="preserve"> REF _Ref155161053 \h  \* MERGEFORMAT </w:instrText></w:r><w:r><w:rPr><w:rFonts w:ascii="Avenir Next LT Pro" w:hAnsi="Avenir Next LT Pro"/><w:b/><w:bCs/><w:color w:val="303030"/><w:sz w:val="22"/><w:szCs w:val="22"/><w:lang w:eastAsia="es-MX"/></w:rPr></w:r><w:r><w:rPr><w:rFonts w:ascii="Avenir Next LT Pro" w:hAnsi="Avenir Next LT Pro"/><w:b/><w:bCs/><w:color w:val="303030"/><w:sz w:val="22"/><w:szCs w:val="22"/><w:lang w:eastAsia="es-MX"/></w:rPr><w:fldChar w:fldCharType="separate"/></w:r><w:r><w:rPr><w:rFonts w:ascii="Avenir Next LT Pro" w:hAnsi="Avenir Next LT Pro"/><w:b/><w:bCs/><w:color w:val="303030"/><w:sz w:val="22"/><w:szCs w:val="22"/></w:rPr><w:t>Gráfica </w:t></w:r><w:r><w:rPr><w:rFonts w:ascii="Avenir Next LT Pro" w:hAnsi="Avenir Next LT Pro"/><w:b/><w:bCs/><w:noProof/><w:color w:val="303030"/><w:sz w:val="22"/><w:szCs w:val="22"/></w:rPr><w:t>4</w:t></w:r><w:r><w:rPr><w:rFonts w:ascii="Avenir Next LT Pro" w:hAnsi="Avenir Next LT Pro"/><w:b/><w:bCs/><w:color w:val="303030"/><w:sz w:val="22"/><w:szCs w:val="22"/><w:lang w:eastAsia="es-MX"/></w:rPr><w:fldChar w:fldCharType="end"/></w:r><w:r><w:rPr><w:rFonts w:ascii="Avenir Next LT Pro" w:hAnsi="Avenir Next LT Pro"/><w:lang w:eastAsia="es-MX"/></w:rPr><w:t>, </w:t></w:r><w:r><w:rPr><w:rFonts w:ascii="Avenir Next LT Pro" w:eastAsia="MS Mincho" w:hAnsi="Avenir Next LT Pro"/><w:color w:val="303030"/><w:sz w:val="22"/><w:szCs w:val="22"/></w:rPr><w:t>se presentan los resultados obtenidos para el horario nocturno versus la comparación con los límites normativos para esta jornada.</w:t></w:r></w:p><w:p><w:pPr><w:rPr><w:lang w:eastAsia="es-MX"/></w:rPr></w:pPr></w:p><w:p><w:pPr><w:spacing w:line="276" w:lineRule="auto"/><w:jc w:val="center"/><w:rPr></w:rPr></w:pPr></w:p><w:p><w:pPr><w:pStyle w:val="Descripcin"/><w:spacing w:before="0" w:after="0"/><w:jc w:val="center"/><w:rPr><w:rFonts w:ascii="Avenir Next LT Pro" w:hAnsi="Avenir Next LT Pro" w:cstheme="minorHAnsi"/><w:color w:val="303030"/><w:lang w:val="es-CO"/></w:rPr></w:pPr><w:bookmarkStart w:id="240" w:name="_Ref155161053"/><w:bookmarkStart w:id="241" w:name="_Toc155782918"/><w:bookmarkStart w:id="242" w:name="_Toc198219769"/><w:r><w:rPr><w:rFonts w:ascii="Avenir Next LT Pro" w:hAnsi="Avenir Next LT Pro"/><w:color w:val="303030"/><w:lang w:val="es-CO"/></w:rPr><w:t>{var_41}</w:t></w:r><w:r><w:rPr><w:rFonts w:ascii="Avenir Next LT Pro" w:hAnsi="Avenir Next LT Pro"/><w:color w:val="303030"/><w:lang w:val="es-CO"/></w:rPr></w:r><w:r><w:rPr><w:rFonts w:ascii="Avenir Next LT Pro" w:hAnsi="Avenir Next LT Pro"/><w:color w:val="303030"/><w:lang w:val="es-CO"/></w:rPr></w:r><w:r><w:rPr><w:rFonts w:ascii="Avenir Next LT Pro" w:hAnsi="Avenir Next LT Pro"/><w:color w:val="303030"/><w:lang w:val="es-CO"/></w:rPr></w:r><w:r><w:rPr><w:rFonts w:ascii="Avenir Next LT Pro" w:hAnsi="Avenir Next LT Pro"/><w:noProof/><w:color w:val="303030"/><w:lang w:val="es-CO"/></w:rPr></w:r><w:r><w:rPr><w:rFonts w:ascii="Avenir Next LT Pro" w:hAnsi="Avenir Next LT Pro"/><w:color w:val="303030"/><w:lang w:val="es-CO"/></w:rPr></w:r><w:bookmarkEnd w:id="240"/><w:r><w:rPr><w:rFonts w:ascii="Avenir Next LT Pro" w:hAnsi="Avenir Next LT Pro"/><w:color w:val="303030"/><w:lang w:val="es-CO"/></w:rPr></w:r><w:r><w:rPr><w:rFonts w:ascii="Avenir Next LT Pro" w:hAnsi="Avenir Next LT Pro" w:cstheme="minorHAnsi"/><w:color w:val="303030"/><w:lang w:val="es-CO"/></w:rPr></w:r><w:r><w:rPr><w:rFonts w:ascii="Avenir Next LT Pro" w:hAnsi="Avenir Next LT Pro" w:cstheme="minorHAnsi"/><w:color w:val="303030"/><w:lang w:val="es-CO"/></w:rPr></w:r><w:r><w:rPr><w:rFonts w:ascii="Avenir Next LT Pro" w:hAnsi="Avenir Next LT Pro" w:cstheme="minorHAnsi"/><w:color w:val="303030"/><w:lang w:val="es-CO"/></w:rPr></w:r><w:bookmarkEnd w:id="241"/><w:bookmarkEnd w:id="242"/></w:p><w:p><w:pPr><w:pStyle w:val="NormalWeb"/><w:spacing w:before="0" w:beforeAutospacing="0" w:after="240" w:afterAutospacing="0" w:line="360" w:lineRule="auto"/><w:jc w:val="center"/><w:rPr><w:rFonts w:ascii="Avenir Next LT Pro" w:hAnsi="Avenir Next LT Pro" w:cstheme="minorHAnsi"/><w:i/><w:iCs/><w:color w:val="303030"/><w:sz w:val="20"/><w:szCs w:val="20"/></w:rPr></w:pPr><w:r><w:rPr><w:rFonts w:ascii="Avenir Next LT Pro" w:hAnsi="Avenir Next LT Pro" w:cstheme="minorHAnsi"/><w:i/><w:iCs/><w:color w:val="303030"/><w:sz w:val="20"/><w:szCs w:val="20"/></w:rPr><w:t>{var_33}</w:t></w:r><w:r><w:rPr><w:rFonts w:ascii="Avenir Next LT Pro" w:hAnsi="Avenir Next LT Pro" w:cstheme="minorHAnsi"/><w:i/><w:iCs/><w:color w:val="303030"/><w:sz w:val="20"/><w:szCs w:val="20"/></w:rPr></w:r><w:r><w:rPr><w:rFonts w:ascii="Avenir Next LT Pro" w:hAnsi="Avenir Next LT Pro" w:cstheme="minorHAnsi"/><w:i/><w:iCs/><w:color w:val="303030"/><w:sz w:val="20"/><w:szCs w:val="20"/></w:rPr></w:r></w:p><w:p><w:pPr><w:spacing w:line="360" w:lineRule="auto"/><w:jc w:val="both"/><w:rPr><w:rFonts w:ascii="Avenir Next LT Pro" w:hAnsi="Avenir Next LT Pro" w:cstheme="minorHAnsi"/><w:color w:val="303030"/><w:sz w:val="22"/><w:szCs w:val="22"/></w:rPr></w:pPr><w:r><w:rPr><w:rFonts w:ascii="Avenir Next LT Pro" w:hAnsi="Avenir Next LT Pro"/><w:sz w:val="22"/><w:szCs w:val="22"/><w:lang w:eastAsia="es-MX"/></w:rPr><w:t>{var_42}</w:t></w:r><w:r><w:rPr><w:rFonts w:ascii="Avenir Next LT Pro" w:hAnsi="Avenir Next LT Pro"/><w:b/><w:bCs/><w:color w:val="303030"/><w:sz w:val="22"/><w:szCs w:val="22"/><w:lang w:eastAsia="es-MX"/></w:rPr></w:r><w:r><w:rPr><w:rFonts w:ascii="Avenir Next LT Pro" w:hAnsi="Avenir Next LT Pro"/><w:b/><w:bCs/><w:color w:val="303030"/><w:sz w:val="22"/><w:szCs w:val="22"/><w:lang w:eastAsia="es-MX"/></w:rPr></w:r><w:r><w:rPr><w:rFonts w:ascii="Avenir Next LT Pro" w:hAnsi="Avenir Next LT Pro"/><w:b/><w:bCs/><w:color w:val="303030"/><w:sz w:val="22"/><w:szCs w:val="22"/><w:lang w:eastAsia="es-MX"/></w:rPr></w:r><w:r><w:rPr><w:rFonts w:ascii="Avenir Next LT Pro" w:hAnsi="Avenir Next LT Pro"/><w:b/><w:bCs/><w:color w:val="303030"/><w:sz w:val="22"/><w:szCs w:val="22"/><w:lang w:eastAsia="es-MX"/></w:rPr></w:r><w:r><w:rPr><w:rFonts w:ascii="Avenir Next LT Pro" w:hAnsi="Avenir Next LT Pro"/><w:b/><w:bCs/><w:color w:val="303030"/><w:sz w:val="22"/><w:szCs w:val="22"/></w:rPr></w:r><w:r><w:rPr><w:rFonts w:ascii="Avenir Next LT Pro" w:hAnsi="Avenir Next LT Pro"/><w:b/><w:bCs/><w:noProof/><w:color w:val="303030"/><w:sz w:val="22"/><w:szCs w:val="22"/></w:rPr></w:r><w:r><w:rPr><w:rFonts w:ascii="Avenir Next LT Pro" w:hAnsi="Avenir Next LT Pro"/><w:b/><w:bCs/><w:color w:val="303030"/><w:sz w:val="22"/><w:szCs w:val="22"/><w:lang w:eastAsia="es-MX"/></w:rPr></w:r><w:r><w:rPr><w:rFonts w:ascii="Avenir Next LT Pro" w:hAnsi="Avenir Next LT Pro" w:cstheme="minorHAnsi"/><w:color w:val="303030"/><w:sz w:val="22"/><w:szCs w:val="22"/></w:rPr></w:r><w:r><w:rPr><w:rFonts w:ascii="Avenir Next LT Pro" w:hAnsi="Avenir Next LT Pro" w:cstheme="minorHAnsi"/><w:color w:val="303030"/><w:sz w:val="22"/><w:szCs w:val="22"/></w:rPr></w:r><w:commentRangeStart w:id="243"/><w:r><w:rPr><w:rFonts w:ascii="Avenir Next LT Pro" w:hAnsi="Avenir Next LT Pro" w:cstheme="minorHAnsi"/><w:color w:val="303030"/><w:sz w:val="22"/><w:szCs w:val="22"/></w:rPr></w:r><w:commentRangeEnd w:id="243"/><w:r><w:rPr><w:rStyle w:val="Refdecomentario"/><w:rFonts w:ascii="Tahoma" w:hAnsi="Tahoma"/><w:szCs w:val="20"/><w:lang w:val="es-MX" w:eastAsia="es-MX"/></w:rPr><w:commentReference w:id="243"/></w:r><w:r><w:rPr><w:rFonts w:ascii="Avenir Next LT Pro" w:hAnsi="Avenir Next LT Pro" w:cstheme="minorHAnsi"/><w:color w:val="303030"/><w:sz w:val="22"/><w:szCs w:val="22"/></w:rPr><w:t>{var_43}</w:t></w:r><w:r><w:rPr><w:rFonts w:ascii="Avenir Next LT Pro" w:hAnsi="Avenir Next LT Pro" w:cstheme="minorHAnsi"/><w:color w:val="303030"/><w:sz w:val="22"/><w:szCs w:val="22"/></w:rPr></w:r><w:r><w:rPr><w:rFonts w:ascii="Avenir Next LT Pro" w:hAnsi="Avenir Next LT Pro" w:cstheme="minorHAnsi"/><w:color w:val="303030"/><w:sz w:val="22"/><w:szCs w:val="22"/></w:rPr></w:r><w:r><w:rPr><w:rFonts w:ascii="Avenir Next LT Pro" w:hAnsi="Avenir Next LT Pro" w:cstheme="minorHAnsi"/><w:color w:val="303030"/><w:sz w:val="22"/><w:szCs w:val="22"/></w:rPr></w:r></w:p><w:p><w:pPr><w:pStyle w:val="Ttulo3"/><w:rPr><w:rFonts w:ascii="Avenir Next LT Pro" w:hAnsi="Avenir Next LT Pro"/><w:color w:val="303030"/><w:lang w:val="es-CO"/></w:rPr></w:pPr><w:r><w:rPr><w:rFonts w:ascii="Avenir Next LT Pro" w:hAnsi="Avenir Next LT Pro"/><w:color w:val="303030"/><w:lang w:val="es-CO"/></w:rPr><w:t>5.2.</w:t></w:r><w:r><w:rPr><w:rFonts w:ascii="Avenir Next LT Pro" w:hAnsi="Avenir Next LT Pro"/><w:color w:val="303030"/><w:lang w:val="es-CO"/></w:rPr><w:t>5</w:t></w:r><w:r><w:rPr><w:rFonts w:ascii="Avenir Next LT Pro" w:hAnsi="Avenir Next LT Pro"/><w:color w:val="303030"/><w:lang w:val="es-CO"/></w:rPr><w:t>. </w:t></w:r><w:r><w:rPr><w:rFonts w:ascii="Avenir Next LT Pro" w:hAnsi="Avenir Next LT Pro"/><w:color w:val="303030"/><w:lang w:val="es-CO"/></w:rPr><w:t>Análisis de </w:t></w:r><w:commentRangeStart w:id="244"/><w:r><w:rPr><w:rFonts w:ascii="Avenir Next LT Pro" w:hAnsi="Avenir Next LT Pro"/><w:color w:val="303030"/><w:lang w:val="es-CO"/></w:rPr><w:t>resultados</w:t></w:r><w:commentRangeEnd w:id="244"/><w:r><w:rPr><w:rStyle w:val="Refdecomentario"/><w:rFonts w:ascii="Tahoma" w:hAnsi="Tahoma"/><w:b w:val="0"/><w:bCs w:val="0"/><w:szCs w:val="20"/><w:lang w:val="es-MX" w:eastAsia="es-MX"/></w:rPr><w:commentReference w:id="244"/></w:r></w:p><w:p/><w:p><w:pPr><w:spacing w:after="240" w:line="360" w:lineRule="auto"/><w:jc w:val="both"/><w:rPr><w:rFonts w:ascii="Avenir Next LT Pro" w:hAnsi="Avenir Next LT Pro" w:cs="Calibri"/><w:color w:val="303030"/><w:sz w:val="22"/><w:szCs w:val="22"/></w:rPr></w:pPr><w:r><w:rPr><w:rFonts w:ascii="Avenir Next LT Pro" w:hAnsi="Avenir Next LT Pro" w:cs="Calibri"/><w:color w:val="303030"/><w:sz w:val="22"/><w:szCs w:val="22"/></w:rPr><w:t>{var_44}</w:t></w:r><w:r><w:rPr><w:rFonts w:ascii="Avenir Next LT Pro" w:hAnsi="Avenir Next LT Pro" w:cs="Calibri"/><w:color w:val="303030"/><w:sz w:val="22"/><w:szCs w:val="22"/></w:rPr></w:r><w:r><w:rPr><w:rFonts w:ascii="Avenir Next LT Pro" w:hAnsi="Avenir Next LT Pro" w:cs="Calibri"/><w:color w:val="303030"/><w:sz w:val="22"/><w:szCs w:val="22"/></w:rPr></w:r><w:r><w:rPr><w:rFonts w:ascii="Avenir Next LT Pro" w:hAnsi="Avenir Next LT Pro" w:cs="Calibri"/><w:color w:val="303030"/><w:sz w:val="22"/><w:szCs w:val="22"/></w:rPr></w:r><w:r><w:rPr><w:rFonts w:ascii="Avenir Next LT Pro" w:hAnsi="Avenir Next LT Pro" w:cs="Calibri"/><w:color w:val="303030"/><w:sz w:val="22"/><w:szCs w:val="22"/></w:rPr></w:r><w:r><w:rPr><w:rFonts w:ascii="Avenir Next LT Pro" w:hAnsi="Avenir Next LT Pro" w:cs="Calibri"/><w:color w:val="303030"/><w:sz w:val="22"/><w:szCs w:val="22"/></w:rPr></w:r><w:r><w:rPr><w:rFonts w:ascii="Avenir Next LT Pro" w:hAnsi="Avenir Next LT Pro" w:cs="Calibri"/><w:color w:val="303030"/><w:sz w:val="22"/><w:szCs w:val="22"/></w:rPr></w:r><w:r><w:rPr><w:rFonts w:ascii="Avenir Next LT Pro" w:hAnsi="Avenir Next LT Pro" w:cs="Calibri"/><w:color w:val="303030"/><w:sz w:val="22"/><w:szCs w:val="22"/></w:rPr></w:r><w:r><w:rPr><w:rFonts w:ascii="Avenir Next LT Pro" w:hAnsi="Avenir Next LT Pro" w:cs="Calibri"/><w:color w:val="303030"/><w:sz w:val="22"/><w:szCs w:val="22"/></w:rPr></w:r><w:r><w:rPr><w:rFonts w:ascii="Avenir Next LT Pro" w:hAnsi="Avenir Next LT Pro" w:cs="Calibri"/><w:color w:val="303030"/><w:sz w:val="22"/><w:szCs w:val="22"/></w:rPr></w:r><w:r><w:rPr><w:rFonts w:ascii="Avenir Next LT Pro" w:hAnsi="Avenir Next LT Pro" w:cs="Calibri"/><w:color w:val="303030"/><w:sz w:val="22"/><w:szCs w:val="22"/></w:rPr></w:r><w:r><w:rPr><w:rFonts w:ascii="Avenir Next LT Pro" w:hAnsi="Avenir Next LT Pro" w:cs="Calibri"/><w:color w:val="303030"/><w:sz w:val="22"/><w:szCs w:val="22"/></w:rPr></w:r><w:r><w:rPr><w:rFonts w:ascii="Avenir Next LT Pro" w:hAnsi="Avenir Next LT Pro"/><w:color w:val="303030"/><w:sz w:val="22"/><w:szCs w:val="22"/></w:rPr></w:r><w:r><w:rPr><w:rFonts w:ascii="Avenir Next LT Pro" w:hAnsi="Avenir Next LT Pro" w:cs="Calibri"/><w:color w:val="303030"/><w:sz w:val="22"/><w:szCs w:val="22"/></w:rPr></w:r><w:r><w:rPr><w:rFonts w:ascii="Avenir Next LT Pro" w:hAnsi="Avenir Next LT Pro" w:cs="Calibri"/><w:color w:val="303030"/><w:sz w:val="22"/><w:szCs w:val="22"/></w:rPr></w:r><w:r><w:rPr><w:rFonts w:ascii="Avenir Next LT Pro" w:hAnsi="Avenir Next LT Pro" w:cs="Calibri"/><w:color w:val="303030"/><w:sz w:val="22"/><w:szCs w:val="22"/></w:rPr></w:r><w:r><w:rPr><w:rFonts w:ascii="Avenir Next LT Pro" w:hAnsi="Avenir Next LT Pro"/><w:color w:val="303030"/><w:sz w:val="22"/><w:szCs w:val="22"/></w:rPr></w:r><w:r><w:rPr><w:rFonts w:ascii="Avenir Next LT Pro" w:hAnsi="Avenir Next LT Pro"/><w:color w:val="303030"/><w:sz w:val="22"/><w:szCs w:val="22"/></w:rPr></w:r></w:p><w:p><w:pPr><w:spacing w:after="240" w:line="360" w:lineRule="auto"/><w:jc w:val="both"/><w:rPr><w:rFonts w:ascii="Avenir Next LT Pro" w:hAnsi="Avenir Next LT Pro"/><w:color w:val="303030"/><w:sz w:val="22"/><w:szCs w:val="22"/></w:rPr></w:pPr><w:r><w:rPr><w:rFonts w:ascii="Avenir Next LT Pro" w:hAnsi="Avenir Next LT Pro"/><w:color w:val="303030"/><w:sz w:val="22"/><w:szCs w:val="22"/></w:rPr><w:t>{var_45}</w:t></w:r><w:r><w:rPr><w:rFonts w:ascii="Avenir Next LT Pro" w:hAnsi="Avenir Next LT Pro"/><w:color w:val="303030"/><w:sz w:val="22"/><w:szCs w:val="22"/></w:rPr></w:r><w:r><w:rPr><w:rFonts w:ascii="Avenir Next LT Pro" w:hAnsi="Avenir Next LT Pro" w:cstheme="minorHAnsi"/><w:color w:val="303030"/><w:sz w:val="22"/><w:szCs w:val="22"/></w:rPr></w:r><w:r><w:rPr><w:rFonts w:ascii="Avenir Next LT Pro" w:hAnsi="Avenir Next LT Pro" w:cstheme="minorHAnsi"/><w:color w:val="303030"/><w:sz w:val="22"/><w:szCs w:val="22"/></w:rPr></w:r><w:r><w:rPr><w:rFonts w:ascii="Avenir Next LT Pro" w:hAnsi="Avenir Next LT Pro"/><w:color w:val="303030"/><w:sz w:val="22"/><w:szCs w:val="22"/></w:rPr></w:r></w:p><w:p><w:pPr><w:spacing w:after="240" w:line="360" w:lineRule="auto"/><w:jc w:val="both"/><w:rPr><w:rFonts w:ascii="Avenir Next LT Pro" w:hAnsi="Avenir Next LT Pro"/><w:color w:val="303030"/><w:sz w:val="22"/><w:szCs w:val="22"/></w:rPr></w:pPr><w:r><w:rPr><w:rFonts w:ascii="Avenir Next LT Pro" w:hAnsi="Avenir Next LT Pro"/><w:color w:val="303030"/><w:sz w:val="22"/><w:szCs w:val="22"/></w:rPr><w:t>{var_46}</w:t></w:r><w:r><w:rPr><w:rFonts w:ascii="Avenir Next LT Pro" w:hAnsi="Avenir Next LT Pro"/><w:color w:val="303030"/><w:sz w:val="22"/><w:szCs w:val="22"/></w:rPr></w:r><w:r><w:rPr><w:rFonts w:ascii="Avenir Next LT Pro" w:hAnsi="Avenir Next LT Pro"/><w:color w:val="303030"/><w:sz w:val="22"/><w:szCs w:val="22"/></w:rPr></w:r><w:r><w:rPr><w:rFonts w:ascii="Avenir Next LT Pro" w:hAnsi="Avenir Next LT Pro"/><w:color w:val="303030"/><w:sz w:val="22"/><w:szCs w:val="22"/></w:rPr></w:r><w:r><w:rPr><w:rFonts w:ascii="Avenir Next LT Pro" w:hAnsi="Avenir Next LT Pro"/><w:color w:val="303030"/><w:sz w:val="22"/><w:szCs w:val="22"/></w:rPr></w:r><w:r><w:rPr><w:rFonts w:ascii="Avenir Next LT Pro" w:hAnsi="Avenir Next LT Pro"/><w:color w:val="303030"/><w:sz w:val="22"/><w:szCs w:val="22"/></w:rPr></w:r><w:r><w:rPr><w:rFonts w:ascii="Avenir Next LT Pro" w:hAnsi="Avenir Next LT Pro"/><w:color w:val="303030"/><w:sz w:val="22"/><w:szCs w:val="22"/></w:rPr></w:r><w:r><w:rPr><w:rFonts w:ascii="Avenir Next LT Pro" w:hAnsi="Avenir Next LT Pro"/><w:color w:val="303030"/><w:sz w:val="22"/><w:szCs w:val="22"/></w:rPr></w:r><w:r><w:rPr><w:rFonts w:ascii="Avenir Next LT Pro" w:hAnsi="Avenir Next LT Pro"/><w:color w:val="303030"/><w:sz w:val="22"/><w:szCs w:val="22"/></w:rPr><w:t> </w:t></w:r></w:p><w:p><w:pPr><w:spacing w:after="240" w:line="360" w:lineRule="auto"/><w:jc w:val="both"/><w:rPr><w:rFonts w:ascii="Avenir Next LT Pro" w:hAnsi="Avenir Next LT Pro"/><w:color w:val="303030"/><w:sz w:val="22"/><w:szCs w:val="22"/></w:rPr></w:pPr><w:r><w:rPr><w:rFonts w:ascii="Avenir Next LT Pro" w:hAnsi="Avenir Next LT Pro"/><w:color w:val="303030"/><w:sz w:val="22"/><w:szCs w:val="22"/></w:rPr><w:t>{var_47}</w:t></w:r><w:r><w:rPr><w:rFonts w:ascii="Avenir Next LT Pro" w:hAnsi="Avenir Next LT Pro"/><w:color w:val="303030"/><w:sz w:val="22"/><w:szCs w:val="22"/></w:rPr></w:r><w:r><w:rPr><w:rFonts w:ascii="Avenir Next LT Pro" w:hAnsi="Avenir Next LT Pro"/><w:color w:val="303030"/><w:sz w:val="22"/><w:szCs w:val="22"/></w:rPr></w:r><w:r><w:rPr><w:rFonts w:ascii="Avenir Next LT Pro" w:hAnsi="Avenir Next LT Pro"/><w:color w:val="303030"/><w:sz w:val="22"/><w:szCs w:val="22"/></w:rPr></w:r><w:r><w:rPr><w:rFonts w:ascii="Avenir Next LT Pro" w:hAnsi="Avenir Next LT Pro"/><w:color w:val="303030"/><w:sz w:val="22"/><w:szCs w:val="22"/></w:rPr></w:r><w:r><w:rPr><w:rFonts w:ascii="Avenir Next LT Pro" w:hAnsi="Avenir Next LT Pro"/><w:color w:val="303030"/><w:sz w:val="22"/><w:szCs w:val="22"/></w:rPr></w:r><w:r><w:rPr><w:rFonts w:ascii="Avenir Next LT Pro" w:hAnsi="Avenir Next LT Pro"/><w:color w:val="303030"/><w:sz w:val="22"/><w:szCs w:val="22"/></w:rPr></w:r><w:r><w:rPr><w:rFonts w:ascii="Avenir Next LT Pro" w:hAnsi="Avenir Next LT Pro"/><w:color w:val="303030"/><w:sz w:val="22"/><w:szCs w:val="22"/></w:rPr></w:r><w:r><w:rPr><w:rFonts w:ascii="Avenir Next LT Pro" w:hAnsi="Avenir Next LT Pro"/><w:color w:val="303030"/><w:sz w:val="22"/><w:szCs w:val="22"/></w:rPr></w:r></w:p><w:p><w:pPr><w:pStyle w:val="Ttulo2"/><w:rPr><w:rFonts w:ascii="Avenir Next LT Pro" w:hAnsi="Avenir Next LT Pro"/><w:color w:val="303030"/><w:sz w:val="28"/><w:szCs w:val="28"/></w:rPr></w:pPr><w:bookmarkStart w:id="245" w:name="_Toc211423090"/><w:bookmarkStart w:id="246" w:name="_Toc215310882"/><w:r><w:rPr><w:rFonts w:ascii="Avenir Next LT Pro" w:hAnsi="Avenir Next LT Pro"/><w:color w:val="303030"/><w:sz w:val="28"/><w:szCs w:val="28"/></w:rPr><w:t>5.3 Cálculos </w:t></w:r><w:commentRangeStart w:id="247"/><w:r><w:rPr><w:rFonts w:ascii="Avenir Next LT Pro" w:hAnsi="Avenir Next LT Pro"/><w:color w:val="303030"/><w:sz w:val="28"/><w:szCs w:val="28"/></w:rPr><w:t>aplicados</w:t></w:r><w:commentRangeEnd w:id="247"/><w:r><w:rPr><w:rStyle w:val="Refdecomentario"/><w:rFonts w:ascii="Tahoma" w:hAnsi="Tahoma"/><w:b w:val="0"/><w:bCs w:val="0"/><w:szCs w:val="20"/><w:lang w:val="es-MX" w:eastAsia="es-MX"/></w:rPr><w:commentReference w:id="247"/></w:r><w:bookmarkEnd w:id="245"/><w:bookmarkEnd w:id="246"/></w:p><w:p><w:pPr><w:rPr></w:rPr></w:pPr></w:p><w:p><w:pPr><w:pStyle w:val="Descripcin"/><w:keepNext/><w:spacing w:before="0" w:after="0"/><w:jc w:val="center"/><w:rPr><w:rFonts w:ascii="Avenir Next LT Pro" w:hAnsi="Avenir Next LT Pro"/><w:color w:val="303030"/><w:lang w:val="es-CO"/></w:rPr></w:pPr><w:bookmarkStart w:id="248" w:name="_Ref9414025"/><w:bookmarkStart w:id="249" w:name="_Toc209532344"/><w:r><w:rPr><w:rFonts w:ascii="Avenir Next LT Pro" w:hAnsi="Avenir Next LT Pro"/><w:color w:val="303030"/><w:lang w:val="es-CO"/></w:rPr><w:t>{var_48}</w:t></w:r><w:r><w:rPr><w:rFonts w:ascii="Avenir Next LT Pro" w:hAnsi="Avenir Next LT Pro"/><w:color w:val="303030"/><w:lang w:val="es-CO"/></w:rPr></w:r><w:r><w:rPr><w:rFonts w:ascii="Avenir Next LT Pro" w:hAnsi="Avenir Next LT Pro"/><w:color w:val="303030"/><w:lang w:val="es-CO"/></w:rPr></w:r><w:r><w:rPr><w:rFonts w:ascii="Avenir Next LT Pro" w:hAnsi="Avenir Next LT Pro"/><w:color w:val="303030"/><w:lang w:val="es-CO"/></w:rPr></w:r><w:r><w:rPr><w:rFonts w:ascii="Avenir Next LT Pro" w:hAnsi="Avenir Next LT Pro"/><w:noProof/><w:color w:val="303030"/><w:lang w:val="es-CO"/></w:rPr></w:r><w:r><w:rPr><w:rFonts w:ascii="Avenir Next LT Pro" w:hAnsi="Avenir Next LT Pro"/><w:color w:val="303030"/><w:lang w:val="es-CO"/></w:rPr></w:r><w:bookmarkEnd w:id="248"/><w:r><w:rPr><w:rFonts w:ascii="Avenir Next LT Pro" w:hAnsi="Avenir Next LT Pro"/><w:color w:val="303030"/><w:lang w:val="es-CO"/></w:rPr></w:r><w:r><w:rPr><w:rFonts w:ascii="Avenir Next LT Pro" w:hAnsi="Avenir Next LT Pro"/><w:color w:val="303030"/><w:lang w:val="es-CO"/></w:rPr></w:r><w:bookmarkStart w:id="250" w:name="_Hlk158914535"/><w:r><w:rPr><w:rFonts w:ascii="Avenir Next LT Pro" w:hAnsi="Avenir Next LT Pro"/><w:color w:val="303030"/><w:lang w:val="es-CO"/></w:rPr></w:r><w:bookmarkEnd w:id="250"/><w:r><w:rPr><w:rFonts w:ascii="Avenir Next LT Pro" w:hAnsi="Avenir Next LT Pro"/><w:color w:val="303030"/><w:lang w:val="es-CO"/></w:rPr></w:r><w:r><w:rPr><w:rFonts w:ascii="Avenir Next LT Pro" w:hAnsi="Avenir Next LT Pro"/><w:color w:val="303030"/><w:lang w:val="es-CO"/></w:rPr></w:r><w:bookmarkEnd w:id="249"/></w:p><w:tbl><w:tblPr><w:tblW w:w="5000" w:type="pct"/><w:tblCellMar><w:left w:w="70" w:type="dxa"/><w:right w:w="70" w:type="dxa"/></w:tblCellMar><w:tblLook w:val="04A0" w:firstRow="1" w:lastRow="0" w:firstColumn="1" w:lastColumn="0" w:noHBand="0" w:noVBand="1"/></w:tblPr><w:tblGrid><w:gridCol w:w="1216"/><w:gridCol w:w="1217"/><w:gridCol w:w="1206"/><w:gridCol w:w="1072"/><w:gridCol w:w="968"/><w:gridCol w:w="475"/><w:gridCol w:w="392"/><w:gridCol w:w="475"/><w:gridCol w:w="433"/><w:gridCol w:w="1376"/></w:tblGrid><w:tr><w:trPr><w:trHeight w:val="20"/></w:trPr><w:tc><w:tcPr><w:tcW w:w="689" w:type="pct"/><w:vMerge w:val="restart"/><w:tcBorders><w:top w:val="single" w:sz="4" w:space="0" w:color="808080"/><w:left w:val="single" w:sz="4" w:space="0" w:color="808080"/><w:bottom w:val="single" w:sz="4" w:space="0" w:color="808080"/><w:right w:val="single" w:sz="4" w:space="0" w:color="808080"/></w:tcBorders><w:vAlign w:val="center"/><w:hideMark/></w:tcPr><w:p><w:pPr><w:jc w:val="center"/><w:rPr><w:rFonts w:ascii="Avenir Next LT Pro" w:hAnsi="Avenir Next LT Pro" w:cs="Calibri"/><w:b/><w:bCs/><w:color w:val="FFFFFF"/><w:sz w:val="20"/><w:szCs w:val="20"/></w:rPr></w:pPr><w:r><w:rPr><w:rFonts w:ascii="Avenir Next LT Pro" w:hAnsi="Avenir Next LT Pro" w:cs="Calibri"/><w:b/><w:bCs/><w:color w:val="FFFFFF"/><w:sz w:val="20"/><w:szCs w:val="20"/></w:rPr><w:t>Memoria No.</w:t></w:r></w:p></w:tc><w:tc><w:tcPr><w:tcW w:w="689" w:type="pct"/><w:vMerge w:val="restart"/><w:tcBorders><w:top w:val="single" w:sz="4" w:space="0" w:color="808080"/><w:left w:val="single" w:sz="4" w:space="0" w:color="808080"/><w:bottom w:val="single" w:sz="4" w:space="0" w:color="808080"/><w:right w:val="single" w:sz="4" w:space="0" w:color="808080"/></w:tcBorders><w:vAlign w:val="center"/><w:hideMark/></w:tcPr><w:p><w:pPr><w:jc w:val="center"/><w:rPr><w:rFonts w:ascii="Avenir Next LT Pro" w:hAnsi="Avenir Next LT Pro" w:cs="Calibri"/><w:b/><w:bCs/><w:color w:val="FFFFFF"/><w:sz w:val="20"/><w:szCs w:val="20"/></w:rPr></w:pPr><w:r><w:rPr><w:rFonts w:ascii="Avenir Next LT Pro" w:hAnsi="Avenir Next LT Pro" w:cs="Calibri"/><w:b/><w:bCs/><w:color w:val="FFFFFF"/><w:sz w:val="20"/><w:szCs w:val="20"/></w:rPr><w:t>Hora de medición</w:t></w:r></w:p></w:tc><w:tc><w:tcPr><w:tcW w:w="683" w:type="pct"/><w:vMerge w:val="restart"/><w:tcBorders><w:top w:val="single" w:sz="4" w:space="0" w:color="808080"/><w:left w:val="single" w:sz="4" w:space="0" w:color="808080"/><w:bottom w:val="single" w:sz="4" w:space="0" w:color="808080"/><w:right w:val="single" w:sz="4" w:space="0" w:color="808080"/></w:tcBorders><w:vAlign w:val="center"/><w:hideMark/></w:tcPr><w:p><w:pPr><w:jc w:val="center"/><w:rPr><w:rFonts w:ascii="Avenir Next LT Pro" w:hAnsi="Avenir Next LT Pro" w:cs="Calibri"/><w:b/><w:bCs/><w:color w:val="FFFFFF"/><w:sz w:val="20"/><w:szCs w:val="20"/></w:rPr></w:pPr><w:r><w:rPr><w:rFonts w:ascii="Avenir Next LT Pro" w:hAnsi="Avenir Next LT Pro" w:cs="Calibri"/><w:b/><w:bCs/><w:color w:val="FFFFFF"/><w:sz w:val="20"/><w:szCs w:val="20"/></w:rPr><w:t>Punto de Medición</w:t></w:r></w:p></w:tc><w:tc><w:tcPr><w:tcW w:w="607" w:type="pct"/><w:vMerge w:val="restart"/><w:tcBorders><w:top w:val="single" w:sz="4" w:space="0" w:color="808080"/><w:left w:val="single" w:sz="4" w:space="0" w:color="808080"/><w:bottom w:val="single" w:sz="4" w:space="0" w:color="808080"/><w:right w:val="single" w:sz="4" w:space="0" w:color="808080"/></w:tcBorders><w:vAlign w:val="center"/><w:hideMark/></w:tcPr><w:p><w:pPr><w:jc w:val="center"/><w:rPr><w:rFonts w:ascii="Avenir Next LT Pro" w:hAnsi="Avenir Next LT Pro" w:cs="Calibri"/><w:b/><w:bCs/><w:color w:val="FFFFFF"/><w:sz w:val="20"/><w:szCs w:val="20"/></w:rPr></w:pPr><w:r><w:rPr><w:rFonts w:ascii="Avenir Next LT Pro" w:hAnsi="Avenir Next LT Pro" w:cs="Calibri"/><w:b/><w:bCs/><w:color w:val="FFFFFF"/><w:sz w:val="20"/><w:szCs w:val="20"/></w:rPr><w:t>LAeq dB(A)</w:t></w:r></w:p></w:tc><w:tc><w:tcPr><w:tcW w:w="548" w:type="pct"/><w:vMerge w:val="restart"/><w:tcBorders><w:top w:val="single" w:sz="4" w:space="0" w:color="808080"/><w:left w:val="single" w:sz="4" w:space="0" w:color="808080"/><w:bottom w:val="single" w:sz="4" w:space="0" w:color="808080"/><w:right w:val="single" w:sz="4" w:space="0" w:color="808080"/></w:tcBorders><w:vAlign w:val="center"/><w:hideMark/></w:tcPr><w:p><w:pPr><w:jc w:val="center"/><w:rPr><w:rFonts w:ascii="Avenir Next LT Pro" w:hAnsi="Avenir Next LT Pro" w:cs="Calibri"/><w:b/><w:bCs/><w:color w:val="FFFFFF"/><w:sz w:val="20"/><w:szCs w:val="20"/></w:rPr></w:pPr><w:r><w:rPr><w:rFonts w:ascii="Avenir Next LT Pro" w:hAnsi="Avenir Next LT Pro" w:cs="Calibri"/><w:b/><w:bCs/><w:color w:val="FFFFFF"/><w:sz w:val="20"/><w:szCs w:val="20"/></w:rPr><w:t>LAI dB (A)</w:t></w:r></w:p></w:tc><w:tc><w:tcPr><w:tcW w:w="1004" w:type="pct"/><w:gridSpan w:val="4"/><w:tcBorders><w:top w:val="single" w:sz="4" w:space="0" w:color="808080"/><w:left w:val="nil"/><w:bottom w:val="single" w:sz="4" w:space="0" w:color="808080"/><w:right w:val="single" w:sz="4" w:space="0" w:color="808080"/></w:tcBorders><w:vAlign w:val="center"/><w:hideMark/></w:tcPr><w:p><w:pPr><w:jc w:val="center"/><w:rPr><w:rFonts w:ascii="Avenir Next LT Pro" w:hAnsi="Avenir Next LT Pro" w:cs="Calibri"/><w:b/><w:bCs/><w:color w:val="FFFFFF"/><w:sz w:val="20"/><w:szCs w:val="20"/></w:rPr></w:pPr><w:r><w:rPr><w:rFonts w:ascii="Avenir Next LT Pro" w:hAnsi="Avenir Next LT Pro" w:cs="Calibri"/><w:b/><w:bCs/><w:color w:val="FFFFFF"/><w:sz w:val="20"/><w:szCs w:val="20"/></w:rPr><w:t>Correcciones dB(A)</w:t></w:r></w:p></w:tc><w:tc><w:tcPr><w:tcW w:w="780" w:type="pct"/><w:vMerge w:val="restart"/><w:tcBorders><w:top w:val="single" w:sz="4" w:space="0" w:color="808080"/><w:left w:val="single" w:sz="4" w:space="0" w:color="808080"/><w:bottom w:val="single" w:sz="4" w:space="0" w:color="808080"/><w:right w:val="single" w:sz="4" w:space="0" w:color="808080"/></w:tcBorders><w:vAlign w:val="center"/><w:hideMark/></w:tcPr><w:p><w:pPr><w:jc w:val="center"/><w:rPr><w:rFonts w:ascii="Avenir Next LT Pro" w:hAnsi="Avenir Next LT Pro" w:cs="Calibri"/><w:b/><w:bCs/><w:color w:val="FFFFFF"/><w:sz w:val="20"/><w:szCs w:val="20"/></w:rPr></w:pPr><w:r><w:rPr><w:rFonts w:ascii="Avenir Next LT Pro" w:hAnsi="Avenir Next LT Pro" w:cs="Calibri"/><w:b/><w:bCs/><w:color w:val="FFFFFF"/><w:sz w:val="20"/><w:szCs w:val="20"/></w:rPr><w:t>LAeqR</w:t></w:r><w:r><w:rPr><w:rFonts w:ascii="Avenir Next LT Pro" w:hAnsi="Avenir Next LT Pro" w:cs="Calibri"/><w:b/><w:bCs/><w:color w:val="FFFFFF"/><w:sz w:val="20"/><w:szCs w:val="20"/><w:vertAlign w:val="subscript"/></w:rPr><w:t>esidual</w:t></w:r><w:r><w:rPr><w:rFonts w:ascii="Avenir Next LT Pro" w:hAnsi="Avenir Next LT Pro" w:cs="Calibri"/><w:b/><w:bCs/><w:color w:val="FFFFFF"/><w:sz w:val="20"/><w:szCs w:val="20"/></w:rPr><w:t> dB (A)</w:t></w:r></w:p></w:tc></w:tr><w:tr><w:trPr><w:trHeight w:val="20"/></w:trPr><w:tc><w:tcPr><w:tcW w:w="689" w:type="pct"/><w:vMerge/><w:tcBorders><w:top w:val="single" w:sz="4" w:space="0" w:color="808080"/><w:left w:val="single" w:sz="4" w:space="0" w:color="808080"/><w:bottom w:val="single" w:sz="4" w:space="0" w:color="808080"/><w:right w:val="single" w:sz="4" w:space="0" w:color="808080"/></w:tcBorders><w:vAlign w:val="center"/><w:hideMark/></w:tcPr><w:p><w:pPr><w:rPr><w:rFonts w:ascii="Avenir Next LT Pro" w:hAnsi="Avenir Next LT Pro" w:cs="Calibri"/><w:b/><w:bCs/><w:color w:val="FFFFFF"/><w:sz w:val="20"/><w:szCs w:val="20"/></w:rPr></w:pPr></w:p></w:tc><w:tc><w:tcPr><w:tcW w:w="689" w:type="pct"/><w:vMerge/><w:tcBorders><w:top w:val="single" w:sz="4" w:space="0" w:color="808080"/><w:left w:val="single" w:sz="4" w:space="0" w:color="808080"/><w:bottom w:val="single" w:sz="4" w:space="0" w:color="808080"/><w:right w:val="single" w:sz="4" w:space="0" w:color="808080"/></w:tcBorders><w:vAlign w:val="center"/><w:hideMark/></w:tcPr><w:p><w:pPr><w:rPr><w:rFonts w:ascii="Avenir Next LT Pro" w:hAnsi="Avenir Next LT Pro" w:cs="Calibri"/><w:b/><w:bCs/><w:color w:val="FFFFFF"/><w:sz w:val="20"/><w:szCs w:val="20"/></w:rPr></w:pPr></w:p></w:tc><w:tc><w:tcPr><w:tcW w:w="683" w:type="pct"/><w:vMerge/><w:tcBorders><w:top w:val="single" w:sz="4" w:space="0" w:color="808080"/><w:left w:val="single" w:sz="4" w:space="0" w:color="808080"/><w:bottom w:val="single" w:sz="4" w:space="0" w:color="808080"/><w:right w:val="single" w:sz="4" w:space="0" w:color="808080"/></w:tcBorders><w:vAlign w:val="center"/><w:hideMark/></w:tcPr><w:p><w:pPr><w:rPr><w:rFonts w:ascii="Avenir Next LT Pro" w:hAnsi="Avenir Next LT Pro" w:cs="Calibri"/><w:b/><w:bCs/><w:color w:val="FFFFFF"/><w:sz w:val="20"/><w:szCs w:val="20"/></w:rPr></w:pPr></w:p></w:tc><w:tc><w:tcPr><w:tcW w:w="607" w:type="pct"/><w:vMerge/><w:tcBorders><w:top w:val="single" w:sz="4" w:space="0" w:color="808080"/><w:left w:val="single" w:sz="4" w:space="0" w:color="808080"/><w:bottom w:val="single" w:sz="4" w:space="0" w:color="808080"/><w:right w:val="single" w:sz="4" w:space="0" w:color="808080"/></w:tcBorders><w:vAlign w:val="center"/><w:hideMark/></w:tcPr><w:p><w:pPr><w:rPr><w:rFonts w:ascii="Avenir Next LT Pro" w:hAnsi="Avenir Next LT Pro" w:cs="Calibri"/><w:b/><w:bCs/><w:color w:val="FFFFFF"/><w:sz w:val="20"/><w:szCs w:val="20"/></w:rPr></w:pPr></w:p></w:tc><w:tc><w:tcPr><w:tcW w:w="548" w:type="pct"/><w:vMerge/><w:tcBorders><w:top w:val="single" w:sz="4" w:space="0" w:color="808080"/><w:left w:val="single" w:sz="4" w:space="0" w:color="808080"/><w:bottom w:val="single" w:sz="4" w:space="0" w:color="808080"/><w:right w:val="single" w:sz="4" w:space="0" w:color="808080"/></w:tcBorders><w:vAlign w:val="center"/><w:hideMark/></w:tcPr><w:p><w:pPr><w:rPr><w:rFonts w:ascii="Avenir Next LT Pro" w:hAnsi="Avenir Next LT Pro" w:cs="Calibri"/><w:b/><w:bCs/><w:color w:val="FFFFFF"/><w:sz w:val="20"/><w:szCs w:val="20"/></w:rPr></w:pPr></w:p></w:tc><w:tc><w:tcPr><w:tcW w:w="269" w:type="pct"/><w:tcBorders><w:top w:val="nil"/><w:left w:val="nil"/><w:bottom w:val="single" w:sz="4" w:space="0" w:color="808080"/><w:right w:val="single" w:sz="4" w:space="0" w:color="808080"/></w:tcBorders><w:vAlign w:val="center"/><w:hideMark/></w:tcPr><w:p><w:pPr><w:jc w:val="center"/><w:rPr><w:rFonts w:ascii="Avenir Next LT Pro" w:hAnsi="Avenir Next LT Pro" w:cs="Calibri"/><w:b/><w:bCs/><w:color w:val="FFFFFF"/><w:sz w:val="20"/><w:szCs w:val="20"/></w:rPr></w:pPr><w:r><w:rPr><w:rFonts w:ascii="Avenir Next LT Pro" w:hAnsi="Avenir Next LT Pro" w:cs="Calibri"/><w:b/><w:bCs/><w:color w:val="FFFFFF"/><w:sz w:val="20"/><w:szCs w:val="20"/></w:rPr><w:t>K</w:t></w:r><w:r><w:rPr><w:rFonts w:ascii="Avenir Next LT Pro" w:hAnsi="Avenir Next LT Pro" w:cs="Calibri"/><w:b/><w:bCs/><w:color w:val="FFFFFF"/><w:sz w:val="20"/><w:szCs w:val="20"/><w:vertAlign w:val="subscript"/></w:rPr><w:t>T</w:t></w:r></w:p></w:tc><w:tc><w:tcPr><w:tcW w:w="222" w:type="pct"/><w:tcBorders><w:top w:val="nil"/><w:left w:val="nil"/><w:bottom w:val="single" w:sz="4" w:space="0" w:color="808080"/><w:right w:val="single" w:sz="4" w:space="0" w:color="808080"/></w:tcBorders><w:vAlign w:val="center"/><w:hideMark/></w:tcPr><w:p><w:pPr><w:jc w:val="center"/><w:rPr><w:rFonts w:ascii="Avenir Next LT Pro" w:hAnsi="Avenir Next LT Pro" w:cs="Calibri"/><w:b/><w:bCs/><w:color w:val="FFFFFF"/><w:sz w:val="20"/><w:szCs w:val="20"/></w:rPr></w:pPr><w:r><w:rPr><w:rFonts w:ascii="Avenir Next LT Pro" w:hAnsi="Avenir Next LT Pro" w:cs="Calibri"/><w:b/><w:bCs/><w:color w:val="FFFFFF"/><w:sz w:val="20"/><w:szCs w:val="20"/></w:rPr><w:t>K</w:t></w:r><w:r><w:rPr><w:rFonts w:ascii="Avenir Next LT Pro" w:hAnsi="Avenir Next LT Pro" w:cs="Calibri"/><w:b/><w:bCs/><w:color w:val="FFFFFF"/><w:sz w:val="20"/><w:szCs w:val="20"/><w:vertAlign w:val="subscript"/></w:rPr><w:t>I</w:t></w:r></w:p></w:tc><w:tc><w:tcPr><w:tcW w:w="269" w:type="pct"/><w:tcBorders><w:top w:val="nil"/><w:left w:val="nil"/><w:bottom w:val="single" w:sz="4" w:space="0" w:color="808080"/><w:right w:val="single" w:sz="4" w:space="0" w:color="808080"/></w:tcBorders><w:vAlign w:val="center"/><w:hideMark/></w:tcPr><w:p><w:pPr><w:jc w:val="center"/><w:rPr><w:rFonts w:ascii="Avenir Next LT Pro" w:hAnsi="Avenir Next LT Pro" w:cs="Calibri"/><w:b/><w:bCs/><w:color w:val="FFFFFF"/><w:sz w:val="20"/><w:szCs w:val="20"/></w:rPr></w:pPr><w:r><w:rPr><w:rFonts w:ascii="Avenir Next LT Pro" w:hAnsi="Avenir Next LT Pro" w:cs="Calibri"/><w:b/><w:bCs/><w:color w:val="FFFFFF"/><w:sz w:val="20"/><w:szCs w:val="20"/></w:rPr><w:t>K</w:t></w:r><w:r><w:rPr><w:rFonts w:ascii="Avenir Next LT Pro" w:hAnsi="Avenir Next LT Pro" w:cs="Calibri"/><w:b/><w:bCs/><w:color w:val="FFFFFF"/><w:sz w:val="20"/><w:szCs w:val="20"/><w:vertAlign w:val="subscript"/></w:rPr><w:t>R</w:t></w:r></w:p></w:tc><w:tc><w:tcPr><w:tcW w:w="245" w:type="pct"/><w:tcBorders><w:top w:val="nil"/><w:left w:val="nil"/><w:bottom w:val="single" w:sz="4" w:space="0" w:color="808080"/><w:right w:val="single" w:sz="4" w:space="0" w:color="808080"/></w:tcBorders><w:vAlign w:val="center"/><w:hideMark/></w:tcPr><w:p><w:pPr><w:jc w:val="center"/><w:rPr><w:rFonts w:ascii="Avenir Next LT Pro" w:hAnsi="Avenir Next LT Pro" w:cs="Calibri"/><w:b/><w:bCs/><w:color w:val="FFFFFF"/><w:sz w:val="20"/><w:szCs w:val="20"/></w:rPr></w:pPr><w:r><w:rPr><w:rFonts w:ascii="Avenir Next LT Pro" w:hAnsi="Avenir Next LT Pro" w:cs="Calibri"/><w:b/><w:bCs/><w:color w:val="FFFFFF"/><w:sz w:val="20"/><w:szCs w:val="20"/></w:rPr><w:t>K</w:t></w:r><w:r><w:rPr><w:rFonts w:ascii="Avenir Next LT Pro" w:hAnsi="Avenir Next LT Pro" w:cs="Calibri"/><w:b/><w:bCs/><w:color w:val="FFFFFF"/><w:sz w:val="20"/><w:szCs w:val="20"/><w:vertAlign w:val="subscript"/></w:rPr><w:t>S</w:t></w:r></w:p></w:tc><w:tc><w:tcPr><w:tcW w:w="780" w:type="pct"/><w:vMerge/><w:tcBorders><w:top w:val="single" w:sz="4" w:space="0" w:color="808080"/><w:left w:val="single" w:sz="4" w:space="0" w:color="808080"/><w:bottom w:val="single" w:sz="4" w:space="0" w:color="808080"/><w:right w:val="single" w:sz="4" w:space="0" w:color="808080"/></w:tcBorders><w:vAlign w:val="center"/><w:hideMark/></w:tcPr><w:p><w:pPr><w:rPr><w:rFonts w:ascii="Avenir Next LT Pro" w:hAnsi="Avenir Next LT Pro" w:cs="Calibri"/><w:b/><w:bCs/><w:color w:val="FFFFFF"/><w:sz w:val="20"/><w:szCs w:val="20"/></w:rPr></w:pPr></w:p></w:tc></w:tr><w:tr><w:trPr><w:trHeight w:val="20"/></w:trPr><w:tc><w:tcPr><w:tcW w:w="689" w:type="pct"/><w:tcBorders><w:top w:val="nil"/><w:left w:val="single" w:sz="4" w:space="0" w:color="808080"/><w:bottom w:val="single" w:sz="4" w:space="0" w:color="808080"/><w:right w:val="single" w:sz="4" w:space="0" w:color="808080"/></w:tcBorders><w:noWrap/><w:vAlign w:val="center"/></w:tcPr><w:p><w:pPr><w:jc w:val="center"/><w:rPr><w:rFonts w:ascii="Avenir Next LT Pro" w:hAnsi="Avenir Next LT Pro" w:cs="Calibri"/><w:color w:val="303030"/><w:sz w:val="20"/><w:szCs w:val="20"/></w:rPr></w:pPr></w:p></w:tc><w:tc><w:tcPr><w:tcW w:w="689" w:type="pct"/><w:tcBorders><w:top w:val="nil"/><w:left w:val="nil"/><w:bottom w:val="single" w:sz="4" w:space="0" w:color="808080"/><w:right w:val="single" w:sz="4" w:space="0" w:color="808080"/></w:tcBorders><w:noWrap/><w:vAlign w:val="bottom"/></w:tcPr><w:p><w:pPr><w:jc w:val="center"/><w:rPr><w:rFonts w:ascii="Avenir Next LT Pro" w:hAnsi="Avenir Next LT Pro" w:cs="Calibri"/><w:color w:val="303030"/><w:sz w:val="20"/><w:szCs w:val="20"/></w:rPr></w:pPr></w:p></w:tc><w:tc><w:tcPr><w:tcW w:w="683" w:type="pct"/><w:tcBorders><w:top w:val="nil"/><w:left w:val="nil"/><w:bottom w:val="single" w:sz="4" w:space="0" w:color="808080"/><w:right w:val="single" w:sz="4" w:space="0" w:color="808080"/></w:tcBorders><w:noWrap/><w:vAlign w:val="center"/></w:tcPr><w:p><w:pPr><w:jc w:val="center"/><w:rPr><w:rFonts w:ascii="Avenir Next LT Pro" w:hAnsi="Avenir Next LT Pro" w:cs="Calibri"/><w:b/><w:bCs/><w:color w:val="303030"/><w:sz w:val="20"/><w:szCs w:val="20"/></w:rPr></w:pPr></w:p></w:tc><w:tc><w:tcPr><w:tcW w:w="607" w:type="pct"/><w:tcBorders><w:top w:val="nil"/><w:left w:val="nil"/><w:bottom w:val="single" w:sz="4" w:space="0" w:color="808080"/><w:right w:val="single" w:sz="4" w:space="0" w:color="808080"/></w:tcBorders><w:noWrap/><w:vAlign w:val="center"/></w:tcPr><w:p><w:pPr><w:jc w:val="center"/><w:rPr><w:rFonts w:ascii="Avenir Next LT Pro" w:hAnsi="Avenir Next LT Pro" w:cs="Calibri"/><w:color w:val="303030"/><w:sz w:val="20"/><w:szCs w:val="20"/></w:rPr></w:pPr></w:p></w:tc><w:tc><w:tcPr><w:tcW w:w="548" w:type="pct"/><w:tcBorders><w:top w:val="nil"/><w:left w:val="nil"/><w:bottom w:val="single" w:sz="4" w:space="0" w:color="808080"/><w:right w:val="single" w:sz="4" w:space="0" w:color="808080"/></w:tcBorders><w:noWrap/><w:vAlign w:val="center"/></w:tcPr><w:p><w:pPr><w:jc w:val="center"/><w:rPr><w:rFonts w:ascii="Avenir Next LT Pro" w:hAnsi="Avenir Next LT Pro" w:cs="Calibri"/><w:color w:val="303030"/><w:sz w:val="20"/><w:szCs w:val="20"/></w:rPr></w:pPr></w:p></w:tc><w:tc><w:tcPr><w:tcW w:w="269" w:type="pct"/><w:tcBorders><w:top w:val="nil"/><w:left w:val="nil"/><w:bottom w:val="single" w:sz="4" w:space="0" w:color="808080"/><w:right w:val="single" w:sz="4" w:space="0" w:color="808080"/></w:tcBorders><w:noWrap/><w:vAlign w:val="center"/></w:tcPr><w:p><w:pPr><w:jc w:val="center"/><w:rPr><w:rFonts w:ascii="Avenir Next LT Pro" w:hAnsi="Avenir Next LT Pro" w:cs="Calibri"/><w:color w:val="303030"/><w:sz w:val="20"/><w:szCs w:val="20"/></w:rPr></w:pPr></w:p></w:tc><w:tc><w:tcPr><w:tcW w:w="222" w:type="pct"/><w:tcBorders><w:top w:val="nil"/><w:left w:val="nil"/><w:bottom w:val="single" w:sz="4" w:space="0" w:color="808080"/><w:right w:val="single" w:sz="4" w:space="0" w:color="808080"/></w:tcBorders><w:noWrap/><w:vAlign w:val="center"/></w:tcPr><w:p><w:pPr><w:jc w:val="center"/><w:rPr><w:rFonts w:ascii="Avenir Next LT Pro" w:hAnsi="Avenir Next LT Pro" w:cs="Calibri"/><w:color w:val="303030"/><w:sz w:val="20"/><w:szCs w:val="20"/></w:rPr></w:pPr></w:p></w:tc><w:tc><w:tcPr><w:tcW w:w="269" w:type="pct"/><w:tcBorders><w:top w:val="nil"/><w:left w:val="nil"/><w:bottom w:val="single" w:sz="4" w:space="0" w:color="808080"/><w:right w:val="single" w:sz="4" w:space="0" w:color="808080"/></w:tcBorders><w:noWrap/><w:vAlign w:val="center"/></w:tcPr><w:p><w:pPr><w:jc w:val="center"/><w:rPr><w:rFonts w:ascii="Avenir Next LT Pro" w:hAnsi="Avenir Next LT Pro" w:cs="Calibri"/><w:color w:val="303030"/><w:sz w:val="20"/><w:szCs w:val="20"/></w:rPr></w:pPr></w:p></w:tc><w:tc><w:tcPr><w:tcW w:w="245" w:type="pct"/><w:tcBorders><w:top w:val="nil"/><w:left w:val="nil"/><w:bottom w:val="single" w:sz="4" w:space="0" w:color="808080"/><w:right w:val="single" w:sz="4" w:space="0" w:color="808080"/></w:tcBorders><w:noWrap/><w:vAlign w:val="center"/></w:tcPr><w:p><w:pPr><w:jc w:val="center"/><w:rPr><w:rFonts w:ascii="Avenir Next LT Pro" w:hAnsi="Avenir Next LT Pro" w:cs="Calibri"/><w:color w:val="303030"/><w:sz w:val="20"/><w:szCs w:val="20"/></w:rPr></w:pPr></w:p></w:tc><w:tc><w:tcPr><w:tcW w:w="780" w:type="pct"/><w:tcBorders><w:top w:val="nil"/><w:left w:val="nil"/><w:bottom w:val="single" w:sz="4" w:space="0" w:color="808080"/><w:right w:val="single" w:sz="4" w:space="0" w:color="808080"/></w:tcBorders><w:noWrap/><w:vAlign w:val="center"/></w:tcPr><w:p><w:pPr><w:jc w:val="center"/><w:rPr><w:rFonts w:ascii="Avenir Next LT Pro" w:hAnsi="Avenir Next LT Pro" w:cs="Calibri"/><w:color w:val="303030"/><w:sz w:val="20"/><w:szCs w:val="20"/></w:rPr></w:pPr></w:p></w:tc></w:tr></w:tbl><w:p><w:pPr><w:jc w:val="center"/><w:rPr><w:rFonts w:ascii="Avenir Next LT Pro" w:hAnsi="Avenir Next LT Pro" w:cs="Calibri"/><w:i/><w:color w:val="303030"/><w:sz w:val="20"/><w:szCs w:val="20"/></w:rPr></w:pPr><w:r><w:rPr><w:rFonts w:ascii="Avenir Next LT Pro" w:hAnsi="Avenir Next LT Pro" w:cs="Calibri"/><w:i/><w:color w:val="303030"/><w:sz w:val="20"/><w:szCs w:val="20"/></w:rPr><w:t> </w:t></w:r><w:r><w:rPr><w:rFonts w:ascii="Avenir Next LT Pro" w:hAnsi="Avenir Next LT Pro" w:cs="Calibri"/><w:i/><w:color w:val="303030"/><w:sz w:val="20"/><w:szCs w:val="20"/></w:rPr><w:t>Fuente: ALS ENVIRONMENTAL S.A.S., </w:t></w:r><w:r><w:rPr><w:rFonts w:ascii="Avenir Next LT Pro" w:hAnsi="Avenir Next LT Pro" w:cs="Calibri"/><w:i/><w:color w:val="303030"/><w:sz w:val="20"/><w:szCs w:val="20"/></w:rPr><w:t>{fuente_serambiente_s_a_s_1}</w:t></w:r><w:r><w:rPr><w:rFonts w:ascii="Avenir Next LT Pro" w:hAnsi="Avenir Next LT Pro" w:cs="Calibri"/><w:i/><w:color w:val="303030"/><w:sz w:val="20"/><w:szCs w:val="20"/></w:rPr></w:r><w:r><w:rPr><w:rFonts w:ascii="Avenir Next LT Pro" w:hAnsi="Avenir Next LT Pro" w:cs="Calibri"/><w:i/><w:color w:val="303030"/><w:sz w:val="20"/><w:szCs w:val="20"/></w:rPr></w:r></w:p><w:p><w:pPr><w:jc w:val="center"/><w:rPr><w:rFonts w:ascii="Avenir Next LT Pro" w:hAnsi="Avenir Next LT Pro" w:cs="Calibri"/><w:i/><w:color w:val="303030"/><w:sz w:val="20"/><w:szCs w:val="20"/></w:rPr></w:pPr></w:p><w:p><w:pPr><w:pStyle w:val="Descripcin"/><w:keepNext/><w:spacing w:before="0" w:after="0"/><w:jc w:val="center"/><w:rPr><w:rFonts w:ascii="Avenir Next LT Pro" w:hAnsi="Avenir Next LT Pro"/><w:color w:val="303030"/><w:lang w:val="es-CO"/></w:rPr></w:pPr><w:bookmarkStart w:id="251" w:name="_Ref9414027"/><w:bookmarkStart w:id="252" w:name="_Toc209532345"/><w:r><w:rPr><w:rFonts w:ascii="Avenir Next LT Pro" w:hAnsi="Avenir Next LT Pro"/><w:color w:val="303030"/><w:lang w:val="es-CO"/></w:rPr><w:t>{var_49}</w:t></w:r><w:r><w:rPr><w:rFonts w:ascii="Avenir Next LT Pro" w:hAnsi="Avenir Next LT Pro"/><w:color w:val="303030"/><w:lang w:val="es-CO"/></w:rPr></w:r><w:r><w:rPr><w:rFonts w:ascii="Avenir Next LT Pro" w:hAnsi="Avenir Next LT Pro"/><w:color w:val="303030"/><w:lang w:val="es-CO"/></w:rPr></w:r><w:r><w:rPr><w:rFonts w:ascii="Avenir Next LT Pro" w:hAnsi="Avenir Next LT Pro"/><w:color w:val="303030"/><w:lang w:val="es-CO"/></w:rPr></w:r><w:r><w:rPr><w:rFonts w:ascii="Avenir Next LT Pro" w:hAnsi="Avenir Next LT Pro"/><w:noProof/><w:color w:val="303030"/><w:lang w:val="es-CO"/></w:rPr></w:r><w:r><w:rPr><w:rFonts w:ascii="Avenir Next LT Pro" w:hAnsi="Avenir Next LT Pro"/><w:color w:val="303030"/><w:lang w:val="es-CO"/></w:rPr></w:r><w:bookmarkEnd w:id="251"/><w:r><w:rPr><w:rFonts w:ascii="Avenir Next LT Pro" w:hAnsi="Avenir Next LT Pro"/><w:color w:val="303030"/><w:lang w:val="es-CO"/></w:rPr></w:r><w:r><w:rPr><w:rFonts w:ascii="Avenir Next LT Pro" w:hAnsi="Avenir Next LT Pro"/><w:color w:val="303030"/><w:lang w:val="es-CO"/></w:rPr></w:r><w:r><w:rPr><w:rFonts w:ascii="Avenir Next LT Pro" w:hAnsi="Avenir Next LT Pro"/><w:color w:val="303030"/><w:lang w:val="es-CO"/></w:rPr></w:r><w:r><w:rPr><w:rFonts w:ascii="Avenir Next LT Pro" w:hAnsi="Avenir Next LT Pro"/><w:color w:val="303030"/><w:lang w:val="es-CO"/></w:rPr></w:r><w:r><w:rPr><w:rFonts w:ascii="Avenir Next LT Pro" w:hAnsi="Avenir Next LT Pro"/><w:color w:val="303030"/><w:lang w:val="es-CO"/></w:rPr></w:r><w:r><w:rPr><w:rFonts w:ascii="Avenir Next LT Pro" w:hAnsi="Avenir Next LT Pro"/><w:color w:val="303030"/><w:lang w:val="es-CO"/></w:rPr></w:r><w:r><w:rPr><w:rFonts w:ascii="Avenir Next LT Pro" w:hAnsi="Avenir Next LT Pro"/><w:color w:val="303030"/><w:lang w:val="es-CO"/></w:rPr></w:r><w:bookmarkEnd w:id="252"/><w:r><w:rPr><w:rFonts w:ascii="Avenir Next LT Pro" w:hAnsi="Avenir Next LT Pro"/><w:color w:val="303030"/><w:lang w:val="es-CO"/></w:rPr></w:r></w:p><w:tbl><w:tblPr><w:tblW w:w="5000" w:type="pct"/><w:tblCellMar><w:left w:w="70" w:type="dxa"/><w:right w:w="70" w:type="dxa"/></w:tblCellMar><w:tblLook w:val="04A0" w:firstRow="1" w:lastRow="0" w:firstColumn="1" w:lastColumn="0" w:noHBand="0" w:noVBand="1"/></w:tblPr><w:tblGrid><w:gridCol w:w="1082"/><w:gridCol w:w="1114"/><w:gridCol w:w="1121"/><w:gridCol w:w="738"/><w:gridCol w:w="738"/><w:gridCol w:w="569"/><w:gridCol w:w="387"/><w:gridCol w:w="353"/><w:gridCol w:w="397"/><w:gridCol w:w="392"/><w:gridCol w:w="991"/><w:gridCol w:w="948"/></w:tblGrid><w:tr><w:trPr><w:trHeight w:val="20"/></w:trPr><w:tc><w:tcPr><w:tcW w:w="612" w:type="pct"/><w:vMerge w:val="restart"/><w:tcBorders><w:top w:val="single" w:sz="4" w:space="0" w:color="808080"/><w:left w:val="single" w:sz="4" w:space="0" w:color="808080"/><w:bottom w:val="single" w:sz="4" w:space="0" w:color="808080"/><w:right w:val="single" w:sz="4" w:space="0" w:color="808080"/></w:tcBorders><w:vAlign w:val="center"/><w:hideMark/></w:tcPr><w:p><w:pPr><w:jc w:val="center"/><w:rPr><w:rFonts w:ascii="Avenir Next LT Pro" w:hAnsi="Avenir Next LT Pro" w:cs="Calibri"/><w:b/><w:bCs/><w:color w:val="FFFFFF"/><w:sz w:val="20"/><w:szCs w:val="20"/></w:rPr></w:pPr><w:r><w:rPr><w:rFonts w:ascii="Avenir Next LT Pro" w:hAnsi="Avenir Next LT Pro" w:cs="Calibri"/><w:b/><w:bCs/><w:color w:val="FFFFFF"/><w:sz w:val="20"/><w:szCs w:val="20"/></w:rPr><w:t>Memoria No.</w:t></w:r></w:p></w:tc><w:tc><w:tcPr><w:tcW w:w="631" w:type="pct"/><w:vMerge w:val="restart"/><w:tcBorders><w:top w:val="single" w:sz="4" w:space="0" w:color="808080"/><w:left w:val="single" w:sz="4" w:space="0" w:color="808080"/><w:bottom w:val="single" w:sz="4" w:space="0" w:color="808080"/><w:right w:val="single" w:sz="4" w:space="0" w:color="808080"/></w:tcBorders><w:vAlign w:val="center"/><w:hideMark/></w:tcPr><w:p><w:pPr><w:jc w:val="center"/><w:rPr><w:rFonts w:ascii="Avenir Next LT Pro" w:hAnsi="Avenir Next LT Pro" w:cs="Calibri"/><w:b/><w:bCs/><w:color w:val="FFFFFF"/><w:sz w:val="20"/><w:szCs w:val="20"/></w:rPr></w:pPr><w:r><w:rPr><w:rFonts w:ascii="Avenir Next LT Pro" w:hAnsi="Avenir Next LT Pro" w:cs="Calibri"/><w:b/><w:bCs/><w:color w:val="FFFFFF"/><w:sz w:val="20"/><w:szCs w:val="20"/></w:rPr><w:t>Hora de medición</w:t></w:r></w:p></w:tc><w:tc><w:tcPr><w:tcW w:w="635" w:type="pct"/><w:vMerge w:val="restart"/><w:tcBorders><w:top w:val="single" w:sz="4" w:space="0" w:color="808080"/><w:left w:val="single" w:sz="4" w:space="0" w:color="808080"/><w:bottom w:val="single" w:sz="4" w:space="0" w:color="808080"/><w:right w:val="single" w:sz="4" w:space="0" w:color="808080"/></w:tcBorders><w:vAlign w:val="center"/><w:hideMark/></w:tcPr><w:p><w:pPr><w:jc w:val="center"/><w:rPr><w:rFonts w:ascii="Avenir Next LT Pro" w:hAnsi="Avenir Next LT Pro" w:cs="Calibri"/><w:b/><w:bCs/><w:color w:val="FFFFFF"/><w:sz w:val="20"/><w:szCs w:val="20"/></w:rPr></w:pPr><w:r><w:rPr><w:rFonts w:ascii="Avenir Next LT Pro" w:hAnsi="Avenir Next LT Pro" w:cs="Calibri"/><w:b/><w:bCs/><w:color w:val="FFFFFF"/><w:sz w:val="20"/><w:szCs w:val="20"/></w:rPr><w:t>Punto de Medición</w:t></w:r></w:p></w:tc><w:tc><w:tcPr><w:tcW w:w="418" w:type="pct"/><w:vMerge w:val="restart"/><w:tcBorders><w:top w:val="single" w:sz="4" w:space="0" w:color="808080"/><w:left w:val="single" w:sz="4" w:space="0" w:color="808080"/><w:bottom w:val="single" w:sz="4" w:space="0" w:color="808080"/><w:right w:val="single" w:sz="4" w:space="0" w:color="808080"/></w:tcBorders><w:vAlign w:val="center"/><w:hideMark/></w:tcPr><w:p><w:pPr><w:jc w:val="center"/><w:rPr><w:rFonts w:ascii="Avenir Next LT Pro" w:hAnsi="Avenir Next LT Pro" w:cs="Calibri"/><w:b/><w:bCs/><w:color w:val="FFFFFF"/><w:sz w:val="20"/><w:szCs w:val="20"/></w:rPr></w:pPr><w:r><w:rPr><w:rFonts w:ascii="Avenir Next LT Pro" w:hAnsi="Avenir Next LT Pro" w:cs="Calibri"/><w:b/><w:bCs/><w:color w:val="FFFFFF"/><w:sz w:val="20"/><w:szCs w:val="20"/></w:rPr><w:t>Laeq dB(A)</w:t></w:r></w:p></w:tc><w:tc><w:tcPr><w:tcW w:w="418" w:type="pct"/><w:vMerge w:val="restart"/><w:tcBorders><w:top w:val="single" w:sz="4" w:space="0" w:color="808080"/><w:left w:val="single" w:sz="4" w:space="0" w:color="808080"/><w:bottom w:val="single" w:sz="4" w:space="0" w:color="808080"/><w:right w:val="single" w:sz="4" w:space="0" w:color="808080"/></w:tcBorders><w:vAlign w:val="center"/><w:hideMark/></w:tcPr><w:p><w:pPr><w:jc w:val="center"/><w:rPr><w:rFonts w:ascii="Avenir Next LT Pro" w:hAnsi="Avenir Next LT Pro" w:cs="Calibri"/><w:b/><w:bCs/><w:color w:val="FFFFFF"/><w:sz w:val="20"/><w:szCs w:val="20"/></w:rPr></w:pPr><w:r><w:rPr><w:rFonts w:ascii="Avenir Next LT Pro" w:hAnsi="Avenir Next LT Pro" w:cs="Calibri"/><w:b/><w:bCs/><w:color w:val="FFFFFF"/><w:sz w:val="20"/><w:szCs w:val="20"/></w:rPr><w:t>LAI dB(A)</w:t></w:r></w:p></w:tc><w:tc><w:tcPr><w:tcW w:w="322" w:type="pct"/><w:vMerge w:val="restart"/><w:tcBorders><w:top w:val="single" w:sz="4" w:space="0" w:color="808080"/><w:left w:val="single" w:sz="4" w:space="0" w:color="808080"/><w:bottom w:val="single" w:sz="4" w:space="0" w:color="808080"/><w:right w:val="single" w:sz="4" w:space="0" w:color="808080"/></w:tcBorders><w:vAlign w:val="center"/><w:hideMark/></w:tcPr><w:p><w:pPr><w:jc w:val="center"/><w:rPr><w:rFonts w:ascii="Avenir Next LT Pro" w:hAnsi="Avenir Next LT Pro" w:cs="Calibri"/><w:b/><w:bCs/><w:color w:val="FFFFFF"/><w:sz w:val="20"/><w:szCs w:val="20"/></w:rPr></w:pPr><w:r><w:rPr><w:rFonts w:ascii="Avenir Next LT Pro" w:hAnsi="Avenir Next LT Pro" w:cs="Calibri"/><w:b/><w:bCs/><w:color w:val="FFFFFF"/><w:sz w:val="20"/><w:szCs w:val="20"/></w:rPr><w:t>L90 dB (A)</w:t></w:r></w:p></w:tc><w:tc><w:tcPr><w:tcW w:w="866" w:type="pct"/><w:gridSpan w:val="4"/><w:tcBorders><w:top w:val="single" w:sz="4" w:space="0" w:color="808080"/><w:left w:val="nil"/><w:bottom w:val="single" w:sz="4" w:space="0" w:color="808080"/><w:right w:val="single" w:sz="4" w:space="0" w:color="808080"/></w:tcBorders><w:vAlign w:val="center"/><w:hideMark/></w:tcPr><w:p><w:pPr><w:jc w:val="center"/><w:rPr><w:rFonts w:ascii="Avenir Next LT Pro" w:hAnsi="Avenir Next LT Pro" w:cs="Calibri"/><w:b/><w:bCs/><w:color w:val="FFFFFF"/><w:sz w:val="20"/><w:szCs w:val="20"/></w:rPr></w:pPr><w:r><w:rPr><w:rFonts w:ascii="Avenir Next LT Pro" w:hAnsi="Avenir Next LT Pro" w:cs="Calibri"/><w:b/><w:bCs/><w:color w:val="FFFFFF"/><w:sz w:val="20"/><w:szCs w:val="20"/></w:rPr><w:t>Correcciones dB(A)</w:t></w:r></w:p></w:tc><w:tc><w:tcPr><w:tcW w:w="561" w:type="pct"/><w:vMerge w:val="restart"/><w:tcBorders><w:top w:val="single" w:sz="4" w:space="0" w:color="808080"/><w:left w:val="single" w:sz="4" w:space="0" w:color="808080"/><w:bottom w:val="single" w:sz="4" w:space="0" w:color="808080"/><w:right w:val="single" w:sz="4" w:space="0" w:color="808080"/></w:tcBorders><w:vAlign w:val="center"/><w:hideMark/></w:tcPr><w:p><w:pPr><w:jc w:val="center"/><w:rPr><w:rFonts w:ascii="Avenir Next LT Pro" w:hAnsi="Avenir Next LT Pro" w:cs="Calibri"/><w:b/><w:bCs/><w:color w:val="FFFFFF"/><w:sz w:val="20"/><w:szCs w:val="20"/></w:rPr></w:pPr><w:r><w:rPr><w:rFonts w:ascii="Avenir Next LT Pro" w:hAnsi="Avenir Next LT Pro" w:cs="Calibri"/><w:b/><w:bCs/><w:color w:val="FFFFFF"/><w:sz w:val="20"/><w:szCs w:val="20"/></w:rPr><w:t>L90Corr dB(A)</w:t></w:r></w:p></w:tc><w:tc><w:tcPr><w:tcW w:w="537" w:type="pct"/><w:vMerge w:val="restart"/><w:tcBorders><w:top w:val="single" w:sz="4" w:space="0" w:color="808080"/><w:left w:val="single" w:sz="4" w:space="0" w:color="808080"/><w:bottom w:val="single" w:sz="4" w:space="0" w:color="808080"/><w:right w:val="single" w:sz="4" w:space="0" w:color="808080"/></w:tcBorders><w:vAlign w:val="center"/><w:hideMark/></w:tcPr><w:p><w:pPr><w:jc w:val="center"/><w:rPr><w:rFonts w:ascii="Avenir Next LT Pro" w:hAnsi="Avenir Next LT Pro" w:cs="Calibri"/><w:b/><w:bCs/><w:color w:val="FFFFFF"/><w:sz w:val="20"/><w:szCs w:val="20"/></w:rPr></w:pPr><w:r><w:rPr><w:rFonts w:ascii="Avenir Next LT Pro" w:hAnsi="Avenir Next LT Pro" w:cs="Calibri"/><w:b/><w:bCs/><w:color w:val="FFFFFF"/><w:sz w:val="20"/><w:szCs w:val="20"/></w:rPr><w:t>LAeq </w:t></w:r><w:proofErr w:type="gramStart"/><w:r><w:rPr><w:rFonts w:ascii="Avenir Next LT Pro" w:hAnsi="Avenir Next LT Pro" w:cs="Calibri"/><w:b/><w:bCs/><w:color w:val="FFFFFF"/><w:sz w:val="20"/><w:szCs w:val="20"/></w:rPr><w:t>Corr  dB</w:t></w:r><w:proofErr w:type="gramEnd"/><w:r><w:rPr><w:rFonts w:ascii="Avenir Next LT Pro" w:hAnsi="Avenir Next LT Pro" w:cs="Calibri"/><w:b/><w:bCs/><w:color w:val="FFFFFF"/><w:sz w:val="20"/><w:szCs w:val="20"/></w:rPr><w:t>(A)</w:t></w:r></w:p></w:tc></w:tr><w:tr><w:trPr><w:trHeight w:val="20"/></w:trPr><w:tc><w:tcPr><w:tcW w:w="612" w:type="pct"/><w:vMerge/><w:tcBorders><w:top w:val="single" w:sz="4" w:space="0" w:color="808080"/><w:left w:val="single" w:sz="4" w:space="0" w:color="808080"/><w:bottom w:val="single" w:sz="4" w:space="0" w:color="808080"/><w:right w:val="single" w:sz="4" w:space="0" w:color="808080"/></w:tcBorders><w:vAlign w:val="center"/><w:hideMark/></w:tcPr><w:p><w:pPr><w:rPr><w:rFonts w:ascii="Avenir Next LT Pro" w:hAnsi="Avenir Next LT Pro" w:cs="Calibri"/><w:b/><w:bCs/><w:color w:val="FFFFFF"/><w:sz w:val="20"/><w:szCs w:val="20"/></w:rPr></w:pPr></w:p></w:tc><w:tc><w:tcPr><w:tcW w:w="631" w:type="pct"/><w:vMerge/><w:tcBorders><w:top w:val="single" w:sz="4" w:space="0" w:color="808080"/><w:left w:val="single" w:sz="4" w:space="0" w:color="808080"/><w:bottom w:val="single" w:sz="4" w:space="0" w:color="808080"/><w:right w:val="single" w:sz="4" w:space="0" w:color="808080"/></w:tcBorders><w:vAlign w:val="center"/><w:hideMark/></w:tcPr><w:p><w:pPr><w:rPr><w:rFonts w:ascii="Avenir Next LT Pro" w:hAnsi="Avenir Next LT Pro" w:cs="Calibri"/><w:b/><w:bCs/><w:color w:val="FFFFFF"/><w:sz w:val="20"/><w:szCs w:val="20"/></w:rPr></w:pPr></w:p></w:tc><w:tc><w:tcPr><w:tcW w:w="635" w:type="pct"/><w:vMerge/><w:tcBorders><w:top w:val="single" w:sz="4" w:space="0" w:color="808080"/><w:left w:val="single" w:sz="4" w:space="0" w:color="808080"/><w:bottom w:val="single" w:sz="4" w:space="0" w:color="808080"/><w:right w:val="single" w:sz="4" w:space="0" w:color="808080"/></w:tcBorders><w:vAlign w:val="center"/><w:hideMark/></w:tcPr><w:p><w:pPr><w:rPr><w:rFonts w:ascii="Avenir Next LT Pro" w:hAnsi="Avenir Next LT Pro" w:cs="Calibri"/><w:b/><w:bCs/><w:color w:val="FFFFFF"/><w:sz w:val="20"/><w:szCs w:val="20"/></w:rPr></w:pPr></w:p></w:tc><w:tc><w:tcPr><w:tcW w:w="418" w:type="pct"/><w:vMerge/><w:tcBorders><w:top w:val="single" w:sz="4" w:space="0" w:color="808080"/><w:left w:val="single" w:sz="4" w:space="0" w:color="808080"/><w:bottom w:val="single" w:sz="4" w:space="0" w:color="808080"/><w:right w:val="single" w:sz="4" w:space="0" w:color="808080"/></w:tcBorders><w:vAlign w:val="center"/><w:hideMark/></w:tcPr><w:p><w:pPr><w:rPr><w:rFonts w:ascii="Avenir Next LT Pro" w:hAnsi="Avenir Next LT Pro" w:cs="Calibri"/><w:b/><w:bCs/><w:color w:val="FFFFFF"/><w:sz w:val="20"/><w:szCs w:val="20"/></w:rPr></w:pPr></w:p></w:tc><w:tc><w:tcPr><w:tcW w:w="418" w:type="pct"/><w:vMerge/><w:tcBorders><w:top w:val="single" w:sz="4" w:space="0" w:color="808080"/><w:left w:val="single" w:sz="4" w:space="0" w:color="808080"/><w:bottom w:val="single" w:sz="4" w:space="0" w:color="808080"/><w:right w:val="single" w:sz="4" w:space="0" w:color="808080"/></w:tcBorders><w:vAlign w:val="center"/><w:hideMark/></w:tcPr><w:p><w:pPr><w:rPr><w:rFonts w:ascii="Avenir Next LT Pro" w:hAnsi="Avenir Next LT Pro" w:cs="Calibri"/><w:b/><w:bCs/><w:color w:val="FFFFFF"/><w:sz w:val="20"/><w:szCs w:val="20"/></w:rPr></w:pPr></w:p></w:tc><w:tc><w:tcPr><w:tcW w:w="322" w:type="pct"/><w:vMerge/><w:tcBorders><w:top w:val="single" w:sz="4" w:space="0" w:color="808080"/><w:left w:val="single" w:sz="4" w:space="0" w:color="808080"/><w:bottom w:val="single" w:sz="4" w:space="0" w:color="808080"/><w:right w:val="single" w:sz="4" w:space="0" w:color="808080"/></w:tcBorders><w:vAlign w:val="center"/><w:hideMark/></w:tcPr><w:p><w:pPr><w:rPr><w:rFonts w:ascii="Avenir Next LT Pro" w:hAnsi="Avenir Next LT Pro" w:cs="Calibri"/><w:b/><w:bCs/><w:color w:val="FFFFFF"/><w:sz w:val="20"/><w:szCs w:val="20"/></w:rPr></w:pPr></w:p></w:tc><w:tc><w:tcPr><w:tcW w:w="219" w:type="pct"/><w:tcBorders><w:top w:val="nil"/><w:left w:val="nil"/><w:bottom w:val="single" w:sz="4" w:space="0" w:color="808080"/><w:right w:val="single" w:sz="4" w:space="0" w:color="808080"/></w:tcBorders><w:vAlign w:val="center"/><w:hideMark/></w:tcPr><w:p><w:pPr><w:jc w:val="center"/><w:rPr><w:rFonts w:ascii="Avenir Next LT Pro" w:hAnsi="Avenir Next LT Pro" w:cs="Calibri"/><w:b/><w:bCs/><w:color w:val="FFFFFF"/><w:sz w:val="20"/><w:szCs w:val="20"/></w:rPr></w:pPr><w:r><w:rPr><w:rFonts w:ascii="Avenir Next LT Pro" w:hAnsi="Avenir Next LT Pro" w:cs="Calibri"/><w:b/><w:bCs/><w:color w:val="FFFFFF"/><w:sz w:val="20"/><w:szCs w:val="20"/></w:rPr><w:t>K</w:t></w:r><w:r><w:rPr><w:rFonts w:ascii="Avenir Next LT Pro" w:hAnsi="Avenir Next LT Pro" w:cs="Calibri"/><w:b/><w:bCs/><w:color w:val="FFFFFF"/><w:sz w:val="20"/><w:szCs w:val="20"/><w:vertAlign w:val="subscript"/></w:rPr><w:t>T</w:t></w:r></w:p></w:tc><w:tc><w:tcPr><w:tcW w:w="200" w:type="pct"/><w:tcBorders><w:top w:val="nil"/><w:left w:val="nil"/><w:bottom w:val="single" w:sz="4" w:space="0" w:color="808080"/><w:right w:val="single" w:sz="4" w:space="0" w:color="808080"/></w:tcBorders><w:vAlign w:val="center"/><w:hideMark/></w:tcPr><w:p><w:pPr><w:jc w:val="center"/><w:rPr><w:rFonts w:ascii="Avenir Next LT Pro" w:hAnsi="Avenir Next LT Pro" w:cs="Calibri"/><w:b/><w:bCs/><w:color w:val="FFFFFF"/><w:sz w:val="20"/><w:szCs w:val="20"/></w:rPr></w:pPr><w:r><w:rPr><w:rFonts w:ascii="Avenir Next LT Pro" w:hAnsi="Avenir Next LT Pro" w:cs="Calibri"/><w:b/><w:bCs/><w:color w:val="FFFFFF"/><w:sz w:val="20"/><w:szCs w:val="20"/></w:rPr><w:t>K</w:t></w:r><w:r><w:rPr><w:rFonts w:ascii="Avenir Next LT Pro" w:hAnsi="Avenir Next LT Pro" w:cs="Calibri"/><w:b/><w:bCs/><w:color w:val="FFFFFF"/><w:sz w:val="20"/><w:szCs w:val="20"/><w:vertAlign w:val="subscript"/></w:rPr><w:t>I</w:t></w:r></w:p></w:tc><w:tc><w:tcPr><w:tcW w:w="225" w:type="pct"/><w:tcBorders><w:top w:val="nil"/><w:left w:val="nil"/><w:bottom w:val="single" w:sz="4" w:space="0" w:color="808080"/><w:right w:val="single" w:sz="4" w:space="0" w:color="808080"/></w:tcBorders><w:vAlign w:val="center"/><w:hideMark/></w:tcPr><w:p><w:pPr><w:jc w:val="center"/><w:rPr><w:rFonts w:ascii="Avenir Next LT Pro" w:hAnsi="Avenir Next LT Pro" w:cs="Calibri"/><w:b/><w:bCs/><w:color w:val="FFFFFF"/><w:sz w:val="20"/><w:szCs w:val="20"/></w:rPr></w:pPr><w:r><w:rPr><w:rFonts w:ascii="Avenir Next LT Pro" w:hAnsi="Avenir Next LT Pro" w:cs="Calibri"/><w:b/><w:bCs/><w:color w:val="FFFFFF"/><w:sz w:val="20"/><w:szCs w:val="20"/></w:rPr><w:t>K</w:t></w:r><w:r><w:rPr><w:rFonts w:ascii="Avenir Next LT Pro" w:hAnsi="Avenir Next LT Pro" w:cs="Calibri"/><w:b/><w:bCs/><w:color w:val="FFFFFF"/><w:sz w:val="20"/><w:szCs w:val="20"/><w:vertAlign w:val="subscript"/></w:rPr><w:t>R</w:t></w:r></w:p></w:tc><w:tc><w:tcPr><w:tcW w:w="221" w:type="pct"/><w:tcBorders><w:top w:val="nil"/><w:left w:val="nil"/><w:bottom w:val="single" w:sz="4" w:space="0" w:color="808080"/><w:right w:val="single" w:sz="4" w:space="0" w:color="808080"/></w:tcBorders><w:vAlign w:val="center"/><w:hideMark/></w:tcPr><w:p><w:pPr><w:jc w:val="center"/><w:rPr><w:rFonts w:ascii="Avenir Next LT Pro" w:hAnsi="Avenir Next LT Pro" w:cs="Calibri"/><w:b/><w:bCs/><w:color w:val="FFFFFF"/><w:sz w:val="20"/><w:szCs w:val="20"/></w:rPr></w:pPr><w:r><w:rPr><w:rFonts w:ascii="Avenir Next LT Pro" w:hAnsi="Avenir Next LT Pro" w:cs="Calibri"/><w:b/><w:bCs/><w:color w:val="FFFFFF"/><w:sz w:val="20"/><w:szCs w:val="20"/></w:rPr><w:t>K</w:t></w:r><w:r><w:rPr><w:rFonts w:ascii="Avenir Next LT Pro" w:hAnsi="Avenir Next LT Pro" w:cs="Calibri"/><w:b/><w:bCs/><w:color w:val="FFFFFF"/><w:sz w:val="20"/><w:szCs w:val="20"/><w:vertAlign w:val="subscript"/></w:rPr><w:t>S</w:t></w:r></w:p></w:tc><w:tc><w:tcPr><w:tcW w:w="561" w:type="pct"/><w:vMerge/><w:tcBorders><w:top w:val="single" w:sz="4" w:space="0" w:color="808080"/><w:left w:val="single" w:sz="4" w:space="0" w:color="808080"/><w:bottom w:val="single" w:sz="4" w:space="0" w:color="808080"/><w:right w:val="single" w:sz="4" w:space="0" w:color="808080"/></w:tcBorders><w:vAlign w:val="center"/><w:hideMark/></w:tcPr><w:p><w:pPr><w:rPr><w:rFonts w:ascii="Avenir Next LT Pro" w:hAnsi="Avenir Next LT Pro" w:cs="Calibri"/><w:b/><w:bCs/><w:color w:val="FFFFFF"/><w:sz w:val="20"/><w:szCs w:val="20"/></w:rPr></w:pPr></w:p></w:tc><w:tc><w:tcPr><w:tcW w:w="537" w:type="pct"/><w:vMerge/><w:tcBorders><w:top w:val="single" w:sz="4" w:space="0" w:color="808080"/><w:left w:val="single" w:sz="4" w:space="0" w:color="808080"/><w:bottom w:val="single" w:sz="4" w:space="0" w:color="808080"/><w:right w:val="single" w:sz="4" w:space="0" w:color="808080"/></w:tcBorders><w:vAlign w:val="center"/><w:hideMark/></w:tcPr><w:p><w:pPr><w:rPr><w:rFonts w:ascii="Avenir Next LT Pro" w:hAnsi="Avenir Next LT Pro" w:cs="Calibri"/><w:b/><w:bCs/><w:color w:val="FFFFFF"/><w:sz w:val="20"/><w:szCs w:val="20"/></w:rPr></w:pPr></w:p></w:tc></w:tr><w:tr><w:trPr><w:trHeight w:val="20"/></w:trPr><w:tc><w:tcPr><w:tcW w:w="612" w:type="pct"/><w:tcBorders><w:top w:val="nil"/><w:left w:val="single" w:sz="4" w:space="0" w:color="808080"/><w:bottom w:val="single" w:sz="4" w:space="0" w:color="808080"/><w:right w:val="single" w:sz="4" w:space="0" w:color="808080"/></w:tcBorders><w:noWrap/><w:vAlign w:val="center"/></w:tcPr><w:p><w:pPr><w:jc w:val="center"/><w:rPr><w:rFonts w:ascii="Avenir Next LT Pro" w:hAnsi="Avenir Next LT Pro" w:cs="Calibri"/><w:color w:val="303030"/><w:sz w:val="20"/><w:szCs w:val="20"/></w:rPr></w:pPr></w:p></w:tc><w:tc><w:tcPr><w:tcW w:w="631" w:type="pct"/><w:tcBorders><w:top w:val="nil"/><w:left w:val="nil"/><w:bottom w:val="single" w:sz="4" w:space="0" w:color="808080"/><w:right w:val="single" w:sz="4" w:space="0" w:color="808080"/></w:tcBorders><w:noWrap/><w:vAlign w:val="center"/></w:tcPr><w:p><w:pPr><w:jc w:val="center"/><w:rPr><w:rFonts w:ascii="Avenir Next LT Pro" w:hAnsi="Avenir Next LT Pro" w:cs="Calibri"/><w:color w:val="303030"/><w:sz w:val="20"/><w:szCs w:val="20"/></w:rPr></w:pPr></w:p></w:tc><w:tc><w:tcPr><w:tcW w:w="635" w:type="pct"/><w:tcBorders><w:top w:val="nil"/><w:left w:val="nil"/><w:bottom w:val="single" w:sz="4" w:space="0" w:color="808080"/><w:right w:val="single" w:sz="4" w:space="0" w:color="808080"/></w:tcBorders><w:noWrap/><w:vAlign w:val="center"/></w:tcPr><w:p><w:pPr><w:jc w:val="center"/><w:rPr><w:rFonts w:ascii="Avenir Next LT Pro" w:hAnsi="Avenir Next LT Pro" w:cs="Calibri"/><w:b/><w:bCs/><w:color w:val="303030"/><w:sz w:val="20"/><w:szCs w:val="20"/></w:rPr></w:pPr></w:p></w:tc><w:tc><w:tcPr><w:tcW w:w="418" w:type="pct"/><w:tcBorders><w:top w:val="single" w:sz="4" w:space="0" w:color="808080"/><w:left w:val="nil"/><w:bottom w:val="single" w:sz="4" w:space="0" w:color="808080"/><w:right w:val="single" w:sz="4" w:space="0" w:color="808080"/></w:tcBorders><w:noWrap/><w:vAlign w:val="center"/></w:tcPr><w:p><w:pPr><w:jc w:val="center"/><w:rPr><w:rFonts w:ascii="Avenir Next LT Pro" w:hAnsi="Avenir Next LT Pro" w:cs="Calibri"/><w:color w:val="303030"/><w:sz w:val="20"/><w:szCs w:val="20"/></w:rPr></w:pPr></w:p></w:tc><w:tc><w:tcPr><w:tcW w:w="418" w:type="pct"/><w:tcBorders><w:top w:val="single" w:sz="4" w:space="0" w:color="808080"/><w:left w:val="nil"/><w:bottom w:val="single" w:sz="4" w:space="0" w:color="808080"/><w:right w:val="single" w:sz="4" w:space="0" w:color="808080"/></w:tcBorders><w:noWrap/><w:vAlign w:val="center"/></w:tcPr><w:p><w:pPr><w:jc w:val="center"/><w:rPr><w:rFonts w:ascii="Avenir Next LT Pro" w:hAnsi="Avenir Next LT Pro" w:cs="Calibri"/><w:color w:val="303030"/><w:sz w:val="20"/><w:szCs w:val="20"/></w:rPr></w:pPr></w:p></w:tc><w:tc><w:tcPr><w:tcW w:w="322" w:type="pct"/><w:tcBorders><w:top w:val="single" w:sz="4" w:space="0" w:color="808080"/><w:left w:val="nil"/><w:bottom w:val="single" w:sz="4" w:space="0" w:color="808080"/><w:right w:val="single" w:sz="4" w:space="0" w:color="808080"/></w:tcBorders><w:noWrap/><w:vAlign w:val="center"/></w:tcPr><w:p><w:pPr><w:jc w:val="center"/><w:rPr><w:rFonts w:ascii="Avenir Next LT Pro" w:hAnsi="Avenir Next LT Pro" w:cs="Calibri"/><w:color w:val="303030"/><w:sz w:val="20"/><w:szCs w:val="20"/></w:rPr></w:pPr></w:p></w:tc><w:tc><w:tcPr><w:tcW w:w="219" w:type="pct"/><w:tcBorders><w:top w:val="nil"/><w:left w:val="nil"/><w:bottom w:val="single" w:sz="4" w:space="0" w:color="808080"/><w:right w:val="single" w:sz="4" w:space="0" w:color="808080"/></w:tcBorders><w:noWrap/><w:vAlign w:val="center"/></w:tcPr><w:p><w:pPr><w:jc w:val="center"/><w:rPr><w:rFonts w:ascii="Avenir Next LT Pro" w:hAnsi="Avenir Next LT Pro" w:cs="Calibri"/><w:color w:val="303030"/><w:sz w:val="20"/><w:szCs w:val="20"/></w:rPr></w:pPr></w:p></w:tc><w:tc><w:tcPr><w:tcW w:w="200" w:type="pct"/><w:tcBorders><w:top w:val="nil"/><w:left w:val="nil"/><w:bottom w:val="single" w:sz="4" w:space="0" w:color="808080"/><w:right w:val="single" w:sz="4" w:space="0" w:color="808080"/></w:tcBorders><w:noWrap/><w:vAlign w:val="center"/></w:tcPr><w:p><w:pPr><w:jc w:val="center"/><w:rPr><w:rFonts w:ascii="Avenir Next LT Pro" w:hAnsi="Avenir Next LT Pro" w:cs="Calibri"/><w:color w:val="303030"/><w:sz w:val="20"/><w:szCs w:val="20"/></w:rPr></w:pPr></w:p></w:tc><w:tc><w:tcPr><w:tcW w:w="225" w:type="pct"/><w:tcBorders><w:top w:val="nil"/><w:left w:val="nil"/><w:bottom w:val="single" w:sz="4" w:space="0" w:color="808080"/><w:right w:val="single" w:sz="4" w:space="0" w:color="808080"/></w:tcBorders><w:noWrap/><w:vAlign w:val="center"/></w:tcPr><w:p><w:pPr><w:jc w:val="center"/><w:rPr><w:rFonts w:ascii="Avenir Next LT Pro" w:hAnsi="Avenir Next LT Pro" w:cs="Calibri"/><w:color w:val="303030"/><w:sz w:val="20"/><w:szCs w:val="20"/></w:rPr></w:pPr></w:p></w:tc><w:tc><w:tcPr><w:tcW w:w="221" w:type="pct"/><w:tcBorders><w:top w:val="nil"/><w:left w:val="nil"/><w:bottom w:val="single" w:sz="4" w:space="0" w:color="808080"/><w:right w:val="single" w:sz="4" w:space="0" w:color="808080"/></w:tcBorders><w:noWrap/><w:vAlign w:val="center"/></w:tcPr><w:p><w:pPr><w:jc w:val="center"/><w:rPr><w:rFonts w:ascii="Avenir Next LT Pro" w:hAnsi="Avenir Next LT Pro" w:cs="Calibri"/><w:color w:val="303030"/><w:sz w:val="20"/><w:szCs w:val="20"/></w:rPr></w:pPr></w:p></w:tc><w:tc><w:tcPr><w:tcW w:w="561" w:type="pct"/><w:tcBorders><w:top w:val="nil"/><w:left w:val="nil"/><w:bottom w:val="single" w:sz="4" w:space="0" w:color="808080"/><w:right w:val="single" w:sz="4" w:space="0" w:color="808080"/></w:tcBorders><w:noWrap/><w:vAlign w:val="center"/></w:tcPr><w:p><w:pPr><w:jc w:val="center"/><w:rPr><w:rFonts w:ascii="Avenir Next LT Pro" w:hAnsi="Avenir Next LT Pro" w:cs="Calibri"/><w:color w:val="303030"/><w:sz w:val="20"/><w:szCs w:val="20"/></w:rPr></w:pPr></w:p></w:tc><w:tc><w:tcPr><w:tcW w:w="537" w:type="pct"/><w:tcBorders><w:top w:val="nil"/><w:left w:val="nil"/><w:bottom w:val="single" w:sz="4" w:space="0" w:color="808080"/><w:right w:val="single" w:sz="4" w:space="0" w:color="808080"/></w:tcBorders><w:noWrap/><w:vAlign w:val="center"/></w:tcPr><w:p><w:pPr><w:jc w:val="center"/><w:rPr><w:rFonts w:ascii="Avenir Next LT Pro" w:hAnsi="Avenir Next LT Pro" w:cs="Calibri"/><w:color w:val="303030"/><w:sz w:val="20"/><w:szCs w:val="20"/></w:rPr></w:pPr></w:p></w:tc></w:tr></w:tbl><w:p><w:pPr><w:jc w:val="center"/><w:rPr><w:rFonts w:ascii="Avenir Next LT Pro" w:hAnsi="Avenir Next LT Pro" w:cs="Calibri"/><w:i/><w:color w:val="303030"/><w:sz w:val="20"/><w:szCs w:val="20"/></w:rPr></w:pPr><w:r><w:rPr><w:rFonts w:ascii="Avenir Next LT Pro" w:hAnsi="Avenir Next LT Pro" w:cs="Calibri"/><w:i/><w:color w:val="303030"/><w:sz w:val="20"/><w:szCs w:val="20"/></w:rPr><w:t> </w:t></w:r><w:r><w:rPr><w:rFonts w:ascii="Avenir Next LT Pro" w:hAnsi="Avenir Next LT Pro" w:cs="Calibri"/><w:i/><w:color w:val="303030"/><w:sz w:val="20"/><w:szCs w:val="20"/></w:rPr><w:t>Fuente: ALS ENVIRONMENTAL S.A.S., </w:t></w:r><w:r><w:rPr><w:rFonts w:ascii="Avenir Next LT Pro" w:hAnsi="Avenir Next LT Pro" w:cs="Calibri"/><w:i/><w:color w:val="303030"/><w:sz w:val="20"/><w:szCs w:val="20"/></w:rPr><w:t>{fuente_serambiente_s_a_s_1}</w:t></w:r><w:r><w:rPr><w:rFonts w:ascii="Avenir Next LT Pro" w:hAnsi="Avenir Next LT Pro" w:cs="Calibri"/><w:i/><w:color w:val="303030"/><w:sz w:val="20"/><w:szCs w:val="20"/></w:rPr></w:r></w:p><w:p><w:pPr><w:jc w:val="center"/><w:rPr><w:rFonts w:ascii="Avenir Next LT Pro" w:hAnsi="Avenir Next LT Pro" w:cs="Calibri"/><w:i/><w:color w:val="303030"/><w:sz w:val="20"/><w:szCs w:val="20"/></w:rPr></w:pPr></w:p><w:p><w:pPr><w:pStyle w:val="Descripcin"/><w:keepNext/><w:spacing w:before="0" w:after="0"/><w:jc w:val="center"/><w:rPr><w:rFonts w:ascii="Avenir Next LT Pro" w:hAnsi="Avenir Next LT Pro"/><w:color w:val="303030"/><w:lang w:val="es-CO"/></w:rPr></w:pPr><w:bookmarkStart w:id="253" w:name="_Toc209532346"/><w:r><w:rPr><w:rFonts w:ascii="Avenir Next LT Pro" w:hAnsi="Avenir Next LT Pro"/><w:color w:val="303030"/><w:lang w:val="es-CO"/></w:rPr><w:t>{var_50}</w:t></w:r><w:r><w:rPr><w:rFonts w:ascii="Avenir Next LT Pro" w:hAnsi="Avenir Next LT Pro"/><w:color w:val="303030"/><w:lang w:val="es-CO"/></w:rPr></w:r><w:r><w:rPr><w:rFonts w:ascii="Avenir Next LT Pro" w:hAnsi="Avenir Next LT Pro"/><w:color w:val="303030"/><w:lang w:val="es-CO"/></w:rPr></w:r><w:r><w:rPr><w:rFonts w:ascii="Avenir Next LT Pro" w:hAnsi="Avenir Next LT Pro"/><w:color w:val="303030"/><w:lang w:val="es-CO"/></w:rPr></w:r><w:r><w:rPr><w:rFonts w:ascii="Avenir Next LT Pro" w:hAnsi="Avenir Next LT Pro"/><w:noProof/><w:color w:val="303030"/><w:lang w:val="es-CO"/></w:rPr></w:r><w:r><w:rPr><w:rFonts w:ascii="Avenir Next LT Pro" w:hAnsi="Avenir Next LT Pro"/><w:color w:val="303030"/><w:lang w:val="es-CO"/></w:rPr></w:r><w:r><w:rPr><w:rFonts w:ascii="Avenir Next LT Pro" w:hAnsi="Avenir Next LT Pro"/><w:color w:val="303030"/><w:lang w:val="es-CO"/></w:rPr></w:r><w:r><w:rPr><w:rFonts w:ascii="Avenir Next LT Pro" w:hAnsi="Avenir Next LT Pro"/><w:color w:val="303030"/><w:lang w:val="es-CO"/></w:rPr></w:r><w:r><w:rPr><w:rFonts w:ascii="Avenir Next LT Pro" w:hAnsi="Avenir Next LT Pro"/><w:color w:val="303030"/><w:lang w:val="es-CO"/></w:rPr></w:r><w:bookmarkEnd w:id="253"/><w:r><w:rPr><w:rFonts w:ascii="Avenir Next LT Pro" w:hAnsi="Avenir Next LT Pro"/><w:color w:val="303030"/><w:lang w:val="es-CO"/></w:rPr></w:r></w:p><w:tbl><w:tblPr><w:tblW w:w="5000" w:type="pct"/><w:tblCellMar><w:left w:w="70" w:type="dxa"/><w:right w:w="70" w:type="dxa"/></w:tblCellMar><w:tblLook w:val="04A0" w:firstRow="1" w:lastRow="0" w:firstColumn="1" w:lastColumn="0" w:noHBand="0" w:noVBand="1"/></w:tblPr><w:tblGrid><w:gridCol w:w="1101"/><w:gridCol w:w="1136"/><w:gridCol w:w="1143"/><w:gridCol w:w="784"/><w:gridCol w:w="701"/><w:gridCol w:w="1249"/><w:gridCol w:w="396"/><w:gridCol w:w="360"/><w:gridCol w:w="406"/><w:gridCol w:w="396"/><w:gridCol w:w="1158"/></w:tblGrid><w:tr><w:trPr><w:trHeight w:val="20"/></w:trPr><w:tc><w:tcPr><w:tcW w:w="624" w:type="pct"/><w:vMerge w:val="restart"/><w:tcBorders><w:top w:val="single" w:sz="4" w:space="0" w:color="808080"/><w:left w:val="single" w:sz="4" w:space="0" w:color="808080"/><w:bottom w:val="single" w:sz="4" w:space="0" w:color="808080"/><w:right w:val="single" w:sz="4" w:space="0" w:color="808080"/></w:tcBorders><w:vAlign w:val="center"/><w:hideMark/></w:tcPr><w:p><w:pPr><w:jc w:val="center"/><w:rPr><w:rFonts w:ascii="Avenir Next LT Pro" w:hAnsi="Avenir Next LT Pro" w:cs="Calibri"/><w:b/><w:bCs/><w:color w:val="FFFFFF"/><w:sz w:val="20"/><w:szCs w:val="20"/></w:rPr></w:pPr><w:r><w:rPr><w:rFonts w:ascii="Avenir Next LT Pro" w:hAnsi="Avenir Next LT Pro" w:cs="Calibri"/><w:b/><w:bCs/><w:color w:val="FFFFFF"/><w:sz w:val="20"/><w:szCs w:val="20"/></w:rPr><w:t>Memoria No.</w:t></w:r></w:p></w:tc><w:tc><w:tcPr><w:tcW w:w="643" w:type="pct"/><w:vMerge w:val="restart"/><w:tcBorders><w:top w:val="single" w:sz="4" w:space="0" w:color="808080"/><w:left w:val="single" w:sz="4" w:space="0" w:color="808080"/><w:bottom w:val="single" w:sz="4" w:space="0" w:color="808080"/><w:right w:val="single" w:sz="4" w:space="0" w:color="808080"/></w:tcBorders><w:vAlign w:val="center"/><w:hideMark/></w:tcPr><w:p><w:pPr><w:jc w:val="center"/><w:rPr><w:rFonts w:ascii="Avenir Next LT Pro" w:hAnsi="Avenir Next LT Pro" w:cs="Calibri"/><w:b/><w:bCs/><w:color w:val="FFFFFF"/><w:sz w:val="20"/><w:szCs w:val="20"/></w:rPr></w:pPr><w:r><w:rPr><w:rFonts w:ascii="Avenir Next LT Pro" w:hAnsi="Avenir Next LT Pro" w:cs="Calibri"/><w:b/><w:bCs/><w:color w:val="FFFFFF"/><w:sz w:val="20"/><w:szCs w:val="20"/></w:rPr><w:t>Hora de medición</w:t></w:r></w:p></w:tc><w:tc><w:tcPr><w:tcW w:w="647" w:type="pct"/><w:vMerge w:val="restart"/><w:tcBorders><w:top w:val="single" w:sz="4" w:space="0" w:color="808080"/><w:left w:val="single" w:sz="4" w:space="0" w:color="808080"/><w:bottom w:val="single" w:sz="4" w:space="0" w:color="808080"/><w:right w:val="single" w:sz="4" w:space="0" w:color="808080"/></w:tcBorders><w:vAlign w:val="center"/><w:hideMark/></w:tcPr><w:p><w:pPr><w:jc w:val="center"/><w:rPr><w:rFonts w:ascii="Avenir Next LT Pro" w:hAnsi="Avenir Next LT Pro" w:cs="Calibri"/><w:b/><w:bCs/><w:color w:val="FFFFFF"/><w:sz w:val="20"/><w:szCs w:val="20"/></w:rPr></w:pPr><w:r><w:rPr><w:rFonts w:ascii="Avenir Next LT Pro" w:hAnsi="Avenir Next LT Pro" w:cs="Calibri"/><w:b/><w:bCs/><w:color w:val="FFFFFF"/><w:sz w:val="20"/><w:szCs w:val="20"/></w:rPr><w:t>Punto de Medición</w:t></w:r></w:p></w:tc><w:tc><w:tcPr><w:tcW w:w="444" w:type="pct"/><w:vMerge w:val="restart"/><w:tcBorders><w:top w:val="single" w:sz="4" w:space="0" w:color="808080"/><w:left w:val="single" w:sz="4" w:space="0" w:color="808080"/><w:bottom w:val="single" w:sz="4" w:space="0" w:color="808080"/><w:right w:val="single" w:sz="4" w:space="0" w:color="808080"/></w:tcBorders><w:vAlign w:val="center"/><w:hideMark/></w:tcPr><w:p><w:pPr><w:jc w:val="center"/><w:rPr><w:rFonts w:ascii="Avenir Next LT Pro" w:hAnsi="Avenir Next LT Pro" w:cs="Calibri"/><w:b/><w:bCs/><w:color w:val="FFFFFF"/><w:sz w:val="20"/><w:szCs w:val="20"/></w:rPr></w:pPr><w:r><w:rPr><w:rFonts w:ascii="Avenir Next LT Pro" w:hAnsi="Avenir Next LT Pro" w:cs="Calibri"/><w:b/><w:bCs/><w:color w:val="FFFFFF"/><w:sz w:val="20"/><w:szCs w:val="20"/></w:rPr><w:t>LAeq dB(A)</w:t></w:r></w:p></w:tc><w:tc><w:tcPr><w:tcW w:w="397" w:type="pct"/><w:vMerge w:val="restart"/><w:tcBorders><w:top w:val="single" w:sz="4" w:space="0" w:color="808080"/><w:left w:val="single" w:sz="4" w:space="0" w:color="808080"/><w:bottom w:val="single" w:sz="4" w:space="0" w:color="808080"/><w:right w:val="single" w:sz="4" w:space="0" w:color="808080"/></w:tcBorders><w:vAlign w:val="center"/><w:hideMark/></w:tcPr><w:p><w:pPr><w:jc w:val="center"/><w:rPr><w:rFonts w:ascii="Avenir Next LT Pro" w:hAnsi="Avenir Next LT Pro" w:cs="Calibri"/><w:b/><w:bCs/><w:color w:val="FFFFFF"/><w:sz w:val="20"/><w:szCs w:val="20"/></w:rPr></w:pPr><w:r><w:rPr><w:rFonts w:ascii="Avenir Next LT Pro" w:hAnsi="Avenir Next LT Pro" w:cs="Calibri"/><w:b/><w:bCs/><w:color w:val="FFFFFF"/><w:sz w:val="20"/><w:szCs w:val="20"/></w:rPr><w:t>LAI dB (A)</w:t></w:r></w:p></w:tc><w:tc><w:tcPr><w:tcW w:w="707" w:type="pct"/><w:vMerge w:val="restart"/><w:tcBorders><w:top w:val="single" w:sz="4" w:space="0" w:color="808080"/><w:left w:val="single" w:sz="4" w:space="0" w:color="808080"/><w:bottom w:val="single" w:sz="4" w:space="0" w:color="808080"/><w:right w:val="single" w:sz="4" w:space="0" w:color="808080"/></w:tcBorders><w:vAlign w:val="center"/><w:hideMark/></w:tcPr><w:p><w:pPr><w:jc w:val="center"/><w:rPr><w:rFonts w:ascii="Avenir Next LT Pro" w:hAnsi="Avenir Next LT Pro" w:cs="Calibri"/><w:b/><w:bCs/><w:color w:val="FFFFFF"/><w:sz w:val="20"/><w:szCs w:val="20"/></w:rPr></w:pPr><w:r><w:rPr><w:rFonts w:ascii="Avenir Next LT Pro" w:hAnsi="Avenir Next LT Pro" w:cs="Calibri"/><w:b/><w:bCs/><w:color w:val="FFFFFF"/><w:sz w:val="20"/><w:szCs w:val="20"/></w:rPr><w:t>LAeq</w:t></w:r><w:r><w:rPr><w:rFonts w:ascii="Avenir Next LT Pro" w:hAnsi="Avenir Next LT Pro" w:cs="Calibri"/><w:b/><w:bCs/><w:color w:val="FFFFFF"/><w:sz w:val="20"/><w:szCs w:val="20"/><w:vertAlign w:val="subscript"/></w:rPr><w:t>Residual </w:t></w:r><w:r><w:rPr><w:rFonts w:ascii="Avenir Next LT Pro" w:hAnsi="Avenir Next LT Pro" w:cs="Calibri"/><w:b/><w:bCs/><w:color w:val="FFFFFF"/><w:sz w:val="20"/><w:szCs w:val="20"/></w:rPr><w:t>dB (A)</w:t></w:r></w:p></w:tc><w:tc><w:tcPr><w:tcW w:w="882" w:type="pct"/><w:gridSpan w:val="4"/><w:tcBorders><w:top w:val="single" w:sz="4" w:space="0" w:color="808080"/><w:left w:val="nil"/><w:bottom w:val="single" w:sz="4" w:space="0" w:color="808080"/><w:right w:val="single" w:sz="4" w:space="0" w:color="808080"/></w:tcBorders><w:vAlign w:val="center"/><w:hideMark/></w:tcPr><w:p><w:pPr><w:jc w:val="center"/><w:rPr><w:rFonts w:ascii="Avenir Next LT Pro" w:hAnsi="Avenir Next LT Pro" w:cs="Calibri"/><w:b/><w:bCs/><w:color w:val="FFFFFF"/><w:sz w:val="20"/><w:szCs w:val="20"/></w:rPr></w:pPr><w:r><w:rPr><w:rFonts w:ascii="Avenir Next LT Pro" w:hAnsi="Avenir Next LT Pro" w:cs="Calibri"/><w:b/><w:bCs/><w:color w:val="FFFFFF"/><w:sz w:val="20"/><w:szCs w:val="20"/></w:rPr><w:t>Correciones dB(A)</w:t></w:r></w:p></w:tc><w:tc><w:tcPr><w:tcW w:w="656" w:type="pct"/><w:vMerge w:val="restart"/><w:tcBorders><w:top w:val="single" w:sz="4" w:space="0" w:color="808080"/><w:left w:val="single" w:sz="4" w:space="0" w:color="808080"/><w:bottom w:val="single" w:sz="4" w:space="0" w:color="808080"/><w:right w:val="single" w:sz="4" w:space="0" w:color="808080"/></w:tcBorders><w:vAlign w:val="center"/><w:hideMark/></w:tcPr><w:p><w:pPr><w:jc w:val="center"/><w:rPr><w:rFonts w:ascii="Avenir Next LT Pro" w:hAnsi="Avenir Next LT Pro" w:cs="Calibri"/><w:b/><w:bCs/><w:color w:val="FFFFFF"/><w:sz w:val="20"/><w:szCs w:val="20"/></w:rPr></w:pPr><w:r><w:rPr><w:rFonts w:ascii="Avenir Next LT Pro" w:hAnsi="Avenir Next LT Pro" w:cs="Calibri"/><w:b/><w:bCs/><w:color w:val="FFFFFF"/><w:sz w:val="20"/><w:szCs w:val="20"/></w:rPr><w:t>LAeqCorr dB (A)</w:t></w:r></w:p></w:tc></w:tr><w:tr><w:trPr><w:trHeight w:val="20"/></w:trPr><w:tc><w:tcPr><w:tcW w:w="624" w:type="pct"/><w:vMerge/><w:tcBorders><w:top w:val="single" w:sz="4" w:space="0" w:color="808080"/><w:left w:val="single" w:sz="4" w:space="0" w:color="808080"/><w:bottom w:val="single" w:sz="4" w:space="0" w:color="808080"/><w:right w:val="single" w:sz="4" w:space="0" w:color="808080"/></w:tcBorders><w:vAlign w:val="center"/><w:hideMark/></w:tcPr><w:p><w:pPr><w:rPr><w:rFonts w:ascii="Avenir Next LT Pro" w:hAnsi="Avenir Next LT Pro" w:cs="Calibri"/><w:b/><w:bCs/><w:color w:val="FFFFFF"/><w:sz w:val="20"/><w:szCs w:val="20"/></w:rPr></w:pPr></w:p></w:tc><w:tc><w:tcPr><w:tcW w:w="643" w:type="pct"/><w:vMerge/><w:tcBorders><w:top w:val="single" w:sz="4" w:space="0" w:color="808080"/><w:left w:val="single" w:sz="4" w:space="0" w:color="808080"/><w:bottom w:val="single" w:sz="4" w:space="0" w:color="808080"/><w:right w:val="single" w:sz="4" w:space="0" w:color="808080"/></w:tcBorders><w:vAlign w:val="center"/><w:hideMark/></w:tcPr><w:p><w:pPr><w:rPr><w:rFonts w:ascii="Avenir Next LT Pro" w:hAnsi="Avenir Next LT Pro" w:cs="Calibri"/><w:b/><w:bCs/><w:color w:val="FFFFFF"/><w:sz w:val="20"/><w:szCs w:val="20"/></w:rPr></w:pPr></w:p></w:tc><w:tc><w:tcPr><w:tcW w:w="647" w:type="pct"/><w:vMerge/><w:tcBorders><w:top w:val="single" w:sz="4" w:space="0" w:color="808080"/><w:left w:val="single" w:sz="4" w:space="0" w:color="808080"/><w:bottom w:val="single" w:sz="4" w:space="0" w:color="808080"/><w:right w:val="single" w:sz="4" w:space="0" w:color="808080"/></w:tcBorders><w:vAlign w:val="center"/><w:hideMark/></w:tcPr><w:p><w:pPr><w:rPr><w:rFonts w:ascii="Avenir Next LT Pro" w:hAnsi="Avenir Next LT Pro" w:cs="Calibri"/><w:b/><w:bCs/><w:color w:val="FFFFFF"/><w:sz w:val="20"/><w:szCs w:val="20"/></w:rPr></w:pPr></w:p></w:tc><w:tc><w:tcPr><w:tcW w:w="444" w:type="pct"/><w:vMerge/><w:tcBorders><w:top w:val="single" w:sz="4" w:space="0" w:color="808080"/><w:left w:val="single" w:sz="4" w:space="0" w:color="808080"/><w:bottom w:val="single" w:sz="4" w:space="0" w:color="808080"/><w:right w:val="single" w:sz="4" w:space="0" w:color="808080"/></w:tcBorders><w:vAlign w:val="center"/><w:hideMark/></w:tcPr><w:p><w:pPr><w:rPr><w:rFonts w:ascii="Avenir Next LT Pro" w:hAnsi="Avenir Next LT Pro" w:cs="Calibri"/><w:b/><w:bCs/><w:color w:val="FFFFFF"/><w:sz w:val="20"/><w:szCs w:val="20"/></w:rPr></w:pPr></w:p></w:tc><w:tc><w:tcPr><w:tcW w:w="397" w:type="pct"/><w:vMerge/><w:tcBorders><w:top w:val="single" w:sz="4" w:space="0" w:color="808080"/><w:left w:val="single" w:sz="4" w:space="0" w:color="808080"/><w:bottom w:val="single" w:sz="4" w:space="0" w:color="808080"/><w:right w:val="single" w:sz="4" w:space="0" w:color="808080"/></w:tcBorders><w:vAlign w:val="center"/><w:hideMark/></w:tcPr><w:p><w:pPr><w:rPr><w:rFonts w:ascii="Avenir Next LT Pro" w:hAnsi="Avenir Next LT Pro" w:cs="Calibri"/><w:b/><w:bCs/><w:color w:val="FFFFFF"/><w:sz w:val="20"/><w:szCs w:val="20"/></w:rPr></w:pPr></w:p></w:tc><w:tc><w:tcPr><w:tcW w:w="707" w:type="pct"/><w:vMerge/><w:tcBorders><w:top w:val="single" w:sz="4" w:space="0" w:color="808080"/><w:left w:val="single" w:sz="4" w:space="0" w:color="808080"/><w:bottom w:val="single" w:sz="4" w:space="0" w:color="808080"/><w:right w:val="single" w:sz="4" w:space="0" w:color="808080"/></w:tcBorders><w:vAlign w:val="center"/><w:hideMark/></w:tcPr><w:p><w:pPr><w:rPr><w:rFonts w:ascii="Avenir Next LT Pro" w:hAnsi="Avenir Next LT Pro" w:cs="Calibri"/><w:b/><w:bCs/><w:color w:val="FFFFFF"/><w:sz w:val="20"/><w:szCs w:val="20"/></w:rPr></w:pPr></w:p></w:tc><w:tc><w:tcPr><w:tcW w:w="224" w:type="pct"/><w:tcBorders><w:top w:val="nil"/><w:left w:val="nil"/><w:bottom w:val="single" w:sz="4" w:space="0" w:color="808080"/><w:right w:val="single" w:sz="4" w:space="0" w:color="808080"/></w:tcBorders><w:vAlign w:val="center"/><w:hideMark/></w:tcPr><w:p><w:pPr><w:jc w:val="center"/><w:rPr><w:rFonts w:ascii="Avenir Next LT Pro" w:hAnsi="Avenir Next LT Pro" w:cs="Calibri"/><w:b/><w:bCs/><w:color w:val="FFFFFF"/><w:sz w:val="20"/><w:szCs w:val="20"/></w:rPr></w:pPr><w:r><w:rPr><w:rFonts w:ascii="Avenir Next LT Pro" w:hAnsi="Avenir Next LT Pro" w:cs="Calibri"/><w:b/><w:bCs/><w:color w:val="FFFFFF"/><w:sz w:val="20"/><w:szCs w:val="20"/></w:rPr><w:t>K</w:t></w:r><w:r><w:rPr><w:rFonts w:ascii="Avenir Next LT Pro" w:hAnsi="Avenir Next LT Pro" w:cs="Calibri"/><w:b/><w:bCs/><w:color w:val="FFFFFF"/><w:sz w:val="20"/><w:szCs w:val="20"/><w:vertAlign w:val="subscript"/></w:rPr><w:t>T</w:t></w:r></w:p></w:tc><w:tc><w:tcPr><w:tcW w:w="204" w:type="pct"/><w:tcBorders><w:top w:val="nil"/><w:left w:val="nil"/><w:bottom w:val="single" w:sz="4" w:space="0" w:color="808080"/><w:right w:val="single" w:sz="4" w:space="0" w:color="808080"/></w:tcBorders><w:vAlign w:val="center"/><w:hideMark/></w:tcPr><w:p><w:pPr><w:jc w:val="center"/><w:rPr><w:rFonts w:ascii="Avenir Next LT Pro" w:hAnsi="Avenir Next LT Pro" w:cs="Calibri"/><w:b/><w:bCs/><w:color w:val="FFFFFF"/><w:sz w:val="20"/><w:szCs w:val="20"/></w:rPr></w:pPr><w:r><w:rPr><w:rFonts w:ascii="Avenir Next LT Pro" w:hAnsi="Avenir Next LT Pro" w:cs="Calibri"/><w:b/><w:bCs/><w:color w:val="FFFFFF"/><w:sz w:val="20"/><w:szCs w:val="20"/></w:rPr><w:t>K</w:t></w:r><w:r><w:rPr><w:rFonts w:ascii="Avenir Next LT Pro" w:hAnsi="Avenir Next LT Pro" w:cs="Calibri"/><w:b/><w:bCs/><w:color w:val="FFFFFF"/><w:sz w:val="20"/><w:szCs w:val="20"/><w:vertAlign w:val="subscript"/></w:rPr><w:t>I</w:t></w:r></w:p></w:tc><w:tc><w:tcPr><w:tcW w:w="230" w:type="pct"/><w:tcBorders><w:top w:val="nil"/><w:left w:val="nil"/><w:bottom w:val="single" w:sz="4" w:space="0" w:color="808080"/><w:right w:val="single" w:sz="4" w:space="0" w:color="808080"/></w:tcBorders><w:vAlign w:val="center"/><w:hideMark/></w:tcPr><w:p><w:pPr><w:jc w:val="center"/><w:rPr><w:rFonts w:ascii="Avenir Next LT Pro" w:hAnsi="Avenir Next LT Pro" w:cs="Calibri"/><w:b/><w:bCs/><w:color w:val="FFFFFF"/><w:sz w:val="20"/><w:szCs w:val="20"/></w:rPr></w:pPr><w:r><w:rPr><w:rFonts w:ascii="Avenir Next LT Pro" w:hAnsi="Avenir Next LT Pro" w:cs="Calibri"/><w:b/><w:bCs/><w:color w:val="FFFFFF"/><w:sz w:val="20"/><w:szCs w:val="20"/></w:rPr><w:t>K</w:t></w:r><w:r><w:rPr><w:rFonts w:ascii="Avenir Next LT Pro" w:hAnsi="Avenir Next LT Pro" w:cs="Calibri"/><w:b/><w:bCs/><w:color w:val="FFFFFF"/><w:sz w:val="20"/><w:szCs w:val="20"/><w:vertAlign w:val="subscript"/></w:rPr><w:t>R</w:t></w:r></w:p></w:tc><w:tc><w:tcPr><w:tcW w:w="224" w:type="pct"/><w:tcBorders><w:top w:val="nil"/><w:left w:val="nil"/><w:bottom w:val="single" w:sz="4" w:space="0" w:color="808080"/><w:right w:val="single" w:sz="4" w:space="0" w:color="808080"/></w:tcBorders><w:vAlign w:val="center"/><w:hideMark/></w:tcPr><w:p><w:pPr><w:jc w:val="center"/><w:rPr><w:rFonts w:ascii="Avenir Next LT Pro" w:hAnsi="Avenir Next LT Pro" w:cs="Calibri"/><w:b/><w:bCs/><w:color w:val="FFFFFF"/><w:sz w:val="20"/><w:szCs w:val="20"/></w:rPr></w:pPr><w:r><w:rPr><w:rFonts w:ascii="Avenir Next LT Pro" w:hAnsi="Avenir Next LT Pro" w:cs="Calibri"/><w:b/><w:bCs/><w:color w:val="FFFFFF"/><w:sz w:val="20"/><w:szCs w:val="20"/></w:rPr><w:t>K</w:t></w:r><w:r><w:rPr><w:rFonts w:ascii="Avenir Next LT Pro" w:hAnsi="Avenir Next LT Pro" w:cs="Calibri"/><w:b/><w:bCs/><w:color w:val="FFFFFF"/><w:sz w:val="20"/><w:szCs w:val="20"/><w:vertAlign w:val="subscript"/></w:rPr><w:t>S</w:t></w:r></w:p></w:tc><w:tc><w:tcPr><w:tcW w:w="656" w:type="pct"/><w:vMerge/><w:tcBorders><w:top w:val="single" w:sz="4" w:space="0" w:color="808080"/><w:left w:val="single" w:sz="4" w:space="0" w:color="808080"/><w:bottom w:val="single" w:sz="4" w:space="0" w:color="808080"/><w:right w:val="single" w:sz="4" w:space="0" w:color="808080"/></w:tcBorders><w:vAlign w:val="center"/><w:hideMark/></w:tcPr><w:p><w:pPr><w:rPr><w:rFonts w:ascii="Avenir Next LT Pro" w:hAnsi="Avenir Next LT Pro" w:cs="Calibri"/><w:b/><w:bCs/><w:color w:val="FFFFFF"/><w:sz w:val="20"/><w:szCs w:val="20"/></w:rPr></w:pPr></w:p></w:tc></w:tr><w:tr><w:trPr><w:trHeight w:val="20"/></w:trPr><w:tc><w:tcPr><w:tcW w:w="624" w:type="pct"/><w:tcBorders><w:top w:val="nil"/><w:left w:val="single" w:sz="4" w:space="0" w:color="808080"/><w:bottom w:val="single" w:sz="4" w:space="0" w:color="808080"/><w:right w:val="single" w:sz="4" w:space="0" w:color="808080"/></w:tcBorders><w:noWrap/><w:vAlign w:val="center"/></w:tcPr><w:p><w:pPr><w:jc w:val="center"/><w:rPr><w:rFonts w:ascii="Avenir Next LT Pro" w:hAnsi="Avenir Next LT Pro" w:cs="Calibri"/><w:color w:val="303030"/><w:sz w:val="20"/><w:szCs w:val="20"/></w:rPr></w:pPr></w:p></w:tc><w:tc><w:tcPr><w:tcW w:w="643" w:type="pct"/><w:tcBorders><w:top w:val="nil"/><w:left w:val="nil"/><w:bottom w:val="single" w:sz="4" w:space="0" w:color="808080"/><w:right w:val="single" w:sz="4" w:space="0" w:color="808080"/></w:tcBorders><w:noWrap/><w:vAlign w:val="center"/></w:tcPr><w:p><w:pPr><w:jc w:val="center"/><w:rPr><w:rFonts w:ascii="Avenir Next LT Pro" w:hAnsi="Avenir Next LT Pro" w:cs="Calibri"/><w:color w:val="303030"/><w:sz w:val="20"/><w:szCs w:val="20"/></w:rPr></w:pPr></w:p></w:tc><w:tc><w:tcPr><w:tcW w:w="647" w:type="pct"/><w:tcBorders><w:top w:val="nil"/><w:left w:val="nil"/><w:bottom w:val="single" w:sz="4" w:space="0" w:color="808080"/><w:right w:val="single" w:sz="4" w:space="0" w:color="808080"/></w:tcBorders><w:noWrap/><w:vAlign w:val="center"/></w:tcPr><w:p><w:pPr><w:jc w:val="center"/><w:rPr><w:rFonts w:ascii="Avenir Next LT Pro" w:hAnsi="Avenir Next LT Pro" w:cs="Calibri"/><w:b/><w:bCs/><w:color w:val="303030"/><w:sz w:val="20"/><w:szCs w:val="20"/></w:rPr></w:pPr></w:p></w:tc><w:tc><w:tcPr><w:tcW w:w="444" w:type="pct"/><w:tcBorders><w:top w:val="nil"/><w:left w:val="nil"/><w:bottom w:val="single" w:sz="4" w:space="0" w:color="808080"/><w:right w:val="single" w:sz="4" w:space="0" w:color="808080"/></w:tcBorders><w:noWrap/><w:vAlign w:val="center"/></w:tcPr><w:p><w:pPr><w:jc w:val="center"/><w:rPr><w:rFonts w:ascii="Avenir Next LT Pro" w:hAnsi="Avenir Next LT Pro" w:cs="Calibri"/><w:color w:val="303030"/><w:sz w:val="20"/><w:szCs w:val="20"/></w:rPr></w:pPr></w:p></w:tc><w:tc><w:tcPr><w:tcW w:w="397" w:type="pct"/><w:tcBorders><w:top w:val="nil"/><w:left w:val="nil"/><w:bottom w:val="single" w:sz="4" w:space="0" w:color="808080"/><w:right w:val="single" w:sz="4" w:space="0" w:color="808080"/></w:tcBorders><w:noWrap/><w:vAlign w:val="center"/></w:tcPr><w:p><w:pPr><w:jc w:val="center"/><w:rPr><w:rFonts w:ascii="Avenir Next LT Pro" w:hAnsi="Avenir Next LT Pro" w:cs="Calibri"/><w:color w:val="303030"/><w:sz w:val="20"/><w:szCs w:val="20"/></w:rPr></w:pPr></w:p></w:tc><w:tc><w:tcPr><w:tcW w:w="707" w:type="pct"/><w:tcBorders><w:top w:val="nil"/><w:left w:val="nil"/><w:bottom w:val="single" w:sz="4" w:space="0" w:color="808080"/><w:right w:val="single" w:sz="4" w:space="0" w:color="808080"/></w:tcBorders><w:noWrap/><w:vAlign w:val="center"/></w:tcPr><w:p><w:pPr><w:jc w:val="center"/><w:rPr><w:rFonts w:ascii="Avenir Next LT Pro" w:hAnsi="Avenir Next LT Pro" w:cs="Calibri"/><w:color w:val="303030"/><w:sz w:val="20"/><w:szCs w:val="20"/></w:rPr></w:pPr></w:p></w:tc><w:tc><w:tcPr><w:tcW w:w="224" w:type="pct"/><w:tcBorders><w:top w:val="nil"/><w:left w:val="nil"/><w:bottom w:val="single" w:sz="4" w:space="0" w:color="808080"/><w:right w:val="single" w:sz="4" w:space="0" w:color="808080"/></w:tcBorders><w:noWrap/><w:vAlign w:val="center"/></w:tcPr><w:p><w:pPr><w:jc w:val="center"/><w:rPr><w:rFonts w:ascii="Avenir Next LT Pro" w:hAnsi="Avenir Next LT Pro" w:cs="Calibri"/><w:color w:val="303030"/><w:sz w:val="20"/><w:szCs w:val="20"/></w:rPr></w:pPr></w:p></w:tc><w:tc><w:tcPr><w:tcW w:w="204" w:type="pct"/><w:tcBorders><w:top w:val="nil"/><w:left w:val="nil"/><w:bottom w:val="single" w:sz="4" w:space="0" w:color="808080"/><w:right w:val="single" w:sz="4" w:space="0" w:color="808080"/></w:tcBorders><w:noWrap/><w:vAlign w:val="center"/></w:tcPr><w:p><w:pPr><w:jc w:val="center"/><w:rPr><w:rFonts w:ascii="Avenir Next LT Pro" w:hAnsi="Avenir Next LT Pro" w:cs="Calibri"/><w:color w:val="303030"/><w:sz w:val="20"/><w:szCs w:val="20"/></w:rPr></w:pPr></w:p></w:tc><w:tc><w:tcPr><w:tcW w:w="230" w:type="pct"/><w:tcBorders><w:top w:val="nil"/><w:left w:val="nil"/><w:bottom w:val="single" w:sz="4" w:space="0" w:color="808080"/><w:right w:val="single" w:sz="4" w:space="0" w:color="808080"/></w:tcBorders><w:noWrap/><w:vAlign w:val="center"/></w:tcPr><w:p><w:pPr><w:jc w:val="center"/><w:rPr><w:rFonts w:ascii="Avenir Next LT Pro" w:hAnsi="Avenir Next LT Pro" w:cs="Calibri"/><w:color w:val="303030"/><w:sz w:val="20"/><w:szCs w:val="20"/></w:rPr></w:pPr></w:p></w:tc><w:tc><w:tcPr><w:tcW w:w="224" w:type="pct"/><w:tcBorders><w:top w:val="nil"/><w:left w:val="nil"/><w:bottom w:val="single" w:sz="4" w:space="0" w:color="808080"/><w:right w:val="single" w:sz="4" w:space="0" w:color="808080"/></w:tcBorders><w:noWrap/><w:vAlign w:val="center"/></w:tcPr><w:p><w:pPr><w:jc w:val="center"/><w:rPr><w:rFonts w:ascii="Avenir Next LT Pro" w:hAnsi="Avenir Next LT Pro" w:cs="Calibri"/><w:color w:val="303030"/><w:sz w:val="20"/><w:szCs w:val="20"/></w:rPr></w:pPr></w:p></w:tc><w:tc><w:tcPr><w:tcW w:w="656" w:type="pct"/><w:tcBorders><w:top w:val="nil"/><w:left w:val="nil"/><w:bottom w:val="single" w:sz="4" w:space="0" w:color="808080"/><w:right w:val="single" w:sz="4" w:space="0" w:color="808080"/></w:tcBorders><w:noWrap/><w:vAlign w:val="center"/></w:tcPr><w:p><w:pPr><w:jc w:val="center"/><w:rPr><w:rFonts w:ascii="Avenir Next LT Pro" w:hAnsi="Avenir Next LT Pro" w:cs="Calibri"/><w:color w:val="303030"/><w:sz w:val="20"/><w:szCs w:val="20"/></w:rPr></w:pPr></w:p></w:tc></w:tr></w:tbl><w:p><w:pPr><w:jc w:val="center"/><w:rPr><w:rFonts w:ascii="Avenir Next LT Pro" w:hAnsi="Avenir Next LT Pro" w:cs="Calibri"/><w:i/><w:color w:val="303030"/><w:sz w:val="20"/><w:szCs w:val="20"/></w:rPr></w:pPr><w:r><w:rPr><w:rFonts w:ascii="Avenir Next LT Pro" w:hAnsi="Avenir Next LT Pro" w:cs="Calibri"/><w:i/><w:color w:val="303030"/><w:sz w:val="20"/><w:szCs w:val="20"/></w:rPr><w:t> </w:t></w:r><w:r><w:rPr><w:rFonts w:ascii="Avenir Next LT Pro" w:hAnsi="Avenir Next LT Pro" w:cs="Calibri"/><w:i/><w:color w:val="303030"/><w:sz w:val="20"/><w:szCs w:val="20"/></w:rPr><w:t>Fuente: ALS ENVIRONMENTAL S.A.S., </w:t></w:r><w:r><w:rPr><w:rFonts w:ascii="Avenir Next LT Pro" w:hAnsi="Avenir Next LT Pro" w:cs="Calibri"/><w:i/><w:color w:val="303030"/><w:sz w:val="20"/><w:szCs w:val="20"/></w:rPr><w:t>{fuente_serambiente_s_a_s_1}</w:t></w:r><w:r><w:rPr><w:rFonts w:ascii="Avenir Next LT Pro" w:hAnsi="Avenir Next LT Pro" w:cs="Calibri"/><w:i/><w:color w:val="303030"/><w:sz w:val="20"/><w:szCs w:val="20"/></w:rPr></w:r><w:r><w:rPr><w:rFonts w:ascii="Avenir Next LT Pro" w:hAnsi="Avenir Next LT Pro" w:cs="Calibri"/><w:i/><w:color w:val="303030"/><w:sz w:val="20"/><w:szCs w:val="20"/></w:rPr></w:r></w:p><w:p><w:pPr><w:jc w:val="center"/><w:rPr><w:rFonts w:ascii="Avenir Next LT Pro" w:hAnsi="Avenir Next LT Pro"/><w:color w:val="303030"/><w:sz w:val="20"/><w:szCs w:val="20"/></w:rPr></w:pPr></w:p><w:p><w:pPr><w:pStyle w:val="Descripcin"/><w:keepNext/><w:spacing w:before="0" w:after="0"/><w:jc w:val="center"/><w:rPr><w:rFonts w:ascii="Avenir Next LT Pro" w:hAnsi="Avenir Next LT Pro"/><w:color w:val="303030"/><w:lang w:val="es-CO"/></w:rPr></w:pPr><w:bookmarkStart w:id="254" w:name="_Toc209532347"/><w:r><w:rPr><w:rFonts w:ascii="Avenir Next LT Pro" w:hAnsi="Avenir Next LT Pro"/><w:color w:val="303030"/><w:lang w:val="es-CO"/></w:rPr><w:t>{var_51}</w:t></w:r><w:r><w:rPr><w:rFonts w:ascii="Avenir Next LT Pro" w:hAnsi="Avenir Next LT Pro"/><w:color w:val="303030"/><w:lang w:val="es-CO"/></w:rPr></w:r><w:r><w:rPr><w:rFonts w:ascii="Avenir Next LT Pro" w:hAnsi="Avenir Next LT Pro"/><w:color w:val="303030"/><w:lang w:val="es-CO"/></w:rPr></w:r><w:r><w:rPr><w:rFonts w:ascii="Avenir Next LT Pro" w:hAnsi="Avenir Next LT Pro"/><w:color w:val="303030"/><w:lang w:val="es-CO"/></w:rPr></w:r><w:r><w:rPr><w:rFonts w:ascii="Avenir Next LT Pro" w:hAnsi="Avenir Next LT Pro"/><w:noProof/><w:color w:val="303030"/><w:lang w:val="es-CO"/></w:rPr></w:r><w:r><w:rPr><w:rFonts w:ascii="Avenir Next LT Pro" w:hAnsi="Avenir Next LT Pro"/><w:color w:val="303030"/><w:lang w:val="es-CO"/></w:rPr></w:r><w:r><w:rPr><w:rFonts w:ascii="Avenir Next LT Pro" w:hAnsi="Avenir Next LT Pro"/><w:color w:val="303030"/><w:lang w:val="es-CO"/></w:rPr></w:r><w:r><w:rPr><w:rFonts w:ascii="Avenir Next LT Pro" w:hAnsi="Avenir Next LT Pro"/><w:color w:val="303030"/><w:lang w:val="es-CO"/></w:rPr></w:r><w:r><w:rPr><w:rFonts w:ascii="Avenir Next LT Pro" w:hAnsi="Avenir Next LT Pro"/><w:color w:val="303030"/><w:lang w:val="es-CO"/></w:rPr></w:r><w:r><w:rPr><w:rFonts w:ascii="Avenir Next LT Pro" w:hAnsi="Avenir Next LT Pro"/><w:color w:val="303030"/><w:lang w:val="es-CO"/></w:rPr></w:r><w:bookmarkEnd w:id="254"/><w:r><w:rPr><w:rFonts w:ascii="Avenir Next LT Pro" w:hAnsi="Avenir Next LT Pro"/><w:color w:val="303030"/><w:lang w:val="es-CO"/></w:rPr></w:r></w:p><w:tbl><w:tblPr><w:tblW w:w="5000" w:type="pct"/><w:tblCellMar><w:left w:w="70" w:type="dxa"/><w:right w:w="70" w:type="dxa"/></w:tblCellMar><w:tblLook w:val="04A0" w:firstRow="1" w:lastRow="0" w:firstColumn="1" w:lastColumn="0" w:noHBand="0" w:noVBand="1"/></w:tblPr><w:tblGrid><w:gridCol w:w="1082"/><w:gridCol w:w="1115"/><w:gridCol w:w="1122"/><w:gridCol w:w="738"/><w:gridCol w:w="738"/><w:gridCol w:w="546"/><w:gridCol w:w="411"/><w:gridCol w:w="374"/><w:gridCol w:w="422"/><w:gridCol w:w="413"/><w:gridCol w:w="991"/><w:gridCol w:w="878"/></w:tblGrid><w:tr><w:trPr><w:trHeight w:val="20"/></w:trPr><w:tc><w:tcPr><w:tcW w:w="612" w:type="pct"/><w:vMerge w:val="restart"/><w:tcBorders><w:top w:val="single" w:sz="4" w:space="0" w:color="808080"/><w:left w:val="single" w:sz="4" w:space="0" w:color="808080"/><w:bottom w:val="single" w:sz="4" w:space="0" w:color="808080"/><w:right w:val="single" w:sz="4" w:space="0" w:color="808080"/></w:tcBorders><w:vAlign w:val="center"/><w:hideMark/></w:tcPr><w:p><w:pPr><w:jc w:val="center"/><w:rPr><w:rFonts w:ascii="Avenir Next LT Pro" w:hAnsi="Avenir Next LT Pro" w:cs="Calibri"/><w:b/><w:bCs/><w:color w:val="FFFFFF"/><w:sz w:val="20"/><w:szCs w:val="20"/></w:rPr></w:pPr><w:r><w:rPr><w:rFonts w:ascii="Avenir Next LT Pro" w:hAnsi="Avenir Next LT Pro" w:cs="Calibri"/><w:b/><w:bCs/><w:color w:val="FFFFFF"/><w:sz w:val="20"/><w:szCs w:val="20"/></w:rPr><w:t>Memoria No.</w:t></w:r></w:p></w:tc><w:tc><w:tcPr><w:tcW w:w="631" w:type="pct"/><w:vMerge w:val="restart"/><w:tcBorders><w:top w:val="single" w:sz="4" w:space="0" w:color="808080"/><w:left w:val="single" w:sz="4" w:space="0" w:color="808080"/><w:bottom w:val="single" w:sz="4" w:space="0" w:color="808080"/><w:right w:val="single" w:sz="4" w:space="0" w:color="808080"/></w:tcBorders><w:vAlign w:val="center"/><w:hideMark/></w:tcPr><w:p><w:pPr><w:jc w:val="center"/><w:rPr><w:rFonts w:ascii="Avenir Next LT Pro" w:hAnsi="Avenir Next LT Pro" w:cs="Calibri"/><w:b/><w:bCs/><w:color w:val="FFFFFF"/><w:sz w:val="20"/><w:szCs w:val="20"/></w:rPr></w:pPr><w:r><w:rPr><w:rFonts w:ascii="Avenir Next LT Pro" w:hAnsi="Avenir Next LT Pro" w:cs="Calibri"/><w:b/><w:bCs/><w:color w:val="FFFFFF"/><w:sz w:val="20"/><w:szCs w:val="20"/></w:rPr><w:t>Hora de medición</w:t></w:r></w:p></w:tc><w:tc><w:tcPr><w:tcW w:w="635" w:type="pct"/><w:vMerge w:val="restart"/><w:tcBorders><w:top w:val="single" w:sz="4" w:space="0" w:color="808080"/><w:left w:val="single" w:sz="4" w:space="0" w:color="808080"/><w:bottom w:val="single" w:sz="4" w:space="0" w:color="808080"/><w:right w:val="single" w:sz="4" w:space="0" w:color="808080"/></w:tcBorders><w:vAlign w:val="center"/><w:hideMark/></w:tcPr><w:p><w:pPr><w:jc w:val="center"/><w:rPr><w:rFonts w:ascii="Avenir Next LT Pro" w:hAnsi="Avenir Next LT Pro" w:cs="Calibri"/><w:b/><w:bCs/><w:color w:val="FFFFFF"/><w:sz w:val="20"/><w:szCs w:val="20"/></w:rPr></w:pPr><w:r><w:rPr><w:rFonts w:ascii="Avenir Next LT Pro" w:hAnsi="Avenir Next LT Pro" w:cs="Calibri"/><w:b/><w:bCs/><w:color w:val="FFFFFF"/><w:sz w:val="20"/><w:szCs w:val="20"/></w:rPr><w:t>Punto de Medición</w:t></w:r></w:p></w:tc><w:tc><w:tcPr><w:tcW w:w="418" w:type="pct"/><w:vMerge w:val="restart"/><w:tcBorders><w:top w:val="single" w:sz="4" w:space="0" w:color="808080"/><w:left w:val="single" w:sz="4" w:space="0" w:color="808080"/><w:bottom w:val="single" w:sz="4" w:space="0" w:color="808080"/><w:right w:val="single" w:sz="4" w:space="0" w:color="808080"/></w:tcBorders><w:vAlign w:val="center"/><w:hideMark/></w:tcPr><w:p><w:pPr><w:jc w:val="center"/><w:rPr><w:rFonts w:ascii="Avenir Next LT Pro" w:hAnsi="Avenir Next LT Pro" w:cs="Calibri"/><w:b/><w:bCs/><w:color w:val="FFFFFF"/><w:sz w:val="20"/><w:szCs w:val="20"/></w:rPr></w:pPr><w:r><w:rPr><w:rFonts w:ascii="Avenir Next LT Pro" w:hAnsi="Avenir Next LT Pro" w:cs="Calibri"/><w:b/><w:bCs/><w:color w:val="FFFFFF"/><w:sz w:val="20"/><w:szCs w:val="20"/></w:rPr><w:t>Laeq dB(A)</w:t></w:r></w:p></w:tc><w:tc><w:tcPr><w:tcW w:w="418" w:type="pct"/><w:vMerge w:val="restart"/><w:tcBorders><w:top w:val="single" w:sz="4" w:space="0" w:color="808080"/><w:left w:val="single" w:sz="4" w:space="0" w:color="808080"/><w:bottom w:val="single" w:sz="4" w:space="0" w:color="808080"/><w:right w:val="single" w:sz="4" w:space="0" w:color="808080"/></w:tcBorders><w:vAlign w:val="center"/><w:hideMark/></w:tcPr><w:p><w:pPr><w:jc w:val="center"/><w:rPr><w:rFonts w:ascii="Avenir Next LT Pro" w:hAnsi="Avenir Next LT Pro" w:cs="Calibri"/><w:b/><w:bCs/><w:color w:val="FFFFFF"/><w:sz w:val="20"/><w:szCs w:val="20"/></w:rPr></w:pPr><w:r><w:rPr><w:rFonts w:ascii="Avenir Next LT Pro" w:hAnsi="Avenir Next LT Pro" w:cs="Calibri"/><w:b/><w:bCs/><w:color w:val="FFFFFF"/><w:sz w:val="20"/><w:szCs w:val="20"/></w:rPr><w:t>LAI dB(A)</w:t></w:r></w:p></w:tc><w:tc><w:tcPr><w:tcW w:w="309" w:type="pct"/><w:vMerge w:val="restart"/><w:tcBorders><w:top w:val="single" w:sz="4" w:space="0" w:color="808080"/><w:left w:val="single" w:sz="4" w:space="0" w:color="808080"/><w:bottom w:val="single" w:sz="4" w:space="0" w:color="808080"/><w:right w:val="single" w:sz="4" w:space="0" w:color="808080"/></w:tcBorders><w:vAlign w:val="center"/><w:hideMark/></w:tcPr><w:p><w:pPr><w:jc w:val="center"/><w:rPr><w:rFonts w:ascii="Avenir Next LT Pro" w:hAnsi="Avenir Next LT Pro" w:cs="Calibri"/><w:b/><w:bCs/><w:color w:val="FFFFFF"/><w:sz w:val="20"/><w:szCs w:val="20"/></w:rPr></w:pPr><w:r><w:rPr><w:rFonts w:ascii="Avenir Next LT Pro" w:hAnsi="Avenir Next LT Pro" w:cs="Calibri"/><w:b/><w:bCs/><w:color w:val="FFFFFF"/><w:sz w:val="20"/><w:szCs w:val="20"/></w:rPr><w:t>L90 dB (A)</w:t></w:r></w:p></w:tc><w:tc><w:tcPr><w:tcW w:w="918" w:type="pct"/><w:gridSpan w:val="4"/><w:tcBorders><w:top w:val="single" w:sz="4" w:space="0" w:color="808080"/><w:left w:val="nil"/><w:bottom w:val="single" w:sz="4" w:space="0" w:color="808080"/><w:right w:val="single" w:sz="4" w:space="0" w:color="808080"/></w:tcBorders><w:vAlign w:val="center"/><w:hideMark/></w:tcPr><w:p><w:pPr><w:jc w:val="center"/><w:rPr><w:rFonts w:ascii="Avenir Next LT Pro" w:hAnsi="Avenir Next LT Pro" w:cs="Calibri"/><w:b/><w:bCs/><w:color w:val="FFFFFF"/><w:sz w:val="20"/><w:szCs w:val="20"/></w:rPr></w:pPr><w:r><w:rPr><w:rFonts w:ascii="Avenir Next LT Pro" w:hAnsi="Avenir Next LT Pro" w:cs="Calibri"/><w:b/><w:bCs/><w:color w:val="FFFFFF"/><w:sz w:val="20"/><w:szCs w:val="20"/></w:rPr><w:t>Correciones dB(A)</w:t></w:r></w:p></w:tc><w:tc><w:tcPr><w:tcW w:w="561" w:type="pct"/><w:vMerge w:val="restart"/><w:tcBorders><w:top w:val="single" w:sz="4" w:space="0" w:color="808080"/><w:left w:val="single" w:sz="4" w:space="0" w:color="808080"/><w:bottom w:val="single" w:sz="4" w:space="0" w:color="808080"/><w:right w:val="single" w:sz="4" w:space="0" w:color="808080"/></w:tcBorders><w:vAlign w:val="center"/><w:hideMark/></w:tcPr><w:p><w:pPr><w:jc w:val="center"/><w:rPr><w:rFonts w:ascii="Avenir Next LT Pro" w:hAnsi="Avenir Next LT Pro" w:cs="Calibri"/><w:b/><w:bCs/><w:color w:val="FFFFFF"/><w:sz w:val="20"/><w:szCs w:val="20"/></w:rPr></w:pPr><w:r><w:rPr><w:rFonts w:ascii="Avenir Next LT Pro" w:hAnsi="Avenir Next LT Pro" w:cs="Calibri"/><w:b/><w:bCs/><w:color w:val="FFFFFF"/><w:sz w:val="20"/><w:szCs w:val="20"/></w:rPr><w:t>L90Corr dB(A)</w:t></w:r></w:p></w:tc><w:tc><w:tcPr><w:tcW w:w="497" w:type="pct"/><w:vMerge w:val="restart"/><w:tcBorders><w:top w:val="single" w:sz="4" w:space="0" w:color="808080"/><w:left w:val="single" w:sz="4" w:space="0" w:color="808080"/><w:bottom w:val="single" w:sz="4" w:space="0" w:color="808080"/><w:right w:val="single" w:sz="4" w:space="0" w:color="808080"/></w:tcBorders><w:vAlign w:val="center"/><w:hideMark/></w:tcPr><w:p><w:pPr><w:jc w:val="center"/><w:rPr><w:rFonts w:ascii="Avenir Next LT Pro" w:hAnsi="Avenir Next LT Pro" w:cs="Calibri"/><w:b/><w:bCs/><w:color w:val="FFFFFF"/><w:sz w:val="20"/><w:szCs w:val="20"/></w:rPr></w:pPr><w:r><w:rPr><w:rFonts w:ascii="Avenir Next LT Pro" w:hAnsi="Avenir Next LT Pro" w:cs="Calibri"/><w:b/><w:bCs/><w:color w:val="FFFFFF"/><w:sz w:val="20"/><w:szCs w:val="20"/></w:rPr><w:t>LAeq </w:t></w:r><w:proofErr w:type="gramStart"/><w:r><w:rPr><w:rFonts w:ascii="Avenir Next LT Pro" w:hAnsi="Avenir Next LT Pro" w:cs="Calibri"/><w:b/><w:bCs/><w:color w:val="FFFFFF"/><w:sz w:val="20"/><w:szCs w:val="20"/></w:rPr><w:t>Corr  dB</w:t></w:r><w:proofErr w:type="gramEnd"/><w:r><w:rPr><w:rFonts w:ascii="Avenir Next LT Pro" w:hAnsi="Avenir Next LT Pro" w:cs="Calibri"/><w:b/><w:bCs/><w:color w:val="FFFFFF"/><w:sz w:val="20"/><w:szCs w:val="20"/></w:rPr><w:t>(A)</w:t></w:r></w:p></w:tc></w:tr><w:tr><w:trPr><w:trHeight w:val="20"/></w:trPr><w:tc><w:tcPr><w:tcW w:w="612" w:type="pct"/><w:vMerge/><w:tcBorders><w:top w:val="single" w:sz="4" w:space="0" w:color="808080"/><w:left w:val="single" w:sz="4" w:space="0" w:color="808080"/><w:bottom w:val="single" w:sz="4" w:space="0" w:color="808080"/><w:right w:val="single" w:sz="4" w:space="0" w:color="808080"/></w:tcBorders><w:vAlign w:val="center"/><w:hideMark/></w:tcPr><w:p><w:pPr><w:rPr><w:rFonts w:ascii="Avenir Next LT Pro" w:hAnsi="Avenir Next LT Pro" w:cs="Calibri"/><w:b/><w:bCs/><w:color w:val="FFFFFF"/><w:sz w:val="20"/><w:szCs w:val="20"/></w:rPr></w:pPr></w:p></w:tc><w:tc><w:tcPr><w:tcW w:w="631" w:type="pct"/><w:vMerge/><w:tcBorders><w:top w:val="single" w:sz="4" w:space="0" w:color="808080"/><w:left w:val="single" w:sz="4" w:space="0" w:color="808080"/><w:bottom w:val="single" w:sz="4" w:space="0" w:color="808080"/><w:right w:val="single" w:sz="4" w:space="0" w:color="808080"/></w:tcBorders><w:vAlign w:val="center"/><w:hideMark/></w:tcPr><w:p><w:pPr><w:rPr><w:rFonts w:ascii="Avenir Next LT Pro" w:hAnsi="Avenir Next LT Pro" w:cs="Calibri"/><w:b/><w:bCs/><w:color w:val="FFFFFF"/><w:sz w:val="20"/><w:szCs w:val="20"/></w:rPr></w:pPr></w:p></w:tc><w:tc><w:tcPr><w:tcW w:w="635" w:type="pct"/><w:vMerge/><w:tcBorders><w:top w:val="single" w:sz="4" w:space="0" w:color="808080"/><w:left w:val="single" w:sz="4" w:space="0" w:color="808080"/><w:bottom w:val="single" w:sz="4" w:space="0" w:color="808080"/><w:right w:val="single" w:sz="4" w:space="0" w:color="808080"/></w:tcBorders><w:vAlign w:val="center"/><w:hideMark/></w:tcPr><w:p><w:pPr><w:rPr><w:rFonts w:ascii="Avenir Next LT Pro" w:hAnsi="Avenir Next LT Pro" w:cs="Calibri"/><w:b/><w:bCs/><w:color w:val="FFFFFF"/><w:sz w:val="20"/><w:szCs w:val="20"/></w:rPr></w:pPr></w:p></w:tc><w:tc><w:tcPr><w:tcW w:w="418" w:type="pct"/><w:vMerge/><w:tcBorders><w:top w:val="single" w:sz="4" w:space="0" w:color="808080"/><w:left w:val="single" w:sz="4" w:space="0" w:color="808080"/><w:bottom w:val="single" w:sz="4" w:space="0" w:color="808080"/><w:right w:val="single" w:sz="4" w:space="0" w:color="808080"/></w:tcBorders><w:vAlign w:val="center"/><w:hideMark/></w:tcPr><w:p><w:pPr><w:rPr><w:rFonts w:ascii="Avenir Next LT Pro" w:hAnsi="Avenir Next LT Pro" w:cs="Calibri"/><w:b/><w:bCs/><w:color w:val="FFFFFF"/><w:sz w:val="20"/><w:szCs w:val="20"/></w:rPr></w:pPr></w:p></w:tc><w:tc><w:tcPr><w:tcW w:w="418" w:type="pct"/><w:vMerge/><w:tcBorders><w:top w:val="single" w:sz="4" w:space="0" w:color="808080"/><w:left w:val="single" w:sz="4" w:space="0" w:color="808080"/><w:bottom w:val="single" w:sz="4" w:space="0" w:color="808080"/><w:right w:val="single" w:sz="4" w:space="0" w:color="808080"/></w:tcBorders><w:vAlign w:val="center"/><w:hideMark/></w:tcPr><w:p><w:pPr><w:rPr><w:rFonts w:ascii="Avenir Next LT Pro" w:hAnsi="Avenir Next LT Pro" w:cs="Calibri"/><w:b/><w:bCs/><w:color w:val="FFFFFF"/><w:sz w:val="20"/><w:szCs w:val="20"/></w:rPr></w:pPr></w:p></w:tc><w:tc><w:tcPr><w:tcW w:w="309" w:type="pct"/><w:vMerge/><w:tcBorders><w:top w:val="single" w:sz="4" w:space="0" w:color="808080"/><w:left w:val="single" w:sz="4" w:space="0" w:color="808080"/><w:bottom w:val="single" w:sz="4" w:space="0" w:color="808080"/><w:right w:val="single" w:sz="4" w:space="0" w:color="808080"/></w:tcBorders><w:vAlign w:val="center"/><w:hideMark/></w:tcPr><w:p><w:pPr><w:rPr><w:rFonts w:ascii="Avenir Next LT Pro" w:hAnsi="Avenir Next LT Pro" w:cs="Calibri"/><w:b/><w:bCs/><w:color w:val="FFFFFF"/><w:sz w:val="20"/><w:szCs w:val="20"/></w:rPr></w:pPr></w:p></w:tc><w:tc><w:tcPr><w:tcW w:w="233" w:type="pct"/><w:tcBorders><w:top w:val="nil"/><w:left w:val="nil"/><w:bottom w:val="single" w:sz="4" w:space="0" w:color="808080"/><w:right w:val="single" w:sz="4" w:space="0" w:color="808080"/></w:tcBorders><w:vAlign w:val="center"/><w:hideMark/></w:tcPr><w:p><w:pPr><w:jc w:val="center"/><w:rPr><w:rFonts w:ascii="Avenir Next LT Pro" w:hAnsi="Avenir Next LT Pro" w:cs="Calibri"/><w:b/><w:bCs/><w:color w:val="FFFFFF"/><w:sz w:val="20"/><w:szCs w:val="20"/></w:rPr></w:pPr><w:r><w:rPr><w:rFonts w:ascii="Avenir Next LT Pro" w:hAnsi="Avenir Next LT Pro" w:cs="Calibri"/><w:b/><w:bCs/><w:color w:val="FFFFFF"/><w:sz w:val="20"/><w:szCs w:val="20"/></w:rPr><w:t>K</w:t></w:r><w:r><w:rPr><w:rFonts w:ascii="Avenir Next LT Pro" w:hAnsi="Avenir Next LT Pro" w:cs="Calibri"/><w:b/><w:bCs/><w:color w:val="FFFFFF"/><w:sz w:val="20"/><w:szCs w:val="20"/><w:vertAlign w:val="subscript"/></w:rPr><w:t>T</w:t></w:r></w:p></w:tc><w:tc><w:tcPr><w:tcW w:w="212" w:type="pct"/><w:tcBorders><w:top w:val="nil"/><w:left w:val="nil"/><w:bottom w:val="single" w:sz="4" w:space="0" w:color="808080"/><w:right w:val="single" w:sz="4" w:space="0" w:color="808080"/></w:tcBorders><w:vAlign w:val="center"/><w:hideMark/></w:tcPr><w:p><w:pPr><w:jc w:val="center"/><w:rPr><w:rFonts w:ascii="Avenir Next LT Pro" w:hAnsi="Avenir Next LT Pro" w:cs="Calibri"/><w:b/><w:bCs/><w:color w:val="FFFFFF"/><w:sz w:val="20"/><w:szCs w:val="20"/></w:rPr></w:pPr><w:r><w:rPr><w:rFonts w:ascii="Avenir Next LT Pro" w:hAnsi="Avenir Next LT Pro" w:cs="Calibri"/><w:b/><w:bCs/><w:color w:val="FFFFFF"/><w:sz w:val="20"/><w:szCs w:val="20"/></w:rPr><w:t>K</w:t></w:r><w:r><w:rPr><w:rFonts w:ascii="Avenir Next LT Pro" w:hAnsi="Avenir Next LT Pro" w:cs="Calibri"/><w:b/><w:bCs/><w:color w:val="FFFFFF"/><w:sz w:val="20"/><w:szCs w:val="20"/><w:vertAlign w:val="subscript"/></w:rPr><w:t>I</w:t></w:r></w:p></w:tc><w:tc><w:tcPr><w:tcW w:w="239" w:type="pct"/><w:tcBorders><w:top w:val="nil"/><w:left w:val="nil"/><w:bottom w:val="single" w:sz="4" w:space="0" w:color="808080"/><w:right w:val="single" w:sz="4" w:space="0" w:color="808080"/></w:tcBorders><w:vAlign w:val="center"/><w:hideMark/></w:tcPr><w:p><w:pPr><w:jc w:val="center"/><w:rPr><w:rFonts w:ascii="Avenir Next LT Pro" w:hAnsi="Avenir Next LT Pro" w:cs="Calibri"/><w:b/><w:bCs/><w:color w:val="FFFFFF"/><w:sz w:val="20"/><w:szCs w:val="20"/></w:rPr></w:pPr><w:r><w:rPr><w:rFonts w:ascii="Avenir Next LT Pro" w:hAnsi="Avenir Next LT Pro" w:cs="Calibri"/><w:b/><w:bCs/><w:color w:val="FFFFFF"/><w:sz w:val="20"/><w:szCs w:val="20"/></w:rPr><w:t>K</w:t></w:r><w:r><w:rPr><w:rFonts w:ascii="Avenir Next LT Pro" w:hAnsi="Avenir Next LT Pro" w:cs="Calibri"/><w:b/><w:bCs/><w:color w:val="FFFFFF"/><w:sz w:val="20"/><w:szCs w:val="20"/><w:vertAlign w:val="subscript"/></w:rPr><w:t>R</w:t></w:r></w:p></w:tc><w:tc><w:tcPr><w:tcW w:w="234" w:type="pct"/><w:tcBorders><w:top w:val="nil"/><w:left w:val="nil"/><w:bottom w:val="single" w:sz="4" w:space="0" w:color="808080"/><w:right w:val="single" w:sz="4" w:space="0" w:color="808080"/></w:tcBorders><w:vAlign w:val="center"/><w:hideMark/></w:tcPr><w:p><w:pPr><w:jc w:val="center"/><w:rPr><w:rFonts w:ascii="Avenir Next LT Pro" w:hAnsi="Avenir Next LT Pro" w:cs="Calibri"/><w:b/><w:bCs/><w:color w:val="FFFFFF"/><w:sz w:val="20"/><w:szCs w:val="20"/></w:rPr></w:pPr><w:r><w:rPr><w:rFonts w:ascii="Avenir Next LT Pro" w:hAnsi="Avenir Next LT Pro" w:cs="Calibri"/><w:b/><w:bCs/><w:color w:val="FFFFFF"/><w:sz w:val="20"/><w:szCs w:val="20"/></w:rPr><w:t>K</w:t></w:r><w:r><w:rPr><w:rFonts w:ascii="Avenir Next LT Pro" w:hAnsi="Avenir Next LT Pro" w:cs="Calibri"/><w:b/><w:bCs/><w:color w:val="FFFFFF"/><w:sz w:val="20"/><w:szCs w:val="20"/><w:vertAlign w:val="subscript"/></w:rPr><w:t>S</w:t></w:r></w:p></w:tc><w:tc><w:tcPr><w:tcW w:w="561" w:type="pct"/><w:vMerge/><w:tcBorders><w:top w:val="single" w:sz="4" w:space="0" w:color="808080"/><w:left w:val="single" w:sz="4" w:space="0" w:color="808080"/><w:bottom w:val="single" w:sz="4" w:space="0" w:color="808080"/><w:right w:val="single" w:sz="4" w:space="0" w:color="808080"/></w:tcBorders><w:vAlign w:val="center"/><w:hideMark/></w:tcPr><w:p><w:pPr><w:rPr><w:rFonts w:ascii="Avenir Next LT Pro" w:hAnsi="Avenir Next LT Pro" w:cs="Calibri"/><w:b/><w:bCs/><w:color w:val="FFFFFF"/><w:sz w:val="20"/><w:szCs w:val="20"/></w:rPr></w:pPr></w:p></w:tc><w:tc><w:tcPr><w:tcW w:w="497" w:type="pct"/><w:vMerge/><w:tcBorders><w:top w:val="single" w:sz="4" w:space="0" w:color="808080"/><w:left w:val="single" w:sz="4" w:space="0" w:color="808080"/><w:bottom w:val="single" w:sz="4" w:space="0" w:color="808080"/><w:right w:val="single" w:sz="4" w:space="0" w:color="808080"/></w:tcBorders><w:vAlign w:val="center"/><w:hideMark/></w:tcPr><w:p><w:pPr><w:rPr><w:rFonts w:ascii="Avenir Next LT Pro" w:hAnsi="Avenir Next LT Pro" w:cs="Calibri"/><w:b/><w:bCs/><w:color w:val="FFFFFF"/><w:sz w:val="20"/><w:szCs w:val="20"/></w:rPr></w:pPr></w:p></w:tc></w:tr><w:tr><w:trPr><w:trHeight w:val="20"/></w:trPr><w:tc><w:tcPr><w:tcW w:w="612" w:type="pct"/><w:tcBorders><w:top w:val="nil"/><w:left w:val="single" w:sz="4" w:space="0" w:color="808080"/><w:bottom w:val="single" w:sz="4" w:space="0" w:color="808080"/><w:right w:val="single" w:sz="4" w:space="0" w:color="808080"/></w:tcBorders><w:noWrap/><w:vAlign w:val="center"/></w:tcPr><w:p><w:pPr><w:jc w:val="center"/><w:rPr><w:rFonts w:ascii="Avenir Next LT Pro" w:hAnsi="Avenir Next LT Pro" w:cs="Calibri"/><w:color w:val="303030"/><w:sz w:val="20"/><w:szCs w:val="20"/></w:rPr></w:pPr></w:p></w:tc><w:tc><w:tcPr><w:tcW w:w="631" w:type="pct"/><w:tcBorders><w:top w:val="nil"/><w:left w:val="nil"/><w:bottom w:val="single" w:sz="4" w:space="0" w:color="808080"/><w:right w:val="single" w:sz="4" w:space="0" w:color="808080"/></w:tcBorders><w:noWrap/><w:vAlign w:val="center"/></w:tcPr><w:p><w:pPr><w:jc w:val="center"/><w:rPr><w:rFonts w:ascii="Avenir Next LT Pro" w:hAnsi="Avenir Next LT Pro" w:cs="Calibri"/><w:color w:val="303030"/><w:sz w:val="20"/><w:szCs w:val="20"/></w:rPr></w:pPr></w:p></w:tc><w:tc><w:tcPr><w:tcW w:w="635" w:type="pct"/><w:tcBorders><w:top w:val="nil"/><w:left w:val="nil"/><w:bottom w:val="single" w:sz="4" w:space="0" w:color="808080"/><w:right w:val="single" w:sz="4" w:space="0" w:color="808080"/></w:tcBorders><w:noWrap/><w:vAlign w:val="center"/></w:tcPr><w:p><w:pPr><w:jc w:val="center"/><w:rPr><w:rFonts w:ascii="Avenir Next LT Pro" w:hAnsi="Avenir Next LT Pro" w:cs="Calibri"/><w:b/><w:bCs/><w:color w:val="303030"/><w:sz w:val="20"/><w:szCs w:val="20"/></w:rPr></w:pPr></w:p></w:tc><w:tc><w:tcPr><w:tcW w:w="418" w:type="pct"/><w:tcBorders><w:top w:val="nil"/><w:left w:val="nil"/><w:bottom w:val="single" w:sz="4" w:space="0" w:color="808080"/><w:right w:val="single" w:sz="4" w:space="0" w:color="808080"/></w:tcBorders><w:noWrap/><w:vAlign w:val="center"/></w:tcPr><w:p><w:pPr><w:jc w:val="center"/><w:rPr><w:rFonts w:ascii="Avenir Next LT Pro" w:hAnsi="Avenir Next LT Pro" w:cs="Calibri"/><w:color w:val="303030"/><w:sz w:val="20"/><w:szCs w:val="20"/></w:rPr></w:pPr></w:p></w:tc><w:tc><w:tcPr><w:tcW w:w="418" w:type="pct"/><w:tcBorders><w:top w:val="nil"/><w:left w:val="nil"/><w:bottom w:val="single" w:sz="4" w:space="0" w:color="808080"/><w:right w:val="single" w:sz="4" w:space="0" w:color="808080"/></w:tcBorders><w:noWrap/><w:vAlign w:val="center"/></w:tcPr><w:p><w:pPr><w:jc w:val="center"/><w:rPr><w:rFonts w:ascii="Avenir Next LT Pro" w:hAnsi="Avenir Next LT Pro" w:cs="Calibri"/><w:color w:val="303030"/><w:sz w:val="20"/><w:szCs w:val="20"/></w:rPr></w:pPr></w:p></w:tc><w:tc><w:tcPr><w:tcW w:w="309" w:type="pct"/><w:tcBorders><w:top w:val="nil"/><w:left w:val="nil"/><w:bottom w:val="single" w:sz="4" w:space="0" w:color="808080"/><w:right w:val="single" w:sz="4" w:space="0" w:color="808080"/></w:tcBorders><w:noWrap/><w:vAlign w:val="center"/></w:tcPr><w:p><w:pPr><w:jc w:val="center"/><w:rPr><w:rFonts w:ascii="Avenir Next LT Pro" w:hAnsi="Avenir Next LT Pro" w:cs="Calibri"/><w:color w:val="303030"/><w:sz w:val="20"/><w:szCs w:val="20"/></w:rPr></w:pPr></w:p></w:tc><w:tc><w:tcPr><w:tcW w:w="233" w:type="pct"/><w:tcBorders><w:top w:val="nil"/><w:left w:val="nil"/><w:bottom w:val="single" w:sz="4" w:space="0" w:color="808080"/><w:right w:val="single" w:sz="4" w:space="0" w:color="808080"/></w:tcBorders><w:noWrap/><w:vAlign w:val="center"/></w:tcPr><w:p><w:pPr><w:jc w:val="center"/><w:rPr><w:rFonts w:ascii="Avenir Next LT Pro" w:hAnsi="Avenir Next LT Pro" w:cs="Calibri"/><w:color w:val="303030"/><w:sz w:val="20"/><w:szCs w:val="20"/></w:rPr></w:pPr></w:p></w:tc><w:tc><w:tcPr><w:tcW w:w="212" w:type="pct"/><w:tcBorders><w:top w:val="nil"/><w:left w:val="nil"/><w:bottom w:val="single" w:sz="4" w:space="0" w:color="808080"/><w:right w:val="single" w:sz="4" w:space="0" w:color="808080"/></w:tcBorders><w:noWrap/><w:vAlign w:val="center"/></w:tcPr><w:p><w:pPr><w:jc w:val="center"/><w:rPr><w:rFonts w:ascii="Avenir Next LT Pro" w:hAnsi="Avenir Next LT Pro" w:cs="Calibri"/><w:color w:val="303030"/><w:sz w:val="20"/><w:szCs w:val="20"/></w:rPr></w:pPr></w:p></w:tc><w:tc><w:tcPr><w:tcW w:w="239" w:type="pct"/><w:tcBorders><w:top w:val="nil"/><w:left w:val="nil"/><w:bottom w:val="single" w:sz="4" w:space="0" w:color="808080"/><w:right w:val="single" w:sz="4" w:space="0" w:color="808080"/></w:tcBorders><w:noWrap/><w:vAlign w:val="center"/></w:tcPr><w:p><w:pPr><w:jc w:val="center"/><w:rPr><w:rFonts w:ascii="Avenir Next LT Pro" w:hAnsi="Avenir Next LT Pro" w:cs="Calibri"/><w:color w:val="303030"/><w:sz w:val="20"/><w:szCs w:val="20"/></w:rPr></w:pPr></w:p></w:tc><w:tc><w:tcPr><w:tcW w:w="234" w:type="pct"/><w:tcBorders><w:top w:val="nil"/><w:left w:val="nil"/><w:bottom w:val="single" w:sz="4" w:space="0" w:color="808080"/><w:right w:val="single" w:sz="4" w:space="0" w:color="808080"/></w:tcBorders><w:noWrap/><w:vAlign w:val="center"/></w:tcPr><w:p><w:pPr><w:jc w:val="center"/><w:rPr><w:rFonts w:ascii="Avenir Next LT Pro" w:hAnsi="Avenir Next LT Pro" w:cs="Calibri"/><w:color w:val="303030"/><w:sz w:val="20"/><w:szCs w:val="20"/></w:rPr></w:pPr></w:p></w:tc><w:tc><w:tcPr><w:tcW w:w="561" w:type="pct"/><w:tcBorders><w:top w:val="nil"/><w:left w:val="nil"/><w:bottom w:val="single" w:sz="4" w:space="0" w:color="808080"/><w:right w:val="single" w:sz="4" w:space="0" w:color="808080"/></w:tcBorders><w:noWrap/><w:vAlign w:val="center"/></w:tcPr><w:p><w:pPr><w:jc w:val="center"/><w:rPr><w:rFonts w:ascii="Avenir Next LT Pro" w:hAnsi="Avenir Next LT Pro" w:cs="Calibri"/><w:color w:val="303030"/><w:sz w:val="20"/><w:szCs w:val="20"/></w:rPr></w:pPr></w:p></w:tc><w:tc><w:tcPr><w:tcW w:w="497" w:type="pct"/><w:tcBorders><w:top w:val="nil"/><w:left w:val="nil"/><w:bottom w:val="single" w:sz="4" w:space="0" w:color="808080"/><w:right w:val="single" w:sz="4" w:space="0" w:color="808080"/></w:tcBorders><w:noWrap/><w:vAlign w:val="center"/></w:tcPr><w:p><w:pPr><w:jc w:val="center"/><w:rPr><w:rFonts w:ascii="Avenir Next LT Pro" w:hAnsi="Avenir Next LT Pro" w:cs="Calibri"/><w:color w:val="303030"/><w:sz w:val="20"/><w:szCs w:val="20"/></w:rPr></w:pPr></w:p></w:tc></w:tr></w:tbl><w:p><w:pPr><w:jc w:val="center"/><w:rPr><w:rFonts w:ascii="Avenir Next LT Pro" w:hAnsi="Avenir Next LT Pro" w:cs="Calibri"/><w:i/><w:color w:val="303030"/><w:sz w:val="20"/><w:szCs w:val="20"/></w:rPr></w:pPr><w:r><w:rPr><w:rFonts w:ascii="Avenir Next LT Pro" w:hAnsi="Avenir Next LT Pro" w:cs="Calibri"/><w:i/><w:color w:val="303030"/><w:sz w:val="20"/><w:szCs w:val="20"/></w:rPr><w:t> </w:t></w:r><w:r><w:rPr><w:rFonts w:ascii="Avenir Next LT Pro" w:hAnsi="Avenir Next LT Pro" w:cs="Calibri"/><w:i/><w:color w:val="303030"/><w:sz w:val="20"/><w:szCs w:val="20"/></w:rPr><w:t>Fuente: ALS ENVIRONMENTAL S.A.S., </w:t></w:r><w:r><w:rPr><w:rFonts w:ascii="Avenir Next LT Pro" w:hAnsi="Avenir Next LT Pro" w:cs="Calibri"/><w:i/><w:color w:val="303030"/><w:sz w:val="20"/><w:szCs w:val="20"/></w:rPr><w:t>{fuente_serambiente_s_a_s_1}</w:t></w:r><w:r><w:rPr><w:rFonts w:ascii="Avenir Next LT Pro" w:hAnsi="Avenir Next LT Pro" w:cs="Calibri"/><w:i/><w:color w:val="303030"/><w:sz w:val="20"/><w:szCs w:val="20"/></w:rPr></w:r></w:p><w:p><w:pPr><w:rPr><w:rFonts w:ascii="Avenir Next LT Pro" w:hAnsi="Avenir Next LT Pro" w:cs="Calibri"/><w:i/><w:color w:val="303030"/><w:sz w:val="20"/><w:szCs w:val="20"/></w:rPr></w:pPr></w:p><w:p><w:pPr><w:spacing w:after="240"/><w:rPr><w:rFonts w:ascii="Avenir Next LT Pro" w:hAnsi="Avenir Next LT Pro"/><w:b/><w:bCs/><w:color w:val="303030"/><w:sz w:val="22"/><w:szCs w:val="22"/></w:rPr></w:pPr><w:r><w:rPr><w:rFonts w:ascii="Avenir Next LT Pro" w:hAnsi="Avenir Next LT Pro"/><w:b/><w:bCs/><w:color w:val="303030"/><w:sz w:val="22"/><w:szCs w:val="22"/></w:rPr><w:t>Dónde: </w:t></w:r></w:p><w:p><w:pPr><w:pStyle w:val="Prrafodelista"/><w:numPr><w:ilvl w:val="0"/><w:numId w:val="32"/></w:numPr><w:spacing w:line="360" w:lineRule="auto"/><w:jc w:val="both"/><w:rPr><w:rFonts w:ascii="Avenir Next LT Pro" w:hAnsi="Avenir Next LT Pro" w:cstheme="minorHAnsi"/><w:color w:val="303030"/><w:sz w:val="22"/><w:szCs w:val="22"/></w:rPr></w:pPr><w:r><w:rPr><w:rFonts w:ascii="Avenir Next LT Pro" w:hAnsi="Avenir Next LT Pro" w:cstheme="minorHAnsi"/><w:b/><w:color w:val="303030"/><w:sz w:val="22"/><w:szCs w:val="22"/></w:rPr><w:t>KT: Componentes Tonales</w:t></w:r><w:r><w:rPr><w:rFonts w:ascii="Avenir Next LT Pro" w:hAnsi="Avenir Next LT Pro" w:cstheme="minorHAnsi"/><w:color w:val="303030"/><w:sz w:val="22"/><w:szCs w:val="22"/></w:rPr><w:t>; se registra según lo establecido por la norma si al menos uno de los tonos es mayor en 5 dB</w:t></w:r><w:r><w:rPr><w:rFonts w:ascii="Avenir Next LT Pro" w:hAnsi="Avenir Next LT Pro" w:cstheme="minorHAnsi"/><w:color w:val="303030"/><w:sz w:val="22"/><w:szCs w:val="22"/></w:rPr><w:t>(</w:t></w:r><w:r><w:rPr><w:rFonts w:ascii="Avenir Next LT Pro" w:hAnsi="Avenir Next LT Pro" w:cstheme="minorHAnsi"/><w:color w:val="303030"/><w:sz w:val="22"/><w:szCs w:val="22"/></w:rPr><w:t>A</w:t></w:r><w:r><w:rPr><w:rFonts w:ascii="Avenir Next LT Pro" w:hAnsi="Avenir Next LT Pro" w:cstheme="minorHAnsi"/><w:color w:val="303030"/><w:sz w:val="22"/><w:szCs w:val="22"/></w:rPr><w:t>)</w:t></w:r><w:r><w:rPr><w:rFonts w:ascii="Avenir Next LT Pro" w:hAnsi="Avenir Next LT Pro" w:cstheme="minorHAnsi"/><w:color w:val="303030"/><w:sz w:val="22"/><w:szCs w:val="22"/></w:rPr><w:t> que los adyacentes o es claramente audible, determinándose la presencia o ausencia de componentes tonales entre los 20 a 125 Hz.</w:t></w:r></w:p><w:p><w:pPr><w:pStyle w:val="Prrafodelista"/><w:spacing w:line="360" w:lineRule="auto"/><w:jc w:val="both"/><w:rPr><w:rFonts w:ascii="Avenir Next LT Pro" w:hAnsi="Avenir Next LT Pro" w:cstheme="minorHAnsi"/><w:color w:val="303030"/><w:sz w:val="22"/><w:szCs w:val="22"/></w:rPr></w:pPr></w:p><w:p><w:pPr><w:pStyle w:val="Prrafodelista"/><w:numPr><w:ilvl w:val="0"/><w:numId w:val="32"/></w:numPr><w:spacing w:line="360" w:lineRule="auto"/><w:jc w:val="both"/><w:rPr><w:rFonts w:ascii="Avenir Next LT Pro" w:hAnsi="Avenir Next LT Pro" w:cstheme="minorHAnsi"/><w:color w:val="303030"/><w:sz w:val="22"/><w:szCs w:val="22"/></w:rPr></w:pPr><w:r><w:rPr><w:rFonts w:ascii="Avenir Next LT Pro" w:hAnsi="Avenir Next LT Pro" w:cstheme="minorHAnsi"/><w:b/><w:color w:val="303030"/><w:sz w:val="22"/><w:szCs w:val="22"/></w:rPr><w:t>KI: Componentes Impulsivos</w:t></w:r><w:r><w:rPr><w:rFonts w:ascii="Avenir Next LT Pro" w:hAnsi="Avenir Next LT Pro" w:cstheme="minorHAnsi"/><w:color w:val="303030"/><w:sz w:val="22"/><w:szCs w:val="22"/></w:rPr><w:t>; se considera cuando se detecta la presencia de niveles altos de presión sonora en tiempos cortos, siendo de cero (0) por percepción nula, tres (3) por percepción neta y seis (6) por percepción fuerte.</w:t></w:r></w:p><w:p><w:pPr><w:spacing w:line="360" w:lineRule="auto"/><w:jc w:val="both"/><w:rPr><w:rFonts w:ascii="Avenir Next LT Pro" w:hAnsi="Avenir Next LT Pro" w:cstheme="minorHAnsi"/><w:color w:val="303030"/><w:sz w:val="22"/><w:szCs w:val="22"/></w:rPr></w:pPr></w:p><w:p><w:pPr><w:pStyle w:val="Prrafodelista"/><w:numPr><w:ilvl w:val="0"/><w:numId w:val="32"/></w:numPr><w:spacing w:line="360" w:lineRule="auto"/><w:jc w:val="both"/><w:rPr><w:rFonts w:ascii="Avenir Next LT Pro" w:hAnsi="Avenir Next LT Pro" w:cstheme="minorHAnsi"/><w:color w:val="303030"/><w:sz w:val="22"/><w:szCs w:val="22"/></w:rPr></w:pPr><w:r><w:rPr><w:rFonts w:ascii="Avenir Next LT Pro" w:hAnsi="Avenir Next LT Pro" w:cstheme="minorHAnsi"/><w:b/><w:color w:val="303030"/><w:sz w:val="22"/><w:szCs w:val="22"/></w:rPr><w:t>Ks: Bajas Frecuencias</w:t></w:r><w:r><w:rPr><w:rFonts w:ascii="Avenir Next LT Pro" w:hAnsi="Avenir Next LT Pro" w:cstheme="minorHAnsi"/><w:color w:val="303030"/><w:sz w:val="22"/><w:szCs w:val="22"/></w:rPr><w:t> (no se determinaron en la realización de las mediciones) aquel que posee energía acústica significante en el inérvalo de frecuencias de 8 a 100 dB, siendo propio de grandes motores.</w:t></w:r></w:p><w:p><w:pPr><w:spacing w:line="360" w:lineRule="auto"/><w:jc w:val="both"/><w:rPr><w:rFonts w:ascii="Avenir Next LT Pro" w:hAnsi="Avenir Next LT Pro" w:cstheme="minorHAnsi"/><w:color w:val="303030"/><w:sz w:val="22"/><w:szCs w:val="22"/></w:rPr></w:pPr></w:p><w:p><w:pPr><w:pStyle w:val="Prrafodelista"/><w:numPr><w:ilvl w:val="0"/><w:numId w:val="32"/></w:numPr><w:spacing w:after="240" w:line="360" w:lineRule="auto"/><w:jc w:val="both"/><w:rPr><w:rFonts w:ascii="Avenir Next LT Pro" w:hAnsi="Avenir Next LT Pro" w:cstheme="minorHAnsi"/><w:color w:val="303030"/><w:sz w:val="22"/><w:szCs w:val="22"/></w:rPr></w:pPr><w:r><w:rPr><w:rFonts w:ascii="Avenir Next LT Pro" w:hAnsi="Avenir Next LT Pro" w:cstheme="minorHAnsi"/><w:b/><w:color w:val="303030"/><w:sz w:val="22"/><w:szCs w:val="22"/></w:rPr><w:t>Kr: ajuste por hora;</w:t></w:r><w:r><w:rPr><w:rFonts w:ascii="Avenir Next LT Pro" w:hAnsi="Avenir Next LT Pro" w:cstheme="minorHAnsi"/><w:color w:val="303030"/><w:sz w:val="22"/><w:szCs w:val="22"/></w:rPr><w:t> esta se efectúa para tener en cuenta durante la noche el nivel de molestia que pueda causar, realizándose corrección por adición de 10 dB.</w:t></w:r><w:r><w:rPr><w:rFonts w:ascii="Avenir Next LT Pro" w:hAnsi="Avenir Next LT Pro" w:cstheme="minorHAnsi"/><w:color w:val="303030"/><w:sz w:val="22"/><w:szCs w:val="22"/></w:rPr><w:br w:type="page"/></w:r></w:p><w:p><w:pPr><w:pStyle w:val="Ttulo1"/><w:numPr><w:ilvl w:val="0"/><w:numId w:val="9"/></w:numPr><w:spacing w:line="276" w:lineRule="auto"/><w:jc w:val="left"/><w:rPr><w:rFonts w:ascii="Avenir Next LT Pro" w:hAnsi="Avenir Next LT Pro" w:cstheme="minorHAnsi"/><w:bCs w:val="0"/><w:color w:val="303030"/><w:sz w:val="40"/><w:szCs w:val="40"/></w:rPr></w:pPr><w:bookmarkStart w:id="255" w:name="_Toc211423091"/><w:bookmarkStart w:id="256" w:name="_Toc215310883"/><w:r><w:rPr><w:rFonts w:ascii="Avenir Next LT Pro" w:hAnsi="Avenir Next LT Pro" w:cstheme="minorHAnsi"/><w:bCs w:val="0"/><w:color w:val="303030"/><w:sz w:val="40"/><w:szCs w:val="40"/></w:rPr><w:lastRenderedPageBreak/><w:t>DESCRIPCIÓN</w:t></w:r><w:r><w:rPr><w:rFonts w:ascii="Avenir Next LT Pro" w:hAnsi="Avenir Next LT Pro" w:cstheme="minorHAnsi"/><w:bCs w:val="0"/><w:color w:val="303030"/><w:sz w:val="40"/><w:szCs w:val="40"/></w:rPr><w:t> Y VARIABILIDAD</w:t></w:r><w:r><w:rPr><w:rFonts w:ascii="Avenir Next LT Pro" w:hAnsi="Avenir Next LT Pro" w:cstheme="minorHAnsi"/><w:bCs w:val="0"/><w:color w:val="303030"/><w:sz w:val="40"/><w:szCs w:val="40"/></w:rPr><w:t> DE LAS FUENTES DE SONIDO EXISTENTES</w:t></w:r><w:bookmarkEnd w:id="255"/><w:bookmarkEnd w:id="256"/></w:p><w:p><w:pPr><w:rPr><w:rFonts w:ascii="Avenir Next LT Pro" w:hAnsi="Avenir Next LT Pro"/><w:color w:val="303030"/></w:rPr></w:pPr></w:p><w:p><w:pPr><w:spacing w:line="360" w:lineRule="auto"/><w:jc w:val="both"/><w:rPr><w:rFonts w:ascii="Avenir Next LT Pro" w:hAnsi="Avenir Next LT Pro"/><w:color w:val="303030"/><w:sz w:val="22"/><w:szCs w:val="22"/></w:rPr></w:pPr><w:r><w:rPr><w:rFonts w:ascii="Avenir Next LT Pro" w:hAnsi="Avenir Next LT Pro"/><w:color w:val="303030"/><w:sz w:val="22"/><w:szCs w:val="22"/></w:rPr><w:t>A continuación, en la </w:t></w:r><w:r><w:rPr><w:rFonts w:ascii="Avenir Next LT Pro" w:hAnsi="Avenir Next LT Pro"/><w:b/><w:color w:val="303030"/><w:sz w:val="22"/><w:szCs w:val="22"/></w:rPr><w:fldChar w:fldCharType="begin"/></w:r><w:r><w:rPr><w:rFonts w:ascii="Avenir Next LT Pro" w:hAnsi="Avenir Next LT Pro"/><w:b/><w:color w:val="303030"/><w:sz w:val="22"/><w:szCs w:val="22"/></w:rPr><w:instrText xml:space="preserve"> REF _Ref16750257 \h  \* MERGEFORMAT </w:instrText></w:r><w:r><w:rPr><w:rFonts w:ascii="Avenir Next LT Pro" w:hAnsi="Avenir Next LT Pro"/><w:b/><w:color w:val="303030"/><w:sz w:val="22"/><w:szCs w:val="22"/></w:rPr></w:r><w:r><w:rPr><w:rFonts w:ascii="Avenir Next LT Pro" w:hAnsi="Avenir Next LT Pro"/><w:b/><w:color w:val="303030"/><w:sz w:val="22"/><w:szCs w:val="22"/></w:rPr><w:fldChar w:fldCharType="separate"/></w:r><w:r><w:rPr><w:rFonts w:ascii="Avenir Next LT Pro" w:hAnsi="Avenir Next LT Pro"/><w:b/><w:color w:val="303030"/><w:sz w:val="22"/><w:szCs w:val="22"/></w:rPr><w:t>Tabla </w:t></w:r><w:r><w:rPr><w:rFonts w:ascii="Avenir Next LT Pro" w:hAnsi="Avenir Next LT Pro"/><w:b/><w:noProof/><w:color w:val="303030"/><w:sz w:val="22"/><w:szCs w:val="22"/></w:rPr><w:t>21</w:t></w:r><w:r><w:rPr><w:rFonts w:ascii="Avenir Next LT Pro" w:hAnsi="Avenir Next LT Pro"/><w:b/><w:color w:val="303030"/><w:sz w:val="22"/><w:szCs w:val="22"/></w:rPr><w:fldChar w:fldCharType="end"/></w:r><w:r><w:rPr><w:rFonts w:ascii="Avenir Next LT Pro" w:hAnsi="Avenir Next LT Pro"/><w:color w:val="303030"/><w:sz w:val="22"/><w:szCs w:val="22"/></w:rPr><w:t> </w:t></w:r><w:r><w:rPr><w:rFonts w:ascii="Avenir Next LT Pro" w:hAnsi="Avenir Next LT Pro"/><w:color w:val="303030"/><w:sz w:val="22"/><w:szCs w:val="22"/></w:rPr><w:t>se presentan las descripciones de algunas fuentes de ruido present</w:t></w:r><w:r><w:rPr><w:rFonts w:ascii="Avenir Next LT Pro" w:hAnsi="Avenir Next LT Pro"/><w:color w:val="303030"/><w:sz w:val="22"/><w:szCs w:val="22"/></w:rPr><w:t>es en el </w:t></w:r><w:r><w:rPr><w:rFonts w:ascii="Avenir Next LT Pro" w:hAnsi="Avenir Next LT Pro"/><w:color w:val="303030"/><w:sz w:val="22"/><w:szCs w:val="22"/></w:rPr><w:t>área </w:t></w:r><w:r><w:rPr><w:rFonts w:ascii="Avenir Next LT Pro" w:hAnsi="Avenir Next LT Pro"/><w:color w:val="303030"/><w:sz w:val="22"/><w:szCs w:val="22"/></w:rPr><w:t>de estudio de la</w:t></w:r><w:r><w:rPr><w:rFonts w:ascii="Avenir Next LT Pro" w:hAnsi="Avenir Next LT Pro"/><w:color w:val="303030"/><w:sz w:val="22"/><w:szCs w:val="22"/></w:rPr><w:t> organización</w:t></w:r><w:r><w:rPr><w:rFonts w:ascii="Avenir Next LT Pro" w:hAnsi="Avenir Next LT Pro"/><w:color w:val="303030"/><w:sz w:val="22"/><w:szCs w:val="22"/></w:rPr><w:t> </w:t></w:r><w:r><w:rPr><w:rFonts w:ascii="Avenir Next LT Pro" w:hAnsi="Avenir Next LT Pro"/><w:b/><w:bCs/><w:color w:val="303030"/><w:sz w:val="22"/><w:szCs w:val="22"/></w:rPr><w:t>{var_1}</w:t></w:r><w:r><w:rPr><w:rFonts w:ascii="Avenir Next LT Pro" w:hAnsi="Avenir Next LT Pro" w:cstheme="minorHAnsi"/><w:color w:val="303030"/><w:sz w:val="22"/><w:szCs w:val="22"/></w:rPr><w:t>, la cual se localiza </w:t></w:r><w:commentRangeStart w:id="257"/><w:r><w:rPr><w:rFonts w:ascii="Avenir Next LT Pro" w:hAnsi="Avenir Next LT Pro" w:cstheme="minorHAnsi"/><w:color w:val="303030"/><w:sz w:val="22"/><w:szCs w:val="22"/></w:rPr><w:t>{de_estudio_de_la_organizacion_la_cual_se_localiza_1}</w:t></w:r><w:commentRangeEnd w:id="257"/><w:r><w:rPr><w:rStyle w:val="Refdecomentario"/><w:rFonts w:ascii="Tahoma" w:hAnsi="Tahoma"/><w:szCs w:val="20"/><w:lang w:val="es-MX" w:eastAsia="es-MX"/></w:rPr><w:commentReference w:id="257"/></w:r><w:r><w:rPr><w:rFonts w:ascii="Avenir Next LT Pro" w:hAnsi="Avenir Next LT Pro" w:cstheme="minorHAnsi"/><w:color w:val="303030"/><w:sz w:val="22"/><w:szCs w:val="22"/></w:rPr><w:t>. </w:t></w:r><w:r><w:rPr><w:rFonts w:ascii="Avenir Next LT Pro" w:hAnsi="Avenir Next LT Pro" w:cstheme="minorHAnsi"/><w:color w:val="303030"/><w:sz w:val="22"/><w:szCs w:val="22"/></w:rPr><w:t>Asimismo, se muestra</w:t></w:r><w:r><w:rPr><w:rFonts w:ascii="Avenir Next LT Pro" w:hAnsi="Avenir Next LT Pro"/><w:color w:val="303030"/><w:sz w:val="22"/><w:szCs w:val="22"/></w:rPr><w:t> la descripción del ruido percibido durante la etapa de campo respectivamente.</w:t></w:r></w:p><w:p><w:pPr><w:spacing w:line="360" w:lineRule="auto"/><w:jc w:val="both"/><w:rPr><w:rFonts w:ascii="Avenir Next LT Pro" w:hAnsi="Avenir Next LT Pro"/><w:color w:val="303030"/><w:sz w:val="22"/><w:szCs w:val="22"/></w:rPr></w:pPr></w:p><w:p><w:pPr><w:pStyle w:val="Descripcin"/><w:keepNext/><w:spacing w:before="0" w:after="0"/><w:jc w:val="center"/><w:rPr><w:rFonts w:ascii="Avenir Next LT Pro" w:hAnsi="Avenir Next LT Pro"/><w:color w:val="303030"/><w:lang w:val="es-CO"/></w:rPr></w:pPr><w:bookmarkStart w:id="258" w:name="_Ref16750257"/><w:bookmarkStart w:id="259" w:name="_Toc209532348"/><w:r><w:rPr><w:rFonts w:ascii="Avenir Next LT Pro" w:hAnsi="Avenir Next LT Pro"/><w:color w:val="303030"/><w:lang w:val="es-CO"/></w:rPr><w:t>Tabla </w:t></w:r><w:r><w:rPr><w:rFonts w:ascii="Avenir Next LT Pro" w:hAnsi="Avenir Next LT Pro"/><w:color w:val="303030"/><w:lang w:val="es-CO"/></w:rPr><w:fldChar w:fldCharType="begin"/></w:r><w:r><w:rPr><w:rFonts w:ascii="Avenir Next LT Pro" w:hAnsi="Avenir Next LT Pro"/><w:color w:val="303030"/><w:lang w:val="es-CO"/></w:rPr><w:instrText xml:space="preserve"> SEQ Tabla \* ARABIC </w:instrText></w:r><w:r><w:rPr><w:rFonts w:ascii="Avenir Next LT Pro" w:hAnsi="Avenir Next LT Pro"/><w:color w:val="303030"/><w:lang w:val="es-CO"/></w:rPr><w:fldChar w:fldCharType="separate"/></w:r><w:r><w:rPr><w:rFonts w:ascii="Avenir Next LT Pro" w:hAnsi="Avenir Next LT Pro"/><w:noProof/><w:color w:val="303030"/><w:lang w:val="es-CO"/></w:rPr><w:t>21</w:t></w:r><w:r><w:rPr><w:rFonts w:ascii="Avenir Next LT Pro" w:hAnsi="Avenir Next LT Pro"/><w:color w:val="303030"/><w:lang w:val="es-CO"/></w:rPr><w:fldChar w:fldCharType="end"/></w:r><w:bookmarkEnd w:id="258"/><w:r><w:rPr><w:rFonts w:ascii="Avenir Next LT Pro" w:hAnsi="Avenir Next LT Pro"/><w:color w:val="303030"/><w:lang w:val="es-CO"/></w:rPr><w:t>. Identificación </w:t></w:r><w:r><w:rPr><w:rFonts w:ascii="Avenir Next LT Pro" w:hAnsi="Avenir Next LT Pro"/><w:color w:val="303030"/><w:lang w:val="es-CO"/></w:rPr><w:t>de las fuentes de sonido existentes</w:t></w:r><w:bookmarkEnd w:id="259"/></w:p><w:tbl><w:tblPr><w:tblStyle w:val="Tablaconcuadrcula"/><w:tblW w:w="5000" w:type="pct"/><w:jc w:val="center"/><w:tblBorders><w:top w:val="single" w:sz="4" w:space="0" w:color="808080" w:themeColor="background1" w:themeShade="80"/><w:left w:val="single" w:sz="4" w:space="0" w:color="808080" w:themeColor="background1" w:themeShade="80"/><w:bottom w:val="single" w:sz="4" w:space="0" w:color="808080" w:themeColor="background1" w:themeShade="80"/><w:right w:val="single" w:sz="4" w:space="0" w:color="808080" w:themeColor="background1" w:themeShade="80"/><w:insideH w:val="single" w:sz="4" w:space="0" w:color="808080" w:themeColor="background1" w:themeShade="80"/><w:insideV w:val="single" w:sz="4" w:space="0" w:color="808080" w:themeColor="background1" w:themeShade="80"/></w:tblBorders><w:tblLook w:val="04A0" w:firstRow="1" w:lastRow="0" w:firstColumn="1" w:lastColumn="0" w:noHBand="0" w:noVBand="1"/></w:tblPr><w:tblGrid><w:gridCol w:w="2262"/><w:gridCol w:w="1985"/><w:gridCol w:w="4583"/></w:tblGrid><w:tr><w:trPr><w:trHeight w:val="318"/><w:jc w:val="center"/></w:trPr><w:tc><w:tcPr><w:tcW w:w="1281" w:type="pct"/><w:vAlign w:val="center"/></w:tcPr><w:p><w:pPr><w:spacing w:line="276" w:lineRule="auto"/><w:jc w:val="center"/><w:rPr><w:rFonts w:ascii="Avenir Next LT Pro" w:hAnsi="Avenir Next LT Pro" w:cs="Arial"/><w:b/><w:color w:val="FFFFFF" w:themeColor="background1"/><w:sz w:val="20"/><w:szCs w:val="20"/></w:rPr></w:pPr><w:r><w:rPr><w:rFonts w:ascii="Avenir Next LT Pro" w:hAnsi="Avenir Next LT Pro" w:cs="Arial"/><w:b/><w:color w:val="FFFFFF" w:themeColor="background1"/><w:sz w:val="20"/><w:szCs w:val="20"/></w:rPr><w:t>Identificación</w:t></w:r></w:p></w:tc><w:tc><w:tcPr><w:tcW w:w="1124" w:type="pct"/><w:vAlign w:val="center"/></w:tcPr><w:p><w:pPr><w:spacing w:line="276" w:lineRule="auto"/><w:jc w:val="center"/><w:rPr><w:rFonts w:ascii="Avenir Next LT Pro" w:hAnsi="Avenir Next LT Pro" w:cs="Arial"/><w:b/><w:color w:val="FFFFFF" w:themeColor="background1"/><w:sz w:val="20"/><w:szCs w:val="20"/></w:rPr></w:pPr><w:r><w:rPr><w:rFonts w:ascii="Avenir Next LT Pro" w:hAnsi="Avenir Next LT Pro" w:cs="Arial"/><w:b/><w:color w:val="FFFFFF" w:themeColor="background1"/><w:sz w:val="20"/><w:szCs w:val="20"/></w:rPr><w:t>Característica</w:t></w:r></w:p></w:tc><w:tc><w:tcPr><w:tcW w:w="2595" w:type="pct"/><w:vAlign w:val="center"/></w:tcPr><w:p><w:pPr><w:spacing w:line="276" w:lineRule="auto"/><w:jc w:val="center"/><w:rPr><w:rFonts w:ascii="Avenir Next LT Pro" w:hAnsi="Avenir Next LT Pro" w:cs="Arial"/><w:b/><w:color w:val="FFFFFF" w:themeColor="background1"/><w:sz w:val="20"/><w:szCs w:val="20"/></w:rPr></w:pPr><w:r><w:rPr><w:rFonts w:ascii="Avenir Next LT Pro" w:hAnsi="Avenir Next LT Pro" w:cs="Arial"/><w:b/><w:color w:val="FFFFFF" w:themeColor="background1"/><w:sz w:val="20"/><w:szCs w:val="20"/></w:rPr><w:t>Descripción</w:t></w:r></w:p></w:tc></w:tr><w:tr><w:trPr><w:jc w:val="center"/></w:trPr><w:tc><w:tcPr><w:tcW w:w="1281" w:type="pct"/><w:vAlign w:val="center"/></w:tcPr><w:p><w:pPr><w:spacing w:line="276" w:lineRule="auto"/><w:jc w:val="center"/><w:rPr><w:rFonts w:ascii="Avenir Next LT Pro" w:hAnsi="Avenir Next LT Pro" w:cs="Arial"/><w:b/><w:color w:val="303030"/><w:sz w:val="20"/><w:szCs w:val="20"/></w:rPr></w:pPr></w:p></w:tc><w:tc><w:tcPr><w:tcW w:w="1124" w:type="pct"/><w:vAlign w:val="center"/></w:tcPr><w:p><w:pPr><w:spacing w:line="276" w:lineRule="auto"/><w:jc w:val="center"/><w:rPr><w:rFonts w:ascii="Avenir Next LT Pro" w:hAnsi="Avenir Next LT Pro" w:cs="Arial"/><w:bCs/><w:color w:val="303030"/><w:sz w:val="20"/><w:szCs w:val="20"/></w:rPr></w:pPr></w:p></w:tc><w:tc><w:tcPr><w:tcW w:w="2595" w:type="pct"/><w:vAlign w:val="center"/></w:tcPr><w:p><w:pPr><w:spacing w:line="276" w:lineRule="auto"/><w:jc w:val="both"/><w:rPr><w:rFonts w:ascii="Avenir Next LT Pro" w:hAnsi="Avenir Next LT Pro" w:cs="Arial"/><w:color w:val="303030"/><w:sz w:val="20"/><w:szCs w:val="20"/></w:rPr></w:pPr></w:p></w:tc></w:tr><w:tr><w:trPr><w:jc w:val="center"/></w:trPr><w:tc><w:tcPr><w:tcW w:w="1281" w:type="pct"/><w:vAlign w:val="center"/></w:tcPr><w:p><w:pPr><w:spacing w:line="276" w:lineRule="auto"/><w:jc w:val="center"/><w:rPr><w:rFonts w:ascii="Avenir Next LT Pro" w:hAnsi="Avenir Next LT Pro" w:cs="Arial"/><w:b/><w:color w:val="303030"/><w:sz w:val="20"/><w:szCs w:val="20"/></w:rPr></w:pPr></w:p></w:tc><w:tc><w:tcPr><w:tcW w:w="1124" w:type="pct"/><w:vAlign w:val="center"/></w:tcPr><w:p><w:pPr><w:spacing w:line="276" w:lineRule="auto"/><w:jc w:val="center"/><w:rPr><w:rFonts w:ascii="Avenir Next LT Pro" w:hAnsi="Avenir Next LT Pro" w:cs="Arial"/><w:bCs/><w:color w:val="303030"/><w:sz w:val="20"/><w:szCs w:val="20"/></w:rPr></w:pPr></w:p></w:tc><w:tc><w:tcPr><w:tcW w:w="2595" w:type="pct"/><w:vAlign w:val="center"/></w:tcPr><w:p><w:pPr><w:spacing w:line="276" w:lineRule="auto"/><w:jc w:val="both"/><w:rPr><w:rFonts w:ascii="Avenir Next LT Pro" w:hAnsi="Avenir Next LT Pro" w:cs="Arial"/><w:color w:val="303030"/><w:sz w:val="20"/><w:szCs w:val="20"/></w:rPr></w:pPr></w:p></w:tc></w:tr><w:tr><w:trPr><w:jc w:val="center"/></w:trPr><w:tc><w:tcPr><w:tcW w:w="1281" w:type="pct"/><w:vAlign w:val="center"/></w:tcPr><w:p><w:pPr><w:spacing w:line="276" w:lineRule="auto"/><w:jc w:val="center"/><w:rPr><w:rFonts w:ascii="Avenir Next LT Pro" w:hAnsi="Avenir Next LT Pro" w:cs="Arial"/><w:b/><w:color w:val="303030"/><w:sz w:val="20"/><w:szCs w:val="20"/></w:rPr></w:pPr></w:p></w:tc><w:tc><w:tcPr><w:tcW w:w="1124" w:type="pct"/><w:vAlign w:val="center"/></w:tcPr><w:p><w:pPr><w:spacing w:line="276" w:lineRule="auto"/><w:jc w:val="center"/><w:rPr><w:rFonts w:ascii="Avenir Next LT Pro" w:hAnsi="Avenir Next LT Pro" w:cs="Arial"/><w:bCs/><w:color w:val="303030"/><w:sz w:val="20"/><w:szCs w:val="20"/></w:rPr></w:pPr></w:p></w:tc><w:tc><w:tcPr><w:tcW w:w="2595" w:type="pct"/><w:vAlign w:val="center"/></w:tcPr><w:p><w:pPr><w:spacing w:line="276" w:lineRule="auto"/><w:jc w:val="both"/><w:rPr><w:rFonts w:ascii="Avenir Next LT Pro" w:hAnsi="Avenir Next LT Pro" w:cs="Arial"/><w:color w:val="303030"/><w:sz w:val="20"/><w:szCs w:val="20"/></w:rPr></w:pPr></w:p></w:tc></w:tr><w:tr><w:trPr><w:jc w:val="center"/></w:trPr><w:tc><w:tcPr><w:tcW w:w="1281" w:type="pct"/><w:vAlign w:val="center"/></w:tcPr><w:p><w:pPr><w:spacing w:line="276" w:lineRule="auto"/><w:jc w:val="center"/><w:rPr><w:rFonts w:ascii="Avenir Next LT Pro" w:hAnsi="Avenir Next LT Pro" w:cs="Arial"/><w:b/><w:color w:val="303030"/><w:sz w:val="20"/><w:szCs w:val="20"/></w:rPr></w:pPr></w:p></w:tc><w:tc><w:tcPr><w:tcW w:w="1124" w:type="pct"/><w:vAlign w:val="center"/></w:tcPr><w:p><w:pPr><w:spacing w:line="276" w:lineRule="auto"/><w:jc w:val="center"/><w:rPr><w:rFonts w:ascii="Avenir Next LT Pro" w:hAnsi="Avenir Next LT Pro" w:cs="Arial"/><w:bCs/><w:color w:val="303030"/><w:sz w:val="20"/><w:szCs w:val="20"/></w:rPr></w:pPr></w:p></w:tc><w:tc><w:tcPr><w:tcW w:w="2595" w:type="pct"/><w:vAlign w:val="center"/></w:tcPr><w:p><w:pPr><w:spacing w:line="276" w:lineRule="auto"/><w:jc w:val="both"/><w:rPr><w:rFonts w:ascii="Avenir Next LT Pro" w:hAnsi="Avenir Next LT Pro" w:cs="Arial"/><w:color w:val="303030"/><w:sz w:val="20"/><w:szCs w:val="20"/></w:rPr></w:pPr></w:p></w:tc></w:tr><w:tr><w:trPr><w:jc w:val="center"/></w:trPr><w:tc><w:tcPr><w:tcW w:w="1281" w:type="pct"/><w:vAlign w:val="center"/></w:tcPr><w:p><w:pPr><w:spacing w:line="276" w:lineRule="auto"/><w:jc w:val="center"/><w:rPr><w:rFonts w:ascii="Avenir Next LT Pro" w:hAnsi="Avenir Next LT Pro" w:cs="Arial"/><w:b/><w:color w:val="303030"/><w:sz w:val="20"/><w:szCs w:val="20"/></w:rPr></w:pPr></w:p></w:tc><w:tc><w:tcPr><w:tcW w:w="1124" w:type="pct"/><w:vAlign w:val="center"/></w:tcPr><w:p><w:pPr><w:spacing w:line="276" w:lineRule="auto"/><w:jc w:val="center"/><w:rPr><w:rFonts w:ascii="Avenir Next LT Pro" w:hAnsi="Avenir Next LT Pro" w:cs="Arial"/><w:color w:val="303030"/><w:sz w:val="20"/><w:szCs w:val="20"/></w:rPr></w:pPr></w:p></w:tc><w:tc><w:tcPr><w:tcW w:w="2595" w:type="pct"/><w:vAlign w:val="center"/></w:tcPr><w:p><w:pPr><w:spacing w:line="276" w:lineRule="auto"/><w:jc w:val="both"/><w:rPr><w:rFonts w:ascii="Avenir Next LT Pro" w:hAnsi="Avenir Next LT Pro" w:cs="Arial"/><w:color w:val="303030"/><w:sz w:val="20"/><w:szCs w:val="20"/></w:rPr></w:pPr></w:p></w:tc></w:tr></w:tbl><w:p><w:pPr><w:jc w:val="center"/><w:rPr><w:rFonts w:ascii="Avenir Next LT Pro" w:hAnsi="Avenir Next LT Pro" w:cs="Calibri"/><w:i/><w:color w:val="303030"/><w:sz w:val="20"/><w:szCs w:val="20"/></w:rPr></w:pPr><w:r><w:rPr><w:rFonts w:ascii="Avenir Next LT Pro" w:hAnsi="Avenir Next LT Pro" w:cs="Calibri"/><w:i/><w:color w:val="303030"/><w:sz w:val="20"/><w:szCs w:val="20"/></w:rPr><w:t>{var_17}</w:t></w:r><w:r><w:rPr><w:rFonts w:ascii="Avenir Next LT Pro" w:hAnsi="Avenir Next LT Pro" w:cs="Calibri"/><w:i/><w:color w:val="303030"/><w:sz w:val="20"/><w:szCs w:val="20"/></w:rPr></w:r><w:r><w:rPr><w:rFonts w:ascii="Avenir Next LT Pro" w:hAnsi="Avenir Next LT Pro" w:cs="Calibri"/><w:i/><w:color w:val="303030"/><w:sz w:val="20"/><w:szCs w:val="20"/></w:rPr></w:r></w:p><w:p><w:pPr><w:jc w:val="center"/><w:rPr><w:rFonts w:ascii="Avenir Next LT Pro" w:hAnsi="Avenir Next LT Pro" w:cs="Calibri"/><w:i/><w:color w:val="303030"/><w:sz w:val="20"/><w:szCs w:val="20"/></w:rPr></w:pPr></w:p><w:p><w:pPr><w:jc w:val="center"/><w:rPr><w:rFonts w:ascii="Avenir Next LT Pro" w:hAnsi="Avenir Next LT Pro" w:cs="Calibri"/><w:i/><w:color w:val="303030"/><w:sz w:val="10"/><w:szCs w:val="10"/></w:rPr></w:pPr></w:p><w:p><w:pPr><w:spacing w:after="240" w:line="360" w:lineRule="auto"/><w:jc w:val="both"/><w:rPr><w:rFonts w:ascii="Avenir Next LT Pro" w:hAnsi="Avenir Next LT Pro" w:cs="Arial"/><w:color w:val="303030"/><w:sz w:val="22"/><w:szCs w:val="22"/></w:rPr></w:pPr><w:r><w:rPr><w:rFonts w:ascii="Avenir Next LT Pro" w:hAnsi="Avenir Next LT Pro" w:cs="Arial"/><w:color w:val="303030"/><w:sz w:val="22"/><w:szCs w:val="22"/></w:rPr><w:t>A continuación, se presenta un croquis detallado que muestra la posición de las fuentes de sonido y objetos relevantes.</w:t></w:r></w:p><w:p><w:pPr><w:pStyle w:val="Descripcin"/><w:spacing w:before="0" w:after="0"/><w:jc w:val="center"/><w:rPr><w:rFonts w:ascii="Avenir Next LT Pro" w:hAnsi="Avenir Next LT Pro" w:cs="Calibri"/><w:color w:val="303030"/><w:lang w:val="es-CO"/></w:rPr></w:pPr><w:bookmarkStart w:id="260" w:name="_Toc21356862"/><w:bookmarkStart w:id="261" w:name="_Toc22108014"/></w:p><w:p><w:pPr><w:pStyle w:val="Descripcin"/><w:spacing w:before="0" w:after="0"/><w:jc w:val="center"/><w:rPr><w:rFonts w:ascii="Avenir Next LT Pro" w:hAnsi="Avenir Next LT Pro"/><w:color w:val="303030"/><w:lang w:val="es-CO"/></w:rPr></w:pPr><w:bookmarkStart w:id="262" w:name="_Toc198219835"/><w:r><w:rPr><w:rFonts w:ascii="Avenir Next LT Pro" w:hAnsi="Avenir Next LT Pro" w:cs="Calibri"/><w:color w:val="303030"/><w:lang w:val="es-CO"/></w:rPr><w:t>Figura </w:t></w:r><w:r><w:rPr><w:rFonts w:ascii="Avenir Next LT Pro" w:hAnsi="Avenir Next LT Pro"/><w:color w:val="303030"/><w:lang w:val="es-CO"/></w:rPr><w:fldChar w:fldCharType="begin"/></w:r><w:r><w:rPr><w:rFonts w:ascii="Avenir Next LT Pro" w:hAnsi="Avenir Next LT Pro" w:cs="Calibri"/><w:color w:val="303030"/><w:lang w:val="es-CO"/></w:rPr><w:instrText xml:space="preserve"> SEQ Figura \* ARABIC </w:instrText></w:r><w:r><w:rPr><w:rFonts w:ascii="Avenir Next LT Pro" w:hAnsi="Avenir Next LT Pro"/><w:color w:val="303030"/><w:lang w:val="es-CO"/></w:rPr><w:fldChar w:fldCharType="separate"/></w:r><w:r><w:rPr><w:rFonts w:ascii="Avenir Next LT Pro" w:hAnsi="Avenir Next LT Pro" w:cs="Calibri"/><w:noProof/><w:color w:val="303030"/><w:lang w:val="es-CO"/></w:rPr><w:t>5</w:t></w:r><w:r><w:rPr><w:rFonts w:ascii="Avenir Next LT Pro" w:hAnsi="Avenir Next LT Pro"/><w:color w:val="303030"/><w:lang w:val="es-CO"/></w:rPr><w:fldChar w:fldCharType="end"/></w:r><w:r><w:rPr><w:rFonts w:ascii="Avenir Next LT Pro" w:hAnsi="Avenir Next LT Pro"/><w:color w:val="303030"/><w:lang w:val="es-CO"/></w:rPr><w:t>. </w:t></w:r><w:bookmarkEnd w:id="260"/><w:bookmarkEnd w:id="261"/><w:r><w:rPr><w:rFonts w:ascii="Avenir Next LT Pro" w:hAnsi="Avenir Next LT Pro"/><w:color w:val="303030"/><w:lang w:val="es-CO"/></w:rPr><w:t>Mapa detallado de la posición de las fuentes de sonido, objetos relevantes y puntos de monitoreo</w:t></w:r><w:bookmarkEnd w:id="262"/></w:p><w:p><w:pPr><w:pStyle w:val="Descripcin"/><w:spacing w:before="0"/><w:jc w:val="center"/><w:rPr><w:rFonts w:ascii="Avenir Next LT Pro" w:hAnsi="Avenir Next LT Pro"/><w:color w:val="303030"/><w:lang w:val="es-CO"/></w:rPr></w:pPr><w:r><w:rPr><w:rFonts w:ascii="Avenir Next LT Pro" w:hAnsi="Avenir Next LT Pro" w:cs="Calibri"/><w:b w:val="0"/><w:i/><w:color w:val="303030"/><w:lang w:val="es-CO"/></w:rPr><w:t>Fuente: ALS ENVIRONMENTAL S.A.S., </w:t></w:r><w:commentRangeStart w:id="263"/><w:r><w:rPr><w:rFonts w:ascii="Avenir Next LT Pro" w:hAnsi="Avenir Next LT Pro" w:cs="Calibri"/><w:b w:val="0"/><w:i/><w:color w:val="303030"/><w:lang w:val="es-CO"/></w:rPr><w:t>XXXX</w:t></w:r><w:commentRangeEnd w:id="263"/><w:r><w:rPr><w:rStyle w:val="Refdecomentario"/><w:b w:val="0"/><w:bCs w:val="0"/></w:rPr><w:commentReference w:id="263"/></w:r><w:r><w:rPr><w:rFonts w:ascii="Avenir Next LT Pro" w:hAnsi="Avenir Next LT Pro" w:cs="Calibri"/><w:b w:val="0"/><w:i/><w:color w:val="303030"/><w:lang w:val="es-CO"/></w:rPr><w:t>.</w:t></w:r><w:r><w:rPr><w:rFonts w:ascii="Avenir Next LT Pro" w:hAnsi="Avenir Next LT Pro"/><w:color w:val="303030"/><w:lang w:val="es-CO"/></w:rPr><w:t>{var_4}</w:t></w:r></w:p><w:p><w:pPr><w:pStyle w:val="Ttulo1"/><w:numPr><w:ilvl w:val="0"/><w:numId w:val="9"/></w:numPr><w:spacing w:line="276" w:lineRule="auto"/><w:jc w:val="left"/><w:rPr><w:rFonts w:ascii="Avenir Next LT Pro" w:hAnsi="Avenir Next LT Pro" w:cstheme="minorHAnsi"/><w:bCs w:val="0"/><w:color w:val="303030"/><w:sz w:val="40"/><w:szCs w:val="40"/></w:rPr></w:pPr><w:r><w:rPr><w:rFonts w:ascii="Avenir Next LT Pro" w:hAnsi="Avenir Next LT Pro" w:cstheme="minorHAnsi"/><w:bCs w:val="0"/><w:color w:val="303030"/><w:sz w:val="40"/><w:szCs w:val="40"/></w:rPr><w:lastRenderedPageBreak/><w:t> </w:t></w:r><w:bookmarkStart w:id="264" w:name="_Toc211423092"/><w:bookmarkStart w:id="265" w:name="_Hlk143956334"/><w:bookmarkStart w:id="266" w:name="_Toc215310884"/><w:r><w:rPr><w:rFonts w:ascii="Avenir Next LT Pro" w:hAnsi="Avenir Next LT Pro" w:cstheme="minorHAnsi"/><w:bCs w:val="0"/><w:color w:val="303030"/><w:sz w:val="40"/><w:szCs w:val="40"/></w:rPr><w:t>INCERTIDUMBRE DE MEDICIONES</w:t></w:r><w:bookmarkEnd w:id="264"/><w:bookmarkEnd w:id="266"/></w:p><w:p><w:pPr><w:rPr><w:rFonts w:ascii="Avenir Next LT Pro" w:hAnsi="Avenir Next LT Pro"/><w:color w:val="303030"/></w:rPr></w:pPr></w:p><w:p><w:pPr><w:pStyle w:val="Ttulo2"/><w:rPr><w:rFonts w:ascii="Avenir Next LT Pro" w:hAnsi="Avenir Next LT Pro"/><w:color w:val="303030"/><w:sz w:val="28"/><w:szCs w:val="28"/></w:rPr></w:pPr><w:bookmarkStart w:id="267" w:name="_Toc211423093"/><w:bookmarkStart w:id="268" w:name="_Toc215310885"/><w:r><w:rPr><w:rFonts w:ascii="Avenir Next LT Pro" w:hAnsi="Avenir Next LT Pro"/><w:color w:val="303030"/><w:sz w:val="28"/><w:szCs w:val="28"/></w:rPr><w:t>7.1</w:t></w:r><w:r><w:rPr><w:rFonts w:ascii="Avenir Next LT Pro" w:hAnsi="Avenir Next LT Pro"/><w:color w:val="303030"/><w:sz w:val="28"/><w:szCs w:val="28"/></w:rPr><w:t>.  Regla de decisión </w:t></w:r><w:r><w:rPr><w:rFonts w:ascii="Avenir Next LT Pro" w:hAnsi="Avenir Next LT Pro"/><w:color w:val="303030"/><w:sz w:val="28"/><w:szCs w:val="28"/></w:rPr><w:t>y</w:t></w:r><w:r><w:rPr><w:rFonts w:ascii="Avenir Next LT Pro" w:hAnsi="Avenir Next LT Pro"/><w:color w:val="303030"/><w:sz w:val="28"/><w:szCs w:val="28"/></w:rPr><w:t> declaración de conformidad</w:t></w:r><w:bookmarkEnd w:id="267"/><w:bookmarkEnd w:id="268"/></w:p><w:p><w:pPr><w:rPr><w:color w:val="303030"/></w:rPr></w:pPr></w:p><w:p><w:pPr><w:spacing w:line="360" w:lineRule="auto"/><w:jc w:val="both"/><w:rPr><w:rFonts w:ascii="Avenir Next LT Pro" w:hAnsi="Avenir Next LT Pro"/><w:color w:val="303030"/><w:sz w:val="22"/><w:szCs w:val="22"/></w:rPr></w:pPr><w:r><w:rPr><w:rFonts w:ascii="Avenir Next LT Pro" w:hAnsi="Avenir Next LT Pro"/><w:color w:val="303030"/><w:sz w:val="22"/><w:szCs w:val="22"/></w:rPr><w:t>De acuerdo con el numeral 7.8.6 de la ISO/IEC 17025:2017, la regla de decisión describe cómo se tiene en cuenta la incertidumbre de medición al declarar la conformidad con un requisito especificado.</w:t></w:r></w:p><w:p><w:pPr><w:spacing w:line="360" w:lineRule="auto"/><w:jc w:val="both"/><w:rPr><w:rFonts w:ascii="Avenir Next LT Pro" w:hAnsi="Avenir Next LT Pro"/><w:color w:val="303030"/><w:sz w:val="22"/><w:szCs w:val="22"/></w:rPr></w:pPr></w:p><w:p><w:pPr><w:spacing w:line="360" w:lineRule="auto"/><w:jc w:val="both"/><w:rPr><w:rFonts w:ascii="Avenir Next LT Pro" w:hAnsi="Avenir Next LT Pro"/><w:color w:val="303030"/><w:sz w:val="22"/><w:szCs w:val="22"/></w:rPr></w:pPr><w:r><w:rPr><w:rFonts w:ascii="Avenir Next LT Pro" w:hAnsi="Avenir Next LT Pro"/><w:color w:val="303030"/><w:sz w:val="22"/><w:szCs w:val="22"/></w:rPr><w:t>El laboratorio ALS ENVIRONMENTAL S.A.S. aplica por defecto la declaración binaria con la regla de aceptación simple (w=0), salvo que el cliente, en la orden de trabajo, solicite una regla de decisión diferente. Esta regla de decisión ha sido previamente documentada y acordada con el cliente, según lo establecido en el procedimiento PO-PSM-84 “Declaración de Conformidad”.</w:t></w:r></w:p><w:p><w:pPr><w:pStyle w:val="Ttulo3"/><w:numPr><w:ilvl w:val="2"/><w:numId w:val="9"/></w:numPr><w:rPr><w:rFonts w:ascii="Avenir Next LT Pro" w:hAnsi="Avenir Next LT Pro"/><w:color w:val="303030"/><w:sz w:val="24"/><w:szCs w:val="24"/></w:rPr></w:pPr><w:bookmarkStart w:id="269" w:name="_Toc209171086"/><w:r><w:rPr><w:rFonts w:ascii="Avenir Next LT Pro" w:hAnsi="Avenir Next LT Pro"/><w:color w:val="303030"/><w:sz w:val="24"/><w:szCs w:val="24"/></w:rPr><w:t>Definición de la regla aplicada</w:t></w:r><w:bookmarkEnd w:id="269"/></w:p><w:p><w:pPr><w:spacing w:before="240" w:line="360" w:lineRule="auto"/><w:jc w:val="both"/><w:rPr><w:rFonts w:ascii="Avenir Next LT Pro" w:hAnsi="Avenir Next LT Pro"/><w:color w:val="303030"/><w:sz w:val="22"/><w:szCs w:val="22"/></w:rPr></w:pPr><w:r><w:rPr><w:rFonts w:ascii="Avenir Next LT Pro" w:hAnsi="Avenir Next LT Pro"/><w:color w:val="303030"/><w:sz w:val="22"/><w:szCs w:val="22"/></w:rPr><w:t>La regla de aceptación simple (w=0) establece que el límite de aceptación es igual al límite de tolerancia. El riesgo específico asociado corresponde a una probabilidad de aceptación falsa (PFA) &lt; 50%.</w:t></w:r></w:p><w:p><w:pPr><w:spacing w:line="360" w:lineRule="auto"/><w:jc w:val="both"/><w:rPr><w:rFonts w:ascii="Avenir Next LT Pro" w:hAnsi="Avenir Next LT Pro"/><w:color w:val="303030"/><w:sz w:val="22"/><w:szCs w:val="22"/></w:rPr></w:pPr></w:p><w:p><w:pPr><w:spacing w:line="360" w:lineRule="auto"/><w:jc w:val="both"/><w:rPr><w:rFonts w:ascii="Avenir Next LT Pro" w:hAnsi="Avenir Next LT Pro"/><w:color w:val="303030"/><w:sz w:val="22"/><w:szCs w:val="22"/></w:rPr></w:pPr><w:r><w:rPr><w:rFonts w:ascii="Avenir Next LT Pro" w:hAnsi="Avenir Next LT Pro"/><w:color w:val="303030"/><w:sz w:val="22"/><w:szCs w:val="22"/></w:rPr><w:t>Bajo esta regla, se definen dos posibles decisiones:</w:t></w:r></w:p><w:p><w:pPr><w:pStyle w:val="Prrafodelista"/><w:numPr><w:ilvl w:val="0"/><w:numId w:val="40"/></w:numPr><w:spacing w:line="360" w:lineRule="auto"/><w:jc w:val="both"/><w:rPr><w:rFonts w:ascii="Avenir Next LT Pro" w:hAnsi="Avenir Next LT Pro"/><w:color w:val="303030"/><w:sz w:val="22"/><w:szCs w:val="22"/></w:rPr></w:pPr><w:r><w:rPr><w:rFonts w:ascii="Avenir Next LT Pro" w:hAnsi="Avenir Next LT Pro"/><w:b/><w:bCs/><w:color w:val="303030"/><w:sz w:val="22"/><w:szCs w:val="22"/></w:rPr><w:t>Pasa (c</w:t></w:r><w:r><w:rPr><w:rFonts w:ascii="Avenir Next LT Pro" w:hAnsi="Avenir Next LT Pro"/><w:b/><w:bCs/><w:color w:val="303030"/><w:sz w:val="22"/><w:szCs w:val="22"/></w:rPr><w:t>onforme</w:t></w:r><w:r><w:rPr><w:rFonts w:ascii="Avenir Next LT Pro" w:hAnsi="Avenir Next LT Pro"/><w:b/><w:bCs/><w:color w:val="303030"/><w:sz w:val="22"/><w:szCs w:val="22"/></w:rPr><w:t>):</w:t></w:r><w:r><w:rPr><w:rFonts w:ascii="Avenir Next LT Pro" w:hAnsi="Avenir Next LT Pro"/><w:color w:val="303030"/><w:sz w:val="22"/><w:szCs w:val="22"/></w:rPr><w:t> El valor medido es menor o igual al límite de aceptación establecido en la normativa vigente.</w:t></w:r></w:p><w:p><w:pPr><w:numPr><w:ilvl w:val="0"/><w:numId w:val="39"/></w:numPr><w:spacing w:line="360" w:lineRule="auto"/><w:jc w:val="both"/><w:rPr><w:rFonts w:ascii="Avenir Next LT Pro" w:hAnsi="Avenir Next LT Pro"/><w:color w:val="303030"/><w:sz w:val="22"/><w:szCs w:val="22"/></w:rPr></w:pPr><w:r><w:rPr><w:rFonts w:ascii="Avenir Next LT Pro" w:hAnsi="Avenir Next LT Pro"/><w:b/><w:bCs/><w:color w:val="303030"/><w:sz w:val="22"/><w:szCs w:val="22"/></w:rPr><w:t>No pasa (no </w:t></w:r><w:r><w:rPr><w:rFonts w:ascii="Avenir Next LT Pro" w:hAnsi="Avenir Next LT Pro"/><w:b/><w:bCs/><w:color w:val="303030"/><w:sz w:val="22"/><w:szCs w:val="22"/></w:rPr><w:t>c</w:t></w:r><w:r><w:rPr><w:rFonts w:ascii="Avenir Next LT Pro" w:hAnsi="Avenir Next LT Pro"/><w:b/><w:bCs/><w:color w:val="303030"/><w:sz w:val="22"/><w:szCs w:val="22"/></w:rPr><w:t>onforme</w:t></w:r><w:r><w:rPr><w:rFonts w:ascii="Avenir Next LT Pro" w:hAnsi="Avenir Next LT Pro"/><w:b/><w:bCs/><w:color w:val="303030"/><w:sz w:val="22"/><w:szCs w:val="22"/></w:rPr><w:t>):</w:t></w:r><w:r><w:rPr><w:rFonts w:ascii="Avenir Next LT Pro" w:hAnsi="Avenir Next LT Pro"/><w:color w:val="303030"/><w:sz w:val="22"/><w:szCs w:val="22"/></w:rPr><w:t> E</w:t></w:r><w:r><w:rPr><w:rFonts w:ascii="Avenir Next LT Pro" w:hAnsi="Avenir Next LT Pro"/><w:color w:val="303030"/><w:sz w:val="22"/><w:szCs w:val="22"/></w:rPr><w:t>l valor medido es mayor al límite de aceptación establecido en la normativa vigente.</w:t></w:r></w:p><w:p><w:pPr><w:pStyle w:val="Ttulo3"/><w:numPr><w:ilvl w:val="2"/><w:numId w:val="9"/></w:numPr><w:spacing w:line="360" w:lineRule="auto"/><w:rPr><w:rFonts w:ascii="Avenir Next LT Pro" w:hAnsi="Avenir Next LT Pro"/><w:color w:val="303030"/><w:sz w:val="24"/><w:szCs w:val="24"/></w:rPr></w:pPr><w:bookmarkStart w:id="270" w:name="_Toc209171087"/><w:r><w:rPr><w:rFonts w:ascii="Avenir Next LT Pro" w:hAnsi="Avenir Next LT Pro"/><w:color w:val="303030"/><w:sz w:val="24"/><w:szCs w:val="24"/></w:rPr><w:t>Declaración de conformidad</w:t></w:r><w:bookmarkEnd w:id="270"/></w:p><w:p><w:pPr><w:spacing w:line="360" w:lineRule="auto"/><w:jc w:val="both"/><w:rPr><w:rFonts w:ascii="Avenir Next LT Pro" w:hAnsi="Avenir Next LT Pro"/><w:color w:val="303030"/><w:sz w:val="22"/><w:szCs w:val="22"/></w:rPr></w:pPr><w:bookmarkStart w:id="271" w:name="_Hlk209528942"/><w:r><w:rPr><w:rFonts w:ascii="Avenir Next LT Pro" w:hAnsi="Avenir Next LT Pro"/><w:color w:val="303030"/><w:sz w:val="22"/><w:szCs w:val="22"/></w:rPr><w:t>La conformidad se determina aplicando la regla de aceptación simple (w=0), consistente en la comparación directa entre el resultado de ensayo y el límite normativo, sin considerar la incertidumbre de medición.</w:t></w:r></w:p><w:p><w:pPr><w:spacing w:line="360" w:lineRule="auto"/><w:jc w:val="both"/><w:rPr><w:rFonts w:ascii="Avenir Next LT Pro" w:hAnsi="Avenir Next LT Pro"/><w:color w:val="303030"/><w:sz w:val="22"/><w:szCs w:val="22"/></w:rPr></w:pPr></w:p><w:p><w:pPr><w:spacing w:line="360" w:lineRule="auto"/><w:jc w:val="both"/><w:rPr><w:rFonts w:ascii="Avenir Next LT Pro" w:hAnsi="Avenir Next LT Pro"/><w:color w:val="303030"/><w:sz w:val="22"/><w:szCs w:val="22"/></w:rPr></w:pPr><w:r><w:rPr><w:rFonts w:ascii="Avenir Next LT Pro" w:hAnsi="Avenir Next LT Pro"/><w:color w:val="303030"/><w:sz w:val="22"/><w:szCs w:val="22"/></w:rPr><w:t>La aplicación de esta regla implica que, en resultados cercanos al límite normativo, puede existir un riesgo de aceptación o rechazo incorrecto debido a la incertidumbre de </w:t></w:r><w:r><w:rPr><w:rFonts w:ascii="Avenir Next LT Pro" w:hAnsi="Avenir Next LT Pro"/><w:color w:val="303030"/><w:sz w:val="22"/><w:szCs w:val="22"/></w:rPr><w:lastRenderedPageBreak/><w:t>medición. Dicho riesgo ha sido reconocido y aceptado por el laboratorio y el cliente al seleccionar la regla de decisión correspondiente.</w:t></w:r></w:p><w:p><w:pPr><w:spacing w:line="360" w:lineRule="auto"/><w:jc w:val="both"/><w:rPr><w:rFonts w:ascii="Avenir Next LT Pro" w:hAnsi="Avenir Next LT Pro"/><w:color w:val="303030"/><w:sz w:val="22"/><w:szCs w:val="22"/></w:rPr></w:pPr></w:p><w:bookmarkEnd w:id="271"/><w:p><w:pPr><w:spacing w:after="240" w:line="360" w:lineRule="auto"/><w:jc w:val="both"/><w:rPr><w:rFonts w:ascii="Avenir Next LT Pro" w:hAnsi="Avenir Next LT Pro"/><w:color w:val="303030"/><w:sz w:val="22"/><w:szCs w:val="22"/></w:rPr></w:pPr><w:r><w:rPr><w:rFonts w:ascii="Avenir Next LT Pro" w:hAnsi="Avenir Next LT Pro"/><w:color w:val="303030"/><w:sz w:val="22"/><w:szCs w:val="22"/></w:rPr><w:t>En la </w:t></w:r><w:r><w:rPr><w:rFonts w:ascii="Avenir Next LT Pro" w:hAnsi="Avenir Next LT Pro"/><w:color w:val="303030"/><w:sz w:val="22"/><w:szCs w:val="22"/></w:rPr><w:fldChar w:fldCharType="begin"/></w:r><w:r><w:rPr><w:rFonts w:ascii="Avenir Next LT Pro" w:hAnsi="Avenir Next LT Pro"/><w:color w:val="303030"/><w:sz w:val="22"/><w:szCs w:val="22"/></w:rPr><w:instrText xml:space="preserve"> REF _Ref140055275 \h  \* MERGEFORMAT </w:instrText></w:r><w:r><w:rPr><w:rFonts w:ascii="Avenir Next LT Pro" w:hAnsi="Avenir Next LT Pro"/><w:color w:val="303030"/><w:sz w:val="22"/><w:szCs w:val="22"/></w:rPr></w:r><w:r><w:rPr><w:rFonts w:ascii="Avenir Next LT Pro" w:hAnsi="Avenir Next LT Pro"/><w:color w:val="303030"/><w:sz w:val="22"/><w:szCs w:val="22"/></w:rPr><w:fldChar w:fldCharType="separate"/></w:r><w:r><w:rPr><w:rFonts w:ascii="Avenir Next LT Pro" w:hAnsi="Avenir Next LT Pro" w:cs="Calibri"/><w:b/><w:bCs/><w:color w:val="303030"/><w:sz w:val="22"/><w:szCs w:val="22"/></w:rPr><w:t>Figura </w:t></w:r><w:r><w:rPr><w:rFonts w:ascii="Avenir Next LT Pro" w:hAnsi="Avenir Next LT Pro" w:cs="Calibri"/><w:b/><w:bCs/><w:noProof/><w:color w:val="303030"/><w:sz w:val="22"/><w:szCs w:val="22"/></w:rPr><w:t>6</w:t></w:r><w:r><w:rPr><w:rFonts w:ascii="Avenir Next LT Pro" w:hAnsi="Avenir Next LT Pro"/><w:color w:val="303030"/><w:sz w:val="22"/><w:szCs w:val="22"/></w:rPr><w:fldChar w:fldCharType="end"/></w:r><w:r><w:rPr><w:rFonts w:ascii="Avenir Next LT Pro" w:hAnsi="Avenir Next LT Pro"/><w:color w:val="303030"/><w:sz w:val="22"/><w:szCs w:val="22"/></w:rPr><w:t> se relaciona la representación gráfica de una declaración binaria para una regla de aceptación simple</w:t></w:r><w:r><w:rPr><w:rFonts w:ascii="Avenir Next LT Pro" w:hAnsi="Avenir Next LT Pro"/><w:color w:val="303030"/><w:sz w:val="22"/><w:szCs w:val="22"/></w:rPr><w:t>. </w:t></w:r></w:p><w:p><w:pPr><w:spacing w:line="276" w:lineRule="auto"/><w:jc w:val="center"/><w:rPr><w:rFonts w:ascii="Avenir Next LT Pro" w:hAnsi="Avenir Next LT Pro"/><w:color w:val="303030"/></w:rPr></w:pPr><w:r><w:rPr><w:rFonts w:ascii="Avenir Next LT Pro" w:hAnsi="Avenir Next LT Pro"/><w:noProof/><w:color w:val="303030"/></w:rPr><w:drawing><wp:inline distT="0" distB="0" distL="0" distR="0" wp14:anchorId="28C74E80" wp14:editId="60FA5DDC"><wp:extent cx="5496861" cy="1837885"/><wp:effectExtent l="19050" t="19050" r="27940" b="10160"/><wp:docPr id="3" name="Imagen 3"/><wp:cNvGraphicFramePr><a:graphicFrameLocks xmlns:a="http://schemas.openxmlformats.org/drawingml/2006/main" noChangeAspect="1"/></wp:cNvGraphicFramePr><a:graphic xmlns:a="http://schemas.openxmlformats.org/drawingml/2006/main"><a:graphicData uri="http://schemas.openxmlformats.org/drawingml/2006/picture"><pic:pic xmlns:pic="http://schemas.openxmlformats.org/drawingml/2006/picture"><pic:nvPicPr><pic:cNvPr id="3" name="Imagen 3"/><pic:cNvPicPr/></pic:nvPicPr><pic:blipFill><a:blip r:embed="rId14"><a:clrChange><a:clrFrom><a:srgbClr val="FFFFFF"/></a:clrFrom><a:clrTo><a:srgbClr val="FFFFFF"><a:alpha val="0"/></a:srgbClr></a:clrTo></a:clrChange></a:blip><a:stretch><a:fillRect/></a:stretch></pic:blipFill><pic:spPr><a:xfrm><a:off x="0" y="0"/><a:ext cx="5563187" cy="1860061"/></a:xfrm><a:prstGeom prst="rect"><a:avLst/></a:prstGeom><a:ln><a:solidFill><a:srgbClr val="004CAB"/></a:solidFill></a:ln></pic:spPr></pic:pic></a:graphicData></a:graphic></wp:inline></w:drawing></w:r></w:p><w:p><w:pPr><w:jc w:val="center"/><w:rPr><w:rFonts w:ascii="Avenir Next LT Pro" w:hAnsi="Avenir Next LT Pro" w:cs="Calibri"/><w:b/><w:bCs/><w:color w:val="303030"/><w:sz w:val="20"/><w:szCs w:val="20"/></w:rPr></w:pPr><w:bookmarkStart w:id="272" w:name="_Ref140055275"/><w:bookmarkStart w:id="273" w:name="_Toc143861510"/><w:bookmarkStart w:id="274" w:name="_Toc198219836"/><w:r><w:rPr><w:rFonts w:ascii="Avenir Next LT Pro" w:hAnsi="Avenir Next LT Pro" w:cs="Calibri"/><w:b/><w:bCs/><w:color w:val="303030"/><w:sz w:val="20"/><w:szCs w:val="20"/></w:rPr><w:t>Figura </w:t></w:r><w:r><w:rPr><w:rFonts w:ascii="Avenir Next LT Pro" w:hAnsi="Avenir Next LT Pro" w:cs="Calibri"/><w:b/><w:bCs/><w:color w:val="303030"/><w:sz w:val="20"/><w:szCs w:val="20"/></w:rPr><w:fldChar w:fldCharType="begin"/></w:r><w:r><w:rPr><w:rFonts w:ascii="Avenir Next LT Pro" w:hAnsi="Avenir Next LT Pro" w:cs="Calibri"/><w:b/><w:bCs/><w:color w:val="303030"/><w:sz w:val="20"/><w:szCs w:val="20"/></w:rPr><w:instrText xml:space="preserve"> SEQ Figura \* ARABIC </w:instrText></w:r><w:r><w:rPr><w:rFonts w:ascii="Avenir Next LT Pro" w:hAnsi="Avenir Next LT Pro" w:cs="Calibri"/><w:b/><w:bCs/><w:color w:val="303030"/><w:sz w:val="20"/><w:szCs w:val="20"/></w:rPr><w:fldChar w:fldCharType="separate"/></w:r><w:r><w:rPr><w:rFonts w:ascii="Avenir Next LT Pro" w:hAnsi="Avenir Next LT Pro" w:cs="Calibri"/><w:b/><w:bCs/><w:noProof/><w:color w:val="303030"/><w:sz w:val="20"/><w:szCs w:val="20"/></w:rPr><w:t>6</w:t></w:r><w:r><w:rPr><w:rFonts w:ascii="Avenir Next LT Pro" w:hAnsi="Avenir Next LT Pro" w:cs="Calibri"/><w:b/><w:bCs/><w:color w:val="303030"/><w:sz w:val="20"/><w:szCs w:val="20"/></w:rPr><w:fldChar w:fldCharType="end"/></w:r><w:bookmarkEnd w:id="272"/><w:r><w:rPr><w:rFonts w:ascii="Avenir Next LT Pro" w:hAnsi="Avenir Next LT Pro" w:cs="Calibri"/><w:b/><w:bCs/><w:color w:val="303030"/><w:sz w:val="20"/><w:szCs w:val="20"/></w:rPr><w:t>. Declaración binaria con la regla de aceptación simple</w:t></w:r><w:bookmarkEnd w:id="273"/><w:bookmarkEnd w:id="274"/><w:r><w:rPr><w:rFonts w:ascii="Avenir Next LT Pro" w:hAnsi="Avenir Next LT Pro" w:cs="Calibri"/><w:b/><w:bCs/><w:color w:val="303030"/><w:sz w:val="20"/><w:szCs w:val="20"/></w:rPr><w:t> </w:t></w:r></w:p><w:p><w:pPr><w:spacing w:line="360" w:lineRule="auto"/><w:jc w:val="center"/><w:rPr><w:rFonts w:ascii="Avenir Next LT Pro" w:hAnsi="Avenir Next LT Pro"/><w:b/><w:bCs/><w:color w:val="303030"/><w:sz w:val="20"/><w:szCs w:val="20"/></w:rPr></w:pPr><w:r><w:rPr><w:rStyle w:val="nfasis"/><w:rFonts w:ascii="Avenir Next LT Pro" w:hAnsi="Avenir Next LT Pro" w:cstheme="majorHAnsi"/><w:i w:val="0"/><w:color w:val="303030"/><w:sz w:val="20"/><w:szCs w:val="20"/></w:rPr><w:t>Fuente: </w:t></w:r><w:r><w:rPr><w:rFonts w:ascii="Avenir Next LT Pro" w:hAnsi="Avenir Next LT Pro"/><w:i/><w:iCs/><w:color w:val="303030"/><w:sz w:val="20"/><w:szCs w:val="20"/></w:rPr><w:t>ILAC-G8:09/2019</w:t></w:r><w:r><w:rPr><w:rFonts w:ascii="Avenir Next LT Pro" w:hAnsi="Avenir Next LT Pro"/><w:color w:val="303030"/><w:sz w:val="20"/><w:szCs w:val="20"/></w:rPr><w:t>. </w:t></w:r></w:p><w:p><w:pPr><w:pStyle w:val="Ttulo3"/><w:numPr><w:ilvl w:val="2"/><w:numId w:val="9"/></w:numPr><w:rPr><w:rFonts w:ascii="Avenir Next LT Pro" w:hAnsi="Avenir Next LT Pro"/><w:color w:val="303030"/><w:sz w:val="24"/><w:szCs w:val="24"/><w:lang w:val="es-CO"/></w:rPr></w:pPr><w:r><w:rPr><w:rFonts w:ascii="Avenir Next LT Pro" w:hAnsi="Avenir Next LT Pro"/><w:color w:val="303030"/><w:sz w:val="24"/><w:szCs w:val="24"/><w:lang w:val="es-CO"/></w:rPr><w:t>Incertidumbre del resultado (U±)</w:t></w:r></w:p><w:p><w:pPr><w:spacing w:line="360" w:lineRule="auto"/><w:jc w:val="both"/><w:rPr><w:rFonts w:ascii="Avenir Next LT Pro" w:hAnsi="Avenir Next LT Pro" w:cstheme="minorHAnsi"/><w:color w:val="303030"/><w:sz w:val="22"/><w:szCs w:val="22"/></w:rPr></w:pPr></w:p><w:p><w:pPr><w:spacing w:line="360" w:lineRule="auto"/><w:jc w:val="both"/><w:rPr><w:color w:val="303030"/></w:rPr></w:pPr><w:r><w:rPr><w:rFonts w:ascii="Avenir Next LT Pro" w:hAnsi="Avenir Next LT Pro"/><w:color w:val="303030"/><w:sz w:val="22"/><w:szCs w:val="22"/></w:rPr><w:t>En el </w:t></w:r><w:commentRangeStart w:id="275"/><w:r><w:rPr><w:rFonts w:ascii="Avenir Next LT Pro" w:hAnsi="Avenir Next LT Pro"/><w:b/><w:bCs/><w:color w:val="303030"/><w:sz w:val="22"/><w:szCs w:val="22"/></w:rPr><w:t>{en_el_1}</w:t></w:r><w:r><w:rPr><w:rFonts w:ascii="Avenir Next LT Pro" w:hAnsi="Avenir Next LT Pro"/><w:b/><w:bCs/><w:color w:val="303030"/><w:sz w:val="22"/><w:szCs w:val="22"/></w:rPr></w:r><w:commentRangeEnd w:id="275"/><w:r><w:rPr><w:rStyle w:val="Refdecomentario"/><w:rFonts w:ascii="Tahoma" w:hAnsi="Tahoma"/><w:b/><w:bCs/><w:szCs w:val="20"/><w:lang w:val="es-MX" w:eastAsia="es-MX"/></w:rPr></w:r><w:r><w:rPr><w:rFonts w:ascii="Avenir Next LT Pro" w:hAnsi="Avenir Next LT Pro"/><w:b/><w:bCs/><w:color w:val="303030"/><w:sz w:val="22"/><w:szCs w:val="22"/></w:rPr></w:r><w:r><w:rPr><w:rFonts w:ascii="Avenir Next LT Pro" w:hAnsi="Avenir Next LT Pro"/><w:b/><w:bCs/><w:color w:val="303030"/><w:sz w:val="22"/><w:szCs w:val="22"/></w:rPr></w:r><w:r><w:rPr><w:rFonts w:ascii="Avenir Next LT Pro" w:hAnsi="Avenir Next LT Pro"/><w:b/><w:bCs/><w:color w:val="303030"/><w:sz w:val="22"/><w:szCs w:val="22"/></w:rPr></w:r><w:r><w:rPr><w:rFonts w:ascii="Avenir Next LT Pro" w:hAnsi="Avenir Next LT Pro"/><w:b/><w:bCs/><w:color w:val="303030"/><w:sz w:val="22"/><w:szCs w:val="22"/></w:rPr></w:r><w:r><w:rPr><w:rFonts w:ascii="Avenir Next LT Pro" w:hAnsi="Avenir Next LT Pro"/><w:color w:val="303030"/><w:sz w:val="22"/><w:szCs w:val="22"/></w:rPr><w:t> </w:t></w:r><w:r><w:rPr><w:rFonts w:ascii="Avenir Next LT Pro" w:hAnsi="Avenir Next LT Pro"/><w:color w:val="303030"/><w:sz w:val="22"/><w:szCs w:val="22"/></w:rPr><w:t>se presenta las incertidumbres de los resultados asociados</w:t></w:r><w:r><w:rPr><w:rFonts w:ascii="Avenir Next LT Pro" w:hAnsi="Avenir Next LT Pro"/><w:color w:val="303030"/><w:sz w:val="22"/><w:szCs w:val="22"/></w:rPr><w:t> los resultados obtenidos</w:t></w:r><w:r><w:rPr><w:rFonts w:ascii="Avenir Next LT Pro" w:hAnsi="Avenir Next LT Pro"/><w:color w:val="303030"/><w:sz w:val="22"/><w:szCs w:val="22"/></w:rPr><w:t>, </w:t></w:r><w:r><w:rPr><w:rFonts w:ascii="Avenir Next LT Pro" w:hAnsi="Avenir Next LT Pro"/><w:color w:val="303030"/><w:sz w:val="22"/><w:szCs w:val="22"/></w:rPr><w:t>{se_presenta_las_incertidumbres_de_los_resultados_a_1}</w:t></w:r><w:r><w:rPr><w:rFonts w:ascii="Avenir Next LT Pro" w:hAnsi="Avenir Next LT Pro"/><w:color w:val="303030"/><w:sz w:val="22"/><w:szCs w:val="22"/></w:rPr><w:t>.</w:t></w:r></w:p><w:p><w:pPr><w:spacing w:line="360" w:lineRule="auto"/><w:jc w:val="both"/><w:rPr><w:rFonts w:ascii="Avenir Next LT Pro" w:hAnsi="Avenir Next LT Pro" w:cstheme="minorHAnsi"/><w:color w:val="303030"/><w:sz w:val="22"/><w:szCs w:val="22"/></w:rPr></w:pPr></w:p><w:p><w:pPr><w:spacing w:line="360" w:lineRule="auto"/><w:jc w:val="both"/><w:rPr><w:rFonts w:ascii="Avenir Next LT Pro" w:hAnsi="Avenir Next LT Pro" w:cstheme="minorHAnsi"/><w:color w:val="303030"/><w:sz w:val="22"/><w:szCs w:val="22"/></w:rPr></w:pPr><w:r><w:rPr><w:rFonts w:ascii="Avenir Next LT Pro" w:hAnsi="Avenir Next LT Pro" w:cstheme="minorHAnsi"/><w:color w:val="303030"/><w:sz w:val="22"/><w:szCs w:val="22"/></w:rPr><w:t>{var_4}</w:t></w:r></w:p><w:p><w:pPr><w:pStyle w:val="Ttulo1"/><w:jc w:val="both"/><w:rPr><w:rFonts w:ascii="Avenir Next LT Pro" w:hAnsi="Avenir Next LT Pro" w:cstheme="minorHAnsi"/><w:bCs w:val="0"/><w:color w:val="303030"/><w:sz w:val="40"/><w:szCs w:val="40"/></w:rPr></w:pPr><w:bookmarkStart w:id="276" w:name="_Toc211423094"/><w:bookmarkStart w:id="277" w:name="_Toc215310886"/><w:bookmarkEnd w:id="265"/><w:r><w:rPr><w:rFonts w:ascii="Avenir Next LT Pro" w:hAnsi="Avenir Next LT Pro" w:cstheme="minorHAnsi"/><w:bCs w:val="0"/><w:color w:val="303030"/><w:sz w:val="40"/><w:szCs w:val="40"/></w:rPr><w:lastRenderedPageBreak/><w:t>8</w:t></w:r><w:r><w:rPr><w:rFonts w:ascii="Avenir Next LT Pro" w:hAnsi="Avenir Next LT Pro" w:cstheme="minorHAnsi"/><w:bCs w:val="0"/><w:color w:val="303030"/><w:sz w:val="40"/><w:szCs w:val="40"/></w:rPr><w:t>. CONCLUSIONES</w:t></w:r><w:r><w:rPr><w:rFonts w:ascii="Avenir Next LT Pro" w:hAnsi="Avenir Next LT Pro" w:cstheme="minorHAnsi"/><w:bCs w:val="0"/><w:color w:val="303030"/><w:sz w:val="40"/><w:szCs w:val="40"/></w:rPr><w:t> Y RECOMENDACIONES</w:t></w:r><w:bookmarkEnd w:id="276"/><w:bookmarkEnd w:id="277"/></w:p><w:p><w:pPr><w:rPr><w:rFonts w:ascii="Avenir Next LT Pro" w:hAnsi="Avenir Next LT Pro" w:cs="Arial"/><w:color w:val="303030"/><w:sz w:val="20"/><w:szCs w:val="20"/></w:rPr></w:pPr></w:p><w:p><w:pPr><w:tabs><w:tab w:val="num" w:pos="221"/></w:tabs><w:spacing w:after="240" w:line="360" w:lineRule="auto"/><w:jc w:val="both"/><w:rPr><w:rFonts w:ascii="Avenir Next LT Pro" w:hAnsi="Avenir Next LT Pro" w:cstheme="minorHAnsi"/><w:color w:val="303030"/><w:sz w:val="22"/><w:szCs w:val="22"/></w:rPr></w:pPr><w:r><w:rPr><w:rFonts w:ascii="Avenir Next LT Pro" w:hAnsi="Avenir Next LT Pro" w:cstheme="minorHAnsi"/><w:color w:val="303030"/><w:sz w:val="22"/><w:szCs w:val="22"/></w:rPr><w:t>Las mediciones de </w:t></w:r><w:r><w:rPr><w:rFonts w:ascii="Avenir Next LT Pro" w:hAnsi="Avenir Next LT Pro" w:cstheme="minorHAnsi"/><w:color w:val="303030"/><w:sz w:val="22"/><w:szCs w:val="22"/></w:rPr><w:t>ruido intradomiciliario </w:t></w:r><w:r><w:rPr><w:rFonts w:ascii="Avenir Next LT Pro" w:hAnsi="Avenir Next LT Pro" w:cstheme="minorHAnsi"/><w:color w:val="303030"/><w:sz w:val="22"/><w:szCs w:val="22"/></w:rPr><w:t>realizadas </w:t></w:r><w:r><w:rPr><w:rFonts w:ascii="Avenir Next LT Pro" w:hAnsi="Avenir Next LT Pro" w:cstheme="minorHAnsi"/><w:color w:val="303030"/><w:sz w:val="22"/><w:szCs w:val="22"/></w:rPr><w:t>el día </w:t></w:r><w:r><w:rPr><w:rFonts w:ascii="Avenir Next LT Pro" w:hAnsi="Avenir Next LT Pro" w:cstheme="minorHAnsi"/><w:color w:val="303030"/><w:sz w:val="22"/><w:szCs w:val="22"/></w:rPr><w:t>{las_mediciones_de_ruido_intradomiciliario_realizad_1}</w:t></w:r><w:r><w:rPr><w:rFonts w:ascii="Avenir Next LT Pro" w:hAnsi="Avenir Next LT Pro" w:cstheme="minorHAnsi"/><w:color w:val="303030"/><w:sz w:val="22"/><w:szCs w:val="22"/></w:rPr></w:r><w:r><w:rPr><w:rFonts w:ascii="Avenir Next LT Pro" w:hAnsi="Avenir Next LT Pro" w:cstheme="minorHAnsi"/><w:color w:val="303030"/><w:sz w:val="22"/><w:szCs w:val="22"/></w:rPr></w:r><w:r><w:rPr><w:rFonts w:ascii="Avenir Next LT Pro" w:hAnsi="Avenir Next LT Pro" w:cstheme="minorHAnsi"/><w:color w:val="303030"/><w:sz w:val="22"/><w:szCs w:val="22"/></w:rPr></w:r><w:r><w:rPr><w:rFonts w:ascii="Avenir Next LT Pro" w:hAnsi="Avenir Next LT Pro" w:cstheme="minorHAnsi"/><w:color w:val="303030"/><w:sz w:val="22"/><w:szCs w:val="22"/></w:rPr></w:r><w:r><w:rPr><w:rFonts w:ascii="Avenir Next LT Pro" w:hAnsi="Avenir Next LT Pro" w:cstheme="minorHAnsi"/><w:color w:val="303030"/><w:sz w:val="22"/><w:szCs w:val="22"/></w:rPr></w:r><w:r><w:rPr><w:rFonts w:ascii="Avenir Next LT Pro" w:hAnsi="Avenir Next LT Pro" w:cstheme="minorHAnsi"/><w:color w:val="303030"/><w:sz w:val="22"/><w:szCs w:val="22"/></w:rPr><w:t>en el área de estudio de la compañía </w:t></w:r><w:r><w:rPr><w:rFonts w:ascii="Avenir Next LT Pro" w:hAnsi="Avenir Next LT Pro" w:cstheme="minorHAnsi"/><w:b/><w:bCs/><w:color w:val="303030"/><w:sz w:val="22"/><w:szCs w:val="22"/></w:rPr><w:t>{en_el_area_de_estudio_de_la_compa_ia_1}</w:t></w:r><w:r><w:rPr><w:rFonts w:ascii="Avenir Next LT Pro" w:hAnsi="Avenir Next LT Pro" w:cstheme="minorHAnsi"/><w:color w:val="303030"/><w:sz w:val="22"/><w:szCs w:val="22"/></w:rPr></w:r><w:r><w:rPr><w:rFonts w:ascii="Avenir Next LT Pro" w:hAnsi="Avenir Next LT Pro" w:cstheme="minorHAnsi"/><w:color w:val="303030"/><w:sz w:val="22"/><w:szCs w:val="22"/></w:rPr></w:r><w:r><w:rPr><w:rFonts w:ascii="Avenir Next LT Pro" w:hAnsi="Avenir Next LT Pro" w:cstheme="minorHAnsi"/><w:color w:val="303030"/><w:sz w:val="22"/><w:szCs w:val="22"/></w:rPr><w:t>la cual se localiza </w:t></w:r><w:r><w:rPr><w:rFonts w:ascii="Avenir Next LT Pro" w:hAnsi="Avenir Next LT Pro" w:cstheme="minorHAnsi"/><w:color w:val="303030"/><w:sz w:val="22"/><w:szCs w:val="22"/></w:rPr><w:t>{en_el_area_de_estudio_de_la_compa_ia_la_cual_se_lo_1}</w:t></w:r><w:r><w:rPr><w:rFonts w:ascii="Avenir Next LT Pro" w:hAnsi="Avenir Next LT Pro" w:cstheme="minorHAnsi"/><w:color w:val="303030"/><w:sz w:val="22"/><w:szCs w:val="22"/></w:rPr></w:r><w:r><w:rPr><w:rFonts w:ascii="Avenir Next LT Pro" w:hAnsi="Avenir Next LT Pro" w:cstheme="minorHAnsi"/><w:color w:val="303030"/><w:sz w:val="22"/><w:szCs w:val="22"/></w:rPr></w:r><w:r><w:rPr><w:rFonts w:ascii="Avenir Next LT Pro" w:hAnsi="Avenir Next LT Pro" w:cstheme="minorHAnsi"/><w:color w:val="303030"/><w:sz w:val="22"/><w:szCs w:val="22"/></w:rPr><w:t>se</w:t></w:r><w:r><w:rPr><w:rFonts w:ascii="Avenir Next LT Pro" w:hAnsi="Avenir Next LT Pro" w:cstheme="minorHAnsi"/><w:color w:val="303030"/><w:sz w:val="22"/><w:szCs w:val="22"/></w:rPr><w:t> compararon </w:t></w:r><w:r><w:rPr><w:rFonts w:ascii="Avenir Next LT Pro" w:hAnsi="Avenir Next LT Pro" w:cstheme="minorHAnsi"/><w:color w:val="303030"/><w:sz w:val="22"/><w:szCs w:val="22"/></w:rPr><w:t>con la Resolución 8321 de 1983</w:t></w:r><w:r><w:rPr><w:rFonts w:ascii="Avenir Next LT Pro" w:hAnsi="Avenir Next LT Pro" w:cstheme="minorHAnsi"/><w:color w:val="303030"/><w:sz w:val="22"/><w:szCs w:val="22"/></w:rPr><w:t>, </w:t></w:r><w:r><w:rPr><w:rFonts w:ascii="Avenir Next LT Pro" w:hAnsi="Avenir Next LT Pro" w:cs="Calibri"/><w:color w:val="303030"/><w:sz w:val="22"/><w:szCs w:val="22"/></w:rPr><w:t>de lo cual se puede concluir lo siguiente:</w:t></w:r><w:r><w:rPr><w:rFonts w:ascii="Avenir Next LT Pro" w:hAnsi="Avenir Next LT Pro" w:cs="Calibri"/><w:color w:val="303030"/><w:sz w:val="22"/><w:szCs w:val="22"/></w:rPr><w:t> </w:t></w:r></w:p><w:p><w:pPr><w:pStyle w:val="Prrafodelista"/><w:numPr><w:ilvl w:val="0"/><w:numId w:val="33"/></w:numPr><w:spacing w:line="360" w:lineRule="auto"/><w:jc w:val="both"/><w:rPr><w:rFonts w:ascii="Avenir Next LT Pro" w:hAnsi="Avenir Next LT Pro" w:cs="Calibri"/><w:color w:val="303030"/><w:sz w:val="22"/><w:szCs w:val="22"/></w:rPr></w:pPr><w:r><w:rPr><w:rFonts w:ascii="Avenir Next LT Pro" w:hAnsi="Avenir Next LT Pro" w:cs="Calibri"/><w:color w:val="303030"/><w:sz w:val="22"/><w:szCs w:val="22"/></w:rPr><w:t>{var_52}</w:t></w:r><w:r><w:rPr><w:rFonts w:ascii="Avenir Next LT Pro" w:hAnsi="Avenir Next LT Pro" w:cs="Calibri"/><w:color w:val="303030"/><w:sz w:val="22"/><w:szCs w:val="22"/></w:rPr></w:r><w:r><w:rPr><w:rFonts w:ascii="Avenir Next LT Pro" w:hAnsi="Avenir Next LT Pro" w:cs="Calibri"/><w:color w:val="303030"/><w:sz w:val="22"/><w:szCs w:val="22"/></w:rPr></w:r><w:commentRangeStart w:id="278"/><w:r><w:rPr><w:rFonts w:ascii="Avenir Next LT Pro" w:hAnsi="Avenir Next LT Pro" w:cs="Calibri"/><w:color w:val="303030"/><w:sz w:val="22"/><w:szCs w:val="22"/></w:rPr></w:r><w:commentRangeEnd w:id="278"/><w:r><w:rPr><w:rStyle w:val="Refdecomentario"/><w:rFonts w:ascii="Tahoma" w:hAnsi="Tahoma"/><w:lang w:val="es-MX" w:eastAsia="es-MX"/></w:rPr><w:commentReference w:id="278"/></w:r><w:r><w:rPr><w:rFonts w:ascii="Avenir Next LT Pro" w:hAnsi="Avenir Next LT Pro" w:cs="Calibri"/><w:color w:val="303030"/><w:sz w:val="22"/><w:szCs w:val="22"/></w:rPr><w:t>{var_53}</w:t></w:r><w:r><w:rPr><w:rFonts w:ascii="Avenir Next LT Pro" w:hAnsi="Avenir Next LT Pro" w:cs="Calibri"/><w:color w:val="303030"/><w:sz w:val="22"/><w:szCs w:val="22"/></w:rPr></w:r><w:r><w:rPr><w:rFonts w:ascii="Avenir Next LT Pro" w:hAnsi="Avenir Next LT Pro" w:cs="Calibri"/><w:color w:val="303030"/><w:sz w:val="22"/><w:szCs w:val="22"/></w:rPr></w:r><w:r><w:rPr><w:rFonts w:ascii="Avenir Next LT Pro" w:hAnsi="Avenir Next LT Pro" w:cs="Calibri"/><w:color w:val="303030"/><w:sz w:val="22"/><w:szCs w:val="22"/></w:rPr></w:r></w:p><w:p><w:pPr><w:spacing w:line="360" w:lineRule="auto"/><w:jc w:val="both"/><w:rPr><w:rFonts w:ascii="Avenir Next LT Pro" w:hAnsi="Avenir Next LT Pro" w:cs="Calibri"/><w:color w:val="303030"/><w:sz w:val="22"/><w:szCs w:val="22"/></w:rPr></w:pPr></w:p><w:p><w:pPr><w:pStyle w:val="Prrafodelista"/><w:numPr><w:ilvl w:val="0"/><w:numId w:val="33"/></w:numPr><w:spacing w:line="360" w:lineRule="auto"/><w:jc w:val="both"/><w:rPr><w:rFonts w:ascii="Avenir Next LT Pro" w:hAnsi="Avenir Next LT Pro" w:cs="Calibri"/><w:color w:val="303030"/><w:sz w:val="22"/><w:szCs w:val="22"/></w:rPr></w:pPr><w:r><w:rPr><w:rFonts w:ascii="Avenir Next LT Pro" w:hAnsi="Avenir Next LT Pro" w:cs="Calibri"/><w:color w:val="303030"/><w:sz w:val="22"/><w:szCs w:val="22"/></w:rPr><w:t>{var_54}</w:t></w:r><w:r><w:rPr><w:rFonts w:ascii="Avenir Next LT Pro" w:hAnsi="Avenir Next LT Pro" w:cs="Calibri"/><w:color w:val="303030"/><w:sz w:val="22"/><w:szCs w:val="22"/></w:rPr></w:r><w:r><w:rPr><w:rFonts w:ascii="Avenir Next LT Pro" w:hAnsi="Avenir Next LT Pro" w:cs="Calibri"/><w:color w:val="303030"/><w:sz w:val="22"/><w:szCs w:val="22"/></w:rPr></w:r><w:r><w:rPr><w:rFonts w:ascii="Avenir Next LT Pro" w:hAnsi="Avenir Next LT Pro" w:cs="Calibri"/><w:color w:val="303030"/><w:sz w:val="22"/><w:szCs w:val="22"/></w:rPr></w:r><w:r><w:rPr><w:rFonts w:ascii="Avenir Next LT Pro" w:hAnsi="Avenir Next LT Pro" w:cs="Calibri"/><w:color w:val="303030"/><w:sz w:val="22"/><w:szCs w:val="22"/></w:rPr></w:r><w:r><w:rPr><w:rFonts w:ascii="Avenir Next LT Pro" w:hAnsi="Avenir Next LT Pro" w:cs="Calibri"/><w:color w:val="303030"/><w:sz w:val="22"/><w:szCs w:val="22"/></w:rPr></w:r><w:r><w:rPr><w:rFonts w:ascii="Avenir Next LT Pro" w:hAnsi="Avenir Next LT Pro" w:cs="Calibri"/><w:color w:val="303030"/><w:sz w:val="22"/><w:szCs w:val="22"/></w:rPr></w:r><w:r><w:rPr><w:rFonts w:ascii="Avenir Next LT Pro" w:hAnsi="Avenir Next LT Pro" w:cs="Calibri"/><w:color w:val="303030"/><w:sz w:val="22"/><w:szCs w:val="22"/></w:rPr></w:r><w:r><w:rPr><w:rFonts w:ascii="Avenir Next LT Pro" w:hAnsi="Avenir Next LT Pro" w:cs="Calibri"/><w:color w:val="303030"/><w:sz w:val="22"/><w:szCs w:val="22"/></w:rPr></w:r><w:r><w:rPr><w:rFonts w:ascii="Avenir Next LT Pro" w:hAnsi="Avenir Next LT Pro" w:cs="Calibri"/><w:color w:val="303030"/><w:sz w:val="22"/><w:szCs w:val="22"/></w:rPr></w:r></w:p><w:p><w:pPr><w:pStyle w:val="Sinespaciado"/><w:spacing w:line="360" w:lineRule="auto"/><w:jc w:val="both"/><w:rPr><w:rFonts w:ascii="Avenir Next LT Pro" w:hAnsi="Avenir Next LT Pro" w:cs="Calibri"/><w:color w:val="303030"/><w:sz w:val="22"/></w:rPr></w:pPr></w:p><w:p><w:pPr><w:pStyle w:val="Sinespaciado"/><w:numPr><w:ilvl w:val="0"/><w:numId w:val="33"/></w:numPr><w:spacing w:line="360" w:lineRule="auto"/><w:jc w:val="both"/><w:rPr><w:rFonts w:ascii="Avenir Next LT Pro" w:hAnsi="Avenir Next LT Pro" w:cs="Calibri"/><w:bCs/><w:color w:val="303030"/><w:sz w:val="22"/></w:rPr></w:pPr><w:r><w:rPr><w:rFonts w:ascii="Avenir Next LT Pro" w:hAnsi="Avenir Next LT Pro" w:cs="Calibri"/><w:bCs/><w:color w:val="303030"/><w:sz w:val="22"/></w:rPr><w:t>{var_55}</w:t></w:r><w:r><w:rPr><w:rFonts w:ascii="Avenir Next LT Pro" w:hAnsi="Avenir Next LT Pro" w:cs="Calibri"/><w:bCs/><w:color w:val="303030"/><w:sz w:val="22"/></w:rPr></w:r><w:r><w:rPr><w:rFonts w:ascii="Avenir Next LT Pro" w:hAnsi="Avenir Next LT Pro" w:cs="Calibri"/><w:bCs/><w:color w:val="303030"/><w:sz w:val="22"/></w:rPr></w:r><w:r><w:rPr><w:rFonts w:ascii="Avenir Next LT Pro" w:hAnsi="Avenir Next LT Pro" w:cs="Calibri"/><w:bCs/><w:color w:val="303030"/><w:sz w:val="22"/></w:rPr></w:r><w:r><w:rPr><w:rFonts w:ascii="Avenir Next LT Pro" w:hAnsi="Avenir Next LT Pro" w:cs="Calibri"/><w:bCs/><w:color w:val="303030"/><w:sz w:val="22"/></w:rPr></w:r><w:r><w:rPr><w:rFonts w:ascii="Avenir Next LT Pro" w:hAnsi="Avenir Next LT Pro" w:cs="Calibri"/><w:bCs/><w:color w:val="303030"/><w:sz w:val="22"/></w:rPr></w:r><w:commentRangeStart w:id="279"/><w:r><w:rPr><w:rFonts w:ascii="Avenir Next LT Pro" w:hAnsi="Avenir Next LT Pro" w:cs="Calibri"/><w:bCs/><w:color w:val="303030"/><w:sz w:val="22"/></w:rPr></w:r><w:commentRangeEnd w:id="279"/><w:r><w:rPr><w:rStyle w:val="Refdecomentario"/><w:rFonts w:ascii="Tahoma" w:hAnsi="Tahoma"/><w:szCs w:val="20"/><w:lang w:val="es-MX" w:eastAsia="es-MX"/></w:rPr><w:commentReference w:id="279"/></w:r><w:r><w:rPr><w:rFonts w:ascii="Avenir Next LT Pro" w:hAnsi="Avenir Next LT Pro" w:cs="Calibri"/><w:bCs/><w:color w:val="303030"/><w:sz w:val="22"/></w:rPr><w:t>. </w:t></w:r></w:p><w:p><w:pPr><w:pStyle w:val="Sinespaciado"/><w:spacing w:line="360" w:lineRule="auto"/><w:ind w:left="720"/><w:jc w:val="both"/><w:rPr><w:rFonts w:ascii="Avenir Next LT Pro" w:hAnsi="Avenir Next LT Pro" w:cs="Calibri"/><w:b/><w:color w:val="303030"/><w:sz w:val="22"/></w:rPr></w:pPr></w:p><w:p><w:pPr><w:pStyle w:val="Sinespaciado"/><w:numPr><w:ilvl w:val="0"/><w:numId w:val="33"/></w:numPr><w:spacing w:line="360" w:lineRule="auto"/><w:jc w:val="both"/><w:rPr><w:rFonts w:ascii="Avenir Next LT Pro" w:hAnsi="Avenir Next LT Pro" w:cstheme="minorHAnsi"/><w:color w:val="303030"/><w:sz w:val="22"/><w:szCs w:val="22"/></w:rPr></w:pPr><w:r><w:rPr><w:rFonts w:ascii="Avenir Next LT Pro" w:hAnsi="Avenir Next LT Pro" w:cs="Calibri"/><w:bCs/><w:color w:val="303030"/><w:sz w:val="22"/></w:rPr><w:t>{var_56}</w:t></w:r><w:r><w:rPr><w:rFonts w:ascii="Avenir Next LT Pro" w:hAnsi="Avenir Next LT Pro" w:cs="Calibri"/><w:bCs/><w:color w:val="303030"/><w:sz w:val="22"/></w:rPr></w:r><w:commentRangeStart w:id="280"/><w:r><w:rPr><w:rFonts w:ascii="Avenir Next LT Pro" w:hAnsi="Avenir Next LT Pro" w:cs="Calibri"/><w:bCs/><w:color w:val="303030"/><w:sz w:val="22"/></w:rPr></w:r><w:commentRangeEnd w:id="280"/><w:r><w:rPr><w:rStyle w:val="Refdecomentario"/><w:rFonts w:ascii="Tahoma" w:hAnsi="Tahoma"/><w:szCs w:val="20"/><w:lang w:val="es-MX" w:eastAsia="es-MX"/></w:rPr><w:commentReference w:id="280"/></w:r><w:r><w:rPr><w:rFonts w:ascii="Avenir Next LT Pro" w:hAnsi="Avenir Next LT Pro" w:cs="Calibri"/><w:bCs/><w:color w:val="303030"/><w:sz w:val="22"/></w:rPr><w:t>.</w:t></w:r></w:p><w:p><w:pPr><w:spacing w:line="360" w:lineRule="auto"/><w:jc w:val="right"/><w:rPr><w:rFonts w:ascii="Avenir Next LT Pro" w:hAnsi="Avenir Next LT Pro" w:cstheme="minorHAnsi"/><w:color w:val="303030"/><w:sz w:val="22"/><w:szCs w:val="22"/></w:rPr></w:pPr></w:p><w:p><w:pPr><w:spacing w:line="360" w:lineRule="auto"/><w:jc w:val="right"/><w:rPr><w:rFonts w:ascii="Avenir Next LT Pro" w:hAnsi="Avenir Next LT Pro" w:cstheme="minorHAnsi"/><w:color w:val="303030"/><w:sz w:val="22"/><w:szCs w:val="22"/></w:rPr></w:pPr><w:r><w:rPr><w:rFonts w:ascii="Avenir Next LT Pro" w:hAnsi="Avenir Next LT Pro" w:cstheme="minorHAnsi"/><w:color w:val="303030"/><w:sz w:val="22"/><w:szCs w:val="22"/></w:rPr><w:t>ALS ENVIRONMENTAL S.A.S.</w:t></w:r><w:r><w:rPr><w:rFonts w:ascii="Avenir Next LT Pro" w:hAnsi="Avenir Next LT Pro" w:cstheme="minorHAnsi"/><w:color w:val="303030"/><w:sz w:val="22"/><w:szCs w:val="22"/></w:rPr><w:t></w:t></w:r></w:p><w:p><w:pPr><w:spacing w:line="360" w:lineRule="auto"/><w:jc w:val="right"/><w:rPr><w:rFonts w:ascii="Avenir Next LT Pro" w:hAnsi="Avenir Next LT Pro" w:cstheme="minorHAnsi"/><w:color w:val="303030"/><w:sz w:val="22"/><w:szCs w:val="22"/></w:rPr></w:pPr><w:commentRangeStart w:id="281"/><w:r><w:rPr><w:rFonts w:ascii="Avenir Next LT Pro" w:hAnsi="Avenir Next LT Pro" w:cstheme="minorHAnsi"/><w:color w:val="303030"/><w:sz w:val="22"/><w:szCs w:val="22"/></w:rPr><w:t>Barranquilla</w:t></w:r><w:commentRangeEnd w:id="281"/><w:r><w:rPr><w:rStyle w:val="Refdecomentario"/><w:rFonts w:ascii="Tahoma" w:hAnsi="Tahoma"/><w:szCs w:val="20"/><w:lang w:val="es-MX" w:eastAsia="es-MX"/></w:rPr><w:commentReference w:id="281"/></w:r><w:r><w:rPr><w:rFonts w:ascii="Avenir Next LT Pro" w:hAnsi="Avenir Next LT Pro" w:cstheme="minorHAnsi"/><w:color w:val="303030"/><w:sz w:val="22"/><w:szCs w:val="22"/></w:rPr><w:t>, Colombia</w:t></w:r></w:p><w:p><w:pPr><w:spacing w:line="360" w:lineRule="auto"/><w:jc w:val="right"/><w:rPr><w:rFonts w:ascii="Avenir Next LT Pro" w:hAnsi="Avenir Next LT Pro" w:cstheme="minorHAnsi"/><w:color w:val="303030"/><w:sz w:val="22"/><w:szCs w:val="22"/></w:rPr></w:pPr></w:p><w:p><w:pPr><w:jc w:val="both"/><w:rPr><w:rFonts w:ascii="Avenir Next LT Pro" w:hAnsi="Avenir Next LT Pro" w:cs="Calibri"/><w:color w:val="303030"/><w:sz w:val="14"/><w:szCs w:val="14"/></w:rPr></w:pPr><w:r><w:rPr><w:rFonts w:ascii="Avenir Next LT Pro" w:hAnsi="Avenir Next LT Pro" w:cs="Calibri"/><w:noProof/><w:color w:val="303030"/></w:rPr><w:t>{var_4}</w:t></w:r></w:p><w:p><w:pPr><w:jc w:val="both"/><w:rPr><w:rFonts w:ascii="Avenir Next LT Pro" w:hAnsi="Avenir Next LT Pro" w:cs="Calibri"/><w:color w:val="303030"/><w:sz w:val="14"/><w:szCs w:val="14"/></w:rPr></w:pPr><w:r><w:rPr><w:rFonts w:ascii="Avenir Next LT Pro" w:hAnsi="Avenir Next LT Pro" w:cs="Calibri"/><w:color w:val="303030"/><w:sz w:val="14"/><w:szCs w:val="14"/></w:rPr><w:t>INFORME VÁLIDO ÚNICAMENTE PARA LA(S) </w:t></w:r><w:r><w:rPr><w:rFonts w:ascii="Avenir Next LT Pro" w:hAnsi="Avenir Next LT Pro" w:cs="Calibri"/><w:color w:val="303030"/><w:sz w:val="14"/><w:szCs w:val="14"/></w:rPr><w:t>MEDICION</w:t></w:r><w:r><w:rPr><w:rFonts w:ascii="Avenir Next LT Pro" w:hAnsi="Avenir Next LT Pro" w:cs="Calibri"/><w:color w:val="303030"/><w:sz w:val="14"/><w:szCs w:val="14"/></w:rPr><w:t>(</w:t></w:r><w:r><w:rPr><w:rFonts w:ascii="Avenir Next LT Pro" w:hAnsi="Avenir Next LT Pro" w:cs="Calibri"/><w:color w:val="303030"/><w:sz w:val="14"/><w:szCs w:val="14"/></w:rPr><w:t>ES</w:t></w:r><w:r><w:rPr><w:rFonts w:ascii="Avenir Next LT Pro" w:hAnsi="Avenir Next LT Pro" w:cs="Calibri"/><w:color w:val="303030"/><w:sz w:val="14"/><w:szCs w:val="14"/></w:rPr><w:t>)</w:t></w:r><w:r><w:rPr><w:rFonts w:ascii="Avenir Next LT Pro" w:hAnsi="Avenir Next LT Pro" w:cs="Calibri"/><w:color w:val="303030"/><w:sz w:val="14"/><w:szCs w:val="14"/></w:rPr><w:t> REALIZADA</w:t></w:r><w:r><w:rPr><w:rFonts w:ascii="Avenir Next LT Pro" w:hAnsi="Avenir Next LT Pro" w:cs="Calibri"/><w:color w:val="303030"/><w:sz w:val="14"/><w:szCs w:val="14"/></w:rPr><w:t>(</w:t></w:r><w:r><w:rPr><w:rFonts w:ascii="Avenir Next LT Pro" w:hAnsi="Avenir Next LT Pro" w:cs="Calibri"/><w:color w:val="303030"/><w:sz w:val="14"/><w:szCs w:val="14"/></w:rPr><w:t>S</w:t></w:r><w:r><w:rPr><w:rFonts w:ascii="Avenir Next LT Pro" w:hAnsi="Avenir Next LT Pro" w:cs="Calibri"/><w:color w:val="303030"/><w:sz w:val="14"/><w:szCs w:val="14"/></w:rPr><w:t>)</w:t></w:r><w:r><w:rPr><w:rFonts w:ascii="Avenir Next LT Pro" w:hAnsi="Avenir Next LT Pro" w:cs="Calibri"/><w:color w:val="303030"/><w:sz w:val="14"/><w:szCs w:val="14"/></w:rPr><w:t>.</w:t></w:r><w:r><w:rPr><w:rFonts w:ascii="Avenir Next LT Pro" w:hAnsi="Avenir Next LT Pro" w:cs="Calibri"/><w:color w:val="303030"/><w:sz w:val="16"/><w:szCs w:val="16"/></w:rPr><w:t> </w:t></w:r><w:r><w:rPr><w:rFonts w:ascii="Avenir Next LT Pro" w:hAnsi="Avenir Next LT Pro" w:cs="Calibri"/><w:color w:val="303030"/><w:sz w:val="14"/><w:szCs w:val="14"/></w:rPr><w:t>LA REPRODUCCIÓN PARCIAL O TOTAL DEL PRESENTE INFORME DEBE HACERSE CON AUTORIZACIÓN EXPRESA DE ALS ENVIRONMENTAL S.A.S. </w:t></w:r><w:r><w:rPr><w:rFonts w:ascii="Avenir Next LT Pro" w:hAnsi="Avenir Next LT Pro" w:cs="Calibri"/><w:color w:val="303030"/><w:sz w:val="14"/><w:szCs w:val="14"/></w:rPr><w:t>CUALQUIER TIPO DE OBSERVACIÓN REQUERIDA POR EL CLIENTE Y RELACIONADA CON LOS RESULTADOS EMITIDOS, SÓLO SERÁ ACEPTADA DENTRO DE LOS CUATRO (4) DÍAS HÁBILES SIGUIENTES AL ENVÍO DE ESTE INFORME. SI NO SE RECIBE OBSERVACIÓN EN EL TIEMPO ESTABLECIDO, SE DA POR ACEPTADO EL INFORME Y SE PROCEDERÁ CON LA FACTURACIÓN DEL SERVICIO. EL CLIENTE SE HACE RESPONSABLE POR LA CONFIDENCIALIDAD DE LOS RESULTADOS CUANDO ESTOS SEAN ENVIADOS POR CORREO ELECTRÓNICO. </w:t></w:r></w:p><w:p><w:pPr><w:jc w:val="both"/><w:rPr><w:rFonts w:ascii="Avenir Next LT Pro" w:hAnsi="Avenir Next LT Pro" w:cs="Calibri"/><w:color w:val="303030"/><w:sz w:val="14"/><w:szCs w:val="14"/></w:rPr></w:pPr></w:p><w:p><w:pPr><w:jc w:val="both"/><w:rPr><w:rFonts w:ascii="Avenir Next LT Pro" w:hAnsi="Avenir Next LT Pro"/><w:color w:val="303030"/><w:sz w:val="14"/><w:szCs w:val="14"/></w:rPr></w:pPr><w:r><w:rPr><w:rFonts w:ascii="Avenir Next LT Pro" w:hAnsi="Avenir Next LT Pro"/><w:color w:val="303030"/><w:sz w:val="14"/><w:szCs w:val="14"/></w:rPr><w:t>CUALQUIER OPINIÓN O INTERPRETACIÓN TÉCNICA CONTENIDA EN ESTE INFORME SE FUNDAMENTA EXCLUSIVAMENTE EN LOS RESULTADOS ANALÍTICOS OBTENIDOS Y NO DEBE CONSIDERARSE COMO UNA INSPECCIÓN, EVALUACIÓN DIAGNÓSTICA NI CERTIFICACIÓN DEL PROCESO EVALUADO.</w:t></w:r></w:p><w:p><w:pPr><w:tabs><w:tab w:val="left" w:pos="2694"/></w:tabs><w:spacing w:line="276" w:lineRule="auto"/><w:jc w:val="both"/><w:rPr><w:rFonts w:ascii="Avenir Next LT Pro" w:hAnsi="Avenir Next LT Pro" w:cstheme="minorHAnsi"/><w:color w:val="303030"/></w:rPr></w:pPr><w:r><w:rPr><w:rFonts w:ascii="Avenir Next LT Pro" w:hAnsi="Avenir Next LT Pro" w:cs="Calibri"/><w:noProof/><w:color w:val="303030"/></w:rPr><w:t>{var_4}</w:t></w:r><w:r><w:rPr><w:rFonts w:ascii="Avenir Next LT Pro" w:hAnsi="Avenir Next LT Pro" w:cstheme="minorHAnsi"/><w:b/><w:color w:val="303030"/></w:rPr></w:r></w:p><w:p><w:pPr><w:pStyle w:val="Ttulo1"/><w:numPr><w:ilvl w:val="0"/><w:numId w:val="8"/></w:numPr><w:spacing w:after="240"/><w:ind w:left="1068" w:hanging="360"/><w:jc w:val="both"/><w:rPr><w:rFonts w:ascii="Avenir Next LT Pro" w:hAnsi="Avenir Next LT Pro" w:cstheme="minorHAnsi"/><w:bCs w:val="0"/><w:color w:val="303030"/><w:sz w:val="40"/><w:szCs w:val="20"/></w:rPr></w:pPr><w:bookmarkStart w:id="282" w:name="_Toc211421614"/><w:bookmarkStart w:id="283" w:name="_Toc211423095"/><w:bookmarkStart w:id="284" w:name="_Toc215310887"/><w:commentRangeStart w:id="285"/><w:r><w:rPr><w:rFonts w:ascii="Avenir Next LT Pro" w:hAnsi="Avenir Next LT Pro" w:cstheme="minorHAnsi"/><w:bCs w:val="0"/><w:color w:val="303030"/><w:sz w:val="40"/><w:szCs w:val="20"/></w:rPr><w:lastRenderedPageBreak/><w:t>BIBLIOGRAFÍA</w:t></w:r><w:commentRangeEnd w:id="285"/><w:r><w:rPr><w:rStyle w:val="Refdecomentario"/><w:rFonts w:ascii="Tahoma" w:hAnsi="Tahoma"/><w:b w:val="0"/><w:bCs w:val="0"/><w:szCs w:val="20"/><w:lang w:val="es-MX" w:eastAsia="es-MX"/></w:rPr><w:commentReference w:id="285"/></w:r><w:bookmarkEnd w:id="282"/><w:bookmarkEnd w:id="283"/><w:bookmarkEnd w:id="284"/></w:p><w:p><w:pPr><w:numPr><w:ilvl w:val="0"/><w:numId w:val="34"/></w:numPr><w:spacing w:line="360" w:lineRule="auto"/><w:jc w:val="both"/><w:rPr><w:rFonts w:ascii="Avenir Next LT Pro" w:hAnsi="Avenir Next LT Pro" w:cstheme="minorHAnsi"/><w:color w:val="303030"/><w:sz w:val="22"/><w:szCs w:val="22"/></w:rPr></w:pPr><w:bookmarkStart w:id="286" w:name="_Hlk211418337"/><w:proofErr w:type="spellStart"/><w:r><w:rPr><w:rFonts w:ascii="Avenir Next LT Pro" w:hAnsi="Avenir Next LT Pro" w:cstheme="minorHAnsi"/><w:color w:val="303030"/><w:sz w:val="22"/><w:szCs w:val="22"/></w:rPr><w:t>EsClimate</w:t></w:r><w:proofErr w:type="spellEnd"/><w:r><w:rPr><w:rFonts w:ascii="Avenir Next LT Pro" w:hAnsi="Avenir Next LT Pro" w:cstheme="minorHAnsi"/><w:color w:val="303030"/><w:sz w:val="22"/><w:szCs w:val="22"/></w:rPr><w:t> Data (2025). Título de página. Obtenido de: </w:t></w:r><w:r><w:rPr><w:rFonts w:ascii="Avenir Next LT Pro" w:hAnsi="Avenir Next LT Pro" w:cstheme="minorHAnsi"/><w:color w:val="303030"/><w:sz w:val="22"/><w:szCs w:val="22"/></w:rPr><w:t>www.es.climate-data.org/</w:t></w:r><w:bookmarkEnd w:id="286"/></w:p><w:p><w:pPr><w:numPr><w:ilvl w:val="0"/><w:numId w:val="34"/></w:numPr><w:spacing w:line="360" w:lineRule="auto"/><w:jc w:val="both"/><w:rPr><w:rFonts w:ascii="Avenir Next LT Pro" w:hAnsi="Avenir Next LT Pro" w:cstheme="minorHAnsi"/><w:color w:val="303030"/><w:sz w:val="22"/><w:szCs w:val="22"/></w:rPr></w:pPr><w:r><w:rPr><w:rFonts w:ascii="Avenir Next LT Pro" w:hAnsi="Avenir Next LT Pro" w:cstheme="minorHAnsi"/><w:color w:val="303030"/><w:sz w:val="22"/><w:szCs w:val="22"/></w:rPr><w:t>HARRIS, </w:t></w:r><w:proofErr w:type="spellStart"/><w:r><w:rPr><w:rFonts w:ascii="Avenir Next LT Pro" w:hAnsi="Avenir Next LT Pro" w:cstheme="minorHAnsi"/><w:color w:val="303030"/><w:sz w:val="22"/><w:szCs w:val="22"/></w:rPr><w:t>Cyril</w:t></w:r><w:proofErr w:type="spellEnd"/><w:r><w:rPr><w:rFonts w:ascii="Avenir Next LT Pro" w:hAnsi="Avenir Next LT Pro" w:cstheme="minorHAnsi"/><w:color w:val="303030"/><w:sz w:val="22"/><w:szCs w:val="22"/></w:rPr><w:t>. Manual de medidas acústicas y control del ruido. </w:t></w:r><w:r><w:rPr><w:rFonts w:ascii="Avenir Next LT Pro" w:hAnsi="Avenir Next LT Pro" w:cstheme="minorHAnsi"/><w:color w:val="303030"/><w:sz w:val="22"/><w:szCs w:val="22"/><w:lang w:val="en-US"/></w:rPr><w:t>Vol 1 y 2. Ed. McGraw Hill. </w:t></w:r><w:r><w:rPr><w:rFonts w:ascii="Avenir Next LT Pro" w:hAnsi="Avenir Next LT Pro" w:cstheme="minorHAnsi"/><w:color w:val="303030"/><w:sz w:val="22"/><w:szCs w:val="22"/></w:rPr><w:t>España, 1995. </w:t></w:r></w:p><w:p><w:pPr><w:numPr><w:ilvl w:val="0"/><w:numId w:val="34"/></w:numPr><w:spacing w:line="360" w:lineRule="auto"/><w:jc w:val="both"/><w:rPr><w:rFonts w:ascii="Avenir Next LT Pro" w:hAnsi="Avenir Next LT Pro" w:cstheme="minorHAnsi"/><w:color w:val="303030"/><w:sz w:val="22"/><w:szCs w:val="22"/><w:lang w:val="en-US"/></w:rPr></w:pPr><w:bookmarkStart w:id="287" w:name="_Hlk211418311"/><w:r><w:rPr><w:rFonts w:ascii="Avenir Next LT Pro" w:hAnsi="Avenir Next LT Pro" w:cstheme="minorHAnsi"/><w:color w:val="303030"/><w:sz w:val="22"/><w:szCs w:val="22"/><w:lang w:val="en-US"/></w:rPr><w:t>ILAC - Cooperación Internacional de </w:t></w:r><w:proofErr w:type="spellStart"/><w:r><w:rPr><w:rFonts w:ascii="Avenir Next LT Pro" w:hAnsi="Avenir Next LT Pro" w:cstheme="minorHAnsi"/><w:color w:val="303030"/><w:sz w:val="22"/><w:szCs w:val="22"/><w:lang w:val="en-US"/></w:rPr><w:t>Acreditación</w:t></w:r><w:proofErr w:type="spellEnd"/><w:r><w:rPr><w:rFonts w:ascii="Avenir Next LT Pro" w:hAnsi="Avenir Next LT Pro" w:cstheme="minorHAnsi"/><w:color w:val="303030"/><w:sz w:val="22"/><w:szCs w:val="22"/><w:lang w:val="en-US"/></w:rPr><w:t> de </w:t></w:r><w:proofErr w:type="spellStart"/><w:r><w:rPr><w:rFonts w:ascii="Avenir Next LT Pro" w:hAnsi="Avenir Next LT Pro" w:cstheme="minorHAnsi"/><w:color w:val="303030"/><w:sz w:val="22"/><w:szCs w:val="22"/><w:lang w:val="en-US"/></w:rPr><w:t>Laboratorios</w:t></w:r><w:proofErr w:type="spellEnd"/><w:r><w:rPr><w:rFonts w:ascii="Avenir Next LT Pro" w:hAnsi="Avenir Next LT Pro" w:cstheme="minorHAnsi"/><w:color w:val="303030"/><w:sz w:val="22"/><w:szCs w:val="22"/><w:lang w:val="en-US"/></w:rPr><w:t> (2019). </w:t></w:r><w:proofErr w:type="spellStart"/><w:r><w:rPr><w:rFonts w:ascii="Avenir Next LT Pro" w:hAnsi="Avenir Next LT Pro" w:cstheme="minorHAnsi"/><w:color w:val="303030"/><w:sz w:val="22"/><w:szCs w:val="22"/><w:lang w:val="en-US"/></w:rPr><w:t>Guía</w:t></w:r><w:proofErr w:type="spellEnd"/><w:r><w:rPr><w:rFonts w:ascii="Avenir Next LT Pro" w:hAnsi="Avenir Next LT Pro" w:cstheme="minorHAnsi"/><w:color w:val="303030"/><w:sz w:val="22"/><w:szCs w:val="22"/><w:lang w:val="en-US"/></w:rPr><w:t> para </w:t></w:r><w:proofErr w:type="spellStart"/><w:r><w:rPr><w:rFonts w:ascii="Avenir Next LT Pro" w:hAnsi="Avenir Next LT Pro" w:cstheme="minorHAnsi"/><w:color w:val="303030"/><w:sz w:val="22"/><w:szCs w:val="22"/><w:lang w:val="en-US"/></w:rPr><w:t>establecer</w:t></w:r><w:proofErr w:type="spellEnd"/><w:r><w:rPr><w:rFonts w:ascii="Avenir Next LT Pro" w:hAnsi="Avenir Next LT Pro" w:cstheme="minorHAnsi"/><w:color w:val="303030"/><w:sz w:val="22"/><w:szCs w:val="22"/><w:lang w:val="en-US"/></w:rPr><w:t> </w:t></w:r><w:proofErr w:type="spellStart"/><w:r><w:rPr><w:rFonts w:ascii="Avenir Next LT Pro" w:hAnsi="Avenir Next LT Pro" w:cstheme="minorHAnsi"/><w:color w:val="303030"/><w:sz w:val="22"/><w:szCs w:val="22"/><w:lang w:val="en-US"/></w:rPr><w:t>reglas</w:t></w:r><w:proofErr w:type="spellEnd"/><w:r><w:rPr><w:rFonts w:ascii="Avenir Next LT Pro" w:hAnsi="Avenir Next LT Pro" w:cstheme="minorHAnsi"/><w:color w:val="303030"/><w:sz w:val="22"/><w:szCs w:val="22"/><w:lang w:val="en-US"/></w:rPr><w:t> de </w:t></w:r><w:proofErr w:type="spellStart"/><w:r><w:rPr><w:rFonts w:ascii="Avenir Next LT Pro" w:hAnsi="Avenir Next LT Pro" w:cstheme="minorHAnsi"/><w:color w:val="303030"/><w:sz w:val="22"/><w:szCs w:val="22"/><w:lang w:val="en-US"/></w:rPr><w:t>decisión</w:t></w:r><w:proofErr w:type="spellEnd"/><w:r><w:rPr><w:rFonts w:ascii="Avenir Next LT Pro" w:hAnsi="Avenir Next LT Pro" w:cstheme="minorHAnsi"/><w:color w:val="303030"/><w:sz w:val="22"/><w:szCs w:val="22"/><w:lang w:val="en-US"/></w:rPr><w:t> </w:t></w:r><w:proofErr w:type="spellStart"/><w:r><w:rPr><w:rFonts w:ascii="Avenir Next LT Pro" w:hAnsi="Avenir Next LT Pro" w:cstheme="minorHAnsi"/><w:color w:val="303030"/><w:sz w:val="22"/><w:szCs w:val="22"/><w:lang w:val="en-US"/></w:rPr><w:t>en</w:t></w:r><w:proofErr w:type="spellEnd"/><w:r><w:rPr><w:rFonts w:ascii="Avenir Next LT Pro" w:hAnsi="Avenir Next LT Pro" w:cstheme="minorHAnsi"/><w:color w:val="303030"/><w:sz w:val="22"/><w:szCs w:val="22"/><w:lang w:val="en-US"/></w:rPr><w:t> la </w:t></w:r><w:proofErr w:type="spellStart"/><w:r><w:rPr><w:rFonts w:ascii="Avenir Next LT Pro" w:hAnsi="Avenir Next LT Pro" w:cstheme="minorHAnsi"/><w:color w:val="303030"/><w:sz w:val="22"/><w:szCs w:val="22"/><w:lang w:val="en-US"/></w:rPr><w:t>declaración</w:t></w:r><w:proofErr w:type="spellEnd"/><w:r><w:rPr><w:rFonts w:ascii="Avenir Next LT Pro" w:hAnsi="Avenir Next LT Pro" w:cstheme="minorHAnsi"/><w:color w:val="303030"/><w:sz w:val="22"/><w:szCs w:val="22"/><w:lang w:val="en-US"/></w:rPr><w:t> de </w:t></w:r><w:proofErr w:type="spellStart"/><w:r><w:rPr><w:rFonts w:ascii="Avenir Next LT Pro" w:hAnsi="Avenir Next LT Pro" w:cstheme="minorHAnsi"/><w:color w:val="303030"/><w:sz w:val="22"/><w:szCs w:val="22"/><w:lang w:val="en-US"/></w:rPr><w:t>conformidad</w:t></w:r><w:proofErr w:type="spellEnd"/><w:r><w:rPr><w:rFonts w:ascii="Avenir Next LT Pro" w:hAnsi="Avenir Next LT Pro" w:cstheme="minorHAnsi"/><w:color w:val="303030"/><w:sz w:val="22"/><w:szCs w:val="22"/><w:lang w:val="en-US"/></w:rPr><w:t>. Copyright. Australia</w:t></w:r><w:bookmarkEnd w:id="287"/></w:p><w:p><w:pPr><w:numPr><w:ilvl w:val="0"/><w:numId w:val="34"/></w:numPr><w:spacing w:line="360" w:lineRule="auto"/><w:jc w:val="both"/><w:rPr><w:rFonts w:ascii="Avenir Next LT Pro" w:hAnsi="Avenir Next LT Pro" w:cstheme="minorHAnsi"/><w:color w:val="303030"/><w:sz w:val="22"/><w:szCs w:val="22"/><w:lang w:val="en-US"/></w:rPr></w:pPr><w:r><w:rPr><w:rFonts w:ascii="Avenir Next LT Pro" w:hAnsi="Avenir Next LT Pro" w:cs="Calibri"/><w:color w:val="303030"/><w:sz w:val="22"/><w:szCs w:val="22"/><w:lang w:val="en-US"/></w:rPr><w:t>ISO/IEC 17025:2017, General requirements for the competence of testing and calibration laboratories</w:t></w:r></w:p><w:p><w:pPr><w:numPr><w:ilvl w:val="0"/><w:numId w:val="34"/></w:numPr><w:spacing w:line="360" w:lineRule="auto"/><w:jc w:val="both"/><w:rPr><w:rFonts w:ascii="Avenir Next LT Pro" w:hAnsi="Avenir Next LT Pro" w:cstheme="minorHAnsi"/><w:color w:val="303030"/><w:sz w:val="22"/><w:szCs w:val="22"/></w:rPr></w:pPr><w:r><w:rPr><w:rFonts w:ascii="Avenir Next LT Pro" w:hAnsi="Avenir Next LT Pro" w:cstheme="minorHAnsi"/><w:color w:val="303030"/><w:sz w:val="22"/><w:szCs w:val="22"/></w:rPr><w:t>MINISTERIO DE AMBIENTE, VIVIENDA Y DESARROLLO TERRITORIAL. Resolución 0627 de abril 7 de 2006. Por la cual se establece la norma nacional de emisión de ruido y ruido ambiental.</w:t></w:r></w:p><w:p><w:pPr><w:numPr><w:ilvl w:val="0"/><w:numId w:val="34"/></w:numPr><w:spacing w:line="360" w:lineRule="auto"/><w:jc w:val="both"/><w:rPr><w:rFonts w:ascii="Avenir Next LT Pro" w:hAnsi="Avenir Next LT Pro" w:cstheme="minorHAnsi"/><w:color w:val="303030"/><w:sz w:val="22"/><w:szCs w:val="22"/></w:rPr></w:pPr><w:r><w:rPr><w:rFonts w:ascii="Avenir Next LT Pro" w:hAnsi="Avenir Next LT Pro" w:cstheme="minorHAnsi"/><w:color w:val="303030"/><w:sz w:val="22"/><w:szCs w:val="22"/></w:rPr><w:t>MINISTERIO DE SALUD. Resolución 8321 de 1983. Por la cual se dictan normas sobre Protección y conservación de la Audición de la Salud y el bienestar de las personas, por causa de la producción y emisión de ruidos.</w:t></w:r></w:p><w:p><w:pPr><w:numPr><w:ilvl w:val="0"/><w:numId w:val="34"/></w:numPr><w:spacing w:line="360" w:lineRule="auto"/><w:jc w:val="both"/><w:rPr><w:rFonts w:ascii="Avenir Next LT Pro" w:hAnsi="Avenir Next LT Pro" w:cstheme="minorHAnsi"/><w:color w:val="303030"/><w:sz w:val="22"/><w:szCs w:val="22"/></w:rPr></w:pPr><w:r><w:rPr><w:rFonts w:ascii="Avenir Next LT Pro" w:hAnsi="Avenir Next LT Pro" w:cstheme="minorHAnsi"/><w:color w:val="303030"/><w:sz w:val="22"/><w:szCs w:val="22"/></w:rPr><w:t>PERERA MELERO, PLÁCIDO. (1989). Ruido de Tráfico. Revista del Colegio de Caminos, Canales y Puertos. Nº 12: Tráfico en la Cuidad.</w:t></w:r></w:p><w:p><w:pPr><w:numPr><w:ilvl w:val="0"/><w:numId w:val="34"/></w:numPr><w:spacing w:line="360" w:lineRule="auto"/><w:jc w:val="both"/><w:rPr><w:rFonts w:ascii="Avenir Next LT Pro" w:hAnsi="Avenir Next LT Pro" w:cstheme="minorHAnsi"/><w:color w:val="303030"/><w:sz w:val="22"/><w:szCs w:val="22"/></w:rPr></w:pPr><w:r><w:rPr><w:rFonts w:ascii="Avenir Next LT Pro" w:hAnsi="Avenir Next LT Pro" w:cstheme="minorHAnsi"/><w:color w:val="303030"/><w:sz w:val="22"/><w:szCs w:val="22"/></w:rPr><w:t>Román Carmen. (2017). Re</w:t></w:r><w:r><w:rPr><w:rFonts w:ascii="Avenir Next LT Pro" w:hAnsi="Avenir Next LT Pro" w:cstheme="minorHAnsi"/><w:color w:val="303030"/><w:sz w:val="22"/><w:szCs w:val="22"/></w:rPr><w:t>visión sistemática y metaanálisis de las evidencias científicas sobre la relación entre variables meteorológicas y artrosis. Universidad de valencia.</w:t></w:r></w:p><w:p><w:pPr><w:pStyle w:val="Prrafodelista"/><w:rPr><w:rFonts w:ascii="Avenir Next LT Pro" w:hAnsi="Avenir Next LT Pro" w:cstheme="minorHAnsi"/><w:color w:val="303030"/><w:sz w:val="22"/><w:szCs w:val="22"/></w:rPr></w:pPr></w:p><w:p><w:pPr><w:spacing w:line="360" w:lineRule="auto"/><w:ind w:left="567"/><w:jc w:val="both"/><w:rPr><w:rFonts w:ascii="Avenir Next LT Pro" w:hAnsi="Avenir Next LT Pro" w:cstheme="minorHAnsi"/><w:color w:val="303030"/><w:sz w:val="22"/><w:szCs w:val="22"/></w:rPr></w:pPr></w:p><w:p><w:pPr><w:spacing w:line="360" w:lineRule="auto"/><w:jc w:val="both"/><w:rPr><w:rFonts w:ascii="Avenir Next LT Pro" w:hAnsi="Avenir Next LT Pro" w:cstheme="minorHAnsi"/><w:color w:val="303030"/><w:sz w:val="22"/></w:rPr></w:pPr><w:r><w:rPr><w:rFonts w:ascii="Avenir Next LT Pro" w:hAnsi="Avenir Next LT Pro" w:cstheme="minorHAnsi"/><w:color w:val="303030"/><w:sz w:val="22"/></w:rPr><w:t>{var_4}</w:t></w:r></w:p><w:p><w:pPr><w:pStyle w:val="Ttulo1"/><w:jc w:val="left"/><w:rPr><w:rFonts w:ascii="Avenir Next LT Pro" w:hAnsi="Avenir Next LT Pro"/><w:color w:val="303030"/><w:sz w:val="40"/><w:szCs w:val="40"/></w:rPr></w:pPr><w:bookmarkStart w:id="288" w:name="_Toc211423096"/><w:bookmarkStart w:id="289" w:name="_Toc215310888"/><w:r><w:rPr><w:rFonts w:ascii="Avenir Next LT Pro" w:hAnsi="Avenir Next LT Pro"/><w:color w:val="303030"/><w:sz w:val="40"/><w:szCs w:val="40"/></w:rPr><w:lastRenderedPageBreak/><w:t>10</w:t></w:r><w:r><w:rPr><w:rFonts w:ascii="Avenir Next LT Pro" w:hAnsi="Avenir Next LT Pro"/><w:color w:val="303030"/><w:sz w:val="40"/><w:szCs w:val="40"/></w:rPr><w:t>. </w:t></w:r><w:r><w:rPr><w:rFonts w:ascii="Avenir Next LT Pro" w:hAnsi="Avenir Next LT Pro"/><w:color w:val="303030"/><w:sz w:val="40"/><w:szCs w:val="40"/></w:rPr><w:t>ANEXOS</w:t></w:r><w:bookmarkEnd w:id="288"/><w:bookmarkEnd w:id="289"/></w:p><w:p><w:pPr><w:rPr><w:rFonts w:ascii="Avenir Next LT Pro" w:hAnsi="Avenir Next LT Pro"/><w:color w:val="303030"/></w:rPr></w:pPr></w:p><w:p><w:pPr><w:rPr><w:rFonts w:ascii="Avenir Next LT Pro" w:hAnsi="Avenir Next LT Pro"/><w:color w:val="303030"/><w:sz w:val="22"/></w:rPr></w:pPr><w:r><w:rPr><w:rFonts w:ascii="Avenir Next LT Pro" w:hAnsi="Avenir Next LT Pro"/><w:color w:val="303030"/><w:sz w:val="22"/></w:rPr><w:t>A continuación, </w:t></w:r><w:r><w:rPr><w:rFonts w:ascii="Avenir Next LT Pro" w:hAnsi="Avenir Next LT Pro"/><w:color w:val="303030"/><w:sz w:val="22"/><w:szCs w:val="22"/></w:rPr><w:t>en la </w:t></w:r><w:r><w:rPr><w:rFonts w:ascii="Avenir Next LT Pro" w:hAnsi="Avenir Next LT Pro"/><w:b/><w:color w:val="303030"/><w:sz w:val="22"/><w:szCs w:val="22"/></w:rPr><w:fldChar w:fldCharType="begin"/></w:r><w:r><w:rPr><w:rFonts w:ascii="Avenir Next LT Pro" w:hAnsi="Avenir Next LT Pro"/><w:b/><w:color w:val="303030"/><w:sz w:val="22"/><w:szCs w:val="22"/></w:rPr><w:instrText xml:space="preserve"> REF _Ref534650928 \h  \* MERGEFORMAT </w:instrText></w:r><w:r><w:rPr><w:rFonts w:ascii="Avenir Next LT Pro" w:hAnsi="Avenir Next LT Pro"/><w:b/><w:color w:val="303030"/><w:sz w:val="22"/><w:szCs w:val="22"/></w:rPr></w:r><w:r><w:rPr><w:rFonts w:ascii="Avenir Next LT Pro" w:hAnsi="Avenir Next LT Pro"/><w:b/><w:color w:val="303030"/><w:sz w:val="22"/><w:szCs w:val="22"/></w:rPr><w:fldChar w:fldCharType="separate"/></w:r><w:r><w:rPr><w:rFonts w:ascii="Avenir Next LT Pro" w:hAnsi="Avenir Next LT Pro"/><w:b/><w:color w:val="303030"/><w:sz w:val="22"/><w:szCs w:val="22"/></w:rPr><w:t>Tabla </w:t></w:r><w:r><w:rPr><w:rFonts w:ascii="Avenir Next LT Pro" w:hAnsi="Avenir Next LT Pro"/><w:b/><w:noProof/><w:color w:val="303030"/><w:sz w:val="22"/><w:szCs w:val="22"/></w:rPr><w:t>22</w:t></w:r><w:r><w:rPr><w:rFonts w:ascii="Avenir Next LT Pro" w:hAnsi="Avenir Next LT Pro"/><w:b/><w:color w:val="303030"/><w:sz w:val="22"/><w:szCs w:val="22"/></w:rPr><w:fldChar w:fldCharType="end"/></w:r><w:r><w:rPr><w:rFonts w:ascii="Avenir Next LT Pro" w:hAnsi="Avenir Next LT Pro"/><w:color w:val="303030"/><w:sz w:val="22"/><w:szCs w:val="22"/></w:rPr><w:t> se</w:t></w:r><w:r><w:rPr><w:rFonts w:ascii="Avenir Next LT Pro" w:hAnsi="Avenir Next LT Pro"/><w:color w:val="303030"/><w:sz w:val="22"/></w:rPr><w:t> relacionan los anexos del presente informe técnico.</w:t></w:r></w:p><w:p><w:pPr><w:rPr><w:rFonts w:ascii="Avenir Next LT Pro" w:hAnsi="Avenir Next LT Pro"/><w:color w:val="303030"/></w:rPr></w:pPr></w:p><w:p><w:pPr><w:pStyle w:val="Descripcin"/><w:keepNext/><w:spacing w:after="0"/><w:jc w:val="center"/><w:rPr><w:rFonts w:ascii="Avenir Next LT Pro" w:hAnsi="Avenir Next LT Pro"/><w:color w:val="303030"/><w:lang w:val="es-CO"/></w:rPr></w:pPr><w:bookmarkStart w:id="290" w:name="_Ref534650928"/><w:bookmarkStart w:id="291" w:name="_Toc534961097"/><w:bookmarkStart w:id="292" w:name="_Toc209532349"/><w:r><w:rPr><w:rFonts w:ascii="Avenir Next LT Pro" w:hAnsi="Avenir Next LT Pro"/><w:color w:val="303030"/><w:lang w:val="es-CO"/></w:rPr><w:t>Tabla </w:t></w:r><w:r><w:rPr><w:rFonts w:ascii="Avenir Next LT Pro" w:hAnsi="Avenir Next LT Pro"/><w:color w:val="303030"/><w:lang w:val="es-CO"/></w:rPr><w:fldChar w:fldCharType="begin"/></w:r><w:r><w:rPr><w:rFonts w:ascii="Avenir Next LT Pro" w:hAnsi="Avenir Next LT Pro"/><w:color w:val="303030"/><w:lang w:val="es-CO"/></w:rPr><w:instrText xml:space="preserve"> SEQ Tabla \* ARABIC </w:instrText></w:r><w:r><w:rPr><w:rFonts w:ascii="Avenir Next LT Pro" w:hAnsi="Avenir Next LT Pro"/><w:color w:val="303030"/><w:lang w:val="es-CO"/></w:rPr><w:fldChar w:fldCharType="separate"/></w:r><w:r><w:rPr><w:rFonts w:ascii="Avenir Next LT Pro" w:hAnsi="Avenir Next LT Pro"/><w:noProof/><w:color w:val="303030"/><w:lang w:val="es-CO"/></w:rPr><w:t>22</w:t></w:r><w:r><w:rPr><w:rFonts w:ascii="Avenir Next LT Pro" w:hAnsi="Avenir Next LT Pro"/><w:color w:val="303030"/><w:lang w:val="es-CO"/></w:rPr><w:fldChar w:fldCharType="end"/></w:r><w:bookmarkEnd w:id="290"/><w:r><w:rPr><w:rFonts w:ascii="Avenir Next LT Pro" w:hAnsi="Avenir Next LT Pro"/><w:color w:val="303030"/><w:lang w:val="es-CO"/></w:rPr><w:t>. Anexos del informe técnico</w:t></w:r><w:bookmarkEnd w:id="291"/><w:bookmarkEnd w:id="292"/></w:p><w:tbl><w:tblPr><w:tblW w:w="5000" w:type="pct"/><w:jc w:val="center"/><w:tblBorders><w:top w:val="single" w:sz="4" w:space="0" w:color="808080" w:themeColor="background1" w:themeShade="80"/><w:left w:val="single" w:sz="4" w:space="0" w:color="808080" w:themeColor="background1" w:themeShade="80"/><w:bottom w:val="single" w:sz="4" w:space="0" w:color="808080" w:themeColor="background1" w:themeShade="80"/><w:right w:val="single" w:sz="4" w:space="0" w:color="808080" w:themeColor="background1" w:themeShade="80"/><w:insideH w:val="single" w:sz="4" w:space="0" w:color="808080" w:themeColor="background1" w:themeShade="80"/><w:insideV w:val="single" w:sz="4" w:space="0" w:color="808080" w:themeColor="background1" w:themeShade="80"/></w:tblBorders><w:tblCellMar><w:left w:w="0" w:type="dxa"/><w:right w:w="0" w:type="dxa"/></w:tblCellMar><w:tblLook w:val="04A0" w:firstRow="1" w:lastRow="0" w:firstColumn="1" w:lastColumn="0" w:noHBand="0" w:noVBand="1"/></w:tblPr><w:tblGrid><w:gridCol w:w="2984"/><w:gridCol w:w="1806"/><w:gridCol w:w="2725"/><w:gridCol w:w="1315"/></w:tblGrid><w:tr><w:trPr><w:trHeight w:val="166"/><w:jc w:val="center"/></w:trPr><w:tc><w:tcPr><w:tcW w:w="1800" w:type="pct"/><w:tcMar><w:top w:w="0" w:type="dxa"/><w:left w:w="70" w:type="dxa"/><w:bottom w:w="0" w:type="dxa"/><w:right w:w="70" w:type="dxa"/></w:tcMar><w:vAlign w:val="center"/><w:hideMark/></w:tcPr><w:p><w:pPr><w:jc w:val="center"/><w:rPr><w:rFonts w:ascii="Avenir Next LT Pro" w:hAnsi="Avenir Next LT Pro" w:cs="Calibri"/><w:b/><w:bCs/><w:color w:val="FFFFFF" w:themeColor="background1"/><w:sz w:val="20"/><w:szCs w:val="20"/></w:rPr></w:pPr><w:r><w:rPr><w:rFonts w:ascii="Avenir Next LT Pro" w:hAnsi="Avenir Next LT Pro" w:cs="Calibri"/><w:b/><w:bCs/><w:color w:val="FFFFFF" w:themeColor="background1"/><w:sz w:val="20"/><w:szCs w:val="20"/></w:rPr><w:t>Anexos</w:t></w:r></w:p></w:tc><w:tc><w:tcPr><w:tcW w:w="1133" w:type="pct"/><w:tcMar><w:top w:w="0" w:type="dxa"/><w:left w:w="70" w:type="dxa"/><w:bottom w:w="0" w:type="dxa"/><w:right w:w="70" w:type="dxa"/></w:tcMar><w:vAlign w:val="center"/><w:hideMark/></w:tcPr><w:p><w:pPr><w:jc w:val="center"/><w:rPr><w:rFonts w:ascii="Avenir Next LT Pro" w:hAnsi="Avenir Next LT Pro" w:cs="Calibri"/><w:b/><w:bCs/><w:color w:val="FFFFFF" w:themeColor="background1"/><w:sz w:val="20"/><w:szCs w:val="20"/></w:rPr></w:pPr><w:commentRangeStart w:id="293"/><w:r><w:rPr><w:rFonts w:ascii="Avenir Next LT Pro" w:hAnsi="Avenir Next LT Pro" w:cs="Calibri"/><w:b/><w:bCs/><w:color w:val="FFFFFF" w:themeColor="background1"/><w:sz w:val="20"/><w:szCs w:val="20"/></w:rPr><w:t>Laboratorio</w:t></w:r><w:commentRangeEnd w:id="293"/><w:r><w:rPr><w:rStyle w:val="Refdecomentario"/><w:rFonts w:ascii="Tahoma" w:hAnsi="Tahoma"/><w:szCs w:val="20"/><w:lang w:val="es-MX" w:eastAsia="es-MX"/></w:rPr><w:commentReference w:id="293"/></w:r></w:p></w:tc><w:tc><w:tcPr><w:tcW w:w="1212" w:type="pct"/><w:vAlign w:val="center"/></w:tcPr><w:p><w:pPr><w:jc w:val="center"/><w:rPr><w:rFonts w:ascii="Avenir Next LT Pro" w:hAnsi="Avenir Next LT Pro" w:cs="Calibri"/><w:b/><w:bCs/><w:color w:val="FFFFFF" w:themeColor="background1"/><w:sz w:val="20"/><w:szCs w:val="20"/></w:rPr></w:pPr><w:commentRangeStart w:id="294"/><w:r><w:rPr><w:rFonts w:ascii="Avenir Next LT Pro" w:hAnsi="Avenir Next LT Pro" w:cs="Calibri"/><w:b/><w:bCs/><w:color w:val="FFFFFF" w:themeColor="background1"/><w:sz w:val="20"/><w:szCs w:val="20"/></w:rPr><w:t>Archivos</w:t></w:r><w:commentRangeEnd w:id="294"/><w:r><w:rPr><w:rStyle w:val="Refdecomentario"/><w:rFonts w:ascii="Tahoma" w:hAnsi="Tahoma"/><w:szCs w:val="20"/><w:lang w:val="es-MX" w:eastAsia="es-MX"/></w:rPr><w:commentReference w:id="294"/></w:r></w:p></w:tc><w:tc><w:tcPr><w:tcW w:w="855" w:type="pct"/><w:vAlign w:val="center"/></w:tcPr><w:p><w:pPr><w:jc w:val="center"/><w:rPr><w:rFonts w:ascii="Avenir Next LT Pro" w:hAnsi="Avenir Next LT Pro" w:cs="Calibri"/><w:b/><w:bCs/><w:color w:val="FFFFFF" w:themeColor="background1"/><w:sz w:val="20"/><w:szCs w:val="20"/></w:rPr></w:pPr><w:commentRangeStart w:id="295"/><w:r><w:rPr><w:rFonts w:ascii="Avenir Next LT Pro" w:hAnsi="Avenir Next LT Pro" w:cs="Calibri"/><w:b/><w:bCs/><w:color w:val="FFFFFF" w:themeColor="background1"/><w:sz w:val="20"/><w:szCs w:val="20"/></w:rPr><w:t>Páginas</w:t></w:r><w:commentRangeEnd w:id="295"/><w:r><w:rPr><w:rStyle w:val="Refdecomentario"/><w:rFonts w:ascii="Tahoma" w:hAnsi="Tahoma"/><w:szCs w:val="20"/><w:lang w:val="es-MX" w:eastAsia="es-MX"/></w:rPr><w:commentReference w:id="295"/></w:r><w:r><w:rPr><w:rFonts w:ascii="Avenir Next LT Pro" w:hAnsi="Avenir Next LT Pro" w:cs="Calibri"/><w:b/><w:bCs/><w:color w:val="FFFFFF" w:themeColor="background1"/><w:sz w:val="20"/><w:szCs w:val="20"/></w:rPr><w:t> </w:t></w:r></w:p></w:tc></w:tr><w:tr><w:trPr><w:trHeight w:val="174"/><w:jc w:val="center"/></w:trPr><w:tc><w:tcPr><w:tcW w:w="1800" w:type="pct"/><w:tcMar><w:top w:w="0" w:type="dxa"/><w:left w:w="70" w:type="dxa"/><w:bottom w:w="0" w:type="dxa"/><w:right w:w="70" w:type="dxa"/></w:tcMar><w:vAlign w:val="center"/><w:hideMark/></w:tcPr><w:p><w:pPr><w:jc w:val="center"/><w:rPr><w:rFonts w:ascii="Avenir Next LT Pro" w:eastAsiaTheme="minorHAnsi" w:hAnsi="Avenir Next LT Pro" w:cs="Calibri"/><w:color w:val="303030"/><w:sz w:val="20"/><w:szCs w:val="20"/></w:rPr></w:pPr><w:r><w:rPr><w:rFonts w:ascii="Avenir Next LT Pro" w:eastAsiaTheme="minorHAnsi" w:hAnsi="Avenir Next LT Pro" w:cs="Calibri"/><w:b/><w:bCs/><w:color w:val="303030"/><w:sz w:val="20"/><w:szCs w:val="20"/></w:rPr><w:t>Anexo 1.</w:t></w:r><w:r><w:rPr><w:rFonts w:ascii="Avenir Next LT Pro" w:eastAsiaTheme="minorHAnsi" w:hAnsi="Avenir Next LT Pro" w:cs="Calibri"/><w:color w:val="303030"/><w:sz w:val="20"/><w:szCs w:val="20"/></w:rPr><w:t> Terminología y abreviaturas usadas en este informe</w:t></w:r></w:p></w:tc><w:tc><w:tcPr><w:tcW w:w="1133" w:type="pct"/><w:vMerge w:val="restart"/><w:tcMar><w:top w:w="0" w:type="dxa"/><w:left w:w="70" w:type="dxa"/><w:bottom w:w="0" w:type="dxa"/><w:right w:w="70" w:type="dxa"/></w:tcMar><w:vAlign w:val="center"/><w:hideMark/></w:tcPr><w:p><w:pPr><w:jc w:val="center"/><w:rPr><w:rFonts w:ascii="Avenir Next LT Pro" w:eastAsiaTheme="minorHAnsi" w:hAnsi="Avenir Next LT Pro" w:cs="Calibri"/><w:color w:val="303030"/><w:sz w:val="20"/><w:szCs w:val="20"/></w:rPr></w:pPr></w:p></w:tc><w:tc><w:tcPr><w:tcW w:w="1212" w:type="pct"/><w:vAlign w:val="center"/></w:tcPr><w:p><w:pPr><w:jc w:val="center"/><w:rPr><w:rFonts w:ascii="Avenir Next LT Pro" w:hAnsi="Avenir Next LT Pro" w:cs="Calibri"/><w:color w:val="303030"/><w:sz w:val="20"/><w:szCs w:val="20"/></w:rPr></w:pPr><w:r><w:rPr><w:rFonts w:ascii="Avenir Next LT Pro" w:hAnsi="Avenir Next LT Pro" w:cs="Calibri"/><w:color w:val="303030"/><w:sz w:val="20"/><w:szCs w:val="20"/></w:rPr><w:t>Terminología empleada en el informe</w:t></w:r></w:p></w:tc><w:tc><w:tcPr><w:tcW w:w="855" w:type="pct"/><w:vAlign w:val="center"/></w:tcPr><w:p><w:pPr><w:jc w:val="center"/><w:rPr><w:rFonts w:ascii="Avenir Next LT Pro" w:hAnsi="Avenir Next LT Pro" w:cs="Calibri"/><w:color w:val="303030"/><w:sz w:val="20"/><w:szCs w:val="20"/></w:rPr></w:pPr></w:p></w:tc></w:tr><w:tr><w:trPr><w:trHeight w:val="166"/><w:jc w:val="center"/></w:trPr><w:tc><w:tcPr><w:tcW w:w="1800" w:type="pct"/><w:vMerge w:val="restart"/><w:vAlign w:val="center"/><w:hideMark/></w:tcPr><w:p><w:pPr><w:jc w:val="center"/><w:rPr><w:rFonts w:ascii="Avenir Next LT Pro" w:eastAsiaTheme="minorHAnsi" w:hAnsi="Avenir Next LT Pro" w:cs="Calibri"/><w:color w:val="303030"/><w:sz w:val="20"/><w:szCs w:val="20"/></w:rPr></w:pPr><w:r><w:rPr><w:rFonts w:ascii="Avenir Next LT Pro" w:eastAsiaTheme="minorHAnsi" w:hAnsi="Avenir Next LT Pro" w:cs="Calibri"/><w:b/><w:bCs/><w:color w:val="303030"/><w:sz w:val="20"/><w:szCs w:val="20"/></w:rPr><w:t>Anexo 2</w:t></w:r><w:r><w:rPr><w:rFonts w:ascii="Avenir Next LT Pro" w:eastAsiaTheme="minorHAnsi" w:hAnsi="Avenir Next LT Pro" w:cs="Calibri"/><w:color w:val="303030"/><w:sz w:val="20"/><w:szCs w:val="20"/></w:rPr><w:t>. Descomposición de la señal ondulatoria</w:t></w:r></w:p></w:tc><w:tc><w:tcPr><w:tcW w:w="1133" w:type="pct"/><w:vMerge/><w:tcMar><w:top w:w="0" w:type="dxa"/><w:left w:w="70" w:type="dxa"/><w:bottom w:w="0" w:type="dxa"/><w:right w:w="70" w:type="dxa"/></w:tcMar><w:vAlign w:val="center"/></w:tcPr><w:p><w:pPr><w:jc w:val="center"/><w:rPr><w:rFonts w:ascii="Avenir Next LT Pro" w:eastAsiaTheme="minorHAnsi" w:hAnsi="Avenir Next LT Pro" w:cs="Calibri"/><w:color w:val="303030"/><w:sz w:val="20"/><w:szCs w:val="20"/></w:rPr></w:pPr></w:p></w:tc><w:tc><w:tcPr><w:tcW w:w="1212" w:type="pct"/></w:tcPr><w:p><w:pPr><w:jc w:val="center"/><w:rPr><w:rFonts w:ascii="Avenir Next LT Pro" w:hAnsi="Avenir Next LT Pro" w:cs="Calibri"/><w:color w:val="303030"/><w:sz w:val="20"/><w:szCs w:val="20"/></w:rPr></w:pPr><w:r><w:rPr><w:rFonts w:ascii="Avenir Next LT Pro" w:hAnsi="Avenir Next LT Pro"/><w:color w:val="303030"/><w:sz w:val="20"/><w:szCs w:val="20"/></w:rPr><w:t>Corrección jornada diurna día hábil </w:t></w:r></w:p></w:tc><w:tc><w:tcPr><w:tcW w:w="855" w:type="pct"/><w:vAlign w:val="center"/></w:tcPr><w:p><w:pPr><w:jc w:val="center"/><w:rPr><w:rFonts w:ascii="Avenir Next LT Pro" w:hAnsi="Avenir Next LT Pro" w:cs="Calibri"/><w:color w:val="303030"/><w:sz w:val="20"/><w:szCs w:val="20"/></w:rPr></w:pPr></w:p></w:tc></w:tr><w:tr><w:trPr><w:trHeight w:val="166"/><w:jc w:val="center"/></w:trPr><w:tc><w:tcPr><w:tcW w:w="1800" w:type="pct"/><w:vMerge/><w:vAlign w:val="center"/></w:tcPr><w:p><w:pPr><w:jc w:val="center"/><w:rPr><w:rFonts w:ascii="Avenir Next LT Pro" w:eastAsiaTheme="minorHAnsi" w:hAnsi="Avenir Next LT Pro" w:cs="Calibri"/><w:color w:val="303030"/><w:sz w:val="20"/><w:szCs w:val="20"/></w:rPr></w:pPr></w:p></w:tc><w:tc><w:tcPr><w:tcW w:w="1133" w:type="pct"/><w:vMerge/><w:tcMar><w:top w:w="0" w:type="dxa"/><w:left w:w="70" w:type="dxa"/><w:bottom w:w="0" w:type="dxa"/><w:right w:w="70" w:type="dxa"/></w:tcMar><w:vAlign w:val="center"/></w:tcPr><w:p><w:pPr><w:jc w:val="center"/><w:rPr><w:rFonts w:ascii="Avenir Next LT Pro" w:eastAsiaTheme="minorHAnsi" w:hAnsi="Avenir Next LT Pro" w:cs="Calibri"/><w:color w:val="303030"/><w:sz w:val="20"/><w:szCs w:val="20"/></w:rPr></w:pPr></w:p></w:tc><w:tc><w:tcPr><w:tcW w:w="1212" w:type="pct"/></w:tcPr><w:p><w:pPr><w:jc w:val="center"/><w:rPr><w:rFonts w:ascii="Avenir Next LT Pro" w:hAnsi="Avenir Next LT Pro" w:cs="Calibri"/><w:color w:val="303030"/><w:sz w:val="20"/><w:szCs w:val="20"/></w:rPr></w:pPr><w:r><w:rPr><w:rFonts w:ascii="Avenir Next LT Pro" w:hAnsi="Avenir Next LT Pro"/><w:color w:val="303030"/><w:sz w:val="20"/><w:szCs w:val="20"/></w:rPr><w:t>Corrección jornada diurna día no hábil</w:t></w:r></w:p></w:tc><w:tc><w:tcPr><w:tcW w:w="855" w:type="pct"/><w:vAlign w:val="center"/></w:tcPr><w:p><w:pPr><w:jc w:val="center"/><w:rPr><w:rFonts w:ascii="Avenir Next LT Pro" w:hAnsi="Avenir Next LT Pro" w:cs="Calibri"/><w:color w:val="303030"/><w:sz w:val="20"/><w:szCs w:val="20"/></w:rPr></w:pPr></w:p></w:tc></w:tr><w:tr><w:trPr><w:trHeight w:val="60"/><w:jc w:val="center"/></w:trPr><w:tc><w:tcPr><w:tcW w:w="1800" w:type="pct"/><w:vMerge w:val="restart"/><w:tcMar><w:top w:w="0" w:type="dxa"/><w:left w:w="70" w:type="dxa"/><w:bottom w:w="0" w:type="dxa"/><w:right w:w="70" w:type="dxa"/></w:tcMar><w:vAlign w:val="center"/><w:hideMark/></w:tcPr><w:p><w:pPr><w:jc w:val="center"/><w:rPr><w:rFonts w:ascii="Avenir Next LT Pro" w:eastAsiaTheme="minorHAnsi" w:hAnsi="Avenir Next LT Pro" w:cs="Calibri"/><w:color w:val="303030"/><w:sz w:val="20"/><w:szCs w:val="20"/></w:rPr></w:pPr><w:commentRangeStart w:id="296"/><w:r><w:rPr><w:rFonts w:ascii="Avenir Next LT Pro" w:eastAsiaTheme="minorHAnsi" w:hAnsi="Avenir Next LT Pro" w:cs="Calibri"/><w:b/><w:bCs/><w:color w:val="303030"/><w:sz w:val="20"/><w:szCs w:val="20"/></w:rPr><w:t>Anexo 3.</w:t></w:r><w:r><w:rPr><w:rFonts w:ascii="Avenir Next LT Pro" w:eastAsiaTheme="minorHAnsi" w:hAnsi="Avenir Next LT Pro" w:cs="Calibri"/><w:color w:val="303030"/><w:sz w:val="20"/><w:szCs w:val="20"/></w:rPr><w:t> Calibraciones de equipos y Fichas técnicas</w:t></w:r><w:commentRangeEnd w:id="296"/><w:r><w:rPr><w:rStyle w:val="Refdecomentario"/><w:rFonts w:ascii="Tahoma" w:hAnsi="Tahoma"/><w:szCs w:val="20"/><w:lang w:val="es-MX" w:eastAsia="es-MX"/></w:rPr><w:commentReference w:id="296"/></w:r></w:p></w:tc><w:tc><w:tcPr><w:tcW w:w="1133" w:type="pct"/><w:vMerge/><w:tcMar><w:top w:w="0" w:type="dxa"/><w:left w:w="70" w:type="dxa"/><w:bottom w:w="0" w:type="dxa"/><w:right w:w="70" w:type="dxa"/></w:tcMar><w:vAlign w:val="center"/></w:tcPr><w:p><w:pPr><w:jc w:val="center"/><w:rPr><w:rFonts w:ascii="Avenir Next LT Pro" w:eastAsiaTheme="minorHAnsi" w:hAnsi="Avenir Next LT Pro" w:cs="Calibri"/><w:color w:val="303030"/><w:sz w:val="20"/><w:szCs w:val="20"/></w:rPr></w:pPr></w:p></w:tc><w:tc><w:tcPr><w:tcW w:w="1212" w:type="pct"/><w:vAlign w:val="center"/></w:tcPr><w:p><w:pPr><w:jc w:val="center"/><w:rPr><w:rFonts w:ascii="Avenir Next LT Pro" w:hAnsi="Avenir Next LT Pro" w:cs="Calibri"/><w:color w:val="303030"/><w:sz w:val="20"/><w:szCs w:val="20"/></w:rPr></w:pPr><w:commentRangeStart w:id="297"/><w:proofErr w:type="spellStart"/><w:r><w:rPr><w:rFonts w:ascii="Avenir Next LT Pro" w:hAnsi="Avenir Next LT Pro" w:cs="Calibri"/><w:color w:val="303030"/><w:sz w:val="20"/><w:szCs w:val="20"/></w:rPr><w:t>Certificado</w:t></w:r><w:commentRangeEnd w:id="297"/><w:r><w:rPr><w:rStyle w:val="Refdecomentario"/><w:rFonts w:ascii="Tahoma" w:hAnsi="Tahoma"/><w:szCs w:val="20"/><w:lang w:val="es-MX" w:eastAsia="es-MX"/></w:rPr><w:commentReference w:id="297"/></w:r><w:r><w:rPr><w:rFonts w:ascii="Avenir Next LT Pro" w:hAnsi="Avenir Next LT Pro" w:cs="Calibri"/><w:color w:val="303030"/><w:sz w:val="20"/><w:szCs w:val="20"/></w:rPr><w:t>_Sonómetro</w:t></w:r><w:proofErr w:type="spellEnd"/><w:r><w:rPr><w:rFonts w:ascii="Avenir Next LT Pro" w:hAnsi="Avenir Next LT Pro" w:cs="Calibri"/><w:color w:val="303030"/><w:sz w:val="20"/><w:szCs w:val="20"/></w:rPr><w:t> </w:t></w:r><w:proofErr w:type="spellStart"/><w:r><w:rPr><w:rFonts w:ascii="Avenir Next LT Pro" w:hAnsi="Avenir Next LT Pro" w:cs="Calibri"/><w:color w:val="303030"/><w:sz w:val="20"/><w:szCs w:val="20"/></w:rPr><w:t>{certificado_sonometro_1}</w:t></w:r><w:proofErr w:type="spellEnd"/></w:p></w:tc><w:tc><w:tcPr><w:tcW w:w="855" w:type="pct"/><w:vAlign w:val="center"/></w:tcPr><w:p><w:pPr><w:jc w:val="center"/><w:rPr><w:rFonts w:ascii="Avenir Next LT Pro" w:hAnsi="Avenir Next LT Pro" w:cs="Calibri"/><w:color w:val="303030"/><w:sz w:val="20"/><w:szCs w:val="20"/></w:rPr></w:pPr></w:p></w:tc></w:tr><w:tr><w:trPr><w:trHeight w:val="60"/><w:jc w:val="center"/></w:trPr><w:tc><w:tcPr><w:tcW w:w="1800" w:type="pct"/><w:vMerge/><w:tcMar><w:top w:w="0" w:type="dxa"/><w:left w:w="70" w:type="dxa"/><w:bottom w:w="0" w:type="dxa"/><w:right w:w="70" w:type="dxa"/></w:tcMar><w:vAlign w:val="center"/></w:tcPr><w:p><w:pPr><w:jc w:val="center"/><w:rPr><w:rFonts w:ascii="Avenir Next LT Pro" w:eastAsiaTheme="minorHAnsi" w:hAnsi="Avenir Next LT Pro" w:cs="Calibri"/><w:color w:val="303030"/><w:sz w:val="20"/><w:szCs w:val="20"/></w:rPr></w:pPr></w:p></w:tc><w:tc><w:tcPr><w:tcW w:w="1133" w:type="pct"/><w:vMerge/><w:tcMar><w:top w:w="0" w:type="dxa"/><w:left w:w="70" w:type="dxa"/><w:bottom w:w="0" w:type="dxa"/><w:right w:w="70" w:type="dxa"/></w:tcMar><w:vAlign w:val="center"/></w:tcPr><w:p><w:pPr><w:jc w:val="center"/><w:rPr><w:rFonts w:ascii="Avenir Next LT Pro" w:eastAsiaTheme="minorHAnsi" w:hAnsi="Avenir Next LT Pro" w:cs="Calibri"/><w:color w:val="303030"/><w:sz w:val="20"/><w:szCs w:val="20"/></w:rPr></w:pPr></w:p></w:tc><w:tc><w:tcPr><w:tcW w:w="1212" w:type="pct"/><w:vAlign w:val="center"/></w:tcPr><w:p><w:pPr><w:jc w:val="center"/><w:rPr><w:rFonts w:ascii="Avenir Next LT Pro" w:hAnsi="Avenir Next LT Pro" w:cs="Calibri"/><w:color w:val="303030"/><w:sz w:val="20"/><w:szCs w:val="20"/></w:rPr></w:pPr><w:r><w:rPr><w:rFonts w:ascii="Avenir Next LT Pro" w:hAnsi="Avenir Next LT Pro" w:cs="Calibri"/><w:color w:val="303030"/><w:sz w:val="20"/><w:szCs w:val="20"/></w:rPr><w:t>Certificado_Pistófono </w:t></w:r><w:r><w:rPr><w:rFonts w:ascii="Avenir Next LT Pro" w:hAnsi="Avenir Next LT Pro" w:cs="Calibri"/><w:color w:val="303030"/><w:sz w:val="20"/><w:szCs w:val="20"/></w:rPr><w:t>{de_estudio_de_la_organizacion_la_cual_se_localiza_1}</w:t></w:r></w:p></w:tc><w:tc><w:tcPr><w:tcW w:w="855" w:type="pct"/><w:vAlign w:val="center"/></w:tcPr><w:p><w:pPr><w:jc w:val="center"/><w:rPr><w:rFonts w:ascii="Avenir Next LT Pro" w:hAnsi="Avenir Next LT Pro" w:cs="Calibri"/><w:color w:val="303030"/><w:sz w:val="20"/><w:szCs w:val="20"/></w:rPr></w:pPr></w:p></w:tc></w:tr><w:tr><w:trPr><w:trHeight w:val="60"/><w:jc w:val="center"/></w:trPr><w:tc><w:tcPr><w:tcW w:w="1800" w:type="pct"/><w:vMerge/><w:tcMar><w:top w:w="0" w:type="dxa"/><w:left w:w="70" w:type="dxa"/><w:bottom w:w="0" w:type="dxa"/><w:right w:w="70" w:type="dxa"/></w:tcMar><w:vAlign w:val="center"/></w:tcPr><w:p><w:pPr><w:jc w:val="center"/><w:rPr><w:rFonts w:ascii="Avenir Next LT Pro" w:eastAsiaTheme="minorHAnsi" w:hAnsi="Avenir Next LT Pro" w:cs="Calibri"/><w:color w:val="303030"/><w:sz w:val="20"/><w:szCs w:val="20"/></w:rPr></w:pPr></w:p></w:tc><w:tc><w:tcPr><w:tcW w:w="1133" w:type="pct"/><w:vMerge/><w:tcMar><w:top w:w="0" w:type="dxa"/><w:left w:w="70" w:type="dxa"/><w:bottom w:w="0" w:type="dxa"/><w:right w:w="70" w:type="dxa"/></w:tcMar><w:vAlign w:val="center"/></w:tcPr><w:p><w:pPr><w:jc w:val="center"/><w:rPr><w:rFonts w:ascii="Avenir Next LT Pro" w:eastAsiaTheme="minorHAnsi" w:hAnsi="Avenir Next LT Pro" w:cs="Calibri"/><w:color w:val="303030"/><w:sz w:val="20"/><w:szCs w:val="20"/></w:rPr></w:pPr></w:p></w:tc><w:tc><w:tcPr><w:tcW w:w="1212" w:type="pct"/><w:vAlign w:val="center"/></w:tcPr><w:p><w:pPr><w:jc w:val="center"/><w:rPr><w:rFonts w:ascii="Avenir Next LT Pro" w:hAnsi="Avenir Next LT Pro" w:cs="Calibri"/><w:color w:val="303030"/><w:sz w:val="20"/><w:szCs w:val="20"/></w:rPr></w:pPr><w:commentRangeStart w:id="298"/><w:r><w:rPr><w:rFonts w:ascii="Avenir Next LT Pro" w:hAnsi="Avenir Next LT Pro" w:cs="Calibri"/><w:color w:val="303030"/><w:sz w:val="20"/><w:szCs w:val="20"/></w:rPr><w:t>{las_mediciones_de_ruido_intradomiciliario_se_lleva_1}</w:t></w:r><w:commentRangeEnd w:id="298"/><w:r><w:rPr><w:rStyle w:val="Refdecomentario"/><w:rFonts w:ascii="Tahoma" w:hAnsi="Tahoma"/><w:szCs w:val="20"/><w:lang w:val="es-MX" w:eastAsia="es-MX"/></w:rPr></w:r></w:p></w:tc><w:tc><w:tcPr><w:tcW w:w="855" w:type="pct"/><w:vAlign w:val="center"/></w:tcPr><w:p><w:pPr><w:jc w:val="center"/><w:rPr><w:rFonts w:ascii="Avenir Next LT Pro" w:hAnsi="Avenir Next LT Pro" w:cs="Calibri"/><w:color w:val="303030"/><w:sz w:val="20"/><w:szCs w:val="20"/></w:rPr></w:pPr></w:p></w:tc></w:tr><w:tr><w:trPr><w:trHeight w:val="174"/><w:jc w:val="center"/></w:trPr><w:tc><w:tcPr><w:tcW w:w="1800" w:type="pct"/><w:tcMar><w:top w:w="0" w:type="dxa"/><w:left w:w="70" w:type="dxa"/><w:bottom w:w="0" w:type="dxa"/><w:right w:w="70" w:type="dxa"/></w:tcMar><w:vAlign w:val="center"/></w:tcPr><w:p><w:pPr><w:jc w:val="center"/><w:rPr><w:rFonts w:ascii="Avenir Next LT Pro" w:eastAsiaTheme="minorHAnsi" w:hAnsi="Avenir Next LT Pro" w:cs="Calibri"/><w:color w:val="303030"/><w:sz w:val="20"/><w:szCs w:val="20"/></w:rPr></w:pPr><w:r><w:rPr><w:rFonts w:ascii="Avenir Next LT Pro" w:eastAsiaTheme="minorHAnsi" w:hAnsi="Avenir Next LT Pro" w:cs="Calibri"/><w:b/><w:bCs/><w:color w:val="303030"/><w:sz w:val="20"/><w:szCs w:val="20"/></w:rPr><w:t>Anexo 4.</w:t></w:r><w:r><w:rPr><w:rFonts w:ascii="Avenir Next LT Pro" w:eastAsiaTheme="minorHAnsi" w:hAnsi="Avenir Next LT Pro" w:cs="Calibri"/><w:color w:val="303030"/><w:sz w:val="20"/><w:szCs w:val="20"/></w:rPr><w:t> Resolución de Acreditación del IDEAM</w:t></w:r></w:p></w:tc><w:tc><w:tcPr><w:tcW w:w="1133" w:type="pct"/><w:vMerge/><w:tcMar><w:top w:w="0" w:type="dxa"/><w:left w:w="70" w:type="dxa"/><w:bottom w:w="0" w:type="dxa"/><w:right w:w="70" w:type="dxa"/></w:tcMar><w:vAlign w:val="center"/></w:tcPr><w:p><w:pPr><w:jc w:val="center"/><w:rPr><w:rFonts w:ascii="Avenir Next LT Pro" w:eastAsiaTheme="minorHAnsi" w:hAnsi="Avenir Next LT Pro" w:cs="Calibri"/><w:color w:val="303030"/><w:sz w:val="20"/><w:szCs w:val="20"/></w:rPr></w:pPr></w:p></w:tc><w:tc><w:tcPr><w:tcW w:w="1212" w:type="pct"/><w:vAlign w:val="center"/></w:tcPr><w:p><w:pPr><w:jc w:val="center"/><w:rPr><w:rFonts w:ascii="Avenir Next LT Pro" w:hAnsi="Avenir Next LT Pro" w:cs="Calibri"/><w:color w:val="303030"/><w:sz w:val="20"/><w:szCs w:val="20"/></w:rPr></w:pPr><w:r><w:rPr><w:rFonts w:ascii="Avenir Next LT Pro" w:hAnsi="Avenir Next LT Pro" w:cs="Calibri"/><w:color w:val="303030"/><w:sz w:val="20"/><w:szCs w:val="20"/></w:rPr><w:t>Resolución </w:t></w:r><w:r><w:rPr><w:rFonts w:ascii="Avenir Next LT Pro" w:hAnsi="Avenir Next LT Pro" w:cs="Calibri"/><w:color w:val="303030"/><w:sz w:val="20"/><w:szCs w:val="20"/></w:rPr><w:t>{serambiente_s_a_s_es_una_empresa_acreditada_por_el_1}</w:t></w:r></w:p></w:tc><w:tc><w:tcPr><w:tcW w:w="855" w:type="pct"/><w:vAlign w:val="center"/></w:tcPr><w:p><w:pPr><w:jc w:val="center"/><w:rPr><w:rFonts w:ascii="Avenir Next LT Pro" w:hAnsi="Avenir Next LT Pro" w:cs="Calibri"/><w:color w:val="303030"/><w:sz w:val="20"/><w:szCs w:val="20"/></w:rPr></w:pPr></w:p></w:tc></w:tr><w:tr><w:trPr><w:trHeight w:val="41"/><w:jc w:val="center"/></w:trPr><w:tc><w:tcPr><w:tcW w:w="1800" w:type="pct"/><w:vMerge w:val="restart"/><w:vAlign w:val="center"/><w:hideMark/></w:tcPr><w:p><w:pPr><w:jc w:val="center"/><w:rPr><w:rFonts w:ascii="Avenir Next LT Pro" w:eastAsiaTheme="minorHAnsi" w:hAnsi="Avenir Next LT Pro" w:cs="Calibri"/><w:color w:val="303030"/><w:sz w:val="20"/><w:szCs w:val="20"/></w:rPr></w:pPr><w:r><w:rPr><w:rFonts w:ascii="Avenir Next LT Pro" w:eastAsiaTheme="minorHAnsi" w:hAnsi="Avenir Next LT Pro" w:cs="Calibri"/><w:b/><w:bCs/><w:color w:val="303030"/><w:sz w:val="20"/><w:szCs w:val="20"/></w:rPr><w:t>Anexo 5</w:t></w:r><w:r><w:rPr><w:rFonts w:ascii="Avenir Next LT Pro" w:eastAsiaTheme="minorHAnsi" w:hAnsi="Avenir Next LT Pro" w:cs="Calibri"/><w:color w:val="303030"/><w:sz w:val="20"/><w:szCs w:val="20"/></w:rPr><w:t>. Formatos de campo (plan de monitoreo y planillas de campo)</w:t></w:r></w:p></w:tc><w:tc><w:tcPr><w:tcW w:w="1133" w:type="pct"/><w:vMerge/><w:tcMar><w:top w:w="0" w:type="dxa"/><w:left w:w="70" w:type="dxa"/><w:bottom w:w="0" w:type="dxa"/><w:right w:w="70" w:type="dxa"/></w:tcMar><w:vAlign w:val="center"/></w:tcPr><w:p><w:pPr><w:jc w:val="center"/><w:rPr><w:rFonts w:ascii="Avenir Next LT Pro" w:eastAsiaTheme="minorHAnsi" w:hAnsi="Avenir Next LT Pro" w:cs="Calibri"/><w:color w:val="303030"/><w:sz w:val="20"/><w:szCs w:val="20"/></w:rPr></w:pPr></w:p></w:tc><w:tc><w:tcPr><w:tcW w:w="1212" w:type="pct"/><w:vAlign w:val="center"/></w:tcPr><w:p><w:pPr><w:jc w:val="center"/><w:rPr><w:rFonts w:ascii="Avenir Next LT Pro" w:hAnsi="Avenir Next LT Pro" w:cs="Calibri"/><w:color w:val="303030"/><w:sz w:val="20"/><w:szCs w:val="20"/></w:rPr></w:pPr><w:r><w:rPr><w:rFonts w:ascii="Avenir Next LT Pro" w:hAnsi="Avenir Next LT Pro" w:cs="Calibri"/><w:color w:val="303030"/><w:sz w:val="20"/><w:szCs w:val="20"/></w:rPr><w:t>Plan_monitoreo</w:t></w:r></w:p></w:tc><w:tc><w:tcPr><w:tcW w:w="855" w:type="pct"/><w:vAlign w:val="center"/></w:tcPr><w:p><w:pPr><w:jc w:val="center"/><w:rPr><w:rFonts w:ascii="Avenir Next LT Pro" w:hAnsi="Avenir Next LT Pro" w:cs="Calibri"/><w:color w:val="303030"/><w:sz w:val="20"/><w:szCs w:val="20"/></w:rPr></w:pPr></w:p></w:tc></w:tr><w:tr><w:trPr><w:trHeight w:val="41"/><w:jc w:val="center"/></w:trPr><w:tc><w:tcPr><w:tcW w:w="1800" w:type="pct"/><w:vMerge/><w:vAlign w:val="center"/></w:tcPr><w:p><w:pPr><w:jc w:val="center"/><w:rPr><w:rFonts w:ascii="Avenir Next LT Pro" w:eastAsiaTheme="minorHAnsi" w:hAnsi="Avenir Next LT Pro" w:cs="Calibri"/><w:color w:val="303030"/><w:sz w:val="20"/><w:szCs w:val="20"/></w:rPr></w:pPr></w:p></w:tc><w:tc><w:tcPr><w:tcW w:w="1133" w:type="pct"/><w:vMerge/><w:tcMar><w:top w:w="0" w:type="dxa"/><w:left w:w="70" w:type="dxa"/><w:bottom w:w="0" w:type="dxa"/><w:right w:w="70" w:type="dxa"/></w:tcMar><w:vAlign w:val="center"/></w:tcPr><w:p><w:pPr><w:jc w:val="center"/><w:rPr><w:rFonts w:ascii="Avenir Next LT Pro" w:eastAsiaTheme="minorHAnsi" w:hAnsi="Avenir Next LT Pro" w:cs="Calibri"/><w:color w:val="303030"/><w:sz w:val="20"/><w:szCs w:val="20"/></w:rPr></w:pPr></w:p></w:tc><w:tc><w:tcPr><w:tcW w:w="1212" w:type="pct"/><w:vAlign w:val="center"/></w:tcPr><w:p><w:pPr><w:jc w:val="center"/><w:rPr><w:rFonts w:ascii="Avenir Next LT Pro" w:hAnsi="Avenir Next LT Pro" w:cs="Calibri"/><w:color w:val="303030"/><w:sz w:val="20"/><w:szCs w:val="20"/></w:rPr></w:pPr><w:r><w:rPr><w:rFonts w:ascii="Avenir Next LT Pro" w:hAnsi="Avenir Next LT Pro" w:cs="Calibri"/><w:color w:val="303030"/><w:sz w:val="20"/><w:szCs w:val="20"/></w:rPr><w:t>Planilla_campo</w:t></w:r></w:p></w:tc><w:tc><w:tcPr><w:tcW w:w="855" w:type="pct"/><w:vAlign w:val="center"/></w:tcPr><w:p><w:pPr><w:jc w:val="center"/><w:rPr><w:rFonts w:ascii="Avenir Next LT Pro" w:hAnsi="Avenir Next LT Pro" w:cs="Calibri"/><w:color w:val="303030"/><w:sz w:val="20"/><w:szCs w:val="20"/></w:rPr></w:pPr></w:p></w:tc></w:tr><w:tr><w:trPr><w:trHeight w:val="41"/><w:jc w:val="center"/></w:trPr><w:tc><w:tcPr><w:tcW w:w="1800" w:type="pct"/><w:vAlign w:val="center"/></w:tcPr><w:p><w:pPr><w:jc w:val="center"/><w:rPr><w:rFonts w:ascii="Avenir Next LT Pro" w:eastAsiaTheme="minorHAnsi" w:hAnsi="Avenir Next LT Pro" w:cs="Calibri"/><w:color w:val="303030"/><w:sz w:val="20"/><w:szCs w:val="20"/></w:rPr></w:pPr><w:r><w:rPr><w:rFonts w:ascii="Avenir Next LT Pro" w:eastAsiaTheme="minorHAnsi" w:hAnsi="Avenir Next LT Pro" w:cs="Calibri"/><w:b/><w:bCs/><w:color w:val="303030"/><w:sz w:val="20"/><w:szCs w:val="20"/></w:rPr><w:t>Anexo 6</w:t></w:r><w:r><w:rPr><w:rFonts w:ascii="Avenir Next LT Pro" w:eastAsiaTheme="minorHAnsi" w:hAnsi="Avenir Next LT Pro" w:cs="Calibri"/><w:color w:val="303030"/><w:sz w:val="20"/><w:szCs w:val="20"/></w:rPr><w:t>. Hoja de cálculo incertidumbre Ruido</w:t></w:r></w:p></w:tc><w:tc><w:tcPr><w:tcW w:w="1133" w:type="pct"/><w:vMerge/><w:tcMar><w:top w:w="0" w:type="dxa"/><w:left w:w="70" w:type="dxa"/><w:bottom w:w="0" w:type="dxa"/><w:right w:w="70" w:type="dxa"/></w:tcMar><w:vAlign w:val="center"/></w:tcPr><w:p><w:pPr><w:jc w:val="center"/><w:rPr><w:rFonts w:ascii="Avenir Next LT Pro" w:eastAsiaTheme="minorHAnsi" w:hAnsi="Avenir Next LT Pro" w:cs="Calibri"/><w:color w:val="303030"/><w:sz w:val="20"/><w:szCs w:val="20"/></w:rPr></w:pPr></w:p></w:tc><w:tc><w:tcPr><w:tcW w:w="1212" w:type="pct"/><w:vAlign w:val="center"/></w:tcPr><w:p><w:pPr><w:jc w:val="center"/><w:rPr><w:rFonts w:ascii="Avenir Next LT Pro" w:hAnsi="Avenir Next LT Pro" w:cs="Calibri"/><w:color w:val="303030"/><w:sz w:val="20"/><w:szCs w:val="20"/></w:rPr></w:pPr><w:r><w:rPr><w:rFonts w:ascii="Avenir Next LT Pro" w:eastAsiaTheme="minorHAnsi" w:hAnsi="Avenir Next LT Pro" w:cs="Calibri"/><w:color w:val="303030"/><w:sz w:val="20"/><w:szCs w:val="20"/></w:rPr><w:t>Hoja de cálculo_OT </w:t></w:r><w:r><w:rPr><w:rFonts w:ascii="Avenir Next LT Pro" w:eastAsiaTheme="minorHAnsi" w:hAnsi="Avenir Next LT Pro" w:cs="Calibri"/><w:color w:val="303030"/><w:sz w:val="20"/><w:szCs w:val="20"/></w:rPr><w:t>{hoja_de_calculo_ot_1}</w:t></w:r></w:p></w:tc><w:tc><w:tcPr><w:tcW w:w="855" w:type="pct"/><w:vAlign w:val="center"/></w:tcPr><w:p><w:pPr><w:jc w:val="center"/><w:rPr><w:rFonts w:ascii="Avenir Next LT Pro" w:hAnsi="Avenir Next LT Pro" w:cs="Calibri"/><w:color w:val="303030"/><w:sz w:val="20"/><w:szCs w:val="20"/></w:rPr></w:pPr></w:p></w:tc></w:tr></w:tbl><w:p><w:pPr><w:pStyle w:val="Textoindependiente"/><w:spacing w:line="360" w:lineRule="auto"/><w:rPr><w:rFonts w:ascii="Avenir Next LT Pro" w:hAnsi="Avenir Next LT Pro"/><w:i/><w:color w:val="303030"/><w:sz w:val="20"/></w:rPr></w:pPr><w:r><w:rPr><w:rFonts w:ascii="Avenir Next LT Pro" w:hAnsi="Avenir Next LT Pro"/><w:i/><w:color w:val="303030"/><w:sz w:val="20"/></w:rPr><w:t>{var_33}</w:t></w:r><w:r><w:rPr><w:rFonts w:ascii="Avenir Next LT Pro" w:hAnsi="Avenir Next LT Pro"/><w:i/><w:color w:val="303030"/><w:sz w:val="20"/></w:rPr></w:r><w:r><w:rPr><w:rFonts w:ascii="Avenir Next LT Pro" w:hAnsi="Avenir Next LT Pro"/><w:i/><w:color w:val="303030"/><w:sz w:val="20"/></w:rPr></w:r></w:p><w:p><w:pPr><w:pStyle w:val="Textoindependiente"/><w:spacing w:line="360" w:lineRule="auto"/><w:rPr><w:rFonts w:ascii="Avenir Next LT Pro" w:hAnsi="Avenir Next LT Pro"/><w:i/><w:color w:val="303030"/><w:sz w:val="20"/></w:rPr></w:pPr><w:r><w:rPr><w:rFonts w:ascii="Avenir Next LT Pro" w:hAnsi="Avenir Next LT Pro"/><w:i/><w:color w:val="303030"/><w:sz w:val="20"/></w:rPr><w:t>{var_4}</w:t></w:r></w:p><w:p><w:pPr><w:pStyle w:val="Ttulo1"/><w:jc w:val="left"/><w:rPr><w:rFonts w:ascii="Avenir Next LT Pro" w:hAnsi="Avenir Next LT Pro"/><w:color w:val="303030"/><w:sz w:val="40"/><w:szCs w:val="40"/></w:rPr></w:pPr><w:bookmarkStart w:id="299" w:name="_Toc211423097"/><w:bookmarkStart w:id="300" w:name="_Toc215310889"/><w:r><w:rPr><w:rFonts w:ascii="Avenir Next LT Pro" w:hAnsi="Avenir Next LT Pro"/><w:color w:val="303030"/><w:sz w:val="40"/><w:szCs w:val="40"/></w:rPr><w:lastRenderedPageBreak/><w:t>11. </w:t></w:r><w:bookmarkStart w:id="301" w:name="_Toc139449157"/><w:bookmarkStart w:id="302" w:name="_Toc143861496"/><w:r><w:rPr><w:rFonts w:ascii="Avenir Next LT Pro" w:hAnsi="Avenir Next LT Pro"/><w:color w:val="303030"/><w:sz w:val="40"/><w:szCs w:val="40"/></w:rPr><w:t>HIST</w:t></w:r><w:r><w:rPr><w:rFonts w:ascii="Avenir Next LT Pro" w:hAnsi="Avenir Next LT Pro"/><w:color w:val="303030"/><w:sz w:val="40"/><w:szCs w:val="40"/></w:rPr><w:t>ORIAL</w:t></w:r><w:r><w:rPr><w:rFonts w:ascii="Avenir Next LT Pro" w:hAnsi="Avenir Next LT Pro"/><w:color w:val="303030"/><w:sz w:val="40"/><w:szCs w:val="40"/></w:rPr><w:t> </w:t></w:r><w:r><w:rPr><w:rFonts w:ascii="Avenir Next LT Pro" w:hAnsi="Avenir Next LT Pro"/><w:color w:val="303030"/><w:sz w:val="40"/><w:szCs w:val="40"/></w:rPr><w:t>DE CAMBIOS</w:t></w:r><w:bookmarkEnd w:id="299"/><w:bookmarkEnd w:id="300"/><w:bookmarkEnd w:id="301"/><w:bookmarkEnd w:id="302"/></w:p><w:p><w:pPr><w:pStyle w:val="Sinespaciado"/><w:jc w:val="center"/><w:rPr><w:rFonts w:ascii="Avenir Next LT Pro" w:hAnsi="Avenir Next LT Pro"/><w:i/><w:color w:val="303030"/><w:sz w:val="20"/><w:szCs w:val="20"/></w:rPr></w:pPr></w:p><w:p><w:pPr><w:pStyle w:val="Descripcin"/><w:keepNext/><w:spacing w:after="0"/><w:jc w:val="center"/><w:rPr><w:rFonts w:ascii="Avenir Next LT Pro" w:hAnsi="Avenir Next LT Pro" w:cs="Calibri"/><w:i/><w:color w:val="303030"/><w:lang w:val="es-CO"/></w:rPr></w:pPr><w:bookmarkStart w:id="303" w:name="_Toc139449135"/><w:bookmarkStart w:id="304" w:name="_Toc143861507"/><w:bookmarkStart w:id="305" w:name="_Toc209532350"/><w:r><w:rPr><w:rFonts w:ascii="Avenir Next LT Pro" w:hAnsi="Avenir Next LT Pro"/><w:color w:val="303030"/><w:lang w:val="es-CO"/></w:rPr><w:t>Tabla </w:t></w:r><w:r><w:rPr><w:rFonts w:ascii="Avenir Next LT Pro" w:hAnsi="Avenir Next LT Pro"/><w:color w:val="303030"/><w:lang w:val="es-CO"/></w:rPr><w:fldChar w:fldCharType="begin"/></w:r><w:r><w:rPr><w:rFonts w:ascii="Avenir Next LT Pro" w:hAnsi="Avenir Next LT Pro"/><w:color w:val="303030"/><w:lang w:val="es-CO"/></w:rPr><w:instrText xml:space="preserve"> SEQ Tabla \* ARABIC </w:instrText></w:r><w:r><w:rPr><w:rFonts w:ascii="Avenir Next LT Pro" w:hAnsi="Avenir Next LT Pro"/><w:color w:val="303030"/><w:lang w:val="es-CO"/></w:rPr><w:fldChar w:fldCharType="separate"/></w:r><w:r><w:rPr><w:rFonts w:ascii="Avenir Next LT Pro" w:hAnsi="Avenir Next LT Pro"/><w:noProof/><w:color w:val="303030"/><w:lang w:val="es-CO"/></w:rPr><w:t>23</w:t></w:r><w:r><w:rPr><w:rFonts w:ascii="Avenir Next LT Pro" w:hAnsi="Avenir Next LT Pro"/><w:color w:val="303030"/><w:lang w:val="es-CO"/></w:rPr><w:fldChar w:fldCharType="end"/></w:r><w:r><w:rPr><w:rFonts w:ascii="Avenir Next LT Pro" w:hAnsi="Avenir Next LT Pro"/><w:color w:val="303030"/><w:lang w:val="es-CO"/></w:rPr><w:t>. </w:t></w:r><w:r><w:rPr><w:rFonts w:ascii="Avenir Next LT Pro" w:hAnsi="Avenir Next LT Pro" w:cs="Calibri"/><w:color w:val="303030"/><w:lang w:val="es-CO"/></w:rPr><w:t>Hist</w:t></w:r><w:r><w:rPr><w:rFonts w:ascii="Avenir Next LT Pro" w:hAnsi="Avenir Next LT Pro" w:cs="Calibri"/><w:color w:val="303030"/><w:lang w:val="es-CO"/></w:rPr><w:t>orial </w:t></w:r><w:r><w:rPr><w:rFonts w:ascii="Avenir Next LT Pro" w:hAnsi="Avenir Next LT Pro" w:cs="Calibri"/><w:color w:val="303030"/><w:lang w:val="es-CO"/></w:rPr><w:t>de cambios.</w:t></w:r><w:bookmarkEnd w:id="303"/><w:bookmarkEnd w:id="304"/><w:bookmarkEnd w:id="305"/></w:p><w:tbl><w:tblPr><w:tblW w:w="5000" w:type="pct"/><w:tblBorders><w:top w:val="single" w:sz="4" w:space="0" w:color="808080" w:themeColor="background1" w:themeShade="80"/><w:left w:val="single" w:sz="4" w:space="0" w:color="808080" w:themeColor="background1" w:themeShade="80"/><w:bottom w:val="single" w:sz="4" w:space="0" w:color="808080" w:themeColor="background1" w:themeShade="80"/><w:right w:val="single" w:sz="4" w:space="0" w:color="808080" w:themeColor="background1" w:themeShade="80"/><w:insideH w:val="single" w:sz="4" w:space="0" w:color="808080" w:themeColor="background1" w:themeShade="80"/><w:insideV w:val="single" w:sz="4" w:space="0" w:color="808080" w:themeColor="background1" w:themeShade="80"/></w:tblBorders><w:tblCellMar><w:left w:w="70" w:type="dxa"/><w:right w:w="70" w:type="dxa"/></w:tblCellMar><w:tblLook w:val="04A0" w:firstRow="1" w:lastRow="0" w:firstColumn="1" w:lastColumn="0" w:noHBand="0" w:noVBand="1"/></w:tblPr><w:tblGrid><w:gridCol w:w="922"/><w:gridCol w:w="2213"/><w:gridCol w:w="1506"/><w:gridCol w:w="1639"/><w:gridCol w:w="1275"/><w:gridCol w:w="1275"/></w:tblGrid><w:tr><w:trPr><w:trHeight w:val="20"/></w:trPr><w:tc><w:tcPr><w:tcW w:w="522" w:type="pct"/><w:vAlign w:val="center"/><w:hideMark/></w:tcPr><w:p><w:pPr><w:jc w:val="center"/><w:rPr><w:rFonts w:ascii="Avenir Next LT Pro" w:hAnsi="Avenir Next LT Pro"/><w:b/><w:bCs/><w:color w:val="FFFFFF"/><w:sz w:val="20"/><w:szCs w:val="20"/></w:rPr></w:pPr><w:bookmarkStart w:id="306" w:name="_Hlk209170707"/><w:r><w:rPr><w:rFonts w:ascii="Avenir Next LT Pro" w:hAnsi="Avenir Next LT Pro"/><w:b/><w:bCs/><w:color w:val="FFFFFF"/><w:sz w:val="20"/><w:szCs w:val="20"/></w:rPr><w:t>Versión</w:t></w:r></w:p></w:tc><w:tc><w:tcPr><w:tcW w:w="1253" w:type="pct"/><w:vAlign w:val="center"/><w:hideMark/></w:tcPr><w:p><w:pPr><w:jc w:val="center"/><w:rPr><w:rFonts w:ascii="Avenir Next LT Pro" w:hAnsi="Avenir Next LT Pro"/><w:b/><w:bCs/><w:color w:val="FFFFFF"/><w:sz w:val="20"/><w:szCs w:val="20"/></w:rPr></w:pPr><w:r><w:rPr><w:rFonts w:ascii="Avenir Next LT Pro" w:hAnsi="Avenir Next LT Pro"/><w:b/><w:bCs/><w:color w:val="FFFFFF"/><w:sz w:val="20"/><w:szCs w:val="20"/></w:rPr><w:t>Identificación única del informe</w:t></w:r></w:p></w:tc><w:tc><w:tcPr><w:tcW w:w="853" w:type="pct"/><w:vAlign w:val="center"/><w:hideMark/></w:tcPr><w:p><w:pPr><w:jc w:val="center"/><w:rPr><w:rFonts w:ascii="Avenir Next LT Pro" w:hAnsi="Avenir Next LT Pro"/><w:b/><w:bCs/><w:color w:val="FFFFFF"/><w:sz w:val="20"/><w:szCs w:val="20"/></w:rPr></w:pPr><w:r><w:rPr><w:rFonts w:ascii="Avenir Next LT Pro" w:hAnsi="Avenir Next LT Pro"/><w:b/><w:bCs/><w:color w:val="FFFFFF"/><w:sz w:val="20"/><w:szCs w:val="20"/></w:rPr><w:t>Fecha de</w:t></w:r></w:p><w:p><w:pPr><w:jc w:val="center"/><w:rPr><w:rFonts w:ascii="Avenir Next LT Pro" w:hAnsi="Avenir Next LT Pro"/><w:b/><w:bCs/><w:color w:val="FFFFFF"/><w:sz w:val="20"/><w:szCs w:val="20"/></w:rPr></w:pPr><w:r><w:rPr><w:rFonts w:ascii="Avenir Next LT Pro" w:hAnsi="Avenir Next LT Pro"/><w:b/><w:bCs/><w:color w:val="FFFFFF"/><w:sz w:val="20"/><w:szCs w:val="20"/></w:rPr><w:t>emisión</w:t></w:r></w:p></w:tc><w:tc><w:tcPr><w:tcW w:w="928" w:type="pct"/><w:vAlign w:val="center"/><w:hideMark/></w:tcPr><w:p><w:pPr><w:jc w:val="center"/><w:rPr><w:rFonts w:ascii="Avenir Next LT Pro" w:hAnsi="Avenir Next LT Pro"/><w:b/><w:bCs/><w:color w:val="FFFFFF"/><w:sz w:val="20"/><w:szCs w:val="20"/></w:rPr></w:pPr><w:commentRangeStart w:id="307"/><w:r><w:rPr><w:rFonts w:ascii="Avenir Next LT Pro" w:hAnsi="Avenir Next LT Pro"/><w:b/><w:bCs/><w:color w:val="FFFFFF"/><w:sz w:val="20"/><w:szCs w:val="20"/></w:rPr><w:t>Elaborado</w:t></w:r><w:commentRangeEnd w:id="307"/><w:r><w:rPr><w:rStyle w:val="Refdecomentario"/><w:rFonts w:ascii="Tahoma" w:hAnsi="Tahoma"/><w:szCs w:val="20"/><w:lang w:val="es-MX" w:eastAsia="es-MX"/></w:rPr><w:commentReference w:id="307"/></w:r></w:p><w:p><w:pPr><w:jc w:val="center"/><w:rPr><w:rFonts w:ascii="Avenir Next LT Pro" w:hAnsi="Avenir Next LT Pro"/><w:b/><w:bCs/><w:color w:val="FFFFFF"/><w:sz w:val="20"/><w:szCs w:val="20"/></w:rPr></w:pPr><w:r><w:rPr><w:rFonts w:ascii="Avenir Next LT Pro" w:hAnsi="Avenir Next LT Pro"/><w:b/><w:bCs/><w:color w:val="FFFFFF"/><w:sz w:val="20"/><w:szCs w:val="20"/></w:rPr><w:t>por</w:t></w:r></w:p></w:tc><w:tc><w:tcPr><w:tcW w:w="722" w:type="pct"/><w:vAlign w:val="center"/><w:hideMark/></w:tcPr><w:p><w:pPr><w:jc w:val="center"/><w:rPr><w:rFonts w:ascii="Avenir Next LT Pro" w:hAnsi="Avenir Next LT Pro"/><w:b/><w:bCs/><w:color w:val="FFFFFF"/><w:sz w:val="20"/><w:szCs w:val="20"/></w:rPr></w:pPr><w:r><w:rPr><w:rFonts w:ascii="Avenir Next LT Pro" w:hAnsi="Avenir Next LT Pro"/><w:b/><w:bCs/><w:color w:val="FFFFFF"/><w:sz w:val="20"/><w:szCs w:val="20"/></w:rPr><w:t>Revisado por</w:t></w:r></w:p></w:tc><w:tc><w:tcPr><w:tcW w:w="722" w:type="pct"/><w:vAlign w:val="center"/><w:hideMark/></w:tcPr><w:p><w:pPr><w:jc w:val="center"/><w:rPr><w:rFonts w:ascii="Avenir Next LT Pro" w:hAnsi="Avenir Next LT Pro"/><w:b/><w:bCs/><w:color w:val="FFFFFF"/><w:sz w:val="20"/><w:szCs w:val="20"/></w:rPr></w:pPr><w:r><w:rPr><w:rFonts w:ascii="Avenir Next LT Pro" w:hAnsi="Avenir Next LT Pro"/><w:b/><w:bCs/><w:color w:val="FFFFFF"/><w:sz w:val="20"/><w:szCs w:val="20"/></w:rPr><w:t>Aprobado por</w:t></w:r></w:p></w:tc></w:tr><w:tr><w:trPr><w:trHeight w:val="20"/></w:trPr><w:tc><w:tcPr><w:tcW w:w="522" w:type="pct"/><w:vMerge w:val="restart"/><w:vAlign w:val="center"/><w:hideMark/></w:tcPr><w:p><w:pPr><w:jc w:val="center"/><w:rPr><w:rFonts w:ascii="Avenir Next LT Pro" w:hAnsi="Avenir Next LT Pro"/><w:color w:val="484848"/><w:sz w:val="20"/><w:szCs w:val="20"/></w:rPr></w:pPr><w:r><w:rPr><w:rFonts w:ascii="Avenir Next LT Pro" w:hAnsi="Avenir Next LT Pro"/><w:color w:val="484848"/><w:sz w:val="20"/><w:szCs w:val="20"/></w:rPr><w:t>00</w:t></w:r></w:p></w:tc><w:tc><w:tcPr><w:tcW w:w="1253" w:type="pct"/><w:vMerge w:val="restart"/><w:vAlign w:val="center"/><w:hideMark/></w:tcPr><w:p><w:pPr><w:jc w:val="center"/><w:rPr><w:rFonts w:ascii="Avenir Next LT Pro" w:hAnsi="Avenir Next LT Pro"/><w:color w:val="484848"/><w:sz w:val="20"/><w:szCs w:val="20"/><w:lang w:val="en-US"/></w:rPr></w:pPr><w:r><w:rPr><w:rFonts w:ascii="Avenir Next LT Pro" w:hAnsi="Avenir Next LT Pro"/><w:color w:val="484848"/><w:sz w:val="20"/><w:szCs w:val="20"/><w:lang w:val="en-US"/></w:rPr><w:t>{tag_ot_code_v00}</w:t></w:r></w:p></w:tc><w:tc><w:tcPr><w:tcW w:w="853" w:type="pct"/><w:vMerge w:val="restart"/><w:vAlign w:val="center"/><w:hideMark/></w:tcPr><w:p><w:pPr><w:jc w:val="center"/><w:rPr><w:rFonts w:ascii="Avenir Next LT Pro" w:hAnsi="Avenir Next LT Pro"/><w:color w:val="484848"/><w:sz w:val="20"/><w:szCs w:val="20"/></w:rPr></w:pPr><w:r><w:rPr><w:rFonts w:ascii="Avenir Next LT Pro" w:hAnsi="Avenir Next LT Pro"/><w:color w:val="484848"/><w:sz w:val="20"/><w:szCs w:val="20"/></w:rPr><w:t>DD/MM/AA</w:t></w:r></w:p></w:tc><w:tc><w:tcPr><w:tcW w:w="928" w:type="pct"/><w:vAlign w:val="center"/><w:hideMark/></w:tcPr><w:p><w:pPr><w:jc w:val="center"/><w:rPr><w:rFonts w:ascii="Avenir Next LT Pro" w:hAnsi="Avenir Next LT Pro"/><w:color w:val="484848"/><w:sz w:val="20"/><w:szCs w:val="20"/></w:rPr></w:pPr><w:r><w:rPr><w:rFonts w:ascii="Avenir Next LT Pro" w:hAnsi="Avenir Next LT Pro"/><w:color w:val="484848"/><w:sz w:val="20"/><w:szCs w:val="20"/></w:rPr><w:t>FIRMA</w:t></w:r></w:p></w:tc><w:tc><w:tcPr><w:tcW w:w="722" w:type="pct"/><w:vAlign w:val="center"/><w:hideMark/></w:tcPr><w:p><w:pPr><w:jc w:val="center"/><w:rPr><w:rFonts w:ascii="Avenir Next LT Pro" w:hAnsi="Avenir Next LT Pro"/><w:color w:val="484848"/><w:sz w:val="20"/><w:szCs w:val="20"/></w:rPr></w:pPr><w:r><w:rPr><w:rFonts w:ascii="Avenir Next LT Pro" w:hAnsi="Avenir Next LT Pro"/><w:color w:val="484848"/><w:sz w:val="20"/><w:szCs w:val="20"/></w:rPr><w:t>FIRMA</w:t></w:r></w:p></w:tc><w:tc><w:tcPr><w:tcW w:w="722" w:type="pct"/><w:vAlign w:val="center"/><w:hideMark/></w:tcPr><w:p><w:pPr><w:jc w:val="center"/><w:rPr><w:rFonts w:ascii="Avenir Next LT Pro" w:hAnsi="Avenir Next LT Pro"/><w:color w:val="484848"/><w:sz w:val="20"/><w:szCs w:val="20"/></w:rPr></w:pPr><w:r><w:rPr><w:rFonts w:ascii="Avenir Next LT Pro" w:hAnsi="Avenir Next LT Pro"/><w:color w:val="484848"/><w:sz w:val="20"/><w:szCs w:val="20"/></w:rPr><w:t>FIRMA</w:t></w:r></w:p></w:tc></w:tr><w:tr><w:trPr><w:trHeight w:val="20"/></w:trPr><w:tc><w:tcPr><w:tcW w:w="522" w:type="pct"/><w:vMerge/><w:vAlign w:val="center"/></w:tcPr><w:p><w:pPr><w:jc w:val="center"/><w:rPr><w:rFonts w:ascii="Avenir Next LT Pro" w:hAnsi="Avenir Next LT Pro"/><w:color w:val="484848"/><w:sz w:val="20"/><w:szCs w:val="20"/></w:rPr></w:pPr></w:p></w:tc><w:tc><w:tcPr><w:tcW w:w="1253" w:type="pct"/><w:vMerge/><w:vAlign w:val="center"/></w:tcPr><w:p><w:pPr><w:jc w:val="center"/><w:rPr><w:rFonts w:ascii="Avenir Next LT Pro" w:hAnsi="Avenir Next LT Pro"/><w:color w:val="484848"/><w:sz w:val="20"/><w:szCs w:val="20"/></w:rPr></w:pPr></w:p></w:tc><w:tc><w:tcPr><w:tcW w:w="853" w:type="pct"/><w:vMerge/><w:vAlign w:val="center"/></w:tcPr><w:p><w:pPr><w:jc w:val="center"/><w:rPr><w:rFonts w:ascii="Avenir Next LT Pro" w:hAnsi="Avenir Next LT Pro"/><w:color w:val="484848"/><w:sz w:val="20"/><w:szCs w:val="20"/></w:rPr></w:pPr></w:p></w:tc><w:tc><w:tcPr><w:tcW w:w="928" w:type="pct"/><w:vAlign w:val="center"/></w:tcPr><w:p><w:pPr><w:jc w:val="center"/><w:rPr><w:rFonts w:ascii="Avenir Next LT Pro" w:hAnsi="Avenir Next LT Pro"/><w:color w:val="484848"/><w:sz w:val="20"/><w:szCs w:val="20"/></w:rPr></w:pPr><w:r><w:rPr><w:rFonts w:ascii="Avenir Next LT Pro" w:hAnsi="Avenir Next LT Pro"/><w:color w:val="484848"/><w:sz w:val="20"/><w:szCs w:val="20"/></w:rPr><w:t>NOMBRE Y APELLIDO</w:t></w:r></w:p></w:tc><w:tc><w:tcPr><w:tcW w:w="722" w:type="pct"/><w:vAlign w:val="center"/></w:tcPr><w:p><w:pPr><w:jc w:val="center"/><w:rPr><w:rFonts w:ascii="Avenir Next LT Pro" w:hAnsi="Avenir Next LT Pro"/><w:color w:val="484848"/><w:sz w:val="20"/><w:szCs w:val="20"/></w:rPr></w:pPr><w:r><w:rPr><w:rFonts w:ascii="Avenir Next LT Pro" w:hAnsi="Avenir Next LT Pro"/><w:color w:val="484848"/><w:sz w:val="20"/><w:szCs w:val="20"/></w:rPr><w:t>NOMBRE Y APELLIDO</w:t></w:r></w:p></w:tc><w:tc><w:tcPr><w:tcW w:w="722" w:type="pct"/><w:vAlign w:val="center"/></w:tcPr><w:p><w:pPr><w:jc w:val="center"/><w:rPr><w:rFonts w:ascii="Avenir Next LT Pro" w:hAnsi="Avenir Next LT Pro"/><w:color w:val="484848"/><w:sz w:val="20"/><w:szCs w:val="20"/></w:rPr></w:pPr><w:r><w:rPr><w:rFonts w:ascii="Avenir Next LT Pro" w:hAnsi="Avenir Next LT Pro"/><w:color w:val="484848"/><w:sz w:val="20"/><w:szCs w:val="20"/></w:rPr><w:t>NOMBRE Y APELLIDO</w:t></w:r></w:p></w:tc></w:tr><w:tr><w:trPr><w:trHeight w:val="20"/></w:trPr><w:tc><w:tcPr><w:tcW w:w="5000" w:type="pct"/><w:gridSpan w:val="6"/><w:vAlign w:val="center"/><w:hideMark/></w:tcPr><w:p><w:pPr><w:jc w:val="center"/><w:rPr><w:rFonts w:ascii="Avenir Next LT Pro" w:hAnsi="Avenir Next LT Pro"/><w:b/><w:bCs/><w:color w:val="FFFFFF"/><w:sz w:val="20"/><w:szCs w:val="20"/></w:rPr></w:pPr><w:r><w:rPr><w:rFonts w:ascii="Avenir Next LT Pro" w:hAnsi="Avenir Next LT Pro"/><w:b/><w:bCs/><w:color w:val="FFFFFF"/><w:sz w:val="20"/><w:szCs w:val="20"/></w:rPr><w:t>Descripción </w:t></w:r></w:p></w:tc></w:tr><w:tr><w:trPr><w:trHeight w:val="20"/></w:trPr><w:tc><w:tcPr><w:tcW w:w="5000" w:type="pct"/><w:gridSpan w:val="6"/><w:vAlign w:val="center"/><w:hideMark/></w:tcPr><w:p><w:pPr><w:jc w:val="center"/><w:rPr><w:rFonts w:ascii="Avenir Next LT Pro" w:hAnsi="Avenir Next LT Pro"/><w:color w:val="484848"/><w:sz w:val="20"/><w:szCs w:val="20"/></w:rPr></w:pPr><w:commentRangeStart w:id="308"/><w:r><w:rPr><w:rFonts w:ascii="Avenir Next LT Pro" w:hAnsi="Avenir Next LT Pro"/><w:color w:val="484848"/><w:sz w:val="20"/><w:szCs w:val="20"/></w:rPr><w:t>Versión</w:t></w:r><w:commentRangeEnd w:id="308"/><w:r><w:rPr><w:rStyle w:val="Refdecomentario"/><w:rFonts w:ascii="Tahoma" w:hAnsi="Tahoma"/><w:szCs w:val="20"/><w:lang w:val="es-MX" w:eastAsia="es-MX"/></w:rPr><w:commentReference w:id="308"/></w:r><w:r><w:rPr><w:rFonts w:ascii="Avenir Next LT Pro" w:hAnsi="Avenir Next LT Pro"/><w:color w:val="484848"/><w:sz w:val="20"/><w:szCs w:val="20"/></w:rPr><w:t> inicial</w:t></w:r></w:p></w:tc></w:tr><w:tr><w:trPr><w:trHeight w:val="20"/></w:trPr><w:tc><w:tcPr><w:tcW w:w="522" w:type="pct"/><w:vAlign w:val="center"/><w:hideMark/></w:tcPr><w:p><w:pPr><w:jc w:val="center"/><w:rPr><w:rFonts w:ascii="Avenir Next LT Pro" w:hAnsi="Avenir Next LT Pro"/><w:b/><w:bCs/><w:color w:val="FFFFFF"/><w:sz w:val="20"/><w:szCs w:val="20"/></w:rPr></w:pPr><w:r><w:rPr><w:rFonts w:ascii="Avenir Next LT Pro" w:hAnsi="Avenir Next LT Pro"/><w:b/><w:bCs/><w:color w:val="FFFFFF"/><w:sz w:val="20"/><w:szCs w:val="20"/></w:rPr><w:t>Versión</w:t></w:r></w:p></w:tc><w:tc><w:tcPr><w:tcW w:w="1253" w:type="pct"/><w:vAlign w:val="center"/><w:hideMark/></w:tcPr><w:p><w:pPr><w:jc w:val="center"/><w:rPr><w:rFonts w:ascii="Avenir Next LT Pro" w:hAnsi="Avenir Next LT Pro"/><w:b/><w:bCs/><w:color w:val="FFFFFF"/><w:sz w:val="20"/><w:szCs w:val="20"/></w:rPr></w:pPr><w:r><w:rPr><w:rFonts w:ascii="Avenir Next LT Pro" w:hAnsi="Avenir Next LT Pro"/><w:b/><w:bCs/><w:color w:val="FFFFFF"/><w:sz w:val="20"/><w:szCs w:val="20"/></w:rPr><w:t>Identificación única del informe</w:t></w:r></w:p></w:tc><w:tc><w:tcPr><w:tcW w:w="853" w:type="pct"/><w:vAlign w:val="center"/><w:hideMark/></w:tcPr><w:p><w:pPr><w:jc w:val="center"/><w:rPr><w:rFonts w:ascii="Avenir Next LT Pro" w:hAnsi="Avenir Next LT Pro"/><w:b/><w:bCs/><w:color w:val="FFFFFF"/><w:sz w:val="20"/><w:szCs w:val="20"/></w:rPr></w:pPr><w:r><w:rPr><w:rFonts w:ascii="Avenir Next LT Pro" w:hAnsi="Avenir Next LT Pro"/><w:b/><w:bCs/><w:color w:val="FFFFFF"/><w:sz w:val="20"/><w:szCs w:val="20"/></w:rPr><w:t>Fecha de emisión</w:t></w:r></w:p></w:tc><w:tc><w:tcPr><w:tcW w:w="928" w:type="pct"/><w:vAlign w:val="center"/><w:hideMark/></w:tcPr><w:p><w:pPr><w:jc w:val="center"/><w:rPr><w:rFonts w:ascii="Avenir Next LT Pro" w:hAnsi="Avenir Next LT Pro"/><w:b/><w:bCs/><w:color w:val="FFFFFF"/><w:sz w:val="20"/><w:szCs w:val="20"/></w:rPr></w:pPr><w:r><w:rPr><w:rFonts w:ascii="Avenir Next LT Pro" w:hAnsi="Avenir Next LT Pro"/><w:b/><w:bCs/><w:color w:val="FFFFFF"/><w:sz w:val="20"/><w:szCs w:val="20"/></w:rPr><w:t>Elaborado</w:t></w:r></w:p><w:p><w:pPr><w:jc w:val="center"/><w:rPr><w:rFonts w:ascii="Avenir Next LT Pro" w:hAnsi="Avenir Next LT Pro"/><w:b/><w:bCs/><w:color w:val="FFFFFF"/><w:sz w:val="20"/><w:szCs w:val="20"/></w:rPr></w:pPr><w:r><w:rPr><w:rFonts w:ascii="Avenir Next LT Pro" w:hAnsi="Avenir Next LT Pro"/><w:b/><w:bCs/><w:color w:val="FFFFFF"/><w:sz w:val="20"/><w:szCs w:val="20"/></w:rPr><w:t>por</w:t></w:r></w:p></w:tc><w:tc><w:tcPr><w:tcW w:w="722" w:type="pct"/><w:vAlign w:val="center"/><w:hideMark/></w:tcPr><w:p><w:pPr><w:jc w:val="center"/><w:rPr><w:rFonts w:ascii="Avenir Next LT Pro" w:hAnsi="Avenir Next LT Pro"/><w:b/><w:bCs/><w:color w:val="FFFFFF"/><w:sz w:val="20"/><w:szCs w:val="20"/></w:rPr></w:pPr><w:r><w:rPr><w:rFonts w:ascii="Avenir Next LT Pro" w:hAnsi="Avenir Next LT Pro"/><w:b/><w:bCs/><w:color w:val="FFFFFF"/><w:sz w:val="20"/><w:szCs w:val="20"/></w:rPr><w:t>Revisado por</w:t></w:r></w:p></w:tc><w:tc><w:tcPr><w:tcW w:w="722" w:type="pct"/><w:vAlign w:val="center"/><w:hideMark/></w:tcPr><w:p><w:pPr><w:jc w:val="center"/><w:rPr><w:rFonts w:ascii="Avenir Next LT Pro" w:hAnsi="Avenir Next LT Pro"/><w:b/><w:bCs/><w:color w:val="FFFFFF"/><w:sz w:val="20"/><w:szCs w:val="20"/></w:rPr></w:pPr><w:r><w:rPr><w:rFonts w:ascii="Avenir Next LT Pro" w:hAnsi="Avenir Next LT Pro"/><w:b/><w:bCs/><w:color w:val="FFFFFF"/><w:sz w:val="20"/><w:szCs w:val="20"/></w:rPr><w:t>Aprobado por</w:t></w:r></w:p></w:tc></w:tr><w:tr><w:trPr><w:trHeight w:val="20"/></w:trPr><w:tc><w:tcPr><w:tcW w:w="522" w:type="pct"/><w:vMerge w:val="restart"/><w:vAlign w:val="center"/><w:hideMark/></w:tcPr><w:p><w:pPr><w:jc w:val="center"/><w:rPr><w:rFonts w:ascii="Avenir Next LT Pro" w:hAnsi="Avenir Next LT Pro"/><w:color w:val="484848"/><w:sz w:val="20"/><w:szCs w:val="20"/></w:rPr></w:pPr><w:r><w:rPr><w:rFonts w:ascii="Avenir Next LT Pro" w:hAnsi="Avenir Next LT Pro"/><w:color w:val="484848"/><w:sz w:val="20"/><w:szCs w:val="20"/></w:rPr><w:t>01</w:t></w:r></w:p></w:tc><w:tc><w:tcPr><w:tcW w:w="1253" w:type="pct"/><w:vMerge w:val="restart"/><w:vAlign w:val="center"/><w:hideMark/></w:tcPr><w:p><w:pPr><w:jc w:val="center"/><w:rPr><w:rFonts w:ascii="Avenir Next LT Pro" w:hAnsi="Avenir Next LT Pro"/><w:color w:val="484848"/><w:sz w:val="20"/><w:szCs w:val="20"/><w:lang w:val="en-US"/></w:rPr></w:pPr><w:r><w:rPr><w:rFonts w:ascii="Avenir Next LT Pro" w:hAnsi="Avenir Next LT Pro"/><w:color w:val="484848"/><w:sz w:val="20"/><w:szCs w:val="20"/><w:lang w:val="en-US"/></w:rPr><w:t>{tag_ot_code_v01}</w:t></w:r></w:p></w:tc><w:tc><w:tcPr><w:tcW w:w="853" w:type="pct"/><w:vMerge w:val="restart"/><w:vAlign w:val="center"/><w:hideMark/></w:tcPr><w:p><w:pPr><w:jc w:val="center"/><w:rPr><w:rFonts w:ascii="Avenir Next LT Pro" w:hAnsi="Avenir Next LT Pro"/><w:color w:val="484848"/><w:sz w:val="20"/><w:szCs w:val="20"/></w:rPr></w:pPr><w:r><w:rPr><w:rFonts w:ascii="Avenir Next LT Pro" w:hAnsi="Avenir Next LT Pro"/><w:color w:val="484848"/><w:sz w:val="20"/><w:szCs w:val="20"/></w:rPr><w:t>DD/MM/AA</w:t></w:r></w:p></w:tc><w:tc><w:tcPr><w:tcW w:w="928" w:type="pct"/><w:vAlign w:val="center"/></w:tcPr><w:p><w:pPr><w:jc w:val="center"/><w:rPr><w:rFonts w:ascii="Avenir Next LT Pro" w:hAnsi="Avenir Next LT Pro"/><w:color w:val="484848"/><w:sz w:val="20"/><w:szCs w:val="20"/></w:rPr></w:pPr><w:r><w:rPr><w:rFonts w:ascii="Avenir Next LT Pro" w:hAnsi="Avenir Next LT Pro"/><w:color w:val="484848"/><w:sz w:val="20"/><w:szCs w:val="20"/></w:rPr><w:t>FIRMA</w:t></w:r></w:p></w:tc><w:tc><w:tcPr><w:tcW w:w="722" w:type="pct"/><w:vAlign w:val="center"/></w:tcPr><w:p><w:pPr><w:jc w:val="center"/><w:rPr><w:rFonts w:ascii="Avenir Next LT Pro" w:hAnsi="Avenir Next LT Pro"/><w:color w:val="484848"/><w:sz w:val="20"/><w:szCs w:val="20"/></w:rPr></w:pPr><w:r><w:rPr><w:rFonts w:ascii="Avenir Next LT Pro" w:hAnsi="Avenir Next LT Pro"/><w:color w:val="484848"/><w:sz w:val="20"/><w:szCs w:val="20"/></w:rPr><w:t>FIRMA</w:t></w:r></w:p></w:tc><w:tc><w:tcPr><w:tcW w:w="722" w:type="pct"/><w:vAlign w:val="center"/></w:tcPr><w:p><w:pPr><w:jc w:val="center"/><w:rPr><w:rFonts w:ascii="Avenir Next LT Pro" w:hAnsi="Avenir Next LT Pro"/><w:color w:val="484848"/><w:sz w:val="20"/><w:szCs w:val="20"/></w:rPr></w:pPr><w:r><w:rPr><w:rFonts w:ascii="Avenir Next LT Pro" w:hAnsi="Avenir Next LT Pro"/><w:color w:val="484848"/><w:sz w:val="20"/><w:szCs w:val="20"/></w:rPr><w:t>FIRMA</w:t></w:r></w:p></w:tc></w:tr><w:tr><w:trPr><w:trHeight w:val="20"/></w:trPr><w:tc><w:tcPr><w:tcW w:w="522" w:type="pct"/><w:vMerge/><w:vAlign w:val="center"/></w:tcPr><w:p><w:pPr><w:jc w:val="center"/><w:rPr><w:rFonts w:ascii="Avenir Next LT Pro" w:hAnsi="Avenir Next LT Pro"/><w:color w:val="484848"/><w:sz w:val="20"/><w:szCs w:val="20"/></w:rPr></w:pPr></w:p></w:tc><w:tc><w:tcPr><w:tcW w:w="1253" w:type="pct"/><w:vMerge/><w:vAlign w:val="center"/></w:tcPr><w:p><w:pPr><w:jc w:val="center"/><w:rPr><w:rFonts w:ascii="Avenir Next LT Pro" w:hAnsi="Avenir Next LT Pro"/><w:color w:val="484848"/><w:sz w:val="20"/><w:szCs w:val="20"/></w:rPr></w:pPr></w:p></w:tc><w:tc><w:tcPr><w:tcW w:w="853" w:type="pct"/><w:vMerge/><w:vAlign w:val="center"/></w:tcPr><w:p><w:pPr><w:jc w:val="center"/><w:rPr><w:rFonts w:ascii="Avenir Next LT Pro" w:hAnsi="Avenir Next LT Pro"/><w:color w:val="484848"/><w:sz w:val="20"/><w:szCs w:val="20"/></w:rPr></w:pPr></w:p></w:tc><w:tc><w:tcPr><w:tcW w:w="928" w:type="pct"/><w:vAlign w:val="center"/></w:tcPr><w:p><w:pPr><w:jc w:val="center"/><w:rPr><w:rFonts w:ascii="Avenir Next LT Pro" w:hAnsi="Avenir Next LT Pro"/><w:color w:val="484848"/><w:sz w:val="20"/><w:szCs w:val="20"/></w:rPr></w:pPr><w:r><w:rPr><w:rFonts w:ascii="Avenir Next LT Pro" w:hAnsi="Avenir Next LT Pro"/><w:color w:val="484848"/><w:sz w:val="20"/><w:szCs w:val="20"/></w:rPr><w:t>NOMBRE Y APELLIDO</w:t></w:r></w:p></w:tc><w:tc><w:tcPr><w:tcW w:w="722" w:type="pct"/><w:vAlign w:val="center"/></w:tcPr><w:p><w:pPr><w:jc w:val="center"/><w:rPr><w:rFonts w:ascii="Avenir Next LT Pro" w:hAnsi="Avenir Next LT Pro"/><w:color w:val="484848"/><w:sz w:val="20"/><w:szCs w:val="20"/></w:rPr></w:pPr><w:r><w:rPr><w:rFonts w:ascii="Avenir Next LT Pro" w:hAnsi="Avenir Next LT Pro"/><w:color w:val="484848"/><w:sz w:val="20"/><w:szCs w:val="20"/></w:rPr><w:t>NOMBRE Y APELLIDO</w:t></w:r></w:p></w:tc><w:tc><w:tcPr><w:tcW w:w="722" w:type="pct"/><w:vAlign w:val="center"/></w:tcPr><w:p><w:pPr><w:jc w:val="center"/><w:rPr><w:rFonts w:ascii="Avenir Next LT Pro" w:hAnsi="Avenir Next LT Pro"/><w:color w:val="484848"/><w:sz w:val="20"/><w:szCs w:val="20"/></w:rPr></w:pPr><w:r><w:rPr><w:rFonts w:ascii="Avenir Next LT Pro" w:hAnsi="Avenir Next LT Pro"/><w:color w:val="484848"/><w:sz w:val="20"/><w:szCs w:val="20"/></w:rPr><w:t>NOMBRE Y APELLIDO</w:t></w:r></w:p></w:tc></w:tr><w:tr><w:trPr><w:trHeight w:val="20"/></w:trPr><w:tc><w:tcPr><w:tcW w:w="5000" w:type="pct"/><w:gridSpan w:val="6"/><w:vAlign w:val="center"/><w:hideMark/></w:tcPr><w:p><w:pPr><w:jc w:val="center"/><w:rPr><w:rFonts w:ascii="Avenir Next LT Pro" w:hAnsi="Avenir Next LT Pro"/><w:b/><w:bCs/><w:color w:val="FFFFFF"/><w:sz w:val="20"/><w:szCs w:val="20"/></w:rPr></w:pPr><w:r><w:rPr><w:rFonts w:ascii="Avenir Next LT Pro" w:hAnsi="Avenir Next LT Pro"/><w:b/><w:bCs/><w:color w:val="FFFFFF"/><w:sz w:val="20"/><w:szCs w:val="20"/></w:rPr><w:t>Descripción de la modificación</w:t></w:r></w:p></w:tc></w:tr><w:tr><w:trPr><w:trHeight w:val="20"/></w:trPr><w:tc><w:tcPr><w:tcW w:w="5000" w:type="pct"/><w:gridSpan w:val="6"/><w:vAlign w:val="center"/><w:hideMark/></w:tcPr><w:p><w:pPr><w:jc w:val="center"/><w:rPr><w:rFonts w:ascii="Avenir Next LT Pro" w:hAnsi="Avenir Next LT Pro"/><w:color w:val="484848"/><w:sz w:val="20"/><w:szCs w:val="20"/></w:rPr></w:pPr><w:r><w:rPr><w:rFonts w:ascii="Avenir Next LT Pro" w:hAnsi="Avenir Next LT Pro"/><w:color w:val="484848"/><w:sz w:val="20"/><w:szCs w:val="20"/></w:rPr><w:t>Se debe relacionar el motivo del porque se realiza el ajusta, quien lo solicita y específicamente que es lo ajustado.</w:t></w:r></w:p></w:tc></w:tr></w:tbl><w:bookmarkEnd w:id="306"/><w:p><w:pPr><w:pStyle w:val="Textoindependiente"/><w:spacing w:line="360" w:lineRule="auto"/><w:rPr><w:rFonts w:ascii="Avenir Next LT Pro" w:hAnsi="Avenir Next LT Pro"/><w:i/><w:color w:val="303030"/><w:sz w:val="20"/></w:rPr></w:pPr><w:r><w:rPr><w:rFonts w:ascii="Avenir Next LT Pro" w:hAnsi="Avenir Next LT Pro"/><w:i/><w:color w:val="303030"/><w:sz w:val="20"/></w:rPr><w:t>Fuente: ALS ENVIRONMENTAL S.A.S.</w:t></w:r><w:r><w:rPr><w:rFonts w:ascii="Avenir Next LT Pro" w:hAnsi="Avenir Next LT Pro"/><w:i/><w:color w:val="303030"/><w:sz w:val="20"/></w:rPr><w:t>{fuente_serambiente_s_a_s_2}</w:t></w:r><w:r><w:rPr><w:rFonts w:ascii="Avenir Next LT Pro" w:hAnsi="Avenir Next LT Pro"/><w:i/><w:color w:val="303030"/><w:sz w:val="20"/></w:rPr></w:r><w:r><w:rPr><w:rFonts w:ascii="Avenir Next LT Pro" w:hAnsi="Avenir Next LT Pro"/><w:i/><w:color w:val="303030"/><w:sz w:val="20"/></w:rPr></w:r><w:r><w:rPr><w:rFonts w:ascii="Avenir Next LT Pro" w:hAnsi="Avenir Next LT Pro"/><w:i/><w:color w:val="303030"/><w:sz w:val="20"/></w:rPr></w:r></w:p><w:p><w:pPr><w:rPr><w:rFonts w:ascii="Avenir Next LT Pro" w:hAnsi="Avenir Next LT Pro" w:cstheme="minorHAnsi"/><w:color w:val="303030"/></w:rPr></w:pPr></w:p><w:p><w:pPr><w:widowControl w:val="0"/><w:tabs><w:tab w:val="left" w:pos="530"/></w:tabs><w:autoSpaceDE w:val="0"/><w:autoSpaceDN w:val="0"/><w:ind w:right="228"/><w:jc w:val="both"/><w:rPr><w:rFonts w:ascii="Avenir Next LT Pro" w:hAnsi="Avenir Next LT Pro"/><w:i/><w:iCs/><w:sz w:val="20"/><w:szCs w:val="20"/></w:rPr></w:pPr><w:commentRangeStart w:id="309"/><w:commentRangeStart w:id="310"/><w:commentRangeStart w:id="311"/></w:p><w:p><w:pPr><w:widowControl w:val="0"/><w:tabs><w:tab w:val="left" w:pos="530"/></w:tabs><w:autoSpaceDE w:val="0"/><w:autoSpaceDN w:val="0"/><w:ind w:right="228"/><w:jc w:val="both"/><w:rPr><w:rFonts w:ascii="Avenir Next LT Pro" w:hAnsi="Avenir Next LT Pro"/><w:i/><w:iCs/><w:sz w:val="20"/><w:szCs w:val="20"/></w:rPr></w:pPr><w:bookmarkStart w:id="312" w:name="_Hlk209170783"/><w:r><w:rPr><w:rFonts w:ascii="Avenir Next LT Pro" w:hAnsi="Avenir Next LT Pro"/><w:i/><w:iCs/><w:sz w:val="20"/><w:szCs w:val="20"/></w:rPr><w:t>{var_57}</w:t></w:r><w:r><w:rPr><w:rFonts w:ascii="Avenir Next LT Pro" w:hAnsi="Avenir Next LT Pro"/><w:i/><w:iCs/><w:color w:val="FF0000"/><w:sz w:val="20"/><w:szCs w:val="20"/></w:rPr></w:r><w:r><w:rPr><w:rFonts w:ascii="Avenir Next LT Pro" w:hAnsi="Avenir Next LT Pro"/><w:i/><w:iCs/><w:sz w:val="20"/><w:szCs w:val="20"/></w:rPr></w:r><w:commentRangeEnd w:id="309"/><w:r><w:rPr><w:rStyle w:val="Refdecomentario"/><w:rFonts w:ascii="Tahoma" w:hAnsi="Tahoma"/><w:szCs w:val="20"/><w:lang w:val="es-MX" w:eastAsia="es-MX"/></w:rPr><w:commentReference w:id="309"/></w:r><w:commentRangeEnd w:id="310"/><w:r><w:rPr><w:rStyle w:val="Refdecomentario"/><w:rFonts w:ascii="Tahoma" w:hAnsi="Tahoma"/><w:szCs w:val="20"/><w:lang w:val="es-MX" w:eastAsia="es-MX"/></w:rPr><w:commentReference w:id="310"/></w:r><w:commentRangeEnd w:id="311"/><w:r><w:rPr><w:rStyle w:val="Refdecomentario"/><w:rFonts w:ascii="Tahoma" w:hAnsi="Tahoma"/><w:szCs w:val="20"/><w:lang w:val="es-MX" w:eastAsia="es-MX"/></w:rPr><w:commentReference w:id="311"/></w:r></w:p><w:p><w:pPr><w:widowControl w:val="0"/><w:tabs><w:tab w:val="left" w:pos="530"/></w:tabs><w:autoSpaceDE w:val="0"/><w:autoSpaceDN w:val="0"/><w:ind w:right="228"/><w:jc w:val="both"/><w:rPr><w:rFonts w:ascii="Avenir Next LT Pro" w:hAnsi="Avenir Next LT Pro"/><w:i/><w:iCs/><w:sz w:val="20"/><w:szCs w:val="20"/></w:rPr></w:pPr></w:p><w:p><w:pPr><w:widowControl w:val="0"/><w:tabs><w:tab w:val="left" w:pos="530"/></w:tabs><w:autoSpaceDE w:val="0"/><w:autoSpaceDN w:val="0"/><w:ind w:right="228"/><w:jc w:val="both"/><w:rPr><w:rFonts w:ascii="Avenir Next LT Pro" w:hAnsi="Avenir Next LT Pro"/><w:i/><w:iCs/><w:sz w:val="20"/><w:szCs w:val="20"/></w:rPr></w:pPr></w:p><w:bookmarkEnd w:id="312"/><w:p><w:pPr><w:rPr><w:rFonts w:ascii="Avenir Next LT Pro" w:hAnsi="Avenir Next LT Pro" w:cstheme="minorHAnsi"/><w:color w:val="303030"/></w:rPr></w:pPr></w:p><w:p><w:pPr><w:rPr><w:rFonts w:ascii="Avenir Next LT Pro" w:hAnsi="Avenir Next LT Pro" w:cstheme="minorHAnsi"/><w:color w:val="303030"/></w:rPr></w:pPr></w:p><w:p><w:pPr><w:rPr><w:rFonts w:ascii="Avenir Next LT Pro" w:hAnsi="Avenir Next LT Pro" w:cstheme="minorHAnsi"/><w:color w:val="303030"/></w:rPr></w:pPr></w:p><w:p><w:pPr><w:jc w:val="right"/><w:rPr><w:rFonts w:ascii="Avenir Next LT Pro" w:hAnsi="Avenir Next LT Pro" w:cs="Calibri"/><w:b/><w:i/><w:sz w:val="20"/><w:szCs w:val="20"/></w:rPr></w:pPr><w:bookmarkStart w:id="315" w:name="_Toc412800838"/><w:bookmarkStart w:id="316" w:name="_Toc479192757"/><w:r><w:rPr><w:rFonts w:ascii="Avenir Next LT Pro" w:hAnsi="Avenir Next LT Pro" w:cs="Calibri"/><w:b/><w:i/><w:sz w:val="20"/><w:szCs w:val="20"/></w:rPr><w:t>(FIN DEL INFORME)</w:t></w:r></w:p><w:bookmarkEnd w:id="315"/><w:bookmarkEnd w:id="316"/><w:p><w:pPr><w:tabs><w:tab w:val="left" w:pos="5175"/></w:tabs><w:jc w:val="right"/><w:rPr><w:rFonts w:ascii="Avenir Next LT Pro" w:hAnsi="Avenir Next LT Pro" w:cstheme="minorHAnsi"/><w:b/><w:i/><w:color w:val="303030"/><w:sz w:val="22"/><w:szCs w:val="40"/></w:rPr></w:pPr></w:p><w:sectPr><w:headerReference w:type="even" r:id="rId15"/><w:headerReference w:type="default" r:id="rId16"/><w:footerReference w:type="even" r:id="rId17"/><w:footerReference w:type="default" r:id="rId18"/><w:headerReference w:type="first" r:id="rId19"/><w:footerReference w:type="first" r:id="rId20"/><w:pgSz w:w="12242" w:h="15842" w:code="1"/><w:pgMar w:top="993" w:right="1701" w:bottom="1276" w:left="1701" w:header="425" w:footer="397" w:gutter="0"/><w:cols w:space="708"/><w:docGrid w:linePitch="360"/></w:sectPr></w:body></w:document>
 </file>
 
 <file path=word/comments.xml><?xml version="1.0" encoding="utf-8"?>

--- a/server/templates/reports/FO-PO-PSM-65-08 FORMATO PARA LA ELABORACIÓN DE INFORMES TÉCNICOS DE ESTUDIO DE RUIDO INTRADOMICILIARIO-plantilla.docx
+++ b/server/templates/reports/FO-PO-PSM-65-08 FORMATO PARA LA ELABORACIÓN DE INFORMES TÉCNICOS DE ESTUDIO DE RUIDO INTRADOMICILIARIO-plantilla.docx
@@ -926,7 +926,7 @@
             <w:rFonts w:cstheme="minorHAnsi"/>
             <w:noProof/>
           </w:rPr>
-          <w:t>4.CARACTERISTICAS DE LA MEDICIÓN194.1.Condiciones predominantes194.2.Condiciones atmosféricas194.3.Procedimiento para la medición del viento214.4.Naturaleza / estado del terreno entre la fuente y el receptor224.5.Ubicación de asentamientos poblacionales y potenciales receptores de interés en ecosistemas estratégicos235.RESULTADOS DE LA MEDICIÓN245.1 Normativa utilizada245.2 Resultados numéricos y comparación con la normatividad aplicada245.3 Cálculos aplicados276.DESCRIPCIÓN Y VARIABILIDAD DE LAS FUENTES DE SONIDO EXISTENTES297.INCERTIDUMBRE DE MEDICIONES307.1.  Regla de decisión y declaración de conformidad308. CONCLUSIONES Y RECOMENDACIONES329.BIBLIOGRAFÍA3310. ANEXOS3411. HISTORIAL DE CAMBIOS35TABLAS</w:t>
+          <w:t>4.CARACTERISTICAS DE LA MEDICIÓN194.1.Condiciones predominantes194.2.Condiciones atmosféricas194.3.Procedimiento para la medición del viento214.4.Naturaleza / estado del terreno entre la fuente y el receptor224.5.Ubicación de asentamientos poblacionales y potenciales receptores de interés en ecosistemas estratégicos235.RESULTADOS DE LA MEDICIÓN245.1 Normativa utilizada245.2 Resultados numéricos y comparación con la normatividad aplicada245.3 Cálculos aplicados276.DESCRIPCIÓN Y VARIABILIDAD DE LAS FUENTES DE SONIDO EXISTENTES297.INCERTIDUMBRE DE MEDICIONES307.1.  Regla de decisión y declaración de conformidad308. CONCLUSIONES Y RECOMENDACIONES329.BIBLIOGRAFÍA3310. ANEXOS3411. HISTORIAL DE CAMBIOS35ÍNDICES DE TABLAS</w:t>
         </w:r>
       </w:hyperlink>
       <w:commentRangeEnd w:id="10"/>
@@ -16627,7 +16627,7 @@
                 <w:szCs w:val="20"/>
                 <w:lang w:eastAsia="es-ES"/>
               </w:rPr>
-              <w:t>{monitoreo_de_ruido_intradomiciliario_realizado_el__1}</w:t>
+              <w:t>{id_serial_sonometro_65_08}</w:t>
             </w:r>
           </w:p>
         </w:tc>
@@ -16730,13 +16730,14 @@
                 <w:szCs w:val="20"/>
                 <w:lang w:eastAsia="es-ES"/>
               </w:rPr>
-              <w:t>{monitoreo_de_ruido_intradomiciliario_realizado_el__1}</w:t>
+              <w:t>{serial_sonometro_65_08}</w:t>
             </w:r>
           </w:p>
         </w:tc>
         <w:tc>
           <w:tcPr>
             <w:tcW w:w="921" w:type="pct"/>
+            <w:vMerge w:val="restart"/>
             <w:noWrap/>
             <w:vAlign w:val="center"/>
           </w:tcPr>
@@ -16771,6 +16772,7 @@
           <w:tcPr>
             <w:tcW w:w="664" w:type="pct"/>
             <w:gridSpan w:val="2"/>
+            <w:vMerge w:val="restart"/>
             <w:vAlign w:val="center"/>
           </w:tcPr>
           <w:p>
@@ -16799,6 +16801,7 @@
         <w:tc>
           <w:tcPr>
             <w:tcW w:w="664" w:type="pct"/>
+            <w:vMerge w:val="restart"/>
             <w:vAlign w:val="center"/>
           </w:tcPr>
           <w:p>
@@ -16831,6 +16834,157 @@
         <w:tc>
           <w:tcPr>
             <w:tcW w:w="666" w:type="pct"/>
+            <w:vMerge w:val="restart"/>
+            <w:vAlign w:val="center"/>
+          </w:tcPr>
+          <w:p>
+            <w:pPr>
+              <w:jc w:val="center"/>
+              <w:rPr>
+                <w:rFonts w:ascii="Avenir Next LT Pro" w:hAnsi="Avenir Next LT Pro" w:cstheme="minorHAnsi"/>
+                <w:color w:val="303030"/>
+                <w:sz w:val="20"/>
+                <w:szCs w:val="20"/>
+                <w:lang w:eastAsia="es-ES"/>
+              </w:rPr>
+            </w:pPr>
+          </w:p>
+        </w:tc>
+      </w:tr>
+      <w:tr>
+        <w:trPr>
+          <w:trHeight w:val="20"/>
+          <w:jc w:val="center"/>
+        </w:trPr>
+        <w:tc>
+          <w:tcPr>
+            <w:tcW w:w="1245" w:type="pct"/>
+            <w:noWrap/>
+            <w:vAlign w:val="center"/>
+          </w:tcPr>
+          <w:p>
+            <w:pPr>
+              <w:jc w:val="center"/>
+              <w:rPr>
+                <w:rFonts w:ascii="Avenir Next LT Pro" w:hAnsi="Avenir Next LT Pro" w:cstheme="minorHAnsi"/>
+                <w:b/>
+                <w:bCs/>
+                <w:color w:val="FFFFFF" w:themeColor="background1"/>
+                <w:sz w:val="20"/>
+                <w:szCs w:val="20"/>
+                <w:lang w:eastAsia="es-ES"/>
+              </w:rPr>
+            </w:pPr>
+            <w:r>
+              <w:rPr>
+                <w:rFonts w:ascii="Avenir Next LT Pro" w:hAnsi="Avenir Next LT Pro" w:cstheme="minorHAnsi"/>
+                <w:b/>
+                <w:bCs/>
+                <w:color w:val="FFFFFF" w:themeColor="background1"/>
+                <w:sz w:val="20"/>
+                <w:szCs w:val="20"/>
+                <w:lang w:eastAsia="es-ES"/>
+              </w:rPr>
+              <w:t>Serial pistófono</w:t>
+            </w:r>
+          </w:p>
+        </w:tc>
+        <w:tc>
+          <w:tcPr>
+            <w:tcW w:w="840" w:type="pct"/>
+            <w:noWrap/>
+            <w:vAlign w:val="center"/>
+          </w:tcPr>
+          <w:p>
+            <w:pPr>
+              <w:jc w:val="center"/>
+              <w:rPr>
+                <w:rFonts w:ascii="Avenir Next LT Pro" w:hAnsi="Avenir Next LT Pro" w:cstheme="minorHAnsi"/>
+                <w:color w:val="303030"/>
+                <w:sz w:val="20"/>
+                <w:szCs w:val="20"/>
+                <w:lang w:eastAsia="es-ES"/>
+              </w:rPr>
+            </w:pPr>
+            <w:r>
+              <w:rPr>
+                <w:rFonts w:ascii="Avenir Next LT Pro" w:hAnsi="Avenir Next LT Pro" w:cstheme="minorHAnsi"/>
+                <w:color w:val="303030"/>
+                <w:sz w:val="20"/>
+                <w:szCs w:val="20"/>
+                <w:lang w:eastAsia="es-ES"/>
+              </w:rPr>
+              <w:t>{serial_pistofono_65_08}</w:t>
+            </w:r>
+          </w:p>
+        </w:tc>
+        <w:tc>
+          <w:tcPr>
+            <w:tcW w:w="921" w:type="pct"/>
+            <w:vMerge/>
+            <w:noWrap/>
+            <w:vAlign w:val="center"/>
+          </w:tcPr>
+          <w:p>
+            <w:pPr>
+              <w:jc w:val="center"/>
+              <w:rPr>
+                <w:rFonts w:ascii="Avenir Next LT Pro" w:hAnsi="Avenir Next LT Pro" w:cstheme="minorHAnsi"/>
+                <w:b/>
+                <w:bCs/>
+                <w:color w:val="303030"/>
+                <w:sz w:val="20"/>
+                <w:szCs w:val="20"/>
+                <w:lang w:eastAsia="es-ES"/>
+              </w:rPr>
+            </w:pPr>
+          </w:p>
+        </w:tc>
+        <w:tc>
+          <w:tcPr>
+            <w:tcW w:w="664" w:type="pct"/>
+            <w:gridSpan w:val="2"/>
+            <w:vMerge/>
+            <w:vAlign w:val="center"/>
+          </w:tcPr>
+          <w:p>
+            <w:pPr>
+              <w:jc w:val="center"/>
+              <w:rPr>
+                <w:rFonts w:ascii="Avenir Next LT Pro" w:hAnsi="Avenir Next LT Pro" w:cstheme="minorHAnsi"/>
+                <w:color w:val="303030"/>
+                <w:sz w:val="20"/>
+                <w:szCs w:val="20"/>
+                <w:lang w:eastAsia="es-ES"/>
+              </w:rPr>
+            </w:pPr>
+          </w:p>
+        </w:tc>
+        <w:tc>
+          <w:tcPr>
+            <w:tcW w:w="664" w:type="pct"/>
+            <w:vMerge/>
+            <w:vAlign w:val="center"/>
+          </w:tcPr>
+          <w:p>
+            <w:pPr>
+              <w:jc w:val="center"/>
+              <w:rPr>
+                <w:rFonts w:ascii="Avenir Next LT Pro" w:hAnsi="Avenir Next LT Pro" w:cstheme="minorHAnsi"/>
+                <w:b/>
+                <w:bCs/>
+                <w:color w:val="303030"/>
+                <w:sz w:val="20"/>
+                <w:szCs w:val="20"/>
+                <w:lang w:eastAsia="es-ES"/>
+              </w:rPr>
+            </w:pPr>
+          </w:p>
+        </w:tc>
+        <w:tc>
+          <w:tcPr>
+            <w:tcW w:w="666" w:type="pct"/>
+            <w:vMerge/>
             <w:vAlign w:val="center"/>
           </w:tcPr>
           <w:p>
